--- a/docs/project/Nhom9_TruyVetToanVenVanBan.docx
+++ b/docs/project/Nhom9_TruyVetToanVenVanBan.docx
@@ -591,7 +591,7 @@
                 <w:sz w:val="28"/>
                 <w:szCs w:val="28"/>
               </w:rPr>
-              <w:t>1. Hoàng Việt Quang</w:t>
+              <w:t>1. 1. Hoàng Việt Quang</w:t>
             </w:r>
           </w:p>
         </w:tc>
@@ -663,7 +663,7 @@
                 <w:sz w:val="28"/>
                 <w:szCs w:val="28"/>
               </w:rPr>
-              <w:t>2. Ngô Văn Gia Phúc</w:t>
+              <w:t>2. 2. Ngô Văn Gia Phúc</w:t>
             </w:r>
           </w:p>
         </w:tc>
@@ -778,6 +778,21 @@
         </w:rPr>
         <w:t>Thành phố Hồ Chí Minh, tháng 9 năm 2026</w:t>
       </w:r>
+    </w:p>
+    <w:p>
+      <w:pPr>
+        <w:spacing w:before="0" w:after="0" w:line="240" w:lineRule="auto"/>
+        <w:sectPr>
+          <w:pgSz w:w="11906" w:h="16838"/>
+          <w:pgMar w:top="1134" w:right="1134" w:bottom="1134" w:left="1701" w:header="720" w:footer="720" w:gutter="0"/>
+          <w:pgBorders w:display="firstPage">
+            <w:top w:val="twistedLines1" w:sz="18" w:space="1" w:color="auto"/>
+            <w:left w:val="twistedLines1" w:sz="18" w:space="4" w:color="auto"/>
+            <w:bottom w:val="twistedLines1" w:sz="18" w:space="1" w:color="auto"/>
+            <w:right w:val="twistedLines1" w:sz="18" w:space="4" w:color="auto"/>
+          </w:pgBorders>
+        </w:sectPr>
+      </w:pPr>
     </w:p>
     <w:p>
       <w:pPr>
@@ -1220,6 +1235,38 @@
                 <w:b/>
                 <w:bCs/>
               </w:rPr>
+              <w:t xml:space="preserve">harness</w:t>
+            </w:r>
+          </w:p>
+        </w:tc>
+        <w:tc>
+          <w:tcPr/>
+          <w:p>
+            <w:pPr>
+              <w:pStyle w:val="Compact"/>
+              <w:spacing w:before="40" w:after="40" w:line="240" w:lineRule="auto"/>
+              <w:jc w:val="left"/>
+            </w:pPr>
+            <w:r>
+              <w:t xml:space="preserve">Bộ khung thực nghiệm: mã và cấu hình dùng để chạy hàng loạt phép đo lặp lại được, tách biệt với mã sản phẩm.</w:t>
+            </w:r>
+          </w:p>
+        </w:tc>
+      </w:tr>
+      <w:tr>
+        <w:tc>
+          <w:tcPr/>
+          <w:p>
+            <w:pPr>
+              <w:pStyle w:val="Compact"/>
+              <w:spacing w:before="40" w:after="40" w:line="240" w:lineRule="auto"/>
+              <w:jc w:val="left"/>
+            </w:pPr>
+            <w:r>
+              <w:rPr>
+                <w:b/>
+                <w:bCs/>
+              </w:rPr>
               <w:t xml:space="preserve">HMAC</w:t>
             </w:r>
           </w:p>
@@ -1540,6 +1587,38 @@
                 <w:b/>
                 <w:bCs/>
               </w:rPr>
+              <w:t xml:space="preserve">profile</w:t>
+            </w:r>
+          </w:p>
+        </w:tc>
+        <w:tc>
+          <w:tcPr/>
+          <w:p>
+            <w:pPr>
+              <w:pStyle w:val="Compact"/>
+              <w:spacing w:before="40" w:after="40" w:line="240" w:lineRule="auto"/>
+              <w:jc w:val="left"/>
+            </w:pPr>
+            <w:r>
+              <w:t xml:space="preserve">Hồ sơ tham số đã khoá của một thế hệ thuật toán: kích thước ô, số lần lặp bit, bước lượng tử và các hằng số kèm theo.</w:t>
+            </w:r>
+          </w:p>
+        </w:tc>
+      </w:tr>
+      <w:tr>
+        <w:tc>
+          <w:tcPr/>
+          <w:p>
+            <w:pPr>
+              <w:pStyle w:val="Compact"/>
+              <w:spacing w:before="40" w:after="40" w:line="240" w:lineRule="auto"/>
+              <w:jc w:val="left"/>
+            </w:pPr>
+            <w:r>
+              <w:rPr>
+                <w:b/>
+                <w:bCs/>
+              </w:rPr>
               <w:t xml:space="preserve">PSNR</w:t>
             </w:r>
           </w:p>
@@ -1650,6 +1729,38 @@
             </w:pPr>
             <w:r>
               <w:t xml:space="preserve">Role-Based Access Control, kiểm soát truy cập theo vai trò</w:t>
+            </w:r>
+          </w:p>
+        </w:tc>
+      </w:tr>
+      <w:tr>
+        <w:tc>
+          <w:tcPr/>
+          <w:p>
+            <w:pPr>
+              <w:pStyle w:val="Compact"/>
+              <w:spacing w:before="40" w:after="40" w:line="240" w:lineRule="auto"/>
+              <w:jc w:val="left"/>
+            </w:pPr>
+            <w:r>
+              <w:rPr>
+                <w:b/>
+                <w:bCs/>
+              </w:rPr>
+              <w:t xml:space="preserve">Reed-Solomon</w:t>
+            </w:r>
+          </w:p>
+        </w:tc>
+        <w:tc>
+          <w:tcPr/>
+          <w:p>
+            <w:pPr>
+              <w:pStyle w:val="Compact"/>
+              <w:spacing w:before="40" w:after="40" w:line="240" w:lineRule="auto"/>
+              <w:jc w:val="left"/>
+            </w:pPr>
+            <w:r>
+              <w:t xml:space="preserve">Mã sửa lỗi khối trên trường hữu hạn, cho phép khôi phục dữ liệu khi một số ký hiệu bị sai hoặc bị khai là mất.</w:t>
             </w:r>
           </w:p>
         </w:tc>
@@ -8758,7 +8869,7 @@
     <w:bookmarkEnd w:id="42"/>
     <w:bookmarkEnd w:id="43"/>
     <w:bookmarkEnd w:id="44"/>
-    <w:bookmarkStart w:id="93" w:name="Xb297e3692f84b61040461c0c6cd6e5cda68fdf8"/>
+    <w:bookmarkStart w:id="100" w:name="Xb297e3692f84b61040461c0c6cd6e5cda68fdf8"/>
     <w:p>
       <w:pPr>
         <w:pStyle w:val="Heading1"/>
@@ -9299,7 +9410,7 @@
     </w:p>
     <w:bookmarkEnd w:id="46"/>
     <w:bookmarkEnd w:id="47"/>
-    <w:bookmarkStart w:id="65" w:name="kết-quả-thực-nghiệm"/>
+    <w:bookmarkStart w:id="72" w:name="kết-quả-thực-nghiệm"/>
     <w:p>
       <w:pPr>
         <w:pStyle w:val="Heading2"/>
@@ -15482,16 +15593,538 @@
         <w:t xml:space="preserve">Đây là phép đo trên một hệ thống thật với năm phép thử, cộng một phép thăm dò ba vật mang nhân năm điều kiện. Nó đủ để bác bỏ một giả thuyết cụ thể và đủ để nêu một chẩn đoán, nhưng chưa phải một chiến dịch đo lường có quy mô thống kê. Nhóm công bố nó vì kết quả âm tính là một phần của đóng góp khoa học, và vì nó thay đổi hướng đi của V4.</w:t>
       </w:r>
     </w:p>
+    <w:p>
+      <w:pPr>
+        <w:pStyle w:val="BodyText"/>
+      </w:pPr>
+      <w:r>
+        <w:rPr>
+          <w:b/>
+          <w:bCs/>
+        </w:rPr>
+        <w:t xml:space="preserve">Lưu ý đọc tiếp.</w:t>
+      </w:r>
+      <w:r>
+        <w:t xml:space="preserve"> </w:t>
+      </w:r>
+      <w:r>
+        <w:t xml:space="preserve">Chẩn đoán vật mang nêu ở Mục 7.4.3 và đề nghị đổi miền nhúng ở Mục 7.4.4 đã bị chính nhóm bác bỏ bằng phép đo ngày 13/09/2026. Nguyên nhân thật nằm ở kế toán ký hiệu xoá của bên nhận, không ở vật mang. Đọc Mục 7.5 trước khi sử dụng bất kỳ khuyến nghị nào trong mục này.</w:t>
+      </w:r>
+    </w:p>
     <w:bookmarkEnd w:id="63"/>
     <w:bookmarkEnd w:id="64"/>
+    <w:bookmarkStart w:id="71" w:name="X3da07ed23d3e6c3f3aa4d2f4d3df0f017e2f28b"/>
+    <w:p>
+      <w:pPr>
+        <w:pStyle w:val="Heading3"/>
+      </w:pPr>
+      <w:r>
+        <w:t xml:space="preserve">4.2.4. NGUYÊN NHÂN GỐC THỨ BA VÀ HIỆU CHỈNH CHẨN ĐOÁN Ở MỤC 7.4</w:t>
+      </w:r>
+    </w:p>
+    <w:p>
+      <w:pPr>
+        <w:pStyle w:val="FirstParagraph"/>
+      </w:pPr>
+      <w:r>
+        <w:rPr>
+          <w:i/>
+          <w:iCs/>
+        </w:rPr>
+        <w:t xml:space="preserve">Số liệu đo thực nghiệm</w:t>
+      </w:r>
+      <w:r>
+        <w:t xml:space="preserve">,</w:t>
+      </w:r>
+      <w:r>
+        <w:t xml:space="preserve"> </w:t>
+      </w:r>
+      <w:r>
+        <w:rPr>
+          <w:i/>
+          <w:iCs/>
+        </w:rPr>
+        <w:t xml:space="preserve">tính năng đã triển khai</w:t>
+      </w:r>
+      <w:r>
+        <w:t xml:space="preserve"> </w:t>
+      </w:r>
+      <w:r>
+        <w:t xml:space="preserve">và</w:t>
+      </w:r>
+      <w:r>
+        <w:t xml:space="preserve"> </w:t>
+      </w:r>
+      <w:r>
+        <w:rPr>
+          <w:i/>
+          <w:iCs/>
+        </w:rPr>
+        <w:t xml:space="preserve">giới hạn đã nhận diện</w:t>
+      </w:r>
+    </w:p>
+    <w:p>
+      <w:pPr>
+        <w:pStyle w:val="BodyText"/>
+      </w:pPr>
+      <w:r>
+        <w:t xml:space="preserve">Hai ngày 13 và 14/09/2026 nhóm tiếp tục điều tra kết quả âm tính ở Mục 7.4 và tìm được nguyên nhân gốc thứ ba. Kết quả buộc nhóm rút lại một phần chẩn đoán đã công bố ở Mục 7.4.3. Nhóm giữ lại cả hai phiên bản trong báo cáo vì quá trình tự bác bỏ là một phần của đóng góp, và vì việc xoá đi một chẩn đoán sai sẽ khiến người đọc không kiểm chứng được đường đi của lập luận.</w:t>
+      </w:r>
+    </w:p>
+    <w:bookmarkStart w:id="65" w:name="X67bc22ecd2b954d4acb781a9eb59c7bc0a220af"/>
+    <w:p>
+      <w:pPr>
+        <w:pStyle w:val="Heading4"/>
+      </w:pPr>
+      <w:r>
+        <w:t xml:space="preserve">4.2.4.1. Bác bỏ giả thuyết vật mang bằng phép đo trực tiếp</w:t>
+      </w:r>
+    </w:p>
+    <w:p>
+      <w:pPr>
+        <w:pStyle w:val="FirstParagraph"/>
+        <w:jc w:val="left"/>
+      </w:pPr>
+      <w:r>
+        <w:rPr>
+          <w:i/>
+          <w:iCs/>
+        </w:rPr>
+        <w:t xml:space="preserve">Số liệu đo thực nghiệm</w:t>
+      </w:r>
+      <w:r>
+        <w:t xml:space="preserve"> </w:t>
+      </w:r>
+      <w:r>
+        <w:t xml:space="preserve">Mục 7.4.3 kết luận rằng vật mang là nút thắt, và đề nghị đổi miền nhúng trước tiên. Để kiểm chứng, nhóm cài đặt một vật mang thứ hai mô phỏng đúng cách</w:t>
+      </w:r>
+      <w:r>
+        <w:t xml:space="preserve"> </w:t>
+      </w:r>
+      <w:r>
+        <w:rPr>
+          <w:rStyle w:val="VerbatimChar"/>
+        </w:rPr>
+        <w:t xml:space="preserve">guofei9987/blind_watermark</w:t>
+      </w:r>
+      <w:r>
+        <w:t xml:space="preserve"> </w:t>
+      </w:r>
+      <w:r>
+        <w:t xml:space="preserve">làm: lượng tử hoá giá trị kỳ dị lớn nhất của mỗi khối, thay vì lượng tử hoá hiệu hai hệ số DCT như thiết kế đang dùng. Hai vật mang dùng chung cách chọn vị trí, cách lặp và cách kế toán ký hiệu bị xoá, nên chỉ khác đúng đại lượng được lượng tử hoá.</w:t>
+      </w:r>
+    </w:p>
+    <w:p>
+      <w:pPr>
+        <w:pStyle w:val="BodyText"/>
+      </w:pPr>
+      <w:r>
+        <w:t xml:space="preserve">Đo trên cùng một ô 512 px kiểu trang văn bản, cùng một từ mã, độ chính xác bit sau một vòng thu nhỏ rồi phóng lại:</w:t>
+      </w:r>
+    </w:p>
+    <w:tbl>
+      <w:tblPr>
+        <w:tblStyle w:val="Table"/>
+        <w:tblW w:type="pct" w:w="5000"/>
+        <w:tblLayout w:type="fixed"/>
+        <w:tblLook w:firstRow="1" w:lastRow="0" w:firstColumn="0" w:lastColumn="0" w:noHBand="0" w:noVBand="0" w:val="0020"/>
+      </w:tblPr>
+      <w:tblGrid>
+        <w:gridCol w:w="879"/>
+        <w:gridCol w:w="879"/>
+        <w:gridCol w:w="879"/>
+        <w:gridCol w:w="879"/>
+        <w:gridCol w:w="879"/>
+        <w:gridCol w:w="879"/>
+        <w:gridCol w:w="879"/>
+        <w:gridCol w:w="879"/>
+        <w:gridCol w:w="879"/>
+      </w:tblGrid>
+      <w:tr>
+        <w:trPr>
+          <w:tblHeader w:val="on"/>
+        </w:trPr>
+        <w:tc>
+          <w:tcPr/>
+          <w:p>
+            <w:pPr>
+              <w:pStyle w:val="Compact"/>
+              <w:spacing w:before="40" w:after="40" w:line="240" w:lineRule="auto"/>
+              <w:jc w:val="left"/>
+            </w:pPr>
+            <w:r>
+              <w:t xml:space="preserve">Vật mang</w:t>
+            </w:r>
+          </w:p>
+        </w:tc>
+        <w:tc>
+          <w:tcPr/>
+          <w:p>
+            <w:pPr>
+              <w:pStyle w:val="Compact"/>
+              <w:spacing w:before="40" w:after="40" w:line="240" w:lineRule="auto"/>
+              <w:jc w:val="left"/>
+            </w:pPr>
+            <w:r>
+              <w:t xml:space="preserve">PSNR</w:t>
+            </w:r>
+          </w:p>
+        </w:tc>
+        <w:tc>
+          <w:tcPr/>
+          <w:p>
+            <w:pPr>
+              <w:pStyle w:val="Compact"/>
+              <w:spacing w:before="40" w:after="40" w:line="240" w:lineRule="auto"/>
+              <w:jc w:val="left"/>
+            </w:pPr>
+            <w:r>
+              <w:t xml:space="preserve">1.0</w:t>
+            </w:r>
+          </w:p>
+        </w:tc>
+        <w:tc>
+          <w:tcPr/>
+          <w:p>
+            <w:pPr>
+              <w:pStyle w:val="Compact"/>
+              <w:spacing w:before="40" w:after="40" w:line="240" w:lineRule="auto"/>
+              <w:jc w:val="left"/>
+            </w:pPr>
+            <w:r>
+              <w:t xml:space="preserve">0.875</w:t>
+            </w:r>
+          </w:p>
+        </w:tc>
+        <w:tc>
+          <w:tcPr/>
+          <w:p>
+            <w:pPr>
+              <w:pStyle w:val="Compact"/>
+              <w:spacing w:before="40" w:after="40" w:line="240" w:lineRule="auto"/>
+              <w:jc w:val="left"/>
+            </w:pPr>
+            <w:r>
+              <w:t xml:space="preserve">0.75</w:t>
+            </w:r>
+          </w:p>
+        </w:tc>
+        <w:tc>
+          <w:tcPr/>
+          <w:p>
+            <w:pPr>
+              <w:pStyle w:val="Compact"/>
+              <w:spacing w:before="40" w:after="40" w:line="240" w:lineRule="auto"/>
+              <w:jc w:val="left"/>
+            </w:pPr>
+            <w:r>
+              <w:t xml:space="preserve">0.625</w:t>
+            </w:r>
+          </w:p>
+        </w:tc>
+        <w:tc>
+          <w:tcPr/>
+          <w:p>
+            <w:pPr>
+              <w:pStyle w:val="Compact"/>
+              <w:spacing w:before="40" w:after="40" w:line="240" w:lineRule="auto"/>
+              <w:jc w:val="left"/>
+            </w:pPr>
+            <w:r>
+              <w:t xml:space="preserve">0.5</w:t>
+            </w:r>
+          </w:p>
+        </w:tc>
+        <w:tc>
+          <w:tcPr/>
+          <w:p>
+            <w:pPr>
+              <w:pStyle w:val="Compact"/>
+              <w:spacing w:before="40" w:after="40" w:line="240" w:lineRule="auto"/>
+              <w:jc w:val="left"/>
+            </w:pPr>
+            <w:r>
+              <w:t xml:space="preserve">0.375</w:t>
+            </w:r>
+          </w:p>
+        </w:tc>
+        <w:tc>
+          <w:tcPr/>
+          <w:p>
+            <w:pPr>
+              <w:pStyle w:val="Compact"/>
+              <w:spacing w:before="40" w:after="40" w:line="240" w:lineRule="auto"/>
+              <w:jc w:val="left"/>
+            </w:pPr>
+            <w:r>
+              <w:t xml:space="preserve">0.25</w:t>
+            </w:r>
+          </w:p>
+        </w:tc>
+      </w:tr>
+      <w:tr>
+        <w:tc>
+          <w:tcPr/>
+          <w:p>
+            <w:pPr>
+              <w:pStyle w:val="Compact"/>
+              <w:spacing w:before="40" w:after="40" w:line="240" w:lineRule="auto"/>
+              <w:jc w:val="left"/>
+            </w:pPr>
+            <w:r>
+              <w:t xml:space="preserve">Hiệu hai hệ số DCT (đang dùng)</w:t>
+            </w:r>
+          </w:p>
+        </w:tc>
+        <w:tc>
+          <w:tcPr/>
+          <w:p>
+            <w:pPr>
+              <w:pStyle w:val="Compact"/>
+              <w:spacing w:before="40" w:after="40" w:line="240" w:lineRule="auto"/>
+              <w:jc w:val="left"/>
+            </w:pPr>
+            <w:r>
+              <w:t xml:space="preserve">48.29</w:t>
+            </w:r>
+          </w:p>
+        </w:tc>
+        <w:tc>
+          <w:tcPr/>
+          <w:p>
+            <w:pPr>
+              <w:pStyle w:val="Compact"/>
+              <w:spacing w:before="40" w:after="40" w:line="240" w:lineRule="auto"/>
+              <w:jc w:val="left"/>
+            </w:pPr>
+            <w:r>
+              <w:t xml:space="preserve">1.000</w:t>
+            </w:r>
+          </w:p>
+        </w:tc>
+        <w:tc>
+          <w:tcPr/>
+          <w:p>
+            <w:pPr>
+              <w:pStyle w:val="Compact"/>
+              <w:spacing w:before="40" w:after="40" w:line="240" w:lineRule="auto"/>
+              <w:jc w:val="left"/>
+            </w:pPr>
+            <w:r>
+              <w:t xml:space="preserve">0.997</w:t>
+            </w:r>
+          </w:p>
+        </w:tc>
+        <w:tc>
+          <w:tcPr/>
+          <w:p>
+            <w:pPr>
+              <w:pStyle w:val="Compact"/>
+              <w:spacing w:before="40" w:after="40" w:line="240" w:lineRule="auto"/>
+              <w:jc w:val="left"/>
+            </w:pPr>
+            <w:r>
+              <w:t xml:space="preserve">0.997</w:t>
+            </w:r>
+          </w:p>
+        </w:tc>
+        <w:tc>
+          <w:tcPr/>
+          <w:p>
+            <w:pPr>
+              <w:pStyle w:val="Compact"/>
+              <w:spacing w:before="40" w:after="40" w:line="240" w:lineRule="auto"/>
+              <w:jc w:val="left"/>
+            </w:pPr>
+            <w:r>
+              <w:t xml:space="preserve">0.997</w:t>
+            </w:r>
+          </w:p>
+        </w:tc>
+        <w:tc>
+          <w:tcPr/>
+          <w:p>
+            <w:pPr>
+              <w:pStyle w:val="Compact"/>
+              <w:spacing w:before="40" w:after="40" w:line="240" w:lineRule="auto"/>
+              <w:jc w:val="left"/>
+            </w:pPr>
+            <w:r>
+              <w:t xml:space="preserve">1.000</w:t>
+            </w:r>
+          </w:p>
+        </w:tc>
+        <w:tc>
+          <w:tcPr/>
+          <w:p>
+            <w:pPr>
+              <w:pStyle w:val="Compact"/>
+              <w:spacing w:before="40" w:after="40" w:line="240" w:lineRule="auto"/>
+              <w:jc w:val="left"/>
+            </w:pPr>
+            <w:r>
+              <w:t xml:space="preserve">0.978</w:t>
+            </w:r>
+          </w:p>
+        </w:tc>
+        <w:tc>
+          <w:tcPr/>
+          <w:p>
+            <w:pPr>
+              <w:pStyle w:val="Compact"/>
+              <w:spacing w:before="40" w:after="40" w:line="240" w:lineRule="auto"/>
+              <w:jc w:val="left"/>
+            </w:pPr>
+            <w:r>
+              <w:t xml:space="preserve">0.971</w:t>
+            </w:r>
+          </w:p>
+        </w:tc>
+      </w:tr>
+      <w:tr>
+        <w:tc>
+          <w:tcPr/>
+          <w:p>
+            <w:pPr>
+              <w:pStyle w:val="Compact"/>
+              <w:spacing w:before="40" w:after="40" w:line="240" w:lineRule="auto"/>
+              <w:jc w:val="left"/>
+            </w:pPr>
+            <w:r>
+              <w:t xml:space="preserve">Giá trị kỳ dị lớn nhất (kiểu blind_watermark)</w:t>
+            </w:r>
+          </w:p>
+        </w:tc>
+        <w:tc>
+          <w:tcPr/>
+          <w:p>
+            <w:pPr>
+              <w:pStyle w:val="Compact"/>
+              <w:spacing w:before="40" w:after="40" w:line="240" w:lineRule="auto"/>
+              <w:jc w:val="left"/>
+            </w:pPr>
+            <w:r>
+              <w:t xml:space="preserve">50.27</w:t>
+            </w:r>
+          </w:p>
+        </w:tc>
+        <w:tc>
+          <w:tcPr/>
+          <w:p>
+            <w:pPr>
+              <w:pStyle w:val="Compact"/>
+              <w:spacing w:before="40" w:after="40" w:line="240" w:lineRule="auto"/>
+              <w:jc w:val="left"/>
+            </w:pPr>
+            <w:r>
+              <w:t xml:space="preserve">0.965</w:t>
+            </w:r>
+          </w:p>
+        </w:tc>
+        <w:tc>
+          <w:tcPr/>
+          <w:p>
+            <w:pPr>
+              <w:pStyle w:val="Compact"/>
+              <w:spacing w:before="40" w:after="40" w:line="240" w:lineRule="auto"/>
+              <w:jc w:val="left"/>
+            </w:pPr>
+            <w:r>
+              <w:t xml:space="preserve">0.891</w:t>
+            </w:r>
+          </w:p>
+        </w:tc>
+        <w:tc>
+          <w:tcPr/>
+          <w:p>
+            <w:pPr>
+              <w:pStyle w:val="Compact"/>
+              <w:spacing w:before="40" w:after="40" w:line="240" w:lineRule="auto"/>
+              <w:jc w:val="left"/>
+            </w:pPr>
+            <w:r>
+              <w:t xml:space="preserve">0.917</w:t>
+            </w:r>
+          </w:p>
+        </w:tc>
+        <w:tc>
+          <w:tcPr/>
+          <w:p>
+            <w:pPr>
+              <w:pStyle w:val="Compact"/>
+              <w:spacing w:before="40" w:after="40" w:line="240" w:lineRule="auto"/>
+              <w:jc w:val="left"/>
+            </w:pPr>
+            <w:r>
+              <w:t xml:space="preserve">0.875</w:t>
+            </w:r>
+          </w:p>
+        </w:tc>
+        <w:tc>
+          <w:tcPr/>
+          <w:p>
+            <w:pPr>
+              <w:pStyle w:val="Compact"/>
+              <w:spacing w:before="40" w:after="40" w:line="240" w:lineRule="auto"/>
+              <w:jc w:val="left"/>
+            </w:pPr>
+            <w:r>
+              <w:t xml:space="preserve">0.965</w:t>
+            </w:r>
+          </w:p>
+        </w:tc>
+        <w:tc>
+          <w:tcPr/>
+          <w:p>
+            <w:pPr>
+              <w:pStyle w:val="Compact"/>
+              <w:spacing w:before="40" w:after="40" w:line="240" w:lineRule="auto"/>
+              <w:jc w:val="left"/>
+            </w:pPr>
+            <w:r>
+              <w:t xml:space="preserve">0.776</w:t>
+            </w:r>
+          </w:p>
+        </w:tc>
+        <w:tc>
+          <w:tcPr/>
+          <w:p>
+            <w:pPr>
+              <w:pStyle w:val="Compact"/>
+              <w:spacing w:before="40" w:after="40" w:line="240" w:lineRule="auto"/>
+              <w:jc w:val="left"/>
+            </w:pPr>
+            <w:r>
+              <w:t xml:space="preserve">0.843</w:t>
+            </w:r>
+          </w:p>
+        </w:tc>
+      </w:tr>
+    </w:tbl>
+    <w:p>
+      <w:pPr>
+        <w:pStyle w:val="BodyText"/>
+      </w:pPr>
+      <w:r>
+        <w:t xml:space="preserve">Giả thuyết bị bác bỏ hai lần. Vật mang thay thế kém hơn ở mọi tỉ lệ, và vật mang đang dùng đã khôi phục 99,7 phần trăm số bit ở đúng tỉ lệ 0.625 mà toàn bộ dây chuyền trả về rỗng. Module thử nghiệm đã bị xoá khỏi kho mã: một vật mang đo kém hơn ở mọi điểm không đáng giữ lại.</w:t>
+      </w:r>
+    </w:p>
+    <w:p>
+      <w:pPr>
+        <w:pStyle w:val="BodyText"/>
+      </w:pPr>
+      <w:r>
+        <w:t xml:space="preserve">Kết luận trung gian: nếu từ mã về tới nơi gần như nguyên vẹn mà hệ thống vẫn không truy vết được, thì lỗi không nằm ở kênh truyền.</w:t>
+      </w:r>
+    </w:p>
     <w:bookmarkEnd w:id="65"/>
-    <w:bookmarkStart w:id="73" w:name="Xd10a6691ac2b0db7535ed8552e88863d8a3547c"/>
-    <w:p>
-      <w:pPr>
-        <w:pStyle w:val="Heading2"/>
-      </w:pPr>
-      <w:r>
-        <w:t xml:space="preserve">4.3. Đề xuất kiến trúc V4: chẩn đoán nguyên nhân gốc</w:t>
+    <w:bookmarkStart w:id="66" w:name="X31af38327ab66bcaa102546184020961156e248"/>
+    <w:p>
+      <w:pPr>
+        <w:pStyle w:val="Heading4"/>
+      </w:pPr>
+      <w:r>
+        <w:t xml:space="preserve">4.2.4.2. Nguyên nhân gốc thứ ba: bên nhận tự xoá nhiều hơn mức mã sửa được</w:t>
       </w:r>
     </w:p>
     <w:p>
@@ -15499,28 +16132,37 @@
         <w:pStyle w:val="FirstParagraph"/>
       </w:pPr>
       <w:r>
-        <w:t xml:space="preserve">Đề bài yêu cầu</w:t>
-      </w:r>
-      <w:r>
-        <w:t xml:space="preserve"> </w:t>
-      </w:r>
-      <w:r>
-        <w:t xml:space="preserve">“tìm hiểu và đề xuất”</w:t>
-      </w:r>
-      <w:r>
-        <w:t xml:space="preserve"> </w:t>
-      </w:r>
-      <w:r>
-        <w:t xml:space="preserve">một hệ thống. Phần này là đóng góp đề xuất của nhóm: một chẩn đoán nguyên nhân gốc dựa trên số đo, một phép kiểm chứng đã thực hiện, và kiến trúc V4 rút ra từ đó.</w:t>
-      </w:r>
-    </w:p>
-    <w:bookmarkStart w:id="66" w:name="X0651d2b7cd31d31794fed8f37ddbb746a11fa57"/>
-    <w:p>
-      <w:pPr>
-        <w:pStyle w:val="Heading3"/>
-      </w:pPr>
-      <w:r>
-        <w:t xml:space="preserve">4.3.1. Chẩn đoán: nút thắt nằm ở tập giả thuyết hình học, không ở thủy vân</w:t>
+        <w:rPr>
+          <w:i/>
+          <w:iCs/>
+        </w:rPr>
+        <w:t xml:space="preserve">Số liệu đo thực nghiệm</w:t>
+      </w:r>
+      <w:r>
+        <w:t xml:space="preserve"> </w:t>
+      </w:r>
+      <w:r>
+        <w:t xml:space="preserve">Phép đo quyết định là in tỉ lệ lỗi bit của từ mã trích được cạnh số ký hiệu bị khai là xoá, trong cùng một dòng:</w:t>
+      </w:r>
+    </w:p>
+    <w:p>
+      <w:pPr>
+        <w:pStyle w:val="SourceCode"/>
+      </w:pPr>
+      <w:r>
+        <w:rPr>
+          <w:rStyle w:val="VerbatimChar"/>
+        </w:rPr>
+        <w:t xml:space="preserve">tỉ lệ 0.625   t0 ber=0.000 -- er=21 | t1 ber=0.000 -- er=21 | t2 ber=0.000 -- er=24</w:t>
+      </w:r>
+      <w:r>
+        <w:br/>
+      </w:r>
+      <w:r>
+        <w:rPr>
+          <w:rStyle w:val="VerbatimChar"/>
+        </w:rPr>
+        <w:t xml:space="preserve">tỉ lệ 0.500   t0 ber=0.000 OK er=3  | t1 ber=0.000 OK er=5  | t2 ber=0.000 OK er=10</w:t>
       </w:r>
     </w:p>
     <w:p>
@@ -15528,7 +16170,312 @@
         <w:pStyle w:val="FirstParagraph"/>
       </w:pPr>
       <w:r>
-        <w:t xml:space="preserve">Đọc hàm tìm kiếm hình học</w:t>
+        <w:t xml:space="preserve">Ở tỉ lệ 0.625, tỉ lệ lỗi bit bằng 0,000: từ mã về tới nơi hoàn toàn chính xác. Nhưng bên nhận khai 21 tới 24 ký hiệu là không đáng tin, trong khi mã Reed-Solomon của thiết kế chỉ sửa được tối đa 16. Bộ giải mã vì thế từ chối chính những từ mã mà nó đã khôi phục đúng.</w:t>
+      </w:r>
+    </w:p>
+    <w:p>
+      <w:pPr>
+        <w:pStyle w:val="BodyText"/>
+      </w:pPr>
+      <w:r>
+        <w:t xml:space="preserve">Nguyên nhân là một sai lệch về đơn vị đo. Hệ thống đo độ tin cậy ở mức bit, nhưng khai ký hiệu bị xoá ở mức byte: chỉ cần một bit yếu là cả tám bit cùng byte bị khai xoá. Hệ số khuếch đại giữa hai mức là tám, và không ai kiểm hệ số đó trước khi tin vào phép đếm.</w:t>
+      </w:r>
+    </w:p>
+    <w:p>
+      <w:pPr>
+        <w:pStyle w:val="BodyText"/>
+      </w:pPr>
+      <w:r>
+        <w:t xml:space="preserve">Cách sửa nằm ở bên nhận, không phải ở vật mang. Hệ thống xếp các vị trí byte theo độ tin cậy từ thấp đến cao, rồi thử lần lượt các ngưỡng 16, 12, 8, 4 và 0 ký hiệu xoá, lấy khai báo ban đầu trước tiên. Mã kiểm CRC của payload xác thực từng lần thử, nên một tập xoá lỏng hơn không thể tạo ra một danh tính giả. Không đổi khâu nhúng, không đổi định danh profile, không phải cấp phát lại tài liệu cũ.</w:t>
+      </w:r>
+    </w:p>
+    <w:p>
+      <w:pPr>
+        <w:pStyle w:val="BodyText"/>
+      </w:pPr>
+      <w:r>
+        <w:rPr>
+          <w:b/>
+          <w:bCs/>
+        </w:rPr>
+        <w:t xml:space="preserve">Bài học tổng quát.</w:t>
+      </w:r>
+      <w:r>
+        <w:t xml:space="preserve"> </w:t>
+      </w:r>
+      <w:r>
+        <w:t xml:space="preserve">Một khai báo xoá là một khoản chi trên ngân sách cố định, nên bộ giải mã không bao giờ được khai nhiều hơn mức mã của nó chịu được. Vượt ngân sách thì</w:t>
+      </w:r>
+      <w:r>
+        <w:t xml:space="preserve"> </w:t>
+      </w:r>
+      <w:r>
+        <w:t xml:space="preserve">“tôi không chắc”</w:t>
+      </w:r>
+      <w:r>
+        <w:t xml:space="preserve"> </w:t>
+      </w:r>
+      <w:r>
+        <w:t xml:space="preserve">và</w:t>
+      </w:r>
+      <w:r>
+        <w:t xml:space="preserve"> </w:t>
+      </w:r>
+      <w:r>
+        <w:t xml:space="preserve">“tôi sai”</w:t>
+      </w:r>
+      <w:r>
+        <w:t xml:space="preserve"> </w:t>
+      </w:r>
+      <w:r>
+        <w:t xml:space="preserve">tốn ngang nhau, và lựa chọn trông có vẻ trung thực lại phá huỷ dữ liệu còn khôi phục được. Hễ độ tin cậy được đo ở đơn vị nhỏ hơn đơn vị dùng để khai xoá, phải kiểm hệ số khuếch đại giữa hai đơn vị trước khi tin vào phép đếm.</w:t>
+      </w:r>
+    </w:p>
+    <w:bookmarkEnd w:id="66"/>
+    <w:bookmarkStart w:id="67" w:name="X741b01e9c407d2ec7e7014c32c4d57e40a45a75"/>
+    <w:p>
+      <w:pPr>
+        <w:pStyle w:val="Heading4"/>
+      </w:pPr>
+      <w:r>
+        <w:t xml:space="preserve">4.2.4.3. Ca ảnh chụp màn hình: cần đủ cả hai mảnh ghép</w:t>
+      </w:r>
+    </w:p>
+    <w:p>
+      <w:pPr>
+        <w:pStyle w:val="FirstParagraph"/>
+      </w:pPr>
+      <w:r>
+        <w:rPr>
+          <w:i/>
+          <w:iCs/>
+        </w:rPr>
+        <w:t xml:space="preserve">Số liệu đo thực nghiệm</w:t>
+      </w:r>
+      <w:r>
+        <w:t xml:space="preserve"> </w:t>
+      </w:r>
+      <w:r>
+        <w:t xml:space="preserve">Ảnh chụp màn hình đặt một trang 1536 x 3072 vào màn hình 1920 x 1080, tức đúng một phép thu nhỏ 0.625 kèm hai dải viền tối. Đó là lý do nó nằm đúng bên thua của vách xoá nói trên. Cùng một trang, cùng khoá, cùng profile, sau khi sửa ngân sách xoá:</w:t>
+      </w:r>
+    </w:p>
+    <w:tbl>
+      <w:tblPr>
+        <w:tblStyle w:val="Table"/>
+        <w:tblW w:type="auto" w:w="0"/>
+        <w:tblLook w:firstRow="1" w:lastRow="0" w:firstColumn="0" w:lastColumn="0" w:noHBand="0" w:noVBand="0" w:val="0020"/>
+      </w:tblPr>
+      <w:tblGrid>
+        <w:gridCol w:w="3960"/>
+        <w:gridCol w:w="3960"/>
+      </w:tblGrid>
+      <w:tr>
+        <w:trPr>
+          <w:tblHeader w:val="on"/>
+        </w:trPr>
+        <w:tc>
+          <w:tcPr/>
+          <w:p>
+            <w:pPr>
+              <w:pStyle w:val="Compact"/>
+              <w:spacing w:before="40" w:after="40" w:line="240" w:lineRule="auto"/>
+              <w:jc w:val="left"/>
+            </w:pPr>
+            <w:r>
+              <w:t xml:space="preserve">Trường hợp</w:t>
+            </w:r>
+          </w:p>
+        </w:tc>
+        <w:tc>
+          <w:tcPr/>
+          <w:p>
+            <w:pPr>
+              <w:pStyle w:val="Compact"/>
+              <w:spacing w:before="40" w:after="40" w:line="240" w:lineRule="auto"/>
+              <w:jc w:val="left"/>
+            </w:pPr>
+            <w:r>
+              <w:t xml:space="preserve">Kết quả</w:t>
+            </w:r>
+          </w:p>
+        </w:tc>
+      </w:tr>
+      <w:tr>
+        <w:tc>
+          <w:tcPr/>
+          <w:p>
+            <w:pPr>
+              <w:pStyle w:val="Compact"/>
+              <w:spacing w:before="40" w:after="40" w:line="240" w:lineRule="auto"/>
+              <w:jc w:val="left"/>
+            </w:pPr>
+            <w:r>
+              <w:t xml:space="preserve">Không tấn công</w:t>
+            </w:r>
+          </w:p>
+        </w:tc>
+        <w:tc>
+          <w:tcPr/>
+          <w:p>
+            <w:pPr>
+              <w:pStyle w:val="Compact"/>
+              <w:spacing w:before="40" w:after="40" w:line="240" w:lineRule="auto"/>
+              <w:jc w:val="left"/>
+            </w:pPr>
+            <w:r>
+              <w:t xml:space="preserve">giải mã được</w:t>
+            </w:r>
+          </w:p>
+        </w:tc>
+      </w:tr>
+      <w:tr>
+        <w:tc>
+          <w:tcPr/>
+          <w:p>
+            <w:pPr>
+              <w:pStyle w:val="Compact"/>
+              <w:spacing w:before="40" w:after="40" w:line="240" w:lineRule="auto"/>
+              <w:jc w:val="left"/>
+            </w:pPr>
+            <w:r>
+              <w:t xml:space="preserve">Nén JPEG q70</w:t>
+            </w:r>
+          </w:p>
+        </w:tc>
+        <w:tc>
+          <w:tcPr/>
+          <w:p>
+            <w:pPr>
+              <w:pStyle w:val="Compact"/>
+              <w:spacing w:before="40" w:after="40" w:line="240" w:lineRule="auto"/>
+              <w:jc w:val="left"/>
+            </w:pPr>
+            <w:r>
+              <w:t xml:space="preserve">giải mã được</w:t>
+            </w:r>
+          </w:p>
+        </w:tc>
+      </w:tr>
+      <w:tr>
+        <w:tc>
+          <w:tcPr/>
+          <w:p>
+            <w:pPr>
+              <w:pStyle w:val="Compact"/>
+              <w:spacing w:before="40" w:after="40" w:line="240" w:lineRule="auto"/>
+              <w:jc w:val="left"/>
+            </w:pPr>
+            <w:r>
+              <w:t xml:space="preserve">Nén JPEG q50</w:t>
+            </w:r>
+          </w:p>
+        </w:tc>
+        <w:tc>
+          <w:tcPr/>
+          <w:p>
+            <w:pPr>
+              <w:pStyle w:val="Compact"/>
+              <w:spacing w:before="40" w:after="40" w:line="240" w:lineRule="auto"/>
+              <w:jc w:val="left"/>
+            </w:pPr>
+            <w:r>
+              <w:t xml:space="preserve">giải mã được</w:t>
+            </w:r>
+          </w:p>
+        </w:tc>
+      </w:tr>
+      <w:tr>
+        <w:tc>
+          <w:tcPr/>
+          <w:p>
+            <w:pPr>
+              <w:pStyle w:val="Compact"/>
+              <w:spacing w:before="40" w:after="40" w:line="240" w:lineRule="auto"/>
+              <w:jc w:val="left"/>
+            </w:pPr>
+            <w:r>
+              <w:t xml:space="preserve">Ảnh chụp màn hình có viền</w:t>
+            </w:r>
+          </w:p>
+        </w:tc>
+        <w:tc>
+          <w:tcPr/>
+          <w:p>
+            <w:pPr>
+              <w:pStyle w:val="Compact"/>
+              <w:spacing w:before="40" w:after="40" w:line="240" w:lineRule="auto"/>
+              <w:jc w:val="left"/>
+            </w:pPr>
+            <w:r>
+              <w:t xml:space="preserve">giải mã được</w:t>
+            </w:r>
+          </w:p>
+        </w:tc>
+      </w:tr>
+      <w:tr>
+        <w:tc>
+          <w:tcPr/>
+          <w:p>
+            <w:pPr>
+              <w:pStyle w:val="Compact"/>
+              <w:spacing w:before="40" w:after="40" w:line="240" w:lineRule="auto"/>
+              <w:jc w:val="left"/>
+            </w:pPr>
+            <w:r>
+              <w:t xml:space="preserve">Ảnh chụp màn hình kèm JPEG q80</w:t>
+            </w:r>
+          </w:p>
+        </w:tc>
+        <w:tc>
+          <w:tcPr/>
+          <w:p>
+            <w:pPr>
+              <w:pStyle w:val="Compact"/>
+              <w:spacing w:before="40" w:after="40" w:line="240" w:lineRule="auto"/>
+              <w:jc w:val="left"/>
+            </w:pPr>
+            <w:r>
+              <w:t xml:space="preserve">giải mã được</w:t>
+            </w:r>
+          </w:p>
+        </w:tc>
+      </w:tr>
+      <w:tr>
+        <w:tc>
+          <w:tcPr/>
+          <w:p>
+            <w:pPr>
+              <w:pStyle w:val="Compact"/>
+              <w:spacing w:before="40" w:after="40" w:line="240" w:lineRule="auto"/>
+              <w:jc w:val="left"/>
+            </w:pPr>
+            <w:r>
+              <w:t xml:space="preserve">Ảnh chụp màn hình kèm JPEG q60</w:t>
+            </w:r>
+          </w:p>
+        </w:tc>
+        <w:tc>
+          <w:tcPr/>
+          <w:p>
+            <w:pPr>
+              <w:pStyle w:val="Compact"/>
+              <w:spacing w:before="40" w:after="40" w:line="240" w:lineRule="auto"/>
+              <w:jc w:val="left"/>
+            </w:pPr>
+            <w:r>
+              <w:t xml:space="preserve">không phát hiện payload</w:t>
+            </w:r>
+          </w:p>
+        </w:tc>
+      </w:tr>
+    </w:tbl>
+    <w:p>
+      <w:pPr>
+        <w:pStyle w:val="BodyText"/>
+        <w:jc w:val="left"/>
+      </w:pPr>
+      <w:r>
+        <w:t xml:space="preserve">Ca ảnh chụp màn hình cần cả hai mảnh ghép và không mảnh nào đủ một mình: bóc viền để đưa trang về khung chuẩn, và sửa ngân sách xoá để bên nhận đừng vứt đi từ mã mà khung đã bóc trao cho nó. Ghi nhận ở Mục 13.3, bóc viền một mình chỉ chuyển ca này từ</w:t>
       </w:r>
       <w:r>
         <w:t xml:space="preserve"> </w:t>
@@ -15537,13 +16484,232 @@
         <w:rPr>
           <w:rStyle w:val="VerbatimChar"/>
         </w:rPr>
-        <w:t xml:space="preserve">search_geometry_v3</w:t>
-      </w:r>
-      <w:r>
-        <w:t xml:space="preserve"> </w:t>
-      </w:r>
-      <w:r>
-        <w:t xml:space="preserve">trong mã nguồn, bộ giải mã chỉ sinh ứng viên chuẩn tắc từ đúng ba nguồn:</w:t>
+        <w:t xml:space="preserve">insufficient_sync_evidence</w:t>
+      </w:r>
+      <w:r>
+        <w:t xml:space="preserve"> </w:t>
+      </w:r>
+      <w:r>
+        <w:t xml:space="preserve">sang</w:t>
+      </w:r>
+      <w:r>
+        <w:t xml:space="preserve"> </w:t>
+      </w:r>
+      <w:r>
+        <w:rPr>
+          <w:rStyle w:val="VerbatimChar"/>
+        </w:rPr>
+        <w:t xml:space="preserve">payload_not_detected</w:t>
+      </w:r>
+      <w:r>
+        <w:t xml:space="preserve">, tức nó sửa xong hình học rồi phơi ra khiếm khuyết thật nằm phía sau.</w:t>
+      </w:r>
+    </w:p>
+    <w:p>
+      <w:pPr>
+        <w:pStyle w:val="BodyText"/>
+      </w:pPr>
+      <w:r>
+        <w:rPr>
+          <w:i/>
+          <w:iCs/>
+        </w:rPr>
+        <w:t xml:space="preserve">Giới hạn đã nhận diện</w:t>
+      </w:r>
+      <w:r>
+        <w:t xml:space="preserve"> </w:t>
+      </w:r>
+      <w:r>
+        <w:t xml:space="preserve">Ranh giới còn lại là tổn thất chồng nhau, không phải một phép biến đổi đơn lẻ: ảnh chụp màn hình cộng JPEG q60 thất bại trong khi từng phép một đều sống. Phải phát biểu giới hạn theo đúng dạng đó. Nói</w:t>
+      </w:r>
+      <w:r>
+        <w:t xml:space="preserve"> </w:t>
+      </w:r>
+      <w:r>
+        <w:t xml:space="preserve">“sống được qua ảnh chụp màn hình”</w:t>
+      </w:r>
+      <w:r>
+        <w:t xml:space="preserve"> </w:t>
+      </w:r>
+      <w:r>
+        <w:t xml:space="preserve">và</w:t>
+      </w:r>
+      <w:r>
+        <w:t xml:space="preserve"> </w:t>
+      </w:r>
+      <w:r>
+        <w:t xml:space="preserve">“sống được qua nén JPEG”</w:t>
+      </w:r>
+      <w:r>
+        <w:t xml:space="preserve"> </w:t>
+      </w:r>
+      <w:r>
+        <w:t xml:space="preserve">một cách riêng rẽ là đúng, nhưng vẫn gây hiểu sai về hai phép cộng lại.</w:t>
+      </w:r>
+    </w:p>
+    <w:bookmarkEnd w:id="67"/>
+    <w:bookmarkStart w:id="68" w:name="X57775d58aae8705d39be6c12cd4b5dfff58ab06"/>
+    <w:p>
+      <w:pPr>
+        <w:pStyle w:val="Heading4"/>
+      </w:pPr>
+      <w:r>
+        <w:t xml:space="preserve">4.2.4.4. Một lớp thất bại không nằm ở thuật toán: dịch vụ không được phép kết luận</w:t>
+      </w:r>
+    </w:p>
+    <w:p>
+      <w:pPr>
+        <w:pStyle w:val="FirstParagraph"/>
+      </w:pPr>
+      <w:r>
+        <w:rPr>
+          <w:i/>
+          <w:iCs/>
+        </w:rPr>
+        <w:t xml:space="preserve">Đã hiện thực trong mã nguồn</w:t>
+      </w:r>
+      <w:r>
+        <w:t xml:space="preserve"> </w:t>
+      </w:r>
+      <w:r>
+        <w:rPr>
+          <w:i/>
+          <w:iCs/>
+        </w:rPr>
+        <w:t xml:space="preserve">Giới hạn đã nhận diện</w:t>
+      </w:r>
+      <w:r>
+        <w:t xml:space="preserve"> </w:t>
+      </w:r>
+      <w:r>
+        <w:t xml:space="preserve">Ngày 14/09 nhóm phát hiện một lớp thất bại khác hẳn ba nguyên nhân trên, và đáng ghi lại vì nó không xuất hiện trong bất kỳ phép đo thuật toán nào.</w:t>
+      </w:r>
+    </w:p>
+    <w:p>
+      <w:pPr>
+        <w:pStyle w:val="BodyText"/>
+        <w:jc w:val="left"/>
+      </w:pPr>
+      <w:r>
+        <w:t xml:space="preserve">Khi người dùng tải lên một tấm ảnh, dịch vụ không biết đó là trang thứ mấy của tài liệu, nên nó thử năm giả thuyết số trang. Nhưng số trang là một thành phần của phép dẫn xuất có khoá, nên đúng một giả thuyết có thể giải mã được. Đo trên cả ảnh sạch lẫn ảnh chụp màn hình, kết quả giống nhau: chỉ số trang đúng cho ra</w:t>
+      </w:r>
+      <w:r>
+        <w:t xml:space="preserve"> </w:t>
+      </w:r>
+      <w:r>
+        <w:rPr>
+          <w:rStyle w:val="VerbatimChar"/>
+        </w:rPr>
+        <w:t xml:space="preserve">decoded</w:t>
+      </w:r>
+      <w:r>
+        <w:t xml:space="preserve">, bốn số còn lại cho ra</w:t>
+      </w:r>
+      <w:r>
+        <w:t xml:space="preserve"> </w:t>
+      </w:r>
+      <w:r>
+        <w:rPr>
+          <w:rStyle w:val="VerbatimChar"/>
+        </w:rPr>
+        <w:t xml:space="preserve">insufficient_sync_evidence</w:t>
+      </w:r>
+      <w:r>
+        <w:t xml:space="preserve"> </w:t>
+      </w:r>
+      <w:r>
+        <w:t xml:space="preserve">với 0 phiếu.</w:t>
+      </w:r>
+    </w:p>
+    <w:p>
+      <w:pPr>
+        <w:pStyle w:val="BodyText"/>
+      </w:pPr>
+      <w:r>
+        <w:t xml:space="preserve">Trong khi đó, quy tắc chống quy kết nhầm của dịch vụ đòi ít nhất hai kết quả giải mã khớp nhau mới được công bố danh tính. Một tấm ảnh chỉ là một trang, nên chỉ sinh được một kết quả, nên không bao giờ vượt được ngưỡng hai. Đường truy vết ảnh vì thế không thể đưa ra kết luận, bất kể thuật toán tốt đến đâu.</w:t>
+      </w:r>
+    </w:p>
+    <w:p>
+      <w:pPr>
+        <w:pStyle w:val="BodyText"/>
+      </w:pPr>
+      <w:r>
+        <w:t xml:space="preserve">Điều này định vị lại mọi con số ở Mục 7.2 và 7.3: chúng được đo bằng cách gọi thẳng bộ giải mã và truyền sẵn số trang, tức một thông tin mà dịch vụ không có khi nhận một tấm ảnh trần. Bảng độ bền đo bằng cách gọi thư viện mô tả thư viện, không mô tả sản phẩm, mỗi khi bên gọi phải tự đoán một tham số mà harness được cho sẵn.</w:t>
+      </w:r>
+    </w:p>
+    <w:p>
+      <w:pPr>
+        <w:pStyle w:val="BodyText"/>
+      </w:pPr>
+      <w:r>
+        <w:rPr>
+          <w:i/>
+          <w:iCs/>
+        </w:rPr>
+        <w:t xml:space="preserve">Số liệu đo thực nghiệm</w:t>
+      </w:r>
+      <w:r>
+        <w:t xml:space="preserve"> </w:t>
+      </w:r>
+      <w:r>
+        <w:t xml:space="preserve">Nhóm hạ ngưỡng xuống một kết quả sau khi xác định ngưỡng hai không phải là chốt an toàn mà nó trông giống. Đo trên 120 ảnh âm tính, gồm 60 ảnh chưa từng đóng dấu và 60 ảnh đóng dấu bằng khoá khác, kết quả là 0 lần quy kết nhầm.</w:t>
+      </w:r>
+    </w:p>
+    <w:p>
+      <w:pPr>
+        <w:pStyle w:val="BodyText"/>
+      </w:pPr>
+      <w:r>
+        <w:t xml:space="preserve">Phải đọc con số này cho đúng: cả 120 ảnh đều bị chặn ở khâu đồng bộ có khoá, trước khi một từ mã nào được trích. Nghĩa là phép đo chứng minh nội dung sai khoá không bao giờ chạm tới lớp payload, chứ không chứng minh một kết quả giải mã đơn lẻ là đáng tin. Nó cũng cho thấy ngưỡng hai không hề bảo vệ gì trong các ca này, vì khâu hình học đã từ chối chúng từ trước.</w:t>
+      </w:r>
+    </w:p>
+    <w:p>
+      <w:pPr>
+        <w:pStyle w:val="BodyText"/>
+      </w:pPr>
+      <w:r>
+        <w:t xml:space="preserve">Chốt an toàn thật nằm ở chỗ khác và đã có sẵn: danh tính giải mã được phải tra ra một hồ sơ cấp phát có thật trong cùng tổ chức, nếu không hệ thống tự hạ xuống mức bằng chứng một phần. Một kết quả giả mạo vì thế phải sinh ra một định danh 128 bit trùng với một bản ghi đang tồn tại, sau khi đã vượt qua mã sửa lỗi, chuỗi nhận dạng, byte phiên bản và mã kiểm CRC.</w:t>
+      </w:r>
+    </w:p>
+    <w:bookmarkEnd w:id="68"/>
+    <w:bookmarkStart w:id="69" w:name="X788da3ed54b1e659ca9bd711fa89af9276dfa45"/>
+    <w:p>
+      <w:pPr>
+        <w:pStyle w:val="Heading4"/>
+      </w:pPr>
+      <w:r>
+        <w:t xml:space="preserve">4.2.4.5. Trạng thái hệ thống đang vận hành sau khi sửa</w:t>
+      </w:r>
+    </w:p>
+    <w:p>
+      <w:pPr>
+        <w:pStyle w:val="FirstParagraph"/>
+        <w:jc w:val="left"/>
+      </w:pPr>
+      <w:r>
+        <w:rPr>
+          <w:i/>
+          <w:iCs/>
+        </w:rPr>
+        <w:t xml:space="preserve">Đang vận hành trên hệ thống thật</w:t>
+      </w:r>
+      <w:r>
+        <w:t xml:space="preserve"> </w:t>
+      </w:r>
+      <w:r>
+        <w:t xml:space="preserve">Tính tới 14/09/2026, trên</w:t>
+      </w:r>
+      <w:r>
+        <w:t xml:space="preserve"> </w:t>
+      </w:r>
+      <w:r>
+        <w:rPr>
+          <w:rStyle w:val="VerbatimChar"/>
+        </w:rPr>
+        <w:t xml:space="preserve">https://splitbind.qivarn.id.vn</w:t>
+      </w:r>
+      <w:r>
+        <w:t xml:space="preserve">:</w:t>
       </w:r>
     </w:p>
     <w:p>
@@ -15555,6 +16721,278 @@
         </w:numPr>
       </w:pPr>
       <w:r>
+        <w:t xml:space="preserve">Cấp phát nhận PDF, PNG và JPEG. Đầu vào là ảnh thì kết quả trả về luôn là PNG, vì mã hoá lại bằng JPEG sẽ phá chính dấu chìm vừa nhúng. Ảnh giữ nguyên kích thước gốc, không chèn viền, không kéo méo.</w:t>
+      </w:r>
+    </w:p>
+    <w:p>
+      <w:pPr>
+        <w:pStyle w:val="Compact"/>
+        <w:numPr>
+          <w:ilvl w:val="0"/>
+          <w:numId w:val="1054"/>
+        </w:numPr>
+      </w:pPr>
+      <w:r>
+        <w:t xml:space="preserve">Xác minh nhận PDF, PNG và JPEG, kể cả ảnh chụp màn hình có viền.</w:t>
+      </w:r>
+    </w:p>
+    <w:p>
+      <w:pPr>
+        <w:pStyle w:val="Compact"/>
+        <w:numPr>
+          <w:ilvl w:val="0"/>
+          <w:numId w:val="1054"/>
+        </w:numPr>
+      </w:pPr>
+      <w:r>
+        <w:t xml:space="preserve">Phép kiểm cuối chạy bằng khoá thật trong container đang phục vụ: một ảnh JPEG 1400 x 900 đi qua đúng hàm cấp phát của hệ thống, rồi đem kết quả qua đúng hàm xác minh, cho ra</w:t>
+      </w:r>
+      <w:r>
+        <w:t xml:space="preserve"> </w:t>
+      </w:r>
+      <w:r>
+        <w:rPr>
+          <w:rStyle w:val="VerbatimChar"/>
+        </w:rPr>
+        <w:t xml:space="preserve">decoded</w:t>
+      </w:r>
+      <w:r>
+        <w:t xml:space="preserve"> </w:t>
+      </w:r>
+      <w:r>
+        <w:t xml:space="preserve">và đúng mã hồ sơ.</w:t>
+      </w:r>
+    </w:p>
+    <w:p>
+      <w:pPr>
+        <w:pStyle w:val="FirstParagraph"/>
+        <w:jc w:val="left"/>
+      </w:pPr>
+      <w:r>
+        <w:rPr>
+          <w:i/>
+          <w:iCs/>
+        </w:rPr>
+        <w:t xml:space="preserve">Giới hạn đã nhận diện</w:t>
+      </w:r>
+      <w:r>
+        <w:t xml:space="preserve"> </w:t>
+      </w:r>
+      <w:r>
+        <w:t xml:space="preserve">Mọi kết quả truy vết vẫn mang nhãn giới hạn</w:t>
+      </w:r>
+      <w:r>
+        <w:t xml:space="preserve"> </w:t>
+      </w:r>
+      <w:r>
+        <w:rPr>
+          <w:rStyle w:val="VerbatimChar"/>
+        </w:rPr>
+        <w:t xml:space="preserve">fingerprint.recall_below_release_gate</w:t>
+      </w:r>
+      <w:r>
+        <w:t xml:space="preserve"> </w:t>
+      </w:r>
+      <w:r>
+        <w:t xml:space="preserve">do chính hệ thống gắn, nghĩa là độ thu hồi chưa đạt ngưỡng phát hành mà nhóm tự đặt. Nhóm giữ nguyên nhãn này thay vì gỡ đi, vì nó đúng.</w:t>
+      </w:r>
+    </w:p>
+    <w:bookmarkEnd w:id="69"/>
+    <w:bookmarkStart w:id="70" w:name="phần-nào-của-mục-7.4-bị-hiệu-chỉnh"/>
+    <w:p>
+      <w:pPr>
+        <w:pStyle w:val="Heading4"/>
+      </w:pPr>
+      <w:r>
+        <w:t xml:space="preserve">4.2.4.6. Phần nào của Mục 7.4 bị hiệu chỉnh</w:t>
+      </w:r>
+    </w:p>
+    <w:p>
+      <w:pPr>
+        <w:pStyle w:val="FirstParagraph"/>
+      </w:pPr>
+      <w:r>
+        <w:rPr>
+          <w:i/>
+          <w:iCs/>
+        </w:rPr>
+        <w:t xml:space="preserve">Giới hạn đã nhận diện</w:t>
+      </w:r>
+      <w:r>
+        <w:t xml:space="preserve"> </w:t>
+      </w:r>
+      <w:r>
+        <w:t xml:space="preserve">Mục 7.4.3 kết luận</w:t>
+      </w:r>
+      <w:r>
+        <w:t xml:space="preserve"> </w:t>
+      </w:r>
+      <w:r>
+        <w:t xml:space="preserve">“trang văn bản là vật mang gần như tệ nhất có thể cho thiết kế này”</w:t>
+      </w:r>
+      <w:r>
+        <w:t xml:space="preserve"> </w:t>
+      </w:r>
+      <w:r>
+        <w:t xml:space="preserve">và Mục 7.4.4 đề nghị đổi vật mang hoặc miền nhúng trước tiên. Đề nghị đó không còn đứng vững:</w:t>
+      </w:r>
+    </w:p>
+    <w:p>
+      <w:pPr>
+        <w:pStyle w:val="Compact"/>
+        <w:numPr>
+          <w:ilvl w:val="0"/>
+          <w:numId w:val="1055"/>
+        </w:numPr>
+      </w:pPr>
+      <w:r>
+        <w:t xml:space="preserve">Vật mang đang dùng khôi phục 99,7 phần trăm số bit ở đúng tỉ lệ mà dây chuyền trả về rỗng (Mục 7.5.1). Kênh truyền không hỏng.</w:t>
+      </w:r>
+    </w:p>
+    <w:p>
+      <w:pPr>
+        <w:pStyle w:val="Compact"/>
+        <w:numPr>
+          <w:ilvl w:val="0"/>
+          <w:numId w:val="1055"/>
+        </w:numPr>
+      </w:pPr>
+      <w:r>
+        <w:t xml:space="preserve">Vật mang thay thế theo hướng được đề nghị đo kém hơn ở mọi tỉ lệ (Mục 7.5.1).</w:t>
+      </w:r>
+    </w:p>
+    <w:p>
+      <w:pPr>
+        <w:pStyle w:val="Compact"/>
+        <w:numPr>
+          <w:ilvl w:val="0"/>
+          <w:numId w:val="1055"/>
+        </w:numPr>
+      </w:pPr>
+      <w:r>
+        <w:t xml:space="preserve">Nguyên nhân thật nằm ở kế toán ký hiệu xoá của bên nhận (Mục 7.5.2), và sửa nó khôi phục được cả JPEG q50 lẫn ảnh chụp màn hình mà không đụng tới vật mang.</w:t>
+      </w:r>
+    </w:p>
+    <w:p>
+      <w:pPr>
+        <w:pStyle w:val="FirstParagraph"/>
+      </w:pPr>
+      <w:r>
+        <w:t xml:space="preserve">Phần vẫn đúng của Mục 7.4: yêu cầu đo trên corpus trang văn bản render từ PDF thật thay vì gradient hay hình vector. Đó là một yêu cầu về phương pháp đánh giá, độc lập với việc vật mang nào được chọn, và nó vẫn là điều kiện nghiệm thu cho mọi cổng phát hành về sau.</w:t>
+      </w:r>
+    </w:p>
+    <w:p>
+      <w:pPr>
+        <w:pStyle w:val="BodyText"/>
+      </w:pPr>
+      <w:r>
+        <w:rPr>
+          <w:b/>
+          <w:bCs/>
+        </w:rPr>
+        <w:t xml:space="preserve">Bài học phương pháp.</w:t>
+      </w:r>
+      <w:r>
+        <w:t xml:space="preserve"> </w:t>
+      </w:r>
+      <w:r>
+        <w:t xml:space="preserve">Ba giả thuyết đầu đều nói về kênh truyền, và kênh truyền không hỏng. Phép đo kết thúc cuộc điều tra chỉ thêm đúng một cột: tỉ lệ lỗi bit đặt cạnh số ký hiệu bị khai xoá. So sánh cái đã khôi phục được với cái lẽ ra phải khôi phục được, thay vì chỉ xem việc giải mã thành công hay thất bại, là thứ tách được</w:t>
+      </w:r>
+      <w:r>
+        <w:t xml:space="preserve"> </w:t>
+      </w:r>
+      <w:r>
+        <w:t xml:space="preserve">“dữ liệu không tới nơi”</w:t>
+      </w:r>
+      <w:r>
+        <w:t xml:space="preserve"> </w:t>
+      </w:r>
+      <w:r>
+        <w:t xml:space="preserve">khỏi</w:t>
+      </w:r>
+      <w:r>
+        <w:t xml:space="preserve"> </w:t>
+      </w:r>
+      <w:r>
+        <w:t xml:space="preserve">“dữ liệu tới nơi rồi bị vứt đi”</w:t>
+      </w:r>
+      <w:r>
+        <w:t xml:space="preserve">. Nên in cả hai vế của phân biệt đó từ sớm.</w:t>
+      </w:r>
+    </w:p>
+    <w:bookmarkEnd w:id="70"/>
+    <w:bookmarkEnd w:id="71"/>
+    <w:bookmarkEnd w:id="72"/>
+    <w:bookmarkStart w:id="80" w:name="Xd10a6691ac2b0db7535ed8552e88863d8a3547c"/>
+    <w:p>
+      <w:pPr>
+        <w:pStyle w:val="Heading2"/>
+      </w:pPr>
+      <w:r>
+        <w:t xml:space="preserve">4.3. Đề xuất kiến trúc V4: chẩn đoán nguyên nhân gốc</w:t>
+      </w:r>
+    </w:p>
+    <w:p>
+      <w:pPr>
+        <w:pStyle w:val="FirstParagraph"/>
+      </w:pPr>
+      <w:r>
+        <w:t xml:space="preserve">Đề bài yêu cầu</w:t>
+      </w:r>
+      <w:r>
+        <w:t xml:space="preserve"> </w:t>
+      </w:r>
+      <w:r>
+        <w:t xml:space="preserve">“tìm hiểu và đề xuất”</w:t>
+      </w:r>
+      <w:r>
+        <w:t xml:space="preserve"> </w:t>
+      </w:r>
+      <w:r>
+        <w:t xml:space="preserve">một hệ thống. Phần này là đóng góp đề xuất của nhóm: một chẩn đoán nguyên nhân gốc dựa trên số đo, một phép kiểm chứng đã thực hiện, và kiến trúc V4 rút ra từ đó.</w:t>
+      </w:r>
+    </w:p>
+    <w:bookmarkStart w:id="73" w:name="X0651d2b7cd31d31794fed8f37ddbb746a11fa57"/>
+    <w:p>
+      <w:pPr>
+        <w:pStyle w:val="Heading3"/>
+      </w:pPr>
+      <w:r>
+        <w:t xml:space="preserve">4.3.1. Chẩn đoán: nút thắt nằm ở tập giả thuyết hình học, không ở thủy vân</w:t>
+      </w:r>
+    </w:p>
+    <w:p>
+      <w:pPr>
+        <w:pStyle w:val="FirstParagraph"/>
+      </w:pPr>
+      <w:r>
+        <w:t xml:space="preserve">Đọc hàm tìm kiếm hình học</w:t>
+      </w:r>
+      <w:r>
+        <w:t xml:space="preserve"> </w:t>
+      </w:r>
+      <w:r>
+        <w:rPr>
+          <w:rStyle w:val="VerbatimChar"/>
+        </w:rPr>
+        <w:t xml:space="preserve">search_geometry_v3</w:t>
+      </w:r>
+      <w:r>
+        <w:t xml:space="preserve"> </w:t>
+      </w:r>
+      <w:r>
+        <w:t xml:space="preserve">trong mã nguồn, bộ giải mã chỉ sinh ứng viên chuẩn tắc từ đúng ba nguồn:</w:t>
+      </w:r>
+    </w:p>
+    <w:p>
+      <w:pPr>
+        <w:pStyle w:val="Compact"/>
+        <w:numPr>
+          <w:ilvl w:val="0"/>
+          <w:numId w:val="1056"/>
+        </w:numPr>
+      </w:pPr>
+      <w:r>
         <w:rPr>
           <w:rStyle w:val="VerbatimChar"/>
         </w:rPr>
@@ -15573,7 +17011,7 @@
         <w:jc w:val="left"/>
         <w:numPr>
           <w:ilvl w:val="0"/>
-          <w:numId w:val="1054"/>
+          <w:numId w:val="1056"/>
         </w:numPr>
       </w:pPr>
       <w:r>
@@ -15607,7 +17045,7 @@
         <w:jc w:val="left"/>
         <w:numPr>
           <w:ilvl w:val="0"/>
-          <w:numId w:val="1054"/>
+          <w:numId w:val="1056"/>
         </w:numPr>
       </w:pPr>
       <w:r>
@@ -15655,8 +17093,8 @@
         <w:t xml:space="preserve">Ngoài ba trường hợp đó, bộ giải mã không sinh được giả thuyết hình học nào, nên tầng payload không bao giờ được chạy tới - bất kể vật mang mạnh đến đâu.</w:t>
       </w:r>
     </w:p>
-    <w:bookmarkEnd w:id="66"/>
-    <w:bookmarkStart w:id="68" w:name="X8a123a0c5c0d87d3b402adff01804f1a478ef59"/>
+    <w:bookmarkEnd w:id="73"/>
+    <w:bookmarkStart w:id="75" w:name="X8a123a0c5c0d87d3b402adff01804f1a478ef59"/>
     <w:p>
       <w:pPr>
         <w:pStyle w:val="Heading3"/>
@@ -16653,7 +18091,7 @@
         <w:t xml:space="preserve">, và không giải thích được bằng cường độ tín hiệu, vì crop 0.10 bỏ đi ít hơn.</w:t>
       </w:r>
     </w:p>
-    <w:bookmarkStart w:id="67" w:name="ba-lớp-thất-bại-khác-nhau-không-phải-một"/>
+    <w:bookmarkStart w:id="74" w:name="ba-lớp-thất-bại-khác-nhau-không-phải-một"/>
     <w:p>
       <w:pPr>
         <w:pStyle w:val="Heading4"/>
@@ -17020,7 +18458,7 @@
         <w:jc w:val="left"/>
         <w:numPr>
           <w:ilvl w:val="0"/>
-          <w:numId w:val="1055"/>
+          <w:numId w:val="1057"/>
         </w:numPr>
       </w:pPr>
       <w:r>
@@ -17067,7 +18505,7 @@
         <w:jc w:val="left"/>
         <w:numPr>
           <w:ilvl w:val="0"/>
-          <w:numId w:val="1055"/>
+          <w:numId w:val="1057"/>
         </w:numPr>
       </w:pPr>
       <w:r>
@@ -17129,9 +18567,9 @@
         <w:t xml:space="preserve">vì nó chưa từng tạo ra ứng viên nào.</w:t>
       </w:r>
     </w:p>
-    <w:bookmarkEnd w:id="67"/>
-    <w:bookmarkEnd w:id="68"/>
-    <w:bookmarkStart w:id="69" w:name="X8b6fa059180ad2c2d1dbd76e4db9031a5e35620"/>
+    <w:bookmarkEnd w:id="74"/>
+    <w:bookmarkEnd w:id="75"/>
+    <w:bookmarkStart w:id="76" w:name="X8b6fa059180ad2c2d1dbd76e4db9031a5e35620"/>
     <w:p>
       <w:pPr>
         <w:pStyle w:val="Heading3"/>
@@ -17360,7 +18798,7 @@
         <w:pStyle w:val="Compact"/>
         <w:numPr>
           <w:ilvl w:val="0"/>
-          <w:numId w:val="1056"/>
+          <w:numId w:val="1058"/>
         </w:numPr>
       </w:pPr>
       <w:r>
@@ -17388,7 +18826,7 @@
         <w:jc w:val="left"/>
         <w:numPr>
           <w:ilvl w:val="0"/>
-          <w:numId w:val="1056"/>
+          <w:numId w:val="1058"/>
         </w:numPr>
       </w:pPr>
       <w:r>
@@ -17476,8 +18914,8 @@
         <w:t xml:space="preserve">nghĩa là đã căn được trang và tín hiệu đã mất.</w:t>
       </w:r>
     </w:p>
-    <w:bookmarkEnd w:id="69"/>
-    <w:bookmarkStart w:id="70" w:name="kiến-trúc-v4-đề-xuất"/>
+    <w:bookmarkEnd w:id="76"/>
+    <w:bookmarkStart w:id="77" w:name="kiến-trúc-v4-đề-xuất"/>
     <w:p>
       <w:pPr>
         <w:pStyle w:val="Heading3"/>
@@ -17625,8 +19063,8 @@
         <w:t xml:space="preserve">hỏng bên trong một phép biến đổi mà bộ giải mã đã hoàn tác được - hiệu ứng thứ cấp thật, nhưng không phải nguyên nhân của các thất bại diện rộng.</w:t>
       </w:r>
     </w:p>
-    <w:bookmarkEnd w:id="70"/>
-    <w:bookmarkStart w:id="71" w:name="cái-gì-kiến-trúc-này-không-sửa-được"/>
+    <w:bookmarkEnd w:id="77"/>
+    <w:bookmarkStart w:id="78" w:name="cái-gì-kiến-trúc-này-không-sửa-được"/>
     <w:p>
       <w:pPr>
         <w:pStyle w:val="Heading3"/>
@@ -17640,7 +19078,7 @@
         <w:pStyle w:val="Compact"/>
         <w:numPr>
           <w:ilvl w:val="0"/>
-          <w:numId w:val="1057"/>
+          <w:numId w:val="1059"/>
         </w:numPr>
       </w:pPr>
       <w:r>
@@ -17677,7 +19115,7 @@
         <w:pStyle w:val="Compact"/>
         <w:numPr>
           <w:ilvl w:val="0"/>
-          <w:numId w:val="1057"/>
+          <w:numId w:val="1059"/>
         </w:numPr>
       </w:pPr>
       <w:r>
@@ -17699,7 +19137,7 @@
         <w:pStyle w:val="Compact"/>
         <w:numPr>
           <w:ilvl w:val="0"/>
-          <w:numId w:val="1057"/>
+          <w:numId w:val="1059"/>
         </w:numPr>
       </w:pPr>
       <w:r>
@@ -17713,8 +19151,8 @@
         <w:t xml:space="preserve">, và khác pre-gate ở cách dẫn xuất RNG tấn công cùng việc cấp mẫu đồng bộ ORB cho bộ giải mã. Không được trộn với Mục 4.2.1, và không được trình bày như năng lực đã phát hành. Từ 12/09/2026 production có bật đường ống nhúng và giải fingerprint, nhưng Mục 4.2.3 cho thấy năng lực đó chưa truy vết được bản biến đổi nào trên môi trường thật; kết luận trả cho người dùng vẫn dựa trên đối chiếu tệp chính xác và chữ ký.</w:t>
       </w:r>
     </w:p>
-    <w:bookmarkEnd w:id="71"/>
-    <w:bookmarkStart w:id="72" w:name="vì-sao-chẩn-đoán-này-có-được"/>
+    <w:bookmarkEnd w:id="78"/>
+    <w:bookmarkStart w:id="79" w:name="vì-sao-chẩn-đoán-này-có-được"/>
     <w:p>
       <w:pPr>
         <w:pStyle w:val="Heading3"/>
@@ -17777,9 +19215,9 @@
         <w:t xml:space="preserve">để đo; corpus khoá theo hash làm phép so sánh có kiểm soát. Một dự án ghi chép cẩu thả sẽ không để lại gì để kiểm toán.</w:t>
       </w:r>
     </w:p>
-    <w:bookmarkEnd w:id="72"/>
-    <w:bookmarkEnd w:id="73"/>
-    <w:bookmarkStart w:id="92" w:name="Xaf1d942a1a2086cdefa816c1d6be02e8e263868"/>
+    <w:bookmarkEnd w:id="79"/>
+    <w:bookmarkEnd w:id="80"/>
+    <w:bookmarkStart w:id="99" w:name="Xaf1d942a1a2086cdefa816c1d6be02e8e263868"/>
     <w:p>
       <w:pPr>
         <w:pStyle w:val="Heading2"/>
@@ -17805,18 +19243,18 @@
           <wp:inline>
             <wp:extent cx="5575300" cy="4647535"/>
             <wp:effectExtent b="0" l="0" r="0" t="0"/>
-            <wp:docPr descr="" title="" id="75" name="Picture"/>
+            <wp:docPr descr="" title="" id="82" name="Picture"/>
             <a:graphic>
               <a:graphicData uri="http://schemas.openxmlformats.org/drawingml/2006/picture">
                 <pic:pic>
                   <pic:nvPicPr>
-                    <pic:cNvPr descr="report-assets/ui-cap-phat.png" id="76" name="Picture"/>
+                    <pic:cNvPr descr="report-assets/ui-cap-phat.png" id="83" name="Picture"/>
                     <pic:cNvPicPr>
                       <a:picLocks noChangeArrowheads="1" noChangeAspect="1"/>
                     </pic:cNvPicPr>
                   </pic:nvPicPr>
                   <pic:blipFill>
-                    <a:blip r:embed="rId74"/>
+                    <a:blip r:embed="rId81"/>
                     <a:stretch>
                       <a:fillRect/>
                     </a:stretch>
@@ -17870,18 +19308,18 @@
           <wp:inline>
             <wp:extent cx="5575300" cy="4760783"/>
             <wp:effectExtent b="0" l="0" r="0" t="0"/>
-            <wp:docPr descr="" title="" id="78" name="Picture"/>
+            <wp:docPr descr="" title="" id="85" name="Picture"/>
             <a:graphic>
               <a:graphicData uri="http://schemas.openxmlformats.org/drawingml/2006/picture">
                 <pic:pic>
                   <pic:nvPicPr>
-                    <pic:cNvPr descr="report-assets/ui-xac-minh-khop.png" id="79" name="Picture"/>
+                    <pic:cNvPr descr="report-assets/ui-xac-minh-khop.png" id="86" name="Picture"/>
                     <pic:cNvPicPr>
                       <a:picLocks noChangeArrowheads="1" noChangeAspect="1"/>
                     </pic:cNvPicPr>
                   </pic:nvPicPr>
                   <pic:blipFill>
-                    <a:blip r:embed="rId77"/>
+                    <a:blip r:embed="rId84"/>
                     <a:stretch>
                       <a:fillRect/>
                     </a:stretch>
@@ -17935,18 +19373,18 @@
           <wp:inline>
             <wp:extent cx="5575300" cy="3070770"/>
             <wp:effectExtent b="0" l="0" r="0" t="0"/>
-            <wp:docPr descr="" title="" id="81" name="Picture"/>
+            <wp:docPr descr="" title="" id="88" name="Picture"/>
             <a:graphic>
               <a:graphicData uri="http://schemas.openxmlformats.org/drawingml/2006/picture">
                 <pic:pic>
                   <pic:nvPicPr>
-                    <pic:cNvPr descr="report-assets/ui-xac-minh-khong-khop.png" id="82" name="Picture"/>
+                    <pic:cNvPr descr="report-assets/ui-xac-minh-khong-khop.png" id="89" name="Picture"/>
                     <pic:cNvPicPr>
                       <a:picLocks noChangeArrowheads="1" noChangeAspect="1"/>
                     </pic:cNvPicPr>
                   </pic:nvPicPr>
                   <pic:blipFill>
-                    <a:blip r:embed="rId80"/>
+                    <a:blip r:embed="rId87"/>
                     <a:stretch>
                       <a:fillRect/>
                     </a:stretch>
@@ -18000,18 +19438,18 @@
           <wp:inline>
             <wp:extent cx="4973052" cy="2720282"/>
             <wp:effectExtent b="0" l="0" r="0" t="0"/>
-            <wp:docPr descr="" title="" id="84" name="Picture"/>
+            <wp:docPr descr="" title="" id="91" name="Picture"/>
             <a:graphic>
               <a:graphicData uri="http://schemas.openxmlformats.org/drawingml/2006/picture">
                 <pic:pic>
                   <pic:nvPicPr>
-                    <pic:cNvPr descr="report-assets/bieu-do-v1-v3.png" id="85" name="Picture"/>
+                    <pic:cNvPr descr="report-assets/bieu-do-v1-v3.png" id="92" name="Picture"/>
                     <pic:cNvPicPr>
                       <a:picLocks noChangeArrowheads="1" noChangeAspect="1"/>
                     </pic:cNvPicPr>
                   </pic:nvPicPr>
                   <pic:blipFill>
-                    <a:blip r:embed="rId83"/>
+                    <a:blip r:embed="rId90"/>
                     <a:stretch>
                       <a:fillRect/>
                     </a:stretch>
@@ -18065,18 +19503,18 @@
           <wp:inline>
             <wp:extent cx="5575300" cy="3978727"/>
             <wp:effectExtent b="0" l="0" r="0" t="0"/>
-            <wp:docPr descr="" title="" id="87" name="Picture"/>
+            <wp:docPr descr="" title="" id="94" name="Picture"/>
             <a:graphic>
               <a:graphicData uri="http://schemas.openxmlformats.org/drawingml/2006/picture">
                 <pic:pic>
                   <pic:nvPicPr>
-                    <pic:cNvPr descr="report-assets/bieu-do-phong-bi-tan-cong.png" id="88" name="Picture"/>
+                    <pic:cNvPr descr="report-assets/bieu-do-phong-bi-tan-cong.png" id="95" name="Picture"/>
                     <pic:cNvPicPr>
                       <a:picLocks noChangeArrowheads="1" noChangeAspect="1"/>
                     </pic:cNvPicPr>
                   </pic:nvPicPr>
                   <pic:blipFill>
-                    <a:blip r:embed="rId86"/>
+                    <a:blip r:embed="rId93"/>
                     <a:stretch>
                       <a:fillRect/>
                     </a:stretch>
@@ -18130,18 +19568,18 @@
           <wp:inline>
             <wp:extent cx="5367230" cy="2371939"/>
             <wp:effectExtent b="0" l="0" r="0" t="0"/>
-            <wp:docPr descr="" title="" id="90" name="Picture"/>
+            <wp:docPr descr="" title="" id="97" name="Picture"/>
             <a:graphic>
               <a:graphicData uri="http://schemas.openxmlformats.org/drawingml/2006/picture">
                 <pic:pic>
                   <pic:nvPicPr>
-                    <pic:cNvPr descr="report-assets/bieu-do-boc-vien.png" id="91" name="Picture"/>
+                    <pic:cNvPr descr="report-assets/bieu-do-boc-vien.png" id="98" name="Picture"/>
                     <pic:cNvPicPr>
                       <a:picLocks noChangeArrowheads="1" noChangeAspect="1"/>
                     </pic:cNvPicPr>
                   </pic:nvPicPr>
                   <pic:blipFill>
-                    <a:blip r:embed="rId89"/>
+                    <a:blip r:embed="rId96"/>
                     <a:stretch>
                       <a:fillRect/>
                     </a:stretch>
@@ -18191,9 +19629,9 @@
         <w:br w:type="page"/>
       </w:r>
     </w:p>
-    <w:bookmarkEnd w:id="92"/>
-    <w:bookmarkEnd w:id="93"/>
-    <w:bookmarkStart w:id="94" w:name="kết-luận"/>
+    <w:bookmarkEnd w:id="99"/>
+    <w:bookmarkEnd w:id="100"/>
+    <w:bookmarkStart w:id="101" w:name="kết-luận"/>
     <w:p>
       <w:pPr>
         <w:pStyle w:val="Heading1"/>
@@ -18239,7 +19677,7 @@
         <w:pStyle w:val="BodyText"/>
       </w:pPr>
       <w:r>
-        <w:t xml:space="preserve">Về các giới hạn đã nhận diện, phân hệ thủy vân bền vững chưa đạt cổng phát hành và được giữ ở tầng nghiên cứu; phiên bản vận hành chỉ kích hoạt xác thực toàn vẹn tệp chính xác. Dưới tỉ lệ co giãn khoảng 0.45 thì payload không còn khôi phục được kể cả khi hình học chính xác. Định vị can thiệp đạt IoU tổng hợp khoảng 0.09 do cơ chế fail-safe kích hoạt trên phần lớn kịch bản có diện tích can thiệp lớn. Và quan trọng nhất: không kết quả nào trong báo cáo chứng minh danh tính người làm rò rỉ, chỉnh sửa hay phát tán tài liệu; thủy vân và chữ ký số cung cấp tín hiệu kỹ thuật phục vụ điều tra, không phải kết luận pháp lý về hành vi của một cá nhân.</w:t>
+        <w:t xml:space="preserve">Điều tra tiếp trong hai ngày cuối tìm ra một nguyên nhân gốc thứ ba, và nó buộc nhóm rút lại một phần chẩn đoán của chính mình. Lớp thất bại thứ ba hoá ra không phải vật mang chết: bộ giải mã đo độ tin cậy ở mức bit nhưng khai ký hiệu bị xoá ở mức byte, nên một bit yếu làm cả tám bit cùng byte bị khai xoá, và số ký hiệu xoá vượt quá mức mã Reed-Solomon sửa được. Hệ thống từ chối đúng những từ mã mà nó đã khôi phục ở tỉ lệ lỗi bit bằng 0,000. Một vật mang thay thế được cài đặt để kiểm chứng giả thuyết vật mang đã đo kém hơn ở mọi tỉ lệ và bị loại bỏ. Sửa kế toán ký hiệu xoá khôi phục được nén JPEG q50, thu nhỏ tới 0.375 và cả ca ảnh chụp màn hình có viền, mà không đụng tới khâu nhúng và không phải cấp phát lại tài liệu cũ. Chi tiết và bảng số liệu ở Mục 7.5.</w:t>
       </w:r>
     </w:p>
     <w:p>
@@ -18247,6 +19685,22 @@
         <w:pStyle w:val="BodyText"/>
       </w:pPr>
       <w:r>
+        <w:t xml:space="preserve">Nhóm cũng ghi nhận một lớp thất bại nằm ngoài thuật toán: dịch vụ đòi hai kết quả giải mã khớp nhau mới công bố danh tính, trong khi số trang là thành phần của phép dẫn xuất có khoá nên một tấm ảnh chỉ sinh được đúng một kết quả. Đường truy vết ảnh vì thế không thể kết luận dù thuật toán hoạt động đúng. Điều này định vị lại mọi bảng độ bền trong báo cáo: chúng được đo bằng cách gọi thẳng bộ giải mã và truyền sẵn số trang, tức mô tả thư viện chứ chưa mô tả sản phẩm.</w:t>
+      </w:r>
+    </w:p>
+    <w:p>
+      <w:pPr>
+        <w:pStyle w:val="BodyText"/>
+      </w:pPr>
+      <w:r>
+        <w:t xml:space="preserve">Về các giới hạn đã nhận diện, phân hệ thủy vân đã được bật trên hệ thống vận hành và mọi kết quả truy vết vẫn mang nhãn độ thu hồi chưa đạt cổng phát hành do chính hệ thống gắn. Ranh giới còn lại là tổn thất chồng nhau chứ không phải một phép biến đổi đơn lẻ: ảnh chụp màn hình cộng nén JPEG q60 thất bại trong khi từng phép một đều sống. Cắt ảnh quá nửa và xoay vẫn chưa giải được ở đây lẫn ở mọi công trình mã nguồn mở đã đối chiếu. Định vị can thiệp đạt IoU tổng hợp khoảng 0.09 do cơ chế fail-safe kích hoạt trên phần lớn kịch bản có diện tích can thiệp lớn. Và quan trọng nhất: không kết quả nào trong báo cáo chứng minh danh tính người làm rò rỉ, chỉnh sửa hay phát tán tài liệu; thủy vân và chữ ký số cung cấp tín hiệu kỹ thuật phục vụ điều tra, không phải kết luận pháp lý về hành vi của một cá nhân.</w:t>
+      </w:r>
+    </w:p>
+    <w:p>
+      <w:pPr>
+        <w:pStyle w:val="BodyText"/>
+      </w:pPr>
+      <w:r>
         <w:t xml:space="preserve">Hướng phát triển rút ra trực tiếp từ chẩn đoán: chuẩn hoá khung ảnh trước khi giải mã, ước lượng tỉ lệ cắt thay vì liệt kê một giá trị cứng, cho phép hai trục co giãn độc lập, và cuối cùng mới là chọn vật mang theo nội dung. Xa hơn, bước lượng tử thích nghi theo mô hình thị giác người và các kiến trúc học sâu là lối đi cho lớp thất bại thứ ba.</w:t>
       </w:r>
     </w:p>
@@ -18255,8 +19709,8 @@
         <w:br w:type="page"/>
       </w:r>
     </w:p>
-    <w:bookmarkEnd w:id="94"/>
-    <w:bookmarkStart w:id="95" w:name="tài-liệu-tham-khảo"/>
+    <w:bookmarkEnd w:id="101"/>
+    <w:bookmarkStart w:id="102" w:name="tài-liệu-tham-khảo"/>
     <w:p>
       <w:pPr>
         <w:pStyle w:val="Heading1"/>
@@ -18278,7 +19732,7 @@
         <w:pStyle w:val="Compact"/>
         <w:numPr>
           <w:ilvl w:val="0"/>
-          <w:numId w:val="1058"/>
+          <w:numId w:val="1060"/>
         </w:numPr>
       </w:pPr>
       <w:r>
@@ -18287,138 +19741,6 @@
           <w:bCs/>
         </w:rPr>
         <w:t xml:space="preserve">Sách Chuyên khảo Quốc tế:</w:t>
-      </w:r>
-    </w:p>
-    <w:p>
-      <w:pPr>
-        <w:pStyle w:val="Compact"/>
-        <w:numPr>
-          <w:ilvl w:val="1"/>
-          <w:numId w:val="1059"/>
-        </w:numPr>
-      </w:pPr>
-      <w:r>
-        <w:t xml:space="preserve">[1] W. Stallings,</w:t>
-      </w:r>
-      <w:r>
-        <w:t xml:space="preserve"> </w:t>
-      </w:r>
-      <w:r>
-        <w:rPr>
-          <w:i/>
-          <w:iCs/>
-        </w:rPr>
-        <w:t xml:space="preserve">Cryptography and Network Security: Principles and Practice</w:t>
-      </w:r>
-      <w:r>
-        <w:t xml:space="preserve">, 7th ed. Boston, MA, USA: Pearson, 2017, ch. 11-14.</w:t>
-      </w:r>
-    </w:p>
-    <w:p>
-      <w:pPr>
-        <w:pStyle w:val="Compact"/>
-        <w:numPr>
-          <w:ilvl w:val="1"/>
-          <w:numId w:val="1059"/>
-        </w:numPr>
-      </w:pPr>
-      <w:r>
-        <w:t xml:space="preserve">[2] I. J. Cox, M. L. Miller, J. A. Bloom, J. Fridrich, and T. Kalker,</w:t>
-      </w:r>
-      <w:r>
-        <w:t xml:space="preserve"> </w:t>
-      </w:r>
-      <w:r>
-        <w:rPr>
-          <w:i/>
-          <w:iCs/>
-        </w:rPr>
-        <w:t xml:space="preserve">Digital Watermarking and Steganography</w:t>
-      </w:r>
-      <w:r>
-        <w:t xml:space="preserve">, 2nd ed. Burlington, MA, USA: Morgan Kaufmann, 2007.</w:t>
-      </w:r>
-    </w:p>
-    <w:p>
-      <w:pPr>
-        <w:pStyle w:val="Compact"/>
-        <w:numPr>
-          <w:ilvl w:val="0"/>
-          <w:numId w:val="1058"/>
-        </w:numPr>
-      </w:pPr>
-      <w:r>
-        <w:rPr>
-          <w:b/>
-          <w:bCs/>
-        </w:rPr>
-        <w:t xml:space="preserve">Giáo trình đại học trong nước:</w:t>
-      </w:r>
-    </w:p>
-    <w:p>
-      <w:pPr>
-        <w:pStyle w:val="Compact"/>
-        <w:numPr>
-          <w:ilvl w:val="1"/>
-          <w:numId w:val="1060"/>
-        </w:numPr>
-      </w:pPr>
-      <w:r>
-        <w:t xml:space="preserve">[3] Hoàng Xuân Dậu,</w:t>
-      </w:r>
-      <w:r>
-        <w:t xml:space="preserve"> </w:t>
-      </w:r>
-      <w:r>
-        <w:rPr>
-          <w:i/>
-          <w:iCs/>
-        </w:rPr>
-        <w:t xml:space="preserve">Giáo trình Cơ sở An toàn Thông tin</w:t>
-      </w:r>
-      <w:r>
-        <w:t xml:space="preserve">, Hà Nội: Học viện Công nghệ Bưu chính Viễn thông, 2020.</w:t>
-      </w:r>
-    </w:p>
-    <w:p>
-      <w:pPr>
-        <w:pStyle w:val="Compact"/>
-        <w:numPr>
-          <w:ilvl w:val="1"/>
-          <w:numId w:val="1060"/>
-        </w:numPr>
-      </w:pPr>
-      <w:r>
-        <w:t xml:space="preserve">[4] T. T. Tùng,</w:t>
-      </w:r>
-      <w:r>
-        <w:t xml:space="preserve"> </w:t>
-      </w:r>
-      <w:r>
-        <w:rPr>
-          <w:i/>
-          <w:iCs/>
-        </w:rPr>
-        <w:t xml:space="preserve">Giáo trình Mật mã học &amp; Hệ thống Thông tin An toàn</w:t>
-      </w:r>
-      <w:r>
-        <w:t xml:space="preserve">. Hà Nội: Nhà xuất bản Thông tin và Truyền thông, 2011.</w:t>
-      </w:r>
-    </w:p>
-    <w:p>
-      <w:pPr>
-        <w:pStyle w:val="Compact"/>
-        <w:numPr>
-          <w:ilvl w:val="0"/>
-          <w:numId w:val="1058"/>
-        </w:numPr>
-      </w:pPr>
-      <w:r>
-        <w:rPr>
-          <w:b/>
-          <w:bCs/>
-        </w:rPr>
-        <w:t xml:space="preserve">Bài báo Khoa học Tiêu biểu:</w:t>
       </w:r>
     </w:p>
     <w:p>
@@ -18430,13 +19752,7 @@
         </w:numPr>
       </w:pPr>
       <w:r>
-        <w:t xml:space="preserve">[5] B. Chen and G. W. Wornell,</w:t>
-      </w:r>
-      <w:r>
-        <w:t xml:space="preserve"> </w:t>
-      </w:r>
-      <w:r>
-        <w:t xml:space="preserve">“Quantization index modulation: a class of provably good methods for digital watermarking and information embedding,”</w:t>
+        <w:t xml:space="preserve">[1] W. Stallings,</w:t>
       </w:r>
       <w:r>
         <w:t xml:space="preserve"> </w:t>
@@ -18446,10 +19762,10 @@
           <w:i/>
           <w:iCs/>
         </w:rPr>
-        <w:t xml:space="preserve">IEEE Transactions on Information Theory</w:t>
-      </w:r>
-      <w:r>
-        <w:t xml:space="preserve">, vol. 47, no. 4, pp. 1423-1443, May 2001, doi: 10.1109/18.923725.</w:t>
+        <w:t xml:space="preserve">Cryptography and Network Security: Principles and Practice</w:t>
+      </w:r>
+      <w:r>
+        <w:t xml:space="preserve">, 7th ed. Boston, MA, USA: Pearson, 2017, ch. 11-14.</w:t>
       </w:r>
     </w:p>
     <w:p>
@@ -18461,19 +19777,7 @@
         </w:numPr>
       </w:pPr>
       <w:r>
-        <w:t xml:space="preserve">[6] J. Zhu, R. Kaplan, A. Johnson, and L. Fei-Fei,</w:t>
-      </w:r>
-      <w:r>
-        <w:t xml:space="preserve"> </w:t>
-      </w:r>
-      <w:r>
-        <w:t xml:space="preserve">“HiDDeN: Hiding Data with Deep Networks,”</w:t>
-      </w:r>
-      <w:r>
-        <w:t xml:space="preserve"> </w:t>
-      </w:r>
-      <w:r>
-        <w:t xml:space="preserve">in</w:t>
+        <w:t xml:space="preserve">[2] I. J. Cox, M. L. Miller, J. A. Bloom, J. Fridrich, and T. Kalker,</w:t>
       </w:r>
       <w:r>
         <w:t xml:space="preserve"> </w:t>
@@ -18483,47 +19787,10 @@
           <w:i/>
           <w:iCs/>
         </w:rPr>
-        <w:t xml:space="preserve">Proc. European Conference on Computer Vision (ECCV)</w:t>
-      </w:r>
-      <w:r>
-        <w:t xml:space="preserve">, Munich, Germany, 2018, pp. 657-672, doi: 10.1007/978-3-030-01267-0_40.</w:t>
-      </w:r>
-    </w:p>
-    <w:p>
-      <w:pPr>
-        <w:pStyle w:val="Compact"/>
-        <w:numPr>
-          <w:ilvl w:val="1"/>
-          <w:numId w:val="1061"/>
-        </w:numPr>
-      </w:pPr>
-      <w:r>
-        <w:t xml:space="preserve">[7] M. Tancik, B. Mildenhall, and R. Ng,</w:t>
-      </w:r>
-      <w:r>
-        <w:t xml:space="preserve"> </w:t>
-      </w:r>
-      <w:r>
-        <w:t xml:space="preserve">“StegaStamp: Invisible Hyperlinks in Physical Photographs,”</w:t>
-      </w:r>
-      <w:r>
-        <w:t xml:space="preserve"> </w:t>
-      </w:r>
-      <w:r>
-        <w:t xml:space="preserve">in</w:t>
-      </w:r>
-      <w:r>
-        <w:t xml:space="preserve"> </w:t>
-      </w:r>
-      <w:r>
-        <w:rPr>
-          <w:i/>
-          <w:iCs/>
-        </w:rPr>
-        <w:t xml:space="preserve">Proc. IEEE/CVF Conference on Computer Vision and Pattern Recognition (CVPR)</w:t>
-      </w:r>
-      <w:r>
-        <w:t xml:space="preserve">, Seattle, WA, USA, 2020, pp. 2117-2126.</w:t>
+        <w:t xml:space="preserve">Digital Watermarking and Steganography</w:t>
+      </w:r>
+      <w:r>
+        <w:t xml:space="preserve">, 2nd ed. Burlington, MA, USA: Morgan Kaufmann, 2007.</w:t>
       </w:r>
     </w:p>
     <w:p>
@@ -18531,7 +19798,7 @@
         <w:pStyle w:val="Compact"/>
         <w:numPr>
           <w:ilvl w:val="0"/>
-          <w:numId w:val="1058"/>
+          <w:numId w:val="1060"/>
         </w:numPr>
       </w:pPr>
       <w:r>
@@ -18539,7 +19806,7 @@
           <w:b/>
           <w:bCs/>
         </w:rPr>
-        <w:t xml:space="preserve">Tiêu chuẩn Kỹ thuật và Giao thức Quốc tế:</w:t>
+        <w:t xml:space="preserve">Giáo trình đại học trong nước:</w:t>
       </w:r>
     </w:p>
     <w:p>
@@ -18551,19 +19818,20 @@
         </w:numPr>
       </w:pPr>
       <w:r>
-        <w:t xml:space="preserve">[8] A. Rundgren, B. Jordan, and S. Erdtman,</w:t>
-      </w:r>
-      <w:r>
-        <w:t xml:space="preserve"> </w:t>
-      </w:r>
-      <w:r>
-        <w:t xml:space="preserve">“JSON Canonicalization Scheme (JCS),”</w:t>
-      </w:r>
-      <w:r>
-        <w:t xml:space="preserve"> </w:t>
-      </w:r>
-      <w:r>
-        <w:t xml:space="preserve">Internet Engineering Task Force (IETF), RFC 8785, June 2020. [Online]. Available: https://www.rfc-editor.org/rfc/rfc8785</w:t>
+        <w:t xml:space="preserve">[3] Hoàng Xuân Dậu,</w:t>
+      </w:r>
+      <w:r>
+        <w:t xml:space="preserve"> </w:t>
+      </w:r>
+      <w:r>
+        <w:rPr>
+          <w:i/>
+          <w:iCs/>
+        </w:rPr>
+        <w:t xml:space="preserve">Giáo trình Cơ sở An toàn Thông tin</w:t>
+      </w:r>
+      <w:r>
+        <w:t xml:space="preserve">, Hà Nội: Học viện Công nghệ Bưu chính Viễn thông, 2020.</w:t>
       </w:r>
     </w:p>
     <w:p>
@@ -18575,133 +19843,7 @@
         </w:numPr>
       </w:pPr>
       <w:r>
-        <w:t xml:space="preserve">[9] S. Josefsson and I. Liusvaara,</w:t>
-      </w:r>
-      <w:r>
-        <w:t xml:space="preserve"> </w:t>
-      </w:r>
-      <w:r>
-        <w:t xml:space="preserve">“Edwards-Curve Digital Signature Algorithm (EdDSA),”</w:t>
-      </w:r>
-      <w:r>
-        <w:t xml:space="preserve"> </w:t>
-      </w:r>
-      <w:r>
-        <w:t xml:space="preserve">Internet Engineering Task Force (IETF), RFC 8032, January 2017. [Online]. Available: https://www.rfc-editor.org/rfc/rfc8032</w:t>
-      </w:r>
-    </w:p>
-    <w:p>
-      <w:pPr>
-        <w:pStyle w:val="Compact"/>
-        <w:numPr>
-          <w:ilvl w:val="1"/>
-          <w:numId w:val="1062"/>
-        </w:numPr>
-      </w:pPr>
-      <w:r>
-        <w:t xml:space="preserve">[10] National Institute of Standards and Technology (NIST),</w:t>
-      </w:r>
-      <w:r>
-        <w:t xml:space="preserve"> </w:t>
-      </w:r>
-      <w:r>
-        <w:t xml:space="preserve">“Secure Hash Standard (SHS),”</w:t>
-      </w:r>
-      <w:r>
-        <w:t xml:space="preserve"> </w:t>
-      </w:r>
-      <w:r>
-        <w:t xml:space="preserve">Federal Information Processing Standards Publication (FIPS PUB) 180-4, August 2015.</w:t>
-      </w:r>
-    </w:p>
-    <w:p>
-      <w:pPr>
-        <w:pStyle w:val="Compact"/>
-        <w:numPr>
-          <w:ilvl w:val="1"/>
-          <w:numId w:val="1062"/>
-        </w:numPr>
-      </w:pPr>
-      <w:r>
-        <w:t xml:space="preserve">[11] National Institute of Standards and Technology (NIST),</w:t>
-      </w:r>
-      <w:r>
-        <w:t xml:space="preserve"> </w:t>
-      </w:r>
-      <w:r>
-        <w:t xml:space="preserve">“The Keyed-Hash Message Authentication Code (HMAC),”</w:t>
-      </w:r>
-      <w:r>
-        <w:t xml:space="preserve"> </w:t>
-      </w:r>
-      <w:r>
-        <w:t xml:space="preserve">Federal Information Processing Standards Publication (FIPS PUB) 198-1, July 2008.</w:t>
-      </w:r>
-    </w:p>
-    <w:p>
-      <w:pPr>
-        <w:pStyle w:val="Compact"/>
-        <w:numPr>
-          <w:ilvl w:val="1"/>
-          <w:numId w:val="1062"/>
-        </w:numPr>
-      </w:pPr>
-      <w:r>
-        <w:t xml:space="preserve">[12] H. Krawczyk, M. Bellare, and R. Canetti,</w:t>
-      </w:r>
-      <w:r>
-        <w:t xml:space="preserve"> </w:t>
-      </w:r>
-      <w:r>
-        <w:t xml:space="preserve">“HMAC: Keyed-Hashing for Message Authentication,”</w:t>
-      </w:r>
-      <w:r>
-        <w:t xml:space="preserve"> </w:t>
-      </w:r>
-      <w:r>
-        <w:t xml:space="preserve">Internet Engineering Task Force (IETF), RFC 2104, February 1997. [Online]. Available: https://www.rfc-editor.org/rfc/rfc2104</w:t>
-      </w:r>
-    </w:p>
-    <w:p>
-      <w:pPr>
-        <w:pStyle w:val="Compact"/>
-        <w:numPr>
-          <w:ilvl w:val="1"/>
-          <w:numId w:val="1062"/>
-        </w:numPr>
-      </w:pPr>
-      <w:r>
-        <w:t xml:space="preserve">[13] National Institute of Standards and Technology (NIST),</w:t>
-      </w:r>
-      <w:r>
-        <w:t xml:space="preserve"> </w:t>
-      </w:r>
-      <w:r>
-        <w:t xml:space="preserve">“Implementation Guidance for FIPS 140-3 and the Cryptographic Module Verification Program,”</w:t>
-      </w:r>
-      <w:r>
-        <w:t xml:space="preserve"> </w:t>
-      </w:r>
-      <w:r>
-        <w:t xml:space="preserve">NIST CSRC, April 2026. [Online]. Available: https://csrc.nist.gov/projects/cryptographic-module-validation-program/fips-140-3-ig-announcements</w:t>
-      </w:r>
-    </w:p>
-    <w:p>
-      <w:pPr>
-        <w:pStyle w:val="Compact"/>
-        <w:numPr>
-          <w:ilvl w:val="1"/>
-          <w:numId w:val="1062"/>
-        </w:numPr>
-      </w:pPr>
-      <w:r>
-        <w:t xml:space="preserve">[14] N. Hamid, A. Yahya, R. B. Ahmad, and O. M. Al-Qershi,</w:t>
-      </w:r>
-      <w:r>
-        <w:t xml:space="preserve"> </w:t>
-      </w:r>
-      <w:r>
-        <w:t xml:space="preserve">“Image Steganography Techniques: An Overview,”</w:t>
+        <w:t xml:space="preserve">[4] T. T. Tùng,</w:t>
       </w:r>
       <w:r>
         <w:t xml:space="preserve"> </w:t>
@@ -18711,41 +19853,10 @@
           <w:i/>
           <w:iCs/>
         </w:rPr>
-        <w:t xml:space="preserve">International Journal of Computer Science and Security (IJCSS)</w:t>
-      </w:r>
-      <w:r>
-        <w:t xml:space="preserve">, vol. 6, no. 3, pp. 168-187, 2012.</w:t>
-      </w:r>
-    </w:p>
-    <w:p>
-      <w:pPr>
-        <w:pStyle w:val="Compact"/>
-        <w:numPr>
-          <w:ilvl w:val="1"/>
-          <w:numId w:val="1062"/>
-        </w:numPr>
-      </w:pPr>
-      <w:r>
-        <w:t xml:space="preserve">[15] M. Douglas, K. Bailey, M. Leeney, and K. Curran,</w:t>
-      </w:r>
-      <w:r>
-        <w:t xml:space="preserve"> </w:t>
-      </w:r>
-      <w:r>
-        <w:t xml:space="preserve">“An overview of steganography techniques applied to the protection of biometric data,”</w:t>
-      </w:r>
-      <w:r>
-        <w:t xml:space="preserve"> </w:t>
-      </w:r>
-      <w:r>
-        <w:rPr>
-          <w:i/>
-          <w:iCs/>
-        </w:rPr>
-        <w:t xml:space="preserve">Multimedia Tools and Applications</w:t>
-      </w:r>
-      <w:r>
-        <w:t xml:space="preserve">, vol. 77, no. 13, pp. 17333-17373, 2018, doi: 10.1007/s11042-017-5308-3.</w:t>
+        <w:t xml:space="preserve">Giáo trình Mật mã học &amp; Hệ thống Thông tin An toàn</w:t>
+      </w:r>
+      <w:r>
+        <w:t xml:space="preserve">. Hà Nội: Nhà xuất bản Thông tin và Truyền thông, 2011.</w:t>
       </w:r>
     </w:p>
     <w:p>
@@ -18753,7 +19864,7 @@
         <w:pStyle w:val="Compact"/>
         <w:numPr>
           <w:ilvl w:val="0"/>
-          <w:numId w:val="1058"/>
+          <w:numId w:val="1060"/>
         </w:numPr>
       </w:pPr>
       <w:r>
@@ -18761,7 +19872,7 @@
           <w:b/>
           <w:bCs/>
         </w:rPr>
-        <w:t xml:space="preserve">Cài đặt Mã nguồn mở dùng để đối chiếu:</w:t>
+        <w:t xml:space="preserve">Bài báo Khoa học Tiêu biểu:</w:t>
       </w:r>
     </w:p>
     <w:p>
@@ -18773,19 +19884,26 @@
         </w:numPr>
       </w:pPr>
       <w:r>
-        <w:t xml:space="preserve">[16] wmbench contributors,</w:t>
-      </w:r>
-      <w:r>
-        <w:t xml:space="preserve"> </w:t>
-      </w:r>
-      <w:r>
-        <w:t xml:space="preserve">“wmbench: image watermarking benchmark,”</w:t>
-      </w:r>
-      <w:r>
-        <w:t xml:space="preserve"> </w:t>
-      </w:r>
-      <w:r>
-        <w:t xml:space="preserve">GitHub repository, 2026. [Online]. Available: https://github.com/alexandersolonsky/wmbench</w:t>
+        <w:t xml:space="preserve">[5] B. Chen and G. W. Wornell,</w:t>
+      </w:r>
+      <w:r>
+        <w:t xml:space="preserve"> </w:t>
+      </w:r>
+      <w:r>
+        <w:t xml:space="preserve">“Quantization index modulation: a class of provably good methods for digital watermarking and information embedding,”</w:t>
+      </w:r>
+      <w:r>
+        <w:t xml:space="preserve"> </w:t>
+      </w:r>
+      <w:r>
+        <w:rPr>
+          <w:i/>
+          <w:iCs/>
+        </w:rPr>
+        <w:t xml:space="preserve">IEEE Transactions on Information Theory</w:t>
+      </w:r>
+      <w:r>
+        <w:t xml:space="preserve">, vol. 47, no. 4, pp. 1423-1443, May 2001, doi: 10.1109/18.923725.</w:t>
       </w:r>
     </w:p>
     <w:p>
@@ -18797,19 +19915,32 @@
         </w:numPr>
       </w:pPr>
       <w:r>
-        <w:t xml:space="preserve">[17] Adobe Research,</w:t>
-      </w:r>
-      <w:r>
-        <w:t xml:space="preserve"> </w:t>
-      </w:r>
-      <w:r>
-        <w:t xml:space="preserve">“TrustMark: Universal Watermarking for Arbitrary Resolution Images,”</w:t>
-      </w:r>
-      <w:r>
-        <w:t xml:space="preserve"> </w:t>
-      </w:r>
-      <w:r>
-        <w:t xml:space="preserve">GitHub repository, 2026. [Online]. Available: https://github.com/adobe/trustmark</w:t>
+        <w:t xml:space="preserve">[6] J. Zhu, R. Kaplan, A. Johnson, and L. Fei-Fei,</w:t>
+      </w:r>
+      <w:r>
+        <w:t xml:space="preserve"> </w:t>
+      </w:r>
+      <w:r>
+        <w:t xml:space="preserve">“HiDDeN: Hiding Data with Deep Networks,”</w:t>
+      </w:r>
+      <w:r>
+        <w:t xml:space="preserve"> </w:t>
+      </w:r>
+      <w:r>
+        <w:t xml:space="preserve">in</w:t>
+      </w:r>
+      <w:r>
+        <w:t xml:space="preserve"> </w:t>
+      </w:r>
+      <w:r>
+        <w:rPr>
+          <w:i/>
+          <w:iCs/>
+        </w:rPr>
+        <w:t xml:space="preserve">Proc. European Conference on Computer Vision (ECCV)</w:t>
+      </w:r>
+      <w:r>
+        <w:t xml:space="preserve">, Munich, Germany, 2018, pp. 657-672, doi: 10.1007/978-3-030-01267-0_40.</w:t>
       </w:r>
     </w:p>
     <w:p>
@@ -18821,19 +19952,48 @@
         </w:numPr>
       </w:pPr>
       <w:r>
-        <w:t xml:space="preserve">[18] T. Sander, P. Fernandez, A. Durmus, M. Douze, and T. Furon,</w:t>
-      </w:r>
-      <w:r>
-        <w:t xml:space="preserve"> </w:t>
-      </w:r>
-      <w:r>
-        <w:t xml:space="preserve">“Watermark Anything with Localized Messages,”</w:t>
-      </w:r>
-      <w:r>
-        <w:t xml:space="preserve"> </w:t>
-      </w:r>
-      <w:r>
-        <w:t xml:space="preserve">Meta AI Research, GitHub repository, 2025. [Online]. Available: https://github.com/facebookresearch/watermark-anything</w:t>
+        <w:t xml:space="preserve">[7] M. Tancik, B. Mildenhall, and R. Ng,</w:t>
+      </w:r>
+      <w:r>
+        <w:t xml:space="preserve"> </w:t>
+      </w:r>
+      <w:r>
+        <w:t xml:space="preserve">“StegaStamp: Invisible Hyperlinks in Physical Photographs,”</w:t>
+      </w:r>
+      <w:r>
+        <w:t xml:space="preserve"> </w:t>
+      </w:r>
+      <w:r>
+        <w:t xml:space="preserve">in</w:t>
+      </w:r>
+      <w:r>
+        <w:t xml:space="preserve"> </w:t>
+      </w:r>
+      <w:r>
+        <w:rPr>
+          <w:i/>
+          <w:iCs/>
+        </w:rPr>
+        <w:t xml:space="preserve">Proc. IEEE/CVF Conference on Computer Vision and Pattern Recognition (CVPR)</w:t>
+      </w:r>
+      <w:r>
+        <w:t xml:space="preserve">, Seattle, WA, USA, 2020, pp. 2117-2126.</w:t>
+      </w:r>
+    </w:p>
+    <w:p>
+      <w:pPr>
+        <w:pStyle w:val="Compact"/>
+        <w:numPr>
+          <w:ilvl w:val="0"/>
+          <w:numId w:val="1060"/>
+        </w:numPr>
+      </w:pPr>
+      <w:r>
+        <w:rPr>
+          <w:b/>
+          <w:bCs/>
+        </w:rPr>
+        <w:t xml:space="preserve">Tiêu chuẩn Kỹ thuật và Giao thức Quốc tế:</w:t>
       </w:r>
     </w:p>
     <w:p>
@@ -18841,10 +20001,304 @@
         <w:pStyle w:val="Compact"/>
         <w:numPr>
           <w:ilvl w:val="1"/>
-          <w:numId w:val="1063"/>
+          <w:numId w:val="1064"/>
         </w:numPr>
       </w:pPr>
       <w:r>
+        <w:t xml:space="preserve">[8] A. Rundgren, B. Jordan, and S. Erdtman,</w:t>
+      </w:r>
+      <w:r>
+        <w:t xml:space="preserve"> </w:t>
+      </w:r>
+      <w:r>
+        <w:t xml:space="preserve">“JSON Canonicalization Scheme (JCS),”</w:t>
+      </w:r>
+      <w:r>
+        <w:t xml:space="preserve"> </w:t>
+      </w:r>
+      <w:r>
+        <w:t xml:space="preserve">Internet Engineering Task Force (IETF), RFC 8785, June 2020. [Online]. Available: https://www.rfc-editor.org/rfc/rfc8785</w:t>
+      </w:r>
+    </w:p>
+    <w:p>
+      <w:pPr>
+        <w:pStyle w:val="Compact"/>
+        <w:numPr>
+          <w:ilvl w:val="1"/>
+          <w:numId w:val="1064"/>
+        </w:numPr>
+      </w:pPr>
+      <w:r>
+        <w:t xml:space="preserve">[9] S. Josefsson and I. Liusvaara,</w:t>
+      </w:r>
+      <w:r>
+        <w:t xml:space="preserve"> </w:t>
+      </w:r>
+      <w:r>
+        <w:t xml:space="preserve">“Edwards-Curve Digital Signature Algorithm (EdDSA),”</w:t>
+      </w:r>
+      <w:r>
+        <w:t xml:space="preserve"> </w:t>
+      </w:r>
+      <w:r>
+        <w:t xml:space="preserve">Internet Engineering Task Force (IETF), RFC 8032, January 2017. [Online]. Available: https://www.rfc-editor.org/rfc/rfc8032</w:t>
+      </w:r>
+    </w:p>
+    <w:p>
+      <w:pPr>
+        <w:pStyle w:val="Compact"/>
+        <w:numPr>
+          <w:ilvl w:val="1"/>
+          <w:numId w:val="1064"/>
+        </w:numPr>
+      </w:pPr>
+      <w:r>
+        <w:t xml:space="preserve">[10] National Institute of Standards and Technology (NIST),</w:t>
+      </w:r>
+      <w:r>
+        <w:t xml:space="preserve"> </w:t>
+      </w:r>
+      <w:r>
+        <w:t xml:space="preserve">“Secure Hash Standard (SHS),”</w:t>
+      </w:r>
+      <w:r>
+        <w:t xml:space="preserve"> </w:t>
+      </w:r>
+      <w:r>
+        <w:t xml:space="preserve">Federal Information Processing Standards Publication (FIPS PUB) 180-4, August 2015.</w:t>
+      </w:r>
+    </w:p>
+    <w:p>
+      <w:pPr>
+        <w:pStyle w:val="Compact"/>
+        <w:numPr>
+          <w:ilvl w:val="1"/>
+          <w:numId w:val="1064"/>
+        </w:numPr>
+      </w:pPr>
+      <w:r>
+        <w:t xml:space="preserve">[11] National Institute of Standards and Technology (NIST),</w:t>
+      </w:r>
+      <w:r>
+        <w:t xml:space="preserve"> </w:t>
+      </w:r>
+      <w:r>
+        <w:t xml:space="preserve">“The Keyed-Hash Message Authentication Code (HMAC),”</w:t>
+      </w:r>
+      <w:r>
+        <w:t xml:space="preserve"> </w:t>
+      </w:r>
+      <w:r>
+        <w:t xml:space="preserve">Federal Information Processing Standards Publication (FIPS PUB) 198-1, July 2008.</w:t>
+      </w:r>
+    </w:p>
+    <w:p>
+      <w:pPr>
+        <w:pStyle w:val="Compact"/>
+        <w:numPr>
+          <w:ilvl w:val="1"/>
+          <w:numId w:val="1064"/>
+        </w:numPr>
+      </w:pPr>
+      <w:r>
+        <w:t xml:space="preserve">[12] H. Krawczyk, M. Bellare, and R. Canetti,</w:t>
+      </w:r>
+      <w:r>
+        <w:t xml:space="preserve"> </w:t>
+      </w:r>
+      <w:r>
+        <w:t xml:space="preserve">“HMAC: Keyed-Hashing for Message Authentication,”</w:t>
+      </w:r>
+      <w:r>
+        <w:t xml:space="preserve"> </w:t>
+      </w:r>
+      <w:r>
+        <w:t xml:space="preserve">Internet Engineering Task Force (IETF), RFC 2104, February 1997. [Online]. Available: https://www.rfc-editor.org/rfc/rfc2104</w:t>
+      </w:r>
+    </w:p>
+    <w:p>
+      <w:pPr>
+        <w:pStyle w:val="Compact"/>
+        <w:numPr>
+          <w:ilvl w:val="1"/>
+          <w:numId w:val="1064"/>
+        </w:numPr>
+      </w:pPr>
+      <w:r>
+        <w:t xml:space="preserve">[13] National Institute of Standards and Technology (NIST),</w:t>
+      </w:r>
+      <w:r>
+        <w:t xml:space="preserve"> </w:t>
+      </w:r>
+      <w:r>
+        <w:t xml:space="preserve">“Implementation Guidance for FIPS 140-3 and the Cryptographic Module Verification Program,”</w:t>
+      </w:r>
+      <w:r>
+        <w:t xml:space="preserve"> </w:t>
+      </w:r>
+      <w:r>
+        <w:t xml:space="preserve">NIST CSRC, April 2026. [Online]. Available: https://csrc.nist.gov/projects/cryptographic-module-validation-program/fips-140-3-ig-announcements</w:t>
+      </w:r>
+    </w:p>
+    <w:p>
+      <w:pPr>
+        <w:pStyle w:val="Compact"/>
+        <w:numPr>
+          <w:ilvl w:val="1"/>
+          <w:numId w:val="1064"/>
+        </w:numPr>
+      </w:pPr>
+      <w:r>
+        <w:t xml:space="preserve">[14] N. Hamid, A. Yahya, R. B. Ahmad, and O. M. Al-Qershi,</w:t>
+      </w:r>
+      <w:r>
+        <w:t xml:space="preserve"> </w:t>
+      </w:r>
+      <w:r>
+        <w:t xml:space="preserve">“Image Steganography Techniques: An Overview,”</w:t>
+      </w:r>
+      <w:r>
+        <w:t xml:space="preserve"> </w:t>
+      </w:r>
+      <w:r>
+        <w:rPr>
+          <w:i/>
+          <w:iCs/>
+        </w:rPr>
+        <w:t xml:space="preserve">International Journal of Computer Science and Security (IJCSS)</w:t>
+      </w:r>
+      <w:r>
+        <w:t xml:space="preserve">, vol. 6, no. 3, pp. 168-187, 2012.</w:t>
+      </w:r>
+    </w:p>
+    <w:p>
+      <w:pPr>
+        <w:pStyle w:val="Compact"/>
+        <w:numPr>
+          <w:ilvl w:val="1"/>
+          <w:numId w:val="1064"/>
+        </w:numPr>
+      </w:pPr>
+      <w:r>
+        <w:t xml:space="preserve">[15] M. Douglas, K. Bailey, M. Leeney, and K. Curran,</w:t>
+      </w:r>
+      <w:r>
+        <w:t xml:space="preserve"> </w:t>
+      </w:r>
+      <w:r>
+        <w:t xml:space="preserve">“An overview of steganography techniques applied to the protection of biometric data,”</w:t>
+      </w:r>
+      <w:r>
+        <w:t xml:space="preserve"> </w:t>
+      </w:r>
+      <w:r>
+        <w:rPr>
+          <w:i/>
+          <w:iCs/>
+        </w:rPr>
+        <w:t xml:space="preserve">Multimedia Tools and Applications</w:t>
+      </w:r>
+      <w:r>
+        <w:t xml:space="preserve">, vol. 77, no. 13, pp. 17333-17373, 2018, doi: 10.1007/s11042-017-5308-3.</w:t>
+      </w:r>
+    </w:p>
+    <w:p>
+      <w:pPr>
+        <w:pStyle w:val="Compact"/>
+        <w:numPr>
+          <w:ilvl w:val="0"/>
+          <w:numId w:val="1060"/>
+        </w:numPr>
+      </w:pPr>
+      <w:r>
+        <w:rPr>
+          <w:b/>
+          <w:bCs/>
+        </w:rPr>
+        <w:t xml:space="preserve">Cài đặt Mã nguồn mở dùng để đối chiếu:</w:t>
+      </w:r>
+    </w:p>
+    <w:p>
+      <w:pPr>
+        <w:pStyle w:val="Compact"/>
+        <w:numPr>
+          <w:ilvl w:val="1"/>
+          <w:numId w:val="1065"/>
+        </w:numPr>
+      </w:pPr>
+      <w:r>
+        <w:t xml:space="preserve">[16] wmbench contributors,</w:t>
+      </w:r>
+      <w:r>
+        <w:t xml:space="preserve"> </w:t>
+      </w:r>
+      <w:r>
+        <w:t xml:space="preserve">“wmbench: image watermarking benchmark,”</w:t>
+      </w:r>
+      <w:r>
+        <w:t xml:space="preserve"> </w:t>
+      </w:r>
+      <w:r>
+        <w:t xml:space="preserve">GitHub repository, 2026. [Online]. Available: https://github.com/alexandersolonsky/wmbench</w:t>
+      </w:r>
+    </w:p>
+    <w:p>
+      <w:pPr>
+        <w:pStyle w:val="Compact"/>
+        <w:numPr>
+          <w:ilvl w:val="1"/>
+          <w:numId w:val="1065"/>
+        </w:numPr>
+      </w:pPr>
+      <w:r>
+        <w:t xml:space="preserve">[17] Adobe Research,</w:t>
+      </w:r>
+      <w:r>
+        <w:t xml:space="preserve"> </w:t>
+      </w:r>
+      <w:r>
+        <w:t xml:space="preserve">“TrustMark: Universal Watermarking for Arbitrary Resolution Images,”</w:t>
+      </w:r>
+      <w:r>
+        <w:t xml:space="preserve"> </w:t>
+      </w:r>
+      <w:r>
+        <w:t xml:space="preserve">GitHub repository, 2026. [Online]. Available: https://github.com/adobe/trustmark</w:t>
+      </w:r>
+    </w:p>
+    <w:p>
+      <w:pPr>
+        <w:pStyle w:val="Compact"/>
+        <w:numPr>
+          <w:ilvl w:val="1"/>
+          <w:numId w:val="1065"/>
+        </w:numPr>
+      </w:pPr>
+      <w:r>
+        <w:t xml:space="preserve">[18] T. Sander, P. Fernandez, A. Durmus, M. Douze, and T. Furon,</w:t>
+      </w:r>
+      <w:r>
+        <w:t xml:space="preserve"> </w:t>
+      </w:r>
+      <w:r>
+        <w:t xml:space="preserve">“Watermark Anything with Localized Messages,”</w:t>
+      </w:r>
+      <w:r>
+        <w:t xml:space="preserve"> </w:t>
+      </w:r>
+      <w:r>
+        <w:t xml:space="preserve">Meta AI Research, GitHub repository, 2025. [Online]. Available: https://github.com/facebookresearch/watermark-anything</w:t>
+      </w:r>
+    </w:p>
+    <w:p>
+      <w:pPr>
+        <w:pStyle w:val="Compact"/>
+        <w:numPr>
+          <w:ilvl w:val="1"/>
+          <w:numId w:val="1065"/>
+        </w:numPr>
+      </w:pPr>
+      <w:r>
         <w:t xml:space="preserve">[19] Guo Fei,</w:t>
       </w:r>
       <w:r>
@@ -18865,8 +20319,8 @@
         <w:br w:type="page"/>
       </w:r>
     </w:p>
-    <w:bookmarkEnd w:id="95"/>
-    <w:bookmarkStart w:id="96" w:name="X8c9d602fdee431516a1a95beedefebdd94fb169"/>
+    <w:bookmarkEnd w:id="102"/>
+    <w:bookmarkStart w:id="103" w:name="X8c9d602fdee431516a1a95beedefebdd94fb169"/>
     <w:p>
       <w:pPr>
         <w:pStyle w:val="Heading1"/>
@@ -20424,7 +21878,7 @@
         <w:t xml:space="preserve">Chính thức phê duyệt bàn giao cho thành viên thực hiện Slide Thuyết trình (PPTX) và Báo cáo Thuyết minh.</w:t>
       </w:r>
     </w:p>
-    <w:bookmarkEnd w:id="96"/>
+    <w:bookmarkEnd w:id="103"/>
     <w:sectPr>
       <w:pgSz w:w="11906" w:h="16838"/>
       <w:pgMar w:bottom="1701" w:footer="708" w:gutter="0" w:header="708" w:left="1984" w:right="1134" w:top="1984"/>
@@ -21525,6 +22979,12 @@
     </w:lvlOverride>
   </w:num>
   <w:num w:numId="1054">
+    <w:abstractNumId w:val="991"/>
+  </w:num>
+  <w:num w:numId="1055">
+    <w:abstractNumId w:val="991"/>
+  </w:num>
+  <w:num w:numId="1056">
     <w:abstractNumId w:val="99411"/>
     <w:lvlOverride w:ilvl="0">
       <w:startOverride w:val="1"/>
@@ -21554,12 +23014,6 @@
       <w:startOverride w:val="1"/>
     </w:lvlOverride>
   </w:num>
-  <w:num w:numId="1055">
-    <w:abstractNumId w:val="991"/>
-  </w:num>
-  <w:num w:numId="1056">
-    <w:abstractNumId w:val="991"/>
-  </w:num>
   <w:num w:numId="1057">
     <w:abstractNumId w:val="991"/>
   </w:num>
@@ -21567,6 +23021,12 @@
     <w:abstractNumId w:val="991"/>
   </w:num>
   <w:num w:numId="1059">
+    <w:abstractNumId w:val="991"/>
+  </w:num>
+  <w:num w:numId="1060">
+    <w:abstractNumId w:val="991"/>
+  </w:num>
+  <w:num w:numId="1061">
     <w:abstractNumId w:val="99411"/>
     <w:lvlOverride w:ilvl="0">
       <w:startOverride w:val="1"/>
@@ -21596,7 +23056,7 @@
       <w:startOverride w:val="1"/>
     </w:lvlOverride>
   </w:num>
-  <w:num w:numId="1060">
+  <w:num w:numId="1062">
     <w:abstractNumId w:val="99413"/>
     <w:lvlOverride w:ilvl="0">
       <w:startOverride w:val="3"/>
@@ -21626,7 +23086,7 @@
       <w:startOverride w:val="3"/>
     </w:lvlOverride>
   </w:num>
-  <w:num w:numId="1061">
+  <w:num w:numId="1063">
     <w:abstractNumId w:val="99415"/>
     <w:lvlOverride w:ilvl="0">
       <w:startOverride w:val="5"/>
@@ -21656,7 +23116,7 @@
       <w:startOverride w:val="5"/>
     </w:lvlOverride>
   </w:num>
-  <w:num w:numId="1062">
+  <w:num w:numId="1064">
     <w:abstractNumId w:val="99418"/>
     <w:lvlOverride w:ilvl="0">
       <w:startOverride w:val="8"/>
@@ -21686,7 +23146,7 @@
       <w:startOverride w:val="8"/>
     </w:lvlOverride>
   </w:num>
-  <w:num w:numId="1063">
+  <w:num w:numId="1065">
     <w:abstractNumId w:val="994116"/>
     <w:lvlOverride w:ilvl="0">
       <w:startOverride w:val="16"/>

--- a/docs/project/Nhom9_TruyVetToanVenVanBan.docx
+++ b/docs/project/Nhom9_TruyVetToanVenVanBan.docx
@@ -915,6 +915,38 @@
                 <w:b/>
                 <w:bCs/>
               </w:rPr>
+              <w:t xml:space="preserve">artifact</w:t>
+            </w:r>
+          </w:p>
+        </w:tc>
+        <w:tc>
+          <w:tcPr/>
+          <w:p>
+            <w:pPr>
+              <w:pStyle w:val="Compact"/>
+              <w:spacing w:before="40" w:after="40" w:line="240" w:lineRule="auto"/>
+              <w:jc w:val="left"/>
+            </w:pPr>
+            <w:r>
+              <w:t xml:space="preserve">Tệp kết quả do một lần chạy thực nghiệm sinh ra và được lưu lại để kiểm chứng về sau.</w:t>
+            </w:r>
+          </w:p>
+        </w:tc>
+      </w:tr>
+      <w:tr>
+        <w:tc>
+          <w:tcPr/>
+          <w:p>
+            <w:pPr>
+              <w:pStyle w:val="Compact"/>
+              <w:spacing w:before="40" w:after="40" w:line="240" w:lineRule="auto"/>
+              <w:jc w:val="left"/>
+            </w:pPr>
+            <w:r>
+              <w:rPr>
+                <w:b/>
+                <w:bCs/>
+              </w:rPr>
               <w:t xml:space="preserve">BCH</w:t>
             </w:r>
           </w:p>
@@ -929,6 +961,38 @@
             </w:pPr>
             <w:r>
               <w:t xml:space="preserve">Bose-Chaudhuri-Hocquenghem, một họ mã sửa lỗi khối</w:t>
+            </w:r>
+          </w:p>
+        </w:tc>
+      </w:tr>
+      <w:tr>
+        <w:tc>
+          <w:tcPr/>
+          <w:p>
+            <w:pPr>
+              <w:pStyle w:val="Compact"/>
+              <w:spacing w:before="40" w:after="40" w:line="240" w:lineRule="auto"/>
+              <w:jc w:val="left"/>
+            </w:pPr>
+            <w:r>
+              <w:rPr>
+                <w:b/>
+                <w:bCs/>
+              </w:rPr>
+              <w:t xml:space="preserve">benchmark</w:t>
+            </w:r>
+          </w:p>
+        </w:tc>
+        <w:tc>
+          <w:tcPr/>
+          <w:p>
+            <w:pPr>
+              <w:pStyle w:val="Compact"/>
+              <w:spacing w:before="40" w:after="40" w:line="240" w:lineRule="auto"/>
+              <w:jc w:val="left"/>
+            </w:pPr>
+            <w:r>
+              <w:t xml:space="preserve">Bộ phép đo chuẩn hoá chạy trên cùng một corpus, để các lần chạy khác nhau so sánh được với nhau.</w:t>
             </w:r>
           </w:p>
         </w:tc>
@@ -1569,6 +1633,38 @@
             </w:pPr>
             <w:r>
               <w:t xml:space="preserve">Vòng sàng lọc chạy trước cổng phát hành, dùng để loại sớm các bộ tham số kém</w:t>
+            </w:r>
+          </w:p>
+        </w:tc>
+      </w:tr>
+      <w:tr>
+        <w:tc>
+          <w:tcPr/>
+          <w:p>
+            <w:pPr>
+              <w:pStyle w:val="Compact"/>
+              <w:spacing w:before="40" w:after="40" w:line="240" w:lineRule="auto"/>
+              <w:jc w:val="left"/>
+            </w:pPr>
+            <w:r>
+              <w:rPr>
+                <w:b/>
+                <w:bCs/>
+              </w:rPr>
+              <w:t xml:space="preserve">production</w:t>
+            </w:r>
+          </w:p>
+        </w:tc>
+        <w:tc>
+          <w:tcPr/>
+          <w:p>
+            <w:pPr>
+              <w:pStyle w:val="Compact"/>
+              <w:spacing w:before="40" w:after="40" w:line="240" w:lineRule="auto"/>
+              <w:jc w:val="left"/>
+            </w:pPr>
+            <w:r>
+              <w:t xml:space="preserve">Môi trường máy chủ đang phục vụ người dùng thật, phân biệt với môi trường thử nghiệm. Giữ nguyên tiếng Anh theo cách gọi phổ biến trong ngành phần mềm.</w:t>
             </w:r>
           </w:p>
         </w:tc>
@@ -4519,7 +4615,7 @@
         <w:t xml:space="preserve"> </w:t>
       </w:r>
       <w:r>
-        <w:t xml:space="preserve">23 byte thông điệp kết hợp với 16 byte kiểm tra chẵn lẻ Reed-Solomon trên trường</w:t>
+        <w:t xml:space="preserve">23 byte thông điệp kết hợp với 16 ký hiệu kiểm tra Reed-Solomon trên trường</w:t>
       </w:r>
       <w:r>
         <w:t xml:space="preserve"> </w:t>
@@ -4551,7 +4647,19 @@
         <w:t xml:space="preserve"> </w:t>
       </w:r>
       <w:r>
-        <w:t xml:space="preserve">tạo thành từ mã (codeword) 39 byte, cho phép tự sửa lỗi tối đa 8 ký hiệu byte bị suy biến trong quá trình giải mã.</w:t>
+        <w:t xml:space="preserve">tạo thành một từ mã (codeword) dài 39 byte, cho phép tự sửa tối đa 8 ký hiệu byte bị sai trong quá trình giải mã. Thuật ngữ</w:t>
+      </w:r>
+      <w:r>
+        <w:t xml:space="preserve"> </w:t>
+      </w:r>
+      <w:r>
+        <w:t xml:space="preserve">“ký hiệu kiểm tra”</w:t>
+      </w:r>
+      <w:r>
+        <w:t xml:space="preserve"> </w:t>
+      </w:r>
+      <w:r>
+        <w:t xml:space="preserve">ở đây là phần dư mà bộ mã hoá thêm vào để bên nhận khôi phục được dữ liệu, không phải phép kiểm tra chẵn lẻ một bit.</w:t>
       </w:r>
     </w:p>
     <w:p>
@@ -15719,7 +15827,7 @@
         <w:pStyle w:val="BodyText"/>
       </w:pPr>
       <w:r>
-        <w:t xml:space="preserve">Đo trên cùng một ô 512 px kiểu trang văn bản, cùng một từ mã, độ chính xác bit sau một vòng thu nhỏ rồi phóng lại:</w:t>
+        <w:t xml:space="preserve">Đo trên cùng một ô (tile) 512 px kiểu trang văn bản, cùng một từ mã, độ chính xác bit sau một vòng thu nhỏ rồi phóng lại. Đây là kích thước ô của bộ khung thực nghiệm V3; hồ sơ tham số đang chạy trên dịch vụ dùng ô 384 px, nên con số dưới đây mô tả vật mang chứ không mô tả sản phẩm:</w:t>
       </w:r>
     </w:p>
     <w:tbl>
@@ -16244,6 +16352,7 @@
     <w:p>
       <w:pPr>
         <w:pStyle w:val="FirstParagraph"/>
+        <w:jc w:val="left"/>
       </w:pPr>
       <w:r>
         <w:rPr>
@@ -16256,7 +16365,16 @@
         <w:t xml:space="preserve"> </w:t>
       </w:r>
       <w:r>
-        <w:t xml:space="preserve">Ảnh chụp màn hình đặt một trang 1536 x 3072 vào màn hình 1920 x 1080, tức đúng một phép thu nhỏ 0.625 kèm hai dải viền tối. Đó là lý do nó nằm đúng bên thua của vách xoá nói trên. Cùng một trang, cùng khoá, cùng profile, sau khi sửa ngân sách xoá:</w:t>
+        <w:t xml:space="preserve">Ảnh chụp màn hình đặt một trang 1536 x 3072 pixel vào màn hình 1920 x 1080, tức đúng một phép thu nhỏ 0.625 kèm hai dải viền tối. Kích thước 1536 x 3072 là khung chuẩn của bộ khung thực nghiệm (</w:t>
+      </w:r>
+      <w:r>
+        <w:rPr>
+          <w:rStyle w:val="VerbatimChar"/>
+        </w:rPr>
+        <w:t xml:space="preserve">research/python/scripts/run_v5_envelope.py</w:t>
+      </w:r>
+      <w:r>
+        <w:t xml:space="preserve">), chia vừa đúng 3 x 6 = 18 ô; khung chuẩn của dịch vụ đang chạy là 1152 x 2304. Đó là lý do nó nằm đúng bên thua của vách xoá nói trên. Cùng một trang, cùng khoá, cùng profile, sau khi sửa ngân sách xoá:</w:t>
       </w:r>
     </w:p>
     <w:tbl>
@@ -21834,6 +21952,507 @@
             </w:pPr>
             <w:r>
               <w:t xml:space="preserve">Đã đọc lại từ tệp công bố, không tự tái lập phép đo.</w:t>
+            </w:r>
+          </w:p>
+        </w:tc>
+      </w:tr>
+      <w:tr>
+        <w:tc>
+          <w:tcPr/>
+          <w:p>
+            <w:pPr>
+              <w:pStyle w:val="Compact"/>
+              <w:spacing w:before="40" w:after="40" w:line="240" w:lineRule="auto"/>
+              <w:jc w:val="left"/>
+            </w:pPr>
+            <w:r>
+              <w:t xml:space="preserve">Vật mang kiểu blind_watermark đo kém hơn vật mang đang dùng ở mọi tỉ lệ</w:t>
+            </w:r>
+          </w:p>
+        </w:tc>
+        <w:tc>
+          <w:tcPr/>
+          <w:p>
+            <w:pPr>
+              <w:pStyle w:val="Compact"/>
+              <w:spacing w:before="40" w:after="40" w:line="240" w:lineRule="auto"/>
+              <w:jc w:val="left"/>
+            </w:pPr>
+            <w:r>
+              <w:rPr>
+                <w:i/>
+                <w:iCs/>
+              </w:rPr>
+              <w:t xml:space="preserve">Số liệu đo thực nghiệm</w:t>
+            </w:r>
+          </w:p>
+        </w:tc>
+        <w:tc>
+          <w:tcPr/>
+          <w:p>
+            <w:pPr>
+              <w:pStyle w:val="Compact"/>
+              <w:jc w:val="left"/>
+              <w:spacing w:before="40" w:after="40" w:line="240" w:lineRule="auto"/>
+            </w:pPr>
+            <w:r>
+              <w:t xml:space="preserve">Bảng Mục 7.5.1; vật mang đang dùng cài trong</w:t>
+            </w:r>
+            <w:r>
+              <w:t xml:space="preserve"> </w:t>
+            </w:r>
+            <w:r>
+              <w:rPr>
+                <w:rStyle w:val="VerbatimChar"/>
+              </w:rPr>
+              <w:t xml:space="preserve">research/python/src/splitbind_ref/fingerprint_v2_codec.py</w:t>
+            </w:r>
+          </w:p>
+        </w:tc>
+        <w:tc>
+          <w:tcPr/>
+          <w:p>
+            <w:pPr>
+              <w:pStyle w:val="Compact"/>
+              <w:spacing w:before="40" w:after="40" w:line="240" w:lineRule="auto"/>
+              <w:jc w:val="left"/>
+            </w:pPr>
+            <w:r>
+              <w:t xml:space="preserve">Đã kiểm chứng: 7 tỉ lệ, vật mang thay thế thua ở cả 7; module thử nghiệm đã gỡ khỏi kho sau khi đo.</w:t>
+            </w:r>
+          </w:p>
+        </w:tc>
+      </w:tr>
+      <w:tr>
+        <w:tc>
+          <w:tcPr/>
+          <w:p>
+            <w:pPr>
+              <w:pStyle w:val="Compact"/>
+              <w:spacing w:before="40" w:after="40" w:line="240" w:lineRule="auto"/>
+              <w:jc w:val="left"/>
+            </w:pPr>
+            <w:r>
+              <w:t xml:space="preserve">Nguyên nhân gốc thứ ba: bên nhận khai nhiều ký hiệu bị xoá hơn mức mã sửa được</w:t>
+            </w:r>
+          </w:p>
+        </w:tc>
+        <w:tc>
+          <w:tcPr/>
+          <w:p>
+            <w:pPr>
+              <w:pStyle w:val="Compact"/>
+              <w:spacing w:before="40" w:after="40" w:line="240" w:lineRule="auto"/>
+              <w:jc w:val="left"/>
+            </w:pPr>
+            <w:r>
+              <w:rPr>
+                <w:i/>
+                <w:iCs/>
+              </w:rPr>
+              <w:t xml:space="preserve">Số liệu đo thực nghiệm</w:t>
+            </w:r>
+            <w:r>
+              <w:t xml:space="preserve"> </w:t>
+            </w:r>
+            <w:r>
+              <w:t xml:space="preserve">và</w:t>
+            </w:r>
+            <w:r>
+              <w:t xml:space="preserve"> </w:t>
+            </w:r>
+            <w:r>
+              <w:rPr>
+                <w:i/>
+                <w:iCs/>
+              </w:rPr>
+              <w:t xml:space="preserve">Đã hiện thực trong mã nguồn</w:t>
+            </w:r>
+          </w:p>
+        </w:tc>
+        <w:tc>
+          <w:tcPr/>
+          <w:p>
+            <w:pPr>
+              <w:pStyle w:val="Compact"/>
+              <w:jc w:val="left"/>
+              <w:spacing w:before="40" w:after="40" w:line="240" w:lineRule="auto"/>
+            </w:pPr>
+            <w:r>
+              <w:t xml:space="preserve">Nhật ký đo in kèm ở Mục 7.5.2; ngân sách xoá cài trong</w:t>
+            </w:r>
+            <w:r>
+              <w:t xml:space="preserve"> </w:t>
+            </w:r>
+            <w:r>
+              <w:rPr>
+                <w:rStyle w:val="VerbatimChar"/>
+              </w:rPr>
+              <w:t xml:space="preserve">research/python/src/splitbind_ref/fingerprint_v2_codec.py</w:t>
+            </w:r>
+            <w:r>
+              <w:t xml:space="preserve">; hợp đồng mã ở</w:t>
+            </w:r>
+            <w:r>
+              <w:t xml:space="preserve"> </w:t>
+            </w:r>
+            <w:r>
+              <w:rPr>
+                <w:rStyle w:val="VerbatimChar"/>
+              </w:rPr>
+              <w:t xml:space="preserve">contracts/algorithm/payload-profile.v1.json</w:t>
+            </w:r>
+          </w:p>
+        </w:tc>
+        <w:tc>
+          <w:tcPr/>
+          <w:p>
+            <w:pPr>
+              <w:pStyle w:val="Compact"/>
+              <w:spacing w:before="40" w:after="40" w:line="240" w:lineRule="auto"/>
+              <w:jc w:val="left"/>
+            </w:pPr>
+            <w:r>
+              <w:t xml:space="preserve">Đã kiểm chứng: tỉ lệ lỗi bit 0,000 đi kèm 21-24 ký hiệu bị khai xoá, vượt ngưỡng 16 mà mã chịu được.</w:t>
+            </w:r>
+          </w:p>
+        </w:tc>
+      </w:tr>
+      <w:tr>
+        <w:tc>
+          <w:tcPr/>
+          <w:p>
+            <w:pPr>
+              <w:pStyle w:val="Compact"/>
+              <w:spacing w:before="40" w:after="40" w:line="240" w:lineRule="auto"/>
+              <w:jc w:val="left"/>
+            </w:pPr>
+            <w:r>
+              <w:t xml:space="preserve">Bóc viền đưa ảnh về khung chuẩn trước khi giải mã</w:t>
+            </w:r>
+          </w:p>
+        </w:tc>
+        <w:tc>
+          <w:tcPr/>
+          <w:p>
+            <w:pPr>
+              <w:pStyle w:val="Compact"/>
+              <w:spacing w:before="40" w:after="40" w:line="240" w:lineRule="auto"/>
+              <w:jc w:val="left"/>
+            </w:pPr>
+            <w:r>
+              <w:rPr>
+                <w:i/>
+                <w:iCs/>
+              </w:rPr>
+              <w:t xml:space="preserve">Đã hiện thực trong mã nguồn</w:t>
+            </w:r>
+            <w:r>
+              <w:t xml:space="preserve"> </w:t>
+            </w:r>
+            <w:r>
+              <w:t xml:space="preserve">và</w:t>
+            </w:r>
+            <w:r>
+              <w:t xml:space="preserve"> </w:t>
+            </w:r>
+            <w:r>
+              <w:rPr>
+                <w:i/>
+                <w:iCs/>
+              </w:rPr>
+              <w:t xml:space="preserve">Đang vận hành trên hệ thống thật</w:t>
+            </w:r>
+          </w:p>
+        </w:tc>
+        <w:tc>
+          <w:tcPr/>
+          <w:p>
+            <w:pPr>
+              <w:pStyle w:val="Compact"/>
+              <w:jc w:val="left"/>
+              <w:spacing w:before="40" w:after="40" w:line="240" w:lineRule="auto"/>
+            </w:pPr>
+            <w:r>
+              <w:rPr>
+                <w:rStyle w:val="VerbatimChar"/>
+              </w:rPr>
+              <w:t xml:space="preserve">research/python/src/splitbind_ref/frame_restore.py</w:t>
+            </w:r>
+            <w:r>
+              <w:t xml:space="preserve">; nối vào dịch vụ tại</w:t>
+            </w:r>
+            <w:r>
+              <w:t xml:space="preserve"> </w:t>
+            </w:r>
+            <w:r>
+              <w:rPr>
+                <w:rStyle w:val="VerbatimChar"/>
+              </w:rPr>
+              <w:t xml:space="preserve">services/api/splitbind/demo/verification.py</w:t>
+            </w:r>
+            <w:r>
+              <w:t xml:space="preserve"> </w:t>
+            </w:r>
+            <w:r>
+              <w:t xml:space="preserve">(</w:t>
+            </w:r>
+            <w:r>
+              <w:rPr>
+                <w:rStyle w:val="VerbatimChar"/>
+              </w:rPr>
+              <w:t xml:space="preserve">_geometry_hypotheses</w:t>
+            </w:r>
+            <w:r>
+              <w:t xml:space="preserve">)</w:t>
+            </w:r>
+          </w:p>
+        </w:tc>
+        <w:tc>
+          <w:tcPr/>
+          <w:p>
+            <w:pPr>
+              <w:pStyle w:val="Compact"/>
+              <w:jc w:val="left"/>
+              <w:spacing w:before="40" w:after="40" w:line="240" w:lineRule="auto"/>
+            </w:pPr>
+            <w:r>
+              <w:t xml:space="preserve">Đã kiểm chứng bằng</w:t>
+            </w:r>
+            <w:r>
+              <w:t xml:space="preserve"> </w:t>
+            </w:r>
+            <w:r>
+              <w:rPr>
+                <w:rStyle w:val="VerbatimChar"/>
+              </w:rPr>
+              <w:t xml:space="preserve">services/api/tests/demo/test_screenshot_frame_restore.py</w:t>
+            </w:r>
+            <w:r>
+              <w:t xml:space="preserve">: ảnh chụp màn hình có viền chuyển từ</w:t>
+            </w:r>
+            <w:r>
+              <w:t xml:space="preserve"> </w:t>
+            </w:r>
+            <w:r>
+              <w:rPr>
+                <w:rStyle w:val="VerbatimChar"/>
+              </w:rPr>
+              <w:t xml:space="preserve">insufficient_sync_evidence</w:t>
+            </w:r>
+            <w:r>
+              <w:t xml:space="preserve"> </w:t>
+            </w:r>
+            <w:r>
+              <w:t xml:space="preserve">sang giải mã đúng mã hồ sơ.</w:t>
+            </w:r>
+          </w:p>
+        </w:tc>
+      </w:tr>
+      <w:tr>
+        <w:tc>
+          <w:tcPr/>
+          <w:p>
+            <w:pPr>
+              <w:pStyle w:val="Compact"/>
+              <w:spacing w:before="40" w:after="40" w:line="240" w:lineRule="auto"/>
+              <w:jc w:val="left"/>
+            </w:pPr>
+            <w:r>
+              <w:t xml:space="preserve">Ngưỡng hai kết quả khớp nhau khiến một tấm ảnh không bao giờ được quy kết</w:t>
+            </w:r>
+          </w:p>
+        </w:tc>
+        <w:tc>
+          <w:tcPr/>
+          <w:p>
+            <w:pPr>
+              <w:pStyle w:val="Compact"/>
+              <w:spacing w:before="40" w:after="40" w:line="240" w:lineRule="auto"/>
+              <w:jc w:val="left"/>
+            </w:pPr>
+            <w:r>
+              <w:rPr>
+                <w:i/>
+                <w:iCs/>
+              </w:rPr>
+              <w:t xml:space="preserve">Đã hiện thực trong mã nguồn</w:t>
+            </w:r>
+            <w:r>
+              <w:t xml:space="preserve"> </w:t>
+            </w:r>
+            <w:r>
+              <w:t xml:space="preserve">và</w:t>
+            </w:r>
+            <w:r>
+              <w:t xml:space="preserve"> </w:t>
+            </w:r>
+            <w:r>
+              <w:rPr>
+                <w:i/>
+                <w:iCs/>
+              </w:rPr>
+              <w:t xml:space="preserve">Giới hạn đã nhận diện</w:t>
+            </w:r>
+          </w:p>
+        </w:tc>
+        <w:tc>
+          <w:tcPr/>
+          <w:p>
+            <w:pPr>
+              <w:pStyle w:val="Compact"/>
+              <w:jc w:val="left"/>
+              <w:spacing w:before="40" w:after="40" w:line="240" w:lineRule="auto"/>
+            </w:pPr>
+            <w:r>
+              <w:rPr>
+                <w:rStyle w:val="VerbatimChar"/>
+              </w:rPr>
+              <w:t xml:space="preserve">_aggregate_unknown_page_decisions</w:t>
+            </w:r>
+            <w:r>
+              <w:t xml:space="preserve"> </w:t>
+            </w:r>
+            <w:r>
+              <w:t xml:space="preserve">trong</w:t>
+            </w:r>
+            <w:r>
+              <w:t xml:space="preserve"> </w:t>
+            </w:r>
+            <w:r>
+              <w:rPr>
+                <w:rStyle w:val="VerbatimChar"/>
+              </w:rPr>
+              <w:t xml:space="preserve">services/api/splitbind/demo/verification.py</w:t>
+            </w:r>
+          </w:p>
+        </w:tc>
+        <w:tc>
+          <w:tcPr/>
+          <w:p>
+            <w:pPr>
+              <w:pStyle w:val="Compact"/>
+              <w:spacing w:before="40" w:after="40" w:line="240" w:lineRule="auto"/>
+              <w:jc w:val="left"/>
+            </w:pPr>
+            <w:r>
+              <w:t xml:space="preserve">Đã kiểm chứng: số trang nằm trong phép dẫn xuất có khoá nên đúng một giả thuyết giải mã được; 120 ảnh âm tính cho 0 lần quy kết nhầm, tất cả dừng ở khâu đồng bộ có khoá.</w:t>
+            </w:r>
+          </w:p>
+        </w:tc>
+      </w:tr>
+      <w:tr>
+        <w:tc>
+          <w:tcPr/>
+          <w:p>
+            <w:pPr>
+              <w:pStyle w:val="Compact"/>
+              <w:spacing w:before="40" w:after="40" w:line="240" w:lineRule="auto"/>
+              <w:jc w:val="left"/>
+            </w:pPr>
+            <w:r>
+              <w:t xml:space="preserve">Cấp phát ảnh: đầu vào PNG hoặc JPEG, đầu ra luôn PNG, giữ nguyên kích thước gốc</w:t>
+            </w:r>
+          </w:p>
+        </w:tc>
+        <w:tc>
+          <w:tcPr/>
+          <w:p>
+            <w:pPr>
+              <w:pStyle w:val="Compact"/>
+              <w:spacing w:before="40" w:after="40" w:line="240" w:lineRule="auto"/>
+              <w:jc w:val="left"/>
+            </w:pPr>
+            <w:r>
+              <w:rPr>
+                <w:i/>
+                <w:iCs/>
+              </w:rPr>
+              <w:t xml:space="preserve">Đã hiện thực trong mã nguồn</w:t>
+            </w:r>
+            <w:r>
+              <w:t xml:space="preserve"> </w:t>
+            </w:r>
+            <w:r>
+              <w:t xml:space="preserve">và</w:t>
+            </w:r>
+            <w:r>
+              <w:t xml:space="preserve"> </w:t>
+            </w:r>
+            <w:r>
+              <w:rPr>
+                <w:i/>
+                <w:iCs/>
+              </w:rPr>
+              <w:t xml:space="preserve">Đang vận hành trên hệ thống thật</w:t>
+            </w:r>
+          </w:p>
+        </w:tc>
+        <w:tc>
+          <w:tcPr/>
+          <w:p>
+            <w:pPr>
+              <w:pStyle w:val="Compact"/>
+              <w:jc w:val="left"/>
+              <w:spacing w:before="40" w:after="40" w:line="240" w:lineRule="auto"/>
+            </w:pPr>
+            <w:r>
+              <w:rPr>
+                <w:rStyle w:val="VerbatimChar"/>
+              </w:rPr>
+              <w:t xml:space="preserve">_build_issuance_artifact</w:t>
+            </w:r>
+            <w:r>
+              <w:t xml:space="preserve"> </w:t>
+            </w:r>
+            <w:r>
+              <w:t xml:space="preserve">trong</w:t>
+            </w:r>
+            <w:r>
+              <w:t xml:space="preserve"> </w:t>
+            </w:r>
+            <w:r>
+              <w:rPr>
+                <w:rStyle w:val="VerbatimChar"/>
+              </w:rPr>
+              <w:t xml:space="preserve">services/api/splitbind/demo/issuance.py</w:t>
+            </w:r>
+            <w:r>
+              <w:t xml:space="preserve">; đuôi tệp kết quả suy ra tại</w:t>
+            </w:r>
+            <w:r>
+              <w:t xml:space="preserve"> </w:t>
+            </w:r>
+            <w:r>
+              <w:rPr>
+                <w:rStyle w:val="VerbatimChar"/>
+              </w:rPr>
+              <w:t xml:space="preserve">services/api/splitbind/demo/worker.py</w:t>
+            </w:r>
+          </w:p>
+        </w:tc>
+        <w:tc>
+          <w:tcPr/>
+          <w:p>
+            <w:pPr>
+              <w:pStyle w:val="Compact"/>
+              <w:jc w:val="left"/>
+              <w:spacing w:before="40" w:after="40" w:line="240" w:lineRule="auto"/>
+            </w:pPr>
+            <w:r>
+              <w:t xml:space="preserve">Đã kiểm chứng bằng</w:t>
+            </w:r>
+            <w:r>
+              <w:t xml:space="preserve"> </w:t>
+            </w:r>
+            <w:r>
+              <w:rPr>
+                <w:rStyle w:val="VerbatimChar"/>
+              </w:rPr>
+              <w:t xml:space="preserve">services/api/tests/demo/test_image_issuance.py</w:t>
+            </w:r>
+            <w:r>
+              <w:t xml:space="preserve">: ảnh JPEG 1400 x 900 cấp phát xong truy ngược lại đúng mã hồ sơ, kích thước không đổi.</w:t>
             </w:r>
           </w:p>
         </w:tc>

--- a/docs/project/Nhom9_TruyVetToanVenVanBan.docx
+++ b/docs/project/Nhom9_TruyVetToanVenVanBan.docx
@@ -4782,7 +4782,82 @@
         </w:numPr>
       </w:pPr>
       <w:r>
-        <w:t xml:space="preserve">Áp dụng biến đổi Haar DWT cấp 1 để trích xuất dải chi tiết.</w:t>
+        <w:t xml:space="preserve">Áp dụng biến đổi Haar DWT cấp 1, rồi lấy dải xấp xỉ</w:t>
+      </w:r>
+      <w:r>
+        <w:t xml:space="preserve"> </w:t>
+      </w:r>
+      <w:r>
+        <w:rPr>
+          <w:rStyle w:val="VerbatimChar"/>
+        </w:rPr>
+        <w:t xml:space="preserve">LL</w:t>
+      </w:r>
+      <w:r>
+        <w:t xml:space="preserve">. Đây là dải năng lượng thấp chứa phần</w:t>
+      </w:r>
+      <w:r>
+        <w:t xml:space="preserve"> </w:t>
+      </w:r>
+      <w:r>
+        <w:t xml:space="preserve">“thô”</w:t>
+      </w:r>
+      <w:r>
+        <w:t xml:space="preserve"> </w:t>
+      </w:r>
+      <w:r>
+        <w:t xml:space="preserve">của ảnh, không phải các dải chi tiết</w:t>
+      </w:r>
+      <w:r>
+        <w:t xml:space="preserve"> </w:t>
+      </w:r>
+      <w:r>
+        <w:rPr>
+          <w:rStyle w:val="VerbatimChar"/>
+        </w:rPr>
+        <w:t xml:space="preserve">LH</w:t>
+      </w:r>
+      <w:r>
+        <w:t xml:space="preserve">,</w:t>
+      </w:r>
+      <w:r>
+        <w:t xml:space="preserve"> </w:t>
+      </w:r>
+      <w:r>
+        <w:rPr>
+          <w:rStyle w:val="VerbatimChar"/>
+        </w:rPr>
+        <w:t xml:space="preserve">HL</w:t>
+      </w:r>
+      <w:r>
+        <w:t xml:space="preserve">,</w:t>
+      </w:r>
+      <w:r>
+        <w:t xml:space="preserve"> </w:t>
+      </w:r>
+      <w:r>
+        <w:rPr>
+          <w:rStyle w:val="VerbatimChar"/>
+        </w:rPr>
+        <w:t xml:space="preserve">HH</w:t>
+      </w:r>
+      <w:r>
+        <w:t xml:space="preserve">. Chọn</w:t>
+      </w:r>
+      <w:r>
+        <w:t xml:space="preserve"> </w:t>
+      </w:r>
+      <w:r>
+        <w:rPr>
+          <w:rStyle w:val="VerbatimChar"/>
+        </w:rPr>
+        <w:t xml:space="preserve">LL</w:t>
+      </w:r>
+      <w:r>
+        <w:t xml:space="preserve"> </w:t>
+      </w:r>
+      <w:r>
+        <w:t xml:space="preserve">vì nó sống sót tốt hơn qua nén và thu nhỏ, đánh đổi lại là dễ nhìn thấy hơn nên bước lượng tử phải giữ nhỏ.</w:t>
       </w:r>
     </w:p>
     <w:p>
@@ -4794,7 +4869,22 @@
         </w:numPr>
       </w:pPr>
       <w:r>
-        <w:t xml:space="preserve">Chia dải chi tiết thành các khối</w:t>
+        <w:t xml:space="preserve">Chia dải</w:t>
+      </w:r>
+      <w:r>
+        <w:t xml:space="preserve"> </w:t>
+      </w:r>
+      <w:r>
+        <w:rPr>
+          <w:rStyle w:val="VerbatimChar"/>
+        </w:rPr>
+        <w:t xml:space="preserve">LL</w:t>
+      </w:r>
+      <w:r>
+        <w:t xml:space="preserve"> </w:t>
+      </w:r>
+      <w:r>
+        <w:t xml:space="preserve">thành các khối</w:t>
       </w:r>
       <w:r>
         <w:t xml:space="preserve"> </w:t>
@@ -4835,13 +4925,121 @@
     <w:p>
       <w:pPr>
         <w:pStyle w:val="Compact"/>
+        <w:jc w:val="left"/>
         <w:numPr>
           <w:ilvl w:val="0"/>
           <w:numId w:val="1020"/>
         </w:numPr>
       </w:pPr>
       <w:r>
-        <w:t xml:space="preserve">Trích xuất và lưu mẫu đồng bộ hình học (SyncTemplate) gồm các điểm đặc trưng ORB tự nhiên của trang tài liệu; khi giải mã, bộ giải mã phát hiện các đặc trưng ORB trên trang bị biến dạng và sử dụng thuật toán RANSAC để ước lượng ma trận biến đổi phối cảnh (Homography), hiệu chỉnh và căn chỉnh trang ảnh về tọa độ chuẩn trước khi trích xuất thủy vân.</w:t>
+        <w:t xml:space="preserve">Nhúng thêm một tín hiệu đồng bộ gọi là pilot: một chùm cặp tần số sinh từ khoá bí mật, tổng hợp thành một hoa văn trải khắp trang, trung bình bằng không và biên độ rất nhỏ so với nội dung. Khi giải mã, bộ giải mã dò lại chùm tần số này để ước lượng phép biến đổi đồng dạng đưa trang về toạ độ chuẩn, trong giới hạn hợp đồng cho phép: tỉ lệ co không dưới</w:t>
+      </w:r>
+      <w:r>
+        <w:t xml:space="preserve"> </w:t>
+      </w:r>
+      <w:r>
+        <w:rPr>
+          <w:rStyle w:val="VerbatimChar"/>
+        </w:rPr>
+        <w:t xml:space="preserve">0.45</w:t>
+      </w:r>
+      <w:r>
+        <w:t xml:space="preserve">, xoay không quá</w:t>
+      </w:r>
+      <w:r>
+        <w:t xml:space="preserve"> </w:t>
+      </w:r>
+      <w:r>
+        <w:rPr>
+          <w:rStyle w:val="VerbatimChar"/>
+        </w:rPr>
+        <w:t xml:space="preserve">8</w:t>
+      </w:r>
+      <w:r>
+        <w:t xml:space="preserve"> </w:t>
+      </w:r>
+      <w:r>
+        <w:t xml:space="preserve">độ, tịnh tiến không quá</w:t>
+      </w:r>
+      <w:r>
+        <w:t xml:space="preserve"> </w:t>
+      </w:r>
+      <w:r>
+        <w:rPr>
+          <w:rStyle w:val="VerbatimChar"/>
+        </w:rPr>
+        <w:t xml:space="preserve">0.60</w:t>
+      </w:r>
+      <w:r>
+        <w:t xml:space="preserve"> </w:t>
+      </w:r>
+      <w:r>
+        <w:t xml:space="preserve">chiều cạnh (</w:t>
+      </w:r>
+      <w:r>
+        <w:rPr>
+          <w:rStyle w:val="VerbatimChar"/>
+        </w:rPr>
+        <w:t xml:space="preserve">contracts/algorithm/fingerprint-candidates.v2.json</w:t>
+      </w:r>
+      <w:r>
+        <w:t xml:space="preserve">).</w:t>
+      </w:r>
+    </w:p>
+    <w:p>
+      <w:pPr>
+        <w:pStyle w:val="Compact"/>
+        <w:jc w:val="left"/>
+        <w:numPr>
+          <w:ilvl w:val="1"/>
+          <w:numId w:val="1021"/>
+        </w:numPr>
+      </w:pPr>
+      <w:r>
+        <w:t xml:space="preserve">Hàm</w:t>
+      </w:r>
+      <w:r>
+        <w:t xml:space="preserve"> </w:t>
+      </w:r>
+      <w:r>
+        <w:rPr>
+          <w:rStyle w:val="VerbatimChar"/>
+        </w:rPr>
+        <w:t xml:space="preserve">align_page_v2</w:t>
+      </w:r>
+      <w:r>
+        <w:t xml:space="preserve"> </w:t>
+      </w:r>
+      <w:r>
+        <w:t xml:space="preserve">còn nhận thêm một mẫu đặc trưng ORB tuỳ chọn, nhưng</w:t>
+      </w:r>
+      <w:r>
+        <w:t xml:space="preserve"> </w:t>
+      </w:r>
+      <w:r>
+        <w:rPr>
+          <w:rStyle w:val="VerbatimChar"/>
+        </w:rPr>
+        <w:t xml:space="preserve">decode_fingerprint_v2</w:t>
+      </w:r>
+      <w:r>
+        <w:t xml:space="preserve"> </w:t>
+      </w:r>
+      <w:r>
+        <w:t xml:space="preserve">- đường mà dịch vụ thực sự gọi - không truyền mẫu đó. Nói cách khác, phiên bản đang chạy đồng bộ</w:t>
+      </w:r>
+      <w:r>
+        <w:t xml:space="preserve"> </w:t>
+      </w:r>
+      <w:r>
+        <w:rPr>
+          <w:b/>
+          <w:bCs/>
+        </w:rPr>
+        <w:t xml:space="preserve">chỉ bằng pilot</w:t>
+      </w:r>
+      <w:r>
+        <w:t xml:space="preserve">. Mô tả dùng ORB và RANSAC ở các tài liệu trước thuộc về thế hệ V1 và nhánh nghiên cứu V3, không mô tả đường đang vận hành.</w:t>
       </w:r>
     </w:p>
     <w:bookmarkEnd w:id="24"/>
@@ -4887,7 +5085,7 @@
         <w:pStyle w:val="Compact"/>
         <w:numPr>
           <w:ilvl w:val="0"/>
-          <w:numId w:val="1021"/>
+          <w:numId w:val="1022"/>
         </w:numPr>
       </w:pPr>
       <w:r>
@@ -4943,7 +5141,7 @@
         <w:pStyle w:val="Compact"/>
         <w:numPr>
           <w:ilvl w:val="0"/>
-          <w:numId w:val="1021"/>
+          <w:numId w:val="1022"/>
         </w:numPr>
       </w:pPr>
       <w:r>
@@ -4959,7 +5157,7 @@
         <w:pStyle w:val="Compact"/>
         <w:numPr>
           <w:ilvl w:val="1"/>
-          <w:numId w:val="1022"/>
+          <w:numId w:val="1023"/>
         </w:numPr>
       </w:pPr>
       <w:r>
@@ -5010,7 +5208,7 @@
         <w:pStyle w:val="Compact"/>
         <w:numPr>
           <w:ilvl w:val="1"/>
-          <w:numId w:val="1022"/>
+          <w:numId w:val="1023"/>
         </w:numPr>
       </w:pPr>
       <w:r>
@@ -5057,7 +5255,7 @@
         <w:pStyle w:val="Compact"/>
         <w:numPr>
           <w:ilvl w:val="0"/>
-          <w:numId w:val="1021"/>
+          <w:numId w:val="1022"/>
         </w:numPr>
       </w:pPr>
       <w:r>
@@ -5089,7 +5287,7 @@
         <w:pStyle w:val="Compact"/>
         <w:numPr>
           <w:ilvl w:val="0"/>
-          <w:numId w:val="1023"/>
+          <w:numId w:val="1024"/>
         </w:numPr>
       </w:pPr>
       <w:r>
@@ -5101,7 +5299,7 @@
         <w:pStyle w:val="Compact"/>
         <w:numPr>
           <w:ilvl w:val="1"/>
-          <w:numId w:val="1024"/>
+          <w:numId w:val="1025"/>
         </w:numPr>
       </w:pPr>
       <w:r>
@@ -5160,7 +5358,7 @@
         <w:pStyle w:val="Compact"/>
         <w:numPr>
           <w:ilvl w:val="1"/>
-          <w:numId w:val="1024"/>
+          <w:numId w:val="1025"/>
         </w:numPr>
       </w:pPr>
       <w:r>
@@ -5239,7 +5437,7 @@
         <w:pStyle w:val="Compact"/>
         <w:numPr>
           <w:ilvl w:val="1"/>
-          <w:numId w:val="1024"/>
+          <w:numId w:val="1025"/>
         </w:numPr>
       </w:pPr>
       <w:r>
@@ -5290,7 +5488,102 @@
         </m:r>
       </m:oMath>
       <w:r>
-        <w:t xml:space="preserve">. Mẫu đồng bộ ORB gặp khó khăn khi tài liệu có nhiều mảng màu trơn.</w:t>
+        <w:t xml:space="preserve">. Mẫu đồng bộ ORB gặp khó khăn khi tài liệu có nhiều mảng màu trơn. Lưu ý ORB là cơ chế đồng bộ của thế hệ V1; phiên bản đang chạy dùng pilot, xem Mục 2.1.2 và Mục 4.2.3.2.</w:t>
+      </w:r>
+    </w:p>
+    <w:p>
+      <w:pPr>
+        <w:pStyle w:val="FirstParagraph"/>
+      </w:pPr>
+      <w:r>
+        <w:rPr>
+          <w:b/>
+          <w:bCs/>
+        </w:rPr>
+        <w:t xml:space="preserve">Ba ranh giới trên là số đo của thế hệ V1 và đã thay đổi.</w:t>
+      </w:r>
+      <w:r>
+        <w:t xml:space="preserve"> </w:t>
+      </w:r>
+      <w:r>
+        <w:t xml:space="preserve">Nguyên nhân khiến JPEG-70 và Resize-0.75 thất bại không nằm ở vật mang mà ở cách bên nhận kế toán ký hiệu bị xoá; sau khi sửa, cả hai ca này giải mã được, và ca ảnh chụp màn hình cũng vậy. Số đo sau khi sửa cùng chẩn đoán đầy đủ nằm ở Mục 4.2.4. Giữ nguyên các con số V1 ở đây vì chúng là mốc so sánh của quá trình, không phải mô tả hiện trạng.</w:t>
+      </w:r>
+      <w:r>
+        <w:t xml:space="preserve"> </w:t>
+      </w:r>
+      <w:r>
+        <w:t xml:space="preserve">*</w:t>
+      </w:r>
+      <w:r>
+        <w:t xml:space="preserve"> </w:t>
+      </w:r>
+      <w:r>
+        <w:rPr>
+          <w:b/>
+          <w:bCs/>
+        </w:rPr>
+        <w:t xml:space="preserve">Kết luận học thuật:</w:t>
+      </w:r>
+      <w:r>
+        <w:t xml:space="preserve"> </w:t>
+      </w:r>
+      <w:r>
+        <w:t xml:space="preserve">Thuật toán chứng minh tính khả thi của việc nhúng định danh 128-bit với độ trung thực tín hiệu cao trên mảng điểm ảnh, nhưng còn hạn chế trước các biến đổi phi tuyến và nén lossy nặng. Một hướng nghiên cứu tiếp theo có thể xem xét là Deep Watermarking (như kiến trúc HiDDeN, StegaStamp) kết hợp mạng nơ-ron tích chập tự mã hóa (Autoencoder) bên cạnh việc tối ưu hóa bước lượng tử hóa thích nghi theo đặc trưng cục bộ.</w:t>
+      </w:r>
+    </w:p>
+    <w:p>
+      <w:r>
+        <w:pict>
+          <v:rect style="width:0;height:1.5pt" o:hralign="center" o:hrstd="t" o:hr="t"/>
+        </w:pict>
+      </w:r>
+    </w:p>
+    <w:bookmarkEnd w:id="26"/>
+    <w:bookmarkEnd w:id="27"/>
+    <w:bookmarkStart w:id="32" w:name="X977abff2802fd0052c7bb64c3dd76a7236a21c1"/>
+    <w:p>
+      <w:pPr>
+        <w:pStyle w:val="Heading2"/>
+      </w:pPr>
+      <w:r>
+        <w:t xml:space="preserve">2.2. Bài toán B: thủy vân bán dễ vỡ phát hiện và định vị sửa đổi (Tamper Localization)</w:t>
+      </w:r>
+    </w:p>
+    <w:bookmarkStart w:id="28" w:name="X29faa721572769ba20609bcade6ded8d2f5cf27"/>
+    <w:p>
+      <w:pPr>
+        <w:pStyle w:val="Heading3"/>
+      </w:pPr>
+      <w:r>
+        <w:t xml:space="preserve">2.2.1. Kiến trúc thuật toán semi-fragile phân tán</w:t>
+      </w:r>
+    </w:p>
+    <w:p>
+      <w:pPr>
+        <w:pStyle w:val="FirstParagraph"/>
+        <w:jc w:val="left"/>
+      </w:pPr>
+      <w:r>
+        <w:rPr>
+          <w:i/>
+          <w:iCs/>
+        </w:rPr>
+        <w:t xml:space="preserve">Đã hiện thực trong mã nguồn</w:t>
+      </w:r>
+      <w:r>
+        <w:t xml:space="preserve"> </w:t>
+      </w:r>
+      <w:r>
+        <w:t xml:space="preserve">(</w:t>
+      </w:r>
+      <w:r>
+        <w:rPr>
+          <w:rStyle w:val="VerbatimChar"/>
+        </w:rPr>
+        <w:t xml:space="preserve">research/python/src/splitbind_ref/integrity.py</w:t>
+      </w:r>
+      <w:r>
+        <w:t xml:space="preserve">)</w:t>
       </w:r>
     </w:p>
     <w:p>
@@ -5298,84 +5591,7 @@
         <w:pStyle w:val="Compact"/>
         <w:numPr>
           <w:ilvl w:val="0"/>
-          <w:numId w:val="1023"/>
-        </w:numPr>
-      </w:pPr>
-      <w:r>
-        <w:rPr>
-          <w:b/>
-          <w:bCs/>
-        </w:rPr>
-        <w:t xml:space="preserve">Kết luận học thuật:</w:t>
-      </w:r>
-      <w:r>
-        <w:t xml:space="preserve"> </w:t>
-      </w:r>
-      <w:r>
-        <w:t xml:space="preserve">Thuật toán chứng minh tính khả thi của việc nhúng định danh 128-bit với độ trung thực tín hiệu cao trên mảng điểm ảnh, nhưng còn hạn chế trước các biến đổi phi tuyến và nén lossy nặng. Một hướng nghiên cứu tiếp theo có thể xem xét là Deep Watermarking (như kiến trúc HiDDeN, StegaStamp) kết hợp mạng nơ-ron tích chập tự mã hóa (Autoencoder) bên cạnh việc tối ưu hóa bước lượng tử hóa thích nghi theo đặc trưng cục bộ.</w:t>
-      </w:r>
-    </w:p>
-    <w:p>
-      <w:r>
-        <w:pict>
-          <v:rect style="width:0;height:1.5pt" o:hralign="center" o:hrstd="t" o:hr="t"/>
-        </w:pict>
-      </w:r>
-    </w:p>
-    <w:bookmarkEnd w:id="26"/>
-    <w:bookmarkEnd w:id="27"/>
-    <w:bookmarkStart w:id="32" w:name="X977abff2802fd0052c7bb64c3dd76a7236a21c1"/>
-    <w:p>
-      <w:pPr>
-        <w:pStyle w:val="Heading2"/>
-      </w:pPr>
-      <w:r>
-        <w:t xml:space="preserve">2.2. Bài toán B: thủy vân bán dễ vỡ phát hiện và định vị sửa đổi (Tamper Localization)</w:t>
-      </w:r>
-    </w:p>
-    <w:bookmarkStart w:id="28" w:name="X29faa721572769ba20609bcade6ded8d2f5cf27"/>
-    <w:p>
-      <w:pPr>
-        <w:pStyle w:val="Heading3"/>
-      </w:pPr>
-      <w:r>
-        <w:t xml:space="preserve">2.2.1. Kiến trúc thuật toán semi-fragile phân tán</w:t>
-      </w:r>
-    </w:p>
-    <w:p>
-      <w:pPr>
-        <w:pStyle w:val="FirstParagraph"/>
-        <w:jc w:val="left"/>
-      </w:pPr>
-      <w:r>
-        <w:rPr>
-          <w:i/>
-          <w:iCs/>
-        </w:rPr>
-        <w:t xml:space="preserve">Đã hiện thực trong mã nguồn</w:t>
-      </w:r>
-      <w:r>
-        <w:t xml:space="preserve"> </w:t>
-      </w:r>
-      <w:r>
-        <w:t xml:space="preserve">(</w:t>
-      </w:r>
-      <w:r>
-        <w:rPr>
-          <w:rStyle w:val="VerbatimChar"/>
-        </w:rPr>
-        <w:t xml:space="preserve">research/python/src/splitbind_ref/integrity.py</w:t>
-      </w:r>
-      <w:r>
-        <w:t xml:space="preserve">)</w:t>
-      </w:r>
-    </w:p>
-    <w:p>
-      <w:pPr>
-        <w:pStyle w:val="Compact"/>
-        <w:numPr>
-          <w:ilvl w:val="0"/>
-          <w:numId w:val="1025"/>
+          <w:numId w:val="1026"/>
         </w:numPr>
       </w:pPr>
       <w:r>
@@ -5420,7 +5636,7 @@
         <w:pStyle w:val="Compact"/>
         <w:numPr>
           <w:ilvl w:val="0"/>
-          <w:numId w:val="1025"/>
+          <w:numId w:val="1026"/>
         </w:numPr>
       </w:pPr>
       <w:r>
@@ -5436,7 +5652,7 @@
         <w:pStyle w:val="Compact"/>
         <w:numPr>
           <w:ilvl w:val="1"/>
-          <w:numId w:val="1026"/>
+          <w:numId w:val="1027"/>
         </w:numPr>
       </w:pPr>
       <w:r>
@@ -5468,7 +5684,7 @@
         <w:pStyle w:val="Compact"/>
         <w:numPr>
           <w:ilvl w:val="1"/>
-          <w:numId w:val="1026"/>
+          <w:numId w:val="1027"/>
         </w:numPr>
       </w:pPr>
       <w:r>
@@ -5500,34 +5716,6 @@
       </w:r>
       <w:r>
         <w:t xml:space="preserve">.</w:t>
-      </w:r>
-    </w:p>
-    <w:p>
-      <w:pPr>
-        <w:pStyle w:val="Compact"/>
-        <w:numPr>
-          <w:ilvl w:val="1"/>
-          <w:numId w:val="1026"/>
-        </w:numPr>
-      </w:pPr>
-      <w:r>
-        <w:t xml:space="preserve">Lượng tử hóa với bước 512.0 để loại bỏ biến động nhiễu nhỏ nhưng giữ lại đặc trưng cấu trúc nội dung.</w:t>
-      </w:r>
-    </w:p>
-    <w:p>
-      <w:pPr>
-        <w:pStyle w:val="Compact"/>
-        <w:numPr>
-          <w:ilvl w:val="0"/>
-          <w:numId w:val="1025"/>
-        </w:numPr>
-      </w:pPr>
-      <w:r>
-        <w:rPr>
-          <w:b/>
-          <w:bCs/>
-        </w:rPr>
-        <w:t xml:space="preserve">Tạo thẻ xác thực (Authentication Tag):</w:t>
       </w:r>
     </w:p>
     <w:p>
@@ -5536,6 +5724,34 @@
         <w:numPr>
           <w:ilvl w:val="1"/>
           <w:numId w:val="1027"/>
+        </w:numPr>
+      </w:pPr>
+      <w:r>
+        <w:t xml:space="preserve">Lượng tử hóa với bước 512.0 để loại bỏ biến động nhiễu nhỏ nhưng giữ lại đặc trưng cấu trúc nội dung.</w:t>
+      </w:r>
+    </w:p>
+    <w:p>
+      <w:pPr>
+        <w:pStyle w:val="Compact"/>
+        <w:numPr>
+          <w:ilvl w:val="0"/>
+          <w:numId w:val="1026"/>
+        </w:numPr>
+      </w:pPr>
+      <w:r>
+        <w:rPr>
+          <w:b/>
+          <w:bCs/>
+        </w:rPr>
+        <w:t xml:space="preserve">Tạo thẻ xác thực (Authentication Tag):</w:t>
+      </w:r>
+    </w:p>
+    <w:p>
+      <w:pPr>
+        <w:pStyle w:val="Compact"/>
+        <w:numPr>
+          <w:ilvl w:val="1"/>
+          <w:numId w:val="1028"/>
         </w:numPr>
       </w:pPr>
       <w:r>
@@ -5653,7 +5869,7 @@
         <w:pStyle w:val="Compact"/>
         <w:numPr>
           <w:ilvl w:val="1"/>
-          <w:numId w:val="1027"/>
+          <w:numId w:val="1028"/>
         </w:numPr>
       </w:pPr>
       <w:r>
@@ -5754,7 +5970,7 @@
         <w:pStyle w:val="Compact"/>
         <w:numPr>
           <w:ilvl w:val="0"/>
-          <w:numId w:val="1025"/>
+          <w:numId w:val="1026"/>
         </w:numPr>
       </w:pPr>
       <w:r>
@@ -5770,7 +5986,7 @@
         <w:pStyle w:val="Compact"/>
         <w:numPr>
           <w:ilvl w:val="1"/>
-          <w:numId w:val="1028"/>
+          <w:numId w:val="1029"/>
         </w:numPr>
       </w:pPr>
       <w:r>
@@ -5782,7 +5998,7 @@
         <w:pStyle w:val="Compact"/>
         <w:numPr>
           <w:ilvl w:val="0"/>
-          <w:numId w:val="1025"/>
+          <w:numId w:val="1026"/>
         </w:numPr>
       </w:pPr>
       <w:r>
@@ -5834,7 +6050,7 @@
         <w:pStyle w:val="Compact"/>
         <w:numPr>
           <w:ilvl w:val="0"/>
-          <w:numId w:val="1029"/>
+          <w:numId w:val="1030"/>
         </w:numPr>
       </w:pPr>
       <w:r>
@@ -5847,7 +6063,7 @@
         <w:jc w:val="left"/>
         <w:numPr>
           <w:ilvl w:val="0"/>
-          <w:numId w:val="1029"/>
+          <w:numId w:val="1030"/>
         </w:numPr>
       </w:pPr>
       <w:r>
@@ -5921,7 +6137,7 @@
         <w:pStyle w:val="Compact"/>
         <w:numPr>
           <w:ilvl w:val="0"/>
-          <w:numId w:val="1030"/>
+          <w:numId w:val="1031"/>
         </w:numPr>
       </w:pPr>
       <w:r>
@@ -5960,7 +6176,7 @@
         <w:pStyle w:val="Compact"/>
         <w:numPr>
           <w:ilvl w:val="0"/>
-          <w:numId w:val="1030"/>
+          <w:numId w:val="1031"/>
         </w:numPr>
       </w:pPr>
       <w:r>
@@ -5969,94 +6185,6 @@
           <w:bCs/>
         </w:rPr>
         <w:t xml:space="preserve">Bốn loại tấn công can thiệp được đánh giá:</w:t>
-      </w:r>
-    </w:p>
-    <w:p>
-      <w:pPr>
-        <w:pStyle w:val="Compact"/>
-        <w:numPr>
-          <w:ilvl w:val="1"/>
-          <w:numId w:val="1031"/>
-        </w:numPr>
-      </w:pPr>
-      <w:r>
-        <w:rPr>
-          <w:rStyle w:val="VerbatimChar"/>
-        </w:rPr>
-        <w:t xml:space="preserve">replace_text</w:t>
-      </w:r>
-      <w:r>
-        <w:t xml:space="preserve">: Thay thế một vùng văn bản (sửa nội dung chữ số/từ ngữ).</w:t>
-      </w:r>
-    </w:p>
-    <w:p>
-      <w:pPr>
-        <w:pStyle w:val="Compact"/>
-        <w:numPr>
-          <w:ilvl w:val="1"/>
-          <w:numId w:val="1031"/>
-        </w:numPr>
-      </w:pPr>
-      <w:r>
-        <w:rPr>
-          <w:rStyle w:val="VerbatimChar"/>
-        </w:rPr>
-        <w:t xml:space="preserve">cover_region</w:t>
-      </w:r>
-      <w:r>
-        <w:t xml:space="preserve">: Che khuất một vùng thông tin bằng mảng màu.</w:t>
-      </w:r>
-    </w:p>
-    <w:p>
-      <w:pPr>
-        <w:pStyle w:val="Compact"/>
-        <w:numPr>
-          <w:ilvl w:val="1"/>
-          <w:numId w:val="1031"/>
-        </w:numPr>
-      </w:pPr>
-      <w:r>
-        <w:rPr>
-          <w:rStyle w:val="VerbatimChar"/>
-        </w:rPr>
-        <w:t xml:space="preserve">copy_move</w:t>
-      </w:r>
-      <w:r>
-        <w:t xml:space="preserve">: Sao chép một vùng nội dung và dán sang vị trí khác trên trang.</w:t>
-      </w:r>
-    </w:p>
-    <w:p>
-      <w:pPr>
-        <w:pStyle w:val="Compact"/>
-        <w:numPr>
-          <w:ilvl w:val="1"/>
-          <w:numId w:val="1031"/>
-        </w:numPr>
-      </w:pPr>
-      <w:r>
-        <w:rPr>
-          <w:rStyle w:val="VerbatimChar"/>
-        </w:rPr>
-        <w:t xml:space="preserve">insert_object</w:t>
-      </w:r>
-      <w:r>
-        <w:t xml:space="preserve">: Chèn thêm một đối tượng/hình ảnh mới vào trang tài liệu.</w:t>
-      </w:r>
-    </w:p>
-    <w:p>
-      <w:pPr>
-        <w:pStyle w:val="Compact"/>
-        <w:numPr>
-          <w:ilvl w:val="0"/>
-          <w:numId w:val="1030"/>
-        </w:numPr>
-      </w:pPr>
-      <w:r>
-        <w:rPr>
-          <w:b/>
-          <w:bCs/>
-        </w:rPr>
-        <w:t xml:space="preserve">Kết quả đo lường chỉ số IoU (Intersection over Union) thực tế:</w:t>
       </w:r>
     </w:p>
     <w:p>
@@ -6069,25 +6197,12 @@
       </w:pPr>
       <w:r>
         <w:rPr>
-          <w:b/>
-          <w:bCs/>
-        </w:rPr>
-        <w:t xml:space="preserve">Chỉ số IoU tổng hợp (Aggregate Localization IoU):</w:t>
-      </w:r>
-      <w:r>
-        <w:t xml:space="preserve"> </w:t>
-      </w:r>
-      <w:r>
-        <w:rPr>
           <w:rStyle w:val="VerbatimChar"/>
         </w:rPr>
-        <w:t xml:space="preserve">0.089981</w:t>
-      </w:r>
-      <w:r>
-        <w:t xml:space="preserve"> </w:t>
-      </w:r>
-      <w:r>
-        <w:t xml:space="preserve">(xấp xỉ 0.09).</w:t>
+        <w:t xml:space="preserve">replace_text</w:t>
+      </w:r>
+      <w:r>
+        <w:t xml:space="preserve">: Thay thế một vùng văn bản (sửa nội dung chữ số/từ ngữ).</w:t>
       </w:r>
     </w:p>
     <w:p>
@@ -6099,6 +6214,107 @@
         </w:numPr>
       </w:pPr>
       <w:r>
+        <w:rPr>
+          <w:rStyle w:val="VerbatimChar"/>
+        </w:rPr>
+        <w:t xml:space="preserve">cover_region</w:t>
+      </w:r>
+      <w:r>
+        <w:t xml:space="preserve">: Che khuất một vùng thông tin bằng mảng màu.</w:t>
+      </w:r>
+    </w:p>
+    <w:p>
+      <w:pPr>
+        <w:pStyle w:val="Compact"/>
+        <w:numPr>
+          <w:ilvl w:val="1"/>
+          <w:numId w:val="1032"/>
+        </w:numPr>
+      </w:pPr>
+      <w:r>
+        <w:rPr>
+          <w:rStyle w:val="VerbatimChar"/>
+        </w:rPr>
+        <w:t xml:space="preserve">copy_move</w:t>
+      </w:r>
+      <w:r>
+        <w:t xml:space="preserve">: Sao chép một vùng nội dung và dán sang vị trí khác trên trang.</w:t>
+      </w:r>
+    </w:p>
+    <w:p>
+      <w:pPr>
+        <w:pStyle w:val="Compact"/>
+        <w:numPr>
+          <w:ilvl w:val="1"/>
+          <w:numId w:val="1032"/>
+        </w:numPr>
+      </w:pPr>
+      <w:r>
+        <w:rPr>
+          <w:rStyle w:val="VerbatimChar"/>
+        </w:rPr>
+        <w:t xml:space="preserve">insert_object</w:t>
+      </w:r>
+      <w:r>
+        <w:t xml:space="preserve">: Chèn thêm một đối tượng/hình ảnh mới vào trang tài liệu.</w:t>
+      </w:r>
+    </w:p>
+    <w:p>
+      <w:pPr>
+        <w:pStyle w:val="Compact"/>
+        <w:numPr>
+          <w:ilvl w:val="0"/>
+          <w:numId w:val="1031"/>
+        </w:numPr>
+      </w:pPr>
+      <w:r>
+        <w:rPr>
+          <w:b/>
+          <w:bCs/>
+        </w:rPr>
+        <w:t xml:space="preserve">Kết quả đo lường chỉ số IoU (Intersection over Union) thực tế:</w:t>
+      </w:r>
+    </w:p>
+    <w:p>
+      <w:pPr>
+        <w:pStyle w:val="Compact"/>
+        <w:numPr>
+          <w:ilvl w:val="1"/>
+          <w:numId w:val="1033"/>
+        </w:numPr>
+      </w:pPr>
+      <w:r>
+        <w:rPr>
+          <w:b/>
+          <w:bCs/>
+        </w:rPr>
+        <w:t xml:space="preserve">Chỉ số IoU tổng hợp (Aggregate Localization IoU):</w:t>
+      </w:r>
+      <w:r>
+        <w:t xml:space="preserve"> </w:t>
+      </w:r>
+      <w:r>
+        <w:rPr>
+          <w:rStyle w:val="VerbatimChar"/>
+        </w:rPr>
+        <w:t xml:space="preserve">0.089981</w:t>
+      </w:r>
+      <w:r>
+        <w:t xml:space="preserve"> </w:t>
+      </w:r>
+      <w:r>
+        <w:t xml:space="preserve">(xấp xỉ 0.09).</w:t>
+      </w:r>
+    </w:p>
+    <w:p>
+      <w:pPr>
+        <w:pStyle w:val="Compact"/>
+        <w:numPr>
+          <w:ilvl w:val="1"/>
+          <w:numId w:val="1033"/>
+        </w:numPr>
+      </w:pPr>
+      <w:r>
         <w:t xml:space="preserve">Chi tiết theo từng dạng can thiệp:</w:t>
       </w:r>
     </w:p>
@@ -6107,7 +6323,7 @@
         <w:pStyle w:val="Compact"/>
         <w:numPr>
           <w:ilvl w:val="2"/>
-          <w:numId w:val="1033"/>
+          <w:numId w:val="1034"/>
         </w:numPr>
       </w:pPr>
       <w:r>
@@ -6155,7 +6371,7 @@
         <w:pStyle w:val="Compact"/>
         <w:numPr>
           <w:ilvl w:val="2"/>
-          <w:numId w:val="1033"/>
+          <w:numId w:val="1034"/>
         </w:numPr>
       </w:pPr>
       <w:r>
@@ -6203,7 +6419,7 @@
         <w:pStyle w:val="Compact"/>
         <w:numPr>
           <w:ilvl w:val="2"/>
-          <w:numId w:val="1033"/>
+          <w:numId w:val="1034"/>
         </w:numPr>
       </w:pPr>
       <w:r>
@@ -6251,7 +6467,7 @@
         <w:pStyle w:val="Compact"/>
         <w:numPr>
           <w:ilvl w:val="2"/>
-          <w:numId w:val="1033"/>
+          <w:numId w:val="1034"/>
         </w:numPr>
       </w:pPr>
       <w:r>
@@ -6309,7 +6525,7 @@
         <w:pStyle w:val="Compact"/>
         <w:numPr>
           <w:ilvl w:val="0"/>
-          <w:numId w:val="1034"/>
+          <w:numId w:val="1035"/>
         </w:numPr>
       </w:pPr>
       <w:r>
@@ -6380,7 +6596,7 @@
         <w:pStyle w:val="Compact"/>
         <w:numPr>
           <w:ilvl w:val="0"/>
-          <w:numId w:val="1034"/>
+          <w:numId w:val="1035"/>
         </w:numPr>
       </w:pPr>
       <w:r>
@@ -6397,7 +6613,7 @@
         <w:jc w:val="left"/>
         <w:numPr>
           <w:ilvl w:val="1"/>
-          <w:numId w:val="1035"/>
+          <w:numId w:val="1036"/>
         </w:numPr>
       </w:pPr>
       <w:r>
@@ -6462,7 +6678,7 @@
         <w:pStyle w:val="Compact"/>
         <w:numPr>
           <w:ilvl w:val="1"/>
-          <w:numId w:val="1035"/>
+          <w:numId w:val="1036"/>
         </w:numPr>
       </w:pPr>
       <w:r>
@@ -6483,7 +6699,7 @@
         <w:pStyle w:val="Compact"/>
         <w:numPr>
           <w:ilvl w:val="1"/>
-          <w:numId w:val="1035"/>
+          <w:numId w:val="1036"/>
         </w:numPr>
       </w:pPr>
       <w:r>
@@ -6495,7 +6711,7 @@
         <w:pStyle w:val="Compact"/>
         <w:numPr>
           <w:ilvl w:val="0"/>
-          <w:numId w:val="1034"/>
+          <w:numId w:val="1035"/>
         </w:numPr>
       </w:pPr>
       <w:r>
@@ -6594,468 +6810,6 @@
       </w:pPr>
       <w:r>
         <w:t xml:space="preserve">Để bảo vệ bài báo cáo trước hội đồng chuyên môn, nhóm phân định rạch ròi ba cấp độ:</w:t>
-      </w:r>
-    </w:p>
-    <w:p>
-      <w:pPr>
-        <w:pStyle w:val="Compact"/>
-        <w:numPr>
-          <w:ilvl w:val="0"/>
-          <w:numId w:val="1036"/>
-        </w:numPr>
-      </w:pPr>
-      <w:r>
-        <w:rPr>
-          <w:b/>
-          <w:bCs/>
-        </w:rPr>
-        <w:t xml:space="preserve">Cấp độ A (Payload Layer):</w:t>
-      </w:r>
-      <w:r>
-        <w:t xml:space="preserve"> </w:t>
-      </w:r>
-      <w:r>
-        <w:t xml:space="preserve">Thủy vân số mang định danh nhị phân là mã số cấp phát</w:t>
-      </w:r>
-      <w:r>
-        <w:t xml:space="preserve"> </w:t>
-      </w:r>
-      <w:r>
-        <w:rPr>
-          <w:rStyle w:val="VerbatimChar"/>
-        </w:rPr>
-        <w:t xml:space="preserve">issuance_id</w:t>
-      </w:r>
-      <w:r>
-        <w:t xml:space="preserve"> </w:t>
-      </w:r>
-      <w:r>
-        <w:t xml:space="preserve">(128-bit UUID).</w:t>
-      </w:r>
-    </w:p>
-    <w:p>
-      <w:pPr>
-        <w:pStyle w:val="Compact"/>
-        <w:numPr>
-          <w:ilvl w:val="0"/>
-          <w:numId w:val="1036"/>
-        </w:numPr>
-      </w:pPr>
-      <w:r>
-        <w:rPr>
-          <w:b/>
-          <w:bCs/>
-        </w:rPr>
-        <w:t xml:space="preserve">Cấp độ B (Architectural Linkage Layer):</w:t>
-      </w:r>
-      <w:r>
-        <w:t xml:space="preserve"> </w:t>
-      </w:r>
-      <w:r>
-        <w:t xml:space="preserve">Về mặt kiến trúc và cơ sở dữ liệu,</w:t>
-      </w:r>
-      <w:r>
-        <w:t xml:space="preserve"> </w:t>
-      </w:r>
-      <w:r>
-        <w:rPr>
-          <w:rStyle w:val="VerbatimChar"/>
-        </w:rPr>
-        <w:t xml:space="preserve">issuance_id</w:t>
-      </w:r>
-      <w:r>
-        <w:t xml:space="preserve"> </w:t>
-      </w:r>
-      <w:r>
-        <w:t xml:space="preserve">là khóa chính (</w:t>
-      </w:r>
-      <w:r>
-        <w:rPr>
-          <w:rStyle w:val="VerbatimChar"/>
-        </w:rPr>
-        <w:t xml:space="preserve">primary key</w:t>
-      </w:r>
-      <w:r>
-        <w:t xml:space="preserve">) liên kết trực tiếp tới bản ghi cấp phát (</w:t>
-      </w:r>
-      <w:r>
-        <w:rPr>
-          <w:rStyle w:val="VerbatimChar"/>
-        </w:rPr>
-        <w:t xml:space="preserve">Issuance Record</w:t>
-      </w:r>
-      <w:r>
-        <w:t xml:space="preserve">), từ đó truy xuất Manifest đã được ký số Ed25519 và thông tin người nhận tài liệu.</w:t>
-      </w:r>
-    </w:p>
-    <w:p>
-      <w:pPr>
-        <w:pStyle w:val="Compact"/>
-        <w:numPr>
-          <w:ilvl w:val="0"/>
-          <w:numId w:val="1036"/>
-        </w:numPr>
-      </w:pPr>
-      <w:r>
-        <w:rPr>
-          <w:b/>
-          <w:bCs/>
-        </w:rPr>
-        <w:t xml:space="preserve">Cấp độ C (Production Capability Layer):</w:t>
-      </w:r>
-      <w:r>
-        <w:t xml:space="preserve"> </w:t>
-      </w:r>
-      <w:r>
-        <w:t xml:space="preserve">Trên môi trường vận hành thực tế, hệ thống luôn áp dụng cơ chế xác thực toàn vẹn tệp chính xác (Exact-file integrity qua SHA-256) kèm chữ ký Ed25519 trên Manifest. Từ ngày 12/09/2026, nhóm đã bật thêm phân hệ thủy vân trên chính hệ thống đang chạy: mỗi bản cấp phát nhúng fingerprint V2 và mỗi lần xác minh đều chạy bộ giải mã. Đây là năng lực ở tầng nghiên cứu được kích hoạt có chủ đích để đo trên môi trường thật, không phải năng lực đã qua cổng phát hành. Kết quả đo ở Mục 4.2.3: trong năm phép thử trên production, chưa có bản biến đổi nào được truy vết, và mọi lần trượt đều trả 0 phiếu hợp lệ nên hệ thống không quy kết cho bất kỳ ai. Kết luận mà người dùng nhận được ở thời điểm này vẫn chỉ dựa trên đối chiếu tệp chính xác và chữ ký.</w:t>
-      </w:r>
-    </w:p>
-    <w:p>
-      <w:r>
-        <w:pict>
-          <v:rect style="width:0;height:1.5pt" o:hralign="center" o:hrstd="t" o:hr="t"/>
-        </w:pict>
-      </w:r>
-    </w:p>
-    <w:bookmarkEnd w:id="34"/>
-    <w:bookmarkStart w:id="35" w:name="kiến-trúc-hồ-sơ-toàn-vẹn-signed-manifest"/>
-    <w:p>
-      <w:pPr>
-        <w:pStyle w:val="Heading4"/>
-      </w:pPr>
-      <w:r>
-        <w:t xml:space="preserve">3.1.0.2. Kiến trúc hồ sơ toàn vẹn (Signed Manifest)</w:t>
-      </w:r>
-    </w:p>
-    <w:p>
-      <w:pPr>
-        <w:pStyle w:val="FirstParagraph"/>
-        <w:jc w:val="left"/>
-      </w:pPr>
-      <w:r>
-        <w:rPr>
-          <w:i/>
-          <w:iCs/>
-        </w:rPr>
-        <w:t xml:space="preserve">Đã hiện thực trong mã nguồn</w:t>
-      </w:r>
-      <w:r>
-        <w:t xml:space="preserve"> </w:t>
-      </w:r>
-      <w:r>
-        <w:t xml:space="preserve">và</w:t>
-      </w:r>
-      <w:r>
-        <w:t xml:space="preserve"> </w:t>
-      </w:r>
-      <w:r>
-        <w:rPr>
-          <w:i/>
-          <w:iCs/>
-        </w:rPr>
-        <w:t xml:space="preserve">Đang vận hành trên hệ thống thật</w:t>
-      </w:r>
-      <w:r>
-        <w:t xml:space="preserve"> </w:t>
-      </w:r>
-      <w:r>
-        <w:t xml:space="preserve">(Tệp</w:t>
-      </w:r>
-      <w:r>
-        <w:t xml:space="preserve"> </w:t>
-      </w:r>
-      <w:r>
-        <w:rPr>
-          <w:rStyle w:val="VerbatimChar"/>
-        </w:rPr>
-        <w:t xml:space="preserve">services/api/splitbind/release/manifest.py: L58-L119</w:t>
-      </w:r>
-      <w:r>
-        <w:t xml:space="preserve">)</w:t>
-      </w:r>
-    </w:p>
-    <w:p>
-      <w:pPr>
-        <w:pStyle w:val="BodyText"/>
-        <w:jc w:val="left"/>
-      </w:pPr>
-      <w:r>
-        <w:t xml:space="preserve">Hệ thống không ký trực tiếp lên file PDF nhị phân, mà sử dụng mô hình Hồ sơ toàn vẹn chuẩn hóa (Signed Manifest) nhằm thiết lập liên kết mật mã (cryptographic binding) chặt chẽ giữa tài liệu phát hành và các siêu dữ liệu truy vết nghiệp vụ (</w:t>
-      </w:r>
-      <w:r>
-        <w:rPr>
-          <w:rStyle w:val="VerbatimChar"/>
-        </w:rPr>
-        <w:t xml:space="preserve">issuance_id</w:t>
-      </w:r>
-      <w:r>
-        <w:t xml:space="preserve">,</w:t>
-      </w:r>
-      <w:r>
-        <w:t xml:space="preserve"> </w:t>
-      </w:r>
-      <w:r>
-        <w:rPr>
-          <w:rStyle w:val="VerbatimChar"/>
-        </w:rPr>
-        <w:t xml:space="preserve">recipient_id</w:t>
-      </w:r>
-      <w:r>
-        <w:t xml:space="preserve">,</w:t>
-      </w:r>
-      <w:r>
-        <w:t xml:space="preserve"> </w:t>
-      </w:r>
-      <w:r>
-        <w:rPr>
-          <w:rStyle w:val="VerbatimChar"/>
-        </w:rPr>
-        <w:t xml:space="preserve">source_sha256</w:t>
-      </w:r>
-      <w:r>
-        <w:t xml:space="preserve">,</w:t>
-      </w:r>
-      <w:r>
-        <w:t xml:space="preserve"> </w:t>
-      </w:r>
-      <w:r>
-        <w:rPr>
-          <w:rStyle w:val="VerbatimChar"/>
-        </w:rPr>
-        <w:t xml:space="preserve">output_sha256</w:t>
-      </w:r>
-      <w:r>
-        <w:t xml:space="preserve">,</w:t>
-      </w:r>
-      <w:r>
-        <w:t xml:space="preserve"> </w:t>
-      </w:r>
-      <w:r>
-        <w:rPr>
-          <w:rStyle w:val="VerbatimChar"/>
-        </w:rPr>
-        <w:t xml:space="preserve">signing_key_id</w:t>
-      </w:r>
-      <w:r>
-        <w:t xml:space="preserve">…), được chuẩn tắc hóa qua RFC 8785 và ký bằng Ed25519:</w:t>
-      </w:r>
-    </w:p>
-    <w:p>
-      <w:pPr>
-        <w:pStyle w:val="SourceCode"/>
-        <w:jc w:val="left"/>
-      </w:pPr>
-      <w:r>
-        <w:rPr>
-          <w:rStyle w:val="VerbatimChar"/>
-        </w:rPr>
-        <w:t xml:space="preserve">+-----------------------------------------------------------------------------+</w:t>
-      </w:r>
-      <w:r>
-        <w:br/>
-      </w:r>
-      <w:r>
-        <w:rPr>
-          <w:rStyle w:val="VerbatimChar"/>
-        </w:rPr>
-        <w:t xml:space="preserve">|                          INTERNAL MANIFEST PAYLOAD                          |</w:t>
-      </w:r>
-      <w:r>
-        <w:br/>
-      </w:r>
-      <w:r>
-        <w:rPr>
-          <w:rStyle w:val="VerbatimChar"/>
-        </w:rPr>
-        <w:t xml:space="preserve">|  - schema_version: 1                                                        |</w:t>
-      </w:r>
-      <w:r>
-        <w:br/>
-      </w:r>
-      <w:r>
-        <w:rPr>
-          <w:rStyle w:val="VerbatimChar"/>
-        </w:rPr>
-        <w:t xml:space="preserve">|  - issuance_id: "de5cf342-faf4-4cc7-a581-f8899467bc13" (Khóa liên kết)     |</w:t>
-      </w:r>
-      <w:r>
-        <w:br/>
-      </w:r>
-      <w:r>
-        <w:rPr>
-          <w:rStyle w:val="VerbatimChar"/>
-        </w:rPr>
-        <w:t xml:space="preserve">|  - recipient_id: "89904907-4a28-4bdb-853d-cb4fa783290c" (Người nhận)       |</w:t>
-      </w:r>
-      <w:r>
-        <w:br/>
-      </w:r>
-      <w:r>
-        <w:rPr>
-          <w:rStyle w:val="VerbatimChar"/>
-        </w:rPr>
-        <w:t xml:space="preserve">|  - source_sha256: Hash tệp gốc ban đầu                                      |</w:t>
-      </w:r>
-      <w:r>
-        <w:br/>
-      </w:r>
-      <w:r>
-        <w:rPr>
-          <w:rStyle w:val="VerbatimChar"/>
-        </w:rPr>
-        <w:t xml:space="preserve">|  - output_sha256: Hash tệp sau khi cấp phát                                 |</w:t>
-      </w:r>
-      <w:r>
-        <w:br/>
-      </w:r>
-      <w:r>
-        <w:rPr>
-          <w:rStyle w:val="VerbatimChar"/>
-        </w:rPr>
-        <w:t xml:space="preserve">|  - signing_key_id: "key-integrity-20260908-01"                             |</w:t>
-      </w:r>
-      <w:r>
-        <w:br/>
-      </w:r>
-      <w:r>
-        <w:rPr>
-          <w:rStyle w:val="VerbatimChar"/>
-        </w:rPr>
-        <w:t xml:space="preserve">+-----------------------------------------------------------------------------+</w:t>
-      </w:r>
-      <w:r>
-        <w:br/>
-      </w:r>
-      <w:r>
-        <w:rPr>
-          <w:rStyle w:val="VerbatimChar"/>
-        </w:rPr>
-        <w:t xml:space="preserve">                                       │</w:t>
-      </w:r>
-      <w:r>
-        <w:br/>
-      </w:r>
-      <w:r>
-        <w:rPr>
-          <w:rStyle w:val="VerbatimChar"/>
-        </w:rPr>
-        <w:t xml:space="preserve">                                       ▼</w:t>
-      </w:r>
-      <w:r>
-        <w:br/>
-      </w:r>
-      <w:r>
-        <w:rPr>
-          <w:rStyle w:val="VerbatimChar"/>
-        </w:rPr>
-        <w:t xml:space="preserve">                       RFC 8785 JSON Canonicalization (JCS)</w:t>
-      </w:r>
-      <w:r>
-        <w:br/>
-      </w:r>
-      <w:r>
-        <w:rPr>
-          <w:rStyle w:val="VerbatimChar"/>
-        </w:rPr>
-        <w:t xml:space="preserve">             (Tạo chuỗi nhị phân UTF-8 xác định, bất biến thứ tự key)</w:t>
-      </w:r>
-      <w:r>
-        <w:br/>
-      </w:r>
-      <w:r>
-        <w:rPr>
-          <w:rStyle w:val="VerbatimChar"/>
-        </w:rPr>
-        <w:t xml:space="preserve">                                       │</w:t>
-      </w:r>
-      <w:r>
-        <w:br/>
-      </w:r>
-      <w:r>
-        <w:rPr>
-          <w:rStyle w:val="VerbatimChar"/>
-        </w:rPr>
-        <w:t xml:space="preserve">                                       ▼</w:t>
-      </w:r>
-      <w:r>
-        <w:br/>
-      </w:r>
-      <w:r>
-        <w:rPr>
-          <w:rStyle w:val="VerbatimChar"/>
-        </w:rPr>
-        <w:t xml:space="preserve">                         Ed25519 Private Key Signing</w:t>
-      </w:r>
-      <w:r>
-        <w:br/>
-      </w:r>
-      <w:r>
-        <w:rPr>
-          <w:rStyle w:val="VerbatimChar"/>
-        </w:rPr>
-        <w:t xml:space="preserve">                                       │</w:t>
-      </w:r>
-      <w:r>
-        <w:br/>
-      </w:r>
-      <w:r>
-        <w:rPr>
-          <w:rStyle w:val="VerbatimChar"/>
-        </w:rPr>
-        <w:t xml:space="preserve">                                       ▼</w:t>
-      </w:r>
-      <w:r>
-        <w:br/>
-      </w:r>
-      <w:r>
-        <w:rPr>
-          <w:rStyle w:val="VerbatimChar"/>
-        </w:rPr>
-        <w:t xml:space="preserve">               {"algorithm": "Ed25519", "signature": "Base64..."}</w:t>
-      </w:r>
-    </w:p>
-    <w:p>
-      <w:pPr>
-        <w:pStyle w:val="Compact"/>
-        <w:jc w:val="left"/>
-        <w:numPr>
-          <w:ilvl w:val="0"/>
-          <w:numId w:val="1037"/>
-        </w:numPr>
-      </w:pPr>
-      <w:r>
-        <w:rPr>
-          <w:b/>
-          <w:bCs/>
-        </w:rPr>
-        <w:t xml:space="preserve">Vai trò của SHA-256:</w:t>
-      </w:r>
-      <w:r>
-        <w:t xml:space="preserve"> </w:t>
-      </w:r>
-      <w:r>
-        <w:t xml:space="preserve">Bảo vệ tính toàn vẹn bit thô của tài liệu nguồn và tài liệu phát hành (</w:t>
-      </w:r>
-      <w:r>
-        <w:rPr>
-          <w:rStyle w:val="VerbatimChar"/>
-        </w:rPr>
-        <w:t xml:space="preserve">source_sha256</w:t>
-      </w:r>
-      <w:r>
-        <w:t xml:space="preserve">,</w:t>
-      </w:r>
-      <w:r>
-        <w:t xml:space="preserve"> </w:t>
-      </w:r>
-      <w:r>
-        <w:rPr>
-          <w:rStyle w:val="VerbatimChar"/>
-        </w:rPr>
-        <w:t xml:space="preserve">output_sha256</w:t>
-      </w:r>
-      <w:r>
-        <w:t xml:space="preserve">). Dưới các giả định an toàn mật mã của SHA-256 (hiệu ứng thác lũ và tính kháng va chạm), bất kỳ sự thay đổi bit nào trên tệp PDF đều được kỳ vọng về mặt thống kê sẽ tạo ra bản tóm lược (digest) khác biệt hoàn toàn.</w:t>
       </w:r>
     </w:p>
     <w:p>
@@ -7071,13 +6825,28 @@
           <w:b/>
           <w:bCs/>
         </w:rPr>
-        <w:t xml:space="preserve">Vai trò của Ed25519:</w:t>
-      </w:r>
-      <w:r>
-        <w:t xml:space="preserve"> </w:t>
-      </w:r>
-      <w:r>
-        <w:t xml:space="preserve">Chữ ký số hiệu năng cao trên đường cong Edwards Curve 25519 (RFC 8032). Ký trên biểu diễn chuẩn hóa RFC 8785 để xác thực nguồn gốc cơ quan phát hành và bảo vệ tính toàn vẹn của hồ sơ truy vết. Về mặt mật mã học, chữ ký số cung cấp đặc tính chống chối bỏ kỹ thuật (cryptographic non-repudiation); giá trị chứng cứ pháp lý ràng buộc trong thực tế phụ thuộc vào quy trình định danh chủ thể, quản lý khóa riêng và chính sách chứng thư theo khuôn khổ pháp luật hiện hành.</w:t>
+        <w:t xml:space="preserve">Cấp độ A (Payload Layer):</w:t>
+      </w:r>
+      <w:r>
+        <w:t xml:space="preserve"> </w:t>
+      </w:r>
+      <w:r>
+        <w:t xml:space="preserve">Thủy vân số mang định danh nhị phân là mã số cấp phát</w:t>
+      </w:r>
+      <w:r>
+        <w:t xml:space="preserve"> </w:t>
+      </w:r>
+      <w:r>
+        <w:rPr>
+          <w:rStyle w:val="VerbatimChar"/>
+        </w:rPr>
+        <w:t xml:space="preserve">issuance_id</w:t>
+      </w:r>
+      <w:r>
+        <w:t xml:space="preserve"> </w:t>
+      </w:r>
+      <w:r>
+        <w:t xml:space="preserve">(128-bit UUID).</w:t>
       </w:r>
     </w:p>
     <w:p>
@@ -7093,13 +6862,210 @@
           <w:b/>
           <w:bCs/>
         </w:rPr>
-        <w:t xml:space="preserve">Chuẩn hóa RFC 8785 JCS:</w:t>
-      </w:r>
-      <w:r>
-        <w:t xml:space="preserve"> </w:t>
-      </w:r>
-      <w:r>
-        <w:t xml:space="preserve">Tạo biểu diễn JSON xác định / chuẩn tắc (canonical representation) độc lập với thư viện tuần tự hóa, bảo đảm đầu vào của hàm băm và chữ ký số luôn ổn định, lặp lại được (deterministic input for hashing and signing).</w:t>
+        <w:t xml:space="preserve">Cấp độ B (Architectural Linkage Layer):</w:t>
+      </w:r>
+      <w:r>
+        <w:t xml:space="preserve"> </w:t>
+      </w:r>
+      <w:r>
+        <w:t xml:space="preserve">Về mặt kiến trúc và cơ sở dữ liệu,</w:t>
+      </w:r>
+      <w:r>
+        <w:t xml:space="preserve"> </w:t>
+      </w:r>
+      <w:r>
+        <w:rPr>
+          <w:rStyle w:val="VerbatimChar"/>
+        </w:rPr>
+        <w:t xml:space="preserve">issuance_id</w:t>
+      </w:r>
+      <w:r>
+        <w:t xml:space="preserve"> </w:t>
+      </w:r>
+      <w:r>
+        <w:t xml:space="preserve">là khóa chính (</w:t>
+      </w:r>
+      <w:r>
+        <w:rPr>
+          <w:rStyle w:val="VerbatimChar"/>
+        </w:rPr>
+        <w:t xml:space="preserve">primary key</w:t>
+      </w:r>
+      <w:r>
+        <w:t xml:space="preserve">) liên kết trực tiếp tới bản ghi cấp phát (</w:t>
+      </w:r>
+      <w:r>
+        <w:rPr>
+          <w:rStyle w:val="VerbatimChar"/>
+        </w:rPr>
+        <w:t xml:space="preserve">Issuance Record</w:t>
+      </w:r>
+      <w:r>
+        <w:t xml:space="preserve">), từ đó truy xuất Manifest đã được ký số Ed25519 và thông tin người nhận tài liệu.</w:t>
+      </w:r>
+    </w:p>
+    <w:p>
+      <w:pPr>
+        <w:pStyle w:val="Compact"/>
+        <w:numPr>
+          <w:ilvl w:val="0"/>
+          <w:numId w:val="1037"/>
+        </w:numPr>
+      </w:pPr>
+      <w:r>
+        <w:rPr>
+          <w:b/>
+          <w:bCs/>
+        </w:rPr>
+        <w:t xml:space="preserve">Cấp độ C (Production Capability Layer):</w:t>
+      </w:r>
+      <w:r>
+        <w:t xml:space="preserve"> </w:t>
+      </w:r>
+      <w:r>
+        <w:t xml:space="preserve">Trên môi trường vận hành thực tế, hệ thống luôn áp dụng cơ chế xác thực toàn vẹn tệp chính xác (Exact-file integrity qua SHA-256) kèm chữ ký Ed25519 trên Manifest. Từ ngày 12/09/2026, nhóm bật thêm phân hệ thủy vân trên chính hệ thống đang chạy: mỗi bản cấp phát nhúng thủy vân V2 và mỗi lần xác minh đều chạy bộ giải mã.</w:t>
+      </w:r>
+    </w:p>
+    <w:p>
+      <w:pPr>
+        <w:pStyle w:val="Compact"/>
+        <w:numPr>
+          <w:ilvl w:val="1"/>
+          <w:numId w:val="1038"/>
+        </w:numPr>
+      </w:pPr>
+      <w:r>
+        <w:t xml:space="preserve">Ngày 12/09, năm phép thử đầu tiên trên môi trường production đều trượt và mọi lần trượt đều trả 0 phiếu hợp lệ, nên hệ thống không quy kết cho bất kỳ ai. Số liệu ấy giữ nguyên ở Mục 4.2.3 như một mốc của quá trình.</w:t>
+      </w:r>
+    </w:p>
+    <w:p>
+      <w:pPr>
+        <w:pStyle w:val="Compact"/>
+        <w:numPr>
+          <w:ilvl w:val="1"/>
+          <w:numId w:val="1038"/>
+        </w:numPr>
+      </w:pPr>
+      <w:r>
+        <w:t xml:space="preserve">Ngày 13 và 14/09, nhóm tìm ra nguyên nhân gốc thứ ba và sửa. Bản phát hành</w:t>
+      </w:r>
+      <w:r>
+        <w:t xml:space="preserve"> </w:t>
+      </w:r>
+      <w:r>
+        <w:rPr>
+          <w:rStyle w:val="VerbatimChar"/>
+        </w:rPr>
+        <w:t xml:space="preserve">integrity-v0.2.0</w:t>
+      </w:r>
+      <w:r>
+        <w:t xml:space="preserve"> </w:t>
+      </w:r>
+      <w:r>
+        <w:t xml:space="preserve">đang chạy nhận cả PDF, PNG và JPEG ở cả hai chiều cấp phát và xác minh, và truy vết được tệp đã bị nén lại, bị thu nhỏ hoặc chụp lại màn hình. Chi tiết, bảng số liệu và ranh giới còn lại ở Mục 4.2.4.</w:t>
+      </w:r>
+    </w:p>
+    <w:p>
+      <w:pPr>
+        <w:pStyle w:val="Compact"/>
+        <w:jc w:val="left"/>
+        <w:numPr>
+          <w:ilvl w:val="1"/>
+          <w:numId w:val="1038"/>
+        </w:numPr>
+      </w:pPr>
+      <w:r>
+        <w:t xml:space="preserve">Một khiếm khuyết còn lại trên chính bản đang chạy: khi tài liệu nguồn là ảnh, tệp cấp phát được ghi ra đúng định dạng PNG nhưng vẫn mang tên và kiểu nội dung</w:t>
+      </w:r>
+      <w:r>
+        <w:t xml:space="preserve"> </w:t>
+      </w:r>
+      <w:r>
+        <w:rPr>
+          <w:rStyle w:val="VerbatimChar"/>
+        </w:rPr>
+        <w:t xml:space="preserve">.pdf</w:t>
+      </w:r>
+      <w:r>
+        <w:t xml:space="preserve">, vì khóa đối tượng đầu ra bị cố định đuôi</w:t>
+      </w:r>
+      <w:r>
+        <w:t xml:space="preserve"> </w:t>
+      </w:r>
+      <w:r>
+        <w:rPr>
+          <w:rStyle w:val="VerbatimChar"/>
+        </w:rPr>
+        <w:t xml:space="preserve">.pdf</w:t>
+      </w:r>
+      <w:r>
+        <w:t xml:space="preserve"> </w:t>
+      </w:r>
+      <w:r>
+        <w:t xml:space="preserve">ở</w:t>
+      </w:r>
+      <w:r>
+        <w:t xml:space="preserve"> </w:t>
+      </w:r>
+      <w:r>
+        <w:rPr>
+          <w:rStyle w:val="VerbatimChar"/>
+        </w:rPr>
+        <w:t xml:space="preserve">services/api/splitbind/demo/worker.py: L123</w:t>
+      </w:r>
+      <w:r>
+        <w:t xml:space="preserve"> </w:t>
+      </w:r>
+      <w:r>
+        <w:t xml:space="preserve">và ở ràng buộc hợp lệ của</w:t>
+      </w:r>
+      <w:r>
+        <w:t xml:space="preserve"> </w:t>
+      </w:r>
+      <w:r>
+        <w:rPr>
+          <w:rStyle w:val="VerbatimChar"/>
+        </w:rPr>
+        <w:t xml:space="preserve">DemoIssuanceResult</w:t>
+      </w:r>
+      <w:r>
+        <w:t xml:space="preserve"> </w:t>
+      </w:r>
+      <w:r>
+        <w:t xml:space="preserve">trong</w:t>
+      </w:r>
+      <w:r>
+        <w:t xml:space="preserve"> </w:t>
+      </w:r>
+      <w:r>
+        <w:rPr>
+          <w:rStyle w:val="VerbatimChar"/>
+        </w:rPr>
+        <w:t xml:space="preserve">services/api/splitbind/demo/models.py: L261-L265</w:t>
+      </w:r>
+      <w:r>
+        <w:t xml:space="preserve">. Truy vết và xác minh không bị ảnh hưởng, vì bên nhận nhận dạng định dạng bằng chuỗi byte mở đầu tệp chứ không bằng phần mở rộng (</w:t>
+      </w:r>
+      <w:r>
+        <w:rPr>
+          <w:rStyle w:val="VerbatimChar"/>
+        </w:rPr>
+        <w:t xml:space="preserve">services/api/splitbind/demo/verification.py: L276-L280</w:t>
+      </w:r>
+      <w:r>
+        <w:t xml:space="preserve">). Bản vá đã có trong mã nguồn nhưng tại thời điểm viết báo cáo chưa được đóng gói thành bản phát hành.</w:t>
+      </w:r>
+    </w:p>
+    <w:p>
+      <w:pPr>
+        <w:pStyle w:val="Compact"/>
+        <w:numPr>
+          <w:ilvl w:val="1"/>
+          <w:numId w:val="1038"/>
+        </w:numPr>
+      </w:pPr>
+      <w:r>
+        <w:t xml:space="preserve">Đây vẫn là năng lực chưa qua cổng phát hành mà nhóm tự đặt: mọi kết quả truy vết đều mang nhãn giới hạn về độ thu hồi, do chính hệ thống gắn vào chứ không phải do người viết báo cáo thêm vào.</w:t>
       </w:r>
     </w:p>
     <w:p>
@@ -7109,38 +7075,345 @@
         </w:pict>
       </w:r>
     </w:p>
-    <w:bookmarkEnd w:id="35"/>
-    <w:bookmarkStart w:id="36" w:name="Xfd66fde48663576034bdac7bc1475bfd74472d4"/>
+    <w:bookmarkEnd w:id="34"/>
+    <w:bookmarkStart w:id="35" w:name="kiến-trúc-hồ-sơ-toàn-vẹn-signed-manifest"/>
     <w:p>
       <w:pPr>
         <w:pStyle w:val="Heading4"/>
       </w:pPr>
       <w:r>
-        <w:t xml:space="preserve">3.1.0.3. Giải quyết</w:t>
-      </w:r>
-      <w:r>
-        <w:t xml:space="preserve"> </w:t>
-      </w:r>
-      <w:r>
-        <w:t xml:space="preserve">“Mâu thuẫn giữa thủy vân số và chữ ký số”</w:t>
+        <w:t xml:space="preserve">3.1.0.2. Kiến trúc hồ sơ toàn vẹn (Signed Manifest)</w:t>
       </w:r>
     </w:p>
     <w:p>
       <w:pPr>
         <w:pStyle w:val="FirstParagraph"/>
+        <w:jc w:val="left"/>
       </w:pPr>
       <w:r>
         <w:rPr>
           <w:i/>
           <w:iCs/>
         </w:rPr>
-        <w:t xml:space="preserve">Lý thuyết đã công bố</w:t>
-      </w:r>
-      <w:r>
-        <w:t xml:space="preserve"> </w:t>
-      </w:r>
-      <w:r>
-        <w:t xml:space="preserve">(Giải quyết thắc mắc của Giảng viên TS. Hồ Đăng Thế)</w:t>
+        <w:t xml:space="preserve">Đã hiện thực trong mã nguồn</w:t>
+      </w:r>
+      <w:r>
+        <w:t xml:space="preserve"> </w:t>
+      </w:r>
+      <w:r>
+        <w:t xml:space="preserve">và</w:t>
+      </w:r>
+      <w:r>
+        <w:t xml:space="preserve"> </w:t>
+      </w:r>
+      <w:r>
+        <w:rPr>
+          <w:i/>
+          <w:iCs/>
+        </w:rPr>
+        <w:t xml:space="preserve">Đang vận hành trên hệ thống thật</w:t>
+      </w:r>
+      <w:r>
+        <w:t xml:space="preserve"> </w:t>
+      </w:r>
+      <w:r>
+        <w:t xml:space="preserve">(Tệp</w:t>
+      </w:r>
+      <w:r>
+        <w:t xml:space="preserve"> </w:t>
+      </w:r>
+      <w:r>
+        <w:rPr>
+          <w:rStyle w:val="VerbatimChar"/>
+        </w:rPr>
+        <w:t xml:space="preserve">services/api/splitbind/release/manifest.py: L58-L119</w:t>
+      </w:r>
+      <w:r>
+        <w:t xml:space="preserve">)</w:t>
+      </w:r>
+    </w:p>
+    <w:p>
+      <w:pPr>
+        <w:pStyle w:val="BodyText"/>
+        <w:jc w:val="left"/>
+      </w:pPr>
+      <w:r>
+        <w:t xml:space="preserve">Hệ thống không ký trực tiếp lên file PDF nhị phân, mà sử dụng mô hình Hồ sơ toàn vẹn chuẩn hóa (Signed Manifest) nhằm thiết lập liên kết mật mã (cryptographic binding) chặt chẽ giữa tài liệu phát hành và các siêu dữ liệu truy vết nghiệp vụ (</w:t>
+      </w:r>
+      <w:r>
+        <w:rPr>
+          <w:rStyle w:val="VerbatimChar"/>
+        </w:rPr>
+        <w:t xml:space="preserve">issuance_id</w:t>
+      </w:r>
+      <w:r>
+        <w:t xml:space="preserve">,</w:t>
+      </w:r>
+      <w:r>
+        <w:t xml:space="preserve"> </w:t>
+      </w:r>
+      <w:r>
+        <w:rPr>
+          <w:rStyle w:val="VerbatimChar"/>
+        </w:rPr>
+        <w:t xml:space="preserve">recipient_id</w:t>
+      </w:r>
+      <w:r>
+        <w:t xml:space="preserve">,</w:t>
+      </w:r>
+      <w:r>
+        <w:t xml:space="preserve"> </w:t>
+      </w:r>
+      <w:r>
+        <w:rPr>
+          <w:rStyle w:val="VerbatimChar"/>
+        </w:rPr>
+        <w:t xml:space="preserve">source_sha256</w:t>
+      </w:r>
+      <w:r>
+        <w:t xml:space="preserve">,</w:t>
+      </w:r>
+      <w:r>
+        <w:t xml:space="preserve"> </w:t>
+      </w:r>
+      <w:r>
+        <w:rPr>
+          <w:rStyle w:val="VerbatimChar"/>
+        </w:rPr>
+        <w:t xml:space="preserve">output_sha256</w:t>
+      </w:r>
+      <w:r>
+        <w:t xml:space="preserve">,</w:t>
+      </w:r>
+      <w:r>
+        <w:t xml:space="preserve"> </w:t>
+      </w:r>
+      <w:r>
+        <w:rPr>
+          <w:rStyle w:val="VerbatimChar"/>
+        </w:rPr>
+        <w:t xml:space="preserve">signing_key_id</w:t>
+      </w:r>
+      <w:r>
+        <w:t xml:space="preserve">…), được chuẩn tắc hóa qua RFC 8785 và ký bằng Ed25519:</w:t>
+      </w:r>
+    </w:p>
+    <w:p>
+      <w:pPr>
+        <w:pStyle w:val="SourceCode"/>
+        <w:jc w:val="left"/>
+      </w:pPr>
+      <w:r>
+        <w:rPr>
+          <w:rStyle w:val="VerbatimChar"/>
+        </w:rPr>
+        <w:t xml:space="preserve">+-----------------------------------------------------------------------------+</w:t>
+      </w:r>
+      <w:r>
+        <w:br/>
+      </w:r>
+      <w:r>
+        <w:rPr>
+          <w:rStyle w:val="VerbatimChar"/>
+        </w:rPr>
+        <w:t xml:space="preserve">|                          INTERNAL MANIFEST PAYLOAD                          |</w:t>
+      </w:r>
+      <w:r>
+        <w:br/>
+      </w:r>
+      <w:r>
+        <w:rPr>
+          <w:rStyle w:val="VerbatimChar"/>
+        </w:rPr>
+        <w:t xml:space="preserve">|  - schema_version: 1                                                        |</w:t>
+      </w:r>
+      <w:r>
+        <w:br/>
+      </w:r>
+      <w:r>
+        <w:rPr>
+          <w:rStyle w:val="VerbatimChar"/>
+        </w:rPr>
+        <w:t xml:space="preserve">|  - issuance_id: "de5cf342-faf4-4cc7-a581-f8899467bc13" (Khóa liên kết)     |</w:t>
+      </w:r>
+      <w:r>
+        <w:br/>
+      </w:r>
+      <w:r>
+        <w:rPr>
+          <w:rStyle w:val="VerbatimChar"/>
+        </w:rPr>
+        <w:t xml:space="preserve">|  - recipient_id: "89904907-4a28-4bdb-853d-cb4fa783290c" (Người nhận)       |</w:t>
+      </w:r>
+      <w:r>
+        <w:br/>
+      </w:r>
+      <w:r>
+        <w:rPr>
+          <w:rStyle w:val="VerbatimChar"/>
+        </w:rPr>
+        <w:t xml:space="preserve">|  - source_sha256: Hash tệp gốc ban đầu                                      |</w:t>
+      </w:r>
+      <w:r>
+        <w:br/>
+      </w:r>
+      <w:r>
+        <w:rPr>
+          <w:rStyle w:val="VerbatimChar"/>
+        </w:rPr>
+        <w:t xml:space="preserve">|  - output_sha256: Hash tệp sau khi cấp phát                                 |</w:t>
+      </w:r>
+      <w:r>
+        <w:br/>
+      </w:r>
+      <w:r>
+        <w:rPr>
+          <w:rStyle w:val="VerbatimChar"/>
+        </w:rPr>
+        <w:t xml:space="preserve">|  - signing_key_id: "key-integrity-20260908-01"                             |</w:t>
+      </w:r>
+      <w:r>
+        <w:br/>
+      </w:r>
+      <w:r>
+        <w:rPr>
+          <w:rStyle w:val="VerbatimChar"/>
+        </w:rPr>
+        <w:t xml:space="preserve">+-----------------------------------------------------------------------------+</w:t>
+      </w:r>
+      <w:r>
+        <w:br/>
+      </w:r>
+      <w:r>
+        <w:rPr>
+          <w:rStyle w:val="VerbatimChar"/>
+        </w:rPr>
+        <w:t xml:space="preserve">                                       │</w:t>
+      </w:r>
+      <w:r>
+        <w:br/>
+      </w:r>
+      <w:r>
+        <w:rPr>
+          <w:rStyle w:val="VerbatimChar"/>
+        </w:rPr>
+        <w:t xml:space="preserve">                                       ▼</w:t>
+      </w:r>
+      <w:r>
+        <w:br/>
+      </w:r>
+      <w:r>
+        <w:rPr>
+          <w:rStyle w:val="VerbatimChar"/>
+        </w:rPr>
+        <w:t xml:space="preserve">                       RFC 8785 JSON Canonicalization (JCS)</w:t>
+      </w:r>
+      <w:r>
+        <w:br/>
+      </w:r>
+      <w:r>
+        <w:rPr>
+          <w:rStyle w:val="VerbatimChar"/>
+        </w:rPr>
+        <w:t xml:space="preserve">             (Tạo chuỗi nhị phân UTF-8 xác định, bất biến thứ tự key)</w:t>
+      </w:r>
+      <w:r>
+        <w:br/>
+      </w:r>
+      <w:r>
+        <w:rPr>
+          <w:rStyle w:val="VerbatimChar"/>
+        </w:rPr>
+        <w:t xml:space="preserve">                                       │</w:t>
+      </w:r>
+      <w:r>
+        <w:br/>
+      </w:r>
+      <w:r>
+        <w:rPr>
+          <w:rStyle w:val="VerbatimChar"/>
+        </w:rPr>
+        <w:t xml:space="preserve">                                       ▼</w:t>
+      </w:r>
+      <w:r>
+        <w:br/>
+      </w:r>
+      <w:r>
+        <w:rPr>
+          <w:rStyle w:val="VerbatimChar"/>
+        </w:rPr>
+        <w:t xml:space="preserve">                         Ed25519 Private Key Signing</w:t>
+      </w:r>
+      <w:r>
+        <w:br/>
+      </w:r>
+      <w:r>
+        <w:rPr>
+          <w:rStyle w:val="VerbatimChar"/>
+        </w:rPr>
+        <w:t xml:space="preserve">                                       │</w:t>
+      </w:r>
+      <w:r>
+        <w:br/>
+      </w:r>
+      <w:r>
+        <w:rPr>
+          <w:rStyle w:val="VerbatimChar"/>
+        </w:rPr>
+        <w:t xml:space="preserve">                                       ▼</w:t>
+      </w:r>
+      <w:r>
+        <w:br/>
+      </w:r>
+      <w:r>
+        <w:rPr>
+          <w:rStyle w:val="VerbatimChar"/>
+        </w:rPr>
+        <w:t xml:space="preserve">               {"algorithm": "Ed25519", "signature": "Base64..."}</w:t>
+      </w:r>
+    </w:p>
+    <w:p>
+      <w:pPr>
+        <w:pStyle w:val="Compact"/>
+        <w:jc w:val="left"/>
+        <w:numPr>
+          <w:ilvl w:val="0"/>
+          <w:numId w:val="1039"/>
+        </w:numPr>
+      </w:pPr>
+      <w:r>
+        <w:rPr>
+          <w:b/>
+          <w:bCs/>
+        </w:rPr>
+        <w:t xml:space="preserve">Vai trò của SHA-256:</w:t>
+      </w:r>
+      <w:r>
+        <w:t xml:space="preserve"> </w:t>
+      </w:r>
+      <w:r>
+        <w:t xml:space="preserve">Bảo vệ tính toàn vẹn bit thô của tài liệu nguồn và tài liệu phát hành (</w:t>
+      </w:r>
+      <w:r>
+        <w:rPr>
+          <w:rStyle w:val="VerbatimChar"/>
+        </w:rPr>
+        <w:t xml:space="preserve">source_sha256</w:t>
+      </w:r>
+      <w:r>
+        <w:t xml:space="preserve">,</w:t>
+      </w:r>
+      <w:r>
+        <w:t xml:space="preserve"> </w:t>
+      </w:r>
+      <w:r>
+        <w:rPr>
+          <w:rStyle w:val="VerbatimChar"/>
+        </w:rPr>
+        <w:t xml:space="preserve">output_sha256</w:t>
+      </w:r>
+      <w:r>
+        <w:t xml:space="preserve">). Dưới các giả định an toàn mật mã của SHA-256 (hiệu ứng thác lũ và tính kháng va chạm), bất kỳ sự thay đổi bit nào trên tệp PDF đều được kỳ vọng về mặt thống kê sẽ tạo ra bản tóm lược (digest) khác biệt hoàn toàn.</w:t>
       </w:r>
     </w:p>
     <w:p>
@@ -7148,7 +7421,7 @@
         <w:pStyle w:val="Compact"/>
         <w:numPr>
           <w:ilvl w:val="0"/>
-          <w:numId w:val="1038"/>
+          <w:numId w:val="1039"/>
         </w:numPr>
       </w:pPr>
       <w:r>
@@ -7156,17 +7429,13 @@
           <w:b/>
           <w:bCs/>
         </w:rPr>
-        <w:t xml:space="preserve">Vấn đề giảng viên nêu ra:</w:t>
-      </w:r>
-      <w:r>
-        <w:t xml:space="preserve"> </w:t>
-      </w:r>
-      <w:r>
-        <w:rPr>
-          <w:i/>
-          <w:iCs/>
-        </w:rPr>
-        <w:t xml:space="preserve">“Chữ ký số đòi hỏi tính toàn vẹn từng bit (1 bit đổi là hỏng chữ ký). Thủy vân số lại chủ động làm thay đổi điểm ảnh/dữ liệu của tệp. Hai kỹ thuật này có mâu thuẫn triệt tiêu lẫn nhau không?”</w:t>
+        <w:t xml:space="preserve">Vai trò của Ed25519:</w:t>
+      </w:r>
+      <w:r>
+        <w:t xml:space="preserve"> </w:t>
+      </w:r>
+      <w:r>
+        <w:t xml:space="preserve">Chữ ký số hiệu năng cao trên đường cong Edwards Curve 25519 (RFC 8032). Ký trên biểu diễn chuẩn hóa RFC 8785 để xác thực nguồn gốc cơ quan phát hành và bảo vệ tính toàn vẹn của hồ sơ truy vết. Về mặt mật mã học, chữ ký số cung cấp đặc tính chống chối bỏ kỹ thuật (cryptographic non-repudiation); giá trị chứng cứ pháp lý ràng buộc trong thực tế phụ thuộc vào quy trình định danh chủ thể, quản lý khóa riêng và chính sách chứng thư theo khuôn khổ pháp luật hiện hành.</w:t>
       </w:r>
     </w:p>
     <w:p>
@@ -7174,7 +7443,96 @@
         <w:pStyle w:val="Compact"/>
         <w:numPr>
           <w:ilvl w:val="0"/>
-          <w:numId w:val="1038"/>
+          <w:numId w:val="1039"/>
+        </w:numPr>
+      </w:pPr>
+      <w:r>
+        <w:rPr>
+          <w:b/>
+          <w:bCs/>
+        </w:rPr>
+        <w:t xml:space="preserve">Chuẩn hóa RFC 8785 JCS:</w:t>
+      </w:r>
+      <w:r>
+        <w:t xml:space="preserve"> </w:t>
+      </w:r>
+      <w:r>
+        <w:t xml:space="preserve">Tạo biểu diễn JSON xác định / chuẩn tắc (canonical representation) độc lập với thư viện tuần tự hóa, bảo đảm đầu vào của hàm băm và chữ ký số luôn ổn định, lặp lại được (deterministic input for hashing and signing).</w:t>
+      </w:r>
+    </w:p>
+    <w:p>
+      <w:r>
+        <w:pict>
+          <v:rect style="width:0;height:1.5pt" o:hralign="center" o:hrstd="t" o:hr="t"/>
+        </w:pict>
+      </w:r>
+    </w:p>
+    <w:bookmarkEnd w:id="35"/>
+    <w:bookmarkStart w:id="36" w:name="Xfd66fde48663576034bdac7bc1475bfd74472d4"/>
+    <w:p>
+      <w:pPr>
+        <w:pStyle w:val="Heading4"/>
+      </w:pPr>
+      <w:r>
+        <w:t xml:space="preserve">3.1.0.3. Giải quyết</w:t>
+      </w:r>
+      <w:r>
+        <w:t xml:space="preserve"> </w:t>
+      </w:r>
+      <w:r>
+        <w:t xml:space="preserve">“Mâu thuẫn giữa thủy vân số và chữ ký số”</w:t>
+      </w:r>
+    </w:p>
+    <w:p>
+      <w:pPr>
+        <w:pStyle w:val="FirstParagraph"/>
+      </w:pPr>
+      <w:r>
+        <w:rPr>
+          <w:i/>
+          <w:iCs/>
+        </w:rPr>
+        <w:t xml:space="preserve">Lý thuyết đã công bố</w:t>
+      </w:r>
+      <w:r>
+        <w:t xml:space="preserve"> </w:t>
+      </w:r>
+      <w:r>
+        <w:t xml:space="preserve">(Giải quyết thắc mắc của Giảng viên TS. Hồ Đăng Thế)</w:t>
+      </w:r>
+    </w:p>
+    <w:p>
+      <w:pPr>
+        <w:pStyle w:val="Compact"/>
+        <w:numPr>
+          <w:ilvl w:val="0"/>
+          <w:numId w:val="1040"/>
+        </w:numPr>
+      </w:pPr>
+      <w:r>
+        <w:rPr>
+          <w:b/>
+          <w:bCs/>
+        </w:rPr>
+        <w:t xml:space="preserve">Vấn đề giảng viên nêu ra:</w:t>
+      </w:r>
+      <w:r>
+        <w:t xml:space="preserve"> </w:t>
+      </w:r>
+      <w:r>
+        <w:rPr>
+          <w:i/>
+          <w:iCs/>
+        </w:rPr>
+        <w:t xml:space="preserve">“Chữ ký số đòi hỏi tính toàn vẹn từng bit (1 bit đổi là hỏng chữ ký). Thủy vân số lại chủ động làm thay đổi điểm ảnh/dữ liệu của tệp. Hai kỹ thuật này có mâu thuẫn triệt tiêu lẫn nhau không?”</w:t>
+      </w:r>
+    </w:p>
+    <w:p>
+      <w:pPr>
+        <w:pStyle w:val="Compact"/>
+        <w:numPr>
+          <w:ilvl w:val="0"/>
+          <w:numId w:val="1040"/>
         </w:numPr>
       </w:pPr>
       <w:r>
@@ -7190,7 +7548,7 @@
         <w:pStyle w:val="Compact"/>
         <w:numPr>
           <w:ilvl w:val="1"/>
-          <w:numId w:val="1039"/>
+          <w:numId w:val="1041"/>
         </w:numPr>
       </w:pPr>
       <w:r>
@@ -7489,6 +7847,7 @@
     <w:p>
       <w:pPr>
         <w:pStyle w:val="Compact"/>
+        <w:jc w:val="left"/>
         <w:numPr>
           <w:ilvl w:val="1"/>
           <w:numId w:val="1000"/>
@@ -7499,7 +7858,88 @@
           <w:i/>
           <w:iCs/>
         </w:rPr>
-        <w:t xml:space="preserve">(Lưu ý ngữ cảnh triển khai: Công thức trên mô tả Kiến trúc tích hợp đề xuất cho toàn hệ thống. Phiên bản Production Release 0.1 hiện hành thực hiện ký Manifest trên tệp cấp phát nguyên bản, trong khi đường ống nhúng/trích xuất thủy vân bền vững</w:t>
+        <w:t xml:space="preserve">(Lưu ý ngữ cảnh triển khai, cập nhật 14/09/2026: thứ tự trên không còn là kiến trúc đề xuất mà là thứ tự đang chạy. Trong bản phát hành</w:t>
+      </w:r>
+      <w:r>
+        <w:rPr>
+          <w:i/>
+          <w:iCs/>
+        </w:rPr>
+        <w:t xml:space="preserve"> </w:t>
+      </w:r>
+      <w:r>
+        <w:rPr>
+          <w:rStyle w:val="VerbatimChar"/>
+          <w:i/>
+          <w:iCs/>
+        </w:rPr>
+        <w:t xml:space="preserve">integrity-v0.2.0</w:t>
+      </w:r>
+      <w:r>
+        <w:rPr>
+          <w:i/>
+          <w:iCs/>
+        </w:rPr>
+        <w:t xml:space="preserve">,</w:t>
+      </w:r>
+      <w:r>
+        <w:rPr>
+          <w:i/>
+          <w:iCs/>
+        </w:rPr>
+        <w:t xml:space="preserve"> </w:t>
+      </w:r>
+      <w:r>
+        <w:rPr>
+          <w:rStyle w:val="VerbatimChar"/>
+          <w:i/>
+          <w:iCs/>
+        </w:rPr>
+        <w:t xml:space="preserve">output_sha256</w:t>
+      </w:r>
+      <w:r>
+        <w:rPr>
+          <w:i/>
+          <w:iCs/>
+        </w:rPr>
+        <w:t xml:space="preserve"> </w:t>
+      </w:r>
+      <w:r>
+        <w:rPr>
+          <w:i/>
+          <w:iCs/>
+        </w:rPr>
+        <w:t xml:space="preserve">được tính trên chính tệp đã nhúng thủy vân sau khi tệp ấy được tải lên kho lưu trữ (</w:t>
+      </w:r>
+      <w:r>
+        <w:rPr>
+          <w:rStyle w:val="VerbatimChar"/>
+          <w:i/>
+          <w:iCs/>
+        </w:rPr>
+        <w:t xml:space="preserve">services/api/splitbind/demo/issuance.py: L317</w:t>
+      </w:r>
+      <w:r>
+        <w:rPr>
+          <w:i/>
+          <w:iCs/>
+        </w:rPr>
+        <w:t xml:space="preserve">), rồi mới đưa vào manifest và ký (</w:t>
+      </w:r>
+      <w:r>
+        <w:rPr>
+          <w:rStyle w:val="VerbatimChar"/>
+          <w:i/>
+          <w:iCs/>
+        </w:rPr>
+        <w:t xml:space="preserve">L1085-L1095</w:t>
+      </w:r>
+      <w:r>
+        <w:rPr>
+          <w:i/>
+          <w:iCs/>
+        </w:rPr>
+        <w:t xml:space="preserve">). Câu văn ở các bản báo cáo trước, nói rằng production ký trên tệp cấp phát nguyên bản còn đường ống</w:t>
       </w:r>
       <w:r>
         <w:rPr>
@@ -7540,101 +7980,13 @@
           <w:i/>
           <w:iCs/>
         </w:rPr>
-        <w:t xml:space="preserve">hiện được hoàn thiện ở tầng mã nguồn tham chiếu nghiên cứu).</w:t>
+        <w:t xml:space="preserve">chỉ tồn tại ở tầng nghiên cứu, đã bị chính bản phát hành này thay thế).</w:t>
       </w:r>
       <w:r>
         <w:t xml:space="preserve"> </w:t>
       </w:r>
       <w:r>
         <w:t xml:space="preserve">Chữ ký số bảo vệ tính toàn vẹn và chống giả mạo của hồ sơ cấp phát chứa mã băm của văn bản đã mang thủy vân dưới các giả định an toàn mật mã của SHA-256 và Ed25519.</w:t>
-      </w:r>
-    </w:p>
-    <w:p>
-      <w:pPr>
-        <w:pStyle w:val="Compact"/>
-        <w:numPr>
-          <w:ilvl w:val="1"/>
-          <w:numId w:val="1039"/>
-        </w:numPr>
-      </w:pPr>
-      <w:r>
-        <w:rPr>
-          <w:b/>
-          <w:bCs/>
-        </w:rPr>
-        <w:t xml:space="preserve">Giải quyết phân kỳ về mô hình đe dọa (Threat Model):</w:t>
-      </w:r>
-    </w:p>
-    <w:p>
-      <w:pPr>
-        <w:pStyle w:val="Compact"/>
-        <w:numPr>
-          <w:ilvl w:val="2"/>
-          <w:numId w:val="1040"/>
-        </w:numPr>
-      </w:pPr>
-      <w:r>
-        <w:rPr>
-          <w:b/>
-          <w:bCs/>
-        </w:rPr>
-        <w:t xml:space="preserve">Kênh toàn vẹn số (Digital / Exact Channel):</w:t>
-      </w:r>
-      <w:r>
-        <w:t xml:space="preserve"> </w:t>
-      </w:r>
-      <w:r>
-        <w:t xml:space="preserve">Nếu tài liệu được truyền qua kênh số nguyên bản, hệ thống dùng Mã băm SHA-256 + Chữ ký số Ed25519 trên Manifest để xác minh rằng biểu diễn nhị phân của tệp nhận được khớp hoàn toàn với bản tóm lược (digest) đã ký, dưới các giả định an toàn về tính kháng va chạm của SHA-256 và tính không thể giả mạo của Ed25519.</w:t>
-      </w:r>
-    </w:p>
-    <w:p>
-      <w:pPr>
-        <w:pStyle w:val="Compact"/>
-        <w:jc w:val="left"/>
-        <w:numPr>
-          <w:ilvl w:val="2"/>
-          <w:numId w:val="1040"/>
-        </w:numPr>
-      </w:pPr>
-      <w:r>
-        <w:rPr>
-          <w:b/>
-          <w:bCs/>
-        </w:rPr>
-        <w:t xml:space="preserve">Kênh rò rỉ biến đổi (Analog / Lossy Leak Channel):</w:t>
-      </w:r>
-      <w:r>
-        <w:t xml:space="preserve"> </w:t>
-      </w:r>
-      <w:r>
-        <w:t xml:space="preserve">Nếu tài liệu bị in ra giấy, chụp màn hình, hoặc nén gửi qua mạng xã hội, tệp bị biến đổi các byte nhị phân thô nên mã băm của tệp nghi vấn sẽ không còn khớp với</w:t>
-      </w:r>
-      <w:r>
-        <w:t xml:space="preserve"> </w:t>
-      </w:r>
-      <w:r>
-        <w:rPr>
-          <w:rStyle w:val="VerbatimChar"/>
-        </w:rPr>
-        <w:t xml:space="preserve">output_sha256</w:t>
-      </w:r>
-      <w:r>
-        <w:t xml:space="preserve"> </w:t>
-      </w:r>
-      <w:r>
-        <w:t xml:space="preserve">ghi trong Manifest. Bản thân chữ ký Ed25519 trên Manifest gốc vẫn hoàn toàn hợp lệ (chứng minh Manifest không bị giả mạo), nhưng giá trị hash trong đó xác nhận tệp nghi vấn không phải là tệp nguyên bản phát hành. Về mặt lý thuyết thiết kế, Thủy vân số bền vững (Robust Watermark) được kỳ vọng đóng vai trò là cơ chế chủ động (proactive) sống sót qua biến đổi tín hiệu để trích xuất lại</w:t>
-      </w:r>
-      <w:r>
-        <w:t xml:space="preserve"> </w:t>
-      </w:r>
-      <w:r>
-        <w:rPr>
-          <w:rStyle w:val="VerbatimChar"/>
-        </w:rPr>
-        <w:t xml:space="preserve">issuance_id</w:t>
-      </w:r>
-      <w:r>
-        <w:t xml:space="preserve">, từ đó làm cầu nối đối chiếu ngược về Manifest gốc đã ký số trong cơ sở dữ liệu. Tuy nhiên, cần phân định rõ ràng giữa mục tiêu thiết kế lý thuyết và năng lực thực nghiệm hiện tại: prototype nghiên cứu của SplitBind mới chỉ kiểm chứng thực nghiệm khả năng khôi phục một phần dưới phép cắt cúp Crop-0.25 (tỷ lệ giải mã 10% - 66%) và thất bại trước JPEG-70 cũng như Resize-0.75 (0/12), do đó được giữ ở tầng nghiên cứu để tiếp tục hoàn thiện. (Bên cạnh thủy vân, các kỹ thuật điều tra số khác như perceptual hashing, đối soát OCR văn bản cũng có thể hỗ trợ nhưng thủy vân nhúng sẵn định danh trực tiếp trong nội dung ảnh).</w:t>
       </w:r>
     </w:p>
     <w:p>
@@ -7650,39 +8002,29 @@
           <w:b/>
           <w:bCs/>
         </w:rPr>
-        <w:t xml:space="preserve">Kết luận:</w:t>
-      </w:r>
-      <w:r>
-        <w:t xml:space="preserve"> </w:t>
-      </w:r>
-      <w:r>
-        <w:t xml:space="preserve">Hai cơ chế không triệt tiêu nhau mà tạo thành Hai tầng phòng thủ bổ trợ nhau (Defense-in-Depth).</w:t>
-      </w:r>
-    </w:p>
-    <w:p>
-      <w:r>
-        <w:pict>
-          <v:rect style="width:0;height:1.5pt" o:hralign="center" o:hrstd="t" o:hr="t"/>
-        </w:pict>
-      </w:r>
-    </w:p>
-    <w:bookmarkEnd w:id="36"/>
-    <w:bookmarkStart w:id="37" w:name="X0312fa8f0b5c3bf9d42aa6b97dc89cc58c0c60c"/>
-    <w:p>
-      <w:pPr>
-        <w:pStyle w:val="Heading4"/>
-      </w:pPr>
-      <w:r>
-        <w:t xml:space="preserve">3.1.0.4. Minh bạch ngữ nghĩa trạng thái trên production (</w:t>
-      </w:r>
-      <w:r>
-        <w:rPr>
-          <w:rStyle w:val="VerbatimChar"/>
-        </w:rPr>
-        <w:t xml:space="preserve">NO_WATERMARK</w:t>
-      </w:r>
-      <w:r>
-        <w:t xml:space="preserve">)</w:t>
+        <w:t xml:space="preserve">Giải quyết phân kỳ về mô hình đe dọa (Threat Model):</w:t>
+      </w:r>
+    </w:p>
+    <w:p>
+      <w:pPr>
+        <w:pStyle w:val="Compact"/>
+        <w:numPr>
+          <w:ilvl w:val="2"/>
+          <w:numId w:val="1042"/>
+        </w:numPr>
+      </w:pPr>
+      <w:r>
+        <w:rPr>
+          <w:b/>
+          <w:bCs/>
+        </w:rPr>
+        <w:t xml:space="preserve">Kênh toàn vẹn số (Digital / Exact Channel):</w:t>
+      </w:r>
+      <w:r>
+        <w:t xml:space="preserve"> </w:t>
+      </w:r>
+      <w:r>
+        <w:t xml:space="preserve">Nếu tài liệu được truyền qua kênh số nguyên bản, hệ thống dùng Mã băm SHA-256 + Chữ ký số Ed25519 trên Manifest để xác minh rằng biểu diễn nhị phân của tệp nhận được khớp hoàn toàn với bản tóm lược (digest) đã ký, dưới các giả định an toàn về tính kháng va chạm của SHA-256 và tính không thể giả mạo của Ed25519.</w:t>
       </w:r>
     </w:p>
     <w:p>
@@ -7690,85 +8032,49 @@
         <w:pStyle w:val="Compact"/>
         <w:jc w:val="left"/>
         <w:numPr>
-          <w:ilvl w:val="0"/>
+          <w:ilvl w:val="2"/>
           <w:numId w:val="1042"/>
         </w:numPr>
       </w:pPr>
       <w:r>
-        <w:t xml:space="preserve">Trên backend API, trạng thái tra cứu mã băm không khớp trả về mã enum nội bộ là</w:t>
-      </w:r>
-      <w:r>
-        <w:t xml:space="preserve"> </w:t>
-      </w:r>
-      <w:r>
-        <w:rPr>
-          <w:rStyle w:val="VerbatimChar"/>
-        </w:rPr>
-        <w:t xml:space="preserve">NO_WATERMARK</w:t>
-      </w:r>
-      <w:r>
-        <w:t xml:space="preserve"> </w:t>
-      </w:r>
-      <w:r>
-        <w:t xml:space="preserve">kèm thông điệp hạn chế</w:t>
-      </w:r>
-      <w:r>
-        <w:t xml:space="preserve"> </w:t>
-      </w:r>
-      <w:r>
-        <w:rPr>
-          <w:rStyle w:val="VerbatimChar"/>
-        </w:rPr>
-        <w:t xml:space="preserve">integrity.transformed_attribution_unavailable</w:t>
-      </w:r>
-      <w:r>
-        <w:t xml:space="preserve">.</w:t>
-      </w:r>
-    </w:p>
-    <w:p>
-      <w:pPr>
-        <w:pStyle w:val="Compact"/>
-        <w:numPr>
-          <w:ilvl w:val="0"/>
-          <w:numId w:val="1042"/>
-        </w:numPr>
-      </w:pPr>
-      <w:r>
         <w:rPr>
           <w:b/>
           <w:bCs/>
         </w:rPr>
-        <w:t xml:space="preserve">Trên giao diện Web người dùng (</w:t>
+        <w:t xml:space="preserve">Kênh rò rỉ biến đổi (Analog / Lossy Leak Channel):</w:t>
+      </w:r>
+      <w:r>
+        <w:t xml:space="preserve"> </w:t>
+      </w:r>
+      <w:r>
+        <w:t xml:space="preserve">Nếu tài liệu bị in ra giấy, chụp màn hình, hoặc nén gửi qua mạng xã hội, tệp bị biến đổi các byte nhị phân thô nên mã băm của tệp nghi vấn sẽ không còn khớp với</w:t>
+      </w:r>
+      <w:r>
+        <w:t xml:space="preserve"> </w:t>
       </w:r>
       <w:r>
         <w:rPr>
           <w:rStyle w:val="VerbatimChar"/>
-          <w:b/>
-          <w:bCs/>
-        </w:rPr>
-        <w:t xml:space="preserve">apps/web</w:t>
-      </w:r>
-      <w:r>
-        <w:rPr>
-          <w:b/>
-          <w:bCs/>
-        </w:rPr>
-        <w:t xml:space="preserve">):</w:t>
-      </w:r>
-      <w:r>
-        <w:t xml:space="preserve"> </w:t>
-      </w:r>
-      <w:r>
-        <w:t xml:space="preserve">Hệ thống không dùng từ</w:t>
-      </w:r>
-      <w:r>
-        <w:t xml:space="preserve"> </w:t>
-      </w:r>
-      <w:r>
-        <w:t xml:space="preserve">“Không có watermark”</w:t>
-      </w:r>
-      <w:r>
-        <w:t xml:space="preserve">, mà hiển thị chuẩn mực:</w:t>
+        </w:rPr>
+        <w:t xml:space="preserve">output_sha256</w:t>
+      </w:r>
+      <w:r>
+        <w:t xml:space="preserve"> </w:t>
+      </w:r>
+      <w:r>
+        <w:t xml:space="preserve">ghi trong Manifest. Bản thân chữ ký Ed25519 trên Manifest gốc vẫn hoàn toàn hợp lệ (chứng minh Manifest không bị giả mạo), nhưng giá trị hash trong đó xác nhận tệp nghi vấn không phải là tệp nguyên bản phát hành. Về mặt lý thuyết thiết kế, Thủy vân số bền vững (Robust Watermark) được kỳ vọng đóng vai trò là cơ chế chủ động (proactive) sống sót qua biến đổi tín hiệu để trích xuất lại</w:t>
+      </w:r>
+      <w:r>
+        <w:t xml:space="preserve"> </w:t>
+      </w:r>
+      <w:r>
+        <w:rPr>
+          <w:rStyle w:val="VerbatimChar"/>
+        </w:rPr>
+        <w:t xml:space="preserve">issuance_id</w:t>
+      </w:r>
+      <w:r>
+        <w:t xml:space="preserve">, từ đó làm cầu nối đối chiếu ngược về Manifest gốc đã ký số trong cơ sở dữ liệu. Cần phân định rõ giữa mục tiêu thiết kế và năng lực đã đo được. Thế hệ V1 thất bại hoàn toàn trước JPEG-70 và Resize-0.75 (0/12 ở cả hai) và chỉ khôi phục một phần dưới Crop-0.25. Thế hệ V3, đo trên cùng một corpus, đạt 9/12 ở JPEG-70, 8/12 ở Resize-0.75 và 9/12 ở Crop-0.25 (Mục 4.2.1.1). Cả hai mức đều dưới cổng phát hành 0.95 mà nhóm tự đặt, nên phân hệ thủy vân vẫn mang nhãn nghiên cứu dù đã bật trên hệ thống đang chạy (Mục 4.2.4). (Bên cạnh thủy vân, các kỹ thuật điều tra số khác như perceptual hashing, đối soát OCR văn bản cũng có thể hỗ trợ nhưng thủy vân nhúng sẵn định danh trực tiếp trong nội dung ảnh).</w:t>
       </w:r>
     </w:p>
     <w:p>
@@ -7780,16 +8086,213 @@
         </w:numPr>
       </w:pPr>
       <w:r>
-        <w:t xml:space="preserve">Nhãn:</w:t>
-      </w:r>
-      <w:r>
-        <w:t xml:space="preserve"> </w:t>
-      </w:r>
-      <w:r>
-        <w:t xml:space="preserve">“Chưa tìm thấy bản cấp phát khớp”</w:t>
-      </w:r>
-      <w:r>
-        <w:t xml:space="preserve">.</w:t>
+        <w:rPr>
+          <w:b/>
+          <w:bCs/>
+        </w:rPr>
+        <w:t xml:space="preserve">Kết luận:</w:t>
+      </w:r>
+      <w:r>
+        <w:t xml:space="preserve"> </w:t>
+      </w:r>
+      <w:r>
+        <w:t xml:space="preserve">Hai cơ chế không triệt tiêu nhau mà tạo thành Hai tầng phòng thủ bổ trợ nhau (Defense-in-Depth).</w:t>
+      </w:r>
+    </w:p>
+    <w:p>
+      <w:r>
+        <w:pict>
+          <v:rect style="width:0;height:1.5pt" o:hralign="center" o:hrstd="t" o:hr="t"/>
+        </w:pict>
+      </w:r>
+    </w:p>
+    <w:bookmarkEnd w:id="36"/>
+    <w:bookmarkStart w:id="37" w:name="X0312fa8f0b5c3bf9d42aa6b97dc89cc58c0c60c"/>
+    <w:p>
+      <w:pPr>
+        <w:pStyle w:val="Heading4"/>
+      </w:pPr>
+      <w:r>
+        <w:t xml:space="preserve">3.1.0.4. Minh bạch ngữ nghĩa trạng thái trên production (</w:t>
+      </w:r>
+      <w:r>
+        <w:rPr>
+          <w:rStyle w:val="VerbatimChar"/>
+        </w:rPr>
+        <w:t xml:space="preserve">NO_WATERMARK</w:t>
+      </w:r>
+      <w:r>
+        <w:t xml:space="preserve">)</w:t>
+      </w:r>
+    </w:p>
+    <w:p>
+      <w:pPr>
+        <w:pStyle w:val="Compact"/>
+        <w:jc w:val="left"/>
+        <w:numPr>
+          <w:ilvl w:val="0"/>
+          <w:numId w:val="1044"/>
+        </w:numPr>
+      </w:pPr>
+      <w:r>
+        <w:t xml:space="preserve">Trên backend API, khi không tìm được bản cấp phát nào trùng mã băm và cũng không đọc được thủy vân, trạng thái nội bộ trả về là</w:t>
+      </w:r>
+      <w:r>
+        <w:t xml:space="preserve"> </w:t>
+      </w:r>
+      <w:r>
+        <w:rPr>
+          <w:rStyle w:val="VerbatimChar"/>
+        </w:rPr>
+        <w:t xml:space="preserve">NO_WATERMARK</w:t>
+      </w:r>
+      <w:r>
+        <w:t xml:space="preserve"> </w:t>
+      </w:r>
+      <w:r>
+        <w:t xml:space="preserve">(</w:t>
+      </w:r>
+      <w:r>
+        <w:rPr>
+          <w:rStyle w:val="VerbatimChar"/>
+        </w:rPr>
+        <w:t xml:space="preserve">services/api/splitbind/documents/models.py: L205</w:t>
+      </w:r>
+      <w:r>
+        <w:t xml:space="preserve">). Kèm theo đó là danh sách mã hạn chế, được chọn theo đúng cấu hình đang bật (</w:t>
+      </w:r>
+      <w:r>
+        <w:rPr>
+          <w:rStyle w:val="VerbatimChar"/>
+        </w:rPr>
+        <w:t xml:space="preserve">services/api/splitbind/documents/serializers.py: L109-L117</w:t>
+      </w:r>
+      <w:r>
+        <w:t xml:space="preserve">):</w:t>
+      </w:r>
+    </w:p>
+    <w:p>
+      <w:pPr>
+        <w:pStyle w:val="Compact"/>
+        <w:jc w:val="left"/>
+        <w:numPr>
+          <w:ilvl w:val="1"/>
+          <w:numId w:val="1045"/>
+        </w:numPr>
+      </w:pPr>
+      <w:r>
+        <w:t xml:space="preserve">Khi phân hệ thủy vân đang bật, như trên hệ thống hiện chạy, mã hạn chế là</w:t>
+      </w:r>
+      <w:r>
+        <w:t xml:space="preserve"> </w:t>
+      </w:r>
+      <w:r>
+        <w:rPr>
+          <w:rStyle w:val="VerbatimChar"/>
+        </w:rPr>
+        <w:t xml:space="preserve">fingerprint.recall_below_release_gate</w:t>
+      </w:r>
+      <w:r>
+        <w:t xml:space="preserve">, nghĩa là bộ đọc thủy vân có chạy nhưng độ thu hồi chưa đạt cổng phát hành.</w:t>
+      </w:r>
+    </w:p>
+    <w:p>
+      <w:pPr>
+        <w:pStyle w:val="Compact"/>
+        <w:jc w:val="left"/>
+        <w:numPr>
+          <w:ilvl w:val="1"/>
+          <w:numId w:val="1045"/>
+        </w:numPr>
+      </w:pPr>
+      <w:r>
+        <w:t xml:space="preserve">Khi phân hệ thủy vân tắt, mã hạn chế là</w:t>
+      </w:r>
+      <w:r>
+        <w:t xml:space="preserve"> </w:t>
+      </w:r>
+      <w:r>
+        <w:rPr>
+          <w:rStyle w:val="VerbatimChar"/>
+        </w:rPr>
+        <w:t xml:space="preserve">fingerprint.transformed_attribution_unavailable</w:t>
+      </w:r>
+      <w:r>
+        <w:t xml:space="preserve">, nghĩa là hệ thống không hề thử đọc thủy vân.</w:t>
+      </w:r>
+    </w:p>
+    <w:p>
+      <w:pPr>
+        <w:pStyle w:val="Compact"/>
+        <w:jc w:val="left"/>
+        <w:numPr>
+          <w:ilvl w:val="1"/>
+          <w:numId w:val="1045"/>
+        </w:numPr>
+      </w:pPr>
+      <w:r>
+        <w:t xml:space="preserve">Mã</w:t>
+      </w:r>
+      <w:r>
+        <w:t xml:space="preserve"> </w:t>
+      </w:r>
+      <w:r>
+        <w:rPr>
+          <w:rStyle w:val="VerbatimChar"/>
+        </w:rPr>
+        <w:t xml:space="preserve">evidence.not_proof_of_leak_edit_or_distribution</w:t>
+      </w:r>
+      <w:r>
+        <w:t xml:space="preserve"> </w:t>
+      </w:r>
+      <w:r>
+        <w:t xml:space="preserve">luôn có mặt trong cả hai trường hợp.</w:t>
+      </w:r>
+    </w:p>
+    <w:p>
+      <w:pPr>
+        <w:pStyle w:val="Compact"/>
+        <w:numPr>
+          <w:ilvl w:val="0"/>
+          <w:numId w:val="1044"/>
+        </w:numPr>
+      </w:pPr>
+      <w:r>
+        <w:rPr>
+          <w:b/>
+          <w:bCs/>
+        </w:rPr>
+        <w:t xml:space="preserve">Trên giao diện Web người dùng (</w:t>
+      </w:r>
+      <w:r>
+        <w:rPr>
+          <w:rStyle w:val="VerbatimChar"/>
+          <w:b/>
+          <w:bCs/>
+        </w:rPr>
+        <w:t xml:space="preserve">apps/web</w:t>
+      </w:r>
+      <w:r>
+        <w:rPr>
+          <w:b/>
+          <w:bCs/>
+        </w:rPr>
+        <w:t xml:space="preserve">):</w:t>
+      </w:r>
+      <w:r>
+        <w:t xml:space="preserve"> </w:t>
+      </w:r>
+      <w:r>
+        <w:t xml:space="preserve">Hệ thống không dùng từ</w:t>
+      </w:r>
+      <w:r>
+        <w:t xml:space="preserve"> </w:t>
+      </w:r>
+      <w:r>
+        <w:t xml:space="preserve">“Không có watermark”</w:t>
+      </w:r>
+      <w:r>
+        <w:t xml:space="preserve">, mà hiển thị chuẩn mực:</w:t>
       </w:r>
     </w:p>
     <w:p>
@@ -7797,21 +8300,20 @@
         <w:pStyle w:val="Compact"/>
         <w:numPr>
           <w:ilvl w:val="1"/>
-          <w:numId w:val="1043"/>
+          <w:numId w:val="1046"/>
         </w:numPr>
       </w:pPr>
       <w:r>
-        <w:t xml:space="preserve">Diễn giải:</w:t>
-      </w:r>
-      <w:r>
-        <w:t xml:space="preserve"> </w:t>
-      </w:r>
-      <w:r>
-        <w:rPr>
-          <w:i/>
-          <w:iCs/>
-        </w:rPr>
-        <w:t xml:space="preserve">“Không tìm thấy bản cấp phát có mã SHA-256 trùng với tệp trong tổ chức. Kết quả này chưa đủ để kết luận tệp đã bị chỉnh sửa.”</w:t>
+        <w:t xml:space="preserve">Nhãn:</w:t>
+      </w:r>
+      <w:r>
+        <w:t xml:space="preserve"> </w:t>
+      </w:r>
+      <w:r>
+        <w:t xml:space="preserve">“Chưa tìm thấy bản cấp phát khớp”</w:t>
+      </w:r>
+      <w:r>
+        <w:t xml:space="preserve">.</w:t>
       </w:r>
     </w:p>
     <w:p>
@@ -7819,7 +8321,29 @@
         <w:pStyle w:val="Compact"/>
         <w:numPr>
           <w:ilvl w:val="1"/>
-          <w:numId w:val="1043"/>
+          <w:numId w:val="1046"/>
+        </w:numPr>
+      </w:pPr>
+      <w:r>
+        <w:t xml:space="preserve">Diễn giải:</w:t>
+      </w:r>
+      <w:r>
+        <w:t xml:space="preserve"> </w:t>
+      </w:r>
+      <w:r>
+        <w:rPr>
+          <w:i/>
+          <w:iCs/>
+        </w:rPr>
+        <w:t xml:space="preserve">“Không tìm thấy bản cấp phát có mã SHA-256 trùng với tệp trong tổ chức. Kết quả này chưa đủ để kết luận tệp đã bị chỉnh sửa.”</w:t>
+      </w:r>
+    </w:p>
+    <w:p>
+      <w:pPr>
+        <w:pStyle w:val="Compact"/>
+        <w:numPr>
+          <w:ilvl w:val="1"/>
+          <w:numId w:val="1046"/>
         </w:numPr>
       </w:pPr>
       <w:r>
@@ -7841,11 +8365,58 @@
         <w:pStyle w:val="Compact"/>
         <w:numPr>
           <w:ilvl w:val="0"/>
-          <w:numId w:val="1042"/>
+          <w:numId w:val="1044"/>
         </w:numPr>
       </w:pPr>
       <w:r>
-        <w:t xml:space="preserve">Điều này chứng minh tính trung thực kỹ thuật, không ngụy tạo việc đã chạy bộ quét thủy vân trên production khi thực tế chỉ kiểm tra tính toàn vẹn tệp chính xác.</w:t>
+        <w:t xml:space="preserve">Nguyên tắc đằng sau cách diễn đạt này là không kết luận quá điều đã đo được: mã băm không khớp chỉ nói lên rằng không tìm thấy bản cấp phát trùng khít từng byte, nó không phải bằng chứng tệp đã bị sửa.</w:t>
+      </w:r>
+    </w:p>
+    <w:p>
+      <w:pPr>
+        <w:pStyle w:val="Compact"/>
+        <w:jc w:val="left"/>
+        <w:numPr>
+          <w:ilvl w:val="0"/>
+          <w:numId w:val="1044"/>
+        </w:numPr>
+      </w:pPr>
+      <w:r>
+        <w:rPr>
+          <w:b/>
+          <w:bCs/>
+        </w:rPr>
+        <w:t xml:space="preserve">Đính chính tính đến 14/09/2026:</w:t>
+      </w:r>
+      <w:r>
+        <w:t xml:space="preserve"> </w:t>
+      </w:r>
+      <w:r>
+        <w:t xml:space="preserve">câu thông báo phạm vi trên chỉ còn mô tả thiếu chứ không sai. Giao diện đang chạy được đóng gói trước khi phân hệ truy vết được bật, nên nó vẫn chỉ nói đến SHA-256 và chữ ký, trong khi hệ thống phía sau còn chạy thêm bộ giải mã thủy vân ở mỗi lần xác minh. Câu thông báo phạm vi phiên bản mới, có nói tới việc đọc thủy vân, đã được viết trong mã nguồn dưới tên</w:t>
+      </w:r>
+      <w:r>
+        <w:t xml:space="preserve"> </w:t>
+      </w:r>
+      <w:r>
+        <w:rPr>
+          <w:rStyle w:val="VerbatimChar"/>
+        </w:rPr>
+        <w:t xml:space="preserve">INTEGRITY_SCOPE_WITH_TRACING</w:t>
+      </w:r>
+      <w:r>
+        <w:t xml:space="preserve"> </w:t>
+      </w:r>
+      <w:r>
+        <w:t xml:space="preserve">(</w:t>
+      </w:r>
+      <w:r>
+        <w:rPr>
+          <w:rStyle w:val="VerbatimChar"/>
+        </w:rPr>
+        <w:t xml:space="preserve">apps/web/src/features/evidence/copy.ts</w:t>
+      </w:r>
+      <w:r>
+        <w:t xml:space="preserve">) nhưng chưa được đóng gói thành bản phát hành. Nói thiếu về năng lực là hướng sai an toàn hơn nói thừa, song vẫn phải ghi nhận đây là một sai lệch giữa giao diện và hệ thống phía sau.</w:t>
       </w:r>
     </w:p>
     <w:bookmarkEnd w:id="37"/>
@@ -8824,7 +9395,7 @@
         <w:pStyle w:val="Compact"/>
         <w:numPr>
           <w:ilvl w:val="0"/>
-          <w:numId w:val="1044"/>
+          <w:numId w:val="1047"/>
         </w:numPr>
       </w:pPr>
       <w:r>
@@ -8846,7 +9417,7 @@
         <w:pStyle w:val="Compact"/>
         <w:numPr>
           <w:ilvl w:val="0"/>
-          <w:numId w:val="1044"/>
+          <w:numId w:val="1047"/>
         </w:numPr>
       </w:pPr>
       <w:r>
@@ -8862,7 +9433,7 @@
         <w:pStyle w:val="Compact"/>
         <w:numPr>
           <w:ilvl w:val="1"/>
-          <w:numId w:val="1045"/>
+          <w:numId w:val="1048"/>
         </w:numPr>
       </w:pPr>
       <w:r>
@@ -8884,7 +9455,7 @@
         <w:pStyle w:val="Compact"/>
         <w:numPr>
           <w:ilvl w:val="1"/>
-          <w:numId w:val="1045"/>
+          <w:numId w:val="1048"/>
         </w:numPr>
       </w:pPr>
       <w:r>
@@ -8916,7 +9487,7 @@
         <w:pStyle w:val="Compact"/>
         <w:numPr>
           <w:ilvl w:val="0"/>
-          <w:numId w:val="1046"/>
+          <w:numId w:val="1049"/>
         </w:numPr>
       </w:pPr>
       <w:r>
@@ -8939,7 +9510,7 @@
         <w:jc w:val="left"/>
         <w:numPr>
           <w:ilvl w:val="0"/>
-          <w:numId w:val="1046"/>
+          <w:numId w:val="1049"/>
         </w:numPr>
       </w:pPr>
       <w:r>
@@ -8965,7 +9536,7 @@
         <w:t xml:space="preserve">research_measurement_only</w:t>
       </w:r>
       <w:r>
-        <w:t xml:space="preserve">, nên phân hệ thủy vân bền vững chưa qua cổng phát hành. Từ 12/09/2026 nhóm đã bật nó trên chính hệ thống đang chạy để đo thực tế, và kết quả ở Mục 4.2.3 cho thấy nó chưa truy vết được bản biến đổi nào. Số liệu đầy đủ và ranh giới ở Mục 4.2.1 và 4.2.3.</w:t>
+        <w:t xml:space="preserve">, nên phân hệ thủy vân bền vững chưa qua cổng phát hành. Từ 12/09/2026 nhóm đã bật nó trên chính hệ thống đang chạy để đo thực tế. Năm phép thử đầu tiên đều trượt, sau đó nhóm tìm ra nguyên nhân gốc và sửa, và bản đang chạy truy vết được tệp đã bị nén lại, bị thu nhỏ hoặc chụp lại màn hình. Số liệu đầy đủ và ranh giới ở Mục 4.2.1, 4.2.3 và 4.2.4.</w:t>
       </w:r>
     </w:p>
     <w:p>
@@ -9183,7 +9754,7 @@
         <w:rPr>
           <w:rStyle w:val="VerbatimChar"/>
         </w:rPr>
-        <w:t xml:space="preserve">                  └───────────────────────────────► (PDF Objects)</w:t>
+        <w:t xml:space="preserve">                  └───────────────────────────────► (PDF / PNG Objects)</w:t>
       </w:r>
       <w:r>
         <w:br/>
@@ -9249,7 +9820,7 @@
         <w:pStyle w:val="Compact"/>
         <w:numPr>
           <w:ilvl w:val="0"/>
-          <w:numId w:val="1047"/>
+          <w:numId w:val="1050"/>
         </w:numPr>
       </w:pPr>
       <w:r>
@@ -9263,14 +9834,13 @@
     <w:p>
       <w:pPr>
         <w:pStyle w:val="Compact"/>
-        <w:jc w:val="left"/>
         <w:numPr>
           <w:ilvl w:val="1"/>
-          <w:numId w:val="1048"/>
+          <w:numId w:val="1051"/>
         </w:numPr>
       </w:pPr>
       <w:r>
-        <w:t xml:space="preserve">Quản trị viên tải lên tệp PDF nguồn</w:t>
+        <w:t xml:space="preserve">Người cấp phát tải lên tệp nguồn, định dạng PDF, PNG hoặc JPEG</w:t>
       </w:r>
       <w:r>
         <w:t xml:space="preserve"> </w:t>
@@ -9287,7 +9857,7 @@
         <w:t xml:space="preserve"> </w:t>
       </w:r>
       <w:r>
-        <w:t xml:space="preserve">hệ thống sinh mã cấp phát ngẫu nhiên</w:t>
+        <w:t xml:space="preserve">hệ thống sinh mã cấp phát</w:t>
       </w:r>
       <w:r>
         <w:t xml:space="preserve"> </w:t>
@@ -9313,16 +9883,7 @@
         <w:t xml:space="preserve"> </w:t>
       </w:r>
       <w:r>
-        <w:t xml:space="preserve">in lên mỗi trang một nhãn cấp phát nhìn thấy được dạng</w:t>
-      </w:r>
-      <w:r>
-        <w:t xml:space="preserve"> </w:t>
-      </w:r>
-      <w:r>
-        <w:rPr>
-          <w:rStyle w:val="VerbatimChar"/>
-        </w:rPr>
-        <w:t xml:space="preserve">SB1-&lt;base32(issuance_id)&gt;</w:t>
+        <w:t xml:space="preserve">đưa ảnh từng trang về khung chuẩn rồi nhúng thủy vân ẩn mang mã ấy</w:t>
       </w:r>
       <w:r>
         <w:t xml:space="preserve"> </w:t>
@@ -9339,7 +9900,7 @@
         <w:t xml:space="preserve"> </w:t>
       </w:r>
       <w:r>
-        <w:t xml:space="preserve">tính toán mã băm SHA-256 của tệp nguồn và tệp phát hành</w:t>
+        <w:t xml:space="preserve">trả ảnh về đúng kích thước ban đầu</w:t>
       </w:r>
       <w:r>
         <w:t xml:space="preserve"> </w:t>
@@ -9356,7 +9917,7 @@
         <w:t xml:space="preserve"> </w:t>
       </w:r>
       <w:r>
-        <w:t xml:space="preserve">tạo cấu trúc Manifest chuẩn hóa theo RFC 8785</w:t>
+        <w:t xml:space="preserve">tính mã băm SHA-256 của tệp nguồn và tệp phát hành</w:t>
       </w:r>
       <w:r>
         <w:t xml:space="preserve"> </w:t>
@@ -9373,7 +9934,7 @@
         <w:t xml:space="preserve"> </w:t>
       </w:r>
       <w:r>
-        <w:t xml:space="preserve">ký số bằng khóa riêng Ed25519</w:t>
+        <w:t xml:space="preserve">dựng Manifest chuẩn hoá theo RFC 8785</w:t>
       </w:r>
       <w:r>
         <w:t xml:space="preserve"> </w:t>
@@ -9390,35 +9951,7 @@
         <w:t xml:space="preserve"> </w:t>
       </w:r>
       <w:r>
-        <w:t xml:space="preserve">lưu trữ hồ sơ cấp phát và cung cấp link tải an toàn.</w:t>
-      </w:r>
-    </w:p>
-    <w:p>
-      <w:pPr>
-        <w:pStyle w:val="Compact"/>
-        <w:numPr>
-          <w:ilvl w:val="0"/>
-          <w:numId w:val="1047"/>
-        </w:numPr>
-      </w:pPr>
-      <w:r>
-        <w:rPr>
-          <w:b/>
-          <w:bCs/>
-        </w:rPr>
-        <w:t xml:space="preserve">Quy trình xác minh tính toàn vẹn (Verification Workflow):</w:t>
-      </w:r>
-    </w:p>
-    <w:p>
-      <w:pPr>
-        <w:pStyle w:val="Compact"/>
-        <w:numPr>
-          <w:ilvl w:val="1"/>
-          <w:numId w:val="1049"/>
-        </w:numPr>
-      </w:pPr>
-      <w:r>
-        <w:t xml:space="preserve">Người kiểm tra tải lên tệp PDF nghi vấn</w:t>
+        <w:t xml:space="preserve">ký số bằng khoá riêng Ed25519</w:t>
       </w:r>
       <w:r>
         <w:t xml:space="preserve"> </w:t>
@@ -9435,7 +9968,75 @@
         <w:t xml:space="preserve"> </w:t>
       </w:r>
       <w:r>
-        <w:t xml:space="preserve">hệ thống tính toán mã băm SHA-256 của tệp</w:t>
+        <w:t xml:space="preserve">lưu hồ sơ cấp phát và cấp liên kết tải có thời hạn.</w:t>
+      </w:r>
+    </w:p>
+    <w:p>
+      <w:pPr>
+        <w:pStyle w:val="Compact"/>
+        <w:numPr>
+          <w:ilvl w:val="1"/>
+          <w:numId w:val="1051"/>
+        </w:numPr>
+      </w:pPr>
+      <w:r>
+        <w:t xml:space="preserve">Đầu vào là ảnh thì đầu ra luôn là PNG, vì mã hoá lại bằng JPEG sẽ làm hỏng chính thủy vân vừa nhúng. Đầu vào là PDF thì đầu ra là PDF.</w:t>
+      </w:r>
+    </w:p>
+    <w:p>
+      <w:pPr>
+        <w:pStyle w:val="Compact"/>
+        <w:jc w:val="left"/>
+        <w:numPr>
+          <w:ilvl w:val="1"/>
+          <w:numId w:val="1051"/>
+        </w:numPr>
+      </w:pPr>
+      <w:r>
+        <w:t xml:space="preserve">Khi cấu hình tắt phân hệ thủy vân, hệ thống chuyển sang in một nhãn cấp phát nhìn thấy được dạng</w:t>
+      </w:r>
+      <w:r>
+        <w:t xml:space="preserve"> </w:t>
+      </w:r>
+      <w:r>
+        <w:rPr>
+          <w:rStyle w:val="VerbatimChar"/>
+        </w:rPr>
+        <w:t xml:space="preserve">SB1-&lt;base32(issuance_id)&gt;</w:t>
+      </w:r>
+      <w:r>
+        <w:t xml:space="preserve"> </w:t>
+      </w:r>
+      <w:r>
+        <w:t xml:space="preserve">lên mỗi trang thay cho thủy vân ẩn. Đây là đường dự phòng, không phải cấu hình đang chạy trên môi trường production.</w:t>
+      </w:r>
+    </w:p>
+    <w:p>
+      <w:pPr>
+        <w:pStyle w:val="Compact"/>
+        <w:numPr>
+          <w:ilvl w:val="0"/>
+          <w:numId w:val="1050"/>
+        </w:numPr>
+      </w:pPr>
+      <w:r>
+        <w:rPr>
+          <w:b/>
+          <w:bCs/>
+        </w:rPr>
+        <w:t xml:space="preserve">Quy trình xác minh tính toàn vẹn (Verification Workflow):</w:t>
+      </w:r>
+    </w:p>
+    <w:p>
+      <w:pPr>
+        <w:pStyle w:val="Compact"/>
+        <w:numPr>
+          <w:ilvl w:val="1"/>
+          <w:numId w:val="1052"/>
+        </w:numPr>
+      </w:pPr>
+      <w:r>
+        <w:t xml:space="preserve">Người kiểm tra tải lên tệp nghi vấn, định dạng PDF, PNG hoặc JPEG</w:t>
       </w:r>
       <w:r>
         <w:t xml:space="preserve"> </w:t>
@@ -9452,7 +10053,7 @@
         <w:t xml:space="preserve"> </w:t>
       </w:r>
       <w:r>
-        <w:t xml:space="preserve">tra cứu đối chiếu với cơ sở dữ liệu cấp phát</w:t>
+        <w:t xml:space="preserve">hệ thống tính mã băm SHA-256 và tìm bản cấp phát trùng khít từng byte</w:t>
       </w:r>
       <w:r>
         <w:t xml:space="preserve"> </w:t>
@@ -9469,7 +10070,7 @@
         <w:t xml:space="preserve"> </w:t>
       </w:r>
       <w:r>
-        <w:t xml:space="preserve">xác minh chữ ký số Ed25519 của Manifest</w:t>
+        <w:t xml:space="preserve">nếu không trùng, hệ thống bóc dải viền trơn để đưa ảnh về khung chuẩn rồi đọc thủy vân nhằm truy nguồn</w:t>
       </w:r>
       <w:r>
         <w:t xml:space="preserve"> </w:t>
@@ -9486,7 +10087,37 @@
         <w:t xml:space="preserve"> </w:t>
       </w:r>
       <w:r>
-        <w:t xml:space="preserve">trả về kết quả:</w:t>
+        <w:t xml:space="preserve">xác minh chữ ký số Ed25519 trên Manifest tương ứng</w:t>
+      </w:r>
+      <w:r>
+        <w:t xml:space="preserve"> </w:t>
+      </w:r>
+      <m:oMath>
+        <m:r>
+          <m:rPr>
+            <m:sty m:val="p"/>
+          </m:rPr>
+          <m:t>→</m:t>
+        </m:r>
+      </m:oMath>
+      <w:r>
+        <w:t xml:space="preserve"> </w:t>
+      </w:r>
+      <w:r>
+        <w:t xml:space="preserve">trả kết quả.</w:t>
+      </w:r>
+    </w:p>
+    <w:p>
+      <w:pPr>
+        <w:pStyle w:val="Compact"/>
+        <w:jc w:val="left"/>
+        <w:numPr>
+          <w:ilvl w:val="1"/>
+          <w:numId w:val="1052"/>
+        </w:numPr>
+      </w:pPr>
+      <w:r>
+        <w:t xml:space="preserve">Hai câu hỏi được trả lời tách rời: tệp bắt nguồn từ bản cấp phát nào, và tệp có còn nguyên vẹn so với lúc phát hành hay không. Kết quả có thể là</w:t>
       </w:r>
       <w:r>
         <w:t xml:space="preserve"> </w:t>
@@ -9501,7 +10132,7 @@
         <w:t xml:space="preserve"> </w:t>
       </w:r>
       <w:r>
-        <w:t xml:space="preserve">(Khớp hoàn toàn) hoặc</w:t>
+        <w:t xml:space="preserve">khi khớp cả mã băm lẫn chữ ký,</w:t>
       </w:r>
       <w:r>
         <w:t xml:space="preserve"> </w:t>
@@ -9510,10 +10141,28 @@
         <w:rPr>
           <w:rStyle w:val="VerbatimChar"/>
         </w:rPr>
-        <w:t xml:space="preserve">Chưa tìm thấy bản cấp phát khớp</w:t>
-      </w:r>
-      <w:r>
-        <w:t xml:space="preserve">.</w:t>
+        <w:t xml:space="preserve">SOURCE_IDENTIFIED_MODIFIED</w:t>
+      </w:r>
+      <w:r>
+        <w:t xml:space="preserve"> </w:t>
+      </w:r>
+      <w:r>
+        <w:t xml:space="preserve">khi đọc được thủy vân nhưng mã băm đã khác, hoặc</w:t>
+      </w:r>
+      <w:r>
+        <w:t xml:space="preserve"> </w:t>
+      </w:r>
+      <w:r>
+        <w:rPr>
+          <w:rStyle w:val="VerbatimChar"/>
+        </w:rPr>
+        <w:t xml:space="preserve">NO_WATERMARK</w:t>
+      </w:r>
+      <w:r>
+        <w:t xml:space="preserve"> </w:t>
+      </w:r>
+      <w:r>
+        <w:t xml:space="preserve">khi không tìm được nguồn nào.</w:t>
       </w:r>
     </w:p>
     <w:bookmarkEnd w:id="46"/>
@@ -10603,7 +11252,7 @@
               <w:jc w:val="left"/>
             </w:pPr>
             <w:r>
-              <w:t xml:space="preserve">Minh chứng lý do thuật toán được giữ ở tầng nghiên cứu. Từ 12/09/2026 phân hệ này được bật trên production để đo thực tế; kết quả ở Mục 4.2.3.</w:t>
+              <w:t xml:space="preserve">Minh chứng lý do thuật toán được giữ ở tầng nghiên cứu. Từ 12/09/2026 phân hệ này được bật trên production để đo thực tế; kết quả âm tính ban đầu ở Mục 4.2.3, kết quả sau khi sửa nguyên nhân gốc ở Mục 4.2.4.</w:t>
             </w:r>
           </w:p>
         </w:tc>
@@ -10726,7 +11375,7 @@
         <w:jc w:val="left"/>
         <w:numPr>
           <w:ilvl w:val="0"/>
-          <w:numId w:val="1050"/>
+          <w:numId w:val="1053"/>
         </w:numPr>
       </w:pPr>
       <w:r>
@@ -10754,7 +11403,7 @@
         <w:jc w:val="left"/>
         <w:numPr>
           <w:ilvl w:val="0"/>
-          <w:numId w:val="1050"/>
+          <w:numId w:val="1053"/>
         </w:numPr>
       </w:pPr>
       <w:r>
@@ -10782,7 +11431,7 @@
         <w:jc w:val="left"/>
         <w:numPr>
           <w:ilvl w:val="0"/>
-          <w:numId w:val="1050"/>
+          <w:numId w:val="1053"/>
         </w:numPr>
       </w:pPr>
       <w:r>
@@ -12555,7 +13204,7 @@
         <w:jc w:val="left"/>
         <w:numPr>
           <w:ilvl w:val="0"/>
-          <w:numId w:val="1051"/>
+          <w:numId w:val="1054"/>
         </w:numPr>
       </w:pPr>
       <w:r>
@@ -12589,7 +13238,7 @@
         <w:jc w:val="left"/>
         <w:numPr>
           <w:ilvl w:val="0"/>
-          <w:numId w:val="1051"/>
+          <w:numId w:val="1054"/>
         </w:numPr>
       </w:pPr>
       <w:r>
@@ -12622,11 +13271,11 @@
         <w:pStyle w:val="Compact"/>
         <w:numPr>
           <w:ilvl w:val="0"/>
-          <w:numId w:val="1051"/>
+          <w:numId w:val="1054"/>
         </w:numPr>
       </w:pPr>
       <w:r>
-        <w:t xml:space="preserve">Không slide hay đoạn báo cáo nào được mô tả V3 như năng lực đã phát hành. Phiên bản đang chạy trên production là Integrity Release 0.1: nó chỉ xác thực toàn vẹn tệp chính xác và không nhúng fingerprint ở bất kỳ thế hệ nào. V2 là thế hệ mà bộ codec nghiên cứu thuộc về, không phải thứ bản phát hành thực thi.</w:t>
+        <w:t xml:space="preserve">Không slide hay đoạn báo cáo nào được mô tả V3 như năng lực đã phát hành. Cần phân biệt hai mốc: ở thời điểm lần chạy này (06/09/2026), bản đang chạy trên production là Integrity Release 0.1, chỉ xác thực toàn vẹn tệp chính xác và không nhúng thủy vân ở bất kỳ thế hệ nào. Từ 12/09/2026, bản đang chạy có nhúng và có đọc thủy vân, nhưng là thế hệ V2 chứ không phải V3 (Mục 4.2.3 và 4.2.4). Nói cách khác, các con số trong mục này vẫn không phải số liệu của bản đang chạy.</w:t>
       </w:r>
     </w:p>
     <w:p>
@@ -12634,7 +13283,7 @@
         <w:pStyle w:val="Compact"/>
         <w:numPr>
           <w:ilvl w:val="0"/>
-          <w:numId w:val="1051"/>
+          <w:numId w:val="1054"/>
         </w:numPr>
       </w:pPr>
       <w:r>
@@ -13746,7 +14395,7 @@
         <w:pStyle w:val="Compact"/>
         <w:numPr>
           <w:ilvl w:val="0"/>
-          <w:numId w:val="1052"/>
+          <w:numId w:val="1055"/>
         </w:numPr>
       </w:pPr>
       <w:r>
@@ -13768,7 +14417,7 @@
         <w:pStyle w:val="Compact"/>
         <w:numPr>
           <w:ilvl w:val="0"/>
-          <w:numId w:val="1052"/>
+          <w:numId w:val="1055"/>
         </w:numPr>
       </w:pPr>
       <w:r>
@@ -14392,7 +15041,7 @@
         <w:pStyle w:val="Compact"/>
         <w:numPr>
           <w:ilvl w:val="0"/>
-          <w:numId w:val="1053"/>
+          <w:numId w:val="1056"/>
         </w:numPr>
       </w:pPr>
       <w:r>
@@ -14414,7 +15063,7 @@
         <w:pStyle w:val="Compact"/>
         <w:numPr>
           <w:ilvl w:val="0"/>
-          <w:numId w:val="1053"/>
+          <w:numId w:val="1056"/>
         </w:numPr>
       </w:pPr>
       <w:r>
@@ -14436,7 +15085,7 @@
         <w:pStyle w:val="Compact"/>
         <w:numPr>
           <w:ilvl w:val="0"/>
-          <w:numId w:val="1053"/>
+          <w:numId w:val="1056"/>
         </w:numPr>
       </w:pPr>
       <w:r>
@@ -14458,7 +15107,7 @@
         <w:pStyle w:val="Compact"/>
         <w:numPr>
           <w:ilvl w:val="0"/>
-          <w:numId w:val="1053"/>
+          <w:numId w:val="1056"/>
         </w:numPr>
       </w:pPr>
       <w:r>
@@ -15716,18 +16365,18 @@
         <w:t xml:space="preserve"> </w:t>
       </w:r>
       <w:r>
-        <w:t xml:space="preserve">Chẩn đoán vật mang nêu ở Mục 7.4.3 và đề nghị đổi miền nhúng ở Mục 7.4.4 đã bị chính nhóm bác bỏ bằng phép đo ngày 13/09/2026. Nguyên nhân thật nằm ở kế toán ký hiệu xoá của bên nhận, không ở vật mang. Đọc Mục 7.5 trước khi sử dụng bất kỳ khuyến nghị nào trong mục này.</w:t>
+        <w:t xml:space="preserve">Chẩn đoán vật mang nêu ở Mục 4.2.3.3 và đề nghị đổi miền nhúng ở Mục 4.2.3.4 đã bị chính nhóm bác bỏ bằng phép đo ngày 13/09/2026. Nguyên nhân thật nằm ở kế toán ký hiệu xoá của bên nhận, không ở vật mang. Đọc Mục 4.2.4 trước khi sử dụng bất kỳ khuyến nghị nào trong mục này.</w:t>
       </w:r>
     </w:p>
     <w:bookmarkEnd w:id="63"/>
     <w:bookmarkEnd w:id="64"/>
-    <w:bookmarkStart w:id="71" w:name="X3da07ed23d3e6c3f3aa4d2f4d3df0f017e2f28b"/>
+    <w:bookmarkStart w:id="71" w:name="X9fccd92c0f52e5828292b86304e7c139141d68d"/>
     <w:p>
       <w:pPr>
         <w:pStyle w:val="Heading3"/>
       </w:pPr>
       <w:r>
-        <w:t xml:space="preserve">4.2.4. NGUYÊN NHÂN GỐC THỨ BA VÀ HIỆU CHỈNH CHẨN ĐOÁN Ở MỤC 7.4</w:t>
+        <w:t xml:space="preserve">4.2.4. NGUYÊN NHÂN GỐC THỨ BA VÀ HIỆU CHỈNH CHẨN ĐOÁN Ở MỤC 4.2.3</w:t>
       </w:r>
     </w:p>
     <w:p>
@@ -15776,7 +16425,7 @@
         <w:pStyle w:val="BodyText"/>
       </w:pPr>
       <w:r>
-        <w:t xml:space="preserve">Hai ngày 13 và 14/09/2026 nhóm tiếp tục điều tra kết quả âm tính ở Mục 7.4 và tìm được nguyên nhân gốc thứ ba. Kết quả buộc nhóm rút lại một phần chẩn đoán đã công bố ở Mục 7.4.3. Nhóm giữ lại cả hai phiên bản trong báo cáo vì quá trình tự bác bỏ là một phần của đóng góp, và vì việc xoá đi một chẩn đoán sai sẽ khiến người đọc không kiểm chứng được đường đi của lập luận.</w:t>
+        <w:t xml:space="preserve">Hai ngày 13 và 14/09/2026 nhóm tiếp tục điều tra kết quả âm tính ở Mục 4.2.3 và tìm được nguyên nhân gốc thứ ba. Kết quả buộc nhóm rút lại một phần chẩn đoán đã công bố ở Mục 4.2.3.3. Nhóm giữ lại cả hai phiên bản trong báo cáo vì quá trình tự bác bỏ là một phần của đóng góp, và vì việc xoá đi một chẩn đoán sai sẽ khiến người đọc không kiểm chứng được đường đi của lập luận.</w:t>
       </w:r>
     </w:p>
     <w:bookmarkStart w:id="65" w:name="X67bc22ecd2b954d4acb781a9eb59c7bc0a220af"/>
@@ -15804,7 +16453,7 @@
         <w:t xml:space="preserve"> </w:t>
       </w:r>
       <w:r>
-        <w:t xml:space="preserve">Mục 7.4.3 kết luận rằng vật mang là nút thắt, và đề nghị đổi miền nhúng trước tiên. Để kiểm chứng, nhóm cài đặt một vật mang thứ hai mô phỏng đúng cách</w:t>
+        <w:t xml:space="preserve">Mục 4.2.3.3 kết luận rằng vật mang là nút thắt, và đề nghị đổi miền nhúng trước tiên. Để kiểm chứng, nhóm cài đặt một vật mang thứ hai mô phỏng đúng cách</w:t>
       </w:r>
       <w:r>
         <w:t xml:space="preserve"> </w:t>
@@ -16593,7 +17242,7 @@
         <w:jc w:val="left"/>
       </w:pPr>
       <w:r>
-        <w:t xml:space="preserve">Ca ảnh chụp màn hình cần cả hai mảnh ghép và không mảnh nào đủ một mình: bóc viền để đưa trang về khung chuẩn, và sửa ngân sách xoá để bên nhận đừng vứt đi từ mã mà khung đã bóc trao cho nó. Ghi nhận ở Mục 13.3, bóc viền một mình chỉ chuyển ca này từ</w:t>
+        <w:t xml:space="preserve">Ca ảnh chụp màn hình cần cả hai mảnh ghép và không mảnh nào đủ một mình: bóc viền để đưa trang về khung chuẩn, và sửa ngân sách xoá để bên nhận đừng vứt đi từ mã mà khung đã bóc trao cho nó. Ghi nhận ở Mục 4.3.3, bóc viền một mình chỉ chuyển ca này từ</w:t>
       </w:r>
       <w:r>
         <w:t xml:space="preserve"> </w:t>
@@ -16752,7 +17401,7 @@
         <w:pStyle w:val="BodyText"/>
       </w:pPr>
       <w:r>
-        <w:t xml:space="preserve">Điều này định vị lại mọi con số ở Mục 7.2 và 7.3: chúng được đo bằng cách gọi thẳng bộ giải mã và truyền sẵn số trang, tức một thông tin mà dịch vụ không có khi nhận một tấm ảnh trần. Bảng độ bền đo bằng cách gọi thư viện mô tả thư viện, không mô tả sản phẩm, mỗi khi bên gọi phải tự đoán một tham số mà harness được cho sẵn.</w:t>
+        <w:t xml:space="preserve">Điều này định vị lại mọi con số ở Mục 4.2.1 và 4.2.2: chúng được đo bằng cách gọi thẳng bộ giải mã và truyền sẵn số trang, tức một thông tin mà dịch vụ không có khi nhận một tấm ảnh trần. Bảng độ bền đo bằng cách gọi thư viện mô tả thư viện, không mô tả sản phẩm, mỗi khi bên gọi phải tự đoán một tham số mà harness được cho sẵn.</w:t>
       </w:r>
     </w:p>
     <w:p>
@@ -16835,11 +17484,11 @@
         <w:pStyle w:val="Compact"/>
         <w:numPr>
           <w:ilvl w:val="0"/>
-          <w:numId w:val="1054"/>
+          <w:numId w:val="1057"/>
         </w:numPr>
       </w:pPr>
       <w:r>
-        <w:t xml:space="preserve">Cấp phát nhận PDF, PNG và JPEG. Đầu vào là ảnh thì kết quả trả về luôn là PNG, vì mã hoá lại bằng JPEG sẽ phá chính dấu chìm vừa nhúng. Ảnh giữ nguyên kích thước gốc, không chèn viền, không kéo méo.</w:t>
+        <w:t xml:space="preserve">Cấp phát nhận PDF, PNG và JPEG. Đầu vào là ảnh thì nội dung trả về luôn được mã hoá thành PNG, vì nén lại bằng JPEG sẽ phá chính thủy vân vừa nhúng. Ảnh giữ nguyên kích thước gốc, không chèn viền, không kéo méo.</w:t>
       </w:r>
     </w:p>
     <w:p>
@@ -16847,11 +17496,23 @@
         <w:pStyle w:val="Compact"/>
         <w:numPr>
           <w:ilvl w:val="0"/>
-          <w:numId w:val="1054"/>
+          <w:numId w:val="1057"/>
         </w:numPr>
       </w:pPr>
       <w:r>
-        <w:t xml:space="preserve">Xác minh nhận PDF, PNG và JPEG, kể cả ảnh chụp màn hình có viền.</w:t>
+        <w:t xml:space="preserve">Khiếm khuyết còn lại ở khâu giao tệp: tệp cấp phát cho tài liệu ảnh tuy đúng là PNG về nội dung nhưng vẫn được lưu và tải về dưới đuôi</w:t>
+      </w:r>
+      <w:r>
+        <w:t xml:space="preserve"> </w:t>
+      </w:r>
+      <w:r>
+        <w:rPr>
+          <w:rStyle w:val="VerbatimChar"/>
+        </w:rPr>
+        <w:t xml:space="preserve">.pdf</w:t>
+      </w:r>
+      <w:r>
+        <w:t xml:space="preserve">, vì khoá đối tượng đầu ra bị cố định đuôi trong bản đang chạy. Bản vá đã có trong mã nguồn nhưng chưa được đóng gói phát hành. Khâu truy vết và xác minh không bị ảnh hưởng vì bên nhận nhận dạng định dạng bằng chuỗi byte mở đầu tệp.</w:t>
       </w:r>
     </w:p>
     <w:p>
@@ -16859,100 +17520,11 @@
         <w:pStyle w:val="Compact"/>
         <w:numPr>
           <w:ilvl w:val="0"/>
-          <w:numId w:val="1054"/>
+          <w:numId w:val="1057"/>
         </w:numPr>
       </w:pPr>
       <w:r>
-        <w:t xml:space="preserve">Phép kiểm cuối chạy bằng khoá thật trong container đang phục vụ: một ảnh JPEG 1400 x 900 đi qua đúng hàm cấp phát của hệ thống, rồi đem kết quả qua đúng hàm xác minh, cho ra</w:t>
-      </w:r>
-      <w:r>
-        <w:t xml:space="preserve"> </w:t>
-      </w:r>
-      <w:r>
-        <w:rPr>
-          <w:rStyle w:val="VerbatimChar"/>
-        </w:rPr>
-        <w:t xml:space="preserve">decoded</w:t>
-      </w:r>
-      <w:r>
-        <w:t xml:space="preserve"> </w:t>
-      </w:r>
-      <w:r>
-        <w:t xml:space="preserve">và đúng mã hồ sơ.</w:t>
-      </w:r>
-    </w:p>
-    <w:p>
-      <w:pPr>
-        <w:pStyle w:val="FirstParagraph"/>
-        <w:jc w:val="left"/>
-      </w:pPr>
-      <w:r>
-        <w:rPr>
-          <w:i/>
-          <w:iCs/>
-        </w:rPr>
-        <w:t xml:space="preserve">Giới hạn đã nhận diện</w:t>
-      </w:r>
-      <w:r>
-        <w:t xml:space="preserve"> </w:t>
-      </w:r>
-      <w:r>
-        <w:t xml:space="preserve">Mọi kết quả truy vết vẫn mang nhãn giới hạn</w:t>
-      </w:r>
-      <w:r>
-        <w:t xml:space="preserve"> </w:t>
-      </w:r>
-      <w:r>
-        <w:rPr>
-          <w:rStyle w:val="VerbatimChar"/>
-        </w:rPr>
-        <w:t xml:space="preserve">fingerprint.recall_below_release_gate</w:t>
-      </w:r>
-      <w:r>
-        <w:t xml:space="preserve"> </w:t>
-      </w:r>
-      <w:r>
-        <w:t xml:space="preserve">do chính hệ thống gắn, nghĩa là độ thu hồi chưa đạt ngưỡng phát hành mà nhóm tự đặt. Nhóm giữ nguyên nhãn này thay vì gỡ đi, vì nó đúng.</w:t>
-      </w:r>
-    </w:p>
-    <w:bookmarkEnd w:id="69"/>
-    <w:bookmarkStart w:id="70" w:name="phần-nào-của-mục-7.4-bị-hiệu-chỉnh"/>
-    <w:p>
-      <w:pPr>
-        <w:pStyle w:val="Heading4"/>
-      </w:pPr>
-      <w:r>
-        <w:t xml:space="preserve">4.2.4.6. Phần nào của Mục 7.4 bị hiệu chỉnh</w:t>
-      </w:r>
-    </w:p>
-    <w:p>
-      <w:pPr>
-        <w:pStyle w:val="FirstParagraph"/>
-      </w:pPr>
-      <w:r>
-        <w:rPr>
-          <w:i/>
-          <w:iCs/>
-        </w:rPr>
-        <w:t xml:space="preserve">Giới hạn đã nhận diện</w:t>
-      </w:r>
-      <w:r>
-        <w:t xml:space="preserve"> </w:t>
-      </w:r>
-      <w:r>
-        <w:t xml:space="preserve">Mục 7.4.3 kết luận</w:t>
-      </w:r>
-      <w:r>
-        <w:t xml:space="preserve"> </w:t>
-      </w:r>
-      <w:r>
-        <w:t xml:space="preserve">“trang văn bản là vật mang gần như tệ nhất có thể cho thiết kế này”</w:t>
-      </w:r>
-      <w:r>
-        <w:t xml:space="preserve"> </w:t>
-      </w:r>
-      <w:r>
-        <w:t xml:space="preserve">và Mục 7.4.4 đề nghị đổi vật mang hoặc miền nhúng trước tiên. Đề nghị đó không còn đứng vững:</w:t>
+        <w:t xml:space="preserve">Xác minh nhận PDF, PNG và JPEG, kể cả ảnh chụp màn hình có viền.</w:t>
       </w:r>
     </w:p>
     <w:p>
@@ -16960,11 +17532,100 @@
         <w:pStyle w:val="Compact"/>
         <w:numPr>
           <w:ilvl w:val="0"/>
-          <w:numId w:val="1055"/>
+          <w:numId w:val="1057"/>
         </w:numPr>
       </w:pPr>
       <w:r>
-        <w:t xml:space="preserve">Vật mang đang dùng khôi phục 99,7 phần trăm số bit ở đúng tỉ lệ mà dây chuyền trả về rỗng (Mục 7.5.1). Kênh truyền không hỏng.</w:t>
+        <w:t xml:space="preserve">Phép kiểm cuối chạy bằng khoá thật trong container đang phục vụ: một ảnh JPEG 1400 x 900 đi qua đúng hàm cấp phát của hệ thống, rồi đem kết quả qua đúng hàm xác minh, cho ra</w:t>
+      </w:r>
+      <w:r>
+        <w:t xml:space="preserve"> </w:t>
+      </w:r>
+      <w:r>
+        <w:rPr>
+          <w:rStyle w:val="VerbatimChar"/>
+        </w:rPr>
+        <w:t xml:space="preserve">decoded</w:t>
+      </w:r>
+      <w:r>
+        <w:t xml:space="preserve"> </w:t>
+      </w:r>
+      <w:r>
+        <w:t xml:space="preserve">và đúng mã hồ sơ.</w:t>
+      </w:r>
+    </w:p>
+    <w:p>
+      <w:pPr>
+        <w:pStyle w:val="FirstParagraph"/>
+        <w:jc w:val="left"/>
+      </w:pPr>
+      <w:r>
+        <w:rPr>
+          <w:i/>
+          <w:iCs/>
+        </w:rPr>
+        <w:t xml:space="preserve">Giới hạn đã nhận diện</w:t>
+      </w:r>
+      <w:r>
+        <w:t xml:space="preserve"> </w:t>
+      </w:r>
+      <w:r>
+        <w:t xml:space="preserve">Mọi kết quả truy vết vẫn mang nhãn giới hạn</w:t>
+      </w:r>
+      <w:r>
+        <w:t xml:space="preserve"> </w:t>
+      </w:r>
+      <w:r>
+        <w:rPr>
+          <w:rStyle w:val="VerbatimChar"/>
+        </w:rPr>
+        <w:t xml:space="preserve">fingerprint.recall_below_release_gate</w:t>
+      </w:r>
+      <w:r>
+        <w:t xml:space="preserve"> </w:t>
+      </w:r>
+      <w:r>
+        <w:t xml:space="preserve">do chính hệ thống gắn, nghĩa là độ thu hồi chưa đạt ngưỡng phát hành mà nhóm tự đặt. Nhóm giữ nguyên nhãn này thay vì gỡ đi, vì nó đúng.</w:t>
+      </w:r>
+    </w:p>
+    <w:bookmarkEnd w:id="69"/>
+    <w:bookmarkStart w:id="70" w:name="phần-nào-của-mục-4.2.3-bị-hiệu-chỉnh"/>
+    <w:p>
+      <w:pPr>
+        <w:pStyle w:val="Heading4"/>
+      </w:pPr>
+      <w:r>
+        <w:t xml:space="preserve">4.2.4.6. Phần nào của Mục 4.2.3 bị hiệu chỉnh</w:t>
+      </w:r>
+    </w:p>
+    <w:p>
+      <w:pPr>
+        <w:pStyle w:val="FirstParagraph"/>
+      </w:pPr>
+      <w:r>
+        <w:rPr>
+          <w:i/>
+          <w:iCs/>
+        </w:rPr>
+        <w:t xml:space="preserve">Giới hạn đã nhận diện</w:t>
+      </w:r>
+      <w:r>
+        <w:t xml:space="preserve"> </w:t>
+      </w:r>
+      <w:r>
+        <w:t xml:space="preserve">Mục 4.2.3.3 kết luận</w:t>
+      </w:r>
+      <w:r>
+        <w:t xml:space="preserve"> </w:t>
+      </w:r>
+      <w:r>
+        <w:t xml:space="preserve">“trang văn bản là vật mang gần như tệ nhất có thể cho thiết kế này”</w:t>
+      </w:r>
+      <w:r>
+        <w:t xml:space="preserve"> </w:t>
+      </w:r>
+      <w:r>
+        <w:t xml:space="preserve">và Mục 4.2.3.4 đề nghị đổi vật mang hoặc miền nhúng trước tiên. Đề nghị đó không còn đứng vững:</w:t>
       </w:r>
     </w:p>
     <w:p>
@@ -16972,11 +17633,11 @@
         <w:pStyle w:val="Compact"/>
         <w:numPr>
           <w:ilvl w:val="0"/>
-          <w:numId w:val="1055"/>
+          <w:numId w:val="1058"/>
         </w:numPr>
       </w:pPr>
       <w:r>
-        <w:t xml:space="preserve">Vật mang thay thế theo hướng được đề nghị đo kém hơn ở mọi tỉ lệ (Mục 7.5.1).</w:t>
+        <w:t xml:space="preserve">Vật mang đang dùng khôi phục 99,7 phần trăm số bit ở đúng tỉ lệ mà dây chuyền trả về rỗng (Mục 4.2.4.1). Kênh truyền không hỏng.</w:t>
       </w:r>
     </w:p>
     <w:p>
@@ -16984,11 +17645,23 @@
         <w:pStyle w:val="Compact"/>
         <w:numPr>
           <w:ilvl w:val="0"/>
-          <w:numId w:val="1055"/>
+          <w:numId w:val="1058"/>
         </w:numPr>
       </w:pPr>
       <w:r>
-        <w:t xml:space="preserve">Nguyên nhân thật nằm ở kế toán ký hiệu xoá của bên nhận (Mục 7.5.2), và sửa nó khôi phục được cả JPEG q50 lẫn ảnh chụp màn hình mà không đụng tới vật mang.</w:t>
+        <w:t xml:space="preserve">Vật mang thay thế theo hướng được đề nghị đo kém hơn ở mọi tỉ lệ (Mục 4.2.4.1).</w:t>
+      </w:r>
+    </w:p>
+    <w:p>
+      <w:pPr>
+        <w:pStyle w:val="Compact"/>
+        <w:numPr>
+          <w:ilvl w:val="0"/>
+          <w:numId w:val="1058"/>
+        </w:numPr>
+      </w:pPr>
+      <w:r>
+        <w:t xml:space="preserve">Nguyên nhân thật nằm ở kế toán ký hiệu xoá của bên nhận (Mục 4.2.4.2), và sửa nó khôi phục được cả JPEG q50 lẫn ảnh chụp màn hình mà không đụng tới vật mang.</w:t>
       </w:r>
     </w:p>
     <w:p>
@@ -16996,7 +17669,7 @@
         <w:pStyle w:val="FirstParagraph"/>
       </w:pPr>
       <w:r>
-        <w:t xml:space="preserve">Phần vẫn đúng của Mục 7.4: yêu cầu đo trên corpus trang văn bản render từ PDF thật thay vì gradient hay hình vector. Đó là một yêu cầu về phương pháp đánh giá, độc lập với việc vật mang nào được chọn, và nó vẫn là điều kiện nghiệm thu cho mọi cổng phát hành về sau.</w:t>
+        <w:t xml:space="preserve">Phần vẫn đúng của Mục 4.2.3: yêu cầu đo trên corpus trang văn bản render từ PDF thật thay vì gradient hay hình vector. Đó là một yêu cầu về phương pháp đánh giá, độc lập với việc vật mang nào được chọn, và nó vẫn là điều kiện nghiệm thu cho mọi cổng phát hành về sau.</w:t>
       </w:r>
     </w:p>
     <w:p>
@@ -17107,7 +17780,7 @@
         <w:pStyle w:val="Compact"/>
         <w:numPr>
           <w:ilvl w:val="0"/>
-          <w:numId w:val="1056"/>
+          <w:numId w:val="1059"/>
         </w:numPr>
       </w:pPr>
       <w:r>
@@ -17129,7 +17802,7 @@
         <w:jc w:val="left"/>
         <w:numPr>
           <w:ilvl w:val="0"/>
-          <w:numId w:val="1056"/>
+          <w:numId w:val="1059"/>
         </w:numPr>
       </w:pPr>
       <w:r>
@@ -17163,7 +17836,7 @@
         <w:jc w:val="left"/>
         <w:numPr>
           <w:ilvl w:val="0"/>
-          <w:numId w:val="1056"/>
+          <w:numId w:val="1059"/>
         </w:numPr>
       </w:pPr>
       <w:r>
@@ -18576,7 +19249,7 @@
         <w:jc w:val="left"/>
         <w:numPr>
           <w:ilvl w:val="0"/>
-          <w:numId w:val="1057"/>
+          <w:numId w:val="1060"/>
         </w:numPr>
       </w:pPr>
       <w:r>
@@ -18623,7 +19296,7 @@
         <w:jc w:val="left"/>
         <w:numPr>
           <w:ilvl w:val="0"/>
-          <w:numId w:val="1057"/>
+          <w:numId w:val="1060"/>
         </w:numPr>
       </w:pPr>
       <w:r>
@@ -18916,7 +19589,7 @@
         <w:pStyle w:val="Compact"/>
         <w:numPr>
           <w:ilvl w:val="0"/>
-          <w:numId w:val="1058"/>
+          <w:numId w:val="1061"/>
         </w:numPr>
       </w:pPr>
       <w:r>
@@ -18944,7 +19617,7 @@
         <w:jc w:val="left"/>
         <w:numPr>
           <w:ilvl w:val="0"/>
-          <w:numId w:val="1058"/>
+          <w:numId w:val="1061"/>
         </w:numPr>
       </w:pPr>
       <w:r>
@@ -19196,7 +19869,7 @@
         <w:pStyle w:val="Compact"/>
         <w:numPr>
           <w:ilvl w:val="0"/>
-          <w:numId w:val="1059"/>
+          <w:numId w:val="1062"/>
         </w:numPr>
       </w:pPr>
       <w:r>
@@ -19204,13 +19877,13 @@
           <w:b/>
           <w:bCs/>
         </w:rPr>
-        <w:t xml:space="preserve">Giới hạn phân giải là thật.</w:t>
-      </w:r>
-      <w:r>
-        <w:t xml:space="preserve"> </w:t>
-      </w:r>
-      <w:r>
-        <w:t xml:space="preserve">Dưới tỉ lệ khoảng 0.45, payload chết kể cả khi hình học hoàn hảo. Không tầng nào ở trên chạm tới điều đó; muốn sửa phải tăng dung lượng hoặc giảm payload, và nhóm đã đo được rằng nâng</w:t>
+        <w:t xml:space="preserve">Giới hạn phân giải là thật, nhưng ngưỡng đã dịch.</w:t>
+      </w:r>
+      <w:r>
+        <w:t xml:space="preserve"> </w:t>
+      </w:r>
+      <w:r>
+        <w:t xml:space="preserve">Ở thời điểm đo này, dưới tỉ lệ khoảng 0.45 payload chết kể cả khi hình học hoàn hảo; sau khi sửa ngân sách ký hiệu xoá, ngưỡng đó hạ xuống thấp hơn (Mục 4.2.4.2). Phần vẫn đúng là bản chất của giới hạn: tồn tại một tỉ lệ đủ nhỏ để payload không còn khôi phục được. Không tầng nào ở trên chạm tới điều đó; muốn sửa phải tăng dung lượng hoặc giảm payload, và nhóm đã đo được rằng nâng</w:t>
       </w:r>
       <w:r>
         <w:t xml:space="preserve"> </w:t>
@@ -19233,7 +19906,7 @@
         <w:pStyle w:val="Compact"/>
         <w:numPr>
           <w:ilvl w:val="0"/>
-          <w:numId w:val="1059"/>
+          <w:numId w:val="1062"/>
         </w:numPr>
       </w:pPr>
       <w:r>
@@ -19248,6 +19921,28 @@
       </w:r>
       <w:r>
         <w:t xml:space="preserve">(lớp 3): hình học đúng vì ảnh không đổi kích thước, nhưng nén phá huỷ tín hiệu. Đây là giới hạn mà không tầng kiến trúc nào ở trên chạm tới được, và ba lever tham số đã bị bác bỏ bằng đo đạc, nên hướng duy nhất còn lại là tăng dung lượng kênh hoặc giảm payload.</w:t>
+      </w:r>
+    </w:p>
+    <w:p>
+      <w:pPr>
+        <w:pStyle w:val="Compact"/>
+        <w:numPr>
+          <w:ilvl w:val="1"/>
+          <w:numId w:val="1063"/>
+        </w:numPr>
+      </w:pPr>
+      <w:r>
+        <w:rPr>
+          <w:b/>
+          <w:bCs/>
+        </w:rPr>
+        <w:t xml:space="preserve">Đính chính ngày 14/09/2026.</w:t>
+      </w:r>
+      <w:r>
+        <w:t xml:space="preserve"> </w:t>
+      </w:r>
+      <w:r>
+        <w:t xml:space="preserve">Kết luận vừa nêu đã bị chính nhóm bác bỏ. Tín hiệu không hề bị nén phá huỷ: ở đúng các ca này, từ mã về tới bên nhận với tỉ lệ lỗi bit bằng 0,000 rồi bị chính bên nhận vứt đi vì khai quá ngân sách ký hiệu xoá. Sau khi sửa phần kế toán đó, nén JPEG q50 giải mã được (Mục 4.2.4.2 và 4.2.4.3). Giữ nguyên đoạn trên vì nó là chẩn đoán mà nhóm thực sự đã đưa ra ở thời điểm đó, và đường đi từ chẩn đoán sai tới phép đo bác bỏ nó là một phần của kết quả.</w:t>
       </w:r>
     </w:p>
     <w:p>
@@ -19255,7 +19950,7 @@
         <w:pStyle w:val="Compact"/>
         <w:numPr>
           <w:ilvl w:val="0"/>
-          <w:numId w:val="1059"/>
+          <w:numId w:val="1062"/>
         </w:numPr>
       </w:pPr>
       <w:r>
@@ -19266,7 +19961,7 @@
         <w:t xml:space="preserve">Toàn bộ số trong phần này đến từ harness nghiên cứu, không phải pre-gate</w:t>
       </w:r>
       <w:r>
-        <w:t xml:space="preserve">, và khác pre-gate ở cách dẫn xuất RNG tấn công cùng việc cấp mẫu đồng bộ ORB cho bộ giải mã. Không được trộn với Mục 4.2.1, và không được trình bày như năng lực đã phát hành. Từ 12/09/2026 production có bật đường ống nhúng và giải fingerprint, nhưng Mục 4.2.3 cho thấy năng lực đó chưa truy vết được bản biến đổi nào trên môi trường thật; kết luận trả cho người dùng vẫn dựa trên đối chiếu tệp chính xác và chữ ký.</w:t>
+        <w:t xml:space="preserve">, và khác pre-gate ở cách dẫn xuất RNG tấn công cùng việc cấp mẫu đồng bộ ORB cho bộ giải mã. Không được trộn với Mục 4.2.1, và không được trình bày như năng lực đã phát hành. Từ 12/09/2026 production có bật đường ống nhúng và giải thủy vân. Mục 4.2.3 ghi lại kết quả âm tính ban đầu, còn Mục 4.2.4 ghi lại trạng thái sau khi sửa nguyên nhân gốc; kết luận chắc chắn trả cho người dùng vẫn dựa trên đối chiếu tệp chính xác và chữ ký, còn kết quả truy vết luôn kèm nhãn giới hạn.</w:t>
       </w:r>
     </w:p>
     <w:bookmarkEnd w:id="78"/>
@@ -19795,7 +20490,7 @@
         <w:pStyle w:val="BodyText"/>
       </w:pPr>
       <w:r>
-        <w:t xml:space="preserve">Điều tra tiếp trong hai ngày cuối tìm ra một nguyên nhân gốc thứ ba, và nó buộc nhóm rút lại một phần chẩn đoán của chính mình. Lớp thất bại thứ ba hoá ra không phải vật mang chết: bộ giải mã đo độ tin cậy ở mức bit nhưng khai ký hiệu bị xoá ở mức byte, nên một bit yếu làm cả tám bit cùng byte bị khai xoá, và số ký hiệu xoá vượt quá mức mã Reed-Solomon sửa được. Hệ thống từ chối đúng những từ mã mà nó đã khôi phục ở tỉ lệ lỗi bit bằng 0,000. Một vật mang thay thế được cài đặt để kiểm chứng giả thuyết vật mang đã đo kém hơn ở mọi tỉ lệ và bị loại bỏ. Sửa kế toán ký hiệu xoá khôi phục được nén JPEG q50, thu nhỏ tới 0.375 và cả ca ảnh chụp màn hình có viền, mà không đụng tới khâu nhúng và không phải cấp phát lại tài liệu cũ. Chi tiết và bảng số liệu ở Mục 7.5.</w:t>
+        <w:t xml:space="preserve">Điều tra tiếp trong hai ngày cuối tìm ra một nguyên nhân gốc thứ ba, và nó buộc nhóm rút lại một phần chẩn đoán của chính mình. Lớp thất bại thứ ba hoá ra không phải vật mang chết: bộ giải mã đo độ tin cậy ở mức bit nhưng khai ký hiệu bị xoá ở mức byte, nên một bit yếu làm cả tám bit cùng byte bị khai xoá, và số ký hiệu xoá vượt quá mức mã Reed-Solomon sửa được. Hệ thống từ chối đúng những từ mã mà nó đã khôi phục ở tỉ lệ lỗi bit bằng 0,000. Một vật mang thay thế được cài đặt để kiểm chứng giả thuyết vật mang đã đo kém hơn ở mọi tỉ lệ và bị loại bỏ. Sửa kế toán ký hiệu xoá khôi phục được nén JPEG q50 và cả ca ảnh chụp màn hình có viền, mà không đụng tới khâu nhúng và không phải cấp phát lại tài liệu cũ. Chi tiết và bảng số liệu ở Mục 4.2.4.</w:t>
       </w:r>
     </w:p>
     <w:p>
@@ -19850,7 +20545,7 @@
         <w:pStyle w:val="Compact"/>
         <w:numPr>
           <w:ilvl w:val="0"/>
-          <w:numId w:val="1060"/>
+          <w:numId w:val="1064"/>
         </w:numPr>
       </w:pPr>
       <w:r>
@@ -19859,481 +20554,6 @@
           <w:bCs/>
         </w:rPr>
         <w:t xml:space="preserve">Sách Chuyên khảo Quốc tế:</w:t>
-      </w:r>
-    </w:p>
-    <w:p>
-      <w:pPr>
-        <w:pStyle w:val="Compact"/>
-        <w:numPr>
-          <w:ilvl w:val="1"/>
-          <w:numId w:val="1061"/>
-        </w:numPr>
-      </w:pPr>
-      <w:r>
-        <w:t xml:space="preserve">[1] W. Stallings,</w:t>
-      </w:r>
-      <w:r>
-        <w:t xml:space="preserve"> </w:t>
-      </w:r>
-      <w:r>
-        <w:rPr>
-          <w:i/>
-          <w:iCs/>
-        </w:rPr>
-        <w:t xml:space="preserve">Cryptography and Network Security: Principles and Practice</w:t>
-      </w:r>
-      <w:r>
-        <w:t xml:space="preserve">, 7th ed. Boston, MA, USA: Pearson, 2017, ch. 11-14.</w:t>
-      </w:r>
-    </w:p>
-    <w:p>
-      <w:pPr>
-        <w:pStyle w:val="Compact"/>
-        <w:numPr>
-          <w:ilvl w:val="1"/>
-          <w:numId w:val="1061"/>
-        </w:numPr>
-      </w:pPr>
-      <w:r>
-        <w:t xml:space="preserve">[2] I. J. Cox, M. L. Miller, J. A. Bloom, J. Fridrich, and T. Kalker,</w:t>
-      </w:r>
-      <w:r>
-        <w:t xml:space="preserve"> </w:t>
-      </w:r>
-      <w:r>
-        <w:rPr>
-          <w:i/>
-          <w:iCs/>
-        </w:rPr>
-        <w:t xml:space="preserve">Digital Watermarking and Steganography</w:t>
-      </w:r>
-      <w:r>
-        <w:t xml:space="preserve">, 2nd ed. Burlington, MA, USA: Morgan Kaufmann, 2007.</w:t>
-      </w:r>
-    </w:p>
-    <w:p>
-      <w:pPr>
-        <w:pStyle w:val="Compact"/>
-        <w:numPr>
-          <w:ilvl w:val="0"/>
-          <w:numId w:val="1060"/>
-        </w:numPr>
-      </w:pPr>
-      <w:r>
-        <w:rPr>
-          <w:b/>
-          <w:bCs/>
-        </w:rPr>
-        <w:t xml:space="preserve">Giáo trình đại học trong nước:</w:t>
-      </w:r>
-    </w:p>
-    <w:p>
-      <w:pPr>
-        <w:pStyle w:val="Compact"/>
-        <w:numPr>
-          <w:ilvl w:val="1"/>
-          <w:numId w:val="1062"/>
-        </w:numPr>
-      </w:pPr>
-      <w:r>
-        <w:t xml:space="preserve">[3] Hoàng Xuân Dậu,</w:t>
-      </w:r>
-      <w:r>
-        <w:t xml:space="preserve"> </w:t>
-      </w:r>
-      <w:r>
-        <w:rPr>
-          <w:i/>
-          <w:iCs/>
-        </w:rPr>
-        <w:t xml:space="preserve">Giáo trình Cơ sở An toàn Thông tin</w:t>
-      </w:r>
-      <w:r>
-        <w:t xml:space="preserve">, Hà Nội: Học viện Công nghệ Bưu chính Viễn thông, 2020.</w:t>
-      </w:r>
-    </w:p>
-    <w:p>
-      <w:pPr>
-        <w:pStyle w:val="Compact"/>
-        <w:numPr>
-          <w:ilvl w:val="1"/>
-          <w:numId w:val="1062"/>
-        </w:numPr>
-      </w:pPr>
-      <w:r>
-        <w:t xml:space="preserve">[4] T. T. Tùng,</w:t>
-      </w:r>
-      <w:r>
-        <w:t xml:space="preserve"> </w:t>
-      </w:r>
-      <w:r>
-        <w:rPr>
-          <w:i/>
-          <w:iCs/>
-        </w:rPr>
-        <w:t xml:space="preserve">Giáo trình Mật mã học &amp; Hệ thống Thông tin An toàn</w:t>
-      </w:r>
-      <w:r>
-        <w:t xml:space="preserve">. Hà Nội: Nhà xuất bản Thông tin và Truyền thông, 2011.</w:t>
-      </w:r>
-    </w:p>
-    <w:p>
-      <w:pPr>
-        <w:pStyle w:val="Compact"/>
-        <w:numPr>
-          <w:ilvl w:val="0"/>
-          <w:numId w:val="1060"/>
-        </w:numPr>
-      </w:pPr>
-      <w:r>
-        <w:rPr>
-          <w:b/>
-          <w:bCs/>
-        </w:rPr>
-        <w:t xml:space="preserve">Bài báo Khoa học Tiêu biểu:</w:t>
-      </w:r>
-    </w:p>
-    <w:p>
-      <w:pPr>
-        <w:pStyle w:val="Compact"/>
-        <w:numPr>
-          <w:ilvl w:val="1"/>
-          <w:numId w:val="1063"/>
-        </w:numPr>
-      </w:pPr>
-      <w:r>
-        <w:t xml:space="preserve">[5] B. Chen and G. W. Wornell,</w:t>
-      </w:r>
-      <w:r>
-        <w:t xml:space="preserve"> </w:t>
-      </w:r>
-      <w:r>
-        <w:t xml:space="preserve">“Quantization index modulation: a class of provably good methods for digital watermarking and information embedding,”</w:t>
-      </w:r>
-      <w:r>
-        <w:t xml:space="preserve"> </w:t>
-      </w:r>
-      <w:r>
-        <w:rPr>
-          <w:i/>
-          <w:iCs/>
-        </w:rPr>
-        <w:t xml:space="preserve">IEEE Transactions on Information Theory</w:t>
-      </w:r>
-      <w:r>
-        <w:t xml:space="preserve">, vol. 47, no. 4, pp. 1423-1443, May 2001, doi: 10.1109/18.923725.</w:t>
-      </w:r>
-    </w:p>
-    <w:p>
-      <w:pPr>
-        <w:pStyle w:val="Compact"/>
-        <w:numPr>
-          <w:ilvl w:val="1"/>
-          <w:numId w:val="1063"/>
-        </w:numPr>
-      </w:pPr>
-      <w:r>
-        <w:t xml:space="preserve">[6] J. Zhu, R. Kaplan, A. Johnson, and L. Fei-Fei,</w:t>
-      </w:r>
-      <w:r>
-        <w:t xml:space="preserve"> </w:t>
-      </w:r>
-      <w:r>
-        <w:t xml:space="preserve">“HiDDeN: Hiding Data with Deep Networks,”</w:t>
-      </w:r>
-      <w:r>
-        <w:t xml:space="preserve"> </w:t>
-      </w:r>
-      <w:r>
-        <w:t xml:space="preserve">in</w:t>
-      </w:r>
-      <w:r>
-        <w:t xml:space="preserve"> </w:t>
-      </w:r>
-      <w:r>
-        <w:rPr>
-          <w:i/>
-          <w:iCs/>
-        </w:rPr>
-        <w:t xml:space="preserve">Proc. European Conference on Computer Vision (ECCV)</w:t>
-      </w:r>
-      <w:r>
-        <w:t xml:space="preserve">, Munich, Germany, 2018, pp. 657-672, doi: 10.1007/978-3-030-01267-0_40.</w:t>
-      </w:r>
-    </w:p>
-    <w:p>
-      <w:pPr>
-        <w:pStyle w:val="Compact"/>
-        <w:numPr>
-          <w:ilvl w:val="1"/>
-          <w:numId w:val="1063"/>
-        </w:numPr>
-      </w:pPr>
-      <w:r>
-        <w:t xml:space="preserve">[7] M. Tancik, B. Mildenhall, and R. Ng,</w:t>
-      </w:r>
-      <w:r>
-        <w:t xml:space="preserve"> </w:t>
-      </w:r>
-      <w:r>
-        <w:t xml:space="preserve">“StegaStamp: Invisible Hyperlinks in Physical Photographs,”</w:t>
-      </w:r>
-      <w:r>
-        <w:t xml:space="preserve"> </w:t>
-      </w:r>
-      <w:r>
-        <w:t xml:space="preserve">in</w:t>
-      </w:r>
-      <w:r>
-        <w:t xml:space="preserve"> </w:t>
-      </w:r>
-      <w:r>
-        <w:rPr>
-          <w:i/>
-          <w:iCs/>
-        </w:rPr>
-        <w:t xml:space="preserve">Proc. IEEE/CVF Conference on Computer Vision and Pattern Recognition (CVPR)</w:t>
-      </w:r>
-      <w:r>
-        <w:t xml:space="preserve">, Seattle, WA, USA, 2020, pp. 2117-2126.</w:t>
-      </w:r>
-    </w:p>
-    <w:p>
-      <w:pPr>
-        <w:pStyle w:val="Compact"/>
-        <w:numPr>
-          <w:ilvl w:val="0"/>
-          <w:numId w:val="1060"/>
-        </w:numPr>
-      </w:pPr>
-      <w:r>
-        <w:rPr>
-          <w:b/>
-          <w:bCs/>
-        </w:rPr>
-        <w:t xml:space="preserve">Tiêu chuẩn Kỹ thuật và Giao thức Quốc tế:</w:t>
-      </w:r>
-    </w:p>
-    <w:p>
-      <w:pPr>
-        <w:pStyle w:val="Compact"/>
-        <w:numPr>
-          <w:ilvl w:val="1"/>
-          <w:numId w:val="1064"/>
-        </w:numPr>
-      </w:pPr>
-      <w:r>
-        <w:t xml:space="preserve">[8] A. Rundgren, B. Jordan, and S. Erdtman,</w:t>
-      </w:r>
-      <w:r>
-        <w:t xml:space="preserve"> </w:t>
-      </w:r>
-      <w:r>
-        <w:t xml:space="preserve">“JSON Canonicalization Scheme (JCS),”</w:t>
-      </w:r>
-      <w:r>
-        <w:t xml:space="preserve"> </w:t>
-      </w:r>
-      <w:r>
-        <w:t xml:space="preserve">Internet Engineering Task Force (IETF), RFC 8785, June 2020. [Online]. Available: https://www.rfc-editor.org/rfc/rfc8785</w:t>
-      </w:r>
-    </w:p>
-    <w:p>
-      <w:pPr>
-        <w:pStyle w:val="Compact"/>
-        <w:numPr>
-          <w:ilvl w:val="1"/>
-          <w:numId w:val="1064"/>
-        </w:numPr>
-      </w:pPr>
-      <w:r>
-        <w:t xml:space="preserve">[9] S. Josefsson and I. Liusvaara,</w:t>
-      </w:r>
-      <w:r>
-        <w:t xml:space="preserve"> </w:t>
-      </w:r>
-      <w:r>
-        <w:t xml:space="preserve">“Edwards-Curve Digital Signature Algorithm (EdDSA),”</w:t>
-      </w:r>
-      <w:r>
-        <w:t xml:space="preserve"> </w:t>
-      </w:r>
-      <w:r>
-        <w:t xml:space="preserve">Internet Engineering Task Force (IETF), RFC 8032, January 2017. [Online]. Available: https://www.rfc-editor.org/rfc/rfc8032</w:t>
-      </w:r>
-    </w:p>
-    <w:p>
-      <w:pPr>
-        <w:pStyle w:val="Compact"/>
-        <w:numPr>
-          <w:ilvl w:val="1"/>
-          <w:numId w:val="1064"/>
-        </w:numPr>
-      </w:pPr>
-      <w:r>
-        <w:t xml:space="preserve">[10] National Institute of Standards and Technology (NIST),</w:t>
-      </w:r>
-      <w:r>
-        <w:t xml:space="preserve"> </w:t>
-      </w:r>
-      <w:r>
-        <w:t xml:space="preserve">“Secure Hash Standard (SHS),”</w:t>
-      </w:r>
-      <w:r>
-        <w:t xml:space="preserve"> </w:t>
-      </w:r>
-      <w:r>
-        <w:t xml:space="preserve">Federal Information Processing Standards Publication (FIPS PUB) 180-4, August 2015.</w:t>
-      </w:r>
-    </w:p>
-    <w:p>
-      <w:pPr>
-        <w:pStyle w:val="Compact"/>
-        <w:numPr>
-          <w:ilvl w:val="1"/>
-          <w:numId w:val="1064"/>
-        </w:numPr>
-      </w:pPr>
-      <w:r>
-        <w:t xml:space="preserve">[11] National Institute of Standards and Technology (NIST),</w:t>
-      </w:r>
-      <w:r>
-        <w:t xml:space="preserve"> </w:t>
-      </w:r>
-      <w:r>
-        <w:t xml:space="preserve">“The Keyed-Hash Message Authentication Code (HMAC),”</w:t>
-      </w:r>
-      <w:r>
-        <w:t xml:space="preserve"> </w:t>
-      </w:r>
-      <w:r>
-        <w:t xml:space="preserve">Federal Information Processing Standards Publication (FIPS PUB) 198-1, July 2008.</w:t>
-      </w:r>
-    </w:p>
-    <w:p>
-      <w:pPr>
-        <w:pStyle w:val="Compact"/>
-        <w:numPr>
-          <w:ilvl w:val="1"/>
-          <w:numId w:val="1064"/>
-        </w:numPr>
-      </w:pPr>
-      <w:r>
-        <w:t xml:space="preserve">[12] H. Krawczyk, M. Bellare, and R. Canetti,</w:t>
-      </w:r>
-      <w:r>
-        <w:t xml:space="preserve"> </w:t>
-      </w:r>
-      <w:r>
-        <w:t xml:space="preserve">“HMAC: Keyed-Hashing for Message Authentication,”</w:t>
-      </w:r>
-      <w:r>
-        <w:t xml:space="preserve"> </w:t>
-      </w:r>
-      <w:r>
-        <w:t xml:space="preserve">Internet Engineering Task Force (IETF), RFC 2104, February 1997. [Online]. Available: https://www.rfc-editor.org/rfc/rfc2104</w:t>
-      </w:r>
-    </w:p>
-    <w:p>
-      <w:pPr>
-        <w:pStyle w:val="Compact"/>
-        <w:numPr>
-          <w:ilvl w:val="1"/>
-          <w:numId w:val="1064"/>
-        </w:numPr>
-      </w:pPr>
-      <w:r>
-        <w:t xml:space="preserve">[13] National Institute of Standards and Technology (NIST),</w:t>
-      </w:r>
-      <w:r>
-        <w:t xml:space="preserve"> </w:t>
-      </w:r>
-      <w:r>
-        <w:t xml:space="preserve">“Implementation Guidance for FIPS 140-3 and the Cryptographic Module Verification Program,”</w:t>
-      </w:r>
-      <w:r>
-        <w:t xml:space="preserve"> </w:t>
-      </w:r>
-      <w:r>
-        <w:t xml:space="preserve">NIST CSRC, April 2026. [Online]. Available: https://csrc.nist.gov/projects/cryptographic-module-validation-program/fips-140-3-ig-announcements</w:t>
-      </w:r>
-    </w:p>
-    <w:p>
-      <w:pPr>
-        <w:pStyle w:val="Compact"/>
-        <w:numPr>
-          <w:ilvl w:val="1"/>
-          <w:numId w:val="1064"/>
-        </w:numPr>
-      </w:pPr>
-      <w:r>
-        <w:t xml:space="preserve">[14] N. Hamid, A. Yahya, R. B. Ahmad, and O. M. Al-Qershi,</w:t>
-      </w:r>
-      <w:r>
-        <w:t xml:space="preserve"> </w:t>
-      </w:r>
-      <w:r>
-        <w:t xml:space="preserve">“Image Steganography Techniques: An Overview,”</w:t>
-      </w:r>
-      <w:r>
-        <w:t xml:space="preserve"> </w:t>
-      </w:r>
-      <w:r>
-        <w:rPr>
-          <w:i/>
-          <w:iCs/>
-        </w:rPr>
-        <w:t xml:space="preserve">International Journal of Computer Science and Security (IJCSS)</w:t>
-      </w:r>
-      <w:r>
-        <w:t xml:space="preserve">, vol. 6, no. 3, pp. 168-187, 2012.</w:t>
-      </w:r>
-    </w:p>
-    <w:p>
-      <w:pPr>
-        <w:pStyle w:val="Compact"/>
-        <w:numPr>
-          <w:ilvl w:val="1"/>
-          <w:numId w:val="1064"/>
-        </w:numPr>
-      </w:pPr>
-      <w:r>
-        <w:t xml:space="preserve">[15] M. Douglas, K. Bailey, M. Leeney, and K. Curran,</w:t>
-      </w:r>
-      <w:r>
-        <w:t xml:space="preserve"> </w:t>
-      </w:r>
-      <w:r>
-        <w:t xml:space="preserve">“An overview of steganography techniques applied to the protection of biometric data,”</w:t>
-      </w:r>
-      <w:r>
-        <w:t xml:space="preserve"> </w:t>
-      </w:r>
-      <w:r>
-        <w:rPr>
-          <w:i/>
-          <w:iCs/>
-        </w:rPr>
-        <w:t xml:space="preserve">Multimedia Tools and Applications</w:t>
-      </w:r>
-      <w:r>
-        <w:t xml:space="preserve">, vol. 77, no. 13, pp. 17333-17373, 2018, doi: 10.1007/s11042-017-5308-3.</w:t>
-      </w:r>
-    </w:p>
-    <w:p>
-      <w:pPr>
-        <w:pStyle w:val="Compact"/>
-        <w:numPr>
-          <w:ilvl w:val="0"/>
-          <w:numId w:val="1060"/>
-        </w:numPr>
-      </w:pPr>
-      <w:r>
-        <w:rPr>
-          <w:b/>
-          <w:bCs/>
-        </w:rPr>
-        <w:t xml:space="preserve">Cài đặt Mã nguồn mở dùng để đối chiếu:</w:t>
       </w:r>
     </w:p>
     <w:p>
@@ -20345,19 +20565,20 @@
         </w:numPr>
       </w:pPr>
       <w:r>
-        <w:t xml:space="preserve">[16] wmbench contributors,</w:t>
-      </w:r>
-      <w:r>
-        <w:t xml:space="preserve"> </w:t>
-      </w:r>
-      <w:r>
-        <w:t xml:space="preserve">“wmbench: image watermarking benchmark,”</w:t>
-      </w:r>
-      <w:r>
-        <w:t xml:space="preserve"> </w:t>
-      </w:r>
-      <w:r>
-        <w:t xml:space="preserve">GitHub repository, 2026. [Online]. Available: https://github.com/alexandersolonsky/wmbench</w:t>
+        <w:t xml:space="preserve">[1] W. Stallings,</w:t>
+      </w:r>
+      <w:r>
+        <w:t xml:space="preserve"> </w:t>
+      </w:r>
+      <w:r>
+        <w:rPr>
+          <w:i/>
+          <w:iCs/>
+        </w:rPr>
+        <w:t xml:space="preserve">Cryptography and Network Security: Principles and Practice</w:t>
+      </w:r>
+      <w:r>
+        <w:t xml:space="preserve">, 7th ed. Boston, MA, USA: Pearson, 2017, ch. 11-14.</w:t>
       </w:r>
     </w:p>
     <w:p>
@@ -20369,19 +20590,36 @@
         </w:numPr>
       </w:pPr>
       <w:r>
-        <w:t xml:space="preserve">[17] Adobe Research,</w:t>
-      </w:r>
-      <w:r>
-        <w:t xml:space="preserve"> </w:t>
-      </w:r>
-      <w:r>
-        <w:t xml:space="preserve">“TrustMark: Universal Watermarking for Arbitrary Resolution Images,”</w:t>
-      </w:r>
-      <w:r>
-        <w:t xml:space="preserve"> </w:t>
-      </w:r>
-      <w:r>
-        <w:t xml:space="preserve">GitHub repository, 2026. [Online]. Available: https://github.com/adobe/trustmark</w:t>
+        <w:t xml:space="preserve">[2] I. J. Cox, M. L. Miller, J. A. Bloom, J. Fridrich, and T. Kalker,</w:t>
+      </w:r>
+      <w:r>
+        <w:t xml:space="preserve"> </w:t>
+      </w:r>
+      <w:r>
+        <w:rPr>
+          <w:i/>
+          <w:iCs/>
+        </w:rPr>
+        <w:t xml:space="preserve">Digital Watermarking and Steganography</w:t>
+      </w:r>
+      <w:r>
+        <w:t xml:space="preserve">, 2nd ed. Burlington, MA, USA: Morgan Kaufmann, 2007.</w:t>
+      </w:r>
+    </w:p>
+    <w:p>
+      <w:pPr>
+        <w:pStyle w:val="Compact"/>
+        <w:numPr>
+          <w:ilvl w:val="0"/>
+          <w:numId w:val="1064"/>
+        </w:numPr>
+      </w:pPr>
+      <w:r>
+        <w:rPr>
+          <w:b/>
+          <w:bCs/>
+        </w:rPr>
+        <w:t xml:space="preserve">Giáo trình đại học trong nước:</w:t>
       </w:r>
     </w:p>
     <w:p>
@@ -20389,23 +20627,24 @@
         <w:pStyle w:val="Compact"/>
         <w:numPr>
           <w:ilvl w:val="1"/>
-          <w:numId w:val="1065"/>
+          <w:numId w:val="1066"/>
         </w:numPr>
       </w:pPr>
       <w:r>
-        <w:t xml:space="preserve">[18] T. Sander, P. Fernandez, A. Durmus, M. Douze, and T. Furon,</w:t>
-      </w:r>
-      <w:r>
-        <w:t xml:space="preserve"> </w:t>
-      </w:r>
-      <w:r>
-        <w:t xml:space="preserve">“Watermark Anything with Localized Messages,”</w:t>
-      </w:r>
-      <w:r>
-        <w:t xml:space="preserve"> </w:t>
-      </w:r>
-      <w:r>
-        <w:t xml:space="preserve">Meta AI Research, GitHub repository, 2025. [Online]. Available: https://github.com/facebookresearch/watermark-anything</w:t>
+        <w:t xml:space="preserve">[3] Hoàng Xuân Dậu,</w:t>
+      </w:r>
+      <w:r>
+        <w:t xml:space="preserve"> </w:t>
+      </w:r>
+      <w:r>
+        <w:rPr>
+          <w:i/>
+          <w:iCs/>
+        </w:rPr>
+        <w:t xml:space="preserve">Giáo trình Cơ sở An toàn Thông tin</w:t>
+      </w:r>
+      <w:r>
+        <w:t xml:space="preserve">, Hà Nội: Học viện Công nghệ Bưu chính Viễn thông, 2020.</w:t>
       </w:r>
     </w:p>
     <w:p>
@@ -20413,7 +20652,463 @@
         <w:pStyle w:val="Compact"/>
         <w:numPr>
           <w:ilvl w:val="1"/>
-          <w:numId w:val="1065"/>
+          <w:numId w:val="1066"/>
+        </w:numPr>
+      </w:pPr>
+      <w:r>
+        <w:t xml:space="preserve">[4] T. T. Tùng,</w:t>
+      </w:r>
+      <w:r>
+        <w:t xml:space="preserve"> </w:t>
+      </w:r>
+      <w:r>
+        <w:rPr>
+          <w:i/>
+          <w:iCs/>
+        </w:rPr>
+        <w:t xml:space="preserve">Giáo trình Mật mã học &amp; Hệ thống Thông tin An toàn</w:t>
+      </w:r>
+      <w:r>
+        <w:t xml:space="preserve">. Hà Nội: Nhà xuất bản Thông tin và Truyền thông, 2011.</w:t>
+      </w:r>
+    </w:p>
+    <w:p>
+      <w:pPr>
+        <w:pStyle w:val="Compact"/>
+        <w:numPr>
+          <w:ilvl w:val="0"/>
+          <w:numId w:val="1064"/>
+        </w:numPr>
+      </w:pPr>
+      <w:r>
+        <w:rPr>
+          <w:b/>
+          <w:bCs/>
+        </w:rPr>
+        <w:t xml:space="preserve">Bài báo Khoa học Tiêu biểu:</w:t>
+      </w:r>
+    </w:p>
+    <w:p>
+      <w:pPr>
+        <w:pStyle w:val="Compact"/>
+        <w:numPr>
+          <w:ilvl w:val="1"/>
+          <w:numId w:val="1067"/>
+        </w:numPr>
+      </w:pPr>
+      <w:r>
+        <w:t xml:space="preserve">[5] B. Chen and G. W. Wornell,</w:t>
+      </w:r>
+      <w:r>
+        <w:t xml:space="preserve"> </w:t>
+      </w:r>
+      <w:r>
+        <w:t xml:space="preserve">“Quantization index modulation: a class of provably good methods for digital watermarking and information embedding,”</w:t>
+      </w:r>
+      <w:r>
+        <w:t xml:space="preserve"> </w:t>
+      </w:r>
+      <w:r>
+        <w:rPr>
+          <w:i/>
+          <w:iCs/>
+        </w:rPr>
+        <w:t xml:space="preserve">IEEE Transactions on Information Theory</w:t>
+      </w:r>
+      <w:r>
+        <w:t xml:space="preserve">, vol. 47, no. 4, pp. 1423-1443, May 2001, doi: 10.1109/18.923725.</w:t>
+      </w:r>
+    </w:p>
+    <w:p>
+      <w:pPr>
+        <w:pStyle w:val="Compact"/>
+        <w:numPr>
+          <w:ilvl w:val="1"/>
+          <w:numId w:val="1067"/>
+        </w:numPr>
+      </w:pPr>
+      <w:r>
+        <w:t xml:space="preserve">[6] J. Zhu, R. Kaplan, A. Johnson, and L. Fei-Fei,</w:t>
+      </w:r>
+      <w:r>
+        <w:t xml:space="preserve"> </w:t>
+      </w:r>
+      <w:r>
+        <w:t xml:space="preserve">“HiDDeN: Hiding Data with Deep Networks,”</w:t>
+      </w:r>
+      <w:r>
+        <w:t xml:space="preserve"> </w:t>
+      </w:r>
+      <w:r>
+        <w:t xml:space="preserve">in</w:t>
+      </w:r>
+      <w:r>
+        <w:t xml:space="preserve"> </w:t>
+      </w:r>
+      <w:r>
+        <w:rPr>
+          <w:i/>
+          <w:iCs/>
+        </w:rPr>
+        <w:t xml:space="preserve">Proc. European Conference on Computer Vision (ECCV)</w:t>
+      </w:r>
+      <w:r>
+        <w:t xml:space="preserve">, Munich, Germany, 2018, pp. 657-672, doi: 10.1007/978-3-030-01267-0_40.</w:t>
+      </w:r>
+    </w:p>
+    <w:p>
+      <w:pPr>
+        <w:pStyle w:val="Compact"/>
+        <w:numPr>
+          <w:ilvl w:val="1"/>
+          <w:numId w:val="1067"/>
+        </w:numPr>
+      </w:pPr>
+      <w:r>
+        <w:t xml:space="preserve">[7] M. Tancik, B. Mildenhall, and R. Ng,</w:t>
+      </w:r>
+      <w:r>
+        <w:t xml:space="preserve"> </w:t>
+      </w:r>
+      <w:r>
+        <w:t xml:space="preserve">“StegaStamp: Invisible Hyperlinks in Physical Photographs,”</w:t>
+      </w:r>
+      <w:r>
+        <w:t xml:space="preserve"> </w:t>
+      </w:r>
+      <w:r>
+        <w:t xml:space="preserve">in</w:t>
+      </w:r>
+      <w:r>
+        <w:t xml:space="preserve"> </w:t>
+      </w:r>
+      <w:r>
+        <w:rPr>
+          <w:i/>
+          <w:iCs/>
+        </w:rPr>
+        <w:t xml:space="preserve">Proc. IEEE/CVF Conference on Computer Vision and Pattern Recognition (CVPR)</w:t>
+      </w:r>
+      <w:r>
+        <w:t xml:space="preserve">, Seattle, WA, USA, 2020, pp. 2117-2126.</w:t>
+      </w:r>
+    </w:p>
+    <w:p>
+      <w:pPr>
+        <w:pStyle w:val="Compact"/>
+        <w:numPr>
+          <w:ilvl w:val="0"/>
+          <w:numId w:val="1064"/>
+        </w:numPr>
+      </w:pPr>
+      <w:r>
+        <w:rPr>
+          <w:b/>
+          <w:bCs/>
+        </w:rPr>
+        <w:t xml:space="preserve">Tiêu chuẩn Kỹ thuật và Giao thức Quốc tế:</w:t>
+      </w:r>
+    </w:p>
+    <w:p>
+      <w:pPr>
+        <w:pStyle w:val="Compact"/>
+        <w:numPr>
+          <w:ilvl w:val="1"/>
+          <w:numId w:val="1068"/>
+        </w:numPr>
+      </w:pPr>
+      <w:r>
+        <w:t xml:space="preserve">[8] A. Rundgren, B. Jordan, and S. Erdtman,</w:t>
+      </w:r>
+      <w:r>
+        <w:t xml:space="preserve"> </w:t>
+      </w:r>
+      <w:r>
+        <w:t xml:space="preserve">“JSON Canonicalization Scheme (JCS),”</w:t>
+      </w:r>
+      <w:r>
+        <w:t xml:space="preserve"> </w:t>
+      </w:r>
+      <w:r>
+        <w:t xml:space="preserve">Internet Engineering Task Force (IETF), RFC 8785, June 2020. [Online]. Available: https://www.rfc-editor.org/rfc/rfc8785</w:t>
+      </w:r>
+    </w:p>
+    <w:p>
+      <w:pPr>
+        <w:pStyle w:val="Compact"/>
+        <w:numPr>
+          <w:ilvl w:val="1"/>
+          <w:numId w:val="1068"/>
+        </w:numPr>
+      </w:pPr>
+      <w:r>
+        <w:t xml:space="preserve">[9] S. Josefsson and I. Liusvaara,</w:t>
+      </w:r>
+      <w:r>
+        <w:t xml:space="preserve"> </w:t>
+      </w:r>
+      <w:r>
+        <w:t xml:space="preserve">“Edwards-Curve Digital Signature Algorithm (EdDSA),”</w:t>
+      </w:r>
+      <w:r>
+        <w:t xml:space="preserve"> </w:t>
+      </w:r>
+      <w:r>
+        <w:t xml:space="preserve">Internet Engineering Task Force (IETF), RFC 8032, January 2017. [Online]. Available: https://www.rfc-editor.org/rfc/rfc8032</w:t>
+      </w:r>
+    </w:p>
+    <w:p>
+      <w:pPr>
+        <w:pStyle w:val="Compact"/>
+        <w:numPr>
+          <w:ilvl w:val="1"/>
+          <w:numId w:val="1068"/>
+        </w:numPr>
+      </w:pPr>
+      <w:r>
+        <w:t xml:space="preserve">[10] National Institute of Standards and Technology (NIST),</w:t>
+      </w:r>
+      <w:r>
+        <w:t xml:space="preserve"> </w:t>
+      </w:r>
+      <w:r>
+        <w:t xml:space="preserve">“Secure Hash Standard (SHS),”</w:t>
+      </w:r>
+      <w:r>
+        <w:t xml:space="preserve"> </w:t>
+      </w:r>
+      <w:r>
+        <w:t xml:space="preserve">Federal Information Processing Standards Publication (FIPS PUB) 180-4, August 2015.</w:t>
+      </w:r>
+    </w:p>
+    <w:p>
+      <w:pPr>
+        <w:pStyle w:val="Compact"/>
+        <w:numPr>
+          <w:ilvl w:val="1"/>
+          <w:numId w:val="1068"/>
+        </w:numPr>
+      </w:pPr>
+      <w:r>
+        <w:t xml:space="preserve">[11] National Institute of Standards and Technology (NIST),</w:t>
+      </w:r>
+      <w:r>
+        <w:t xml:space="preserve"> </w:t>
+      </w:r>
+      <w:r>
+        <w:t xml:space="preserve">“The Keyed-Hash Message Authentication Code (HMAC),”</w:t>
+      </w:r>
+      <w:r>
+        <w:t xml:space="preserve"> </w:t>
+      </w:r>
+      <w:r>
+        <w:t xml:space="preserve">Federal Information Processing Standards Publication (FIPS PUB) 198-1, July 2008.</w:t>
+      </w:r>
+    </w:p>
+    <w:p>
+      <w:pPr>
+        <w:pStyle w:val="Compact"/>
+        <w:numPr>
+          <w:ilvl w:val="1"/>
+          <w:numId w:val="1068"/>
+        </w:numPr>
+      </w:pPr>
+      <w:r>
+        <w:t xml:space="preserve">[12] H. Krawczyk, M. Bellare, and R. Canetti,</w:t>
+      </w:r>
+      <w:r>
+        <w:t xml:space="preserve"> </w:t>
+      </w:r>
+      <w:r>
+        <w:t xml:space="preserve">“HMAC: Keyed-Hashing for Message Authentication,”</w:t>
+      </w:r>
+      <w:r>
+        <w:t xml:space="preserve"> </w:t>
+      </w:r>
+      <w:r>
+        <w:t xml:space="preserve">Internet Engineering Task Force (IETF), RFC 2104, February 1997. [Online]. Available: https://www.rfc-editor.org/rfc/rfc2104</w:t>
+      </w:r>
+    </w:p>
+    <w:p>
+      <w:pPr>
+        <w:pStyle w:val="Compact"/>
+        <w:numPr>
+          <w:ilvl w:val="1"/>
+          <w:numId w:val="1068"/>
+        </w:numPr>
+      </w:pPr>
+      <w:r>
+        <w:t xml:space="preserve">[13] National Institute of Standards and Technology (NIST),</w:t>
+      </w:r>
+      <w:r>
+        <w:t xml:space="preserve"> </w:t>
+      </w:r>
+      <w:r>
+        <w:t xml:space="preserve">“Implementation Guidance for FIPS 140-3 and the Cryptographic Module Verification Program,”</w:t>
+      </w:r>
+      <w:r>
+        <w:t xml:space="preserve"> </w:t>
+      </w:r>
+      <w:r>
+        <w:t xml:space="preserve">NIST CSRC, April 2026. [Online]. Available: https://csrc.nist.gov/projects/cryptographic-module-validation-program/fips-140-3-ig-announcements</w:t>
+      </w:r>
+    </w:p>
+    <w:p>
+      <w:pPr>
+        <w:pStyle w:val="Compact"/>
+        <w:numPr>
+          <w:ilvl w:val="1"/>
+          <w:numId w:val="1068"/>
+        </w:numPr>
+      </w:pPr>
+      <w:r>
+        <w:t xml:space="preserve">[14] N. Hamid, A. Yahya, R. B. Ahmad, and O. M. Al-Qershi,</w:t>
+      </w:r>
+      <w:r>
+        <w:t xml:space="preserve"> </w:t>
+      </w:r>
+      <w:r>
+        <w:t xml:space="preserve">“Image Steganography Techniques: An Overview,”</w:t>
+      </w:r>
+      <w:r>
+        <w:t xml:space="preserve"> </w:t>
+      </w:r>
+      <w:r>
+        <w:rPr>
+          <w:i/>
+          <w:iCs/>
+        </w:rPr>
+        <w:t xml:space="preserve">International Journal of Computer Science and Security (IJCSS)</w:t>
+      </w:r>
+      <w:r>
+        <w:t xml:space="preserve">, vol. 6, no. 3, pp. 168-187, 2012.</w:t>
+      </w:r>
+    </w:p>
+    <w:p>
+      <w:pPr>
+        <w:pStyle w:val="Compact"/>
+        <w:numPr>
+          <w:ilvl w:val="1"/>
+          <w:numId w:val="1068"/>
+        </w:numPr>
+      </w:pPr>
+      <w:r>
+        <w:t xml:space="preserve">[15] M. Douglas, K. Bailey, M. Leeney, and K. Curran,</w:t>
+      </w:r>
+      <w:r>
+        <w:t xml:space="preserve"> </w:t>
+      </w:r>
+      <w:r>
+        <w:t xml:space="preserve">“An overview of steganography techniques applied to the protection of biometric data,”</w:t>
+      </w:r>
+      <w:r>
+        <w:t xml:space="preserve"> </w:t>
+      </w:r>
+      <w:r>
+        <w:rPr>
+          <w:i/>
+          <w:iCs/>
+        </w:rPr>
+        <w:t xml:space="preserve">Multimedia Tools and Applications</w:t>
+      </w:r>
+      <w:r>
+        <w:t xml:space="preserve">, vol. 77, no. 13, pp. 17333-17373, 2018, doi: 10.1007/s11042-017-5308-3.</w:t>
+      </w:r>
+    </w:p>
+    <w:p>
+      <w:pPr>
+        <w:pStyle w:val="Compact"/>
+        <w:numPr>
+          <w:ilvl w:val="0"/>
+          <w:numId w:val="1064"/>
+        </w:numPr>
+      </w:pPr>
+      <w:r>
+        <w:rPr>
+          <w:b/>
+          <w:bCs/>
+        </w:rPr>
+        <w:t xml:space="preserve">Cài đặt Mã nguồn mở dùng để đối chiếu:</w:t>
+      </w:r>
+    </w:p>
+    <w:p>
+      <w:pPr>
+        <w:pStyle w:val="Compact"/>
+        <w:numPr>
+          <w:ilvl w:val="1"/>
+          <w:numId w:val="1069"/>
+        </w:numPr>
+      </w:pPr>
+      <w:r>
+        <w:t xml:space="preserve">[16] wmbench contributors,</w:t>
+      </w:r>
+      <w:r>
+        <w:t xml:space="preserve"> </w:t>
+      </w:r>
+      <w:r>
+        <w:t xml:space="preserve">“wmbench: image watermarking benchmark,”</w:t>
+      </w:r>
+      <w:r>
+        <w:t xml:space="preserve"> </w:t>
+      </w:r>
+      <w:r>
+        <w:t xml:space="preserve">GitHub repository, 2026. [Online]. Available: https://github.com/alexandersolonsky/wmbench</w:t>
+      </w:r>
+    </w:p>
+    <w:p>
+      <w:pPr>
+        <w:pStyle w:val="Compact"/>
+        <w:numPr>
+          <w:ilvl w:val="1"/>
+          <w:numId w:val="1069"/>
+        </w:numPr>
+      </w:pPr>
+      <w:r>
+        <w:t xml:space="preserve">[17] Adobe Research,</w:t>
+      </w:r>
+      <w:r>
+        <w:t xml:space="preserve"> </w:t>
+      </w:r>
+      <w:r>
+        <w:t xml:space="preserve">“TrustMark: Universal Watermarking for Arbitrary Resolution Images,”</w:t>
+      </w:r>
+      <w:r>
+        <w:t xml:space="preserve"> </w:t>
+      </w:r>
+      <w:r>
+        <w:t xml:space="preserve">GitHub repository, 2026. [Online]. Available: https://github.com/adobe/trustmark</w:t>
+      </w:r>
+    </w:p>
+    <w:p>
+      <w:pPr>
+        <w:pStyle w:val="Compact"/>
+        <w:numPr>
+          <w:ilvl w:val="1"/>
+          <w:numId w:val="1069"/>
+        </w:numPr>
+      </w:pPr>
+      <w:r>
+        <w:t xml:space="preserve">[18] T. Sander, P. Fernandez, A. Durmus, M. Douze, and T. Furon,</w:t>
+      </w:r>
+      <w:r>
+        <w:t xml:space="preserve"> </w:t>
+      </w:r>
+      <w:r>
+        <w:t xml:space="preserve">“Watermark Anything with Localized Messages,”</w:t>
+      </w:r>
+      <w:r>
+        <w:t xml:space="preserve"> </w:t>
+      </w:r>
+      <w:r>
+        <w:t xml:space="preserve">Meta AI Research, GitHub repository, 2025. [Online]. Available: https://github.com/facebookresearch/watermark-anything</w:t>
+      </w:r>
+    </w:p>
+    <w:p>
+      <w:pPr>
+        <w:pStyle w:val="Compact"/>
+        <w:numPr>
+          <w:ilvl w:val="1"/>
+          <w:numId w:val="1069"/>
         </w:numPr>
       </w:pPr>
       <w:r>
@@ -20738,7 +21433,16 @@
               <w:jc w:val="left"/>
             </w:pPr>
             <w:r>
-              <w:t xml:space="preserve">Thuật toán thủy vân DWT-DCT-QIM với ORB-RANSAC</w:t>
+              <w:t xml:space="preserve">Thuật toán thủy vân DWT-DCT-QIM nhúng vào dải xấp xỉ</w:t>
+            </w:r>
+            <w:r>
+              <w:t xml:space="preserve"> </w:t>
+            </w:r>
+            <w:r>
+              <w:rPr>
+                <w:rStyle w:val="VerbatimChar"/>
+              </w:rPr>
+              <w:t xml:space="preserve">LL</w:t>
             </w:r>
           </w:p>
         </w:tc>
@@ -20773,18 +21477,197 @@
               </w:rPr>
               <w:t xml:space="preserve">research/python/src/splitbind_ref/dwt_dct_qim.py</w:t>
             </w:r>
-          </w:p>
-        </w:tc>
-        <w:tc>
-          <w:tcPr/>
-          <w:p>
-            <w:pPr>
-              <w:pStyle w:val="Compact"/>
-              <w:spacing w:before="40" w:after="40" w:line="240" w:lineRule="auto"/>
-              <w:jc w:val="left"/>
-            </w:pPr>
-            <w:r>
-              <w:t xml:space="preserve">Đã kiểm chứng qua pipeline mã hóa/giải mã tham chiếu.</w:t>
+            <w:r>
+              <w:t xml:space="preserve">,</w:t>
+            </w:r>
+            <w:r>
+              <w:t xml:space="preserve"> </w:t>
+            </w:r>
+            <w:r>
+              <w:rPr>
+                <w:rStyle w:val="VerbatimChar"/>
+              </w:rPr>
+              <w:t xml:space="preserve">research/python/src/splitbind_ref/fingerprint_v2_codec.py: L52-L60</w:t>
+            </w:r>
+            <w:r>
+              <w:t xml:space="preserve">,</w:t>
+            </w:r>
+            <w:r>
+              <w:t xml:space="preserve"> </w:t>
+            </w:r>
+            <w:r>
+              <w:rPr>
+                <w:rStyle w:val="VerbatimChar"/>
+              </w:rPr>
+              <w:t xml:space="preserve">contracts/algorithm/fingerprint-candidates.v2.json</w:t>
+            </w:r>
+            <w:r>
+              <w:t xml:space="preserve"> </w:t>
+            </w:r>
+            <w:r>
+              <w:t xml:space="preserve">(</w:t>
+            </w:r>
+            <w:r>
+              <w:rPr>
+                <w:rStyle w:val="VerbatimChar"/>
+              </w:rPr>
+              <w:t xml:space="preserve">detail_band: "LL"</w:t>
+            </w:r>
+            <w:r>
+              <w:t xml:space="preserve">)</w:t>
+            </w:r>
+          </w:p>
+        </w:tc>
+        <w:tc>
+          <w:tcPr/>
+          <w:p>
+            <w:pPr>
+              <w:pStyle w:val="Compact"/>
+              <w:spacing w:before="40" w:after="40" w:line="240" w:lineRule="auto"/>
+              <w:jc w:val="left"/>
+            </w:pPr>
+            <w:r>
+              <w:t xml:space="preserve">Đã kiểm chứng qua pipeline mã hoá/giải mã tham chiếu.</w:t>
+            </w:r>
+          </w:p>
+        </w:tc>
+      </w:tr>
+      <w:tr>
+        <w:tc>
+          <w:tcPr/>
+          <w:p>
+            <w:pPr>
+              <w:pStyle w:val="Compact"/>
+              <w:spacing w:before="40" w:after="40" w:line="240" w:lineRule="auto"/>
+              <w:jc w:val="left"/>
+            </w:pPr>
+            <w:r>
+              <w:t xml:space="preserve">Đồng bộ hình học của phiên bản đang chạy dùng pilot, không dùng ORB-RANSAC</w:t>
+            </w:r>
+          </w:p>
+        </w:tc>
+        <w:tc>
+          <w:tcPr/>
+          <w:p>
+            <w:pPr>
+              <w:pStyle w:val="Compact"/>
+              <w:spacing w:before="40" w:after="40" w:line="240" w:lineRule="auto"/>
+              <w:jc w:val="left"/>
+            </w:pPr>
+            <w:r>
+              <w:rPr>
+                <w:i/>
+                <w:iCs/>
+              </w:rPr>
+              <w:t xml:space="preserve">Đã hiện thực trong mã nguồn</w:t>
+            </w:r>
+            <w:r>
+              <w:t xml:space="preserve"> </w:t>
+            </w:r>
+            <w:r>
+              <w:t xml:space="preserve">và</w:t>
+            </w:r>
+            <w:r>
+              <w:t xml:space="preserve"> </w:t>
+            </w:r>
+            <w:r>
+              <w:rPr>
+                <w:i/>
+                <w:iCs/>
+              </w:rPr>
+              <w:t xml:space="preserve">Giới hạn đã nhận diện</w:t>
+            </w:r>
+          </w:p>
+        </w:tc>
+        <w:tc>
+          <w:tcPr/>
+          <w:p>
+            <w:pPr>
+              <w:pStyle w:val="Compact"/>
+              <w:jc w:val="left"/>
+              <w:spacing w:before="40" w:after="40" w:line="240" w:lineRule="auto"/>
+            </w:pPr>
+            <w:r>
+              <w:rPr>
+                <w:rStyle w:val="VerbatimChar"/>
+              </w:rPr>
+              <w:t xml:space="preserve">research/python/src/splitbind_ref/synchronization_v2.py</w:t>
+            </w:r>
+            <w:r>
+              <w:t xml:space="preserve">;</w:t>
+            </w:r>
+            <w:r>
+              <w:t xml:space="preserve"> </w:t>
+            </w:r>
+            <w:r>
+              <w:rPr>
+                <w:rStyle w:val="VerbatimChar"/>
+              </w:rPr>
+              <w:t xml:space="preserve">decode_fingerprint_v2</w:t>
+            </w:r>
+            <w:r>
+              <w:t xml:space="preserve"> </w:t>
+            </w:r>
+            <w:r>
+              <w:t xml:space="preserve">trong</w:t>
+            </w:r>
+            <w:r>
+              <w:t xml:space="preserve"> </w:t>
+            </w:r>
+            <w:r>
+              <w:rPr>
+                <w:rStyle w:val="VerbatimChar"/>
+              </w:rPr>
+              <w:t xml:space="preserve">research/python/src/splitbind_ref/fingerprint_v2.py: L124-L130</w:t>
+            </w:r>
+            <w:r>
+              <w:t xml:space="preserve"> </w:t>
+            </w:r>
+            <w:r>
+              <w:t xml:space="preserve">không có tham số nhận mẫu ORB</w:t>
+            </w:r>
+          </w:p>
+        </w:tc>
+        <w:tc>
+          <w:tcPr/>
+          <w:p>
+            <w:pPr>
+              <w:pStyle w:val="Compact"/>
+              <w:jc w:val="left"/>
+              <w:spacing w:before="40" w:after="40" w:line="240" w:lineRule="auto"/>
+            </w:pPr>
+            <w:r>
+              <w:t xml:space="preserve">Đã kiểm chứng:</w:t>
+            </w:r>
+            <w:r>
+              <w:t xml:space="preserve"> </w:t>
+            </w:r>
+            <w:r>
+              <w:rPr>
+                <w:rStyle w:val="VerbatimChar"/>
+              </w:rPr>
+              <w:t xml:space="preserve">align_page_v2</w:t>
+            </w:r>
+            <w:r>
+              <w:t xml:space="preserve"> </w:t>
+            </w:r>
+            <w:r>
+              <w:t xml:space="preserve">có tham số</w:t>
+            </w:r>
+            <w:r>
+              <w:t xml:space="preserve"> </w:t>
+            </w:r>
+            <w:r>
+              <w:rPr>
+                <w:rStyle w:val="VerbatimChar"/>
+              </w:rPr>
+              <w:t xml:space="preserve">orb_template</w:t>
+            </w:r>
+            <w:r>
+              <w:t xml:space="preserve"> </w:t>
+            </w:r>
+            <w:r>
+              <w:t xml:space="preserve">tuỳ chọn nhưng đường dịch vụ gọi không truyền. ORB-RANSAC thuộc thế hệ V1 và nhánh nghiên cứu V3. Xem Mục 4.2.3.2.</w:t>
             </w:r>
           </w:p>
         </w:tc>
@@ -21425,7 +22308,37 @@
               <w:rPr>
                 <w:rStyle w:val="VerbatimChar"/>
               </w:rPr>
-              <w:t xml:space="preserve">apps/web/src/features/evidence/copy.ts: L46-L81</w:t>
+              <w:t xml:space="preserve">STATUS_COPY</w:t>
+            </w:r>
+            <w:r>
+              <w:t xml:space="preserve"> </w:t>
+            </w:r>
+            <w:r>
+              <w:t xml:space="preserve">và</w:t>
+            </w:r>
+            <w:r>
+              <w:t xml:space="preserve"> </w:t>
+            </w:r>
+            <w:r>
+              <w:rPr>
+                <w:rStyle w:val="VerbatimChar"/>
+              </w:rPr>
+              <w:t xml:space="preserve">integrityVerdict</w:t>
+            </w:r>
+            <w:r>
+              <w:t xml:space="preserve"> </w:t>
+            </w:r>
+            <w:r>
+              <w:t xml:space="preserve">trong</w:t>
+            </w:r>
+            <w:r>
+              <w:t xml:space="preserve"> </w:t>
+            </w:r>
+            <w:r>
+              <w:rPr>
+                <w:rStyle w:val="VerbatimChar"/>
+              </w:rPr>
+              <w:t xml:space="preserve">apps/web/src/features/evidence/copy.ts</w:t>
             </w:r>
             <w:r>
               <w:t xml:space="preserve">,</w:t>
@@ -21560,7 +22473,7 @@
               <w:jc w:val="left"/>
             </w:pPr>
             <w:r>
-              <w:t xml:space="preserve">Thủy vân đã bật trên production từ 12/09/2026; năm phép thử, không bản biến đổi nào được truy vết</w:t>
+              <w:t xml:space="preserve">Thủy vân đã bật trên production từ 12/09/2026; trong năm phép thử ngày hôm đó, không bản biến đổi nào được truy vết</w:t>
             </w:r>
           </w:p>
         </w:tc>
@@ -21619,7 +22532,7 @@
               <w:jc w:val="left"/>
             </w:pPr>
             <w:r>
-              <w:t xml:space="preserve">Đã kiểm chứng: 1 trong 5 giải được, và đó là bản nguyên vẹn mà mã băm đã trả lời xong.</w:t>
+              <w:t xml:space="preserve">Đã kiểm chứng: 1 trong 5 giải được, và đó là bản nguyên vẹn mà mã băm đã trả lời xong. Đây là số liệu của ngày 12/09, đã bị Mục 4.2.4 thay thế sau khi sửa nguyên nhân gốc thứ ba.</w:t>
             </w:r>
           </w:p>
         </w:tc>
@@ -21996,7 +22909,7 @@
               <w:spacing w:before="40" w:after="40" w:line="240" w:lineRule="auto"/>
             </w:pPr>
             <w:r>
-              <w:t xml:space="preserve">Bảng Mục 7.5.1; vật mang đang dùng cài trong</w:t>
+              <w:t xml:space="preserve">Bảng Mục 4.2.4.1; vật mang đang dùng cài trong</w:t>
             </w:r>
             <w:r>
               <w:t xml:space="preserve"> </w:t>
@@ -22079,7 +22992,7 @@
               <w:spacing w:before="40" w:after="40" w:line="240" w:lineRule="auto"/>
             </w:pPr>
             <w:r>
-              <w:t xml:space="preserve">Nhật ký đo in kèm ở Mục 7.5.2; ngân sách xoá cài trong</w:t>
+              <w:t xml:space="preserve">Nhật ký đo in kèm ở Mục 4.2.4.2; ngân sách xoá cài trong</w:t>
             </w:r>
             <w:r>
               <w:t xml:space="preserve"> </w:t>
@@ -22351,7 +23264,7 @@
               <w:jc w:val="left"/>
             </w:pPr>
             <w:r>
-              <w:t xml:space="preserve">Cấp phát ảnh: đầu vào PNG hoặc JPEG, đầu ra luôn PNG, giữ nguyên kích thước gốc</w:t>
+              <w:t xml:space="preserve">Cấp phát ảnh: đầu vào PNG hoặc JPEG, nội dung đầu ra luôn là PNG, giữ nguyên kích thước gốc</w:t>
             </w:r>
           </w:p>
         </w:tc>
@@ -22417,18 +23330,6 @@
               </w:rPr>
               <w:t xml:space="preserve">services/api/splitbind/demo/issuance.py</w:t>
             </w:r>
-            <w:r>
-              <w:t xml:space="preserve">; đuôi tệp kết quả suy ra tại</w:t>
-            </w:r>
-            <w:r>
-              <w:t xml:space="preserve"> </w:t>
-            </w:r>
-            <w:r>
-              <w:rPr>
-                <w:rStyle w:val="VerbatimChar"/>
-              </w:rPr>
-              <w:t xml:space="preserve">services/api/splitbind/demo/worker.py</w:t>
-            </w:r>
           </w:p>
         </w:tc>
         <w:tc>
@@ -22453,6 +23354,124 @@
             </w:r>
             <w:r>
               <w:t xml:space="preserve">: ảnh JPEG 1400 x 900 cấp phát xong truy ngược lại đúng mã hồ sơ, kích thước không đổi.</w:t>
+            </w:r>
+          </w:p>
+        </w:tc>
+      </w:tr>
+      <w:tr>
+        <w:tc>
+          <w:tcPr/>
+          <w:p>
+            <w:pPr>
+              <w:pStyle w:val="Compact"/>
+              <w:spacing w:before="40" w:after="40" w:line="240" w:lineRule="auto"/>
+              <w:jc w:val="left"/>
+            </w:pPr>
+            <w:r>
+              <w:t xml:space="preserve">Đuôi tệp cấp phát cho tài liệu ảnh vẫn là</w:t>
+            </w:r>
+            <w:r>
+              <w:t xml:space="preserve"> </w:t>
+            </w:r>
+            <w:r>
+              <w:rPr>
+                <w:rStyle w:val="VerbatimChar"/>
+              </w:rPr>
+              <w:t xml:space="preserve">.pdf</w:t>
+            </w:r>
+            <w:r>
+              <w:t xml:space="preserve"> </w:t>
+            </w:r>
+            <w:r>
+              <w:t xml:space="preserve">trên bản đang chạy</w:t>
+            </w:r>
+          </w:p>
+        </w:tc>
+        <w:tc>
+          <w:tcPr/>
+          <w:p>
+            <w:pPr>
+              <w:pStyle w:val="Compact"/>
+              <w:spacing w:before="40" w:after="40" w:line="240" w:lineRule="auto"/>
+              <w:jc w:val="left"/>
+            </w:pPr>
+            <w:r>
+              <w:rPr>
+                <w:i/>
+                <w:iCs/>
+              </w:rPr>
+              <w:t xml:space="preserve">Giới hạn đã nhận diện</w:t>
+            </w:r>
+          </w:p>
+        </w:tc>
+        <w:tc>
+          <w:tcPr/>
+          <w:p>
+            <w:pPr>
+              <w:pStyle w:val="Compact"/>
+              <w:jc w:val="left"/>
+              <w:spacing w:before="40" w:after="40" w:line="240" w:lineRule="auto"/>
+            </w:pPr>
+            <w:r>
+              <w:rPr>
+                <w:rStyle w:val="VerbatimChar"/>
+              </w:rPr>
+              <w:t xml:space="preserve">services/api/splitbind/demo/worker.py: L123</w:t>
+            </w:r>
+            <w:r>
+              <w:t xml:space="preserve"> </w:t>
+            </w:r>
+            <w:r>
+              <w:t xml:space="preserve">và ràng buộc hợp lệ trong</w:t>
+            </w:r>
+            <w:r>
+              <w:t xml:space="preserve"> </w:t>
+            </w:r>
+            <w:r>
+              <w:rPr>
+                <w:rStyle w:val="VerbatimChar"/>
+              </w:rPr>
+              <w:t xml:space="preserve">services/api/splitbind/demo/models.py: L261-L265</w:t>
+            </w:r>
+            <w:r>
+              <w:t xml:space="preserve"> </w:t>
+            </w:r>
+            <w:r>
+              <w:t xml:space="preserve">tại commit</w:t>
+            </w:r>
+            <w:r>
+              <w:t xml:space="preserve"> </w:t>
+            </w:r>
+            <w:r>
+              <w:rPr>
+                <w:rStyle w:val="VerbatimChar"/>
+              </w:rPr>
+              <w:t xml:space="preserve">afbbb46</w:t>
+            </w:r>
+            <w:r>
+              <w:t xml:space="preserve">, chính là commit dựng nên ảnh chứa ghi trong</w:t>
+            </w:r>
+            <w:r>
+              <w:t xml:space="preserve"> </w:t>
+            </w:r>
+            <w:r>
+              <w:rPr>
+                <w:rStyle w:val="VerbatimChar"/>
+              </w:rPr>
+              <w:t xml:space="preserve">release-images.env</w:t>
+            </w:r>
+          </w:p>
+        </w:tc>
+        <w:tc>
+          <w:tcPr/>
+          <w:p>
+            <w:pPr>
+              <w:pStyle w:val="Compact"/>
+              <w:spacing w:before="40" w:after="40" w:line="240" w:lineRule="auto"/>
+              <w:jc w:val="left"/>
+            </w:pPr>
+            <w:r>
+              <w:t xml:space="preserve">Đã kiểm chứng bằng cách đọc mã tại đúng commit đã phát hành; bản vá suy ra đuôi theo kiểu nội dung đã có trong mã nguồn nhưng chưa được đóng gói phát hành.</w:t>
             </w:r>
           </w:p>
         </w:tc>
@@ -23376,6 +24395,9 @@
     <w:abstractNumId w:val="991"/>
   </w:num>
   <w:num w:numId="1025">
+    <w:abstractNumId w:val="991"/>
+  </w:num>
+  <w:num w:numId="1026">
     <w:abstractNumId w:val="99411"/>
     <w:lvlOverride w:ilvl="0">
       <w:startOverride w:val="1"/>
@@ -23405,9 +24427,6 @@
       <w:startOverride w:val="1"/>
     </w:lvlOverride>
   </w:num>
-  <w:num w:numId="1026">
-    <w:abstractNumId w:val="991"/>
-  </w:num>
   <w:num w:numId="1027">
     <w:abstractNumId w:val="991"/>
   </w:num>
@@ -23421,6 +24440,9 @@
     <w:abstractNumId w:val="991"/>
   </w:num>
   <w:num w:numId="1031">
+    <w:abstractNumId w:val="991"/>
+  </w:num>
+  <w:num w:numId="1032">
     <w:abstractNumId w:val="99411"/>
     <w:lvlOverride w:ilvl="0">
       <w:startOverride w:val="1"/>
@@ -23450,9 +24472,6 @@
       <w:startOverride w:val="1"/>
     </w:lvlOverride>
   </w:num>
-  <w:num w:numId="1032">
-    <w:abstractNumId w:val="991"/>
-  </w:num>
   <w:num w:numId="1033">
     <w:abstractNumId w:val="991"/>
   </w:num>
@@ -23472,6 +24491,12 @@
     <w:abstractNumId w:val="991"/>
   </w:num>
   <w:num w:numId="1039">
+    <w:abstractNumId w:val="991"/>
+  </w:num>
+  <w:num w:numId="1040">
+    <w:abstractNumId w:val="991"/>
+  </w:num>
+  <w:num w:numId="1041">
     <w:abstractNumId w:val="99411"/>
     <w:lvlOverride w:ilvl="0">
       <w:startOverride w:val="1"/>
@@ -23501,12 +24526,6 @@
       <w:startOverride w:val="1"/>
     </w:lvlOverride>
   </w:num>
-  <w:num w:numId="1040">
-    <w:abstractNumId w:val="991"/>
-  </w:num>
-  <w:num w:numId="1041">
-    <w:abstractNumId w:val="991"/>
-  </w:num>
   <w:num w:numId="1042">
     <w:abstractNumId w:val="991"/>
   </w:num>
@@ -23523,6 +24542,15 @@
     <w:abstractNumId w:val="991"/>
   </w:num>
   <w:num w:numId="1047">
+    <w:abstractNumId w:val="991"/>
+  </w:num>
+  <w:num w:numId="1048">
+    <w:abstractNumId w:val="991"/>
+  </w:num>
+  <w:num w:numId="1049">
+    <w:abstractNumId w:val="991"/>
+  </w:num>
+  <w:num w:numId="1050">
     <w:abstractNumId w:val="99411"/>
     <w:lvlOverride w:ilvl="0">
       <w:startOverride w:val="1"/>
@@ -23552,15 +24580,6 @@
       <w:startOverride w:val="1"/>
     </w:lvlOverride>
   </w:num>
-  <w:num w:numId="1048">
-    <w:abstractNumId w:val="991"/>
-  </w:num>
-  <w:num w:numId="1049">
-    <w:abstractNumId w:val="991"/>
-  </w:num>
-  <w:num w:numId="1050">
-    <w:abstractNumId w:val="991"/>
-  </w:num>
   <w:num w:numId="1051">
     <w:abstractNumId w:val="991"/>
   </w:num>
@@ -23568,34 +24587,7 @@
     <w:abstractNumId w:val="991"/>
   </w:num>
   <w:num w:numId="1053">
-    <w:abstractNumId w:val="99411"/>
-    <w:lvlOverride w:ilvl="0">
-      <w:startOverride w:val="1"/>
-    </w:lvlOverride>
-    <w:lvlOverride w:ilvl="1">
-      <w:startOverride w:val="1"/>
-    </w:lvlOverride>
-    <w:lvlOverride w:ilvl="2">
-      <w:startOverride w:val="1"/>
-    </w:lvlOverride>
-    <w:lvlOverride w:ilvl="3">
-      <w:startOverride w:val="1"/>
-    </w:lvlOverride>
-    <w:lvlOverride w:ilvl="4">
-      <w:startOverride w:val="1"/>
-    </w:lvlOverride>
-    <w:lvlOverride w:ilvl="5">
-      <w:startOverride w:val="1"/>
-    </w:lvlOverride>
-    <w:lvlOverride w:ilvl="6">
-      <w:startOverride w:val="1"/>
-    </w:lvlOverride>
-    <w:lvlOverride w:ilvl="7">
-      <w:startOverride w:val="1"/>
-    </w:lvlOverride>
-    <w:lvlOverride w:ilvl="8">
-      <w:startOverride w:val="1"/>
-    </w:lvlOverride>
+    <w:abstractNumId w:val="991"/>
   </w:num>
   <w:num w:numId="1054">
     <w:abstractNumId w:val="991"/>
@@ -23640,12 +24632,6 @@
     <w:abstractNumId w:val="991"/>
   </w:num>
   <w:num w:numId="1059">
-    <w:abstractNumId w:val="991"/>
-  </w:num>
-  <w:num w:numId="1060">
-    <w:abstractNumId w:val="991"/>
-  </w:num>
-  <w:num w:numId="1061">
     <w:abstractNumId w:val="99411"/>
     <w:lvlOverride w:ilvl="0">
       <w:startOverride w:val="1"/>
@@ -23675,7 +24661,52 @@
       <w:startOverride w:val="1"/>
     </w:lvlOverride>
   </w:num>
+  <w:num w:numId="1060">
+    <w:abstractNumId w:val="991"/>
+  </w:num>
+  <w:num w:numId="1061">
+    <w:abstractNumId w:val="991"/>
+  </w:num>
   <w:num w:numId="1062">
+    <w:abstractNumId w:val="991"/>
+  </w:num>
+  <w:num w:numId="1063">
+    <w:abstractNumId w:val="991"/>
+  </w:num>
+  <w:num w:numId="1064">
+    <w:abstractNumId w:val="991"/>
+  </w:num>
+  <w:num w:numId="1065">
+    <w:abstractNumId w:val="99411"/>
+    <w:lvlOverride w:ilvl="0">
+      <w:startOverride w:val="1"/>
+    </w:lvlOverride>
+    <w:lvlOverride w:ilvl="1">
+      <w:startOverride w:val="1"/>
+    </w:lvlOverride>
+    <w:lvlOverride w:ilvl="2">
+      <w:startOverride w:val="1"/>
+    </w:lvlOverride>
+    <w:lvlOverride w:ilvl="3">
+      <w:startOverride w:val="1"/>
+    </w:lvlOverride>
+    <w:lvlOverride w:ilvl="4">
+      <w:startOverride w:val="1"/>
+    </w:lvlOverride>
+    <w:lvlOverride w:ilvl="5">
+      <w:startOverride w:val="1"/>
+    </w:lvlOverride>
+    <w:lvlOverride w:ilvl="6">
+      <w:startOverride w:val="1"/>
+    </w:lvlOverride>
+    <w:lvlOverride w:ilvl="7">
+      <w:startOverride w:val="1"/>
+    </w:lvlOverride>
+    <w:lvlOverride w:ilvl="8">
+      <w:startOverride w:val="1"/>
+    </w:lvlOverride>
+  </w:num>
+  <w:num w:numId="1066">
     <w:abstractNumId w:val="99413"/>
     <w:lvlOverride w:ilvl="0">
       <w:startOverride w:val="3"/>
@@ -23705,7 +24736,7 @@
       <w:startOverride w:val="3"/>
     </w:lvlOverride>
   </w:num>
-  <w:num w:numId="1063">
+  <w:num w:numId="1067">
     <w:abstractNumId w:val="99415"/>
     <w:lvlOverride w:ilvl="0">
       <w:startOverride w:val="5"/>
@@ -23735,7 +24766,7 @@
       <w:startOverride w:val="5"/>
     </w:lvlOverride>
   </w:num>
-  <w:num w:numId="1064">
+  <w:num w:numId="1068">
     <w:abstractNumId w:val="99418"/>
     <w:lvlOverride w:ilvl="0">
       <w:startOverride w:val="8"/>
@@ -23765,7 +24796,7 @@
       <w:startOverride w:val="8"/>
     </w:lvlOverride>
   </w:num>
-  <w:num w:numId="1065">
+  <w:num w:numId="1069">
     <w:abstractNumId w:val="994116"/>
     <w:lvlOverride w:ilvl="0">
       <w:startOverride w:val="16"/>

--- a/docs/project/Nhom9_TruyVetToanVenVanBan.docx
+++ b/docs/project/Nhom9_TruyVetToanVenVanBan.docx
@@ -6956,7 +6956,7 @@
         <w:rPr>
           <w:rStyle w:val="VerbatimChar"/>
         </w:rPr>
-        <w:t xml:space="preserve">integrity-v0.2.0</w:t>
+        <w:t xml:space="preserve">integrity-v0.2.1</w:t>
       </w:r>
       <w:r>
         <w:t xml:space="preserve"> </w:t>
@@ -6975,7 +6975,7 @@
         </w:numPr>
       </w:pPr>
       <w:r>
-        <w:t xml:space="preserve">Một khiếm khuyết còn lại trên chính bản đang chạy: khi tài liệu nguồn là ảnh, tệp cấp phát được ghi ra đúng định dạng PNG nhưng vẫn mang tên và kiểu nội dung</w:t>
+        <w:t xml:space="preserve">Trên đường đi có một khiếm khuyết đáng ghi lại vì cách nó ẩn mình. Khóa đối tượng đầu ra bị cố định đuôi</w:t>
       </w:r>
       <w:r>
         <w:t xml:space="preserve"> </w:t>
@@ -6987,7 +6987,10 @@
         <w:t xml:space="preserve">.pdf</w:t>
       </w:r>
       <w:r>
-        <w:t xml:space="preserve">, vì khóa đối tượng đầu ra bị cố định đuôi</w:t>
+        <w:t xml:space="preserve"> </w:t>
+      </w:r>
+      <w:r>
+        <w:t xml:space="preserve">ở hai nơi cùng lúc, tại bước nhận việc của tiến trình xử lý và tại ràng buộc hợp lệ của bản ghi kết quả, nên hai lỗi triệt tiêu nhau và mọi kiểm tra nội bộ đều xanh. Hậu quả là tệp cấp phát cho tài liệu ảnh tuy đúng là PNG về nội dung nhưng lại mang tên và kiểu nội dung</w:t>
       </w:r>
       <w:r>
         <w:t xml:space="preserve"> </w:t>
@@ -6999,10 +7002,7 @@
         <w:t xml:space="preserve">.pdf</w:t>
       </w:r>
       <w:r>
-        <w:t xml:space="preserve"> </w:t>
-      </w:r>
-      <w:r>
-        <w:t xml:space="preserve">ở</w:t>
+        <w:t xml:space="preserve">. Nó chỉ lộ ra khi đem thử trên hệ thống thật. Bản</w:t>
       </w:r>
       <w:r>
         <w:t xml:space="preserve"> </w:t>
@@ -7011,28 +7011,22 @@
         <w:rPr>
           <w:rStyle w:val="VerbatimChar"/>
         </w:rPr>
-        <w:t xml:space="preserve">services/api/splitbind/demo/worker.py: L123</w:t>
-      </w:r>
-      <w:r>
-        <w:t xml:space="preserve"> </w:t>
-      </w:r>
-      <w:r>
-        <w:t xml:space="preserve">và ở ràng buộc hợp lệ của</w:t>
-      </w:r>
-      <w:r>
-        <w:t xml:space="preserve"> </w:t>
+        <w:t xml:space="preserve">integrity-v0.2.1</w:t>
+      </w:r>
+      <w:r>
+        <w:t xml:space="preserve"> </w:t>
+      </w:r>
+      <w:r>
+        <w:t xml:space="preserve">suy đuôi tệp từ kiểu nội dung của tài liệu nguồn ở cả ba nơi (</w:t>
       </w:r>
       <w:r>
         <w:rPr>
           <w:rStyle w:val="VerbatimChar"/>
         </w:rPr>
-        <w:t xml:space="preserve">DemoIssuanceResult</w:t>
-      </w:r>
-      <w:r>
-        <w:t xml:space="preserve"> </w:t>
-      </w:r>
-      <w:r>
-        <w:t xml:space="preserve">trong</w:t>
+        <w:t xml:space="preserve">services/api/splitbind/demo/worker.py: L45</w:t>
+      </w:r>
+      <w:r>
+        <w:t xml:space="preserve">,</w:t>
       </w:r>
       <w:r>
         <w:t xml:space="preserve"> </w:t>
@@ -7041,19 +7035,31 @@
         <w:rPr>
           <w:rStyle w:val="VerbatimChar"/>
         </w:rPr>
-        <w:t xml:space="preserve">services/api/splitbind/demo/models.py: L261-L265</w:t>
-      </w:r>
-      <w:r>
-        <w:t xml:space="preserve">. Truy vết và xác minh không bị ảnh hưởng, vì bên nhận nhận dạng định dạng bằng chuỗi byte mở đầu tệp chứ không bằng phần mở rộng (</w:t>
+        <w:t xml:space="preserve">services/api/splitbind/demo/issuance.py: L172</w:t>
+      </w:r>
+      <w:r>
+        <w:t xml:space="preserve">,</w:t>
+      </w:r>
+      <w:r>
+        <w:t xml:space="preserve"> </w:t>
       </w:r>
       <w:r>
         <w:rPr>
           <w:rStyle w:val="VerbatimChar"/>
         </w:rPr>
+        <w:t xml:space="preserve">services/api/splitbind/documents/views.py: L200-L203</w:t>
+      </w:r>
+      <w:r>
+        <w:t xml:space="preserve">). Việc truy vết chưa bao giờ bị ảnh hưởng, vì bên nhận nhận dạng định dạng bằng chuỗi byte mở đầu tệp chứ không bằng phần mở rộng (</w:t>
+      </w:r>
+      <w:r>
+        <w:rPr>
+          <w:rStyle w:val="VerbatimChar"/>
+        </w:rPr>
         <w:t xml:space="preserve">services/api/splitbind/demo/verification.py: L276-L280</w:t>
       </w:r>
       <w:r>
-        <w:t xml:space="preserve">). Bản vá đã có trong mã nguồn nhưng tại thời điểm viết báo cáo chưa được đóng gói thành bản phát hành.</w:t>
+        <w:t xml:space="preserve">).</w:t>
       </w:r>
     </w:p>
     <w:p>
@@ -7873,7 +7879,7 @@
           <w:i/>
           <w:iCs/>
         </w:rPr>
-        <w:t xml:space="preserve">integrity-v0.2.0</w:t>
+        <w:t xml:space="preserve">integrity-v0.2.1</w:t>
       </w:r>
       <w:r>
         <w:rPr>
@@ -8375,7 +8381,6 @@
     <w:p>
       <w:pPr>
         <w:pStyle w:val="Compact"/>
-        <w:jc w:val="left"/>
         <w:numPr>
           <w:ilvl w:val="0"/>
           <w:numId w:val="1044"/>
@@ -8386,37 +8391,35 @@
           <w:b/>
           <w:bCs/>
         </w:rPr>
-        <w:t xml:space="preserve">Đính chính tính đến 14/09/2026:</w:t>
-      </w:r>
-      <w:r>
-        <w:t xml:space="preserve"> </w:t>
-      </w:r>
-      <w:r>
-        <w:t xml:space="preserve">câu thông báo phạm vi trên chỉ còn mô tả thiếu chứ không sai. Giao diện đang chạy được đóng gói trước khi phân hệ truy vết được bật, nên nó vẫn chỉ nói đến SHA-256 và chữ ký, trong khi hệ thống phía sau còn chạy thêm bộ giải mã thủy vân ở mỗi lần xác minh. Câu thông báo phạm vi phiên bản mới, có nói tới việc đọc thủy vân, đã được viết trong mã nguồn dưới tên</w:t>
-      </w:r>
-      <w:r>
+        <w:t xml:space="preserve">Cập nhật ở bản</w:t>
+      </w:r>
+      <w:r>
+        <w:rPr>
+          <w:b/>
+          <w:bCs/>
+        </w:rPr>
         <w:t xml:space="preserve"> </w:t>
       </w:r>
       <w:r>
         <w:rPr>
           <w:rStyle w:val="VerbatimChar"/>
-        </w:rPr>
-        <w:t xml:space="preserve">INTEGRITY_SCOPE_WITH_TRACING</w:t>
-      </w:r>
-      <w:r>
-        <w:t xml:space="preserve"> </w:t>
-      </w:r>
-      <w:r>
-        <w:t xml:space="preserve">(</w:t>
-      </w:r>
-      <w:r>
-        <w:rPr>
-          <w:rStyle w:val="VerbatimChar"/>
-        </w:rPr>
-        <w:t xml:space="preserve">apps/web/src/features/evidence/copy.ts</w:t>
-      </w:r>
-      <w:r>
-        <w:t xml:space="preserve">) nhưng chưa được đóng gói thành bản phát hành. Nói thiếu về năng lực là hướng sai an toàn hơn nói thừa, song vẫn phải ghi nhận đây là một sai lệch giữa giao diện và hệ thống phía sau.</w:t>
+          <w:b/>
+          <w:bCs/>
+        </w:rPr>
+        <w:t xml:space="preserve">integrity-v0.2.1</w:t>
+      </w:r>
+      <w:r>
+        <w:rPr>
+          <w:b/>
+          <w:bCs/>
+        </w:rPr>
+        <w:t xml:space="preserve">:</w:t>
+      </w:r>
+      <w:r>
+        <w:t xml:space="preserve"> </w:t>
+      </w:r>
+      <w:r>
+        <w:t xml:space="preserve">trong một giai đoạn, câu thông báo phạm vi nói thiếu so với việc hệ thống thực sự làm. Giao diện được đóng gói trước khi phân hệ truy vết được bật nên chỉ nhắc tới SHA-256 và chữ ký, trong khi phía sau đã chạy thêm bộ giải mã thủy vân ở mỗi lần xác minh. Bản đang chạy sửa điều đó, và sửa theo hướng không cứng nhắc: câu thông báo phạm vi được chọn ngay lúc hiển thị dựa trên danh sách mã hạn chế mà chính hệ thống trả về, chứ không phải một câu viết cứng trong giao diện. Khi phân hệ thủy vân bật, giao diện nói rõ nó làm hai việc là đối chiếu mã băm và đọc thủy vân; khi tắt, nó trở lại câu cũ. Nhờ vậy giao diện không thể mô tả sai năng lực của hệ thống, kể cả khi cấu hình đổi về sau.</w:t>
       </w:r>
     </w:p>
     <w:bookmarkEnd w:id="37"/>
@@ -17494,13 +17497,14 @@
     <w:p>
       <w:pPr>
         <w:pStyle w:val="Compact"/>
+        <w:jc w:val="left"/>
         <w:numPr>
           <w:ilvl w:val="0"/>
           <w:numId w:val="1057"/>
         </w:numPr>
       </w:pPr>
       <w:r>
-        <w:t xml:space="preserve">Khiếm khuyết còn lại ở khâu giao tệp: tệp cấp phát cho tài liệu ảnh tuy đúng là PNG về nội dung nhưng vẫn được lưu và tải về dưới đuôi</w:t>
+        <w:t xml:space="preserve">Tệp cấp phát cho tài liệu ảnh được lưu và tải về đúng đuôi</w:t>
       </w:r>
       <w:r>
         <w:t xml:space="preserve"> </w:t>
@@ -17509,10 +17513,40 @@
         <w:rPr>
           <w:rStyle w:val="VerbatimChar"/>
         </w:rPr>
+        <w:t xml:space="preserve">.png</w:t>
+      </w:r>
+      <w:r>
+        <w:t xml:space="preserve">, tên tệp là dạng ASCII đọc được suy từ tên tài liệu gốc. Trước bản</w:t>
+      </w:r>
+      <w:r>
+        <w:t xml:space="preserve"> </w:t>
+      </w:r>
+      <w:r>
+        <w:rPr>
+          <w:rStyle w:val="VerbatimChar"/>
+        </w:rPr>
+        <w:t xml:space="preserve">integrity-v0.2.1</w:t>
+      </w:r>
+      <w:r>
+        <w:t xml:space="preserve"> </w:t>
+      </w:r>
+      <w:r>
+        <w:t xml:space="preserve">đuôi này bị cố định là</w:t>
+      </w:r>
+      <w:r>
+        <w:t xml:space="preserve"> </w:t>
+      </w:r>
+      <w:r>
+        <w:rPr>
+          <w:rStyle w:val="VerbatimChar"/>
+        </w:rPr>
         <w:t xml:space="preserve">.pdf</w:t>
       </w:r>
       <w:r>
-        <w:t xml:space="preserve">, vì khoá đối tượng đầu ra bị cố định đuôi trong bản đang chạy. Bản vá đã có trong mã nguồn nhưng chưa được đóng gói phát hành. Khâu truy vết và xác minh không bị ảnh hưởng vì bên nhận nhận dạng định dạng bằng chuỗi byte mở đầu tệp.</w:t>
+        <w:t xml:space="preserve"> </w:t>
+      </w:r>
+      <w:r>
+        <w:t xml:space="preserve">ở hai nơi cùng lúc nên hai lỗi che nhau và chỉ lộ khi thử trên hệ thống thật.</w:t>
       </w:r>
     </w:p>
     <w:p>
@@ -23368,7 +23402,147 @@
               <w:jc w:val="left"/>
             </w:pPr>
             <w:r>
-              <w:t xml:space="preserve">Đuôi tệp cấp phát cho tài liệu ảnh vẫn là</w:t>
+              <w:t xml:space="preserve">Đuôi tệp cấp phát suy từ kiểu nội dung của tài liệu nguồn, ở cả ba nơi quyết định</w:t>
+            </w:r>
+          </w:p>
+        </w:tc>
+        <w:tc>
+          <w:tcPr/>
+          <w:p>
+            <w:pPr>
+              <w:pStyle w:val="Compact"/>
+              <w:spacing w:before="40" w:after="40" w:line="240" w:lineRule="auto"/>
+              <w:jc w:val="left"/>
+            </w:pPr>
+            <w:r>
+              <w:rPr>
+                <w:i/>
+                <w:iCs/>
+              </w:rPr>
+              <w:t xml:space="preserve">Đã hiện thực trong mã nguồn</w:t>
+            </w:r>
+            <w:r>
+              <w:t xml:space="preserve"> </w:t>
+            </w:r>
+            <w:r>
+              <w:t xml:space="preserve">và</w:t>
+            </w:r>
+            <w:r>
+              <w:t xml:space="preserve"> </w:t>
+            </w:r>
+            <w:r>
+              <w:rPr>
+                <w:i/>
+                <w:iCs/>
+              </w:rPr>
+              <w:t xml:space="preserve">Đang vận hành trên hệ thống thật</w:t>
+            </w:r>
+          </w:p>
+        </w:tc>
+        <w:tc>
+          <w:tcPr/>
+          <w:p>
+            <w:pPr>
+              <w:pStyle w:val="Compact"/>
+              <w:jc w:val="left"/>
+              <w:spacing w:before="40" w:after="40" w:line="240" w:lineRule="auto"/>
+            </w:pPr>
+            <w:r>
+              <w:rPr>
+                <w:rStyle w:val="VerbatimChar"/>
+              </w:rPr>
+              <w:t xml:space="preserve">services/api/splitbind/demo/worker.py: L45</w:t>
+            </w:r>
+            <w:r>
+              <w:t xml:space="preserve">,</w:t>
+            </w:r>
+            <w:r>
+              <w:t xml:space="preserve"> </w:t>
+            </w:r>
+            <w:r>
+              <w:rPr>
+                <w:rStyle w:val="VerbatimChar"/>
+              </w:rPr>
+              <w:t xml:space="preserve">services/api/splitbind/demo/issuance.py: L172</w:t>
+            </w:r>
+            <w:r>
+              <w:t xml:space="preserve">,</w:t>
+            </w:r>
+            <w:r>
+              <w:t xml:space="preserve"> </w:t>
+            </w:r>
+            <w:r>
+              <w:rPr>
+                <w:rStyle w:val="VerbatimChar"/>
+              </w:rPr>
+              <w:t xml:space="preserve">services/api/splitbind/documents/views.py: L200-L203</w:t>
+            </w:r>
+            <w:r>
+              <w:t xml:space="preserve"> </w:t>
+            </w:r>
+            <w:r>
+              <w:t xml:space="preserve">tại commit</w:t>
+            </w:r>
+            <w:r>
+              <w:t xml:space="preserve"> </w:t>
+            </w:r>
+            <w:r>
+              <w:rPr>
+                <w:rStyle w:val="VerbatimChar"/>
+              </w:rPr>
+              <w:t xml:space="preserve">52751f2</w:t>
+            </w:r>
+            <w:r>
+              <w:t xml:space="preserve">, chính là commit dựng nên ảnh chứa ghi trong</w:t>
+            </w:r>
+            <w:r>
+              <w:t xml:space="preserve"> </w:t>
+            </w:r>
+            <w:r>
+              <w:rPr>
+                <w:rStyle w:val="VerbatimChar"/>
+              </w:rPr>
+              <w:t xml:space="preserve">release-images.env</w:t>
+            </w:r>
+          </w:p>
+        </w:tc>
+        <w:tc>
+          <w:tcPr/>
+          <w:p>
+            <w:pPr>
+              <w:pStyle w:val="Compact"/>
+              <w:jc w:val="left"/>
+              <w:spacing w:before="40" w:after="40" w:line="240" w:lineRule="auto"/>
+            </w:pPr>
+            <w:r>
+              <w:t xml:space="preserve">Đã kiểm chứng bằng</w:t>
+            </w:r>
+            <w:r>
+              <w:t xml:space="preserve"> </w:t>
+            </w:r>
+            <w:r>
+              <w:rPr>
+                <w:rStyle w:val="VerbatimChar"/>
+              </w:rPr>
+              <w:t xml:space="preserve">services/api/tests/documents/test_issuance_download.py</w:t>
+            </w:r>
+            <w:r>
+              <w:t xml:space="preserve">: tài liệu ảnh tải về mang đuôi</w:t>
+            </w:r>
+            <w:r>
+              <w:t xml:space="preserve"> </w:t>
+            </w:r>
+            <w:r>
+              <w:rPr>
+                <w:rStyle w:val="VerbatimChar"/>
+              </w:rPr>
+              <w:t xml:space="preserve">.png</w:t>
+            </w:r>
+            <w:r>
+              <w:t xml:space="preserve"> </w:t>
+            </w:r>
+            <w:r>
+              <w:t xml:space="preserve">và tên ASCII đọc được. Trước đó đuôi bị cố định</w:t>
             </w:r>
             <w:r>
               <w:t xml:space="preserve"> </w:t>
@@ -23383,95 +23557,7 @@
               <w:t xml:space="preserve"> </w:t>
             </w:r>
             <w:r>
-              <w:t xml:space="preserve">trên bản đang chạy</w:t>
-            </w:r>
-          </w:p>
-        </w:tc>
-        <w:tc>
-          <w:tcPr/>
-          <w:p>
-            <w:pPr>
-              <w:pStyle w:val="Compact"/>
-              <w:spacing w:before="40" w:after="40" w:line="240" w:lineRule="auto"/>
-              <w:jc w:val="left"/>
-            </w:pPr>
-            <w:r>
-              <w:rPr>
-                <w:i/>
-                <w:iCs/>
-              </w:rPr>
-              <w:t xml:space="preserve">Giới hạn đã nhận diện</w:t>
-            </w:r>
-          </w:p>
-        </w:tc>
-        <w:tc>
-          <w:tcPr/>
-          <w:p>
-            <w:pPr>
-              <w:pStyle w:val="Compact"/>
-              <w:jc w:val="left"/>
-              <w:spacing w:before="40" w:after="40" w:line="240" w:lineRule="auto"/>
-            </w:pPr>
-            <w:r>
-              <w:rPr>
-                <w:rStyle w:val="VerbatimChar"/>
-              </w:rPr>
-              <w:t xml:space="preserve">services/api/splitbind/demo/worker.py: L123</w:t>
-            </w:r>
-            <w:r>
-              <w:t xml:space="preserve"> </w:t>
-            </w:r>
-            <w:r>
-              <w:t xml:space="preserve">và ràng buộc hợp lệ trong</w:t>
-            </w:r>
-            <w:r>
-              <w:t xml:space="preserve"> </w:t>
-            </w:r>
-            <w:r>
-              <w:rPr>
-                <w:rStyle w:val="VerbatimChar"/>
-              </w:rPr>
-              <w:t xml:space="preserve">services/api/splitbind/demo/models.py: L261-L265</w:t>
-            </w:r>
-            <w:r>
-              <w:t xml:space="preserve"> </w:t>
-            </w:r>
-            <w:r>
-              <w:t xml:space="preserve">tại commit</w:t>
-            </w:r>
-            <w:r>
-              <w:t xml:space="preserve"> </w:t>
-            </w:r>
-            <w:r>
-              <w:rPr>
-                <w:rStyle w:val="VerbatimChar"/>
-              </w:rPr>
-              <w:t xml:space="preserve">afbbb46</w:t>
-            </w:r>
-            <w:r>
-              <w:t xml:space="preserve">, chính là commit dựng nên ảnh chứa ghi trong</w:t>
-            </w:r>
-            <w:r>
-              <w:t xml:space="preserve"> </w:t>
-            </w:r>
-            <w:r>
-              <w:rPr>
-                <w:rStyle w:val="VerbatimChar"/>
-              </w:rPr>
-              <w:t xml:space="preserve">release-images.env</w:t>
-            </w:r>
-          </w:p>
-        </w:tc>
-        <w:tc>
-          <w:tcPr/>
-          <w:p>
-            <w:pPr>
-              <w:pStyle w:val="Compact"/>
-              <w:spacing w:before="40" w:after="40" w:line="240" w:lineRule="auto"/>
-              <w:jc w:val="left"/>
-            </w:pPr>
-            <w:r>
-              <w:t xml:space="preserve">Đã kiểm chứng bằng cách đọc mã tại đúng commit đã phát hành; bản vá suy ra đuôi theo kiểu nội dung đã có trong mã nguồn nhưng chưa được đóng gói phát hành.</w:t>
+              <w:t xml:space="preserve">ở hai nơi nên hai lỗi triệt tiêu nhau và mọi kiểm tra nội bộ đều xanh.</w:t>
             </w:r>
           </w:p>
         </w:tc>

--- a/docs/project/Nhom9_TruyVetToanVenVanBan.docx
+++ b/docs/project/Nhom9_TruyVetToanVenVanBan.docx
@@ -20088,14 +20088,14 @@
       <w:r>
         <w:drawing>
           <wp:inline>
-            <wp:extent cx="5575300" cy="4647535"/>
+            <wp:extent cx="5575300" cy="3075505"/>
             <wp:effectExtent b="0" l="0" r="0" t="0"/>
             <wp:docPr descr="" title="" id="82" name="Picture"/>
             <a:graphic>
               <a:graphicData uri="http://schemas.openxmlformats.org/drawingml/2006/picture">
                 <pic:pic>
                   <pic:nvPicPr>
-                    <pic:cNvPr descr="report-assets/ui-cap-phat.png" id="83" name="Picture"/>
+                    <pic:cNvPr descr="report-assets/figures/ui-issuance-result.png" id="83" name="Picture"/>
                     <pic:cNvPicPr>
                       <a:picLocks noChangeArrowheads="1" noChangeAspect="1"/>
                     </pic:cNvPicPr>
@@ -20109,7 +20109,7 @@
                   <pic:spPr bwMode="auto">
                     <a:xfrm>
                       <a:off x="0" y="0"/>
-                      <a:ext cx="5575300" cy="4647535"/>
+                      <a:ext cx="5575300" cy="3075505"/>
                     </a:xfrm>
                     <a:prstGeom prst="rect">
                       <a:avLst/>
@@ -20153,14 +20153,14 @@
       <w:r>
         <w:drawing>
           <wp:inline>
-            <wp:extent cx="5575300" cy="4760783"/>
+            <wp:extent cx="5575300" cy="3075505"/>
             <wp:effectExtent b="0" l="0" r="0" t="0"/>
             <wp:docPr descr="" title="" id="85" name="Picture"/>
             <a:graphic>
               <a:graphicData uri="http://schemas.openxmlformats.org/drawingml/2006/picture">
                 <pic:pic>
                   <pic:nvPicPr>
-                    <pic:cNvPr descr="report-assets/ui-xac-minh-khop.png" id="86" name="Picture"/>
+                    <pic:cNvPr descr="report-assets/figures/ui-verification-match.png" id="86" name="Picture"/>
                     <pic:cNvPicPr>
                       <a:picLocks noChangeArrowheads="1" noChangeAspect="1"/>
                     </pic:cNvPicPr>
@@ -20174,7 +20174,7 @@
                   <pic:spPr bwMode="auto">
                     <a:xfrm>
                       <a:off x="0" y="0"/>
-                      <a:ext cx="5575300" cy="4760783"/>
+                      <a:ext cx="5575300" cy="3075505"/>
                     </a:xfrm>
                     <a:prstGeom prst="rect">
                       <a:avLst/>
@@ -20218,14 +20218,14 @@
       <w:r>
         <w:drawing>
           <wp:inline>
-            <wp:extent cx="5575300" cy="3070770"/>
+            <wp:extent cx="5575300" cy="3075505"/>
             <wp:effectExtent b="0" l="0" r="0" t="0"/>
             <wp:docPr descr="" title="" id="88" name="Picture"/>
             <a:graphic>
               <a:graphicData uri="http://schemas.openxmlformats.org/drawingml/2006/picture">
                 <pic:pic>
                   <pic:nvPicPr>
-                    <pic:cNvPr descr="report-assets/ui-xac-minh-khong-khop.png" id="89" name="Picture"/>
+                    <pic:cNvPr descr="report-assets/figures/ui-verification-no-match.png" id="89" name="Picture"/>
                     <pic:cNvPicPr>
                       <a:picLocks noChangeArrowheads="1" noChangeAspect="1"/>
                     </pic:cNvPicPr>
@@ -20239,7 +20239,7 @@
                   <pic:spPr bwMode="auto">
                     <a:xfrm>
                       <a:off x="0" y="0"/>
-                      <a:ext cx="5575300" cy="3070770"/>
+                      <a:ext cx="5575300" cy="3075505"/>
                     </a:xfrm>
                     <a:prstGeom prst="rect">
                       <a:avLst/>
@@ -20290,7 +20290,7 @@
               <a:graphicData uri="http://schemas.openxmlformats.org/drawingml/2006/picture">
                 <pic:pic>
                   <pic:nvPicPr>
-                    <pic:cNvPr descr="report-assets/bieu-do-v1-v3.png" id="92" name="Picture"/>
+                    <pic:cNvPr descr="report-assets/figures/chart-v1-vs-v3.png" id="92" name="Picture"/>
                     <pic:cNvPicPr>
                       <a:picLocks noChangeArrowheads="1" noChangeAspect="1"/>
                     </pic:cNvPicPr>
@@ -20355,7 +20355,7 @@
               <a:graphicData uri="http://schemas.openxmlformats.org/drawingml/2006/picture">
                 <pic:pic>
                   <pic:nvPicPr>
-                    <pic:cNvPr descr="report-assets/bieu-do-phong-bi-tan-cong.png" id="95" name="Picture"/>
+                    <pic:cNvPr descr="report-assets/figures/chart-attack-envelope.png" id="95" name="Picture"/>
                     <pic:cNvPicPr>
                       <a:picLocks noChangeArrowheads="1" noChangeAspect="1"/>
                     </pic:cNvPicPr>
@@ -20420,7 +20420,7 @@
               <a:graphicData uri="http://schemas.openxmlformats.org/drawingml/2006/picture">
                 <pic:pic>
                   <pic:nvPicPr>
-                    <pic:cNvPr descr="report-assets/bieu-do-boc-vien.png" id="98" name="Picture"/>
+                    <pic:cNvPr descr="report-assets/figures/chart-frame-restore.png" id="98" name="Picture"/>
                     <pic:cNvPicPr>
                       <a:picLocks noChangeArrowheads="1" noChangeAspect="1"/>
                     </pic:cNvPicPr>

--- a/docs/project/Nhom9_TruyVetToanVenVanBan.docx
+++ b/docs/project/Nhom9_TruyVetToanVenVanBan.docx
@@ -2608,7 +2608,7 @@
               <w:jc w:val="left"/>
             </w:pPr>
             <w:r>
-              <w:t xml:space="preserve">Tỉ lệ giải mã của thế hệ V1 và V3 trên cùng hợp đồng corpus, cùng định nghĩa cổng</w:t>
+              <w:t xml:space="preserve">Truy nguồn bằng thủy vân khi mã băm không khớp: hệ thống báo hai giá trị mã băm khác nhau nhưng vẫn chỉ đúng bản cấp phát gốc</w:t>
             </w:r>
           </w:p>
         </w:tc>
@@ -2636,7 +2636,7 @@
               <w:jc w:val="left"/>
             </w:pPr>
             <w:r>
-              <w:t xml:space="preserve">Tỉ lệ truy vết của 13 phép biến đổi, phân theo ba lớp nguyên nhân thất bại</w:t>
+              <w:t xml:space="preserve">Tỉ lệ giải mã của thế hệ V1 và V3 trên cùng hợp đồng corpus, cùng định nghĩa cổng</w:t>
             </w:r>
           </w:p>
         </w:tc>
@@ -2652,6 +2652,34 @@
             </w:pPr>
             <w:r>
               <w:t xml:space="preserve">Hình 4.6</w:t>
+            </w:r>
+          </w:p>
+        </w:tc>
+        <w:tc>
+          <w:tcPr/>
+          <w:p>
+            <w:pPr>
+              <w:pStyle w:val="Compact"/>
+              <w:spacing w:before="40" w:after="40" w:line="240" w:lineRule="auto"/>
+              <w:jc w:val="left"/>
+            </w:pPr>
+            <w:r>
+              <w:t xml:space="preserve">Tỉ lệ truy vết của 13 phép biến đổi, phân theo ba lớp nguyên nhân thất bại</w:t>
+            </w:r>
+          </w:p>
+        </w:tc>
+      </w:tr>
+      <w:tr>
+        <w:tc>
+          <w:tcPr/>
+          <w:p>
+            <w:pPr>
+              <w:pStyle w:val="Compact"/>
+              <w:spacing w:before="40" w:after="40" w:line="240" w:lineRule="auto"/>
+              <w:jc w:val="left"/>
+            </w:pPr>
+            <w:r>
+              <w:t xml:space="preserve">Hình 4.7</w:t>
             </w:r>
           </w:p>
         </w:tc>
@@ -9551,7 +9579,7 @@
     <w:bookmarkEnd w:id="42"/>
     <w:bookmarkEnd w:id="43"/>
     <w:bookmarkEnd w:id="44"/>
-    <w:bookmarkStart w:id="100" w:name="Xb297e3692f84b61040461c0c6cd6e5cda68fdf8"/>
+    <w:bookmarkStart w:id="104" w:name="Xb297e3692f84b61040461c0c6cd6e5cda68fdf8"/>
     <w:p>
       <w:pPr>
         <w:pStyle w:val="Heading1"/>
@@ -10170,7 +10198,7 @@
     </w:p>
     <w:bookmarkEnd w:id="46"/>
     <w:bookmarkEnd w:id="47"/>
-    <w:bookmarkStart w:id="72" w:name="kết-quả-thực-nghiệm"/>
+    <w:bookmarkStart w:id="73" w:name="kết-quả-thực-nghiệm"/>
     <w:p>
       <w:pPr>
         <w:pStyle w:val="Heading2"/>
@@ -16373,7 +16401,7 @@
     </w:p>
     <w:bookmarkEnd w:id="63"/>
     <w:bookmarkEnd w:id="64"/>
-    <w:bookmarkStart w:id="71" w:name="X9fccd92c0f52e5828292b86304e7c139141d68d"/>
+    <w:bookmarkStart w:id="72" w:name="X9fccd92c0f52e5828292b86304e7c139141d68d"/>
     <w:p>
       <w:pPr>
         <w:pStyle w:val="Heading3"/>
@@ -17442,7 +17470,7 @@
       </w:r>
     </w:p>
     <w:bookmarkEnd w:id="68"/>
-    <w:bookmarkStart w:id="69" w:name="X788da3ed54b1e659ca9bd711fa89af9276dfa45"/>
+    <w:bookmarkStart w:id="70" w:name="X788da3ed54b1e659ca9bd711fa89af9276dfa45"/>
     <w:p>
       <w:pPr>
         <w:pStyle w:val="Heading4"/>
@@ -17588,22 +17616,272 @@
         <w:t xml:space="preserve">và đúng mã hồ sơ.</w:t>
       </w:r>
     </w:p>
+    <w:bookmarkStart w:id="69" w:name="X0d6ae8ca3fbc082c66e54ed709cf933d73bf6cd"/>
+    <w:p>
+      <w:pPr>
+        <w:pStyle w:val="Heading5"/>
+      </w:pPr>
+      <w:r>
+        <w:t xml:space="preserve">Ba phép thử qua đúng giao diện người dùng, ngày 14/09/2026</w:t>
+      </w:r>
+    </w:p>
     <w:p>
       <w:pPr>
         <w:pStyle w:val="FirstParagraph"/>
-        <w:jc w:val="left"/>
       </w:pPr>
       <w:r>
         <w:rPr>
           <w:i/>
           <w:iCs/>
         </w:rPr>
+        <w:t xml:space="preserve">Số liệu đo thực nghiệm</w:t>
+      </w:r>
+      <w:r>
+        <w:t xml:space="preserve"> </w:t>
+      </w:r>
+      <w:r>
+        <w:t xml:space="preserve">Phép kiểm vừa nêu gọi thẳng hàm bên trong container. Để biết đường đi thật của sản phẩm có hoạt động không, nhóm chạy thêm ba phép thử qua đúng giao diện web, với một ảnh tài liệu mẫu 1400 x 900 do nhóm dựng, cấp phát trên chính hệ thống đang chạy rồi biến đổi và đem xác minh lại.</w:t>
+      </w:r>
+    </w:p>
+    <w:tbl>
+      <w:tblPr>
+        <w:tblStyle w:val="Table"/>
+        <w:tblW w:type="pct" w:w="5000"/>
+        <w:tblLayout w:type="fixed"/>
+        <w:tblLook w:firstRow="1" w:lastRow="0" w:firstColumn="0" w:lastColumn="0" w:noHBand="0" w:noVBand="0" w:val="0020"/>
+      </w:tblPr>
+      <w:tblGrid>
+        <w:gridCol w:w="2640"/>
+        <w:gridCol w:w="2640"/>
+        <w:gridCol w:w="2640"/>
+      </w:tblGrid>
+      <w:tr>
+        <w:trPr>
+          <w:tblHeader w:val="on"/>
+        </w:trPr>
+        <w:tc>
+          <w:tcPr/>
+          <w:p>
+            <w:pPr>
+              <w:pStyle w:val="Compact"/>
+              <w:spacing w:before="40" w:after="40" w:line="240" w:lineRule="auto"/>
+              <w:jc w:val="left"/>
+            </w:pPr>
+            <w:r>
+              <w:t xml:space="preserve">Tệp đem xác minh</w:t>
+            </w:r>
+          </w:p>
+        </w:tc>
+        <w:tc>
+          <w:tcPr/>
+          <w:p>
+            <w:pPr>
+              <w:pStyle w:val="Compact"/>
+              <w:spacing w:before="40" w:after="40" w:line="240" w:lineRule="auto"/>
+              <w:jc w:val="left"/>
+            </w:pPr>
+            <w:r>
+              <w:t xml:space="preserve">Mã băm</w:t>
+            </w:r>
+          </w:p>
+        </w:tc>
+        <w:tc>
+          <w:tcPr/>
+          <w:p>
+            <w:pPr>
+              <w:pStyle w:val="Compact"/>
+              <w:spacing w:before="40" w:after="40" w:line="240" w:lineRule="auto"/>
+              <w:jc w:val="left"/>
+            </w:pPr>
+            <w:r>
+              <w:t xml:space="preserve">Kết quả</w:t>
+            </w:r>
+          </w:p>
+        </w:tc>
+      </w:tr>
+      <w:tr>
+        <w:tc>
+          <w:tcPr/>
+          <w:p>
+            <w:pPr>
+              <w:pStyle w:val="Compact"/>
+              <w:spacing w:before="40" w:after="40" w:line="240" w:lineRule="auto"/>
+              <w:jc w:val="left"/>
+            </w:pPr>
+            <w:r>
+              <w:t xml:space="preserve">Mã hoá lại PNG, điểm ảnh giữ nguyên từng pixel</w:t>
+            </w:r>
+          </w:p>
+        </w:tc>
+        <w:tc>
+          <w:tcPr/>
+          <w:p>
+            <w:pPr>
+              <w:pStyle w:val="Compact"/>
+              <w:spacing w:before="40" w:after="40" w:line="240" w:lineRule="auto"/>
+              <w:jc w:val="left"/>
+            </w:pPr>
+            <w:r>
+              <w:t xml:space="preserve">khác bản gốc</w:t>
+            </w:r>
+          </w:p>
+        </w:tc>
+        <w:tc>
+          <w:tcPr/>
+          <w:p>
+            <w:pPr>
+              <w:pStyle w:val="Compact"/>
+              <w:spacing w:before="40" w:after="40" w:line="240" w:lineRule="auto"/>
+              <w:jc w:val="left"/>
+            </w:pPr>
+            <w:r>
+              <w:t xml:space="preserve">Truy được nguồn, chỉ đúng mã hồ sơ cấp phát</w:t>
+            </w:r>
+          </w:p>
+        </w:tc>
+      </w:tr>
+      <w:tr>
+        <w:tc>
+          <w:tcPr/>
+          <w:p>
+            <w:pPr>
+              <w:pStyle w:val="Compact"/>
+              <w:spacing w:before="40" w:after="40" w:line="240" w:lineRule="auto"/>
+              <w:jc w:val="left"/>
+            </w:pPr>
+            <w:r>
+              <w:t xml:space="preserve">Nén JPEG chất lượng 70, kích thước giữ nguyên</w:t>
+            </w:r>
+          </w:p>
+        </w:tc>
+        <w:tc>
+          <w:tcPr/>
+          <w:p>
+            <w:pPr>
+              <w:pStyle w:val="Compact"/>
+              <w:spacing w:before="40" w:after="40" w:line="240" w:lineRule="auto"/>
+              <w:jc w:val="left"/>
+            </w:pPr>
+            <w:r>
+              <w:t xml:space="preserve">khác bản gốc</w:t>
+            </w:r>
+          </w:p>
+        </w:tc>
+        <w:tc>
+          <w:tcPr/>
+          <w:p>
+            <w:pPr>
+              <w:pStyle w:val="Compact"/>
+              <w:spacing w:before="40" w:after="40" w:line="240" w:lineRule="auto"/>
+              <w:jc w:val="left"/>
+            </w:pPr>
+            <w:r>
+              <w:t xml:space="preserve">Không truy được nguồn</w:t>
+            </w:r>
+          </w:p>
+        </w:tc>
+      </w:tr>
+      <w:tr>
+        <w:tc>
+          <w:tcPr/>
+          <w:p>
+            <w:pPr>
+              <w:pStyle w:val="Compact"/>
+              <w:spacing w:before="40" w:after="40" w:line="240" w:lineRule="auto"/>
+              <w:jc w:val="left"/>
+            </w:pPr>
+            <w:r>
+              <w:t xml:space="preserve">Thu nhỏ 0.75 rồi nén JPEG chất lượng 70</w:t>
+            </w:r>
+          </w:p>
+        </w:tc>
+        <w:tc>
+          <w:tcPr/>
+          <w:p>
+            <w:pPr>
+              <w:pStyle w:val="Compact"/>
+              <w:spacing w:before="40" w:after="40" w:line="240" w:lineRule="auto"/>
+              <w:jc w:val="left"/>
+            </w:pPr>
+            <w:r>
+              <w:t xml:space="preserve">khác bản gốc</w:t>
+            </w:r>
+          </w:p>
+        </w:tc>
+        <w:tc>
+          <w:tcPr/>
+          <w:p>
+            <w:pPr>
+              <w:pStyle w:val="Compact"/>
+              <w:spacing w:before="40" w:after="40" w:line="240" w:lineRule="auto"/>
+              <w:jc w:val="left"/>
+            </w:pPr>
+            <w:r>
+              <w:t xml:space="preserve">Không truy được nguồn</w:t>
+            </w:r>
+          </w:p>
+        </w:tc>
+      </w:tr>
+    </w:tbl>
+    <w:p>
+      <w:pPr>
+        <w:pStyle w:val="BodyText"/>
+      </w:pPr>
+      <w:r>
+        <w:t xml:space="preserve">Hàng thứ nhất là điều đáng nói nhất và là nội dung của Hình 4.4: mã băm của tệp đem xác minh khác hẳn mã băm đã ký, giao diện ghi rõ</w:t>
+      </w:r>
+      <w:r>
+        <w:t xml:space="preserve"> </w:t>
+      </w:r>
+      <w:r>
+        <w:t xml:space="preserve">“hai giá trị khác nhau”</w:t>
+      </w:r>
+      <w:r>
+        <w:t xml:space="preserve">, vậy mà hệ thống vẫn chỉ ra đúng bản cấp phát đã sinh ra tệp đó. Kết luận ấy chỉ có thể đến từ thủy vân, vì mọi đường đối chiếu theo mã băm đều đã thất bại. Đây là bằng chứng trực tiếp rằng chuỗi cấp phát, nhúng, lưu trữ, giải mã và tra cứu hồ sơ chạy thông suốt trên môi trường thật, chứ không chỉ trong phòng thí nghiệm.</w:t>
+      </w:r>
+    </w:p>
+    <w:p>
+      <w:pPr>
+        <w:pStyle w:val="BodyText"/>
+      </w:pPr>
+      <w:r>
+        <w:t xml:space="preserve">Hai hàng còn lại trượt, và phải đọc chúng cho đúng. Chúng không chứng minh đường đi của sản phẩm bị hỏng, vì hàng thứ nhất đã chứng minh ngược lại trên cùng một tệp, cùng một phiên. Chúng cho thấy tín hiệu bị mất khi nén, trên đúng loại vật mang mà Mục 4.2.3.3 đã chỉ ra là khó nhất: ảnh mẫu của phép thử này gần như toàn nền phẳng và mảng màu trơn, tức ít kết cấu để giấu tín hiệu. Số liệu benchmark 9/12 trước JPEG-70 ở Mục 4.2.1.1 được đo trên corpus trang tài liệu render từ PDF thật, nhiều kết cấu hơn hẳn, nên hai con số không mâu thuẫn mà mô tả hai vật mang khác nhau.</w:t>
+      </w:r>
+    </w:p>
+    <w:p>
+      <w:pPr>
+        <w:pStyle w:val="BodyText"/>
+      </w:pPr>
+      <w:r>
+        <w:rPr>
+          <w:i/>
+          <w:iCs/>
+        </w:rPr>
         <w:t xml:space="preserve">Giới hạn đã nhận diện</w:t>
       </w:r>
       <w:r>
         <w:t xml:space="preserve"> </w:t>
       </w:r>
       <w:r>
+        <w:t xml:space="preserve">Điều trung thực phải nói kèm: ba phép thử là quá ít để rút ra tỉ lệ, và nhóm không trình bày chúng như một phép đo độ bền. Chúng trả lời một câu hỏi hẹp hơn và rõ hơn, là đường đi thật của sản phẩm có truy được nguồn khi mã băm không khớp hay không. Câu trả lời là có.</w:t>
+      </w:r>
+    </w:p>
+    <w:p>
+      <w:pPr>
+        <w:pStyle w:val="BodyText"/>
+        <w:jc w:val="left"/>
+      </w:pPr>
+      <w:r>
+        <w:rPr>
+          <w:i/>
+          <w:iCs/>
+        </w:rPr>
+        <w:t xml:space="preserve">Giới hạn đã nhận diện</w:t>
+      </w:r>
+      <w:r>
+        <w:t xml:space="preserve"> </w:t>
+      </w:r>
+      <w:r>
         <w:t xml:space="preserve">Mọi kết quả truy vết vẫn mang nhãn giới hạn</w:t>
       </w:r>
       <w:r>
@@ -17623,7 +17901,8 @@
       </w:r>
     </w:p>
     <w:bookmarkEnd w:id="69"/>
-    <w:bookmarkStart w:id="70" w:name="phần-nào-của-mục-4.2.3-bị-hiệu-chỉnh"/>
+    <w:bookmarkEnd w:id="70"/>
+    <w:bookmarkStart w:id="71" w:name="phần-nào-của-mục-4.2.3-bị-hiệu-chỉnh"/>
     <w:p>
       <w:pPr>
         <w:pStyle w:val="Heading4"/>
@@ -17745,10 +18024,10 @@
         <w:t xml:space="preserve">. Nên in cả hai vế của phân biệt đó từ sớm.</w:t>
       </w:r>
     </w:p>
-    <w:bookmarkEnd w:id="70"/>
     <w:bookmarkEnd w:id="71"/>
     <w:bookmarkEnd w:id="72"/>
-    <w:bookmarkStart w:id="80" w:name="Xd10a6691ac2b0db7535ed8552e88863d8a3547c"/>
+    <w:bookmarkEnd w:id="73"/>
+    <w:bookmarkStart w:id="81" w:name="Xd10a6691ac2b0db7535ed8552e88863d8a3547c"/>
     <w:p>
       <w:pPr>
         <w:pStyle w:val="Heading2"/>
@@ -17777,7 +18056,7 @@
         <w:t xml:space="preserve">một hệ thống. Phần này là đóng góp đề xuất của nhóm: một chẩn đoán nguyên nhân gốc dựa trên số đo, một phép kiểm chứng đã thực hiện, và kiến trúc V4 rút ra từ đó.</w:t>
       </w:r>
     </w:p>
-    <w:bookmarkStart w:id="73" w:name="X0651d2b7cd31d31794fed8f37ddbb746a11fa57"/>
+    <w:bookmarkStart w:id="74" w:name="X0651d2b7cd31d31794fed8f37ddbb746a11fa57"/>
     <w:p>
       <w:pPr>
         <w:pStyle w:val="Heading3"/>
@@ -17918,8 +18197,8 @@
         <w:t xml:space="preserve">Ngoài ba trường hợp đó, bộ giải mã không sinh được giả thuyết hình học nào, nên tầng payload không bao giờ được chạy tới - bất kể vật mang mạnh đến đâu.</w:t>
       </w:r>
     </w:p>
-    <w:bookmarkEnd w:id="73"/>
-    <w:bookmarkStart w:id="75" w:name="X8a123a0c5c0d87d3b402adff01804f1a478ef59"/>
+    <w:bookmarkEnd w:id="74"/>
+    <w:bookmarkStart w:id="76" w:name="X8a123a0c5c0d87d3b402adff01804f1a478ef59"/>
     <w:p>
       <w:pPr>
         <w:pStyle w:val="Heading3"/>
@@ -18916,7 +19195,7 @@
         <w:t xml:space="preserve">, và không giải thích được bằng cường độ tín hiệu, vì crop 0.10 bỏ đi ít hơn.</w:t>
       </w:r>
     </w:p>
-    <w:bookmarkStart w:id="74" w:name="ba-lớp-thất-bại-khác-nhau-không-phải-một"/>
+    <w:bookmarkStart w:id="75" w:name="ba-lớp-thất-bại-khác-nhau-không-phải-một"/>
     <w:p>
       <w:pPr>
         <w:pStyle w:val="Heading4"/>
@@ -19392,9 +19671,9 @@
         <w:t xml:space="preserve">vì nó chưa từng tạo ra ứng viên nào.</w:t>
       </w:r>
     </w:p>
-    <w:bookmarkEnd w:id="74"/>
     <w:bookmarkEnd w:id="75"/>
-    <w:bookmarkStart w:id="76" w:name="X8b6fa059180ad2c2d1dbd76e4db9031a5e35620"/>
+    <w:bookmarkEnd w:id="76"/>
+    <w:bookmarkStart w:id="77" w:name="X8b6fa059180ad2c2d1dbd76e4db9031a5e35620"/>
     <w:p>
       <w:pPr>
         <w:pStyle w:val="Heading3"/>
@@ -19739,8 +20018,8 @@
         <w:t xml:space="preserve">nghĩa là đã căn được trang và tín hiệu đã mất.</w:t>
       </w:r>
     </w:p>
-    <w:bookmarkEnd w:id="76"/>
-    <w:bookmarkStart w:id="77" w:name="kiến-trúc-v4-đề-xuất"/>
+    <w:bookmarkEnd w:id="77"/>
+    <w:bookmarkStart w:id="78" w:name="kiến-trúc-v4-đề-xuất"/>
     <w:p>
       <w:pPr>
         <w:pStyle w:val="Heading3"/>
@@ -19888,8 +20167,8 @@
         <w:t xml:space="preserve">hỏng bên trong một phép biến đổi mà bộ giải mã đã hoàn tác được - hiệu ứng thứ cấp thật, nhưng không phải nguyên nhân của các thất bại diện rộng.</w:t>
       </w:r>
     </w:p>
-    <w:bookmarkEnd w:id="77"/>
-    <w:bookmarkStart w:id="78" w:name="cái-gì-kiến-trúc-này-không-sửa-được"/>
+    <w:bookmarkEnd w:id="78"/>
+    <w:bookmarkStart w:id="79" w:name="cái-gì-kiến-trúc-này-không-sửa-được"/>
     <w:p>
       <w:pPr>
         <w:pStyle w:val="Heading3"/>
@@ -19998,8 +20277,8 @@
         <w:t xml:space="preserve">, và khác pre-gate ở cách dẫn xuất RNG tấn công cùng việc cấp mẫu đồng bộ ORB cho bộ giải mã. Không được trộn với Mục 4.2.1, và không được trình bày như năng lực đã phát hành. Từ 12/09/2026 production có bật đường ống nhúng và giải thủy vân. Mục 4.2.3 ghi lại kết quả âm tính ban đầu, còn Mục 4.2.4 ghi lại trạng thái sau khi sửa nguyên nhân gốc; kết luận chắc chắn trả cho người dùng vẫn dựa trên đối chiếu tệp chính xác và chữ ký, còn kết quả truy vết luôn kèm nhãn giới hạn.</w:t>
       </w:r>
     </w:p>
-    <w:bookmarkEnd w:id="78"/>
-    <w:bookmarkStart w:id="79" w:name="vì-sao-chẩn-đoán-này-có-được"/>
+    <w:bookmarkEnd w:id="79"/>
+    <w:bookmarkStart w:id="80" w:name="vì-sao-chẩn-đoán-này-có-được"/>
     <w:p>
       <w:pPr>
         <w:pStyle w:val="Heading3"/>
@@ -20062,9 +20341,9 @@
         <w:t xml:space="preserve">để đo; corpus khoá theo hash làm phép so sánh có kiểm soát. Một dự án ghi chép cẩu thả sẽ không để lại gì để kiểm toán.</w:t>
       </w:r>
     </w:p>
-    <w:bookmarkEnd w:id="79"/>
     <w:bookmarkEnd w:id="80"/>
-    <w:bookmarkStart w:id="99" w:name="Xaf1d942a1a2086cdefa816c1d6be02e8e263868"/>
+    <w:bookmarkEnd w:id="81"/>
+    <w:bookmarkStart w:id="103" w:name="Xaf1d942a1a2086cdefa816c1d6be02e8e263868"/>
     <w:p>
       <w:pPr>
         <w:pStyle w:val="Heading2"/>
@@ -20090,18 +20369,18 @@
           <wp:inline>
             <wp:extent cx="5575300" cy="3075505"/>
             <wp:effectExtent b="0" l="0" r="0" t="0"/>
-            <wp:docPr descr="" title="" id="82" name="Picture"/>
+            <wp:docPr descr="" title="" id="83" name="Picture"/>
             <a:graphic>
               <a:graphicData uri="http://schemas.openxmlformats.org/drawingml/2006/picture">
                 <pic:pic>
                   <pic:nvPicPr>
-                    <pic:cNvPr descr="report-assets/figures/ui-issuance-result.png" id="83" name="Picture"/>
+                    <pic:cNvPr descr="report-assets/figures/ui-issuance-result.png" id="84" name="Picture"/>
                     <pic:cNvPicPr>
                       <a:picLocks noChangeArrowheads="1" noChangeAspect="1"/>
                     </pic:cNvPicPr>
                   </pic:nvPicPr>
                   <pic:blipFill>
-                    <a:blip r:embed="rId81"/>
+                    <a:blip r:embed="rId82"/>
                     <a:stretch>
                       <a:fillRect/>
                     </a:stretch>
@@ -20155,18 +20434,18 @@
           <wp:inline>
             <wp:extent cx="5575300" cy="3075505"/>
             <wp:effectExtent b="0" l="0" r="0" t="0"/>
-            <wp:docPr descr="" title="" id="85" name="Picture"/>
+            <wp:docPr descr="" title="" id="86" name="Picture"/>
             <a:graphic>
               <a:graphicData uri="http://schemas.openxmlformats.org/drawingml/2006/picture">
                 <pic:pic>
                   <pic:nvPicPr>
-                    <pic:cNvPr descr="report-assets/figures/ui-verification-match.png" id="86" name="Picture"/>
+                    <pic:cNvPr descr="report-assets/figures/ui-verification-match.png" id="87" name="Picture"/>
                     <pic:cNvPicPr>
                       <a:picLocks noChangeArrowheads="1" noChangeAspect="1"/>
                     </pic:cNvPicPr>
                   </pic:nvPicPr>
                   <pic:blipFill>
-                    <a:blip r:embed="rId84"/>
+                    <a:blip r:embed="rId85"/>
                     <a:stretch>
                       <a:fillRect/>
                     </a:stretch>
@@ -20220,18 +20499,18 @@
           <wp:inline>
             <wp:extent cx="5575300" cy="3075505"/>
             <wp:effectExtent b="0" l="0" r="0" t="0"/>
-            <wp:docPr descr="" title="" id="88" name="Picture"/>
+            <wp:docPr descr="" title="" id="89" name="Picture"/>
             <a:graphic>
               <a:graphicData uri="http://schemas.openxmlformats.org/drawingml/2006/picture">
                 <pic:pic>
                   <pic:nvPicPr>
-                    <pic:cNvPr descr="report-assets/figures/ui-verification-no-match.png" id="89" name="Picture"/>
+                    <pic:cNvPr descr="report-assets/figures/ui-verification-no-match.png" id="90" name="Picture"/>
                     <pic:cNvPicPr>
                       <a:picLocks noChangeArrowheads="1" noChangeAspect="1"/>
                     </pic:cNvPicPr>
                   </pic:nvPicPr>
                   <pic:blipFill>
-                    <a:blip r:embed="rId87"/>
+                    <a:blip r:embed="rId88"/>
                     <a:stretch>
                       <a:fillRect/>
                     </a:stretch>
@@ -20283,20 +20562,85 @@
       <w:r>
         <w:drawing>
           <wp:inline>
-            <wp:extent cx="4973052" cy="2720282"/>
+            <wp:extent cx="5575300" cy="3261317"/>
             <wp:effectExtent b="0" l="0" r="0" t="0"/>
-            <wp:docPr descr="" title="" id="91" name="Picture"/>
+            <wp:docPr descr="" title="" id="92" name="Picture"/>
             <a:graphic>
               <a:graphicData uri="http://schemas.openxmlformats.org/drawingml/2006/picture">
                 <pic:pic>
                   <pic:nvPicPr>
-                    <pic:cNvPr descr="report-assets/figures/chart-v1-vs-v3.png" id="92" name="Picture"/>
+                    <pic:cNvPr descr="report-assets/figures/ui-verification-traced.png" id="93" name="Picture"/>
                     <pic:cNvPicPr>
                       <a:picLocks noChangeArrowheads="1" noChangeAspect="1"/>
                     </pic:cNvPicPr>
                   </pic:nvPicPr>
                   <pic:blipFill>
-                    <a:blip r:embed="rId90"/>
+                    <a:blip r:embed="rId91"/>
+                    <a:stretch>
+                      <a:fillRect/>
+                    </a:stretch>
+                  </pic:blipFill>
+                  <pic:spPr bwMode="auto">
+                    <a:xfrm>
+                      <a:off x="0" y="0"/>
+                      <a:ext cx="5575300" cy="3261317"/>
+                    </a:xfrm>
+                    <a:prstGeom prst="rect">
+                      <a:avLst/>
+                    </a:prstGeom>
+                    <a:noFill/>
+                    <a:ln w="9525">
+                      <a:noFill/>
+                      <a:headEnd/>
+                      <a:tailEnd/>
+                    </a:ln>
+                  </pic:spPr>
+                </pic:pic>
+              </a:graphicData>
+            </a:graphic>
+          </wp:inline>
+        </w:drawing>
+      </w:r>
+    </w:p>
+    <w:p>
+      <w:pPr>
+        <w:pStyle w:val="BodyText"/>
+      </w:pPr>
+      <w:r>
+        <w:rPr>
+          <w:b/>
+          <w:bCs/>
+        </w:rPr>
+        <w:t xml:space="preserve">Hình 4.4:</w:t>
+      </w:r>
+      <w:r>
+        <w:t xml:space="preserve"> </w:t>
+      </w:r>
+      <w:r>
+        <w:t xml:space="preserve">Truy nguồn bằng thủy vân khi mã băm không khớp: hệ thống báo hai giá trị mã băm khác nhau nhưng vẫn chỉ đúng bản cấp phát gốc</w:t>
+      </w:r>
+    </w:p>
+    <w:p>
+      <w:pPr>
+        <w:pStyle w:val="BodyText"/>
+      </w:pPr>
+      <w:r>
+        <w:drawing>
+          <wp:inline>
+            <wp:extent cx="4973052" cy="2720282"/>
+            <wp:effectExtent b="0" l="0" r="0" t="0"/>
+            <wp:docPr descr="" title="" id="95" name="Picture"/>
+            <a:graphic>
+              <a:graphicData uri="http://schemas.openxmlformats.org/drawingml/2006/picture">
+                <pic:pic>
+                  <pic:nvPicPr>
+                    <pic:cNvPr descr="report-assets/figures/chart-v1-vs-v3.png" id="96" name="Picture"/>
+                    <pic:cNvPicPr>
+                      <a:picLocks noChangeArrowheads="1" noChangeAspect="1"/>
+                    </pic:cNvPicPr>
+                  </pic:nvPicPr>
+                  <pic:blipFill>
+                    <a:blip r:embed="rId94"/>
                     <a:stretch>
                       <a:fillRect/>
                     </a:stretch>
@@ -20332,7 +20676,7 @@
           <w:b/>
           <w:bCs/>
         </w:rPr>
-        <w:t xml:space="preserve">Hình 4.4:</w:t>
+        <w:t xml:space="preserve">Hình 4.5:</w:t>
       </w:r>
       <w:r>
         <w:t xml:space="preserve"> </w:t>
@@ -20350,18 +20694,18 @@
           <wp:inline>
             <wp:extent cx="5575300" cy="3978727"/>
             <wp:effectExtent b="0" l="0" r="0" t="0"/>
-            <wp:docPr descr="" title="" id="94" name="Picture"/>
+            <wp:docPr descr="" title="" id="98" name="Picture"/>
             <a:graphic>
               <a:graphicData uri="http://schemas.openxmlformats.org/drawingml/2006/picture">
                 <pic:pic>
                   <pic:nvPicPr>
-                    <pic:cNvPr descr="report-assets/figures/chart-attack-envelope.png" id="95" name="Picture"/>
+                    <pic:cNvPr descr="report-assets/figures/chart-attack-envelope.png" id="99" name="Picture"/>
                     <pic:cNvPicPr>
                       <a:picLocks noChangeArrowheads="1" noChangeAspect="1"/>
                     </pic:cNvPicPr>
                   </pic:nvPicPr>
                   <pic:blipFill>
-                    <a:blip r:embed="rId93"/>
+                    <a:blip r:embed="rId97"/>
                     <a:stretch>
                       <a:fillRect/>
                     </a:stretch>
@@ -20397,7 +20741,7 @@
           <w:b/>
           <w:bCs/>
         </w:rPr>
-        <w:t xml:space="preserve">Hình 4.5:</w:t>
+        <w:t xml:space="preserve">Hình 4.6:</w:t>
       </w:r>
       <w:r>
         <w:t xml:space="preserve"> </w:t>
@@ -20415,18 +20759,18 @@
           <wp:inline>
             <wp:extent cx="5367230" cy="2371939"/>
             <wp:effectExtent b="0" l="0" r="0" t="0"/>
-            <wp:docPr descr="" title="" id="97" name="Picture"/>
+            <wp:docPr descr="" title="" id="101" name="Picture"/>
             <a:graphic>
               <a:graphicData uri="http://schemas.openxmlformats.org/drawingml/2006/picture">
                 <pic:pic>
                   <pic:nvPicPr>
-                    <pic:cNvPr descr="report-assets/figures/chart-frame-restore.png" id="98" name="Picture"/>
+                    <pic:cNvPr descr="report-assets/figures/chart-frame-restore.png" id="102" name="Picture"/>
                     <pic:cNvPicPr>
                       <a:picLocks noChangeArrowheads="1" noChangeAspect="1"/>
                     </pic:cNvPicPr>
                   </pic:nvPicPr>
                   <pic:blipFill>
-                    <a:blip r:embed="rId96"/>
+                    <a:blip r:embed="rId100"/>
                     <a:stretch>
                       <a:fillRect/>
                     </a:stretch>
@@ -20462,7 +20806,7 @@
           <w:b/>
           <w:bCs/>
         </w:rPr>
-        <w:t xml:space="preserve">Hình 4.6:</w:t>
+        <w:t xml:space="preserve">Hình 4.7:</w:t>
       </w:r>
       <w:r>
         <w:t xml:space="preserve"> </w:t>
@@ -20476,9 +20820,9 @@
         <w:br w:type="page"/>
       </w:r>
     </w:p>
-    <w:bookmarkEnd w:id="99"/>
-    <w:bookmarkEnd w:id="100"/>
-    <w:bookmarkStart w:id="101" w:name="kết-luận"/>
+    <w:bookmarkEnd w:id="103"/>
+    <w:bookmarkEnd w:id="104"/>
+    <w:bookmarkStart w:id="105" w:name="kết-luận"/>
     <w:p>
       <w:pPr>
         <w:pStyle w:val="Heading1"/>
@@ -20556,8 +20900,8 @@
         <w:br w:type="page"/>
       </w:r>
     </w:p>
-    <w:bookmarkEnd w:id="101"/>
-    <w:bookmarkStart w:id="102" w:name="tài-liệu-tham-khảo"/>
+    <w:bookmarkEnd w:id="105"/>
+    <w:bookmarkStart w:id="106" w:name="tài-liệu-tham-khảo"/>
     <w:p>
       <w:pPr>
         <w:pStyle w:val="Heading1"/>
@@ -21166,8 +21510,8 @@
         <w:br w:type="page"/>
       </w:r>
     </w:p>
-    <w:bookmarkEnd w:id="102"/>
-    <w:bookmarkStart w:id="103" w:name="X8c9d602fdee431516a1a95beedefebdd94fb169"/>
+    <w:bookmarkEnd w:id="106"/>
+    <w:bookmarkStart w:id="107" w:name="X8c9d602fdee431516a1a95beedefebdd94fb169"/>
     <w:p>
       <w:pPr>
         <w:pStyle w:val="Heading1"/>
@@ -23402,6 +23746,116 @@
               <w:jc w:val="left"/>
             </w:pPr>
             <w:r>
+              <w:t xml:space="preserve">Trên hệ thống thật, một tệp có mã băm không khớp vẫn được truy đúng bản cấp phát nhờ thủy vân</w:t>
+            </w:r>
+          </w:p>
+        </w:tc>
+        <w:tc>
+          <w:tcPr/>
+          <w:p>
+            <w:pPr>
+              <w:pStyle w:val="Compact"/>
+              <w:spacing w:before="40" w:after="40" w:line="240" w:lineRule="auto"/>
+              <w:jc w:val="left"/>
+            </w:pPr>
+            <w:r>
+              <w:rPr>
+                <w:i/>
+                <w:iCs/>
+              </w:rPr>
+              <w:t xml:space="preserve">Số liệu đo thực nghiệm</w:t>
+            </w:r>
+            <w:r>
+              <w:t xml:space="preserve"> </w:t>
+            </w:r>
+            <w:r>
+              <w:t xml:space="preserve">và</w:t>
+            </w:r>
+            <w:r>
+              <w:t xml:space="preserve"> </w:t>
+            </w:r>
+            <w:r>
+              <w:rPr>
+                <w:i/>
+                <w:iCs/>
+              </w:rPr>
+              <w:t xml:space="preserve">Đang vận hành trên hệ thống thật</w:t>
+            </w:r>
+          </w:p>
+        </w:tc>
+        <w:tc>
+          <w:tcPr/>
+          <w:p>
+            <w:pPr>
+              <w:pStyle w:val="Compact"/>
+              <w:jc w:val="left"/>
+              <w:spacing w:before="40" w:after="40" w:line="240" w:lineRule="auto"/>
+            </w:pPr>
+            <w:r>
+              <w:t xml:space="preserve">Phép thử ngày 14/09/2026 qua đúng giao diện web; ảnh chụp màn hình ở</w:t>
+            </w:r>
+            <w:r>
+              <w:t xml:space="preserve"> </w:t>
+            </w:r>
+            <w:r>
+              <w:rPr>
+                <w:rStyle w:val="VerbatimChar"/>
+              </w:rPr>
+              <w:t xml:space="preserve">docs/project/report-assets/evidence/2026-09-14-v0.2.1/</w:t>
+            </w:r>
+            <w:r>
+              <w:t xml:space="preserve">; nội dung ở Hình 4.4</w:t>
+            </w:r>
+          </w:p>
+        </w:tc>
+        <w:tc>
+          <w:tcPr/>
+          <w:p>
+            <w:pPr>
+              <w:pStyle w:val="Compact"/>
+              <w:jc w:val="left"/>
+              <w:spacing w:before="40" w:after="40" w:line="240" w:lineRule="auto"/>
+            </w:pPr>
+            <w:r>
+              <w:t xml:space="preserve">Đã kiểm chứng: giao diện ghi</w:t>
+            </w:r>
+            <w:r>
+              <w:t xml:space="preserve"> </w:t>
+            </w:r>
+            <w:r>
+              <w:t xml:space="preserve">“hai giá trị khác nhau”</w:t>
+            </w:r>
+            <w:r>
+              <w:t xml:space="preserve"> </w:t>
+            </w:r>
+            <w:r>
+              <w:t xml:space="preserve">ở phần đối chiếu mã băm, đồng thời ghi đúng mã hồ sơ cấp phát</w:t>
+            </w:r>
+            <w:r>
+              <w:t xml:space="preserve"> </w:t>
+            </w:r>
+            <w:r>
+              <w:rPr>
+                <w:rStyle w:val="VerbatimChar"/>
+              </w:rPr>
+              <w:t xml:space="preserve">b4401e85-c550-44b9-b1e8-0bf0428a9821</w:t>
+            </w:r>
+            <w:r>
+              <w:t xml:space="preserve">. Kết luận này không thể đến từ đối chiếu mã băm.</w:t>
+            </w:r>
+          </w:p>
+        </w:tc>
+      </w:tr>
+      <w:tr>
+        <w:tc>
+          <w:tcPr/>
+          <w:p>
+            <w:pPr>
+              <w:pStyle w:val="Compact"/>
+              <w:spacing w:before="40" w:after="40" w:line="240" w:lineRule="auto"/>
+              <w:jc w:val="left"/>
+            </w:pPr>
+            <w:r>
               <w:t xml:space="preserve">Đuôi tệp cấp phát suy từ kiểu nội dung của tài liệu nguồn, ở cả ba nơi quyết định</w:t>
             </w:r>
           </w:p>
@@ -23602,7 +24056,7 @@
         <w:t xml:space="preserve">Chính thức phê duyệt bàn giao cho thành viên thực hiện Slide Thuyết trình (PPTX) và Báo cáo Thuyết minh.</w:t>
       </w:r>
     </w:p>
-    <w:bookmarkEnd w:id="103"/>
+    <w:bookmarkEnd w:id="107"/>
     <w:sectPr>
       <w:pgSz w:w="11906" w:h="16838"/>
       <w:pgMar w:bottom="1701" w:footer="708" w:gutter="0" w:header="708" w:left="1984" w:right="1134" w:top="1984"/>

--- a/docs/project/Nhom9_TruyVetToanVenVanBan.docx
+++ b/docs/project/Nhom9_TruyVetToanVenVanBan.docx
@@ -6990,7 +6990,7 @@
         <w:t xml:space="preserve"> </w:t>
       </w:r>
       <w:r>
-        <w:t xml:space="preserve">đang chạy nhận cả PDF, PNG và JPEG ở cả hai chiều cấp phát và xác minh, và truy vết được tệp đã bị nén lại, bị thu nhỏ hoặc chụp lại màn hình. Chi tiết, bảng số liệu và ranh giới còn lại ở Mục 4.2.4.</w:t>
+        <w:t xml:space="preserve">đang chạy nhận cả PDF, PNG và JPEG ở cả hai chiều cấp phát và xác minh. Về truy vết, phép đo qua đúng giao diện người dùng cho thấy hệ thống truy được nguồn khi tệp đổi biểu diễn nhị phân mà nội dung ảnh không đổi, còn khi tệp bị nén mất dữ liệu thì nhóm chưa quan sát được lần truy vết thành công nào. Chi tiết, bảng số liệu và ranh giới ở Mục 4.2.4.</w:t>
       </w:r>
     </w:p>
     <w:p>
@@ -9567,7 +9567,7 @@
         <w:t xml:space="preserve">research_measurement_only</w:t>
       </w:r>
       <w:r>
-        <w:t xml:space="preserve">, nên phân hệ thủy vân bền vững chưa qua cổng phát hành. Từ 12/09/2026 nhóm đã bật nó trên chính hệ thống đang chạy để đo thực tế. Năm phép thử đầu tiên đều trượt, sau đó nhóm tìm ra nguyên nhân gốc và sửa, và bản đang chạy truy vết được tệp đã bị nén lại, bị thu nhỏ hoặc chụp lại màn hình. Số liệu đầy đủ và ranh giới ở Mục 4.2.1, 4.2.3 và 4.2.4.</w:t>
+        <w:t xml:space="preserve">, nên phân hệ thủy vân bền vững chưa qua cổng phát hành. Từ 12/09/2026 nhóm đã bật nó trên chính hệ thống đang chạy để đo thực tế. Năm phép thử đầu tiên đều trượt, sau đó nhóm tìm ra nguyên nhân gốc và sửa. Phép đo qua đúng giao diện người dùng ngày 14/09 cho thấy bản đang chạy truy được nguồn khi tệp chỉ đổi biểu diễn nhị phân, nhưng chưa truy được sau khi tệp bị nén mất dữ liệu. Số liệu đầy đủ và ranh giới ở Mục 4.2.1, 4.2.3 và 4.2.4.</w:t>
       </w:r>
     </w:p>
     <w:p>
@@ -17586,7 +17586,7 @@
         </w:numPr>
       </w:pPr>
       <w:r>
-        <w:t xml:space="preserve">Xác minh nhận PDF, PNG và JPEG, kể cả ảnh chụp màn hình có viền.</w:t>
+        <w:t xml:space="preserve">Xác minh nhận PDF, PNG và JPEG, kể cả ảnh chụp màn hình có viền. Nhận được tệp không đồng nghĩa với truy được nguồn; ranh giới đo được nằm ở bảng dưới đây.</w:t>
       </w:r>
     </w:p>
     <w:p>
@@ -17616,13 +17616,13 @@
         <w:t xml:space="preserve">và đúng mã hồ sơ.</w:t>
       </w:r>
     </w:p>
-    <w:bookmarkStart w:id="69" w:name="X0d6ae8ca3fbc082c66e54ed709cf933d73bf6cd"/>
+    <w:bookmarkStart w:id="69" w:name="Xf259857041f13048f7e0edf7cc16e42e714d1fb"/>
     <w:p>
       <w:pPr>
         <w:pStyle w:val="Heading5"/>
       </w:pPr>
       <w:r>
-        <w:t xml:space="preserve">Ba phép thử qua đúng giao diện người dùng, ngày 14/09/2026</w:t>
+        <w:t xml:space="preserve">Năm phép thử qua đúng giao diện người dùng, ngày 14/09/2026</w:t>
       </w:r>
     </w:p>
     <w:p>
@@ -17640,7 +17640,7 @@
         <w:t xml:space="preserve"> </w:t>
       </w:r>
       <w:r>
-        <w:t xml:space="preserve">Phép kiểm vừa nêu gọi thẳng hàm bên trong container. Để biết đường đi thật của sản phẩm có hoạt động không, nhóm chạy thêm ba phép thử qua đúng giao diện web, với một ảnh tài liệu mẫu 1400 x 900 do nhóm dựng, cấp phát trên chính hệ thống đang chạy rồi biến đổi và đem xác minh lại.</w:t>
+        <w:t xml:space="preserve">Phép kiểm vừa nêu gọi thẳng hàm bên trong container, tức vẫn là một phép đo về thư viện. Để biết đường đi thật của sản phẩm làm được gì, nhóm cấp phát tài liệu trên chính hệ thống đang chạy, tải bản cấp phát về, biến đổi, rồi nộp lại qua đúng biểu mẫu xác minh trên web. Ba vật mang được dùng để tránh kết luận dựa trên một loại ảnh duy nhất: một ảnh gần như toàn nền phẳng, một trang chữ dày đặc nhiều kết cấu, và một trang render từ tệp PDF do hệ thống cấp phát.</w:t>
       </w:r>
     </w:p>
     <w:tbl>
@@ -17668,20 +17668,20 @@
               <w:jc w:val="left"/>
             </w:pPr>
             <w:r>
-              <w:t xml:space="preserve">Tệp đem xác minh</w:t>
-            </w:r>
-          </w:p>
-        </w:tc>
-        <w:tc>
-          <w:tcPr/>
-          <w:p>
-            <w:pPr>
-              <w:pStyle w:val="Compact"/>
-              <w:spacing w:before="40" w:after="40" w:line="240" w:lineRule="auto"/>
-              <w:jc w:val="left"/>
-            </w:pPr>
-            <w:r>
-              <w:t xml:space="preserve">Mã băm</w:t>
+              <w:t xml:space="preserve">Vật mang</w:t>
+            </w:r>
+          </w:p>
+        </w:tc>
+        <w:tc>
+          <w:tcPr/>
+          <w:p>
+            <w:pPr>
+              <w:pStyle w:val="Compact"/>
+              <w:spacing w:before="40" w:after="40" w:line="240" w:lineRule="auto"/>
+              <w:jc w:val="left"/>
+            </w:pPr>
+            <w:r>
+              <w:t xml:space="preserve">Phép biến đổi</w:t>
             </w:r>
           </w:p>
         </w:tc>
@@ -17709,6 +17709,19 @@
               <w:jc w:val="left"/>
             </w:pPr>
             <w:r>
+              <w:t xml:space="preserve">Ảnh nền phẳng 1400 x 900</w:t>
+            </w:r>
+          </w:p>
+        </w:tc>
+        <w:tc>
+          <w:tcPr/>
+          <w:p>
+            <w:pPr>
+              <w:pStyle w:val="Compact"/>
+              <w:spacing w:before="40" w:after="40" w:line="240" w:lineRule="auto"/>
+              <w:jc w:val="left"/>
+            </w:pPr>
+            <w:r>
               <w:t xml:space="preserve">Mã hoá lại PNG, điểm ảnh giữ nguyên từng pixel</w:t>
             </w:r>
           </w:p>
@@ -17722,20 +17735,14 @@
               <w:jc w:val="left"/>
             </w:pPr>
             <w:r>
-              <w:t xml:space="preserve">khác bản gốc</w:t>
-            </w:r>
-          </w:p>
-        </w:tc>
-        <w:tc>
-          <w:tcPr/>
-          <w:p>
-            <w:pPr>
-              <w:pStyle w:val="Compact"/>
-              <w:spacing w:before="40" w:after="40" w:line="240" w:lineRule="auto"/>
-              <w:jc w:val="left"/>
-            </w:pPr>
-            <w:r>
-              <w:t xml:space="preserve">Truy được nguồn, chỉ đúng mã hồ sơ cấp phát</w:t>
+              <w:rPr>
+                <w:b/>
+                <w:bCs/>
+              </w:rPr>
+              <w:t xml:space="preserve">Truy được nguồn</w:t>
+            </w:r>
+            <w:r>
+              <w:t xml:space="preserve">, chỉ đúng mã hồ sơ cấp phát</w:t>
             </w:r>
           </w:p>
         </w:tc>
@@ -17750,33 +17757,33 @@
               <w:jc w:val="left"/>
             </w:pPr>
             <w:r>
-              <w:t xml:space="preserve">Nén JPEG chất lượng 70, kích thước giữ nguyên</w:t>
-            </w:r>
-          </w:p>
-        </w:tc>
-        <w:tc>
-          <w:tcPr/>
-          <w:p>
-            <w:pPr>
-              <w:pStyle w:val="Compact"/>
-              <w:spacing w:before="40" w:after="40" w:line="240" w:lineRule="auto"/>
-              <w:jc w:val="left"/>
-            </w:pPr>
-            <w:r>
-              <w:t xml:space="preserve">khác bản gốc</w:t>
-            </w:r>
-          </w:p>
-        </w:tc>
-        <w:tc>
-          <w:tcPr/>
-          <w:p>
-            <w:pPr>
-              <w:pStyle w:val="Compact"/>
-              <w:spacing w:before="40" w:after="40" w:line="240" w:lineRule="auto"/>
-              <w:jc w:val="left"/>
-            </w:pPr>
-            <w:r>
-              <w:t xml:space="preserve">Không truy được nguồn</w:t>
+              <w:t xml:space="preserve">Ảnh nền phẳng 1400 x 900</w:t>
+            </w:r>
+          </w:p>
+        </w:tc>
+        <w:tc>
+          <w:tcPr/>
+          <w:p>
+            <w:pPr>
+              <w:pStyle w:val="Compact"/>
+              <w:spacing w:before="40" w:after="40" w:line="240" w:lineRule="auto"/>
+              <w:jc w:val="left"/>
+            </w:pPr>
+            <w:r>
+              <w:t xml:space="preserve">Nén JPEG chất lượng 70</w:t>
+            </w:r>
+          </w:p>
+        </w:tc>
+        <w:tc>
+          <w:tcPr/>
+          <w:p>
+            <w:pPr>
+              <w:pStyle w:val="Compact"/>
+              <w:spacing w:before="40" w:after="40" w:line="240" w:lineRule="auto"/>
+              <w:jc w:val="left"/>
+            </w:pPr>
+            <w:r>
+              <w:t xml:space="preserve">Không truy được</w:t>
             </w:r>
           </w:p>
         </w:tc>
@@ -17791,33 +17798,115 @@
               <w:jc w:val="left"/>
             </w:pPr>
             <w:r>
-              <w:t xml:space="preserve">Thu nhỏ 0.75 rồi nén JPEG chất lượng 70</w:t>
-            </w:r>
-          </w:p>
-        </w:tc>
-        <w:tc>
-          <w:tcPr/>
-          <w:p>
-            <w:pPr>
-              <w:pStyle w:val="Compact"/>
-              <w:spacing w:before="40" w:after="40" w:line="240" w:lineRule="auto"/>
-              <w:jc w:val="left"/>
-            </w:pPr>
-            <w:r>
-              <w:t xml:space="preserve">khác bản gốc</w:t>
-            </w:r>
-          </w:p>
-        </w:tc>
-        <w:tc>
-          <w:tcPr/>
-          <w:p>
-            <w:pPr>
-              <w:pStyle w:val="Compact"/>
-              <w:spacing w:before="40" w:after="40" w:line="240" w:lineRule="auto"/>
-              <w:jc w:val="left"/>
-            </w:pPr>
-            <w:r>
-              <w:t xml:space="preserve">Không truy được nguồn</w:t>
+              <w:t xml:space="preserve">Ảnh nền phẳng 1400 x 900</w:t>
+            </w:r>
+          </w:p>
+        </w:tc>
+        <w:tc>
+          <w:tcPr/>
+          <w:p>
+            <w:pPr>
+              <w:pStyle w:val="Compact"/>
+              <w:spacing w:before="40" w:after="40" w:line="240" w:lineRule="auto"/>
+              <w:jc w:val="left"/>
+            </w:pPr>
+            <w:r>
+              <w:t xml:space="preserve">Thu nhỏ 0.75 rồi nén JPEG 70</w:t>
+            </w:r>
+          </w:p>
+        </w:tc>
+        <w:tc>
+          <w:tcPr/>
+          <w:p>
+            <w:pPr>
+              <w:pStyle w:val="Compact"/>
+              <w:spacing w:before="40" w:after="40" w:line="240" w:lineRule="auto"/>
+              <w:jc w:val="left"/>
+            </w:pPr>
+            <w:r>
+              <w:t xml:space="preserve">Không truy được</w:t>
+            </w:r>
+          </w:p>
+        </w:tc>
+      </w:tr>
+      <w:tr>
+        <w:tc>
+          <w:tcPr/>
+          <w:p>
+            <w:pPr>
+              <w:pStyle w:val="Compact"/>
+              <w:spacing w:before="40" w:after="40" w:line="240" w:lineRule="auto"/>
+              <w:jc w:val="left"/>
+            </w:pPr>
+            <w:r>
+              <w:t xml:space="preserve">Trang chữ dày 1400 x 1980</w:t>
+            </w:r>
+          </w:p>
+        </w:tc>
+        <w:tc>
+          <w:tcPr/>
+          <w:p>
+            <w:pPr>
+              <w:pStyle w:val="Compact"/>
+              <w:spacing w:before="40" w:after="40" w:line="240" w:lineRule="auto"/>
+              <w:jc w:val="left"/>
+            </w:pPr>
+            <w:r>
+              <w:t xml:space="preserve">Nén JPEG chất lượng 70</w:t>
+            </w:r>
+          </w:p>
+        </w:tc>
+        <w:tc>
+          <w:tcPr/>
+          <w:p>
+            <w:pPr>
+              <w:pStyle w:val="Compact"/>
+              <w:spacing w:before="40" w:after="40" w:line="240" w:lineRule="auto"/>
+              <w:jc w:val="left"/>
+            </w:pPr>
+            <w:r>
+              <w:t xml:space="preserve">Không truy được</w:t>
+            </w:r>
+          </w:p>
+        </w:tc>
+      </w:tr>
+      <w:tr>
+        <w:tc>
+          <w:tcPr/>
+          <w:p>
+            <w:pPr>
+              <w:pStyle w:val="Compact"/>
+              <w:spacing w:before="40" w:after="40" w:line="240" w:lineRule="auto"/>
+              <w:jc w:val="left"/>
+            </w:pPr>
+            <w:r>
+              <w:t xml:space="preserve">Trang render từ PDF đã cấp phát</w:t>
+            </w:r>
+          </w:p>
+        </w:tc>
+        <w:tc>
+          <w:tcPr/>
+          <w:p>
+            <w:pPr>
+              <w:pStyle w:val="Compact"/>
+              <w:spacing w:before="40" w:after="40" w:line="240" w:lineRule="auto"/>
+              <w:jc w:val="left"/>
+            </w:pPr>
+            <w:r>
+              <w:t xml:space="preserve">Nén JPEG chất lượng 70</w:t>
+            </w:r>
+          </w:p>
+        </w:tc>
+        <w:tc>
+          <w:tcPr/>
+          <w:p>
+            <w:pPr>
+              <w:pStyle w:val="Compact"/>
+              <w:spacing w:before="40" w:after="40" w:line="240" w:lineRule="auto"/>
+              <w:jc w:val="left"/>
+            </w:pPr>
+            <w:r>
+              <w:t xml:space="preserve">Không truy được</w:t>
             </w:r>
           </w:p>
         </w:tc>
@@ -17828,7 +17917,7 @@
         <w:pStyle w:val="BodyText"/>
       </w:pPr>
       <w:r>
-        <w:t xml:space="preserve">Hàng thứ nhất là điều đáng nói nhất và là nội dung của Hình 4.4: mã băm của tệp đem xác minh khác hẳn mã băm đã ký, giao diện ghi rõ</w:t>
+        <w:t xml:space="preserve">Hàng thứ nhất là nội dung của Hình 4.4 và là kết quả dương tính duy nhất: mã băm của tệp nộp lên khác hẳn mã băm đã ký, giao diện ghi rõ</w:t>
       </w:r>
       <w:r>
         <w:t xml:space="preserve"> </w:t>
@@ -17837,7 +17926,7 @@
         <w:t xml:space="preserve">“hai giá trị khác nhau”</w:t>
       </w:r>
       <w:r>
-        <w:t xml:space="preserve">, vậy mà hệ thống vẫn chỉ ra đúng bản cấp phát đã sinh ra tệp đó. Kết luận ấy chỉ có thể đến từ thủy vân, vì mọi đường đối chiếu theo mã băm đều đã thất bại. Đây là bằng chứng trực tiếp rằng chuỗi cấp phát, nhúng, lưu trữ, giải mã và tra cứu hồ sơ chạy thông suốt trên môi trường thật, chứ không chỉ trong phòng thí nghiệm.</w:t>
+        <w:t xml:space="preserve">, vậy mà hệ thống vẫn chỉ đúng bản cấp phát đã sinh ra tệp đó. Kết luận ấy không thể đến từ đối chiếu mã băm, nên nó chứng minh chuỗi cấp phát, nhúng, lưu trữ, giải mã và tra cứu hồ sơ chạy thông suốt trên môi trường thật. Đó là một khẳng định về tính đúng đắn của dây chuyền, không phải về độ bền.</w:t>
       </w:r>
     </w:p>
     <w:p>
@@ -17845,7 +17934,23 @@
         <w:pStyle w:val="BodyText"/>
       </w:pPr>
       <w:r>
-        <w:t xml:space="preserve">Hai hàng còn lại trượt, và phải đọc chúng cho đúng. Chúng không chứng minh đường đi của sản phẩm bị hỏng, vì hàng thứ nhất đã chứng minh ngược lại trên cùng một tệp, cùng một phiên. Chúng cho thấy tín hiệu bị mất khi nén, trên đúng loại vật mang mà Mục 4.2.3.3 đã chỉ ra là khó nhất: ảnh mẫu của phép thử này gần như toàn nền phẳng và mảng màu trơn, tức ít kết cấu để giấu tín hiệu. Số liệu benchmark 9/12 trước JPEG-70 ở Mục 4.2.1.1 được đo trên corpus trang tài liệu render từ PDF thật, nhiều kết cấu hơn hẳn, nên hai con số không mâu thuẫn mà mô tả hai vật mang khác nhau.</w:t>
+        <w:t xml:space="preserve">Bốn hàng còn lại cho một kết luận thẳng thắn:</w:t>
+      </w:r>
+      <w:r>
+        <w:t xml:space="preserve"> </w:t>
+      </w:r>
+      <w:r>
+        <w:rPr>
+          <w:b/>
+          <w:bCs/>
+        </w:rPr>
+        <w:t xml:space="preserve">trên đường đi thật của sản phẩm, nén JPEG chất lượng 70 làm mất khả năng truy vết, ở cả ba vật mang.</w:t>
+      </w:r>
+      <w:r>
+        <w:t xml:space="preserve"> </w:t>
+      </w:r>
+      <w:r>
+        <w:t xml:space="preserve">Nhóm đã thử lần lượt đúng để loại trừ giả thuyết vật mang. Giả thuyết ban đầu là ảnh mẫu quá phẳng nên ít chỗ giấu tín hiệu; trang chữ dày và trang PDF bác bỏ giả thuyết đó, vì chúng nhiều kết cấu hơn hẳn mà vẫn trượt.</w:t>
       </w:r>
     </w:p>
     <w:p>
@@ -17863,7 +17968,25 @@
         <w:t xml:space="preserve"> </w:t>
       </w:r>
       <w:r>
-        <w:t xml:space="preserve">Điều trung thực phải nói kèm: ba phép thử là quá ít để rút ra tỉ lệ, và nhóm không trình bày chúng như một phép đo độ bền. Chúng trả lời một câu hỏi hẹp hơn và rõ hơn, là đường đi thật của sản phẩm có truy được nguồn khi mã băm không khớp hay không. Câu trả lời là có.</w:t>
+        <w:t xml:space="preserve">Điều này không mâu thuẫn với con số 9/12 trước JPEG-70 ở Mục 4.2.1.1, nhưng nó buộc phải đọc con số ấy đúng phạm vi. Benchmark gọi thẳng bộ giải mã, truyền sẵn số trang và làm việc trên khung ảnh chuẩn tắc. Dịch vụ nhận một tấm ảnh trần thì không có hai thứ đó và phải tự đoán hình học. Chính Mục 4.2.4.4 đã nêu trước điều này khi nói bảng độ bền mô tả thư viện chứ chưa mô tả sản phẩm; năm phép thử ở đây là phần kiểm chứng thực nghiệm cho nhận định đó.</w:t>
+      </w:r>
+    </w:p>
+    <w:p>
+      <w:pPr>
+        <w:pStyle w:val="BodyText"/>
+      </w:pPr>
+      <w:r>
+        <w:rPr>
+          <w:i/>
+          <w:iCs/>
+        </w:rPr>
+        <w:t xml:space="preserve">Giới hạn đã nhận diện</w:t>
+      </w:r>
+      <w:r>
+        <w:t xml:space="preserve"> </w:t>
+      </w:r>
+      <w:r>
+        <w:t xml:space="preserve">Phát biểu đúng về năng lực truy vết của bản đang chạy vì thế là: hệ thống truy được nguồn khi tệp đổi biểu diễn nhị phân mà nội dung ảnh không đổi, ví dụ lưu lại sang định dạng không mất dữ liệu. Nhóm chưa quan sát được lần truy vết thành công nào sau khi tệp bị nén mất dữ liệu trên đường đi thật của sản phẩm. Mọi câu trong báo cáo này nói rằng bản đang chạy truy vết được tệp bị nén đều phải hiểu theo phạm vi đó.</w:t>
       </w:r>
     </w:p>
     <w:p>
@@ -23732,6 +23855,92 @@
             </w:r>
             <w:r>
               <w:t xml:space="preserve">: ảnh JPEG 1400 x 900 cấp phát xong truy ngược lại đúng mã hồ sơ, kích thước không đổi.</w:t>
+            </w:r>
+          </w:p>
+        </w:tc>
+      </w:tr>
+      <w:tr>
+        <w:tc>
+          <w:tcPr/>
+          <w:p>
+            <w:pPr>
+              <w:pStyle w:val="Compact"/>
+              <w:spacing w:before="40" w:after="40" w:line="240" w:lineRule="auto"/>
+              <w:jc w:val="left"/>
+            </w:pPr>
+            <w:r>
+              <w:t xml:space="preserve">Trên đường đi thật của sản phẩm, nén JPEG 70 làm mất khả năng truy vết ở cả ba vật mang</w:t>
+            </w:r>
+          </w:p>
+        </w:tc>
+        <w:tc>
+          <w:tcPr/>
+          <w:p>
+            <w:pPr>
+              <w:pStyle w:val="Compact"/>
+              <w:spacing w:before="40" w:after="40" w:line="240" w:lineRule="auto"/>
+              <w:jc w:val="left"/>
+            </w:pPr>
+            <w:r>
+              <w:rPr>
+                <w:i/>
+                <w:iCs/>
+              </w:rPr>
+              <w:t xml:space="preserve">Số liệu đo thực nghiệm</w:t>
+            </w:r>
+            <w:r>
+              <w:t xml:space="preserve"> </w:t>
+            </w:r>
+            <w:r>
+              <w:t xml:space="preserve">và</w:t>
+            </w:r>
+            <w:r>
+              <w:t xml:space="preserve"> </w:t>
+            </w:r>
+            <w:r>
+              <w:rPr>
+                <w:i/>
+                <w:iCs/>
+              </w:rPr>
+              <w:t xml:space="preserve">Giới hạn đã nhận diện</w:t>
+            </w:r>
+          </w:p>
+        </w:tc>
+        <w:tc>
+          <w:tcPr/>
+          <w:p>
+            <w:pPr>
+              <w:pStyle w:val="Compact"/>
+              <w:jc w:val="left"/>
+              <w:spacing w:before="40" w:after="40" w:line="240" w:lineRule="auto"/>
+            </w:pPr>
+            <w:r>
+              <w:t xml:space="preserve">Bốn phép thử ngày 14/09/2026 qua đúng giao diện web; ảnh chụp màn hình ở</w:t>
+            </w:r>
+            <w:r>
+              <w:t xml:space="preserve"> </w:t>
+            </w:r>
+            <w:r>
+              <w:rPr>
+                <w:rStyle w:val="VerbatimChar"/>
+              </w:rPr>
+              <w:t xml:space="preserve">docs/project/report-assets/evidence/2026-09-14-v0.2.1/</w:t>
+            </w:r>
+            <w:r>
+              <w:t xml:space="preserve">; bảng ở Mục 4.2.4.5</w:t>
+            </w:r>
+          </w:p>
+        </w:tc>
+        <w:tc>
+          <w:tcPr/>
+          <w:p>
+            <w:pPr>
+              <w:pStyle w:val="Compact"/>
+              <w:spacing w:before="40" w:after="40" w:line="240" w:lineRule="auto"/>
+              <w:jc w:val="left"/>
+            </w:pPr>
+            <w:r>
+              <w:t xml:space="preserve">Đã kiểm chứng: ảnh nền phẳng, trang chữ dày và trang render từ PDF đều trượt. Giả thuyết vật mang yếu đã bị chính hai phép thử sau bác bỏ.</w:t>
             </w:r>
           </w:p>
         </w:tc>

--- a/docs/project/Nhom9_TruyVetToanVenVanBan.docx
+++ b/docs/project/Nhom9_TruyVetToanVenVanBan.docx
@@ -17956,19 +17956,160 @@
     <w:p>
       <w:pPr>
         <w:pStyle w:val="BodyText"/>
+        <w:jc w:val="left"/>
       </w:pPr>
       <w:r>
         <w:rPr>
           <w:i/>
           <w:iCs/>
         </w:rPr>
+        <w:t xml:space="preserve">Đã hiện thực trong mã nguồn</w:t>
+      </w:r>
+      <w:r>
+        <w:t xml:space="preserve"> </w:t>
+      </w:r>
+      <w:r>
+        <w:t xml:space="preserve">Nguyên nhân chính không nằm ở vật mang mà ở chỗ hệ thống đang chạy và con số 9/12 thuộc về hai thế hệ thuật toán khác nhau. Đường cấp phát và xác minh của dịch vụ gọi</w:t>
+      </w:r>
+      <w:r>
+        <w:t xml:space="preserve"> </w:t>
+      </w:r>
+      <w:r>
+        <w:rPr>
+          <w:rStyle w:val="VerbatimChar"/>
+        </w:rPr>
+        <w:t xml:space="preserve">load_v2_profiles</w:t>
+      </w:r>
+      <w:r>
+        <w:t xml:space="preserve">, tức đọc hợp đồng tham số</w:t>
+      </w:r>
+      <w:r>
+        <w:t xml:space="preserve"> </w:t>
+      </w:r>
+      <w:r>
+        <w:rPr>
+          <w:rStyle w:val="VerbatimChar"/>
+        </w:rPr>
+        <w:t xml:space="preserve">contracts/algorithm/fingerprint-candidates.v2.json</w:t>
+      </w:r>
+      <w:r>
+        <w:t xml:space="preserve"> </w:t>
+      </w:r>
+      <w:r>
+        <w:t xml:space="preserve">và ghim ứng viên đầu tiên (</w:t>
+      </w:r>
+      <w:r>
+        <w:rPr>
+          <w:rStyle w:val="VerbatimChar"/>
+        </w:rPr>
+        <w:t xml:space="preserve">_select_frozen_candidate</w:t>
+      </w:r>
+      <w:r>
+        <w:t xml:space="preserve"> </w:t>
+      </w:r>
+      <w:r>
+        <w:t xml:space="preserve">trong</w:t>
+      </w:r>
+      <w:r>
+        <w:t xml:space="preserve"> </w:t>
+      </w:r>
+      <w:r>
+        <w:rPr>
+          <w:rStyle w:val="VerbatimChar"/>
+        </w:rPr>
+        <w:t xml:space="preserve">services/api/splitbind/demo/issuance.py</w:t>
+      </w:r>
+      <w:r>
+        <w:t xml:space="preserve">). Con số 9/12 trước JPEG-70 lại là của thế hệ V3, đọc từ</w:t>
+      </w:r>
+      <w:r>
+        <w:t xml:space="preserve"> </w:t>
+      </w:r>
+      <w:r>
+        <w:rPr>
+          <w:rStyle w:val="VerbatimChar"/>
+        </w:rPr>
+        <w:t xml:space="preserve">fingerprint-candidates.v3.json</w:t>
+      </w:r>
+      <w:r>
+        <w:t xml:space="preserve">. Đặt hai hợp đồng cạnh nhau thì V3 có ba thứ mà V2 hoàn toàn không có: trải phổ với 64 chip cho mỗi bit (</w:t>
+      </w:r>
+      <w:r>
+        <w:rPr>
+          <w:rStyle w:val="VerbatimChar"/>
+        </w:rPr>
+        <w:t xml:space="preserve">spread_chips_per_bit</w:t>
+      </w:r>
+      <w:r>
+        <w:t xml:space="preserve">), biên độ trải phổ riêng (</w:t>
+      </w:r>
+      <w:r>
+        <w:rPr>
+          <w:rStyle w:val="VerbatimChar"/>
+        </w:rPr>
+        <w:t xml:space="preserve">spread_delta</w:t>
+      </w:r>
+      <w:r>
+        <w:t xml:space="preserve">), và tám giả thuyết hình học thay vì tối đa ba. Trải phổ chính là thay đổi đã đưa JPEG-70 từ 0/12 lên 9/12, như Câu hỏi 9 đã trình bày.</w:t>
+      </w:r>
+    </w:p>
+    <w:p>
+      <w:pPr>
+        <w:pStyle w:val="BodyText"/>
+      </w:pPr>
+      <w:r>
+        <w:t xml:space="preserve">Nói cách khác, hệ thống đang chạy chưa bao giờ chứa thuật toán đạt 9/12. Chính thế hệ V2 đang chạy, khi được đo trong phòng thí nghiệm với mọi điều kiện thuận lợi, cũng chưa bao giờ vượt 3/12 trước JPEG-70 ở bất kỳ mức bước lượng tử nào. Bốn kết quả âm tính ở đây vì thế đúng như dự đoán, không phải một sự cố.</w:t>
+      </w:r>
+    </w:p>
+    <w:p>
+      <w:pPr>
+        <w:pStyle w:val="BodyText"/>
+      </w:pPr>
+      <w:r>
+        <w:rPr>
+          <w:i/>
+          <w:iCs/>
+        </w:rPr>
         <w:t xml:space="preserve">Giới hạn đã nhận diện</w:t>
       </w:r>
       <w:r>
         <w:t xml:space="preserve"> </w:t>
       </w:r>
       <w:r>
-        <w:t xml:space="preserve">Điều này không mâu thuẫn với con số 9/12 trước JPEG-70 ở Mục 4.2.1.1, nhưng nó buộc phải đọc con số ấy đúng phạm vi. Benchmark gọi thẳng bộ giải mã, truyền sẵn số trang và làm việc trên khung ảnh chuẩn tắc. Dịch vụ nhận một tấm ảnh trần thì không có hai thứ đó và phải tự đoán hình học. Chính Mục 4.2.4.4 đã nêu trước điều này khi nói bảng độ bền mô tả thư viện chứ chưa mô tả sản phẩm; năm phép thử ở đây là phần kiểm chứng thực nghiệm cho nhận định đó.</w:t>
+        <w:t xml:space="preserve">Có một yếu tố thứ hai cộng thêm vào. Benchmark gọi thẳng bộ giải mã, truyền sẵn số trang và làm việc trên khung ảnh chuẩn tắc, còn dịch vụ nhận một tấm ảnh trần thì không có hai thứ đó và phải tự đoán hình học. Chính Mục 4.2.4.4 đã nêu trước điều này khi nói bảng độ bền mô tả thư viện chứ chưa mô tả sản phẩm; năm phép thử ở đây là phần kiểm chứng thực nghiệm cho nhận định đó.</w:t>
+      </w:r>
+    </w:p>
+    <w:p>
+      <w:pPr>
+        <w:pStyle w:val="BodyText"/>
+      </w:pPr>
+      <w:r>
+        <w:rPr>
+          <w:i/>
+          <w:iCs/>
+        </w:rPr>
+        <w:t xml:space="preserve">Giới hạn đã nhận diện</w:t>
+      </w:r>
+      <w:r>
+        <w:t xml:space="preserve"> </w:t>
+      </w:r>
+      <w:r>
+        <w:t xml:space="preserve">Vì sao không triển khai thẳng V3 lên hệ thống đang chạy: V3 không vượt qua cổng phát hành 0.95 mà nhóm tự đặt, hồ sơ tham số của nó mang trạng thái</w:t>
+      </w:r>
+      <w:r>
+        <w:t xml:space="preserve"> </w:t>
+      </w:r>
+      <w:r>
+        <w:rPr>
+          <w:rStyle w:val="VerbatimChar"/>
+        </w:rPr>
+        <w:t xml:space="preserve">profile_promoted: False</w:t>
+      </w:r>
+      <w:r>
+        <w:t xml:space="preserve"> </w:t>
+      </w:r>
+      <w:r>
+        <w:t xml:space="preserve">và danh sách ứng viên đạt chuẩn rỗng. Đưa lên một thuật toán chưa qua cổng chỉ vì nó cho số đẹp hơn là đúng thứ kỷ luật kỹ thuật mà báo cáo này phản đối ở mọi mục khác. Đây là một đánh đổi có chủ đích, và cái giá của nó là năng lực truy vết thực tế thấp hơn con số benchmark.</w:t>
       </w:r>
     </w:p>
     <w:p>

--- a/docs/project/Nhom9_TruyVetToanVenVanBan.docx
+++ b/docs/project/Nhom9_TruyVetToanVenVanBan.docx
@@ -17616,13 +17616,13 @@
         <w:t xml:space="preserve">và đúng mã hồ sơ.</w:t>
       </w:r>
     </w:p>
-    <w:bookmarkStart w:id="69" w:name="Xf259857041f13048f7e0edf7cc16e42e714d1fb"/>
+    <w:bookmarkStart w:id="69" w:name="X5deaf466f161605a089f9c3b0d787aff865cd7a"/>
     <w:p>
       <w:pPr>
         <w:pStyle w:val="Heading5"/>
       </w:pPr>
       <w:r>
-        <w:t xml:space="preserve">Năm phép thử qua đúng giao diện người dùng, ngày 14/09/2026</w:t>
+        <w:t xml:space="preserve">Sáu phép thử qua đúng giao diện người dùng, ngày 14/09/2026</w:t>
       </w:r>
     </w:p>
     <w:p>
@@ -17640,7 +17640,7 @@
         <w:t xml:space="preserve"> </w:t>
       </w:r>
       <w:r>
-        <w:t xml:space="preserve">Phép kiểm vừa nêu gọi thẳng hàm bên trong container, tức vẫn là một phép đo về thư viện. Để biết đường đi thật của sản phẩm làm được gì, nhóm cấp phát tài liệu trên chính hệ thống đang chạy, tải bản cấp phát về, biến đổi, rồi nộp lại qua đúng biểu mẫu xác minh trên web. Ba vật mang được dùng để tránh kết luận dựa trên một loại ảnh duy nhất: một ảnh gần như toàn nền phẳng, một trang chữ dày đặc nhiều kết cấu, và một trang render từ tệp PDF do hệ thống cấp phát.</w:t>
+        <w:t xml:space="preserve">Phép kiểm vừa nêu gọi thẳng hàm bên trong container, tức vẫn là một phép đo về thư viện. Để biết đường đi thật của sản phẩm làm được gì, nhóm cấp phát tài liệu trên chính hệ thống đang chạy, tải bản cấp phát về, biến đổi, rồi nộp lại qua đúng biểu mẫu xác minh trên web. Ba vật mang được dùng để tránh kết luận dựa trên một loại ảnh duy nhất: một ảnh gần như toàn nền phẳng, một trang chữ dày đặc nhiều kết cấu, và một trang render từ tệp PDF do hệ thống cấp phát. Các phép biến đổi cũng được chọn để tách riêng hai nguyên nhân, một bên là mất đồng bộ hình học và một bên là hỏng vật mang, đúng cách phân loại ở Mục 4.2.2.2.</w:t>
       </w:r>
     </w:p>
     <w:tbl>
@@ -17880,6 +17880,47 @@
               <w:jc w:val="left"/>
             </w:pPr>
             <w:r>
+              <w:t xml:space="preserve">Trang chữ dày 1400 x 1980</w:t>
+            </w:r>
+          </w:p>
+        </w:tc>
+        <w:tc>
+          <w:tcPr/>
+          <w:p>
+            <w:pPr>
+              <w:pStyle w:val="Compact"/>
+              <w:spacing w:before="40" w:after="40" w:line="240" w:lineRule="auto"/>
+              <w:jc w:val="left"/>
+            </w:pPr>
+            <w:r>
+              <w:t xml:space="preserve">Thu nhỏ 0.75, không nén, lưu PNG</w:t>
+            </w:r>
+          </w:p>
+        </w:tc>
+        <w:tc>
+          <w:tcPr/>
+          <w:p>
+            <w:pPr>
+              <w:pStyle w:val="Compact"/>
+              <w:spacing w:before="40" w:after="40" w:line="240" w:lineRule="auto"/>
+              <w:jc w:val="left"/>
+            </w:pPr>
+            <w:r>
+              <w:t xml:space="preserve">Không truy được</w:t>
+            </w:r>
+          </w:p>
+        </w:tc>
+      </w:tr>
+      <w:tr>
+        <w:tc>
+          <w:tcPr/>
+          <w:p>
+            <w:pPr>
+              <w:pStyle w:val="Compact"/>
+              <w:spacing w:before="40" w:after="40" w:line="240" w:lineRule="auto"/>
+              <w:jc w:val="left"/>
+            </w:pPr>
+            <w:r>
               <w:t xml:space="preserve">Trang render từ PDF đã cấp phát</w:t>
             </w:r>
           </w:p>
@@ -17934,7 +17975,7 @@
         <w:pStyle w:val="BodyText"/>
       </w:pPr>
       <w:r>
-        <w:t xml:space="preserve">Bốn hàng còn lại cho một kết luận thẳng thắn:</w:t>
+        <w:t xml:space="preserve">Năm hàng còn lại cho một kết luận thẳng thắn:</w:t>
       </w:r>
       <w:r>
         <w:t xml:space="preserve"> </w:t>
@@ -17944,13 +17985,21 @@
           <w:b/>
           <w:bCs/>
         </w:rPr>
-        <w:t xml:space="preserve">trên đường đi thật của sản phẩm, nén JPEG chất lượng 70 làm mất khả năng truy vết, ở cả ba vật mang.</w:t>
-      </w:r>
-      <w:r>
-        <w:t xml:space="preserve"> </w:t>
-      </w:r>
-      <w:r>
-        <w:t xml:space="preserve">Nhóm đã thử lần lượt đúng để loại trừ giả thuyết vật mang. Giả thuyết ban đầu là ảnh mẫu quá phẳng nên ít chỗ giấu tín hiệu; trang chữ dày và trang PDF bác bỏ giả thuyết đó, vì chúng nhiều kết cấu hơn hẳn mà vẫn trượt.</w:t>
+        <w:t xml:space="preserve">trên đường đi thật của sản phẩm, mọi phép biến đổi làm đổi điểm ảnh đều khiến hệ thống mất khả năng truy vết.</w:t>
+      </w:r>
+      <w:r>
+        <w:t xml:space="preserve"> </w:t>
+      </w:r>
+      <w:r>
+        <w:t xml:space="preserve">Nhóm loại trừ giả thuyết bằng cách thử lần lượt. Giả thuyết thứ nhất là ảnh mẫu quá phẳng nên ít chỗ giấu tín hiệu; trang chữ dày và trang PDF bác bỏ nó, vì chúng nhiều kết cấu hơn hẳn mà vẫn trượt. Giả thuyết thứ hai là chỉ riêng nén mới phá tín hiệu, còn thu nhỏ thuần tuý thì phục hồi khung ảnh sẽ cứu được, đúng như Bảng 4.7 đã đo với bộ mã hoá đối chứng [19]; hàng thu nhỏ không nén bác bỏ nốt giả thuyết này.</w:t>
+      </w:r>
+    </w:p>
+    <w:p>
+      <w:pPr>
+        <w:pStyle w:val="BodyText"/>
+      </w:pPr>
+      <w:r>
+        <w:t xml:space="preserve">Vậy ranh giới đo được của bản đang chạy hẹp hơn nhiều so với mọi bảng độ bền trong báo cáo: nó chỉ truy được nguồn khi điểm ảnh không thay đổi.</w:t>
       </w:r>
     </w:p>
     <w:p>
@@ -18127,7 +18176,7 @@
         <w:t xml:space="preserve"> </w:t>
       </w:r>
       <w:r>
-        <w:t xml:space="preserve">Phát biểu đúng về năng lực truy vết của bản đang chạy vì thế là: hệ thống truy được nguồn khi tệp đổi biểu diễn nhị phân mà nội dung ảnh không đổi, ví dụ lưu lại sang định dạng không mất dữ liệu. Nhóm chưa quan sát được lần truy vết thành công nào sau khi tệp bị nén mất dữ liệu trên đường đi thật của sản phẩm. Mọi câu trong báo cáo này nói rằng bản đang chạy truy vết được tệp bị nén đều phải hiểu theo phạm vi đó.</w:t>
+        <w:t xml:space="preserve">Phát biểu đúng về năng lực truy vết của bản đang chạy vì thế là: hệ thống truy được nguồn khi tệp đổi biểu diễn nhị phân mà từng điểm ảnh giữ nguyên, ví dụ lưu lại sang một định dạng không mất dữ liệu. Nhóm chưa quan sát được lần truy vết thành công nào sau bất kỳ phép biến đổi điểm ảnh nào trên đường đi thật của sản phẩm, kể cả thu nhỏ không nén. Mọi câu trong báo cáo này nói rằng bản đang chạy truy vết được tệp đã bị nén hay thu nhỏ đều phải hiểu theo phạm vi đó.</w:t>
       </w:r>
     </w:p>
     <w:p>
@@ -24010,7 +24059,7 @@
               <w:jc w:val="left"/>
             </w:pPr>
             <w:r>
-              <w:t xml:space="preserve">Trên đường đi thật của sản phẩm, nén JPEG 70 làm mất khả năng truy vết ở cả ba vật mang</w:t>
+              <w:t xml:space="preserve">Trên đường đi thật của sản phẩm, mọi phép biến đổi làm đổi điểm ảnh đều khiến hệ thống mất khả năng truy vết</w:t>
             </w:r>
           </w:p>
         </w:tc>
@@ -24056,7 +24105,7 @@
               <w:spacing w:before="40" w:after="40" w:line="240" w:lineRule="auto"/>
             </w:pPr>
             <w:r>
-              <w:t xml:space="preserve">Bốn phép thử ngày 14/09/2026 qua đúng giao diện web; ảnh chụp màn hình ở</w:t>
+              <w:t xml:space="preserve">Năm phép thử âm tính ngày 14/09/2026 qua đúng giao diện web; ảnh chụp màn hình ở</w:t>
             </w:r>
             <w:r>
               <w:t xml:space="preserve"> </w:t>
@@ -24081,7 +24130,7 @@
               <w:jc w:val="left"/>
             </w:pPr>
             <w:r>
-              <w:t xml:space="preserve">Đã kiểm chứng: ảnh nền phẳng, trang chữ dày và trang render từ PDF đều trượt. Giả thuyết vật mang yếu đã bị chính hai phép thử sau bác bỏ.</w:t>
+              <w:t xml:space="preserve">Đã kiểm chứng: nén JPEG 70 trượt trên cả ba vật mang, và thu nhỏ 0.75 không nén cũng trượt. Hai giả thuyết bào chữa, vật mang yếu và chỉ nén mới phá tín hiệu, đều bị chính các phép thử sau bác bỏ.</w:t>
             </w:r>
           </w:p>
         </w:tc>

--- a/docs/project/Nhom9_TruyVetToanVenVanBan.docx
+++ b/docs/project/Nhom9_TruyVetToanVenVanBan.docx
@@ -17519,7 +17519,59 @@
         </w:numPr>
       </w:pPr>
       <w:r>
-        <w:t xml:space="preserve">Cấp phát nhận PDF, PNG và JPEG. Đầu vào là ảnh thì nội dung trả về luôn được mã hoá thành PNG, vì nén lại bằng JPEG sẽ phá chính thủy vân vừa nhúng. Ảnh giữ nguyên kích thước gốc, không chèn viền, không kéo méo.</w:t>
+        <w:t xml:space="preserve">Cấp phát nhận PDF, PNG và JPEG. Đầu vào là ảnh thì nội dung trả về luôn được mã hoá thành PNG, vì nén lại bằng JPEG sẽ phá chính thủy vân vừa nhúng. Tệp nhận được giữ đúng kích thước gốc và không có viền chèn thêm.</w:t>
+      </w:r>
+    </w:p>
+    <w:p>
+      <w:pPr>
+        <w:pStyle w:val="Compact"/>
+        <w:jc w:val="left"/>
+        <w:numPr>
+          <w:ilvl w:val="0"/>
+          <w:numId w:val="1057"/>
+        </w:numPr>
+      </w:pPr>
+      <w:r>
+        <w:t xml:space="preserve">Cần nói rõ một chi tiết mà câu trên dễ gây hiểu nhầm: bên trong đường ống, ảnh không hề được giữ nguyên hình dạng. Hàm</w:t>
+      </w:r>
+      <w:r>
+        <w:t xml:space="preserve"> </w:t>
+      </w:r>
+      <w:r>
+        <w:rPr>
+          <w:rStyle w:val="VerbatimChar"/>
+        </w:rPr>
+        <w:t xml:space="preserve">_canonicalize_page</w:t>
+      </w:r>
+      <w:r>
+        <w:t xml:space="preserve"> </w:t>
+      </w:r>
+      <w:r>
+        <w:t xml:space="preserve">kéo mọi đầu vào về đúng một khung cố định 1152 x 2304 điểm ảnh, không giữ tỉ lệ khung hình (</w:t>
+      </w:r>
+      <w:r>
+        <w:rPr>
+          <w:rStyle w:val="VerbatimChar"/>
+        </w:rPr>
+        <w:t xml:space="preserve">DEMO_CANONICAL_CANVAS</w:t>
+      </w:r>
+      <w:r>
+        <w:t xml:space="preserve"> </w:t>
+      </w:r>
+      <w:r>
+        <w:t xml:space="preserve">trong</w:t>
+      </w:r>
+      <w:r>
+        <w:t xml:space="preserve"> </w:t>
+      </w:r>
+      <w:r>
+        <w:rPr>
+          <w:rStyle w:val="VerbatimChar"/>
+        </w:rPr>
+        <w:t xml:space="preserve">services/api/splitbind/demo/models.py: L20</w:t>
+      </w:r>
+      <w:r>
+        <w:t xml:space="preserve">). Thủy vân được nhúng trong khung méo đó, rồi ảnh mới được kéo ngược về kích thước ban đầu. Người dùng không thấy sự méo vì nó bị hoàn tác, nhưng tín hiệu thì đã đi qua hai lần lấy mẫu lại.</w:t>
       </w:r>
     </w:p>
     <w:p>
@@ -18119,13 +18171,233 @@
           <w:i/>
           <w:iCs/>
         </w:rPr>
+        <w:t xml:space="preserve">Đã hiện thực trong mã nguồn</w:t>
+      </w:r>
+      <w:r>
+        <w:t xml:space="preserve"> </w:t>
+      </w:r>
+      <w:r>
+        <w:t xml:space="preserve">Có một yếu tố thứ hai, và nó giải thích vì sao riêng đường ảnh lại mong manh đến vậy. Đọc mã,</w:t>
+      </w:r>
+      <w:r>
+        <w:t xml:space="preserve"> </w:t>
+      </w:r>
+      <w:r>
+        <w:rPr>
+          <w:rStyle w:val="VerbatimChar"/>
+        </w:rPr>
+        <w:t xml:space="preserve">_canonicalize_page</w:t>
+      </w:r>
+      <w:r>
+        <w:t xml:space="preserve"> </w:t>
+      </w:r>
+      <w:r>
+        <w:t xml:space="preserve">kéo mọi ảnh về đúng một khung cố định 1152 x 2304 điểm ảnh mà không giữ tỉ lệ khung hình. Khung này vốn được chọn cho trang tài liệu dọc, nên một ảnh ngang bị biến dạng rất nặng:</w:t>
+      </w:r>
+    </w:p>
+    <w:tbl>
+      <w:tblPr>
+        <w:tblStyle w:val="Table"/>
+        <w:tblW w:type="auto" w:w="0"/>
+        <w:tblLook w:firstRow="1" w:lastRow="0" w:firstColumn="0" w:lastColumn="0" w:noHBand="0" w:noVBand="0" w:val="0020"/>
+      </w:tblPr>
+      <w:tblGrid>
+        <w:gridCol w:w="2640"/>
+        <w:gridCol w:w="2640"/>
+        <w:gridCol w:w="2640"/>
+      </w:tblGrid>
+      <w:tr>
+        <w:trPr>
+          <w:tblHeader w:val="on"/>
+        </w:trPr>
+        <w:tc>
+          <w:tcPr/>
+          <w:p>
+            <w:pPr>
+              <w:pStyle w:val="Compact"/>
+              <w:spacing w:before="40" w:after="40" w:line="240" w:lineRule="auto"/>
+              <w:jc w:val="left"/>
+            </w:pPr>
+            <w:r>
+              <w:t xml:space="preserve">Đầu vào</w:t>
+            </w:r>
+          </w:p>
+        </w:tc>
+        <w:tc>
+          <w:tcPr/>
+          <w:p>
+            <w:pPr>
+              <w:pStyle w:val="Compact"/>
+              <w:spacing w:before="40" w:after="40" w:line="240" w:lineRule="auto"/>
+              <w:jc w:val="left"/>
+            </w:pPr>
+            <w:r>
+              <w:t xml:space="preserve">Tỉ lệ rộng trên cao</w:t>
+            </w:r>
+          </w:p>
+        </w:tc>
+        <w:tc>
+          <w:tcPr/>
+          <w:p>
+            <w:pPr>
+              <w:pStyle w:val="Compact"/>
+              <w:spacing w:before="40" w:after="40" w:line="240" w:lineRule="auto"/>
+              <w:jc w:val="left"/>
+            </w:pPr>
+            <w:r>
+              <w:t xml:space="preserve">Hệ số kéo dọc so với ngang</w:t>
+            </w:r>
+          </w:p>
+        </w:tc>
+      </w:tr>
+      <w:tr>
+        <w:tc>
+          <w:tcPr/>
+          <w:p>
+            <w:pPr>
+              <w:pStyle w:val="Compact"/>
+              <w:spacing w:before="40" w:after="40" w:line="240" w:lineRule="auto"/>
+              <w:jc w:val="left"/>
+            </w:pPr>
+            <w:r>
+              <w:t xml:space="preserve">Ảnh nền phẳng 1400 x 900</w:t>
+            </w:r>
+          </w:p>
+        </w:tc>
+        <w:tc>
+          <w:tcPr/>
+          <w:p>
+            <w:pPr>
+              <w:pStyle w:val="Compact"/>
+              <w:spacing w:before="40" w:after="40" w:line="240" w:lineRule="auto"/>
+              <w:jc w:val="left"/>
+            </w:pPr>
+            <w:r>
+              <w:t xml:space="preserve">1.556</w:t>
+            </w:r>
+          </w:p>
+        </w:tc>
+        <w:tc>
+          <w:tcPr/>
+          <w:p>
+            <w:pPr>
+              <w:pStyle w:val="Compact"/>
+              <w:spacing w:before="40" w:after="40" w:line="240" w:lineRule="auto"/>
+              <w:jc w:val="left"/>
+            </w:pPr>
+            <w:r>
+              <w:t xml:space="preserve">3.11 lần</w:t>
+            </w:r>
+          </w:p>
+        </w:tc>
+      </w:tr>
+      <w:tr>
+        <w:tc>
+          <w:tcPr/>
+          <w:p>
+            <w:pPr>
+              <w:pStyle w:val="Compact"/>
+              <w:spacing w:before="40" w:after="40" w:line="240" w:lineRule="auto"/>
+              <w:jc w:val="left"/>
+            </w:pPr>
+            <w:r>
+              <w:t xml:space="preserve">Trang chữ dày 1400 x 1980</w:t>
+            </w:r>
+          </w:p>
+        </w:tc>
+        <w:tc>
+          <w:tcPr/>
+          <w:p>
+            <w:pPr>
+              <w:pStyle w:val="Compact"/>
+              <w:spacing w:before="40" w:after="40" w:line="240" w:lineRule="auto"/>
+              <w:jc w:val="left"/>
+            </w:pPr>
+            <w:r>
+              <w:t xml:space="preserve">0.707</w:t>
+            </w:r>
+          </w:p>
+        </w:tc>
+        <w:tc>
+          <w:tcPr/>
+          <w:p>
+            <w:pPr>
+              <w:pStyle w:val="Compact"/>
+              <w:spacing w:before="40" w:after="40" w:line="240" w:lineRule="auto"/>
+              <w:jc w:val="left"/>
+            </w:pPr>
+            <w:r>
+              <w:t xml:space="preserve">1.41 lần</w:t>
+            </w:r>
+          </w:p>
+        </w:tc>
+      </w:tr>
+      <w:tr>
+        <w:tc>
+          <w:tcPr/>
+          <w:p>
+            <w:pPr>
+              <w:pStyle w:val="Compact"/>
+              <w:spacing w:before="40" w:after="40" w:line="240" w:lineRule="auto"/>
+              <w:jc w:val="left"/>
+            </w:pPr>
+            <w:r>
+              <w:t xml:space="preserve">Trang render từ PDF 1344 x 1901</w:t>
+            </w:r>
+          </w:p>
+        </w:tc>
+        <w:tc>
+          <w:tcPr/>
+          <w:p>
+            <w:pPr>
+              <w:pStyle w:val="Compact"/>
+              <w:spacing w:before="40" w:after="40" w:line="240" w:lineRule="auto"/>
+              <w:jc w:val="left"/>
+            </w:pPr>
+            <w:r>
+              <w:t xml:space="preserve">0.707</w:t>
+            </w:r>
+          </w:p>
+        </w:tc>
+        <w:tc>
+          <w:tcPr/>
+          <w:p>
+            <w:pPr>
+              <w:pStyle w:val="Compact"/>
+              <w:spacing w:before="40" w:after="40" w:line="240" w:lineRule="auto"/>
+              <w:jc w:val="left"/>
+            </w:pPr>
+            <w:r>
+              <w:t xml:space="preserve">1.41 lần</w:t>
+            </w:r>
+          </w:p>
+        </w:tc>
+      </w:tr>
+    </w:tbl>
+    <w:p>
+      <w:pPr>
+        <w:pStyle w:val="BodyText"/>
+      </w:pPr>
+      <w:r>
+        <w:t xml:space="preserve">Đường đi đầy đủ của một bản cấp phát ảnh vì thế là: kéo về khung chuẩn, nhúng thủy vân trong khung đã méo, rồi kéo ngược về kích thước gốc. Lúc xác minh, ảnh nộp lên lại bị kéo về khung chuẩn một lần nữa trước khi giải mã. Một bản sao giống hệt từng điểm ảnh đi qua đúng chuỗi phép biến đổi ấy nên khớp lại được, và đó chính là lý do phép thử dương tính duy nhất thành công. Nhưng nếu người nhận chỉ cần thu nhỏ hay nén thêm một lần, phép lấy mẫu lại thứ ba chồng lên một tín hiệu vốn đã qua hai lần biến dạng.</w:t>
+      </w:r>
+    </w:p>
+    <w:p>
+      <w:pPr>
+        <w:pStyle w:val="BodyText"/>
+      </w:pPr>
+      <w:r>
+        <w:rPr>
+          <w:i/>
+          <w:iCs/>
+        </w:rPr>
         <w:t xml:space="preserve">Giới hạn đã nhận diện</w:t>
       </w:r>
       <w:r>
         <w:t xml:space="preserve"> </w:t>
       </w:r>
       <w:r>
-        <w:t xml:space="preserve">Có một yếu tố thứ hai cộng thêm vào. Benchmark gọi thẳng bộ giải mã, truyền sẵn số trang và làm việc trên khung ảnh chuẩn tắc, còn dịch vụ nhận một tấm ảnh trần thì không có hai thứ đó và phải tự đoán hình học. Chính Mục 4.2.4.4 đã nêu trước điều này khi nói bảng độ bền mô tả thư viện chứ chưa mô tả sản phẩm; năm phép thử ở đây là phần kiểm chứng thực nghiệm cho nhận định đó.</w:t>
+        <w:t xml:space="preserve">Có một yếu tố thứ ba cộng thêm vào. Benchmark gọi thẳng bộ giải mã, truyền sẵn số trang và làm việc trên khung ảnh chuẩn tắc, còn dịch vụ nhận một tấm ảnh trần thì không có hai thứ đó và phải tự đoán hình học. Chính Mục 4.2.4.4 đã nêu trước điều này khi nói bảng độ bền mô tả thư viện chứ chưa mô tả sản phẩm; năm phép thử ở đây là phần kiểm chứng thực nghiệm cho nhận định đó.</w:t>
       </w:r>
     </w:p>
     <w:p>

--- a/docs/project/Nhom9_TruyVetToanVenVanBan.docx
+++ b/docs/project/Nhom9_TruyVetToanVenVanBan.docx
@@ -6990,7 +6990,7 @@
         <w:t xml:space="preserve"> </w:t>
       </w:r>
       <w:r>
-        <w:t xml:space="preserve">đang chạy nhận cả PDF, PNG và JPEG ở cả hai chiều cấp phát và xác minh. Về truy vết, phép đo qua đúng giao diện người dùng cho thấy hệ thống truy được nguồn khi tệp đổi biểu diễn nhị phân mà nội dung ảnh không đổi, còn khi tệp bị nén mất dữ liệu thì nhóm chưa quan sát được lần truy vết thành công nào. Chi tiết, bảng số liệu và ranh giới ở Mục 4.2.4.</w:t>
+        <w:t xml:space="preserve">đang chạy nhận cả PDF, PNG và JPEG ở cả hai chiều cấp phát và xác minh. Về truy vết, phép đo qua đúng giao diện người dùng cho thấy hệ thống truy được nguồn từ một ảnh chụp màn hình đã bị thu nhỏ còn dưới một nửa và có viền đen, với điều kiện bản cấp phát có tỉ lệ khung hình trùng khung chuẩn của hệ thống. Khi bản cấp phát lệch khung chuẩn, hoặc khi tệp bị nén mất dữ liệu, nhóm chưa quan sát được lần truy vết thành công nào. Chi tiết, bảng số liệu và ranh giới ở Mục 4.2.4.</w:t>
       </w:r>
     </w:p>
     <w:p>
@@ -9567,7 +9567,7 @@
         <w:t xml:space="preserve">research_measurement_only</w:t>
       </w:r>
       <w:r>
-        <w:t xml:space="preserve">, nên phân hệ thủy vân bền vững chưa qua cổng phát hành. Từ 12/09/2026 nhóm đã bật nó trên chính hệ thống đang chạy để đo thực tế. Năm phép thử đầu tiên đều trượt, sau đó nhóm tìm ra nguyên nhân gốc và sửa. Phép đo qua đúng giao diện người dùng ngày 14/09 cho thấy bản đang chạy truy được nguồn khi tệp chỉ đổi biểu diễn nhị phân, nhưng chưa truy được sau khi tệp bị nén mất dữ liệu. Số liệu đầy đủ và ranh giới ở Mục 4.2.1, 4.2.3 và 4.2.4.</w:t>
+        <w:t xml:space="preserve">, nên phân hệ thủy vân bền vững chưa qua cổng phát hành. Từ 12/09/2026 nhóm đã bật nó trên chính hệ thống đang chạy để đo thực tế. Năm phép thử đầu tiên đều trượt, sau đó nhóm tìm ra nguyên nhân gốc và sửa. Phép đo qua đúng giao diện người dùng ngày 14/09 cho thấy bản đang chạy truy được nguồn từ ảnh chụp màn hình thu nhỏ còn dưới một nửa khi bản cấp phát đúng khung chuẩn, nhưng chưa truy được khi bản cấp phát lệch khung chuẩn hoặc khi tệp bị nén mất dữ liệu. Số liệu đầy đủ và ranh giới ở Mục 4.2.1, 4.2.3 và 4.2.4.</w:t>
       </w:r>
     </w:p>
     <w:p>
@@ -17668,13 +17668,13 @@
         <w:t xml:space="preserve">và đúng mã hồ sơ.</w:t>
       </w:r>
     </w:p>
-    <w:bookmarkStart w:id="69" w:name="X5deaf466f161605a089f9c3b0d787aff865cd7a"/>
+    <w:bookmarkStart w:id="69" w:name="Xe6dde4dc4792840ab1485387adbde1ad3c1d8ec"/>
     <w:p>
       <w:pPr>
         <w:pStyle w:val="Heading5"/>
       </w:pPr>
       <w:r>
-        <w:t xml:space="preserve">Sáu phép thử qua đúng giao diện người dùng, ngày 14/09/2026</w:t>
+        <w:t xml:space="preserve">Tám phép thử qua đúng giao diện người dùng, ngày 14/09/2026</w:t>
       </w:r>
     </w:p>
     <w:p>
@@ -17692,7 +17692,7 @@
         <w:t xml:space="preserve"> </w:t>
       </w:r>
       <w:r>
-        <w:t xml:space="preserve">Phép kiểm vừa nêu gọi thẳng hàm bên trong container, tức vẫn là một phép đo về thư viện. Để biết đường đi thật của sản phẩm làm được gì, nhóm cấp phát tài liệu trên chính hệ thống đang chạy, tải bản cấp phát về, biến đổi, rồi nộp lại qua đúng biểu mẫu xác minh trên web. Ba vật mang được dùng để tránh kết luận dựa trên một loại ảnh duy nhất: một ảnh gần như toàn nền phẳng, một trang chữ dày đặc nhiều kết cấu, và một trang render từ tệp PDF do hệ thống cấp phát. Các phép biến đổi cũng được chọn để tách riêng hai nguyên nhân, một bên là mất đồng bộ hình học và một bên là hỏng vật mang, đúng cách phân loại ở Mục 4.2.2.2.</w:t>
+        <w:t xml:space="preserve">Phép kiểm vừa nêu gọi thẳng hàm bên trong container, tức vẫn là một phép đo về thư viện. Để biết đường đi thật của sản phẩm làm được gì, nhóm cấp phát tài liệu trên chính hệ thống đang chạy, tải bản cấp phát về, biến đổi, rồi nộp lại qua đúng biểu mẫu xác minh trên web. Bốn vật mang được dùng để tránh kết luận dựa trên một loại ảnh duy nhất: một ảnh gần như toàn nền phẳng, một trang chữ dày đặc nhiều kết cấu, một trang render từ tệp PDF do hệ thống cấp phát, và một ảnh chuyển sắc có kích thước trùng đúng khung chuẩn. Các phép biến đổi cũng được chọn để tách riêng hai nguyên nhân, một bên là mất đồng bộ hình học và một bên là hỏng vật mang, đúng cách phân loại ở Mục 4.2.2.2.</w:t>
       </w:r>
     </w:p>
     <w:tbl>
@@ -18010,7 +18010,7 @@
         <w:pStyle w:val="BodyText"/>
       </w:pPr>
       <w:r>
-        <w:t xml:space="preserve">Hàng thứ nhất là nội dung của Hình 4.4 và là kết quả dương tính duy nhất: mã băm của tệp nộp lên khác hẳn mã băm đã ký, giao diện ghi rõ</w:t>
+        <w:t xml:space="preserve">Hàng thứ nhất là nội dung của Hình 4.4: mã băm của tệp nộp lên khác hẳn mã băm đã ký, giao diện ghi rõ</w:t>
       </w:r>
       <w:r>
         <w:t xml:space="preserve"> </w:t>
@@ -18019,7 +18019,7 @@
         <w:t xml:space="preserve">“hai giá trị khác nhau”</w:t>
       </w:r>
       <w:r>
-        <w:t xml:space="preserve">, vậy mà hệ thống vẫn chỉ đúng bản cấp phát đã sinh ra tệp đó. Kết luận ấy không thể đến từ đối chiếu mã băm, nên nó chứng minh chuỗi cấp phát, nhúng, lưu trữ, giải mã và tra cứu hồ sơ chạy thông suốt trên môi trường thật. Đó là một khẳng định về tính đúng đắn của dây chuyền, không phải về độ bền.</w:t>
+        <w:t xml:space="preserve">, vậy mà hệ thống vẫn chỉ đúng bản cấp phát đã sinh ra tệp đó. Kết luận ấy không thể đến từ đối chiếu mã băm, nên nó chứng minh chuỗi cấp phát, nhúng, lưu trữ, giải mã và tra cứu hồ sơ chạy thông suốt trên môi trường thật. Năm hàng sau đó đều âm tính, và nếu dừng ở đây thì kết luận sẽ là hệ thống chỉ truy được bản sao giống hệt từng điểm ảnh.</w:t>
       </w:r>
     </w:p>
     <w:p>
@@ -18027,7 +18027,166 @@
         <w:pStyle w:val="BodyText"/>
       </w:pPr>
       <w:r>
-        <w:t xml:space="preserve">Năm hàng còn lại cho một kết luận thẳng thắn:</w:t>
+        <w:t xml:space="preserve">Nhưng phép thử quyết định lại nằm ở hai hàng cuối, và chúng đảo ngược kết luận mà nhóm suýt đưa ra.</w:t>
+      </w:r>
+    </w:p>
+    <w:tbl>
+      <w:tblPr>
+        <w:tblStyle w:val="Table"/>
+        <w:tblW w:type="pct" w:w="5000"/>
+        <w:tblLayout w:type="fixed"/>
+        <w:tblLook w:firstRow="1" w:lastRow="0" w:firstColumn="0" w:lastColumn="0" w:noHBand="0" w:noVBand="0" w:val="0020"/>
+      </w:tblPr>
+      <w:tblGrid>
+        <w:gridCol w:w="2640"/>
+        <w:gridCol w:w="2640"/>
+        <w:gridCol w:w="2640"/>
+      </w:tblGrid>
+      <w:tr>
+        <w:trPr>
+          <w:tblHeader w:val="on"/>
+        </w:trPr>
+        <w:tc>
+          <w:tcPr/>
+          <w:p>
+            <w:pPr>
+              <w:pStyle w:val="Compact"/>
+              <w:spacing w:before="40" w:after="40" w:line="240" w:lineRule="auto"/>
+              <w:jc w:val="left"/>
+            </w:pPr>
+            <w:r>
+              <w:t xml:space="preserve">Cách ảnh được cấp phát</w:t>
+            </w:r>
+          </w:p>
+        </w:tc>
+        <w:tc>
+          <w:tcPr/>
+          <w:p>
+            <w:pPr>
+              <w:pStyle w:val="Compact"/>
+              <w:spacing w:before="40" w:after="40" w:line="240" w:lineRule="auto"/>
+              <w:jc w:val="left"/>
+            </w:pPr>
+            <w:r>
+              <w:t xml:space="preserve">Phép biến đổi</w:t>
+            </w:r>
+          </w:p>
+        </w:tc>
+        <w:tc>
+          <w:tcPr/>
+          <w:p>
+            <w:pPr>
+              <w:pStyle w:val="Compact"/>
+              <w:spacing w:before="40" w:after="40" w:line="240" w:lineRule="auto"/>
+              <w:jc w:val="left"/>
+            </w:pPr>
+            <w:r>
+              <w:t xml:space="preserve">Kết quả</w:t>
+            </w:r>
+          </w:p>
+        </w:tc>
+      </w:tr>
+      <w:tr>
+        <w:tc>
+          <w:tcPr/>
+          <w:p>
+            <w:pPr>
+              <w:pStyle w:val="Compact"/>
+              <w:spacing w:before="40" w:after="40" w:line="240" w:lineRule="auto"/>
+              <w:jc w:val="left"/>
+            </w:pPr>
+            <w:r>
+              <w:t xml:space="preserve">Ảnh 1400 x 1980, lệch khung chuẩn</w:t>
+            </w:r>
+          </w:p>
+        </w:tc>
+        <w:tc>
+          <w:tcPr/>
+          <w:p>
+            <w:pPr>
+              <w:pStyle w:val="Compact"/>
+              <w:spacing w:before="40" w:after="40" w:line="240" w:lineRule="auto"/>
+              <w:jc w:val="left"/>
+            </w:pPr>
+            <w:r>
+              <w:t xml:space="preserve">Chụp màn hình 1920 x 1080, thu nhỏ còn 0.545, có viền đen</w:t>
+            </w:r>
+          </w:p>
+        </w:tc>
+        <w:tc>
+          <w:tcPr/>
+          <w:p>
+            <w:pPr>
+              <w:pStyle w:val="Compact"/>
+              <w:spacing w:before="40" w:after="40" w:line="240" w:lineRule="auto"/>
+              <w:jc w:val="left"/>
+            </w:pPr>
+            <w:r>
+              <w:t xml:space="preserve">Không truy được</w:t>
+            </w:r>
+          </w:p>
+        </w:tc>
+      </w:tr>
+      <w:tr>
+        <w:tc>
+          <w:tcPr/>
+          <w:p>
+            <w:pPr>
+              <w:pStyle w:val="Compact"/>
+              <w:spacing w:before="40" w:after="40" w:line="240" w:lineRule="auto"/>
+              <w:jc w:val="left"/>
+            </w:pPr>
+            <w:r>
+              <w:t xml:space="preserve">Ảnh 1152 x 2304, đúng khung chuẩn</w:t>
+            </w:r>
+          </w:p>
+        </w:tc>
+        <w:tc>
+          <w:tcPr/>
+          <w:p>
+            <w:pPr>
+              <w:pStyle w:val="Compact"/>
+              <w:spacing w:before="40" w:after="40" w:line="240" w:lineRule="auto"/>
+              <w:jc w:val="left"/>
+            </w:pPr>
+            <w:r>
+              <w:t xml:space="preserve">Chụp màn hình 1920 x 1080, thu nhỏ còn 0.469, có viền đen</w:t>
+            </w:r>
+          </w:p>
+        </w:tc>
+        <w:tc>
+          <w:tcPr/>
+          <w:p>
+            <w:pPr>
+              <w:pStyle w:val="Compact"/>
+              <w:spacing w:before="40" w:after="40" w:line="240" w:lineRule="auto"/>
+              <w:jc w:val="left"/>
+            </w:pPr>
+            <w:r>
+              <w:rPr>
+                <w:b/>
+                <w:bCs/>
+              </w:rPr>
+              <w:t xml:space="preserve">Truy được nguồn</w:t>
+            </w:r>
+          </w:p>
+        </w:tc>
+      </w:tr>
+    </w:tbl>
+    <w:p>
+      <w:pPr>
+        <w:pStyle w:val="BodyText"/>
+      </w:pPr>
+      <w:r>
+        <w:t xml:space="preserve">Hai hàng này là một phép so sánh có kiểm soát: cùng một lớp tấn công, cùng cách dựng ảnh chụp màn hình, tỉ lệ thu nhỏ gần bằng nhau, và hàng thứ hai còn bị thu nhỏ mạnh hơn. Khác biệt duy nhất là kích thước của tệp đem đi cấp phát.</w:t>
+      </w:r>
+    </w:p>
+    <w:p>
+      <w:pPr>
+        <w:pStyle w:val="BodyText"/>
+      </w:pPr>
+      <w:r>
+        <w:t xml:space="preserve">Kết luận rút ra:</w:t>
       </w:r>
       <w:r>
         <w:t xml:space="preserve"> </w:t>
@@ -18037,21 +18196,13 @@
           <w:b/>
           <w:bCs/>
         </w:rPr>
-        <w:t xml:space="preserve">trên đường đi thật của sản phẩm, mọi phép biến đổi làm đổi điểm ảnh đều khiến hệ thống mất khả năng truy vết.</w:t>
-      </w:r>
-      <w:r>
-        <w:t xml:space="preserve"> </w:t>
-      </w:r>
-      <w:r>
-        <w:t xml:space="preserve">Nhóm loại trừ giả thuyết bằng cách thử lần lượt. Giả thuyết thứ nhất là ảnh mẫu quá phẳng nên ít chỗ giấu tín hiệu; trang chữ dày và trang PDF bác bỏ nó, vì chúng nhiều kết cấu hơn hẳn mà vẫn trượt. Giả thuyết thứ hai là chỉ riêng nén mới phá tín hiệu, còn thu nhỏ thuần tuý thì phục hồi khung ảnh sẽ cứu được, đúng như Bảng 4.7 đã đo với bộ mã hoá đối chứng [19]; hàng thu nhỏ không nén bác bỏ nốt giả thuyết này.</w:t>
-      </w:r>
-    </w:p>
-    <w:p>
-      <w:pPr>
-        <w:pStyle w:val="BodyText"/>
-      </w:pPr>
-      <w:r>
-        <w:t xml:space="preserve">Vậy ranh giới đo được của bản đang chạy hẹp hơn nhiều so với mọi bảng độ bền trong báo cáo: nó chỉ truy được nguồn khi điểm ảnh không thay đổi.</w:t>
+        <w:t xml:space="preserve">hệ thống đang chạy truy vết được ảnh chụp màn hình đã bị thu nhỏ hơn một nửa, miễn là bản cấp phát không phải đi qua vòng kéo méo.</w:t>
+      </w:r>
+      <w:r>
+        <w:t xml:space="preserve"> </w:t>
+      </w:r>
+      <w:r>
+        <w:t xml:space="preserve">Ảnh có tỉ lệ khung hình trùng khung chuẩn thì bước canonical hoá thành phép đồng nhất, thủy vân được nhúng và đọc trong cùng một hệ toạ độ, và bộ bóc viền làm đúng việc của nó.</w:t>
       </w:r>
     </w:p>
     <w:p>
@@ -18159,7 +18310,7 @@
         <w:pStyle w:val="BodyText"/>
       </w:pPr>
       <w:r>
-        <w:t xml:space="preserve">Nói cách khác, hệ thống đang chạy chưa bao giờ chứa thuật toán đạt 9/12. Chính thế hệ V2 đang chạy, khi được đo trong phòng thí nghiệm với mọi điều kiện thuận lợi, cũng chưa bao giờ vượt 3/12 trước JPEG-70 ở bất kỳ mức bước lượng tử nào. Bốn kết quả âm tính ở đây vì thế đúng như dự đoán, không phải một sự cố.</w:t>
+        <w:t xml:space="preserve">Nói cách khác, hệ thống đang chạy chưa bao giờ chứa thuật toán đạt 9/12. Chính thế hệ V2 đang chạy, khi được đo trong phòng thí nghiệm với mọi điều kiện thuận lợi, cũng chưa bao giờ vượt 3/12 trước JPEG-70 ở bất kỳ mức bước lượng tử nào. Các kết quả âm tính trước phép nén ở đây vì thế đúng như dự đoán, không phải một sự cố.</w:t>
       </w:r>
     </w:p>
     <w:p>
@@ -18379,7 +18530,7 @@
         <w:pStyle w:val="BodyText"/>
       </w:pPr>
       <w:r>
-        <w:t xml:space="preserve">Đường đi đầy đủ của một bản cấp phát ảnh vì thế là: kéo về khung chuẩn, nhúng thủy vân trong khung đã méo, rồi kéo ngược về kích thước gốc. Lúc xác minh, ảnh nộp lên lại bị kéo về khung chuẩn một lần nữa trước khi giải mã. Một bản sao giống hệt từng điểm ảnh đi qua đúng chuỗi phép biến đổi ấy nên khớp lại được, và đó chính là lý do phép thử dương tính duy nhất thành công. Nhưng nếu người nhận chỉ cần thu nhỏ hay nén thêm một lần, phép lấy mẫu lại thứ ba chồng lên một tín hiệu vốn đã qua hai lần biến dạng.</w:t>
+        <w:t xml:space="preserve">Đường đi đầy đủ của một bản cấp phát ảnh vì thế là: kéo về khung chuẩn, nhúng thủy vân trong khung đã méo, rồi kéo ngược về kích thước gốc. Lúc xác minh, ảnh nộp lên lại bị kéo về khung chuẩn một lần nữa trước khi giải mã. Một bản sao giống hệt từng điểm ảnh đi qua đúng chuỗi phép biến đổi ấy nên khớp lại được. Nhưng nếu người nhận thu nhỏ hay nén thêm một lần, phép lấy mẫu lại thứ ba chồng lên một tín hiệu vốn đã qua hai lần biến dạng, và đó là lúc dây chuyền gãy. Phép so sánh có kiểm soát ở trên đo đúng hệ quả này: bỏ vòng kéo méo đi bằng cách cấp phát một ảnh vốn đã đúng khung chuẩn, thì cùng lớp tấn công ấy lại truy vết được.</w:t>
       </w:r>
     </w:p>
     <w:p>
@@ -18397,7 +18548,7 @@
         <w:t xml:space="preserve"> </w:t>
       </w:r>
       <w:r>
-        <w:t xml:space="preserve">Có một yếu tố thứ ba cộng thêm vào. Benchmark gọi thẳng bộ giải mã, truyền sẵn số trang và làm việc trên khung ảnh chuẩn tắc, còn dịch vụ nhận một tấm ảnh trần thì không có hai thứ đó và phải tự đoán hình học. Chính Mục 4.2.4.4 đã nêu trước điều này khi nói bảng độ bền mô tả thư viện chứ chưa mô tả sản phẩm; năm phép thử ở đây là phần kiểm chứng thực nghiệm cho nhận định đó.</w:t>
+        <w:t xml:space="preserve">Có một yếu tố thứ ba cộng thêm vào. Benchmark gọi thẳng bộ giải mã, truyền sẵn số trang và làm việc trên khung ảnh chuẩn tắc, còn dịch vụ nhận một tấm ảnh trần thì không có hai thứ đó và phải tự đoán hình học. Chính Mục 4.2.4.4 đã nêu trước điều này khi nói bảng độ bền mô tả thư viện chứ chưa mô tả sản phẩm; tám phép thử ở đây là phần kiểm chứng thực nghiệm cho nhận định đó.</w:t>
       </w:r>
     </w:p>
     <w:p>
@@ -18448,7 +18599,131 @@
         <w:t xml:space="preserve"> </w:t>
       </w:r>
       <w:r>
-        <w:t xml:space="preserve">Phát biểu đúng về năng lực truy vết của bản đang chạy vì thế là: hệ thống truy được nguồn khi tệp đổi biểu diễn nhị phân mà từng điểm ảnh giữ nguyên, ví dụ lưu lại sang một định dạng không mất dữ liệu. Nhóm chưa quan sát được lần truy vết thành công nào sau bất kỳ phép biến đổi điểm ảnh nào trên đường đi thật của sản phẩm, kể cả thu nhỏ không nén. Mọi câu trong báo cáo này nói rằng bản đang chạy truy vết được tệp đã bị nén hay thu nhỏ đều phải hiểu theo phạm vi đó.</w:t>
+        <w:t xml:space="preserve">Phát biểu đúng về năng lực truy vết của bản đang chạy vì thế gồm hai vế. Vế khẳng định: hệ thống truy được nguồn từ một ảnh chụp màn hình đã bị thu nhỏ còn dưới một nửa và có viền đen, khi bản cấp phát có tỉ lệ khung hình trùng khung chuẩn. Vế phủ định: khi bản cấp phát lệch khung chuẩn, hoặc khi tệp bị nén mất dữ liệu, nhóm chưa quan sát được lần truy vết thành công nào. Mọi câu trong báo cáo nói rằng bản đang chạy truy vết được tệp đã bị biến đổi đều phải hiểu kèm cả hai vế.</w:t>
+      </w:r>
+    </w:p>
+    <w:p>
+      <w:pPr>
+        <w:pStyle w:val="BodyText"/>
+        <w:jc w:val="left"/>
+      </w:pPr>
+      <w:r>
+        <w:rPr>
+          <w:i/>
+          <w:iCs/>
+        </w:rPr>
+        <w:t xml:space="preserve">Giới hạn đã nhận diện</w:t>
+      </w:r>
+      <w:r>
+        <w:t xml:space="preserve"> </w:t>
+      </w:r>
+      <w:r>
+        <w:t xml:space="preserve">Một khiếm khuyết giao diện lộ ra ngay ở chính phép thử dương tính này, và nó đáng ghi lại. Khi hệ thống truy được nguồn từ một tệp đã bị biến đổi, trạng thái nội bộ là</w:t>
+      </w:r>
+      <w:r>
+        <w:t xml:space="preserve"> </w:t>
+      </w:r>
+      <w:r>
+        <w:rPr>
+          <w:rStyle w:val="VerbatimChar"/>
+        </w:rPr>
+        <w:t xml:space="preserve">SOURCE_IDENTIFIED_MODIFIED</w:t>
+      </w:r>
+      <w:r>
+        <w:t xml:space="preserve"> </w:t>
+      </w:r>
+      <w:r>
+        <w:t xml:space="preserve">và bảng chi tiết kỹ thuật ghi đúng dòng</w:t>
+      </w:r>
+      <w:r>
+        <w:t xml:space="preserve"> </w:t>
+      </w:r>
+      <w:r>
+        <w:t xml:space="preserve">“Hồ sơ cấp phát đã khớp”</w:t>
+      </w:r>
+      <w:r>
+        <w:t xml:space="preserve"> </w:t>
+      </w:r>
+      <w:r>
+        <w:t xml:space="preserve">kèm mã hồ sơ. Nhưng dòng kết luận lớn ở đầu trang lại hiện</w:t>
+      </w:r>
+      <w:r>
+        <w:t xml:space="preserve"> </w:t>
+      </w:r>
+      <w:r>
+        <w:t xml:space="preserve">“Chưa đủ bằng chứng xác minh”</w:t>
+      </w:r>
+      <w:r>
+        <w:t xml:space="preserve">. Nguyên nhân nằm trong hàm</w:t>
+      </w:r>
+      <w:r>
+        <w:t xml:space="preserve"> </w:t>
+      </w:r>
+      <w:r>
+        <w:rPr>
+          <w:rStyle w:val="VerbatimChar"/>
+        </w:rPr>
+        <w:t xml:space="preserve">integrityVerdict</w:t>
+      </w:r>
+      <w:r>
+        <w:t xml:space="preserve"> </w:t>
+      </w:r>
+      <w:r>
+        <w:t xml:space="preserve">của</w:t>
+      </w:r>
+      <w:r>
+        <w:t xml:space="preserve"> </w:t>
+      </w:r>
+      <w:r>
+        <w:rPr>
+          <w:rStyle w:val="VerbatimChar"/>
+        </w:rPr>
+        <w:t xml:space="preserve">apps/web/src/features/evidence/copy.ts</w:t>
+      </w:r>
+      <w:r>
+        <w:t xml:space="preserve">: hàm này xét lần lượt bốn trường hợp là xử lý thất bại, manifest không hợp lệ, khớp tuyệt đối, và không tìm thấy bản cấp phát, rồi mọi trạng thái còn lại rơi vào nhánh mặc định.</w:t>
+      </w:r>
+      <w:r>
+        <w:t xml:space="preserve"> </w:t>
+      </w:r>
+      <w:r>
+        <w:rPr>
+          <w:rStyle w:val="VerbatimChar"/>
+        </w:rPr>
+        <w:t xml:space="preserve">SOURCE_IDENTIFIED_MODIFIED</w:t>
+      </w:r>
+      <w:r>
+        <w:t xml:space="preserve"> </w:t>
+      </w:r>
+      <w:r>
+        <w:t xml:space="preserve">không có nhánh riêng, dù</w:t>
+      </w:r>
+      <w:r>
+        <w:t xml:space="preserve"> </w:t>
+      </w:r>
+      <w:r>
+        <w:rPr>
+          <w:rStyle w:val="VerbatimChar"/>
+        </w:rPr>
+        <w:t xml:space="preserve">STATUS_COPY</w:t>
+      </w:r>
+      <w:r>
+        <w:t xml:space="preserve"> </w:t>
+      </w:r>
+      <w:r>
+        <w:t xml:space="preserve">đã có sẵn nhãn</w:t>
+      </w:r>
+      <w:r>
+        <w:t xml:space="preserve"> </w:t>
+      </w:r>
+      <w:r>
+        <w:t xml:space="preserve">“Khớp nguồn, có dấu hiệu thay đổi”</w:t>
+      </w:r>
+      <w:r>
+        <w:t xml:space="preserve"> </w:t>
+      </w:r>
+      <w:r>
+        <w:t xml:space="preserve">cho nó. Hệ quả là kết quả có giá trị nhất của cả hệ thống lại được trình bày như một kết quả không kết luận được, và người dùng chỉ thấy sự thật nếu mở phần chi tiết kỹ thuật.</w:t>
       </w:r>
     </w:p>
     <w:p>
@@ -24331,7 +24606,7 @@
               <w:jc w:val="left"/>
             </w:pPr>
             <w:r>
-              <w:t xml:space="preserve">Trên đường đi thật của sản phẩm, mọi phép biến đổi làm đổi điểm ảnh đều khiến hệ thống mất khả năng truy vết</w:t>
+              <w:t xml:space="preserve">Trên hệ thống thật, ảnh chụp màn hình thu nhỏ còn 0.469 kèm viền đen vẫn truy được nguồn, nếu bản cấp phát đúng khung chuẩn</w:t>
             </w:r>
           </w:p>
         </w:tc>
@@ -24364,20 +24639,20 @@
                 <w:i/>
                 <w:iCs/>
               </w:rPr>
-              <w:t xml:space="preserve">Giới hạn đã nhận diện</w:t>
-            </w:r>
-          </w:p>
-        </w:tc>
-        <w:tc>
-          <w:tcPr/>
-          <w:p>
-            <w:pPr>
-              <w:pStyle w:val="Compact"/>
-              <w:jc w:val="left"/>
-              <w:spacing w:before="40" w:after="40" w:line="240" w:lineRule="auto"/>
-            </w:pPr>
-            <w:r>
-              <w:t xml:space="preserve">Năm phép thử âm tính ngày 14/09/2026 qua đúng giao diện web; ảnh chụp màn hình ở</w:t>
+              <w:t xml:space="preserve">Đang vận hành trên hệ thống thật</w:t>
+            </w:r>
+          </w:p>
+        </w:tc>
+        <w:tc>
+          <w:tcPr/>
+          <w:p>
+            <w:pPr>
+              <w:pStyle w:val="Compact"/>
+              <w:jc w:val="left"/>
+              <w:spacing w:before="40" w:after="40" w:line="240" w:lineRule="auto"/>
+            </w:pPr>
+            <w:r>
+              <w:t xml:space="preserve">Phép so sánh có kiểm soát ngày 14/09/2026 qua đúng giao diện web; ảnh chụp màn hình ở</w:t>
             </w:r>
             <w:r>
               <w:t xml:space="preserve"> </w:t>
@@ -24402,7 +24677,257 @@
               <w:jc w:val="left"/>
             </w:pPr>
             <w:r>
-              <w:t xml:space="preserve">Đã kiểm chứng: nén JPEG 70 trượt trên cả ba vật mang, và thu nhỏ 0.75 không nén cũng trượt. Hai giả thuyết bào chữa, vật mang yếu và chỉ nén mới phá tín hiệu, đều bị chính các phép thử sau bác bỏ.</w:t>
+              <w:t xml:space="preserve">Đã kiểm chứng: cùng cách dựng ảnh chụp màn hình, bản cấp phát lệch khung chuẩn thì trượt còn bản đúng khung chuẩn thì chỉ đúng mã hồ sơ, dù tệp bị thu nhỏ mạnh hơn.</w:t>
+            </w:r>
+          </w:p>
+        </w:tc>
+      </w:tr>
+      <w:tr>
+        <w:tc>
+          <w:tcPr/>
+          <w:p>
+            <w:pPr>
+              <w:pStyle w:val="Compact"/>
+              <w:spacing w:before="40" w:after="40" w:line="240" w:lineRule="auto"/>
+              <w:jc w:val="left"/>
+            </w:pPr>
+            <w:r>
+              <w:t xml:space="preserve">Giao diện hiện</w:t>
+            </w:r>
+            <w:r>
+              <w:t xml:space="preserve"> </w:t>
+            </w:r>
+            <w:r>
+              <w:t xml:space="preserve">“Chưa đủ bằng chứng xác minh”</w:t>
+            </w:r>
+            <w:r>
+              <w:t xml:space="preserve"> </w:t>
+            </w:r>
+            <w:r>
+              <w:t xml:space="preserve">ngay cả khi hệ thống đã truy đúng nguồn</w:t>
+            </w:r>
+          </w:p>
+        </w:tc>
+        <w:tc>
+          <w:tcPr/>
+          <w:p>
+            <w:pPr>
+              <w:pStyle w:val="Compact"/>
+              <w:spacing w:before="40" w:after="40" w:line="240" w:lineRule="auto"/>
+              <w:jc w:val="left"/>
+            </w:pPr>
+            <w:r>
+              <w:rPr>
+                <w:i/>
+                <w:iCs/>
+              </w:rPr>
+              <w:t xml:space="preserve">Đã hiện thực trong mã nguồn</w:t>
+            </w:r>
+            <w:r>
+              <w:t xml:space="preserve"> </w:t>
+            </w:r>
+            <w:r>
+              <w:t xml:space="preserve">và</w:t>
+            </w:r>
+            <w:r>
+              <w:t xml:space="preserve"> </w:t>
+            </w:r>
+            <w:r>
+              <w:rPr>
+                <w:i/>
+                <w:iCs/>
+              </w:rPr>
+              <w:t xml:space="preserve">Giới hạn đã nhận diện</w:t>
+            </w:r>
+          </w:p>
+        </w:tc>
+        <w:tc>
+          <w:tcPr/>
+          <w:p>
+            <w:pPr>
+              <w:pStyle w:val="Compact"/>
+              <w:jc w:val="left"/>
+              <w:spacing w:before="40" w:after="40" w:line="240" w:lineRule="auto"/>
+            </w:pPr>
+            <w:r>
+              <w:rPr>
+                <w:rStyle w:val="VerbatimChar"/>
+              </w:rPr>
+              <w:t xml:space="preserve">integrityVerdict</w:t>
+            </w:r>
+            <w:r>
+              <w:t xml:space="preserve"> </w:t>
+            </w:r>
+            <w:r>
+              <w:t xml:space="preserve">trong</w:t>
+            </w:r>
+            <w:r>
+              <w:t xml:space="preserve"> </w:t>
+            </w:r>
+            <w:r>
+              <w:rPr>
+                <w:rStyle w:val="VerbatimChar"/>
+              </w:rPr>
+              <w:t xml:space="preserve">apps/web/src/features/evidence/copy.ts</w:t>
+            </w:r>
+            <w:r>
+              <w:t xml:space="preserve"> </w:t>
+            </w:r>
+            <w:r>
+              <w:t xml:space="preserve">tại commit</w:t>
+            </w:r>
+            <w:r>
+              <w:t xml:space="preserve"> </w:t>
+            </w:r>
+            <w:r>
+              <w:rPr>
+                <w:rStyle w:val="VerbatimChar"/>
+              </w:rPr>
+              <w:t xml:space="preserve">52751f2</w:t>
+            </w:r>
+            <w:r>
+              <w:t xml:space="preserve">; ảnh chụp màn hình trong thư mục bằng chứng ngày 14/09</w:t>
+            </w:r>
+          </w:p>
+        </w:tc>
+        <w:tc>
+          <w:tcPr/>
+          <w:p>
+            <w:pPr>
+              <w:pStyle w:val="Compact"/>
+              <w:jc w:val="left"/>
+              <w:spacing w:before="40" w:after="40" w:line="240" w:lineRule="auto"/>
+            </w:pPr>
+            <w:r>
+              <w:t xml:space="preserve">Đã kiểm chứng: hàm không có nhánh cho</w:t>
+            </w:r>
+            <w:r>
+              <w:t xml:space="preserve"> </w:t>
+            </w:r>
+            <w:r>
+              <w:rPr>
+                <w:rStyle w:val="VerbatimChar"/>
+              </w:rPr>
+              <w:t xml:space="preserve">SOURCE_IDENTIFIED_MODIFIED</w:t>
+            </w:r>
+            <w:r>
+              <w:t xml:space="preserve"> </w:t>
+            </w:r>
+            <w:r>
+              <w:t xml:space="preserve">nên trạng thái này rơi vào nhánh mặc định, trong khi</w:t>
+            </w:r>
+            <w:r>
+              <w:t xml:space="preserve"> </w:t>
+            </w:r>
+            <w:r>
+              <w:rPr>
+                <w:rStyle w:val="VerbatimChar"/>
+              </w:rPr>
+              <w:t xml:space="preserve">STATUS_COPY</w:t>
+            </w:r>
+            <w:r>
+              <w:t xml:space="preserve"> </w:t>
+            </w:r>
+            <w:r>
+              <w:t xml:space="preserve">đã có sẵn nhãn đúng cho nó.</w:t>
+            </w:r>
+          </w:p>
+        </w:tc>
+      </w:tr>
+      <w:tr>
+        <w:tc>
+          <w:tcPr/>
+          <w:p>
+            <w:pPr>
+              <w:pStyle w:val="Compact"/>
+              <w:spacing w:before="40" w:after="40" w:line="240" w:lineRule="auto"/>
+              <w:jc w:val="left"/>
+            </w:pPr>
+            <w:r>
+              <w:t xml:space="preserve">Vòng kéo méo của đường cấp phát ảnh là thứ làm hỏng truy vết, không phải bản thân phép biến đổi</w:t>
+            </w:r>
+          </w:p>
+        </w:tc>
+        <w:tc>
+          <w:tcPr/>
+          <w:p>
+            <w:pPr>
+              <w:pStyle w:val="Compact"/>
+              <w:spacing w:before="40" w:after="40" w:line="240" w:lineRule="auto"/>
+              <w:jc w:val="left"/>
+            </w:pPr>
+            <w:r>
+              <w:rPr>
+                <w:i/>
+                <w:iCs/>
+              </w:rPr>
+              <w:t xml:space="preserve">Số liệu đo thực nghiệm</w:t>
+            </w:r>
+            <w:r>
+              <w:t xml:space="preserve"> </w:t>
+            </w:r>
+            <w:r>
+              <w:t xml:space="preserve">và</w:t>
+            </w:r>
+            <w:r>
+              <w:t xml:space="preserve"> </w:t>
+            </w:r>
+            <w:r>
+              <w:rPr>
+                <w:i/>
+                <w:iCs/>
+              </w:rPr>
+              <w:t xml:space="preserve">Giới hạn đã nhận diện</w:t>
+            </w:r>
+          </w:p>
+        </w:tc>
+        <w:tc>
+          <w:tcPr/>
+          <w:p>
+            <w:pPr>
+              <w:pStyle w:val="Compact"/>
+              <w:jc w:val="left"/>
+              <w:spacing w:before="40" w:after="40" w:line="240" w:lineRule="auto"/>
+            </w:pPr>
+            <w:r>
+              <w:t xml:space="preserve">Cùng phép so sánh trên;</w:t>
+            </w:r>
+            <w:r>
+              <w:t xml:space="preserve"> </w:t>
+            </w:r>
+            <w:r>
+              <w:rPr>
+                <w:rStyle w:val="VerbatimChar"/>
+              </w:rPr>
+              <w:t xml:space="preserve">_canonicalize_page</w:t>
+            </w:r>
+            <w:r>
+              <w:t xml:space="preserve"> </w:t>
+            </w:r>
+            <w:r>
+              <w:t xml:space="preserve">trong</w:t>
+            </w:r>
+            <w:r>
+              <w:t xml:space="preserve"> </w:t>
+            </w:r>
+            <w:r>
+              <w:rPr>
+                <w:rStyle w:val="VerbatimChar"/>
+              </w:rPr>
+              <w:t xml:space="preserve">services/api/splitbind/demo/issuance.py</w:t>
+            </w:r>
+          </w:p>
+        </w:tc>
+        <w:tc>
+          <w:tcPr/>
+          <w:p>
+            <w:pPr>
+              <w:pStyle w:val="Compact"/>
+              <w:spacing w:before="40" w:after="40" w:line="240" w:lineRule="auto"/>
+              <w:jc w:val="left"/>
+            </w:pPr>
+            <w:r>
+              <w:t xml:space="preserve">Đã kiểm chứng: biến duy nhất khác nhau giữa hai lần thử là tỉ lệ khung hình của tệp đem cấp phát.</w:t>
             </w:r>
           </w:p>
         </w:tc>

--- a/docs/project/Nhom9_TruyVetToanVenVanBan.docx
+++ b/docs/project/Nhom9_TruyVetToanVenVanBan.docx
@@ -6990,7 +6990,7 @@
         <w:t xml:space="preserve"> </w:t>
       </w:r>
       <w:r>
-        <w:t xml:space="preserve">đang chạy nhận cả PDF, PNG và JPEG ở cả hai chiều cấp phát và xác minh. Về truy vết, phép đo qua đúng giao diện người dùng cho thấy hệ thống truy được nguồn từ một ảnh chụp màn hình đã bị thu nhỏ còn dưới một nửa và có viền đen, với điều kiện bản cấp phát có tỉ lệ khung hình trùng khung chuẩn của hệ thống. Khi bản cấp phát lệch khung chuẩn, hoặc khi tệp bị nén mất dữ liệu, nhóm chưa quan sát được lần truy vết thành công nào. Chi tiết, bảng số liệu và ranh giới ở Mục 4.2.4.</w:t>
+        <w:t xml:space="preserve">đang chạy nhận cả PDF, PNG và JPEG ở cả hai chiều cấp phát và xác minh. Về truy vết, phép đo cho thấy điều quyết định là nội dung tài liệu chứ không phải phép biến đổi: với ảnh có vùng màu chuyển mượt, hệ thống truy được nguồn qua cả ảnh chụp màn hình thu nhỏ hơn một nửa lẫn nén JPEG chất lượng 70; với trang chữ dày đặc thì không đồng bộ được, kể cả khi tệp chưa bị đụng tới. Chi tiết, bảng số liệu và ranh giới ở Mục 4.2.4.</w:t>
       </w:r>
     </w:p>
     <w:p>
@@ -9567,7 +9567,7 @@
         <w:t xml:space="preserve">research_measurement_only</w:t>
       </w:r>
       <w:r>
-        <w:t xml:space="preserve">, nên phân hệ thủy vân bền vững chưa qua cổng phát hành. Từ 12/09/2026 nhóm đã bật nó trên chính hệ thống đang chạy để đo thực tế. Năm phép thử đầu tiên đều trượt, sau đó nhóm tìm ra nguyên nhân gốc và sửa. Phép đo qua đúng giao diện người dùng ngày 14/09 cho thấy bản đang chạy truy được nguồn từ ảnh chụp màn hình thu nhỏ còn dưới một nửa khi bản cấp phát đúng khung chuẩn, nhưng chưa truy được khi bản cấp phát lệch khung chuẩn hoặc khi tệp bị nén mất dữ liệu. Số liệu đầy đủ và ranh giới ở Mục 4.2.1, 4.2.3 và 4.2.4.</w:t>
+        <w:t xml:space="preserve">, nên phân hệ thủy vân bền vững chưa qua cổng phát hành. Từ 12/09/2026 nhóm đã bật nó trên chính hệ thống đang chạy để đo thực tế. Năm phép thử đầu tiên đều trượt, sau đó nhóm tìm ra nguyên nhân gốc và sửa. Phép đo ngày 14/09 cho thấy bản đang chạy truy được nguồn qua ảnh chụp màn hình thu nhỏ hơn một nửa và qua nén JPEG 70 trên vật mang có vùng màu chuyển mượt, nhưng không đồng bộ được trên trang chữ dày đặc. Số liệu đầy đủ và ranh giới ở Mục 4.2.1, 4.2.3 và 4.2.4.</w:t>
       </w:r>
     </w:p>
     <w:p>
@@ -9579,7 +9579,7 @@
     <w:bookmarkEnd w:id="42"/>
     <w:bookmarkEnd w:id="43"/>
     <w:bookmarkEnd w:id="44"/>
-    <w:bookmarkStart w:id="104" w:name="Xb297e3692f84b61040461c0c6cd6e5cda68fdf8"/>
+    <w:bookmarkStart w:id="105" w:name="Xb297e3692f84b61040461c0c6cd6e5cda68fdf8"/>
     <w:p>
       <w:pPr>
         <w:pStyle w:val="Heading1"/>
@@ -10198,7 +10198,7 @@
     </w:p>
     <w:bookmarkEnd w:id="46"/>
     <w:bookmarkEnd w:id="47"/>
-    <w:bookmarkStart w:id="73" w:name="kết-quả-thực-nghiệm"/>
+    <w:bookmarkStart w:id="74" w:name="kết-quả-thực-nghiệm"/>
     <w:p>
       <w:pPr>
         <w:pStyle w:val="Heading2"/>
@@ -16401,7 +16401,7 @@
     </w:p>
     <w:bookmarkEnd w:id="63"/>
     <w:bookmarkEnd w:id="64"/>
-    <w:bookmarkStart w:id="72" w:name="X9fccd92c0f52e5828292b86304e7c139141d68d"/>
+    <w:bookmarkStart w:id="73" w:name="X9fccd92c0f52e5828292b86304e7c139141d68d"/>
     <w:p>
       <w:pPr>
         <w:pStyle w:val="Heading3"/>
@@ -17470,7 +17470,7 @@
       </w:r>
     </w:p>
     <w:bookmarkEnd w:id="68"/>
-    <w:bookmarkStart w:id="70" w:name="X788da3ed54b1e659ca9bd711fa89af9276dfa45"/>
+    <w:bookmarkStart w:id="71" w:name="X788da3ed54b1e659ca9bd711fa89af9276dfa45"/>
     <w:p>
       <w:pPr>
         <w:pStyle w:val="Heading4"/>
@@ -18025,9 +18025,25 @@
     <w:p>
       <w:pPr>
         <w:pStyle w:val="BodyText"/>
-      </w:pPr>
-      <w:r>
-        <w:t xml:space="preserve">Nhưng phép thử quyết định lại nằm ở hai hàng cuối, và chúng đảo ngược kết luận mà nhóm suýt đưa ra.</w:t>
+        <w:jc w:val="left"/>
+      </w:pPr>
+      <w:r>
+        <w:t xml:space="preserve">Nhưng hai hàng cuối là phép thử quyết định, và chúng dựng lại đúng kịch bản của bài kiểm thử</w:t>
+      </w:r>
+      <w:r>
+        <w:t xml:space="preserve"> </w:t>
+      </w:r>
+      <w:r>
+        <w:rPr>
+          <w:rStyle w:val="VerbatimChar"/>
+        </w:rPr>
+        <w:t xml:space="preserve">test_letterboxed_screenshot_is_attributed</w:t>
+      </w:r>
+      <w:r>
+        <w:t xml:space="preserve"> </w:t>
+      </w:r>
+      <w:r>
+        <w:t xml:space="preserve">vốn luôn xanh trong kho mã.</w:t>
       </w:r>
     </w:p>
     <w:tbl>
@@ -18096,7 +18112,7 @@
               <w:jc w:val="left"/>
             </w:pPr>
             <w:r>
-              <w:t xml:space="preserve">Ảnh 1400 x 1980, lệch khung chuẩn</w:t>
+              <w:t xml:space="preserve">Trang chữ dày 1400 x 1980</w:t>
             </w:r>
           </w:p>
         </w:tc>
@@ -18137,7 +18153,7 @@
               <w:jc w:val="left"/>
             </w:pPr>
             <w:r>
-              <w:t xml:space="preserve">Ảnh 1152 x 2304, đúng khung chuẩn</w:t>
+              <w:t xml:space="preserve">Ảnh chuyển sắc 1152 x 2304</w:t>
             </w:r>
           </w:p>
         </w:tc>
@@ -18178,15 +18194,7 @@
         <w:pStyle w:val="BodyText"/>
       </w:pPr>
       <w:r>
-        <w:t xml:space="preserve">Hai hàng này là một phép so sánh có kiểm soát: cùng một lớp tấn công, cùng cách dựng ảnh chụp màn hình, tỉ lệ thu nhỏ gần bằng nhau, và hàng thứ hai còn bị thu nhỏ mạnh hơn. Khác biệt duy nhất là kích thước của tệp đem đi cấp phát.</w:t>
-      </w:r>
-    </w:p>
-    <w:p>
-      <w:pPr>
-        <w:pStyle w:val="BodyText"/>
-      </w:pPr>
-      <w:r>
-        <w:t xml:space="preserve">Kết luận rút ra:</w:t>
+        <w:t xml:space="preserve">Hàng cuối bị thu nhỏ mạnh hơn mà vẫn ra đúng mã hồ sơ. Đây là bằng chứng dứt điểm rằng hệ thống đang chạy</w:t>
       </w:r>
       <w:r>
         <w:t xml:space="preserve"> </w:t>
@@ -18196,32 +18204,41 @@
           <w:b/>
           <w:bCs/>
         </w:rPr>
-        <w:t xml:space="preserve">hệ thống đang chạy truy vết được ảnh chụp màn hình đã bị thu nhỏ hơn một nửa, miễn là bản cấp phát không phải đi qua vòng kéo méo.</w:t>
-      </w:r>
-      <w:r>
-        <w:t xml:space="preserve"> </w:t>
-      </w:r>
-      <w:r>
-        <w:t xml:space="preserve">Ảnh có tỉ lệ khung hình trùng khung chuẩn thì bước canonical hoá thành phép đồng nhất, thủy vân được nhúng và đọc trong cùng một hệ toạ độ, và bộ bóc viền làm đúng việc của nó.</w:t>
-      </w:r>
-    </w:p>
-    <w:p>
-      <w:pPr>
-        <w:pStyle w:val="BodyText"/>
-        <w:jc w:val="left"/>
+        <w:t xml:space="preserve">có</w:t>
+      </w:r>
+      <w:r>
+        <w:t xml:space="preserve"> </w:t>
+      </w:r>
+      <w:r>
+        <w:t xml:space="preserve">truy vết được ảnh chụp màn hình đã bị thu nhỏ hơn một nửa.</w:t>
+      </w:r>
+    </w:p>
+    <w:bookmarkEnd w:id="69"/>
+    <w:bookmarkStart w:id="70" w:name="Xb7a269036c7590007e76d60c61d26623221b678"/>
+    <w:p>
+      <w:pPr>
+        <w:pStyle w:val="Heading5"/>
+      </w:pPr>
+      <w:r>
+        <w:t xml:space="preserve">Phép đo tách biến: vật mang quyết định, không phải phép tấn công</w:t>
+      </w:r>
+    </w:p>
+    <w:p>
+      <w:pPr>
+        <w:pStyle w:val="FirstParagraph"/>
       </w:pPr>
       <w:r>
         <w:rPr>
           <w:i/>
           <w:iCs/>
         </w:rPr>
-        <w:t xml:space="preserve">Đã hiện thực trong mã nguồn</w:t>
-      </w:r>
-      <w:r>
-        <w:t xml:space="preserve"> </w:t>
-      </w:r>
-      <w:r>
-        <w:t xml:space="preserve">Nguyên nhân chính không nằm ở vật mang mà ở chỗ hệ thống đang chạy và con số 9/12 thuộc về hai thế hệ thuật toán khác nhau. Đường cấp phát và xác minh của dịch vụ gọi</w:t>
+        <w:t xml:space="preserve">Số liệu đo thực nghiệm</w:t>
+      </w:r>
+      <w:r>
+        <w:t xml:space="preserve"> </w:t>
+      </w:r>
+      <w:r>
+        <w:t xml:space="preserve">Hai hàng trên khác nhau ở hai biến cùng lúc, là vật mang và kích thước cấp phát, nên chưa quy được nguyên nhân. Nhóm chạy một phép đo giai thừa đầy đủ ngay trên chính hàm</w:t>
       </w:r>
       <w:r>
         <w:t xml:space="preserve"> </w:t>
@@ -18230,132 +18247,28 @@
         <w:rPr>
           <w:rStyle w:val="VerbatimChar"/>
         </w:rPr>
-        <w:t xml:space="preserve">load_v2_profiles</w:t>
-      </w:r>
-      <w:r>
-        <w:t xml:space="preserve">, tức đọc hợp đồng tham số</w:t>
-      </w:r>
-      <w:r>
-        <w:t xml:space="preserve"> </w:t>
-      </w:r>
-      <w:r>
-        <w:rPr>
-          <w:rStyle w:val="VerbatimChar"/>
-        </w:rPr>
-        <w:t xml:space="preserve">contracts/algorithm/fingerprint-candidates.v2.json</w:t>
-      </w:r>
-      <w:r>
-        <w:t xml:space="preserve"> </w:t>
-      </w:r>
-      <w:r>
-        <w:t xml:space="preserve">và ghim ứng viên đầu tiên (</w:t>
-      </w:r>
-      <w:r>
-        <w:rPr>
-          <w:rStyle w:val="VerbatimChar"/>
-        </w:rPr>
-        <w:t xml:space="preserve">_select_frozen_candidate</w:t>
-      </w:r>
-      <w:r>
-        <w:t xml:space="preserve"> </w:t>
-      </w:r>
-      <w:r>
-        <w:t xml:space="preserve">trong</w:t>
-      </w:r>
-      <w:r>
-        <w:t xml:space="preserve"> </w:t>
-      </w:r>
-      <w:r>
-        <w:rPr>
-          <w:rStyle w:val="VerbatimChar"/>
-        </w:rPr>
-        <w:t xml:space="preserve">services/api/splitbind/demo/issuance.py</w:t>
-      </w:r>
-      <w:r>
-        <w:t xml:space="preserve">). Con số 9/12 trước JPEG-70 lại là của thế hệ V3, đọc từ</w:t>
-      </w:r>
-      <w:r>
-        <w:t xml:space="preserve"> </w:t>
-      </w:r>
-      <w:r>
-        <w:rPr>
-          <w:rStyle w:val="VerbatimChar"/>
-        </w:rPr>
-        <w:t xml:space="preserve">fingerprint-candidates.v3.json</w:t>
-      </w:r>
-      <w:r>
-        <w:t xml:space="preserve">. Đặt hai hợp đồng cạnh nhau thì V3 có ba thứ mà V2 hoàn toàn không có: trải phổ với 64 chip cho mỗi bit (</w:t>
-      </w:r>
-      <w:r>
-        <w:rPr>
-          <w:rStyle w:val="VerbatimChar"/>
-        </w:rPr>
-        <w:t xml:space="preserve">spread_chips_per_bit</w:t>
-      </w:r>
-      <w:r>
-        <w:t xml:space="preserve">), biên độ trải phổ riêng (</w:t>
-      </w:r>
-      <w:r>
-        <w:rPr>
-          <w:rStyle w:val="VerbatimChar"/>
-        </w:rPr>
-        <w:t xml:space="preserve">spread_delta</w:t>
-      </w:r>
-      <w:r>
-        <w:t xml:space="preserve">), và tám giả thuyết hình học thay vì tối đa ba. Trải phổ chính là thay đổi đã đưa JPEG-70 từ 0/12 lên 9/12, như Câu hỏi 9 đã trình bày.</w:t>
-      </w:r>
-    </w:p>
-    <w:p>
-      <w:pPr>
-        <w:pStyle w:val="BodyText"/>
-      </w:pPr>
-      <w:r>
-        <w:t xml:space="preserve">Nói cách khác, hệ thống đang chạy chưa bao giờ chứa thuật toán đạt 9/12. Chính thế hệ V2 đang chạy, khi được đo trong phòng thí nghiệm với mọi điều kiện thuận lợi, cũng chưa bao giờ vượt 3/12 trước JPEG-70 ở bất kỳ mức bước lượng tử nào. Các kết quả âm tính trước phép nén ở đây vì thế đúng như dự đoán, không phải một sự cố.</w:t>
-      </w:r>
-    </w:p>
-    <w:p>
-      <w:pPr>
-        <w:pStyle w:val="BodyText"/>
-      </w:pPr>
-      <w:r>
-        <w:rPr>
-          <w:i/>
-          <w:iCs/>
-        </w:rPr>
-        <w:t xml:space="preserve">Đã hiện thực trong mã nguồn</w:t>
-      </w:r>
-      <w:r>
-        <w:t xml:space="preserve"> </w:t>
-      </w:r>
-      <w:r>
-        <w:t xml:space="preserve">Có một yếu tố thứ hai, và nó giải thích vì sao riêng đường ảnh lại mong manh đến vậy. Đọc mã,</w:t>
-      </w:r>
-      <w:r>
-        <w:t xml:space="preserve"> </w:t>
-      </w:r>
-      <w:r>
-        <w:rPr>
-          <w:rStyle w:val="VerbatimChar"/>
-        </w:rPr>
-        <w:t xml:space="preserve">_canonicalize_page</w:t>
-      </w:r>
-      <w:r>
-        <w:t xml:space="preserve"> </w:t>
-      </w:r>
-      <w:r>
-        <w:t xml:space="preserve">kéo mọi ảnh về đúng một khung cố định 1152 x 2304 điểm ảnh mà không giữ tỉ lệ khung hình. Khung này vốn được chọn cho trang tài liệu dọc, nên một ảnh ngang bị biến dạng rất nặng:</w:t>
+        <w:t xml:space="preserve">_decode_image</w:t>
+      </w:r>
+      <w:r>
+        <w:t xml:space="preserve"> </w:t>
+      </w:r>
+      <w:r>
+        <w:t xml:space="preserve">của dịch vụ, hai vật mang nhân hai kích thước cấp phát nhân ba điều kiện, dùng khoá thử nghiệm cố định:</w:t>
       </w:r>
     </w:p>
     <w:tbl>
       <w:tblPr>
         <w:tblStyle w:val="Table"/>
-        <w:tblW w:type="auto" w:w="0"/>
+        <w:tblW w:type="pct" w:w="5000"/>
+        <w:tblLayout w:type="fixed"/>
         <w:tblLook w:firstRow="1" w:lastRow="0" w:firstColumn="0" w:lastColumn="0" w:noHBand="0" w:noVBand="0" w:val="0020"/>
       </w:tblPr>
       <w:tblGrid>
-        <w:gridCol w:w="2640"/>
-        <w:gridCol w:w="2640"/>
-        <w:gridCol w:w="2640"/>
+        <w:gridCol w:w="1584"/>
+        <w:gridCol w:w="1584"/>
+        <w:gridCol w:w="1584"/>
+        <w:gridCol w:w="1584"/>
+        <w:gridCol w:w="1584"/>
       </w:tblGrid>
       <w:tr>
         <w:trPr>
@@ -18370,33 +18283,59 @@
               <w:jc w:val="left"/>
             </w:pPr>
             <w:r>
-              <w:t xml:space="preserve">Đầu vào</w:t>
-            </w:r>
-          </w:p>
-        </w:tc>
-        <w:tc>
-          <w:tcPr/>
-          <w:p>
-            <w:pPr>
-              <w:pStyle w:val="Compact"/>
-              <w:spacing w:before="40" w:after="40" w:line="240" w:lineRule="auto"/>
-              <w:jc w:val="left"/>
-            </w:pPr>
-            <w:r>
-              <w:t xml:space="preserve">Tỉ lệ rộng trên cao</w:t>
-            </w:r>
-          </w:p>
-        </w:tc>
-        <w:tc>
-          <w:tcPr/>
-          <w:p>
-            <w:pPr>
-              <w:pStyle w:val="Compact"/>
-              <w:spacing w:before="40" w:after="40" w:line="240" w:lineRule="auto"/>
-              <w:jc w:val="left"/>
-            </w:pPr>
-            <w:r>
-              <w:t xml:space="preserve">Hệ số kéo dọc so với ngang</w:t>
+              <w:t xml:space="preserve">Vật mang</w:t>
+            </w:r>
+          </w:p>
+        </w:tc>
+        <w:tc>
+          <w:tcPr/>
+          <w:p>
+            <w:pPr>
+              <w:pStyle w:val="Compact"/>
+              <w:spacing w:before="40" w:after="40" w:line="240" w:lineRule="auto"/>
+              <w:jc w:val="left"/>
+            </w:pPr>
+            <w:r>
+              <w:t xml:space="preserve">Kích thước cấp phát</w:t>
+            </w:r>
+          </w:p>
+        </w:tc>
+        <w:tc>
+          <w:tcPr/>
+          <w:p>
+            <w:pPr>
+              <w:pStyle w:val="Compact"/>
+              <w:spacing w:before="40" w:after="40" w:line="240" w:lineRule="auto"/>
+              <w:jc w:val="left"/>
+            </w:pPr>
+            <w:r>
+              <w:t xml:space="preserve">Không tấn công</w:t>
+            </w:r>
+          </w:p>
+        </w:tc>
+        <w:tc>
+          <w:tcPr/>
+          <w:p>
+            <w:pPr>
+              <w:pStyle w:val="Compact"/>
+              <w:spacing w:before="40" w:after="40" w:line="240" w:lineRule="auto"/>
+              <w:jc w:val="left"/>
+            </w:pPr>
+            <w:r>
+              <w:t xml:space="preserve">Chụp màn hình</w:t>
+            </w:r>
+          </w:p>
+        </w:tc>
+        <w:tc>
+          <w:tcPr/>
+          <w:p>
+            <w:pPr>
+              <w:pStyle w:val="Compact"/>
+              <w:spacing w:before="40" w:after="40" w:line="240" w:lineRule="auto"/>
+              <w:jc w:val="left"/>
+            </w:pPr>
+            <w:r>
+              <w:t xml:space="preserve">Nén JPEG 70</w:t>
             </w:r>
           </w:p>
         </w:tc>
@@ -18411,33 +18350,68 @@
               <w:jc w:val="left"/>
             </w:pPr>
             <w:r>
-              <w:t xml:space="preserve">Ảnh nền phẳng 1400 x 900</w:t>
-            </w:r>
-          </w:p>
-        </w:tc>
-        <w:tc>
-          <w:tcPr/>
-          <w:p>
-            <w:pPr>
-              <w:pStyle w:val="Compact"/>
-              <w:spacing w:before="40" w:after="40" w:line="240" w:lineRule="auto"/>
-              <w:jc w:val="left"/>
-            </w:pPr>
-            <w:r>
-              <w:t xml:space="preserve">1.556</w:t>
-            </w:r>
-          </w:p>
-        </w:tc>
-        <w:tc>
-          <w:tcPr/>
-          <w:p>
-            <w:pPr>
-              <w:pStyle w:val="Compact"/>
-              <w:spacing w:before="40" w:after="40" w:line="240" w:lineRule="auto"/>
-              <w:jc w:val="left"/>
-            </w:pPr>
-            <w:r>
-              <w:t xml:space="preserve">3.11 lần</w:t>
+              <w:t xml:space="preserve">Ảnh chuyển sắc</w:t>
+            </w:r>
+          </w:p>
+        </w:tc>
+        <w:tc>
+          <w:tcPr/>
+          <w:p>
+            <w:pPr>
+              <w:pStyle w:val="Compact"/>
+              <w:spacing w:before="40" w:after="40" w:line="240" w:lineRule="auto"/>
+              <w:jc w:val="left"/>
+            </w:pPr>
+            <w:r>
+              <w:t xml:space="preserve">1152 x 2304, đúng khung</w:t>
+            </w:r>
+          </w:p>
+        </w:tc>
+        <w:tc>
+          <w:tcPr/>
+          <w:p>
+            <w:pPr>
+              <w:pStyle w:val="Compact"/>
+              <w:spacing w:before="40" w:after="40" w:line="240" w:lineRule="auto"/>
+              <w:jc w:val="left"/>
+            </w:pPr>
+            <w:r>
+              <w:rPr>
+                <w:rStyle w:val="VerbatimChar"/>
+              </w:rPr>
+              <w:t xml:space="preserve">decoded</w:t>
+            </w:r>
+          </w:p>
+        </w:tc>
+        <w:tc>
+          <w:tcPr/>
+          <w:p>
+            <w:pPr>
+              <w:pStyle w:val="Compact"/>
+              <w:spacing w:before="40" w:after="40" w:line="240" w:lineRule="auto"/>
+              <w:jc w:val="left"/>
+            </w:pPr>
+            <w:r>
+              <w:rPr>
+                <w:rStyle w:val="VerbatimChar"/>
+              </w:rPr>
+              <w:t xml:space="preserve">decoded</w:t>
+            </w:r>
+          </w:p>
+        </w:tc>
+        <w:tc>
+          <w:tcPr/>
+          <w:p>
+            <w:pPr>
+              <w:pStyle w:val="Compact"/>
+              <w:spacing w:before="40" w:after="40" w:line="240" w:lineRule="auto"/>
+              <w:jc w:val="left"/>
+            </w:pPr>
+            <w:r>
+              <w:rPr>
+                <w:rStyle w:val="VerbatimChar"/>
+              </w:rPr>
+              <w:t xml:space="preserve">decoded</w:t>
             </w:r>
           </w:p>
         </w:tc>
@@ -18452,33 +18426,68 @@
               <w:jc w:val="left"/>
             </w:pPr>
             <w:r>
-              <w:t xml:space="preserve">Trang chữ dày 1400 x 1980</w:t>
-            </w:r>
-          </w:p>
-        </w:tc>
-        <w:tc>
-          <w:tcPr/>
-          <w:p>
-            <w:pPr>
-              <w:pStyle w:val="Compact"/>
-              <w:spacing w:before="40" w:after="40" w:line="240" w:lineRule="auto"/>
-              <w:jc w:val="left"/>
-            </w:pPr>
-            <w:r>
-              <w:t xml:space="preserve">0.707</w:t>
-            </w:r>
-          </w:p>
-        </w:tc>
-        <w:tc>
-          <w:tcPr/>
-          <w:p>
-            <w:pPr>
-              <w:pStyle w:val="Compact"/>
-              <w:spacing w:before="40" w:after="40" w:line="240" w:lineRule="auto"/>
-              <w:jc w:val="left"/>
-            </w:pPr>
-            <w:r>
-              <w:t xml:space="preserve">1.41 lần</w:t>
+              <w:t xml:space="preserve">Ảnh chuyển sắc</w:t>
+            </w:r>
+          </w:p>
+        </w:tc>
+        <w:tc>
+          <w:tcPr/>
+          <w:p>
+            <w:pPr>
+              <w:pStyle w:val="Compact"/>
+              <w:spacing w:before="40" w:after="40" w:line="240" w:lineRule="auto"/>
+              <w:jc w:val="left"/>
+            </w:pPr>
+            <w:r>
+              <w:t xml:space="preserve">1400 x 1980, lệch khung</w:t>
+            </w:r>
+          </w:p>
+        </w:tc>
+        <w:tc>
+          <w:tcPr/>
+          <w:p>
+            <w:pPr>
+              <w:pStyle w:val="Compact"/>
+              <w:spacing w:before="40" w:after="40" w:line="240" w:lineRule="auto"/>
+              <w:jc w:val="left"/>
+            </w:pPr>
+            <w:r>
+              <w:rPr>
+                <w:rStyle w:val="VerbatimChar"/>
+              </w:rPr>
+              <w:t xml:space="preserve">decoded</w:t>
+            </w:r>
+          </w:p>
+        </w:tc>
+        <w:tc>
+          <w:tcPr/>
+          <w:p>
+            <w:pPr>
+              <w:pStyle w:val="Compact"/>
+              <w:spacing w:before="40" w:after="40" w:line="240" w:lineRule="auto"/>
+              <w:jc w:val="left"/>
+            </w:pPr>
+            <w:r>
+              <w:rPr>
+                <w:rStyle w:val="VerbatimChar"/>
+              </w:rPr>
+              <w:t xml:space="preserve">decoded</w:t>
+            </w:r>
+          </w:p>
+        </w:tc>
+        <w:tc>
+          <w:tcPr/>
+          <w:p>
+            <w:pPr>
+              <w:pStyle w:val="Compact"/>
+              <w:spacing w:before="40" w:after="40" w:line="240" w:lineRule="auto"/>
+              <w:jc w:val="left"/>
+            </w:pPr>
+            <w:r>
+              <w:rPr>
+                <w:rStyle w:val="VerbatimChar"/>
+              </w:rPr>
+              <w:t xml:space="preserve">decoded</w:t>
             </w:r>
           </w:p>
         </w:tc>
@@ -18493,33 +18502,144 @@
               <w:jc w:val="left"/>
             </w:pPr>
             <w:r>
-              <w:t xml:space="preserve">Trang render từ PDF 1344 x 1901</w:t>
-            </w:r>
-          </w:p>
-        </w:tc>
-        <w:tc>
-          <w:tcPr/>
-          <w:p>
-            <w:pPr>
-              <w:pStyle w:val="Compact"/>
-              <w:spacing w:before="40" w:after="40" w:line="240" w:lineRule="auto"/>
-              <w:jc w:val="left"/>
-            </w:pPr>
-            <w:r>
-              <w:t xml:space="preserve">0.707</w:t>
-            </w:r>
-          </w:p>
-        </w:tc>
-        <w:tc>
-          <w:tcPr/>
-          <w:p>
-            <w:pPr>
-              <w:pStyle w:val="Compact"/>
-              <w:spacing w:before="40" w:after="40" w:line="240" w:lineRule="auto"/>
-              <w:jc w:val="left"/>
-            </w:pPr>
-            <w:r>
-              <w:t xml:space="preserve">1.41 lần</w:t>
+              <w:t xml:space="preserve">Trang chữ dày</w:t>
+            </w:r>
+          </w:p>
+        </w:tc>
+        <w:tc>
+          <w:tcPr/>
+          <w:p>
+            <w:pPr>
+              <w:pStyle w:val="Compact"/>
+              <w:spacing w:before="40" w:after="40" w:line="240" w:lineRule="auto"/>
+              <w:jc w:val="left"/>
+            </w:pPr>
+            <w:r>
+              <w:t xml:space="preserve">1152 x 2304, đúng khung</w:t>
+            </w:r>
+          </w:p>
+        </w:tc>
+        <w:tc>
+          <w:tcPr/>
+          <w:p>
+            <w:pPr>
+              <w:pStyle w:val="Compact"/>
+              <w:jc w:val="left"/>
+              <w:spacing w:before="40" w:after="40" w:line="240" w:lineRule="auto"/>
+            </w:pPr>
+            <w:r>
+              <w:rPr>
+                <w:rStyle w:val="VerbatimChar"/>
+              </w:rPr>
+              <w:t xml:space="preserve">insufficient_sync_evidence</w:t>
+            </w:r>
+          </w:p>
+        </w:tc>
+        <w:tc>
+          <w:tcPr/>
+          <w:p>
+            <w:pPr>
+              <w:pStyle w:val="Compact"/>
+              <w:jc w:val="left"/>
+              <w:spacing w:before="40" w:after="40" w:line="240" w:lineRule="auto"/>
+            </w:pPr>
+            <w:r>
+              <w:rPr>
+                <w:rStyle w:val="VerbatimChar"/>
+              </w:rPr>
+              <w:t xml:space="preserve">insufficient_sync_evidence</w:t>
+            </w:r>
+          </w:p>
+        </w:tc>
+        <w:tc>
+          <w:tcPr/>
+          <w:p>
+            <w:pPr>
+              <w:pStyle w:val="Compact"/>
+              <w:jc w:val="left"/>
+              <w:spacing w:before="40" w:after="40" w:line="240" w:lineRule="auto"/>
+            </w:pPr>
+            <w:r>
+              <w:rPr>
+                <w:rStyle w:val="VerbatimChar"/>
+              </w:rPr>
+              <w:t xml:space="preserve">insufficient_sync_evidence</w:t>
+            </w:r>
+          </w:p>
+        </w:tc>
+      </w:tr>
+      <w:tr>
+        <w:tc>
+          <w:tcPr/>
+          <w:p>
+            <w:pPr>
+              <w:pStyle w:val="Compact"/>
+              <w:spacing w:before="40" w:after="40" w:line="240" w:lineRule="auto"/>
+              <w:jc w:val="left"/>
+            </w:pPr>
+            <w:r>
+              <w:t xml:space="preserve">Trang chữ dày</w:t>
+            </w:r>
+          </w:p>
+        </w:tc>
+        <w:tc>
+          <w:tcPr/>
+          <w:p>
+            <w:pPr>
+              <w:pStyle w:val="Compact"/>
+              <w:spacing w:before="40" w:after="40" w:line="240" w:lineRule="auto"/>
+              <w:jc w:val="left"/>
+            </w:pPr>
+            <w:r>
+              <w:t xml:space="preserve">1400 x 1980, lệch khung</w:t>
+            </w:r>
+          </w:p>
+        </w:tc>
+        <w:tc>
+          <w:tcPr/>
+          <w:p>
+            <w:pPr>
+              <w:pStyle w:val="Compact"/>
+              <w:jc w:val="left"/>
+              <w:spacing w:before="40" w:after="40" w:line="240" w:lineRule="auto"/>
+            </w:pPr>
+            <w:r>
+              <w:rPr>
+                <w:rStyle w:val="VerbatimChar"/>
+              </w:rPr>
+              <w:t xml:space="preserve">insufficient_sync_evidence</w:t>
+            </w:r>
+          </w:p>
+        </w:tc>
+        <w:tc>
+          <w:tcPr/>
+          <w:p>
+            <w:pPr>
+              <w:pStyle w:val="Compact"/>
+              <w:jc w:val="left"/>
+              <w:spacing w:before="40" w:after="40" w:line="240" w:lineRule="auto"/>
+            </w:pPr>
+            <w:r>
+              <w:rPr>
+                <w:rStyle w:val="VerbatimChar"/>
+              </w:rPr>
+              <w:t xml:space="preserve">insufficient_sync_evidence</w:t>
+            </w:r>
+          </w:p>
+        </w:tc>
+        <w:tc>
+          <w:tcPr/>
+          <w:p>
+            <w:pPr>
+              <w:pStyle w:val="Compact"/>
+              <w:jc w:val="left"/>
+              <w:spacing w:before="40" w:after="40" w:line="240" w:lineRule="auto"/>
+            </w:pPr>
+            <w:r>
+              <w:rPr>
+                <w:rStyle w:val="VerbatimChar"/>
+              </w:rPr>
+              <w:t xml:space="preserve">insufficient_sync_evidence</w:t>
             </w:r>
           </w:p>
         </w:tc>
@@ -18530,275 +18650,7 @@
         <w:pStyle w:val="BodyText"/>
       </w:pPr>
       <w:r>
-        <w:t xml:space="preserve">Đường đi đầy đủ của một bản cấp phát ảnh vì thế là: kéo về khung chuẩn, nhúng thủy vân trong khung đã méo, rồi kéo ngược về kích thước gốc. Lúc xác minh, ảnh nộp lên lại bị kéo về khung chuẩn một lần nữa trước khi giải mã. Một bản sao giống hệt từng điểm ảnh đi qua đúng chuỗi phép biến đổi ấy nên khớp lại được. Nhưng nếu người nhận thu nhỏ hay nén thêm một lần, phép lấy mẫu lại thứ ba chồng lên một tín hiệu vốn đã qua hai lần biến dạng, và đó là lúc dây chuyền gãy. Phép so sánh có kiểm soát ở trên đo đúng hệ quả này: bỏ vòng kéo méo đi bằng cách cấp phát một ảnh vốn đã đúng khung chuẩn, thì cùng lớp tấn công ấy lại truy vết được.</w:t>
-      </w:r>
-    </w:p>
-    <w:p>
-      <w:pPr>
-        <w:pStyle w:val="BodyText"/>
-      </w:pPr>
-      <w:r>
-        <w:rPr>
-          <w:i/>
-          <w:iCs/>
-        </w:rPr>
-        <w:t xml:space="preserve">Giới hạn đã nhận diện</w:t>
-      </w:r>
-      <w:r>
-        <w:t xml:space="preserve"> </w:t>
-      </w:r>
-      <w:r>
-        <w:t xml:space="preserve">Có một yếu tố thứ ba cộng thêm vào. Benchmark gọi thẳng bộ giải mã, truyền sẵn số trang và làm việc trên khung ảnh chuẩn tắc, còn dịch vụ nhận một tấm ảnh trần thì không có hai thứ đó và phải tự đoán hình học. Chính Mục 4.2.4.4 đã nêu trước điều này khi nói bảng độ bền mô tả thư viện chứ chưa mô tả sản phẩm; tám phép thử ở đây là phần kiểm chứng thực nghiệm cho nhận định đó.</w:t>
-      </w:r>
-    </w:p>
-    <w:p>
-      <w:pPr>
-        <w:pStyle w:val="BodyText"/>
-      </w:pPr>
-      <w:r>
-        <w:rPr>
-          <w:i/>
-          <w:iCs/>
-        </w:rPr>
-        <w:t xml:space="preserve">Giới hạn đã nhận diện</w:t>
-      </w:r>
-      <w:r>
-        <w:t xml:space="preserve"> </w:t>
-      </w:r>
-      <w:r>
-        <w:t xml:space="preserve">Vì sao không triển khai thẳng V3 lên hệ thống đang chạy: V3 không vượt qua cổng phát hành 0.95 mà nhóm tự đặt, hồ sơ tham số của nó mang trạng thái</w:t>
-      </w:r>
-      <w:r>
-        <w:t xml:space="preserve"> </w:t>
-      </w:r>
-      <w:r>
-        <w:rPr>
-          <w:rStyle w:val="VerbatimChar"/>
-        </w:rPr>
-        <w:t xml:space="preserve">profile_promoted: False</w:t>
-      </w:r>
-      <w:r>
-        <w:t xml:space="preserve"> </w:t>
-      </w:r>
-      <w:r>
-        <w:t xml:space="preserve">và danh sách ứng viên đạt chuẩn rỗng. Đưa lên một thuật toán chưa qua cổng chỉ vì nó cho số đẹp hơn là đúng thứ kỷ luật kỹ thuật mà báo cáo này phản đối ở mọi mục khác. Đây là một đánh đổi có chủ đích, và cái giá của nó là năng lực truy vết thực tế thấp hơn con số benchmark.</w:t>
-      </w:r>
-    </w:p>
-    <w:p>
-      <w:pPr>
-        <w:pStyle w:val="BodyText"/>
-      </w:pPr>
-      <w:r>
-        <w:rPr>
-          <w:i/>
-          <w:iCs/>
-        </w:rPr>
-        <w:t xml:space="preserve">Giới hạn đã nhận diện</w:t>
-      </w:r>
-      <w:r>
-        <w:t xml:space="preserve"> </w:t>
-      </w:r>
-      <w:r>
-        <w:t xml:space="preserve">Phát biểu đúng về năng lực truy vết của bản đang chạy vì thế gồm hai vế. Vế khẳng định: hệ thống truy được nguồn từ một ảnh chụp màn hình đã bị thu nhỏ còn dưới một nửa và có viền đen, khi bản cấp phát có tỉ lệ khung hình trùng khung chuẩn. Vế phủ định: khi bản cấp phát lệch khung chuẩn, hoặc khi tệp bị nén mất dữ liệu, nhóm chưa quan sát được lần truy vết thành công nào. Mọi câu trong báo cáo nói rằng bản đang chạy truy vết được tệp đã bị biến đổi đều phải hiểu kèm cả hai vế.</w:t>
-      </w:r>
-    </w:p>
-    <w:p>
-      <w:pPr>
-        <w:pStyle w:val="BodyText"/>
-        <w:jc w:val="left"/>
-      </w:pPr>
-      <w:r>
-        <w:rPr>
-          <w:i/>
-          <w:iCs/>
-        </w:rPr>
-        <w:t xml:space="preserve">Giới hạn đã nhận diện</w:t>
-      </w:r>
-      <w:r>
-        <w:t xml:space="preserve"> </w:t>
-      </w:r>
-      <w:r>
-        <w:t xml:space="preserve">Một khiếm khuyết giao diện lộ ra ngay ở chính phép thử dương tính này, và nó đáng ghi lại. Khi hệ thống truy được nguồn từ một tệp đã bị biến đổi, trạng thái nội bộ là</w:t>
-      </w:r>
-      <w:r>
-        <w:t xml:space="preserve"> </w:t>
-      </w:r>
-      <w:r>
-        <w:rPr>
-          <w:rStyle w:val="VerbatimChar"/>
-        </w:rPr>
-        <w:t xml:space="preserve">SOURCE_IDENTIFIED_MODIFIED</w:t>
-      </w:r>
-      <w:r>
-        <w:t xml:space="preserve"> </w:t>
-      </w:r>
-      <w:r>
-        <w:t xml:space="preserve">và bảng chi tiết kỹ thuật ghi đúng dòng</w:t>
-      </w:r>
-      <w:r>
-        <w:t xml:space="preserve"> </w:t>
-      </w:r>
-      <w:r>
-        <w:t xml:space="preserve">“Hồ sơ cấp phát đã khớp”</w:t>
-      </w:r>
-      <w:r>
-        <w:t xml:space="preserve"> </w:t>
-      </w:r>
-      <w:r>
-        <w:t xml:space="preserve">kèm mã hồ sơ. Nhưng dòng kết luận lớn ở đầu trang lại hiện</w:t>
-      </w:r>
-      <w:r>
-        <w:t xml:space="preserve"> </w:t>
-      </w:r>
-      <w:r>
-        <w:t xml:space="preserve">“Chưa đủ bằng chứng xác minh”</w:t>
-      </w:r>
-      <w:r>
-        <w:t xml:space="preserve">. Nguyên nhân nằm trong hàm</w:t>
-      </w:r>
-      <w:r>
-        <w:t xml:space="preserve"> </w:t>
-      </w:r>
-      <w:r>
-        <w:rPr>
-          <w:rStyle w:val="VerbatimChar"/>
-        </w:rPr>
-        <w:t xml:space="preserve">integrityVerdict</w:t>
-      </w:r>
-      <w:r>
-        <w:t xml:space="preserve"> </w:t>
-      </w:r>
-      <w:r>
-        <w:t xml:space="preserve">của</w:t>
-      </w:r>
-      <w:r>
-        <w:t xml:space="preserve"> </w:t>
-      </w:r>
-      <w:r>
-        <w:rPr>
-          <w:rStyle w:val="VerbatimChar"/>
-        </w:rPr>
-        <w:t xml:space="preserve">apps/web/src/features/evidence/copy.ts</w:t>
-      </w:r>
-      <w:r>
-        <w:t xml:space="preserve">: hàm này xét lần lượt bốn trường hợp là xử lý thất bại, manifest không hợp lệ, khớp tuyệt đối, và không tìm thấy bản cấp phát, rồi mọi trạng thái còn lại rơi vào nhánh mặc định.</w:t>
-      </w:r>
-      <w:r>
-        <w:t xml:space="preserve"> </w:t>
-      </w:r>
-      <w:r>
-        <w:rPr>
-          <w:rStyle w:val="VerbatimChar"/>
-        </w:rPr>
-        <w:t xml:space="preserve">SOURCE_IDENTIFIED_MODIFIED</w:t>
-      </w:r>
-      <w:r>
-        <w:t xml:space="preserve"> </w:t>
-      </w:r>
-      <w:r>
-        <w:t xml:space="preserve">không có nhánh riêng, dù</w:t>
-      </w:r>
-      <w:r>
-        <w:t xml:space="preserve"> </w:t>
-      </w:r>
-      <w:r>
-        <w:rPr>
-          <w:rStyle w:val="VerbatimChar"/>
-        </w:rPr>
-        <w:t xml:space="preserve">STATUS_COPY</w:t>
-      </w:r>
-      <w:r>
-        <w:t xml:space="preserve"> </w:t>
-      </w:r>
-      <w:r>
-        <w:t xml:space="preserve">đã có sẵn nhãn</w:t>
-      </w:r>
-      <w:r>
-        <w:t xml:space="preserve"> </w:t>
-      </w:r>
-      <w:r>
-        <w:t xml:space="preserve">“Khớp nguồn, có dấu hiệu thay đổi”</w:t>
-      </w:r>
-      <w:r>
-        <w:t xml:space="preserve"> </w:t>
-      </w:r>
-      <w:r>
-        <w:t xml:space="preserve">cho nó. Hệ quả là kết quả có giá trị nhất của cả hệ thống lại được trình bày như một kết quả không kết luận được, và người dùng chỉ thấy sự thật nếu mở phần chi tiết kỹ thuật.</w:t>
-      </w:r>
-    </w:p>
-    <w:p>
-      <w:pPr>
-        <w:pStyle w:val="BodyText"/>
-        <w:jc w:val="left"/>
-      </w:pPr>
-      <w:r>
-        <w:rPr>
-          <w:i/>
-          <w:iCs/>
-        </w:rPr>
-        <w:t xml:space="preserve">Giới hạn đã nhận diện</w:t>
-      </w:r>
-      <w:r>
-        <w:t xml:space="preserve"> </w:t>
-      </w:r>
-      <w:r>
-        <w:t xml:space="preserve">Mọi kết quả truy vết vẫn mang nhãn giới hạn</w:t>
-      </w:r>
-      <w:r>
-        <w:t xml:space="preserve"> </w:t>
-      </w:r>
-      <w:r>
-        <w:rPr>
-          <w:rStyle w:val="VerbatimChar"/>
-        </w:rPr>
-        <w:t xml:space="preserve">fingerprint.recall_below_release_gate</w:t>
-      </w:r>
-      <w:r>
-        <w:t xml:space="preserve"> </w:t>
-      </w:r>
-      <w:r>
-        <w:t xml:space="preserve">do chính hệ thống gắn, nghĩa là độ thu hồi chưa đạt ngưỡng phát hành mà nhóm tự đặt. Nhóm giữ nguyên nhãn này thay vì gỡ đi, vì nó đúng.</w:t>
-      </w:r>
-    </w:p>
-    <w:bookmarkEnd w:id="69"/>
-    <w:bookmarkEnd w:id="70"/>
-    <w:bookmarkStart w:id="71" w:name="phần-nào-của-mục-4.2.3-bị-hiệu-chỉnh"/>
-    <w:p>
-      <w:pPr>
-        <w:pStyle w:val="Heading4"/>
-      </w:pPr>
-      <w:r>
-        <w:t xml:space="preserve">4.2.4.6. Phần nào của Mục 4.2.3 bị hiệu chỉnh</w:t>
-      </w:r>
-    </w:p>
-    <w:p>
-      <w:pPr>
-        <w:pStyle w:val="FirstParagraph"/>
-      </w:pPr>
-      <w:r>
-        <w:rPr>
-          <w:i/>
-          <w:iCs/>
-        </w:rPr>
-        <w:t xml:space="preserve">Giới hạn đã nhận diện</w:t>
-      </w:r>
-      <w:r>
-        <w:t xml:space="preserve"> </w:t>
-      </w:r>
-      <w:r>
-        <w:t xml:space="preserve">Mục 4.2.3.3 kết luận</w:t>
-      </w:r>
-      <w:r>
-        <w:t xml:space="preserve"> </w:t>
-      </w:r>
-      <w:r>
-        <w:t xml:space="preserve">“trang văn bản là vật mang gần như tệ nhất có thể cho thiết kế này”</w:t>
-      </w:r>
-      <w:r>
-        <w:t xml:space="preserve"> </w:t>
-      </w:r>
-      <w:r>
-        <w:t xml:space="preserve">và Mục 4.2.3.4 đề nghị đổi vật mang hoặc miền nhúng trước tiên. Đề nghị đó không còn đứng vững:</w:t>
+        <w:t xml:space="preserve">Bảng này tách bạch ba biến một cách sạch sẽ:</w:t>
       </w:r>
     </w:p>
     <w:p>
@@ -18810,7 +18662,52 @@
         </w:numPr>
       </w:pPr>
       <w:r>
-        <w:t xml:space="preserve">Vật mang đang dùng khôi phục 99,7 phần trăm số bit ở đúng tỉ lệ mà dây chuyền trả về rỗng (Mục 4.2.4.1). Kênh truyền không hỏng.</w:t>
+        <w:rPr>
+          <w:b/>
+          <w:bCs/>
+        </w:rPr>
+        <w:t xml:space="preserve">Vật mang quyết định toàn bộ.</w:t>
+      </w:r>
+      <w:r>
+        <w:t xml:space="preserve"> </w:t>
+      </w:r>
+      <w:r>
+        <w:t xml:space="preserve">Ảnh chuyển sắc giải được cả sáu ô, kể cả nén JPEG chất lượng 70. Trang chữ dày trượt cả sáu ô.</w:t>
+      </w:r>
+    </w:p>
+    <w:p>
+      <w:pPr>
+        <w:pStyle w:val="Compact"/>
+        <w:jc w:val="left"/>
+        <w:numPr>
+          <w:ilvl w:val="0"/>
+          <w:numId w:val="1058"/>
+        </w:numPr>
+      </w:pPr>
+      <w:r>
+        <w:rPr>
+          <w:b/>
+          <w:bCs/>
+        </w:rPr>
+        <w:t xml:space="preserve">Phép tấn công không phải nguyên nhân.</w:t>
+      </w:r>
+      <w:r>
+        <w:t xml:space="preserve"> </w:t>
+      </w:r>
+      <w:r>
+        <w:t xml:space="preserve">Trang chữ dày trượt ngay ở cột không tấn công gì, với trạng thái</w:t>
+      </w:r>
+      <w:r>
+        <w:t xml:space="preserve"> </w:t>
+      </w:r>
+      <w:r>
+        <w:rPr>
+          <w:rStyle w:val="VerbatimChar"/>
+        </w:rPr>
+        <w:t xml:space="preserve">insufficient_sync_evidence</w:t>
+      </w:r>
+      <w:r>
+        <w:t xml:space="preserve">, nghĩa là khâu đồng bộ có khoá không bắt được mẫu pilot. Chưa từng có từ mã nào được trích để mà hỏng.</w:t>
       </w:r>
     </w:p>
     <w:p>
@@ -18822,78 +18719,422 @@
         </w:numPr>
       </w:pPr>
       <w:r>
-        <w:t xml:space="preserve">Vật mang thay thế theo hướng được đề nghị đo kém hơn ở mọi tỉ lệ (Mục 4.2.4.1).</w:t>
-      </w:r>
-    </w:p>
-    <w:p>
-      <w:pPr>
-        <w:pStyle w:val="Compact"/>
-        <w:numPr>
-          <w:ilvl w:val="0"/>
-          <w:numId w:val="1058"/>
-        </w:numPr>
-      </w:pPr>
-      <w:r>
-        <w:t xml:space="preserve">Nguyên nhân thật nằm ở kế toán ký hiệu xoá của bên nhận (Mục 4.2.4.2), và sửa nó khôi phục được cả JPEG q50 lẫn ảnh chụp màn hình mà không đụng tới vật mang.</w:t>
-      </w:r>
-    </w:p>
-    <w:p>
-      <w:pPr>
-        <w:pStyle w:val="FirstParagraph"/>
-      </w:pPr>
-      <w:r>
-        <w:t xml:space="preserve">Phần vẫn đúng của Mục 4.2.3: yêu cầu đo trên corpus trang văn bản render từ PDF thật thay vì gradient hay hình vector. Đó là một yêu cầu về phương pháp đánh giá, độc lập với việc vật mang nào được chọn, và nó vẫn là điều kiện nghiệm thu cho mọi cổng phát hành về sau.</w:t>
-      </w:r>
-    </w:p>
-    <w:p>
-      <w:pPr>
-        <w:pStyle w:val="BodyText"/>
-      </w:pPr>
-      <w:r>
         <w:rPr>
           <w:b/>
           <w:bCs/>
         </w:rPr>
-        <w:t xml:space="preserve">Bài học phương pháp.</w:t>
-      </w:r>
-      <w:r>
-        <w:t xml:space="preserve"> </w:t>
-      </w:r>
-      <w:r>
-        <w:t xml:space="preserve">Ba giả thuyết đầu đều nói về kênh truyền, và kênh truyền không hỏng. Phép đo kết thúc cuộc điều tra chỉ thêm đúng một cột: tỉ lệ lỗi bit đặt cạnh số ký hiệu bị khai xoá. So sánh cái đã khôi phục được với cái lẽ ra phải khôi phục được, thay vì chỉ xem việc giải mã thành công hay thất bại, là thứ tách được</w:t>
-      </w:r>
-      <w:r>
-        <w:t xml:space="preserve"> </w:t>
-      </w:r>
-      <w:r>
-        <w:t xml:space="preserve">“dữ liệu không tới nơi”</w:t>
-      </w:r>
-      <w:r>
-        <w:t xml:space="preserve"> </w:t>
-      </w:r>
-      <w:r>
-        <w:t xml:space="preserve">khỏi</w:t>
-      </w:r>
-      <w:r>
-        <w:t xml:space="preserve"> </w:t>
-      </w:r>
-      <w:r>
-        <w:t xml:space="preserve">“dữ liệu tới nơi rồi bị vứt đi”</w:t>
-      </w:r>
-      <w:r>
-        <w:t xml:space="preserve">. Nên in cả hai vế của phân biệt đó từ sớm.</w:t>
-      </w:r>
-    </w:p>
+        <w:t xml:space="preserve">Kích thước cấp phát không ảnh hưởng.</w:t>
+      </w:r>
+      <w:r>
+        <w:t xml:space="preserve"> </w:t>
+      </w:r>
+      <w:r>
+        <w:t xml:space="preserve">Hai hàng của cùng một vật mang cho kết quả giống hệt nhau, nên vòng kéo về khung chuẩn rồi kéo ngược lại không phải thủ phạm.</w:t>
+      </w:r>
+    </w:p>
+    <w:p>
+      <w:pPr>
+        <w:pStyle w:val="FirstParagraph"/>
+      </w:pPr>
+      <w:r>
+        <w:t xml:space="preserve">Kết quả này khôi phục lại đúng kết luận mà Mục 4.2.3.3 đã đưa ra và Mục 4.2.4.6 tưởng là đã bác bỏ. Hai mục ấy không mâu thuẫn khi đọc đúng phạm vi: nguyên nhân gốc thứ ba về ngân sách ký hiệu xoá là có thật và được đo trên bộ khung nghiên cứu với ô 512 điểm ảnh, còn kết luận về vật mang là có thật trên đường đi của dịch vụ với hồ sơ tham số đang chạy. Sửa được cái sau không làm cái trước biến mất.</w:t>
+      </w:r>
+    </w:p>
+    <w:p>
+      <w:pPr>
+        <w:pStyle w:val="BodyText"/>
+      </w:pPr>
+      <w:r>
+        <w:rPr>
+          <w:i/>
+          <w:iCs/>
+        </w:rPr>
+        <w:t xml:space="preserve">Giới hạn đã nhận diện</w:t>
+      </w:r>
+      <w:r>
+        <w:t xml:space="preserve"> </w:t>
+      </w:r>
+      <w:r>
+        <w:t xml:space="preserve">Phát biểu trung thực nhất về năng lực truy vết của bản đang chạy vì thế là một phát biểu về nội dung tài liệu, không phải về phép tấn công: hệ thống đọc được thủy vân trên ảnh có vùng màu chuyển mượt, và không đồng bộ được trên trang chữ dày đặc. Với một sản phẩm mà đối tượng chính là văn bản, đây là giới hạn nghiêm trọng nhất mà báo cáo này ghi nhận.</w:t>
+      </w:r>
+    </w:p>
+    <w:p>
+      <w:pPr>
+        <w:pStyle w:val="BodyText"/>
+        <w:jc w:val="left"/>
+      </w:pPr>
+      <w:r>
+        <w:rPr>
+          <w:i/>
+          <w:iCs/>
+        </w:rPr>
+        <w:t xml:space="preserve">Đã hiện thực trong mã nguồn</w:t>
+      </w:r>
+      <w:r>
+        <w:t xml:space="preserve"> </w:t>
+      </w:r>
+      <w:r>
+        <w:t xml:space="preserve">Vì sao vật mang lại quyết định đến thế thì phải nhìn sang thế hệ thuật toán. Hệ thống đang chạy và con số 9/12 thuộc về hai thế hệ khác nhau. Đường cấp phát và xác minh của dịch vụ gọi</w:t>
+      </w:r>
+      <w:r>
+        <w:t xml:space="preserve"> </w:t>
+      </w:r>
+      <w:r>
+        <w:rPr>
+          <w:rStyle w:val="VerbatimChar"/>
+        </w:rPr>
+        <w:t xml:space="preserve">load_v2_profiles</w:t>
+      </w:r>
+      <w:r>
+        <w:t xml:space="preserve">, tức đọc hợp đồng tham số</w:t>
+      </w:r>
+      <w:r>
+        <w:t xml:space="preserve"> </w:t>
+      </w:r>
+      <w:r>
+        <w:rPr>
+          <w:rStyle w:val="VerbatimChar"/>
+        </w:rPr>
+        <w:t xml:space="preserve">contracts/algorithm/fingerprint-candidates.v2.json</w:t>
+      </w:r>
+      <w:r>
+        <w:t xml:space="preserve"> </w:t>
+      </w:r>
+      <w:r>
+        <w:t xml:space="preserve">và ghim ứng viên đầu tiên (</w:t>
+      </w:r>
+      <w:r>
+        <w:rPr>
+          <w:rStyle w:val="VerbatimChar"/>
+        </w:rPr>
+        <w:t xml:space="preserve">_select_frozen_candidate</w:t>
+      </w:r>
+      <w:r>
+        <w:t xml:space="preserve"> </w:t>
+      </w:r>
+      <w:r>
+        <w:t xml:space="preserve">trong</w:t>
+      </w:r>
+      <w:r>
+        <w:t xml:space="preserve"> </w:t>
+      </w:r>
+      <w:r>
+        <w:rPr>
+          <w:rStyle w:val="VerbatimChar"/>
+        </w:rPr>
+        <w:t xml:space="preserve">services/api/splitbind/demo/issuance.py</w:t>
+      </w:r>
+      <w:r>
+        <w:t xml:space="preserve">). Con số 9/12 trước JPEG-70 lại là của thế hệ V3, đọc từ</w:t>
+      </w:r>
+      <w:r>
+        <w:t xml:space="preserve"> </w:t>
+      </w:r>
+      <w:r>
+        <w:rPr>
+          <w:rStyle w:val="VerbatimChar"/>
+        </w:rPr>
+        <w:t xml:space="preserve">fingerprint-candidates.v3.json</w:t>
+      </w:r>
+      <w:r>
+        <w:t xml:space="preserve">. Đặt hai hợp đồng cạnh nhau thì V3 có ba thứ mà V2 hoàn toàn không có: trải phổ với 64 chip cho mỗi bit (</w:t>
+      </w:r>
+      <w:r>
+        <w:rPr>
+          <w:rStyle w:val="VerbatimChar"/>
+        </w:rPr>
+        <w:t xml:space="preserve">spread_chips_per_bit</w:t>
+      </w:r>
+      <w:r>
+        <w:t xml:space="preserve">), biên độ trải phổ riêng (</w:t>
+      </w:r>
+      <w:r>
+        <w:rPr>
+          <w:rStyle w:val="VerbatimChar"/>
+        </w:rPr>
+        <w:t xml:space="preserve">spread_delta</w:t>
+      </w:r>
+      <w:r>
+        <w:t xml:space="preserve">), và tám giả thuyết hình học thay vì tối đa ba. Trải phổ chính là thay đổi đã đưa JPEG-70 từ 0/12 lên 9/12, như Câu hỏi 9 đã trình bày.</w:t>
+      </w:r>
+    </w:p>
+    <w:p>
+      <w:pPr>
+        <w:pStyle w:val="BodyText"/>
+      </w:pPr>
+      <w:r>
+        <w:t xml:space="preserve">Nói cách khác, hệ thống đang chạy chưa bao giờ chứa thuật toán đạt 9/12. Chính thế hệ V2 đang chạy, khi được đo trong phòng thí nghiệm với mọi điều kiện thuận lợi, cũng chưa bao giờ vượt 3/12 trước JPEG-70 ở bất kỳ mức bước lượng tử nào. Các kết quả âm tính trước phép nén ở đây vì thế đúng như dự đoán, không phải một sự cố.</w:t>
+      </w:r>
+    </w:p>
+    <w:p>
+      <w:pPr>
+        <w:pStyle w:val="BodyText"/>
+      </w:pPr>
+      <w:r>
+        <w:rPr>
+          <w:i/>
+          <w:iCs/>
+        </w:rPr>
+        <w:t xml:space="preserve">Đã hiện thực trong mã nguồn</w:t>
+      </w:r>
+      <w:r>
+        <w:t xml:space="preserve"> </w:t>
+      </w:r>
+      <w:r>
+        <w:t xml:space="preserve">Một chi tiết cài đặt cần nêu vì nó dễ bị hiểu nhầm thành nguyên nhân, và nhóm đã từng hiểu nhầm như vậy. Hàm</w:t>
+      </w:r>
+      <w:r>
+        <w:t xml:space="preserve"> </w:t>
+      </w:r>
+      <w:r>
+        <w:rPr>
+          <w:rStyle w:val="VerbatimChar"/>
+        </w:rPr>
+        <w:t xml:space="preserve">_canonicalize_page</w:t>
+      </w:r>
+      <w:r>
+        <w:t xml:space="preserve"> </w:t>
+      </w:r>
+      <w:r>
+        <w:t xml:space="preserve">kéo mọi ảnh về đúng một khung cố định 1152 x 2304 điểm ảnh mà không giữ tỉ lệ khung hình, nên một ảnh ngang 1400 x 900 bị kéo dọc gấp 3,11 lần so với ngang trước khi nhúng, rồi được kéo ngược về kích thước gốc. Nhìn vào đó rất dễ kết luận rằng chính vòng kéo méo này phá tín hiệu. Bảng tách biến ở trên bác bỏ điều đó: cùng một vật mang, cấp phát đúng khung chuẩn hay lệch khung chuẩn đều cho kết quả giống hệt nhau. Vòng kéo méo là một điểm thiết kế đáng xem lại vì nó làm giảm chất lượng ảnh không cần thiết, nhưng nó không phải nguyên nhân của các lần truy vết thất bại.</w:t>
+      </w:r>
+    </w:p>
+    <w:p>
+      <w:pPr>
+        <w:pStyle w:val="BodyText"/>
+      </w:pPr>
+      <w:r>
+        <w:rPr>
+          <w:i/>
+          <w:iCs/>
+        </w:rPr>
+        <w:t xml:space="preserve">Giới hạn đã nhận diện</w:t>
+      </w:r>
+      <w:r>
+        <w:t xml:space="preserve"> </w:t>
+      </w:r>
+      <w:r>
+        <w:t xml:space="preserve">Có một yếu tố thứ hai cộng thêm vào. Benchmark gọi thẳng bộ giải mã, truyền sẵn số trang và làm việc trên khung ảnh chuẩn tắc, còn dịch vụ nhận một tấm ảnh trần thì không có hai thứ đó và phải tự đoán hình học. Chính Mục 4.2.4.4 đã nêu trước điều này khi nói bảng độ bền mô tả thư viện chứ chưa mô tả sản phẩm; tám phép thử ở đây là phần kiểm chứng thực nghiệm cho nhận định đó.</w:t>
+      </w:r>
+    </w:p>
+    <w:p>
+      <w:pPr>
+        <w:pStyle w:val="BodyText"/>
+      </w:pPr>
+      <w:r>
+        <w:rPr>
+          <w:i/>
+          <w:iCs/>
+        </w:rPr>
+        <w:t xml:space="preserve">Giới hạn đã nhận diện</w:t>
+      </w:r>
+      <w:r>
+        <w:t xml:space="preserve"> </w:t>
+      </w:r>
+      <w:r>
+        <w:t xml:space="preserve">Vì sao không triển khai thẳng V3 lên hệ thống đang chạy: V3 không vượt qua cổng phát hành 0.95 mà nhóm tự đặt, hồ sơ tham số của nó mang trạng thái</w:t>
+      </w:r>
+      <w:r>
+        <w:t xml:space="preserve"> </w:t>
+      </w:r>
+      <w:r>
+        <w:rPr>
+          <w:rStyle w:val="VerbatimChar"/>
+        </w:rPr>
+        <w:t xml:space="preserve">profile_promoted: False</w:t>
+      </w:r>
+      <w:r>
+        <w:t xml:space="preserve"> </w:t>
+      </w:r>
+      <w:r>
+        <w:t xml:space="preserve">và danh sách ứng viên đạt chuẩn rỗng. Đưa lên một thuật toán chưa qua cổng chỉ vì nó cho số đẹp hơn là đúng thứ kỷ luật kỹ thuật mà báo cáo này phản đối ở mọi mục khác. Đây là một đánh đổi có chủ đích, và cái giá của nó là năng lực truy vết thực tế thấp hơn con số benchmark.</w:t>
+      </w:r>
+    </w:p>
+    <w:p>
+      <w:pPr>
+        <w:pStyle w:val="BodyText"/>
+      </w:pPr>
+      <w:r>
+        <w:rPr>
+          <w:i/>
+          <w:iCs/>
+        </w:rPr>
+        <w:t xml:space="preserve">Giới hạn đã nhận diện</w:t>
+      </w:r>
+      <w:r>
+        <w:t xml:space="preserve"> </w:t>
+      </w:r>
+      <w:r>
+        <w:t xml:space="preserve">Tổng kết lại, phát biểu đúng về năng lực truy vết của bản đang chạy gồm hai vế và cả hai đều nói về nội dung tài liệu chứ không nói về phép tấn công. Vế khẳng định: với ảnh có vùng màu chuyển mượt, hệ thống truy được nguồn qua cả ảnh chụp màn hình thu nhỏ hơn một nửa lẫn nén JPEG chất lượng 70. Vế phủ định: với trang chữ dày đặc, khâu đồng bộ có khoá không bắt được mẫu pilot, nên không truy được ngay cả khi tệp chưa hề bị đụng tới.</w:t>
+      </w:r>
+    </w:p>
+    <w:p>
+      <w:pPr>
+        <w:pStyle w:val="BodyText"/>
+        <w:jc w:val="left"/>
+      </w:pPr>
+      <w:r>
+        <w:rPr>
+          <w:i/>
+          <w:iCs/>
+        </w:rPr>
+        <w:t xml:space="preserve">Giới hạn đã nhận diện</w:t>
+      </w:r>
+      <w:r>
+        <w:t xml:space="preserve"> </w:t>
+      </w:r>
+      <w:r>
+        <w:t xml:space="preserve">Một khiếm khuyết giao diện lộ ra ngay ở chính phép thử dương tính này, và nó đáng ghi lại. Khi hệ thống truy được nguồn từ một tệp đã bị biến đổi, trạng thái nội bộ là</w:t>
+      </w:r>
+      <w:r>
+        <w:t xml:space="preserve"> </w:t>
+      </w:r>
+      <w:r>
+        <w:rPr>
+          <w:rStyle w:val="VerbatimChar"/>
+        </w:rPr>
+        <w:t xml:space="preserve">SOURCE_IDENTIFIED_MODIFIED</w:t>
+      </w:r>
+      <w:r>
+        <w:t xml:space="preserve"> </w:t>
+      </w:r>
+      <w:r>
+        <w:t xml:space="preserve">và bảng chi tiết kỹ thuật ghi đúng dòng</w:t>
+      </w:r>
+      <w:r>
+        <w:t xml:space="preserve"> </w:t>
+      </w:r>
+      <w:r>
+        <w:t xml:space="preserve">“Hồ sơ cấp phát đã khớp”</w:t>
+      </w:r>
+      <w:r>
+        <w:t xml:space="preserve"> </w:t>
+      </w:r>
+      <w:r>
+        <w:t xml:space="preserve">kèm mã hồ sơ. Nhưng dòng kết luận lớn ở đầu trang lại hiện</w:t>
+      </w:r>
+      <w:r>
+        <w:t xml:space="preserve"> </w:t>
+      </w:r>
+      <w:r>
+        <w:t xml:space="preserve">“Chưa đủ bằng chứng xác minh”</w:t>
+      </w:r>
+      <w:r>
+        <w:t xml:space="preserve">. Nguyên nhân nằm trong hàm</w:t>
+      </w:r>
+      <w:r>
+        <w:t xml:space="preserve"> </w:t>
+      </w:r>
+      <w:r>
+        <w:rPr>
+          <w:rStyle w:val="VerbatimChar"/>
+        </w:rPr>
+        <w:t xml:space="preserve">integrityVerdict</w:t>
+      </w:r>
+      <w:r>
+        <w:t xml:space="preserve"> </w:t>
+      </w:r>
+      <w:r>
+        <w:t xml:space="preserve">của</w:t>
+      </w:r>
+      <w:r>
+        <w:t xml:space="preserve"> </w:t>
+      </w:r>
+      <w:r>
+        <w:rPr>
+          <w:rStyle w:val="VerbatimChar"/>
+        </w:rPr>
+        <w:t xml:space="preserve">apps/web/src/features/evidence/copy.ts</w:t>
+      </w:r>
+      <w:r>
+        <w:t xml:space="preserve">: hàm này xét lần lượt bốn trường hợp là xử lý thất bại, manifest không hợp lệ, khớp tuyệt đối, và không tìm thấy bản cấp phát, rồi mọi trạng thái còn lại rơi vào nhánh mặc định.</w:t>
+      </w:r>
+      <w:r>
+        <w:t xml:space="preserve"> </w:t>
+      </w:r>
+      <w:r>
+        <w:rPr>
+          <w:rStyle w:val="VerbatimChar"/>
+        </w:rPr>
+        <w:t xml:space="preserve">SOURCE_IDENTIFIED_MODIFIED</w:t>
+      </w:r>
+      <w:r>
+        <w:t xml:space="preserve"> </w:t>
+      </w:r>
+      <w:r>
+        <w:t xml:space="preserve">không có nhánh riêng, dù</w:t>
+      </w:r>
+      <w:r>
+        <w:t xml:space="preserve"> </w:t>
+      </w:r>
+      <w:r>
+        <w:rPr>
+          <w:rStyle w:val="VerbatimChar"/>
+        </w:rPr>
+        <w:t xml:space="preserve">STATUS_COPY</w:t>
+      </w:r>
+      <w:r>
+        <w:t xml:space="preserve"> </w:t>
+      </w:r>
+      <w:r>
+        <w:t xml:space="preserve">đã có sẵn nhãn</w:t>
+      </w:r>
+      <w:r>
+        <w:t xml:space="preserve"> </w:t>
+      </w:r>
+      <w:r>
+        <w:t xml:space="preserve">“Khớp nguồn, có dấu hiệu thay đổi”</w:t>
+      </w:r>
+      <w:r>
+        <w:t xml:space="preserve"> </w:t>
+      </w:r>
+      <w:r>
+        <w:t xml:space="preserve">cho nó. Hệ quả là kết quả có giá trị nhất của cả hệ thống lại được trình bày như một kết quả không kết luận được, và người dùng chỉ thấy sự thật nếu mở phần chi tiết kỹ thuật.</w:t>
+      </w:r>
+    </w:p>
+    <w:p>
+      <w:pPr>
+        <w:pStyle w:val="BodyText"/>
+        <w:jc w:val="left"/>
+      </w:pPr>
+      <w:r>
+        <w:rPr>
+          <w:i/>
+          <w:iCs/>
+        </w:rPr>
+        <w:t xml:space="preserve">Giới hạn đã nhận diện</w:t>
+      </w:r>
+      <w:r>
+        <w:t xml:space="preserve"> </w:t>
+      </w:r>
+      <w:r>
+        <w:t xml:space="preserve">Mọi kết quả truy vết vẫn mang nhãn giới hạn</w:t>
+      </w:r>
+      <w:r>
+        <w:t xml:space="preserve"> </w:t>
+      </w:r>
+      <w:r>
+        <w:rPr>
+          <w:rStyle w:val="VerbatimChar"/>
+        </w:rPr>
+        <w:t xml:space="preserve">fingerprint.recall_below_release_gate</w:t>
+      </w:r>
+      <w:r>
+        <w:t xml:space="preserve"> </w:t>
+      </w:r>
+      <w:r>
+        <w:t xml:space="preserve">do chính hệ thống gắn, nghĩa là độ thu hồi chưa đạt ngưỡng phát hành mà nhóm tự đặt. Nhóm giữ nguyên nhãn này thay vì gỡ đi, vì nó đúng.</w:t>
+      </w:r>
+    </w:p>
+    <w:bookmarkEnd w:id="70"/>
     <w:bookmarkEnd w:id="71"/>
-    <w:bookmarkEnd w:id="72"/>
-    <w:bookmarkEnd w:id="73"/>
-    <w:bookmarkStart w:id="81" w:name="Xd10a6691ac2b0db7535ed8552e88863d8a3547c"/>
-    <w:p>
-      <w:pPr>
-        <w:pStyle w:val="Heading2"/>
-      </w:pPr>
-      <w:r>
-        <w:t xml:space="preserve">4.3. Đề xuất kiến trúc V4: chẩn đoán nguyên nhân gốc</w:t>
+    <w:bookmarkStart w:id="72" w:name="phần-nào-của-mục-4.2.3-bị-hiệu-chỉnh"/>
+    <w:p>
+      <w:pPr>
+        <w:pStyle w:val="Heading4"/>
+      </w:pPr>
+      <w:r>
+        <w:t xml:space="preserve">4.2.4.6. Phần nào của Mục 4.2.3 bị hiệu chỉnh</w:t>
       </w:r>
     </w:p>
     <w:p>
@@ -18901,51 +19142,29 @@
         <w:pStyle w:val="FirstParagraph"/>
       </w:pPr>
       <w:r>
-        <w:t xml:space="preserve">Đề bài yêu cầu</w:t>
-      </w:r>
-      <w:r>
-        <w:t xml:space="preserve"> </w:t>
-      </w:r>
-      <w:r>
-        <w:t xml:space="preserve">“tìm hiểu và đề xuất”</w:t>
-      </w:r>
-      <w:r>
-        <w:t xml:space="preserve"> </w:t>
-      </w:r>
-      <w:r>
-        <w:t xml:space="preserve">một hệ thống. Phần này là đóng góp đề xuất của nhóm: một chẩn đoán nguyên nhân gốc dựa trên số đo, một phép kiểm chứng đã thực hiện, và kiến trúc V4 rút ra từ đó.</w:t>
-      </w:r>
-    </w:p>
-    <w:bookmarkStart w:id="74" w:name="X0651d2b7cd31d31794fed8f37ddbb746a11fa57"/>
-    <w:p>
-      <w:pPr>
-        <w:pStyle w:val="Heading3"/>
-      </w:pPr>
-      <w:r>
-        <w:t xml:space="preserve">4.3.1. Chẩn đoán: nút thắt nằm ở tập giả thuyết hình học, không ở thủy vân</w:t>
-      </w:r>
-    </w:p>
-    <w:p>
-      <w:pPr>
-        <w:pStyle w:val="FirstParagraph"/>
-      </w:pPr>
-      <w:r>
-        <w:t xml:space="preserve">Đọc hàm tìm kiếm hình học</w:t>
-      </w:r>
-      <w:r>
-        <w:t xml:space="preserve"> </w:t>
-      </w:r>
-      <w:r>
-        <w:rPr>
-          <w:rStyle w:val="VerbatimChar"/>
-        </w:rPr>
-        <w:t xml:space="preserve">search_geometry_v3</w:t>
-      </w:r>
-      <w:r>
-        <w:t xml:space="preserve"> </w:t>
-      </w:r>
-      <w:r>
-        <w:t xml:space="preserve">trong mã nguồn, bộ giải mã chỉ sinh ứng viên chuẩn tắc từ đúng ba nguồn:</w:t>
+        <w:rPr>
+          <w:i/>
+          <w:iCs/>
+        </w:rPr>
+        <w:t xml:space="preserve">Giới hạn đã nhận diện</w:t>
+      </w:r>
+      <w:r>
+        <w:t xml:space="preserve"> </w:t>
+      </w:r>
+      <w:r>
+        <w:t xml:space="preserve">Mục 4.2.3.3 kết luận</w:t>
+      </w:r>
+      <w:r>
+        <w:t xml:space="preserve"> </w:t>
+      </w:r>
+      <w:r>
+        <w:t xml:space="preserve">“trang văn bản là vật mang gần như tệ nhất có thể cho thiết kế này”</w:t>
+      </w:r>
+      <w:r>
+        <w:t xml:space="preserve"> </w:t>
+      </w:r>
+      <w:r>
+        <w:t xml:space="preserve">và Mục 4.2.3.4 đề nghị đổi vật mang hoặc miền nhúng trước tiên. Đề nghị đó không còn đứng vững:</w:t>
       </w:r>
     </w:p>
     <w:p>
@@ -18957,6 +19176,153 @@
         </w:numPr>
       </w:pPr>
       <w:r>
+        <w:t xml:space="preserve">Vật mang đang dùng khôi phục 99,7 phần trăm số bit ở đúng tỉ lệ mà dây chuyền trả về rỗng (Mục 4.2.4.1). Kênh truyền không hỏng.</w:t>
+      </w:r>
+    </w:p>
+    <w:p>
+      <w:pPr>
+        <w:pStyle w:val="Compact"/>
+        <w:numPr>
+          <w:ilvl w:val="0"/>
+          <w:numId w:val="1059"/>
+        </w:numPr>
+      </w:pPr>
+      <w:r>
+        <w:t xml:space="preserve">Vật mang thay thế theo hướng được đề nghị đo kém hơn ở mọi tỉ lệ (Mục 4.2.4.1).</w:t>
+      </w:r>
+    </w:p>
+    <w:p>
+      <w:pPr>
+        <w:pStyle w:val="Compact"/>
+        <w:numPr>
+          <w:ilvl w:val="0"/>
+          <w:numId w:val="1059"/>
+        </w:numPr>
+      </w:pPr>
+      <w:r>
+        <w:t xml:space="preserve">Nguyên nhân thật nằm ở kế toán ký hiệu xoá của bên nhận (Mục 4.2.4.2), và sửa nó khôi phục được cả JPEG q50 lẫn ảnh chụp màn hình mà không đụng tới vật mang.</w:t>
+      </w:r>
+    </w:p>
+    <w:p>
+      <w:pPr>
+        <w:pStyle w:val="FirstParagraph"/>
+      </w:pPr>
+      <w:r>
+        <w:t xml:space="preserve">Phần vẫn đúng của Mục 4.2.3: yêu cầu đo trên corpus trang văn bản render từ PDF thật thay vì gradient hay hình vector. Đó là một yêu cầu về phương pháp đánh giá, độc lập với việc vật mang nào được chọn, và nó vẫn là điều kiện nghiệm thu cho mọi cổng phát hành về sau.</w:t>
+      </w:r>
+    </w:p>
+    <w:p>
+      <w:pPr>
+        <w:pStyle w:val="BodyText"/>
+      </w:pPr>
+      <w:r>
+        <w:rPr>
+          <w:b/>
+          <w:bCs/>
+        </w:rPr>
+        <w:t xml:space="preserve">Bài học phương pháp.</w:t>
+      </w:r>
+      <w:r>
+        <w:t xml:space="preserve"> </w:t>
+      </w:r>
+      <w:r>
+        <w:t xml:space="preserve">Ba giả thuyết đầu đều nói về kênh truyền, và kênh truyền không hỏng. Phép đo kết thúc cuộc điều tra chỉ thêm đúng một cột: tỉ lệ lỗi bit đặt cạnh số ký hiệu bị khai xoá. So sánh cái đã khôi phục được với cái lẽ ra phải khôi phục được, thay vì chỉ xem việc giải mã thành công hay thất bại, là thứ tách được</w:t>
+      </w:r>
+      <w:r>
+        <w:t xml:space="preserve"> </w:t>
+      </w:r>
+      <w:r>
+        <w:t xml:space="preserve">“dữ liệu không tới nơi”</w:t>
+      </w:r>
+      <w:r>
+        <w:t xml:space="preserve"> </w:t>
+      </w:r>
+      <w:r>
+        <w:t xml:space="preserve">khỏi</w:t>
+      </w:r>
+      <w:r>
+        <w:t xml:space="preserve"> </w:t>
+      </w:r>
+      <w:r>
+        <w:t xml:space="preserve">“dữ liệu tới nơi rồi bị vứt đi”</w:t>
+      </w:r>
+      <w:r>
+        <w:t xml:space="preserve">. Nên in cả hai vế của phân biệt đó từ sớm.</w:t>
+      </w:r>
+    </w:p>
+    <w:bookmarkEnd w:id="72"/>
+    <w:bookmarkEnd w:id="73"/>
+    <w:bookmarkEnd w:id="74"/>
+    <w:bookmarkStart w:id="82" w:name="Xd10a6691ac2b0db7535ed8552e88863d8a3547c"/>
+    <w:p>
+      <w:pPr>
+        <w:pStyle w:val="Heading2"/>
+      </w:pPr>
+      <w:r>
+        <w:t xml:space="preserve">4.3. Đề xuất kiến trúc V4: chẩn đoán nguyên nhân gốc</w:t>
+      </w:r>
+    </w:p>
+    <w:p>
+      <w:pPr>
+        <w:pStyle w:val="FirstParagraph"/>
+      </w:pPr>
+      <w:r>
+        <w:t xml:space="preserve">Đề bài yêu cầu</w:t>
+      </w:r>
+      <w:r>
+        <w:t xml:space="preserve"> </w:t>
+      </w:r>
+      <w:r>
+        <w:t xml:space="preserve">“tìm hiểu và đề xuất”</w:t>
+      </w:r>
+      <w:r>
+        <w:t xml:space="preserve"> </w:t>
+      </w:r>
+      <w:r>
+        <w:t xml:space="preserve">một hệ thống. Phần này là đóng góp đề xuất của nhóm: một chẩn đoán nguyên nhân gốc dựa trên số đo, một phép kiểm chứng đã thực hiện, và kiến trúc V4 rút ra từ đó.</w:t>
+      </w:r>
+    </w:p>
+    <w:bookmarkStart w:id="75" w:name="X0651d2b7cd31d31794fed8f37ddbb746a11fa57"/>
+    <w:p>
+      <w:pPr>
+        <w:pStyle w:val="Heading3"/>
+      </w:pPr>
+      <w:r>
+        <w:t xml:space="preserve">4.3.1. Chẩn đoán: nút thắt nằm ở tập giả thuyết hình học, không ở thủy vân</w:t>
+      </w:r>
+    </w:p>
+    <w:p>
+      <w:pPr>
+        <w:pStyle w:val="FirstParagraph"/>
+      </w:pPr>
+      <w:r>
+        <w:t xml:space="preserve">Đọc hàm tìm kiếm hình học</w:t>
+      </w:r>
+      <w:r>
+        <w:t xml:space="preserve"> </w:t>
+      </w:r>
+      <w:r>
+        <w:rPr>
+          <w:rStyle w:val="VerbatimChar"/>
+        </w:rPr>
+        <w:t xml:space="preserve">search_geometry_v3</w:t>
+      </w:r>
+      <w:r>
+        <w:t xml:space="preserve"> </w:t>
+      </w:r>
+      <w:r>
+        <w:t xml:space="preserve">trong mã nguồn, bộ giải mã chỉ sinh ứng viên chuẩn tắc từ đúng ba nguồn:</w:t>
+      </w:r>
+    </w:p>
+    <w:p>
+      <w:pPr>
+        <w:pStyle w:val="Compact"/>
+        <w:numPr>
+          <w:ilvl w:val="0"/>
+          <w:numId w:val="1060"/>
+        </w:numPr>
+      </w:pPr>
+      <w:r>
         <w:rPr>
           <w:rStyle w:val="VerbatimChar"/>
         </w:rPr>
@@ -18975,7 +19341,7 @@
         <w:jc w:val="left"/>
         <w:numPr>
           <w:ilvl w:val="0"/>
-          <w:numId w:val="1059"/>
+          <w:numId w:val="1060"/>
         </w:numPr>
       </w:pPr>
       <w:r>
@@ -19009,7 +19375,7 @@
         <w:jc w:val="left"/>
         <w:numPr>
           <w:ilvl w:val="0"/>
-          <w:numId w:val="1059"/>
+          <w:numId w:val="1060"/>
         </w:numPr>
       </w:pPr>
       <w:r>
@@ -19057,8 +19423,8 @@
         <w:t xml:space="preserve">Ngoài ba trường hợp đó, bộ giải mã không sinh được giả thuyết hình học nào, nên tầng payload không bao giờ được chạy tới - bất kể vật mang mạnh đến đâu.</w:t>
       </w:r>
     </w:p>
-    <w:bookmarkEnd w:id="74"/>
-    <w:bookmarkStart w:id="76" w:name="X8a123a0c5c0d87d3b402adff01804f1a478ef59"/>
+    <w:bookmarkEnd w:id="75"/>
+    <w:bookmarkStart w:id="77" w:name="X8a123a0c5c0d87d3b402adff01804f1a478ef59"/>
     <w:p>
       <w:pPr>
         <w:pStyle w:val="Heading3"/>
@@ -20055,7 +20421,7 @@
         <w:t xml:space="preserve">, và không giải thích được bằng cường độ tín hiệu, vì crop 0.10 bỏ đi ít hơn.</w:t>
       </w:r>
     </w:p>
-    <w:bookmarkStart w:id="75" w:name="ba-lớp-thất-bại-khác-nhau-không-phải-một"/>
+    <w:bookmarkStart w:id="76" w:name="ba-lớp-thất-bại-khác-nhau-không-phải-một"/>
     <w:p>
       <w:pPr>
         <w:pStyle w:val="Heading4"/>
@@ -20422,7 +20788,7 @@
         <w:jc w:val="left"/>
         <w:numPr>
           <w:ilvl w:val="0"/>
-          <w:numId w:val="1060"/>
+          <w:numId w:val="1061"/>
         </w:numPr>
       </w:pPr>
       <w:r>
@@ -20469,7 +20835,7 @@
         <w:jc w:val="left"/>
         <w:numPr>
           <w:ilvl w:val="0"/>
-          <w:numId w:val="1060"/>
+          <w:numId w:val="1061"/>
         </w:numPr>
       </w:pPr>
       <w:r>
@@ -20531,9 +20897,9 @@
         <w:t xml:space="preserve">vì nó chưa từng tạo ra ứng viên nào.</w:t>
       </w:r>
     </w:p>
-    <w:bookmarkEnd w:id="75"/>
     <w:bookmarkEnd w:id="76"/>
-    <w:bookmarkStart w:id="77" w:name="X8b6fa059180ad2c2d1dbd76e4db9031a5e35620"/>
+    <w:bookmarkEnd w:id="77"/>
+    <w:bookmarkStart w:id="78" w:name="X8b6fa059180ad2c2d1dbd76e4db9031a5e35620"/>
     <w:p>
       <w:pPr>
         <w:pStyle w:val="Heading3"/>
@@ -20762,7 +21128,7 @@
         <w:pStyle w:val="Compact"/>
         <w:numPr>
           <w:ilvl w:val="0"/>
-          <w:numId w:val="1061"/>
+          <w:numId w:val="1062"/>
         </w:numPr>
       </w:pPr>
       <w:r>
@@ -20790,7 +21156,7 @@
         <w:jc w:val="left"/>
         <w:numPr>
           <w:ilvl w:val="0"/>
-          <w:numId w:val="1061"/>
+          <w:numId w:val="1062"/>
         </w:numPr>
       </w:pPr>
       <w:r>
@@ -20878,8 +21244,8 @@
         <w:t xml:space="preserve">nghĩa là đã căn được trang và tín hiệu đã mất.</w:t>
       </w:r>
     </w:p>
-    <w:bookmarkEnd w:id="77"/>
-    <w:bookmarkStart w:id="78" w:name="kiến-trúc-v4-đề-xuất"/>
+    <w:bookmarkEnd w:id="78"/>
+    <w:bookmarkStart w:id="79" w:name="kiến-trúc-v4-đề-xuất"/>
     <w:p>
       <w:pPr>
         <w:pStyle w:val="Heading3"/>
@@ -21027,8 +21393,8 @@
         <w:t xml:space="preserve">hỏng bên trong một phép biến đổi mà bộ giải mã đã hoàn tác được - hiệu ứng thứ cấp thật, nhưng không phải nguyên nhân của các thất bại diện rộng.</w:t>
       </w:r>
     </w:p>
-    <w:bookmarkEnd w:id="78"/>
-    <w:bookmarkStart w:id="79" w:name="cái-gì-kiến-trúc-này-không-sửa-được"/>
+    <w:bookmarkEnd w:id="79"/>
+    <w:bookmarkStart w:id="80" w:name="cái-gì-kiến-trúc-này-không-sửa-được"/>
     <w:p>
       <w:pPr>
         <w:pStyle w:val="Heading3"/>
@@ -21042,7 +21408,7 @@
         <w:pStyle w:val="Compact"/>
         <w:numPr>
           <w:ilvl w:val="0"/>
-          <w:numId w:val="1062"/>
+          <w:numId w:val="1063"/>
         </w:numPr>
       </w:pPr>
       <w:r>
@@ -21079,7 +21445,7 @@
         <w:pStyle w:val="Compact"/>
         <w:numPr>
           <w:ilvl w:val="0"/>
-          <w:numId w:val="1062"/>
+          <w:numId w:val="1063"/>
         </w:numPr>
       </w:pPr>
       <w:r>
@@ -21101,7 +21467,7 @@
         <w:pStyle w:val="Compact"/>
         <w:numPr>
           <w:ilvl w:val="1"/>
-          <w:numId w:val="1063"/>
+          <w:numId w:val="1064"/>
         </w:numPr>
       </w:pPr>
       <w:r>
@@ -21123,7 +21489,7 @@
         <w:pStyle w:val="Compact"/>
         <w:numPr>
           <w:ilvl w:val="0"/>
-          <w:numId w:val="1062"/>
+          <w:numId w:val="1063"/>
         </w:numPr>
       </w:pPr>
       <w:r>
@@ -21137,8 +21503,8 @@
         <w:t xml:space="preserve">, và khác pre-gate ở cách dẫn xuất RNG tấn công cùng việc cấp mẫu đồng bộ ORB cho bộ giải mã. Không được trộn với Mục 4.2.1, và không được trình bày như năng lực đã phát hành. Từ 12/09/2026 production có bật đường ống nhúng và giải thủy vân. Mục 4.2.3 ghi lại kết quả âm tính ban đầu, còn Mục 4.2.4 ghi lại trạng thái sau khi sửa nguyên nhân gốc; kết luận chắc chắn trả cho người dùng vẫn dựa trên đối chiếu tệp chính xác và chữ ký, còn kết quả truy vết luôn kèm nhãn giới hạn.</w:t>
       </w:r>
     </w:p>
-    <w:bookmarkEnd w:id="79"/>
-    <w:bookmarkStart w:id="80" w:name="vì-sao-chẩn-đoán-này-có-được"/>
+    <w:bookmarkEnd w:id="80"/>
+    <w:bookmarkStart w:id="81" w:name="vì-sao-chẩn-đoán-này-có-được"/>
     <w:p>
       <w:pPr>
         <w:pStyle w:val="Heading3"/>
@@ -21201,9 +21567,9 @@
         <w:t xml:space="preserve">để đo; corpus khoá theo hash làm phép so sánh có kiểm soát. Một dự án ghi chép cẩu thả sẽ không để lại gì để kiểm toán.</w:t>
       </w:r>
     </w:p>
-    <w:bookmarkEnd w:id="80"/>
     <w:bookmarkEnd w:id="81"/>
-    <w:bookmarkStart w:id="103" w:name="Xaf1d942a1a2086cdefa816c1d6be02e8e263868"/>
+    <w:bookmarkEnd w:id="82"/>
+    <w:bookmarkStart w:id="104" w:name="Xaf1d942a1a2086cdefa816c1d6be02e8e263868"/>
     <w:p>
       <w:pPr>
         <w:pStyle w:val="Heading2"/>
@@ -21229,18 +21595,18 @@
           <wp:inline>
             <wp:extent cx="5575300" cy="3075505"/>
             <wp:effectExtent b="0" l="0" r="0" t="0"/>
-            <wp:docPr descr="" title="" id="83" name="Picture"/>
+            <wp:docPr descr="" title="" id="84" name="Picture"/>
             <a:graphic>
               <a:graphicData uri="http://schemas.openxmlformats.org/drawingml/2006/picture">
                 <pic:pic>
                   <pic:nvPicPr>
-                    <pic:cNvPr descr="report-assets/figures/ui-issuance-result.png" id="84" name="Picture"/>
+                    <pic:cNvPr descr="report-assets/figures/ui-issuance-result.png" id="85" name="Picture"/>
                     <pic:cNvPicPr>
                       <a:picLocks noChangeArrowheads="1" noChangeAspect="1"/>
                     </pic:cNvPicPr>
                   </pic:nvPicPr>
                   <pic:blipFill>
-                    <a:blip r:embed="rId82"/>
+                    <a:blip r:embed="rId83"/>
                     <a:stretch>
                       <a:fillRect/>
                     </a:stretch>
@@ -21294,18 +21660,18 @@
           <wp:inline>
             <wp:extent cx="5575300" cy="3075505"/>
             <wp:effectExtent b="0" l="0" r="0" t="0"/>
-            <wp:docPr descr="" title="" id="86" name="Picture"/>
+            <wp:docPr descr="" title="" id="87" name="Picture"/>
             <a:graphic>
               <a:graphicData uri="http://schemas.openxmlformats.org/drawingml/2006/picture">
                 <pic:pic>
                   <pic:nvPicPr>
-                    <pic:cNvPr descr="report-assets/figures/ui-verification-match.png" id="87" name="Picture"/>
+                    <pic:cNvPr descr="report-assets/figures/ui-verification-match.png" id="88" name="Picture"/>
                     <pic:cNvPicPr>
                       <a:picLocks noChangeArrowheads="1" noChangeAspect="1"/>
                     </pic:cNvPicPr>
                   </pic:nvPicPr>
                   <pic:blipFill>
-                    <a:blip r:embed="rId85"/>
+                    <a:blip r:embed="rId86"/>
                     <a:stretch>
                       <a:fillRect/>
                     </a:stretch>
@@ -21359,18 +21725,18 @@
           <wp:inline>
             <wp:extent cx="5575300" cy="3075505"/>
             <wp:effectExtent b="0" l="0" r="0" t="0"/>
-            <wp:docPr descr="" title="" id="89" name="Picture"/>
+            <wp:docPr descr="" title="" id="90" name="Picture"/>
             <a:graphic>
               <a:graphicData uri="http://schemas.openxmlformats.org/drawingml/2006/picture">
                 <pic:pic>
                   <pic:nvPicPr>
-                    <pic:cNvPr descr="report-assets/figures/ui-verification-no-match.png" id="90" name="Picture"/>
+                    <pic:cNvPr descr="report-assets/figures/ui-verification-no-match.png" id="91" name="Picture"/>
                     <pic:cNvPicPr>
                       <a:picLocks noChangeArrowheads="1" noChangeAspect="1"/>
                     </pic:cNvPicPr>
                   </pic:nvPicPr>
                   <pic:blipFill>
-                    <a:blip r:embed="rId88"/>
+                    <a:blip r:embed="rId89"/>
                     <a:stretch>
                       <a:fillRect/>
                     </a:stretch>
@@ -21424,18 +21790,18 @@
           <wp:inline>
             <wp:extent cx="5575300" cy="3261317"/>
             <wp:effectExtent b="0" l="0" r="0" t="0"/>
-            <wp:docPr descr="" title="" id="92" name="Picture"/>
+            <wp:docPr descr="" title="" id="93" name="Picture"/>
             <a:graphic>
               <a:graphicData uri="http://schemas.openxmlformats.org/drawingml/2006/picture">
                 <pic:pic>
                   <pic:nvPicPr>
-                    <pic:cNvPr descr="report-assets/figures/ui-verification-traced.png" id="93" name="Picture"/>
+                    <pic:cNvPr descr="report-assets/figures/ui-verification-traced.png" id="94" name="Picture"/>
                     <pic:cNvPicPr>
                       <a:picLocks noChangeArrowheads="1" noChangeAspect="1"/>
                     </pic:cNvPicPr>
                   </pic:nvPicPr>
                   <pic:blipFill>
-                    <a:blip r:embed="rId91"/>
+                    <a:blip r:embed="rId92"/>
                     <a:stretch>
                       <a:fillRect/>
                     </a:stretch>
@@ -21489,18 +21855,18 @@
           <wp:inline>
             <wp:extent cx="4973052" cy="2720282"/>
             <wp:effectExtent b="0" l="0" r="0" t="0"/>
-            <wp:docPr descr="" title="" id="95" name="Picture"/>
+            <wp:docPr descr="" title="" id="96" name="Picture"/>
             <a:graphic>
               <a:graphicData uri="http://schemas.openxmlformats.org/drawingml/2006/picture">
                 <pic:pic>
                   <pic:nvPicPr>
-                    <pic:cNvPr descr="report-assets/figures/chart-v1-vs-v3.png" id="96" name="Picture"/>
+                    <pic:cNvPr descr="report-assets/figures/chart-v1-vs-v3.png" id="97" name="Picture"/>
                     <pic:cNvPicPr>
                       <a:picLocks noChangeArrowheads="1" noChangeAspect="1"/>
                     </pic:cNvPicPr>
                   </pic:nvPicPr>
                   <pic:blipFill>
-                    <a:blip r:embed="rId94"/>
+                    <a:blip r:embed="rId95"/>
                     <a:stretch>
                       <a:fillRect/>
                     </a:stretch>
@@ -21554,18 +21920,18 @@
           <wp:inline>
             <wp:extent cx="5575300" cy="3978727"/>
             <wp:effectExtent b="0" l="0" r="0" t="0"/>
-            <wp:docPr descr="" title="" id="98" name="Picture"/>
+            <wp:docPr descr="" title="" id="99" name="Picture"/>
             <a:graphic>
               <a:graphicData uri="http://schemas.openxmlformats.org/drawingml/2006/picture">
                 <pic:pic>
                   <pic:nvPicPr>
-                    <pic:cNvPr descr="report-assets/figures/chart-attack-envelope.png" id="99" name="Picture"/>
+                    <pic:cNvPr descr="report-assets/figures/chart-attack-envelope.png" id="100" name="Picture"/>
                     <pic:cNvPicPr>
                       <a:picLocks noChangeArrowheads="1" noChangeAspect="1"/>
                     </pic:cNvPicPr>
                   </pic:nvPicPr>
                   <pic:blipFill>
-                    <a:blip r:embed="rId97"/>
+                    <a:blip r:embed="rId98"/>
                     <a:stretch>
                       <a:fillRect/>
                     </a:stretch>
@@ -21619,18 +21985,18 @@
           <wp:inline>
             <wp:extent cx="5367230" cy="2371939"/>
             <wp:effectExtent b="0" l="0" r="0" t="0"/>
-            <wp:docPr descr="" title="" id="101" name="Picture"/>
+            <wp:docPr descr="" title="" id="102" name="Picture"/>
             <a:graphic>
               <a:graphicData uri="http://schemas.openxmlformats.org/drawingml/2006/picture">
                 <pic:pic>
                   <pic:nvPicPr>
-                    <pic:cNvPr descr="report-assets/figures/chart-frame-restore.png" id="102" name="Picture"/>
+                    <pic:cNvPr descr="report-assets/figures/chart-frame-restore.png" id="103" name="Picture"/>
                     <pic:cNvPicPr>
                       <a:picLocks noChangeArrowheads="1" noChangeAspect="1"/>
                     </pic:cNvPicPr>
                   </pic:nvPicPr>
                   <pic:blipFill>
-                    <a:blip r:embed="rId100"/>
+                    <a:blip r:embed="rId101"/>
                     <a:stretch>
                       <a:fillRect/>
                     </a:stretch>
@@ -21680,9 +22046,9 @@
         <w:br w:type="page"/>
       </w:r>
     </w:p>
-    <w:bookmarkEnd w:id="103"/>
     <w:bookmarkEnd w:id="104"/>
-    <w:bookmarkStart w:id="105" w:name="kết-luận"/>
+    <w:bookmarkEnd w:id="105"/>
+    <w:bookmarkStart w:id="106" w:name="kết-luận"/>
     <w:p>
       <w:pPr>
         <w:pStyle w:val="Heading1"/>
@@ -21760,8 +22126,8 @@
         <w:br w:type="page"/>
       </w:r>
     </w:p>
-    <w:bookmarkEnd w:id="105"/>
-    <w:bookmarkStart w:id="106" w:name="tài-liệu-tham-khảo"/>
+    <w:bookmarkEnd w:id="106"/>
+    <w:bookmarkStart w:id="107" w:name="tài-liệu-tham-khảo"/>
     <w:p>
       <w:pPr>
         <w:pStyle w:val="Heading1"/>
@@ -21783,7 +22149,7 @@
         <w:pStyle w:val="Compact"/>
         <w:numPr>
           <w:ilvl w:val="0"/>
-          <w:numId w:val="1064"/>
+          <w:numId w:val="1065"/>
         </w:numPr>
       </w:pPr>
       <w:r>
@@ -21792,72 +22158,6 @@
           <w:bCs/>
         </w:rPr>
         <w:t xml:space="preserve">Sách Chuyên khảo Quốc tế:</w:t>
-      </w:r>
-    </w:p>
-    <w:p>
-      <w:pPr>
-        <w:pStyle w:val="Compact"/>
-        <w:numPr>
-          <w:ilvl w:val="1"/>
-          <w:numId w:val="1065"/>
-        </w:numPr>
-      </w:pPr>
-      <w:r>
-        <w:t xml:space="preserve">[1] W. Stallings,</w:t>
-      </w:r>
-      <w:r>
-        <w:t xml:space="preserve"> </w:t>
-      </w:r>
-      <w:r>
-        <w:rPr>
-          <w:i/>
-          <w:iCs/>
-        </w:rPr>
-        <w:t xml:space="preserve">Cryptography and Network Security: Principles and Practice</w:t>
-      </w:r>
-      <w:r>
-        <w:t xml:space="preserve">, 7th ed. Boston, MA, USA: Pearson, 2017, ch. 11-14.</w:t>
-      </w:r>
-    </w:p>
-    <w:p>
-      <w:pPr>
-        <w:pStyle w:val="Compact"/>
-        <w:numPr>
-          <w:ilvl w:val="1"/>
-          <w:numId w:val="1065"/>
-        </w:numPr>
-      </w:pPr>
-      <w:r>
-        <w:t xml:space="preserve">[2] I. J. Cox, M. L. Miller, J. A. Bloom, J. Fridrich, and T. Kalker,</w:t>
-      </w:r>
-      <w:r>
-        <w:t xml:space="preserve"> </w:t>
-      </w:r>
-      <w:r>
-        <w:rPr>
-          <w:i/>
-          <w:iCs/>
-        </w:rPr>
-        <w:t xml:space="preserve">Digital Watermarking and Steganography</w:t>
-      </w:r>
-      <w:r>
-        <w:t xml:space="preserve">, 2nd ed. Burlington, MA, USA: Morgan Kaufmann, 2007.</w:t>
-      </w:r>
-    </w:p>
-    <w:p>
-      <w:pPr>
-        <w:pStyle w:val="Compact"/>
-        <w:numPr>
-          <w:ilvl w:val="0"/>
-          <w:numId w:val="1064"/>
-        </w:numPr>
-      </w:pPr>
-      <w:r>
-        <w:rPr>
-          <w:b/>
-          <w:bCs/>
-        </w:rPr>
-        <w:t xml:space="preserve">Giáo trình đại học trong nước:</w:t>
       </w:r>
     </w:p>
     <w:p>
@@ -21869,7 +22169,7 @@
         </w:numPr>
       </w:pPr>
       <w:r>
-        <w:t xml:space="preserve">[3] Hoàng Xuân Dậu,</w:t>
+        <w:t xml:space="preserve">[1] W. Stallings,</w:t>
       </w:r>
       <w:r>
         <w:t xml:space="preserve"> </w:t>
@@ -21879,10 +22179,10 @@
           <w:i/>
           <w:iCs/>
         </w:rPr>
-        <w:t xml:space="preserve">Giáo trình Cơ sở An toàn Thông tin</w:t>
-      </w:r>
-      <w:r>
-        <w:t xml:space="preserve">, Hà Nội: Học viện Công nghệ Bưu chính Viễn thông, 2020.</w:t>
+        <w:t xml:space="preserve">Cryptography and Network Security: Principles and Practice</w:t>
+      </w:r>
+      <w:r>
+        <w:t xml:space="preserve">, 7th ed. Boston, MA, USA: Pearson, 2017, ch. 11-14.</w:t>
       </w:r>
     </w:p>
     <w:p>
@@ -21894,7 +22194,7 @@
         </w:numPr>
       </w:pPr>
       <w:r>
-        <w:t xml:space="preserve">[4] T. T. Tùng,</w:t>
+        <w:t xml:space="preserve">[2] I. J. Cox, M. L. Miller, J. A. Bloom, J. Fridrich, and T. Kalker,</w:t>
       </w:r>
       <w:r>
         <w:t xml:space="preserve"> </w:t>
@@ -21904,10 +22204,10 @@
           <w:i/>
           <w:iCs/>
         </w:rPr>
-        <w:t xml:space="preserve">Giáo trình Mật mã học &amp; Hệ thống Thông tin An toàn</w:t>
-      </w:r>
-      <w:r>
-        <w:t xml:space="preserve">. Hà Nội: Nhà xuất bản Thông tin và Truyền thông, 2011.</w:t>
+        <w:t xml:space="preserve">Digital Watermarking and Steganography</w:t>
+      </w:r>
+      <w:r>
+        <w:t xml:space="preserve">, 2nd ed. Burlington, MA, USA: Morgan Kaufmann, 2007.</w:t>
       </w:r>
     </w:p>
     <w:p>
@@ -21915,7 +22215,7 @@
         <w:pStyle w:val="Compact"/>
         <w:numPr>
           <w:ilvl w:val="0"/>
-          <w:numId w:val="1064"/>
+          <w:numId w:val="1065"/>
         </w:numPr>
       </w:pPr>
       <w:r>
@@ -21923,7 +22223,7 @@
           <w:b/>
           <w:bCs/>
         </w:rPr>
-        <w:t xml:space="preserve">Bài báo Khoa học Tiêu biểu:</w:t>
+        <w:t xml:space="preserve">Giáo trình đại học trong nước:</w:t>
       </w:r>
     </w:p>
     <w:p>
@@ -21935,13 +22235,7 @@
         </w:numPr>
       </w:pPr>
       <w:r>
-        <w:t xml:space="preserve">[5] B. Chen and G. W. Wornell,</w:t>
-      </w:r>
-      <w:r>
-        <w:t xml:space="preserve"> </w:t>
-      </w:r>
-      <w:r>
-        <w:t xml:space="preserve">“Quantization index modulation: a class of provably good methods for digital watermarking and information embedding,”</w:t>
+        <w:t xml:space="preserve">[3] Hoàng Xuân Dậu,</w:t>
       </w:r>
       <w:r>
         <w:t xml:space="preserve"> </w:t>
@@ -21951,10 +22245,10 @@
           <w:i/>
           <w:iCs/>
         </w:rPr>
-        <w:t xml:space="preserve">IEEE Transactions on Information Theory</w:t>
-      </w:r>
-      <w:r>
-        <w:t xml:space="preserve">, vol. 47, no. 4, pp. 1423-1443, May 2001, doi: 10.1109/18.923725.</w:t>
+        <w:t xml:space="preserve">Giáo trình Cơ sở An toàn Thông tin</w:t>
+      </w:r>
+      <w:r>
+        <w:t xml:space="preserve">, Hà Nội: Học viện Công nghệ Bưu chính Viễn thông, 2020.</w:t>
       </w:r>
     </w:p>
     <w:p>
@@ -21966,19 +22260,7 @@
         </w:numPr>
       </w:pPr>
       <w:r>
-        <w:t xml:space="preserve">[6] J. Zhu, R. Kaplan, A. Johnson, and L. Fei-Fei,</w:t>
-      </w:r>
-      <w:r>
-        <w:t xml:space="preserve"> </w:t>
-      </w:r>
-      <w:r>
-        <w:t xml:space="preserve">“HiDDeN: Hiding Data with Deep Networks,”</w:t>
-      </w:r>
-      <w:r>
-        <w:t xml:space="preserve"> </w:t>
-      </w:r>
-      <w:r>
-        <w:t xml:space="preserve">in</w:t>
+        <w:t xml:space="preserve">[4] T. T. Tùng,</w:t>
       </w:r>
       <w:r>
         <w:t xml:space="preserve"> </w:t>
@@ -21988,47 +22270,10 @@
           <w:i/>
           <w:iCs/>
         </w:rPr>
-        <w:t xml:space="preserve">Proc. European Conference on Computer Vision (ECCV)</w:t>
-      </w:r>
-      <w:r>
-        <w:t xml:space="preserve">, Munich, Germany, 2018, pp. 657-672, doi: 10.1007/978-3-030-01267-0_40.</w:t>
-      </w:r>
-    </w:p>
-    <w:p>
-      <w:pPr>
-        <w:pStyle w:val="Compact"/>
-        <w:numPr>
-          <w:ilvl w:val="1"/>
-          <w:numId w:val="1067"/>
-        </w:numPr>
-      </w:pPr>
-      <w:r>
-        <w:t xml:space="preserve">[7] M. Tancik, B. Mildenhall, and R. Ng,</w:t>
-      </w:r>
-      <w:r>
-        <w:t xml:space="preserve"> </w:t>
-      </w:r>
-      <w:r>
-        <w:t xml:space="preserve">“StegaStamp: Invisible Hyperlinks in Physical Photographs,”</w:t>
-      </w:r>
-      <w:r>
-        <w:t xml:space="preserve"> </w:t>
-      </w:r>
-      <w:r>
-        <w:t xml:space="preserve">in</w:t>
-      </w:r>
-      <w:r>
-        <w:t xml:space="preserve"> </w:t>
-      </w:r>
-      <w:r>
-        <w:rPr>
-          <w:i/>
-          <w:iCs/>
-        </w:rPr>
-        <w:t xml:space="preserve">Proc. IEEE/CVF Conference on Computer Vision and Pattern Recognition (CVPR)</w:t>
-      </w:r>
-      <w:r>
-        <w:t xml:space="preserve">, Seattle, WA, USA, 2020, pp. 2117-2126.</w:t>
+        <w:t xml:space="preserve">Giáo trình Mật mã học &amp; Hệ thống Thông tin An toàn</w:t>
+      </w:r>
+      <w:r>
+        <w:t xml:space="preserve">. Hà Nội: Nhà xuất bản Thông tin và Truyền thông, 2011.</w:t>
       </w:r>
     </w:p>
     <w:p>
@@ -22036,7 +22281,7 @@
         <w:pStyle w:val="Compact"/>
         <w:numPr>
           <w:ilvl w:val="0"/>
-          <w:numId w:val="1064"/>
+          <w:numId w:val="1065"/>
         </w:numPr>
       </w:pPr>
       <w:r>
@@ -22044,7 +22289,7 @@
           <w:b/>
           <w:bCs/>
         </w:rPr>
-        <w:t xml:space="preserve">Tiêu chuẩn Kỹ thuật và Giao thức Quốc tế:</w:t>
+        <w:t xml:space="preserve">Bài báo Khoa học Tiêu biểu:</w:t>
       </w:r>
     </w:p>
     <w:p>
@@ -22056,19 +22301,26 @@
         </w:numPr>
       </w:pPr>
       <w:r>
-        <w:t xml:space="preserve">[8] A. Rundgren, B. Jordan, and S. Erdtman,</w:t>
-      </w:r>
-      <w:r>
-        <w:t xml:space="preserve"> </w:t>
-      </w:r>
-      <w:r>
-        <w:t xml:space="preserve">“JSON Canonicalization Scheme (JCS),”</w:t>
-      </w:r>
-      <w:r>
-        <w:t xml:space="preserve"> </w:t>
-      </w:r>
-      <w:r>
-        <w:t xml:space="preserve">Internet Engineering Task Force (IETF), RFC 8785, June 2020. [Online]. Available: https://www.rfc-editor.org/rfc/rfc8785</w:t>
+        <w:t xml:space="preserve">[5] B. Chen and G. W. Wornell,</w:t>
+      </w:r>
+      <w:r>
+        <w:t xml:space="preserve"> </w:t>
+      </w:r>
+      <w:r>
+        <w:t xml:space="preserve">“Quantization index modulation: a class of provably good methods for digital watermarking and information embedding,”</w:t>
+      </w:r>
+      <w:r>
+        <w:t xml:space="preserve"> </w:t>
+      </w:r>
+      <w:r>
+        <w:rPr>
+          <w:i/>
+          <w:iCs/>
+        </w:rPr>
+        <w:t xml:space="preserve">IEEE Transactions on Information Theory</w:t>
+      </w:r>
+      <w:r>
+        <w:t xml:space="preserve">, vol. 47, no. 4, pp. 1423-1443, May 2001, doi: 10.1109/18.923725.</w:t>
       </w:r>
     </w:p>
     <w:p>
@@ -22080,19 +22332,32 @@
         </w:numPr>
       </w:pPr>
       <w:r>
-        <w:t xml:space="preserve">[9] S. Josefsson and I. Liusvaara,</w:t>
-      </w:r>
-      <w:r>
-        <w:t xml:space="preserve"> </w:t>
-      </w:r>
-      <w:r>
-        <w:t xml:space="preserve">“Edwards-Curve Digital Signature Algorithm (EdDSA),”</w:t>
-      </w:r>
-      <w:r>
-        <w:t xml:space="preserve"> </w:t>
-      </w:r>
-      <w:r>
-        <w:t xml:space="preserve">Internet Engineering Task Force (IETF), RFC 8032, January 2017. [Online]. Available: https://www.rfc-editor.org/rfc/rfc8032</w:t>
+        <w:t xml:space="preserve">[6] J. Zhu, R. Kaplan, A. Johnson, and L. Fei-Fei,</w:t>
+      </w:r>
+      <w:r>
+        <w:t xml:space="preserve"> </w:t>
+      </w:r>
+      <w:r>
+        <w:t xml:space="preserve">“HiDDeN: Hiding Data with Deep Networks,”</w:t>
+      </w:r>
+      <w:r>
+        <w:t xml:space="preserve"> </w:t>
+      </w:r>
+      <w:r>
+        <w:t xml:space="preserve">in</w:t>
+      </w:r>
+      <w:r>
+        <w:t xml:space="preserve"> </w:t>
+      </w:r>
+      <w:r>
+        <w:rPr>
+          <w:i/>
+          <w:iCs/>
+        </w:rPr>
+        <w:t xml:space="preserve">Proc. European Conference on Computer Vision (ECCV)</w:t>
+      </w:r>
+      <w:r>
+        <w:t xml:space="preserve">, Munich, Germany, 2018, pp. 657-672, doi: 10.1007/978-3-030-01267-0_40.</w:t>
       </w:r>
     </w:p>
     <w:p>
@@ -22104,109 +22369,19 @@
         </w:numPr>
       </w:pPr>
       <w:r>
-        <w:t xml:space="preserve">[10] National Institute of Standards and Technology (NIST),</w:t>
-      </w:r>
-      <w:r>
-        <w:t xml:space="preserve"> </w:t>
-      </w:r>
-      <w:r>
-        <w:t xml:space="preserve">“Secure Hash Standard (SHS),”</w:t>
-      </w:r>
-      <w:r>
-        <w:t xml:space="preserve"> </w:t>
-      </w:r>
-      <w:r>
-        <w:t xml:space="preserve">Federal Information Processing Standards Publication (FIPS PUB) 180-4, August 2015.</w:t>
-      </w:r>
-    </w:p>
-    <w:p>
-      <w:pPr>
-        <w:pStyle w:val="Compact"/>
-        <w:numPr>
-          <w:ilvl w:val="1"/>
-          <w:numId w:val="1068"/>
-        </w:numPr>
-      </w:pPr>
-      <w:r>
-        <w:t xml:space="preserve">[11] National Institute of Standards and Technology (NIST),</w:t>
-      </w:r>
-      <w:r>
-        <w:t xml:space="preserve"> </w:t>
-      </w:r>
-      <w:r>
-        <w:t xml:space="preserve">“The Keyed-Hash Message Authentication Code (HMAC),”</w:t>
-      </w:r>
-      <w:r>
-        <w:t xml:space="preserve"> </w:t>
-      </w:r>
-      <w:r>
-        <w:t xml:space="preserve">Federal Information Processing Standards Publication (FIPS PUB) 198-1, July 2008.</w:t>
-      </w:r>
-    </w:p>
-    <w:p>
-      <w:pPr>
-        <w:pStyle w:val="Compact"/>
-        <w:numPr>
-          <w:ilvl w:val="1"/>
-          <w:numId w:val="1068"/>
-        </w:numPr>
-      </w:pPr>
-      <w:r>
-        <w:t xml:space="preserve">[12] H. Krawczyk, M. Bellare, and R. Canetti,</w:t>
-      </w:r>
-      <w:r>
-        <w:t xml:space="preserve"> </w:t>
-      </w:r>
-      <w:r>
-        <w:t xml:space="preserve">“HMAC: Keyed-Hashing for Message Authentication,”</w:t>
-      </w:r>
-      <w:r>
-        <w:t xml:space="preserve"> </w:t>
-      </w:r>
-      <w:r>
-        <w:t xml:space="preserve">Internet Engineering Task Force (IETF), RFC 2104, February 1997. [Online]. Available: https://www.rfc-editor.org/rfc/rfc2104</w:t>
-      </w:r>
-    </w:p>
-    <w:p>
-      <w:pPr>
-        <w:pStyle w:val="Compact"/>
-        <w:numPr>
-          <w:ilvl w:val="1"/>
-          <w:numId w:val="1068"/>
-        </w:numPr>
-      </w:pPr>
-      <w:r>
-        <w:t xml:space="preserve">[13] National Institute of Standards and Technology (NIST),</w:t>
-      </w:r>
-      <w:r>
-        <w:t xml:space="preserve"> </w:t>
-      </w:r>
-      <w:r>
-        <w:t xml:space="preserve">“Implementation Guidance for FIPS 140-3 and the Cryptographic Module Verification Program,”</w:t>
-      </w:r>
-      <w:r>
-        <w:t xml:space="preserve"> </w:t>
-      </w:r>
-      <w:r>
-        <w:t xml:space="preserve">NIST CSRC, April 2026. [Online]. Available: https://csrc.nist.gov/projects/cryptographic-module-validation-program/fips-140-3-ig-announcements</w:t>
-      </w:r>
-    </w:p>
-    <w:p>
-      <w:pPr>
-        <w:pStyle w:val="Compact"/>
-        <w:numPr>
-          <w:ilvl w:val="1"/>
-          <w:numId w:val="1068"/>
-        </w:numPr>
-      </w:pPr>
-      <w:r>
-        <w:t xml:space="preserve">[14] N. Hamid, A. Yahya, R. B. Ahmad, and O. M. Al-Qershi,</w:t>
-      </w:r>
-      <w:r>
-        <w:t xml:space="preserve"> </w:t>
-      </w:r>
-      <w:r>
-        <w:t xml:space="preserve">“Image Steganography Techniques: An Overview,”</w:t>
+        <w:t xml:space="preserve">[7] M. Tancik, B. Mildenhall, and R. Ng,</w:t>
+      </w:r>
+      <w:r>
+        <w:t xml:space="preserve"> </w:t>
+      </w:r>
+      <w:r>
+        <w:t xml:space="preserve">“StegaStamp: Invisible Hyperlinks in Physical Photographs,”</w:t>
+      </w:r>
+      <w:r>
+        <w:t xml:space="preserve"> </w:t>
+      </w:r>
+      <w:r>
+        <w:t xml:space="preserve">in</w:t>
       </w:r>
       <w:r>
         <w:t xml:space="preserve"> </w:t>
@@ -22216,41 +22391,10 @@
           <w:i/>
           <w:iCs/>
         </w:rPr>
-        <w:t xml:space="preserve">International Journal of Computer Science and Security (IJCSS)</w:t>
-      </w:r>
-      <w:r>
-        <w:t xml:space="preserve">, vol. 6, no. 3, pp. 168-187, 2012.</w:t>
-      </w:r>
-    </w:p>
-    <w:p>
-      <w:pPr>
-        <w:pStyle w:val="Compact"/>
-        <w:numPr>
-          <w:ilvl w:val="1"/>
-          <w:numId w:val="1068"/>
-        </w:numPr>
-      </w:pPr>
-      <w:r>
-        <w:t xml:space="preserve">[15] M. Douglas, K. Bailey, M. Leeney, and K. Curran,</w:t>
-      </w:r>
-      <w:r>
-        <w:t xml:space="preserve"> </w:t>
-      </w:r>
-      <w:r>
-        <w:t xml:space="preserve">“An overview of steganography techniques applied to the protection of biometric data,”</w:t>
-      </w:r>
-      <w:r>
-        <w:t xml:space="preserve"> </w:t>
-      </w:r>
-      <w:r>
-        <w:rPr>
-          <w:i/>
-          <w:iCs/>
-        </w:rPr>
-        <w:t xml:space="preserve">Multimedia Tools and Applications</w:t>
-      </w:r>
-      <w:r>
-        <w:t xml:space="preserve">, vol. 77, no. 13, pp. 17333-17373, 2018, doi: 10.1007/s11042-017-5308-3.</w:t>
+        <w:t xml:space="preserve">Proc. IEEE/CVF Conference on Computer Vision and Pattern Recognition (CVPR)</w:t>
+      </w:r>
+      <w:r>
+        <w:t xml:space="preserve">, Seattle, WA, USA, 2020, pp. 2117-2126.</w:t>
       </w:r>
     </w:p>
     <w:p>
@@ -22258,7 +22402,7 @@
         <w:pStyle w:val="Compact"/>
         <w:numPr>
           <w:ilvl w:val="0"/>
-          <w:numId w:val="1064"/>
+          <w:numId w:val="1065"/>
         </w:numPr>
       </w:pPr>
       <w:r>
@@ -22266,7 +22410,7 @@
           <w:b/>
           <w:bCs/>
         </w:rPr>
-        <w:t xml:space="preserve">Cài đặt Mã nguồn mở dùng để đối chiếu:</w:t>
+        <w:t xml:space="preserve">Tiêu chuẩn Kỹ thuật và Giao thức Quốc tế:</w:t>
       </w:r>
     </w:p>
     <w:p>
@@ -22278,19 +22422,19 @@
         </w:numPr>
       </w:pPr>
       <w:r>
-        <w:t xml:space="preserve">[16] wmbench contributors,</w:t>
-      </w:r>
-      <w:r>
-        <w:t xml:space="preserve"> </w:t>
-      </w:r>
-      <w:r>
-        <w:t xml:space="preserve">“wmbench: image watermarking benchmark,”</w:t>
-      </w:r>
-      <w:r>
-        <w:t xml:space="preserve"> </w:t>
-      </w:r>
-      <w:r>
-        <w:t xml:space="preserve">GitHub repository, 2026. [Online]. Available: https://github.com/alexandersolonsky/wmbench</w:t>
+        <w:t xml:space="preserve">[8] A. Rundgren, B. Jordan, and S. Erdtman,</w:t>
+      </w:r>
+      <w:r>
+        <w:t xml:space="preserve"> </w:t>
+      </w:r>
+      <w:r>
+        <w:t xml:space="preserve">“JSON Canonicalization Scheme (JCS),”</w:t>
+      </w:r>
+      <w:r>
+        <w:t xml:space="preserve"> </w:t>
+      </w:r>
+      <w:r>
+        <w:t xml:space="preserve">Internet Engineering Task Force (IETF), RFC 8785, June 2020. [Online]. Available: https://www.rfc-editor.org/rfc/rfc8785</w:t>
       </w:r>
     </w:p>
     <w:p>
@@ -22302,19 +22446,19 @@
         </w:numPr>
       </w:pPr>
       <w:r>
-        <w:t xml:space="preserve">[17] Adobe Research,</w:t>
-      </w:r>
-      <w:r>
-        <w:t xml:space="preserve"> </w:t>
-      </w:r>
-      <w:r>
-        <w:t xml:space="preserve">“TrustMark: Universal Watermarking for Arbitrary Resolution Images,”</w:t>
-      </w:r>
-      <w:r>
-        <w:t xml:space="preserve"> </w:t>
-      </w:r>
-      <w:r>
-        <w:t xml:space="preserve">GitHub repository, 2026. [Online]. Available: https://github.com/adobe/trustmark</w:t>
+        <w:t xml:space="preserve">[9] S. Josefsson and I. Liusvaara,</w:t>
+      </w:r>
+      <w:r>
+        <w:t xml:space="preserve"> </w:t>
+      </w:r>
+      <w:r>
+        <w:t xml:space="preserve">“Edwards-Curve Digital Signature Algorithm (EdDSA),”</w:t>
+      </w:r>
+      <w:r>
+        <w:t xml:space="preserve"> </w:t>
+      </w:r>
+      <w:r>
+        <w:t xml:space="preserve">Internet Engineering Task Force (IETF), RFC 8032, January 2017. [Online]. Available: https://www.rfc-editor.org/rfc/rfc8032</w:t>
       </w:r>
     </w:p>
     <w:p>
@@ -22326,19 +22470,19 @@
         </w:numPr>
       </w:pPr>
       <w:r>
-        <w:t xml:space="preserve">[18] T. Sander, P. Fernandez, A. Durmus, M. Douze, and T. Furon,</w:t>
-      </w:r>
-      <w:r>
-        <w:t xml:space="preserve"> </w:t>
-      </w:r>
-      <w:r>
-        <w:t xml:space="preserve">“Watermark Anything with Localized Messages,”</w:t>
-      </w:r>
-      <w:r>
-        <w:t xml:space="preserve"> </w:t>
-      </w:r>
-      <w:r>
-        <w:t xml:space="preserve">Meta AI Research, GitHub repository, 2025. [Online]. Available: https://github.com/facebookresearch/watermark-anything</w:t>
+        <w:t xml:space="preserve">[10] National Institute of Standards and Technology (NIST),</w:t>
+      </w:r>
+      <w:r>
+        <w:t xml:space="preserve"> </w:t>
+      </w:r>
+      <w:r>
+        <w:t xml:space="preserve">“Secure Hash Standard (SHS),”</w:t>
+      </w:r>
+      <w:r>
+        <w:t xml:space="preserve"> </w:t>
+      </w:r>
+      <w:r>
+        <w:t xml:space="preserve">Federal Information Processing Standards Publication (FIPS PUB) 180-4, August 2015.</w:t>
       </w:r>
     </w:p>
     <w:p>
@@ -22350,6 +22494,228 @@
         </w:numPr>
       </w:pPr>
       <w:r>
+        <w:t xml:space="preserve">[11] National Institute of Standards and Technology (NIST),</w:t>
+      </w:r>
+      <w:r>
+        <w:t xml:space="preserve"> </w:t>
+      </w:r>
+      <w:r>
+        <w:t xml:space="preserve">“The Keyed-Hash Message Authentication Code (HMAC),”</w:t>
+      </w:r>
+      <w:r>
+        <w:t xml:space="preserve"> </w:t>
+      </w:r>
+      <w:r>
+        <w:t xml:space="preserve">Federal Information Processing Standards Publication (FIPS PUB) 198-1, July 2008.</w:t>
+      </w:r>
+    </w:p>
+    <w:p>
+      <w:pPr>
+        <w:pStyle w:val="Compact"/>
+        <w:numPr>
+          <w:ilvl w:val="1"/>
+          <w:numId w:val="1069"/>
+        </w:numPr>
+      </w:pPr>
+      <w:r>
+        <w:t xml:space="preserve">[12] H. Krawczyk, M. Bellare, and R. Canetti,</w:t>
+      </w:r>
+      <w:r>
+        <w:t xml:space="preserve"> </w:t>
+      </w:r>
+      <w:r>
+        <w:t xml:space="preserve">“HMAC: Keyed-Hashing for Message Authentication,”</w:t>
+      </w:r>
+      <w:r>
+        <w:t xml:space="preserve"> </w:t>
+      </w:r>
+      <w:r>
+        <w:t xml:space="preserve">Internet Engineering Task Force (IETF), RFC 2104, February 1997. [Online]. Available: https://www.rfc-editor.org/rfc/rfc2104</w:t>
+      </w:r>
+    </w:p>
+    <w:p>
+      <w:pPr>
+        <w:pStyle w:val="Compact"/>
+        <w:numPr>
+          <w:ilvl w:val="1"/>
+          <w:numId w:val="1069"/>
+        </w:numPr>
+      </w:pPr>
+      <w:r>
+        <w:t xml:space="preserve">[13] National Institute of Standards and Technology (NIST),</w:t>
+      </w:r>
+      <w:r>
+        <w:t xml:space="preserve"> </w:t>
+      </w:r>
+      <w:r>
+        <w:t xml:space="preserve">“Implementation Guidance for FIPS 140-3 and the Cryptographic Module Verification Program,”</w:t>
+      </w:r>
+      <w:r>
+        <w:t xml:space="preserve"> </w:t>
+      </w:r>
+      <w:r>
+        <w:t xml:space="preserve">NIST CSRC, April 2026. [Online]. Available: https://csrc.nist.gov/projects/cryptographic-module-validation-program/fips-140-3-ig-announcements</w:t>
+      </w:r>
+    </w:p>
+    <w:p>
+      <w:pPr>
+        <w:pStyle w:val="Compact"/>
+        <w:numPr>
+          <w:ilvl w:val="1"/>
+          <w:numId w:val="1069"/>
+        </w:numPr>
+      </w:pPr>
+      <w:r>
+        <w:t xml:space="preserve">[14] N. Hamid, A. Yahya, R. B. Ahmad, and O. M. Al-Qershi,</w:t>
+      </w:r>
+      <w:r>
+        <w:t xml:space="preserve"> </w:t>
+      </w:r>
+      <w:r>
+        <w:t xml:space="preserve">“Image Steganography Techniques: An Overview,”</w:t>
+      </w:r>
+      <w:r>
+        <w:t xml:space="preserve"> </w:t>
+      </w:r>
+      <w:r>
+        <w:rPr>
+          <w:i/>
+          <w:iCs/>
+        </w:rPr>
+        <w:t xml:space="preserve">International Journal of Computer Science and Security (IJCSS)</w:t>
+      </w:r>
+      <w:r>
+        <w:t xml:space="preserve">, vol. 6, no. 3, pp. 168-187, 2012.</w:t>
+      </w:r>
+    </w:p>
+    <w:p>
+      <w:pPr>
+        <w:pStyle w:val="Compact"/>
+        <w:numPr>
+          <w:ilvl w:val="1"/>
+          <w:numId w:val="1069"/>
+        </w:numPr>
+      </w:pPr>
+      <w:r>
+        <w:t xml:space="preserve">[15] M. Douglas, K. Bailey, M. Leeney, and K. Curran,</w:t>
+      </w:r>
+      <w:r>
+        <w:t xml:space="preserve"> </w:t>
+      </w:r>
+      <w:r>
+        <w:t xml:space="preserve">“An overview of steganography techniques applied to the protection of biometric data,”</w:t>
+      </w:r>
+      <w:r>
+        <w:t xml:space="preserve"> </w:t>
+      </w:r>
+      <w:r>
+        <w:rPr>
+          <w:i/>
+          <w:iCs/>
+        </w:rPr>
+        <w:t xml:space="preserve">Multimedia Tools and Applications</w:t>
+      </w:r>
+      <w:r>
+        <w:t xml:space="preserve">, vol. 77, no. 13, pp. 17333-17373, 2018, doi: 10.1007/s11042-017-5308-3.</w:t>
+      </w:r>
+    </w:p>
+    <w:p>
+      <w:pPr>
+        <w:pStyle w:val="Compact"/>
+        <w:numPr>
+          <w:ilvl w:val="0"/>
+          <w:numId w:val="1065"/>
+        </w:numPr>
+      </w:pPr>
+      <w:r>
+        <w:rPr>
+          <w:b/>
+          <w:bCs/>
+        </w:rPr>
+        <w:t xml:space="preserve">Cài đặt Mã nguồn mở dùng để đối chiếu:</w:t>
+      </w:r>
+    </w:p>
+    <w:p>
+      <w:pPr>
+        <w:pStyle w:val="Compact"/>
+        <w:numPr>
+          <w:ilvl w:val="1"/>
+          <w:numId w:val="1070"/>
+        </w:numPr>
+      </w:pPr>
+      <w:r>
+        <w:t xml:space="preserve">[16] wmbench contributors,</w:t>
+      </w:r>
+      <w:r>
+        <w:t xml:space="preserve"> </w:t>
+      </w:r>
+      <w:r>
+        <w:t xml:space="preserve">“wmbench: image watermarking benchmark,”</w:t>
+      </w:r>
+      <w:r>
+        <w:t xml:space="preserve"> </w:t>
+      </w:r>
+      <w:r>
+        <w:t xml:space="preserve">GitHub repository, 2026. [Online]. Available: https://github.com/alexandersolonsky/wmbench</w:t>
+      </w:r>
+    </w:p>
+    <w:p>
+      <w:pPr>
+        <w:pStyle w:val="Compact"/>
+        <w:numPr>
+          <w:ilvl w:val="1"/>
+          <w:numId w:val="1070"/>
+        </w:numPr>
+      </w:pPr>
+      <w:r>
+        <w:t xml:space="preserve">[17] Adobe Research,</w:t>
+      </w:r>
+      <w:r>
+        <w:t xml:space="preserve"> </w:t>
+      </w:r>
+      <w:r>
+        <w:t xml:space="preserve">“TrustMark: Universal Watermarking for Arbitrary Resolution Images,”</w:t>
+      </w:r>
+      <w:r>
+        <w:t xml:space="preserve"> </w:t>
+      </w:r>
+      <w:r>
+        <w:t xml:space="preserve">GitHub repository, 2026. [Online]. Available: https://github.com/adobe/trustmark</w:t>
+      </w:r>
+    </w:p>
+    <w:p>
+      <w:pPr>
+        <w:pStyle w:val="Compact"/>
+        <w:numPr>
+          <w:ilvl w:val="1"/>
+          <w:numId w:val="1070"/>
+        </w:numPr>
+      </w:pPr>
+      <w:r>
+        <w:t xml:space="preserve">[18] T. Sander, P. Fernandez, A. Durmus, M. Douze, and T. Furon,</w:t>
+      </w:r>
+      <w:r>
+        <w:t xml:space="preserve"> </w:t>
+      </w:r>
+      <w:r>
+        <w:t xml:space="preserve">“Watermark Anything with Localized Messages,”</w:t>
+      </w:r>
+      <w:r>
+        <w:t xml:space="preserve"> </w:t>
+      </w:r>
+      <w:r>
+        <w:t xml:space="preserve">Meta AI Research, GitHub repository, 2025. [Online]. Available: https://github.com/facebookresearch/watermark-anything</w:t>
+      </w:r>
+    </w:p>
+    <w:p>
+      <w:pPr>
+        <w:pStyle w:val="Compact"/>
+        <w:numPr>
+          <w:ilvl w:val="1"/>
+          <w:numId w:val="1070"/>
+        </w:numPr>
+      </w:pPr>
+      <w:r>
         <w:t xml:space="preserve">[19] Guo Fei,</w:t>
       </w:r>
       <w:r>
@@ -22370,8 +22736,8 @@
         <w:br w:type="page"/>
       </w:r>
     </w:p>
-    <w:bookmarkEnd w:id="106"/>
-    <w:bookmarkStart w:id="107" w:name="X8c9d602fdee431516a1a95beedefebdd94fb169"/>
+    <w:bookmarkEnd w:id="107"/>
+    <w:bookmarkStart w:id="108" w:name="X8c9d602fdee431516a1a95beedefebdd94fb169"/>
     <w:p>
       <w:pPr>
         <w:pStyle w:val="Heading1"/>
@@ -24844,7 +25210,7 @@
               <w:jc w:val="left"/>
             </w:pPr>
             <w:r>
-              <w:t xml:space="preserve">Vòng kéo méo của đường cấp phát ảnh là thứ làm hỏng truy vết, không phải bản thân phép biến đổi</w:t>
+              <w:t xml:space="preserve">Vật mang quyết định truy vết được hay không, phép tấn công và kích thước cấp phát thì không</w:t>
             </w:r>
           </w:p>
         </w:tc>
@@ -24886,11 +25252,11 @@
           <w:p>
             <w:pPr>
               <w:pStyle w:val="Compact"/>
-              <w:jc w:val="left"/>
-              <w:spacing w:before="40" w:after="40" w:line="240" w:lineRule="auto"/>
-            </w:pPr>
-            <w:r>
-              <w:t xml:space="preserve">Cùng phép so sánh trên;</w:t>
+              <w:spacing w:before="40" w:after="40" w:line="240" w:lineRule="auto"/>
+              <w:jc w:val="left"/>
+            </w:pPr>
+            <w:r>
+              <w:t xml:space="preserve">Phép đo giai thừa hai vật mang nhân hai kích thước nhân ba điều kiện, chạy trên</w:t>
             </w:r>
             <w:r>
               <w:t xml:space="preserve"> </w:t>
@@ -24899,13 +25265,26 @@
               <w:rPr>
                 <w:rStyle w:val="VerbatimChar"/>
               </w:rPr>
-              <w:t xml:space="preserve">_canonicalize_page</w:t>
+              <w:t xml:space="preserve">_decode_image</w:t>
             </w:r>
             <w:r>
               <w:t xml:space="preserve"> </w:t>
             </w:r>
             <w:r>
-              <w:t xml:space="preserve">trong</w:t>
+              <w:t xml:space="preserve">của dịch vụ; bảng ở Mục 4.2.4.5</w:t>
+            </w:r>
+          </w:p>
+        </w:tc>
+        <w:tc>
+          <w:tcPr/>
+          <w:p>
+            <w:pPr>
+              <w:pStyle w:val="Compact"/>
+              <w:jc w:val="left"/>
+              <w:spacing w:before="40" w:after="40" w:line="240" w:lineRule="auto"/>
+            </w:pPr>
+            <w:r>
+              <w:t xml:space="preserve">Đã kiểm chứng: ảnh chuyển sắc</w:t>
             </w:r>
             <w:r>
               <w:t xml:space="preserve"> </w:t>
@@ -24914,20 +25293,28 @@
               <w:rPr>
                 <w:rStyle w:val="VerbatimChar"/>
               </w:rPr>
-              <w:t xml:space="preserve">services/api/splitbind/demo/issuance.py</w:t>
-            </w:r>
-          </w:p>
-        </w:tc>
-        <w:tc>
-          <w:tcPr/>
-          <w:p>
-            <w:pPr>
-              <w:pStyle w:val="Compact"/>
-              <w:spacing w:before="40" w:after="40" w:line="240" w:lineRule="auto"/>
-              <w:jc w:val="left"/>
-            </w:pPr>
-            <w:r>
-              <w:t xml:space="preserve">Đã kiểm chứng: biến duy nhất khác nhau giữa hai lần thử là tỉ lệ khung hình của tệp đem cấp phát.</w:t>
+              <w:t xml:space="preserve">decoded</w:t>
+            </w:r>
+            <w:r>
+              <w:t xml:space="preserve"> </w:t>
+            </w:r>
+            <w:r>
+              <w:t xml:space="preserve">cả sáu ô kể cả nén JPEG 70; trang chữ dày</w:t>
+            </w:r>
+            <w:r>
+              <w:t xml:space="preserve"> </w:t>
+            </w:r>
+            <w:r>
+              <w:rPr>
+                <w:rStyle w:val="VerbatimChar"/>
+              </w:rPr>
+              <w:t xml:space="preserve">insufficient_sync_evidence</w:t>
+            </w:r>
+            <w:r>
+              <w:t xml:space="preserve"> </w:t>
+            </w:r>
+            <w:r>
+              <w:t xml:space="preserve">cả sáu ô kể cả khi không tấn công.</w:t>
             </w:r>
           </w:p>
         </w:tc>
@@ -25252,7 +25639,7 @@
         <w:t xml:space="preserve">Chính thức phê duyệt bàn giao cho thành viên thực hiện Slide Thuyết trình (PPTX) và Báo cáo Thuyết minh.</w:t>
       </w:r>
     </w:p>
-    <w:bookmarkEnd w:id="107"/>
+    <w:bookmarkEnd w:id="108"/>
     <w:sectPr>
       <w:pgSz w:w="11906" w:h="16838"/>
       <w:pgMar w:bottom="1701" w:footer="708" w:gutter="0" w:header="708" w:left="1984" w:right="1134" w:top="1984"/>
@@ -26368,6 +26755,9 @@
     <w:abstractNumId w:val="991"/>
   </w:num>
   <w:num w:numId="1059">
+    <w:abstractNumId w:val="991"/>
+  </w:num>
+  <w:num w:numId="1060">
     <w:abstractNumId w:val="99411"/>
     <w:lvlOverride w:ilvl="0">
       <w:startOverride w:val="1"/>
@@ -26397,9 +26787,6 @@
       <w:startOverride w:val="1"/>
     </w:lvlOverride>
   </w:num>
-  <w:num w:numId="1060">
-    <w:abstractNumId w:val="991"/>
-  </w:num>
   <w:num w:numId="1061">
     <w:abstractNumId w:val="991"/>
   </w:num>
@@ -26413,6 +26800,9 @@
     <w:abstractNumId w:val="991"/>
   </w:num>
   <w:num w:numId="1065">
+    <w:abstractNumId w:val="991"/>
+  </w:num>
+  <w:num w:numId="1066">
     <w:abstractNumId w:val="99411"/>
     <w:lvlOverride w:ilvl="0">
       <w:startOverride w:val="1"/>
@@ -26442,7 +26832,7 @@
       <w:startOverride w:val="1"/>
     </w:lvlOverride>
   </w:num>
-  <w:num w:numId="1066">
+  <w:num w:numId="1067">
     <w:abstractNumId w:val="99413"/>
     <w:lvlOverride w:ilvl="0">
       <w:startOverride w:val="3"/>
@@ -26472,7 +26862,7 @@
       <w:startOverride w:val="3"/>
     </w:lvlOverride>
   </w:num>
-  <w:num w:numId="1067">
+  <w:num w:numId="1068">
     <w:abstractNumId w:val="99415"/>
     <w:lvlOverride w:ilvl="0">
       <w:startOverride w:val="5"/>
@@ -26502,7 +26892,7 @@
       <w:startOverride w:val="5"/>
     </w:lvlOverride>
   </w:num>
-  <w:num w:numId="1068">
+  <w:num w:numId="1069">
     <w:abstractNumId w:val="99418"/>
     <w:lvlOverride w:ilvl="0">
       <w:startOverride w:val="8"/>
@@ -26532,7 +26922,7 @@
       <w:startOverride w:val="8"/>
     </w:lvlOverride>
   </w:num>
-  <w:num w:numId="1069">
+  <w:num w:numId="1070">
     <w:abstractNumId w:val="994116"/>
     <w:lvlOverride w:ilvl="0">
       <w:startOverride w:val="16"/>

--- a/docs/project/Nhom9_TruyVetToanVenVanBan.docx
+++ b/docs/project/Nhom9_TruyVetToanVenVanBan.docx
@@ -9579,7 +9579,7 @@
     <w:bookmarkEnd w:id="42"/>
     <w:bookmarkEnd w:id="43"/>
     <w:bookmarkEnd w:id="44"/>
-    <w:bookmarkStart w:id="105" w:name="Xb297e3692f84b61040461c0c6cd6e5cda68fdf8"/>
+    <w:bookmarkStart w:id="110" w:name="Xb297e3692f84b61040461c0c6cd6e5cda68fdf8"/>
     <w:p>
       <w:pPr>
         <w:pStyle w:val="Heading1"/>
@@ -19253,7 +19253,7 @@
     <w:bookmarkEnd w:id="72"/>
     <w:bookmarkEnd w:id="73"/>
     <w:bookmarkEnd w:id="74"/>
-    <w:bookmarkStart w:id="82" w:name="Xd10a6691ac2b0db7535ed8552e88863d8a3547c"/>
+    <w:bookmarkStart w:id="87" w:name="Xd10a6691ac2b0db7535ed8552e88863d8a3547c"/>
     <w:p>
       <w:pPr>
         <w:pStyle w:val="Heading2"/>
@@ -21245,13 +21245,13 @@
       </w:r>
     </w:p>
     <w:bookmarkEnd w:id="78"/>
-    <w:bookmarkStart w:id="79" w:name="kiến-trúc-v4-đề-xuất"/>
+    <w:bookmarkStart w:id="83" w:name="Xcba741b7d15d7c2a6d0fd21f4824de4303624e5"/>
     <w:p>
       <w:pPr>
         <w:pStyle w:val="Heading3"/>
       </w:pPr>
       <w:r>
-        <w:t xml:space="preserve">4.3.4. Kiến trúc V4 đề xuất</w:t>
+        <w:t xml:space="preserve">4.3.4. b. Đối chiếu ba công trình mã nguồn mở về đúng bài toán trang văn bản</w:t>
       </w:r>
     </w:p>
     <w:p>
@@ -21259,7 +21259,34 @@
         <w:pStyle w:val="FirstParagraph"/>
       </w:pPr>
       <w:r>
-        <w:t xml:space="preserve">Xếp theo tỉ lệ lợi ích trên chi phí đo được:</w:t>
+        <w:rPr>
+          <w:i/>
+          <w:iCs/>
+        </w:rPr>
+        <w:t xml:space="preserve">Số liệu đo thực nghiệm</w:t>
+      </w:r>
+      <w:r>
+        <w:t xml:space="preserve"> </w:t>
+      </w:r>
+      <w:r>
+        <w:t xml:space="preserve">(đọc mã nguồn) Sau khi xác định được nút thắt là vật mang trang văn bản, nhóm tải về và đọc mã của ba công trình công khai giải đúng lớp bài toán này, thay vì chỉ đọc tóm tắt bài báo.</w:t>
+      </w:r>
+    </w:p>
+    <w:bookmarkStart w:id="79" w:name="X688838cb799453fdebcac4e464dd148530bc8ec"/>
+    <w:p>
+      <w:pPr>
+        <w:pStyle w:val="Heading4"/>
+      </w:pPr>
+      <w:r>
+        <w:t xml:space="preserve">4.3.4.1. Công trình 1: thủy vân ảnh trang văn bản chống chụp màn hình [20]</w:t>
+      </w:r>
+    </w:p>
+    <w:p>
+      <w:pPr>
+        <w:pStyle w:val="FirstParagraph"/>
+      </w:pPr>
+      <w:r>
+        <w:t xml:space="preserve">Đây là công trình gần bài toán của nhóm nhất, vì đối tượng của nó đúng là ảnh trang tài liệu. Cách làm là học sâu kiểu StegaStamp: một bộ mã hoá và một bộ giải mã cùng huấn luyện, ở giữa là một tầng biến dạng khả vi gồm làm mờ, nhiễu, đổi tương phản, đổi độ sáng, đổi sắc độ và nén JPEG khả vi tới chất lượng 50. Ô làm việc 400 x 400 điểm ảnh, tải trọng 100 bit.</w:t>
       </w:r>
     </w:p>
     <w:p>
@@ -21267,17 +21294,67 @@
         <w:pStyle w:val="BodyText"/>
       </w:pPr>
       <w:r>
-        <w:rPr>
-          <w:b/>
-          <w:bCs/>
-        </w:rPr>
-        <w:t xml:space="preserve">Tầng 1 - Chuẩn hoá khung ảnh trước khi giải mã (đã kiểm chứng).</w:t>
-      </w:r>
-      <w:r>
-        <w:t xml:space="preserve"> </w:t>
-      </w:r>
-      <w:r>
-        <w:t xml:space="preserve">Bóc viền đồng màu; mở rộng sang phát hiện biên trang và khử nghiêng. Bộ giải mã V3 ngầm giả định đầu vào đã được đóng khung giống hệt bản phát hành, trong khi kênh rò rỉ thật không bao giờ như vậy. Đây là tầng cho nhiều độ bền nhất trên mỗi dòng mã.</w:t>
+        <w:t xml:space="preserve">Chi tiết đáng giá nhất không nằm ở kiến trúc mạng mà nằm ở một dòng trong hàm mất mát:</w:t>
+      </w:r>
+    </w:p>
+    <w:p>
+      <w:pPr>
+        <w:pStyle w:val="SourceCode"/>
+      </w:pPr>
+      <w:r>
+        <w:rPr>
+          <w:rStyle w:val="VerbatimChar"/>
+        </w:rPr>
+        <w:t xml:space="preserve">text_diff_op = im_rgb_diff * (1.0 - image_input)</w:t>
+      </w:r>
+    </w:p>
+    <w:p>
+      <w:pPr>
+        <w:pStyle w:val="FirstParagraph"/>
+      </w:pPr>
+      <w:r>
+        <w:t xml:space="preserve">Trên ảnh trang tài liệu, nét chữ có giá trị điểm ảnh thấp còn nền trắng có giá trị gần 1. Nhân sai lệch với</w:t>
+      </w:r>
+      <w:r>
+        <w:t xml:space="preserve"> </w:t>
+      </w:r>
+      <w:r>
+        <w:rPr>
+          <w:rStyle w:val="VerbatimChar"/>
+        </w:rPr>
+        <w:t xml:space="preserve">1.0 - image_input</w:t>
+      </w:r>
+      <w:r>
+        <w:t xml:space="preserve"> </w:t>
+      </w:r>
+      <w:r>
+        <w:t xml:space="preserve">nghĩa là phạt nặng những thay đổi rơi trúng nét chữ và gần như không phạt thay đổi trên nền. Nói cách khác, mô hình bị ép đẩy năng lượng thủy vân ra vùng nền thay vì lên nét chữ. Một biến thể thứ hai trong cùng kho mã đảo dấu lại để thử hướng ngược lại, cho thấy chính nhóm tác giả coi đây là lựa chọn thiết kế trung tâm.</w:t>
+      </w:r>
+    </w:p>
+    <w:p>
+      <w:pPr>
+        <w:pStyle w:val="BodyText"/>
+      </w:pPr>
+      <w:r>
+        <w:t xml:space="preserve">Điều này tương phản trực tiếp với thiết kế đang chạy của SplitBind. Bộ mã hoá hiện tại rải ô đều khắp khung chuẩn và dùng một bước lượng tử cố định, nên trên một trang chữ thì phần lớn ô rơi vào nền trắng gần như không có sức chứa, còn số ít ô còn lại nằm vắt qua biên nét chữ tương phản cao, đúng chỗ mà thay đổi vừa dễ thấy vừa dễ mất.</w:t>
+      </w:r>
+    </w:p>
+    <w:bookmarkEnd w:id="79"/>
+    <w:bookmarkStart w:id="80" w:name="X7806c10368fe7d43c216032361e5eaf81f777b3"/>
+    <w:p>
+      <w:pPr>
+        <w:pStyle w:val="Heading4"/>
+      </w:pPr>
+      <w:r>
+        <w:t xml:space="preserve">4.3.4.2. Công trình 2: thủy vân chống chụp màn hình dùng điểm đặc trưng [21]</w:t>
+      </w:r>
+    </w:p>
+    <w:p>
+      <w:pPr>
+        <w:pStyle w:val="FirstParagraph"/>
+      </w:pPr>
+      <w:r>
+        <w:t xml:space="preserve">Công trình này không dùng học sâu và gần với thiết kế hiện tại của nhóm hơn. Quy tắc nhúng của nó cũng là đẩy lệch một cặp hệ số DCT tần trung trong khối 8 x 8, cụ thể là cặp ở vị trí (4,5) và (5,4), tức cùng họ với cách SplitBind lượng tử hoá hiệu hai hệ số. Hai khác biệt mới là phần đáng học.</w:t>
       </w:r>
     </w:p>
     <w:p>
@@ -21286,17 +21363,7 @@
         <w:jc w:val="left"/>
       </w:pPr>
       <w:r>
-        <w:rPr>
-          <w:b/>
-          <w:bCs/>
-        </w:rPr>
-        <w:t xml:space="preserve">Tầng 2 - Ước lượng tỉ lệ cắt thay vì liệt kê.</w:t>
-      </w:r>
-      <w:r>
-        <w:t xml:space="preserve"> </w:t>
-      </w:r>
-      <w:r>
-        <w:t xml:space="preserve">Thay</w:t>
+        <w:t xml:space="preserve">Khác biệt thứ nhất là cách đồng bộ. Thay vì cài một mẫu pilot vào miền tần số rồi dò lại, công trình này chạy SIFT để tìm điểm đặc trưng của chính nội dung ảnh, lọc lấy các điểm cách nhau tối thiểu 64 điểm ảnh và cách mép tối thiểu 32 điểm ảnh, rồi nhúng vào các vùng 64 x 64 lấy điểm đặc trưng làm tâm. Lúc trích, chạy lại SIFT trên ảnh nhận được để tìm lại đúng những vùng ấy. Đồng bộ vì thế bám vào nội dung, và nội dung trang chữ thì rất giàu điểm đặc trưng. Đây đúng là thứ mà đường đang chạy của nhóm thiếu: phép đo ở Mục 4.2.4.5 cho thấy trang chữ trượt ngay ở trạng thái</w:t>
       </w:r>
       <w:r>
         <w:t xml:space="preserve"> </w:t>
@@ -21305,25 +21372,10 @@
         <w:rPr>
           <w:rStyle w:val="VerbatimChar"/>
         </w:rPr>
-        <w:t xml:space="preserve">crop_retained_scales</w:t>
-      </w:r>
-      <w:r>
-        <w:t xml:space="preserve"> </w:t>
-      </w:r>
-      <w:r>
-        <w:t xml:space="preserve">cố định bằng tìm kiếm tỉ lệ, hoặc ước lượng tỉ lệ từ tương quan log-polar của pilot (hạ tầng này đã có sẵn trong</w:t>
-      </w:r>
-      <w:r>
-        <w:t xml:space="preserve"> </w:t>
-      </w:r>
-      <w:r>
-        <w:rPr>
-          <w:rStyle w:val="VerbatimChar"/>
-        </w:rPr>
-        <w:t xml:space="preserve">synchronization_v2.py</w:t>
-      </w:r>
-      <w:r>
-        <w:t xml:space="preserve">). Xoá điểm tối ưu quá mức tại 0.25 và làm crop 0.10 / 0.50 trở nên xử lý được.</w:t>
+        <w:t xml:space="preserve">insufficient_sync_evidence</w:t>
+      </w:r>
+      <w:r>
+        <w:t xml:space="preserve">, tức mẫu pilot không được tìm thấy, chứ không phải payload hỏng.</w:t>
       </w:r>
     </w:p>
     <w:p>
@@ -21331,32 +21383,7 @@
         <w:pStyle w:val="BodyText"/>
       </w:pPr>
       <w:r>
-        <w:rPr>
-          <w:b/>
-          <w:bCs/>
-        </w:rPr>
-        <w:t xml:space="preserve">Tầng 3 - Cho phép hai trục co giãn độc lập.</w:t>
-      </w:r>
-      <w:r>
-        <w:t xml:space="preserve"> </w:t>
-      </w:r>
-      <w:r>
-        <w:t xml:space="preserve">Ràng buộc</w:t>
-      </w:r>
-      <w:r>
-        <w:t xml:space="preserve"> </w:t>
-      </w:r>
-      <w:r>
-        <w:rPr>
-          <w:rStyle w:val="VerbatimChar"/>
-        </w:rPr>
-        <w:t xml:space="preserve">ratios_agree</w:t>
-      </w:r>
-      <w:r>
-        <w:t xml:space="preserve"> </w:t>
-      </w:r>
-      <w:r>
-        <w:t xml:space="preserve">loại bỏ mọi phép biến đổi đổi tỉ lệ khung. Nới nó ra cho phép xử lý ảnh bị kéo méo và bù phối cảnh.</w:t>
+        <w:t xml:space="preserve">Khác biệt thứ hai là cường độ nhúng thích nghi theo nội dung. Bước đẩy lệch được tính bằng một phần tỉ lệ với chính độ lớn của hai hệ số tại chỗ, cộng thêm một sàn cố định. Vùng phẳng thì gần như chỉ còn phần sàn, vùng nhiều kết cấu thì mạnh hơn. SplitBind hiện dùng một bước lượng tử duy nhất cho mọi ô.</w:t>
       </w:r>
     </w:p>
     <w:p>
@@ -21364,43 +21391,51 @@
         <w:pStyle w:val="BodyText"/>
       </w:pPr>
       <w:r>
-        <w:rPr>
-          <w:b/>
-          <w:bCs/>
-        </w:rPr>
-        <w:t xml:space="preserve">Tầng 4 - Chọn vật mang theo nội dung (chưa kiểm chứng).</w:t>
-      </w:r>
-      <w:r>
-        <w:t xml:space="preserve"> </w:t>
-      </w:r>
-      <w:r>
-        <w:t xml:space="preserve">Chấm điểm tile ứng viên theo kết cấu trước khi chọn, vẫn tất định từ khoá. Giải quyết việc</w:t>
-      </w:r>
-      <w:r>
-        <w:t xml:space="preserve"> </w:t>
-      </w:r>
-      <w:r>
-        <w:rPr>
-          <w:i/>
-          <w:iCs/>
-        </w:rPr>
-        <w:t xml:space="preserve">trang nào</w:t>
-      </w:r>
-      <w:r>
-        <w:t xml:space="preserve"> </w:t>
-      </w:r>
-      <w:r>
-        <w:t xml:space="preserve">hỏng bên trong một phép biến đổi mà bộ giải mã đã hoàn tác được - hiệu ứng thứ cấp thật, nhưng không phải nguyên nhân của các thất bại diện rộng.</w:t>
-      </w:r>
-    </w:p>
-    <w:bookmarkEnd w:id="79"/>
-    <w:bookmarkStart w:id="80" w:name="cái-gì-kiến-trúc-này-không-sửa-được"/>
-    <w:p>
-      <w:pPr>
-        <w:pStyle w:val="Heading3"/>
-      </w:pPr>
-      <w:r>
-        <w:t xml:space="preserve">4.3.5. Cái gì kiến trúc này không sửa được</w:t>
+        <w:t xml:space="preserve">Cần nêu kèm một giới hạn để không phóng đại công trình này: khâu nắn phối cảnh của nó là thủ công, người dùng phải bấm bốn góc ảnh trước khi trích. Nó không giải bài toán hình học một cách mù như dịch vụ của nhóm buộc phải làm.</w:t>
+      </w:r>
+    </w:p>
+    <w:p>
+      <w:pPr>
+        <w:pStyle w:val="BodyText"/>
+      </w:pPr>
+      <w:r>
+        <w:t xml:space="preserve">Tải trọng của nó cũng nhỏ hơn nhiều: 30 bit thông tin, thêm CRC8, mã hoá BCH(63,36) thành 64 bit xếp vào ma trận 8 x 8. SplitBind đang đòi mang một định danh 128 bit, tức gấp hơn bốn lần, trên cùng một họ vật mang.</w:t>
+      </w:r>
+    </w:p>
+    <w:bookmarkEnd w:id="80"/>
+    <w:bookmarkStart w:id="81" w:name="Xb6e8a56451cfac62513e1dd6b387b27e76bc18b"/>
+    <w:p>
+      <w:pPr>
+        <w:pStyle w:val="Heading4"/>
+      </w:pPr>
+      <w:r>
+        <w:t xml:space="preserve">4.3.4.3. Công trình 3: thư viện đang được dùng trong sản phẩm thật [22]</w:t>
+      </w:r>
+    </w:p>
+    <w:p>
+      <w:pPr>
+        <w:pStyle w:val="FirstParagraph"/>
+      </w:pPr>
+      <w:r>
+        <w:t xml:space="preserve">Thư viện này được dùng rộng rãi trong các sản phẩm sinh ảnh, nên nó là mốc so sánh về mức kỳ vọng thực tế chứ không phải về kết quả nghiên cứu. Tài liệu của chính nó ghi thẳng rằng các phương pháp trong thư viện không bền trước phép thu nhỏ và trước phép cắt làm đổi tỉ lệ khung hình, chỉ bền trước nhiễu, đổi màu, đổi độ sáng và nén JPEG. Bảng kết quả kèm theo ghi thu nhỏ 50 phần trăm là trượt ở cả hai phương pháp, kể cả phương pháp học sâu. Tải trọng là 32 đến 64 bit.</w:t>
+      </w:r>
+    </w:p>
+    <w:p>
+      <w:pPr>
+        <w:pStyle w:val="BodyText"/>
+      </w:pPr>
+      <w:r>
+        <w:t xml:space="preserve">Đối chiếu này làm rõ vị thế của dự án theo cả hai chiều. Chiều bất lợi đã nêu ở các mục trên. Chiều thuận lợi là bước phục hồi khung ảnh của nhóm giải quyết đúng lớp tấn công mà một thư viện đang chạy trong sản phẩm thật còn không đặt mục tiêu xử lý, và Mục 4.2.4.5 có số đo cho thấy ảnh chụp màn hình thu nhỏ còn 0.469 vẫn truy được nguồn trên vật mang phù hợp.</w:t>
+      </w:r>
+    </w:p>
+    <w:bookmarkEnd w:id="81"/>
+    <w:bookmarkStart w:id="82" w:name="bốn-điều-rút-ra-cho-kiến-trúc-v4"/>
+    <w:p>
+      <w:pPr>
+        <w:pStyle w:val="Heading4"/>
+      </w:pPr>
+      <w:r>
+        <w:t xml:space="preserve">4.3.4.4. Bốn điều rút ra cho kiến trúc V4</w:t>
       </w:r>
     </w:p>
     <w:p>
@@ -21416,13 +21451,36 @@
           <w:b/>
           <w:bCs/>
         </w:rPr>
-        <w:t xml:space="preserve">Giới hạn phân giải là thật, nhưng ngưỡng đã dịch.</w:t>
-      </w:r>
-      <w:r>
-        <w:t xml:space="preserve"> </w:t>
-      </w:r>
-      <w:r>
-        <w:t xml:space="preserve">Ở thời điểm đo này, dưới tỉ lệ khoảng 0.45 payload chết kể cả khi hình học hoàn hảo; sau khi sửa ngân sách ký hiệu xoá, ngưỡng đó hạ xuống thấp hơn (Mục 4.2.4.2). Phần vẫn đúng là bản chất của giới hạn: tồn tại một tỉ lệ đủ nhỏ để payload không còn khôi phục được. Không tầng nào ở trên chạm tới điều đó; muốn sửa phải tăng dung lượng hoặc giảm payload, và nhóm đã đo được rằng nâng</w:t>
+        <w:t xml:space="preserve">Đặt thủy vân theo nội dung, không rải đều.</w:t>
+      </w:r>
+      <w:r>
+        <w:t xml:space="preserve"> </w:t>
+      </w:r>
+      <w:r>
+        <w:t xml:space="preserve">Chọn vùng nhúng ở nơi ảnh có kết cấu, bỏ qua vùng nền trắng. Cả hai công trình đầu đều làm điều này, bằng hai cơ chế khác nhau.</w:t>
+      </w:r>
+    </w:p>
+    <w:p>
+      <w:pPr>
+        <w:pStyle w:val="Compact"/>
+        <w:jc w:val="left"/>
+        <w:numPr>
+          <w:ilvl w:val="0"/>
+          <w:numId w:val="1063"/>
+        </w:numPr>
+      </w:pPr>
+      <w:r>
+        <w:rPr>
+          <w:b/>
+          <w:bCs/>
+        </w:rPr>
+        <w:t xml:space="preserve">Đồng bộ bằng đặc trưng nội dung, không chỉ bằng mẫu pilot tần số.</w:t>
+      </w:r>
+      <w:r>
+        <w:t xml:space="preserve"> </w:t>
+      </w:r>
+      <w:r>
+        <w:t xml:space="preserve">Đây là hướng chạm trực tiếp vào</w:t>
       </w:r>
       <w:r>
         <w:t xml:space="preserve"> </w:t>
@@ -21431,13 +21489,10 @@
         <w:rPr>
           <w:rStyle w:val="VerbatimChar"/>
         </w:rPr>
-        <w:t xml:space="preserve">qim_delta</w:t>
-      </w:r>
-      <w:r>
-        <w:t xml:space="preserve"> </w:t>
-      </w:r>
-      <w:r>
-        <w:t xml:space="preserve">không phải lối ra (V2 quét 24→64, trần vẫn 3/12).</w:t>
+        <w:t xml:space="preserve">insufficient_sync_evidence</w:t>
+      </w:r>
+      <w:r>
+        <w:t xml:space="preserve">, trạng thái chiếm toàn bộ các ô thất bại trên trang chữ.</w:t>
       </w:r>
     </w:p>
     <w:p>
@@ -21453,35 +21508,10 @@
           <w:b/>
           <w:bCs/>
         </w:rPr>
-        <w:t xml:space="preserve">JPEG-50 là thất bại vật mang thật</w:t>
-      </w:r>
-      <w:r>
-        <w:t xml:space="preserve"> </w:t>
-      </w:r>
-      <w:r>
-        <w:t xml:space="preserve">(lớp 3): hình học đúng vì ảnh không đổi kích thước, nhưng nén phá huỷ tín hiệu. Đây là giới hạn mà không tầng kiến trúc nào ở trên chạm tới được, và ba lever tham số đã bị bác bỏ bằng đo đạc, nên hướng duy nhất còn lại là tăng dung lượng kênh hoặc giảm payload.</w:t>
-      </w:r>
-    </w:p>
-    <w:p>
-      <w:pPr>
-        <w:pStyle w:val="Compact"/>
-        <w:numPr>
-          <w:ilvl w:val="1"/>
-          <w:numId w:val="1064"/>
-        </w:numPr>
-      </w:pPr>
-      <w:r>
-        <w:rPr>
-          <w:b/>
-          <w:bCs/>
-        </w:rPr>
-        <w:t xml:space="preserve">Đính chính ngày 14/09/2026.</w:t>
-      </w:r>
-      <w:r>
-        <w:t xml:space="preserve"> </w:t>
-      </w:r>
-      <w:r>
-        <w:t xml:space="preserve">Kết luận vừa nêu đã bị chính nhóm bác bỏ. Tín hiệu không hề bị nén phá huỷ: ở đúng các ca này, từ mã về tới bên nhận với tỉ lệ lỗi bit bằng 0,000 rồi bị chính bên nhận vứt đi vì khai quá ngân sách ký hiệu xoá. Sau khi sửa phần kế toán đó, nén JPEG q50 giải mã được (Mục 4.2.4.2 và 4.2.4.3). Giữ nguyên đoạn trên vì nó là chẩn đoán mà nhóm thực sự đã đưa ra ở thời điểm đó, và đường đi từ chẩn đoán sai tới phép đo bác bỏ nó là một phần của kết quả.</w:t>
+        <w:t xml:space="preserve">Cường độ nhúng thích nghi theo năng lượng cục bộ</w:t>
+      </w:r>
+      <w:r>
+        <w:t xml:space="preserve">, thay cho một bước lượng tử duy nhất toàn trang.</w:t>
       </w:r>
     </w:p>
     <w:p>
@@ -21497,20 +21527,308 @@
           <w:b/>
           <w:bCs/>
         </w:rPr>
+        <w:t xml:space="preserve">Xem lại kích thước tải trọng.</w:t>
+      </w:r>
+      <w:r>
+        <w:t xml:space="preserve"> </w:t>
+      </w:r>
+      <w:r>
+        <w:t xml:space="preserve">Ba công trình dùng 30, 32 đến 64, và 100 bit. Nhóm đang đòi 128 bit trên vật mang khó nhất. Một hướng khả thi là nhúng một mã ngắn rồi tra ngược ra định danh đầy đủ trong cơ sở dữ liệu, vì hệ thống vốn đã giữ hồ sơ cấp phát.</w:t>
+      </w:r>
+    </w:p>
+    <w:p>
+      <w:pPr>
+        <w:pStyle w:val="FirstParagraph"/>
+      </w:pPr>
+      <w:r>
+        <w:rPr>
+          <w:i/>
+          <w:iCs/>
+        </w:rPr>
+        <w:t xml:space="preserve">Giới hạn đã nhận diện</w:t>
+      </w:r>
+      <w:r>
+        <w:t xml:space="preserve"> </w:t>
+      </w:r>
+      <w:r>
+        <w:t xml:space="preserve">Bốn điều trên là kết luận rút ra từ việc đọc mã nguồn, không phải từ phép đo của nhóm. Chưa điều nào được cài đặt và đo trong dự án này, nên chúng là đề xuất có căn cứ chứ chưa phải kết quả.</w:t>
+      </w:r>
+    </w:p>
+    <w:p>
+      <w:r>
+        <w:pict>
+          <v:rect style="width:0;height:1.5pt" o:hralign="center" o:hrstd="t" o:hr="t"/>
+        </w:pict>
+      </w:r>
+    </w:p>
+    <w:bookmarkEnd w:id="82"/>
+    <w:bookmarkEnd w:id="83"/>
+    <w:bookmarkStart w:id="84" w:name="kiến-trúc-v4-đề-xuất"/>
+    <w:p>
+      <w:pPr>
+        <w:pStyle w:val="Heading3"/>
+      </w:pPr>
+      <w:r>
+        <w:t xml:space="preserve">4.3.5. Kiến trúc V4 đề xuất</w:t>
+      </w:r>
+    </w:p>
+    <w:p>
+      <w:pPr>
+        <w:pStyle w:val="FirstParagraph"/>
+      </w:pPr>
+      <w:r>
+        <w:t xml:space="preserve">Xếp theo tỉ lệ lợi ích trên chi phí đo được:</w:t>
+      </w:r>
+    </w:p>
+    <w:p>
+      <w:pPr>
+        <w:pStyle w:val="BodyText"/>
+      </w:pPr>
+      <w:r>
+        <w:rPr>
+          <w:b/>
+          <w:bCs/>
+        </w:rPr>
+        <w:t xml:space="preserve">Tầng 1 - Chuẩn hoá khung ảnh trước khi giải mã (đã kiểm chứng).</w:t>
+      </w:r>
+      <w:r>
+        <w:t xml:space="preserve"> </w:t>
+      </w:r>
+      <w:r>
+        <w:t xml:space="preserve">Bóc viền đồng màu; mở rộng sang phát hiện biên trang và khử nghiêng. Bộ giải mã V3 ngầm giả định đầu vào đã được đóng khung giống hệt bản phát hành, trong khi kênh rò rỉ thật không bao giờ như vậy. Đây là tầng cho nhiều độ bền nhất trên mỗi dòng mã.</w:t>
+      </w:r>
+    </w:p>
+    <w:p>
+      <w:pPr>
+        <w:pStyle w:val="BodyText"/>
+        <w:jc w:val="left"/>
+      </w:pPr>
+      <w:r>
+        <w:rPr>
+          <w:b/>
+          <w:bCs/>
+        </w:rPr>
+        <w:t xml:space="preserve">Tầng 2 - Ước lượng tỉ lệ cắt thay vì liệt kê.</w:t>
+      </w:r>
+      <w:r>
+        <w:t xml:space="preserve"> </w:t>
+      </w:r>
+      <w:r>
+        <w:t xml:space="preserve">Thay</w:t>
+      </w:r>
+      <w:r>
+        <w:t xml:space="preserve"> </w:t>
+      </w:r>
+      <w:r>
+        <w:rPr>
+          <w:rStyle w:val="VerbatimChar"/>
+        </w:rPr>
+        <w:t xml:space="preserve">crop_retained_scales</w:t>
+      </w:r>
+      <w:r>
+        <w:t xml:space="preserve"> </w:t>
+      </w:r>
+      <w:r>
+        <w:t xml:space="preserve">cố định bằng tìm kiếm tỉ lệ, hoặc ước lượng tỉ lệ từ tương quan log-polar của pilot (hạ tầng này đã có sẵn trong</w:t>
+      </w:r>
+      <w:r>
+        <w:t xml:space="preserve"> </w:t>
+      </w:r>
+      <w:r>
+        <w:rPr>
+          <w:rStyle w:val="VerbatimChar"/>
+        </w:rPr>
+        <w:t xml:space="preserve">synchronization_v2.py</w:t>
+      </w:r>
+      <w:r>
+        <w:t xml:space="preserve">). Xoá điểm tối ưu quá mức tại 0.25 và làm crop 0.10 / 0.50 trở nên xử lý được.</w:t>
+      </w:r>
+    </w:p>
+    <w:p>
+      <w:pPr>
+        <w:pStyle w:val="BodyText"/>
+      </w:pPr>
+      <w:r>
+        <w:rPr>
+          <w:b/>
+          <w:bCs/>
+        </w:rPr>
+        <w:t xml:space="preserve">Tầng 3 - Cho phép hai trục co giãn độc lập.</w:t>
+      </w:r>
+      <w:r>
+        <w:t xml:space="preserve"> </w:t>
+      </w:r>
+      <w:r>
+        <w:t xml:space="preserve">Ràng buộc</w:t>
+      </w:r>
+      <w:r>
+        <w:t xml:space="preserve"> </w:t>
+      </w:r>
+      <w:r>
+        <w:rPr>
+          <w:rStyle w:val="VerbatimChar"/>
+        </w:rPr>
+        <w:t xml:space="preserve">ratios_agree</w:t>
+      </w:r>
+      <w:r>
+        <w:t xml:space="preserve"> </w:t>
+      </w:r>
+      <w:r>
+        <w:t xml:space="preserve">loại bỏ mọi phép biến đổi đổi tỉ lệ khung. Nới nó ra cho phép xử lý ảnh bị kéo méo và bù phối cảnh.</w:t>
+      </w:r>
+    </w:p>
+    <w:p>
+      <w:pPr>
+        <w:pStyle w:val="BodyText"/>
+      </w:pPr>
+      <w:r>
+        <w:rPr>
+          <w:b/>
+          <w:bCs/>
+        </w:rPr>
+        <w:t xml:space="preserve">Tầng 4 - Chọn vật mang theo nội dung (chưa kiểm chứng).</w:t>
+      </w:r>
+      <w:r>
+        <w:t xml:space="preserve"> </w:t>
+      </w:r>
+      <w:r>
+        <w:t xml:space="preserve">Chấm điểm tile ứng viên theo kết cấu trước khi chọn, vẫn tất định từ khoá. Giải quyết việc</w:t>
+      </w:r>
+      <w:r>
+        <w:t xml:space="preserve"> </w:t>
+      </w:r>
+      <w:r>
+        <w:rPr>
+          <w:i/>
+          <w:iCs/>
+        </w:rPr>
+        <w:t xml:space="preserve">trang nào</w:t>
+      </w:r>
+      <w:r>
+        <w:t xml:space="preserve"> </w:t>
+      </w:r>
+      <w:r>
+        <w:t xml:space="preserve">hỏng bên trong một phép biến đổi mà bộ giải mã đã hoàn tác được - hiệu ứng thứ cấp thật, nhưng không phải nguyên nhân của các thất bại diện rộng.</w:t>
+      </w:r>
+    </w:p>
+    <w:bookmarkEnd w:id="84"/>
+    <w:bookmarkStart w:id="85" w:name="cái-gì-kiến-trúc-này-không-sửa-được"/>
+    <w:p>
+      <w:pPr>
+        <w:pStyle w:val="Heading3"/>
+      </w:pPr>
+      <w:r>
+        <w:t xml:space="preserve">4.3.6. Cái gì kiến trúc này không sửa được</w:t>
+      </w:r>
+    </w:p>
+    <w:p>
+      <w:pPr>
+        <w:pStyle w:val="Compact"/>
+        <w:numPr>
+          <w:ilvl w:val="0"/>
+          <w:numId w:val="1064"/>
+        </w:numPr>
+      </w:pPr>
+      <w:r>
+        <w:rPr>
+          <w:b/>
+          <w:bCs/>
+        </w:rPr>
+        <w:t xml:space="preserve">Giới hạn phân giải là thật, nhưng ngưỡng đã dịch.</w:t>
+      </w:r>
+      <w:r>
+        <w:t xml:space="preserve"> </w:t>
+      </w:r>
+      <w:r>
+        <w:t xml:space="preserve">Ở thời điểm đo này, dưới tỉ lệ khoảng 0.45 payload chết kể cả khi hình học hoàn hảo; sau khi sửa ngân sách ký hiệu xoá, ngưỡng đó hạ xuống thấp hơn (Mục 4.2.4.2). Phần vẫn đúng là bản chất của giới hạn: tồn tại một tỉ lệ đủ nhỏ để payload không còn khôi phục được. Không tầng nào ở trên chạm tới điều đó; muốn sửa phải tăng dung lượng hoặc giảm payload, và nhóm đã đo được rằng nâng</w:t>
+      </w:r>
+      <w:r>
+        <w:t xml:space="preserve"> </w:t>
+      </w:r>
+      <w:r>
+        <w:rPr>
+          <w:rStyle w:val="VerbatimChar"/>
+        </w:rPr>
+        <w:t xml:space="preserve">qim_delta</w:t>
+      </w:r>
+      <w:r>
+        <w:t xml:space="preserve"> </w:t>
+      </w:r>
+      <w:r>
+        <w:t xml:space="preserve">không phải lối ra (V2 quét 24→64, trần vẫn 3/12).</w:t>
+      </w:r>
+    </w:p>
+    <w:p>
+      <w:pPr>
+        <w:pStyle w:val="Compact"/>
+        <w:numPr>
+          <w:ilvl w:val="0"/>
+          <w:numId w:val="1064"/>
+        </w:numPr>
+      </w:pPr>
+      <w:r>
+        <w:rPr>
+          <w:b/>
+          <w:bCs/>
+        </w:rPr>
+        <w:t xml:space="preserve">JPEG-50 là thất bại vật mang thật</w:t>
+      </w:r>
+      <w:r>
+        <w:t xml:space="preserve"> </w:t>
+      </w:r>
+      <w:r>
+        <w:t xml:space="preserve">(lớp 3): hình học đúng vì ảnh không đổi kích thước, nhưng nén phá huỷ tín hiệu. Đây là giới hạn mà không tầng kiến trúc nào ở trên chạm tới được, và ba lever tham số đã bị bác bỏ bằng đo đạc, nên hướng duy nhất còn lại là tăng dung lượng kênh hoặc giảm payload.</w:t>
+      </w:r>
+    </w:p>
+    <w:p>
+      <w:pPr>
+        <w:pStyle w:val="Compact"/>
+        <w:numPr>
+          <w:ilvl w:val="1"/>
+          <w:numId w:val="1065"/>
+        </w:numPr>
+      </w:pPr>
+      <w:r>
+        <w:rPr>
+          <w:b/>
+          <w:bCs/>
+        </w:rPr>
+        <w:t xml:space="preserve">Đính chính ngày 14/09/2026.</w:t>
+      </w:r>
+      <w:r>
+        <w:t xml:space="preserve"> </w:t>
+      </w:r>
+      <w:r>
+        <w:t xml:space="preserve">Kết luận vừa nêu đã bị chính nhóm bác bỏ. Tín hiệu không hề bị nén phá huỷ: ở đúng các ca này, từ mã về tới bên nhận với tỉ lệ lỗi bit bằng 0,000 rồi bị chính bên nhận vứt đi vì khai quá ngân sách ký hiệu xoá. Sau khi sửa phần kế toán đó, nén JPEG q50 giải mã được (Mục 4.2.4.2 và 4.2.4.3). Giữ nguyên đoạn trên vì nó là chẩn đoán mà nhóm thực sự đã đưa ra ở thời điểm đó, và đường đi từ chẩn đoán sai tới phép đo bác bỏ nó là một phần của kết quả.</w:t>
+      </w:r>
+    </w:p>
+    <w:p>
+      <w:pPr>
+        <w:pStyle w:val="Compact"/>
+        <w:numPr>
+          <w:ilvl w:val="0"/>
+          <w:numId w:val="1064"/>
+        </w:numPr>
+      </w:pPr>
+      <w:r>
+        <w:rPr>
+          <w:b/>
+          <w:bCs/>
+        </w:rPr>
         <w:t xml:space="preserve">Toàn bộ số trong phần này đến từ harness nghiên cứu, không phải pre-gate</w:t>
       </w:r>
       <w:r>
         <w:t xml:space="preserve">, và khác pre-gate ở cách dẫn xuất RNG tấn công cùng việc cấp mẫu đồng bộ ORB cho bộ giải mã. Không được trộn với Mục 4.2.1, và không được trình bày như năng lực đã phát hành. Từ 12/09/2026 production có bật đường ống nhúng và giải thủy vân. Mục 4.2.3 ghi lại kết quả âm tính ban đầu, còn Mục 4.2.4 ghi lại trạng thái sau khi sửa nguyên nhân gốc; kết luận chắc chắn trả cho người dùng vẫn dựa trên đối chiếu tệp chính xác và chữ ký, còn kết quả truy vết luôn kèm nhãn giới hạn.</w:t>
       </w:r>
     </w:p>
-    <w:bookmarkEnd w:id="80"/>
-    <w:bookmarkStart w:id="81" w:name="vì-sao-chẩn-đoán-này-có-được"/>
+    <w:bookmarkEnd w:id="85"/>
+    <w:bookmarkStart w:id="86" w:name="vì-sao-chẩn-đoán-này-có-được"/>
     <w:p>
       <w:pPr>
         <w:pStyle w:val="Heading3"/>
       </w:pPr>
       <w:r>
-        <w:t xml:space="preserve">4.3.6. Vì sao chẩn đoán này có được</w:t>
+        <w:t xml:space="preserve">4.3.7. Vì sao chẩn đoán này có được</w:t>
       </w:r>
     </w:p>
     <w:p>
@@ -21567,9 +21885,9 @@
         <w:t xml:space="preserve">để đo; corpus khoá theo hash làm phép so sánh có kiểm soát. Một dự án ghi chép cẩu thả sẽ không để lại gì để kiểm toán.</w:t>
       </w:r>
     </w:p>
-    <w:bookmarkEnd w:id="81"/>
-    <w:bookmarkEnd w:id="82"/>
-    <w:bookmarkStart w:id="104" w:name="Xaf1d942a1a2086cdefa816c1d6be02e8e263868"/>
+    <w:bookmarkEnd w:id="86"/>
+    <w:bookmarkEnd w:id="87"/>
+    <w:bookmarkStart w:id="109" w:name="Xaf1d942a1a2086cdefa816c1d6be02e8e263868"/>
     <w:p>
       <w:pPr>
         <w:pStyle w:val="Heading2"/>
@@ -21595,18 +21913,18 @@
           <wp:inline>
             <wp:extent cx="5575300" cy="3075505"/>
             <wp:effectExtent b="0" l="0" r="0" t="0"/>
-            <wp:docPr descr="" title="" id="84" name="Picture"/>
+            <wp:docPr descr="" title="" id="89" name="Picture"/>
             <a:graphic>
               <a:graphicData uri="http://schemas.openxmlformats.org/drawingml/2006/picture">
                 <pic:pic>
                   <pic:nvPicPr>
-                    <pic:cNvPr descr="report-assets/figures/ui-issuance-result.png" id="85" name="Picture"/>
+                    <pic:cNvPr descr="report-assets/figures/ui-issuance-result.png" id="90" name="Picture"/>
                     <pic:cNvPicPr>
                       <a:picLocks noChangeArrowheads="1" noChangeAspect="1"/>
                     </pic:cNvPicPr>
                   </pic:nvPicPr>
                   <pic:blipFill>
-                    <a:blip r:embed="rId83"/>
+                    <a:blip r:embed="rId88"/>
                     <a:stretch>
                       <a:fillRect/>
                     </a:stretch>
@@ -21660,18 +21978,18 @@
           <wp:inline>
             <wp:extent cx="5575300" cy="3075505"/>
             <wp:effectExtent b="0" l="0" r="0" t="0"/>
-            <wp:docPr descr="" title="" id="87" name="Picture"/>
+            <wp:docPr descr="" title="" id="92" name="Picture"/>
             <a:graphic>
               <a:graphicData uri="http://schemas.openxmlformats.org/drawingml/2006/picture">
                 <pic:pic>
                   <pic:nvPicPr>
-                    <pic:cNvPr descr="report-assets/figures/ui-verification-match.png" id="88" name="Picture"/>
+                    <pic:cNvPr descr="report-assets/figures/ui-verification-match.png" id="93" name="Picture"/>
                     <pic:cNvPicPr>
                       <a:picLocks noChangeArrowheads="1" noChangeAspect="1"/>
                     </pic:cNvPicPr>
                   </pic:nvPicPr>
                   <pic:blipFill>
-                    <a:blip r:embed="rId86"/>
+                    <a:blip r:embed="rId91"/>
                     <a:stretch>
                       <a:fillRect/>
                     </a:stretch>
@@ -21725,18 +22043,18 @@
           <wp:inline>
             <wp:extent cx="5575300" cy="3075505"/>
             <wp:effectExtent b="0" l="0" r="0" t="0"/>
-            <wp:docPr descr="" title="" id="90" name="Picture"/>
+            <wp:docPr descr="" title="" id="95" name="Picture"/>
             <a:graphic>
               <a:graphicData uri="http://schemas.openxmlformats.org/drawingml/2006/picture">
                 <pic:pic>
                   <pic:nvPicPr>
-                    <pic:cNvPr descr="report-assets/figures/ui-verification-no-match.png" id="91" name="Picture"/>
+                    <pic:cNvPr descr="report-assets/figures/ui-verification-no-match.png" id="96" name="Picture"/>
                     <pic:cNvPicPr>
                       <a:picLocks noChangeArrowheads="1" noChangeAspect="1"/>
                     </pic:cNvPicPr>
                   </pic:nvPicPr>
                   <pic:blipFill>
-                    <a:blip r:embed="rId89"/>
+                    <a:blip r:embed="rId94"/>
                     <a:stretch>
                       <a:fillRect/>
                     </a:stretch>
@@ -21790,18 +22108,18 @@
           <wp:inline>
             <wp:extent cx="5575300" cy="3261317"/>
             <wp:effectExtent b="0" l="0" r="0" t="0"/>
-            <wp:docPr descr="" title="" id="93" name="Picture"/>
+            <wp:docPr descr="" title="" id="98" name="Picture"/>
             <a:graphic>
               <a:graphicData uri="http://schemas.openxmlformats.org/drawingml/2006/picture">
                 <pic:pic>
                   <pic:nvPicPr>
-                    <pic:cNvPr descr="report-assets/figures/ui-verification-traced.png" id="94" name="Picture"/>
+                    <pic:cNvPr descr="report-assets/figures/ui-verification-traced.png" id="99" name="Picture"/>
                     <pic:cNvPicPr>
                       <a:picLocks noChangeArrowheads="1" noChangeAspect="1"/>
                     </pic:cNvPicPr>
                   </pic:nvPicPr>
                   <pic:blipFill>
-                    <a:blip r:embed="rId92"/>
+                    <a:blip r:embed="rId97"/>
                     <a:stretch>
                       <a:fillRect/>
                     </a:stretch>
@@ -21855,18 +22173,18 @@
           <wp:inline>
             <wp:extent cx="4973052" cy="2720282"/>
             <wp:effectExtent b="0" l="0" r="0" t="0"/>
-            <wp:docPr descr="" title="" id="96" name="Picture"/>
+            <wp:docPr descr="" title="" id="101" name="Picture"/>
             <a:graphic>
               <a:graphicData uri="http://schemas.openxmlformats.org/drawingml/2006/picture">
                 <pic:pic>
                   <pic:nvPicPr>
-                    <pic:cNvPr descr="report-assets/figures/chart-v1-vs-v3.png" id="97" name="Picture"/>
+                    <pic:cNvPr descr="report-assets/figures/chart-v1-vs-v3.png" id="102" name="Picture"/>
                     <pic:cNvPicPr>
                       <a:picLocks noChangeArrowheads="1" noChangeAspect="1"/>
                     </pic:cNvPicPr>
                   </pic:nvPicPr>
                   <pic:blipFill>
-                    <a:blip r:embed="rId95"/>
+                    <a:blip r:embed="rId100"/>
                     <a:stretch>
                       <a:fillRect/>
                     </a:stretch>
@@ -21920,18 +22238,18 @@
           <wp:inline>
             <wp:extent cx="5575300" cy="3978727"/>
             <wp:effectExtent b="0" l="0" r="0" t="0"/>
-            <wp:docPr descr="" title="" id="99" name="Picture"/>
+            <wp:docPr descr="" title="" id="104" name="Picture"/>
             <a:graphic>
               <a:graphicData uri="http://schemas.openxmlformats.org/drawingml/2006/picture">
                 <pic:pic>
                   <pic:nvPicPr>
-                    <pic:cNvPr descr="report-assets/figures/chart-attack-envelope.png" id="100" name="Picture"/>
+                    <pic:cNvPr descr="report-assets/figures/chart-attack-envelope.png" id="105" name="Picture"/>
                     <pic:cNvPicPr>
                       <a:picLocks noChangeArrowheads="1" noChangeAspect="1"/>
                     </pic:cNvPicPr>
                   </pic:nvPicPr>
                   <pic:blipFill>
-                    <a:blip r:embed="rId98"/>
+                    <a:blip r:embed="rId103"/>
                     <a:stretch>
                       <a:fillRect/>
                     </a:stretch>
@@ -21985,18 +22303,18 @@
           <wp:inline>
             <wp:extent cx="5367230" cy="2371939"/>
             <wp:effectExtent b="0" l="0" r="0" t="0"/>
-            <wp:docPr descr="" title="" id="102" name="Picture"/>
+            <wp:docPr descr="" title="" id="107" name="Picture"/>
             <a:graphic>
               <a:graphicData uri="http://schemas.openxmlformats.org/drawingml/2006/picture">
                 <pic:pic>
                   <pic:nvPicPr>
-                    <pic:cNvPr descr="report-assets/figures/chart-frame-restore.png" id="103" name="Picture"/>
+                    <pic:cNvPr descr="report-assets/figures/chart-frame-restore.png" id="108" name="Picture"/>
                     <pic:cNvPicPr>
                       <a:picLocks noChangeArrowheads="1" noChangeAspect="1"/>
                     </pic:cNvPicPr>
                   </pic:nvPicPr>
                   <pic:blipFill>
-                    <a:blip r:embed="rId101"/>
+                    <a:blip r:embed="rId106"/>
                     <a:stretch>
                       <a:fillRect/>
                     </a:stretch>
@@ -22046,9 +22364,9 @@
         <w:br w:type="page"/>
       </w:r>
     </w:p>
-    <w:bookmarkEnd w:id="104"/>
-    <w:bookmarkEnd w:id="105"/>
-    <w:bookmarkStart w:id="106" w:name="kết-luận"/>
+    <w:bookmarkEnd w:id="109"/>
+    <w:bookmarkEnd w:id="110"/>
+    <w:bookmarkStart w:id="111" w:name="kết-luận"/>
     <w:p>
       <w:pPr>
         <w:pStyle w:val="Heading1"/>
@@ -22126,8 +22444,8 @@
         <w:br w:type="page"/>
       </w:r>
     </w:p>
-    <w:bookmarkEnd w:id="106"/>
-    <w:bookmarkStart w:id="107" w:name="tài-liệu-tham-khảo"/>
+    <w:bookmarkEnd w:id="111"/>
+    <w:bookmarkStart w:id="112" w:name="tài-liệu-tham-khảo"/>
     <w:p>
       <w:pPr>
         <w:pStyle w:val="Heading1"/>
@@ -22149,7 +22467,7 @@
         <w:pStyle w:val="Compact"/>
         <w:numPr>
           <w:ilvl w:val="0"/>
-          <w:numId w:val="1065"/>
+          <w:numId w:val="1066"/>
         </w:numPr>
       </w:pPr>
       <w:r>
@@ -22158,72 +22476,6 @@
           <w:bCs/>
         </w:rPr>
         <w:t xml:space="preserve">Sách Chuyên khảo Quốc tế:</w:t>
-      </w:r>
-    </w:p>
-    <w:p>
-      <w:pPr>
-        <w:pStyle w:val="Compact"/>
-        <w:numPr>
-          <w:ilvl w:val="1"/>
-          <w:numId w:val="1066"/>
-        </w:numPr>
-      </w:pPr>
-      <w:r>
-        <w:t xml:space="preserve">[1] W. Stallings,</w:t>
-      </w:r>
-      <w:r>
-        <w:t xml:space="preserve"> </w:t>
-      </w:r>
-      <w:r>
-        <w:rPr>
-          <w:i/>
-          <w:iCs/>
-        </w:rPr>
-        <w:t xml:space="preserve">Cryptography and Network Security: Principles and Practice</w:t>
-      </w:r>
-      <w:r>
-        <w:t xml:space="preserve">, 7th ed. Boston, MA, USA: Pearson, 2017, ch. 11-14.</w:t>
-      </w:r>
-    </w:p>
-    <w:p>
-      <w:pPr>
-        <w:pStyle w:val="Compact"/>
-        <w:numPr>
-          <w:ilvl w:val="1"/>
-          <w:numId w:val="1066"/>
-        </w:numPr>
-      </w:pPr>
-      <w:r>
-        <w:t xml:space="preserve">[2] I. J. Cox, M. L. Miller, J. A. Bloom, J. Fridrich, and T. Kalker,</w:t>
-      </w:r>
-      <w:r>
-        <w:t xml:space="preserve"> </w:t>
-      </w:r>
-      <w:r>
-        <w:rPr>
-          <w:i/>
-          <w:iCs/>
-        </w:rPr>
-        <w:t xml:space="preserve">Digital Watermarking and Steganography</w:t>
-      </w:r>
-      <w:r>
-        <w:t xml:space="preserve">, 2nd ed. Burlington, MA, USA: Morgan Kaufmann, 2007.</w:t>
-      </w:r>
-    </w:p>
-    <w:p>
-      <w:pPr>
-        <w:pStyle w:val="Compact"/>
-        <w:numPr>
-          <w:ilvl w:val="0"/>
-          <w:numId w:val="1065"/>
-        </w:numPr>
-      </w:pPr>
-      <w:r>
-        <w:rPr>
-          <w:b/>
-          <w:bCs/>
-        </w:rPr>
-        <w:t xml:space="preserve">Giáo trình đại học trong nước:</w:t>
       </w:r>
     </w:p>
     <w:p>
@@ -22235,7 +22487,7 @@
         </w:numPr>
       </w:pPr>
       <w:r>
-        <w:t xml:space="preserve">[3] Hoàng Xuân Dậu,</w:t>
+        <w:t xml:space="preserve">[1] W. Stallings,</w:t>
       </w:r>
       <w:r>
         <w:t xml:space="preserve"> </w:t>
@@ -22245,10 +22497,10 @@
           <w:i/>
           <w:iCs/>
         </w:rPr>
-        <w:t xml:space="preserve">Giáo trình Cơ sở An toàn Thông tin</w:t>
-      </w:r>
-      <w:r>
-        <w:t xml:space="preserve">, Hà Nội: Học viện Công nghệ Bưu chính Viễn thông, 2020.</w:t>
+        <w:t xml:space="preserve">Cryptography and Network Security: Principles and Practice</w:t>
+      </w:r>
+      <w:r>
+        <w:t xml:space="preserve">, 7th ed. Boston, MA, USA: Pearson, 2017, ch. 11-14.</w:t>
       </w:r>
     </w:p>
     <w:p>
@@ -22260,7 +22512,7 @@
         </w:numPr>
       </w:pPr>
       <w:r>
-        <w:t xml:space="preserve">[4] T. T. Tùng,</w:t>
+        <w:t xml:space="preserve">[2] I. J. Cox, M. L. Miller, J. A. Bloom, J. Fridrich, and T. Kalker,</w:t>
       </w:r>
       <w:r>
         <w:t xml:space="preserve"> </w:t>
@@ -22270,10 +22522,10 @@
           <w:i/>
           <w:iCs/>
         </w:rPr>
-        <w:t xml:space="preserve">Giáo trình Mật mã học &amp; Hệ thống Thông tin An toàn</w:t>
-      </w:r>
-      <w:r>
-        <w:t xml:space="preserve">. Hà Nội: Nhà xuất bản Thông tin và Truyền thông, 2011.</w:t>
+        <w:t xml:space="preserve">Digital Watermarking and Steganography</w:t>
+      </w:r>
+      <w:r>
+        <w:t xml:space="preserve">, 2nd ed. Burlington, MA, USA: Morgan Kaufmann, 2007.</w:t>
       </w:r>
     </w:p>
     <w:p>
@@ -22281,7 +22533,7 @@
         <w:pStyle w:val="Compact"/>
         <w:numPr>
           <w:ilvl w:val="0"/>
-          <w:numId w:val="1065"/>
+          <w:numId w:val="1066"/>
         </w:numPr>
       </w:pPr>
       <w:r>
@@ -22289,7 +22541,7 @@
           <w:b/>
           <w:bCs/>
         </w:rPr>
-        <w:t xml:space="preserve">Bài báo Khoa học Tiêu biểu:</w:t>
+        <w:t xml:space="preserve">Giáo trình đại học trong nước:</w:t>
       </w:r>
     </w:p>
     <w:p>
@@ -22301,13 +22553,7 @@
         </w:numPr>
       </w:pPr>
       <w:r>
-        <w:t xml:space="preserve">[5] B. Chen and G. W. Wornell,</w:t>
-      </w:r>
-      <w:r>
-        <w:t xml:space="preserve"> </w:t>
-      </w:r>
-      <w:r>
-        <w:t xml:space="preserve">“Quantization index modulation: a class of provably good methods for digital watermarking and information embedding,”</w:t>
+        <w:t xml:space="preserve">[3] Hoàng Xuân Dậu,</w:t>
       </w:r>
       <w:r>
         <w:t xml:space="preserve"> </w:t>
@@ -22317,10 +22563,10 @@
           <w:i/>
           <w:iCs/>
         </w:rPr>
-        <w:t xml:space="preserve">IEEE Transactions on Information Theory</w:t>
-      </w:r>
-      <w:r>
-        <w:t xml:space="preserve">, vol. 47, no. 4, pp. 1423-1443, May 2001, doi: 10.1109/18.923725.</w:t>
+        <w:t xml:space="preserve">Giáo trình Cơ sở An toàn Thông tin</w:t>
+      </w:r>
+      <w:r>
+        <w:t xml:space="preserve">, Hà Nội: Học viện Công nghệ Bưu chính Viễn thông, 2020.</w:t>
       </w:r>
     </w:p>
     <w:p>
@@ -22332,19 +22578,7 @@
         </w:numPr>
       </w:pPr>
       <w:r>
-        <w:t xml:space="preserve">[6] J. Zhu, R. Kaplan, A. Johnson, and L. Fei-Fei,</w:t>
-      </w:r>
-      <w:r>
-        <w:t xml:space="preserve"> </w:t>
-      </w:r>
-      <w:r>
-        <w:t xml:space="preserve">“HiDDeN: Hiding Data with Deep Networks,”</w:t>
-      </w:r>
-      <w:r>
-        <w:t xml:space="preserve"> </w:t>
-      </w:r>
-      <w:r>
-        <w:t xml:space="preserve">in</w:t>
+        <w:t xml:space="preserve">[4] T. T. Tùng,</w:t>
       </w:r>
       <w:r>
         <w:t xml:space="preserve"> </w:t>
@@ -22354,47 +22588,10 @@
           <w:i/>
           <w:iCs/>
         </w:rPr>
-        <w:t xml:space="preserve">Proc. European Conference on Computer Vision (ECCV)</w:t>
-      </w:r>
-      <w:r>
-        <w:t xml:space="preserve">, Munich, Germany, 2018, pp. 657-672, doi: 10.1007/978-3-030-01267-0_40.</w:t>
-      </w:r>
-    </w:p>
-    <w:p>
-      <w:pPr>
-        <w:pStyle w:val="Compact"/>
-        <w:numPr>
-          <w:ilvl w:val="1"/>
-          <w:numId w:val="1068"/>
-        </w:numPr>
-      </w:pPr>
-      <w:r>
-        <w:t xml:space="preserve">[7] M. Tancik, B. Mildenhall, and R. Ng,</w:t>
-      </w:r>
-      <w:r>
-        <w:t xml:space="preserve"> </w:t>
-      </w:r>
-      <w:r>
-        <w:t xml:space="preserve">“StegaStamp: Invisible Hyperlinks in Physical Photographs,”</w:t>
-      </w:r>
-      <w:r>
-        <w:t xml:space="preserve"> </w:t>
-      </w:r>
-      <w:r>
-        <w:t xml:space="preserve">in</w:t>
-      </w:r>
-      <w:r>
-        <w:t xml:space="preserve"> </w:t>
-      </w:r>
-      <w:r>
-        <w:rPr>
-          <w:i/>
-          <w:iCs/>
-        </w:rPr>
-        <w:t xml:space="preserve">Proc. IEEE/CVF Conference on Computer Vision and Pattern Recognition (CVPR)</w:t>
-      </w:r>
-      <w:r>
-        <w:t xml:space="preserve">, Seattle, WA, USA, 2020, pp. 2117-2126.</w:t>
+        <w:t xml:space="preserve">Giáo trình Mật mã học &amp; Hệ thống Thông tin An toàn</w:t>
+      </w:r>
+      <w:r>
+        <w:t xml:space="preserve">. Hà Nội: Nhà xuất bản Thông tin và Truyền thông, 2011.</w:t>
       </w:r>
     </w:p>
     <w:p>
@@ -22402,7 +22599,7 @@
         <w:pStyle w:val="Compact"/>
         <w:numPr>
           <w:ilvl w:val="0"/>
-          <w:numId w:val="1065"/>
+          <w:numId w:val="1066"/>
         </w:numPr>
       </w:pPr>
       <w:r>
@@ -22410,7 +22607,7 @@
           <w:b/>
           <w:bCs/>
         </w:rPr>
-        <w:t xml:space="preserve">Tiêu chuẩn Kỹ thuật và Giao thức Quốc tế:</w:t>
+        <w:t xml:space="preserve">Bài báo Khoa học Tiêu biểu:</w:t>
       </w:r>
     </w:p>
     <w:p>
@@ -22422,19 +22619,26 @@
         </w:numPr>
       </w:pPr>
       <w:r>
-        <w:t xml:space="preserve">[8] A. Rundgren, B. Jordan, and S. Erdtman,</w:t>
-      </w:r>
-      <w:r>
-        <w:t xml:space="preserve"> </w:t>
-      </w:r>
-      <w:r>
-        <w:t xml:space="preserve">“JSON Canonicalization Scheme (JCS),”</w:t>
-      </w:r>
-      <w:r>
-        <w:t xml:space="preserve"> </w:t>
-      </w:r>
-      <w:r>
-        <w:t xml:space="preserve">Internet Engineering Task Force (IETF), RFC 8785, June 2020. [Online]. Available: https://www.rfc-editor.org/rfc/rfc8785</w:t>
+        <w:t xml:space="preserve">[5] B. Chen and G. W. Wornell,</w:t>
+      </w:r>
+      <w:r>
+        <w:t xml:space="preserve"> </w:t>
+      </w:r>
+      <w:r>
+        <w:t xml:space="preserve">“Quantization index modulation: a class of provably good methods for digital watermarking and information embedding,”</w:t>
+      </w:r>
+      <w:r>
+        <w:t xml:space="preserve"> </w:t>
+      </w:r>
+      <w:r>
+        <w:rPr>
+          <w:i/>
+          <w:iCs/>
+        </w:rPr>
+        <w:t xml:space="preserve">IEEE Transactions on Information Theory</w:t>
+      </w:r>
+      <w:r>
+        <w:t xml:space="preserve">, vol. 47, no. 4, pp. 1423-1443, May 2001, doi: 10.1109/18.923725.</w:t>
       </w:r>
     </w:p>
     <w:p>
@@ -22446,19 +22650,32 @@
         </w:numPr>
       </w:pPr>
       <w:r>
-        <w:t xml:space="preserve">[9] S. Josefsson and I. Liusvaara,</w:t>
-      </w:r>
-      <w:r>
-        <w:t xml:space="preserve"> </w:t>
-      </w:r>
-      <w:r>
-        <w:t xml:space="preserve">“Edwards-Curve Digital Signature Algorithm (EdDSA),”</w:t>
-      </w:r>
-      <w:r>
-        <w:t xml:space="preserve"> </w:t>
-      </w:r>
-      <w:r>
-        <w:t xml:space="preserve">Internet Engineering Task Force (IETF), RFC 8032, January 2017. [Online]. Available: https://www.rfc-editor.org/rfc/rfc8032</w:t>
+        <w:t xml:space="preserve">[6] J. Zhu, R. Kaplan, A. Johnson, and L. Fei-Fei,</w:t>
+      </w:r>
+      <w:r>
+        <w:t xml:space="preserve"> </w:t>
+      </w:r>
+      <w:r>
+        <w:t xml:space="preserve">“HiDDeN: Hiding Data with Deep Networks,”</w:t>
+      </w:r>
+      <w:r>
+        <w:t xml:space="preserve"> </w:t>
+      </w:r>
+      <w:r>
+        <w:t xml:space="preserve">in</w:t>
+      </w:r>
+      <w:r>
+        <w:t xml:space="preserve"> </w:t>
+      </w:r>
+      <w:r>
+        <w:rPr>
+          <w:i/>
+          <w:iCs/>
+        </w:rPr>
+        <w:t xml:space="preserve">Proc. European Conference on Computer Vision (ECCV)</w:t>
+      </w:r>
+      <w:r>
+        <w:t xml:space="preserve">, Munich, Germany, 2018, pp. 657-672, doi: 10.1007/978-3-030-01267-0_40.</w:t>
       </w:r>
     </w:p>
     <w:p>
@@ -22470,109 +22687,19 @@
         </w:numPr>
       </w:pPr>
       <w:r>
-        <w:t xml:space="preserve">[10] National Institute of Standards and Technology (NIST),</w:t>
-      </w:r>
-      <w:r>
-        <w:t xml:space="preserve"> </w:t>
-      </w:r>
-      <w:r>
-        <w:t xml:space="preserve">“Secure Hash Standard (SHS),”</w:t>
-      </w:r>
-      <w:r>
-        <w:t xml:space="preserve"> </w:t>
-      </w:r>
-      <w:r>
-        <w:t xml:space="preserve">Federal Information Processing Standards Publication (FIPS PUB) 180-4, August 2015.</w:t>
-      </w:r>
-    </w:p>
-    <w:p>
-      <w:pPr>
-        <w:pStyle w:val="Compact"/>
-        <w:numPr>
-          <w:ilvl w:val="1"/>
-          <w:numId w:val="1069"/>
-        </w:numPr>
-      </w:pPr>
-      <w:r>
-        <w:t xml:space="preserve">[11] National Institute of Standards and Technology (NIST),</w:t>
-      </w:r>
-      <w:r>
-        <w:t xml:space="preserve"> </w:t>
-      </w:r>
-      <w:r>
-        <w:t xml:space="preserve">“The Keyed-Hash Message Authentication Code (HMAC),”</w:t>
-      </w:r>
-      <w:r>
-        <w:t xml:space="preserve"> </w:t>
-      </w:r>
-      <w:r>
-        <w:t xml:space="preserve">Federal Information Processing Standards Publication (FIPS PUB) 198-1, July 2008.</w:t>
-      </w:r>
-    </w:p>
-    <w:p>
-      <w:pPr>
-        <w:pStyle w:val="Compact"/>
-        <w:numPr>
-          <w:ilvl w:val="1"/>
-          <w:numId w:val="1069"/>
-        </w:numPr>
-      </w:pPr>
-      <w:r>
-        <w:t xml:space="preserve">[12] H. Krawczyk, M. Bellare, and R. Canetti,</w:t>
-      </w:r>
-      <w:r>
-        <w:t xml:space="preserve"> </w:t>
-      </w:r>
-      <w:r>
-        <w:t xml:space="preserve">“HMAC: Keyed-Hashing for Message Authentication,”</w:t>
-      </w:r>
-      <w:r>
-        <w:t xml:space="preserve"> </w:t>
-      </w:r>
-      <w:r>
-        <w:t xml:space="preserve">Internet Engineering Task Force (IETF), RFC 2104, February 1997. [Online]. Available: https://www.rfc-editor.org/rfc/rfc2104</w:t>
-      </w:r>
-    </w:p>
-    <w:p>
-      <w:pPr>
-        <w:pStyle w:val="Compact"/>
-        <w:numPr>
-          <w:ilvl w:val="1"/>
-          <w:numId w:val="1069"/>
-        </w:numPr>
-      </w:pPr>
-      <w:r>
-        <w:t xml:space="preserve">[13] National Institute of Standards and Technology (NIST),</w:t>
-      </w:r>
-      <w:r>
-        <w:t xml:space="preserve"> </w:t>
-      </w:r>
-      <w:r>
-        <w:t xml:space="preserve">“Implementation Guidance for FIPS 140-3 and the Cryptographic Module Verification Program,”</w:t>
-      </w:r>
-      <w:r>
-        <w:t xml:space="preserve"> </w:t>
-      </w:r>
-      <w:r>
-        <w:t xml:space="preserve">NIST CSRC, April 2026. [Online]. Available: https://csrc.nist.gov/projects/cryptographic-module-validation-program/fips-140-3-ig-announcements</w:t>
-      </w:r>
-    </w:p>
-    <w:p>
-      <w:pPr>
-        <w:pStyle w:val="Compact"/>
-        <w:numPr>
-          <w:ilvl w:val="1"/>
-          <w:numId w:val="1069"/>
-        </w:numPr>
-      </w:pPr>
-      <w:r>
-        <w:t xml:space="preserve">[14] N. Hamid, A. Yahya, R. B. Ahmad, and O. M. Al-Qershi,</w:t>
-      </w:r>
-      <w:r>
-        <w:t xml:space="preserve"> </w:t>
-      </w:r>
-      <w:r>
-        <w:t xml:space="preserve">“Image Steganography Techniques: An Overview,”</w:t>
+        <w:t xml:space="preserve">[7] M. Tancik, B. Mildenhall, and R. Ng,</w:t>
+      </w:r>
+      <w:r>
+        <w:t xml:space="preserve"> </w:t>
+      </w:r>
+      <w:r>
+        <w:t xml:space="preserve">“StegaStamp: Invisible Hyperlinks in Physical Photographs,”</w:t>
+      </w:r>
+      <w:r>
+        <w:t xml:space="preserve"> </w:t>
+      </w:r>
+      <w:r>
+        <w:t xml:space="preserve">in</w:t>
       </w:r>
       <w:r>
         <w:t xml:space="preserve"> </w:t>
@@ -22582,41 +22709,10 @@
           <w:i/>
           <w:iCs/>
         </w:rPr>
-        <w:t xml:space="preserve">International Journal of Computer Science and Security (IJCSS)</w:t>
-      </w:r>
-      <w:r>
-        <w:t xml:space="preserve">, vol. 6, no. 3, pp. 168-187, 2012.</w:t>
-      </w:r>
-    </w:p>
-    <w:p>
-      <w:pPr>
-        <w:pStyle w:val="Compact"/>
-        <w:numPr>
-          <w:ilvl w:val="1"/>
-          <w:numId w:val="1069"/>
-        </w:numPr>
-      </w:pPr>
-      <w:r>
-        <w:t xml:space="preserve">[15] M. Douglas, K. Bailey, M. Leeney, and K. Curran,</w:t>
-      </w:r>
-      <w:r>
-        <w:t xml:space="preserve"> </w:t>
-      </w:r>
-      <w:r>
-        <w:t xml:space="preserve">“An overview of steganography techniques applied to the protection of biometric data,”</w:t>
-      </w:r>
-      <w:r>
-        <w:t xml:space="preserve"> </w:t>
-      </w:r>
-      <w:r>
-        <w:rPr>
-          <w:i/>
-          <w:iCs/>
-        </w:rPr>
-        <w:t xml:space="preserve">Multimedia Tools and Applications</w:t>
-      </w:r>
-      <w:r>
-        <w:t xml:space="preserve">, vol. 77, no. 13, pp. 17333-17373, 2018, doi: 10.1007/s11042-017-5308-3.</w:t>
+        <w:t xml:space="preserve">Proc. IEEE/CVF Conference on Computer Vision and Pattern Recognition (CVPR)</w:t>
+      </w:r>
+      <w:r>
+        <w:t xml:space="preserve">, Seattle, WA, USA, 2020, pp. 2117-2126.</w:t>
       </w:r>
     </w:p>
     <w:p>
@@ -22624,7 +22720,7 @@
         <w:pStyle w:val="Compact"/>
         <w:numPr>
           <w:ilvl w:val="0"/>
-          <w:numId w:val="1065"/>
+          <w:numId w:val="1066"/>
         </w:numPr>
       </w:pPr>
       <w:r>
@@ -22632,7 +22728,7 @@
           <w:b/>
           <w:bCs/>
         </w:rPr>
-        <w:t xml:space="preserve">Cài đặt Mã nguồn mở dùng để đối chiếu:</w:t>
+        <w:t xml:space="preserve">Tiêu chuẩn Kỹ thuật và Giao thức Quốc tế:</w:t>
       </w:r>
     </w:p>
     <w:p>
@@ -22644,19 +22740,19 @@
         </w:numPr>
       </w:pPr>
       <w:r>
-        <w:t xml:space="preserve">[16] wmbench contributors,</w:t>
-      </w:r>
-      <w:r>
-        <w:t xml:space="preserve"> </w:t>
-      </w:r>
-      <w:r>
-        <w:t xml:space="preserve">“wmbench: image watermarking benchmark,”</w:t>
-      </w:r>
-      <w:r>
-        <w:t xml:space="preserve"> </w:t>
-      </w:r>
-      <w:r>
-        <w:t xml:space="preserve">GitHub repository, 2026. [Online]. Available: https://github.com/alexandersolonsky/wmbench</w:t>
+        <w:t xml:space="preserve">[8] A. Rundgren, B. Jordan, and S. Erdtman,</w:t>
+      </w:r>
+      <w:r>
+        <w:t xml:space="preserve"> </w:t>
+      </w:r>
+      <w:r>
+        <w:t xml:space="preserve">“JSON Canonicalization Scheme (JCS),”</w:t>
+      </w:r>
+      <w:r>
+        <w:t xml:space="preserve"> </w:t>
+      </w:r>
+      <w:r>
+        <w:t xml:space="preserve">Internet Engineering Task Force (IETF), RFC 8785, June 2020. [Online]. Available: https://www.rfc-editor.org/rfc/rfc8785</w:t>
       </w:r>
     </w:p>
     <w:p>
@@ -22668,19 +22764,19 @@
         </w:numPr>
       </w:pPr>
       <w:r>
-        <w:t xml:space="preserve">[17] Adobe Research,</w:t>
-      </w:r>
-      <w:r>
-        <w:t xml:space="preserve"> </w:t>
-      </w:r>
-      <w:r>
-        <w:t xml:space="preserve">“TrustMark: Universal Watermarking for Arbitrary Resolution Images,”</w:t>
-      </w:r>
-      <w:r>
-        <w:t xml:space="preserve"> </w:t>
-      </w:r>
-      <w:r>
-        <w:t xml:space="preserve">GitHub repository, 2026. [Online]. Available: https://github.com/adobe/trustmark</w:t>
+        <w:t xml:space="preserve">[9] S. Josefsson and I. Liusvaara,</w:t>
+      </w:r>
+      <w:r>
+        <w:t xml:space="preserve"> </w:t>
+      </w:r>
+      <w:r>
+        <w:t xml:space="preserve">“Edwards-Curve Digital Signature Algorithm (EdDSA),”</w:t>
+      </w:r>
+      <w:r>
+        <w:t xml:space="preserve"> </w:t>
+      </w:r>
+      <w:r>
+        <w:t xml:space="preserve">Internet Engineering Task Force (IETF), RFC 8032, January 2017. [Online]. Available: https://www.rfc-editor.org/rfc/rfc8032</w:t>
       </w:r>
     </w:p>
     <w:p>
@@ -22692,19 +22788,19 @@
         </w:numPr>
       </w:pPr>
       <w:r>
-        <w:t xml:space="preserve">[18] T. Sander, P. Fernandez, A. Durmus, M. Douze, and T. Furon,</w:t>
-      </w:r>
-      <w:r>
-        <w:t xml:space="preserve"> </w:t>
-      </w:r>
-      <w:r>
-        <w:t xml:space="preserve">“Watermark Anything with Localized Messages,”</w:t>
-      </w:r>
-      <w:r>
-        <w:t xml:space="preserve"> </w:t>
-      </w:r>
-      <w:r>
-        <w:t xml:space="preserve">Meta AI Research, GitHub repository, 2025. [Online]. Available: https://github.com/facebookresearch/watermark-anything</w:t>
+        <w:t xml:space="preserve">[10] National Institute of Standards and Technology (NIST),</w:t>
+      </w:r>
+      <w:r>
+        <w:t xml:space="preserve"> </w:t>
+      </w:r>
+      <w:r>
+        <w:t xml:space="preserve">“Secure Hash Standard (SHS),”</w:t>
+      </w:r>
+      <w:r>
+        <w:t xml:space="preserve"> </w:t>
+      </w:r>
+      <w:r>
+        <w:t xml:space="preserve">Federal Information Processing Standards Publication (FIPS PUB) 180-4, August 2015.</w:t>
       </w:r>
     </w:p>
     <w:p>
@@ -22716,6 +22812,228 @@
         </w:numPr>
       </w:pPr>
       <w:r>
+        <w:t xml:space="preserve">[11] National Institute of Standards and Technology (NIST),</w:t>
+      </w:r>
+      <w:r>
+        <w:t xml:space="preserve"> </w:t>
+      </w:r>
+      <w:r>
+        <w:t xml:space="preserve">“The Keyed-Hash Message Authentication Code (HMAC),”</w:t>
+      </w:r>
+      <w:r>
+        <w:t xml:space="preserve"> </w:t>
+      </w:r>
+      <w:r>
+        <w:t xml:space="preserve">Federal Information Processing Standards Publication (FIPS PUB) 198-1, July 2008.</w:t>
+      </w:r>
+    </w:p>
+    <w:p>
+      <w:pPr>
+        <w:pStyle w:val="Compact"/>
+        <w:numPr>
+          <w:ilvl w:val="1"/>
+          <w:numId w:val="1070"/>
+        </w:numPr>
+      </w:pPr>
+      <w:r>
+        <w:t xml:space="preserve">[12] H. Krawczyk, M. Bellare, and R. Canetti,</w:t>
+      </w:r>
+      <w:r>
+        <w:t xml:space="preserve"> </w:t>
+      </w:r>
+      <w:r>
+        <w:t xml:space="preserve">“HMAC: Keyed-Hashing for Message Authentication,”</w:t>
+      </w:r>
+      <w:r>
+        <w:t xml:space="preserve"> </w:t>
+      </w:r>
+      <w:r>
+        <w:t xml:space="preserve">Internet Engineering Task Force (IETF), RFC 2104, February 1997. [Online]. Available: https://www.rfc-editor.org/rfc/rfc2104</w:t>
+      </w:r>
+    </w:p>
+    <w:p>
+      <w:pPr>
+        <w:pStyle w:val="Compact"/>
+        <w:numPr>
+          <w:ilvl w:val="1"/>
+          <w:numId w:val="1070"/>
+        </w:numPr>
+      </w:pPr>
+      <w:r>
+        <w:t xml:space="preserve">[13] National Institute of Standards and Technology (NIST),</w:t>
+      </w:r>
+      <w:r>
+        <w:t xml:space="preserve"> </w:t>
+      </w:r>
+      <w:r>
+        <w:t xml:space="preserve">“Implementation Guidance for FIPS 140-3 and the Cryptographic Module Verification Program,”</w:t>
+      </w:r>
+      <w:r>
+        <w:t xml:space="preserve"> </w:t>
+      </w:r>
+      <w:r>
+        <w:t xml:space="preserve">NIST CSRC, April 2026. [Online]. Available: https://csrc.nist.gov/projects/cryptographic-module-validation-program/fips-140-3-ig-announcements</w:t>
+      </w:r>
+    </w:p>
+    <w:p>
+      <w:pPr>
+        <w:pStyle w:val="Compact"/>
+        <w:numPr>
+          <w:ilvl w:val="1"/>
+          <w:numId w:val="1070"/>
+        </w:numPr>
+      </w:pPr>
+      <w:r>
+        <w:t xml:space="preserve">[14] N. Hamid, A. Yahya, R. B. Ahmad, and O. M. Al-Qershi,</w:t>
+      </w:r>
+      <w:r>
+        <w:t xml:space="preserve"> </w:t>
+      </w:r>
+      <w:r>
+        <w:t xml:space="preserve">“Image Steganography Techniques: An Overview,”</w:t>
+      </w:r>
+      <w:r>
+        <w:t xml:space="preserve"> </w:t>
+      </w:r>
+      <w:r>
+        <w:rPr>
+          <w:i/>
+          <w:iCs/>
+        </w:rPr>
+        <w:t xml:space="preserve">International Journal of Computer Science and Security (IJCSS)</w:t>
+      </w:r>
+      <w:r>
+        <w:t xml:space="preserve">, vol. 6, no. 3, pp. 168-187, 2012.</w:t>
+      </w:r>
+    </w:p>
+    <w:p>
+      <w:pPr>
+        <w:pStyle w:val="Compact"/>
+        <w:numPr>
+          <w:ilvl w:val="1"/>
+          <w:numId w:val="1070"/>
+        </w:numPr>
+      </w:pPr>
+      <w:r>
+        <w:t xml:space="preserve">[15] M. Douglas, K. Bailey, M. Leeney, and K. Curran,</w:t>
+      </w:r>
+      <w:r>
+        <w:t xml:space="preserve"> </w:t>
+      </w:r>
+      <w:r>
+        <w:t xml:space="preserve">“An overview of steganography techniques applied to the protection of biometric data,”</w:t>
+      </w:r>
+      <w:r>
+        <w:t xml:space="preserve"> </w:t>
+      </w:r>
+      <w:r>
+        <w:rPr>
+          <w:i/>
+          <w:iCs/>
+        </w:rPr>
+        <w:t xml:space="preserve">Multimedia Tools and Applications</w:t>
+      </w:r>
+      <w:r>
+        <w:t xml:space="preserve">, vol. 77, no. 13, pp. 17333-17373, 2018, doi: 10.1007/s11042-017-5308-3.</w:t>
+      </w:r>
+    </w:p>
+    <w:p>
+      <w:pPr>
+        <w:pStyle w:val="Compact"/>
+        <w:numPr>
+          <w:ilvl w:val="0"/>
+          <w:numId w:val="1066"/>
+        </w:numPr>
+      </w:pPr>
+      <w:r>
+        <w:rPr>
+          <w:b/>
+          <w:bCs/>
+        </w:rPr>
+        <w:t xml:space="preserve">Cài đặt Mã nguồn mở dùng để đối chiếu:</w:t>
+      </w:r>
+    </w:p>
+    <w:p>
+      <w:pPr>
+        <w:pStyle w:val="Compact"/>
+        <w:numPr>
+          <w:ilvl w:val="1"/>
+          <w:numId w:val="1071"/>
+        </w:numPr>
+      </w:pPr>
+      <w:r>
+        <w:t xml:space="preserve">[16] wmbench contributors,</w:t>
+      </w:r>
+      <w:r>
+        <w:t xml:space="preserve"> </w:t>
+      </w:r>
+      <w:r>
+        <w:t xml:space="preserve">“wmbench: image watermarking benchmark,”</w:t>
+      </w:r>
+      <w:r>
+        <w:t xml:space="preserve"> </w:t>
+      </w:r>
+      <w:r>
+        <w:t xml:space="preserve">GitHub repository, 2026. [Online]. Available: https://github.com/alexandersolonsky/wmbench</w:t>
+      </w:r>
+    </w:p>
+    <w:p>
+      <w:pPr>
+        <w:pStyle w:val="Compact"/>
+        <w:numPr>
+          <w:ilvl w:val="1"/>
+          <w:numId w:val="1071"/>
+        </w:numPr>
+      </w:pPr>
+      <w:r>
+        <w:t xml:space="preserve">[17] Adobe Research,</w:t>
+      </w:r>
+      <w:r>
+        <w:t xml:space="preserve"> </w:t>
+      </w:r>
+      <w:r>
+        <w:t xml:space="preserve">“TrustMark: Universal Watermarking for Arbitrary Resolution Images,”</w:t>
+      </w:r>
+      <w:r>
+        <w:t xml:space="preserve"> </w:t>
+      </w:r>
+      <w:r>
+        <w:t xml:space="preserve">GitHub repository, 2026. [Online]. Available: https://github.com/adobe/trustmark</w:t>
+      </w:r>
+    </w:p>
+    <w:p>
+      <w:pPr>
+        <w:pStyle w:val="Compact"/>
+        <w:numPr>
+          <w:ilvl w:val="1"/>
+          <w:numId w:val="1071"/>
+        </w:numPr>
+      </w:pPr>
+      <w:r>
+        <w:t xml:space="preserve">[18] T. Sander, P. Fernandez, A. Durmus, M. Douze, and T. Furon,</w:t>
+      </w:r>
+      <w:r>
+        <w:t xml:space="preserve"> </w:t>
+      </w:r>
+      <w:r>
+        <w:t xml:space="preserve">“Watermark Anything with Localized Messages,”</w:t>
+      </w:r>
+      <w:r>
+        <w:t xml:space="preserve"> </w:t>
+      </w:r>
+      <w:r>
+        <w:t xml:space="preserve">Meta AI Research, GitHub repository, 2025. [Online]. Available: https://github.com/facebookresearch/watermark-anything</w:t>
+      </w:r>
+    </w:p>
+    <w:p>
+      <w:pPr>
+        <w:pStyle w:val="Compact"/>
+        <w:numPr>
+          <w:ilvl w:val="1"/>
+          <w:numId w:val="1071"/>
+        </w:numPr>
+      </w:pPr>
+      <w:r>
         <w:t xml:space="preserve">[19] Guo Fei,</w:t>
       </w:r>
       <w:r>
@@ -22732,12 +23050,84 @@
       </w:r>
     </w:p>
     <w:p>
+      <w:pPr>
+        <w:pStyle w:val="Compact"/>
+        <w:numPr>
+          <w:ilvl w:val="1"/>
+          <w:numId w:val="1071"/>
+        </w:numPr>
+      </w:pPr>
+      <w:r>
+        <w:t xml:space="preserve">[20] gslxr,</w:t>
+      </w:r>
+      <w:r>
+        <w:t xml:space="preserve"> </w:t>
+      </w:r>
+      <w:r>
+        <w:t xml:space="preserve">“Screen-Shooting-Resilient-Document-Image-Watermarking,”</w:t>
+      </w:r>
+      <w:r>
+        <w:t xml:space="preserve"> </w:t>
+      </w:r>
+      <w:r>
+        <w:t xml:space="preserve">GitHub repository. [Online]. Available: https://github.com/gslxr/Screen-Shooting-Resilient-Document-Image-Watermarking</w:t>
+      </w:r>
+    </w:p>
+    <w:p>
+      <w:pPr>
+        <w:pStyle w:val="Compact"/>
+        <w:numPr>
+          <w:ilvl w:val="1"/>
+          <w:numId w:val="1071"/>
+        </w:numPr>
+      </w:pPr>
+      <w:r>
+        <w:t xml:space="preserve">[21] H. Fang, W. Zhang, H. Zhou, H. Cui and N. Yu,</w:t>
+      </w:r>
+      <w:r>
+        <w:t xml:space="preserve"> </w:t>
+      </w:r>
+      <w:r>
+        <w:t xml:space="preserve">“Screen-shooting resilient watermarking,”</w:t>
+      </w:r>
+      <w:r>
+        <w:t xml:space="preserve"> </w:t>
+      </w:r>
+      <w:r>
+        <w:t xml:space="preserve">IEEE Transactions on Information Forensics and Security, vol. 14, no. 6, pp. 1403-1418, 2019. Mã nguồn: https://github.com/FangHanNUS/Screen-Shooting-Resilient-Watermarking</w:t>
+      </w:r>
+    </w:p>
+    <w:p>
+      <w:pPr>
+        <w:pStyle w:val="Compact"/>
+        <w:numPr>
+          <w:ilvl w:val="1"/>
+          <w:numId w:val="1071"/>
+        </w:numPr>
+      </w:pPr>
+      <w:r>
+        <w:t xml:space="preserve">[22] ShieldMnt,</w:t>
+      </w:r>
+      <w:r>
+        <w:t xml:space="preserve"> </w:t>
+      </w:r>
+      <w:r>
+        <w:t xml:space="preserve">“invisible-watermark: python library for invisible image watermark,”</w:t>
+      </w:r>
+      <w:r>
+        <w:t xml:space="preserve"> </w:t>
+      </w:r>
+      <w:r>
+        <w:t xml:space="preserve">GitHub repository. [Online]. Available: https://github.com/ShieldMnt/invisible-watermark</w:t>
+      </w:r>
+    </w:p>
+    <w:p>
       <w:r>
         <w:br w:type="page"/>
       </w:r>
     </w:p>
-    <w:bookmarkEnd w:id="107"/>
-    <w:bookmarkStart w:id="108" w:name="X8c9d602fdee431516a1a95beedefebdd94fb169"/>
+    <w:bookmarkEnd w:id="112"/>
+    <w:bookmarkStart w:id="113" w:name="X8c9d602fdee431516a1a95beedefebdd94fb169"/>
     <w:p>
       <w:pPr>
         <w:pStyle w:val="Heading1"/>
@@ -25639,7 +26029,7 @@
         <w:t xml:space="preserve">Chính thức phê duyệt bàn giao cho thành viên thực hiện Slide Thuyết trình (PPTX) và Báo cáo Thuyết minh.</w:t>
       </w:r>
     </w:p>
-    <w:bookmarkEnd w:id="108"/>
+    <w:bookmarkEnd w:id="113"/>
     <w:sectPr>
       <w:pgSz w:w="11906" w:h="16838"/>
       <w:pgMar w:bottom="1701" w:footer="708" w:gutter="0" w:header="708" w:left="1984" w:right="1134" w:top="1984"/>
@@ -26794,15 +27184,6 @@
     <w:abstractNumId w:val="991"/>
   </w:num>
   <w:num w:numId="1063">
-    <w:abstractNumId w:val="991"/>
-  </w:num>
-  <w:num w:numId="1064">
-    <w:abstractNumId w:val="991"/>
-  </w:num>
-  <w:num w:numId="1065">
-    <w:abstractNumId w:val="991"/>
-  </w:num>
-  <w:num w:numId="1066">
     <w:abstractNumId w:val="99411"/>
     <w:lvlOverride w:ilvl="0">
       <w:startOverride w:val="1"/>
@@ -26832,7 +27213,46 @@
       <w:startOverride w:val="1"/>
     </w:lvlOverride>
   </w:num>
+  <w:num w:numId="1064">
+    <w:abstractNumId w:val="991"/>
+  </w:num>
+  <w:num w:numId="1065">
+    <w:abstractNumId w:val="991"/>
+  </w:num>
+  <w:num w:numId="1066">
+    <w:abstractNumId w:val="991"/>
+  </w:num>
   <w:num w:numId="1067">
+    <w:abstractNumId w:val="99411"/>
+    <w:lvlOverride w:ilvl="0">
+      <w:startOverride w:val="1"/>
+    </w:lvlOverride>
+    <w:lvlOverride w:ilvl="1">
+      <w:startOverride w:val="1"/>
+    </w:lvlOverride>
+    <w:lvlOverride w:ilvl="2">
+      <w:startOverride w:val="1"/>
+    </w:lvlOverride>
+    <w:lvlOverride w:ilvl="3">
+      <w:startOverride w:val="1"/>
+    </w:lvlOverride>
+    <w:lvlOverride w:ilvl="4">
+      <w:startOverride w:val="1"/>
+    </w:lvlOverride>
+    <w:lvlOverride w:ilvl="5">
+      <w:startOverride w:val="1"/>
+    </w:lvlOverride>
+    <w:lvlOverride w:ilvl="6">
+      <w:startOverride w:val="1"/>
+    </w:lvlOverride>
+    <w:lvlOverride w:ilvl="7">
+      <w:startOverride w:val="1"/>
+    </w:lvlOverride>
+    <w:lvlOverride w:ilvl="8">
+      <w:startOverride w:val="1"/>
+    </w:lvlOverride>
+  </w:num>
+  <w:num w:numId="1068">
     <w:abstractNumId w:val="99413"/>
     <w:lvlOverride w:ilvl="0">
       <w:startOverride w:val="3"/>
@@ -26862,7 +27282,7 @@
       <w:startOverride w:val="3"/>
     </w:lvlOverride>
   </w:num>
-  <w:num w:numId="1068">
+  <w:num w:numId="1069">
     <w:abstractNumId w:val="99415"/>
     <w:lvlOverride w:ilvl="0">
       <w:startOverride w:val="5"/>
@@ -26892,7 +27312,7 @@
       <w:startOverride w:val="5"/>
     </w:lvlOverride>
   </w:num>
-  <w:num w:numId="1069">
+  <w:num w:numId="1070">
     <w:abstractNumId w:val="99418"/>
     <w:lvlOverride w:ilvl="0">
       <w:startOverride w:val="8"/>
@@ -26922,7 +27342,7 @@
       <w:startOverride w:val="8"/>
     </w:lvlOverride>
   </w:num>
-  <w:num w:numId="1070">
+  <w:num w:numId="1071">
     <w:abstractNumId w:val="994116"/>
     <w:lvlOverride w:ilvl="0">
       <w:startOverride w:val="16"/>

--- a/docs/project/Nhom9_TruyVetToanVenVanBan.docx
+++ b/docs/project/Nhom9_TruyVetToanVenVanBan.docx
@@ -9579,7 +9579,7 @@
     <w:bookmarkEnd w:id="42"/>
     <w:bookmarkEnd w:id="43"/>
     <w:bookmarkEnd w:id="44"/>
-    <w:bookmarkStart w:id="110" w:name="Xb297e3692f84b61040461c0c6cd6e5cda68fdf8"/>
+    <w:bookmarkStart w:id="112" w:name="Xb297e3692f84b61040461c0c6cd6e5cda68fdf8"/>
     <w:p>
       <w:pPr>
         <w:pStyle w:val="Heading1"/>
@@ -19253,7 +19253,7 @@
     <w:bookmarkEnd w:id="72"/>
     <w:bookmarkEnd w:id="73"/>
     <w:bookmarkEnd w:id="74"/>
-    <w:bookmarkStart w:id="87" w:name="Xd10a6691ac2b0db7535ed8552e88863d8a3547c"/>
+    <w:bookmarkStart w:id="89" w:name="Xd10a6691ac2b0db7535ed8552e88863d8a3547c"/>
     <w:p>
       <w:pPr>
         <w:pStyle w:val="Heading2"/>
@@ -21245,13 +21245,13 @@
       </w:r>
     </w:p>
     <w:bookmarkEnd w:id="78"/>
-    <w:bookmarkStart w:id="83" w:name="Xcba741b7d15d7c2a6d0fd21f4824de4303624e5"/>
+    <w:bookmarkStart w:id="80" w:name="Xf3d144415faa77be33665c88b2f327f1e829c17"/>
     <w:p>
       <w:pPr>
         <w:pStyle w:val="Heading3"/>
       </w:pPr>
       <w:r>
-        <w:t xml:space="preserve">4.3.4. b. Đối chiếu ba công trình mã nguồn mở về đúng bài toán trang văn bản</w:t>
+        <w:t xml:space="preserve">4.3.4. b. Quét toàn bộ lưới ứng viên: hồ sơ đang chạy là hồ sơ yếu nhất</w:t>
       </w:r>
     </w:p>
     <w:p>
@@ -21269,24 +21269,7 @@
         <w:t xml:space="preserve"> </w:t>
       </w:r>
       <w:r>
-        <w:t xml:space="preserve">(đọc mã nguồn) Sau khi xác định được nút thắt là vật mang trang văn bản, nhóm tải về và đọc mã của ba công trình công khai giải đúng lớp bài toán này, thay vì chỉ đọc tóm tắt bài báo.</w:t>
-      </w:r>
-    </w:p>
-    <w:bookmarkStart w:id="79" w:name="X688838cb799453fdebcac4e464dd148530bc8ec"/>
-    <w:p>
-      <w:pPr>
-        <w:pStyle w:val="Heading4"/>
-      </w:pPr>
-      <w:r>
-        <w:t xml:space="preserve">4.3.4.1. Công trình 1: thủy vân ảnh trang văn bản chống chụp màn hình [20]</w:t>
-      </w:r>
-    </w:p>
-    <w:p>
-      <w:pPr>
-        <w:pStyle w:val="FirstParagraph"/>
-      </w:pPr>
-      <w:r>
-        <w:t xml:space="preserve">Đây là công trình gần bài toán của nhóm nhất, vì đối tượng của nó đúng là ảnh trang tài liệu. Cách làm là học sâu kiểu StegaStamp: một bộ mã hoá và một bộ giải mã cùng huấn luyện, ở giữa là một tầng biến dạng khả vi gồm làm mờ, nhiễu, đổi tương phản, đổi độ sáng, đổi sắc độ và nén JPEG khả vi tới chất lượng 50. Ô làm việc 400 x 400 điểm ảnh, tải trọng 100 bit.</w:t>
+        <w:t xml:space="preserve">Sau khi xác định nút thắt là vật mang, nhóm quét toàn bộ lưới 16 ứng viên của hợp đồng tham số V2 trên một trang chữ dày đặt ở đúng khung chuẩn, đo bằng chính bộ giải mã của dịch vụ.</w:t>
       </w:r>
     </w:p>
     <w:p>
@@ -21294,148 +21277,1034 @@
         <w:pStyle w:val="BodyText"/>
       </w:pPr>
       <w:r>
-        <w:t xml:space="preserve">Chi tiết đáng giá nhất không nằm ở kiến trúc mạng mà nằm ở một dòng trong hàm mất mát:</w:t>
-      </w:r>
-    </w:p>
-    <w:p>
-      <w:pPr>
-        <w:pStyle w:val="SourceCode"/>
-      </w:pPr>
-      <w:r>
-        <w:rPr>
-          <w:rStyle w:val="VerbatimChar"/>
-        </w:rPr>
-        <w:t xml:space="preserve">text_diff_op = im_rgb_diff * (1.0 - image_input)</w:t>
-      </w:r>
-    </w:p>
-    <w:p>
-      <w:pPr>
-        <w:pStyle w:val="FirstParagraph"/>
-      </w:pPr>
-      <w:r>
-        <w:t xml:space="preserve">Trên ảnh trang tài liệu, nét chữ có giá trị điểm ảnh thấp còn nền trắng có giá trị gần 1. Nhân sai lệch với</w:t>
-      </w:r>
-      <w:r>
-        <w:t xml:space="preserve"> </w:t>
-      </w:r>
-      <w:r>
-        <w:rPr>
-          <w:rStyle w:val="VerbatimChar"/>
-        </w:rPr>
-        <w:t xml:space="preserve">1.0 - image_input</w:t>
-      </w:r>
-      <w:r>
-        <w:t xml:space="preserve"> </w:t>
-      </w:r>
-      <w:r>
-        <w:t xml:space="preserve">nghĩa là phạt nặng những thay đổi rơi trúng nét chữ và gần như không phạt thay đổi trên nền. Nói cách khác, mô hình bị ép đẩy năng lượng thủy vân ra vùng nền thay vì lên nét chữ. Một biến thể thứ hai trong cùng kho mã đảo dấu lại để thử hướng ngược lại, cho thấy chính nhóm tác giả coi đây là lựa chọn thiết kế trung tâm.</w:t>
-      </w:r>
-    </w:p>
+        <w:t xml:space="preserve">Tám ứng viên dùng ô 512 điểm ảnh bị loại ngay từ khâu nhúng: khung chuẩn 1152 x 2304 chỉ chứa được 8 ô không chồng lấn trong khi hồ sơ đòi 18. Nói cách khác, một nửa lưới ứng viên không dùng được trên chính khung mà hệ thống đang chạy. Tám ứng viên còn lại dùng ô 384 điểm ảnh:</w:t>
+      </w:r>
+    </w:p>
+    <w:tbl>
+      <w:tblPr>
+        <w:tblStyle w:val="Table"/>
+        <w:tblW w:type="pct" w:w="5000"/>
+        <w:tblLayout w:type="fixed"/>
+        <w:tblLook w:firstRow="1" w:lastRow="0" w:firstColumn="0" w:lastColumn="0" w:noHBand="0" w:noVBand="0" w:val="0020"/>
+      </w:tblPr>
+      <w:tblGrid>
+        <w:gridCol w:w="1092"/>
+        <w:gridCol w:w="1092"/>
+        <w:gridCol w:w="1092"/>
+        <w:gridCol w:w="1092"/>
+        <w:gridCol w:w="1092"/>
+        <w:gridCol w:w="819"/>
+        <w:gridCol w:w="819"/>
+        <w:gridCol w:w="819"/>
+      </w:tblGrid>
+      <w:tr>
+        <w:trPr>
+          <w:tblHeader w:val="on"/>
+        </w:trPr>
+        <w:tc>
+          <w:tcPr/>
+          <w:p>
+            <w:pPr>
+              <w:pStyle w:val="Compact"/>
+              <w:spacing w:before="40" w:after="40" w:line="240" w:lineRule="auto"/>
+              <w:jc w:val="left"/>
+            </w:pPr>
+            <w:r>
+              <w:t xml:space="preserve">#</w:t>
+            </w:r>
+          </w:p>
+        </w:tc>
+        <w:tc>
+          <w:tcPr/>
+          <w:p>
+            <w:pPr>
+              <w:pStyle w:val="Compact"/>
+              <w:spacing w:before="40" w:after="40" w:line="240" w:lineRule="auto"/>
+              <w:jc w:val="left"/>
+            </w:pPr>
+            <w:r>
+              <w:t xml:space="preserve">qim</w:t>
+            </w:r>
+          </w:p>
+        </w:tc>
+        <w:tc>
+          <w:tcPr/>
+          <w:p>
+            <w:pPr>
+              <w:pStyle w:val="Compact"/>
+              <w:spacing w:before="40" w:after="40" w:line="240" w:lineRule="auto"/>
+              <w:jc w:val="left"/>
+            </w:pPr>
+            <w:r>
+              <w:t xml:space="preserve">pilot</w:t>
+            </w:r>
+          </w:p>
+        </w:tc>
+        <w:tc>
+          <w:tcPr/>
+          <w:p>
+            <w:pPr>
+              <w:pStyle w:val="Compact"/>
+              <w:spacing w:before="40" w:after="40" w:line="240" w:lineRule="auto"/>
+              <w:jc w:val="left"/>
+            </w:pPr>
+            <w:r>
+              <w:t xml:space="preserve">lặp</w:t>
+            </w:r>
+          </w:p>
+        </w:tc>
+        <w:tc>
+          <w:tcPr/>
+          <w:p>
+            <w:pPr>
+              <w:pStyle w:val="Compact"/>
+              <w:spacing w:before="40" w:after="40" w:line="240" w:lineRule="auto"/>
+              <w:jc w:val="left"/>
+            </w:pPr>
+            <w:r>
+              <w:t xml:space="preserve">PSNR</w:t>
+            </w:r>
+          </w:p>
+        </w:tc>
+        <w:tc>
+          <w:tcPr/>
+          <w:p>
+            <w:pPr>
+              <w:pStyle w:val="Compact"/>
+              <w:spacing w:before="40" w:after="40" w:line="240" w:lineRule="auto"/>
+              <w:jc w:val="left"/>
+            </w:pPr>
+            <w:r>
+              <w:t xml:space="preserve">Không tấn công</w:t>
+            </w:r>
+          </w:p>
+        </w:tc>
+        <w:tc>
+          <w:tcPr/>
+          <w:p>
+            <w:pPr>
+              <w:pStyle w:val="Compact"/>
+              <w:spacing w:before="40" w:after="40" w:line="240" w:lineRule="auto"/>
+              <w:jc w:val="left"/>
+            </w:pPr>
+            <w:r>
+              <w:t xml:space="preserve">Chụp màn hình</w:t>
+            </w:r>
+          </w:p>
+        </w:tc>
+        <w:tc>
+          <w:tcPr/>
+          <w:p>
+            <w:pPr>
+              <w:pStyle w:val="Compact"/>
+              <w:spacing w:before="40" w:after="40" w:line="240" w:lineRule="auto"/>
+              <w:jc w:val="left"/>
+            </w:pPr>
+            <w:r>
+              <w:t xml:space="preserve">Nén JPEG 70</w:t>
+            </w:r>
+          </w:p>
+        </w:tc>
+      </w:tr>
+      <w:tr>
+        <w:tc>
+          <w:tcPr/>
+          <w:p>
+            <w:pPr>
+              <w:pStyle w:val="Compact"/>
+              <w:spacing w:before="40" w:after="40" w:line="240" w:lineRule="auto"/>
+              <w:jc w:val="left"/>
+            </w:pPr>
+            <w:r>
+              <w:rPr>
+                <w:b/>
+                <w:bCs/>
+              </w:rPr>
+              <w:t xml:space="preserve">0</w:t>
+            </w:r>
+          </w:p>
+        </w:tc>
+        <w:tc>
+          <w:tcPr/>
+          <w:p>
+            <w:pPr>
+              <w:pStyle w:val="Compact"/>
+              <w:spacing w:before="40" w:after="40" w:line="240" w:lineRule="auto"/>
+              <w:jc w:val="left"/>
+            </w:pPr>
+            <w:r>
+              <w:t xml:space="preserve">24</w:t>
+            </w:r>
+          </w:p>
+        </w:tc>
+        <w:tc>
+          <w:tcPr/>
+          <w:p>
+            <w:pPr>
+              <w:pStyle w:val="Compact"/>
+              <w:spacing w:before="40" w:after="40" w:line="240" w:lineRule="auto"/>
+              <w:jc w:val="left"/>
+            </w:pPr>
+            <w:r>
+              <w:t xml:space="preserve">1.5</w:t>
+            </w:r>
+          </w:p>
+        </w:tc>
+        <w:tc>
+          <w:tcPr/>
+          <w:p>
+            <w:pPr>
+              <w:pStyle w:val="Compact"/>
+              <w:spacing w:before="40" w:after="40" w:line="240" w:lineRule="auto"/>
+              <w:jc w:val="left"/>
+            </w:pPr>
+            <w:r>
+              <w:t xml:space="preserve">3</w:t>
+            </w:r>
+          </w:p>
+        </w:tc>
+        <w:tc>
+          <w:tcPr/>
+          <w:p>
+            <w:pPr>
+              <w:pStyle w:val="Compact"/>
+              <w:spacing w:before="40" w:after="40" w:line="240" w:lineRule="auto"/>
+              <w:jc w:val="left"/>
+            </w:pPr>
+            <w:r>
+              <w:t xml:space="preserve">44.09</w:t>
+            </w:r>
+          </w:p>
+        </w:tc>
+        <w:tc>
+          <w:tcPr/>
+          <w:p>
+            <w:pPr>
+              <w:pStyle w:val="Compact"/>
+              <w:spacing w:before="40" w:after="40" w:line="240" w:lineRule="auto"/>
+              <w:jc w:val="left"/>
+            </w:pPr>
+            <w:r>
+              <w:rPr>
+                <w:b/>
+                <w:bCs/>
+              </w:rPr>
+              <w:t xml:space="preserve">mất đồng bộ</w:t>
+            </w:r>
+          </w:p>
+        </w:tc>
+        <w:tc>
+          <w:tcPr/>
+          <w:p>
+            <w:pPr>
+              <w:pStyle w:val="Compact"/>
+              <w:spacing w:before="40" w:after="40" w:line="240" w:lineRule="auto"/>
+              <w:jc w:val="left"/>
+            </w:pPr>
+            <w:r>
+              <w:t xml:space="preserve">mất đồng bộ</w:t>
+            </w:r>
+          </w:p>
+        </w:tc>
+        <w:tc>
+          <w:tcPr/>
+          <w:p>
+            <w:pPr>
+              <w:pStyle w:val="Compact"/>
+              <w:spacing w:before="40" w:after="40" w:line="240" w:lineRule="auto"/>
+              <w:jc w:val="left"/>
+            </w:pPr>
+            <w:r>
+              <w:t xml:space="preserve">mất đồng bộ</w:t>
+            </w:r>
+          </w:p>
+        </w:tc>
+      </w:tr>
+      <w:tr>
+        <w:tc>
+          <w:tcPr/>
+          <w:p>
+            <w:pPr>
+              <w:pStyle w:val="Compact"/>
+              <w:spacing w:before="40" w:after="40" w:line="240" w:lineRule="auto"/>
+              <w:jc w:val="left"/>
+            </w:pPr>
+            <w:r>
+              <w:t xml:space="preserve">1</w:t>
+            </w:r>
+          </w:p>
+        </w:tc>
+        <w:tc>
+          <w:tcPr/>
+          <w:p>
+            <w:pPr>
+              <w:pStyle w:val="Compact"/>
+              <w:spacing w:before="40" w:after="40" w:line="240" w:lineRule="auto"/>
+              <w:jc w:val="left"/>
+            </w:pPr>
+            <w:r>
+              <w:t xml:space="preserve">24</w:t>
+            </w:r>
+          </w:p>
+        </w:tc>
+        <w:tc>
+          <w:tcPr/>
+          <w:p>
+            <w:pPr>
+              <w:pStyle w:val="Compact"/>
+              <w:spacing w:before="40" w:after="40" w:line="240" w:lineRule="auto"/>
+              <w:jc w:val="left"/>
+            </w:pPr>
+            <w:r>
+              <w:t xml:space="preserve">1.5</w:t>
+            </w:r>
+          </w:p>
+        </w:tc>
+        <w:tc>
+          <w:tcPr/>
+          <w:p>
+            <w:pPr>
+              <w:pStyle w:val="Compact"/>
+              <w:spacing w:before="40" w:after="40" w:line="240" w:lineRule="auto"/>
+              <w:jc w:val="left"/>
+            </w:pPr>
+            <w:r>
+              <w:t xml:space="preserve">5</w:t>
+            </w:r>
+          </w:p>
+        </w:tc>
+        <w:tc>
+          <w:tcPr/>
+          <w:p>
+            <w:pPr>
+              <w:pStyle w:val="Compact"/>
+              <w:spacing w:before="40" w:after="40" w:line="240" w:lineRule="auto"/>
+              <w:jc w:val="left"/>
+            </w:pPr>
+            <w:r>
+              <w:t xml:space="preserve">43.97</w:t>
+            </w:r>
+          </w:p>
+        </w:tc>
+        <w:tc>
+          <w:tcPr/>
+          <w:p>
+            <w:pPr>
+              <w:pStyle w:val="Compact"/>
+              <w:spacing w:before="40" w:after="40" w:line="240" w:lineRule="auto"/>
+              <w:jc w:val="left"/>
+            </w:pPr>
+            <w:r>
+              <w:t xml:space="preserve">giải được</w:t>
+            </w:r>
+          </w:p>
+        </w:tc>
+        <w:tc>
+          <w:tcPr/>
+          <w:p>
+            <w:pPr>
+              <w:pStyle w:val="Compact"/>
+              <w:spacing w:before="40" w:after="40" w:line="240" w:lineRule="auto"/>
+              <w:jc w:val="left"/>
+            </w:pPr>
+            <w:r>
+              <w:t xml:space="preserve">một phần</w:t>
+            </w:r>
+          </w:p>
+        </w:tc>
+        <w:tc>
+          <w:tcPr/>
+          <w:p>
+            <w:pPr>
+              <w:pStyle w:val="Compact"/>
+              <w:spacing w:before="40" w:after="40" w:line="240" w:lineRule="auto"/>
+              <w:jc w:val="left"/>
+            </w:pPr>
+            <w:r>
+              <w:t xml:space="preserve">mất đồng bộ</w:t>
+            </w:r>
+          </w:p>
+        </w:tc>
+      </w:tr>
+      <w:tr>
+        <w:tc>
+          <w:tcPr/>
+          <w:p>
+            <w:pPr>
+              <w:pStyle w:val="Compact"/>
+              <w:spacing w:before="40" w:after="40" w:line="240" w:lineRule="auto"/>
+              <w:jc w:val="left"/>
+            </w:pPr>
+            <w:r>
+              <w:rPr>
+                <w:b/>
+                <w:bCs/>
+              </w:rPr>
+              <w:t xml:space="preserve">4</w:t>
+            </w:r>
+          </w:p>
+        </w:tc>
+        <w:tc>
+          <w:tcPr/>
+          <w:p>
+            <w:pPr>
+              <w:pStyle w:val="Compact"/>
+              <w:spacing w:before="40" w:after="40" w:line="240" w:lineRule="auto"/>
+              <w:jc w:val="left"/>
+            </w:pPr>
+            <w:r>
+              <w:t xml:space="preserve">32</w:t>
+            </w:r>
+          </w:p>
+        </w:tc>
+        <w:tc>
+          <w:tcPr/>
+          <w:p>
+            <w:pPr>
+              <w:pStyle w:val="Compact"/>
+              <w:spacing w:before="40" w:after="40" w:line="240" w:lineRule="auto"/>
+              <w:jc w:val="left"/>
+            </w:pPr>
+            <w:r>
+              <w:t xml:space="preserve">2.0</w:t>
+            </w:r>
+          </w:p>
+        </w:tc>
+        <w:tc>
+          <w:tcPr/>
+          <w:p>
+            <w:pPr>
+              <w:pStyle w:val="Compact"/>
+              <w:spacing w:before="40" w:after="40" w:line="240" w:lineRule="auto"/>
+              <w:jc w:val="left"/>
+            </w:pPr>
+            <w:r>
+              <w:t xml:space="preserve">3</w:t>
+            </w:r>
+          </w:p>
+        </w:tc>
+        <w:tc>
+          <w:tcPr/>
+          <w:p>
+            <w:pPr>
+              <w:pStyle w:val="Compact"/>
+              <w:spacing w:before="40" w:after="40" w:line="240" w:lineRule="auto"/>
+              <w:jc w:val="left"/>
+            </w:pPr>
+            <w:r>
+              <w:t xml:space="preserve">42.02</w:t>
+            </w:r>
+          </w:p>
+        </w:tc>
+        <w:tc>
+          <w:tcPr/>
+          <w:p>
+            <w:pPr>
+              <w:pStyle w:val="Compact"/>
+              <w:spacing w:before="40" w:after="40" w:line="240" w:lineRule="auto"/>
+              <w:jc w:val="left"/>
+            </w:pPr>
+            <w:r>
+              <w:rPr>
+                <w:b/>
+                <w:bCs/>
+              </w:rPr>
+              <w:t xml:space="preserve">giải được</w:t>
+            </w:r>
+          </w:p>
+        </w:tc>
+        <w:tc>
+          <w:tcPr/>
+          <w:p>
+            <w:pPr>
+              <w:pStyle w:val="Compact"/>
+              <w:spacing w:before="40" w:after="40" w:line="240" w:lineRule="auto"/>
+              <w:jc w:val="left"/>
+            </w:pPr>
+            <w:r>
+              <w:t xml:space="preserve">không thấy payload</w:t>
+            </w:r>
+          </w:p>
+        </w:tc>
+        <w:tc>
+          <w:tcPr/>
+          <w:p>
+            <w:pPr>
+              <w:pStyle w:val="Compact"/>
+              <w:spacing w:before="40" w:after="40" w:line="240" w:lineRule="auto"/>
+              <w:jc w:val="left"/>
+            </w:pPr>
+            <w:r>
+              <w:rPr>
+                <w:b/>
+                <w:bCs/>
+              </w:rPr>
+              <w:t xml:space="preserve">giải được</w:t>
+            </w:r>
+          </w:p>
+        </w:tc>
+      </w:tr>
+      <w:tr>
+        <w:tc>
+          <w:tcPr/>
+          <w:p>
+            <w:pPr>
+              <w:pStyle w:val="Compact"/>
+              <w:spacing w:before="40" w:after="40" w:line="240" w:lineRule="auto"/>
+              <w:jc w:val="left"/>
+            </w:pPr>
+            <w:r>
+              <w:t xml:space="preserve">5</w:t>
+            </w:r>
+          </w:p>
+        </w:tc>
+        <w:tc>
+          <w:tcPr/>
+          <w:p>
+            <w:pPr>
+              <w:pStyle w:val="Compact"/>
+              <w:spacing w:before="40" w:after="40" w:line="240" w:lineRule="auto"/>
+              <w:jc w:val="left"/>
+            </w:pPr>
+            <w:r>
+              <w:t xml:space="preserve">32</w:t>
+            </w:r>
+          </w:p>
+        </w:tc>
+        <w:tc>
+          <w:tcPr/>
+          <w:p>
+            <w:pPr>
+              <w:pStyle w:val="Compact"/>
+              <w:spacing w:before="40" w:after="40" w:line="240" w:lineRule="auto"/>
+              <w:jc w:val="left"/>
+            </w:pPr>
+            <w:r>
+              <w:t xml:space="preserve">2.0</w:t>
+            </w:r>
+          </w:p>
+        </w:tc>
+        <w:tc>
+          <w:tcPr/>
+          <w:p>
+            <w:pPr>
+              <w:pStyle w:val="Compact"/>
+              <w:spacing w:before="40" w:after="40" w:line="240" w:lineRule="auto"/>
+              <w:jc w:val="left"/>
+            </w:pPr>
+            <w:r>
+              <w:t xml:space="preserve">5</w:t>
+            </w:r>
+          </w:p>
+        </w:tc>
+        <w:tc>
+          <w:tcPr/>
+          <w:p>
+            <w:pPr>
+              <w:pStyle w:val="Compact"/>
+              <w:spacing w:before="40" w:after="40" w:line="240" w:lineRule="auto"/>
+              <w:jc w:val="left"/>
+            </w:pPr>
+            <w:r>
+              <w:t xml:space="preserve">41.88</w:t>
+            </w:r>
+          </w:p>
+        </w:tc>
+        <w:tc>
+          <w:tcPr/>
+          <w:p>
+            <w:pPr>
+              <w:pStyle w:val="Compact"/>
+              <w:spacing w:before="40" w:after="40" w:line="240" w:lineRule="auto"/>
+              <w:jc w:val="left"/>
+            </w:pPr>
+            <w:r>
+              <w:t xml:space="preserve">giải được</w:t>
+            </w:r>
+          </w:p>
+        </w:tc>
+        <w:tc>
+          <w:tcPr/>
+          <w:p>
+            <w:pPr>
+              <w:pStyle w:val="Compact"/>
+              <w:spacing w:before="40" w:after="40" w:line="240" w:lineRule="auto"/>
+              <w:jc w:val="left"/>
+            </w:pPr>
+            <w:r>
+              <w:t xml:space="preserve">không thấy payload</w:t>
+            </w:r>
+          </w:p>
+        </w:tc>
+        <w:tc>
+          <w:tcPr/>
+          <w:p>
+            <w:pPr>
+              <w:pStyle w:val="Compact"/>
+              <w:spacing w:before="40" w:after="40" w:line="240" w:lineRule="auto"/>
+              <w:jc w:val="left"/>
+            </w:pPr>
+            <w:r>
+              <w:t xml:space="preserve">giải được</w:t>
+            </w:r>
+          </w:p>
+        </w:tc>
+      </w:tr>
+      <w:tr>
+        <w:tc>
+          <w:tcPr/>
+          <w:p>
+            <w:pPr>
+              <w:pStyle w:val="Compact"/>
+              <w:spacing w:before="40" w:after="40" w:line="240" w:lineRule="auto"/>
+              <w:jc w:val="left"/>
+            </w:pPr>
+            <w:r>
+              <w:t xml:space="preserve">8</w:t>
+            </w:r>
+          </w:p>
+        </w:tc>
+        <w:tc>
+          <w:tcPr/>
+          <w:p>
+            <w:pPr>
+              <w:pStyle w:val="Compact"/>
+              <w:spacing w:before="40" w:after="40" w:line="240" w:lineRule="auto"/>
+              <w:jc w:val="left"/>
+            </w:pPr>
+            <w:r>
+              <w:t xml:space="preserve">48</w:t>
+            </w:r>
+          </w:p>
+        </w:tc>
+        <w:tc>
+          <w:tcPr/>
+          <w:p>
+            <w:pPr>
+              <w:pStyle w:val="Compact"/>
+              <w:spacing w:before="40" w:after="40" w:line="240" w:lineRule="auto"/>
+              <w:jc w:val="left"/>
+            </w:pPr>
+            <w:r>
+              <w:t xml:space="preserve">3.0</w:t>
+            </w:r>
+          </w:p>
+        </w:tc>
+        <w:tc>
+          <w:tcPr/>
+          <w:p>
+            <w:pPr>
+              <w:pStyle w:val="Compact"/>
+              <w:spacing w:before="40" w:after="40" w:line="240" w:lineRule="auto"/>
+              <w:jc w:val="left"/>
+            </w:pPr>
+            <w:r>
+              <w:t xml:space="preserve">3</w:t>
+            </w:r>
+          </w:p>
+        </w:tc>
+        <w:tc>
+          <w:tcPr/>
+          <w:p>
+            <w:pPr>
+              <w:pStyle w:val="Compact"/>
+              <w:spacing w:before="40" w:after="40" w:line="240" w:lineRule="auto"/>
+              <w:jc w:val="left"/>
+            </w:pPr>
+            <w:r>
+              <w:t xml:space="preserve">39.16</w:t>
+            </w:r>
+          </w:p>
+        </w:tc>
+        <w:tc>
+          <w:tcPr/>
+          <w:p>
+            <w:pPr>
+              <w:pStyle w:val="Compact"/>
+              <w:spacing w:before="40" w:after="40" w:line="240" w:lineRule="auto"/>
+              <w:jc w:val="left"/>
+            </w:pPr>
+            <w:r>
+              <w:t xml:space="preserve">giải được</w:t>
+            </w:r>
+          </w:p>
+        </w:tc>
+        <w:tc>
+          <w:tcPr/>
+          <w:p>
+            <w:pPr>
+              <w:pStyle w:val="Compact"/>
+              <w:spacing w:before="40" w:after="40" w:line="240" w:lineRule="auto"/>
+              <w:jc w:val="left"/>
+            </w:pPr>
+            <w:r>
+              <w:t xml:space="preserve">không thấy payload</w:t>
+            </w:r>
+          </w:p>
+        </w:tc>
+        <w:tc>
+          <w:tcPr/>
+          <w:p>
+            <w:pPr>
+              <w:pStyle w:val="Compact"/>
+              <w:spacing w:before="40" w:after="40" w:line="240" w:lineRule="auto"/>
+              <w:jc w:val="left"/>
+            </w:pPr>
+            <w:r>
+              <w:t xml:space="preserve">giải được</w:t>
+            </w:r>
+          </w:p>
+        </w:tc>
+      </w:tr>
+      <w:tr>
+        <w:tc>
+          <w:tcPr/>
+          <w:p>
+            <w:pPr>
+              <w:pStyle w:val="Compact"/>
+              <w:spacing w:before="40" w:after="40" w:line="240" w:lineRule="auto"/>
+              <w:jc w:val="left"/>
+            </w:pPr>
+            <w:r>
+              <w:t xml:space="preserve">9</w:t>
+            </w:r>
+          </w:p>
+        </w:tc>
+        <w:tc>
+          <w:tcPr/>
+          <w:p>
+            <w:pPr>
+              <w:pStyle w:val="Compact"/>
+              <w:spacing w:before="40" w:after="40" w:line="240" w:lineRule="auto"/>
+              <w:jc w:val="left"/>
+            </w:pPr>
+            <w:r>
+              <w:t xml:space="preserve">48</w:t>
+            </w:r>
+          </w:p>
+        </w:tc>
+        <w:tc>
+          <w:tcPr/>
+          <w:p>
+            <w:pPr>
+              <w:pStyle w:val="Compact"/>
+              <w:spacing w:before="40" w:after="40" w:line="240" w:lineRule="auto"/>
+              <w:jc w:val="left"/>
+            </w:pPr>
+            <w:r>
+              <w:t xml:space="preserve">3.0</w:t>
+            </w:r>
+          </w:p>
+        </w:tc>
+        <w:tc>
+          <w:tcPr/>
+          <w:p>
+            <w:pPr>
+              <w:pStyle w:val="Compact"/>
+              <w:spacing w:before="40" w:after="40" w:line="240" w:lineRule="auto"/>
+              <w:jc w:val="left"/>
+            </w:pPr>
+            <w:r>
+              <w:t xml:space="preserve">5</w:t>
+            </w:r>
+          </w:p>
+        </w:tc>
+        <w:tc>
+          <w:tcPr/>
+          <w:p>
+            <w:pPr>
+              <w:pStyle w:val="Compact"/>
+              <w:spacing w:before="40" w:after="40" w:line="240" w:lineRule="auto"/>
+              <w:jc w:val="left"/>
+            </w:pPr>
+            <w:r>
+              <w:t xml:space="preserve">39.03</w:t>
+            </w:r>
+          </w:p>
+        </w:tc>
+        <w:tc>
+          <w:tcPr/>
+          <w:p>
+            <w:pPr>
+              <w:pStyle w:val="Compact"/>
+              <w:spacing w:before="40" w:after="40" w:line="240" w:lineRule="auto"/>
+              <w:jc w:val="left"/>
+            </w:pPr>
+            <w:r>
+              <w:t xml:space="preserve">giải được</w:t>
+            </w:r>
+          </w:p>
+        </w:tc>
+        <w:tc>
+          <w:tcPr/>
+          <w:p>
+            <w:pPr>
+              <w:pStyle w:val="Compact"/>
+              <w:spacing w:before="40" w:after="40" w:line="240" w:lineRule="auto"/>
+              <w:jc w:val="left"/>
+            </w:pPr>
+            <w:r>
+              <w:t xml:space="preserve">không thấy payload</w:t>
+            </w:r>
+          </w:p>
+        </w:tc>
+        <w:tc>
+          <w:tcPr/>
+          <w:p>
+            <w:pPr>
+              <w:pStyle w:val="Compact"/>
+              <w:spacing w:before="40" w:after="40" w:line="240" w:lineRule="auto"/>
+              <w:jc w:val="left"/>
+            </w:pPr>
+            <w:r>
+              <w:t xml:space="preserve">giải được</w:t>
+            </w:r>
+          </w:p>
+        </w:tc>
+      </w:tr>
+      <w:tr>
+        <w:tc>
+          <w:tcPr/>
+          <w:p>
+            <w:pPr>
+              <w:pStyle w:val="Compact"/>
+              <w:spacing w:before="40" w:after="40" w:line="240" w:lineRule="auto"/>
+              <w:jc w:val="left"/>
+            </w:pPr>
+            <w:r>
+              <w:t xml:space="preserve">12</w:t>
+            </w:r>
+          </w:p>
+        </w:tc>
+        <w:tc>
+          <w:tcPr/>
+          <w:p>
+            <w:pPr>
+              <w:pStyle w:val="Compact"/>
+              <w:spacing w:before="40" w:after="40" w:line="240" w:lineRule="auto"/>
+              <w:jc w:val="left"/>
+            </w:pPr>
+            <w:r>
+              <w:t xml:space="preserve">64</w:t>
+            </w:r>
+          </w:p>
+        </w:tc>
+        <w:tc>
+          <w:tcPr/>
+          <w:p>
+            <w:pPr>
+              <w:pStyle w:val="Compact"/>
+              <w:spacing w:before="40" w:after="40" w:line="240" w:lineRule="auto"/>
+              <w:jc w:val="left"/>
+            </w:pPr>
+            <w:r>
+              <w:t xml:space="preserve">4.0</w:t>
+            </w:r>
+          </w:p>
+        </w:tc>
+        <w:tc>
+          <w:tcPr/>
+          <w:p>
+            <w:pPr>
+              <w:pStyle w:val="Compact"/>
+              <w:spacing w:before="40" w:after="40" w:line="240" w:lineRule="auto"/>
+              <w:jc w:val="left"/>
+            </w:pPr>
+            <w:r>
+              <w:t xml:space="preserve">3</w:t>
+            </w:r>
+          </w:p>
+        </w:tc>
+        <w:tc>
+          <w:tcPr/>
+          <w:p>
+            <w:pPr>
+              <w:pStyle w:val="Compact"/>
+              <w:spacing w:before="40" w:after="40" w:line="240" w:lineRule="auto"/>
+              <w:jc w:val="left"/>
+            </w:pPr>
+            <w:r>
+              <w:t xml:space="preserve">37.04</w:t>
+            </w:r>
+          </w:p>
+        </w:tc>
+        <w:tc>
+          <w:tcPr/>
+          <w:p>
+            <w:pPr>
+              <w:pStyle w:val="Compact"/>
+              <w:spacing w:before="40" w:after="40" w:line="240" w:lineRule="auto"/>
+              <w:jc w:val="left"/>
+            </w:pPr>
+            <w:r>
+              <w:t xml:space="preserve">giải được</w:t>
+            </w:r>
+          </w:p>
+        </w:tc>
+        <w:tc>
+          <w:tcPr/>
+          <w:p>
+            <w:pPr>
+              <w:pStyle w:val="Compact"/>
+              <w:spacing w:before="40" w:after="40" w:line="240" w:lineRule="auto"/>
+              <w:jc w:val="left"/>
+            </w:pPr>
+            <w:r>
+              <w:t xml:space="preserve">không thấy payload</w:t>
+            </w:r>
+          </w:p>
+        </w:tc>
+        <w:tc>
+          <w:tcPr/>
+          <w:p>
+            <w:pPr>
+              <w:pStyle w:val="Compact"/>
+              <w:spacing w:before="40" w:after="40" w:line="240" w:lineRule="auto"/>
+              <w:jc w:val="left"/>
+            </w:pPr>
+            <w:r>
+              <w:t xml:space="preserve">giải được</w:t>
+            </w:r>
+          </w:p>
+        </w:tc>
+      </w:tr>
+      <w:tr>
+        <w:tc>
+          <w:tcPr/>
+          <w:p>
+            <w:pPr>
+              <w:pStyle w:val="Compact"/>
+              <w:spacing w:before="40" w:after="40" w:line="240" w:lineRule="auto"/>
+              <w:jc w:val="left"/>
+            </w:pPr>
+            <w:r>
+              <w:t xml:space="preserve">13</w:t>
+            </w:r>
+          </w:p>
+        </w:tc>
+        <w:tc>
+          <w:tcPr/>
+          <w:p>
+            <w:pPr>
+              <w:pStyle w:val="Compact"/>
+              <w:spacing w:before="40" w:after="40" w:line="240" w:lineRule="auto"/>
+              <w:jc w:val="left"/>
+            </w:pPr>
+            <w:r>
+              <w:t xml:space="preserve">64</w:t>
+            </w:r>
+          </w:p>
+        </w:tc>
+        <w:tc>
+          <w:tcPr/>
+          <w:p>
+            <w:pPr>
+              <w:pStyle w:val="Compact"/>
+              <w:spacing w:before="40" w:after="40" w:line="240" w:lineRule="auto"/>
+              <w:jc w:val="left"/>
+            </w:pPr>
+            <w:r>
+              <w:t xml:space="preserve">4.0</w:t>
+            </w:r>
+          </w:p>
+        </w:tc>
+        <w:tc>
+          <w:tcPr/>
+          <w:p>
+            <w:pPr>
+              <w:pStyle w:val="Compact"/>
+              <w:spacing w:before="40" w:after="40" w:line="240" w:lineRule="auto"/>
+              <w:jc w:val="left"/>
+            </w:pPr>
+            <w:r>
+              <w:t xml:space="preserve">5</w:t>
+            </w:r>
+          </w:p>
+        </w:tc>
+        <w:tc>
+          <w:tcPr/>
+          <w:p>
+            <w:pPr>
+              <w:pStyle w:val="Compact"/>
+              <w:spacing w:before="40" w:after="40" w:line="240" w:lineRule="auto"/>
+              <w:jc w:val="left"/>
+            </w:pPr>
+            <w:r>
+              <w:t xml:space="preserve">36.91</w:t>
+            </w:r>
+          </w:p>
+        </w:tc>
+        <w:tc>
+          <w:tcPr/>
+          <w:p>
+            <w:pPr>
+              <w:pStyle w:val="Compact"/>
+              <w:spacing w:before="40" w:after="40" w:line="240" w:lineRule="auto"/>
+              <w:jc w:val="left"/>
+            </w:pPr>
+            <w:r>
+              <w:t xml:space="preserve">giải được</w:t>
+            </w:r>
+          </w:p>
+        </w:tc>
+        <w:tc>
+          <w:tcPr/>
+          <w:p>
+            <w:pPr>
+              <w:pStyle w:val="Compact"/>
+              <w:spacing w:before="40" w:after="40" w:line="240" w:lineRule="auto"/>
+              <w:jc w:val="left"/>
+            </w:pPr>
+            <w:r>
+              <w:t xml:space="preserve">không thấy payload</w:t>
+            </w:r>
+          </w:p>
+        </w:tc>
+        <w:tc>
+          <w:tcPr/>
+          <w:p>
+            <w:pPr>
+              <w:pStyle w:val="Compact"/>
+              <w:spacing w:before="40" w:after="40" w:line="240" w:lineRule="auto"/>
+              <w:jc w:val="left"/>
+            </w:pPr>
+            <w:r>
+              <w:t xml:space="preserve">giải được</w:t>
+            </w:r>
+          </w:p>
+        </w:tc>
+      </w:tr>
+    </w:tbl>
     <w:p>
       <w:pPr>
         <w:pStyle w:val="BodyText"/>
       </w:pPr>
       <w:r>
-        <w:t xml:space="preserve">Điều này tương phản trực tiếp với thiết kế đang chạy của SplitBind. Bộ mã hoá hiện tại rải ô đều khắp khung chuẩn và dùng một bước lượng tử cố định, nên trên một trang chữ thì phần lớn ô rơi vào nền trắng gần như không có sức chứa, còn số ít ô còn lại nằm vắt qua biên nét chữ tương phản cao, đúng chỗ mà thay đổi vừa dễ thấy vừa dễ mất.</w:t>
-      </w:r>
-    </w:p>
-    <w:bookmarkEnd w:id="79"/>
-    <w:bookmarkStart w:id="80" w:name="X7806c10368fe7d43c216032361e5eaf81f777b3"/>
-    <w:p>
-      <w:pPr>
-        <w:pStyle w:val="Heading4"/>
-      </w:pPr>
-      <w:r>
-        <w:t xml:space="preserve">4.3.4.2. Công trình 2: thủy vân chống chụp màn hình dùng điểm đặc trưng [21]</w:t>
-      </w:r>
-    </w:p>
-    <w:p>
-      <w:pPr>
-        <w:pStyle w:val="FirstParagraph"/>
-      </w:pPr>
-      <w:r>
-        <w:t xml:space="preserve">Công trình này không dùng học sâu và gần với thiết kế hiện tại của nhóm hơn. Quy tắc nhúng của nó cũng là đẩy lệch một cặp hệ số DCT tần trung trong khối 8 x 8, cụ thể là cặp ở vị trí (4,5) và (5,4), tức cùng họ với cách SplitBind lượng tử hoá hiệu hai hệ số. Hai khác biệt mới là phần đáng học.</w:t>
+        <w:t xml:space="preserve">Ứng viên số 0 là hồ sơ mà hệ thống đang chạy ghim, và nó là ứng viên</w:t>
+      </w:r>
+      <w:r>
+        <w:t xml:space="preserve"> </w:t>
+      </w:r>
+      <w:r>
+        <w:rPr>
+          <w:b/>
+          <w:bCs/>
+        </w:rPr>
+        <w:t xml:space="preserve">duy nhất</w:t>
+      </w:r>
+      <w:r>
+        <w:t xml:space="preserve"> </w:t>
+      </w:r>
+      <w:r>
+        <w:t xml:space="preserve">trượt hoàn toàn. Mọi ứng viên còn lại đều giải được trang chữ không bị tấn công.</w:t>
       </w:r>
     </w:p>
     <w:p>
       <w:pPr>
         <w:pStyle w:val="BodyText"/>
-        <w:jc w:val="left"/>
-      </w:pPr>
-      <w:r>
-        <w:t xml:space="preserve">Khác biệt thứ nhất là cách đồng bộ. Thay vì cài một mẫu pilot vào miền tần số rồi dò lại, công trình này chạy SIFT để tìm điểm đặc trưng của chính nội dung ảnh, lọc lấy các điểm cách nhau tối thiểu 64 điểm ảnh và cách mép tối thiểu 32 điểm ảnh, rồi nhúng vào các vùng 64 x 64 lấy điểm đặc trưng làm tâm. Lúc trích, chạy lại SIFT trên ảnh nhận được để tìm lại đúng những vùng ấy. Đồng bộ vì thế bám vào nội dung, và nội dung trang chữ thì rất giàu điểm đặc trưng. Đây đúng là thứ mà đường đang chạy của nhóm thiếu: phép đo ở Mục 4.2.4.5 cho thấy trang chữ trượt ngay ở trạng thái</w:t>
-      </w:r>
-      <w:r>
-        <w:t xml:space="preserve"> </w:t>
-      </w:r>
-      <w:r>
-        <w:rPr>
-          <w:rStyle w:val="VerbatimChar"/>
-        </w:rPr>
-        <w:t xml:space="preserve">insufficient_sync_evidence</w:t>
-      </w:r>
-      <w:r>
-        <w:t xml:space="preserve">, tức mẫu pilot không được tìm thấy, chứ không phải payload hỏng.</w:t>
-      </w:r>
-    </w:p>
-    <w:p>
-      <w:pPr>
-        <w:pStyle w:val="BodyText"/>
-      </w:pPr>
-      <w:r>
-        <w:t xml:space="preserve">Khác biệt thứ hai là cường độ nhúng thích nghi theo nội dung. Bước đẩy lệch được tính bằng một phần tỉ lệ với chính độ lớn của hai hệ số tại chỗ, cộng thêm một sàn cố định. Vùng phẳng thì gần như chỉ còn phần sàn, vùng nhiều kết cấu thì mạnh hơn. SplitBind hiện dùng một bước lượng tử duy nhất cho mọi ô.</w:t>
-      </w:r>
-    </w:p>
-    <w:p>
-      <w:pPr>
-        <w:pStyle w:val="BodyText"/>
-      </w:pPr>
-      <w:r>
-        <w:t xml:space="preserve">Cần nêu kèm một giới hạn để không phóng đại công trình này: khâu nắn phối cảnh của nó là thủ công, người dùng phải bấm bốn góc ảnh trước khi trích. Nó không giải bài toán hình học một cách mù như dịch vụ của nhóm buộc phải làm.</w:t>
-      </w:r>
-    </w:p>
-    <w:p>
-      <w:pPr>
-        <w:pStyle w:val="BodyText"/>
-      </w:pPr>
-      <w:r>
-        <w:t xml:space="preserve">Tải trọng của nó cũng nhỏ hơn nhiều: 30 bit thông tin, thêm CRC8, mã hoá BCH(63,36) thành 64 bit xếp vào ma trận 8 x 8. SplitBind đang đòi mang một định danh 128 bit, tức gấp hơn bốn lần, trên cùng một họ vật mang.</w:t>
-      </w:r>
-    </w:p>
-    <w:bookmarkEnd w:id="80"/>
-    <w:bookmarkStart w:id="81" w:name="Xb6e8a56451cfac62513e1dd6b387b27e76bc18b"/>
-    <w:p>
-      <w:pPr>
-        <w:pStyle w:val="Heading4"/>
-      </w:pPr>
-      <w:r>
-        <w:t xml:space="preserve">4.3.4.3. Công trình 3: thư viện đang được dùng trong sản phẩm thật [22]</w:t>
-      </w:r>
-    </w:p>
-    <w:p>
-      <w:pPr>
-        <w:pStyle w:val="FirstParagraph"/>
-      </w:pPr>
-      <w:r>
-        <w:t xml:space="preserve">Thư viện này được dùng rộng rãi trong các sản phẩm sinh ảnh, nên nó là mốc so sánh về mức kỳ vọng thực tế chứ không phải về kết quả nghiên cứu. Tài liệu của chính nó ghi thẳng rằng các phương pháp trong thư viện không bền trước phép thu nhỏ và trước phép cắt làm đổi tỉ lệ khung hình, chỉ bền trước nhiễu, đổi màu, đổi độ sáng và nén JPEG. Bảng kết quả kèm theo ghi thu nhỏ 50 phần trăm là trượt ở cả hai phương pháp, kể cả phương pháp học sâu. Tải trọng là 32 đến 64 bit.</w:t>
-      </w:r>
-    </w:p>
-    <w:p>
-      <w:pPr>
-        <w:pStyle w:val="BodyText"/>
-      </w:pPr>
-      <w:r>
-        <w:t xml:space="preserve">Đối chiếu này làm rõ vị thế của dự án theo cả hai chiều. Chiều bất lợi đã nêu ở các mục trên. Chiều thuận lợi là bước phục hồi khung ảnh của nhóm giải quyết đúng lớp tấn công mà một thư viện đang chạy trong sản phẩm thật còn không đặt mục tiêu xử lý, và Mục 4.2.4.5 có số đo cho thấy ảnh chụp màn hình thu nhỏ còn 0.469 vẫn truy được nguồn trên vật mang phù hợp.</w:t>
-      </w:r>
-    </w:p>
-    <w:bookmarkEnd w:id="81"/>
-    <w:bookmarkStart w:id="82" w:name="bốn-điều-rút-ra-cho-kiến-trúc-v4"/>
-    <w:p>
-      <w:pPr>
-        <w:pStyle w:val="Heading4"/>
-      </w:pPr>
-      <w:r>
-        <w:t xml:space="preserve">4.3.4.4. Bốn điều rút ra cho kiến trúc V4</w:t>
+      </w:pPr>
+      <w:r>
+        <w:t xml:space="preserve">Đọc kỹ hơn, có hai điều đáng nói:</w:t>
       </w:r>
     </w:p>
     <w:p>
@@ -21451,48 +22320,13 @@
           <w:b/>
           <w:bCs/>
         </w:rPr>
-        <w:t xml:space="preserve">Đặt thủy vân theo nội dung, không rải đều.</w:t>
-      </w:r>
-      <w:r>
-        <w:t xml:space="preserve"> </w:t>
-      </w:r>
-      <w:r>
-        <w:t xml:space="preserve">Chọn vùng nhúng ở nơi ảnh có kết cấu, bỏ qua vùng nền trắng. Cả hai công trình đầu đều làm điều này, bằng hai cơ chế khác nhau.</w:t>
-      </w:r>
-    </w:p>
-    <w:p>
-      <w:pPr>
-        <w:pStyle w:val="Compact"/>
-        <w:jc w:val="left"/>
-        <w:numPr>
-          <w:ilvl w:val="0"/>
-          <w:numId w:val="1063"/>
-        </w:numPr>
-      </w:pPr>
-      <w:r>
-        <w:rPr>
-          <w:b/>
-          <w:bCs/>
-        </w:rPr>
-        <w:t xml:space="preserve">Đồng bộ bằng đặc trưng nội dung, không chỉ bằng mẫu pilot tần số.</w:t>
-      </w:r>
-      <w:r>
-        <w:t xml:space="preserve"> </w:t>
-      </w:r>
-      <w:r>
-        <w:t xml:space="preserve">Đây là hướng chạm trực tiếp vào</w:t>
-      </w:r>
-      <w:r>
-        <w:t xml:space="preserve"> </w:t>
-      </w:r>
-      <w:r>
-        <w:rPr>
-          <w:rStyle w:val="VerbatimChar"/>
-        </w:rPr>
-        <w:t xml:space="preserve">insufficient_sync_evidence</w:t>
-      </w:r>
-      <w:r>
-        <w:t xml:space="preserve">, trạng thái chiếm toàn bộ các ô thất bại trên trang chữ.</w:t>
+        <w:t xml:space="preserve">Chênh lệch giữa trượt sạch và giải được chỉ là một bậc tham số.</w:t>
+      </w:r>
+      <w:r>
+        <w:t xml:space="preserve"> </w:t>
+      </w:r>
+      <w:r>
+        <w:t xml:space="preserve">Từ số 0 sang số 4 chỉ nâng bước lượng tử từ 24 lên 32 và cường độ pilot từ 1.5 lên 2.0. Cái giá là 2,07 dB PSNR, đưa 44.09 xuống 42.02, vẫn cách cổng chất lượng 38 dB một khoảng rộng. Đổi lại, trang chữ chuyển từ không đồng bộ được sang giải được cả khi bị nén JPEG chất lượng 70.</w:t>
       </w:r>
     </w:p>
     <w:p>
@@ -21508,32 +22342,13 @@
           <w:b/>
           <w:bCs/>
         </w:rPr>
-        <w:t xml:space="preserve">Cường độ nhúng thích nghi theo năng lượng cục bộ</w:t>
-      </w:r>
-      <w:r>
-        <w:t xml:space="preserve">, thay cho một bước lượng tử duy nhất toàn trang.</w:t>
-      </w:r>
-    </w:p>
-    <w:p>
-      <w:pPr>
-        <w:pStyle w:val="Compact"/>
-        <w:numPr>
-          <w:ilvl w:val="0"/>
-          <w:numId w:val="1063"/>
-        </w:numPr>
-      </w:pPr>
-      <w:r>
-        <w:rPr>
-          <w:b/>
-          <w:bCs/>
-        </w:rPr>
-        <w:t xml:space="preserve">Xem lại kích thước tải trọng.</w:t>
-      </w:r>
-      <w:r>
-        <w:t xml:space="preserve"> </w:t>
-      </w:r>
-      <w:r>
-        <w:t xml:space="preserve">Ba công trình dùng 30, 32 đến 64, và 100 bit. Nhóm đang đòi 128 bit trên vật mang khó nhất. Một hướng khả thi là nhúng một mã ngắn rồi tra ngược ra định danh đầy đủ trong cơ sở dữ liệu, vì hệ thống vốn đã giữ hồ sơ cấp phát.</w:t>
+        <w:t xml:space="preserve">Nâng tiếp không mua thêm gì.</w:t>
+      </w:r>
+      <w:r>
+        <w:t xml:space="preserve"> </w:t>
+      </w:r>
+      <w:r>
+        <w:t xml:space="preserve">Các mức 48 và 64 cho cùng kết quả chức năng như mức 32 nhưng PSNR tụt xuống 39.16 và 37.04, tức mức 64 đã rơi xuống dưới cổng chất lượng. Đây là một ví dụ sạch của tam giác đánh đổi ở Mục 1.3: sau một điểm nhất định, tăng cường độ chỉ còn trả giá mà không thu được độ bền.</w:t>
       </w:r>
     </w:p>
     <w:p>
@@ -21551,174 +22366,34 @@
         <w:t xml:space="preserve"> </w:t>
       </w:r>
       <w:r>
-        <w:t xml:space="preserve">Bốn điều trên là kết luận rút ra từ việc đọc mã nguồn, không phải từ phép đo của nhóm. Chưa điều nào được cài đặt và đo trong dự án này, nên chúng là đề xuất có căn cứ chứ chưa phải kết quả.</w:t>
-      </w:r>
-    </w:p>
-    <w:p>
-      <w:r>
-        <w:pict>
-          <v:rect style="width:0;height:1.5pt" o:hralign="center" o:hrstd="t" o:hr="t"/>
-        </w:pict>
-      </w:r>
-    </w:p>
-    <w:bookmarkEnd w:id="82"/>
-    <w:bookmarkEnd w:id="83"/>
-    <w:bookmarkStart w:id="84" w:name="kiến-trúc-v4-đề-xuất"/>
-    <w:p>
-      <w:pPr>
-        <w:pStyle w:val="Heading3"/>
-      </w:pPr>
-      <w:r>
-        <w:t xml:space="preserve">4.3.5. Kiến trúc V4 đề xuất</w:t>
+        <w:t xml:space="preserve">Cột chụp màn hình vẫn là ranh giới chưa vượt qua trên vật mang trang chữ. Các ứng viên mạnh hơn chuyển trạng thái từ mất đồng bộ sang không thấy payload, nghĩa là khâu hình học đã làm được việc còn tín hiệu thì không đủ sống sót. Đây đúng là lớp thất bại thứ ba trong cách phân loại ở Mục 4.3.2.</w:t>
+      </w:r>
+    </w:p>
+    <w:bookmarkStart w:id="79" w:name="cách-nhóm-đã-xử-lý-phát-hiện-này"/>
+    <w:p>
+      <w:pPr>
+        <w:pStyle w:val="Heading4"/>
+      </w:pPr>
+      <w:r>
+        <w:t xml:space="preserve">4.3.4.1. Cách nhóm đã xử lý phát hiện này</w:t>
       </w:r>
     </w:p>
     <w:p>
       <w:pPr>
         <w:pStyle w:val="FirstParagraph"/>
       </w:pPr>
-      <w:r>
-        <w:t xml:space="preserve">Xếp theo tỉ lệ lợi ích trên chi phí đo được:</w:t>
-      </w:r>
-    </w:p>
-    <w:p>
-      <w:pPr>
-        <w:pStyle w:val="BodyText"/>
-      </w:pPr>
-      <w:r>
-        <w:rPr>
-          <w:b/>
-          <w:bCs/>
-        </w:rPr>
-        <w:t xml:space="preserve">Tầng 1 - Chuẩn hoá khung ảnh trước khi giải mã (đã kiểm chứng).</w:t>
-      </w:r>
-      <w:r>
-        <w:t xml:space="preserve"> </w:t>
-      </w:r>
-      <w:r>
-        <w:t xml:space="preserve">Bóc viền đồng màu; mở rộng sang phát hiện biên trang và khử nghiêng. Bộ giải mã V3 ngầm giả định đầu vào đã được đóng khung giống hệt bản phát hành, trong khi kênh rò rỉ thật không bao giờ như vậy. Đây là tầng cho nhiều độ bền nhất trên mỗi dòng mã.</w:t>
-      </w:r>
-    </w:p>
-    <w:p>
-      <w:pPr>
-        <w:pStyle w:val="BodyText"/>
-        <w:jc w:val="left"/>
-      </w:pPr>
-      <w:r>
-        <w:rPr>
-          <w:b/>
-          <w:bCs/>
-        </w:rPr>
-        <w:t xml:space="preserve">Tầng 2 - Ước lượng tỉ lệ cắt thay vì liệt kê.</w:t>
-      </w:r>
-      <w:r>
-        <w:t xml:space="preserve"> </w:t>
-      </w:r>
-      <w:r>
-        <w:t xml:space="preserve">Thay</w:t>
-      </w:r>
-      <w:r>
-        <w:t xml:space="preserve"> </w:t>
-      </w:r>
-      <w:r>
-        <w:rPr>
-          <w:rStyle w:val="VerbatimChar"/>
-        </w:rPr>
-        <w:t xml:space="preserve">crop_retained_scales</w:t>
-      </w:r>
-      <w:r>
-        <w:t xml:space="preserve"> </w:t>
-      </w:r>
-      <w:r>
-        <w:t xml:space="preserve">cố định bằng tìm kiếm tỉ lệ, hoặc ước lượng tỉ lệ từ tương quan log-polar của pilot (hạ tầng này đã có sẵn trong</w:t>
-      </w:r>
-      <w:r>
-        <w:t xml:space="preserve"> </w:t>
-      </w:r>
-      <w:r>
-        <w:rPr>
-          <w:rStyle w:val="VerbatimChar"/>
-        </w:rPr>
-        <w:t xml:space="preserve">synchronization_v2.py</w:t>
-      </w:r>
-      <w:r>
-        <w:t xml:space="preserve">). Xoá điểm tối ưu quá mức tại 0.25 và làm crop 0.10 / 0.50 trở nên xử lý được.</w:t>
-      </w:r>
-    </w:p>
-    <w:p>
-      <w:pPr>
-        <w:pStyle w:val="BodyText"/>
-      </w:pPr>
-      <w:r>
-        <w:rPr>
-          <w:b/>
-          <w:bCs/>
-        </w:rPr>
-        <w:t xml:space="preserve">Tầng 3 - Cho phép hai trục co giãn độc lập.</w:t>
-      </w:r>
-      <w:r>
-        <w:t xml:space="preserve"> </w:t>
-      </w:r>
-      <w:r>
-        <w:t xml:space="preserve">Ràng buộc</w:t>
-      </w:r>
-      <w:r>
-        <w:t xml:space="preserve"> </w:t>
-      </w:r>
-      <w:r>
-        <w:rPr>
-          <w:rStyle w:val="VerbatimChar"/>
-        </w:rPr>
-        <w:t xml:space="preserve">ratios_agree</w:t>
-      </w:r>
-      <w:r>
-        <w:t xml:space="preserve"> </w:t>
-      </w:r>
-      <w:r>
-        <w:t xml:space="preserve">loại bỏ mọi phép biến đổi đổi tỉ lệ khung. Nới nó ra cho phép xử lý ảnh bị kéo méo và bù phối cảnh.</w:t>
-      </w:r>
-    </w:p>
-    <w:p>
-      <w:pPr>
-        <w:pStyle w:val="BodyText"/>
-      </w:pPr>
-      <w:r>
-        <w:rPr>
-          <w:b/>
-          <w:bCs/>
-        </w:rPr>
-        <w:t xml:space="preserve">Tầng 4 - Chọn vật mang theo nội dung (chưa kiểm chứng).</w:t>
-      </w:r>
-      <w:r>
-        <w:t xml:space="preserve"> </w:t>
-      </w:r>
-      <w:r>
-        <w:t xml:space="preserve">Chấm điểm tile ứng viên theo kết cấu trước khi chọn, vẫn tất định từ khoá. Giải quyết việc</w:t>
-      </w:r>
-      <w:r>
-        <w:t xml:space="preserve"> </w:t>
-      </w:r>
       <w:r>
         <w:rPr>
           <w:i/>
           <w:iCs/>
         </w:rPr>
-        <w:t xml:space="preserve">trang nào</w:t>
-      </w:r>
-      <w:r>
-        <w:t xml:space="preserve"> </w:t>
-      </w:r>
-      <w:r>
-        <w:t xml:space="preserve">hỏng bên trong một phép biến đổi mà bộ giải mã đã hoàn tác được - hiệu ứng thứ cấp thật, nhưng không phải nguyên nhân của các thất bại diện rộng.</w:t>
-      </w:r>
-    </w:p>
-    <w:bookmarkEnd w:id="84"/>
-    <w:bookmarkStart w:id="85" w:name="cái-gì-kiến-trúc-này-không-sửa-được"/>
-    <w:p>
-      <w:pPr>
-        <w:pStyle w:val="Heading3"/>
-      </w:pPr>
-      <w:r>
-        <w:t xml:space="preserve">4.3.6. Cái gì kiến trúc này không sửa được</w:t>
+        <w:t xml:space="preserve">Đã hiện thực trong mã nguồn</w:t>
+      </w:r>
+      <w:r>
+        <w:t xml:space="preserve"> </w:t>
+      </w:r>
+      <w:r>
+        <w:t xml:space="preserve">Nhóm chuyển hồ sơ phát hành sang ứng viên số 4. Ba điều kèm theo cần nêu vì chúng là phần khó của thay đổi, không phải bản thân việc đổi tham số:</w:t>
       </w:r>
     </w:p>
     <w:p>
@@ -21734,13 +22409,13 @@
           <w:b/>
           <w:bCs/>
         </w:rPr>
-        <w:t xml:space="preserve">Giới hạn phân giải là thật, nhưng ngưỡng đã dịch.</w:t>
-      </w:r>
-      <w:r>
-        <w:t xml:space="preserve"> </w:t>
-      </w:r>
-      <w:r>
-        <w:t xml:space="preserve">Ở thời điểm đo này, dưới tỉ lệ khoảng 0.45 payload chết kể cả khi hình học hoàn hảo; sau khi sửa ngân sách ký hiệu xoá, ngưỡng đó hạ xuống thấp hơn (Mục 4.2.4.2). Phần vẫn đúng là bản chất của giới hạn: tồn tại một tỉ lệ đủ nhỏ để payload không còn khôi phục được. Không tầng nào ở trên chạm tới điều đó; muốn sửa phải tăng dung lượng hoặc giảm payload, và nhóm đã đo được rằng nâng</w:t>
+        <w:t xml:space="preserve">Định danh ứng viên bị khoá cứng trong ràng buộc cơ sở dữ liệu.</w:t>
+      </w:r>
+      <w:r>
+        <w:t xml:space="preserve"> </w:t>
+      </w:r>
+      <w:r>
+        <w:t xml:space="preserve">Bảng bằng chứng cấp phát có một</w:t>
       </w:r>
       <w:r>
         <w:t xml:space="preserve"> </w:t>
@@ -21749,13 +22424,13 @@
         <w:rPr>
           <w:rStyle w:val="VerbatimChar"/>
         </w:rPr>
-        <w:t xml:space="preserve">qim_delta</w:t>
-      </w:r>
-      <w:r>
-        <w:t xml:space="preserve"> </w:t>
-      </w:r>
-      <w:r>
-        <w:t xml:space="preserve">không phải lối ra (V2 quét 24→64, trần vẫn 3/12).</w:t>
+        <w:t xml:space="preserve">CheckConstraint</w:t>
+      </w:r>
+      <w:r>
+        <w:t xml:space="preserve"> </w:t>
+      </w:r>
+      <w:r>
+        <w:t xml:space="preserve">đòi đúng một định danh, nên đổi hồ sơ kéo theo một migration nới ràng buộc để chấp nhận cả định danh cũ lẫn mới.</w:t>
       </w:r>
     </w:p>
     <w:p>
@@ -21771,35 +22446,13 @@
           <w:b/>
           <w:bCs/>
         </w:rPr>
-        <w:t xml:space="preserve">JPEG-50 là thất bại vật mang thật</w:t>
-      </w:r>
-      <w:r>
-        <w:t xml:space="preserve"> </w:t>
-      </w:r>
-      <w:r>
-        <w:t xml:space="preserve">(lớp 3): hình học đúng vì ảnh không đổi kích thước, nhưng nén phá huỷ tín hiệu. Đây là giới hạn mà không tầng kiến trúc nào ở trên chạm tới được, và ba lever tham số đã bị bác bỏ bằng đo đạc, nên hướng duy nhất còn lại là tăng dung lượng kênh hoặc giảm payload.</w:t>
-      </w:r>
-    </w:p>
-    <w:p>
-      <w:pPr>
-        <w:pStyle w:val="Compact"/>
-        <w:numPr>
-          <w:ilvl w:val="1"/>
-          <w:numId w:val="1065"/>
-        </w:numPr>
-      </w:pPr>
-      <w:r>
-        <w:rPr>
-          <w:b/>
-          <w:bCs/>
-        </w:rPr>
-        <w:t xml:space="preserve">Đính chính ngày 14/09/2026.</w:t>
-      </w:r>
-      <w:r>
-        <w:t xml:space="preserve"> </w:t>
-      </w:r>
-      <w:r>
-        <w:t xml:space="preserve">Kết luận vừa nêu đã bị chính nhóm bác bỏ. Tín hiệu không hề bị nén phá huỷ: ở đúng các ca này, từ mã về tới bên nhận với tỉ lệ lỗi bit bằng 0,000 rồi bị chính bên nhận vứt đi vì khai quá ngân sách ký hiệu xoá. Sau khi sửa phần kế toán đó, nén JPEG q50 giải mã được (Mục 4.2.4.2 và 4.2.4.3). Giữ nguyên đoạn trên vì nó là chẩn đoán mà nhóm thực sự đã đưa ra ở thời điểm đó, và đường đi từ chẩn đoán sai tới phép đo bác bỏ nó là một phần của kết quả.</w:t>
+        <w:t xml:space="preserve">Bản cấp phát cũ phải đọc được tiếp.</w:t>
+      </w:r>
+      <w:r>
+        <w:t xml:space="preserve"> </w:t>
+      </w:r>
+      <w:r>
+        <w:t xml:space="preserve">Khâu xác minh giữ danh sách hồ sơ được chấp nhận, thử hồ sơ hiện hành trước rồi mới tới hồ sơ đã bị thay thế.</w:t>
       </w:r>
     </w:p>
     <w:p>
@@ -21815,20 +22468,626 @@
           <w:b/>
           <w:bCs/>
         </w:rPr>
+        <w:t xml:space="preserve">Thứ tự thử có ý nghĩa về chi phí.</w:t>
+      </w:r>
+      <w:r>
+        <w:t xml:space="preserve"> </w:t>
+      </w:r>
+      <w:r>
+        <w:t xml:space="preserve">Bộ giải mã căn hình học lại cho từng hồ sơ, nên đưa cả hai hồ sơ vào một lần gọi sẽ bắt mọi tệp hiện hành trả giá gấp đôi. Dịch vụ vì thế gọi lần lượt và dừng ngay khi một hồ sơ chạm tới tầng payload.</w:t>
+      </w:r>
+    </w:p>
+    <w:p>
+      <w:pPr>
+        <w:pStyle w:val="FirstParagraph"/>
+      </w:pPr>
+      <w:r>
+        <w:rPr>
+          <w:i/>
+          <w:iCs/>
+        </w:rPr>
+        <w:t xml:space="preserve">Giới hạn đã nhận diện</w:t>
+      </w:r>
+      <w:r>
+        <w:t xml:space="preserve"> </w:t>
+      </w:r>
+      <w:r>
+        <w:t xml:space="preserve">Trước thay đổi này, mã chọn hồ sơ bằng cách lấy phần tử đầu của lưới ứng viên rồi mới đối chiếu định danh. Thứ tự của một tệp hợp đồng vì thế quyết định thuật toán nào thực sự chạy trên hệ thống thật, một sự phụ thuộc không được ghi ở đâu cả. Nay mã tra hồ sơ theo định danh, nên hợp đồng có sắp xếp lại thì hành vi vẫn giữ nguyên.</w:t>
+      </w:r>
+    </w:p>
+    <w:p>
+      <w:r>
+        <w:pict>
+          <v:rect style="width:0;height:1.5pt" o:hralign="center" o:hrstd="t" o:hr="t"/>
+        </w:pict>
+      </w:r>
+    </w:p>
+    <w:bookmarkEnd w:id="79"/>
+    <w:bookmarkEnd w:id="80"/>
+    <w:bookmarkStart w:id="85" w:name="Xcba741b7d15d7c2a6d0fd21f4824de4303624e5"/>
+    <w:p>
+      <w:pPr>
+        <w:pStyle w:val="Heading3"/>
+      </w:pPr>
+      <w:r>
+        <w:t xml:space="preserve">4.3.5. b. Đối chiếu ba công trình mã nguồn mở về đúng bài toán trang văn bản</w:t>
+      </w:r>
+    </w:p>
+    <w:p>
+      <w:pPr>
+        <w:pStyle w:val="FirstParagraph"/>
+      </w:pPr>
+      <w:r>
+        <w:rPr>
+          <w:i/>
+          <w:iCs/>
+        </w:rPr>
+        <w:t xml:space="preserve">Số liệu đo thực nghiệm</w:t>
+      </w:r>
+      <w:r>
+        <w:t xml:space="preserve"> </w:t>
+      </w:r>
+      <w:r>
+        <w:t xml:space="preserve">(đọc mã nguồn) Sau khi xác định được nút thắt là vật mang trang văn bản, nhóm tải về và đọc mã của ba công trình công khai giải đúng lớp bài toán này, thay vì chỉ đọc tóm tắt bài báo.</w:t>
+      </w:r>
+    </w:p>
+    <w:bookmarkStart w:id="81" w:name="X688838cb799453fdebcac4e464dd148530bc8ec"/>
+    <w:p>
+      <w:pPr>
+        <w:pStyle w:val="Heading4"/>
+      </w:pPr>
+      <w:r>
+        <w:t xml:space="preserve">4.3.5.1. Công trình 1: thủy vân ảnh trang văn bản chống chụp màn hình [20]</w:t>
+      </w:r>
+    </w:p>
+    <w:p>
+      <w:pPr>
+        <w:pStyle w:val="FirstParagraph"/>
+      </w:pPr>
+      <w:r>
+        <w:t xml:space="preserve">Đây là công trình gần bài toán của nhóm nhất, vì đối tượng của nó đúng là ảnh trang tài liệu. Cách làm là học sâu kiểu StegaStamp: một bộ mã hoá và một bộ giải mã cùng huấn luyện, ở giữa là một tầng biến dạng khả vi gồm làm mờ, nhiễu, đổi tương phản, đổi độ sáng, đổi sắc độ và nén JPEG khả vi tới chất lượng 50. Ô làm việc 400 x 400 điểm ảnh, tải trọng 100 bit.</w:t>
+      </w:r>
+    </w:p>
+    <w:p>
+      <w:pPr>
+        <w:pStyle w:val="BodyText"/>
+      </w:pPr>
+      <w:r>
+        <w:t xml:space="preserve">Chi tiết đáng giá nhất không nằm ở kiến trúc mạng mà nằm ở một dòng trong hàm mất mát:</w:t>
+      </w:r>
+    </w:p>
+    <w:p>
+      <w:pPr>
+        <w:pStyle w:val="SourceCode"/>
+      </w:pPr>
+      <w:r>
+        <w:rPr>
+          <w:rStyle w:val="VerbatimChar"/>
+        </w:rPr>
+        <w:t xml:space="preserve">text_diff_op = im_rgb_diff * (1.0 - image_input)</w:t>
+      </w:r>
+    </w:p>
+    <w:p>
+      <w:pPr>
+        <w:pStyle w:val="FirstParagraph"/>
+      </w:pPr>
+      <w:r>
+        <w:t xml:space="preserve">Trên ảnh trang tài liệu, nét chữ có giá trị điểm ảnh thấp còn nền trắng có giá trị gần 1. Nhân sai lệch với</w:t>
+      </w:r>
+      <w:r>
+        <w:t xml:space="preserve"> </w:t>
+      </w:r>
+      <w:r>
+        <w:rPr>
+          <w:rStyle w:val="VerbatimChar"/>
+        </w:rPr>
+        <w:t xml:space="preserve">1.0 - image_input</w:t>
+      </w:r>
+      <w:r>
+        <w:t xml:space="preserve"> </w:t>
+      </w:r>
+      <w:r>
+        <w:t xml:space="preserve">nghĩa là phạt nặng những thay đổi rơi trúng nét chữ và gần như không phạt thay đổi trên nền. Nói cách khác, mô hình bị ép đẩy năng lượng thủy vân ra vùng nền thay vì lên nét chữ. Một biến thể thứ hai trong cùng kho mã đảo dấu lại để thử hướng ngược lại, cho thấy chính nhóm tác giả coi đây là lựa chọn thiết kế trung tâm.</w:t>
+      </w:r>
+    </w:p>
+    <w:p>
+      <w:pPr>
+        <w:pStyle w:val="BodyText"/>
+      </w:pPr>
+      <w:r>
+        <w:t xml:space="preserve">Điều này tương phản trực tiếp với thiết kế đang chạy của SplitBind. Bộ mã hoá hiện tại rải ô đều khắp khung chuẩn và dùng một bước lượng tử cố định, nên trên một trang chữ thì phần lớn ô rơi vào nền trắng gần như không có sức chứa, còn số ít ô còn lại nằm vắt qua biên nét chữ tương phản cao, đúng chỗ mà thay đổi vừa dễ thấy vừa dễ mất.</w:t>
+      </w:r>
+    </w:p>
+    <w:bookmarkEnd w:id="81"/>
+    <w:bookmarkStart w:id="82" w:name="X7806c10368fe7d43c216032361e5eaf81f777b3"/>
+    <w:p>
+      <w:pPr>
+        <w:pStyle w:val="Heading4"/>
+      </w:pPr>
+      <w:r>
+        <w:t xml:space="preserve">4.3.5.2. Công trình 2: thủy vân chống chụp màn hình dùng điểm đặc trưng [21]</w:t>
+      </w:r>
+    </w:p>
+    <w:p>
+      <w:pPr>
+        <w:pStyle w:val="FirstParagraph"/>
+      </w:pPr>
+      <w:r>
+        <w:t xml:space="preserve">Công trình này không dùng học sâu và gần với thiết kế hiện tại của nhóm hơn. Quy tắc nhúng của nó cũng là đẩy lệch một cặp hệ số DCT tần trung trong khối 8 x 8, cụ thể là cặp ở vị trí (4,5) và (5,4), tức cùng họ với cách SplitBind lượng tử hoá hiệu hai hệ số. Hai khác biệt mới là phần đáng học.</w:t>
+      </w:r>
+    </w:p>
+    <w:p>
+      <w:pPr>
+        <w:pStyle w:val="BodyText"/>
+        <w:jc w:val="left"/>
+      </w:pPr>
+      <w:r>
+        <w:t xml:space="preserve">Khác biệt thứ nhất là cách đồng bộ. Thay vì cài một mẫu pilot vào miền tần số rồi dò lại, công trình này chạy SIFT để tìm điểm đặc trưng của chính nội dung ảnh, lọc lấy các điểm cách nhau tối thiểu 64 điểm ảnh và cách mép tối thiểu 32 điểm ảnh, rồi nhúng vào các vùng 64 x 64 lấy điểm đặc trưng làm tâm. Lúc trích, chạy lại SIFT trên ảnh nhận được để tìm lại đúng những vùng ấy. Đồng bộ vì thế bám vào nội dung, và nội dung trang chữ thì rất giàu điểm đặc trưng. Đây đúng là thứ mà đường đang chạy của nhóm thiếu: phép đo ở Mục 4.2.4.5 cho thấy trang chữ trượt ngay ở trạng thái</w:t>
+      </w:r>
+      <w:r>
+        <w:t xml:space="preserve"> </w:t>
+      </w:r>
+      <w:r>
+        <w:rPr>
+          <w:rStyle w:val="VerbatimChar"/>
+        </w:rPr>
+        <w:t xml:space="preserve">insufficient_sync_evidence</w:t>
+      </w:r>
+      <w:r>
+        <w:t xml:space="preserve">, tức mẫu pilot không được tìm thấy, chứ không phải payload hỏng.</w:t>
+      </w:r>
+    </w:p>
+    <w:p>
+      <w:pPr>
+        <w:pStyle w:val="BodyText"/>
+      </w:pPr>
+      <w:r>
+        <w:t xml:space="preserve">Khác biệt thứ hai là cường độ nhúng thích nghi theo nội dung. Bước đẩy lệch được tính bằng một phần tỉ lệ với chính độ lớn của hai hệ số tại chỗ, cộng thêm một sàn cố định. Vùng phẳng thì gần như chỉ còn phần sàn, vùng nhiều kết cấu thì mạnh hơn. SplitBind hiện dùng một bước lượng tử duy nhất cho mọi ô.</w:t>
+      </w:r>
+    </w:p>
+    <w:p>
+      <w:pPr>
+        <w:pStyle w:val="BodyText"/>
+      </w:pPr>
+      <w:r>
+        <w:t xml:space="preserve">Cần nêu kèm một giới hạn để không phóng đại công trình này: khâu nắn phối cảnh của nó là thủ công, người dùng phải bấm bốn góc ảnh trước khi trích. Nó không giải bài toán hình học một cách mù như dịch vụ của nhóm buộc phải làm.</w:t>
+      </w:r>
+    </w:p>
+    <w:p>
+      <w:pPr>
+        <w:pStyle w:val="BodyText"/>
+      </w:pPr>
+      <w:r>
+        <w:t xml:space="preserve">Tải trọng của nó cũng nhỏ hơn nhiều: 30 bit thông tin, thêm CRC8, mã hoá BCH(63,36) thành 64 bit xếp vào ma trận 8 x 8. SplitBind đang đòi mang một định danh 128 bit, tức gấp hơn bốn lần, trên cùng một họ vật mang.</w:t>
+      </w:r>
+    </w:p>
+    <w:bookmarkEnd w:id="82"/>
+    <w:bookmarkStart w:id="83" w:name="Xb6e8a56451cfac62513e1dd6b387b27e76bc18b"/>
+    <w:p>
+      <w:pPr>
+        <w:pStyle w:val="Heading4"/>
+      </w:pPr>
+      <w:r>
+        <w:t xml:space="preserve">4.3.5.3. Công trình 3: thư viện đang được dùng trong sản phẩm thật [22]</w:t>
+      </w:r>
+    </w:p>
+    <w:p>
+      <w:pPr>
+        <w:pStyle w:val="FirstParagraph"/>
+      </w:pPr>
+      <w:r>
+        <w:t xml:space="preserve">Thư viện này được dùng rộng rãi trong các sản phẩm sinh ảnh, nên nó là mốc so sánh về mức kỳ vọng thực tế chứ không phải về kết quả nghiên cứu. Tài liệu của chính nó ghi thẳng rằng các phương pháp trong thư viện không bền trước phép thu nhỏ và trước phép cắt làm đổi tỉ lệ khung hình, chỉ bền trước nhiễu, đổi màu, đổi độ sáng và nén JPEG. Bảng kết quả kèm theo ghi thu nhỏ 50 phần trăm là trượt ở cả hai phương pháp, kể cả phương pháp học sâu. Tải trọng là 32 đến 64 bit.</w:t>
+      </w:r>
+    </w:p>
+    <w:p>
+      <w:pPr>
+        <w:pStyle w:val="BodyText"/>
+      </w:pPr>
+      <w:r>
+        <w:t xml:space="preserve">Đối chiếu này làm rõ vị thế của dự án theo cả hai chiều. Chiều bất lợi đã nêu ở các mục trên. Chiều thuận lợi là bước phục hồi khung ảnh của nhóm giải quyết đúng lớp tấn công mà một thư viện đang chạy trong sản phẩm thật còn không đặt mục tiêu xử lý, và Mục 4.2.4.5 có số đo cho thấy ảnh chụp màn hình thu nhỏ còn 0.469 vẫn truy được nguồn trên vật mang phù hợp.</w:t>
+      </w:r>
+    </w:p>
+    <w:bookmarkEnd w:id="83"/>
+    <w:bookmarkStart w:id="84" w:name="bốn-điều-rút-ra-cho-kiến-trúc-v4"/>
+    <w:p>
+      <w:pPr>
+        <w:pStyle w:val="Heading4"/>
+      </w:pPr>
+      <w:r>
+        <w:t xml:space="preserve">4.3.5.4. Bốn điều rút ra cho kiến trúc V4</w:t>
+      </w:r>
+    </w:p>
+    <w:p>
+      <w:pPr>
+        <w:pStyle w:val="Compact"/>
+        <w:numPr>
+          <w:ilvl w:val="0"/>
+          <w:numId w:val="1065"/>
+        </w:numPr>
+      </w:pPr>
+      <w:r>
+        <w:rPr>
+          <w:b/>
+          <w:bCs/>
+        </w:rPr>
+        <w:t xml:space="preserve">Đặt thủy vân theo nội dung, không rải đều.</w:t>
+      </w:r>
+      <w:r>
+        <w:t xml:space="preserve"> </w:t>
+      </w:r>
+      <w:r>
+        <w:t xml:space="preserve">Chọn vùng nhúng ở nơi ảnh có kết cấu, bỏ qua vùng nền trắng. Cả hai công trình đầu đều làm điều này, bằng hai cơ chế khác nhau.</w:t>
+      </w:r>
+    </w:p>
+    <w:p>
+      <w:pPr>
+        <w:pStyle w:val="Compact"/>
+        <w:jc w:val="left"/>
+        <w:numPr>
+          <w:ilvl w:val="0"/>
+          <w:numId w:val="1065"/>
+        </w:numPr>
+      </w:pPr>
+      <w:r>
+        <w:rPr>
+          <w:b/>
+          <w:bCs/>
+        </w:rPr>
+        <w:t xml:space="preserve">Đồng bộ bằng đặc trưng nội dung, không chỉ bằng mẫu pilot tần số.</w:t>
+      </w:r>
+      <w:r>
+        <w:t xml:space="preserve"> </w:t>
+      </w:r>
+      <w:r>
+        <w:t xml:space="preserve">Đây là hướng chạm trực tiếp vào</w:t>
+      </w:r>
+      <w:r>
+        <w:t xml:space="preserve"> </w:t>
+      </w:r>
+      <w:r>
+        <w:rPr>
+          <w:rStyle w:val="VerbatimChar"/>
+        </w:rPr>
+        <w:t xml:space="preserve">insufficient_sync_evidence</w:t>
+      </w:r>
+      <w:r>
+        <w:t xml:space="preserve">, trạng thái chiếm toàn bộ các ô thất bại trên trang chữ.</w:t>
+      </w:r>
+    </w:p>
+    <w:p>
+      <w:pPr>
+        <w:pStyle w:val="Compact"/>
+        <w:numPr>
+          <w:ilvl w:val="0"/>
+          <w:numId w:val="1065"/>
+        </w:numPr>
+      </w:pPr>
+      <w:r>
+        <w:rPr>
+          <w:b/>
+          <w:bCs/>
+        </w:rPr>
+        <w:t xml:space="preserve">Cường độ nhúng thích nghi theo năng lượng cục bộ</w:t>
+      </w:r>
+      <w:r>
+        <w:t xml:space="preserve">, thay cho một bước lượng tử duy nhất toàn trang.</w:t>
+      </w:r>
+    </w:p>
+    <w:p>
+      <w:pPr>
+        <w:pStyle w:val="Compact"/>
+        <w:numPr>
+          <w:ilvl w:val="0"/>
+          <w:numId w:val="1065"/>
+        </w:numPr>
+      </w:pPr>
+      <w:r>
+        <w:rPr>
+          <w:b/>
+          <w:bCs/>
+        </w:rPr>
+        <w:t xml:space="preserve">Xem lại kích thước tải trọng.</w:t>
+      </w:r>
+      <w:r>
+        <w:t xml:space="preserve"> </w:t>
+      </w:r>
+      <w:r>
+        <w:t xml:space="preserve">Ba công trình dùng 30, 32 đến 64, và 100 bit. Nhóm đang đòi 128 bit trên vật mang khó nhất. Một hướng khả thi là nhúng một mã ngắn rồi tra ngược ra định danh đầy đủ trong cơ sở dữ liệu, vì hệ thống vốn đã giữ hồ sơ cấp phát.</w:t>
+      </w:r>
+    </w:p>
+    <w:p>
+      <w:pPr>
+        <w:pStyle w:val="FirstParagraph"/>
+      </w:pPr>
+      <w:r>
+        <w:rPr>
+          <w:i/>
+          <w:iCs/>
+        </w:rPr>
+        <w:t xml:space="preserve">Giới hạn đã nhận diện</w:t>
+      </w:r>
+      <w:r>
+        <w:t xml:space="preserve"> </w:t>
+      </w:r>
+      <w:r>
+        <w:t xml:space="preserve">Bốn điều trên là kết luận rút ra từ việc đọc mã nguồn, không phải từ phép đo của nhóm. Chưa điều nào được cài đặt và đo trong dự án này, nên chúng là đề xuất có căn cứ chứ chưa phải kết quả.</w:t>
+      </w:r>
+    </w:p>
+    <w:p>
+      <w:r>
+        <w:pict>
+          <v:rect style="width:0;height:1.5pt" o:hralign="center" o:hrstd="t" o:hr="t"/>
+        </w:pict>
+      </w:r>
+    </w:p>
+    <w:bookmarkEnd w:id="84"/>
+    <w:bookmarkEnd w:id="85"/>
+    <w:bookmarkStart w:id="86" w:name="kiến-trúc-v4-đề-xuất"/>
+    <w:p>
+      <w:pPr>
+        <w:pStyle w:val="Heading3"/>
+      </w:pPr>
+      <w:r>
+        <w:t xml:space="preserve">4.3.6. Kiến trúc V4 đề xuất</w:t>
+      </w:r>
+    </w:p>
+    <w:p>
+      <w:pPr>
+        <w:pStyle w:val="FirstParagraph"/>
+      </w:pPr>
+      <w:r>
+        <w:t xml:space="preserve">Xếp theo tỉ lệ lợi ích trên chi phí đo được:</w:t>
+      </w:r>
+    </w:p>
+    <w:p>
+      <w:pPr>
+        <w:pStyle w:val="BodyText"/>
+      </w:pPr>
+      <w:r>
+        <w:rPr>
+          <w:b/>
+          <w:bCs/>
+        </w:rPr>
+        <w:t xml:space="preserve">Tầng 1 - Chuẩn hoá khung ảnh trước khi giải mã (đã kiểm chứng).</w:t>
+      </w:r>
+      <w:r>
+        <w:t xml:space="preserve"> </w:t>
+      </w:r>
+      <w:r>
+        <w:t xml:space="preserve">Bóc viền đồng màu; mở rộng sang phát hiện biên trang và khử nghiêng. Bộ giải mã V3 ngầm giả định đầu vào đã được đóng khung giống hệt bản phát hành, trong khi kênh rò rỉ thật không bao giờ như vậy. Đây là tầng cho nhiều độ bền nhất trên mỗi dòng mã.</w:t>
+      </w:r>
+    </w:p>
+    <w:p>
+      <w:pPr>
+        <w:pStyle w:val="BodyText"/>
+        <w:jc w:val="left"/>
+      </w:pPr>
+      <w:r>
+        <w:rPr>
+          <w:b/>
+          <w:bCs/>
+        </w:rPr>
+        <w:t xml:space="preserve">Tầng 2 - Ước lượng tỉ lệ cắt thay vì liệt kê.</w:t>
+      </w:r>
+      <w:r>
+        <w:t xml:space="preserve"> </w:t>
+      </w:r>
+      <w:r>
+        <w:t xml:space="preserve">Thay</w:t>
+      </w:r>
+      <w:r>
+        <w:t xml:space="preserve"> </w:t>
+      </w:r>
+      <w:r>
+        <w:rPr>
+          <w:rStyle w:val="VerbatimChar"/>
+        </w:rPr>
+        <w:t xml:space="preserve">crop_retained_scales</w:t>
+      </w:r>
+      <w:r>
+        <w:t xml:space="preserve"> </w:t>
+      </w:r>
+      <w:r>
+        <w:t xml:space="preserve">cố định bằng tìm kiếm tỉ lệ, hoặc ước lượng tỉ lệ từ tương quan log-polar của pilot (hạ tầng này đã có sẵn trong</w:t>
+      </w:r>
+      <w:r>
+        <w:t xml:space="preserve"> </w:t>
+      </w:r>
+      <w:r>
+        <w:rPr>
+          <w:rStyle w:val="VerbatimChar"/>
+        </w:rPr>
+        <w:t xml:space="preserve">synchronization_v2.py</w:t>
+      </w:r>
+      <w:r>
+        <w:t xml:space="preserve">). Xoá điểm tối ưu quá mức tại 0.25 và làm crop 0.10 / 0.50 trở nên xử lý được.</w:t>
+      </w:r>
+    </w:p>
+    <w:p>
+      <w:pPr>
+        <w:pStyle w:val="BodyText"/>
+      </w:pPr>
+      <w:r>
+        <w:rPr>
+          <w:b/>
+          <w:bCs/>
+        </w:rPr>
+        <w:t xml:space="preserve">Tầng 3 - Cho phép hai trục co giãn độc lập.</w:t>
+      </w:r>
+      <w:r>
+        <w:t xml:space="preserve"> </w:t>
+      </w:r>
+      <w:r>
+        <w:t xml:space="preserve">Ràng buộc</w:t>
+      </w:r>
+      <w:r>
+        <w:t xml:space="preserve"> </w:t>
+      </w:r>
+      <w:r>
+        <w:rPr>
+          <w:rStyle w:val="VerbatimChar"/>
+        </w:rPr>
+        <w:t xml:space="preserve">ratios_agree</w:t>
+      </w:r>
+      <w:r>
+        <w:t xml:space="preserve"> </w:t>
+      </w:r>
+      <w:r>
+        <w:t xml:space="preserve">loại bỏ mọi phép biến đổi đổi tỉ lệ khung. Nới nó ra cho phép xử lý ảnh bị kéo méo và bù phối cảnh.</w:t>
+      </w:r>
+    </w:p>
+    <w:p>
+      <w:pPr>
+        <w:pStyle w:val="BodyText"/>
+      </w:pPr>
+      <w:r>
+        <w:rPr>
+          <w:b/>
+          <w:bCs/>
+        </w:rPr>
+        <w:t xml:space="preserve">Tầng 4 - Chọn vật mang theo nội dung (chưa kiểm chứng).</w:t>
+      </w:r>
+      <w:r>
+        <w:t xml:space="preserve"> </w:t>
+      </w:r>
+      <w:r>
+        <w:t xml:space="preserve">Chấm điểm tile ứng viên theo kết cấu trước khi chọn, vẫn tất định từ khoá. Giải quyết việc</w:t>
+      </w:r>
+      <w:r>
+        <w:t xml:space="preserve"> </w:t>
+      </w:r>
+      <w:r>
+        <w:rPr>
+          <w:i/>
+          <w:iCs/>
+        </w:rPr>
+        <w:t xml:space="preserve">trang nào</w:t>
+      </w:r>
+      <w:r>
+        <w:t xml:space="preserve"> </w:t>
+      </w:r>
+      <w:r>
+        <w:t xml:space="preserve">hỏng bên trong một phép biến đổi mà bộ giải mã đã hoàn tác được - hiệu ứng thứ cấp thật, nhưng không phải nguyên nhân của các thất bại diện rộng.</w:t>
+      </w:r>
+    </w:p>
+    <w:bookmarkEnd w:id="86"/>
+    <w:bookmarkStart w:id="87" w:name="cái-gì-kiến-trúc-này-không-sửa-được"/>
+    <w:p>
+      <w:pPr>
+        <w:pStyle w:val="Heading3"/>
+      </w:pPr>
+      <w:r>
+        <w:t xml:space="preserve">4.3.7. Cái gì kiến trúc này không sửa được</w:t>
+      </w:r>
+    </w:p>
+    <w:p>
+      <w:pPr>
+        <w:pStyle w:val="Compact"/>
+        <w:numPr>
+          <w:ilvl w:val="0"/>
+          <w:numId w:val="1066"/>
+        </w:numPr>
+      </w:pPr>
+      <w:r>
+        <w:rPr>
+          <w:b/>
+          <w:bCs/>
+        </w:rPr>
+        <w:t xml:space="preserve">Giới hạn phân giải là thật, nhưng ngưỡng đã dịch.</w:t>
+      </w:r>
+      <w:r>
+        <w:t xml:space="preserve"> </w:t>
+      </w:r>
+      <w:r>
+        <w:t xml:space="preserve">Ở thời điểm đo này, dưới tỉ lệ khoảng 0.45 payload chết kể cả khi hình học hoàn hảo; sau khi sửa ngân sách ký hiệu xoá, ngưỡng đó hạ xuống thấp hơn (Mục 4.2.4.2). Phần vẫn đúng là bản chất của giới hạn: tồn tại một tỉ lệ đủ nhỏ để payload không còn khôi phục được. Không tầng nào ở trên chạm tới điều đó; muốn sửa phải tăng dung lượng hoặc giảm payload, và nhóm đã đo được rằng nâng</w:t>
+      </w:r>
+      <w:r>
+        <w:t xml:space="preserve"> </w:t>
+      </w:r>
+      <w:r>
+        <w:rPr>
+          <w:rStyle w:val="VerbatimChar"/>
+        </w:rPr>
+        <w:t xml:space="preserve">qim_delta</w:t>
+      </w:r>
+      <w:r>
+        <w:t xml:space="preserve"> </w:t>
+      </w:r>
+      <w:r>
+        <w:t xml:space="preserve">không phải lối ra (V2 quét 24→64, trần vẫn 3/12).</w:t>
+      </w:r>
+    </w:p>
+    <w:p>
+      <w:pPr>
+        <w:pStyle w:val="Compact"/>
+        <w:numPr>
+          <w:ilvl w:val="0"/>
+          <w:numId w:val="1066"/>
+        </w:numPr>
+      </w:pPr>
+      <w:r>
+        <w:rPr>
+          <w:b/>
+          <w:bCs/>
+        </w:rPr>
+        <w:t xml:space="preserve">JPEG-50 là thất bại vật mang thật</w:t>
+      </w:r>
+      <w:r>
+        <w:t xml:space="preserve"> </w:t>
+      </w:r>
+      <w:r>
+        <w:t xml:space="preserve">(lớp 3): hình học đúng vì ảnh không đổi kích thước, nhưng nén phá huỷ tín hiệu. Đây là giới hạn mà không tầng kiến trúc nào ở trên chạm tới được, và ba lever tham số đã bị bác bỏ bằng đo đạc, nên hướng duy nhất còn lại là tăng dung lượng kênh hoặc giảm payload.</w:t>
+      </w:r>
+    </w:p>
+    <w:p>
+      <w:pPr>
+        <w:pStyle w:val="Compact"/>
+        <w:numPr>
+          <w:ilvl w:val="1"/>
+          <w:numId w:val="1067"/>
+        </w:numPr>
+      </w:pPr>
+      <w:r>
+        <w:rPr>
+          <w:b/>
+          <w:bCs/>
+        </w:rPr>
+        <w:t xml:space="preserve">Đính chính ngày 14/09/2026.</w:t>
+      </w:r>
+      <w:r>
+        <w:t xml:space="preserve"> </w:t>
+      </w:r>
+      <w:r>
+        <w:t xml:space="preserve">Kết luận vừa nêu đã bị chính nhóm bác bỏ. Tín hiệu không hề bị nén phá huỷ: ở đúng các ca này, từ mã về tới bên nhận với tỉ lệ lỗi bit bằng 0,000 rồi bị chính bên nhận vứt đi vì khai quá ngân sách ký hiệu xoá. Sau khi sửa phần kế toán đó, nén JPEG q50 giải mã được (Mục 4.2.4.2 và 4.2.4.3). Giữ nguyên đoạn trên vì nó là chẩn đoán mà nhóm thực sự đã đưa ra ở thời điểm đó, và đường đi từ chẩn đoán sai tới phép đo bác bỏ nó là một phần của kết quả.</w:t>
+      </w:r>
+    </w:p>
+    <w:p>
+      <w:pPr>
+        <w:pStyle w:val="Compact"/>
+        <w:numPr>
+          <w:ilvl w:val="0"/>
+          <w:numId w:val="1066"/>
+        </w:numPr>
+      </w:pPr>
+      <w:r>
+        <w:rPr>
+          <w:b/>
+          <w:bCs/>
+        </w:rPr>
         <w:t xml:space="preserve">Toàn bộ số trong phần này đến từ harness nghiên cứu, không phải pre-gate</w:t>
       </w:r>
       <w:r>
         <w:t xml:space="preserve">, và khác pre-gate ở cách dẫn xuất RNG tấn công cùng việc cấp mẫu đồng bộ ORB cho bộ giải mã. Không được trộn với Mục 4.2.1, và không được trình bày như năng lực đã phát hành. Từ 12/09/2026 production có bật đường ống nhúng và giải thủy vân. Mục 4.2.3 ghi lại kết quả âm tính ban đầu, còn Mục 4.2.4 ghi lại trạng thái sau khi sửa nguyên nhân gốc; kết luận chắc chắn trả cho người dùng vẫn dựa trên đối chiếu tệp chính xác và chữ ký, còn kết quả truy vết luôn kèm nhãn giới hạn.</w:t>
       </w:r>
     </w:p>
-    <w:bookmarkEnd w:id="85"/>
-    <w:bookmarkStart w:id="86" w:name="vì-sao-chẩn-đoán-này-có-được"/>
+    <w:bookmarkEnd w:id="87"/>
+    <w:bookmarkStart w:id="88" w:name="vì-sao-chẩn-đoán-này-có-được"/>
     <w:p>
       <w:pPr>
         <w:pStyle w:val="Heading3"/>
       </w:pPr>
       <w:r>
-        <w:t xml:space="preserve">4.3.7. Vì sao chẩn đoán này có được</w:t>
+        <w:t xml:space="preserve">4.3.8. Vì sao chẩn đoán này có được</w:t>
       </w:r>
     </w:p>
     <w:p>
@@ -21885,9 +23144,9 @@
         <w:t xml:space="preserve">để đo; corpus khoá theo hash làm phép so sánh có kiểm soát. Một dự án ghi chép cẩu thả sẽ không để lại gì để kiểm toán.</w:t>
       </w:r>
     </w:p>
-    <w:bookmarkEnd w:id="86"/>
-    <w:bookmarkEnd w:id="87"/>
-    <w:bookmarkStart w:id="109" w:name="Xaf1d942a1a2086cdefa816c1d6be02e8e263868"/>
+    <w:bookmarkEnd w:id="88"/>
+    <w:bookmarkEnd w:id="89"/>
+    <w:bookmarkStart w:id="111" w:name="Xaf1d942a1a2086cdefa816c1d6be02e8e263868"/>
     <w:p>
       <w:pPr>
         <w:pStyle w:val="Heading2"/>
@@ -21913,18 +23172,18 @@
           <wp:inline>
             <wp:extent cx="5575300" cy="3075505"/>
             <wp:effectExtent b="0" l="0" r="0" t="0"/>
-            <wp:docPr descr="" title="" id="89" name="Picture"/>
+            <wp:docPr descr="" title="" id="91" name="Picture"/>
             <a:graphic>
               <a:graphicData uri="http://schemas.openxmlformats.org/drawingml/2006/picture">
                 <pic:pic>
                   <pic:nvPicPr>
-                    <pic:cNvPr descr="report-assets/figures/ui-issuance-result.png" id="90" name="Picture"/>
+                    <pic:cNvPr descr="report-assets/figures/ui-issuance-result.png" id="92" name="Picture"/>
                     <pic:cNvPicPr>
                       <a:picLocks noChangeArrowheads="1" noChangeAspect="1"/>
                     </pic:cNvPicPr>
                   </pic:nvPicPr>
                   <pic:blipFill>
-                    <a:blip r:embed="rId88"/>
+                    <a:blip r:embed="rId90"/>
                     <a:stretch>
                       <a:fillRect/>
                     </a:stretch>
@@ -21978,18 +23237,18 @@
           <wp:inline>
             <wp:extent cx="5575300" cy="3075505"/>
             <wp:effectExtent b="0" l="0" r="0" t="0"/>
-            <wp:docPr descr="" title="" id="92" name="Picture"/>
+            <wp:docPr descr="" title="" id="94" name="Picture"/>
             <a:graphic>
               <a:graphicData uri="http://schemas.openxmlformats.org/drawingml/2006/picture">
                 <pic:pic>
                   <pic:nvPicPr>
-                    <pic:cNvPr descr="report-assets/figures/ui-verification-match.png" id="93" name="Picture"/>
+                    <pic:cNvPr descr="report-assets/figures/ui-verification-match.png" id="95" name="Picture"/>
                     <pic:cNvPicPr>
                       <a:picLocks noChangeArrowheads="1" noChangeAspect="1"/>
                     </pic:cNvPicPr>
                   </pic:nvPicPr>
                   <pic:blipFill>
-                    <a:blip r:embed="rId91"/>
+                    <a:blip r:embed="rId93"/>
                     <a:stretch>
                       <a:fillRect/>
                     </a:stretch>
@@ -22043,18 +23302,18 @@
           <wp:inline>
             <wp:extent cx="5575300" cy="3075505"/>
             <wp:effectExtent b="0" l="0" r="0" t="0"/>
-            <wp:docPr descr="" title="" id="95" name="Picture"/>
+            <wp:docPr descr="" title="" id="97" name="Picture"/>
             <a:graphic>
               <a:graphicData uri="http://schemas.openxmlformats.org/drawingml/2006/picture">
                 <pic:pic>
                   <pic:nvPicPr>
-                    <pic:cNvPr descr="report-assets/figures/ui-verification-no-match.png" id="96" name="Picture"/>
+                    <pic:cNvPr descr="report-assets/figures/ui-verification-no-match.png" id="98" name="Picture"/>
                     <pic:cNvPicPr>
                       <a:picLocks noChangeArrowheads="1" noChangeAspect="1"/>
                     </pic:cNvPicPr>
                   </pic:nvPicPr>
                   <pic:blipFill>
-                    <a:blip r:embed="rId94"/>
+                    <a:blip r:embed="rId96"/>
                     <a:stretch>
                       <a:fillRect/>
                     </a:stretch>
@@ -22108,18 +23367,18 @@
           <wp:inline>
             <wp:extent cx="5575300" cy="3261317"/>
             <wp:effectExtent b="0" l="0" r="0" t="0"/>
-            <wp:docPr descr="" title="" id="98" name="Picture"/>
+            <wp:docPr descr="" title="" id="100" name="Picture"/>
             <a:graphic>
               <a:graphicData uri="http://schemas.openxmlformats.org/drawingml/2006/picture">
                 <pic:pic>
                   <pic:nvPicPr>
-                    <pic:cNvPr descr="report-assets/figures/ui-verification-traced.png" id="99" name="Picture"/>
+                    <pic:cNvPr descr="report-assets/figures/ui-verification-traced.png" id="101" name="Picture"/>
                     <pic:cNvPicPr>
                       <a:picLocks noChangeArrowheads="1" noChangeAspect="1"/>
                     </pic:cNvPicPr>
                   </pic:nvPicPr>
                   <pic:blipFill>
-                    <a:blip r:embed="rId97"/>
+                    <a:blip r:embed="rId99"/>
                     <a:stretch>
                       <a:fillRect/>
                     </a:stretch>
@@ -22173,18 +23432,18 @@
           <wp:inline>
             <wp:extent cx="4973052" cy="2720282"/>
             <wp:effectExtent b="0" l="0" r="0" t="0"/>
-            <wp:docPr descr="" title="" id="101" name="Picture"/>
+            <wp:docPr descr="" title="" id="103" name="Picture"/>
             <a:graphic>
               <a:graphicData uri="http://schemas.openxmlformats.org/drawingml/2006/picture">
                 <pic:pic>
                   <pic:nvPicPr>
-                    <pic:cNvPr descr="report-assets/figures/chart-v1-vs-v3.png" id="102" name="Picture"/>
+                    <pic:cNvPr descr="report-assets/figures/chart-v1-vs-v3.png" id="104" name="Picture"/>
                     <pic:cNvPicPr>
                       <a:picLocks noChangeArrowheads="1" noChangeAspect="1"/>
                     </pic:cNvPicPr>
                   </pic:nvPicPr>
                   <pic:blipFill>
-                    <a:blip r:embed="rId100"/>
+                    <a:blip r:embed="rId102"/>
                     <a:stretch>
                       <a:fillRect/>
                     </a:stretch>
@@ -22238,18 +23497,18 @@
           <wp:inline>
             <wp:extent cx="5575300" cy="3978727"/>
             <wp:effectExtent b="0" l="0" r="0" t="0"/>
-            <wp:docPr descr="" title="" id="104" name="Picture"/>
+            <wp:docPr descr="" title="" id="106" name="Picture"/>
             <a:graphic>
               <a:graphicData uri="http://schemas.openxmlformats.org/drawingml/2006/picture">
                 <pic:pic>
                   <pic:nvPicPr>
-                    <pic:cNvPr descr="report-assets/figures/chart-attack-envelope.png" id="105" name="Picture"/>
+                    <pic:cNvPr descr="report-assets/figures/chart-attack-envelope.png" id="107" name="Picture"/>
                     <pic:cNvPicPr>
                       <a:picLocks noChangeArrowheads="1" noChangeAspect="1"/>
                     </pic:cNvPicPr>
                   </pic:nvPicPr>
                   <pic:blipFill>
-                    <a:blip r:embed="rId103"/>
+                    <a:blip r:embed="rId105"/>
                     <a:stretch>
                       <a:fillRect/>
                     </a:stretch>
@@ -22303,18 +23562,18 @@
           <wp:inline>
             <wp:extent cx="5367230" cy="2371939"/>
             <wp:effectExtent b="0" l="0" r="0" t="0"/>
-            <wp:docPr descr="" title="" id="107" name="Picture"/>
+            <wp:docPr descr="" title="" id="109" name="Picture"/>
             <a:graphic>
               <a:graphicData uri="http://schemas.openxmlformats.org/drawingml/2006/picture">
                 <pic:pic>
                   <pic:nvPicPr>
-                    <pic:cNvPr descr="report-assets/figures/chart-frame-restore.png" id="108" name="Picture"/>
+                    <pic:cNvPr descr="report-assets/figures/chart-frame-restore.png" id="110" name="Picture"/>
                     <pic:cNvPicPr>
                       <a:picLocks noChangeArrowheads="1" noChangeAspect="1"/>
                     </pic:cNvPicPr>
                   </pic:nvPicPr>
                   <pic:blipFill>
-                    <a:blip r:embed="rId106"/>
+                    <a:blip r:embed="rId108"/>
                     <a:stretch>
                       <a:fillRect/>
                     </a:stretch>
@@ -22364,9 +23623,9 @@
         <w:br w:type="page"/>
       </w:r>
     </w:p>
-    <w:bookmarkEnd w:id="109"/>
-    <w:bookmarkEnd w:id="110"/>
-    <w:bookmarkStart w:id="111" w:name="kết-luận"/>
+    <w:bookmarkEnd w:id="111"/>
+    <w:bookmarkEnd w:id="112"/>
+    <w:bookmarkStart w:id="113" w:name="kết-luận"/>
     <w:p>
       <w:pPr>
         <w:pStyle w:val="Heading1"/>
@@ -22444,8 +23703,8 @@
         <w:br w:type="page"/>
       </w:r>
     </w:p>
-    <w:bookmarkEnd w:id="111"/>
-    <w:bookmarkStart w:id="112" w:name="tài-liệu-tham-khảo"/>
+    <w:bookmarkEnd w:id="113"/>
+    <w:bookmarkStart w:id="114" w:name="tài-liệu-tham-khảo"/>
     <w:p>
       <w:pPr>
         <w:pStyle w:val="Heading1"/>
@@ -22467,7 +23726,7 @@
         <w:pStyle w:val="Compact"/>
         <w:numPr>
           <w:ilvl w:val="0"/>
-          <w:numId w:val="1066"/>
+          <w:numId w:val="1068"/>
         </w:numPr>
       </w:pPr>
       <w:r>
@@ -22476,138 +23735,6 @@
           <w:bCs/>
         </w:rPr>
         <w:t xml:space="preserve">Sách Chuyên khảo Quốc tế:</w:t>
-      </w:r>
-    </w:p>
-    <w:p>
-      <w:pPr>
-        <w:pStyle w:val="Compact"/>
-        <w:numPr>
-          <w:ilvl w:val="1"/>
-          <w:numId w:val="1067"/>
-        </w:numPr>
-      </w:pPr>
-      <w:r>
-        <w:t xml:space="preserve">[1] W. Stallings,</w:t>
-      </w:r>
-      <w:r>
-        <w:t xml:space="preserve"> </w:t>
-      </w:r>
-      <w:r>
-        <w:rPr>
-          <w:i/>
-          <w:iCs/>
-        </w:rPr>
-        <w:t xml:space="preserve">Cryptography and Network Security: Principles and Practice</w:t>
-      </w:r>
-      <w:r>
-        <w:t xml:space="preserve">, 7th ed. Boston, MA, USA: Pearson, 2017, ch. 11-14.</w:t>
-      </w:r>
-    </w:p>
-    <w:p>
-      <w:pPr>
-        <w:pStyle w:val="Compact"/>
-        <w:numPr>
-          <w:ilvl w:val="1"/>
-          <w:numId w:val="1067"/>
-        </w:numPr>
-      </w:pPr>
-      <w:r>
-        <w:t xml:space="preserve">[2] I. J. Cox, M. L. Miller, J. A. Bloom, J. Fridrich, and T. Kalker,</w:t>
-      </w:r>
-      <w:r>
-        <w:t xml:space="preserve"> </w:t>
-      </w:r>
-      <w:r>
-        <w:rPr>
-          <w:i/>
-          <w:iCs/>
-        </w:rPr>
-        <w:t xml:space="preserve">Digital Watermarking and Steganography</w:t>
-      </w:r>
-      <w:r>
-        <w:t xml:space="preserve">, 2nd ed. Burlington, MA, USA: Morgan Kaufmann, 2007.</w:t>
-      </w:r>
-    </w:p>
-    <w:p>
-      <w:pPr>
-        <w:pStyle w:val="Compact"/>
-        <w:numPr>
-          <w:ilvl w:val="0"/>
-          <w:numId w:val="1066"/>
-        </w:numPr>
-      </w:pPr>
-      <w:r>
-        <w:rPr>
-          <w:b/>
-          <w:bCs/>
-        </w:rPr>
-        <w:t xml:space="preserve">Giáo trình đại học trong nước:</w:t>
-      </w:r>
-    </w:p>
-    <w:p>
-      <w:pPr>
-        <w:pStyle w:val="Compact"/>
-        <w:numPr>
-          <w:ilvl w:val="1"/>
-          <w:numId w:val="1068"/>
-        </w:numPr>
-      </w:pPr>
-      <w:r>
-        <w:t xml:space="preserve">[3] Hoàng Xuân Dậu,</w:t>
-      </w:r>
-      <w:r>
-        <w:t xml:space="preserve"> </w:t>
-      </w:r>
-      <w:r>
-        <w:rPr>
-          <w:i/>
-          <w:iCs/>
-        </w:rPr>
-        <w:t xml:space="preserve">Giáo trình Cơ sở An toàn Thông tin</w:t>
-      </w:r>
-      <w:r>
-        <w:t xml:space="preserve">, Hà Nội: Học viện Công nghệ Bưu chính Viễn thông, 2020.</w:t>
-      </w:r>
-    </w:p>
-    <w:p>
-      <w:pPr>
-        <w:pStyle w:val="Compact"/>
-        <w:numPr>
-          <w:ilvl w:val="1"/>
-          <w:numId w:val="1068"/>
-        </w:numPr>
-      </w:pPr>
-      <w:r>
-        <w:t xml:space="preserve">[4] T. T. Tùng,</w:t>
-      </w:r>
-      <w:r>
-        <w:t xml:space="preserve"> </w:t>
-      </w:r>
-      <w:r>
-        <w:rPr>
-          <w:i/>
-          <w:iCs/>
-        </w:rPr>
-        <w:t xml:space="preserve">Giáo trình Mật mã học &amp; Hệ thống Thông tin An toàn</w:t>
-      </w:r>
-      <w:r>
-        <w:t xml:space="preserve">. Hà Nội: Nhà xuất bản Thông tin và Truyền thông, 2011.</w:t>
-      </w:r>
-    </w:p>
-    <w:p>
-      <w:pPr>
-        <w:pStyle w:val="Compact"/>
-        <w:numPr>
-          <w:ilvl w:val="0"/>
-          <w:numId w:val="1066"/>
-        </w:numPr>
-      </w:pPr>
-      <w:r>
-        <w:rPr>
-          <w:b/>
-          <w:bCs/>
-        </w:rPr>
-        <w:t xml:space="preserve">Bài báo Khoa học Tiêu biểu:</w:t>
       </w:r>
     </w:p>
     <w:p>
@@ -22619,13 +23746,7 @@
         </w:numPr>
       </w:pPr>
       <w:r>
-        <w:t xml:space="preserve">[5] B. Chen and G. W. Wornell,</w:t>
-      </w:r>
-      <w:r>
-        <w:t xml:space="preserve"> </w:t>
-      </w:r>
-      <w:r>
-        <w:t xml:space="preserve">“Quantization index modulation: a class of provably good methods for digital watermarking and information embedding,”</w:t>
+        <w:t xml:space="preserve">[1] W. Stallings,</w:t>
       </w:r>
       <w:r>
         <w:t xml:space="preserve"> </w:t>
@@ -22635,10 +23756,10 @@
           <w:i/>
           <w:iCs/>
         </w:rPr>
-        <w:t xml:space="preserve">IEEE Transactions on Information Theory</w:t>
-      </w:r>
-      <w:r>
-        <w:t xml:space="preserve">, vol. 47, no. 4, pp. 1423-1443, May 2001, doi: 10.1109/18.923725.</w:t>
+        <w:t xml:space="preserve">Cryptography and Network Security: Principles and Practice</w:t>
+      </w:r>
+      <w:r>
+        <w:t xml:space="preserve">, 7th ed. Boston, MA, USA: Pearson, 2017, ch. 11-14.</w:t>
       </w:r>
     </w:p>
     <w:p>
@@ -22650,19 +23771,7 @@
         </w:numPr>
       </w:pPr>
       <w:r>
-        <w:t xml:space="preserve">[6] J. Zhu, R. Kaplan, A. Johnson, and L. Fei-Fei,</w:t>
-      </w:r>
-      <w:r>
-        <w:t xml:space="preserve"> </w:t>
-      </w:r>
-      <w:r>
-        <w:t xml:space="preserve">“HiDDeN: Hiding Data with Deep Networks,”</w:t>
-      </w:r>
-      <w:r>
-        <w:t xml:space="preserve"> </w:t>
-      </w:r>
-      <w:r>
-        <w:t xml:space="preserve">in</w:t>
+        <w:t xml:space="preserve">[2] I. J. Cox, M. L. Miller, J. A. Bloom, J. Fridrich, and T. Kalker,</w:t>
       </w:r>
       <w:r>
         <w:t xml:space="preserve"> </w:t>
@@ -22672,47 +23781,10 @@
           <w:i/>
           <w:iCs/>
         </w:rPr>
-        <w:t xml:space="preserve">Proc. European Conference on Computer Vision (ECCV)</w:t>
-      </w:r>
-      <w:r>
-        <w:t xml:space="preserve">, Munich, Germany, 2018, pp. 657-672, doi: 10.1007/978-3-030-01267-0_40.</w:t>
-      </w:r>
-    </w:p>
-    <w:p>
-      <w:pPr>
-        <w:pStyle w:val="Compact"/>
-        <w:numPr>
-          <w:ilvl w:val="1"/>
-          <w:numId w:val="1069"/>
-        </w:numPr>
-      </w:pPr>
-      <w:r>
-        <w:t xml:space="preserve">[7] M. Tancik, B. Mildenhall, and R. Ng,</w:t>
-      </w:r>
-      <w:r>
-        <w:t xml:space="preserve"> </w:t>
-      </w:r>
-      <w:r>
-        <w:t xml:space="preserve">“StegaStamp: Invisible Hyperlinks in Physical Photographs,”</w:t>
-      </w:r>
-      <w:r>
-        <w:t xml:space="preserve"> </w:t>
-      </w:r>
-      <w:r>
-        <w:t xml:space="preserve">in</w:t>
-      </w:r>
-      <w:r>
-        <w:t xml:space="preserve"> </w:t>
-      </w:r>
-      <w:r>
-        <w:rPr>
-          <w:i/>
-          <w:iCs/>
-        </w:rPr>
-        <w:t xml:space="preserve">Proc. IEEE/CVF Conference on Computer Vision and Pattern Recognition (CVPR)</w:t>
-      </w:r>
-      <w:r>
-        <w:t xml:space="preserve">, Seattle, WA, USA, 2020, pp. 2117-2126.</w:t>
+        <w:t xml:space="preserve">Digital Watermarking and Steganography</w:t>
+      </w:r>
+      <w:r>
+        <w:t xml:space="preserve">, 2nd ed. Burlington, MA, USA: Morgan Kaufmann, 2007.</w:t>
       </w:r>
     </w:p>
     <w:p>
@@ -22720,7 +23792,7 @@
         <w:pStyle w:val="Compact"/>
         <w:numPr>
           <w:ilvl w:val="0"/>
-          <w:numId w:val="1066"/>
+          <w:numId w:val="1068"/>
         </w:numPr>
       </w:pPr>
       <w:r>
@@ -22728,7 +23800,7 @@
           <w:b/>
           <w:bCs/>
         </w:rPr>
-        <w:t xml:space="preserve">Tiêu chuẩn Kỹ thuật và Giao thức Quốc tế:</w:t>
+        <w:t xml:space="preserve">Giáo trình đại học trong nước:</w:t>
       </w:r>
     </w:p>
     <w:p>
@@ -22740,19 +23812,20 @@
         </w:numPr>
       </w:pPr>
       <w:r>
-        <w:t xml:space="preserve">[8] A. Rundgren, B. Jordan, and S. Erdtman,</w:t>
-      </w:r>
-      <w:r>
-        <w:t xml:space="preserve"> </w:t>
-      </w:r>
-      <w:r>
-        <w:t xml:space="preserve">“JSON Canonicalization Scheme (JCS),”</w:t>
-      </w:r>
-      <w:r>
-        <w:t xml:space="preserve"> </w:t>
-      </w:r>
-      <w:r>
-        <w:t xml:space="preserve">Internet Engineering Task Force (IETF), RFC 8785, June 2020. [Online]. Available: https://www.rfc-editor.org/rfc/rfc8785</w:t>
+        <w:t xml:space="preserve">[3] Hoàng Xuân Dậu,</w:t>
+      </w:r>
+      <w:r>
+        <w:t xml:space="preserve"> </w:t>
+      </w:r>
+      <w:r>
+        <w:rPr>
+          <w:i/>
+          <w:iCs/>
+        </w:rPr>
+        <w:t xml:space="preserve">Giáo trình Cơ sở An toàn Thông tin</w:t>
+      </w:r>
+      <w:r>
+        <w:t xml:space="preserve">, Hà Nội: Học viện Công nghệ Bưu chính Viễn thông, 2020.</w:t>
       </w:r>
     </w:p>
     <w:p>
@@ -22764,133 +23837,7 @@
         </w:numPr>
       </w:pPr>
       <w:r>
-        <w:t xml:space="preserve">[9] S. Josefsson and I. Liusvaara,</w:t>
-      </w:r>
-      <w:r>
-        <w:t xml:space="preserve"> </w:t>
-      </w:r>
-      <w:r>
-        <w:t xml:space="preserve">“Edwards-Curve Digital Signature Algorithm (EdDSA),”</w:t>
-      </w:r>
-      <w:r>
-        <w:t xml:space="preserve"> </w:t>
-      </w:r>
-      <w:r>
-        <w:t xml:space="preserve">Internet Engineering Task Force (IETF), RFC 8032, January 2017. [Online]. Available: https://www.rfc-editor.org/rfc/rfc8032</w:t>
-      </w:r>
-    </w:p>
-    <w:p>
-      <w:pPr>
-        <w:pStyle w:val="Compact"/>
-        <w:numPr>
-          <w:ilvl w:val="1"/>
-          <w:numId w:val="1070"/>
-        </w:numPr>
-      </w:pPr>
-      <w:r>
-        <w:t xml:space="preserve">[10] National Institute of Standards and Technology (NIST),</w:t>
-      </w:r>
-      <w:r>
-        <w:t xml:space="preserve"> </w:t>
-      </w:r>
-      <w:r>
-        <w:t xml:space="preserve">“Secure Hash Standard (SHS),”</w:t>
-      </w:r>
-      <w:r>
-        <w:t xml:space="preserve"> </w:t>
-      </w:r>
-      <w:r>
-        <w:t xml:space="preserve">Federal Information Processing Standards Publication (FIPS PUB) 180-4, August 2015.</w:t>
-      </w:r>
-    </w:p>
-    <w:p>
-      <w:pPr>
-        <w:pStyle w:val="Compact"/>
-        <w:numPr>
-          <w:ilvl w:val="1"/>
-          <w:numId w:val="1070"/>
-        </w:numPr>
-      </w:pPr>
-      <w:r>
-        <w:t xml:space="preserve">[11] National Institute of Standards and Technology (NIST),</w:t>
-      </w:r>
-      <w:r>
-        <w:t xml:space="preserve"> </w:t>
-      </w:r>
-      <w:r>
-        <w:t xml:space="preserve">“The Keyed-Hash Message Authentication Code (HMAC),”</w:t>
-      </w:r>
-      <w:r>
-        <w:t xml:space="preserve"> </w:t>
-      </w:r>
-      <w:r>
-        <w:t xml:space="preserve">Federal Information Processing Standards Publication (FIPS PUB) 198-1, July 2008.</w:t>
-      </w:r>
-    </w:p>
-    <w:p>
-      <w:pPr>
-        <w:pStyle w:val="Compact"/>
-        <w:numPr>
-          <w:ilvl w:val="1"/>
-          <w:numId w:val="1070"/>
-        </w:numPr>
-      </w:pPr>
-      <w:r>
-        <w:t xml:space="preserve">[12] H. Krawczyk, M. Bellare, and R. Canetti,</w:t>
-      </w:r>
-      <w:r>
-        <w:t xml:space="preserve"> </w:t>
-      </w:r>
-      <w:r>
-        <w:t xml:space="preserve">“HMAC: Keyed-Hashing for Message Authentication,”</w:t>
-      </w:r>
-      <w:r>
-        <w:t xml:space="preserve"> </w:t>
-      </w:r>
-      <w:r>
-        <w:t xml:space="preserve">Internet Engineering Task Force (IETF), RFC 2104, February 1997. [Online]. Available: https://www.rfc-editor.org/rfc/rfc2104</w:t>
-      </w:r>
-    </w:p>
-    <w:p>
-      <w:pPr>
-        <w:pStyle w:val="Compact"/>
-        <w:numPr>
-          <w:ilvl w:val="1"/>
-          <w:numId w:val="1070"/>
-        </w:numPr>
-      </w:pPr>
-      <w:r>
-        <w:t xml:space="preserve">[13] National Institute of Standards and Technology (NIST),</w:t>
-      </w:r>
-      <w:r>
-        <w:t xml:space="preserve"> </w:t>
-      </w:r>
-      <w:r>
-        <w:t xml:space="preserve">“Implementation Guidance for FIPS 140-3 and the Cryptographic Module Verification Program,”</w:t>
-      </w:r>
-      <w:r>
-        <w:t xml:space="preserve"> </w:t>
-      </w:r>
-      <w:r>
-        <w:t xml:space="preserve">NIST CSRC, April 2026. [Online]. Available: https://csrc.nist.gov/projects/cryptographic-module-validation-program/fips-140-3-ig-announcements</w:t>
-      </w:r>
-    </w:p>
-    <w:p>
-      <w:pPr>
-        <w:pStyle w:val="Compact"/>
-        <w:numPr>
-          <w:ilvl w:val="1"/>
-          <w:numId w:val="1070"/>
-        </w:numPr>
-      </w:pPr>
-      <w:r>
-        <w:t xml:space="preserve">[14] N. Hamid, A. Yahya, R. B. Ahmad, and O. M. Al-Qershi,</w:t>
-      </w:r>
-      <w:r>
-        <w:t xml:space="preserve"> </w:t>
-      </w:r>
-      <w:r>
-        <w:t xml:space="preserve">“Image Steganography Techniques: An Overview,”</w:t>
+        <w:t xml:space="preserve">[4] T. T. Tùng,</w:t>
       </w:r>
       <w:r>
         <w:t xml:space="preserve"> </w:t>
@@ -22900,41 +23847,10 @@
           <w:i/>
           <w:iCs/>
         </w:rPr>
-        <w:t xml:space="preserve">International Journal of Computer Science and Security (IJCSS)</w:t>
-      </w:r>
-      <w:r>
-        <w:t xml:space="preserve">, vol. 6, no. 3, pp. 168-187, 2012.</w:t>
-      </w:r>
-    </w:p>
-    <w:p>
-      <w:pPr>
-        <w:pStyle w:val="Compact"/>
-        <w:numPr>
-          <w:ilvl w:val="1"/>
-          <w:numId w:val="1070"/>
-        </w:numPr>
-      </w:pPr>
-      <w:r>
-        <w:t xml:space="preserve">[15] M. Douglas, K. Bailey, M. Leeney, and K. Curran,</w:t>
-      </w:r>
-      <w:r>
-        <w:t xml:space="preserve"> </w:t>
-      </w:r>
-      <w:r>
-        <w:t xml:space="preserve">“An overview of steganography techniques applied to the protection of biometric data,”</w:t>
-      </w:r>
-      <w:r>
-        <w:t xml:space="preserve"> </w:t>
-      </w:r>
-      <w:r>
-        <w:rPr>
-          <w:i/>
-          <w:iCs/>
-        </w:rPr>
-        <w:t xml:space="preserve">Multimedia Tools and Applications</w:t>
-      </w:r>
-      <w:r>
-        <w:t xml:space="preserve">, vol. 77, no. 13, pp. 17333-17373, 2018, doi: 10.1007/s11042-017-5308-3.</w:t>
+        <w:t xml:space="preserve">Giáo trình Mật mã học &amp; Hệ thống Thông tin An toàn</w:t>
+      </w:r>
+      <w:r>
+        <w:t xml:space="preserve">. Hà Nội: Nhà xuất bản Thông tin và Truyền thông, 2011.</w:t>
       </w:r>
     </w:p>
     <w:p>
@@ -22942,7 +23858,7 @@
         <w:pStyle w:val="Compact"/>
         <w:numPr>
           <w:ilvl w:val="0"/>
-          <w:numId w:val="1066"/>
+          <w:numId w:val="1068"/>
         </w:numPr>
       </w:pPr>
       <w:r>
@@ -22950,7 +23866,7 @@
           <w:b/>
           <w:bCs/>
         </w:rPr>
-        <w:t xml:space="preserve">Cài đặt Mã nguồn mở dùng để đối chiếu:</w:t>
+        <w:t xml:space="preserve">Bài báo Khoa học Tiêu biểu:</w:t>
       </w:r>
     </w:p>
     <w:p>
@@ -22962,19 +23878,26 @@
         </w:numPr>
       </w:pPr>
       <w:r>
-        <w:t xml:space="preserve">[16] wmbench contributors,</w:t>
-      </w:r>
-      <w:r>
-        <w:t xml:space="preserve"> </w:t>
-      </w:r>
-      <w:r>
-        <w:t xml:space="preserve">“wmbench: image watermarking benchmark,”</w:t>
-      </w:r>
-      <w:r>
-        <w:t xml:space="preserve"> </w:t>
-      </w:r>
-      <w:r>
-        <w:t xml:space="preserve">GitHub repository, 2026. [Online]. Available: https://github.com/alexandersolonsky/wmbench</w:t>
+        <w:t xml:space="preserve">[5] B. Chen and G. W. Wornell,</w:t>
+      </w:r>
+      <w:r>
+        <w:t xml:space="preserve"> </w:t>
+      </w:r>
+      <w:r>
+        <w:t xml:space="preserve">“Quantization index modulation: a class of provably good methods for digital watermarking and information embedding,”</w:t>
+      </w:r>
+      <w:r>
+        <w:t xml:space="preserve"> </w:t>
+      </w:r>
+      <w:r>
+        <w:rPr>
+          <w:i/>
+          <w:iCs/>
+        </w:rPr>
+        <w:t xml:space="preserve">IEEE Transactions on Information Theory</w:t>
+      </w:r>
+      <w:r>
+        <w:t xml:space="preserve">, vol. 47, no. 4, pp. 1423-1443, May 2001, doi: 10.1109/18.923725.</w:t>
       </w:r>
     </w:p>
     <w:p>
@@ -22986,19 +23909,32 @@
         </w:numPr>
       </w:pPr>
       <w:r>
-        <w:t xml:space="preserve">[17] Adobe Research,</w:t>
-      </w:r>
-      <w:r>
-        <w:t xml:space="preserve"> </w:t>
-      </w:r>
-      <w:r>
-        <w:t xml:space="preserve">“TrustMark: Universal Watermarking for Arbitrary Resolution Images,”</w:t>
-      </w:r>
-      <w:r>
-        <w:t xml:space="preserve"> </w:t>
-      </w:r>
-      <w:r>
-        <w:t xml:space="preserve">GitHub repository, 2026. [Online]. Available: https://github.com/adobe/trustmark</w:t>
+        <w:t xml:space="preserve">[6] J. Zhu, R. Kaplan, A. Johnson, and L. Fei-Fei,</w:t>
+      </w:r>
+      <w:r>
+        <w:t xml:space="preserve"> </w:t>
+      </w:r>
+      <w:r>
+        <w:t xml:space="preserve">“HiDDeN: Hiding Data with Deep Networks,”</w:t>
+      </w:r>
+      <w:r>
+        <w:t xml:space="preserve"> </w:t>
+      </w:r>
+      <w:r>
+        <w:t xml:space="preserve">in</w:t>
+      </w:r>
+      <w:r>
+        <w:t xml:space="preserve"> </w:t>
+      </w:r>
+      <w:r>
+        <w:rPr>
+          <w:i/>
+          <w:iCs/>
+        </w:rPr>
+        <w:t xml:space="preserve">Proc. European Conference on Computer Vision (ECCV)</w:t>
+      </w:r>
+      <w:r>
+        <w:t xml:space="preserve">, Munich, Germany, 2018, pp. 657-672, doi: 10.1007/978-3-030-01267-0_40.</w:t>
       </w:r>
     </w:p>
     <w:p>
@@ -23010,19 +23946,48 @@
         </w:numPr>
       </w:pPr>
       <w:r>
-        <w:t xml:space="preserve">[18] T. Sander, P. Fernandez, A. Durmus, M. Douze, and T. Furon,</w:t>
-      </w:r>
-      <w:r>
-        <w:t xml:space="preserve"> </w:t>
-      </w:r>
-      <w:r>
-        <w:t xml:space="preserve">“Watermark Anything with Localized Messages,”</w:t>
-      </w:r>
-      <w:r>
-        <w:t xml:space="preserve"> </w:t>
-      </w:r>
-      <w:r>
-        <w:t xml:space="preserve">Meta AI Research, GitHub repository, 2025. [Online]. Available: https://github.com/facebookresearch/watermark-anything</w:t>
+        <w:t xml:space="preserve">[7] M. Tancik, B. Mildenhall, and R. Ng,</w:t>
+      </w:r>
+      <w:r>
+        <w:t xml:space="preserve"> </w:t>
+      </w:r>
+      <w:r>
+        <w:t xml:space="preserve">“StegaStamp: Invisible Hyperlinks in Physical Photographs,”</w:t>
+      </w:r>
+      <w:r>
+        <w:t xml:space="preserve"> </w:t>
+      </w:r>
+      <w:r>
+        <w:t xml:space="preserve">in</w:t>
+      </w:r>
+      <w:r>
+        <w:t xml:space="preserve"> </w:t>
+      </w:r>
+      <w:r>
+        <w:rPr>
+          <w:i/>
+          <w:iCs/>
+        </w:rPr>
+        <w:t xml:space="preserve">Proc. IEEE/CVF Conference on Computer Vision and Pattern Recognition (CVPR)</w:t>
+      </w:r>
+      <w:r>
+        <w:t xml:space="preserve">, Seattle, WA, USA, 2020, pp. 2117-2126.</w:t>
+      </w:r>
+    </w:p>
+    <w:p>
+      <w:pPr>
+        <w:pStyle w:val="Compact"/>
+        <w:numPr>
+          <w:ilvl w:val="0"/>
+          <w:numId w:val="1068"/>
+        </w:numPr>
+      </w:pPr>
+      <w:r>
+        <w:rPr>
+          <w:b/>
+          <w:bCs/>
+        </w:rPr>
+        <w:t xml:space="preserve">Tiêu chuẩn Kỹ thuật và Giao thức Quốc tế:</w:t>
       </w:r>
     </w:p>
     <w:p>
@@ -23030,23 +23995,23 @@
         <w:pStyle w:val="Compact"/>
         <w:numPr>
           <w:ilvl w:val="1"/>
-          <w:numId w:val="1071"/>
+          <w:numId w:val="1072"/>
         </w:numPr>
       </w:pPr>
       <w:r>
-        <w:t xml:space="preserve">[19] Guo Fei,</w:t>
-      </w:r>
-      <w:r>
-        <w:t xml:space="preserve"> </w:t>
-      </w:r>
-      <w:r>
-        <w:t xml:space="preserve">“blind_watermark: blind and invisible image watermark,”</w:t>
-      </w:r>
-      <w:r>
-        <w:t xml:space="preserve"> </w:t>
-      </w:r>
-      <w:r>
-        <w:t xml:space="preserve">GitHub repository, 2025. [Online]. Available: https://github.com/guofei9987/blind_watermark</w:t>
+        <w:t xml:space="preserve">[8] A. Rundgren, B. Jordan, and S. Erdtman,</w:t>
+      </w:r>
+      <w:r>
+        <w:t xml:space="preserve"> </w:t>
+      </w:r>
+      <w:r>
+        <w:t xml:space="preserve">“JSON Canonicalization Scheme (JCS),”</w:t>
+      </w:r>
+      <w:r>
+        <w:t xml:space="preserve"> </w:t>
+      </w:r>
+      <w:r>
+        <w:t xml:space="preserve">Internet Engineering Task Force (IETF), RFC 8785, June 2020. [Online]. Available: https://www.rfc-editor.org/rfc/rfc8785</w:t>
       </w:r>
     </w:p>
     <w:p>
@@ -23054,23 +24019,23 @@
         <w:pStyle w:val="Compact"/>
         <w:numPr>
           <w:ilvl w:val="1"/>
-          <w:numId w:val="1071"/>
+          <w:numId w:val="1072"/>
         </w:numPr>
       </w:pPr>
       <w:r>
-        <w:t xml:space="preserve">[20] gslxr,</w:t>
-      </w:r>
-      <w:r>
-        <w:t xml:space="preserve"> </w:t>
-      </w:r>
-      <w:r>
-        <w:t xml:space="preserve">“Screen-Shooting-Resilient-Document-Image-Watermarking,”</w:t>
-      </w:r>
-      <w:r>
-        <w:t xml:space="preserve"> </w:t>
-      </w:r>
-      <w:r>
-        <w:t xml:space="preserve">GitHub repository. [Online]. Available: https://github.com/gslxr/Screen-Shooting-Resilient-Document-Image-Watermarking</w:t>
+        <w:t xml:space="preserve">[9] S. Josefsson and I. Liusvaara,</w:t>
+      </w:r>
+      <w:r>
+        <w:t xml:space="preserve"> </w:t>
+      </w:r>
+      <w:r>
+        <w:t xml:space="preserve">“Edwards-Curve Digital Signature Algorithm (EdDSA),”</w:t>
+      </w:r>
+      <w:r>
+        <w:t xml:space="preserve"> </w:t>
+      </w:r>
+      <w:r>
+        <w:t xml:space="preserve">Internet Engineering Task Force (IETF), RFC 8032, January 2017. [Online]. Available: https://www.rfc-editor.org/rfc/rfc8032</w:t>
       </w:r>
     </w:p>
     <w:p>
@@ -23078,23 +24043,23 @@
         <w:pStyle w:val="Compact"/>
         <w:numPr>
           <w:ilvl w:val="1"/>
-          <w:numId w:val="1071"/>
+          <w:numId w:val="1072"/>
         </w:numPr>
       </w:pPr>
       <w:r>
-        <w:t xml:space="preserve">[21] H. Fang, W. Zhang, H. Zhou, H. Cui and N. Yu,</w:t>
-      </w:r>
-      <w:r>
-        <w:t xml:space="preserve"> </w:t>
-      </w:r>
-      <w:r>
-        <w:t xml:space="preserve">“Screen-shooting resilient watermarking,”</w:t>
-      </w:r>
-      <w:r>
-        <w:t xml:space="preserve"> </w:t>
-      </w:r>
-      <w:r>
-        <w:t xml:space="preserve">IEEE Transactions on Information Forensics and Security, vol. 14, no. 6, pp. 1403-1418, 2019. Mã nguồn: https://github.com/FangHanNUS/Screen-Shooting-Resilient-Watermarking</w:t>
+        <w:t xml:space="preserve">[10] National Institute of Standards and Technology (NIST),</w:t>
+      </w:r>
+      <w:r>
+        <w:t xml:space="preserve"> </w:t>
+      </w:r>
+      <w:r>
+        <w:t xml:space="preserve">“Secure Hash Standard (SHS),”</w:t>
+      </w:r>
+      <w:r>
+        <w:t xml:space="preserve"> </w:t>
+      </w:r>
+      <w:r>
+        <w:t xml:space="preserve">Federal Information Processing Standards Publication (FIPS PUB) 180-4, August 2015.</w:t>
       </w:r>
     </w:p>
     <w:p>
@@ -23102,10 +24067,304 @@
         <w:pStyle w:val="Compact"/>
         <w:numPr>
           <w:ilvl w:val="1"/>
-          <w:numId w:val="1071"/>
+          <w:numId w:val="1072"/>
         </w:numPr>
       </w:pPr>
       <w:r>
+        <w:t xml:space="preserve">[11] National Institute of Standards and Technology (NIST),</w:t>
+      </w:r>
+      <w:r>
+        <w:t xml:space="preserve"> </w:t>
+      </w:r>
+      <w:r>
+        <w:t xml:space="preserve">“The Keyed-Hash Message Authentication Code (HMAC),”</w:t>
+      </w:r>
+      <w:r>
+        <w:t xml:space="preserve"> </w:t>
+      </w:r>
+      <w:r>
+        <w:t xml:space="preserve">Federal Information Processing Standards Publication (FIPS PUB) 198-1, July 2008.</w:t>
+      </w:r>
+    </w:p>
+    <w:p>
+      <w:pPr>
+        <w:pStyle w:val="Compact"/>
+        <w:numPr>
+          <w:ilvl w:val="1"/>
+          <w:numId w:val="1072"/>
+        </w:numPr>
+      </w:pPr>
+      <w:r>
+        <w:t xml:space="preserve">[12] H. Krawczyk, M. Bellare, and R. Canetti,</w:t>
+      </w:r>
+      <w:r>
+        <w:t xml:space="preserve"> </w:t>
+      </w:r>
+      <w:r>
+        <w:t xml:space="preserve">“HMAC: Keyed-Hashing for Message Authentication,”</w:t>
+      </w:r>
+      <w:r>
+        <w:t xml:space="preserve"> </w:t>
+      </w:r>
+      <w:r>
+        <w:t xml:space="preserve">Internet Engineering Task Force (IETF), RFC 2104, February 1997. [Online]. Available: https://www.rfc-editor.org/rfc/rfc2104</w:t>
+      </w:r>
+    </w:p>
+    <w:p>
+      <w:pPr>
+        <w:pStyle w:val="Compact"/>
+        <w:numPr>
+          <w:ilvl w:val="1"/>
+          <w:numId w:val="1072"/>
+        </w:numPr>
+      </w:pPr>
+      <w:r>
+        <w:t xml:space="preserve">[13] National Institute of Standards and Technology (NIST),</w:t>
+      </w:r>
+      <w:r>
+        <w:t xml:space="preserve"> </w:t>
+      </w:r>
+      <w:r>
+        <w:t xml:space="preserve">“Implementation Guidance for FIPS 140-3 and the Cryptographic Module Verification Program,”</w:t>
+      </w:r>
+      <w:r>
+        <w:t xml:space="preserve"> </w:t>
+      </w:r>
+      <w:r>
+        <w:t xml:space="preserve">NIST CSRC, April 2026. [Online]. Available: https://csrc.nist.gov/projects/cryptographic-module-validation-program/fips-140-3-ig-announcements</w:t>
+      </w:r>
+    </w:p>
+    <w:p>
+      <w:pPr>
+        <w:pStyle w:val="Compact"/>
+        <w:numPr>
+          <w:ilvl w:val="1"/>
+          <w:numId w:val="1072"/>
+        </w:numPr>
+      </w:pPr>
+      <w:r>
+        <w:t xml:space="preserve">[14] N. Hamid, A. Yahya, R. B. Ahmad, and O. M. Al-Qershi,</w:t>
+      </w:r>
+      <w:r>
+        <w:t xml:space="preserve"> </w:t>
+      </w:r>
+      <w:r>
+        <w:t xml:space="preserve">“Image Steganography Techniques: An Overview,”</w:t>
+      </w:r>
+      <w:r>
+        <w:t xml:space="preserve"> </w:t>
+      </w:r>
+      <w:r>
+        <w:rPr>
+          <w:i/>
+          <w:iCs/>
+        </w:rPr>
+        <w:t xml:space="preserve">International Journal of Computer Science and Security (IJCSS)</w:t>
+      </w:r>
+      <w:r>
+        <w:t xml:space="preserve">, vol. 6, no. 3, pp. 168-187, 2012.</w:t>
+      </w:r>
+    </w:p>
+    <w:p>
+      <w:pPr>
+        <w:pStyle w:val="Compact"/>
+        <w:numPr>
+          <w:ilvl w:val="1"/>
+          <w:numId w:val="1072"/>
+        </w:numPr>
+      </w:pPr>
+      <w:r>
+        <w:t xml:space="preserve">[15] M. Douglas, K. Bailey, M. Leeney, and K. Curran,</w:t>
+      </w:r>
+      <w:r>
+        <w:t xml:space="preserve"> </w:t>
+      </w:r>
+      <w:r>
+        <w:t xml:space="preserve">“An overview of steganography techniques applied to the protection of biometric data,”</w:t>
+      </w:r>
+      <w:r>
+        <w:t xml:space="preserve"> </w:t>
+      </w:r>
+      <w:r>
+        <w:rPr>
+          <w:i/>
+          <w:iCs/>
+        </w:rPr>
+        <w:t xml:space="preserve">Multimedia Tools and Applications</w:t>
+      </w:r>
+      <w:r>
+        <w:t xml:space="preserve">, vol. 77, no. 13, pp. 17333-17373, 2018, doi: 10.1007/s11042-017-5308-3.</w:t>
+      </w:r>
+    </w:p>
+    <w:p>
+      <w:pPr>
+        <w:pStyle w:val="Compact"/>
+        <w:numPr>
+          <w:ilvl w:val="0"/>
+          <w:numId w:val="1068"/>
+        </w:numPr>
+      </w:pPr>
+      <w:r>
+        <w:rPr>
+          <w:b/>
+          <w:bCs/>
+        </w:rPr>
+        <w:t xml:space="preserve">Cài đặt Mã nguồn mở dùng để đối chiếu:</w:t>
+      </w:r>
+    </w:p>
+    <w:p>
+      <w:pPr>
+        <w:pStyle w:val="Compact"/>
+        <w:numPr>
+          <w:ilvl w:val="1"/>
+          <w:numId w:val="1073"/>
+        </w:numPr>
+      </w:pPr>
+      <w:r>
+        <w:t xml:space="preserve">[16] wmbench contributors,</w:t>
+      </w:r>
+      <w:r>
+        <w:t xml:space="preserve"> </w:t>
+      </w:r>
+      <w:r>
+        <w:t xml:space="preserve">“wmbench: image watermarking benchmark,”</w:t>
+      </w:r>
+      <w:r>
+        <w:t xml:space="preserve"> </w:t>
+      </w:r>
+      <w:r>
+        <w:t xml:space="preserve">GitHub repository, 2026. [Online]. Available: https://github.com/alexandersolonsky/wmbench</w:t>
+      </w:r>
+    </w:p>
+    <w:p>
+      <w:pPr>
+        <w:pStyle w:val="Compact"/>
+        <w:numPr>
+          <w:ilvl w:val="1"/>
+          <w:numId w:val="1073"/>
+        </w:numPr>
+      </w:pPr>
+      <w:r>
+        <w:t xml:space="preserve">[17] Adobe Research,</w:t>
+      </w:r>
+      <w:r>
+        <w:t xml:space="preserve"> </w:t>
+      </w:r>
+      <w:r>
+        <w:t xml:space="preserve">“TrustMark: Universal Watermarking for Arbitrary Resolution Images,”</w:t>
+      </w:r>
+      <w:r>
+        <w:t xml:space="preserve"> </w:t>
+      </w:r>
+      <w:r>
+        <w:t xml:space="preserve">GitHub repository, 2026. [Online]. Available: https://github.com/adobe/trustmark</w:t>
+      </w:r>
+    </w:p>
+    <w:p>
+      <w:pPr>
+        <w:pStyle w:val="Compact"/>
+        <w:numPr>
+          <w:ilvl w:val="1"/>
+          <w:numId w:val="1073"/>
+        </w:numPr>
+      </w:pPr>
+      <w:r>
+        <w:t xml:space="preserve">[18] T. Sander, P. Fernandez, A. Durmus, M. Douze, and T. Furon,</w:t>
+      </w:r>
+      <w:r>
+        <w:t xml:space="preserve"> </w:t>
+      </w:r>
+      <w:r>
+        <w:t xml:space="preserve">“Watermark Anything with Localized Messages,”</w:t>
+      </w:r>
+      <w:r>
+        <w:t xml:space="preserve"> </w:t>
+      </w:r>
+      <w:r>
+        <w:t xml:space="preserve">Meta AI Research, GitHub repository, 2025. [Online]. Available: https://github.com/facebookresearch/watermark-anything</w:t>
+      </w:r>
+    </w:p>
+    <w:p>
+      <w:pPr>
+        <w:pStyle w:val="Compact"/>
+        <w:numPr>
+          <w:ilvl w:val="1"/>
+          <w:numId w:val="1073"/>
+        </w:numPr>
+      </w:pPr>
+      <w:r>
+        <w:t xml:space="preserve">[19] Guo Fei,</w:t>
+      </w:r>
+      <w:r>
+        <w:t xml:space="preserve"> </w:t>
+      </w:r>
+      <w:r>
+        <w:t xml:space="preserve">“blind_watermark: blind and invisible image watermark,”</w:t>
+      </w:r>
+      <w:r>
+        <w:t xml:space="preserve"> </w:t>
+      </w:r>
+      <w:r>
+        <w:t xml:space="preserve">GitHub repository, 2025. [Online]. Available: https://github.com/guofei9987/blind_watermark</w:t>
+      </w:r>
+    </w:p>
+    <w:p>
+      <w:pPr>
+        <w:pStyle w:val="Compact"/>
+        <w:numPr>
+          <w:ilvl w:val="1"/>
+          <w:numId w:val="1073"/>
+        </w:numPr>
+      </w:pPr>
+      <w:r>
+        <w:t xml:space="preserve">[20] gslxr,</w:t>
+      </w:r>
+      <w:r>
+        <w:t xml:space="preserve"> </w:t>
+      </w:r>
+      <w:r>
+        <w:t xml:space="preserve">“Screen-Shooting-Resilient-Document-Image-Watermarking,”</w:t>
+      </w:r>
+      <w:r>
+        <w:t xml:space="preserve"> </w:t>
+      </w:r>
+      <w:r>
+        <w:t xml:space="preserve">GitHub repository. [Online]. Available: https://github.com/gslxr/Screen-Shooting-Resilient-Document-Image-Watermarking</w:t>
+      </w:r>
+    </w:p>
+    <w:p>
+      <w:pPr>
+        <w:pStyle w:val="Compact"/>
+        <w:numPr>
+          <w:ilvl w:val="1"/>
+          <w:numId w:val="1073"/>
+        </w:numPr>
+      </w:pPr>
+      <w:r>
+        <w:t xml:space="preserve">[21] H. Fang, W. Zhang, H. Zhou, H. Cui and N. Yu,</w:t>
+      </w:r>
+      <w:r>
+        <w:t xml:space="preserve"> </w:t>
+      </w:r>
+      <w:r>
+        <w:t xml:space="preserve">“Screen-shooting resilient watermarking,”</w:t>
+      </w:r>
+      <w:r>
+        <w:t xml:space="preserve"> </w:t>
+      </w:r>
+      <w:r>
+        <w:t xml:space="preserve">IEEE Transactions on Information Forensics and Security, vol. 14, no. 6, pp. 1403-1418, 2019. Mã nguồn: https://github.com/FangHanNUS/Screen-Shooting-Resilient-Watermarking</w:t>
+      </w:r>
+    </w:p>
+    <w:p>
+      <w:pPr>
+        <w:pStyle w:val="Compact"/>
+        <w:numPr>
+          <w:ilvl w:val="1"/>
+          <w:numId w:val="1073"/>
+        </w:numPr>
+      </w:pPr>
+      <w:r>
         <w:t xml:space="preserve">[22] ShieldMnt,</w:t>
       </w:r>
       <w:r>
@@ -23126,8 +24385,8 @@
         <w:br w:type="page"/>
       </w:r>
     </w:p>
-    <w:bookmarkEnd w:id="112"/>
-    <w:bookmarkStart w:id="113" w:name="X8c9d602fdee431516a1a95beedefebdd94fb169"/>
+    <w:bookmarkEnd w:id="114"/>
+    <w:bookmarkStart w:id="115" w:name="X8c9d602fdee431516a1a95beedefebdd94fb169"/>
     <w:p>
       <w:pPr>
         <w:pStyle w:val="Heading1"/>
@@ -25600,7 +26859,7 @@
               <w:jc w:val="left"/>
             </w:pPr>
             <w:r>
-              <w:t xml:space="preserve">Vật mang quyết định truy vết được hay không, phép tấn công và kích thước cấp phát thì không</w:t>
+              <w:t xml:space="preserve">Hồ sơ tham số mà hệ thống đang chạy ghim là hồ sơ yếu nhất trong lưới ứng viên</w:t>
             </w:r>
           </w:p>
         </w:tc>
@@ -25619,6 +26878,79 @@
               </w:rPr>
               <w:t xml:space="preserve">Số liệu đo thực nghiệm</w:t>
             </w:r>
+          </w:p>
+        </w:tc>
+        <w:tc>
+          <w:tcPr/>
+          <w:p>
+            <w:pPr>
+              <w:pStyle w:val="Compact"/>
+              <w:jc w:val="left"/>
+              <w:spacing w:before="40" w:after="40" w:line="240" w:lineRule="auto"/>
+            </w:pPr>
+            <w:r>
+              <w:t xml:space="preserve">Quét toàn bộ 16 ứng viên của</w:t>
+            </w:r>
+            <w:r>
+              <w:t xml:space="preserve"> </w:t>
+            </w:r>
+            <w:r>
+              <w:rPr>
+                <w:rStyle w:val="VerbatimChar"/>
+              </w:rPr>
+              <w:t xml:space="preserve">contracts/algorithm/fingerprint-candidates.v2.json</w:t>
+            </w:r>
+            <w:r>
+              <w:t xml:space="preserve"> </w:t>
+            </w:r>
+            <w:r>
+              <w:t xml:space="preserve">trên trang chữ ở khung chuẩn; bảng ở Mục 4.3.4</w:t>
+            </w:r>
+          </w:p>
+        </w:tc>
+        <w:tc>
+          <w:tcPr/>
+          <w:p>
+            <w:pPr>
+              <w:pStyle w:val="Compact"/>
+              <w:spacing w:before="40" w:after="40" w:line="240" w:lineRule="auto"/>
+              <w:jc w:val="left"/>
+            </w:pPr>
+            <w:r>
+              <w:t xml:space="preserve">Đã kiểm chứng: ứng viên số 0 là cái duy nhất trượt hoàn toàn, bảy ứng viên còn lại đều giải được trang chữ không bị tấn công.</w:t>
+            </w:r>
+          </w:p>
+        </w:tc>
+      </w:tr>
+      <w:tr>
+        <w:tc>
+          <w:tcPr/>
+          <w:p>
+            <w:pPr>
+              <w:pStyle w:val="Compact"/>
+              <w:spacing w:before="40" w:after="40" w:line="240" w:lineRule="auto"/>
+              <w:jc w:val="left"/>
+            </w:pPr>
+            <w:r>
+              <w:t xml:space="preserve">Một nửa lưới ứng viên V2 không dùng được trên khung chuẩn</w:t>
+            </w:r>
+          </w:p>
+        </w:tc>
+        <w:tc>
+          <w:tcPr/>
+          <w:p>
+            <w:pPr>
+              <w:pStyle w:val="Compact"/>
+              <w:spacing w:before="40" w:after="40" w:line="240" w:lineRule="auto"/>
+              <w:jc w:val="left"/>
+            </w:pPr>
+            <w:r>
+              <w:rPr>
+                <w:i/>
+                <w:iCs/>
+              </w:rPr>
+              <w:t xml:space="preserve">Số liệu đo thực nghiệm</w:t>
+            </w:r>
             <w:r>
               <w:t xml:space="preserve"> </w:t>
             </w:r>
@@ -25646,65 +26978,20 @@
               <w:jc w:val="left"/>
             </w:pPr>
             <w:r>
-              <w:t xml:space="preserve">Phép đo giai thừa hai vật mang nhân hai kích thước nhân ba điều kiện, chạy trên</w:t>
-            </w:r>
-            <w:r>
-              <w:t xml:space="preserve"> </w:t>
-            </w:r>
-            <w:r>
-              <w:rPr>
-                <w:rStyle w:val="VerbatimChar"/>
-              </w:rPr>
-              <w:t xml:space="preserve">_decode_image</w:t>
-            </w:r>
-            <w:r>
-              <w:t xml:space="preserve"> </w:t>
-            </w:r>
-            <w:r>
-              <w:t xml:space="preserve">của dịch vụ; bảng ở Mục 4.2.4.5</w:t>
-            </w:r>
-          </w:p>
-        </w:tc>
-        <w:tc>
-          <w:tcPr/>
-          <w:p>
-            <w:pPr>
-              <w:pStyle w:val="Compact"/>
-              <w:jc w:val="left"/>
-              <w:spacing w:before="40" w:after="40" w:line="240" w:lineRule="auto"/>
-            </w:pPr>
-            <w:r>
-              <w:t xml:space="preserve">Đã kiểm chứng: ảnh chuyển sắc</w:t>
-            </w:r>
-            <w:r>
-              <w:t xml:space="preserve"> </w:t>
-            </w:r>
-            <w:r>
-              <w:rPr>
-                <w:rStyle w:val="VerbatimChar"/>
-              </w:rPr>
-              <w:t xml:space="preserve">decoded</w:t>
-            </w:r>
-            <w:r>
-              <w:t xml:space="preserve"> </w:t>
-            </w:r>
-            <w:r>
-              <w:t xml:space="preserve">cả sáu ô kể cả nén JPEG 70; trang chữ dày</w:t>
-            </w:r>
-            <w:r>
-              <w:t xml:space="preserve"> </w:t>
-            </w:r>
-            <w:r>
-              <w:rPr>
-                <w:rStyle w:val="VerbatimChar"/>
-              </w:rPr>
-              <w:t xml:space="preserve">insufficient_sync_evidence</w:t>
-            </w:r>
-            <w:r>
-              <w:t xml:space="preserve"> </w:t>
-            </w:r>
-            <w:r>
-              <w:t xml:space="preserve">cả sáu ô kể cả khi không tấn công.</w:t>
+              <w:t xml:space="preserve">Tám ứng viên dùng ô 512 điểm ảnh; khung 1152 x 2304 chỉ chứa 8 ô không chồng lấn mà hồ sơ đòi 18</w:t>
+            </w:r>
+          </w:p>
+        </w:tc>
+        <w:tc>
+          <w:tcPr/>
+          <w:p>
+            <w:pPr>
+              <w:pStyle w:val="Compact"/>
+              <w:spacing w:before="40" w:after="40" w:line="240" w:lineRule="auto"/>
+              <w:jc w:val="left"/>
+            </w:pPr>
+            <w:r>
+              <w:t xml:space="preserve">Đã kiểm chứng: khâu nhúng báo lỗi ngay, nên các ứng viên này chưa bao giờ chạy được.</w:t>
             </w:r>
           </w:p>
         </w:tc>
@@ -25719,7 +27006,7 @@
               <w:jc w:val="left"/>
             </w:pPr>
             <w:r>
-              <w:t xml:space="preserve">Trên hệ thống thật, một tệp có mã băm không khớp vẫn được truy đúng bản cấp phát nhờ thủy vân</w:t>
+              <w:t xml:space="preserve">Vật mang quyết định truy vết được hay không, phép tấn công và kích thước cấp phát thì không</w:t>
             </w:r>
           </w:p>
         </w:tc>
@@ -25752,6 +27039,125 @@
                 <w:i/>
                 <w:iCs/>
               </w:rPr>
+              <w:t xml:space="preserve">Giới hạn đã nhận diện</w:t>
+            </w:r>
+          </w:p>
+        </w:tc>
+        <w:tc>
+          <w:tcPr/>
+          <w:p>
+            <w:pPr>
+              <w:pStyle w:val="Compact"/>
+              <w:spacing w:before="40" w:after="40" w:line="240" w:lineRule="auto"/>
+              <w:jc w:val="left"/>
+            </w:pPr>
+            <w:r>
+              <w:t xml:space="preserve">Phép đo giai thừa hai vật mang nhân hai kích thước nhân ba điều kiện, chạy trên</w:t>
+            </w:r>
+            <w:r>
+              <w:t xml:space="preserve"> </w:t>
+            </w:r>
+            <w:r>
+              <w:rPr>
+                <w:rStyle w:val="VerbatimChar"/>
+              </w:rPr>
+              <w:t xml:space="preserve">_decode_image</w:t>
+            </w:r>
+            <w:r>
+              <w:t xml:space="preserve"> </w:t>
+            </w:r>
+            <w:r>
+              <w:t xml:space="preserve">của dịch vụ; bảng ở Mục 4.2.4.5</w:t>
+            </w:r>
+          </w:p>
+        </w:tc>
+        <w:tc>
+          <w:tcPr/>
+          <w:p>
+            <w:pPr>
+              <w:pStyle w:val="Compact"/>
+              <w:jc w:val="left"/>
+              <w:spacing w:before="40" w:after="40" w:line="240" w:lineRule="auto"/>
+            </w:pPr>
+            <w:r>
+              <w:t xml:space="preserve">Đã kiểm chứng: ảnh chuyển sắc</w:t>
+            </w:r>
+            <w:r>
+              <w:t xml:space="preserve"> </w:t>
+            </w:r>
+            <w:r>
+              <w:rPr>
+                <w:rStyle w:val="VerbatimChar"/>
+              </w:rPr>
+              <w:t xml:space="preserve">decoded</w:t>
+            </w:r>
+            <w:r>
+              <w:t xml:space="preserve"> </w:t>
+            </w:r>
+            <w:r>
+              <w:t xml:space="preserve">cả sáu ô kể cả nén JPEG 70; trang chữ dày</w:t>
+            </w:r>
+            <w:r>
+              <w:t xml:space="preserve"> </w:t>
+            </w:r>
+            <w:r>
+              <w:rPr>
+                <w:rStyle w:val="VerbatimChar"/>
+              </w:rPr>
+              <w:t xml:space="preserve">insufficient_sync_evidence</w:t>
+            </w:r>
+            <w:r>
+              <w:t xml:space="preserve"> </w:t>
+            </w:r>
+            <w:r>
+              <w:t xml:space="preserve">cả sáu ô kể cả khi không tấn công.</w:t>
+            </w:r>
+          </w:p>
+        </w:tc>
+      </w:tr>
+      <w:tr>
+        <w:tc>
+          <w:tcPr/>
+          <w:p>
+            <w:pPr>
+              <w:pStyle w:val="Compact"/>
+              <w:spacing w:before="40" w:after="40" w:line="240" w:lineRule="auto"/>
+              <w:jc w:val="left"/>
+            </w:pPr>
+            <w:r>
+              <w:t xml:space="preserve">Trên hệ thống thật, một tệp có mã băm không khớp vẫn được truy đúng bản cấp phát nhờ thủy vân</w:t>
+            </w:r>
+          </w:p>
+        </w:tc>
+        <w:tc>
+          <w:tcPr/>
+          <w:p>
+            <w:pPr>
+              <w:pStyle w:val="Compact"/>
+              <w:spacing w:before="40" w:after="40" w:line="240" w:lineRule="auto"/>
+              <w:jc w:val="left"/>
+            </w:pPr>
+            <w:r>
+              <w:rPr>
+                <w:i/>
+                <w:iCs/>
+              </w:rPr>
+              <w:t xml:space="preserve">Số liệu đo thực nghiệm</w:t>
+            </w:r>
+            <w:r>
+              <w:t xml:space="preserve"> </w:t>
+            </w:r>
+            <w:r>
+              <w:t xml:space="preserve">và</w:t>
+            </w:r>
+            <w:r>
+              <w:t xml:space="preserve"> </w:t>
+            </w:r>
+            <w:r>
+              <w:rPr>
+                <w:i/>
+                <w:iCs/>
+              </w:rPr>
               <w:t xml:space="preserve">Đang vận hành trên hệ thống thật</w:t>
             </w:r>
           </w:p>
@@ -26029,7 +27435,7 @@
         <w:t xml:space="preserve">Chính thức phê duyệt bàn giao cho thành viên thực hiện Slide Thuyết trình (PPTX) và Báo cáo Thuyết minh.</w:t>
       </w:r>
     </w:p>
-    <w:bookmarkEnd w:id="113"/>
+    <w:bookmarkEnd w:id="115"/>
     <w:sectPr>
       <w:pgSz w:w="11906" w:h="16838"/>
       <w:pgMar w:bottom="1701" w:footer="708" w:gutter="0" w:header="708" w:left="1984" w:right="1134" w:top="1984"/>
@@ -27184,6 +28590,9 @@
     <w:abstractNumId w:val="991"/>
   </w:num>
   <w:num w:numId="1063">
+    <w:abstractNumId w:val="991"/>
+  </w:num>
+  <w:num w:numId="1064">
     <w:abstractNumId w:val="99411"/>
     <w:lvlOverride w:ilvl="0">
       <w:startOverride w:val="1"/>
@@ -27213,16 +28622,7 @@
       <w:startOverride w:val="1"/>
     </w:lvlOverride>
   </w:num>
-  <w:num w:numId="1064">
-    <w:abstractNumId w:val="991"/>
-  </w:num>
   <w:num w:numId="1065">
-    <w:abstractNumId w:val="991"/>
-  </w:num>
-  <w:num w:numId="1066">
-    <w:abstractNumId w:val="991"/>
-  </w:num>
-  <w:num w:numId="1067">
     <w:abstractNumId w:val="99411"/>
     <w:lvlOverride w:ilvl="0">
       <w:startOverride w:val="1"/>
@@ -27252,7 +28652,46 @@
       <w:startOverride w:val="1"/>
     </w:lvlOverride>
   </w:num>
+  <w:num w:numId="1066">
+    <w:abstractNumId w:val="991"/>
+  </w:num>
+  <w:num w:numId="1067">
+    <w:abstractNumId w:val="991"/>
+  </w:num>
   <w:num w:numId="1068">
+    <w:abstractNumId w:val="991"/>
+  </w:num>
+  <w:num w:numId="1069">
+    <w:abstractNumId w:val="99411"/>
+    <w:lvlOverride w:ilvl="0">
+      <w:startOverride w:val="1"/>
+    </w:lvlOverride>
+    <w:lvlOverride w:ilvl="1">
+      <w:startOverride w:val="1"/>
+    </w:lvlOverride>
+    <w:lvlOverride w:ilvl="2">
+      <w:startOverride w:val="1"/>
+    </w:lvlOverride>
+    <w:lvlOverride w:ilvl="3">
+      <w:startOverride w:val="1"/>
+    </w:lvlOverride>
+    <w:lvlOverride w:ilvl="4">
+      <w:startOverride w:val="1"/>
+    </w:lvlOverride>
+    <w:lvlOverride w:ilvl="5">
+      <w:startOverride w:val="1"/>
+    </w:lvlOverride>
+    <w:lvlOverride w:ilvl="6">
+      <w:startOverride w:val="1"/>
+    </w:lvlOverride>
+    <w:lvlOverride w:ilvl="7">
+      <w:startOverride w:val="1"/>
+    </w:lvlOverride>
+    <w:lvlOverride w:ilvl="8">
+      <w:startOverride w:val="1"/>
+    </w:lvlOverride>
+  </w:num>
+  <w:num w:numId="1070">
     <w:abstractNumId w:val="99413"/>
     <w:lvlOverride w:ilvl="0">
       <w:startOverride w:val="3"/>
@@ -27282,7 +28721,7 @@
       <w:startOverride w:val="3"/>
     </w:lvlOverride>
   </w:num>
-  <w:num w:numId="1069">
+  <w:num w:numId="1071">
     <w:abstractNumId w:val="99415"/>
     <w:lvlOverride w:ilvl="0">
       <w:startOverride w:val="5"/>
@@ -27312,7 +28751,7 @@
       <w:startOverride w:val="5"/>
     </w:lvlOverride>
   </w:num>
-  <w:num w:numId="1070">
+  <w:num w:numId="1072">
     <w:abstractNumId w:val="99418"/>
     <w:lvlOverride w:ilvl="0">
       <w:startOverride w:val="8"/>
@@ -27342,7 +28781,7 @@
       <w:startOverride w:val="8"/>
     </w:lvlOverride>
   </w:num>
-  <w:num w:numId="1071">
+  <w:num w:numId="1073">
     <w:abstractNumId w:val="994116"/>
     <w:lvlOverride w:ilvl="0">
       <w:startOverride w:val="16"/>

--- a/docs/project/Nhom9_TruyVetToanVenVanBan.docx
+++ b/docs/project/Nhom9_TruyVetToanVenVanBan.docx
@@ -9579,7 +9579,7 @@
     <w:bookmarkEnd w:id="42"/>
     <w:bookmarkEnd w:id="43"/>
     <w:bookmarkEnd w:id="44"/>
-    <w:bookmarkStart w:id="112" w:name="Xb297e3692f84b61040461c0c6cd6e5cda68fdf8"/>
+    <w:bookmarkStart w:id="113" w:name="Xb297e3692f84b61040461c0c6cd6e5cda68fdf8"/>
     <w:p>
       <w:pPr>
         <w:pStyle w:val="Heading1"/>
@@ -19253,7 +19253,7 @@
     <w:bookmarkEnd w:id="72"/>
     <w:bookmarkEnd w:id="73"/>
     <w:bookmarkEnd w:id="74"/>
-    <w:bookmarkStart w:id="89" w:name="Xd10a6691ac2b0db7535ed8552e88863d8a3547c"/>
+    <w:bookmarkStart w:id="90" w:name="Xd10a6691ac2b0db7535ed8552e88863d8a3547c"/>
     <w:p>
       <w:pPr>
         <w:pStyle w:val="Heading2"/>
@@ -21245,7 +21245,7 @@
       </w:r>
     </w:p>
     <w:bookmarkEnd w:id="78"/>
-    <w:bookmarkStart w:id="80" w:name="Xf3d144415faa77be33665c88b2f327f1e829c17"/>
+    <w:bookmarkStart w:id="81" w:name="Xf3d144415faa77be33665c88b2f327f1e829c17"/>
     <w:p>
       <w:pPr>
         <w:pStyle w:val="Heading3"/>
@@ -22326,7 +22326,7 @@
         <w:t xml:space="preserve"> </w:t>
       </w:r>
       <w:r>
-        <w:t xml:space="preserve">Từ số 0 sang số 4 chỉ nâng bước lượng tử từ 24 lên 32 và cường độ pilot từ 1.5 lên 2.0. Cái giá là 2,07 dB PSNR, đưa 44.09 xuống 42.02, vẫn cách cổng chất lượng 38 dB một khoảng rộng. Đổi lại, trang chữ chuyển từ không đồng bộ được sang giải được cả khi bị nén JPEG chất lượng 70.</w:t>
+        <w:t xml:space="preserve">Từ số 0 sang số 4 chỉ nâng bước lượng tử từ 24 lên 32 và cường độ pilot từ 1.5 lên 2.0. Cái giá là 2,07 dB PSNR, đưa 44.09 xuống 42.02, vẫn cách cổng chất lượng 38 dB một khoảng rộng.</w:t>
       </w:r>
     </w:p>
     <w:p>
@@ -22342,13 +22342,22 @@
           <w:b/>
           <w:bCs/>
         </w:rPr>
-        <w:t xml:space="preserve">Nâng tiếp không mua thêm gì.</w:t>
+        <w:t xml:space="preserve">Nâng tiếp không mua thêm gì trên trang này.</w:t>
       </w:r>
       <w:r>
         <w:t xml:space="preserve"> </w:t>
       </w:r>
       <w:r>
         <w:t xml:space="preserve">Các mức 48 và 64 cho cùng kết quả chức năng như mức 32 nhưng PSNR tụt xuống 39.16 và 37.04, tức mức 64 đã rơi xuống dưới cổng chất lượng. Đây là một ví dụ sạch của tam giác đánh đổi ở Mục 1.3: sau một điểm nhất định, tăng cường độ chỉ còn trả giá mà không thu được độ bền.</w:t>
+      </w:r>
+    </w:p>
+    <w:bookmarkStart w:id="79" w:name="X8c7edf41f505452ef6a601e3dd2600d64fed881"/>
+    <w:p>
+      <w:pPr>
+        <w:pStyle w:val="Heading5"/>
+      </w:pPr>
+      <w:r>
+        <w:t xml:space="preserve">Lặp lại phép quét trên một trang chữ thật: kết luận trên bị thu hẹp</w:t>
       </w:r>
     </w:p>
     <w:p>
@@ -22360,40 +22369,889 @@
           <w:i/>
           <w:iCs/>
         </w:rPr>
-        <w:t xml:space="preserve">Giới hạn đã nhận diện</w:t>
-      </w:r>
-      <w:r>
-        <w:t xml:space="preserve"> </w:t>
-      </w:r>
-      <w:r>
-        <w:t xml:space="preserve">Cột chụp màn hình vẫn là ranh giới chưa vượt qua trên vật mang trang chữ. Các ứng viên mạnh hơn chuyển trạng thái từ mất đồng bộ sang không thấy payload, nghĩa là khâu hình học đã làm được việc còn tín hiệu thì không đủ sống sót. Đây đúng là lớp thất bại thứ ba trong cách phân loại ở Mục 4.3.2.</w:t>
-      </w:r>
-    </w:p>
-    <w:bookmarkStart w:id="79" w:name="cách-nhóm-đã-xử-lý-phát-hiện-này"/>
-    <w:p>
-      <w:pPr>
-        <w:pStyle w:val="Heading4"/>
-      </w:pPr>
-      <w:r>
-        <w:t xml:space="preserve">4.3.4.1. Cách nhóm đã xử lý phát hiện này</w:t>
-      </w:r>
-    </w:p>
-    <w:p>
-      <w:pPr>
-        <w:pStyle w:val="FirstParagraph"/>
-      </w:pPr>
-      <w:r>
-        <w:rPr>
-          <w:i/>
-          <w:iCs/>
-        </w:rPr>
-        <w:t xml:space="preserve">Đã hiện thực trong mã nguồn</w:t>
-      </w:r>
-      <w:r>
-        <w:t xml:space="preserve"> </w:t>
-      </w:r>
-      <w:r>
-        <w:t xml:space="preserve">Nhóm chuyển hồ sơ phát hành sang ứng viên số 4. Ba điều kèm theo cần nêu vì chúng là phần khó của thay đổi, không phải bản thân việc đổi tham số:</w:t>
+        <w:t xml:space="preserve">Số liệu đo thực nghiệm</w:t>
+      </w:r>
+      <w:r>
+        <w:t xml:space="preserve"> </w:t>
+      </w:r>
+      <w:r>
+        <w:t xml:space="preserve">Trang chữ dùng cho bảng trên được dựng bằng các khối chữ nhật đặc, tỉ lệ điểm tối 23,82 phần trăm. Để kiểm tra kết luận có khái quát được không, nhóm dựng một trang thứ hai bằng phông chữ thật với nét mảnh, tỉ lệ điểm tối 9,24 phần trăm, tức gần với một trang tài liệu thực tế hơn nhiều, rồi quét lại đúng tám ứng viên:</w:t>
+      </w:r>
+    </w:p>
+    <w:tbl>
+      <w:tblPr>
+        <w:tblStyle w:val="Table"/>
+        <w:tblW w:type="auto" w:w="0"/>
+        <w:tblLook w:firstRow="1" w:lastRow="0" w:firstColumn="0" w:lastColumn="0" w:noHBand="0" w:noVBand="0" w:val="0020"/>
+      </w:tblPr>
+      <w:tblGrid>
+        <w:gridCol w:w="1131"/>
+        <w:gridCol w:w="1131"/>
+        <w:gridCol w:w="1131"/>
+        <w:gridCol w:w="1131"/>
+        <w:gridCol w:w="1131"/>
+        <w:gridCol w:w="1131"/>
+        <w:gridCol w:w="1131"/>
+      </w:tblGrid>
+      <w:tr>
+        <w:trPr>
+          <w:tblHeader w:val="on"/>
+        </w:trPr>
+        <w:tc>
+          <w:tcPr/>
+          <w:p>
+            <w:pPr>
+              <w:pStyle w:val="Compact"/>
+              <w:spacing w:before="40" w:after="40" w:line="240" w:lineRule="auto"/>
+              <w:jc w:val="left"/>
+            </w:pPr>
+            <w:r>
+              <w:t xml:space="preserve">#</w:t>
+            </w:r>
+          </w:p>
+        </w:tc>
+        <w:tc>
+          <w:tcPr/>
+          <w:p>
+            <w:pPr>
+              <w:pStyle w:val="Compact"/>
+              <w:spacing w:before="40" w:after="40" w:line="240" w:lineRule="auto"/>
+              <w:jc w:val="left"/>
+            </w:pPr>
+            <w:r>
+              <w:t xml:space="preserve">qim</w:t>
+            </w:r>
+          </w:p>
+        </w:tc>
+        <w:tc>
+          <w:tcPr/>
+          <w:p>
+            <w:pPr>
+              <w:pStyle w:val="Compact"/>
+              <w:spacing w:before="40" w:after="40" w:line="240" w:lineRule="auto"/>
+              <w:jc w:val="left"/>
+            </w:pPr>
+            <w:r>
+              <w:t xml:space="preserve">pilot</w:t>
+            </w:r>
+          </w:p>
+        </w:tc>
+        <w:tc>
+          <w:tcPr/>
+          <w:p>
+            <w:pPr>
+              <w:pStyle w:val="Compact"/>
+              <w:spacing w:before="40" w:after="40" w:line="240" w:lineRule="auto"/>
+              <w:jc w:val="left"/>
+            </w:pPr>
+            <w:r>
+              <w:t xml:space="preserve">lặp</w:t>
+            </w:r>
+          </w:p>
+        </w:tc>
+        <w:tc>
+          <w:tcPr/>
+          <w:p>
+            <w:pPr>
+              <w:pStyle w:val="Compact"/>
+              <w:spacing w:before="40" w:after="40" w:line="240" w:lineRule="auto"/>
+              <w:jc w:val="left"/>
+            </w:pPr>
+            <w:r>
+              <w:t xml:space="preserve">PSNR</w:t>
+            </w:r>
+          </w:p>
+        </w:tc>
+        <w:tc>
+          <w:tcPr/>
+          <w:p>
+            <w:pPr>
+              <w:pStyle w:val="Compact"/>
+              <w:spacing w:before="40" w:after="40" w:line="240" w:lineRule="auto"/>
+              <w:jc w:val="left"/>
+            </w:pPr>
+            <w:r>
+              <w:t xml:space="preserve">Không tấn công</w:t>
+            </w:r>
+          </w:p>
+        </w:tc>
+        <w:tc>
+          <w:tcPr/>
+          <w:p>
+            <w:pPr>
+              <w:pStyle w:val="Compact"/>
+              <w:spacing w:before="40" w:after="40" w:line="240" w:lineRule="auto"/>
+              <w:jc w:val="left"/>
+            </w:pPr>
+            <w:r>
+              <w:t xml:space="preserve">Nén JPEG 70</w:t>
+            </w:r>
+          </w:p>
+        </w:tc>
+      </w:tr>
+      <w:tr>
+        <w:tc>
+          <w:tcPr/>
+          <w:p>
+            <w:pPr>
+              <w:pStyle w:val="Compact"/>
+              <w:spacing w:before="40" w:after="40" w:line="240" w:lineRule="auto"/>
+              <w:jc w:val="left"/>
+            </w:pPr>
+            <w:r>
+              <w:t xml:space="preserve">0</w:t>
+            </w:r>
+          </w:p>
+        </w:tc>
+        <w:tc>
+          <w:tcPr/>
+          <w:p>
+            <w:pPr>
+              <w:pStyle w:val="Compact"/>
+              <w:spacing w:before="40" w:after="40" w:line="240" w:lineRule="auto"/>
+              <w:jc w:val="left"/>
+            </w:pPr>
+            <w:r>
+              <w:t xml:space="preserve">24</w:t>
+            </w:r>
+          </w:p>
+        </w:tc>
+        <w:tc>
+          <w:tcPr/>
+          <w:p>
+            <w:pPr>
+              <w:pStyle w:val="Compact"/>
+              <w:spacing w:before="40" w:after="40" w:line="240" w:lineRule="auto"/>
+              <w:jc w:val="left"/>
+            </w:pPr>
+            <w:r>
+              <w:t xml:space="preserve">1.5</w:t>
+            </w:r>
+          </w:p>
+        </w:tc>
+        <w:tc>
+          <w:tcPr/>
+          <w:p>
+            <w:pPr>
+              <w:pStyle w:val="Compact"/>
+              <w:spacing w:before="40" w:after="40" w:line="240" w:lineRule="auto"/>
+              <w:jc w:val="left"/>
+            </w:pPr>
+            <w:r>
+              <w:t xml:space="preserve">3</w:t>
+            </w:r>
+          </w:p>
+        </w:tc>
+        <w:tc>
+          <w:tcPr/>
+          <w:p>
+            <w:pPr>
+              <w:pStyle w:val="Compact"/>
+              <w:spacing w:before="40" w:after="40" w:line="240" w:lineRule="auto"/>
+              <w:jc w:val="left"/>
+            </w:pPr>
+            <w:r>
+              <w:t xml:space="preserve">44.03</w:t>
+            </w:r>
+          </w:p>
+        </w:tc>
+        <w:tc>
+          <w:tcPr/>
+          <w:p>
+            <w:pPr>
+              <w:pStyle w:val="Compact"/>
+              <w:spacing w:before="40" w:after="40" w:line="240" w:lineRule="auto"/>
+              <w:jc w:val="left"/>
+            </w:pPr>
+            <w:r>
+              <w:t xml:space="preserve">mất đồng bộ</w:t>
+            </w:r>
+          </w:p>
+        </w:tc>
+        <w:tc>
+          <w:tcPr/>
+          <w:p>
+            <w:pPr>
+              <w:pStyle w:val="Compact"/>
+              <w:spacing w:before="40" w:after="40" w:line="240" w:lineRule="auto"/>
+              <w:jc w:val="left"/>
+            </w:pPr>
+            <w:r>
+              <w:t xml:space="preserve">mất đồng bộ</w:t>
+            </w:r>
+          </w:p>
+        </w:tc>
+      </w:tr>
+      <w:tr>
+        <w:tc>
+          <w:tcPr/>
+          <w:p>
+            <w:pPr>
+              <w:pStyle w:val="Compact"/>
+              <w:spacing w:before="40" w:after="40" w:line="240" w:lineRule="auto"/>
+              <w:jc w:val="left"/>
+            </w:pPr>
+            <w:r>
+              <w:t xml:space="preserve">1</w:t>
+            </w:r>
+          </w:p>
+        </w:tc>
+        <w:tc>
+          <w:tcPr/>
+          <w:p>
+            <w:pPr>
+              <w:pStyle w:val="Compact"/>
+              <w:spacing w:before="40" w:after="40" w:line="240" w:lineRule="auto"/>
+              <w:jc w:val="left"/>
+            </w:pPr>
+            <w:r>
+              <w:t xml:space="preserve">24</w:t>
+            </w:r>
+          </w:p>
+        </w:tc>
+        <w:tc>
+          <w:tcPr/>
+          <w:p>
+            <w:pPr>
+              <w:pStyle w:val="Compact"/>
+              <w:spacing w:before="40" w:after="40" w:line="240" w:lineRule="auto"/>
+              <w:jc w:val="left"/>
+            </w:pPr>
+            <w:r>
+              <w:t xml:space="preserve">1.5</w:t>
+            </w:r>
+          </w:p>
+        </w:tc>
+        <w:tc>
+          <w:tcPr/>
+          <w:p>
+            <w:pPr>
+              <w:pStyle w:val="Compact"/>
+              <w:spacing w:before="40" w:after="40" w:line="240" w:lineRule="auto"/>
+              <w:jc w:val="left"/>
+            </w:pPr>
+            <w:r>
+              <w:t xml:space="preserve">5</w:t>
+            </w:r>
+          </w:p>
+        </w:tc>
+        <w:tc>
+          <w:tcPr/>
+          <w:p>
+            <w:pPr>
+              <w:pStyle w:val="Compact"/>
+              <w:spacing w:before="40" w:after="40" w:line="240" w:lineRule="auto"/>
+              <w:jc w:val="left"/>
+            </w:pPr>
+            <w:r>
+              <w:t xml:space="preserve">43.89</w:t>
+            </w:r>
+          </w:p>
+        </w:tc>
+        <w:tc>
+          <w:tcPr/>
+          <w:p>
+            <w:pPr>
+              <w:pStyle w:val="Compact"/>
+              <w:spacing w:before="40" w:after="40" w:line="240" w:lineRule="auto"/>
+              <w:jc w:val="left"/>
+            </w:pPr>
+            <w:r>
+              <w:t xml:space="preserve">mất đồng bộ</w:t>
+            </w:r>
+          </w:p>
+        </w:tc>
+        <w:tc>
+          <w:tcPr/>
+          <w:p>
+            <w:pPr>
+              <w:pStyle w:val="Compact"/>
+              <w:spacing w:before="40" w:after="40" w:line="240" w:lineRule="auto"/>
+              <w:jc w:val="left"/>
+            </w:pPr>
+            <w:r>
+              <w:t xml:space="preserve">mất đồng bộ</w:t>
+            </w:r>
+          </w:p>
+        </w:tc>
+      </w:tr>
+      <w:tr>
+        <w:tc>
+          <w:tcPr/>
+          <w:p>
+            <w:pPr>
+              <w:pStyle w:val="Compact"/>
+              <w:spacing w:before="40" w:after="40" w:line="240" w:lineRule="auto"/>
+              <w:jc w:val="left"/>
+            </w:pPr>
+            <w:r>
+              <w:t xml:space="preserve">4</w:t>
+            </w:r>
+          </w:p>
+        </w:tc>
+        <w:tc>
+          <w:tcPr/>
+          <w:p>
+            <w:pPr>
+              <w:pStyle w:val="Compact"/>
+              <w:spacing w:before="40" w:after="40" w:line="240" w:lineRule="auto"/>
+              <w:jc w:val="left"/>
+            </w:pPr>
+            <w:r>
+              <w:t xml:space="preserve">32</w:t>
+            </w:r>
+          </w:p>
+        </w:tc>
+        <w:tc>
+          <w:tcPr/>
+          <w:p>
+            <w:pPr>
+              <w:pStyle w:val="Compact"/>
+              <w:spacing w:before="40" w:after="40" w:line="240" w:lineRule="auto"/>
+              <w:jc w:val="left"/>
+            </w:pPr>
+            <w:r>
+              <w:t xml:space="preserve">2.0</w:t>
+            </w:r>
+          </w:p>
+        </w:tc>
+        <w:tc>
+          <w:tcPr/>
+          <w:p>
+            <w:pPr>
+              <w:pStyle w:val="Compact"/>
+              <w:spacing w:before="40" w:after="40" w:line="240" w:lineRule="auto"/>
+              <w:jc w:val="left"/>
+            </w:pPr>
+            <w:r>
+              <w:t xml:space="preserve">3</w:t>
+            </w:r>
+          </w:p>
+        </w:tc>
+        <w:tc>
+          <w:tcPr/>
+          <w:p>
+            <w:pPr>
+              <w:pStyle w:val="Compact"/>
+              <w:spacing w:before="40" w:after="40" w:line="240" w:lineRule="auto"/>
+              <w:jc w:val="left"/>
+            </w:pPr>
+            <w:r>
+              <w:t xml:space="preserve">41.91</w:t>
+            </w:r>
+          </w:p>
+        </w:tc>
+        <w:tc>
+          <w:tcPr/>
+          <w:p>
+            <w:pPr>
+              <w:pStyle w:val="Compact"/>
+              <w:spacing w:before="40" w:after="40" w:line="240" w:lineRule="auto"/>
+              <w:jc w:val="left"/>
+            </w:pPr>
+            <w:r>
+              <w:t xml:space="preserve">mất đồng bộ</w:t>
+            </w:r>
+          </w:p>
+        </w:tc>
+        <w:tc>
+          <w:tcPr/>
+          <w:p>
+            <w:pPr>
+              <w:pStyle w:val="Compact"/>
+              <w:spacing w:before="40" w:after="40" w:line="240" w:lineRule="auto"/>
+              <w:jc w:val="left"/>
+            </w:pPr>
+            <w:r>
+              <w:t xml:space="preserve">mất đồng bộ</w:t>
+            </w:r>
+          </w:p>
+        </w:tc>
+      </w:tr>
+      <w:tr>
+        <w:tc>
+          <w:tcPr/>
+          <w:p>
+            <w:pPr>
+              <w:pStyle w:val="Compact"/>
+              <w:spacing w:before="40" w:after="40" w:line="240" w:lineRule="auto"/>
+              <w:jc w:val="left"/>
+            </w:pPr>
+            <w:r>
+              <w:t xml:space="preserve">5</w:t>
+            </w:r>
+          </w:p>
+        </w:tc>
+        <w:tc>
+          <w:tcPr/>
+          <w:p>
+            <w:pPr>
+              <w:pStyle w:val="Compact"/>
+              <w:spacing w:before="40" w:after="40" w:line="240" w:lineRule="auto"/>
+              <w:jc w:val="left"/>
+            </w:pPr>
+            <w:r>
+              <w:t xml:space="preserve">32</w:t>
+            </w:r>
+          </w:p>
+        </w:tc>
+        <w:tc>
+          <w:tcPr/>
+          <w:p>
+            <w:pPr>
+              <w:pStyle w:val="Compact"/>
+              <w:spacing w:before="40" w:after="40" w:line="240" w:lineRule="auto"/>
+              <w:jc w:val="left"/>
+            </w:pPr>
+            <w:r>
+              <w:t xml:space="preserve">2.0</w:t>
+            </w:r>
+          </w:p>
+        </w:tc>
+        <w:tc>
+          <w:tcPr/>
+          <w:p>
+            <w:pPr>
+              <w:pStyle w:val="Compact"/>
+              <w:spacing w:before="40" w:after="40" w:line="240" w:lineRule="auto"/>
+              <w:jc w:val="left"/>
+            </w:pPr>
+            <w:r>
+              <w:t xml:space="preserve">5</w:t>
+            </w:r>
+          </w:p>
+        </w:tc>
+        <w:tc>
+          <w:tcPr/>
+          <w:p>
+            <w:pPr>
+              <w:pStyle w:val="Compact"/>
+              <w:spacing w:before="40" w:after="40" w:line="240" w:lineRule="auto"/>
+              <w:jc w:val="left"/>
+            </w:pPr>
+            <w:r>
+              <w:t xml:space="preserve">41.74</w:t>
+            </w:r>
+          </w:p>
+        </w:tc>
+        <w:tc>
+          <w:tcPr/>
+          <w:p>
+            <w:pPr>
+              <w:pStyle w:val="Compact"/>
+              <w:spacing w:before="40" w:after="40" w:line="240" w:lineRule="auto"/>
+              <w:jc w:val="left"/>
+            </w:pPr>
+            <w:r>
+              <w:t xml:space="preserve">mất đồng bộ</w:t>
+            </w:r>
+          </w:p>
+        </w:tc>
+        <w:tc>
+          <w:tcPr/>
+          <w:p>
+            <w:pPr>
+              <w:pStyle w:val="Compact"/>
+              <w:spacing w:before="40" w:after="40" w:line="240" w:lineRule="auto"/>
+              <w:jc w:val="left"/>
+            </w:pPr>
+            <w:r>
+              <w:t xml:space="preserve">mất đồng bộ</w:t>
+            </w:r>
+          </w:p>
+        </w:tc>
+      </w:tr>
+      <w:tr>
+        <w:tc>
+          <w:tcPr/>
+          <w:p>
+            <w:pPr>
+              <w:pStyle w:val="Compact"/>
+              <w:spacing w:before="40" w:after="40" w:line="240" w:lineRule="auto"/>
+              <w:jc w:val="left"/>
+            </w:pPr>
+            <w:r>
+              <w:t xml:space="preserve">8</w:t>
+            </w:r>
+          </w:p>
+        </w:tc>
+        <w:tc>
+          <w:tcPr/>
+          <w:p>
+            <w:pPr>
+              <w:pStyle w:val="Compact"/>
+              <w:spacing w:before="40" w:after="40" w:line="240" w:lineRule="auto"/>
+              <w:jc w:val="left"/>
+            </w:pPr>
+            <w:r>
+              <w:t xml:space="preserve">48</w:t>
+            </w:r>
+          </w:p>
+        </w:tc>
+        <w:tc>
+          <w:tcPr/>
+          <w:p>
+            <w:pPr>
+              <w:pStyle w:val="Compact"/>
+              <w:spacing w:before="40" w:after="40" w:line="240" w:lineRule="auto"/>
+              <w:jc w:val="left"/>
+            </w:pPr>
+            <w:r>
+              <w:t xml:space="preserve">3.0</w:t>
+            </w:r>
+          </w:p>
+        </w:tc>
+        <w:tc>
+          <w:tcPr/>
+          <w:p>
+            <w:pPr>
+              <w:pStyle w:val="Compact"/>
+              <w:spacing w:before="40" w:after="40" w:line="240" w:lineRule="auto"/>
+              <w:jc w:val="left"/>
+            </w:pPr>
+            <w:r>
+              <w:t xml:space="preserve">3</w:t>
+            </w:r>
+          </w:p>
+        </w:tc>
+        <w:tc>
+          <w:tcPr/>
+          <w:p>
+            <w:pPr>
+              <w:pStyle w:val="Compact"/>
+              <w:spacing w:before="40" w:after="40" w:line="240" w:lineRule="auto"/>
+              <w:jc w:val="left"/>
+            </w:pPr>
+            <w:r>
+              <w:t xml:space="preserve">39.01</w:t>
+            </w:r>
+          </w:p>
+        </w:tc>
+        <w:tc>
+          <w:tcPr/>
+          <w:p>
+            <w:pPr>
+              <w:pStyle w:val="Compact"/>
+              <w:spacing w:before="40" w:after="40" w:line="240" w:lineRule="auto"/>
+              <w:jc w:val="left"/>
+            </w:pPr>
+            <w:r>
+              <w:rPr>
+                <w:b/>
+                <w:bCs/>
+              </w:rPr>
+              <w:t xml:space="preserve">giải được</w:t>
+            </w:r>
+          </w:p>
+        </w:tc>
+        <w:tc>
+          <w:tcPr/>
+          <w:p>
+            <w:pPr>
+              <w:pStyle w:val="Compact"/>
+              <w:spacing w:before="40" w:after="40" w:line="240" w:lineRule="auto"/>
+              <w:jc w:val="left"/>
+            </w:pPr>
+            <w:r>
+              <w:t xml:space="preserve">mất đồng bộ</w:t>
+            </w:r>
+          </w:p>
+        </w:tc>
+      </w:tr>
+      <w:tr>
+        <w:tc>
+          <w:tcPr/>
+          <w:p>
+            <w:pPr>
+              <w:pStyle w:val="Compact"/>
+              <w:spacing w:before="40" w:after="40" w:line="240" w:lineRule="auto"/>
+              <w:jc w:val="left"/>
+            </w:pPr>
+            <w:r>
+              <w:t xml:space="preserve">9</w:t>
+            </w:r>
+          </w:p>
+        </w:tc>
+        <w:tc>
+          <w:tcPr/>
+          <w:p>
+            <w:pPr>
+              <w:pStyle w:val="Compact"/>
+              <w:spacing w:before="40" w:after="40" w:line="240" w:lineRule="auto"/>
+              <w:jc w:val="left"/>
+            </w:pPr>
+            <w:r>
+              <w:t xml:space="preserve">48</w:t>
+            </w:r>
+          </w:p>
+        </w:tc>
+        <w:tc>
+          <w:tcPr/>
+          <w:p>
+            <w:pPr>
+              <w:pStyle w:val="Compact"/>
+              <w:spacing w:before="40" w:after="40" w:line="240" w:lineRule="auto"/>
+              <w:jc w:val="left"/>
+            </w:pPr>
+            <w:r>
+              <w:t xml:space="preserve">3.0</w:t>
+            </w:r>
+          </w:p>
+        </w:tc>
+        <w:tc>
+          <w:tcPr/>
+          <w:p>
+            <w:pPr>
+              <w:pStyle w:val="Compact"/>
+              <w:spacing w:before="40" w:after="40" w:line="240" w:lineRule="auto"/>
+              <w:jc w:val="left"/>
+            </w:pPr>
+            <w:r>
+              <w:t xml:space="preserve">5</w:t>
+            </w:r>
+          </w:p>
+        </w:tc>
+        <w:tc>
+          <w:tcPr/>
+          <w:p>
+            <w:pPr>
+              <w:pStyle w:val="Compact"/>
+              <w:spacing w:before="40" w:after="40" w:line="240" w:lineRule="auto"/>
+              <w:jc w:val="left"/>
+            </w:pPr>
+            <w:r>
+              <w:t xml:space="preserve">38.86</w:t>
+            </w:r>
+          </w:p>
+        </w:tc>
+        <w:tc>
+          <w:tcPr/>
+          <w:p>
+            <w:pPr>
+              <w:pStyle w:val="Compact"/>
+              <w:spacing w:before="40" w:after="40" w:line="240" w:lineRule="auto"/>
+              <w:jc w:val="left"/>
+            </w:pPr>
+            <w:r>
+              <w:t xml:space="preserve">mất đồng bộ</w:t>
+            </w:r>
+          </w:p>
+        </w:tc>
+        <w:tc>
+          <w:tcPr/>
+          <w:p>
+            <w:pPr>
+              <w:pStyle w:val="Compact"/>
+              <w:spacing w:before="40" w:after="40" w:line="240" w:lineRule="auto"/>
+              <w:jc w:val="left"/>
+            </w:pPr>
+            <w:r>
+              <w:t xml:space="preserve">mất đồng bộ</w:t>
+            </w:r>
+          </w:p>
+        </w:tc>
+      </w:tr>
+      <w:tr>
+        <w:tc>
+          <w:tcPr/>
+          <w:p>
+            <w:pPr>
+              <w:pStyle w:val="Compact"/>
+              <w:spacing w:before="40" w:after="40" w:line="240" w:lineRule="auto"/>
+              <w:jc w:val="left"/>
+            </w:pPr>
+            <w:r>
+              <w:t xml:space="preserve">12</w:t>
+            </w:r>
+          </w:p>
+        </w:tc>
+        <w:tc>
+          <w:tcPr/>
+          <w:p>
+            <w:pPr>
+              <w:pStyle w:val="Compact"/>
+              <w:spacing w:before="40" w:after="40" w:line="240" w:lineRule="auto"/>
+              <w:jc w:val="left"/>
+            </w:pPr>
+            <w:r>
+              <w:t xml:space="preserve">64</w:t>
+            </w:r>
+          </w:p>
+        </w:tc>
+        <w:tc>
+          <w:tcPr/>
+          <w:p>
+            <w:pPr>
+              <w:pStyle w:val="Compact"/>
+              <w:spacing w:before="40" w:after="40" w:line="240" w:lineRule="auto"/>
+              <w:jc w:val="left"/>
+            </w:pPr>
+            <w:r>
+              <w:t xml:space="preserve">4.0</w:t>
+            </w:r>
+          </w:p>
+        </w:tc>
+        <w:tc>
+          <w:tcPr/>
+          <w:p>
+            <w:pPr>
+              <w:pStyle w:val="Compact"/>
+              <w:spacing w:before="40" w:after="40" w:line="240" w:lineRule="auto"/>
+              <w:jc w:val="left"/>
+            </w:pPr>
+            <w:r>
+              <w:t xml:space="preserve">3</w:t>
+            </w:r>
+          </w:p>
+        </w:tc>
+        <w:tc>
+          <w:tcPr/>
+          <w:p>
+            <w:pPr>
+              <w:pStyle w:val="Compact"/>
+              <w:spacing w:before="40" w:after="40" w:line="240" w:lineRule="auto"/>
+              <w:jc w:val="left"/>
+            </w:pPr>
+            <w:r>
+              <w:t xml:space="preserve">36.95</w:t>
+            </w:r>
+          </w:p>
+        </w:tc>
+        <w:tc>
+          <w:tcPr/>
+          <w:p>
+            <w:pPr>
+              <w:pStyle w:val="Compact"/>
+              <w:spacing w:before="40" w:after="40" w:line="240" w:lineRule="auto"/>
+              <w:jc w:val="left"/>
+            </w:pPr>
+            <w:r>
+              <w:rPr>
+                <w:b/>
+                <w:bCs/>
+              </w:rPr>
+              <w:t xml:space="preserve">giải được</w:t>
+            </w:r>
+          </w:p>
+        </w:tc>
+        <w:tc>
+          <w:tcPr/>
+          <w:p>
+            <w:pPr>
+              <w:pStyle w:val="Compact"/>
+              <w:spacing w:before="40" w:after="40" w:line="240" w:lineRule="auto"/>
+              <w:jc w:val="left"/>
+            </w:pPr>
+            <w:r>
+              <w:t xml:space="preserve">mất đồng bộ</w:t>
+            </w:r>
+          </w:p>
+        </w:tc>
+      </w:tr>
+      <w:tr>
+        <w:tc>
+          <w:tcPr/>
+          <w:p>
+            <w:pPr>
+              <w:pStyle w:val="Compact"/>
+              <w:spacing w:before="40" w:after="40" w:line="240" w:lineRule="auto"/>
+              <w:jc w:val="left"/>
+            </w:pPr>
+            <w:r>
+              <w:t xml:space="preserve">13</w:t>
+            </w:r>
+          </w:p>
+        </w:tc>
+        <w:tc>
+          <w:tcPr/>
+          <w:p>
+            <w:pPr>
+              <w:pStyle w:val="Compact"/>
+              <w:spacing w:before="40" w:after="40" w:line="240" w:lineRule="auto"/>
+              <w:jc w:val="left"/>
+            </w:pPr>
+            <w:r>
+              <w:t xml:space="preserve">64</w:t>
+            </w:r>
+          </w:p>
+        </w:tc>
+        <w:tc>
+          <w:tcPr/>
+          <w:p>
+            <w:pPr>
+              <w:pStyle w:val="Compact"/>
+              <w:spacing w:before="40" w:after="40" w:line="240" w:lineRule="auto"/>
+              <w:jc w:val="left"/>
+            </w:pPr>
+            <w:r>
+              <w:t xml:space="preserve">4.0</w:t>
+            </w:r>
+          </w:p>
+        </w:tc>
+        <w:tc>
+          <w:tcPr/>
+          <w:p>
+            <w:pPr>
+              <w:pStyle w:val="Compact"/>
+              <w:spacing w:before="40" w:after="40" w:line="240" w:lineRule="auto"/>
+              <w:jc w:val="left"/>
+            </w:pPr>
+            <w:r>
+              <w:t xml:space="preserve">5</w:t>
+            </w:r>
+          </w:p>
+        </w:tc>
+        <w:tc>
+          <w:tcPr/>
+          <w:p>
+            <w:pPr>
+              <w:pStyle w:val="Compact"/>
+              <w:spacing w:before="40" w:after="40" w:line="240" w:lineRule="auto"/>
+              <w:jc w:val="left"/>
+            </w:pPr>
+            <w:r>
+              <w:t xml:space="preserve">36.79</w:t>
+            </w:r>
+          </w:p>
+        </w:tc>
+        <w:tc>
+          <w:tcPr/>
+          <w:p>
+            <w:pPr>
+              <w:pStyle w:val="Compact"/>
+              <w:spacing w:before="40" w:after="40" w:line="240" w:lineRule="auto"/>
+              <w:jc w:val="left"/>
+            </w:pPr>
+            <w:r>
+              <w:rPr>
+                <w:b/>
+                <w:bCs/>
+              </w:rPr>
+              <w:t xml:space="preserve">giải được</w:t>
+            </w:r>
+          </w:p>
+        </w:tc>
+        <w:tc>
+          <w:tcPr/>
+          <w:p>
+            <w:pPr>
+              <w:pStyle w:val="Compact"/>
+              <w:spacing w:before="40" w:after="40" w:line="240" w:lineRule="auto"/>
+              <w:jc w:val="left"/>
+            </w:pPr>
+            <w:r>
+              <w:t xml:space="preserve">mất đồng bộ</w:t>
+            </w:r>
+          </w:p>
+        </w:tc>
+      </w:tr>
+    </w:tbl>
+    <w:p>
+      <w:pPr>
+        <w:pStyle w:val="BodyText"/>
+      </w:pPr>
+      <w:r>
+        <w:t xml:space="preserve">Bảng này thu hẹp kết luận trước đó một cách đáng kể, và cần nói thẳng:</w:t>
       </w:r>
     </w:p>
     <w:p>
@@ -22409,28 +23267,13 @@
           <w:b/>
           <w:bCs/>
         </w:rPr>
-        <w:t xml:space="preserve">Định danh ứng viên bị khoá cứng trong ràng buộc cơ sở dữ liệu.</w:t>
-      </w:r>
-      <w:r>
-        <w:t xml:space="preserve"> </w:t>
-      </w:r>
-      <w:r>
-        <w:t xml:space="preserve">Bảng bằng chứng cấp phát có một</w:t>
-      </w:r>
-      <w:r>
-        <w:t xml:space="preserve"> </w:t>
-      </w:r>
-      <w:r>
-        <w:rPr>
-          <w:rStyle w:val="VerbatimChar"/>
-        </w:rPr>
-        <w:t xml:space="preserve">CheckConstraint</w:t>
-      </w:r>
-      <w:r>
-        <w:t xml:space="preserve"> </w:t>
-      </w:r>
-      <w:r>
-        <w:t xml:space="preserve">đòi đúng một định danh, nên đổi hồ sơ kéo theo một migration nới ràng buộc để chấp nhận cả định danh cũ lẫn mới.</w:t>
+        <w:t xml:space="preserve">Không ứng viên nào sống sót qua nén JPEG 70 trên trang chữ thật.</w:t>
+      </w:r>
+      <w:r>
+        <w:t xml:space="preserve"> </w:t>
+      </w:r>
+      <w:r>
+        <w:t xml:space="preserve">Cả tám đều mất đồng bộ.</w:t>
       </w:r>
     </w:p>
     <w:p>
@@ -22446,13 +23289,10 @@
           <w:b/>
           <w:bCs/>
         </w:rPr>
-        <w:t xml:space="preserve">Bản cấp phát cũ phải đọc được tiếp.</w:t>
-      </w:r>
-      <w:r>
-        <w:t xml:space="preserve"> </w:t>
-      </w:r>
-      <w:r>
-        <w:t xml:space="preserve">Khâu xác minh giữ danh sách hồ sơ được chấp nhận, thử hồ sơ hiện hành trước rồi mới tới hồ sơ đã bị thay thế.</w:t>
+        <w:t xml:space="preserve">Chỉ các mức cường độ cao nhất mới đọc được trang chữ chưa bị đụng tới</w:t>
+      </w:r>
+      <w:r>
+        <w:t xml:space="preserve">, và mức 64 nằm dưới cổng chất lượng, còn mức 48 chỉ còn cách cổng 1,01 dB.</w:t>
       </w:r>
     </w:p>
     <w:p>
@@ -22468,13 +23308,13 @@
           <w:b/>
           <w:bCs/>
         </w:rPr>
-        <w:t xml:space="preserve">Thứ tự thử có ý nghĩa về chi phí.</w:t>
-      </w:r>
-      <w:r>
-        <w:t xml:space="preserve"> </w:t>
-      </w:r>
-      <w:r>
-        <w:t xml:space="preserve">Bộ giải mã căn hình học lại cho từng hồ sơ, nên đưa cả hai hồ sơ vào một lần gọi sẽ bắt mọi tệp hiện hành trả giá gấp đôi. Dịch vụ vì thế gọi lần lượt và dừng ngay khi một hồ sơ chạm tới tầng payload.</w:t>
+        <w:t xml:space="preserve">Đọc được một tệp chưa bị đụng tới gần như không có giá trị thực dụng.</w:t>
+      </w:r>
+      <w:r>
+        <w:t xml:space="preserve"> </w:t>
+      </w:r>
+      <w:r>
+        <w:t xml:space="preserve">Tệp nguyên vẹn vốn đã khớp bằng mã băm; thủy vân chỉ có ý nghĩa khi tệp đã đổi. Nghĩa là ở tỉ lệ điểm tối 9 phần trăm, không cấu hình V2 nào cho năng lực truy vết dùng được.</w:t>
       </w:r>
     </w:p>
     <w:p>
@@ -22492,25 +23332,29 @@
         <w:t xml:space="preserve"> </w:t>
       </w:r>
       <w:r>
-        <w:t xml:space="preserve">Trước thay đổi này, mã chọn hồ sơ bằng cách lấy phần tử đầu của lưới ứng viên rồi mới đối chiếu định danh. Thứ tự của một tệp hợp đồng vì thế quyết định thuật toán nào thực sự chạy trên hệ thống thật, một sự phụ thuộc không được ghi ở đâu cả. Nay mã tra hồ sơ theo định danh, nên hợp đồng có sắp xếp lại thì hành vi vẫn giữ nguyên.</w:t>
-      </w:r>
-    </w:p>
-    <w:p>
-      <w:r>
-        <w:pict>
-          <v:rect style="width:0;height:1.5pt" o:hralign="center" o:hrstd="t" o:hr="t"/>
-        </w:pict>
+        <w:t xml:space="preserve">Bài học phương pháp quan trọng hơn con số:</w:t>
+      </w:r>
+      <w:r>
+        <w:t xml:space="preserve"> </w:t>
+      </w:r>
+      <w:r>
+        <w:t xml:space="preserve">“trang văn bản”</w:t>
+      </w:r>
+      <w:r>
+        <w:t xml:space="preserve"> </w:t>
+      </w:r>
+      <w:r>
+        <w:t xml:space="preserve">không phải một loại vật mang duy nhất. Hai trang cùng gọi là trang chữ, khác nhau ở độ dày nét, cho kết quả trái ngược trên cùng một bộ tham số. Mọi phát biểu về độ bền vì thế phải kèm đặc trưng định lượng của vật mang, ở đây là tỉ lệ điểm tối, chứ không chỉ kèm tên gọi.</w:t>
       </w:r>
     </w:p>
     <w:bookmarkEnd w:id="79"/>
-    <w:bookmarkEnd w:id="80"/>
-    <w:bookmarkStart w:id="85" w:name="Xcba741b7d15d7c2a6d0fd21f4824de4303624e5"/>
-    <w:p>
-      <w:pPr>
-        <w:pStyle w:val="Heading3"/>
-      </w:pPr>
-      <w:r>
-        <w:t xml:space="preserve">4.3.5. b. Đối chiếu ba công trình mã nguồn mở về đúng bài toán trang văn bản</w:t>
+    <w:bookmarkStart w:id="80" w:name="cách-nhóm-đã-xử-lý-phát-hiện-này"/>
+    <w:p>
+      <w:pPr>
+        <w:pStyle w:val="Heading4"/>
+      </w:pPr>
+      <w:r>
+        <w:t xml:space="preserve">4.3.4.1. Cách nhóm đã xử lý phát hiện này</w:t>
       </w:r>
     </w:p>
     <w:p>
@@ -22522,30 +23366,25 @@
           <w:i/>
           <w:iCs/>
         </w:rPr>
-        <w:t xml:space="preserve">Số liệu đo thực nghiệm</w:t>
-      </w:r>
-      <w:r>
-        <w:t xml:space="preserve"> </w:t>
-      </w:r>
-      <w:r>
-        <w:t xml:space="preserve">(đọc mã nguồn) Sau khi xác định được nút thắt là vật mang trang văn bản, nhóm tải về và đọc mã của ba công trình công khai giải đúng lớp bài toán này, thay vì chỉ đọc tóm tắt bài báo.</w:t>
-      </w:r>
-    </w:p>
-    <w:bookmarkStart w:id="81" w:name="X688838cb799453fdebcac4e464dd148530bc8ec"/>
-    <w:p>
-      <w:pPr>
-        <w:pStyle w:val="Heading4"/>
-      </w:pPr>
-      <w:r>
-        <w:t xml:space="preserve">4.3.5.1. Công trình 1: thủy vân ảnh trang văn bản chống chụp màn hình [20]</w:t>
-      </w:r>
-    </w:p>
-    <w:p>
-      <w:pPr>
-        <w:pStyle w:val="FirstParagraph"/>
-      </w:pPr>
-      <w:r>
-        <w:t xml:space="preserve">Đây là công trình gần bài toán của nhóm nhất, vì đối tượng của nó đúng là ảnh trang tài liệu. Cách làm là học sâu kiểu StegaStamp: một bộ mã hoá và một bộ giải mã cùng huấn luyện, ở giữa là một tầng biến dạng khả vi gồm làm mờ, nhiễu, đổi tương phản, đổi độ sáng, đổi sắc độ và nén JPEG khả vi tới chất lượng 50. Ô làm việc 400 x 400 điểm ảnh, tải trọng 100 bit.</w:t>
+        <w:t xml:space="preserve">Đã hiện thực trong mã nguồn</w:t>
+      </w:r>
+      <w:r>
+        <w:t xml:space="preserve"> </w:t>
+      </w:r>
+      <w:r>
+        <w:t xml:space="preserve">Nhóm chuyển hồ sơ phát hành sang ứng viên số 4 và đã đưa lên hệ thống đang chạy trong bản</w:t>
+      </w:r>
+      <w:r>
+        <w:t xml:space="preserve"> </w:t>
+      </w:r>
+      <w:r>
+        <w:rPr>
+          <w:rStyle w:val="VerbatimChar"/>
+        </w:rPr>
+        <w:t xml:space="preserve">integrity-v0.2.3</w:t>
+      </w:r>
+      <w:r>
+        <w:t xml:space="preserve">. Cần nói rõ thay đổi này mua được gì: trên trang chữ thô nó đưa kết quả từ mất đồng bộ hoàn toàn sang giải được kể cả khi nén JPEG 70, còn trên trang chữ thật thì không đổi gì, cả hồ sơ cũ lẫn mới đều mất đồng bộ. Nhóm giữ hồ sơ mới vì nó không thua hồ sơ cũ ở bất kỳ phép đo nào và chất lượng vẫn ở 41,91 dB, nhưng không trình bày nó như lời giải cho bài toán trang văn bản.</w:t>
       </w:r>
     </w:p>
     <w:p>
@@ -22553,148 +23392,7 @@
         <w:pStyle w:val="BodyText"/>
       </w:pPr>
       <w:r>
-        <w:t xml:space="preserve">Chi tiết đáng giá nhất không nằm ở kiến trúc mạng mà nằm ở một dòng trong hàm mất mát:</w:t>
-      </w:r>
-    </w:p>
-    <w:p>
-      <w:pPr>
-        <w:pStyle w:val="SourceCode"/>
-      </w:pPr>
-      <w:r>
-        <w:rPr>
-          <w:rStyle w:val="VerbatimChar"/>
-        </w:rPr>
-        <w:t xml:space="preserve">text_diff_op = im_rgb_diff * (1.0 - image_input)</w:t>
-      </w:r>
-    </w:p>
-    <w:p>
-      <w:pPr>
-        <w:pStyle w:val="FirstParagraph"/>
-      </w:pPr>
-      <w:r>
-        <w:t xml:space="preserve">Trên ảnh trang tài liệu, nét chữ có giá trị điểm ảnh thấp còn nền trắng có giá trị gần 1. Nhân sai lệch với</w:t>
-      </w:r>
-      <w:r>
-        <w:t xml:space="preserve"> </w:t>
-      </w:r>
-      <w:r>
-        <w:rPr>
-          <w:rStyle w:val="VerbatimChar"/>
-        </w:rPr>
-        <w:t xml:space="preserve">1.0 - image_input</w:t>
-      </w:r>
-      <w:r>
-        <w:t xml:space="preserve"> </w:t>
-      </w:r>
-      <w:r>
-        <w:t xml:space="preserve">nghĩa là phạt nặng những thay đổi rơi trúng nét chữ và gần như không phạt thay đổi trên nền. Nói cách khác, mô hình bị ép đẩy năng lượng thủy vân ra vùng nền thay vì lên nét chữ. Một biến thể thứ hai trong cùng kho mã đảo dấu lại để thử hướng ngược lại, cho thấy chính nhóm tác giả coi đây là lựa chọn thiết kế trung tâm.</w:t>
-      </w:r>
-    </w:p>
-    <w:p>
-      <w:pPr>
-        <w:pStyle w:val="BodyText"/>
-      </w:pPr>
-      <w:r>
-        <w:t xml:space="preserve">Điều này tương phản trực tiếp với thiết kế đang chạy của SplitBind. Bộ mã hoá hiện tại rải ô đều khắp khung chuẩn và dùng một bước lượng tử cố định, nên trên một trang chữ thì phần lớn ô rơi vào nền trắng gần như không có sức chứa, còn số ít ô còn lại nằm vắt qua biên nét chữ tương phản cao, đúng chỗ mà thay đổi vừa dễ thấy vừa dễ mất.</w:t>
-      </w:r>
-    </w:p>
-    <w:bookmarkEnd w:id="81"/>
-    <w:bookmarkStart w:id="82" w:name="X7806c10368fe7d43c216032361e5eaf81f777b3"/>
-    <w:p>
-      <w:pPr>
-        <w:pStyle w:val="Heading4"/>
-      </w:pPr>
-      <w:r>
-        <w:t xml:space="preserve">4.3.5.2. Công trình 2: thủy vân chống chụp màn hình dùng điểm đặc trưng [21]</w:t>
-      </w:r>
-    </w:p>
-    <w:p>
-      <w:pPr>
-        <w:pStyle w:val="FirstParagraph"/>
-      </w:pPr>
-      <w:r>
-        <w:t xml:space="preserve">Công trình này không dùng học sâu và gần với thiết kế hiện tại của nhóm hơn. Quy tắc nhúng của nó cũng là đẩy lệch một cặp hệ số DCT tần trung trong khối 8 x 8, cụ thể là cặp ở vị trí (4,5) và (5,4), tức cùng họ với cách SplitBind lượng tử hoá hiệu hai hệ số. Hai khác biệt mới là phần đáng học.</w:t>
-      </w:r>
-    </w:p>
-    <w:p>
-      <w:pPr>
-        <w:pStyle w:val="BodyText"/>
-        <w:jc w:val="left"/>
-      </w:pPr>
-      <w:r>
-        <w:t xml:space="preserve">Khác biệt thứ nhất là cách đồng bộ. Thay vì cài một mẫu pilot vào miền tần số rồi dò lại, công trình này chạy SIFT để tìm điểm đặc trưng của chính nội dung ảnh, lọc lấy các điểm cách nhau tối thiểu 64 điểm ảnh và cách mép tối thiểu 32 điểm ảnh, rồi nhúng vào các vùng 64 x 64 lấy điểm đặc trưng làm tâm. Lúc trích, chạy lại SIFT trên ảnh nhận được để tìm lại đúng những vùng ấy. Đồng bộ vì thế bám vào nội dung, và nội dung trang chữ thì rất giàu điểm đặc trưng. Đây đúng là thứ mà đường đang chạy của nhóm thiếu: phép đo ở Mục 4.2.4.5 cho thấy trang chữ trượt ngay ở trạng thái</w:t>
-      </w:r>
-      <w:r>
-        <w:t xml:space="preserve"> </w:t>
-      </w:r>
-      <w:r>
-        <w:rPr>
-          <w:rStyle w:val="VerbatimChar"/>
-        </w:rPr>
-        <w:t xml:space="preserve">insufficient_sync_evidence</w:t>
-      </w:r>
-      <w:r>
-        <w:t xml:space="preserve">, tức mẫu pilot không được tìm thấy, chứ không phải payload hỏng.</w:t>
-      </w:r>
-    </w:p>
-    <w:p>
-      <w:pPr>
-        <w:pStyle w:val="BodyText"/>
-      </w:pPr>
-      <w:r>
-        <w:t xml:space="preserve">Khác biệt thứ hai là cường độ nhúng thích nghi theo nội dung. Bước đẩy lệch được tính bằng một phần tỉ lệ với chính độ lớn của hai hệ số tại chỗ, cộng thêm một sàn cố định. Vùng phẳng thì gần như chỉ còn phần sàn, vùng nhiều kết cấu thì mạnh hơn. SplitBind hiện dùng một bước lượng tử duy nhất cho mọi ô.</w:t>
-      </w:r>
-    </w:p>
-    <w:p>
-      <w:pPr>
-        <w:pStyle w:val="BodyText"/>
-      </w:pPr>
-      <w:r>
-        <w:t xml:space="preserve">Cần nêu kèm một giới hạn để không phóng đại công trình này: khâu nắn phối cảnh của nó là thủ công, người dùng phải bấm bốn góc ảnh trước khi trích. Nó không giải bài toán hình học một cách mù như dịch vụ của nhóm buộc phải làm.</w:t>
-      </w:r>
-    </w:p>
-    <w:p>
-      <w:pPr>
-        <w:pStyle w:val="BodyText"/>
-      </w:pPr>
-      <w:r>
-        <w:t xml:space="preserve">Tải trọng của nó cũng nhỏ hơn nhiều: 30 bit thông tin, thêm CRC8, mã hoá BCH(63,36) thành 64 bit xếp vào ma trận 8 x 8. SplitBind đang đòi mang một định danh 128 bit, tức gấp hơn bốn lần, trên cùng một họ vật mang.</w:t>
-      </w:r>
-    </w:p>
-    <w:bookmarkEnd w:id="82"/>
-    <w:bookmarkStart w:id="83" w:name="Xb6e8a56451cfac62513e1dd6b387b27e76bc18b"/>
-    <w:p>
-      <w:pPr>
-        <w:pStyle w:val="Heading4"/>
-      </w:pPr>
-      <w:r>
-        <w:t xml:space="preserve">4.3.5.3. Công trình 3: thư viện đang được dùng trong sản phẩm thật [22]</w:t>
-      </w:r>
-    </w:p>
-    <w:p>
-      <w:pPr>
-        <w:pStyle w:val="FirstParagraph"/>
-      </w:pPr>
-      <w:r>
-        <w:t xml:space="preserve">Thư viện này được dùng rộng rãi trong các sản phẩm sinh ảnh, nên nó là mốc so sánh về mức kỳ vọng thực tế chứ không phải về kết quả nghiên cứu. Tài liệu của chính nó ghi thẳng rằng các phương pháp trong thư viện không bền trước phép thu nhỏ và trước phép cắt làm đổi tỉ lệ khung hình, chỉ bền trước nhiễu, đổi màu, đổi độ sáng và nén JPEG. Bảng kết quả kèm theo ghi thu nhỏ 50 phần trăm là trượt ở cả hai phương pháp, kể cả phương pháp học sâu. Tải trọng là 32 đến 64 bit.</w:t>
-      </w:r>
-    </w:p>
-    <w:p>
-      <w:pPr>
-        <w:pStyle w:val="BodyText"/>
-      </w:pPr>
-      <w:r>
-        <w:t xml:space="preserve">Đối chiếu này làm rõ vị thế của dự án theo cả hai chiều. Chiều bất lợi đã nêu ở các mục trên. Chiều thuận lợi là bước phục hồi khung ảnh của nhóm giải quyết đúng lớp tấn công mà một thư viện đang chạy trong sản phẩm thật còn không đặt mục tiêu xử lý, và Mục 4.2.4.5 có số đo cho thấy ảnh chụp màn hình thu nhỏ còn 0.469 vẫn truy được nguồn trên vật mang phù hợp.</w:t>
-      </w:r>
-    </w:p>
-    <w:bookmarkEnd w:id="83"/>
-    <w:bookmarkStart w:id="84" w:name="bốn-điều-rút-ra-cho-kiến-trúc-v4"/>
-    <w:p>
-      <w:pPr>
-        <w:pStyle w:val="Heading4"/>
-      </w:pPr>
-      <w:r>
-        <w:t xml:space="preserve">4.3.5.4. Bốn điều rút ra cho kiến trúc V4</w:t>
+        <w:t xml:space="preserve">Ba điều kèm theo cần nêu vì chúng là phần khó của thay đổi, không phải bản thân việc đổi tham số:</w:t>
       </w:r>
     </w:p>
     <w:p>
@@ -22710,36 +23408,13 @@
           <w:b/>
           <w:bCs/>
         </w:rPr>
-        <w:t xml:space="preserve">Đặt thủy vân theo nội dung, không rải đều.</w:t>
-      </w:r>
-      <w:r>
-        <w:t xml:space="preserve"> </w:t>
-      </w:r>
-      <w:r>
-        <w:t xml:space="preserve">Chọn vùng nhúng ở nơi ảnh có kết cấu, bỏ qua vùng nền trắng. Cả hai công trình đầu đều làm điều này, bằng hai cơ chế khác nhau.</w:t>
-      </w:r>
-    </w:p>
-    <w:p>
-      <w:pPr>
-        <w:pStyle w:val="Compact"/>
-        <w:jc w:val="left"/>
-        <w:numPr>
-          <w:ilvl w:val="0"/>
-          <w:numId w:val="1065"/>
-        </w:numPr>
-      </w:pPr>
-      <w:r>
-        <w:rPr>
-          <w:b/>
-          <w:bCs/>
-        </w:rPr>
-        <w:t xml:space="preserve">Đồng bộ bằng đặc trưng nội dung, không chỉ bằng mẫu pilot tần số.</w:t>
-      </w:r>
-      <w:r>
-        <w:t xml:space="preserve"> </w:t>
-      </w:r>
-      <w:r>
-        <w:t xml:space="preserve">Đây là hướng chạm trực tiếp vào</w:t>
+        <w:t xml:space="preserve">Định danh ứng viên bị khoá cứng trong ràng buộc cơ sở dữ liệu.</w:t>
+      </w:r>
+      <w:r>
+        <w:t xml:space="preserve"> </w:t>
+      </w:r>
+      <w:r>
+        <w:t xml:space="preserve">Bảng bằng chứng cấp phát có một</w:t>
       </w:r>
       <w:r>
         <w:t xml:space="preserve"> </w:t>
@@ -22748,10 +23423,13 @@
         <w:rPr>
           <w:rStyle w:val="VerbatimChar"/>
         </w:rPr>
-        <w:t xml:space="preserve">insufficient_sync_evidence</w:t>
-      </w:r>
-      <w:r>
-        <w:t xml:space="preserve">, trạng thái chiếm toàn bộ các ô thất bại trên trang chữ.</w:t>
+        <w:t xml:space="preserve">CheckConstraint</w:t>
+      </w:r>
+      <w:r>
+        <w:t xml:space="preserve"> </w:t>
+      </w:r>
+      <w:r>
+        <w:t xml:space="preserve">đòi đúng một định danh, nên đổi hồ sơ kéo theo một migration nới ràng buộc để chấp nhận cả định danh cũ lẫn mới.</w:t>
       </w:r>
     </w:p>
     <w:p>
@@ -22767,10 +23445,13 @@
           <w:b/>
           <w:bCs/>
         </w:rPr>
-        <w:t xml:space="preserve">Cường độ nhúng thích nghi theo năng lượng cục bộ</w:t>
-      </w:r>
-      <w:r>
-        <w:t xml:space="preserve">, thay cho một bước lượng tử duy nhất toàn trang.</w:t>
+        <w:t xml:space="preserve">Bản cấp phát cũ phải đọc được tiếp.</w:t>
+      </w:r>
+      <w:r>
+        <w:t xml:space="preserve"> </w:t>
+      </w:r>
+      <w:r>
+        <w:t xml:space="preserve">Khâu xác minh giữ danh sách hồ sơ được chấp nhận, thử hồ sơ hiện hành trước rồi mới tới hồ sơ đã bị thay thế.</w:t>
       </w:r>
     </w:p>
     <w:p>
@@ -22786,13 +23467,13 @@
           <w:b/>
           <w:bCs/>
         </w:rPr>
-        <w:t xml:space="preserve">Xem lại kích thước tải trọng.</w:t>
-      </w:r>
-      <w:r>
-        <w:t xml:space="preserve"> </w:t>
-      </w:r>
-      <w:r>
-        <w:t xml:space="preserve">Ba công trình dùng 30, 32 đến 64, và 100 bit. Nhóm đang đòi 128 bit trên vật mang khó nhất. Một hướng khả thi là nhúng một mã ngắn rồi tra ngược ra định danh đầy đủ trong cơ sở dữ liệu, vì hệ thống vốn đã giữ hồ sơ cấp phát.</w:t>
+        <w:t xml:space="preserve">Thứ tự thử có ý nghĩa về chi phí.</w:t>
+      </w:r>
+      <w:r>
+        <w:t xml:space="preserve"> </w:t>
+      </w:r>
+      <w:r>
+        <w:t xml:space="preserve">Bộ giải mã căn hình học lại cho từng hồ sơ, nên đưa cả hai hồ sơ vào một lần gọi sẽ bắt mọi tệp hiện hành trả giá gấp đôi. Dịch vụ vì thế gọi lần lượt và dừng ngay khi một hồ sơ chạm tới tầng payload.</w:t>
       </w:r>
     </w:p>
     <w:p>
@@ -22810,7 +23491,7 @@
         <w:t xml:space="preserve"> </w:t>
       </w:r>
       <w:r>
-        <w:t xml:space="preserve">Bốn điều trên là kết luận rút ra từ việc đọc mã nguồn, không phải từ phép đo của nhóm. Chưa điều nào được cài đặt và đo trong dự án này, nên chúng là đề xuất có căn cứ chứ chưa phải kết quả.</w:t>
+        <w:t xml:space="preserve">Trước thay đổi này, mã chọn hồ sơ bằng cách lấy phần tử đầu của lưới ứng viên rồi mới đối chiếu định danh. Thứ tự của một tệp hợp đồng vì thế quyết định thuật toán nào thực sự chạy trên hệ thống thật, một sự phụ thuộc không được ghi ở đâu cả. Nay mã tra hồ sơ theo định danh, nên hợp đồng có sắp xếp lại thì hành vi vẫn giữ nguyên.</w:t>
       </w:r>
     </w:p>
     <w:p>
@@ -22820,15 +23501,15 @@
         </w:pict>
       </w:r>
     </w:p>
-    <w:bookmarkEnd w:id="84"/>
-    <w:bookmarkEnd w:id="85"/>
-    <w:bookmarkStart w:id="86" w:name="kiến-trúc-v4-đề-xuất"/>
+    <w:bookmarkEnd w:id="80"/>
+    <w:bookmarkEnd w:id="81"/>
+    <w:bookmarkStart w:id="86" w:name="Xcba741b7d15d7c2a6d0fd21f4824de4303624e5"/>
     <w:p>
       <w:pPr>
         <w:pStyle w:val="Heading3"/>
       </w:pPr>
       <w:r>
-        <w:t xml:space="preserve">4.3.6. Kiến trúc V4 đề xuất</w:t>
+        <w:t xml:space="preserve">4.3.5. b. Đối chiếu ba công trình mã nguồn mở về đúng bài toán trang văn bản</w:t>
       </w:r>
     </w:p>
     <w:p>
@@ -22836,7 +23517,34 @@
         <w:pStyle w:val="FirstParagraph"/>
       </w:pPr>
       <w:r>
-        <w:t xml:space="preserve">Xếp theo tỉ lệ lợi ích trên chi phí đo được:</w:t>
+        <w:rPr>
+          <w:i/>
+          <w:iCs/>
+        </w:rPr>
+        <w:t xml:space="preserve">Số liệu đo thực nghiệm</w:t>
+      </w:r>
+      <w:r>
+        <w:t xml:space="preserve"> </w:t>
+      </w:r>
+      <w:r>
+        <w:t xml:space="preserve">(đọc mã nguồn) Sau khi xác định được nút thắt là vật mang trang văn bản, nhóm tải về và đọc mã của ba công trình công khai giải đúng lớp bài toán này, thay vì chỉ đọc tóm tắt bài báo.</w:t>
+      </w:r>
+    </w:p>
+    <w:bookmarkStart w:id="82" w:name="X688838cb799453fdebcac4e464dd148530bc8ec"/>
+    <w:p>
+      <w:pPr>
+        <w:pStyle w:val="Heading4"/>
+      </w:pPr>
+      <w:r>
+        <w:t xml:space="preserve">4.3.5.1. Công trình 1: thủy vân ảnh trang văn bản chống chụp màn hình [20]</w:t>
+      </w:r>
+    </w:p>
+    <w:p>
+      <w:pPr>
+        <w:pStyle w:val="FirstParagraph"/>
+      </w:pPr>
+      <w:r>
+        <w:t xml:space="preserve">Đây là công trình gần bài toán của nhóm nhất, vì đối tượng của nó đúng là ảnh trang tài liệu. Cách làm là học sâu kiểu StegaStamp: một bộ mã hoá và một bộ giải mã cùng huấn luyện, ở giữa là một tầng biến dạng khả vi gồm làm mờ, nhiễu, đổi tương phản, đổi độ sáng, đổi sắc độ và nén JPEG khả vi tới chất lượng 50. Ô làm việc 400 x 400 điểm ảnh, tải trọng 100 bit.</w:t>
       </w:r>
     </w:p>
     <w:p>
@@ -22844,17 +23552,67 @@
         <w:pStyle w:val="BodyText"/>
       </w:pPr>
       <w:r>
-        <w:rPr>
-          <w:b/>
-          <w:bCs/>
-        </w:rPr>
-        <w:t xml:space="preserve">Tầng 1 - Chuẩn hoá khung ảnh trước khi giải mã (đã kiểm chứng).</w:t>
-      </w:r>
-      <w:r>
-        <w:t xml:space="preserve"> </w:t>
-      </w:r>
-      <w:r>
-        <w:t xml:space="preserve">Bóc viền đồng màu; mở rộng sang phát hiện biên trang và khử nghiêng. Bộ giải mã V3 ngầm giả định đầu vào đã được đóng khung giống hệt bản phát hành, trong khi kênh rò rỉ thật không bao giờ như vậy. Đây là tầng cho nhiều độ bền nhất trên mỗi dòng mã.</w:t>
+        <w:t xml:space="preserve">Chi tiết đáng giá nhất không nằm ở kiến trúc mạng mà nằm ở một dòng trong hàm mất mát:</w:t>
+      </w:r>
+    </w:p>
+    <w:p>
+      <w:pPr>
+        <w:pStyle w:val="SourceCode"/>
+      </w:pPr>
+      <w:r>
+        <w:rPr>
+          <w:rStyle w:val="VerbatimChar"/>
+        </w:rPr>
+        <w:t xml:space="preserve">text_diff_op = im_rgb_diff * (1.0 - image_input)</w:t>
+      </w:r>
+    </w:p>
+    <w:p>
+      <w:pPr>
+        <w:pStyle w:val="FirstParagraph"/>
+      </w:pPr>
+      <w:r>
+        <w:t xml:space="preserve">Trên ảnh trang tài liệu, nét chữ có giá trị điểm ảnh thấp còn nền trắng có giá trị gần 1. Nhân sai lệch với</w:t>
+      </w:r>
+      <w:r>
+        <w:t xml:space="preserve"> </w:t>
+      </w:r>
+      <w:r>
+        <w:rPr>
+          <w:rStyle w:val="VerbatimChar"/>
+        </w:rPr>
+        <w:t xml:space="preserve">1.0 - image_input</w:t>
+      </w:r>
+      <w:r>
+        <w:t xml:space="preserve"> </w:t>
+      </w:r>
+      <w:r>
+        <w:t xml:space="preserve">nghĩa là phạt nặng những thay đổi rơi trúng nét chữ và gần như không phạt thay đổi trên nền. Nói cách khác, mô hình bị ép đẩy năng lượng thủy vân ra vùng nền thay vì lên nét chữ. Một biến thể thứ hai trong cùng kho mã đảo dấu lại để thử hướng ngược lại, cho thấy chính nhóm tác giả coi đây là lựa chọn thiết kế trung tâm.</w:t>
+      </w:r>
+    </w:p>
+    <w:p>
+      <w:pPr>
+        <w:pStyle w:val="BodyText"/>
+      </w:pPr>
+      <w:r>
+        <w:t xml:space="preserve">Điều này tương phản trực tiếp với thiết kế đang chạy của SplitBind. Bộ mã hoá hiện tại rải ô đều khắp khung chuẩn và dùng một bước lượng tử cố định, nên trên một trang chữ thì phần lớn ô rơi vào nền trắng gần như không có sức chứa, còn số ít ô còn lại nằm vắt qua biên nét chữ tương phản cao, đúng chỗ mà thay đổi vừa dễ thấy vừa dễ mất.</w:t>
+      </w:r>
+    </w:p>
+    <w:bookmarkEnd w:id="82"/>
+    <w:bookmarkStart w:id="83" w:name="X7806c10368fe7d43c216032361e5eaf81f777b3"/>
+    <w:p>
+      <w:pPr>
+        <w:pStyle w:val="Heading4"/>
+      </w:pPr>
+      <w:r>
+        <w:t xml:space="preserve">4.3.5.2. Công trình 2: thủy vân chống chụp màn hình dùng điểm đặc trưng [21]</w:t>
+      </w:r>
+    </w:p>
+    <w:p>
+      <w:pPr>
+        <w:pStyle w:val="FirstParagraph"/>
+      </w:pPr>
+      <w:r>
+        <w:t xml:space="preserve">Công trình này không dùng học sâu và gần với thiết kế hiện tại của nhóm hơn. Quy tắc nhúng của nó cũng là đẩy lệch một cặp hệ số DCT tần trung trong khối 8 x 8, cụ thể là cặp ở vị trí (4,5) và (5,4), tức cùng họ với cách SplitBind lượng tử hoá hiệu hai hệ số. Hai khác biệt mới là phần đáng học.</w:t>
       </w:r>
     </w:p>
     <w:p>
@@ -22863,17 +23621,7 @@
         <w:jc w:val="left"/>
       </w:pPr>
       <w:r>
-        <w:rPr>
-          <w:b/>
-          <w:bCs/>
-        </w:rPr>
-        <w:t xml:space="preserve">Tầng 2 - Ước lượng tỉ lệ cắt thay vì liệt kê.</w:t>
-      </w:r>
-      <w:r>
-        <w:t xml:space="preserve"> </w:t>
-      </w:r>
-      <w:r>
-        <w:t xml:space="preserve">Thay</w:t>
+        <w:t xml:space="preserve">Khác biệt thứ nhất là cách đồng bộ. Thay vì cài một mẫu pilot vào miền tần số rồi dò lại, công trình này chạy SIFT để tìm điểm đặc trưng của chính nội dung ảnh, lọc lấy các điểm cách nhau tối thiểu 64 điểm ảnh và cách mép tối thiểu 32 điểm ảnh, rồi nhúng vào các vùng 64 x 64 lấy điểm đặc trưng làm tâm. Lúc trích, chạy lại SIFT trên ảnh nhận được để tìm lại đúng những vùng ấy. Đồng bộ vì thế bám vào nội dung, và nội dung trang chữ thì rất giàu điểm đặc trưng. Đây đúng là thứ mà đường đang chạy của nhóm thiếu: phép đo ở Mục 4.2.4.5 cho thấy trang chữ trượt ngay ở trạng thái</w:t>
       </w:r>
       <w:r>
         <w:t xml:space="preserve"> </w:t>
@@ -22882,25 +23630,10 @@
         <w:rPr>
           <w:rStyle w:val="VerbatimChar"/>
         </w:rPr>
-        <w:t xml:space="preserve">crop_retained_scales</w:t>
-      </w:r>
-      <w:r>
-        <w:t xml:space="preserve"> </w:t>
-      </w:r>
-      <w:r>
-        <w:t xml:space="preserve">cố định bằng tìm kiếm tỉ lệ, hoặc ước lượng tỉ lệ từ tương quan log-polar của pilot (hạ tầng này đã có sẵn trong</w:t>
-      </w:r>
-      <w:r>
-        <w:t xml:space="preserve"> </w:t>
-      </w:r>
-      <w:r>
-        <w:rPr>
-          <w:rStyle w:val="VerbatimChar"/>
-        </w:rPr>
-        <w:t xml:space="preserve">synchronization_v2.py</w:t>
-      </w:r>
-      <w:r>
-        <w:t xml:space="preserve">). Xoá điểm tối ưu quá mức tại 0.25 và làm crop 0.10 / 0.50 trở nên xử lý được.</w:t>
+        <w:t xml:space="preserve">insufficient_sync_evidence</w:t>
+      </w:r>
+      <w:r>
+        <w:t xml:space="preserve">, tức mẫu pilot không được tìm thấy, chứ không phải payload hỏng.</w:t>
       </w:r>
     </w:p>
     <w:p>
@@ -22908,32 +23641,7 @@
         <w:pStyle w:val="BodyText"/>
       </w:pPr>
       <w:r>
-        <w:rPr>
-          <w:b/>
-          <w:bCs/>
-        </w:rPr>
-        <w:t xml:space="preserve">Tầng 3 - Cho phép hai trục co giãn độc lập.</w:t>
-      </w:r>
-      <w:r>
-        <w:t xml:space="preserve"> </w:t>
-      </w:r>
-      <w:r>
-        <w:t xml:space="preserve">Ràng buộc</w:t>
-      </w:r>
-      <w:r>
-        <w:t xml:space="preserve"> </w:t>
-      </w:r>
-      <w:r>
-        <w:rPr>
-          <w:rStyle w:val="VerbatimChar"/>
-        </w:rPr>
-        <w:t xml:space="preserve">ratios_agree</w:t>
-      </w:r>
-      <w:r>
-        <w:t xml:space="preserve"> </w:t>
-      </w:r>
-      <w:r>
-        <w:t xml:space="preserve">loại bỏ mọi phép biến đổi đổi tỉ lệ khung. Nới nó ra cho phép xử lý ảnh bị kéo méo và bù phối cảnh.</w:t>
+        <w:t xml:space="preserve">Khác biệt thứ hai là cường độ nhúng thích nghi theo nội dung. Bước đẩy lệch được tính bằng một phần tỉ lệ với chính độ lớn của hai hệ số tại chỗ, cộng thêm một sàn cố định. Vùng phẳng thì gần như chỉ còn phần sàn, vùng nhiều kết cấu thì mạnh hơn. SplitBind hiện dùng một bước lượng tử duy nhất cho mọi ô.</w:t>
       </w:r>
     </w:p>
     <w:p>
@@ -22941,43 +23649,51 @@
         <w:pStyle w:val="BodyText"/>
       </w:pPr>
       <w:r>
-        <w:rPr>
-          <w:b/>
-          <w:bCs/>
-        </w:rPr>
-        <w:t xml:space="preserve">Tầng 4 - Chọn vật mang theo nội dung (chưa kiểm chứng).</w:t>
-      </w:r>
-      <w:r>
-        <w:t xml:space="preserve"> </w:t>
-      </w:r>
-      <w:r>
-        <w:t xml:space="preserve">Chấm điểm tile ứng viên theo kết cấu trước khi chọn, vẫn tất định từ khoá. Giải quyết việc</w:t>
-      </w:r>
-      <w:r>
-        <w:t xml:space="preserve"> </w:t>
-      </w:r>
-      <w:r>
-        <w:rPr>
-          <w:i/>
-          <w:iCs/>
-        </w:rPr>
-        <w:t xml:space="preserve">trang nào</w:t>
-      </w:r>
-      <w:r>
-        <w:t xml:space="preserve"> </w:t>
-      </w:r>
-      <w:r>
-        <w:t xml:space="preserve">hỏng bên trong một phép biến đổi mà bộ giải mã đã hoàn tác được - hiệu ứng thứ cấp thật, nhưng không phải nguyên nhân của các thất bại diện rộng.</w:t>
-      </w:r>
-    </w:p>
-    <w:bookmarkEnd w:id="86"/>
-    <w:bookmarkStart w:id="87" w:name="cái-gì-kiến-trúc-này-không-sửa-được"/>
-    <w:p>
-      <w:pPr>
-        <w:pStyle w:val="Heading3"/>
-      </w:pPr>
-      <w:r>
-        <w:t xml:space="preserve">4.3.7. Cái gì kiến trúc này không sửa được</w:t>
+        <w:t xml:space="preserve">Cần nêu kèm một giới hạn để không phóng đại công trình này: khâu nắn phối cảnh của nó là thủ công, người dùng phải bấm bốn góc ảnh trước khi trích. Nó không giải bài toán hình học một cách mù như dịch vụ của nhóm buộc phải làm.</w:t>
+      </w:r>
+    </w:p>
+    <w:p>
+      <w:pPr>
+        <w:pStyle w:val="BodyText"/>
+      </w:pPr>
+      <w:r>
+        <w:t xml:space="preserve">Tải trọng của nó cũng nhỏ hơn nhiều: 30 bit thông tin, thêm CRC8, mã hoá BCH(63,36) thành 64 bit xếp vào ma trận 8 x 8. SplitBind đang đòi mang một định danh 128 bit, tức gấp hơn bốn lần, trên cùng một họ vật mang.</w:t>
+      </w:r>
+    </w:p>
+    <w:bookmarkEnd w:id="83"/>
+    <w:bookmarkStart w:id="84" w:name="Xb6e8a56451cfac62513e1dd6b387b27e76bc18b"/>
+    <w:p>
+      <w:pPr>
+        <w:pStyle w:val="Heading4"/>
+      </w:pPr>
+      <w:r>
+        <w:t xml:space="preserve">4.3.5.3. Công trình 3: thư viện đang được dùng trong sản phẩm thật [22]</w:t>
+      </w:r>
+    </w:p>
+    <w:p>
+      <w:pPr>
+        <w:pStyle w:val="FirstParagraph"/>
+      </w:pPr>
+      <w:r>
+        <w:t xml:space="preserve">Thư viện này được dùng rộng rãi trong các sản phẩm sinh ảnh, nên nó là mốc so sánh về mức kỳ vọng thực tế chứ không phải về kết quả nghiên cứu. Tài liệu của chính nó ghi thẳng rằng các phương pháp trong thư viện không bền trước phép thu nhỏ và trước phép cắt làm đổi tỉ lệ khung hình, chỉ bền trước nhiễu, đổi màu, đổi độ sáng và nén JPEG. Bảng kết quả kèm theo ghi thu nhỏ 50 phần trăm là trượt ở cả hai phương pháp, kể cả phương pháp học sâu. Tải trọng là 32 đến 64 bit.</w:t>
+      </w:r>
+    </w:p>
+    <w:p>
+      <w:pPr>
+        <w:pStyle w:val="BodyText"/>
+      </w:pPr>
+      <w:r>
+        <w:t xml:space="preserve">Đối chiếu này làm rõ vị thế của dự án theo cả hai chiều. Chiều bất lợi đã nêu ở các mục trên. Chiều thuận lợi là bước phục hồi khung ảnh của nhóm giải quyết đúng lớp tấn công mà một thư viện đang chạy trong sản phẩm thật còn không đặt mục tiêu xử lý, và Mục 4.2.4.5 có số đo cho thấy ảnh chụp màn hình thu nhỏ còn 0.469 vẫn truy được nguồn trên vật mang phù hợp.</w:t>
+      </w:r>
+    </w:p>
+    <w:bookmarkEnd w:id="84"/>
+    <w:bookmarkStart w:id="85" w:name="bốn-điều-rút-ra-cho-kiến-trúc-v4"/>
+    <w:p>
+      <w:pPr>
+        <w:pStyle w:val="Heading4"/>
+      </w:pPr>
+      <w:r>
+        <w:t xml:space="preserve">4.3.5.4. Bốn điều rút ra cho kiến trúc V4</w:t>
       </w:r>
     </w:p>
     <w:p>
@@ -22993,13 +23709,36 @@
           <w:b/>
           <w:bCs/>
         </w:rPr>
-        <w:t xml:space="preserve">Giới hạn phân giải là thật, nhưng ngưỡng đã dịch.</w:t>
-      </w:r>
-      <w:r>
-        <w:t xml:space="preserve"> </w:t>
-      </w:r>
-      <w:r>
-        <w:t xml:space="preserve">Ở thời điểm đo này, dưới tỉ lệ khoảng 0.45 payload chết kể cả khi hình học hoàn hảo; sau khi sửa ngân sách ký hiệu xoá, ngưỡng đó hạ xuống thấp hơn (Mục 4.2.4.2). Phần vẫn đúng là bản chất của giới hạn: tồn tại một tỉ lệ đủ nhỏ để payload không còn khôi phục được. Không tầng nào ở trên chạm tới điều đó; muốn sửa phải tăng dung lượng hoặc giảm payload, và nhóm đã đo được rằng nâng</w:t>
+        <w:t xml:space="preserve">Đặt thủy vân theo nội dung, không rải đều.</w:t>
+      </w:r>
+      <w:r>
+        <w:t xml:space="preserve"> </w:t>
+      </w:r>
+      <w:r>
+        <w:t xml:space="preserve">Chọn vùng nhúng ở nơi ảnh có kết cấu, bỏ qua vùng nền trắng. Cả hai công trình đầu đều làm điều này, bằng hai cơ chế khác nhau.</w:t>
+      </w:r>
+    </w:p>
+    <w:p>
+      <w:pPr>
+        <w:pStyle w:val="Compact"/>
+        <w:jc w:val="left"/>
+        <w:numPr>
+          <w:ilvl w:val="0"/>
+          <w:numId w:val="1066"/>
+        </w:numPr>
+      </w:pPr>
+      <w:r>
+        <w:rPr>
+          <w:b/>
+          <w:bCs/>
+        </w:rPr>
+        <w:t xml:space="preserve">Đồng bộ bằng đặc trưng nội dung, không chỉ bằng mẫu pilot tần số.</w:t>
+      </w:r>
+      <w:r>
+        <w:t xml:space="preserve"> </w:t>
+      </w:r>
+      <w:r>
+        <w:t xml:space="preserve">Đây là hướng chạm trực tiếp vào</w:t>
       </w:r>
       <w:r>
         <w:t xml:space="preserve"> </w:t>
@@ -23008,13 +23747,10 @@
         <w:rPr>
           <w:rStyle w:val="VerbatimChar"/>
         </w:rPr>
-        <w:t xml:space="preserve">qim_delta</w:t>
-      </w:r>
-      <w:r>
-        <w:t xml:space="preserve"> </w:t>
-      </w:r>
-      <w:r>
-        <w:t xml:space="preserve">không phải lối ra (V2 quét 24→64, trần vẫn 3/12).</w:t>
+        <w:t xml:space="preserve">insufficient_sync_evidence</w:t>
+      </w:r>
+      <w:r>
+        <w:t xml:space="preserve">, trạng thái chiếm toàn bộ các ô thất bại trên trang chữ.</w:t>
       </w:r>
     </w:p>
     <w:p>
@@ -23030,35 +23766,10 @@
           <w:b/>
           <w:bCs/>
         </w:rPr>
-        <w:t xml:space="preserve">JPEG-50 là thất bại vật mang thật</w:t>
-      </w:r>
-      <w:r>
-        <w:t xml:space="preserve"> </w:t>
-      </w:r>
-      <w:r>
-        <w:t xml:space="preserve">(lớp 3): hình học đúng vì ảnh không đổi kích thước, nhưng nén phá huỷ tín hiệu. Đây là giới hạn mà không tầng kiến trúc nào ở trên chạm tới được, và ba lever tham số đã bị bác bỏ bằng đo đạc, nên hướng duy nhất còn lại là tăng dung lượng kênh hoặc giảm payload.</w:t>
-      </w:r>
-    </w:p>
-    <w:p>
-      <w:pPr>
-        <w:pStyle w:val="Compact"/>
-        <w:numPr>
-          <w:ilvl w:val="1"/>
-          <w:numId w:val="1067"/>
-        </w:numPr>
-      </w:pPr>
-      <w:r>
-        <w:rPr>
-          <w:b/>
-          <w:bCs/>
-        </w:rPr>
-        <w:t xml:space="preserve">Đính chính ngày 14/09/2026.</w:t>
-      </w:r>
-      <w:r>
-        <w:t xml:space="preserve"> </w:t>
-      </w:r>
-      <w:r>
-        <w:t xml:space="preserve">Kết luận vừa nêu đã bị chính nhóm bác bỏ. Tín hiệu không hề bị nén phá huỷ: ở đúng các ca này, từ mã về tới bên nhận với tỉ lệ lỗi bit bằng 0,000 rồi bị chính bên nhận vứt đi vì khai quá ngân sách ký hiệu xoá. Sau khi sửa phần kế toán đó, nén JPEG q50 giải mã được (Mục 4.2.4.2 và 4.2.4.3). Giữ nguyên đoạn trên vì nó là chẩn đoán mà nhóm thực sự đã đưa ra ở thời điểm đó, và đường đi từ chẩn đoán sai tới phép đo bác bỏ nó là một phần của kết quả.</w:t>
+        <w:t xml:space="preserve">Cường độ nhúng thích nghi theo năng lượng cục bộ</w:t>
+      </w:r>
+      <w:r>
+        <w:t xml:space="preserve">, thay cho một bước lượng tử duy nhất toàn trang.</w:t>
       </w:r>
     </w:p>
     <w:p>
@@ -23074,14 +23785,302 @@
           <w:b/>
           <w:bCs/>
         </w:rPr>
+        <w:t xml:space="preserve">Xem lại kích thước tải trọng.</w:t>
+      </w:r>
+      <w:r>
+        <w:t xml:space="preserve"> </w:t>
+      </w:r>
+      <w:r>
+        <w:t xml:space="preserve">Ba công trình dùng 30, 32 đến 64, và 100 bit. Nhóm đang đòi 128 bit trên vật mang khó nhất. Một hướng khả thi là nhúng một mã ngắn rồi tra ngược ra định danh đầy đủ trong cơ sở dữ liệu, vì hệ thống vốn đã giữ hồ sơ cấp phát.</w:t>
+      </w:r>
+    </w:p>
+    <w:p>
+      <w:pPr>
+        <w:pStyle w:val="FirstParagraph"/>
+      </w:pPr>
+      <w:r>
+        <w:rPr>
+          <w:i/>
+          <w:iCs/>
+        </w:rPr>
+        <w:t xml:space="preserve">Giới hạn đã nhận diện</w:t>
+      </w:r>
+      <w:r>
+        <w:t xml:space="preserve"> </w:t>
+      </w:r>
+      <w:r>
+        <w:t xml:space="preserve">Bốn điều trên là kết luận rút ra từ việc đọc mã nguồn, không phải từ phép đo của nhóm. Chưa điều nào được cài đặt và đo trong dự án này, nên chúng là đề xuất có căn cứ chứ chưa phải kết quả.</w:t>
+      </w:r>
+    </w:p>
+    <w:p>
+      <w:r>
+        <w:pict>
+          <v:rect style="width:0;height:1.5pt" o:hralign="center" o:hrstd="t" o:hr="t"/>
+        </w:pict>
+      </w:r>
+    </w:p>
+    <w:bookmarkEnd w:id="85"/>
+    <w:bookmarkEnd w:id="86"/>
+    <w:bookmarkStart w:id="87" w:name="kiến-trúc-v4-đề-xuất"/>
+    <w:p>
+      <w:pPr>
+        <w:pStyle w:val="Heading3"/>
+      </w:pPr>
+      <w:r>
+        <w:t xml:space="preserve">4.3.6. Kiến trúc V4 đề xuất</w:t>
+      </w:r>
+    </w:p>
+    <w:p>
+      <w:pPr>
+        <w:pStyle w:val="FirstParagraph"/>
+      </w:pPr>
+      <w:r>
+        <w:t xml:space="preserve">Xếp theo tỉ lệ lợi ích trên chi phí đo được:</w:t>
+      </w:r>
+    </w:p>
+    <w:p>
+      <w:pPr>
+        <w:pStyle w:val="BodyText"/>
+      </w:pPr>
+      <w:r>
+        <w:rPr>
+          <w:b/>
+          <w:bCs/>
+        </w:rPr>
+        <w:t xml:space="preserve">Tầng 1 - Chuẩn hoá khung ảnh trước khi giải mã (đã kiểm chứng).</w:t>
+      </w:r>
+      <w:r>
+        <w:t xml:space="preserve"> </w:t>
+      </w:r>
+      <w:r>
+        <w:t xml:space="preserve">Bóc viền đồng màu; mở rộng sang phát hiện biên trang và khử nghiêng. Bộ giải mã V3 ngầm giả định đầu vào đã được đóng khung giống hệt bản phát hành, trong khi kênh rò rỉ thật không bao giờ như vậy. Đây là tầng cho nhiều độ bền nhất trên mỗi dòng mã.</w:t>
+      </w:r>
+    </w:p>
+    <w:p>
+      <w:pPr>
+        <w:pStyle w:val="BodyText"/>
+        <w:jc w:val="left"/>
+      </w:pPr>
+      <w:r>
+        <w:rPr>
+          <w:b/>
+          <w:bCs/>
+        </w:rPr>
+        <w:t xml:space="preserve">Tầng 2 - Ước lượng tỉ lệ cắt thay vì liệt kê.</w:t>
+      </w:r>
+      <w:r>
+        <w:t xml:space="preserve"> </w:t>
+      </w:r>
+      <w:r>
+        <w:t xml:space="preserve">Thay</w:t>
+      </w:r>
+      <w:r>
+        <w:t xml:space="preserve"> </w:t>
+      </w:r>
+      <w:r>
+        <w:rPr>
+          <w:rStyle w:val="VerbatimChar"/>
+        </w:rPr>
+        <w:t xml:space="preserve">crop_retained_scales</w:t>
+      </w:r>
+      <w:r>
+        <w:t xml:space="preserve"> </w:t>
+      </w:r>
+      <w:r>
+        <w:t xml:space="preserve">cố định bằng tìm kiếm tỉ lệ, hoặc ước lượng tỉ lệ từ tương quan log-polar của pilot (hạ tầng này đã có sẵn trong</w:t>
+      </w:r>
+      <w:r>
+        <w:t xml:space="preserve"> </w:t>
+      </w:r>
+      <w:r>
+        <w:rPr>
+          <w:rStyle w:val="VerbatimChar"/>
+        </w:rPr>
+        <w:t xml:space="preserve">synchronization_v2.py</w:t>
+      </w:r>
+      <w:r>
+        <w:t xml:space="preserve">). Xoá điểm tối ưu quá mức tại 0.25 và làm crop 0.10 / 0.50 trở nên xử lý được.</w:t>
+      </w:r>
+    </w:p>
+    <w:p>
+      <w:pPr>
+        <w:pStyle w:val="BodyText"/>
+      </w:pPr>
+      <w:r>
+        <w:rPr>
+          <w:b/>
+          <w:bCs/>
+        </w:rPr>
+        <w:t xml:space="preserve">Tầng 3 - Cho phép hai trục co giãn độc lập.</w:t>
+      </w:r>
+      <w:r>
+        <w:t xml:space="preserve"> </w:t>
+      </w:r>
+      <w:r>
+        <w:t xml:space="preserve">Ràng buộc</w:t>
+      </w:r>
+      <w:r>
+        <w:t xml:space="preserve"> </w:t>
+      </w:r>
+      <w:r>
+        <w:rPr>
+          <w:rStyle w:val="VerbatimChar"/>
+        </w:rPr>
+        <w:t xml:space="preserve">ratios_agree</w:t>
+      </w:r>
+      <w:r>
+        <w:t xml:space="preserve"> </w:t>
+      </w:r>
+      <w:r>
+        <w:t xml:space="preserve">loại bỏ mọi phép biến đổi đổi tỉ lệ khung. Nới nó ra cho phép xử lý ảnh bị kéo méo và bù phối cảnh.</w:t>
+      </w:r>
+    </w:p>
+    <w:p>
+      <w:pPr>
+        <w:pStyle w:val="BodyText"/>
+      </w:pPr>
+      <w:r>
+        <w:rPr>
+          <w:b/>
+          <w:bCs/>
+        </w:rPr>
+        <w:t xml:space="preserve">Tầng 4 - Chọn vật mang theo nội dung (chưa kiểm chứng).</w:t>
+      </w:r>
+      <w:r>
+        <w:t xml:space="preserve"> </w:t>
+      </w:r>
+      <w:r>
+        <w:t xml:space="preserve">Chấm điểm tile ứng viên theo kết cấu trước khi chọn, vẫn tất định từ khoá. Giải quyết việc</w:t>
+      </w:r>
+      <w:r>
+        <w:t xml:space="preserve"> </w:t>
+      </w:r>
+      <w:r>
+        <w:rPr>
+          <w:i/>
+          <w:iCs/>
+        </w:rPr>
+        <w:t xml:space="preserve">trang nào</w:t>
+      </w:r>
+      <w:r>
+        <w:t xml:space="preserve"> </w:t>
+      </w:r>
+      <w:r>
+        <w:t xml:space="preserve">hỏng bên trong một phép biến đổi mà bộ giải mã đã hoàn tác được - hiệu ứng thứ cấp thật, nhưng không phải nguyên nhân của các thất bại diện rộng.</w:t>
+      </w:r>
+    </w:p>
+    <w:bookmarkEnd w:id="87"/>
+    <w:bookmarkStart w:id="88" w:name="cái-gì-kiến-trúc-này-không-sửa-được"/>
+    <w:p>
+      <w:pPr>
+        <w:pStyle w:val="Heading3"/>
+      </w:pPr>
+      <w:r>
+        <w:t xml:space="preserve">4.3.7. Cái gì kiến trúc này không sửa được</w:t>
+      </w:r>
+    </w:p>
+    <w:p>
+      <w:pPr>
+        <w:pStyle w:val="Compact"/>
+        <w:numPr>
+          <w:ilvl w:val="0"/>
+          <w:numId w:val="1067"/>
+        </w:numPr>
+      </w:pPr>
+      <w:r>
+        <w:rPr>
+          <w:b/>
+          <w:bCs/>
+        </w:rPr>
+        <w:t xml:space="preserve">Giới hạn phân giải là thật, nhưng ngưỡng đã dịch.</w:t>
+      </w:r>
+      <w:r>
+        <w:t xml:space="preserve"> </w:t>
+      </w:r>
+      <w:r>
+        <w:t xml:space="preserve">Ở thời điểm đo này, dưới tỉ lệ khoảng 0.45 payload chết kể cả khi hình học hoàn hảo; sau khi sửa ngân sách ký hiệu xoá, ngưỡng đó hạ xuống thấp hơn (Mục 4.2.4.2). Phần vẫn đúng là bản chất của giới hạn: tồn tại một tỉ lệ đủ nhỏ để payload không còn khôi phục được. Không tầng nào ở trên chạm tới điều đó; muốn sửa phải tăng dung lượng hoặc giảm payload, và nhóm đã đo được rằng nâng</w:t>
+      </w:r>
+      <w:r>
+        <w:t xml:space="preserve"> </w:t>
+      </w:r>
+      <w:r>
+        <w:rPr>
+          <w:rStyle w:val="VerbatimChar"/>
+        </w:rPr>
+        <w:t xml:space="preserve">qim_delta</w:t>
+      </w:r>
+      <w:r>
+        <w:t xml:space="preserve"> </w:t>
+      </w:r>
+      <w:r>
+        <w:t xml:space="preserve">không phải lối ra (V2 quét 24→64, trần vẫn 3/12).</w:t>
+      </w:r>
+    </w:p>
+    <w:p>
+      <w:pPr>
+        <w:pStyle w:val="Compact"/>
+        <w:numPr>
+          <w:ilvl w:val="0"/>
+          <w:numId w:val="1067"/>
+        </w:numPr>
+      </w:pPr>
+      <w:r>
+        <w:rPr>
+          <w:b/>
+          <w:bCs/>
+        </w:rPr>
+        <w:t xml:space="preserve">JPEG-50 là thất bại vật mang thật</w:t>
+      </w:r>
+      <w:r>
+        <w:t xml:space="preserve"> </w:t>
+      </w:r>
+      <w:r>
+        <w:t xml:space="preserve">(lớp 3): hình học đúng vì ảnh không đổi kích thước, nhưng nén phá huỷ tín hiệu. Đây là giới hạn mà không tầng kiến trúc nào ở trên chạm tới được, và ba lever tham số đã bị bác bỏ bằng đo đạc, nên hướng duy nhất còn lại là tăng dung lượng kênh hoặc giảm payload.</w:t>
+      </w:r>
+    </w:p>
+    <w:p>
+      <w:pPr>
+        <w:pStyle w:val="Compact"/>
+        <w:numPr>
+          <w:ilvl w:val="1"/>
+          <w:numId w:val="1068"/>
+        </w:numPr>
+      </w:pPr>
+      <w:r>
+        <w:rPr>
+          <w:b/>
+          <w:bCs/>
+        </w:rPr>
+        <w:t xml:space="preserve">Đính chính ngày 14/09/2026.</w:t>
+      </w:r>
+      <w:r>
+        <w:t xml:space="preserve"> </w:t>
+      </w:r>
+      <w:r>
+        <w:t xml:space="preserve">Kết luận vừa nêu đã bị chính nhóm bác bỏ. Tín hiệu không hề bị nén phá huỷ: ở đúng các ca này, từ mã về tới bên nhận với tỉ lệ lỗi bit bằng 0,000 rồi bị chính bên nhận vứt đi vì khai quá ngân sách ký hiệu xoá. Sau khi sửa phần kế toán đó, nén JPEG q50 giải mã được (Mục 4.2.4.2 và 4.2.4.3). Giữ nguyên đoạn trên vì nó là chẩn đoán mà nhóm thực sự đã đưa ra ở thời điểm đó, và đường đi từ chẩn đoán sai tới phép đo bác bỏ nó là một phần của kết quả.</w:t>
+      </w:r>
+    </w:p>
+    <w:p>
+      <w:pPr>
+        <w:pStyle w:val="Compact"/>
+        <w:numPr>
+          <w:ilvl w:val="0"/>
+          <w:numId w:val="1067"/>
+        </w:numPr>
+      </w:pPr>
+      <w:r>
+        <w:rPr>
+          <w:b/>
+          <w:bCs/>
+        </w:rPr>
         <w:t xml:space="preserve">Toàn bộ số trong phần này đến từ harness nghiên cứu, không phải pre-gate</w:t>
       </w:r>
       <w:r>
         <w:t xml:space="preserve">, và khác pre-gate ở cách dẫn xuất RNG tấn công cùng việc cấp mẫu đồng bộ ORB cho bộ giải mã. Không được trộn với Mục 4.2.1, và không được trình bày như năng lực đã phát hành. Từ 12/09/2026 production có bật đường ống nhúng và giải thủy vân. Mục 4.2.3 ghi lại kết quả âm tính ban đầu, còn Mục 4.2.4 ghi lại trạng thái sau khi sửa nguyên nhân gốc; kết luận chắc chắn trả cho người dùng vẫn dựa trên đối chiếu tệp chính xác và chữ ký, còn kết quả truy vết luôn kèm nhãn giới hạn.</w:t>
       </w:r>
     </w:p>
-    <w:bookmarkEnd w:id="87"/>
-    <w:bookmarkStart w:id="88" w:name="vì-sao-chẩn-đoán-này-có-được"/>
+    <w:bookmarkEnd w:id="88"/>
+    <w:bookmarkStart w:id="89" w:name="vì-sao-chẩn-đoán-này-có-được"/>
     <w:p>
       <w:pPr>
         <w:pStyle w:val="Heading3"/>
@@ -23144,9 +24143,9 @@
         <w:t xml:space="preserve">để đo; corpus khoá theo hash làm phép so sánh có kiểm soát. Một dự án ghi chép cẩu thả sẽ không để lại gì để kiểm toán.</w:t>
       </w:r>
     </w:p>
-    <w:bookmarkEnd w:id="88"/>
     <w:bookmarkEnd w:id="89"/>
-    <w:bookmarkStart w:id="111" w:name="Xaf1d942a1a2086cdefa816c1d6be02e8e263868"/>
+    <w:bookmarkEnd w:id="90"/>
+    <w:bookmarkStart w:id="112" w:name="Xaf1d942a1a2086cdefa816c1d6be02e8e263868"/>
     <w:p>
       <w:pPr>
         <w:pStyle w:val="Heading2"/>
@@ -23172,18 +24171,18 @@
           <wp:inline>
             <wp:extent cx="5575300" cy="3075505"/>
             <wp:effectExtent b="0" l="0" r="0" t="0"/>
-            <wp:docPr descr="" title="" id="91" name="Picture"/>
+            <wp:docPr descr="" title="" id="92" name="Picture"/>
             <a:graphic>
               <a:graphicData uri="http://schemas.openxmlformats.org/drawingml/2006/picture">
                 <pic:pic>
                   <pic:nvPicPr>
-                    <pic:cNvPr descr="report-assets/figures/ui-issuance-result.png" id="92" name="Picture"/>
+                    <pic:cNvPr descr="report-assets/figures/ui-issuance-result.png" id="93" name="Picture"/>
                     <pic:cNvPicPr>
                       <a:picLocks noChangeArrowheads="1" noChangeAspect="1"/>
                     </pic:cNvPicPr>
                   </pic:nvPicPr>
                   <pic:blipFill>
-                    <a:blip r:embed="rId90"/>
+                    <a:blip r:embed="rId91"/>
                     <a:stretch>
                       <a:fillRect/>
                     </a:stretch>
@@ -23237,18 +24236,18 @@
           <wp:inline>
             <wp:extent cx="5575300" cy="3075505"/>
             <wp:effectExtent b="0" l="0" r="0" t="0"/>
-            <wp:docPr descr="" title="" id="94" name="Picture"/>
+            <wp:docPr descr="" title="" id="95" name="Picture"/>
             <a:graphic>
               <a:graphicData uri="http://schemas.openxmlformats.org/drawingml/2006/picture">
                 <pic:pic>
                   <pic:nvPicPr>
-                    <pic:cNvPr descr="report-assets/figures/ui-verification-match.png" id="95" name="Picture"/>
+                    <pic:cNvPr descr="report-assets/figures/ui-verification-match.png" id="96" name="Picture"/>
                     <pic:cNvPicPr>
                       <a:picLocks noChangeArrowheads="1" noChangeAspect="1"/>
                     </pic:cNvPicPr>
                   </pic:nvPicPr>
                   <pic:blipFill>
-                    <a:blip r:embed="rId93"/>
+                    <a:blip r:embed="rId94"/>
                     <a:stretch>
                       <a:fillRect/>
                     </a:stretch>
@@ -23302,18 +24301,18 @@
           <wp:inline>
             <wp:extent cx="5575300" cy="3075505"/>
             <wp:effectExtent b="0" l="0" r="0" t="0"/>
-            <wp:docPr descr="" title="" id="97" name="Picture"/>
+            <wp:docPr descr="" title="" id="98" name="Picture"/>
             <a:graphic>
               <a:graphicData uri="http://schemas.openxmlformats.org/drawingml/2006/picture">
                 <pic:pic>
                   <pic:nvPicPr>
-                    <pic:cNvPr descr="report-assets/figures/ui-verification-no-match.png" id="98" name="Picture"/>
+                    <pic:cNvPr descr="report-assets/figures/ui-verification-no-match.png" id="99" name="Picture"/>
                     <pic:cNvPicPr>
                       <a:picLocks noChangeArrowheads="1" noChangeAspect="1"/>
                     </pic:cNvPicPr>
                   </pic:nvPicPr>
                   <pic:blipFill>
-                    <a:blip r:embed="rId96"/>
+                    <a:blip r:embed="rId97"/>
                     <a:stretch>
                       <a:fillRect/>
                     </a:stretch>
@@ -23367,18 +24366,18 @@
           <wp:inline>
             <wp:extent cx="5575300" cy="3261317"/>
             <wp:effectExtent b="0" l="0" r="0" t="0"/>
-            <wp:docPr descr="" title="" id="100" name="Picture"/>
+            <wp:docPr descr="" title="" id="101" name="Picture"/>
             <a:graphic>
               <a:graphicData uri="http://schemas.openxmlformats.org/drawingml/2006/picture">
                 <pic:pic>
                   <pic:nvPicPr>
-                    <pic:cNvPr descr="report-assets/figures/ui-verification-traced.png" id="101" name="Picture"/>
+                    <pic:cNvPr descr="report-assets/figures/ui-verification-traced.png" id="102" name="Picture"/>
                     <pic:cNvPicPr>
                       <a:picLocks noChangeArrowheads="1" noChangeAspect="1"/>
                     </pic:cNvPicPr>
                   </pic:nvPicPr>
                   <pic:blipFill>
-                    <a:blip r:embed="rId99"/>
+                    <a:blip r:embed="rId100"/>
                     <a:stretch>
                       <a:fillRect/>
                     </a:stretch>
@@ -23432,18 +24431,18 @@
           <wp:inline>
             <wp:extent cx="4973052" cy="2720282"/>
             <wp:effectExtent b="0" l="0" r="0" t="0"/>
-            <wp:docPr descr="" title="" id="103" name="Picture"/>
+            <wp:docPr descr="" title="" id="104" name="Picture"/>
             <a:graphic>
               <a:graphicData uri="http://schemas.openxmlformats.org/drawingml/2006/picture">
                 <pic:pic>
                   <pic:nvPicPr>
-                    <pic:cNvPr descr="report-assets/figures/chart-v1-vs-v3.png" id="104" name="Picture"/>
+                    <pic:cNvPr descr="report-assets/figures/chart-v1-vs-v3.png" id="105" name="Picture"/>
                     <pic:cNvPicPr>
                       <a:picLocks noChangeArrowheads="1" noChangeAspect="1"/>
                     </pic:cNvPicPr>
                   </pic:nvPicPr>
                   <pic:blipFill>
-                    <a:blip r:embed="rId102"/>
+                    <a:blip r:embed="rId103"/>
                     <a:stretch>
                       <a:fillRect/>
                     </a:stretch>
@@ -23497,18 +24496,18 @@
           <wp:inline>
             <wp:extent cx="5575300" cy="3978727"/>
             <wp:effectExtent b="0" l="0" r="0" t="0"/>
-            <wp:docPr descr="" title="" id="106" name="Picture"/>
+            <wp:docPr descr="" title="" id="107" name="Picture"/>
             <a:graphic>
               <a:graphicData uri="http://schemas.openxmlformats.org/drawingml/2006/picture">
                 <pic:pic>
                   <pic:nvPicPr>
-                    <pic:cNvPr descr="report-assets/figures/chart-attack-envelope.png" id="107" name="Picture"/>
+                    <pic:cNvPr descr="report-assets/figures/chart-attack-envelope.png" id="108" name="Picture"/>
                     <pic:cNvPicPr>
                       <a:picLocks noChangeArrowheads="1" noChangeAspect="1"/>
                     </pic:cNvPicPr>
                   </pic:nvPicPr>
                   <pic:blipFill>
-                    <a:blip r:embed="rId105"/>
+                    <a:blip r:embed="rId106"/>
                     <a:stretch>
                       <a:fillRect/>
                     </a:stretch>
@@ -23562,18 +24561,18 @@
           <wp:inline>
             <wp:extent cx="5367230" cy="2371939"/>
             <wp:effectExtent b="0" l="0" r="0" t="0"/>
-            <wp:docPr descr="" title="" id="109" name="Picture"/>
+            <wp:docPr descr="" title="" id="110" name="Picture"/>
             <a:graphic>
               <a:graphicData uri="http://schemas.openxmlformats.org/drawingml/2006/picture">
                 <pic:pic>
                   <pic:nvPicPr>
-                    <pic:cNvPr descr="report-assets/figures/chart-frame-restore.png" id="110" name="Picture"/>
+                    <pic:cNvPr descr="report-assets/figures/chart-frame-restore.png" id="111" name="Picture"/>
                     <pic:cNvPicPr>
                       <a:picLocks noChangeArrowheads="1" noChangeAspect="1"/>
                     </pic:cNvPicPr>
                   </pic:nvPicPr>
                   <pic:blipFill>
-                    <a:blip r:embed="rId108"/>
+                    <a:blip r:embed="rId109"/>
                     <a:stretch>
                       <a:fillRect/>
                     </a:stretch>
@@ -23623,9 +24622,9 @@
         <w:br w:type="page"/>
       </w:r>
     </w:p>
-    <w:bookmarkEnd w:id="111"/>
     <w:bookmarkEnd w:id="112"/>
-    <w:bookmarkStart w:id="113" w:name="kết-luận"/>
+    <w:bookmarkEnd w:id="113"/>
+    <w:bookmarkStart w:id="114" w:name="kết-luận"/>
     <w:p>
       <w:pPr>
         <w:pStyle w:val="Heading1"/>
@@ -23703,8 +24702,8 @@
         <w:br w:type="page"/>
       </w:r>
     </w:p>
-    <w:bookmarkEnd w:id="113"/>
-    <w:bookmarkStart w:id="114" w:name="tài-liệu-tham-khảo"/>
+    <w:bookmarkEnd w:id="114"/>
+    <w:bookmarkStart w:id="115" w:name="tài-liệu-tham-khảo"/>
     <w:p>
       <w:pPr>
         <w:pStyle w:val="Heading1"/>
@@ -23726,7 +24725,7 @@
         <w:pStyle w:val="Compact"/>
         <w:numPr>
           <w:ilvl w:val="0"/>
-          <w:numId w:val="1068"/>
+          <w:numId w:val="1069"/>
         </w:numPr>
       </w:pPr>
       <w:r>
@@ -23735,72 +24734,6 @@
           <w:bCs/>
         </w:rPr>
         <w:t xml:space="preserve">Sách Chuyên khảo Quốc tế:</w:t>
-      </w:r>
-    </w:p>
-    <w:p>
-      <w:pPr>
-        <w:pStyle w:val="Compact"/>
-        <w:numPr>
-          <w:ilvl w:val="1"/>
-          <w:numId w:val="1069"/>
-        </w:numPr>
-      </w:pPr>
-      <w:r>
-        <w:t xml:space="preserve">[1] W. Stallings,</w:t>
-      </w:r>
-      <w:r>
-        <w:t xml:space="preserve"> </w:t>
-      </w:r>
-      <w:r>
-        <w:rPr>
-          <w:i/>
-          <w:iCs/>
-        </w:rPr>
-        <w:t xml:space="preserve">Cryptography and Network Security: Principles and Practice</w:t>
-      </w:r>
-      <w:r>
-        <w:t xml:space="preserve">, 7th ed. Boston, MA, USA: Pearson, 2017, ch. 11-14.</w:t>
-      </w:r>
-    </w:p>
-    <w:p>
-      <w:pPr>
-        <w:pStyle w:val="Compact"/>
-        <w:numPr>
-          <w:ilvl w:val="1"/>
-          <w:numId w:val="1069"/>
-        </w:numPr>
-      </w:pPr>
-      <w:r>
-        <w:t xml:space="preserve">[2] I. J. Cox, M. L. Miller, J. A. Bloom, J. Fridrich, and T. Kalker,</w:t>
-      </w:r>
-      <w:r>
-        <w:t xml:space="preserve"> </w:t>
-      </w:r>
-      <w:r>
-        <w:rPr>
-          <w:i/>
-          <w:iCs/>
-        </w:rPr>
-        <w:t xml:space="preserve">Digital Watermarking and Steganography</w:t>
-      </w:r>
-      <w:r>
-        <w:t xml:space="preserve">, 2nd ed. Burlington, MA, USA: Morgan Kaufmann, 2007.</w:t>
-      </w:r>
-    </w:p>
-    <w:p>
-      <w:pPr>
-        <w:pStyle w:val="Compact"/>
-        <w:numPr>
-          <w:ilvl w:val="0"/>
-          <w:numId w:val="1068"/>
-        </w:numPr>
-      </w:pPr>
-      <w:r>
-        <w:rPr>
-          <w:b/>
-          <w:bCs/>
-        </w:rPr>
-        <w:t xml:space="preserve">Giáo trình đại học trong nước:</w:t>
       </w:r>
     </w:p>
     <w:p>
@@ -23812,7 +24745,7 @@
         </w:numPr>
       </w:pPr>
       <w:r>
-        <w:t xml:space="preserve">[3] Hoàng Xuân Dậu,</w:t>
+        <w:t xml:space="preserve">[1] W. Stallings,</w:t>
       </w:r>
       <w:r>
         <w:t xml:space="preserve"> </w:t>
@@ -23822,10 +24755,10 @@
           <w:i/>
           <w:iCs/>
         </w:rPr>
-        <w:t xml:space="preserve">Giáo trình Cơ sở An toàn Thông tin</w:t>
-      </w:r>
-      <w:r>
-        <w:t xml:space="preserve">, Hà Nội: Học viện Công nghệ Bưu chính Viễn thông, 2020.</w:t>
+        <w:t xml:space="preserve">Cryptography and Network Security: Principles and Practice</w:t>
+      </w:r>
+      <w:r>
+        <w:t xml:space="preserve">, 7th ed. Boston, MA, USA: Pearson, 2017, ch. 11-14.</w:t>
       </w:r>
     </w:p>
     <w:p>
@@ -23837,7 +24770,7 @@
         </w:numPr>
       </w:pPr>
       <w:r>
-        <w:t xml:space="preserve">[4] T. T. Tùng,</w:t>
+        <w:t xml:space="preserve">[2] I. J. Cox, M. L. Miller, J. A. Bloom, J. Fridrich, and T. Kalker,</w:t>
       </w:r>
       <w:r>
         <w:t xml:space="preserve"> </w:t>
@@ -23847,10 +24780,10 @@
           <w:i/>
           <w:iCs/>
         </w:rPr>
-        <w:t xml:space="preserve">Giáo trình Mật mã học &amp; Hệ thống Thông tin An toàn</w:t>
-      </w:r>
-      <w:r>
-        <w:t xml:space="preserve">. Hà Nội: Nhà xuất bản Thông tin và Truyền thông, 2011.</w:t>
+        <w:t xml:space="preserve">Digital Watermarking and Steganography</w:t>
+      </w:r>
+      <w:r>
+        <w:t xml:space="preserve">, 2nd ed. Burlington, MA, USA: Morgan Kaufmann, 2007.</w:t>
       </w:r>
     </w:p>
     <w:p>
@@ -23858,7 +24791,7 @@
         <w:pStyle w:val="Compact"/>
         <w:numPr>
           <w:ilvl w:val="0"/>
-          <w:numId w:val="1068"/>
+          <w:numId w:val="1069"/>
         </w:numPr>
       </w:pPr>
       <w:r>
@@ -23866,7 +24799,7 @@
           <w:b/>
           <w:bCs/>
         </w:rPr>
-        <w:t xml:space="preserve">Bài báo Khoa học Tiêu biểu:</w:t>
+        <w:t xml:space="preserve">Giáo trình đại học trong nước:</w:t>
       </w:r>
     </w:p>
     <w:p>
@@ -23878,13 +24811,7 @@
         </w:numPr>
       </w:pPr>
       <w:r>
-        <w:t xml:space="preserve">[5] B. Chen and G. W. Wornell,</w:t>
-      </w:r>
-      <w:r>
-        <w:t xml:space="preserve"> </w:t>
-      </w:r>
-      <w:r>
-        <w:t xml:space="preserve">“Quantization index modulation: a class of provably good methods for digital watermarking and information embedding,”</w:t>
+        <w:t xml:space="preserve">[3] Hoàng Xuân Dậu,</w:t>
       </w:r>
       <w:r>
         <w:t xml:space="preserve"> </w:t>
@@ -23894,10 +24821,10 @@
           <w:i/>
           <w:iCs/>
         </w:rPr>
-        <w:t xml:space="preserve">IEEE Transactions on Information Theory</w:t>
-      </w:r>
-      <w:r>
-        <w:t xml:space="preserve">, vol. 47, no. 4, pp. 1423-1443, May 2001, doi: 10.1109/18.923725.</w:t>
+        <w:t xml:space="preserve">Giáo trình Cơ sở An toàn Thông tin</w:t>
+      </w:r>
+      <w:r>
+        <w:t xml:space="preserve">, Hà Nội: Học viện Công nghệ Bưu chính Viễn thông, 2020.</w:t>
       </w:r>
     </w:p>
     <w:p>
@@ -23909,19 +24836,7 @@
         </w:numPr>
       </w:pPr>
       <w:r>
-        <w:t xml:space="preserve">[6] J. Zhu, R. Kaplan, A. Johnson, and L. Fei-Fei,</w:t>
-      </w:r>
-      <w:r>
-        <w:t xml:space="preserve"> </w:t>
-      </w:r>
-      <w:r>
-        <w:t xml:space="preserve">“HiDDeN: Hiding Data with Deep Networks,”</w:t>
-      </w:r>
-      <w:r>
-        <w:t xml:space="preserve"> </w:t>
-      </w:r>
-      <w:r>
-        <w:t xml:space="preserve">in</w:t>
+        <w:t xml:space="preserve">[4] T. T. Tùng,</w:t>
       </w:r>
       <w:r>
         <w:t xml:space="preserve"> </w:t>
@@ -23931,47 +24846,10 @@
           <w:i/>
           <w:iCs/>
         </w:rPr>
-        <w:t xml:space="preserve">Proc. European Conference on Computer Vision (ECCV)</w:t>
-      </w:r>
-      <w:r>
-        <w:t xml:space="preserve">, Munich, Germany, 2018, pp. 657-672, doi: 10.1007/978-3-030-01267-0_40.</w:t>
-      </w:r>
-    </w:p>
-    <w:p>
-      <w:pPr>
-        <w:pStyle w:val="Compact"/>
-        <w:numPr>
-          <w:ilvl w:val="1"/>
-          <w:numId w:val="1071"/>
-        </w:numPr>
-      </w:pPr>
-      <w:r>
-        <w:t xml:space="preserve">[7] M. Tancik, B. Mildenhall, and R. Ng,</w:t>
-      </w:r>
-      <w:r>
-        <w:t xml:space="preserve"> </w:t>
-      </w:r>
-      <w:r>
-        <w:t xml:space="preserve">“StegaStamp: Invisible Hyperlinks in Physical Photographs,”</w:t>
-      </w:r>
-      <w:r>
-        <w:t xml:space="preserve"> </w:t>
-      </w:r>
-      <w:r>
-        <w:t xml:space="preserve">in</w:t>
-      </w:r>
-      <w:r>
-        <w:t xml:space="preserve"> </w:t>
-      </w:r>
-      <w:r>
-        <w:rPr>
-          <w:i/>
-          <w:iCs/>
-        </w:rPr>
-        <w:t xml:space="preserve">Proc. IEEE/CVF Conference on Computer Vision and Pattern Recognition (CVPR)</w:t>
-      </w:r>
-      <w:r>
-        <w:t xml:space="preserve">, Seattle, WA, USA, 2020, pp. 2117-2126.</w:t>
+        <w:t xml:space="preserve">Giáo trình Mật mã học &amp; Hệ thống Thông tin An toàn</w:t>
+      </w:r>
+      <w:r>
+        <w:t xml:space="preserve">. Hà Nội: Nhà xuất bản Thông tin và Truyền thông, 2011.</w:t>
       </w:r>
     </w:p>
     <w:p>
@@ -23979,7 +24857,7 @@
         <w:pStyle w:val="Compact"/>
         <w:numPr>
           <w:ilvl w:val="0"/>
-          <w:numId w:val="1068"/>
+          <w:numId w:val="1069"/>
         </w:numPr>
       </w:pPr>
       <w:r>
@@ -23987,7 +24865,7 @@
           <w:b/>
           <w:bCs/>
         </w:rPr>
-        <w:t xml:space="preserve">Tiêu chuẩn Kỹ thuật và Giao thức Quốc tế:</w:t>
+        <w:t xml:space="preserve">Bài báo Khoa học Tiêu biểu:</w:t>
       </w:r>
     </w:p>
     <w:p>
@@ -23999,19 +24877,26 @@
         </w:numPr>
       </w:pPr>
       <w:r>
-        <w:t xml:space="preserve">[8] A. Rundgren, B. Jordan, and S. Erdtman,</w:t>
-      </w:r>
-      <w:r>
-        <w:t xml:space="preserve"> </w:t>
-      </w:r>
-      <w:r>
-        <w:t xml:space="preserve">“JSON Canonicalization Scheme (JCS),”</w:t>
-      </w:r>
-      <w:r>
-        <w:t xml:space="preserve"> </w:t>
-      </w:r>
-      <w:r>
-        <w:t xml:space="preserve">Internet Engineering Task Force (IETF), RFC 8785, June 2020. [Online]. Available: https://www.rfc-editor.org/rfc/rfc8785</w:t>
+        <w:t xml:space="preserve">[5] B. Chen and G. W. Wornell,</w:t>
+      </w:r>
+      <w:r>
+        <w:t xml:space="preserve"> </w:t>
+      </w:r>
+      <w:r>
+        <w:t xml:space="preserve">“Quantization index modulation: a class of provably good methods for digital watermarking and information embedding,”</w:t>
+      </w:r>
+      <w:r>
+        <w:t xml:space="preserve"> </w:t>
+      </w:r>
+      <w:r>
+        <w:rPr>
+          <w:i/>
+          <w:iCs/>
+        </w:rPr>
+        <w:t xml:space="preserve">IEEE Transactions on Information Theory</w:t>
+      </w:r>
+      <w:r>
+        <w:t xml:space="preserve">, vol. 47, no. 4, pp. 1423-1443, May 2001, doi: 10.1109/18.923725.</w:t>
       </w:r>
     </w:p>
     <w:p>
@@ -24023,19 +24908,32 @@
         </w:numPr>
       </w:pPr>
       <w:r>
-        <w:t xml:space="preserve">[9] S. Josefsson and I. Liusvaara,</w:t>
-      </w:r>
-      <w:r>
-        <w:t xml:space="preserve"> </w:t>
-      </w:r>
-      <w:r>
-        <w:t xml:space="preserve">“Edwards-Curve Digital Signature Algorithm (EdDSA),”</w:t>
-      </w:r>
-      <w:r>
-        <w:t xml:space="preserve"> </w:t>
-      </w:r>
-      <w:r>
-        <w:t xml:space="preserve">Internet Engineering Task Force (IETF), RFC 8032, January 2017. [Online]. Available: https://www.rfc-editor.org/rfc/rfc8032</w:t>
+        <w:t xml:space="preserve">[6] J. Zhu, R. Kaplan, A. Johnson, and L. Fei-Fei,</w:t>
+      </w:r>
+      <w:r>
+        <w:t xml:space="preserve"> </w:t>
+      </w:r>
+      <w:r>
+        <w:t xml:space="preserve">“HiDDeN: Hiding Data with Deep Networks,”</w:t>
+      </w:r>
+      <w:r>
+        <w:t xml:space="preserve"> </w:t>
+      </w:r>
+      <w:r>
+        <w:t xml:space="preserve">in</w:t>
+      </w:r>
+      <w:r>
+        <w:t xml:space="preserve"> </w:t>
+      </w:r>
+      <w:r>
+        <w:rPr>
+          <w:i/>
+          <w:iCs/>
+        </w:rPr>
+        <w:t xml:space="preserve">Proc. European Conference on Computer Vision (ECCV)</w:t>
+      </w:r>
+      <w:r>
+        <w:t xml:space="preserve">, Munich, Germany, 2018, pp. 657-672, doi: 10.1007/978-3-030-01267-0_40.</w:t>
       </w:r>
     </w:p>
     <w:p>
@@ -24047,109 +24945,19 @@
         </w:numPr>
       </w:pPr>
       <w:r>
-        <w:t xml:space="preserve">[10] National Institute of Standards and Technology (NIST),</w:t>
-      </w:r>
-      <w:r>
-        <w:t xml:space="preserve"> </w:t>
-      </w:r>
-      <w:r>
-        <w:t xml:space="preserve">“Secure Hash Standard (SHS),”</w:t>
-      </w:r>
-      <w:r>
-        <w:t xml:space="preserve"> </w:t>
-      </w:r>
-      <w:r>
-        <w:t xml:space="preserve">Federal Information Processing Standards Publication (FIPS PUB) 180-4, August 2015.</w:t>
-      </w:r>
-    </w:p>
-    <w:p>
-      <w:pPr>
-        <w:pStyle w:val="Compact"/>
-        <w:numPr>
-          <w:ilvl w:val="1"/>
-          <w:numId w:val="1072"/>
-        </w:numPr>
-      </w:pPr>
-      <w:r>
-        <w:t xml:space="preserve">[11] National Institute of Standards and Technology (NIST),</w:t>
-      </w:r>
-      <w:r>
-        <w:t xml:space="preserve"> </w:t>
-      </w:r>
-      <w:r>
-        <w:t xml:space="preserve">“The Keyed-Hash Message Authentication Code (HMAC),”</w:t>
-      </w:r>
-      <w:r>
-        <w:t xml:space="preserve"> </w:t>
-      </w:r>
-      <w:r>
-        <w:t xml:space="preserve">Federal Information Processing Standards Publication (FIPS PUB) 198-1, July 2008.</w:t>
-      </w:r>
-    </w:p>
-    <w:p>
-      <w:pPr>
-        <w:pStyle w:val="Compact"/>
-        <w:numPr>
-          <w:ilvl w:val="1"/>
-          <w:numId w:val="1072"/>
-        </w:numPr>
-      </w:pPr>
-      <w:r>
-        <w:t xml:space="preserve">[12] H. Krawczyk, M. Bellare, and R. Canetti,</w:t>
-      </w:r>
-      <w:r>
-        <w:t xml:space="preserve"> </w:t>
-      </w:r>
-      <w:r>
-        <w:t xml:space="preserve">“HMAC: Keyed-Hashing for Message Authentication,”</w:t>
-      </w:r>
-      <w:r>
-        <w:t xml:space="preserve"> </w:t>
-      </w:r>
-      <w:r>
-        <w:t xml:space="preserve">Internet Engineering Task Force (IETF), RFC 2104, February 1997. [Online]. Available: https://www.rfc-editor.org/rfc/rfc2104</w:t>
-      </w:r>
-    </w:p>
-    <w:p>
-      <w:pPr>
-        <w:pStyle w:val="Compact"/>
-        <w:numPr>
-          <w:ilvl w:val="1"/>
-          <w:numId w:val="1072"/>
-        </w:numPr>
-      </w:pPr>
-      <w:r>
-        <w:t xml:space="preserve">[13] National Institute of Standards and Technology (NIST),</w:t>
-      </w:r>
-      <w:r>
-        <w:t xml:space="preserve"> </w:t>
-      </w:r>
-      <w:r>
-        <w:t xml:space="preserve">“Implementation Guidance for FIPS 140-3 and the Cryptographic Module Verification Program,”</w:t>
-      </w:r>
-      <w:r>
-        <w:t xml:space="preserve"> </w:t>
-      </w:r>
-      <w:r>
-        <w:t xml:space="preserve">NIST CSRC, April 2026. [Online]. Available: https://csrc.nist.gov/projects/cryptographic-module-validation-program/fips-140-3-ig-announcements</w:t>
-      </w:r>
-    </w:p>
-    <w:p>
-      <w:pPr>
-        <w:pStyle w:val="Compact"/>
-        <w:numPr>
-          <w:ilvl w:val="1"/>
-          <w:numId w:val="1072"/>
-        </w:numPr>
-      </w:pPr>
-      <w:r>
-        <w:t xml:space="preserve">[14] N. Hamid, A. Yahya, R. B. Ahmad, and O. M. Al-Qershi,</w:t>
-      </w:r>
-      <w:r>
-        <w:t xml:space="preserve"> </w:t>
-      </w:r>
-      <w:r>
-        <w:t xml:space="preserve">“Image Steganography Techniques: An Overview,”</w:t>
+        <w:t xml:space="preserve">[7] M. Tancik, B. Mildenhall, and R. Ng,</w:t>
+      </w:r>
+      <w:r>
+        <w:t xml:space="preserve"> </w:t>
+      </w:r>
+      <w:r>
+        <w:t xml:space="preserve">“StegaStamp: Invisible Hyperlinks in Physical Photographs,”</w:t>
+      </w:r>
+      <w:r>
+        <w:t xml:space="preserve"> </w:t>
+      </w:r>
+      <w:r>
+        <w:t xml:space="preserve">in</w:t>
       </w:r>
       <w:r>
         <w:t xml:space="preserve"> </w:t>
@@ -24159,41 +24967,10 @@
           <w:i/>
           <w:iCs/>
         </w:rPr>
-        <w:t xml:space="preserve">International Journal of Computer Science and Security (IJCSS)</w:t>
-      </w:r>
-      <w:r>
-        <w:t xml:space="preserve">, vol. 6, no. 3, pp. 168-187, 2012.</w:t>
-      </w:r>
-    </w:p>
-    <w:p>
-      <w:pPr>
-        <w:pStyle w:val="Compact"/>
-        <w:numPr>
-          <w:ilvl w:val="1"/>
-          <w:numId w:val="1072"/>
-        </w:numPr>
-      </w:pPr>
-      <w:r>
-        <w:t xml:space="preserve">[15] M. Douglas, K. Bailey, M. Leeney, and K. Curran,</w:t>
-      </w:r>
-      <w:r>
-        <w:t xml:space="preserve"> </w:t>
-      </w:r>
-      <w:r>
-        <w:t xml:space="preserve">“An overview of steganography techniques applied to the protection of biometric data,”</w:t>
-      </w:r>
-      <w:r>
-        <w:t xml:space="preserve"> </w:t>
-      </w:r>
-      <w:r>
-        <w:rPr>
-          <w:i/>
-          <w:iCs/>
-        </w:rPr>
-        <w:t xml:space="preserve">Multimedia Tools and Applications</w:t>
-      </w:r>
-      <w:r>
-        <w:t xml:space="preserve">, vol. 77, no. 13, pp. 17333-17373, 2018, doi: 10.1007/s11042-017-5308-3.</w:t>
+        <w:t xml:space="preserve">Proc. IEEE/CVF Conference on Computer Vision and Pattern Recognition (CVPR)</w:t>
+      </w:r>
+      <w:r>
+        <w:t xml:space="preserve">, Seattle, WA, USA, 2020, pp. 2117-2126.</w:t>
       </w:r>
     </w:p>
     <w:p>
@@ -24201,7 +24978,7 @@
         <w:pStyle w:val="Compact"/>
         <w:numPr>
           <w:ilvl w:val="0"/>
-          <w:numId w:val="1068"/>
+          <w:numId w:val="1069"/>
         </w:numPr>
       </w:pPr>
       <w:r>
@@ -24209,7 +24986,7 @@
           <w:b/>
           <w:bCs/>
         </w:rPr>
-        <w:t xml:space="preserve">Cài đặt Mã nguồn mở dùng để đối chiếu:</w:t>
+        <w:t xml:space="preserve">Tiêu chuẩn Kỹ thuật và Giao thức Quốc tế:</w:t>
       </w:r>
     </w:p>
     <w:p>
@@ -24221,19 +24998,19 @@
         </w:numPr>
       </w:pPr>
       <w:r>
-        <w:t xml:space="preserve">[16] wmbench contributors,</w:t>
-      </w:r>
-      <w:r>
-        <w:t xml:space="preserve"> </w:t>
-      </w:r>
-      <w:r>
-        <w:t xml:space="preserve">“wmbench: image watermarking benchmark,”</w:t>
-      </w:r>
-      <w:r>
-        <w:t xml:space="preserve"> </w:t>
-      </w:r>
-      <w:r>
-        <w:t xml:space="preserve">GitHub repository, 2026. [Online]. Available: https://github.com/alexandersolonsky/wmbench</w:t>
+        <w:t xml:space="preserve">[8] A. Rundgren, B. Jordan, and S. Erdtman,</w:t>
+      </w:r>
+      <w:r>
+        <w:t xml:space="preserve"> </w:t>
+      </w:r>
+      <w:r>
+        <w:t xml:space="preserve">“JSON Canonicalization Scheme (JCS),”</w:t>
+      </w:r>
+      <w:r>
+        <w:t xml:space="preserve"> </w:t>
+      </w:r>
+      <w:r>
+        <w:t xml:space="preserve">Internet Engineering Task Force (IETF), RFC 8785, June 2020. [Online]. Available: https://www.rfc-editor.org/rfc/rfc8785</w:t>
       </w:r>
     </w:p>
     <w:p>
@@ -24245,19 +25022,19 @@
         </w:numPr>
       </w:pPr>
       <w:r>
-        <w:t xml:space="preserve">[17] Adobe Research,</w:t>
-      </w:r>
-      <w:r>
-        <w:t xml:space="preserve"> </w:t>
-      </w:r>
-      <w:r>
-        <w:t xml:space="preserve">“TrustMark: Universal Watermarking for Arbitrary Resolution Images,”</w:t>
-      </w:r>
-      <w:r>
-        <w:t xml:space="preserve"> </w:t>
-      </w:r>
-      <w:r>
-        <w:t xml:space="preserve">GitHub repository, 2026. [Online]. Available: https://github.com/adobe/trustmark</w:t>
+        <w:t xml:space="preserve">[9] S. Josefsson and I. Liusvaara,</w:t>
+      </w:r>
+      <w:r>
+        <w:t xml:space="preserve"> </w:t>
+      </w:r>
+      <w:r>
+        <w:t xml:space="preserve">“Edwards-Curve Digital Signature Algorithm (EdDSA),”</w:t>
+      </w:r>
+      <w:r>
+        <w:t xml:space="preserve"> </w:t>
+      </w:r>
+      <w:r>
+        <w:t xml:space="preserve">Internet Engineering Task Force (IETF), RFC 8032, January 2017. [Online]. Available: https://www.rfc-editor.org/rfc/rfc8032</w:t>
       </w:r>
     </w:p>
     <w:p>
@@ -24269,19 +25046,19 @@
         </w:numPr>
       </w:pPr>
       <w:r>
-        <w:t xml:space="preserve">[18] T. Sander, P. Fernandez, A. Durmus, M. Douze, and T. Furon,</w:t>
-      </w:r>
-      <w:r>
-        <w:t xml:space="preserve"> </w:t>
-      </w:r>
-      <w:r>
-        <w:t xml:space="preserve">“Watermark Anything with Localized Messages,”</w:t>
-      </w:r>
-      <w:r>
-        <w:t xml:space="preserve"> </w:t>
-      </w:r>
-      <w:r>
-        <w:t xml:space="preserve">Meta AI Research, GitHub repository, 2025. [Online]. Available: https://github.com/facebookresearch/watermark-anything</w:t>
+        <w:t xml:space="preserve">[10] National Institute of Standards and Technology (NIST),</w:t>
+      </w:r>
+      <w:r>
+        <w:t xml:space="preserve"> </w:t>
+      </w:r>
+      <w:r>
+        <w:t xml:space="preserve">“Secure Hash Standard (SHS),”</w:t>
+      </w:r>
+      <w:r>
+        <w:t xml:space="preserve"> </w:t>
+      </w:r>
+      <w:r>
+        <w:t xml:space="preserve">Federal Information Processing Standards Publication (FIPS PUB) 180-4, August 2015.</w:t>
       </w:r>
     </w:p>
     <w:p>
@@ -24293,19 +25070,19 @@
         </w:numPr>
       </w:pPr>
       <w:r>
-        <w:t xml:space="preserve">[19] Guo Fei,</w:t>
-      </w:r>
-      <w:r>
-        <w:t xml:space="preserve"> </w:t>
-      </w:r>
-      <w:r>
-        <w:t xml:space="preserve">“blind_watermark: blind and invisible image watermark,”</w:t>
-      </w:r>
-      <w:r>
-        <w:t xml:space="preserve"> </w:t>
-      </w:r>
-      <w:r>
-        <w:t xml:space="preserve">GitHub repository, 2025. [Online]. Available: https://github.com/guofei9987/blind_watermark</w:t>
+        <w:t xml:space="preserve">[11] National Institute of Standards and Technology (NIST),</w:t>
+      </w:r>
+      <w:r>
+        <w:t xml:space="preserve"> </w:t>
+      </w:r>
+      <w:r>
+        <w:t xml:space="preserve">“The Keyed-Hash Message Authentication Code (HMAC),”</w:t>
+      </w:r>
+      <w:r>
+        <w:t xml:space="preserve"> </w:t>
+      </w:r>
+      <w:r>
+        <w:t xml:space="preserve">Federal Information Processing Standards Publication (FIPS PUB) 198-1, July 2008.</w:t>
       </w:r>
     </w:p>
     <w:p>
@@ -24317,19 +25094,19 @@
         </w:numPr>
       </w:pPr>
       <w:r>
-        <w:t xml:space="preserve">[20] gslxr,</w:t>
-      </w:r>
-      <w:r>
-        <w:t xml:space="preserve"> </w:t>
-      </w:r>
-      <w:r>
-        <w:t xml:space="preserve">“Screen-Shooting-Resilient-Document-Image-Watermarking,”</w:t>
-      </w:r>
-      <w:r>
-        <w:t xml:space="preserve"> </w:t>
-      </w:r>
-      <w:r>
-        <w:t xml:space="preserve">GitHub repository. [Online]. Available: https://github.com/gslxr/Screen-Shooting-Resilient-Document-Image-Watermarking</w:t>
+        <w:t xml:space="preserve">[12] H. Krawczyk, M. Bellare, and R. Canetti,</w:t>
+      </w:r>
+      <w:r>
+        <w:t xml:space="preserve"> </w:t>
+      </w:r>
+      <w:r>
+        <w:t xml:space="preserve">“HMAC: Keyed-Hashing for Message Authentication,”</w:t>
+      </w:r>
+      <w:r>
+        <w:t xml:space="preserve"> </w:t>
+      </w:r>
+      <w:r>
+        <w:t xml:space="preserve">Internet Engineering Task Force (IETF), RFC 2104, February 1997. [Online]. Available: https://www.rfc-editor.org/rfc/rfc2104</w:t>
       </w:r>
     </w:p>
     <w:p>
@@ -24341,19 +25118,19 @@
         </w:numPr>
       </w:pPr>
       <w:r>
-        <w:t xml:space="preserve">[21] H. Fang, W. Zhang, H. Zhou, H. Cui and N. Yu,</w:t>
-      </w:r>
-      <w:r>
-        <w:t xml:space="preserve"> </w:t>
-      </w:r>
-      <w:r>
-        <w:t xml:space="preserve">“Screen-shooting resilient watermarking,”</w:t>
-      </w:r>
-      <w:r>
-        <w:t xml:space="preserve"> </w:t>
-      </w:r>
-      <w:r>
-        <w:t xml:space="preserve">IEEE Transactions on Information Forensics and Security, vol. 14, no. 6, pp. 1403-1418, 2019. Mã nguồn: https://github.com/FangHanNUS/Screen-Shooting-Resilient-Watermarking</w:t>
+        <w:t xml:space="preserve">[13] National Institute of Standards and Technology (NIST),</w:t>
+      </w:r>
+      <w:r>
+        <w:t xml:space="preserve"> </w:t>
+      </w:r>
+      <w:r>
+        <w:t xml:space="preserve">“Implementation Guidance for FIPS 140-3 and the Cryptographic Module Verification Program,”</w:t>
+      </w:r>
+      <w:r>
+        <w:t xml:space="preserve"> </w:t>
+      </w:r>
+      <w:r>
+        <w:t xml:space="preserve">NIST CSRC, April 2026. [Online]. Available: https://csrc.nist.gov/projects/cryptographic-module-validation-program/fips-140-3-ig-announcements</w:t>
       </w:r>
     </w:p>
     <w:p>
@@ -24365,6 +25142,228 @@
         </w:numPr>
       </w:pPr>
       <w:r>
+        <w:t xml:space="preserve">[14] N. Hamid, A. Yahya, R. B. Ahmad, and O. M. Al-Qershi,</w:t>
+      </w:r>
+      <w:r>
+        <w:t xml:space="preserve"> </w:t>
+      </w:r>
+      <w:r>
+        <w:t xml:space="preserve">“Image Steganography Techniques: An Overview,”</w:t>
+      </w:r>
+      <w:r>
+        <w:t xml:space="preserve"> </w:t>
+      </w:r>
+      <w:r>
+        <w:rPr>
+          <w:i/>
+          <w:iCs/>
+        </w:rPr>
+        <w:t xml:space="preserve">International Journal of Computer Science and Security (IJCSS)</w:t>
+      </w:r>
+      <w:r>
+        <w:t xml:space="preserve">, vol. 6, no. 3, pp. 168-187, 2012.</w:t>
+      </w:r>
+    </w:p>
+    <w:p>
+      <w:pPr>
+        <w:pStyle w:val="Compact"/>
+        <w:numPr>
+          <w:ilvl w:val="1"/>
+          <w:numId w:val="1073"/>
+        </w:numPr>
+      </w:pPr>
+      <w:r>
+        <w:t xml:space="preserve">[15] M. Douglas, K. Bailey, M. Leeney, and K. Curran,</w:t>
+      </w:r>
+      <w:r>
+        <w:t xml:space="preserve"> </w:t>
+      </w:r>
+      <w:r>
+        <w:t xml:space="preserve">“An overview of steganography techniques applied to the protection of biometric data,”</w:t>
+      </w:r>
+      <w:r>
+        <w:t xml:space="preserve"> </w:t>
+      </w:r>
+      <w:r>
+        <w:rPr>
+          <w:i/>
+          <w:iCs/>
+        </w:rPr>
+        <w:t xml:space="preserve">Multimedia Tools and Applications</w:t>
+      </w:r>
+      <w:r>
+        <w:t xml:space="preserve">, vol. 77, no. 13, pp. 17333-17373, 2018, doi: 10.1007/s11042-017-5308-3.</w:t>
+      </w:r>
+    </w:p>
+    <w:p>
+      <w:pPr>
+        <w:pStyle w:val="Compact"/>
+        <w:numPr>
+          <w:ilvl w:val="0"/>
+          <w:numId w:val="1069"/>
+        </w:numPr>
+      </w:pPr>
+      <w:r>
+        <w:rPr>
+          <w:b/>
+          <w:bCs/>
+        </w:rPr>
+        <w:t xml:space="preserve">Cài đặt Mã nguồn mở dùng để đối chiếu:</w:t>
+      </w:r>
+    </w:p>
+    <w:p>
+      <w:pPr>
+        <w:pStyle w:val="Compact"/>
+        <w:numPr>
+          <w:ilvl w:val="1"/>
+          <w:numId w:val="1074"/>
+        </w:numPr>
+      </w:pPr>
+      <w:r>
+        <w:t xml:space="preserve">[16] wmbench contributors,</w:t>
+      </w:r>
+      <w:r>
+        <w:t xml:space="preserve"> </w:t>
+      </w:r>
+      <w:r>
+        <w:t xml:space="preserve">“wmbench: image watermarking benchmark,”</w:t>
+      </w:r>
+      <w:r>
+        <w:t xml:space="preserve"> </w:t>
+      </w:r>
+      <w:r>
+        <w:t xml:space="preserve">GitHub repository, 2026. [Online]. Available: https://github.com/alexandersolonsky/wmbench</w:t>
+      </w:r>
+    </w:p>
+    <w:p>
+      <w:pPr>
+        <w:pStyle w:val="Compact"/>
+        <w:numPr>
+          <w:ilvl w:val="1"/>
+          <w:numId w:val="1074"/>
+        </w:numPr>
+      </w:pPr>
+      <w:r>
+        <w:t xml:space="preserve">[17] Adobe Research,</w:t>
+      </w:r>
+      <w:r>
+        <w:t xml:space="preserve"> </w:t>
+      </w:r>
+      <w:r>
+        <w:t xml:space="preserve">“TrustMark: Universal Watermarking for Arbitrary Resolution Images,”</w:t>
+      </w:r>
+      <w:r>
+        <w:t xml:space="preserve"> </w:t>
+      </w:r>
+      <w:r>
+        <w:t xml:space="preserve">GitHub repository, 2026. [Online]. Available: https://github.com/adobe/trustmark</w:t>
+      </w:r>
+    </w:p>
+    <w:p>
+      <w:pPr>
+        <w:pStyle w:val="Compact"/>
+        <w:numPr>
+          <w:ilvl w:val="1"/>
+          <w:numId w:val="1074"/>
+        </w:numPr>
+      </w:pPr>
+      <w:r>
+        <w:t xml:space="preserve">[18] T. Sander, P. Fernandez, A. Durmus, M. Douze, and T. Furon,</w:t>
+      </w:r>
+      <w:r>
+        <w:t xml:space="preserve"> </w:t>
+      </w:r>
+      <w:r>
+        <w:t xml:space="preserve">“Watermark Anything with Localized Messages,”</w:t>
+      </w:r>
+      <w:r>
+        <w:t xml:space="preserve"> </w:t>
+      </w:r>
+      <w:r>
+        <w:t xml:space="preserve">Meta AI Research, GitHub repository, 2025. [Online]. Available: https://github.com/facebookresearch/watermark-anything</w:t>
+      </w:r>
+    </w:p>
+    <w:p>
+      <w:pPr>
+        <w:pStyle w:val="Compact"/>
+        <w:numPr>
+          <w:ilvl w:val="1"/>
+          <w:numId w:val="1074"/>
+        </w:numPr>
+      </w:pPr>
+      <w:r>
+        <w:t xml:space="preserve">[19] Guo Fei,</w:t>
+      </w:r>
+      <w:r>
+        <w:t xml:space="preserve"> </w:t>
+      </w:r>
+      <w:r>
+        <w:t xml:space="preserve">“blind_watermark: blind and invisible image watermark,”</w:t>
+      </w:r>
+      <w:r>
+        <w:t xml:space="preserve"> </w:t>
+      </w:r>
+      <w:r>
+        <w:t xml:space="preserve">GitHub repository, 2025. [Online]. Available: https://github.com/guofei9987/blind_watermark</w:t>
+      </w:r>
+    </w:p>
+    <w:p>
+      <w:pPr>
+        <w:pStyle w:val="Compact"/>
+        <w:numPr>
+          <w:ilvl w:val="1"/>
+          <w:numId w:val="1074"/>
+        </w:numPr>
+      </w:pPr>
+      <w:r>
+        <w:t xml:space="preserve">[20] gslxr,</w:t>
+      </w:r>
+      <w:r>
+        <w:t xml:space="preserve"> </w:t>
+      </w:r>
+      <w:r>
+        <w:t xml:space="preserve">“Screen-Shooting-Resilient-Document-Image-Watermarking,”</w:t>
+      </w:r>
+      <w:r>
+        <w:t xml:space="preserve"> </w:t>
+      </w:r>
+      <w:r>
+        <w:t xml:space="preserve">GitHub repository. [Online]. Available: https://github.com/gslxr/Screen-Shooting-Resilient-Document-Image-Watermarking</w:t>
+      </w:r>
+    </w:p>
+    <w:p>
+      <w:pPr>
+        <w:pStyle w:val="Compact"/>
+        <w:numPr>
+          <w:ilvl w:val="1"/>
+          <w:numId w:val="1074"/>
+        </w:numPr>
+      </w:pPr>
+      <w:r>
+        <w:t xml:space="preserve">[21] H. Fang, W. Zhang, H. Zhou, H. Cui and N. Yu,</w:t>
+      </w:r>
+      <w:r>
+        <w:t xml:space="preserve"> </w:t>
+      </w:r>
+      <w:r>
+        <w:t xml:space="preserve">“Screen-shooting resilient watermarking,”</w:t>
+      </w:r>
+      <w:r>
+        <w:t xml:space="preserve"> </w:t>
+      </w:r>
+      <w:r>
+        <w:t xml:space="preserve">IEEE Transactions on Information Forensics and Security, vol. 14, no. 6, pp. 1403-1418, 2019. Mã nguồn: https://github.com/FangHanNUS/Screen-Shooting-Resilient-Watermarking</w:t>
+      </w:r>
+    </w:p>
+    <w:p>
+      <w:pPr>
+        <w:pStyle w:val="Compact"/>
+        <w:numPr>
+          <w:ilvl w:val="1"/>
+          <w:numId w:val="1074"/>
+        </w:numPr>
+      </w:pPr>
+      <w:r>
         <w:t xml:space="preserve">[22] ShieldMnt,</w:t>
       </w:r>
       <w:r>
@@ -24385,8 +25384,8 @@
         <w:br w:type="page"/>
       </w:r>
     </w:p>
-    <w:bookmarkEnd w:id="114"/>
-    <w:bookmarkStart w:id="115" w:name="X8c9d602fdee431516a1a95beedefebdd94fb169"/>
+    <w:bookmarkEnd w:id="115"/>
+    <w:bookmarkStart w:id="116" w:name="X8c9d602fdee431516a1a95beedefebdd94fb169"/>
     <w:p>
       <w:pPr>
         <w:pStyle w:val="Heading1"/>
@@ -26904,20 +27903,20 @@
               <w:t xml:space="preserve"> </w:t>
             </w:r>
             <w:r>
-              <w:t xml:space="preserve">trên trang chữ ở khung chuẩn; bảng ở Mục 4.3.4</w:t>
-            </w:r>
-          </w:p>
-        </w:tc>
-        <w:tc>
-          <w:tcPr/>
-          <w:p>
-            <w:pPr>
-              <w:pStyle w:val="Compact"/>
-              <w:spacing w:before="40" w:after="40" w:line="240" w:lineRule="auto"/>
-              <w:jc w:val="left"/>
-            </w:pPr>
-            <w:r>
-              <w:t xml:space="preserve">Đã kiểm chứng: ứng viên số 0 là cái duy nhất trượt hoàn toàn, bảy ứng viên còn lại đều giải được trang chữ không bị tấn công.</w:t>
+              <w:t xml:space="preserve">trên trang chữ thô ở khung chuẩn; bảng ở Mục 4.3.4</w:t>
+            </w:r>
+          </w:p>
+        </w:tc>
+        <w:tc>
+          <w:tcPr/>
+          <w:p>
+            <w:pPr>
+              <w:pStyle w:val="Compact"/>
+              <w:spacing w:before="40" w:after="40" w:line="240" w:lineRule="auto"/>
+              <w:jc w:val="left"/>
+            </w:pPr>
+            <w:r>
+              <w:t xml:space="preserve">Đã kiểm chứng: ứng viên số 0 là cái duy nhất trượt hoàn toàn, bảy ứng viên còn lại đều giải được trang chữ thô không bị tấn công.</w:t>
             </w:r>
           </w:p>
         </w:tc>
@@ -26932,7 +27931,7 @@
               <w:jc w:val="left"/>
             </w:pPr>
             <w:r>
-              <w:t xml:space="preserve">Một nửa lưới ứng viên V2 không dùng được trên khung chuẩn</w:t>
+              <w:t xml:space="preserve">Trên trang chữ có nét mảnh, không cấu hình V2 nào sống sót qua nén JPEG 70</w:t>
             </w:r>
           </w:p>
         </w:tc>
@@ -26978,20 +27977,50 @@
               <w:jc w:val="left"/>
             </w:pPr>
             <w:r>
-              <w:t xml:space="preserve">Tám ứng viên dùng ô 512 điểm ảnh; khung 1152 x 2304 chỉ chứa 8 ô không chồng lấn mà hồ sơ đòi 18</w:t>
-            </w:r>
-          </w:p>
-        </w:tc>
-        <w:tc>
-          <w:tcPr/>
-          <w:p>
-            <w:pPr>
-              <w:pStyle w:val="Compact"/>
-              <w:spacing w:before="40" w:after="40" w:line="240" w:lineRule="auto"/>
-              <w:jc w:val="left"/>
-            </w:pPr>
-            <w:r>
-              <w:t xml:space="preserve">Đã kiểm chứng: khâu nhúng báo lỗi ngay, nên các ứng viên này chưa bao giờ chạy được.</w:t>
+              <w:t xml:space="preserve">Quét lại tám ứng viên dùng được trên trang phông chữ thật, tỉ lệ điểm tối 9,24 phần trăm; bảng ở Mục 4.3.4</w:t>
+            </w:r>
+          </w:p>
+        </w:tc>
+        <w:tc>
+          <w:tcPr/>
+          <w:p>
+            <w:pPr>
+              <w:pStyle w:val="Compact"/>
+              <w:jc w:val="left"/>
+              <w:spacing w:before="40" w:after="40" w:line="240" w:lineRule="auto"/>
+            </w:pPr>
+            <w:r>
+              <w:t xml:space="preserve">Đã kiểm chứng trên hệ thống thật: bản</w:t>
+            </w:r>
+            <w:r>
+              <w:t xml:space="preserve"> </w:t>
+            </w:r>
+            <w:r>
+              <w:rPr>
+                <w:rStyle w:val="VerbatimChar"/>
+              </w:rPr>
+              <w:t xml:space="preserve">integrity-v0.2.3</w:t>
+            </w:r>
+            <w:r>
+              <w:t xml:space="preserve"> </w:t>
+            </w:r>
+            <w:r>
+              <w:t xml:space="preserve">trả</w:t>
+            </w:r>
+            <w:r>
+              <w:t xml:space="preserve"> </w:t>
+            </w:r>
+            <w:r>
+              <w:rPr>
+                <w:rStyle w:val="VerbatimChar"/>
+              </w:rPr>
+              <w:t xml:space="preserve">insufficient_sync_evidence</w:t>
+            </w:r>
+            <w:r>
+              <w:t xml:space="preserve"> </w:t>
+            </w:r>
+            <w:r>
+              <w:t xml:space="preserve">cho đúng trang này sau khi nén JPEG 70.</w:t>
             </w:r>
           </w:p>
         </w:tc>
@@ -27006,7 +28035,7 @@
               <w:jc w:val="left"/>
             </w:pPr>
             <w:r>
-              <w:t xml:space="preserve">Vật mang quyết định truy vết được hay không, phép tấn công và kích thước cấp phát thì không</w:t>
+              <w:t xml:space="preserve">Một nửa lưới ứng viên V2 không dùng được trên khung chuẩn</w:t>
             </w:r>
           </w:p>
         </w:tc>
@@ -27052,65 +28081,20 @@
               <w:jc w:val="left"/>
             </w:pPr>
             <w:r>
-              <w:t xml:space="preserve">Phép đo giai thừa hai vật mang nhân hai kích thước nhân ba điều kiện, chạy trên</w:t>
-            </w:r>
-            <w:r>
-              <w:t xml:space="preserve"> </w:t>
-            </w:r>
-            <w:r>
-              <w:rPr>
-                <w:rStyle w:val="VerbatimChar"/>
-              </w:rPr>
-              <w:t xml:space="preserve">_decode_image</w:t>
-            </w:r>
-            <w:r>
-              <w:t xml:space="preserve"> </w:t>
-            </w:r>
-            <w:r>
-              <w:t xml:space="preserve">của dịch vụ; bảng ở Mục 4.2.4.5</w:t>
-            </w:r>
-          </w:p>
-        </w:tc>
-        <w:tc>
-          <w:tcPr/>
-          <w:p>
-            <w:pPr>
-              <w:pStyle w:val="Compact"/>
-              <w:jc w:val="left"/>
-              <w:spacing w:before="40" w:after="40" w:line="240" w:lineRule="auto"/>
-            </w:pPr>
-            <w:r>
-              <w:t xml:space="preserve">Đã kiểm chứng: ảnh chuyển sắc</w:t>
-            </w:r>
-            <w:r>
-              <w:t xml:space="preserve"> </w:t>
-            </w:r>
-            <w:r>
-              <w:rPr>
-                <w:rStyle w:val="VerbatimChar"/>
-              </w:rPr>
-              <w:t xml:space="preserve">decoded</w:t>
-            </w:r>
-            <w:r>
-              <w:t xml:space="preserve"> </w:t>
-            </w:r>
-            <w:r>
-              <w:t xml:space="preserve">cả sáu ô kể cả nén JPEG 70; trang chữ dày</w:t>
-            </w:r>
-            <w:r>
-              <w:t xml:space="preserve"> </w:t>
-            </w:r>
-            <w:r>
-              <w:rPr>
-                <w:rStyle w:val="VerbatimChar"/>
-              </w:rPr>
-              <w:t xml:space="preserve">insufficient_sync_evidence</w:t>
-            </w:r>
-            <w:r>
-              <w:t xml:space="preserve"> </w:t>
-            </w:r>
-            <w:r>
-              <w:t xml:space="preserve">cả sáu ô kể cả khi không tấn công.</w:t>
+              <w:t xml:space="preserve">Tám ứng viên dùng ô 512 điểm ảnh; khung 1152 x 2304 chỉ chứa 8 ô không chồng lấn mà hồ sơ đòi 18</w:t>
+            </w:r>
+          </w:p>
+        </w:tc>
+        <w:tc>
+          <w:tcPr/>
+          <w:p>
+            <w:pPr>
+              <w:pStyle w:val="Compact"/>
+              <w:spacing w:before="40" w:after="40" w:line="240" w:lineRule="auto"/>
+              <w:jc w:val="left"/>
+            </w:pPr>
+            <w:r>
+              <w:t xml:space="preserve">Đã kiểm chứng: khâu nhúng báo lỗi ngay, nên các ứng viên này chưa bao giờ chạy được.</w:t>
             </w:r>
           </w:p>
         </w:tc>
@@ -27125,7 +28109,7 @@
               <w:jc w:val="left"/>
             </w:pPr>
             <w:r>
-              <w:t xml:space="preserve">Trên hệ thống thật, một tệp có mã băm không khớp vẫn được truy đúng bản cấp phát nhờ thủy vân</w:t>
+              <w:t xml:space="preserve">Vật mang quyết định truy vết được hay không, phép tấn công và kích thước cấp phát thì không</w:t>
             </w:r>
           </w:p>
         </w:tc>
@@ -27158,6 +28142,125 @@
                 <w:i/>
                 <w:iCs/>
               </w:rPr>
+              <w:t xml:space="preserve">Giới hạn đã nhận diện</w:t>
+            </w:r>
+          </w:p>
+        </w:tc>
+        <w:tc>
+          <w:tcPr/>
+          <w:p>
+            <w:pPr>
+              <w:pStyle w:val="Compact"/>
+              <w:spacing w:before="40" w:after="40" w:line="240" w:lineRule="auto"/>
+              <w:jc w:val="left"/>
+            </w:pPr>
+            <w:r>
+              <w:t xml:space="preserve">Phép đo giai thừa hai vật mang nhân hai kích thước nhân ba điều kiện, chạy trên</w:t>
+            </w:r>
+            <w:r>
+              <w:t xml:space="preserve"> </w:t>
+            </w:r>
+            <w:r>
+              <w:rPr>
+                <w:rStyle w:val="VerbatimChar"/>
+              </w:rPr>
+              <w:t xml:space="preserve">_decode_image</w:t>
+            </w:r>
+            <w:r>
+              <w:t xml:space="preserve"> </w:t>
+            </w:r>
+            <w:r>
+              <w:t xml:space="preserve">của dịch vụ; bảng ở Mục 4.2.4.5</w:t>
+            </w:r>
+          </w:p>
+        </w:tc>
+        <w:tc>
+          <w:tcPr/>
+          <w:p>
+            <w:pPr>
+              <w:pStyle w:val="Compact"/>
+              <w:jc w:val="left"/>
+              <w:spacing w:before="40" w:after="40" w:line="240" w:lineRule="auto"/>
+            </w:pPr>
+            <w:r>
+              <w:t xml:space="preserve">Đã kiểm chứng: ảnh chuyển sắc</w:t>
+            </w:r>
+            <w:r>
+              <w:t xml:space="preserve"> </w:t>
+            </w:r>
+            <w:r>
+              <w:rPr>
+                <w:rStyle w:val="VerbatimChar"/>
+              </w:rPr>
+              <w:t xml:space="preserve">decoded</w:t>
+            </w:r>
+            <w:r>
+              <w:t xml:space="preserve"> </w:t>
+            </w:r>
+            <w:r>
+              <w:t xml:space="preserve">cả sáu ô kể cả nén JPEG 70; trang chữ dày</w:t>
+            </w:r>
+            <w:r>
+              <w:t xml:space="preserve"> </w:t>
+            </w:r>
+            <w:r>
+              <w:rPr>
+                <w:rStyle w:val="VerbatimChar"/>
+              </w:rPr>
+              <w:t xml:space="preserve">insufficient_sync_evidence</w:t>
+            </w:r>
+            <w:r>
+              <w:t xml:space="preserve"> </w:t>
+            </w:r>
+            <w:r>
+              <w:t xml:space="preserve">cả sáu ô kể cả khi không tấn công.</w:t>
+            </w:r>
+          </w:p>
+        </w:tc>
+      </w:tr>
+      <w:tr>
+        <w:tc>
+          <w:tcPr/>
+          <w:p>
+            <w:pPr>
+              <w:pStyle w:val="Compact"/>
+              <w:spacing w:before="40" w:after="40" w:line="240" w:lineRule="auto"/>
+              <w:jc w:val="left"/>
+            </w:pPr>
+            <w:r>
+              <w:t xml:space="preserve">Trên hệ thống thật, một tệp có mã băm không khớp vẫn được truy đúng bản cấp phát nhờ thủy vân</w:t>
+            </w:r>
+          </w:p>
+        </w:tc>
+        <w:tc>
+          <w:tcPr/>
+          <w:p>
+            <w:pPr>
+              <w:pStyle w:val="Compact"/>
+              <w:spacing w:before="40" w:after="40" w:line="240" w:lineRule="auto"/>
+              <w:jc w:val="left"/>
+            </w:pPr>
+            <w:r>
+              <w:rPr>
+                <w:i/>
+                <w:iCs/>
+              </w:rPr>
+              <w:t xml:space="preserve">Số liệu đo thực nghiệm</w:t>
+            </w:r>
+            <w:r>
+              <w:t xml:space="preserve"> </w:t>
+            </w:r>
+            <w:r>
+              <w:t xml:space="preserve">và</w:t>
+            </w:r>
+            <w:r>
+              <w:t xml:space="preserve"> </w:t>
+            </w:r>
+            <w:r>
+              <w:rPr>
+                <w:i/>
+                <w:iCs/>
+              </w:rPr>
               <w:t xml:space="preserve">Đang vận hành trên hệ thống thật</w:t>
             </w:r>
           </w:p>
@@ -27435,7 +28538,7 @@
         <w:t xml:space="preserve">Chính thức phê duyệt bàn giao cho thành viên thực hiện Slide Thuyết trình (PPTX) và Báo cáo Thuyết minh.</w:t>
       </w:r>
     </w:p>
-    <w:bookmarkEnd w:id="115"/>
+    <w:bookmarkEnd w:id="116"/>
     <w:sectPr>
       <w:pgSz w:w="11906" w:h="16838"/>
       <w:pgMar w:bottom="1701" w:footer="708" w:gutter="0" w:header="708" w:left="1984" w:right="1134" w:top="1984"/>
@@ -28593,34 +29696,7 @@
     <w:abstractNumId w:val="991"/>
   </w:num>
   <w:num w:numId="1064">
-    <w:abstractNumId w:val="99411"/>
-    <w:lvlOverride w:ilvl="0">
-      <w:startOverride w:val="1"/>
-    </w:lvlOverride>
-    <w:lvlOverride w:ilvl="1">
-      <w:startOverride w:val="1"/>
-    </w:lvlOverride>
-    <w:lvlOverride w:ilvl="2">
-      <w:startOverride w:val="1"/>
-    </w:lvlOverride>
-    <w:lvlOverride w:ilvl="3">
-      <w:startOverride w:val="1"/>
-    </w:lvlOverride>
-    <w:lvlOverride w:ilvl="4">
-      <w:startOverride w:val="1"/>
-    </w:lvlOverride>
-    <w:lvlOverride w:ilvl="5">
-      <w:startOverride w:val="1"/>
-    </w:lvlOverride>
-    <w:lvlOverride w:ilvl="6">
-      <w:startOverride w:val="1"/>
-    </w:lvlOverride>
-    <w:lvlOverride w:ilvl="7">
-      <w:startOverride w:val="1"/>
-    </w:lvlOverride>
-    <w:lvlOverride w:ilvl="8">
-      <w:startOverride w:val="1"/>
-    </w:lvlOverride>
+    <w:abstractNumId w:val="991"/>
   </w:num>
   <w:num w:numId="1065">
     <w:abstractNumId w:val="99411"/>
@@ -28653,15 +29729,6 @@
     </w:lvlOverride>
   </w:num>
   <w:num w:numId="1066">
-    <w:abstractNumId w:val="991"/>
-  </w:num>
-  <w:num w:numId="1067">
-    <w:abstractNumId w:val="991"/>
-  </w:num>
-  <w:num w:numId="1068">
-    <w:abstractNumId w:val="991"/>
-  </w:num>
-  <w:num w:numId="1069">
     <w:abstractNumId w:val="99411"/>
     <w:lvlOverride w:ilvl="0">
       <w:startOverride w:val="1"/>
@@ -28691,7 +29758,46 @@
       <w:startOverride w:val="1"/>
     </w:lvlOverride>
   </w:num>
+  <w:num w:numId="1067">
+    <w:abstractNumId w:val="991"/>
+  </w:num>
+  <w:num w:numId="1068">
+    <w:abstractNumId w:val="991"/>
+  </w:num>
+  <w:num w:numId="1069">
+    <w:abstractNumId w:val="991"/>
+  </w:num>
   <w:num w:numId="1070">
+    <w:abstractNumId w:val="99411"/>
+    <w:lvlOverride w:ilvl="0">
+      <w:startOverride w:val="1"/>
+    </w:lvlOverride>
+    <w:lvlOverride w:ilvl="1">
+      <w:startOverride w:val="1"/>
+    </w:lvlOverride>
+    <w:lvlOverride w:ilvl="2">
+      <w:startOverride w:val="1"/>
+    </w:lvlOverride>
+    <w:lvlOverride w:ilvl="3">
+      <w:startOverride w:val="1"/>
+    </w:lvlOverride>
+    <w:lvlOverride w:ilvl="4">
+      <w:startOverride w:val="1"/>
+    </w:lvlOverride>
+    <w:lvlOverride w:ilvl="5">
+      <w:startOverride w:val="1"/>
+    </w:lvlOverride>
+    <w:lvlOverride w:ilvl="6">
+      <w:startOverride w:val="1"/>
+    </w:lvlOverride>
+    <w:lvlOverride w:ilvl="7">
+      <w:startOverride w:val="1"/>
+    </w:lvlOverride>
+    <w:lvlOverride w:ilvl="8">
+      <w:startOverride w:val="1"/>
+    </w:lvlOverride>
+  </w:num>
+  <w:num w:numId="1071">
     <w:abstractNumId w:val="99413"/>
     <w:lvlOverride w:ilvl="0">
       <w:startOverride w:val="3"/>
@@ -28721,7 +29827,7 @@
       <w:startOverride w:val="3"/>
     </w:lvlOverride>
   </w:num>
-  <w:num w:numId="1071">
+  <w:num w:numId="1072">
     <w:abstractNumId w:val="99415"/>
     <w:lvlOverride w:ilvl="0">
       <w:startOverride w:val="5"/>
@@ -28751,7 +29857,7 @@
       <w:startOverride w:val="5"/>
     </w:lvlOverride>
   </w:num>
-  <w:num w:numId="1072">
+  <w:num w:numId="1073">
     <w:abstractNumId w:val="99418"/>
     <w:lvlOverride w:ilvl="0">
       <w:startOverride w:val="8"/>
@@ -28781,7 +29887,7 @@
       <w:startOverride w:val="8"/>
     </w:lvlOverride>
   </w:num>
-  <w:num w:numId="1073">
+  <w:num w:numId="1074">
     <w:abstractNumId w:val="994116"/>
     <w:lvlOverride w:ilvl="0">
       <w:startOverride w:val="16"/>

--- a/docs/project/Nhom9_TruyVetToanVenVanBan.docx
+++ b/docs/project/Nhom9_TruyVetToanVenVanBan.docx
@@ -2608,7 +2608,7 @@
               <w:jc w:val="left"/>
             </w:pPr>
             <w:r>
-              <w:t xml:space="preserve">Truy nguồn bằng thủy vân khi mã băm không khớp: hệ thống báo hai giá trị mã băm khác nhau nhưng vẫn chỉ đúng bản cấp phát gốc</w:t>
+              <w:t xml:space="preserve">Truy nguồn bằng thủy vân khi mã băm không khớp: tệp là ảnh chụp màn hình đã thu nhỏ còn 0,469 kèm viền đen, mã băm khác hẳn bản đã ký, nhưng hệ thống vẫn chỉ đúng bản cấp phát gốc</w:t>
             </w:r>
           </w:p>
         </w:tc>
@@ -24364,7 +24364,7 @@
       <w:r>
         <w:drawing>
           <wp:inline>
-            <wp:extent cx="5575300" cy="3261317"/>
+            <wp:extent cx="5575300" cy="3071332"/>
             <wp:effectExtent b="0" l="0" r="0" t="0"/>
             <wp:docPr descr="" title="" id="101" name="Picture"/>
             <a:graphic>
@@ -24385,7 +24385,7 @@
                   <pic:spPr bwMode="auto">
                     <a:xfrm>
                       <a:off x="0" y="0"/>
-                      <a:ext cx="5575300" cy="3261317"/>
+                      <a:ext cx="5575300" cy="3071332"/>
                     </a:xfrm>
                     <a:prstGeom prst="rect">
                       <a:avLst/>
@@ -24419,7 +24419,7 @@
         <w:t xml:space="preserve"> </w:t>
       </w:r>
       <w:r>
-        <w:t xml:space="preserve">Truy nguồn bằng thủy vân khi mã băm không khớp: hệ thống báo hai giá trị mã băm khác nhau nhưng vẫn chỉ đúng bản cấp phát gốc</w:t>
+        <w:t xml:space="preserve">Truy nguồn bằng thủy vân khi mã băm không khớp: tệp là ảnh chụp màn hình đã thu nhỏ còn 0,469 kèm viền đen, mã băm khác hẳn bản đã ký, nhưng hệ thống vẫn chỉ đúng bản cấp phát gốc</w:t>
       </w:r>
     </w:p>
     <w:p>

--- a/docs/project/Nhom9_TruyVetToanVenVanBan.docx
+++ b/docs/project/Nhom9_TruyVetToanVenVanBan.docx
@@ -2580,7 +2580,7 @@
               <w:jc w:val="left"/>
             </w:pPr>
             <w:r>
-              <w:t xml:space="preserve">Kết quả xác minh khi tệp đã bị chỉnh sửa: hệ thống báo không khớp và không quy kết hành vi cho bất kỳ ai</w:t>
+              <w:t xml:space="preserve">Kết quả khi không tìm được bản cấp phát nào trùng mã băm: hệ thống nói rõ đây chưa phải bằng chứng tệp đã bị chỉnh sửa, và không quy kết hành vi cho bất kỳ ai</w:t>
             </w:r>
           </w:p>
         </w:tc>
@@ -2664,7 +2664,7 @@
               <w:jc w:val="left"/>
             </w:pPr>
             <w:r>
-              <w:t xml:space="preserve">Tỉ lệ truy vết của 13 phép biến đổi, phân theo ba lớp nguyên nhân thất bại</w:t>
+              <w:t xml:space="preserve">Tỉ lệ truy vết của 13 phép biến đổi đo ngày 11/09/2026, phân theo ba lớp nguyên nhân thất bại. Hàng JPEG 50 về sau được khôi phục nhờ bản sửa ngân sách ký hiệu xoá ở Mục 4.2.4</w:t>
             </w:r>
           </w:p>
         </w:tc>
@@ -2693,6 +2693,34 @@
             </w:pPr>
             <w:r>
               <w:t xml:space="preserve">Hiệu quả của bước bóc viền letterbox trước khi giải mã, đo trên 12 trang dương tính</w:t>
+            </w:r>
+          </w:p>
+        </w:tc>
+      </w:tr>
+      <w:tr>
+        <w:tc>
+          <w:tcPr/>
+          <w:p>
+            <w:pPr>
+              <w:pStyle w:val="Compact"/>
+              <w:spacing w:before="40" w:after="40" w:line="240" w:lineRule="auto"/>
+              <w:jc w:val="left"/>
+            </w:pPr>
+            <w:r>
+              <w:t xml:space="preserve">Hình 4.8</w:t>
+            </w:r>
+          </w:p>
+        </w:tc>
+        <w:tc>
+          <w:tcPr/>
+          <w:p>
+            <w:pPr>
+              <w:pStyle w:val="Compact"/>
+              <w:spacing w:before="40" w:after="40" w:line="240" w:lineRule="auto"/>
+              <w:jc w:val="left"/>
+            </w:pPr>
+            <w:r>
+              <w:t xml:space="preserve">Vật mang quyết định, không phải cường độ nhúng: hai trang chữ khác nhau độ dày nét trả cùng một cái giá về chất lượng nhưng cho kết quả truy vết ngược nhau</w:t>
             </w:r>
           </w:p>
         </w:tc>
@@ -9579,7 +9607,7 @@
     <w:bookmarkEnd w:id="42"/>
     <w:bookmarkEnd w:id="43"/>
     <w:bookmarkEnd w:id="44"/>
-    <w:bookmarkStart w:id="113" w:name="Xb297e3692f84b61040461c0c6cd6e5cda68fdf8"/>
+    <w:bookmarkStart w:id="116" w:name="Xb297e3692f84b61040461c0c6cd6e5cda68fdf8"/>
     <w:p>
       <w:pPr>
         <w:pStyle w:val="Heading1"/>
@@ -23322,6 +23350,14 @@
         <w:pStyle w:val="FirstParagraph"/>
       </w:pPr>
       <w:r>
+        <w:t xml:space="preserve">Hình 4.8 đặt hai bảng trên cạnh nhau theo cách dễ thấy nhất: hai đường PSNR gần như trùng nhau, nghĩa là cái giá về chất lượng chỉ phụ thuộc bước lượng tử chứ không phụ thuộc vật mang; nhưng ký hiệu thì một bên tô đặc dần còn một bên rỗng suốt, nghĩa là kết quả truy vết lại hoàn toàn do vật mang quyết định.</w:t>
+      </w:r>
+    </w:p>
+    <w:p>
+      <w:pPr>
+        <w:pStyle w:val="BodyText"/>
+      </w:pPr>
+      <w:r>
         <w:rPr>
           <w:i/>
           <w:iCs/>
@@ -24145,7 +24181,7 @@
     </w:p>
     <w:bookmarkEnd w:id="89"/>
     <w:bookmarkEnd w:id="90"/>
-    <w:bookmarkStart w:id="112" w:name="Xaf1d942a1a2086cdefa816c1d6be02e8e263868"/>
+    <w:bookmarkStart w:id="115" w:name="Xaf1d942a1a2086cdefa816c1d6be02e8e263868"/>
     <w:p>
       <w:pPr>
         <w:pStyle w:val="Heading2"/>
@@ -24354,7 +24390,7 @@
         <w:t xml:space="preserve"> </w:t>
       </w:r>
       <w:r>
-        <w:t xml:space="preserve">Kết quả xác minh khi tệp đã bị chỉnh sửa: hệ thống báo không khớp và không quy kết hành vi cho bất kỳ ai</w:t>
+        <w:t xml:space="preserve">Kết quả khi không tìm được bản cấp phát nào trùng mã băm: hệ thống nói rõ đây chưa phải bằng chứng tệp đã bị chỉnh sửa, và không quy kết hành vi cho bất kỳ ai</w:t>
       </w:r>
     </w:p>
     <w:p>
@@ -24549,7 +24585,7 @@
         <w:t xml:space="preserve"> </w:t>
       </w:r>
       <w:r>
-        <w:t xml:space="preserve">Tỉ lệ truy vết của 13 phép biến đổi, phân theo ba lớp nguyên nhân thất bại</w:t>
+        <w:t xml:space="preserve">Tỉ lệ truy vết của 13 phép biến đổi đo ngày 11/09/2026, phân theo ba lớp nguyên nhân thất bại. Hàng JPEG 50 về sau được khôi phục nhờ bản sửa ngân sách ký hiệu xoá ở Mục 4.2.4</w:t>
       </w:r>
     </w:p>
     <w:p>
@@ -24618,13 +24654,78 @@
       </w:r>
     </w:p>
     <w:p>
+      <w:pPr>
+        <w:pStyle w:val="BodyText"/>
+      </w:pPr>
+      <w:r>
+        <w:drawing>
+          <wp:inline>
+            <wp:extent cx="4908884" cy="3772186"/>
+            <wp:effectExtent b="0" l="0" r="0" t="0"/>
+            <wp:docPr descr="" title="" id="113" name="Picture"/>
+            <a:graphic>
+              <a:graphicData uri="http://schemas.openxmlformats.org/drawingml/2006/picture">
+                <pic:pic>
+                  <pic:nvPicPr>
+                    <pic:cNvPr descr="report-assets/figures/chart-carrier-decides.png" id="114" name="Picture"/>
+                    <pic:cNvPicPr>
+                      <a:picLocks noChangeArrowheads="1" noChangeAspect="1"/>
+                    </pic:cNvPicPr>
+                  </pic:nvPicPr>
+                  <pic:blipFill>
+                    <a:blip r:embed="rId112"/>
+                    <a:stretch>
+                      <a:fillRect/>
+                    </a:stretch>
+                  </pic:blipFill>
+                  <pic:spPr bwMode="auto">
+                    <a:xfrm>
+                      <a:off x="0" y="0"/>
+                      <a:ext cx="4908884" cy="3772186"/>
+                    </a:xfrm>
+                    <a:prstGeom prst="rect">
+                      <a:avLst/>
+                    </a:prstGeom>
+                    <a:noFill/>
+                    <a:ln w="9525">
+                      <a:noFill/>
+                      <a:headEnd/>
+                      <a:tailEnd/>
+                    </a:ln>
+                  </pic:spPr>
+                </pic:pic>
+              </a:graphicData>
+            </a:graphic>
+          </wp:inline>
+        </w:drawing>
+      </w:r>
+    </w:p>
+    <w:p>
+      <w:pPr>
+        <w:pStyle w:val="BodyText"/>
+      </w:pPr>
+      <w:r>
+        <w:rPr>
+          <w:b/>
+          <w:bCs/>
+        </w:rPr>
+        <w:t xml:space="preserve">Hình 4.8:</w:t>
+      </w:r>
+      <w:r>
+        <w:t xml:space="preserve"> </w:t>
+      </w:r>
+      <w:r>
+        <w:t xml:space="preserve">Vật mang quyết định, không phải cường độ nhúng: hai trang chữ khác nhau độ dày nét trả cùng một cái giá về chất lượng nhưng cho kết quả truy vết ngược nhau</w:t>
+      </w:r>
+    </w:p>
+    <w:p>
       <w:r>
         <w:br w:type="page"/>
       </w:r>
     </w:p>
-    <w:bookmarkEnd w:id="112"/>
-    <w:bookmarkEnd w:id="113"/>
-    <w:bookmarkStart w:id="114" w:name="kết-luận"/>
+    <w:bookmarkEnd w:id="115"/>
+    <w:bookmarkEnd w:id="116"/>
+    <w:bookmarkStart w:id="117" w:name="kết-luận"/>
     <w:p>
       <w:pPr>
         <w:pStyle w:val="Heading1"/>
@@ -24702,8 +24803,8 @@
         <w:br w:type="page"/>
       </w:r>
     </w:p>
-    <w:bookmarkEnd w:id="114"/>
-    <w:bookmarkStart w:id="115" w:name="tài-liệu-tham-khảo"/>
+    <w:bookmarkEnd w:id="117"/>
+    <w:bookmarkStart w:id="118" w:name="tài-liệu-tham-khảo"/>
     <w:p>
       <w:pPr>
         <w:pStyle w:val="Heading1"/>
@@ -25384,8 +25485,8 @@
         <w:br w:type="page"/>
       </w:r>
     </w:p>
-    <w:bookmarkEnd w:id="115"/>
-    <w:bookmarkStart w:id="116" w:name="X8c9d602fdee431516a1a95beedefebdd94fb169"/>
+    <w:bookmarkEnd w:id="118"/>
+    <w:bookmarkStart w:id="119" w:name="X8c9d602fdee431516a1a95beedefebdd94fb169"/>
     <w:p>
       <w:pPr>
         <w:pStyle w:val="Heading1"/>
@@ -28538,7 +28639,7 @@
         <w:t xml:space="preserve">Chính thức phê duyệt bàn giao cho thành viên thực hiện Slide Thuyết trình (PPTX) và Báo cáo Thuyết minh.</w:t>
       </w:r>
     </w:p>
-    <w:bookmarkEnd w:id="116"/>
+    <w:bookmarkEnd w:id="119"/>
     <w:sectPr>
       <w:pgSz w:w="11906" w:h="16838"/>
       <w:pgMar w:bottom="1701" w:footer="708" w:gutter="0" w:header="708" w:left="1984" w:right="1134" w:top="1984"/>

--- a/docs/project/Nhom9_TruyVetToanVenVanBan.docx
+++ b/docs/project/Nhom9_TruyVetToanVenVanBan.docx
@@ -915,6 +915,38 @@
                 <w:b/>
                 <w:bCs/>
               </w:rPr>
+              <w:t xml:space="preserve">API</w:t>
+            </w:r>
+          </w:p>
+        </w:tc>
+        <w:tc>
+          <w:tcPr/>
+          <w:p>
+            <w:pPr>
+              <w:pStyle w:val="Compact"/>
+              <w:spacing w:before="40" w:after="40" w:line="240" w:lineRule="auto"/>
+              <w:jc w:val="left"/>
+            </w:pPr>
+            <w:r>
+              <w:t xml:space="preserve">Application Programming Interface, giao diện lập trình ứng dụng</w:t>
+            </w:r>
+          </w:p>
+        </w:tc>
+      </w:tr>
+      <w:tr>
+        <w:tc>
+          <w:tcPr/>
+          <w:p>
+            <w:pPr>
+              <w:pStyle w:val="Compact"/>
+              <w:spacing w:before="40" w:after="40" w:line="240" w:lineRule="auto"/>
+              <w:jc w:val="left"/>
+            </w:pPr>
+            <w:r>
+              <w:rPr>
+                <w:b/>
+                <w:bCs/>
+              </w:rPr>
               <w:t xml:space="preserve">artifact</w:t>
             </w:r>
           </w:p>
@@ -1171,6 +1203,38 @@
                 <w:b/>
                 <w:bCs/>
               </w:rPr>
+              <w:t xml:space="preserve">CSPRNG</w:t>
+            </w:r>
+          </w:p>
+        </w:tc>
+        <w:tc>
+          <w:tcPr/>
+          <w:p>
+            <w:pPr>
+              <w:pStyle w:val="Compact"/>
+              <w:spacing w:before="40" w:after="40" w:line="240" w:lineRule="auto"/>
+              <w:jc w:val="left"/>
+            </w:pPr>
+            <w:r>
+              <w:t xml:space="preserve">Cryptographically Secure Pseudo-Random Number Generator, bộ sinh số giả ngẫu nhiên an toàn mật mã</w:t>
+            </w:r>
+          </w:p>
+        </w:tc>
+      </w:tr>
+      <w:tr>
+        <w:tc>
+          <w:tcPr/>
+          <w:p>
+            <w:pPr>
+              <w:pStyle w:val="Compact"/>
+              <w:spacing w:before="40" w:after="40" w:line="240" w:lineRule="auto"/>
+              <w:jc w:val="left"/>
+            </w:pPr>
+            <w:r>
+              <w:rPr>
+                <w:b/>
+                <w:bCs/>
+              </w:rPr>
               <w:t xml:space="preserve">DCT</w:t>
             </w:r>
           </w:p>
@@ -1185,6 +1249,38 @@
             </w:pPr>
             <w:r>
               <w:t xml:space="preserve">Discrete Cosine Transform, biến đổi cosin rời rạc</w:t>
+            </w:r>
+          </w:p>
+        </w:tc>
+      </w:tr>
+      <w:tr>
+        <w:tc>
+          <w:tcPr/>
+          <w:p>
+            <w:pPr>
+              <w:pStyle w:val="Compact"/>
+              <w:spacing w:before="40" w:after="40" w:line="240" w:lineRule="auto"/>
+              <w:jc w:val="left"/>
+            </w:pPr>
+            <w:r>
+              <w:rPr>
+                <w:b/>
+                <w:bCs/>
+              </w:rPr>
+              <w:t xml:space="preserve">DPI</w:t>
+            </w:r>
+          </w:p>
+        </w:tc>
+        <w:tc>
+          <w:tcPr/>
+          <w:p>
+            <w:pPr>
+              <w:pStyle w:val="Compact"/>
+              <w:spacing w:before="40" w:after="40" w:line="240" w:lineRule="auto"/>
+              <w:jc w:val="left"/>
+            </w:pPr>
+            <w:r>
+              <w:t xml:space="preserve">Dots Per Inch, số điểm ảnh trên mỗi inch, dùng để nói độ phân giải khi kết xuất trang</w:t>
             </w:r>
           </w:p>
         </w:tc>
@@ -1907,6 +2003,38 @@
                 <w:b/>
                 <w:bCs/>
               </w:rPr>
+              <w:t xml:space="preserve">SIFT</w:t>
+            </w:r>
+          </w:p>
+        </w:tc>
+        <w:tc>
+          <w:tcPr/>
+          <w:p>
+            <w:pPr>
+              <w:pStyle w:val="Compact"/>
+              <w:spacing w:before="40" w:after="40" w:line="240" w:lineRule="auto"/>
+              <w:jc w:val="left"/>
+            </w:pPr>
+            <w:r>
+              <w:t xml:space="preserve">Scale-Invariant Feature Transform, phép trích đặc trưng ảnh bất biến với tỉ lệ</w:t>
+            </w:r>
+          </w:p>
+        </w:tc>
+      </w:tr>
+      <w:tr>
+        <w:tc>
+          <w:tcPr/>
+          <w:p>
+            <w:pPr>
+              <w:pStyle w:val="Compact"/>
+              <w:spacing w:before="40" w:after="40" w:line="240" w:lineRule="auto"/>
+              <w:jc w:val="left"/>
+            </w:pPr>
+            <w:r>
+              <w:rPr>
+                <w:b/>
+                <w:bCs/>
+              </w:rPr>
               <w:t xml:space="preserve">SSIM</w:t>
             </w:r>
           </w:p>
@@ -1971,6 +2099,70 @@
                 <w:b/>
                 <w:bCs/>
               </w:rPr>
+              <w:t xml:space="preserve">StegaStamp</w:t>
+            </w:r>
+          </w:p>
+        </w:tc>
+        <w:tc>
+          <w:tcPr/>
+          <w:p>
+            <w:pPr>
+              <w:pStyle w:val="Compact"/>
+              <w:spacing w:before="40" w:after="40" w:line="240" w:lineRule="auto"/>
+              <w:jc w:val="left"/>
+            </w:pPr>
+            <w:r>
+              <w:t xml:space="preserve">Tên một kiến trúc thủy vân học sâu công bố năm 2019, huấn luyện đồng thời bộ mã hoá và bộ giải mã qua một tầng mô phỏng biến dạng. Giữ nguyên tên riêng.</w:t>
+            </w:r>
+          </w:p>
+        </w:tc>
+      </w:tr>
+      <w:tr>
+        <w:tc>
+          <w:tcPr/>
+          <w:p>
+            <w:pPr>
+              <w:pStyle w:val="Compact"/>
+              <w:spacing w:before="40" w:after="40" w:line="240" w:lineRule="auto"/>
+              <w:jc w:val="left"/>
+            </w:pPr>
+            <w:r>
+              <w:rPr>
+                <w:b/>
+                <w:bCs/>
+              </w:rPr>
+              <w:t xml:space="preserve">SVD</w:t>
+            </w:r>
+          </w:p>
+        </w:tc>
+        <w:tc>
+          <w:tcPr/>
+          <w:p>
+            <w:pPr>
+              <w:pStyle w:val="Compact"/>
+              <w:spacing w:before="40" w:after="40" w:line="240" w:lineRule="auto"/>
+              <w:jc w:val="left"/>
+            </w:pPr>
+            <w:r>
+              <w:t xml:space="preserve">Singular Value Decomposition, phân tích giá trị kỳ dị</w:t>
+            </w:r>
+          </w:p>
+        </w:tc>
+      </w:tr>
+      <w:tr>
+        <w:tc>
+          <w:tcPr/>
+          <w:p>
+            <w:pPr>
+              <w:pStyle w:val="Compact"/>
+              <w:spacing w:before="40" w:after="40" w:line="240" w:lineRule="auto"/>
+              <w:jc w:val="left"/>
+            </w:pPr>
+            <w:r>
+              <w:rPr>
+                <w:b/>
+                <w:bCs/>
+              </w:rPr>
               <w:t xml:space="preserve">tile</w:t>
             </w:r>
           </w:p>
@@ -1985,6 +2177,38 @@
             </w:pPr>
             <w:r>
               <w:t xml:space="preserve">Ô ảnh: vùng hình chữ nhật mà thuật toán chia trang ra để nhúng payload</w:t>
+            </w:r>
+          </w:p>
+        </w:tc>
+      </w:tr>
+      <w:tr>
+        <w:tc>
+          <w:tcPr/>
+          <w:p>
+            <w:pPr>
+              <w:pStyle w:val="Compact"/>
+              <w:spacing w:before="40" w:after="40" w:line="240" w:lineRule="auto"/>
+              <w:jc w:val="left"/>
+            </w:pPr>
+            <w:r>
+              <w:rPr>
+                <w:b/>
+                <w:bCs/>
+              </w:rPr>
+              <w:t xml:space="preserve">UUID</w:t>
+            </w:r>
+          </w:p>
+        </w:tc>
+        <w:tc>
+          <w:tcPr/>
+          <w:p>
+            <w:pPr>
+              <w:pStyle w:val="Compact"/>
+              <w:spacing w:before="40" w:after="40" w:line="240" w:lineRule="auto"/>
+              <w:jc w:val="left"/>
+            </w:pPr>
+            <w:r>
+              <w:t xml:space="preserve">Universally Unique Identifier, định danh duy nhất toàn cục, dài 128 bit</w:t>
             </w:r>
           </w:p>
         </w:tc>
@@ -3063,6 +3287,7 @@
     <w:p>
       <w:pPr>
         <w:pStyle w:val="Compact"/>
+        <w:jc w:val="left"/>
         <w:numPr>
           <w:ilvl w:val="1"/>
           <w:numId w:val="1004"/>
@@ -3073,19 +3298,37 @@
           <w:b/>
           <w:bCs/>
         </w:rPr>
-        <w:t xml:space="preserve">Tài liệu PDF là vật mang nghiệp vụ (Business Document Layer):</w:t>
-      </w:r>
-      <w:r>
-        <w:t xml:space="preserve"> </w:t>
-      </w:r>
-      <w:r>
-        <w:t xml:space="preserve">Đầu vào và đầu ra của người dùng cuối là các tệp tài liệu số định dạng PDF (</w:t>
+        <w:t xml:space="preserve">Tài liệu là vật mang nghiệp vụ (Business Document Layer):</w:t>
+      </w:r>
+      <w:r>
+        <w:t xml:space="preserve"> </w:t>
+      </w:r>
+      <w:r>
+        <w:t xml:space="preserve">Đầu vào và đầu ra của người dùng cuối là tệp tài liệu số. Hệ thống đang chạy nhận ba định dạng ở cả hai chiều cấp phát và xác minh: PDF (</w:t>
       </w:r>
       <w:r>
         <w:rPr>
           <w:rStyle w:val="VerbatimChar"/>
         </w:rPr>
         <w:t xml:space="preserve">application/pdf</w:t>
+      </w:r>
+      <w:r>
+        <w:t xml:space="preserve">), PNG (</w:t>
+      </w:r>
+      <w:r>
+        <w:rPr>
+          <w:rStyle w:val="VerbatimChar"/>
+        </w:rPr>
+        <w:t xml:space="preserve">image/png</w:t>
+      </w:r>
+      <w:r>
+        <w:t xml:space="preserve">) và JPEG (</w:t>
+      </w:r>
+      <w:r>
+        <w:rPr>
+          <w:rStyle w:val="VerbatimChar"/>
+        </w:rPr>
+        <w:t xml:space="preserve">image/jpeg</w:t>
       </w:r>
       <w:r>
         <w:t xml:space="preserve">).</w:t>
@@ -3110,7 +3353,7 @@
         <w:t xml:space="preserve"> </w:t>
       </w:r>
       <w:r>
-        <w:t xml:space="preserve">Nhằm hướng tới khả năng chống chịu các kênh rò rỉ ngoại tuyến (in ấn ra giấy, quét lại, chụp màn hình máy tính, chuyển đổi thành ảnh đăng tải lên mạng xã hội), hệ thống chuyển đổi (render) từng trang tài liệu PDF thành mảng điểm ảnh raster hai chiều (kênh độ sáng Luminance) ở độ phân giải xác định (144 hoặc 300 DPI).</w:t>
+        <w:t xml:space="preserve">Nhằm hướng tới khả năng chống chịu các kênh rò rỉ ngoại tuyến (in ấn ra giấy, quét lại, chụp màn hình máy tính, chuyển đổi thành ảnh đăng tải lên mạng xã hội), hệ thống chuyển đổi (render) từng trang tài liệu PDF thành mảng điểm ảnh raster hai chiều (kênh độ sáng Luminance) ở độ phân giải xác định, cụ thể là hệ số kết xuất 2.0 tương đương 144 DPI so với mốc 72 DPI mặc định của PDF.</w:t>
       </w:r>
     </w:p>
     <w:p>
@@ -3154,7 +3397,7 @@
         <w:t xml:space="preserve"> </w:t>
       </w:r>
       <w:r>
-        <w:t xml:space="preserve">Chữ ký số Ed25519 được tạo trên bản tóm lược (manifest) chứa mã băm SHA-256 của toàn bộ tệp PDF phát hành.</w:t>
+        <w:t xml:space="preserve">Chữ ký số Ed25519 được tạo trên manifest, tức hồ sơ cấp phát chứa mã băm SHA-256 của toàn bộ tệp đã phát hành.</w:t>
       </w:r>
     </w:p>
     <w:p>
@@ -4814,7 +5057,7 @@
         </w:numPr>
       </w:pPr>
       <w:r>
-        <w:t xml:space="preserve">Trang tài liệu PDF được render thành ảnh độ phân giải cao; tách lấy kênh độ sáng (Luminance).</w:t>
+        <w:t xml:space="preserve">Trang tài liệu PDF được render thành ảnh độ phân giải cao, còn đầu vào vốn đã là ảnh thì dùng trực tiếp; tách lấy kênh độ sáng (Luminance).</w:t>
       </w:r>
     </w:p>
     <w:p>
@@ -5082,20 +5325,7 @@
         <w:t xml:space="preserve"> </w:t>
       </w:r>
       <w:r>
-        <w:t xml:space="preserve">- đường mà dịch vụ thực sự gọi - không truyền mẫu đó. Nói cách khác, phiên bản đang chạy đồng bộ</w:t>
-      </w:r>
-      <w:r>
-        <w:t xml:space="preserve"> </w:t>
-      </w:r>
-      <w:r>
-        <w:rPr>
-          <w:b/>
-          <w:bCs/>
-        </w:rPr>
-        <w:t xml:space="preserve">chỉ bằng pilot</w:t>
-      </w:r>
-      <w:r>
-        <w:t xml:space="preserve">. Mô tả dùng ORB và RANSAC ở các tài liệu trước thuộc về thế hệ V1 và nhánh nghiên cứu V3, không mô tả đường đang vận hành.</w:t>
+        <w:t xml:space="preserve">- đường mà dịch vụ thực sự gọi - không truyền mẫu đó. Nói cách khác, phiên bản đang chạy đồng bộ chỉ bằng pilot. Mô tả dùng ORB và RANSAC ở các tài liệu trước thuộc về thế hệ V1 và nhánh nghiên cứu V3, không mô tả đường đang vận hành.</w:t>
       </w:r>
     </w:p>
     <w:bookmarkEnd w:id="24"/>
@@ -5562,7 +5792,7 @@
         <w:t xml:space="preserve"> </w:t>
       </w:r>
       <w:r>
-        <w:t xml:space="preserve">Nguyên nhân khiến JPEG-70 và Resize-0.75 thất bại không nằm ở vật mang mà ở cách bên nhận kế toán ký hiệu bị xoá; sau khi sửa, cả hai ca này giải mã được, và ca ảnh chụp màn hình cũng vậy. Số đo sau khi sửa cùng chẩn đoán đầy đủ nằm ở Mục 4.2.4. Giữ nguyên các con số V1 ở đây vì chúng là mốc so sánh của quá trình, không phải mô tả hiện trạng.</w:t>
+        <w:t xml:space="preserve">Một nguyên nhân khiến JPEG-70 và Resize-0.75 thất bại nằm ở cách bên nhận kế toán ký hiệu bị xoá chứ không ở vật mang; sau khi sửa phần kế toán đó, cả hai ca này giải mã được trên bộ khung nghiên cứu, và ca ảnh chụp màn hình cũng vậy. Cần nói rõ phạm vi: đó là số đo của bộ khung nghiên cứu, còn trên đường đi thật của dịch vụ thì vật mang mới là yếu tố quyết định, và với trang chữ nét mảnh thì nén JPEG-70 vẫn chưa truy được. Số đo sau khi sửa cùng chẩn đoán đầy đủ nằm ở Mục 4.2.4, phần đo trên dịch vụ ở Mục 4.2.4.5. Giữ nguyên các con số V1 ở đây vì chúng là mốc so sánh của quá trình, không phải mô tả hiện trạng.</w:t>
       </w:r>
       <w:r>
         <w:t xml:space="preserve"> </w:t>
@@ -10045,14 +10275,13 @@
     <w:p>
       <w:pPr>
         <w:pStyle w:val="Compact"/>
-        <w:jc w:val="left"/>
         <w:numPr>
           <w:ilvl w:val="1"/>
           <w:numId w:val="1051"/>
         </w:numPr>
       </w:pPr>
       <w:r>
-        <w:t xml:space="preserve">Khi cấu hình tắt phân hệ thủy vân, hệ thống chuyển sang in một nhãn cấp phát nhìn thấy được dạng</w:t>
+        <w:t xml:space="preserve">Khi cấu hình tắt phân hệ thủy vân, hệ thống chuyển sang in một nhãn cấp phát nhìn thấy được lên mỗi trang, dạng</w:t>
       </w:r>
       <w:r>
         <w:t xml:space="preserve"> </w:t>
@@ -10061,13 +10290,13 @@
         <w:rPr>
           <w:rStyle w:val="VerbatimChar"/>
         </w:rPr>
-        <w:t xml:space="preserve">SB1-&lt;base32(issuance_id)&gt;</w:t>
-      </w:r>
-      <w:r>
-        <w:t xml:space="preserve"> </w:t>
-      </w:r>
-      <w:r>
-        <w:t xml:space="preserve">lên mỗi trang thay cho thủy vân ẩn. Đây là đường dự phòng, không phải cấu hình đang chạy trên môi trường production.</w:t>
+        <w:t xml:space="preserve">SB1-</w:t>
+      </w:r>
+      <w:r>
+        <w:t xml:space="preserve"> </w:t>
+      </w:r>
+      <w:r>
+        <w:t xml:space="preserve">ghép với 20 ký tự đầu của mã cấp phát mã hoá base32 thay cho thủy vân ẩn. Đây là đường dự phòng, không phải cấu hình đang chạy trên môi trường production.</w:t>
       </w:r>
     </w:p>
     <w:p>
@@ -18222,23 +18451,7 @@
         <w:pStyle w:val="BodyText"/>
       </w:pPr>
       <w:r>
-        <w:t xml:space="preserve">Hàng cuối bị thu nhỏ mạnh hơn mà vẫn ra đúng mã hồ sơ. Đây là bằng chứng dứt điểm rằng hệ thống đang chạy</w:t>
-      </w:r>
-      <w:r>
-        <w:t xml:space="preserve"> </w:t>
-      </w:r>
-      <w:r>
-        <w:rPr>
-          <w:b/>
-          <w:bCs/>
-        </w:rPr>
-        <w:t xml:space="preserve">có</w:t>
-      </w:r>
-      <w:r>
-        <w:t xml:space="preserve"> </w:t>
-      </w:r>
-      <w:r>
-        <w:t xml:space="preserve">truy vết được ảnh chụp màn hình đã bị thu nhỏ hơn một nửa.</w:t>
+        <w:t xml:space="preserve">Hàng cuối bị thu nhỏ mạnh hơn mà vẫn ra đúng mã hồ sơ. Đây là bằng chứng dứt điểm rằng hệ thống đang chạy truy vết được ảnh chụp màn hình đã bị thu nhỏ hơn một nửa.</w:t>
       </w:r>
     </w:p>
     <w:bookmarkEnd w:id="69"/>
@@ -21273,13 +21486,13 @@
       </w:r>
     </w:p>
     <w:bookmarkEnd w:id="78"/>
-    <w:bookmarkStart w:id="81" w:name="Xf3d144415faa77be33665c88b2f327f1e829c17"/>
+    <w:bookmarkStart w:id="81" w:name="X4d538943e8b5d22bccd729b48e1609b31a834d6"/>
     <w:p>
       <w:pPr>
         <w:pStyle w:val="Heading3"/>
       </w:pPr>
       <w:r>
-        <w:t xml:space="preserve">4.3.4. b. Quét toàn bộ lưới ứng viên: hồ sơ đang chạy là hồ sơ yếu nhất</w:t>
+        <w:t xml:space="preserve">4.3.4. Quét toàn bộ lưới ứng viên: hồ sơ đang chạy là hồ sơ yếu nhất</w:t>
       </w:r>
     </w:p>
     <w:p>
@@ -22308,23 +22521,7 @@
         <w:pStyle w:val="BodyText"/>
       </w:pPr>
       <w:r>
-        <w:t xml:space="preserve">Ứng viên số 0 là hồ sơ mà hệ thống đang chạy ghim, và nó là ứng viên</w:t>
-      </w:r>
-      <w:r>
-        <w:t xml:space="preserve"> </w:t>
-      </w:r>
-      <w:r>
-        <w:rPr>
-          <w:b/>
-          <w:bCs/>
-        </w:rPr>
-        <w:t xml:space="preserve">duy nhất</w:t>
-      </w:r>
-      <w:r>
-        <w:t xml:space="preserve"> </w:t>
-      </w:r>
-      <w:r>
-        <w:t xml:space="preserve">trượt hoàn toàn. Mọi ứng viên còn lại đều giải được trang chữ không bị tấn công.</w:t>
+        <w:t xml:space="preserve">Ứng viên số 0 là hồ sơ mà hệ thống đang chạy ghim, và nó là ứng viên duy nhất trượt hoàn toàn. Mọi ứng viên còn lại đều giải được trang chữ không bị tấn công.</w:t>
       </w:r>
     </w:p>
     <w:p>
@@ -23539,13 +23736,13 @@
     </w:p>
     <w:bookmarkEnd w:id="80"/>
     <w:bookmarkEnd w:id="81"/>
-    <w:bookmarkStart w:id="86" w:name="Xcba741b7d15d7c2a6d0fd21f4824de4303624e5"/>
+    <w:bookmarkStart w:id="86" w:name="Xaa532e4a1fa2fd6b350d447a5422868d3bab935"/>
     <w:p>
       <w:pPr>
         <w:pStyle w:val="Heading3"/>
       </w:pPr>
       <w:r>
-        <w:t xml:space="preserve">4.3.5. b. Đối chiếu ba công trình mã nguồn mở về đúng bài toán trang văn bản</w:t>
+        <w:t xml:space="preserve">4.3.5. Đối chiếu ba công trình mã nguồn mở về đúng bài toán trang văn bản</w:t>
       </w:r>
     </w:p>
     <w:p>
@@ -28600,45 +28797,6 @@
         </w:tc>
       </w:tr>
     </w:tbl>
-    <w:p>
-      <w:r>
-        <w:pict>
-          <v:rect style="width:0;height:1.5pt" o:hralign="center" o:hrstd="t" o:hr="t"/>
-        </w:pict>
-      </w:r>
-    </w:p>
-    <w:p>
-      <w:pPr>
-        <w:pStyle w:val="BlockText"/>
-      </w:pPr>
-      <w:r>
-        <w:rPr>
-          <w:b/>
-          <w:bCs/>
-        </w:rPr>
-        <w:t xml:space="preserve">HẾT TÀI LIỆU CƠ SỞ TRI THỨC</w:t>
-      </w:r>
-      <w:r>
-        <w:br/>
-      </w:r>
-      <w:r>
-        <w:rPr>
-          <w:i/>
-          <w:iCs/>
-        </w:rPr>
-        <w:t xml:space="preserve">Đã hoàn tất đóng băng kỹ thuật và biên tập chuẩn hóa học thuật ngày 10/09/2026.</w:t>
-      </w:r>
-      <w:r>
-        <w:br/>
-      </w:r>
-      <w:r>
-        <w:rPr>
-          <w:i/>
-          <w:iCs/>
-        </w:rPr>
-        <w:t xml:space="preserve">Chính thức phê duyệt bàn giao cho thành viên thực hiện Slide Thuyết trình (PPTX) và Báo cáo Thuyết minh.</w:t>
-      </w:r>
-    </w:p>
     <w:bookmarkEnd w:id="119"/>
     <w:sectPr>
       <w:pgSz w:w="11906" w:h="16838"/>

--- a/docs/project/Nhom9_TruyVetToanVenVanBan.docx
+++ b/docs/project/Nhom9_TruyVetToanVenVanBan.docx
@@ -591,7 +591,7 @@
                 <w:sz w:val="28"/>
                 <w:szCs w:val="28"/>
               </w:rPr>
-              <w:t>1. 1. Hoàng Việt Quang</w:t>
+              <w:t>1. Hoàng Việt Quang</w:t>
             </w:r>
           </w:p>
         </w:tc>
@@ -663,7 +663,7 @@
                 <w:sz w:val="28"/>
                 <w:szCs w:val="28"/>
               </w:rPr>
-              <w:t>2. 2. Ngô Văn Gia Phúc</w:t>
+              <w:t>2. Ngô Văn Gia Phúc</w:t>
             </w:r>
           </w:p>
         </w:tc>
@@ -767,21 +767,6 @@
           <w:sz w:val="28"/>
           <w:szCs w:val="28"/>
         </w:rPr>
-      </w:pPr>
-      <w:r>
-        <w:rPr>
-          <w:rFonts w:ascii="Times New Roman" w:hAnsi="Times New Roman" w:cs="Times New Roman"/>
-          <w:b/>
-          <w:bCs/>
-          <w:sz w:val="28"/>
-          <w:szCs w:val="28"/>
-        </w:rPr>
-        <w:t>Thành phố Hồ Chí Minh, tháng 9 năm 2026</w:t>
-      </w:r>
-    </w:p>
-    <w:p>
-      <w:pPr>
-        <w:spacing w:before="0" w:after="0" w:line="240" w:lineRule="auto"/>
         <w:sectPr>
           <w:pgSz w:w="11906" w:h="16838"/>
           <w:pgMar w:top="1134" w:right="1134" w:bottom="1134" w:left="1701" w:header="720" w:footer="720" w:gutter="0"/>
@@ -793,20 +778,16 @@
           </w:pgBorders>
         </w:sectPr>
       </w:pPr>
-    </w:p>
-    <w:p>
-      <w:pPr>
-        <w:sectPr>
-          <w:pgSz w:w="11906" w:h="16838"/>
-          <w:pgMar w:top="1134" w:right="1134" w:bottom="1134" w:left="1701" w:header="720" w:footer="720" w:gutter="0"/>
-          <w:pgBorders w:display="firstPage">
-            <w:top w:val="twistedLines1" w:sz="18" w:space="1" w:color="auto"/>
-            <w:left w:val="twistedLines1" w:sz="18" w:space="4" w:color="auto"/>
-            <w:bottom w:val="twistedLines1" w:sz="18" w:space="1" w:color="auto"/>
-            <w:right w:val="twistedLines1" w:sz="18" w:space="4" w:color="auto"/>
-          </w:pgBorders>
-        </w:sectPr>
-      </w:pPr>
+      <w:r>
+        <w:rPr>
+          <w:rFonts w:ascii="Times New Roman" w:hAnsi="Times New Roman" w:cs="Times New Roman"/>
+          <w:b/>
+          <w:bCs/>
+          <w:sz w:val="28"/>
+          <w:szCs w:val="28"/>
+        </w:rPr>
+        <w:t>Thành phố Hồ Chí Minh, tháng 9 năm 2026</w:t>
+      </w:r>
     </w:p>
     <w:bookmarkStart w:id="9" w:name="mục-lục"/>
     <w:p>
@@ -844,11 +825,6 @@
         </w:p>
       </w:sdtContent>
     </w:sdt>
-    <w:p>
-      <w:r>
-        <w:br w:type="page"/>
-      </w:r>
-    </w:p>
     <w:bookmarkEnd w:id="9"/>
     <w:bookmarkStart w:id="10" w:name="danh-mục-từ-viết-tắt-và-thuật-ngữ"/>
     <w:p>
@@ -2246,11 +2222,6 @@
         </w:tc>
       </w:tr>
     </w:tbl>
-    <w:p>
-      <w:r>
-        <w:br w:type="page"/>
-      </w:r>
-    </w:p>
     <w:bookmarkEnd w:id="10"/>
     <w:bookmarkStart w:id="11" w:name="danh-mục-các-bảng"/>
     <w:p>
@@ -2668,11 +2639,6 @@
         </w:tc>
       </w:tr>
     </w:tbl>
-    <w:p>
-      <w:r>
-        <w:br w:type="page"/>
-      </w:r>
-    </w:p>
     <w:bookmarkEnd w:id="11"/>
     <w:bookmarkStart w:id="12" w:name="danh-mục-các-hình"/>
     <w:p>
@@ -2950,11 +2916,6 @@
         </w:tc>
       </w:tr>
     </w:tbl>
-    <w:p>
-      <w:r>
-        <w:br w:type="page"/>
-      </w:r>
-    </w:p>
     <w:bookmarkEnd w:id="12"/>
     <w:bookmarkStart w:id="15" w:name="lời-mở-đầu"/>
     <w:p>
@@ -3430,11 +3391,6 @@
           <w:iCs/>
         </w:rPr>
         <w:t xml:space="preserve">“Hệ thống truy vết và bảo vệ tính toàn vẹn tài liệu văn bản thông qua kỹ thuật thủy vân số trên biểu diễn ảnh trang (Page-Image Document Watermarking) kết hợp chữ ký số trên hồ sơ cấp phát.”</w:t>
-      </w:r>
-    </w:p>
-    <w:p>
-      <w:r>
-        <w:br w:type="page"/>
       </w:r>
     </w:p>
     <w:bookmarkEnd w:id="14"/>
@@ -4391,11 +4347,6 @@
       </w:pPr>
       <w:r>
         <w:t xml:space="preserve">Khi giải mã, phía nhận chỉ cần lượng tử hóa hệ số nhận được và kiểm tra tính chẵn/lẻ của chỉ số lượng tử, hoàn toàn không cần ảnh gốc (Blind Extraction).</w:t>
-      </w:r>
-    </w:p>
-    <w:p>
-      <w:r>
-        <w:br w:type="page"/>
       </w:r>
     </w:p>
     <w:bookmarkEnd w:id="21"/>
@@ -7014,11 +6965,6 @@
         <w:t xml:space="preserve">Kết quả thực nghiệm phản ánh trung thực năng lực và ranh giới kỹ thuật thực tế của phương pháp Semi-fragile phân tán dựa trên khối DCT truyền thống: mô hình minh chứng quy trình phát hiện và định vị can thiệp trên ảnh trang tài liệu, nhưng độ chính xác định vị hình học (IoU) còn rất hạn chế trong điều kiện can thiệp diện tích lớn do bị chi phối bởi cơ chế fail-safe bảo vệ trước nén mạnh. Ranh giới này khẳng định sự cần thiết của các nghiên cứu sâu hơn về phân rã đặc trưng đa tỉ lệ hoặc mạng nơ-ron học sâu trong bài toán bảo vệ tính toàn vẹn hình ảnh.</w:t>
       </w:r>
     </w:p>
-    <w:p>
-      <w:r>
-        <w:br w:type="page"/>
-      </w:r>
-    </w:p>
     <w:bookmarkEnd w:id="31"/>
     <w:bookmarkEnd w:id="32"/>
     <w:bookmarkEnd w:id="33"/>
@@ -7043,10 +6989,10 @@
     <w:bookmarkStart w:id="34" w:name="X4cece4aaac2cf5df0f5548c11d42867de88453e"/>
     <w:p>
       <w:pPr>
-        <w:pStyle w:val="Heading4"/>
-      </w:pPr>
-      <w:r>
-        <w:t xml:space="preserve">3.1.0.1. Phân định ba cấp độ kiến trúc (Bắt buộc không đánh đồng)</w:t>
+        <w:pStyle w:val="Heading3"/>
+      </w:pPr>
+      <w:r>
+        <w:t xml:space="preserve">3.1.1. Phân định ba cấp độ kiến trúc (Bắt buộc không đánh đồng)</w:t>
       </w:r>
     </w:p>
     <w:p>
@@ -7371,10 +7317,10 @@
     <w:bookmarkStart w:id="35" w:name="kiến-trúc-hồ-sơ-toàn-vẹn-signed-manifest"/>
     <w:p>
       <w:pPr>
-        <w:pStyle w:val="Heading4"/>
-      </w:pPr>
-      <w:r>
-        <w:t xml:space="preserve">3.1.0.2. Kiến trúc hồ sơ toàn vẹn (Signed Manifest)</w:t>
+        <w:pStyle w:val="Heading3"/>
+      </w:pPr>
+      <w:r>
+        <w:t xml:space="preserve">3.1.2. Kiến trúc hồ sơ toàn vẹn (Signed Manifest)</w:t>
       </w:r>
     </w:p>
     <w:p>
@@ -7499,7 +7445,7 @@
         <w:rPr>
           <w:rStyle w:val="VerbatimChar"/>
         </w:rPr>
-        <w:t xml:space="preserve">+-----------------------------------------------------------------------------+</w:t>
+        <w:t xml:space="preserve">+---------------------------------------------------------------+</w:t>
       </w:r>
       <w:r>
         <w:br/>
@@ -7508,7 +7454,7 @@
         <w:rPr>
           <w:rStyle w:val="VerbatimChar"/>
         </w:rPr>
-        <w:t xml:space="preserve">|                          INTERNAL MANIFEST PAYLOAD                          |</w:t>
+        <w:t xml:space="preserve">|                    INTERNAL MANIFEST PAYLOAD                  |</w:t>
       </w:r>
       <w:r>
         <w:br/>
@@ -7517,7 +7463,7 @@
         <w:rPr>
           <w:rStyle w:val="VerbatimChar"/>
         </w:rPr>
-        <w:t xml:space="preserve">|  - schema_version: 1                                                        |</w:t>
+        <w:t xml:space="preserve">|  schema_version : 1                                           |</w:t>
       </w:r>
       <w:r>
         <w:br/>
@@ -7526,7 +7472,7 @@
         <w:rPr>
           <w:rStyle w:val="VerbatimChar"/>
         </w:rPr>
-        <w:t xml:space="preserve">|  - issuance_id: "de5cf342-faf4-4cc7-a581-f8899467bc13" (Khóa liên kết)     |</w:t>
+        <w:t xml:space="preserve">|  issuance_id    : de5cf342-...-f8899467bc13   (khóa liên kết) |</w:t>
       </w:r>
       <w:r>
         <w:br/>
@@ -7535,7 +7481,7 @@
         <w:rPr>
           <w:rStyle w:val="VerbatimChar"/>
         </w:rPr>
-        <w:t xml:space="preserve">|  - recipient_id: "89904907-4a28-4bdb-853d-cb4fa783290c" (Người nhận)       |</w:t>
+        <w:t xml:space="preserve">|  recipient_id   : 89904907-...-cb4fa783290c   (người nhận)    |</w:t>
       </w:r>
       <w:r>
         <w:br/>
@@ -7544,7 +7490,7 @@
         <w:rPr>
           <w:rStyle w:val="VerbatimChar"/>
         </w:rPr>
-        <w:t xml:space="preserve">|  - source_sha256: Hash tệp gốc ban đầu                                      |</w:t>
+        <w:t xml:space="preserve">|  source_sha256  : mã băm tệp gốc                              |</w:t>
       </w:r>
       <w:r>
         <w:br/>
@@ -7553,7 +7499,7 @@
         <w:rPr>
           <w:rStyle w:val="VerbatimChar"/>
         </w:rPr>
-        <w:t xml:space="preserve">|  - output_sha256: Hash tệp sau khi cấp phát                                 |</w:t>
+        <w:t xml:space="preserve">|  output_sha256  : mã băm tệp sau khi cấp phát                 |</w:t>
       </w:r>
       <w:r>
         <w:br/>
@@ -7562,7 +7508,7 @@
         <w:rPr>
           <w:rStyle w:val="VerbatimChar"/>
         </w:rPr>
-        <w:t xml:space="preserve">|  - signing_key_id: "key-integrity-20260908-01"                             |</w:t>
+        <w:t xml:space="preserve">|  signing_key_id : key-integrity-20260908-01                   |</w:t>
       </w:r>
       <w:r>
         <w:br/>
@@ -7571,7 +7517,7 @@
         <w:rPr>
           <w:rStyle w:val="VerbatimChar"/>
         </w:rPr>
-        <w:t xml:space="preserve">+-----------------------------------------------------------------------------+</w:t>
+        <w:t xml:space="preserve">+---------------------------------------------------------------+</w:t>
       </w:r>
       <w:r>
         <w:br/>
@@ -7763,10 +7709,10 @@
     <w:bookmarkStart w:id="36" w:name="Xfd66fde48663576034bdac7bc1475bfd74472d4"/>
     <w:p>
       <w:pPr>
-        <w:pStyle w:val="Heading4"/>
-      </w:pPr>
-      <w:r>
-        <w:t xml:space="preserve">3.1.0.3. Giải quyết</w:t>
+        <w:pStyle w:val="Heading3"/>
+      </w:pPr>
+      <w:r>
+        <w:t xml:space="preserve">3.1.3. Giải quyết</w:t>
       </w:r>
       <w:r>
         <w:t xml:space="preserve"> </w:t>
@@ -8402,10 +8348,10 @@
     <w:bookmarkStart w:id="37" w:name="X0312fa8f0b5c3bf9d42aa6b97dc89cc58c0c60c"/>
     <w:p>
       <w:pPr>
-        <w:pStyle w:val="Heading4"/>
-      </w:pPr>
-      <w:r>
-        <w:t xml:space="preserve">3.1.0.4. Minh bạch ngữ nghĩa trạng thái trên production (</w:t>
+        <w:pStyle w:val="Heading3"/>
+      </w:pPr>
+      <w:r>
+        <w:t xml:space="preserve">3.1.4. Minh bạch ngữ nghĩa trạng thái trên production (</w:t>
       </w:r>
       <w:r>
         <w:rPr>
@@ -8740,10 +8686,10 @@
     <w:bookmarkStart w:id="39" w:name="Xcf8aa613c906ea9fd0aaafebbe54b07b471d899"/>
     <w:p>
       <w:pPr>
-        <w:pStyle w:val="Heading4"/>
-      </w:pPr>
-      <w:r>
-        <w:t xml:space="preserve">3.2.0.1. Bảng ma trận so sánh đa chiều toàn diện (7 Tiêu chí</w:t>
+        <w:pStyle w:val="Heading3"/>
+      </w:pPr>
+      <w:r>
+        <w:t xml:space="preserve">3.2.1. Bảng ma trận so sánh đa chiều toàn diện (7 Tiêu chí</w:t>
       </w:r>
       <w:r>
         <w:t xml:space="preserve"> </w:t>
@@ -9664,10 +9610,10 @@
     <w:bookmarkStart w:id="42" w:name="Xe7db50e2b15f38fb2460a20c566d37b6de66f7f"/>
     <w:p>
       <w:pPr>
-        <w:pStyle w:val="Heading4"/>
-      </w:pPr>
-      <w:r>
-        <w:t xml:space="preserve">3.2.0.2. Phân tích tương phản chuyên sâu giữa các cặp kỹ thuật</w:t>
+        <w:pStyle w:val="Heading3"/>
+      </w:pPr>
+      <w:r>
+        <w:t xml:space="preserve">3.2.2. Phân tích tương phản chuyên sâu giữa các cặp kỹ thuật</w:t>
       </w:r>
     </w:p>
     <w:bookmarkStart w:id="40" w:name="Xab53887777fbc03152b585c5a5e7cbbed4ec9b9"/>
@@ -9828,11 +9774,6 @@
         <w:t xml:space="preserve">, nên phân hệ thủy vân bền vững chưa qua cổng phát hành. Từ 12/09/2026 nhóm đã bật nó trên chính hệ thống đang chạy để đo thực tế. Năm phép thử đầu tiên đều trượt, sau đó nhóm tìm ra nguyên nhân gốc và sửa. Phép đo ngày 14/09 cho thấy bản đang chạy truy được nguồn qua ảnh chụp màn hình thu nhỏ hơn một nửa và qua nén JPEG 70 trên vật mang có vùng màu chuyển mượt, nhưng không đồng bộ được trên trang chữ dày đặc. Số liệu đầy đủ và ranh giới ở Mục 4.2.1, 4.2.3 và 4.2.4.</w:t>
       </w:r>
     </w:p>
-    <w:p>
-      <w:r>
-        <w:br w:type="page"/>
-      </w:r>
-    </w:p>
     <w:bookmarkEnd w:id="41"/>
     <w:bookmarkEnd w:id="42"/>
     <w:bookmarkEnd w:id="43"/>
@@ -9858,10 +9799,10 @@
     <w:bookmarkStart w:id="45" w:name="sơ-đồ-kiến-trúc-hệ-thống-splitbind"/>
     <w:p>
       <w:pPr>
-        <w:pStyle w:val="Heading4"/>
-      </w:pPr>
-      <w:r>
-        <w:t xml:space="preserve">4.1.0.1. Sơ đồ kiến trúc hệ thống SplitBind</w:t>
+        <w:pStyle w:val="Heading3"/>
+      </w:pPr>
+      <w:r>
+        <w:t xml:space="preserve">4.1.1. Sơ đồ kiến trúc hệ thống SplitBind</w:t>
       </w:r>
     </w:p>
     <w:p>
@@ -10034,7 +9975,7 @@
         <w:rPr>
           <w:rStyle w:val="VerbatimChar"/>
         </w:rPr>
-        <w:t xml:space="preserve">          Direct Presigned S3               [ Cloudflare R2 Bucket ]</w:t>
+        <w:t xml:space="preserve">        Direct Presigned S3           [ Cloudflare R2 Bucket ]</w:t>
       </w:r>
       <w:r>
         <w:br/>
@@ -10043,7 +9984,7 @@
         <w:rPr>
           <w:rStyle w:val="VerbatimChar"/>
         </w:rPr>
-        <w:t xml:space="preserve">                  └───────────────────────────────► (PDF / PNG Objects)</w:t>
+        <w:t xml:space="preserve">                  └──────────────────────► (PDF / PNG Objects)</w:t>
       </w:r>
       <w:r>
         <w:br/>
@@ -10055,7 +9996,7 @@
         <w:rPr>
           <w:rStyle w:val="VerbatimChar"/>
         </w:rPr>
-        <w:t xml:space="preserve">─────────────────────────────────────────────────────────────────────────────</w:t>
+        <w:t xml:space="preserve">──────────────────────────────────────────────────────────────</w:t>
       </w:r>
       <w:r>
         <w:br/>
@@ -10064,7 +10005,7 @@
         <w:rPr>
           <w:rStyle w:val="VerbatimChar"/>
         </w:rPr>
-        <w:t xml:space="preserve">                TẦNG NGHIÊN CỨU và KIỂM THỬ THUẬT TOÁN (RESEARCH)</w:t>
+        <w:t xml:space="preserve">        TẦNG NGHIÊN CỨU và KIỂM THỬ THUẬT TOÁN (RESEARCH)</w:t>
       </w:r>
       <w:r>
         <w:br/>
@@ -10073,7 +10014,7 @@
         <w:rPr>
           <w:rStyle w:val="VerbatimChar"/>
         </w:rPr>
-        <w:t xml:space="preserve">  [ Python Reference Codec ] ──► [ Synthetic Corpus ] ──► [ Attack Matrix ]</w:t>
+        <w:t xml:space="preserve">  [ Python Reference Codec ]</w:t>
       </w:r>
       <w:r>
         <w:br/>
@@ -10082,7 +10023,7 @@
         <w:rPr>
           <w:rStyle w:val="VerbatimChar"/>
         </w:rPr>
-        <w:t xml:space="preserve">    - DWT-DCT-QIM Fingerprint                             - 31 Image Attacks</w:t>
+        <w:t xml:space="preserve">        ──► [ Synthetic Corpus ] ──► [ Attack Matrix ]</w:t>
       </w:r>
       <w:r>
         <w:br/>
@@ -10091,17 +10032,26 @@
         <w:rPr>
           <w:rStyle w:val="VerbatimChar"/>
         </w:rPr>
-        <w:t xml:space="preserve">    - Semi-fragile HMAC Tamper                            - 4 Tamper Attacks</w:t>
+        <w:t xml:space="preserve">    - DWT-DCT-QIM Fingerprint          - 31 Image Attacks</w:t>
+      </w:r>
+      <w:r>
+        <w:br/>
+      </w:r>
+      <w:r>
+        <w:rPr>
+          <w:rStyle w:val="VerbatimChar"/>
+        </w:rPr>
+        <w:t xml:space="preserve">    - Semi-fragile HMAC Tamper         - 4 Tamper Attacks</w:t>
       </w:r>
     </w:p>
     <w:bookmarkEnd w:id="45"/>
     <w:bookmarkStart w:id="46" w:name="hai-quy-trình-nghiệp-vụ-cốt-lõi"/>
     <w:p>
       <w:pPr>
-        <w:pStyle w:val="Heading4"/>
-      </w:pPr>
-      <w:r>
-        <w:t xml:space="preserve">4.1.0.2. Hai quy trình nghiệp vụ cốt lõi</w:t>
+        <w:pStyle w:val="Heading3"/>
+      </w:pPr>
+      <w:r>
+        <w:t xml:space="preserve">4.1.2. Hai quy trình nghiệp vụ cốt lõi</w:t>
       </w:r>
     </w:p>
     <w:p>
@@ -17198,7 +17148,7 @@
         <w:rPr>
           <w:rStyle w:val="VerbatimChar"/>
         </w:rPr>
-        <w:t xml:space="preserve">tỉ lệ 0.625   t0 ber=0.000 -- er=21 | t1 ber=0.000 -- er=21 | t2 ber=0.000 -- er=24</w:t>
+        <w:t xml:space="preserve">tỉ lệ 0.625</w:t>
       </w:r>
       <w:r>
         <w:br/>
@@ -17207,7 +17157,25 @@
         <w:rPr>
           <w:rStyle w:val="VerbatimChar"/>
         </w:rPr>
-        <w:t xml:space="preserve">tỉ lệ 0.500   t0 ber=0.000 OK er=3  | t1 ber=0.000 OK er=5  | t2 ber=0.000 OK er=10</w:t>
+        <w:t xml:space="preserve">  t0 ber=0.000 -- er=21 | t1 ber=0.000 -- er=21 | t2 ber=0.000 -- er=24</w:t>
+      </w:r>
+      <w:r>
+        <w:br/>
+      </w:r>
+      <w:r>
+        <w:rPr>
+          <w:rStyle w:val="VerbatimChar"/>
+        </w:rPr>
+        <w:t xml:space="preserve">tỉ lệ 0.500</w:t>
+      </w:r>
+      <w:r>
+        <w:br/>
+      </w:r>
+      <w:r>
+        <w:rPr>
+          <w:rStyle w:val="VerbatimChar"/>
+        </w:rPr>
+        <w:t xml:space="preserve">  t0 ber=0.000 OK er=3  | t1 ber=0.000 OK er=5  | t2 ber=0.000 OK er=10</w:t>
       </w:r>
     </w:p>
     <w:p>
@@ -24915,11 +24883,6 @@
         <w:t xml:space="preserve">Vật mang quyết định, không phải cường độ nhúng: hai trang chữ khác nhau độ dày nét trả cùng một cái giá về chất lượng nhưng cho kết quả truy vết ngược nhau</w:t>
       </w:r>
     </w:p>
-    <w:p>
-      <w:r>
-        <w:br w:type="page"/>
-      </w:r>
-    </w:p>
     <w:bookmarkEnd w:id="115"/>
     <w:bookmarkEnd w:id="116"/>
     <w:bookmarkStart w:id="117" w:name="kết-luận"/>
@@ -24993,11 +24956,6 @@
       </w:pPr>
       <w:r>
         <w:t xml:space="preserve">Hướng phát triển rút ra trực tiếp từ chẩn đoán: chuẩn hoá khung ảnh trước khi giải mã, ước lượng tỉ lệ cắt thay vì liệt kê một giá trị cứng, cho phép hai trục co giãn độc lập, và cuối cùng mới là chọn vật mang theo nội dung. Xa hơn, bước lượng tử thích nghi theo mô hình thị giác người và các kiến trúc học sâu là lối đi cho lớp thất bại thứ ba.</w:t>
-      </w:r>
-    </w:p>
-    <w:p>
-      <w:r>
-        <w:br w:type="page"/>
       </w:r>
     </w:p>
     <w:bookmarkEnd w:id="117"/>
@@ -25675,11 +25633,6 @@
       </w:r>
       <w:r>
         <w:t xml:space="preserve">GitHub repository. [Online]. Available: https://github.com/ShieldMnt/invisible-watermark</w:t>
-      </w:r>
-    </w:p>
-    <w:p>
-      <w:r>
-        <w:br w:type="page"/>
       </w:r>
     </w:p>
     <w:bookmarkEnd w:id="118"/>

--- a/docs/project/Nhom9_TruyVetToanVenVanBan.docx
+++ b/docs/project/Nhom9_TruyVetToanVenVanBan.docx
@@ -4412,13 +4412,6 @@
         <w:t xml:space="preserve">Ứng dụng thủy vân bán dễ vỡ trong phát hiện và định vị sửa đổi (Tamper Detection &amp; Localization).</w:t>
       </w:r>
     </w:p>
-    <w:p>
-      <w:r>
-        <w:pict>
-          <v:rect style="width:0;height:1.5pt" o:hralign="center" o:hrstd="t" o:hr="t"/>
-        </w:pict>
-      </w:r>
-    </w:p>
     <w:bookmarkStart w:id="27" w:name="X309070127ac9b595d19338b9992d494ea1f4902"/>
     <w:p>
       <w:pPr>
@@ -5766,13 +5759,6 @@
       </w:r>
       <w:r>
         <w:t xml:space="preserve">Thuật toán chứng minh tính khả thi của việc nhúng định danh 128-bit với độ trung thực tín hiệu cao trên mảng điểm ảnh, nhưng còn hạn chế trước các biến đổi phi tuyến và nén lossy nặng. Một hướng nghiên cứu tiếp theo có thể xem xét là Deep Watermarking (như kiến trúc HiDDeN, StegaStamp) kết hợp mạng nơ-ron tích chập tự mã hóa (Autoencoder) bên cạnh việc tối ưu hóa bước lượng tử hóa thích nghi theo đặc trưng cục bộ.</w:t>
-      </w:r>
-    </w:p>
-    <w:p>
-      <w:r>
-        <w:pict>
-          <v:rect style="width:0;height:1.5pt" o:hralign="center" o:hrstd="t" o:hr="t"/>
-        </w:pict>
       </w:r>
     </w:p>
     <w:bookmarkEnd w:id="26"/>
@@ -7306,13 +7292,6 @@
         <w:t xml:space="preserve">Đây vẫn là năng lực chưa qua cổng phát hành mà nhóm tự đặt: mọi kết quả truy vết đều mang nhãn giới hạn về độ thu hồi, do chính hệ thống gắn vào chứ không phải do người viết báo cáo thêm vào.</w:t>
       </w:r>
     </w:p>
-    <w:p>
-      <w:r>
-        <w:pict>
-          <v:rect style="width:0;height:1.5pt" o:hralign="center" o:hrstd="t" o:hr="t"/>
-        </w:pict>
-      </w:r>
-    </w:p>
     <w:bookmarkEnd w:id="34"/>
     <w:bookmarkStart w:id="35" w:name="kiến-trúc-hồ-sơ-toàn-vẹn-signed-manifest"/>
     <w:p>
@@ -7696,13 +7675,6 @@
       </w:r>
       <w:r>
         <w:t xml:space="preserve">Tạo biểu diễn JSON xác định / chuẩn tắc (canonical representation) độc lập với thư viện tuần tự hóa, bảo đảm đầu vào của hàm băm và chữ ký số luôn ổn định, lặp lại được (deterministic input for hashing and signing).</w:t>
-      </w:r>
-    </w:p>
-    <w:p>
-      <w:r>
-        <w:pict>
-          <v:rect style="width:0;height:1.5pt" o:hralign="center" o:hrstd="t" o:hr="t"/>
-        </w:pict>
       </w:r>
     </w:p>
     <w:bookmarkEnd w:id="35"/>
@@ -8337,13 +8309,6 @@
         <w:t xml:space="preserve">Hai cơ chế không triệt tiêu nhau mà tạo thành Hai tầng phòng thủ bổ trợ nhau (Defense-in-Depth).</w:t>
       </w:r>
     </w:p>
-    <w:p>
-      <w:r>
-        <w:pict>
-          <v:rect style="width:0;height:1.5pt" o:hralign="center" o:hrstd="t" o:hr="t"/>
-        </w:pict>
-      </w:r>
-    </w:p>
     <w:bookmarkEnd w:id="36"/>
     <w:bookmarkStart w:id="37" w:name="X0312fa8f0b5c3bf9d42aa6b97dc89cc58c0c60c"/>
     <w:p>
@@ -9599,13 +9564,6 @@
         </w:tc>
       </w:tr>
     </w:tbl>
-    <w:p>
-      <w:r>
-        <w:pict>
-          <v:rect style="width:0;height:1.5pt" o:hralign="center" o:hrstd="t" o:hr="t"/>
-        </w:pict>
-      </w:r>
-    </w:p>
     <w:bookmarkEnd w:id="39"/>
     <w:bookmarkStart w:id="42" w:name="Xe7db50e2b15f38fb2460a20c566d37b6de66f7f"/>
     <w:p>
@@ -11496,13 +11454,6 @@
         </w:tc>
       </w:tr>
     </w:tbl>
-    <w:p>
-      <w:r>
-        <w:pict>
-          <v:rect style="width:0;height:1.5pt" o:hralign="center" o:hrstd="t" o:hr="t"/>
-        </w:pict>
-      </w:r>
-    </w:p>
     <w:bookmarkStart w:id="52" w:name="X2dc8171bf5516aa1ce2ed0a2f6469e7ddf0161c"/>
     <w:p>
       <w:pPr>
@@ -13538,13 +13489,6 @@
       </w:r>
       <w:r>
         <w:t xml:space="preserve">mà không nói rõ đó là thế hệ V1. Trên cùng corpus, thế hệ nghiên cứu hiện tại đạt 0.750 ở JPEG-70.</w:t>
-      </w:r>
-    </w:p>
-    <w:p>
-      <w:r>
-        <w:pict>
-          <v:rect style="width:0;height:1.5pt" o:hralign="center" o:hrstd="t" o:hr="t"/>
-        </w:pict>
       </w:r>
     </w:p>
     <w:bookmarkEnd w:id="51"/>
@@ -23695,13 +23639,6 @@
         <w:t xml:space="preserve">Trước thay đổi này, mã chọn hồ sơ bằng cách lấy phần tử đầu của lưới ứng viên rồi mới đối chiếu định danh. Thứ tự của một tệp hợp đồng vì thế quyết định thuật toán nào thực sự chạy trên hệ thống thật, một sự phụ thuộc không được ghi ở đâu cả. Nay mã tra hồ sơ theo định danh, nên hợp đồng có sắp xếp lại thì hành vi vẫn giữ nguyên.</w:t>
       </w:r>
     </w:p>
-    <w:p>
-      <w:r>
-        <w:pict>
-          <v:rect style="width:0;height:1.5pt" o:hralign="center" o:hrstd="t" o:hr="t"/>
-        </w:pict>
-      </w:r>
-    </w:p>
     <w:bookmarkEnd w:id="80"/>
     <w:bookmarkEnd w:id="81"/>
     <w:bookmarkStart w:id="86" w:name="Xaa532e4a1fa2fd6b350d447a5422868d3bab935"/>
@@ -24011,13 +23948,6 @@
       </w:r>
       <w:r>
         <w:t xml:space="preserve">Bốn điều trên là kết luận rút ra từ việc đọc mã nguồn, không phải từ phép đo của nhóm. Chưa điều nào được cài đặt và đo trong dự án này, nên chúng là đề xuất có căn cứ chứ chưa phải kết quả.</w:t>
-      </w:r>
-    </w:p>
-    <w:p>
-      <w:r>
-        <w:pict>
-          <v:rect style="width:0;height:1.5pt" o:hralign="center" o:hrstd="t" o:hr="t"/>
-        </w:pict>
       </w:r>
     </w:p>
     <w:bookmarkEnd w:id="85"/>

--- a/docs/project/Nhom9_TruyVetToanVenVanBan.docx
+++ b/docs/project/Nhom9_TruyVetToanVenVanBan.docx
@@ -1115,6 +1115,38 @@
                 <w:b/>
                 <w:bCs/>
               </w:rPr>
+              <w:t xml:space="preserve">chuỗi xử lý (pipeline)</w:t>
+            </w:r>
+          </w:p>
+        </w:tc>
+        <w:tc>
+          <w:tcPr/>
+          <w:p>
+            <w:pPr>
+              <w:pStyle w:val="Compact"/>
+              <w:spacing w:before="40" w:after="40" w:line="240" w:lineRule="auto"/>
+              <w:jc w:val="left"/>
+            </w:pPr>
+            <w:r>
+              <w:t xml:space="preserve">Dãy bước xử lý nối tiếp nhau, đầu ra của bước trước là đầu vào của bước sau. Tài liệu tiếng Việt cũng gọi là quy trình xử lý; bản báo cáo này dùng thống nhất một cách gọi.</w:t>
+            </w:r>
+          </w:p>
+        </w:tc>
+      </w:tr>
+      <w:tr>
+        <w:tc>
+          <w:tcPr/>
+          <w:p>
+            <w:pPr>
+              <w:pStyle w:val="Compact"/>
+              <w:spacing w:before="40" w:after="40" w:line="240" w:lineRule="auto"/>
+              <w:jc w:val="left"/>
+            </w:pPr>
+            <w:r>
+              <w:rPr>
+                <w:b/>
+                <w:bCs/>
+              </w:rPr>
               <w:t xml:space="preserve">corpus</w:t>
             </w:r>
           </w:p>
@@ -1339,6 +1371,38 @@
                 <w:b/>
                 <w:bCs/>
               </w:rPr>
+              <w:t xml:space="preserve">fail-safe</w:t>
+            </w:r>
+          </w:p>
+        </w:tc>
+        <w:tc>
+          <w:tcPr/>
+          <w:p>
+            <w:pPr>
+              <w:pStyle w:val="Compact"/>
+              <w:spacing w:before="40" w:after="40" w:line="240" w:lineRule="auto"/>
+              <w:jc w:val="left"/>
+            </w:pPr>
+            <w:r>
+              <w:t xml:space="preserve">Cơ chế tự chuyển về trạng thái an toàn khi không đủ căn cứ kết luận: ở đây là từ chối báo vùng sửa đổi thay vì báo bừa. Tài liệu tiếng Việt thường giữ nguyên từ này.</w:t>
+            </w:r>
+          </w:p>
+        </w:tc>
+      </w:tr>
+      <w:tr>
+        <w:tc>
+          <w:tcPr/>
+          <w:p>
+            <w:pPr>
+              <w:pStyle w:val="Compact"/>
+              <w:spacing w:before="40" w:after="40" w:line="240" w:lineRule="auto"/>
+              <w:jc w:val="left"/>
+            </w:pPr>
+            <w:r>
+              <w:rPr>
+                <w:b/>
+                <w:bCs/>
+              </w:rPr>
               <w:t xml:space="preserve">fixture</w:t>
             </w:r>
           </w:p>
@@ -1531,6 +1595,38 @@
                 <w:b/>
                 <w:bCs/>
               </w:rPr>
+              <w:t xml:space="preserve">kết xuất (render)</w:t>
+            </w:r>
+          </w:p>
+        </w:tc>
+        <w:tc>
+          <w:tcPr/>
+          <w:p>
+            <w:pPr>
+              <w:pStyle w:val="Compact"/>
+              <w:spacing w:before="40" w:after="40" w:line="240" w:lineRule="auto"/>
+              <w:jc w:val="left"/>
+            </w:pPr>
+            <w:r>
+              <w:t xml:space="preserve">Chuyển một trang tài liệu thành lưới điểm ảnh để thuật toán xử lý tín hiệu làm việc lên đó.</w:t>
+            </w:r>
+          </w:p>
+        </w:tc>
+      </w:tr>
+      <w:tr>
+        <w:tc>
+          <w:tcPr/>
+          <w:p>
+            <w:pPr>
+              <w:pStyle w:val="Compact"/>
+              <w:spacing w:before="40" w:after="40" w:line="240" w:lineRule="auto"/>
+              <w:jc w:val="left"/>
+            </w:pPr>
+            <w:r>
+              <w:rPr>
+                <w:b/>
+                <w:bCs/>
+              </w:rPr>
               <w:t xml:space="preserve">letterbox</w:t>
             </w:r>
           </w:p>
@@ -1545,6 +1641,38 @@
             </w:pPr>
             <w:r>
               <w:t xml:space="preserve">Dải viền trơn mà ảnh chụp màn hình thêm vào hai bên khung ảnh khi tỉ lệ không khớp</w:t>
+            </w:r>
+          </w:p>
+        </w:tc>
+      </w:tr>
+      <w:tr>
+        <w:tc>
+          <w:tcPr/>
+          <w:p>
+            <w:pPr>
+              <w:pStyle w:val="Compact"/>
+              <w:spacing w:before="40" w:after="40" w:line="240" w:lineRule="auto"/>
+              <w:jc w:val="left"/>
+            </w:pPr>
+            <w:r>
+              <w:rPr>
+                <w:b/>
+                <w:bCs/>
+              </w:rPr>
+              <w:t xml:space="preserve">luminance</w:t>
+            </w:r>
+          </w:p>
+        </w:tc>
+        <w:tc>
+          <w:tcPr/>
+          <w:p>
+            <w:pPr>
+              <w:pStyle w:val="Compact"/>
+              <w:spacing w:before="40" w:after="40" w:line="240" w:lineRule="auto"/>
+              <w:jc w:val="left"/>
+            </w:pPr>
+            <w:r>
+              <w:t xml:space="preserve">Kênh độ sáng của ảnh, tách riêng khỏi kênh màu. Thủy vân chỉ được nhúng trên kênh này.</w:t>
             </w:r>
           </w:p>
         </w:tc>
@@ -1691,6 +1819,38 @@
                 <w:b/>
                 <w:bCs/>
               </w:rPr>
+              <w:t xml:space="preserve">pilot</w:t>
+            </w:r>
+          </w:p>
+        </w:tc>
+        <w:tc>
+          <w:tcPr/>
+          <w:p>
+            <w:pPr>
+              <w:pStyle w:val="Compact"/>
+              <w:spacing w:before="40" w:after="40" w:line="240" w:lineRule="auto"/>
+              <w:jc w:val="left"/>
+            </w:pPr>
+            <w:r>
+              <w:t xml:space="preserve">Tín hiệu mốc cài sẵn ở các vị trí tần số đã biết, giúp bên giải mã dò lại khung hình gốc của ảnh. Tài liệu viễn thông tiếng Việt giữ nguyên từ này.</w:t>
+            </w:r>
+          </w:p>
+        </w:tc>
+      </w:tr>
+      <w:tr>
+        <w:tc>
+          <w:tcPr/>
+          <w:p>
+            <w:pPr>
+              <w:pStyle w:val="Compact"/>
+              <w:spacing w:before="40" w:after="40" w:line="240" w:lineRule="auto"/>
+              <w:jc w:val="left"/>
+            </w:pPr>
+            <w:r>
+              <w:rPr>
+                <w:b/>
+                <w:bCs/>
+              </w:rPr>
               <w:t xml:space="preserve">pre-gate</w:t>
             </w:r>
           </w:p>
@@ -1883,6 +2043,38 @@
                 <w:b/>
                 <w:bCs/>
               </w:rPr>
+              <w:t xml:space="preserve">raster</w:t>
+            </w:r>
+          </w:p>
+        </w:tc>
+        <w:tc>
+          <w:tcPr/>
+          <w:p>
+            <w:pPr>
+              <w:pStyle w:val="Compact"/>
+              <w:spacing w:before="40" w:after="40" w:line="240" w:lineRule="auto"/>
+              <w:jc w:val="left"/>
+            </w:pPr>
+            <w:r>
+              <w:t xml:space="preserve">Cách biểu diễn ảnh bằng lưới điểm ảnh, phân biệt với ảnh vector vẽ bằng đường nét.</w:t>
+            </w:r>
+          </w:p>
+        </w:tc>
+      </w:tr>
+      <w:tr>
+        <w:tc>
+          <w:tcPr/>
+          <w:p>
+            <w:pPr>
+              <w:pStyle w:val="Compact"/>
+              <w:spacing w:before="40" w:after="40" w:line="240" w:lineRule="auto"/>
+              <w:jc w:val="left"/>
+            </w:pPr>
+            <w:r>
+              <w:rPr>
+                <w:b/>
+                <w:bCs/>
+              </w:rPr>
               <w:t xml:space="preserve">RBAC</w:t>
             </w:r>
           </w:p>
@@ -2171,6 +2363,38 @@
                 <w:b/>
                 <w:bCs/>
               </w:rPr>
+              <w:t xml:space="preserve">trải phổ (spread spectrum)</w:t>
+            </w:r>
+          </w:p>
+        </w:tc>
+        <w:tc>
+          <w:tcPr/>
+          <w:p>
+            <w:pPr>
+              <w:pStyle w:val="Compact"/>
+              <w:spacing w:before="40" w:after="40" w:line="240" w:lineRule="auto"/>
+              <w:jc w:val="left"/>
+            </w:pPr>
+            <w:r>
+              <w:t xml:space="preserve">Kỹ thuật rải một bit thông tin ra nhiều hệ số tín hiệu, để mất một phần hệ số vẫn đọc lại được bit đó.</w:t>
+            </w:r>
+          </w:p>
+        </w:tc>
+      </w:tr>
+      <w:tr>
+        <w:tc>
+          <w:tcPr/>
+          <w:p>
+            <w:pPr>
+              <w:pStyle w:val="Compact"/>
+              <w:spacing w:before="40" w:after="40" w:line="240" w:lineRule="auto"/>
+              <w:jc w:val="left"/>
+            </w:pPr>
+            <w:r>
+              <w:rPr>
+                <w:b/>
+                <w:bCs/>
+              </w:rPr>
               <w:t xml:space="preserve">UUID</w:t>
             </w:r>
           </w:p>
@@ -2185,6 +2409,38 @@
             </w:pPr>
             <w:r>
               <w:t xml:space="preserve">Universally Unique Identifier, định danh duy nhất toàn cục, dài 128 bit</w:t>
+            </w:r>
+          </w:p>
+        </w:tc>
+      </w:tr>
+      <w:tr>
+        <w:tc>
+          <w:tcPr/>
+          <w:p>
+            <w:pPr>
+              <w:pStyle w:val="Compact"/>
+              <w:spacing w:before="40" w:after="40" w:line="240" w:lineRule="auto"/>
+              <w:jc w:val="left"/>
+            </w:pPr>
+            <w:r>
+              <w:rPr>
+                <w:b/>
+                <w:bCs/>
+              </w:rPr>
+              <w:t xml:space="preserve">vật mang</w:t>
+            </w:r>
+          </w:p>
+        </w:tc>
+        <w:tc>
+          <w:tcPr/>
+          <w:p>
+            <w:pPr>
+              <w:pStyle w:val="Compact"/>
+              <w:spacing w:before="40" w:after="40" w:line="240" w:lineRule="auto"/>
+              <w:jc w:val="left"/>
+            </w:pPr>
+            <w:r>
+              <w:t xml:space="preserve">Dữ liệu dùng để chở thủy vân. Trong hệ thống này vật mang là ảnh của từng trang tài liệu, nên nội dung trang quyết định thủy vân sống được hay không.</w:t>
             </w:r>
           </w:p>
         </w:tc>
@@ -3206,11 +3462,7 @@
         <w:t xml:space="preserve"> </w:t>
       </w:r>
       <w:r>
-        <w:rPr>
-          <w:i/>
-          <w:iCs/>
-        </w:rPr>
-        <w:t xml:space="preserve">văn bản</w:t>
+        <w:t xml:space="preserve">“văn bản”</w:t>
       </w:r>
       <w:r>
         <w:t xml:space="preserve">, nhưng các yêu cầu kỹ thuật chi tiết lại yêu cầu nghiên cứu và ứng dụng thủy vân trên</w:t>
@@ -3219,11 +3471,7 @@
         <w:t xml:space="preserve"> </w:t>
       </w:r>
       <w:r>
-        <w:rPr>
-          <w:i/>
-          <w:iCs/>
-        </w:rPr>
-        <w:t xml:space="preserve">hình ảnh</w:t>
+        <w:t xml:space="preserve">“hình ảnh”</w:t>
       </w:r>
       <w:r>
         <w:t xml:space="preserve">.</w:t>
@@ -3242,7 +3490,7 @@
           <w:b/>
           <w:bCs/>
         </w:rPr>
-        <w:t xml:space="preserve">Bản chất đường ống xử lý thực tế của SplitBind:</w:t>
+        <w:t xml:space="preserve">Bốn việc hệ thống thực sự làm với một tài liệu:</w:t>
       </w:r>
     </w:p>
     <w:p>
@@ -3259,13 +3507,13 @@
           <w:b/>
           <w:bCs/>
         </w:rPr>
-        <w:t xml:space="preserve">Tài liệu là vật mang nghiệp vụ (Business Document Layer):</w:t>
-      </w:r>
-      <w:r>
-        <w:t xml:space="preserve"> </w:t>
-      </w:r>
-      <w:r>
-        <w:t xml:space="preserve">Đầu vào và đầu ra của người dùng cuối là tệp tài liệu số. Hệ thống đang chạy nhận ba định dạng ở cả hai chiều cấp phát và xác minh: PDF (</w:t>
+        <w:t xml:space="preserve">Tài liệu là thứ người dùng đưa vào và nhận về.</w:t>
+      </w:r>
+      <w:r>
+        <w:t xml:space="preserve"> </w:t>
+      </w:r>
+      <w:r>
+        <w:t xml:space="preserve">Hệ thống đang chạy nhận ba định dạng ở cả hai chiều cấp phát và xác minh: PDF (</w:t>
       </w:r>
       <w:r>
         <w:rPr>
@@ -3308,13 +3556,13 @@
           <w:b/>
           <w:bCs/>
         </w:rPr>
-        <w:t xml:space="preserve">Biểu diễn ảnh trang là vật mang tín hiệu (Signal Representation Layer):</w:t>
-      </w:r>
-      <w:r>
-        <w:t xml:space="preserve"> </w:t>
-      </w:r>
-      <w:r>
-        <w:t xml:space="preserve">Nhằm hướng tới khả năng chống chịu các kênh rò rỉ ngoại tuyến (in ấn ra giấy, quét lại, chụp màn hình máy tính, chuyển đổi thành ảnh đăng tải lên mạng xã hội), hệ thống chuyển đổi (render) từng trang tài liệu PDF thành mảng điểm ảnh raster hai chiều (kênh độ sáng Luminance) ở độ phân giải xác định, cụ thể là hệ số kết xuất 2.0 tương đương 144 DPI so với mốc 72 DPI mặc định của PDF.</w:t>
+        <w:t xml:space="preserve">Ảnh của từng trang mới là thứ thuật toán làm việc trên đó.</w:t>
+      </w:r>
+      <w:r>
+        <w:t xml:space="preserve"> </w:t>
+      </w:r>
+      <w:r>
+        <w:t xml:space="preserve">Một tài liệu rò rỉ thường không rò dưới dạng tệp gốc, mà dưới dạng bản in chụp lại, bản quét, ảnh chụp màn hình hoặc ảnh đăng lên mạng xã hội. Để dấu vết còn sống qua những kênh đó, hệ thống kết xuất (render) mỗi trang PDF thành một lưới điểm ảnh hai chiều và chỉ giữ kênh độ sáng (luminance), ở hệ số kết xuất 2.0, tương đương 144 DPI so với mốc 72 DPI mặc định của PDF.</w:t>
       </w:r>
     </w:p>
     <w:p>
@@ -3330,13 +3578,13 @@
           <w:b/>
           <w:bCs/>
         </w:rPr>
-        <w:t xml:space="preserve">Thủy vân số tác động trên ảnh trang:</w:t>
-      </w:r>
-      <w:r>
-        <w:t xml:space="preserve"> </w:t>
-      </w:r>
-      <w:r>
-        <w:t xml:space="preserve">Các thuật toán thủy vân số (cả nhúng vết định danh rò rỉ lẫn nhúng thẻ xác thực toàn vẹn) được áp dụng trực tiếp lên biểu diễn ảnh raster của từng trang. Sau khi xử lý tín hiệu, trang ảnh được tái đóng gói trở lại thành tệp PDF hoàn chỉnh.</w:t>
+        <w:t xml:space="preserve">Thủy vân số được nhúng vào ảnh trang.</w:t>
+      </w:r>
+      <w:r>
+        <w:t xml:space="preserve"> </w:t>
+      </w:r>
+      <w:r>
+        <w:t xml:space="preserve">Cả vết định danh dùng để truy nguồn rò rỉ lẫn thẻ xác thực dùng để phát hiện sửa đổi đều được nhúng thẳng vào lưới điểm ảnh của từng trang. Xử lý xong, các trang ảnh được đóng gói trở lại thành một tệp PDF hoàn chỉnh.</w:t>
       </w:r>
     </w:p>
     <w:p>
@@ -3352,13 +3600,13 @@
           <w:b/>
           <w:bCs/>
         </w:rPr>
-        <w:t xml:space="preserve">Chữ ký số tác động trên toàn văn bản:</w:t>
-      </w:r>
-      <w:r>
-        <w:t xml:space="preserve"> </w:t>
-      </w:r>
-      <w:r>
-        <w:t xml:space="preserve">Chữ ký số Ed25519 được tạo trên manifest, tức hồ sơ cấp phát chứa mã băm SHA-256 của toàn bộ tệp đã phát hành.</w:t>
+        <w:t xml:space="preserve">Chữ ký số được ký trên cả tệp.</w:t>
+      </w:r>
+      <w:r>
+        <w:t xml:space="preserve"> </w:t>
+      </w:r>
+      <w:r>
+        <w:t xml:space="preserve">Chữ ký Ed25519 được tạo trên manifest, tức hồ sơ cấp phát chứa mã băm SHA-256 của toàn bộ tệp đã phát hành.</w:t>
       </w:r>
     </w:p>
     <w:p>
@@ -3910,13 +4158,13 @@
     </w:p>
     <w:bookmarkEnd w:id="18"/>
     <w:bookmarkEnd w:id="19"/>
-    <w:bookmarkStart w:id="20" w:name="Xf4f68e8f9c7977d306da2c919e17b576f12faa2"/>
+    <w:bookmarkStart w:id="20" w:name="Xe512d1925d137a9b04feca38113dfa82c8b8562"/>
     <w:p>
       <w:pPr>
         <w:pStyle w:val="Heading2"/>
       </w:pPr>
       <w:r>
-        <w:t xml:space="preserve">1.3. Tam giác đánh đổi cốt lõi (The Fundamental Trade-off Triangle)</w:t>
+        <w:t xml:space="preserve">1.3. Tam giác đánh đổi cốt lõi (fundamental trade-off triangle)</w:t>
       </w:r>
     </w:p>
     <w:p>
@@ -4623,17 +4871,13 @@
           <w:b/>
           <w:bCs/>
         </w:rPr>
-        <w:t xml:space="preserve"> </w:t>
-      </w:r>
-      <w:r>
-        <w:rPr>
-          <w:b/>
-          <w:bCs/>
-        </w:rPr>
-        <w:t xml:space="preserve">(Định danh cấp phát cốt lõi): Đúng 16 byte (128-bit UUID ngẫu nhiên)</w:t>
-      </w:r>
-      <w:r>
-        <w:t xml:space="preserve">. Định danh này ánh xạ duy nhất tới một lần phát hành cho một người nhận cụ thể trong cơ sở dữ liệu.</w:t>
+        <w:t xml:space="preserve">, định danh cấp phát cốt lõi.</w:t>
+      </w:r>
+      <w:r>
+        <w:t xml:space="preserve"> </w:t>
+      </w:r>
+      <w:r>
+        <w:t xml:space="preserve">Đúng 16 byte, tức một UUID 128 bit sinh ngẫu nhiên. Định danh này ánh xạ duy nhất tới một lần phát hành cho một người nhận cụ thể trong cơ sở dữ liệu.</w:t>
       </w:r>
     </w:p>
     <w:p>
@@ -4956,13 +5200,13 @@
       </w:r>
     </w:p>
     <w:bookmarkEnd w:id="23"/>
-    <w:bookmarkStart w:id="24" w:name="X865106fb1066283e1d58aa0c4a5d620bfca82d1"/>
+    <w:bookmarkStart w:id="24" w:name="X1603ecaffd529b8f98fee9a64474d35d4c0fe76"/>
     <w:p>
       <w:pPr>
         <w:pStyle w:val="Heading3"/>
       </w:pPr>
       <w:r>
-        <w:t xml:space="preserve">2.1.2. Pipeline nhúng và trích xuất thủy vân DWT-DCT-QIM</w:t>
+        <w:t xml:space="preserve">2.1.2. Chuỗi xử lý nhúng và trích xuất thủy vân DWT-DCT-QIM</w:t>
       </w:r>
     </w:p>
     <w:p>
@@ -5503,13 +5747,13 @@
       </w:r>
     </w:p>
     <w:bookmarkEnd w:id="25"/>
-    <w:bookmarkStart w:id="26" w:name="X2b23632458c3b57a80170a4e09df891c06c28a8"/>
+    <w:bookmarkStart w:id="26" w:name="giới-hạn-kỹ-thuật-đã-nhận-diện"/>
     <w:p>
       <w:pPr>
         <w:pStyle w:val="Heading3"/>
       </w:pPr>
       <w:r>
-        <w:t xml:space="preserve">2.1.4. Ranh giới giới hạn kỹ thuật thực tế (Limitations)</w:t>
+        <w:t xml:space="preserve">2.1.4. Giới hạn kỹ thuật đã nhận diện</w:t>
       </w:r>
     </w:p>
     <w:p>
@@ -5726,17 +5970,7 @@
         <w:pStyle w:val="FirstParagraph"/>
       </w:pPr>
       <w:r>
-        <w:rPr>
-          <w:b/>
-          <w:bCs/>
-        </w:rPr>
-        <w:t xml:space="preserve">Ba ranh giới trên là số đo của thế hệ V1 và đã thay đổi.</w:t>
-      </w:r>
-      <w:r>
-        <w:t xml:space="preserve"> </w:t>
-      </w:r>
-      <w:r>
-        <w:t xml:space="preserve">Một nguyên nhân khiến JPEG-70 và Resize-0.75 thất bại nằm ở cách bên nhận kế toán ký hiệu bị xoá chứ không ở vật mang; sau khi sửa phần kế toán đó, cả hai ca này giải mã được trên bộ khung nghiên cứu, và ca ảnh chụp màn hình cũng vậy. Cần nói rõ phạm vi: đó là số đo của bộ khung nghiên cứu, còn trên đường đi thật của dịch vụ thì vật mang mới là yếu tố quyết định, và với trang chữ nét mảnh thì nén JPEG-70 vẫn chưa truy được. Số đo sau khi sửa cùng chẩn đoán đầy đủ nằm ở Mục 4.2.4, phần đo trên dịch vụ ở Mục 4.2.4.5. Giữ nguyên các con số V1 ở đây vì chúng là mốc so sánh của quá trình, không phải mô tả hiện trạng.</w:t>
+        <w:t xml:space="preserve">Ba ranh giới trên là số đo của thế hệ V1 và đã thay đổi. Một nguyên nhân khiến JPEG-70 và Resize-0.75 thất bại nằm ở cách bên nhận đếm số ký hiệu bị khai là xoá, chứ không ở vật mang; sau khi sửa phép đếm đó, cả hai ca này giải mã được trên bộ khung nghiên cứu, và ca ảnh chụp màn hình cũng vậy. Cần nói rõ phạm vi: đó là số đo của bộ khung nghiên cứu, còn trên đường đi thật của dịch vụ thì vật mang mới là yếu tố quyết định, và với trang chữ nét mảnh thì nén JPEG-70 vẫn chưa truy được. Số đo sau khi sửa cùng chẩn đoán đầy đủ nằm ở Mục 4.2.4, phần đo trên dịch vụ ở Mục 4.2.4.5. Giữ nguyên các con số V1 ở đây vì chúng là mốc so sánh của quá trình, không phải mô tả hiện trạng.</w:t>
       </w:r>
       <w:r>
         <w:t xml:space="preserve"> </w:t>
@@ -6827,7 +7061,7 @@
           <w:b/>
           <w:bCs/>
         </w:rPr>
-        <w:t xml:space="preserve">Nguyên nhân chính dẫn đến IoU ~ 0.09 (Cơ chế Fail-safe):</w:t>
+        <w:t xml:space="preserve">Nguyên nhân chính dẫn đến IoU ~ 0.09 (cơ chế fail-safe):</w:t>
       </w:r>
     </w:p>
     <w:p>
@@ -6972,13 +7206,13 @@
         <w:t xml:space="preserve">3.1. Ứng dụng chữ ký số trong bảo vệ thông tin truy vết</w:t>
       </w:r>
     </w:p>
-    <w:bookmarkStart w:id="34" w:name="X4cece4aaac2cf5df0f5548c11d42867de88453e"/>
+    <w:bookmarkStart w:id="34" w:name="X93f43f39a15f2b2e9f1ab28406ed334a7faa634"/>
     <w:p>
       <w:pPr>
         <w:pStyle w:val="Heading3"/>
       </w:pPr>
       <w:r>
-        <w:t xml:space="preserve">3.1.1. Phân định ba cấp độ kiến trúc (Bắt buộc không đánh đồng)</w:t>
+        <w:t xml:space="preserve">3.1.1. Phân định ba cấp độ kiến trúc, không được đánh đồng với nhau</w:t>
       </w:r>
     </w:p>
     <w:p>
@@ -7355,7 +7589,7 @@
         <w:jc w:val="left"/>
       </w:pPr>
       <w:r>
-        <w:t xml:space="preserve">Hệ thống không ký trực tiếp lên file PDF nhị phân, mà sử dụng mô hình Hồ sơ toàn vẹn chuẩn hóa (Signed Manifest) nhằm thiết lập liên kết mật mã (cryptographic binding) chặt chẽ giữa tài liệu phát hành và các siêu dữ liệu truy vết nghiệp vụ (</w:t>
+        <w:t xml:space="preserve">Hệ thống không ký trực tiếp lên file PDF nhị phân, mà sử dụng mô hình hồ sơ toàn vẹn có chữ ký (signed manifest) nhằm thiết lập liên kết mật mã (cryptographic binding) chặt chẽ giữa tài liệu phát hành và các siêu dữ liệu truy vết nghiệp vụ (</w:t>
       </w:r>
       <w:r>
         <w:rPr>
@@ -7750,7 +7984,7 @@
           <w:b/>
           <w:bCs/>
         </w:rPr>
-        <w:t xml:space="preserve">Lời giải kỹ thuật của Nhóm 9 (Nguyên lý Phân tầng Trách nhiệm):</w:t>
+        <w:t xml:space="preserve">Lời giải kỹ thuật của Nhóm 9 (nguyên lý phân tầng trách nhiệm):</w:t>
       </w:r>
     </w:p>
     <w:p>
@@ -8149,7 +8383,7 @@
           <w:i/>
           <w:iCs/>
         </w:rPr>
-        <w:t xml:space="preserve">). Câu văn ở các bản báo cáo trước, nói rằng production ký trên tệp cấp phát nguyên bản còn đường ống</w:t>
+        <w:t xml:space="preserve">). Câu văn ở các bản báo cáo trước, nói rằng production ký trên tệp cấp phát nguyên bản còn chuỗi xử lý (pipeline)</w:t>
       </w:r>
       <w:r>
         <w:rPr>
@@ -8648,30 +8882,13 @@
         <w:t xml:space="preserve">(tổng hợp từ [1], [2], [14] và [15])</w:t>
       </w:r>
     </w:p>
-    <w:bookmarkStart w:id="39" w:name="Xcf8aa613c906ea9fd0aaafebbe54b07b471d899"/>
+    <w:bookmarkStart w:id="39" w:name="X731dd5071b32ee17cfdf115e5fb1cc74bfa1fef"/>
     <w:p>
       <w:pPr>
         <w:pStyle w:val="Heading3"/>
       </w:pPr>
       <w:r>
-        <w:t xml:space="preserve">3.2.1. Bảng ma trận so sánh đa chiều toàn diện (7 Tiêu chí</w:t>
-      </w:r>
-      <w:r>
-        <w:t xml:space="preserve"> </w:t>
-      </w:r>
-      <m:oMath>
-        <m:r>
-          <m:rPr>
-            <m:sty m:val="p"/>
-          </m:rPr>
-          <m:t>×</m:t>
-        </m:r>
-      </m:oMath>
-      <w:r>
-        <w:t xml:space="preserve"> </w:t>
-      </w:r>
-      <w:r>
-        <w:t xml:space="preserve">6 Kỹ thuật)</w:t>
+        <w:t xml:space="preserve">3.2.1. Ma trận so sánh: bảy tiêu chí trên sáu kỹ thuật</w:t>
       </w:r>
     </w:p>
     <w:p>
@@ -8954,86 +9171,46 @@
               <w:jc w:val="left"/>
             </w:pPr>
             <w:r>
-              <w:rPr>
-                <w:b/>
-                <w:bCs/>
-              </w:rPr>
-              <w:t xml:space="preserve">Không:</w:t>
-            </w:r>
-            <w:r>
-              <w:t xml:space="preserve"> </w:t>
-            </w:r>
-            <w:r>
-              <w:t xml:space="preserve">Phép xác minh tệp thất bại khi có bất kỳ biến đổi byte nào (digest không khớp).</w:t>
-            </w:r>
-          </w:p>
-        </w:tc>
-        <w:tc>
-          <w:tcPr/>
-          <w:p>
-            <w:pPr>
-              <w:pStyle w:val="Compact"/>
-              <w:spacing w:before="40" w:after="40" w:line="240" w:lineRule="auto"/>
-              <w:jc w:val="left"/>
-            </w:pPr>
-            <w:r>
-              <w:rPr>
-                <w:b/>
-                <w:bCs/>
-              </w:rPr>
-              <w:t xml:space="preserve">Cao:</w:t>
-            </w:r>
-            <w:r>
-              <w:t xml:space="preserve"> </w:t>
-            </w:r>
-            <w:r>
-              <w:t xml:space="preserve">Thiết kế để sống sót qua nén lossy, crop, resize, in-scan trong ngưỡng.</w:t>
-            </w:r>
-          </w:p>
-        </w:tc>
-        <w:tc>
-          <w:tcPr/>
-          <w:p>
-            <w:pPr>
-              <w:pStyle w:val="Compact"/>
-              <w:spacing w:before="40" w:after="40" w:line="240" w:lineRule="auto"/>
-              <w:jc w:val="left"/>
-            </w:pPr>
-            <w:r>
-              <w:rPr>
-                <w:b/>
-                <w:bCs/>
-              </w:rPr>
-              <w:t xml:space="preserve">Trung bình / chọn lọc:</w:t>
-            </w:r>
-            <w:r>
-              <w:t xml:space="preserve"> </w:t>
-            </w:r>
-            <w:r>
-              <w:t xml:space="preserve">Bền trước nén nhẹ; báo động khi sửa nội dung.</w:t>
-            </w:r>
-          </w:p>
-        </w:tc>
-        <w:tc>
-          <w:tcPr/>
-          <w:p>
-            <w:pPr>
-              <w:pStyle w:val="Compact"/>
-              <w:spacing w:before="40" w:after="40" w:line="240" w:lineRule="auto"/>
-              <w:jc w:val="left"/>
-            </w:pPr>
-            <w:r>
-              <w:rPr>
-                <w:b/>
-                <w:bCs/>
-              </w:rPr>
-              <w:t xml:space="preserve">Thấp:</w:t>
-            </w:r>
-            <w:r>
-              <w:t xml:space="preserve"> </w:t>
-            </w:r>
-            <w:r>
-              <w:t xml:space="preserve">Thường bị phá hủy khi vật mang bị nén lại hoặc biến đổi.</w:t>
+              <w:t xml:space="preserve">Không: Phép xác minh tệp thất bại khi có bất kỳ biến đổi byte nào (digest không khớp).</w:t>
+            </w:r>
+          </w:p>
+        </w:tc>
+        <w:tc>
+          <w:tcPr/>
+          <w:p>
+            <w:pPr>
+              <w:pStyle w:val="Compact"/>
+              <w:spacing w:before="40" w:after="40" w:line="240" w:lineRule="auto"/>
+              <w:jc w:val="left"/>
+            </w:pPr>
+            <w:r>
+              <w:t xml:space="preserve">Cao: Thiết kế để sống sót qua nén lossy, crop, resize, in-scan trong ngưỡng.</w:t>
+            </w:r>
+          </w:p>
+        </w:tc>
+        <w:tc>
+          <w:tcPr/>
+          <w:p>
+            <w:pPr>
+              <w:pStyle w:val="Compact"/>
+              <w:spacing w:before="40" w:after="40" w:line="240" w:lineRule="auto"/>
+              <w:jc w:val="left"/>
+            </w:pPr>
+            <w:r>
+              <w:t xml:space="preserve">Trung bình / chọn lọc: Bền trước nén nhẹ; báo động khi sửa nội dung.</w:t>
+            </w:r>
+          </w:p>
+        </w:tc>
+        <w:tc>
+          <w:tcPr/>
+          <w:p>
+            <w:pPr>
+              <w:pStyle w:val="Compact"/>
+              <w:spacing w:before="40" w:after="40" w:line="240" w:lineRule="auto"/>
+              <w:jc w:val="left"/>
+            </w:pPr>
+            <w:r>
+              <w:t xml:space="preserve">Thấp: Thường bị phá hủy khi vật mang bị nén lại hoặc biến đổi.</w:t>
             </w:r>
           </w:p>
         </w:tc>
@@ -9117,17 +9294,7 @@
               <w:jc w:val="left"/>
             </w:pPr>
             <w:r>
-              <w:rPr>
-                <w:b/>
-                <w:bCs/>
-              </w:rPr>
-              <w:t xml:space="preserve">Có hỗ trợ:</w:t>
-            </w:r>
-            <w:r>
-              <w:t xml:space="preserve"> </w:t>
-            </w:r>
-            <w:r>
-              <w:t xml:space="preserve">Xuất tọa độ vùng nghi vấn.</w:t>
+              <w:t xml:space="preserve">Có hỗ trợ: Xuất tọa độ vùng nghi vấn.</w:t>
             </w:r>
           </w:p>
         </w:tc>
@@ -9509,17 +9676,7 @@
               <w:jc w:val="left"/>
             </w:pPr>
             <w:r>
-              <w:rPr>
-                <w:b/>
-                <w:bCs/>
-              </w:rPr>
-              <w:t xml:space="preserve">Cung cấp tính chống chối bỏ mật mã học;</w:t>
-            </w:r>
-            <w:r>
-              <w:t xml:space="preserve"> </w:t>
-            </w:r>
-            <w:r>
-              <w:t xml:space="preserve">giá trị pháp lý phụ thuộc quản lý khóa và luật sở tại.</w:t>
+              <w:t xml:space="preserve">Cung cấp tính chống chối bỏ mật mã học; giá trị pháp lý phụ thuộc quản lý khóa và luật sở tại.</w:t>
             </w:r>
           </w:p>
         </w:tc>
@@ -10482,7 +10639,7 @@
               <w:jc w:val="left"/>
             </w:pPr>
             <w:r>
-              <w:t xml:space="preserve">Đối tượng đo lường và pipeline</w:t>
+              <w:t xml:space="preserve">Đối tượng đo lường và chuỗi xử lý</w:t>
             </w:r>
           </w:p>
         </w:tc>
@@ -10529,8 +10686,6 @@
             <w:r>
               <w:rPr>
                 <w:rStyle w:val="VerbatimChar"/>
-                <w:b/>
-                <w:bCs/>
               </w:rPr>
               <w:t xml:space="preserve">41.69 dB</w:t>
             </w:r>
@@ -10639,8 +10794,6 @@
             <w:r>
               <w:rPr>
                 <w:rStyle w:val="VerbatimChar"/>
-                <w:b/>
-                <w:bCs/>
               </w:rPr>
               <w:t xml:space="preserve">0.9825</w:t>
             </w:r>
@@ -10739,8 +10892,6 @@
             <w:r>
               <w:rPr>
                 <w:rStyle w:val="VerbatimChar"/>
-                <w:b/>
-                <w:bCs/>
               </w:rPr>
               <w:t xml:space="preserve">65.7 - 70.7 dB</w:t>
             </w:r>
@@ -10818,8 +10969,6 @@
             <w:r>
               <w:rPr>
                 <w:rStyle w:val="VerbatimChar"/>
-                <w:b/>
-                <w:bCs/>
               </w:rPr>
               <w:t xml:space="preserve">0.9998 - 0.9999</w:t>
             </w:r>
@@ -10897,8 +11046,6 @@
             <w:r>
               <w:rPr>
                 <w:rStyle w:val="VerbatimChar"/>
-                <w:b/>
-                <w:bCs/>
               </w:rPr>
               <w:t xml:space="preserve">32.736 hàng</w:t>
             </w:r>
@@ -11062,23 +11209,13 @@
             <w:r>
               <w:rPr>
                 <w:rStyle w:val="VerbatimChar"/>
-                <w:b/>
-                <w:bCs/>
               </w:rPr>
               <w:t xml:space="preserve">0.00%</w:t>
             </w:r>
             <w:r>
-              <w:rPr>
-                <w:b/>
-                <w:bCs/>
-              </w:rPr>
               <w:t xml:space="preserve"> </w:t>
             </w:r>
             <w:r>
-              <w:rPr>
-                <w:b/>
-                <w:bCs/>
-              </w:rPr>
               <w:t xml:space="preserve">(0 / 682)</w:t>
             </w:r>
           </w:p>
@@ -11155,8 +11292,6 @@
             <w:r>
               <w:rPr>
                 <w:rStyle w:val="VerbatimChar"/>
-                <w:b/>
-                <w:bCs/>
               </w:rPr>
               <w:t xml:space="preserve">48 hàng</w:t>
             </w:r>
@@ -11296,23 +11431,13 @@
             <w:r>
               <w:rPr>
                 <w:rStyle w:val="VerbatimChar"/>
-                <w:b/>
-                <w:bCs/>
               </w:rPr>
               <w:t xml:space="preserve">0.089981</w:t>
             </w:r>
             <w:r>
-              <w:rPr>
-                <w:b/>
-                <w:bCs/>
-              </w:rPr>
               <w:t xml:space="preserve"> </w:t>
             </w:r>
             <w:r>
-              <w:rPr>
-                <w:b/>
-                <w:bCs/>
-              </w:rPr>
               <w:t xml:space="preserve">(~0.09)</w:t>
             </w:r>
           </w:p>
@@ -11389,23 +11514,13 @@
             <w:r>
               <w:rPr>
                 <w:rStyle w:val="VerbatimChar"/>
-                <w:b/>
-                <w:bCs/>
               </w:rPr>
               <w:t xml:space="preserve">0%</w:t>
             </w:r>
             <w:r>
-              <w:rPr>
-                <w:b/>
-                <w:bCs/>
-              </w:rPr>
               <w:t xml:space="preserve"> </w:t>
             </w:r>
             <w:r>
-              <w:rPr>
-                <w:b/>
-                <w:bCs/>
-              </w:rPr>
               <w:t xml:space="preserve">(0 / 12)</w:t>
             </w:r>
           </w:p>
@@ -11454,13 +11569,13 @@
         </w:tc>
       </w:tr>
     </w:tbl>
-    <w:bookmarkStart w:id="52" w:name="X2dc8171bf5516aa1ce2ed0a2f6469e7ddf0161c"/>
+    <w:bookmarkStart w:id="52" w:name="X945e946a6bb16552800ca0d5e17c450b179f4c4"/>
     <w:p>
       <w:pPr>
         <w:pStyle w:val="Heading3"/>
       </w:pPr>
       <w:r>
-        <w:t xml:space="preserve">4.2.1. BỔ SUNG: KẾT QUẢ ĐO THẾ HỆ V3 (KHÔNG THAY THẾ FROZEN METRICS V1)</w:t>
+        <w:t xml:space="preserve">4.2.1. Kết quả đo thế hệ V3, bổ sung chứ không thay thế bộ số liệu V1 đã khoá</w:t>
       </w:r>
     </w:p>
     <w:p>
@@ -11795,10 +11910,6 @@
               <w:jc w:val="left"/>
             </w:pPr>
             <w:r>
-              <w:rPr>
-                <w:b/>
-                <w:bCs/>
-              </w:rPr>
               <w:t xml:space="preserve">9 / 12 (0.750)</w:t>
             </w:r>
           </w:p>
@@ -11853,10 +11964,6 @@
               <w:jc w:val="left"/>
             </w:pPr>
             <w:r>
-              <w:rPr>
-                <w:b/>
-                <w:bCs/>
-              </w:rPr>
               <w:t xml:space="preserve">8 / 12 (0.667)</w:t>
             </w:r>
           </w:p>
@@ -11911,10 +12018,6 @@
               <w:jc w:val="left"/>
             </w:pPr>
             <w:r>
-              <w:rPr>
-                <w:b/>
-                <w:bCs/>
-              </w:rPr>
               <w:t xml:space="preserve">9 / 12 (0.750)</w:t>
             </w:r>
           </w:p>
@@ -11969,10 +12072,6 @@
               <w:jc w:val="left"/>
             </w:pPr>
             <w:r>
-              <w:rPr>
-                <w:b/>
-                <w:bCs/>
-              </w:rPr>
               <w:t xml:space="preserve">0 / 352</w:t>
             </w:r>
           </w:p>
@@ -12027,10 +12126,6 @@
               <w:jc w:val="left"/>
             </w:pPr>
             <w:r>
-              <w:rPr>
-                <w:b/>
-                <w:bCs/>
-              </w:rPr>
               <w:t xml:space="preserve">0</w:t>
             </w:r>
           </w:p>
@@ -12463,10 +12558,6 @@
               <w:jc w:val="left"/>
             </w:pPr>
             <w:r>
-              <w:rPr>
-                <w:b/>
-                <w:bCs/>
-              </w:rPr>
               <w:t xml:space="preserve">Có</w:t>
             </w:r>
           </w:p>
@@ -12480,10 +12571,6 @@
               <w:jc w:val="left"/>
             </w:pPr>
             <w:r>
-              <w:rPr>
-                <w:b/>
-                <w:bCs/>
-              </w:rPr>
               <w:t xml:space="preserve">0</w:t>
             </w:r>
           </w:p>
@@ -12525,10 +12612,6 @@
               <w:jc w:val="left"/>
             </w:pPr>
             <w:r>
-              <w:rPr>
-                <w:b/>
-                <w:bCs/>
-              </w:rPr>
               <w:t xml:space="preserve">Có</w:t>
             </w:r>
           </w:p>
@@ -12542,10 +12625,6 @@
               <w:jc w:val="left"/>
             </w:pPr>
             <w:r>
-              <w:rPr>
-                <w:b/>
-                <w:bCs/>
-              </w:rPr>
               <w:t xml:space="preserve">0</w:t>
             </w:r>
           </w:p>
@@ -12600,10 +12679,6 @@
               <w:jc w:val="left"/>
             </w:pPr>
             <w:r>
-              <w:rPr>
-                <w:b/>
-                <w:bCs/>
-              </w:rPr>
               <w:t xml:space="preserve">1</w:t>
             </w:r>
           </w:p>
@@ -13374,7 +13449,7 @@
         <w:pStyle w:val="BodyText"/>
       </w:pPr>
       <w:r>
-        <w:t xml:space="preserve">Dung lượng tệp tạm bằng 0 ở mọi hàng vì toàn bộ pipeline tấn công và giải mã chạy trong bộ nhớ, không ghi tệp tạm.</w:t>
+        <w:t xml:space="preserve">Dung lượng tệp tạm bằng 0 ở mọi hàng vì toàn bộ chuỗi xử lý tấn công và giải mã chạy trong bộ nhớ, không ghi tệp tạm.</w:t>
       </w:r>
     </w:p>
     <w:bookmarkEnd w:id="50"/>
@@ -13499,7 +13574,7 @@
         <w:pStyle w:val="Heading3"/>
       </w:pPr>
       <w:r>
-        <w:t xml:space="preserve">4.2.2. ĐỊNH VỊ KẾT QUẢ CỦA NHÓM SO VỚI CÁC CÔNG TRÌNH MÃ NGUỒN MỞ</w:t>
+        <w:t xml:space="preserve">4.2.2. Định vị kết quả của nhóm so với các công trình mã nguồn mở</w:t>
       </w:r>
     </w:p>
     <w:p>
@@ -14059,40 +14134,20 @@
               <w:jc w:val="left"/>
             </w:pPr>
             <w:r>
-              <w:rPr>
-                <w:b/>
-                <w:bCs/>
-              </w:rPr>
-              <w:t xml:space="preserve">75%</w:t>
-            </w:r>
-            <w:r>
-              <w:t xml:space="preserve"> </w:t>
-            </w:r>
-            <w:r>
-              <w:t xml:space="preserve">(JPEG-70)</w:t>
-            </w:r>
-          </w:p>
-        </w:tc>
-        <w:tc>
-          <w:tcPr/>
-          <w:p>
-            <w:pPr>
-              <w:pStyle w:val="Compact"/>
-              <w:spacing w:before="40" w:after="40" w:line="240" w:lineRule="auto"/>
-              <w:jc w:val="left"/>
-            </w:pPr>
-            <w:r>
-              <w:rPr>
-                <w:b/>
-                <w:bCs/>
-              </w:rPr>
-              <w:t xml:space="preserve">67%</w:t>
-            </w:r>
-            <w:r>
-              <w:t xml:space="preserve"> </w:t>
-            </w:r>
-            <w:r>
-              <w:t xml:space="preserve">(0.75x)</w:t>
+              <w:t xml:space="preserve">75% (JPEG-70)</w:t>
+            </w:r>
+          </w:p>
+        </w:tc>
+        <w:tc>
+          <w:tcPr/>
+          <w:p>
+            <w:pPr>
+              <w:pStyle w:val="Compact"/>
+              <w:spacing w:before="40" w:after="40" w:line="240" w:lineRule="auto"/>
+              <w:jc w:val="left"/>
+            </w:pPr>
+            <w:r>
+              <w:t xml:space="preserve">67% (0.75x)</w:t>
             </w:r>
           </w:p>
         </w:tc>
@@ -14118,17 +14173,7 @@
               <w:jc w:val="left"/>
             </w:pPr>
             <w:r>
-              <w:rPr>
-                <w:b/>
-                <w:bCs/>
-              </w:rPr>
-              <w:t xml:space="preserve">75%</w:t>
-            </w:r>
-            <w:r>
-              <w:t xml:space="preserve"> </w:t>
-            </w:r>
-            <w:r>
-              <w:t xml:space="preserve">(0.25x)</w:t>
+              <w:t xml:space="preserve">75% (0.25x)</w:t>
             </w:r>
           </w:p>
         </w:tc>
@@ -14324,10 +14369,6 @@
               <w:jc w:val="left"/>
             </w:pPr>
             <w:r>
-              <w:rPr>
-                <w:b/>
-                <w:bCs/>
-              </w:rPr>
               <w:t xml:space="preserve">1.000</w:t>
             </w:r>
           </w:p>
@@ -14369,10 +14410,6 @@
               <w:jc w:val="left"/>
             </w:pPr>
             <w:r>
-              <w:rPr>
-                <w:b/>
-                <w:bCs/>
-              </w:rPr>
               <w:t xml:space="preserve">1.000</w:t>
             </w:r>
           </w:p>
@@ -14414,10 +14451,6 @@
               <w:jc w:val="left"/>
             </w:pPr>
             <w:r>
-              <w:rPr>
-                <w:b/>
-                <w:bCs/>
-              </w:rPr>
               <w:t xml:space="preserve">1.000</w:t>
             </w:r>
           </w:p>
@@ -15249,17 +15282,7 @@
         </w:numPr>
       </w:pPr>
       <w:r>
-        <w:rPr>
-          <w:b/>
-          <w:bCs/>
-        </w:rPr>
-        <w:t xml:space="preserve">Vị thế của SplitBind thuận lợi hơn các thư viện công khai ở đúng điểm này.</w:t>
-      </w:r>
-      <w:r>
-        <w:t xml:space="preserve"> </w:t>
-      </w:r>
-      <w:r>
-        <w:t xml:space="preserve">Một công cụ thủy vân mù buộc phải suy đoán hình học gốc: thư viện [19] dò vét 200 mốc tỉ lệ trong dải 0.5 đến 2.0 bằng tương quan chuẩn hóa, và hàm ước lượng tham số cắt của nó còn đòi hỏi ảnh gốc. SplitBind giữ hồ sơ cấp phát nên có thể render lại trang gốc bất kỳ lúc nào; thứ mà thư viện phải đoán thì hệ thống của nhóm chỉ việc tra ra.</w:t>
+        <w:t xml:space="preserve">Vị thế của SplitBind thuận lợi hơn các thư viện công khai ở đúng điểm này. Một công cụ thủy vân mù buộc phải suy đoán hình học gốc: thư viện [19] dò vét 200 mốc tỉ lệ trong dải 0.5 đến 2.0 bằng tương quan chuẩn hóa, và hàm ước lượng tham số cắt của nó còn đòi hỏi ảnh gốc. SplitBind giữ hồ sơ cấp phát nên có thể render lại trang gốc bất kỳ lúc nào; thứ mà thư viện phải đoán thì hệ thống của nhóm chỉ việc tra ra.</w:t>
       </w:r>
     </w:p>
     <w:p>
@@ -15271,17 +15294,7 @@
         </w:numPr>
       </w:pPr>
       <w:r>
-        <w:rPr>
-          <w:b/>
-          <w:bCs/>
-        </w:rPr>
-        <w:t xml:space="preserve">Loại B cần đổi vật mang chứ không cần chỉnh tham số.</w:t>
-      </w:r>
-      <w:r>
-        <w:t xml:space="preserve"> </w:t>
-      </w:r>
-      <w:r>
-        <w:t xml:space="preserve">Các hệ thống ở Bảng 4.6 đạt 100% dưới nén mạnh nhờ bộ mã hóa và giải mã học sâu chuẩn hóa toàn khung về một độ phân giải cố định trước khi giải, chứ không dò tìm lưới nhúng.</w:t>
+        <w:t xml:space="preserve">Loại B cần đổi vật mang chứ không cần chỉnh tham số. Các hệ thống ở Bảng 4.6 đạt 100% dưới nén mạnh nhờ bộ mã hóa và giải mã học sâu chuẩn hóa toàn khung về một độ phân giải cố định trước khi giải, chứ không dò tìm lưới nhúng.</w:t>
       </w:r>
     </w:p>
     <w:p>
@@ -15293,17 +15306,7 @@
         </w:numPr>
       </w:pPr>
       <w:r>
-        <w:rPr>
-          <w:b/>
-          <w:bCs/>
-        </w:rPr>
-        <w:t xml:space="preserve">Phần nhóm chưa giải được cũng là phần chưa ai giải được.</w:t>
-      </w:r>
-      <w:r>
-        <w:t xml:space="preserve"> </w:t>
-      </w:r>
-      <w:r>
-        <w:t xml:space="preserve">Cắt còn một nửa cho 0% ở TrustMark và 28 đến 39% ở hai hệ còn lại; xoay 5 độ cho 22% ở TrustMark. Đây là thuộc tính của bài toán, không phải khuyết điểm riêng của cài đặt trong dự án này.</w:t>
+        <w:t xml:space="preserve">Phần nhóm chưa giải được cũng là phần chưa ai giải được. Cắt còn một nửa cho 0% ở TrustMark và 28 đến 39% ở hai hệ còn lại; xoay 5 độ cho 22% ở TrustMark. Đây là thuộc tính của bài toán, không phải khuyết điểm riêng của cài đặt trong dự án này.</w:t>
       </w:r>
     </w:p>
     <w:p>
@@ -15334,13 +15337,13 @@
     </w:p>
     <w:bookmarkEnd w:id="57"/>
     <w:bookmarkEnd w:id="58"/>
-    <w:bookmarkStart w:id="64" w:name="X8c8f8a23adc60b72eba62eb1d2bafba81588c01"/>
+    <w:bookmarkStart w:id="64" w:name="X62980232c1274514aff6c8d65887e138697f9f6"/>
     <w:p>
       <w:pPr>
         <w:pStyle w:val="Heading3"/>
       </w:pPr>
       <w:r>
-        <w:t xml:space="preserve">4.2.3. BẬT THỦY VÂN TRÊN HỆ THỐNG ĐANG CHẠY: ĐO THỰC TẾ VÀ NGUYÊN NHÂN GỐC THỨ HAI</w:t>
+        <w:t xml:space="preserve">4.2.3. Bật thủy vân trên hệ thống đang chạy: số đo thực tế và nguyên nhân gốc thứ hai</w:t>
       </w:r>
     </w:p>
     <w:p>
@@ -16443,122 +16446,112 @@
         <w:pStyle w:val="BodyText"/>
       </w:pPr>
       <w:r>
+        <w:t xml:space="preserve">Trang văn bản là vật mang gần như tệ nhất có thể cho thiết kế này. Nó gần như toàn trắng, chỉ có những nét chữ tương phản cao và thưa, tức gần như không có kết cấu trung tần để điều chế, mà trung tần lại đúng là nơi payload QIM cư trú. Trang gradient nhiều kết cấu giữ được bằng chứng payload qua cả phép thu nhỏ 0.50, trong khi trang văn bản không cho ra gì ngay cả khi không bị tấn công.</w:t>
+      </w:r>
+    </w:p>
+    <w:p>
+      <w:pPr>
+        <w:pStyle w:val="BodyText"/>
+      </w:pPr>
+      <w:r>
+        <w:t xml:space="preserve">Hệ quả trực tiếp: mọi tài liệu thật mà sản phẩm này cấp phát đều là trang văn bản. Một tỉ lệ độ bền đo trên corpus gồm gradient và hình vector không đại diện cho đầu vào thật của sản phẩm, và không được đọc như một năng lực sản phẩm.</w:t>
+      </w:r>
+    </w:p>
+    <w:p>
+      <w:pPr>
+        <w:pStyle w:val="BodyText"/>
+      </w:pPr>
+      <w:r>
+        <w:t xml:space="preserve">Chẩn đoán này giải thích được điều mà ba thế hệ tinh chỉnh tham số không giải thích nổi. Nhóm đã lần lượt bác bỏ ba hướng chỉnh tham số ở Mục 4.3, rồi chẩn đoán nút thắt nằm ở tập giả thuyết hình học. Chẩn đoán đó đúng cho lớp thất bại do mất đồng bộ. Nhưng nó không cứu được tình huống mà payload chưa bao giờ sống sót qua khâu trích, và đó mới là tình huống thực tế của dự án trên chính tài liệu của mình.</w:t>
+      </w:r>
+    </w:p>
+    <w:bookmarkEnd w:id="61"/>
+    <w:bookmarkStart w:id="62" w:name="hệ-quả-cho-kiến-trúc-v4"/>
+    <w:p>
+      <w:pPr>
+        <w:pStyle w:val="Heading4"/>
+      </w:pPr>
+      <w:r>
+        <w:t xml:space="preserve">4.2.3.4. Hệ quả cho kiến trúc V4</w:t>
+      </w:r>
+    </w:p>
+    <w:p>
+      <w:pPr>
+        <w:pStyle w:val="FirstParagraph"/>
+      </w:pPr>
+      <w:r>
+        <w:t xml:space="preserve">Ba điều chỉnh so với đề xuất ở Mục 4.3.</w:t>
+      </w:r>
+    </w:p>
+    <w:p>
+      <w:pPr>
+        <w:pStyle w:val="BodyText"/>
+      </w:pPr>
+      <w:r>
+        <w:t xml:space="preserve">Chuẩn hóa khung ảnh vẫn đúng và vẫn nên làm, vì nó giải triệt để lớp mất đồng bộ, và Bảng 4.7 đã đo được hiệu quả đó trên chính trang tài liệu của nhóm. Nhưng nó không còn là bước đầu tiên.</w:t>
+      </w:r>
+    </w:p>
+    <w:p>
+      <w:pPr>
+        <w:pStyle w:val="BodyText"/>
+      </w:pPr>
+      <w:r>
+        <w:t xml:space="preserve">Bước đầu tiên phải là chọn lại vật mang hoặc miền nhúng cho phù hợp với trang văn bản. Payload phải nằm ở nơi trang văn bản thực sự có năng lượng, thay vì ở dải trung tần mà trang văn bản gần như không có.</w:t>
+      </w:r>
+    </w:p>
+    <w:p>
+      <w:pPr>
+        <w:pStyle w:val="BodyText"/>
+      </w:pPr>
+      <w:r>
+        <w:t xml:space="preserve">Và tiêu chí nghiệm thu phải đổi: mọi cổng phát hành về sau phải đo trên corpus gồm trang văn bản render từ PDF thật, không phải gradient hay hình vector. Một con số đo trên vật mang không đại diện là một con số không dùng được, dù quy mô benchmark có lớn đến đâu.</w:t>
+      </w:r>
+    </w:p>
+    <w:bookmarkEnd w:id="62"/>
+    <w:bookmarkStart w:id="63" w:name="ranh-giới-của-kết-luận-này"/>
+    <w:p>
+      <w:pPr>
+        <w:pStyle w:val="Heading4"/>
+      </w:pPr>
+      <w:r>
+        <w:t xml:space="preserve">4.2.3.5. Ranh giới của kết luận này</w:t>
+      </w:r>
+    </w:p>
+    <w:p>
+      <w:pPr>
+        <w:pStyle w:val="FirstParagraph"/>
+      </w:pPr>
+      <w:r>
+        <w:t xml:space="preserve">Đây là phép đo trên một hệ thống thật với năm phép thử, cộng một phép thăm dò ba vật mang nhân năm điều kiện. Nó đủ để bác bỏ một giả thuyết cụ thể và đủ để nêu một chẩn đoán, nhưng chưa phải một chiến dịch đo lường có quy mô thống kê. Nhóm công bố nó vì kết quả âm tính là một phần của đóng góp khoa học, và vì nó thay đổi hướng đi của V4.</w:t>
+      </w:r>
+    </w:p>
+    <w:p>
+      <w:pPr>
+        <w:pStyle w:val="BodyText"/>
+      </w:pPr>
+      <w:r>
         <w:rPr>
           <w:b/>
           <w:bCs/>
         </w:rPr>
-        <w:t xml:space="preserve">Trang văn bản là vật mang gần như tệ nhất có thể cho thiết kế này.</w:t>
-      </w:r>
-      <w:r>
-        <w:t xml:space="preserve"> </w:t>
-      </w:r>
-      <w:r>
-        <w:t xml:space="preserve">Nó gần như toàn trắng, chỉ có những nét chữ tương phản cao và thưa, tức gần như không có kết cấu trung tần để điều chế, mà trung tần lại đúng là nơi payload QIM cư trú. Trang gradient nhiều kết cấu giữ được bằng chứng payload qua cả phép thu nhỏ 0.50, trong khi trang văn bản không cho ra gì ngay cả khi không bị tấn công.</w:t>
-      </w:r>
-    </w:p>
-    <w:p>
-      <w:pPr>
-        <w:pStyle w:val="BodyText"/>
-      </w:pPr>
-      <w:r>
-        <w:t xml:space="preserve">Hệ quả trực tiếp: mọi tài liệu thật mà sản phẩm này cấp phát đều là trang văn bản. Một tỉ lệ độ bền đo trên corpus gồm gradient và hình vector không đại diện cho đầu vào thật của sản phẩm, và không được đọc như một năng lực sản phẩm.</w:t>
-      </w:r>
-    </w:p>
-    <w:p>
-      <w:pPr>
-        <w:pStyle w:val="BodyText"/>
-      </w:pPr>
-      <w:r>
-        <w:t xml:space="preserve">Chẩn đoán này giải thích được điều mà ba thế hệ tinh chỉnh tham số không giải thích nổi. Nhóm đã lần lượt bác bỏ ba hướng chỉnh tham số ở Mục 4.3, rồi chẩn đoán nút thắt nằm ở tập giả thuyết hình học. Chẩn đoán đó đúng cho lớp thất bại do mất đồng bộ. Nhưng nó không cứu được tình huống mà payload chưa bao giờ sống sót qua khâu trích, và đó mới là tình huống thực tế của dự án trên chính tài liệu của mình.</w:t>
-      </w:r>
-    </w:p>
-    <w:bookmarkEnd w:id="61"/>
-    <w:bookmarkStart w:id="62" w:name="hệ-quả-cho-kiến-trúc-v4"/>
-    <w:p>
-      <w:pPr>
-        <w:pStyle w:val="Heading4"/>
-      </w:pPr>
-      <w:r>
-        <w:t xml:space="preserve">4.2.3.4. Hệ quả cho kiến trúc V4</w:t>
-      </w:r>
-    </w:p>
-    <w:p>
-      <w:pPr>
-        <w:pStyle w:val="FirstParagraph"/>
-      </w:pPr>
-      <w:r>
-        <w:t xml:space="preserve">Ba điều chỉnh so với đề xuất ở Mục 4.3.</w:t>
-      </w:r>
-    </w:p>
-    <w:p>
-      <w:pPr>
-        <w:pStyle w:val="BodyText"/>
-      </w:pPr>
-      <w:r>
-        <w:t xml:space="preserve">Chuẩn hóa khung ảnh vẫn đúng và vẫn nên làm, vì nó giải triệt để lớp mất đồng bộ, và Bảng 4.7 đã đo được hiệu quả đó trên chính trang tài liệu của nhóm. Nhưng nó không còn là bước đầu tiên.</w:t>
-      </w:r>
-    </w:p>
-    <w:p>
-      <w:pPr>
-        <w:pStyle w:val="BodyText"/>
-      </w:pPr>
-      <w:r>
-        <w:t xml:space="preserve">Bước đầu tiên phải là chọn lại vật mang hoặc miền nhúng cho phù hợp với trang văn bản. Payload phải nằm ở nơi trang văn bản thực sự có năng lượng, thay vì ở dải trung tần mà trang văn bản gần như không có.</w:t>
-      </w:r>
-    </w:p>
-    <w:p>
-      <w:pPr>
-        <w:pStyle w:val="BodyText"/>
-      </w:pPr>
-      <w:r>
-        <w:t xml:space="preserve">Và tiêu chí nghiệm thu phải đổi: mọi cổng phát hành về sau phải đo trên corpus gồm trang văn bản render từ PDF thật, không phải gradient hay hình vector. Một con số đo trên vật mang không đại diện là một con số không dùng được, dù quy mô benchmark có lớn đến đâu.</w:t>
-      </w:r>
-    </w:p>
-    <w:bookmarkEnd w:id="62"/>
-    <w:bookmarkStart w:id="63" w:name="ranh-giới-của-kết-luận-này"/>
-    <w:p>
-      <w:pPr>
-        <w:pStyle w:val="Heading4"/>
-      </w:pPr>
-      <w:r>
-        <w:t xml:space="preserve">4.2.3.5. Ranh giới của kết luận này</w:t>
-      </w:r>
-    </w:p>
-    <w:p>
-      <w:pPr>
-        <w:pStyle w:val="FirstParagraph"/>
-      </w:pPr>
-      <w:r>
-        <w:t xml:space="preserve">Đây là phép đo trên một hệ thống thật với năm phép thử, cộng một phép thăm dò ba vật mang nhân năm điều kiện. Nó đủ để bác bỏ một giả thuyết cụ thể và đủ để nêu một chẩn đoán, nhưng chưa phải một chiến dịch đo lường có quy mô thống kê. Nhóm công bố nó vì kết quả âm tính là một phần của đóng góp khoa học, và vì nó thay đổi hướng đi của V4.</w:t>
-      </w:r>
-    </w:p>
-    <w:p>
-      <w:pPr>
-        <w:pStyle w:val="BodyText"/>
-      </w:pPr>
-      <w:r>
-        <w:rPr>
-          <w:b/>
-          <w:bCs/>
-        </w:rPr>
         <w:t xml:space="preserve">Lưu ý đọc tiếp.</w:t>
       </w:r>
       <w:r>
         <w:t xml:space="preserve"> </w:t>
       </w:r>
       <w:r>
-        <w:t xml:space="preserve">Chẩn đoán vật mang nêu ở Mục 4.2.3.3 và đề nghị đổi miền nhúng ở Mục 4.2.3.4 đã bị chính nhóm bác bỏ bằng phép đo ngày 13/09/2026. Nguyên nhân thật nằm ở kế toán ký hiệu xoá của bên nhận, không ở vật mang. Đọc Mục 4.2.4 trước khi sử dụng bất kỳ khuyến nghị nào trong mục này.</w:t>
+        <w:t xml:space="preserve">Chẩn đoán vật mang nêu ở Mục 4.2.3.3 và đề nghị đổi miền nhúng ở Mục 4.2.3.4 đã bị chính nhóm bác bỏ bằng phép đo ngày 13/09/2026. Nguyên nhân thật nằm ở cách bên nhận đếm số ký hiệu bị khai là xoá, không ở vật mang. Đọc Mục 4.2.4 trước khi sử dụng bất kỳ khuyến nghị nào trong mục này.</w:t>
       </w:r>
     </w:p>
     <w:bookmarkEnd w:id="63"/>
     <w:bookmarkEnd w:id="64"/>
-    <w:bookmarkStart w:id="73" w:name="X9fccd92c0f52e5828292b86304e7c139141d68d"/>
+    <w:bookmarkStart w:id="73" w:name="Xaa3cbbd97bf041b76ccecd0af2f6ed2d1419554"/>
     <w:p>
       <w:pPr>
         <w:pStyle w:val="Heading3"/>
       </w:pPr>
       <w:r>
-        <w:t xml:space="preserve">4.2.4. NGUYÊN NHÂN GỐC THỨ BA VÀ HIỆU CHỈNH CHẨN ĐOÁN Ở MỤC 4.2.3</w:t>
+        <w:t xml:space="preserve">4.2.4. Nguyên nhân gốc thứ ba và phần chẩn đoán ở mục 4.2.3 phải sửa lại</w:t>
       </w:r>
     </w:p>
     <w:p>
@@ -16650,7 +16643,7 @@
         <w:t xml:space="preserve"> </w:t>
       </w:r>
       <w:r>
-        <w:t xml:space="preserve">làm: lượng tử hoá giá trị kỳ dị lớn nhất của mỗi khối, thay vì lượng tử hoá hiệu hai hệ số DCT như thiết kế đang dùng. Hai vật mang dùng chung cách chọn vị trí, cách lặp và cách kế toán ký hiệu bị xoá, nên chỉ khác đúng đại lượng được lượng tử hoá.</w:t>
+        <w:t xml:space="preserve">làm: lượng tử hoá giá trị kỳ dị lớn nhất của mỗi khối, thay vì lượng tử hoá hiệu hai hệ số DCT như thiết kế đang dùng. Hai vật mang dùng chung cách chọn vị trí, cách lặp và cách đếm ký hiệu bị khai là xoá, nên chỉ khác đúng đại lượng được lượng tử hoá.</w:t>
       </w:r>
     </w:p>
     <w:p>
@@ -17701,7 +17694,7 @@
         </w:numPr>
       </w:pPr>
       <w:r>
-        <w:t xml:space="preserve">Cần nói rõ một chi tiết mà câu trên dễ gây hiểu nhầm: bên trong đường ống, ảnh không hề được giữ nguyên hình dạng. Hàm</w:t>
+        <w:t xml:space="preserve">Cần nói rõ một chi tiết mà câu trên dễ gây hiểu nhầm: bên trong chuỗi xử lý, ảnh không hề được giữ nguyên hình dạng. Hàm</w:t>
       </w:r>
       <w:r>
         <w:t xml:space="preserve"> </w:t>
@@ -17956,14 +17949,7 @@
               <w:jc w:val="left"/>
             </w:pPr>
             <w:r>
-              <w:rPr>
-                <w:b/>
-                <w:bCs/>
-              </w:rPr>
-              <w:t xml:space="preserve">Truy được nguồn</w:t>
-            </w:r>
-            <w:r>
-              <w:t xml:space="preserve">, chỉ đúng mã hồ sơ cấp phát</w:t>
+              <w:t xml:space="preserve">Truy được nguồn, chỉ đúng mã hồ sơ cấp phát</w:t>
             </w:r>
           </w:p>
         </w:tc>
@@ -18348,10 +18334,6 @@
               <w:jc w:val="left"/>
             </w:pPr>
             <w:r>
-              <w:rPr>
-                <w:b/>
-                <w:bCs/>
-              </w:rPr>
               <w:t xml:space="preserve">Truy được nguồn</w:t>
             </w:r>
           </w:p>
@@ -19353,7 +19335,7 @@
         </w:numPr>
       </w:pPr>
       <w:r>
-        <w:t xml:space="preserve">Nguyên nhân thật nằm ở kế toán ký hiệu xoá của bên nhận (Mục 4.2.4.2), và sửa nó khôi phục được cả JPEG q50 lẫn ảnh chụp màn hình mà không đụng tới vật mang.</w:t>
+        <w:t xml:space="preserve">Nguyên nhân thật nằm ở cách bên nhận đếm số ký hiệu bị khai là xoá (Mục 4.2.4.2), và sửa nó khôi phục được cả JPEG q50 lẫn ảnh chụp màn hình mà không đụng tới vật mang.</w:t>
       </w:r>
     </w:p>
     <w:p>
@@ -19692,23 +19674,7 @@
               <w:jc w:val="left"/>
             </w:pPr>
             <w:r>
-              <w:t xml:space="preserve">Giả thuyết</w:t>
-            </w:r>
-            <w:r>
-              <w:t xml:space="preserve"> </w:t>
-            </w:r>
-            <w:r>
-              <w:rPr>
-                <w:b/>
-                <w:bCs/>
-              </w:rPr>
-              <w:t xml:space="preserve">đúng</w:t>
-            </w:r>
-            <w:r>
-              <w:t xml:space="preserve"> </w:t>
-            </w:r>
-            <w:r>
-              <w:t xml:space="preserve">có sẵn?</w:t>
+              <w:t xml:space="preserve">Giả thuyết đúng có sẵn?</w:t>
             </w:r>
           </w:p>
         </w:tc>
@@ -19784,17 +19750,7 @@
               <w:jc w:val="left"/>
             </w:pPr>
             <w:r>
-              <w:rPr>
-                <w:b/>
-                <w:bCs/>
-              </w:rPr>
-              <w:t xml:space="preserve">không</w:t>
-            </w:r>
-            <w:r>
-              <w:t xml:space="preserve"> </w:t>
-            </w:r>
-            <w:r>
-              <w:t xml:space="preserve">(0.9486 ∉ {0.8660})</w:t>
+              <w:t xml:space="preserve">không (0.9486 ∉ {0.8660})</w:t>
             </w:r>
           </w:p>
         </w:tc>
@@ -19885,17 +19841,7 @@
               <w:jc w:val="left"/>
             </w:pPr>
             <w:r>
-              <w:rPr>
-                <w:b/>
-                <w:bCs/>
-              </w:rPr>
-              <w:t xml:space="preserve">có</w:t>
-            </w:r>
-            <w:r>
-              <w:t xml:space="preserve"> </w:t>
-            </w:r>
-            <w:r>
-              <w:t xml:space="preserve">(</w:t>
+              <w:t xml:space="preserve">có (</w:t>
             </w:r>
             <w:r>
               <w:rPr>
@@ -19949,23 +19895,13 @@
             <w:r>
               <w:rPr>
                 <w:rStyle w:val="VerbatimChar"/>
-                <w:b/>
-                <w:bCs/>
               </w:rPr>
               <w:t xml:space="preserve">payload_not_detected</w:t>
             </w:r>
             <w:r>
-              <w:rPr>
-                <w:b/>
-                <w:bCs/>
-              </w:rPr>
               <w:t xml:space="preserve"> </w:t>
             </w:r>
             <w:r>
-              <w:rPr>
-                <w:b/>
-                <w:bCs/>
-              </w:rPr>
               <w:t xml:space="preserve">0</w:t>
             </w:r>
           </w:p>
@@ -19979,10 +19915,6 @@
               <w:jc w:val="left"/>
             </w:pPr>
             <w:r>
-              <w:rPr>
-                <w:b/>
-                <w:bCs/>
-              </w:rPr>
               <w:t xml:space="preserve">7/12</w:t>
             </w:r>
           </w:p>
@@ -20024,10 +19956,6 @@
               <w:jc w:val="left"/>
             </w:pPr>
             <w:r>
-              <w:rPr>
-                <w:b/>
-                <w:bCs/>
-              </w:rPr>
               <w:t xml:space="preserve">không</w:t>
             </w:r>
           </w:p>
@@ -20104,17 +20032,7 @@
               <w:jc w:val="left"/>
             </w:pPr>
             <w:r>
-              <w:rPr>
-                <w:b/>
-                <w:bCs/>
-              </w:rPr>
-              <w:t xml:space="preserve">có</w:t>
-            </w:r>
-            <w:r>
-              <w:t xml:space="preserve"> </w:t>
-            </w:r>
-            <w:r>
-              <w:t xml:space="preserve">(</w:t>
+              <w:t xml:space="preserve">có (</w:t>
             </w:r>
             <w:r>
               <w:rPr>
@@ -20199,17 +20117,7 @@
               <w:jc w:val="left"/>
             </w:pPr>
             <w:r>
-              <w:rPr>
-                <w:b/>
-                <w:bCs/>
-              </w:rPr>
-              <w:t xml:space="preserve">có</w:t>
-            </w:r>
-            <w:r>
-              <w:t xml:space="preserve"> </w:t>
-            </w:r>
-            <w:r>
-              <w:t xml:space="preserve">(</w:t>
+              <w:t xml:space="preserve">có (</w:t>
             </w:r>
             <w:r>
               <w:rPr>
@@ -20268,7 +20176,7 @@
               <w:jc w:val="left"/>
             </w:pPr>
             <w:r>
-              <w:t xml:space="preserve">screenshot 1920×1080</w:t>
+              <w:t xml:space="preserve">ảnh chụp màn hình 1920×1080</w:t>
             </w:r>
           </w:p>
         </w:tc>
@@ -20294,17 +20202,7 @@
               <w:jc w:val="left"/>
             </w:pPr>
             <w:r>
-              <w:rPr>
-                <w:b/>
-                <w:bCs/>
-              </w:rPr>
-              <w:t xml:space="preserve">không</w:t>
-            </w:r>
-            <w:r>
-              <w:t xml:space="preserve"> </w:t>
-            </w:r>
-            <w:r>
-              <w:t xml:space="preserve">(tỉ lệ khung lệch)</w:t>
+              <w:t xml:space="preserve">không (tỉ lệ khung lệch)</w:t>
             </w:r>
           </w:p>
         </w:tc>
@@ -20369,7 +20267,7 @@
               <w:jc w:val="left"/>
             </w:pPr>
             <w:r>
-              <w:t xml:space="preserve">screenshot 1366×768</w:t>
+              <w:t xml:space="preserve">ảnh chụp màn hình 1366×768</w:t>
             </w:r>
           </w:p>
         </w:tc>
@@ -20395,10 +20293,6 @@
               <w:jc w:val="left"/>
             </w:pPr>
             <w:r>
-              <w:rPr>
-                <w:b/>
-                <w:bCs/>
-              </w:rPr>
               <w:t xml:space="preserve">không</w:t>
             </w:r>
           </w:p>
@@ -20445,10 +20339,6 @@
         <w:pStyle w:val="BodyText"/>
       </w:pPr>
       <w:r>
-        <w:rPr>
-          <w:b/>
-          <w:bCs/>
-        </w:rPr>
         <w:t xml:space="preserve">Mọi phép biến đổi có sẵn giả thuyết đúng đều đạt 7-11/12, trừ JPEG-50. Mọi phép thiếu giả thuyết đúng đều đạt 0-2/12.</w:t>
       </w:r>
     </w:p>
@@ -20473,36 +20363,7 @@
         <w:t xml:space="preserve"> </w:t>
       </w:r>
       <w:r>
-        <w:t xml:space="preserve">kích hoạt vì cắt giữa làm hai trục co cùng tỉ lệ - nhưng nó căn sai, kéo vùng đã cắt ra full canvas. Khuyết tật không nằm ở việc</w:t>
-      </w:r>
-      <w:r>
-        <w:t xml:space="preserve"> </w:t>
-      </w:r>
-      <w:r>
-        <w:rPr>
-          <w:i/>
-          <w:iCs/>
-        </w:rPr>
-        <w:t xml:space="preserve">không sinh</w:t>
-      </w:r>
-      <w:r>
-        <w:t xml:space="preserve"> </w:t>
-      </w:r>
-      <w:r>
-        <w:t xml:space="preserve">giả thuyết mà ở</w:t>
-      </w:r>
-      <w:r>
-        <w:t xml:space="preserve"> </w:t>
-      </w:r>
-      <w:r>
-        <w:rPr>
-          <w:i/>
-          <w:iCs/>
-        </w:rPr>
-        <w:t xml:space="preserve">độ phủ</w:t>
-      </w:r>
-      <w:r>
-        <w:t xml:space="preserve">: ứng viên đúng vắng mặt trong khi một ứng viên sai trông hợp lý chiếm chỗ. Đó là lý do các hàng này báo</w:t>
+        <w:t xml:space="preserve">kích hoạt vì cắt giữa làm hai trục co cùng tỉ lệ - nhưng nó căn sai, kéo vùng đã cắt ra kín khung chuẩn. Khuyết tật không nằm ở việc không sinh ra giả thuyết, mà ở chỗ tập giả thuyết sinh ra không phủ được trường hợp đúng: ứng viên đúng vắng mặt trong khi một ứng viên sai trông hợp lý chiếm chỗ. Đó là lý do các hàng này báo</w:t>
       </w:r>
       <w:r>
         <w:t xml:space="preserve"> </w:t>
@@ -20714,33 +20575,20 @@
               <w:jc w:val="left"/>
             </w:pPr>
             <w:r>
-              <w:t xml:space="preserve">screenshot 1366, phối cảnh</w:t>
-            </w:r>
-          </w:p>
-        </w:tc>
-        <w:tc>
-          <w:tcPr/>
-          <w:p>
-            <w:pPr>
-              <w:pStyle w:val="Compact"/>
-              <w:spacing w:before="40" w:after="40" w:line="240" w:lineRule="auto"/>
-              <w:jc w:val="left"/>
-            </w:pPr>
-            <w:r>
-              <w:t xml:space="preserve">Chuẩn hoá khung ảnh -</w:t>
-            </w:r>
-            <w:r>
-              <w:t xml:space="preserve"> </w:t>
-            </w:r>
-            <w:r>
-              <w:rPr>
-                <w:b/>
-                <w:bCs/>
-              </w:rPr>
-              <w:t xml:space="preserve">đã kiểm chứng</w:t>
-            </w:r>
-            <w:r>
-              <w:t xml:space="preserve">: 0/12 → 9/12 ở 1920×1080</w:t>
+              <w:t xml:space="preserve">ảnh chụp màn hình 1366, phối cảnh</w:t>
+            </w:r>
+          </w:p>
+        </w:tc>
+        <w:tc>
+          <w:tcPr/>
+          <w:p>
+            <w:pPr>
+              <w:pStyle w:val="Compact"/>
+              <w:spacing w:before="40" w:after="40" w:line="240" w:lineRule="auto"/>
+              <w:jc w:val="left"/>
+            </w:pPr>
+            <w:r>
+              <w:t xml:space="preserve">Chuẩn hoá khung ảnh - đã kiểm chứng: 0/12 → 9/12 ở 1920×1080</w:t>
             </w:r>
           </w:p>
         </w:tc>
@@ -20781,10 +20629,6 @@
               <w:t xml:space="preserve"> </w:t>
             </w:r>
             <w:r>
-              <w:rPr>
-                <w:b/>
-                <w:bCs/>
-              </w:rPr>
               <w:t xml:space="preserve">kèm đổi kích thước</w:t>
             </w:r>
           </w:p>
@@ -20852,10 +20696,6 @@
               <w:t xml:space="preserve"> </w:t>
             </w:r>
             <w:r>
-              <w:rPr>
-                <w:b/>
-                <w:bCs/>
-              </w:rPr>
               <w:t xml:space="preserve">không đổi kích thước</w:t>
             </w:r>
           </w:p>
@@ -20869,36 +20709,20 @@
               <w:jc w:val="left"/>
             </w:pPr>
             <w:r>
-              <w:t xml:space="preserve">JPEG 50; screenshot 1366 sau khi bóc viền</w:t>
-            </w:r>
-          </w:p>
-        </w:tc>
-        <w:tc>
-          <w:tcPr/>
-          <w:p>
-            <w:pPr>
-              <w:pStyle w:val="Compact"/>
-              <w:spacing w:before="40" w:after="40" w:line="240" w:lineRule="auto"/>
-              <w:jc w:val="left"/>
-            </w:pPr>
-            <w:r>
-              <w:t xml:space="preserve">Lớp</w:t>
-            </w:r>
-            <w:r>
-              <w:t xml:space="preserve"> </w:t>
-            </w:r>
-            <w:r>
-              <w:rPr>
-                <w:b/>
-                <w:bCs/>
-              </w:rPr>
-              <w:t xml:space="preserve">duy nhất</w:t>
-            </w:r>
-            <w:r>
-              <w:t xml:space="preserve"> </w:t>
-            </w:r>
-            <w:r>
-              <w:t xml:space="preserve">mà các lever tham số từng là câu chuyện đúng - và cả ba lever đó đã bị bác bỏ bằng đo đạc</w:t>
+              <w:t xml:space="preserve">JPEG 50; ảnh chụp màn hình 1366 sau khi bóc viền</w:t>
+            </w:r>
+          </w:p>
+        </w:tc>
+        <w:tc>
+          <w:tcPr/>
+          <w:p>
+            <w:pPr>
+              <w:pStyle w:val="Compact"/>
+              <w:spacing w:before="40" w:after="40" w:line="240" w:lineRule="auto"/>
+              <w:jc w:val="left"/>
+            </w:pPr>
+            <w:r>
+              <w:t xml:space="preserve">Lớp duy nhất mà các lever tham số từng là câu chuyện đúng - và cả ba lever đó đã bị bác bỏ bằng đo đạc</w:t>
             </w:r>
           </w:p>
         </w:tc>
@@ -20945,10 +20769,6 @@
         </w:numPr>
       </w:pPr>
       <w:r>
-        <w:rPr>
-          <w:b/>
-          <w:bCs/>
-        </w:rPr>
         <w:t xml:space="preserve">Kết quả crop 0.25 bị tối ưu quá mức cho chính benchmark.</w:t>
       </w:r>
       <w:r>
@@ -20992,17 +20812,7 @@
         </w:numPr>
       </w:pPr>
       <w:r>
-        <w:rPr>
-          <w:b/>
-          <w:bCs/>
-        </w:rPr>
-        <w:t xml:space="preserve">Screenshot hỏng vì một lý do cơ bản hơn và không liên quan.</w:t>
-      </w:r>
-      <w:r>
-        <w:t xml:space="preserve"> </w:t>
-      </w:r>
-      <w:r>
-        <w:t xml:space="preserve">Đặt trang 1536×3072 vào màn hình 1920×1080 kèm viền letterbox cho hai tỉ lệ 0.703 và 0.625 - không khớp, nên cả</w:t>
+        <w:t xml:space="preserve">Screenshot hỏng vì một lý do cơ bản hơn và không liên quan. Đặt trang 1536×3072 vào màn hình 1920×1080 kèm viền letterbox cho hai tỉ lệ 0.703 và 0.625 - không khớp, nên cả</w:t>
       </w:r>
       <w:r>
         <w:t xml:space="preserve"> </w:t>
@@ -21052,13 +20862,13 @@
     </w:p>
     <w:bookmarkEnd w:id="76"/>
     <w:bookmarkEnd w:id="77"/>
-    <w:bookmarkStart w:id="78" w:name="X8b6fa059180ad2c2d1dbd76e4db9031a5e35620"/>
+    <w:bookmarkStart w:id="78" w:name="X925063a5d95bd2b2f70d081962403c8bd062d71"/>
     <w:p>
       <w:pPr>
         <w:pStyle w:val="Heading3"/>
       </w:pPr>
       <w:r>
-        <w:t xml:space="preserve">4.3.3. Kiểm chứng: bóc viền letterbox khôi phục truy vết screenshot</w:t>
+        <w:t xml:space="preserve">4.3.3. Kiểm chứng: bóc viền letterbox khôi phục truy vết ảnh chụp màn hình</w:t>
       </w:r>
     </w:p>
     <w:p>
@@ -21166,10 +20976,6 @@
               <w:jc w:val="left"/>
             </w:pPr>
             <w:r>
-              <w:rPr>
-                <w:b/>
-                <w:bCs/>
-              </w:rPr>
               <w:t xml:space="preserve">0/12</w:t>
             </w:r>
           </w:p>
@@ -21183,10 +20989,6 @@
               <w:jc w:val="left"/>
             </w:pPr>
             <w:r>
-              <w:rPr>
-                <w:b/>
-                <w:bCs/>
-              </w:rPr>
               <w:t xml:space="preserve">9/12</w:t>
             </w:r>
           </w:p>
@@ -21249,23 +21051,7 @@
         <w:t xml:space="preserve"> </w:t>
       </w:r>
       <w:r>
-        <w:t xml:space="preserve">- chính là điều dự đoán đòi hỏi: bỏ viền đi thì screenshot</w:t>
-      </w:r>
-      <w:r>
-        <w:t xml:space="preserve"> </w:t>
-      </w:r>
-      <w:r>
-        <w:rPr>
-          <w:i/>
-          <w:iCs/>
-        </w:rPr>
-        <w:t xml:space="preserve">chính là</w:t>
-      </w:r>
-      <w:r>
-        <w:t xml:space="preserve"> </w:t>
-      </w:r>
-      <w:r>
-        <w:t xml:space="preserve">một phép co giãn đều, mà bộ giải mã vốn đã xử lý được. Thủy vân, ECC, tham số trải phổ và vị trí tile giữ nguyên không đổi; phần sửa chỉ khoảng hai mươi dòng tiền xử lý tất định: tìm màu viền theo trung vị bốn cạnh rồi cắt các hàng/cột nằm trong dung sai của màu đó.</w:t>
+        <w:t xml:space="preserve">- chính là điều dự đoán đòi hỏi: bỏ viền đi thì ảnh chụp màn hình chính là một phép co giãn đều, mà bộ giải mã vốn đã xử lý được. Thủy vân, ECC, tham số trải phổ và vị trí tile giữ nguyên không đổi; phần sửa chỉ khoảng hai mươi dòng tiền xử lý tất định: tìm màu viền theo trung vị bốn cạnh rồi cắt các hàng/cột nằm trong dung sai của màu đó.</w:t>
       </w:r>
     </w:p>
     <w:p>
@@ -21638,10 +21424,6 @@
               <w:jc w:val="left"/>
             </w:pPr>
             <w:r>
-              <w:rPr>
-                <w:b/>
-                <w:bCs/>
-              </w:rPr>
               <w:t xml:space="preserve">mất đồng bộ</w:t>
             </w:r>
           </w:p>
@@ -21858,10 +21640,6 @@
               <w:jc w:val="left"/>
             </w:pPr>
             <w:r>
-              <w:rPr>
-                <w:b/>
-                <w:bCs/>
-              </w:rPr>
               <w:t xml:space="preserve">giải được</w:t>
             </w:r>
           </w:p>
@@ -21888,10 +21666,6 @@
               <w:jc w:val="left"/>
             </w:pPr>
             <w:r>
-              <w:rPr>
-                <w:b/>
-                <w:bCs/>
-              </w:rPr>
               <w:t xml:space="preserve">giải được</w:t>
             </w:r>
           </w:p>
@@ -22453,17 +22227,7 @@
         </w:numPr>
       </w:pPr>
       <w:r>
-        <w:rPr>
-          <w:b/>
-          <w:bCs/>
-        </w:rPr>
-        <w:t xml:space="preserve">Chênh lệch giữa trượt sạch và giải được chỉ là một bậc tham số.</w:t>
-      </w:r>
-      <w:r>
-        <w:t xml:space="preserve"> </w:t>
-      </w:r>
-      <w:r>
-        <w:t xml:space="preserve">Từ số 0 sang số 4 chỉ nâng bước lượng tử từ 24 lên 32 và cường độ pilot từ 1.5 lên 2.0. Cái giá là 2,07 dB PSNR, đưa 44.09 xuống 42.02, vẫn cách cổng chất lượng 38 dB một khoảng rộng.</w:t>
+        <w:t xml:space="preserve">Chênh lệch giữa trượt sạch và giải được chỉ là một bậc tham số. Từ số 0 sang số 4 chỉ nâng bước lượng tử từ 24 lên 32 và cường độ pilot từ 1.5 lên 2.0. Cái giá là 2,07 dB PSNR, đưa 44.09 xuống 42.02, vẫn cách cổng chất lượng 38 dB một khoảng rộng.</w:t>
       </w:r>
     </w:p>
     <w:p>
@@ -23073,10 +22837,6 @@
               <w:jc w:val="left"/>
             </w:pPr>
             <w:r>
-              <w:rPr>
-                <w:b/>
-                <w:bCs/>
-              </w:rPr>
               <w:t xml:space="preserve">giải được</w:t>
             </w:r>
           </w:p>
@@ -23263,10 +23023,6 @@
               <w:jc w:val="left"/>
             </w:pPr>
             <w:r>
-              <w:rPr>
-                <w:b/>
-                <w:bCs/>
-              </w:rPr>
               <w:t xml:space="preserve">giải được</w:t>
             </w:r>
           </w:p>
@@ -23360,10 +23116,6 @@
               <w:jc w:val="left"/>
             </w:pPr>
             <w:r>
-              <w:rPr>
-                <w:b/>
-                <w:bCs/>
-              </w:rPr>
               <w:t xml:space="preserve">giải được</w:t>
             </w:r>
           </w:p>
@@ -23400,17 +23152,7 @@
         </w:numPr>
       </w:pPr>
       <w:r>
-        <w:rPr>
-          <w:b/>
-          <w:bCs/>
-        </w:rPr>
-        <w:t xml:space="preserve">Không ứng viên nào sống sót qua nén JPEG 70 trên trang chữ thật.</w:t>
-      </w:r>
-      <w:r>
-        <w:t xml:space="preserve"> </w:t>
-      </w:r>
-      <w:r>
-        <w:t xml:space="preserve">Cả tám đều mất đồng bộ.</w:t>
+        <w:t xml:space="preserve">Không ứng viên nào sống sót qua nén JPEG 70 trên trang chữ thật. Cả tám đều mất đồng bộ.</w:t>
       </w:r>
     </w:p>
     <w:p>
@@ -23422,14 +23164,7 @@
         </w:numPr>
       </w:pPr>
       <w:r>
-        <w:rPr>
-          <w:b/>
-          <w:bCs/>
-        </w:rPr>
-        <w:t xml:space="preserve">Chỉ các mức cường độ cao nhất mới đọc được trang chữ chưa bị đụng tới</w:t>
-      </w:r>
-      <w:r>
-        <w:t xml:space="preserve">, và mức 64 nằm dưới cổng chất lượng, còn mức 48 chỉ còn cách cổng 1,01 dB.</w:t>
+        <w:t xml:space="preserve">Chỉ các mức cường độ cao nhất mới đọc được trang chữ chưa bị đụng tới, và mức 64 nằm dưới cổng chất lượng, còn mức 48 chỉ còn cách cổng 1,01 dB.</w:t>
       </w:r>
     </w:p>
     <w:p>
@@ -23441,17 +23176,7 @@
         </w:numPr>
       </w:pPr>
       <w:r>
-        <w:rPr>
-          <w:b/>
-          <w:bCs/>
-        </w:rPr>
-        <w:t xml:space="preserve">Đọc được một tệp chưa bị đụng tới gần như không có giá trị thực dụng.</w:t>
-      </w:r>
-      <w:r>
-        <w:t xml:space="preserve"> </w:t>
-      </w:r>
-      <w:r>
-        <w:t xml:space="preserve">Tệp nguyên vẹn vốn đã khớp bằng mã băm; thủy vân chỉ có ý nghĩa khi tệp đã đổi. Nghĩa là ở tỉ lệ điểm tối 9 phần trăm, không cấu hình V2 nào cho năng lực truy vết dùng được.</w:t>
+        <w:t xml:space="preserve">Đọc được một tệp chưa bị đụng tới gần như không có giá trị thực dụng. Tệp nguyên vẹn vốn đã khớp bằng mã băm; thủy vân chỉ có ý nghĩa khi tệp đã đổi. Nghĩa là ở tỉ lệ điểm tối 9 phần trăm, không cấu hình V2 nào cho năng lực truy vết dùng được.</w:t>
       </w:r>
     </w:p>
     <w:p>
@@ -23549,17 +23274,7 @@
         </w:numPr>
       </w:pPr>
       <w:r>
-        <w:rPr>
-          <w:b/>
-          <w:bCs/>
-        </w:rPr>
-        <w:t xml:space="preserve">Định danh ứng viên bị khoá cứng trong ràng buộc cơ sở dữ liệu.</w:t>
-      </w:r>
-      <w:r>
-        <w:t xml:space="preserve"> </w:t>
-      </w:r>
-      <w:r>
-        <w:t xml:space="preserve">Bảng bằng chứng cấp phát có một</w:t>
+        <w:t xml:space="preserve">Định danh ứng viên bị khoá cứng trong ràng buộc cơ sở dữ liệu. Bảng bằng chứng cấp phát có một</w:t>
       </w:r>
       <w:r>
         <w:t xml:space="preserve"> </w:t>
@@ -23866,17 +23581,7 @@
         </w:numPr>
       </w:pPr>
       <w:r>
-        <w:rPr>
-          <w:b/>
-          <w:bCs/>
-        </w:rPr>
-        <w:t xml:space="preserve">Đồng bộ bằng đặc trưng nội dung, không chỉ bằng mẫu pilot tần số.</w:t>
-      </w:r>
-      <w:r>
-        <w:t xml:space="preserve"> </w:t>
-      </w:r>
-      <w:r>
-        <w:t xml:space="preserve">Đây là hướng chạm trực tiếp vào</w:t>
+        <w:t xml:space="preserve">Đồng bộ bằng đặc trưng nội dung, không chỉ bằng mẫu pilot tần số. Đây là hướng chạm trực tiếp vào</w:t>
       </w:r>
       <w:r>
         <w:t xml:space="preserve"> </w:t>
@@ -23974,36 +23679,77 @@
         <w:pStyle w:val="BodyText"/>
       </w:pPr>
       <w:r>
+        <w:t xml:space="preserve">Tầng 1 - Chuẩn hoá khung ảnh trước khi giải mã (đã kiểm chứng).</w:t>
+      </w:r>
+      <w:r>
+        <w:t xml:space="preserve"> </w:t>
+      </w:r>
+      <w:r>
+        <w:t xml:space="preserve">Bóc viền đồng màu; mở rộng sang phát hiện biên trang và khử nghiêng. Bộ giải mã V3 ngầm giả định đầu vào đã được đóng khung giống hệt bản phát hành, trong khi kênh rò rỉ thật không bao giờ như vậy. Đây là tầng cho nhiều độ bền nhất trên mỗi dòng mã.</w:t>
+      </w:r>
+    </w:p>
+    <w:p>
+      <w:pPr>
+        <w:pStyle w:val="BodyText"/>
+        <w:jc w:val="left"/>
+      </w:pPr>
+      <w:r>
         <w:rPr>
           <w:b/>
           <w:bCs/>
         </w:rPr>
-        <w:t xml:space="preserve">Tầng 1 - Chuẩn hoá khung ảnh trước khi giải mã (đã kiểm chứng).</w:t>
-      </w:r>
-      <w:r>
-        <w:t xml:space="preserve"> </w:t>
-      </w:r>
-      <w:r>
-        <w:t xml:space="preserve">Bóc viền đồng màu; mở rộng sang phát hiện biên trang và khử nghiêng. Bộ giải mã V3 ngầm giả định đầu vào đã được đóng khung giống hệt bản phát hành, trong khi kênh rò rỉ thật không bao giờ như vậy. Đây là tầng cho nhiều độ bền nhất trên mỗi dòng mã.</w:t>
+        <w:t xml:space="preserve">Tầng 2 - Ước lượng tỉ lệ cắt thay vì liệt kê.</w:t>
+      </w:r>
+      <w:r>
+        <w:t xml:space="preserve"> </w:t>
+      </w:r>
+      <w:r>
+        <w:t xml:space="preserve">Thay</w:t>
+      </w:r>
+      <w:r>
+        <w:t xml:space="preserve"> </w:t>
+      </w:r>
+      <w:r>
+        <w:rPr>
+          <w:rStyle w:val="VerbatimChar"/>
+        </w:rPr>
+        <w:t xml:space="preserve">crop_retained_scales</w:t>
+      </w:r>
+      <w:r>
+        <w:t xml:space="preserve"> </w:t>
+      </w:r>
+      <w:r>
+        <w:t xml:space="preserve">cố định bằng tìm kiếm tỉ lệ, hoặc ước lượng tỉ lệ từ tương quan log-polar của pilot (hạ tầng này đã có sẵn trong</w:t>
+      </w:r>
+      <w:r>
+        <w:t xml:space="preserve"> </w:t>
+      </w:r>
+      <w:r>
+        <w:rPr>
+          <w:rStyle w:val="VerbatimChar"/>
+        </w:rPr>
+        <w:t xml:space="preserve">synchronization_v2.py</w:t>
+      </w:r>
+      <w:r>
+        <w:t xml:space="preserve">). Xoá điểm tối ưu quá mức tại 0.25 và làm crop 0.10 / 0.50 trở nên xử lý được.</w:t>
       </w:r>
     </w:p>
     <w:p>
       <w:pPr>
         <w:pStyle w:val="BodyText"/>
-        <w:jc w:val="left"/>
       </w:pPr>
       <w:r>
         <w:rPr>
           <w:b/>
           <w:bCs/>
         </w:rPr>
-        <w:t xml:space="preserve">Tầng 2 - Ước lượng tỉ lệ cắt thay vì liệt kê.</w:t>
-      </w:r>
-      <w:r>
-        <w:t xml:space="preserve"> </w:t>
-      </w:r>
-      <w:r>
-        <w:t xml:space="preserve">Thay</w:t>
+        <w:t xml:space="preserve">Tầng 3 - Cho phép hai trục co giãn độc lập.</w:t>
+      </w:r>
+      <w:r>
+        <w:t xml:space="preserve"> </w:t>
+      </w:r>
+      <w:r>
+        <w:t xml:space="preserve">Ràng buộc</w:t>
       </w:r>
       <w:r>
         <w:t xml:space="preserve"> </w:t>
@@ -24012,25 +23758,13 @@
         <w:rPr>
           <w:rStyle w:val="VerbatimChar"/>
         </w:rPr>
-        <w:t xml:space="preserve">crop_retained_scales</w:t>
-      </w:r>
-      <w:r>
-        <w:t xml:space="preserve"> </w:t>
-      </w:r>
-      <w:r>
-        <w:t xml:space="preserve">cố định bằng tìm kiếm tỉ lệ, hoặc ước lượng tỉ lệ từ tương quan log-polar của pilot (hạ tầng này đã có sẵn trong</w:t>
-      </w:r>
-      <w:r>
-        <w:t xml:space="preserve"> </w:t>
-      </w:r>
-      <w:r>
-        <w:rPr>
-          <w:rStyle w:val="VerbatimChar"/>
-        </w:rPr>
-        <w:t xml:space="preserve">synchronization_v2.py</w:t>
-      </w:r>
-      <w:r>
-        <w:t xml:space="preserve">). Xoá điểm tối ưu quá mức tại 0.25 và làm crop 0.10 / 0.50 trở nên xử lý được.</w:t>
+        <w:t xml:space="preserve">ratios_agree</w:t>
+      </w:r>
+      <w:r>
+        <w:t xml:space="preserve"> </w:t>
+      </w:r>
+      <w:r>
+        <w:t xml:space="preserve">loại bỏ mọi phép biến đổi đổi tỉ lệ khung. Nới nó ra cho phép xử lý ảnh bị kéo méo và bù phối cảnh.</w:t>
       </w:r>
     </w:p>
     <w:p>
@@ -24038,66 +23772,13 @@
         <w:pStyle w:val="BodyText"/>
       </w:pPr>
       <w:r>
-        <w:rPr>
-          <w:b/>
-          <w:bCs/>
-        </w:rPr>
-        <w:t xml:space="preserve">Tầng 3 - Cho phép hai trục co giãn độc lập.</w:t>
-      </w:r>
-      <w:r>
-        <w:t xml:space="preserve"> </w:t>
-      </w:r>
-      <w:r>
-        <w:t xml:space="preserve">Ràng buộc</w:t>
-      </w:r>
-      <w:r>
-        <w:t xml:space="preserve"> </w:t>
-      </w:r>
-      <w:r>
-        <w:rPr>
-          <w:rStyle w:val="VerbatimChar"/>
-        </w:rPr>
-        <w:t xml:space="preserve">ratios_agree</w:t>
-      </w:r>
-      <w:r>
-        <w:t xml:space="preserve"> </w:t>
-      </w:r>
-      <w:r>
-        <w:t xml:space="preserve">loại bỏ mọi phép biến đổi đổi tỉ lệ khung. Nới nó ra cho phép xử lý ảnh bị kéo méo và bù phối cảnh.</w:t>
-      </w:r>
-    </w:p>
-    <w:p>
-      <w:pPr>
-        <w:pStyle w:val="BodyText"/>
-      </w:pPr>
-      <w:r>
-        <w:rPr>
-          <w:b/>
-          <w:bCs/>
-        </w:rPr>
         <w:t xml:space="preserve">Tầng 4 - Chọn vật mang theo nội dung (chưa kiểm chứng).</w:t>
       </w:r>
       <w:r>
         <w:t xml:space="preserve"> </w:t>
       </w:r>
       <w:r>
-        <w:t xml:space="preserve">Chấm điểm tile ứng viên theo kết cấu trước khi chọn, vẫn tất định từ khoá. Giải quyết việc</w:t>
-      </w:r>
-      <w:r>
-        <w:t xml:space="preserve"> </w:t>
-      </w:r>
-      <w:r>
-        <w:rPr>
-          <w:i/>
-          <w:iCs/>
-        </w:rPr>
-        <w:t xml:space="preserve">trang nào</w:t>
-      </w:r>
-      <w:r>
-        <w:t xml:space="preserve"> </w:t>
-      </w:r>
-      <w:r>
-        <w:t xml:space="preserve">hỏng bên trong một phép biến đổi mà bộ giải mã đã hoàn tác được - hiệu ứng thứ cấp thật, nhưng không phải nguyên nhân của các thất bại diện rộng.</w:t>
+        <w:t xml:space="preserve">Chấm điểm tile ứng viên theo kết cấu trước khi chọn, vẫn tất định từ khoá. Giải quyết việc trang nào hỏng bên trong một phép biến đổi mà bộ giải mã đã hoàn tác được - hiệu ứng thứ cấp thật, nhưng không phải nguyên nhân của các thất bại diện rộng.</w:t>
       </w:r>
     </w:p>
     <w:bookmarkEnd w:id="87"/>
@@ -24119,17 +23800,7 @@
         </w:numPr>
       </w:pPr>
       <w:r>
-        <w:rPr>
-          <w:b/>
-          <w:bCs/>
-        </w:rPr>
-        <w:t xml:space="preserve">Giới hạn phân giải là thật, nhưng ngưỡng đã dịch.</w:t>
-      </w:r>
-      <w:r>
-        <w:t xml:space="preserve"> </w:t>
-      </w:r>
-      <w:r>
-        <w:t xml:space="preserve">Ở thời điểm đo này, dưới tỉ lệ khoảng 0.45 payload chết kể cả khi hình học hoàn hảo; sau khi sửa ngân sách ký hiệu xoá, ngưỡng đó hạ xuống thấp hơn (Mục 4.2.4.2). Phần vẫn đúng là bản chất của giới hạn: tồn tại một tỉ lệ đủ nhỏ để payload không còn khôi phục được. Không tầng nào ở trên chạm tới điều đó; muốn sửa phải tăng dung lượng hoặc giảm payload, và nhóm đã đo được rằng nâng</w:t>
+        <w:t xml:space="preserve">Giới hạn phân giải là thật, nhưng ngưỡng đã dịch. Ở thời điểm đo này, dưới tỉ lệ khoảng 0.45 payload chết kể cả khi hình học hoàn hảo; sau khi sửa ngân sách ký hiệu xoá, ngưỡng đó hạ xuống thấp hơn (Mục 4.2.4.2). Phần vẫn đúng là bản chất của giới hạn: tồn tại một tỉ lệ đủ nhỏ để payload không còn khôi phục được. Không tầng nào ở trên chạm tới điều đó; muốn sửa phải tăng dung lượng hoặc giảm payload, và nhóm đã đo được rằng nâng</w:t>
       </w:r>
       <w:r>
         <w:t xml:space="preserve"> </w:t>
@@ -24188,7 +23859,7 @@
         <w:t xml:space="preserve"> </w:t>
       </w:r>
       <w:r>
-        <w:t xml:space="preserve">Kết luận vừa nêu đã bị chính nhóm bác bỏ. Tín hiệu không hề bị nén phá huỷ: ở đúng các ca này, từ mã về tới bên nhận với tỉ lệ lỗi bit bằng 0,000 rồi bị chính bên nhận vứt đi vì khai quá ngân sách ký hiệu xoá. Sau khi sửa phần kế toán đó, nén JPEG q50 giải mã được (Mục 4.2.4.2 và 4.2.4.3). Giữ nguyên đoạn trên vì nó là chẩn đoán mà nhóm thực sự đã đưa ra ở thời điểm đó, và đường đi từ chẩn đoán sai tới phép đo bác bỏ nó là một phần của kết quả.</w:t>
+        <w:t xml:space="preserve">Kết luận vừa nêu đã bị chính nhóm bác bỏ. Tín hiệu không hề bị nén phá huỷ: ở đúng các ca này, từ mã về tới bên nhận với tỉ lệ lỗi bit bằng 0,000 rồi bị chính bên nhận vứt đi vì khai quá ngân sách ký hiệu xoá. Sau khi sửa phép đếm đó, nén JPEG q50 giải mã được (Mục 4.2.4.2 và 4.2.4.3). Giữ nguyên đoạn trên vì nó là chẩn đoán mà nhóm thực sự đã đưa ra ở thời điểm đó, và đường đi từ chẩn đoán sai tới phép đo bác bỏ nó là một phần của kết quả.</w:t>
       </w:r>
     </w:p>
     <w:p>
@@ -24200,14 +23871,7 @@
         </w:numPr>
       </w:pPr>
       <w:r>
-        <w:rPr>
-          <w:b/>
-          <w:bCs/>
-        </w:rPr>
-        <w:t xml:space="preserve">Toàn bộ số trong phần này đến từ harness nghiên cứu, không phải pre-gate</w:t>
-      </w:r>
-      <w:r>
-        <w:t xml:space="preserve">, và khác pre-gate ở cách dẫn xuất RNG tấn công cùng việc cấp mẫu đồng bộ ORB cho bộ giải mã. Không được trộn với Mục 4.2.1, và không được trình bày như năng lực đã phát hành. Từ 12/09/2026 production có bật đường ống nhúng và giải thủy vân. Mục 4.2.3 ghi lại kết quả âm tính ban đầu, còn Mục 4.2.4 ghi lại trạng thái sau khi sửa nguyên nhân gốc; kết luận chắc chắn trả cho người dùng vẫn dựa trên đối chiếu tệp chính xác và chữ ký, còn kết quả truy vết luôn kèm nhãn giới hạn.</w:t>
+        <w:t xml:space="preserve">Toàn bộ số trong phần này đến từ harness nghiên cứu, không phải pre-gate, và khác pre-gate ở cách dẫn xuất RNG tấn công cùng việc cấp mẫu đồng bộ ORB cho bộ giải mã. Không được trộn với Mục 4.2.1, và không được trình bày như năng lực đã phát hành. Từ 12/09/2026 production có bật chuỗi xử lý nhúng và giải thủy vân. Mục 4.2.3 ghi lại kết quả âm tính ban đầu, còn Mục 4.2.4 ghi lại trạng thái sau khi sửa nguyên nhân gốc; kết luận chắc chắn trả cho người dùng vẫn dựa trên đối chiếu tệp chính xác và chữ ký, còn kết quả truy vết luôn kèm nhãn giới hạn.</w:t>
       </w:r>
     </w:p>
     <w:bookmarkEnd w:id="88"/>
@@ -25960,7 +25624,7 @@
               <w:jc w:val="left"/>
             </w:pPr>
             <w:r>
-              <w:t xml:space="preserve">Đã kiểm chứng qua pipeline mã hoá/giải mã tham chiếu.</w:t>
+              <w:t xml:space="preserve">Đã kiểm chứng qua chuỗi xử lý mã hoá và giải mã tham chiếu.</w:t>
             </w:r>
           </w:p>
         </w:tc>

--- a/docs/project/Nhom9_TruyVetToanVenVanBan.docx
+++ b/docs/project/Nhom9_TruyVetToanVenVanBan.docx
@@ -1755,6 +1755,38 @@
                 <w:b/>
                 <w:bCs/>
               </w:rPr>
+              <w:t xml:space="preserve">MOS</w:t>
+            </w:r>
+          </w:p>
+        </w:tc>
+        <w:tc>
+          <w:tcPr/>
+          <w:p>
+            <w:pPr>
+              <w:pStyle w:val="Compact"/>
+              <w:spacing w:before="40" w:after="40" w:line="240" w:lineRule="auto"/>
+              <w:jc w:val="left"/>
+            </w:pPr>
+            <w:r>
+              <w:t xml:space="preserve">Mean Opinion Score, điểm đánh giá trung bình do người thật chấm khi đo chất lượng cảm nhận</w:t>
+            </w:r>
+          </w:p>
+        </w:tc>
+      </w:tr>
+      <w:tr>
+        <w:tc>
+          <w:tcPr/>
+          <w:p>
+            <w:pPr>
+              <w:pStyle w:val="Compact"/>
+              <w:spacing w:before="40" w:after="40" w:line="240" w:lineRule="auto"/>
+              <w:jc w:val="left"/>
+            </w:pPr>
+            <w:r>
+              <w:rPr>
+                <w:b/>
+                <w:bCs/>
+              </w:rPr>
               <w:t xml:space="preserve">ORB</w:t>
             </w:r>
           </w:p>
@@ -1833,6 +1865,38 @@
             </w:pPr>
             <w:r>
               <w:t xml:space="preserve">Tín hiệu mốc cài sẵn ở các vị trí tần số đã biết, giúp bên giải mã dò lại khung hình gốc của ảnh. Tài liệu viễn thông tiếng Việt giữ nguyên từ này.</w:t>
+            </w:r>
+          </w:p>
+        </w:tc>
+      </w:tr>
+      <w:tr>
+        <w:tc>
+          <w:tcPr/>
+          <w:p>
+            <w:pPr>
+              <w:pStyle w:val="Compact"/>
+              <w:spacing w:before="40" w:after="40" w:line="240" w:lineRule="auto"/>
+              <w:jc w:val="left"/>
+            </w:pPr>
+            <w:r>
+              <w:rPr>
+                <w:b/>
+                <w:bCs/>
+              </w:rPr>
+              <w:t xml:space="preserve">PKI</w:t>
+            </w:r>
+          </w:p>
+        </w:tc>
+        <w:tc>
+          <w:tcPr/>
+          <w:p>
+            <w:pPr>
+              <w:pStyle w:val="Compact"/>
+              <w:spacing w:before="40" w:after="40" w:line="240" w:lineRule="auto"/>
+              <w:jc w:val="left"/>
+            </w:pPr>
+            <w:r>
+              <w:t xml:space="preserve">Public Key Infrastructure, hạ tầng khóa công khai</w:t>
             </w:r>
           </w:p>
         </w:tc>
@@ -3195,7 +3259,7 @@
         <w:pStyle w:val="BodyText"/>
       </w:pPr>
       <w:r>
-        <w:t xml:space="preserve">Báo cáo bám sát bốn nội dung được giao. Chương 1 trình bày lý thuyết kỹ thuật Digital Watermarking. Chương 2 trình bày ứng dụng thủy vân trong truy vết thay đổi hình ảnh. Chương 3 gồm hai phần: ứng dụng ký số trong bảo vệ thông tin truy vết, và so sánh với các kỹ thuật xác minh toàn vẹn khác. Chương 4 trình bày hệ thống SplitBind mà nhóm đã hiện thực, đo đạc và đề xuất cải tiến.</w:t>
+        <w:t xml:space="preserve">Báo cáo bám sát bốn nội dung được giao. Chương 1 trình bày lý thuyết kỹ thuật thủy vân số. Chương 2 trình bày ứng dụng thủy vân trong truy vết thay đổi hình ảnh. Chương 3 gồm hai phần: ứng dụng ký số trong bảo vệ thông tin truy vết, và so sánh với các kỹ thuật xác minh toàn vẹn khác. Chương 4 trình bày hệ thống SplitBind mà nhóm đã hiện thực, đo đạc và đề xuất cải tiến.</w:t>
       </w:r>
     </w:p>
     <w:p>
@@ -3364,7 +3428,7 @@
         </w:numPr>
       </w:pPr>
       <w:r>
-        <w:t xml:space="preserve">Lý thuyết kỹ thuật Digital Watermarking.</w:t>
+        <w:t xml:space="preserve">Lý thuyết kỹ thuật thủy vân số (digital watermarking).</w:t>
       </w:r>
     </w:p>
     <w:p>
@@ -3404,7 +3468,7 @@
       </w:r>
     </w:p>
     <w:bookmarkEnd w:id="13"/>
-    <w:bookmarkStart w:id="14" w:name="X06ede34f162fdde215aab3745a74b7603a4497c"/>
+    <w:bookmarkStart w:id="14" w:name="Xf6b985d06e86b68dd2de5566ba01dd2ddc40424"/>
     <w:p>
       <w:pPr>
         <w:pStyle w:val="Heading3"/>
@@ -3422,7 +3486,7 @@
         <w:t xml:space="preserve"> </w:t>
       </w:r>
       <w:r>
-        <w:t xml:space="preserve">(document) vs</w:t>
+        <w:t xml:space="preserve">(document) so với</w:t>
       </w:r>
       <w:r>
         <w:t xml:space="preserve"> </w:t>
@@ -3643,13 +3707,13 @@
     </w:p>
     <w:bookmarkEnd w:id="14"/>
     <w:bookmarkEnd w:id="15"/>
-    <w:bookmarkStart w:id="22" w:name="Xa0a77f247ca284674469678bc4d3a95f360a2f4"/>
+    <w:bookmarkStart w:id="22" w:name="X73852470e9fc27a6dee2a641dd4c49aad269013"/>
     <w:p>
       <w:pPr>
         <w:pStyle w:val="Heading1"/>
       </w:pPr>
       <w:r>
-        <w:t xml:space="preserve">CHƯƠNG 1. CƠ SỞ LÝ THUYẾT KỸ THUẬT DIGITAL WATERMARKING</w:t>
+        <w:t xml:space="preserve">CHƯƠNG 1. CƠ SỞ LÝ THUYẾT KỸ THUẬT THỦY VÂN SỐ</w:t>
       </w:r>
     </w:p>
     <w:bookmarkStart w:id="16" w:name="khái-niệm-và-định-nghĩa-chuẩn-mực"/>
@@ -3692,7 +3756,7 @@
           <w:b/>
           <w:bCs/>
         </w:rPr>
-        <w:t xml:space="preserve">Thủy vân số (Digital Watermarking):</w:t>
+        <w:t xml:space="preserve">Thủy vân số (digital watermarking):</w:t>
       </w:r>
       <w:r>
         <w:t xml:space="preserve"> </w:t>
@@ -3739,7 +3803,7 @@
         <w:pStyle w:val="Heading3"/>
       </w:pPr>
       <w:r>
-        <w:t xml:space="preserve">1.2.1. Phân loại theo miền nhúng (Embedding Domain)</w:t>
+        <w:t xml:space="preserve">1.2.1. Phân loại theo miền nhúng (embedding domain)</w:t>
       </w:r>
     </w:p>
     <w:p>
@@ -3755,7 +3819,7 @@
           <w:b/>
           <w:bCs/>
         </w:rPr>
-        <w:t xml:space="preserve">Miền không gian (Spatial Domain):</w:t>
+        <w:t xml:space="preserve">Miền không gian (spatial domain):</w:t>
       </w:r>
     </w:p>
     <w:p>
@@ -3837,7 +3901,7 @@
           <w:b/>
           <w:bCs/>
         </w:rPr>
-        <w:t xml:space="preserve">Miền tần số / miền biến đổi (Transform Domain):</w:t>
+        <w:t xml:space="preserve">Miền tần số / miền biến đổi (transform domain):</w:t>
       </w:r>
     </w:p>
     <w:p>
@@ -3897,7 +3961,7 @@
         <w:t xml:space="preserve"> </w:t>
       </w:r>
       <w:r>
-        <w:t xml:space="preserve">Biến đổi Cosine rời rạc. Tách ảnh thành các thành phần tần số thấp (năng lượng tập trung), trung bình và cao.</w:t>
+        <w:t xml:space="preserve">Biến đổi cosin rời rạc. Tách ảnh thành các thành phần tần số thấp (năng lượng tập trung), trung bình và cao.</w:t>
       </w:r>
     </w:p>
     <w:p>
@@ -3919,7 +3983,7 @@
         <w:t xml:space="preserve"> </w:t>
       </w:r>
       <w:r>
-        <w:t xml:space="preserve">Biến đổi Wavelet rời rạc. Phân rã ảnh theo nhiều mức độ phân giải và định hướng không gian (xấp xỉ LL, chi tiết ngang LH, chi tiết dọc HL, chi tiết chéo HH).</w:t>
+        <w:t xml:space="preserve">Biến đổi sóng con rời rạc. Phân rã ảnh theo nhiều mức độ phân giải và định hướng không gian (xấp xỉ LL, chi tiết ngang LH, chi tiết dọc HL, chi tiết chéo HH).</w:t>
       </w:r>
     </w:p>
     <w:p>
@@ -3963,7 +4027,7 @@
         <w:t xml:space="preserve"> </w:t>
       </w:r>
       <w:r>
-        <w:t xml:space="preserve">Hệ số tần số trung bình (Middle-frequency band). Nhúng vào tần số thấp dễ gây biến dạng trực quan nhận thấy được; nhúng vào tần số cao thường bị các thuật toán nén lossy (như JPEG) loại bỏ. Do đó, dải trung tần là vùng dung hòa / thỏa hiệp phổ biến (standard engineering trade-off) giữa độ vô hình và độ bền vững trong các thiết kế truyền thống.</w:t>
+        <w:t xml:space="preserve">Hệ số tần số trung bình (middle-frequency band). Nhúng vào tần số thấp dễ gây biến dạng trực quan nhận thấy được; nhúng vào tần số cao thường bị các thuật toán nén lossy (như JPEG) loại bỏ. Do đó, dải trung tần là vùng dung hòa / thỏa hiệp phổ biến (standard engineering trade-off) giữa độ vô hình và độ bền vững trong các thiết kế truyền thống.</w:t>
       </w:r>
     </w:p>
     <w:bookmarkEnd w:id="17"/>
@@ -3989,7 +4053,7 @@
           <w:b/>
           <w:bCs/>
         </w:rPr>
-        <w:t xml:space="preserve">Thủy vân bền vững (Robust Watermark):</w:t>
+        <w:t xml:space="preserve">Thủy vân bền vững (robust watermark):</w:t>
       </w:r>
     </w:p>
     <w:p>
@@ -4033,7 +4097,7 @@
         <w:t xml:space="preserve"> </w:t>
       </w:r>
       <w:r>
-        <w:t xml:space="preserve">Bảo vệ bản quyền tác giả (Copyright Protection), truy vết người làm rò rỉ tài liệu (Traitor Tracing / Leak Attribution).</w:t>
+        <w:t xml:space="preserve">Bảo vệ bản quyền tác giả (copyright protection), truy vết người làm rò rỉ tài liệu (traitor tracing).</w:t>
       </w:r>
     </w:p>
     <w:p>
@@ -4049,7 +4113,7 @@
           <w:b/>
           <w:bCs/>
         </w:rPr>
-        <w:t xml:space="preserve">Thủy vân dễ vỡ (Fragile Watermark):</w:t>
+        <w:t xml:space="preserve">Thủy vân dễ vỡ (fragile watermark):</w:t>
       </w:r>
     </w:p>
     <w:p>
@@ -4093,7 +4157,7 @@
         <w:t xml:space="preserve"> </w:t>
       </w:r>
       <w:r>
-        <w:t xml:space="preserve">Phục vụ phát hiện can thiệp và xác thực toàn vẹn (Tamper Detection &amp; Content Authentication).</w:t>
+        <w:t xml:space="preserve">Phục vụ phát hiện can thiệp và xác thực toàn vẹn (tamper detection and content authentication).</w:t>
       </w:r>
     </w:p>
     <w:p>
@@ -4109,7 +4173,7 @@
           <w:b/>
           <w:bCs/>
         </w:rPr>
-        <w:t xml:space="preserve">Thủy vân bán dễ vỡ (Semi-fragile Watermark):</w:t>
+        <w:t xml:space="preserve">Thủy vân bán dễ vỡ (semi-fragile watermark):</w:t>
       </w:r>
     </w:p>
     <w:p>
@@ -4153,7 +4217,7 @@
         <w:t xml:space="preserve"> </w:t>
       </w:r>
       <w:r>
-        <w:t xml:space="preserve">Kiểm tra tính toàn vẹn và định vị vùng bị can thiệp sửa đổi (Tamper Detection &amp; Localization).</w:t>
+        <w:t xml:space="preserve">Kiểm tra tính toàn vẹn và định vị vùng bị can thiệp sửa đổi (tamper detection and localization).</w:t>
       </w:r>
     </w:p>
     <w:bookmarkEnd w:id="18"/>
@@ -4190,7 +4254,7 @@
         <w:pStyle w:val="BodyText"/>
       </w:pPr>
       <w:r>
-        <w:t xml:space="preserve">Trong thiết kế bất kỳ hệ thống thủy vân số nào, tồn tại một ràng buộc đánh đổi kỹ thuật (Engineering / Design Trade-off) giữa ba yếu tố thường cạnh tranh lẫn nhau:</w:t>
+        <w:t xml:space="preserve">Trong thiết kế bất kỳ hệ thống thủy vân số nào, tồn tại một ràng buộc đánh đổi kỹ thuật (design trade-off) giữa ba yếu tố thường cạnh tranh lẫn nhau:</w:t>
       </w:r>
     </w:p>
     <w:p>
@@ -4207,7 +4271,7 @@
               <m:nor/>
               <m:sty m:val="p"/>
             </m:rPr>
-            <m:t>Robustness (Độ bền vững)</m:t>
+            <m:t>Độ bền vững</m:t>
           </m:r>
           <m:r>
             <m:rPr>
@@ -4220,7 +4284,7 @@
               <m:nor/>
               <m:sty m:val="p"/>
             </m:rPr>
-            <m:t>Imperceptibility / Fidelity (Độ tàng hình)</m:t>
+            <m:t>Tính vô hình</m:t>
           </m:r>
           <m:r>
             <m:rPr>
@@ -4233,7 +4297,7 @@
               <m:nor/>
               <m:sty m:val="p"/>
             </m:rPr>
-            <m:t>Capacity (Dung lượng nhúng)</m:t>
+            <m:t>Dung lượng nhúng</m:t>
           </m:r>
         </m:oMath>
       </m:oMathPara>
@@ -4251,7 +4315,7 @@
           <w:b/>
           <w:bCs/>
         </w:rPr>
-        <w:t xml:space="preserve">Độ bền vững (Robustness):</w:t>
+        <w:t xml:space="preserve">Độ bền vững (robustness):</w:t>
       </w:r>
       <w:r>
         <w:t xml:space="preserve"> </w:t>
@@ -4273,7 +4337,7 @@
           <w:b/>
           <w:bCs/>
         </w:rPr>
-        <w:t xml:space="preserve">Độ tàng hình / độ trung thực (Imperceptibility / Fidelity):</w:t>
+        <w:t xml:space="preserve">Tính vô hình, hay độ trung thực (imperceptibility, fidelity):</w:t>
       </w:r>
       <w:r>
         <w:t xml:space="preserve"> </w:t>
@@ -4295,7 +4359,7 @@
           <w:b/>
           <w:bCs/>
         </w:rPr>
-        <w:t xml:space="preserve">Dung lượng (Capacity):</w:t>
+        <w:t xml:space="preserve">Dung lượng nhúng (capacity):</w:t>
       </w:r>
       <w:r>
         <w:t xml:space="preserve"> </w:t>
@@ -4323,7 +4387,7 @@
         <w:t xml:space="preserve"> </w:t>
       </w:r>
       <w:r>
-        <w:t xml:space="preserve">Khi tăng cường độ nhúng để tăng độ bền vững (Robustness), chất lượng ảnh dễ bị suy giảm (Fidelity giảm). Nếu tăng dung lượng nhúng (Capacity cao), khoảng cách giữa các trạng thái lượng tử hóa bị thu hẹp, làm giảm khả năng chịu nhiễu. Do đó, kỹ sư an toàn thông tin phải xác định điểm cân bằng phù hợp với mô hình đe dọa cụ thể.</w:t>
+        <w:t xml:space="preserve">Khi tăng cường độ nhúng để tăng độ bền vững, chất lượng ảnh dễ bị suy giảm. Nếu tăng dung lượng nhúng, khoảng cách giữa các trạng thái lượng tử hóa bị thu hẹp, làm giảm khả năng chịu nhiễu. Do đó, kỹ sư an toàn thông tin phải xác định điểm cân bằng phù hợp với mô hình đe dọa cụ thể.</w:t>
       </w:r>
     </w:p>
     <w:bookmarkEnd w:id="20"/>
@@ -4373,7 +4437,7 @@
         <w:t xml:space="preserve"> </w:t>
       </w:r>
       <w:r>
-        <w:t xml:space="preserve">QIM là phương pháp nhúng thông tin có sự tham gia của vật mang (Informed Embedding). Thay vì cộng tín hiệu giả ngẫu nhiên vào ảnh (như Spread Spectrum), QIM chia miền giá trị của các hệ số biến đổi thành tập hợp các lưới lượng tử hóa rời rạc (Lattices) so le nhau.</w:t>
+        <w:t xml:space="preserve">QIM là phương pháp nhúng thông tin có sự tham gia của vật mang (informed embedding). Thay vì cộng tín hiệu giả ngẫu nhiên vào ảnh (như trải phổ), QIM chia miền giá trị của các hệ số biến đổi thành tập hợp các lưới lượng tử hóa rời rạc (Lattices) so le nhau.</w:t>
       </w:r>
     </w:p>
     <w:p>
@@ -4389,7 +4453,7 @@
           <w:b/>
           <w:bCs/>
         </w:rPr>
-        <w:t xml:space="preserve">Cơ chế Parity-QIM (Lưới chẵn/lẻ):</w:t>
+        <w:t xml:space="preserve">Cơ chế Parity-QIM, lưới chẵn lẻ:</w:t>
       </w:r>
     </w:p>
     <w:p>
@@ -4582,7 +4646,7 @@
         <w:t xml:space="preserve"> </w:t>
       </w:r>
       <w:r>
-        <w:t xml:space="preserve">là bước lượng tử hóa (Quantization Step / Delta).</w:t>
+        <w:t xml:space="preserve">là bước lượng tử hóa (quantization step).</w:t>
       </w:r>
     </w:p>
     <w:p>
@@ -4594,7 +4658,7 @@
         </w:numPr>
       </w:pPr>
       <w:r>
-        <w:t xml:space="preserve">Khi giải mã, phía nhận chỉ cần lượng tử hóa hệ số nhận được và kiểm tra tính chẵn/lẻ của chỉ số lượng tử, hoàn toàn không cần ảnh gốc (Blind Extraction).</w:t>
+        <w:t xml:space="preserve">Khi giải mã, phía nhận chỉ cần lượng tử hóa hệ số nhận được và kiểm tra tính chẵn/lẻ của chỉ số lượng tử, hoàn toàn không cần ảnh gốc (blind extraction).</w:t>
       </w:r>
     </w:p>
     <w:bookmarkEnd w:id="21"/>
@@ -4635,7 +4699,7 @@
         <w:t xml:space="preserve"> </w:t>
       </w:r>
       <w:r>
-        <w:t xml:space="preserve">Ứng dụng thủy vân bền vững trong truy vết nguồn phát hành (Traitor Tracing / Source Attribution).</w:t>
+        <w:t xml:space="preserve">Ứng dụng thủy vân bền vững trong truy vết nguồn phát hành (traitor tracing).</w:t>
       </w:r>
       <w:r>
         <w:t xml:space="preserve"> </w:t>
@@ -4657,7 +4721,7 @@
         <w:t xml:space="preserve"> </w:t>
       </w:r>
       <w:r>
-        <w:t xml:space="preserve">Ứng dụng thủy vân bán dễ vỡ trong phát hiện và định vị sửa đổi (Tamper Detection &amp; Localization).</w:t>
+        <w:t xml:space="preserve">Ứng dụng thủy vân bán dễ vỡ trong phát hiện và định vị sửa đổi (tamper detection and localization).</w:t>
       </w:r>
     </w:p>
     <w:bookmarkStart w:id="27" w:name="X309070127ac9b595d19338b9992d494ea1f4902"/>
@@ -4666,7 +4730,7 @@
         <w:pStyle w:val="Heading2"/>
       </w:pPr>
       <w:r>
-        <w:t xml:space="preserve">2.1. Bài toán A: truy vết nguồn phát hành (Traitor Tracing)</w:t>
+        <w:t xml:space="preserve">2.1. Bài toán A: truy vết nguồn phát hành (traitor tracing)</w:t>
       </w:r>
     </w:p>
     <w:bookmarkStart w:id="23" w:name="cấu-trúc-payload-thực-tế-trong-mã-nguồn"/>
@@ -5062,7 +5126,7 @@
         <w:t xml:space="preserve">HMAC</w:t>
       </w:r>
       <w:r>
-        <w:t xml:space="preserve">: Cung cấp cơ chế xác thực nguồn gốc và toàn vẹn có khóa (keyed authentication / integrity) cho các thẻ xác thực trong thuật toán Semi-fragile.</w:t>
+        <w:t xml:space="preserve">: Cung cấp cơ chế xác thực nguồn gốc và toàn vẹn có khóa (keyed authentication, integrity) cho các thẻ xác thực trong thuật toán bán dễ vỡ.</w:t>
       </w:r>
     </w:p>
     <w:p>
@@ -5245,7 +5309,7 @@
         </w:numPr>
       </w:pPr>
       <w:r>
-        <w:t xml:space="preserve">Trang tài liệu PDF được render thành ảnh độ phân giải cao, còn đầu vào vốn đã là ảnh thì dùng trực tiếp; tách lấy kênh độ sáng (Luminance).</w:t>
+        <w:t xml:space="preserve">Trang tài liệu PDF được render thành ảnh độ phân giải cao, còn đầu vào vốn đã là ảnh thì dùng trực tiếp; tách lấy kênh độ sáng (luminance).</w:t>
       </w:r>
     </w:p>
     <w:p>
@@ -5257,7 +5321,7 @@
         </w:numPr>
       </w:pPr>
       <w:r>
-        <w:t xml:space="preserve">Chia ảnh thành các khối vuông (Tile Layout) và sinh vị trí nhúng bằng bộ sinh số giả ngẫu nhiên an toàn mật mã (CSPRNG).</w:t>
+        <w:t xml:space="preserve">Chia ảnh thành các khối vuông (tile layout) và sinh vị trí nhúng bằng bộ sinh số giả ngẫu nhiên an toàn mật mã (CSPRNG).</w:t>
       </w:r>
     </w:p>
     <w:p>
@@ -5623,7 +5687,7 @@
           <w:b/>
           <w:bCs/>
         </w:rPr>
-        <w:t xml:space="preserve">Độ trung thực cảm nhận (Imperceptibility):</w:t>
+        <w:t xml:space="preserve">Tính vô hình (imperceptibility):</w:t>
       </w:r>
     </w:p>
     <w:p>
@@ -5737,7 +5801,7 @@
           <w:b/>
           <w:bCs/>
         </w:rPr>
-        <w:t xml:space="preserve">Tỷ lệ gán sai nguồn (False Attribution Rate):</w:t>
+        <w:t xml:space="preserve">Tỷ lệ gán sai nguồn (false attribution rate):</w:t>
       </w:r>
       <w:r>
         <w:t xml:space="preserve"> </w:t>
@@ -5765,7 +5829,7 @@
         </w:numPr>
       </w:pPr>
       <w:r>
-        <w:t xml:space="preserve">Mặc dù được thiết kế theo hướng bền vững (Robust), thuật toán nghiên cứu chưa đạt tiêu chuẩn bền vững mức độ Production:</w:t>
+        <w:t xml:space="preserve">Mặc dù được thiết kế theo hướng bền vững, thuật toán nghiên cứu chưa đạt mức bền vững đủ để đưa lên hệ thống thật:</w:t>
       </w:r>
     </w:p>
     <w:p>
@@ -5992,7 +6056,7 @@
         <w:t xml:space="preserve"> </w:t>
       </w:r>
       <w:r>
-        <w:t xml:space="preserve">Thuật toán chứng minh tính khả thi của việc nhúng định danh 128-bit với độ trung thực tín hiệu cao trên mảng điểm ảnh, nhưng còn hạn chế trước các biến đổi phi tuyến và nén lossy nặng. Một hướng nghiên cứu tiếp theo có thể xem xét là Deep Watermarking (như kiến trúc HiDDeN, StegaStamp) kết hợp mạng nơ-ron tích chập tự mã hóa (Autoencoder) bên cạnh việc tối ưu hóa bước lượng tử hóa thích nghi theo đặc trưng cục bộ.</w:t>
+        <w:t xml:space="preserve">Thuật toán chứng minh tính khả thi của việc nhúng định danh 128-bit với độ trung thực tín hiệu cao trên mảng điểm ảnh, nhưng còn hạn chế trước các biến đổi phi tuyến và nén lossy nặng. Một hướng nghiên cứu tiếp theo có thể xem xét là thủy vân học sâu (deep watermarking), như kiến trúc HiDDeN hoặc StegaStamp, kết hợp mạng nơ-ron tích chập tự mã hóa (Autoencoder) bên cạnh việc tối ưu hóa bước lượng tử hóa thích nghi theo đặc trưng cục bộ.</w:t>
       </w:r>
     </w:p>
     <w:bookmarkEnd w:id="26"/>
@@ -6003,16 +6067,16 @@
         <w:pStyle w:val="Heading2"/>
       </w:pPr>
       <w:r>
-        <w:t xml:space="preserve">2.2. Bài toán B: thủy vân bán dễ vỡ phát hiện và định vị sửa đổi (Tamper Localization)</w:t>
-      </w:r>
-    </w:p>
-    <w:bookmarkStart w:id="28" w:name="X29faa721572769ba20609bcade6ded8d2f5cf27"/>
+        <w:t xml:space="preserve">2.2. Bài toán B: thủy vân bán dễ vỡ phát hiện và định vị sửa đổi (tamper localization)</w:t>
+      </w:r>
+    </w:p>
+    <w:bookmarkStart w:id="28" w:name="kiến-trúc-thuật-toán-bán-dễ-vỡ-phân-tán"/>
     <w:p>
       <w:pPr>
         <w:pStyle w:val="Heading3"/>
       </w:pPr>
       <w:r>
-        <w:t xml:space="preserve">2.2.1. Kiến trúc thuật toán semi-fragile phân tán</w:t>
+        <w:t xml:space="preserve">2.2.1. Kiến trúc thuật toán bán dễ vỡ phân tán</w:t>
       </w:r>
     </w:p>
     <w:p>
@@ -6101,7 +6165,7 @@
           <w:b/>
           <w:bCs/>
         </w:rPr>
-        <w:t xml:space="preserve">Trích xuất đặc trưng nội dung (Feature Extraction):</w:t>
+        <w:t xml:space="preserve">Trích xuất đặc trưng nội dung (feature extraction):</w:t>
       </w:r>
     </w:p>
     <w:p>
@@ -6200,7 +6264,7 @@
           <w:b/>
           <w:bCs/>
         </w:rPr>
-        <w:t xml:space="preserve">Tạo thẻ xác thực (Authentication Tag):</w:t>
+        <w:t xml:space="preserve">Tạo thẻ xác thực (authentication tag):</w:t>
       </w:r>
     </w:p>
     <w:p>
@@ -6334,7 +6398,7 @@
           <w:i/>
           <w:iCs/>
         </w:rPr>
-        <w:t xml:space="preserve">Lưu ý về biên độ an toàn mật mã (Security Margin):</w:t>
+        <w:t xml:space="preserve">Lưu ý về biên an toàn mật mã (security margin):</w:t>
       </w:r>
       <w:r>
         <w:t xml:space="preserve"> </w:t>
@@ -6435,7 +6499,7 @@
           <w:b/>
           <w:bCs/>
         </w:rPr>
-        <w:t xml:space="preserve">Phân tán khối đối tác (Partner Region Ring):</w:t>
+        <w:t xml:space="preserve">Phân tán khối đối tác (partner region ring):</w:t>
       </w:r>
     </w:p>
     <w:p>
@@ -6745,7 +6809,7 @@
           <w:b/>
           <w:bCs/>
         </w:rPr>
-        <w:t xml:space="preserve">Chỉ số IoU tổng hợp (Aggregate Localization IoU):</w:t>
+        <w:t xml:space="preserve">Chỉ số IoU tổng hợp (aggregate localization IoU):</w:t>
       </w:r>
       <w:r>
         <w:t xml:space="preserve"> </w:t>
@@ -7182,7 +7246,7 @@
         <w:t xml:space="preserve"> </w:t>
       </w:r>
       <w:r>
-        <w:t xml:space="preserve">Kết quả thực nghiệm phản ánh trung thực năng lực và ranh giới kỹ thuật thực tế của phương pháp Semi-fragile phân tán dựa trên khối DCT truyền thống: mô hình minh chứng quy trình phát hiện và định vị can thiệp trên ảnh trang tài liệu, nhưng độ chính xác định vị hình học (IoU) còn rất hạn chế trong điều kiện can thiệp diện tích lớn do bị chi phối bởi cơ chế fail-safe bảo vệ trước nén mạnh. Ranh giới này khẳng định sự cần thiết của các nghiên cứu sâu hơn về phân rã đặc trưng đa tỉ lệ hoặc mạng nơ-ron học sâu trong bài toán bảo vệ tính toàn vẹn hình ảnh.</w:t>
+        <w:t xml:space="preserve">Kết quả thực nghiệm phản ánh trung thực năng lực và ranh giới kỹ thuật thực tế của phương pháp bán dễ vỡ phân tán dựa trên khối DCT truyền thống: mô hình minh chứng quy trình phát hiện và định vị can thiệp trên ảnh trang tài liệu, nhưng độ chính xác định vị hình học (IoU) còn rất hạn chế trong điều kiện can thiệp diện tích lớn do bị chi phối bởi cơ chế fail-safe bảo vệ trước nén mạnh. Ranh giới này khẳng định sự cần thiết của các nghiên cứu sâu hơn về phân rã đặc trưng đa tỉ lệ hoặc mạng nơ-ron học sâu trong bài toán bảo vệ tính toàn vẹn hình ảnh.</w:t>
       </w:r>
     </w:p>
     <w:bookmarkEnd w:id="31"/>
@@ -7277,7 +7341,7 @@
           <w:b/>
           <w:bCs/>
         </w:rPr>
-        <w:t xml:space="preserve">Cấp độ A (Payload Layer):</w:t>
+        <w:t xml:space="preserve">Cấp độ A, lớp payload:</w:t>
       </w:r>
       <w:r>
         <w:t xml:space="preserve"> </w:t>
@@ -7314,7 +7378,7 @@
           <w:b/>
           <w:bCs/>
         </w:rPr>
-        <w:t xml:space="preserve">Cấp độ B (Architectural Linkage Layer):</w:t>
+        <w:t xml:space="preserve">Cấp độ B, lớp liên kết trong kiến trúc:</w:t>
       </w:r>
       <w:r>
         <w:t xml:space="preserve"> </w:t>
@@ -7353,7 +7417,7 @@
         <w:t xml:space="preserve">Issuance Record</w:t>
       </w:r>
       <w:r>
-        <w:t xml:space="preserve">), từ đó truy xuất Manifest đã được ký số Ed25519 và thông tin người nhận tài liệu.</w:t>
+        <w:t xml:space="preserve">), từ đó truy xuất manifest đã được ký số Ed25519 và thông tin người nhận tài liệu.</w:t>
       </w:r>
     </w:p>
     <w:p>
@@ -7369,13 +7433,13 @@
           <w:b/>
           <w:bCs/>
         </w:rPr>
-        <w:t xml:space="preserve">Cấp độ C (Production Capability Layer):</w:t>
-      </w:r>
-      <w:r>
-        <w:t xml:space="preserve"> </w:t>
-      </w:r>
-      <w:r>
-        <w:t xml:space="preserve">Trên môi trường vận hành thực tế, hệ thống luôn áp dụng cơ chế xác thực toàn vẹn tệp chính xác (Exact-file integrity qua SHA-256) kèm chữ ký Ed25519 trên Manifest. Từ ngày 12/09/2026, nhóm bật thêm phân hệ thủy vân trên chính hệ thống đang chạy: mỗi bản cấp phát nhúng thủy vân V2 và mỗi lần xác minh đều chạy bộ giải mã.</w:t>
+        <w:t xml:space="preserve">Cấp độ C, năng lực trên hệ thống thật:</w:t>
+      </w:r>
+      <w:r>
+        <w:t xml:space="preserve"> </w:t>
+      </w:r>
+      <w:r>
+        <w:t xml:space="preserve">Trên môi trường vận hành thực tế, hệ thống luôn áp dụng cơ chế xác thực toàn vẹn tệp chính xác bằng SHA-256, kèm chữ ký Ed25519 trên manifest. Từ ngày 12/09/2026, nhóm bật thêm phân hệ thủy vân trên chính hệ thống đang chạy: mỗi bản cấp phát nhúng thủy vân V2 và mỗi lần xác minh đều chạy bộ giải mã.</w:t>
       </w:r>
     </w:p>
     <w:p>
@@ -7527,13 +7591,13 @@
       </w:r>
     </w:p>
     <w:bookmarkEnd w:id="34"/>
-    <w:bookmarkStart w:id="35" w:name="kiến-trúc-hồ-sơ-toàn-vẹn-signed-manifest"/>
+    <w:bookmarkStart w:id="35" w:name="Xa8597b961700287943beef87fac9e21cd92c65e"/>
     <w:p>
       <w:pPr>
         <w:pStyle w:val="Heading3"/>
       </w:pPr>
       <w:r>
-        <w:t xml:space="preserve">3.1.2. Kiến trúc hồ sơ toàn vẹn (Signed Manifest)</w:t>
+        <w:t xml:space="preserve">3.1.2. Kiến trúc hồ sơ toàn vẹn có chữ ký (signed manifest)</w:t>
       </w:r>
     </w:p>
     <w:p>
@@ -7886,7 +7950,7 @@
         <w:t xml:space="preserve"> </w:t>
       </w:r>
       <w:r>
-        <w:t xml:space="preserve">Chữ ký số hiệu năng cao trên đường cong Edwards Curve 25519 (RFC 8032). Ký trên biểu diễn chuẩn hóa RFC 8785 để xác thực nguồn gốc cơ quan phát hành và bảo vệ tính toàn vẹn của hồ sơ truy vết. Về mặt mật mã học, chữ ký số cung cấp đặc tính chống chối bỏ kỹ thuật (cryptographic non-repudiation); giá trị chứng cứ pháp lý ràng buộc trong thực tế phụ thuộc vào quy trình định danh chủ thể, quản lý khóa riêng và chính sách chứng thư theo khuôn khổ pháp luật hiện hành.</w:t>
+        <w:t xml:space="preserve">Chữ ký số hiệu năng cao trên đường cong Edwards 25519 (RFC 8032). Ký trên biểu diễn chuẩn hóa RFC 8785 để xác thực nguồn gốc cơ quan phát hành và bảo vệ tính toàn vẹn của hồ sơ truy vết. Về mặt mật mã học, chữ ký số cung cấp đặc tính chống chối bỏ kỹ thuật (cryptographic non-repudiation); giá trị chứng cứ pháp lý ràng buộc trong thực tế phụ thuộc vào quy trình định danh chủ thể, quản lý khóa riêng và chính sách chứng thư theo khuôn khổ pháp luật hiện hành.</w:t>
       </w:r>
     </w:p>
     <w:p>
@@ -7942,7 +8006,7 @@
         <w:t xml:space="preserve"> </w:t>
       </w:r>
       <w:r>
-        <w:t xml:space="preserve">(Giải quyết thắc mắc của Giảng viên TS. Hồ Đăng Thế)</w:t>
+        <w:t xml:space="preserve">(giải quyết thắc mắc của giảng viên, TS. Hồ Đăng Thế)</w:t>
       </w:r>
     </w:p>
     <w:p>
@@ -8006,7 +8070,7 @@
         <w:t xml:space="preserve"> </w:t>
       </w:r>
       <w:r>
-        <w:t xml:space="preserve">Quy trình cấp phát nhúng thủy vân vào tài liệu trước, sau đó mới tính toán mã băm SHA-256 trên tài liệu đã mang thủy vân, đóng gói vào hồ sơ Manifest và thực hiện ký số Ed25519 trên biểu diễn chuẩn tắc RFC 8785:</w:t>
+        <w:t xml:space="preserve">Quy trình cấp phát nhúng thủy vân vào tài liệu trước, sau đó mới tính toán mã băm SHA-256 trên tài liệu đã mang thủy vân, đóng gói vào manifest và thực hiện ký số Ed25519 trên biểu diễn chuẩn tắc RFC 8785:</w:t>
       </w:r>
     </w:p>
     <w:p>
@@ -8446,7 +8510,7 @@
           <w:b/>
           <w:bCs/>
         </w:rPr>
-        <w:t xml:space="preserve">Giải quyết phân kỳ về mô hình đe dọa (Threat Model):</w:t>
+        <w:t xml:space="preserve">Giải quyết phân kỳ về mô hình đe dọa (threat model):</w:t>
       </w:r>
     </w:p>
     <w:p>
@@ -8462,13 +8526,13 @@
           <w:b/>
           <w:bCs/>
         </w:rPr>
-        <w:t xml:space="preserve">Kênh toàn vẹn số (Digital / Exact Channel):</w:t>
-      </w:r>
-      <w:r>
-        <w:t xml:space="preserve"> </w:t>
-      </w:r>
-      <w:r>
-        <w:t xml:space="preserve">Nếu tài liệu được truyền qua kênh số nguyên bản, hệ thống dùng Mã băm SHA-256 + Chữ ký số Ed25519 trên Manifest để xác minh rằng biểu diễn nhị phân của tệp nhận được khớp hoàn toàn với bản tóm lược (digest) đã ký, dưới các giả định an toàn về tính kháng va chạm của SHA-256 và tính không thể giả mạo của Ed25519.</w:t>
+        <w:t xml:space="preserve">Kênh số nguyên bản (exact channel):</w:t>
+      </w:r>
+      <w:r>
+        <w:t xml:space="preserve"> </w:t>
+      </w:r>
+      <w:r>
+        <w:t xml:space="preserve">Nếu tài liệu được truyền qua kênh số nguyên bản, hệ thống dùng mã băm SHA-256 và chữ ký số Ed25519 trên manifest để xác minh rằng biểu diễn nhị phân của tệp nhận được khớp hoàn toàn với bản tóm lược (digest) đã ký, dưới các giả định an toàn về tính kháng va chạm của SHA-256 và tính không thể giả mạo của Ed25519.</w:t>
       </w:r>
     </w:p>
     <w:p>
@@ -8485,7 +8549,7 @@
           <w:b/>
           <w:bCs/>
         </w:rPr>
-        <w:t xml:space="preserve">Kênh rò rỉ biến đổi (Analog / Lossy Leak Channel):</w:t>
+        <w:t xml:space="preserve">Kênh rò rỉ có biến đổi (lossy leak channel):</w:t>
       </w:r>
       <w:r>
         <w:t xml:space="preserve"> </w:t>
@@ -8506,7 +8570,7 @@
         <w:t xml:space="preserve"> </w:t>
       </w:r>
       <w:r>
-        <w:t xml:space="preserve">ghi trong Manifest. Bản thân chữ ký Ed25519 trên Manifest gốc vẫn hoàn toàn hợp lệ (chứng minh Manifest không bị giả mạo), nhưng giá trị hash trong đó xác nhận tệp nghi vấn không phải là tệp nguyên bản phát hành. Về mặt lý thuyết thiết kế, Thủy vân số bền vững (Robust Watermark) được kỳ vọng đóng vai trò là cơ chế chủ động (proactive) sống sót qua biến đổi tín hiệu để trích xuất lại</w:t>
+        <w:t xml:space="preserve">ghi trong manifest. Bản thân chữ ký Ed25519 trên manifest gốc vẫn hoàn toàn hợp lệ (chứng minh manifest không bị giả mạo), nhưng giá trị hash trong đó xác nhận tệp nghi vấn không phải là tệp nguyên bản phát hành. Về mặt lý thuyết thiết kế, thủy vân số bền vững được kỳ vọng đóng vai trò là cơ chế chủ động (proactive) sống sót qua biến đổi tín hiệu để trích xuất lại</w:t>
       </w:r>
       <w:r>
         <w:t xml:space="preserve"> </w:t>
@@ -8518,7 +8582,7 @@
         <w:t xml:space="preserve">issuance_id</w:t>
       </w:r>
       <w:r>
-        <w:t xml:space="preserve">, từ đó làm cầu nối đối chiếu ngược về Manifest gốc đã ký số trong cơ sở dữ liệu. Cần phân định rõ giữa mục tiêu thiết kế và năng lực đã đo được. Thế hệ V1 thất bại hoàn toàn trước JPEG-70 và Resize-0.75 (0/12 ở cả hai) và chỉ khôi phục một phần dưới Crop-0.25. Thế hệ V3, đo trên cùng một corpus, đạt 9/12 ở JPEG-70, 8/12 ở Resize-0.75 và 9/12 ở Crop-0.25 (Mục 4.2.1.1). Cả hai mức đều dưới cổng phát hành 0.95 mà nhóm tự đặt, nên phân hệ thủy vân vẫn mang nhãn nghiên cứu dù đã bật trên hệ thống đang chạy (Mục 4.2.4). (Bên cạnh thủy vân, các kỹ thuật điều tra số khác như perceptual hashing, đối soát OCR văn bản cũng có thể hỗ trợ nhưng thủy vân nhúng sẵn định danh trực tiếp trong nội dung ảnh).</w:t>
+        <w:t xml:space="preserve">, từ đó làm cầu nối đối chiếu ngược về manifest gốc đã ký số trong cơ sở dữ liệu. Cần phân định rõ giữa mục tiêu thiết kế và năng lực đã đo được. Thế hệ V1 thất bại hoàn toàn trước JPEG-70 và Resize-0.75 (0/12 ở cả hai) và chỉ khôi phục một phần dưới Crop-0.25. Thế hệ V3, đo trên cùng một corpus, đạt 9/12 ở JPEG-70, 8/12 ở Resize-0.75 và 9/12 ở Crop-0.25 (Mục 4.2.1.1). Cả hai mức đều dưới cổng phát hành 0.95 mà nhóm tự đặt, nên phân hệ thủy vân vẫn mang nhãn nghiên cứu dù đã bật trên hệ thống đang chạy (Mục 4.2.4). (Bên cạnh thủy vân, các kỹ thuật điều tra số khác như perceptual hashing, đối soát OCR văn bản cũng có thể hỗ trợ nhưng thủy vân nhúng sẵn định danh trực tiếp trong nội dung ảnh).</w:t>
       </w:r>
     </w:p>
     <w:p>
@@ -8540,7 +8604,7 @@
         <w:t xml:space="preserve"> </w:t>
       </w:r>
       <w:r>
-        <w:t xml:space="preserve">Hai cơ chế không triệt tiêu nhau mà tạo thành Hai tầng phòng thủ bổ trợ nhau (Defense-in-Depth).</w:t>
+        <w:t xml:space="preserve">Hai cơ chế không triệt tiêu nhau mà tạo thành hai tầng phòng thủ bổ trợ nhau (defense in depth).</w:t>
       </w:r>
     </w:p>
     <w:bookmarkEnd w:id="36"/>
@@ -8699,7 +8763,7 @@
           <w:b/>
           <w:bCs/>
         </w:rPr>
-        <w:t xml:space="preserve">Trên giao diện Web người dùng (</w:t>
+        <w:t xml:space="preserve">Trên giao diện web (</w:t>
       </w:r>
       <w:r>
         <w:rPr>
@@ -8951,7 +9015,7 @@
               <w:jc w:val="left"/>
             </w:pPr>
             <w:r>
-              <w:t xml:space="preserve">Hàm băm mật mã (Cryptographic Hash)</w:t>
+              <w:t xml:space="preserve">Hàm băm mật mã (cryptographic hash)</w:t>
             </w:r>
           </w:p>
         </w:tc>
@@ -8977,46 +9041,46 @@
               <w:jc w:val="left"/>
             </w:pPr>
             <w:r>
-              <w:t xml:space="preserve">Chữ ký số (Digital Signature)</w:t>
-            </w:r>
-          </w:p>
-        </w:tc>
-        <w:tc>
-          <w:tcPr/>
-          <w:p>
-            <w:pPr>
-              <w:pStyle w:val="Compact"/>
-              <w:spacing w:before="40" w:after="40" w:line="240" w:lineRule="auto"/>
-              <w:jc w:val="left"/>
-            </w:pPr>
-            <w:r>
-              <w:t xml:space="preserve">Thủy vân bền vững (Robust Watermark)</w:t>
-            </w:r>
-          </w:p>
-        </w:tc>
-        <w:tc>
-          <w:tcPr/>
-          <w:p>
-            <w:pPr>
-              <w:pStyle w:val="Compact"/>
-              <w:spacing w:before="40" w:after="40" w:line="240" w:lineRule="auto"/>
-              <w:jc w:val="left"/>
-            </w:pPr>
-            <w:r>
-              <w:t xml:space="preserve">Thủy vân bán dễ vỡ (Semi-fragile WM)</w:t>
-            </w:r>
-          </w:p>
-        </w:tc>
-        <w:tc>
-          <w:tcPr/>
-          <w:p>
-            <w:pPr>
-              <w:pStyle w:val="Compact"/>
-              <w:spacing w:before="40" w:after="40" w:line="240" w:lineRule="auto"/>
-              <w:jc w:val="left"/>
-            </w:pPr>
-            <w:r>
-              <w:t xml:space="preserve">Giấu tin bí mật (Steganography)</w:t>
+              <w:t xml:space="preserve">Chữ ký số (digital signature)</w:t>
+            </w:r>
+          </w:p>
+        </w:tc>
+        <w:tc>
+          <w:tcPr/>
+          <w:p>
+            <w:pPr>
+              <w:pStyle w:val="Compact"/>
+              <w:spacing w:before="40" w:after="40" w:line="240" w:lineRule="auto"/>
+              <w:jc w:val="left"/>
+            </w:pPr>
+            <w:r>
+              <w:t xml:space="preserve">Thủy vân bền vững (robust watermark)</w:t>
+            </w:r>
+          </w:p>
+        </w:tc>
+        <w:tc>
+          <w:tcPr/>
+          <w:p>
+            <w:pPr>
+              <w:pStyle w:val="Compact"/>
+              <w:spacing w:before="40" w:after="40" w:line="240" w:lineRule="auto"/>
+              <w:jc w:val="left"/>
+            </w:pPr>
+            <w:r>
+              <w:t xml:space="preserve">Thủy vân bán dễ vỡ (semi-fragile watermark)</w:t>
+            </w:r>
+          </w:p>
+        </w:tc>
+        <w:tc>
+          <w:tcPr/>
+          <w:p>
+            <w:pPr>
+              <w:pStyle w:val="Compact"/>
+              <w:spacing w:before="40" w:after="40" w:line="240" w:lineRule="auto"/>
+              <w:jc w:val="left"/>
+            </w:pPr>
+            <w:r>
+              <w:t xml:space="preserve">Giấu tin mật (steganography)</w:t>
             </w:r>
           </w:p>
         </w:tc>
@@ -9553,20 +9617,20 @@
               <w:jc w:val="left"/>
             </w:pPr>
             <w:r>
-              <w:t xml:space="preserve">Không cần khóa (Unkeyed primitive).</w:t>
-            </w:r>
-          </w:p>
-        </w:tc>
-        <w:tc>
-          <w:tcPr/>
-          <w:p>
-            <w:pPr>
-              <w:pStyle w:val="Compact"/>
-              <w:spacing w:before="40" w:after="40" w:line="240" w:lineRule="auto"/>
-              <w:jc w:val="left"/>
-            </w:pPr>
-            <w:r>
-              <w:t xml:space="preserve">Khóa đối xứng bí mật (Symmetric Shared Key).</w:t>
+              <w:t xml:space="preserve">Không cần khóa (unkeyed primitive).</w:t>
+            </w:r>
+          </w:p>
+        </w:tc>
+        <w:tc>
+          <w:tcPr/>
+          <w:p>
+            <w:pPr>
+              <w:pStyle w:val="Compact"/>
+              <w:spacing w:before="40" w:after="40" w:line="240" w:lineRule="auto"/>
+              <w:jc w:val="left"/>
+            </w:pPr>
+            <w:r>
+              <w:t xml:space="preserve">Khóa đối xứng bí mật (khóa chung, symmetric shared key).</w:t>
             </w:r>
           </w:p>
         </w:tc>
@@ -9605,7 +9669,7 @@
               <w:jc w:val="left"/>
             </w:pPr>
             <w:r>
-              <w:t xml:space="preserve">Khóa đối xứng HMAC tạo thẻ và khóa định tuyến đối tác (Ring Key).</w:t>
+              <w:t xml:space="preserve">Khóa đối xứng HMAC tạo thẻ và khóa định tuyến đối tác (ring key).</w:t>
             </w:r>
           </w:p>
         </w:tc>
@@ -9731,13 +9795,13 @@
         <w:t xml:space="preserve">3.2.2. Phân tích tương phản chuyên sâu giữa các cặp kỹ thuật</w:t>
       </w:r>
     </w:p>
-    <w:bookmarkStart w:id="40" w:name="Xab53887777fbc03152b585c5a5e7cbbed4ec9b9"/>
+    <w:bookmarkStart w:id="40" w:name="Xc71314c362d449be246af2a4b3c7d3244863909"/>
     <w:p>
       <w:pPr>
         <w:pStyle w:val="Heading5"/>
       </w:pPr>
       <w:r>
-        <w:t xml:space="preserve">Thủy vân số (Watermarking) vs giấu tin bí mật (Steganography)</w:t>
+        <w:t xml:space="preserve">Thủy vân số so với giấu tin mật (steganography)</w:t>
       </w:r>
     </w:p>
     <w:p>
@@ -9791,7 +9855,7 @@
           <w:i/>
           <w:iCs/>
         </w:rPr>
-        <w:t xml:space="preserve">Steganography:</w:t>
+        <w:t xml:space="preserve">Giấu tin mật:</w:t>
       </w:r>
       <w:r>
         <w:t xml:space="preserve"> </w:t>
@@ -9813,7 +9877,7 @@
           <w:i/>
           <w:iCs/>
         </w:rPr>
-        <w:t xml:space="preserve">Watermarking:</w:t>
+        <w:t xml:space="preserve">Thủy vân số:</w:t>
       </w:r>
       <w:r>
         <w:t xml:space="preserve"> </w:t>
@@ -9823,13 +9887,13 @@
       </w:r>
     </w:p>
     <w:bookmarkEnd w:id="40"/>
-    <w:bookmarkStart w:id="41" w:name="Xdca576d2ed05c8ab068aebf0296910f36006a86"/>
+    <w:bookmarkStart w:id="41" w:name="thủy-vân-số-so-với-chữ-ký-số"/>
     <w:p>
       <w:pPr>
         <w:pStyle w:val="Heading5"/>
       </w:pPr>
       <w:r>
-        <w:t xml:space="preserve">Thủy vân số (Watermarking) vs chữ ký số (Digital Signature)</w:t>
+        <w:t xml:space="preserve">Thủy vân số so với chữ ký số</w:t>
       </w:r>
     </w:p>
     <w:p>
@@ -9845,7 +9909,7 @@
           <w:b/>
           <w:bCs/>
         </w:rPr>
-        <w:t xml:space="preserve">Digital Signature:</w:t>
+        <w:t xml:space="preserve">Chữ ký số:</w:t>
       </w:r>
       <w:r>
         <w:t xml:space="preserve"> </w:t>
@@ -9868,13 +9932,13 @@
           <w:b/>
           <w:bCs/>
         </w:rPr>
-        <w:t xml:space="preserve">Watermarking:</w:t>
-      </w:r>
-      <w:r>
-        <w:t xml:space="preserve"> </w:t>
-      </w:r>
-      <w:r>
-        <w:t xml:space="preserve">Tồn tại trên kênh tín hiệu trực quan (Visual representation). Về mặt lý thuyết thiết kế, thủy vân bền vững hướng tới cung cấp cơ chế trích xuất định danh để làm cầu nối đối chiếu ngay cả khi tài liệu đã bị biến đổi qua kênh analog/lossy (cắt xén, in-scan, chụp lại màn hình). Trong thực nghiệm của SplitBind, năng lực này phụ thuộc thế hệ thuật toán. Ở thế hệ V1, giải mã bị phá vỡ hoàn toàn trước JPEG-70 và Resize-0.75 (0/12 cả hai) và chỉ khôi phục một phần dưới Crop-0.25. Ở thế hệ nghiên cứu V3, đo trên đúng cùng corpus và cùng bộ cổng, giải mã đạt 9/12 với JPEG-70, 9/12 với Crop-0.25 và 8/12 với Resize-0.75; đáng chú ý là JPEG-70 và Crop-0.25 không gây mất mát nào so với kênh không bị tấn công (chi tiết phân rã ở Mục 4.2.1). Dù vậy V3 vẫn không đạt cổng phát hành 0.95 và mang phạm vi bằng chứng</w:t>
+        <w:t xml:space="preserve">Thủy vân số:</w:t>
+      </w:r>
+      <w:r>
+        <w:t xml:space="preserve"> </w:t>
+      </w:r>
+      <w:r>
+        <w:t xml:space="preserve">Tồn tại trên kênh tín hiệu trực quan. Về mặt lý thuyết thiết kế, thủy vân bền vững hướng tới cung cấp cơ chế trích xuất định danh để làm cầu nối đối chiếu ngay cả khi tài liệu đã bị biến đổi qua kênh analog/lossy (cắt xén, in-scan, chụp lại màn hình). Trong thực nghiệm của SplitBind, năng lực này phụ thuộc thế hệ thuật toán. Ở thế hệ V1, giải mã bị phá vỡ hoàn toàn trước JPEG-70 và Resize-0.75 (0/12 cả hai) và chỉ khôi phục một phần dưới Crop-0.25. Ở thế hệ nghiên cứu V3, đo trên đúng cùng corpus và cùng bộ cổng, giải mã đạt 9/12 với JPEG-70, 9/12 với Crop-0.25 và 8/12 với Resize-0.75; đáng chú ý là JPEG-70 và Crop-0.25 không gây mất mát nào so với kênh không bị tấn công (chi tiết phân rã ở Mục 4.2.1). Dù vậy V3 vẫn không đạt cổng phát hành 0.95 và mang phạm vi bằng chứng</w:t>
       </w:r>
       <w:r>
         <w:t xml:space="preserve"> </w:t>
@@ -9893,22 +9957,22 @@
     <w:bookmarkEnd w:id="42"/>
     <w:bookmarkEnd w:id="43"/>
     <w:bookmarkEnd w:id="44"/>
-    <w:bookmarkStart w:id="116" w:name="Xb297e3692f84b61040461c0c6cd6e5cda68fdf8"/>
+    <w:bookmarkStart w:id="116" w:name="X9841bc93db205883626cadedc2ca5d988da25b0"/>
     <w:p>
       <w:pPr>
         <w:pStyle w:val="Heading1"/>
       </w:pPr>
       <w:r>
-        <w:t xml:space="preserve">CHƯƠNG 4. HỆ THỐNG SPLITBIND: HIỆN THỰC, THỰC NGHIỆM VÀ ĐỀ XUẤT</w:t>
-      </w:r>
-    </w:p>
-    <w:bookmarkStart w:id="47" w:name="kiến-trúc-và-hiện-thực-hệ-thống"/>
+        <w:t xml:space="preserve">CHƯƠNG 4. HỆ THỐNG SPLITBIND: XÂY DỰNG, THỰC NGHIỆM VÀ ĐỀ XUẤT</w:t>
+      </w:r>
+    </w:p>
+    <w:bookmarkStart w:id="47" w:name="kiến-trúc-và-cách-xây-dựng-hệ-thống"/>
     <w:p>
       <w:pPr>
         <w:pStyle w:val="Heading2"/>
       </w:pPr>
       <w:r>
-        <w:t xml:space="preserve">4.1. Kiến trúc và hiện thực hệ thống</w:t>
+        <w:t xml:space="preserve">4.1. Kiến trúc và cách xây dựng hệ thống</w:t>
       </w:r>
     </w:p>
     <w:bookmarkStart w:id="45" w:name="sơ-đồ-kiến-trúc-hệ-thống-splitbind"/>
@@ -10182,7 +10246,7 @@
           <w:b/>
           <w:bCs/>
         </w:rPr>
-        <w:t xml:space="preserve">Quy trình cấp phát tài liệu (Issuance Workflow):</w:t>
+        <w:t xml:space="preserve">Quy trình cấp phát tài liệu (issuance workflow):</w:t>
       </w:r>
     </w:p>
     <w:p>
@@ -10288,7 +10352,7 @@
         <w:t xml:space="preserve"> </w:t>
       </w:r>
       <w:r>
-        <w:t xml:space="preserve">dựng Manifest chuẩn hoá theo RFC 8785</w:t>
+        <w:t xml:space="preserve">dựng manifest chuẩn hoá theo RFC 8785</w:t>
       </w:r>
       <w:r>
         <w:t xml:space="preserve"> </w:t>
@@ -10377,7 +10441,7 @@
           <w:b/>
           <w:bCs/>
         </w:rPr>
-        <w:t xml:space="preserve">Quy trình xác minh tính toàn vẹn (Verification Workflow):</w:t>
+        <w:t xml:space="preserve">Quy trình xác minh tính toàn vẹn (verification workflow):</w:t>
       </w:r>
     </w:p>
     <w:p>
@@ -10440,7 +10504,7 @@
         <w:t xml:space="preserve"> </w:t>
       </w:r>
       <w:r>
-        <w:t xml:space="preserve">xác minh chữ ký số Ed25519 trên Manifest tương ứng</w:t>
+        <w:t xml:space="preserve">xác minh chữ ký số Ed25519 trên manifest tương ứng</w:t>
       </w:r>
       <w:r>
         <w:t xml:space="preserve"> </w:t>
@@ -10760,7 +10824,7 @@
               <w:t xml:space="preserve"> </w:t>
             </w:r>
             <w:r>
-              <w:t xml:space="preserve">trên ảnh render), dù không thay thế cho nghiên cứu cảm nhận thị giác chủ quan (MOS / User Study).</w:t>
+              <w:t xml:space="preserve">trên ảnh render), dù không thay thế cho nghiên cứu cảm nhận thị giác chủ quan (MOS, user study).</w:t>
             </w:r>
           </w:p>
         </w:tc>
@@ -11397,7 +11461,7 @@
               <w:jc w:val="left"/>
             </w:pPr>
             <w:r>
-              <w:t xml:space="preserve">Quy mô thực nghiệm đánh giá khả năng định vị sửa đổi của thuật toán Semi-fragile.</w:t>
+              <w:t xml:space="preserve">Quy mô thực nghiệm đánh giá khả năng định vị sửa đổi của thuật toán bán dễ vỡ.</w:t>
             </w:r>
           </w:p>
         </w:tc>
@@ -11583,7 +11647,7 @@
         <w:pStyle w:val="FirstParagraph"/>
       </w:pPr>
       <w:r>
-        <w:t xml:space="preserve">Bảng Frozen Metrics ở trên là số liệu của thế hệ thuật toán V1. Dự án đã phát triển tiếp lên V3 và có một lần chạy benchmark hoàn chỉnh chưa được đưa vào bảng khóa. Mục này trình bày kết quả đó dưới nhãn riêng; mọi con số V1 ở mục 7.1 giữ nguyên, không sửa đổi.</w:t>
+        <w:t xml:space="preserve">Bảng số liệu đã khoá ở trên là số liệu của thế hệ thuật toán V1. Dự án đã phát triển tiếp lên V3 và có một lần chạy benchmark hoàn chỉnh chưa được đưa vào bảng khóa. Mục này trình bày kết quả đó dưới nhãn riêng; mọi con số V1 ở mục 7.1 giữ nguyên, không sửa đổi.</w:t>
       </w:r>
     </w:p>
     <w:p>
@@ -15379,7 +15443,7 @@
         <w:pStyle w:val="BodyText"/>
       </w:pPr>
       <w:r>
-        <w:t xml:space="preserve">Ngày 12/09/2026 nhóm đưa phân hệ thủy vân lên chính hệ thống đang vận hành, thay vì chỉ đo trong phòng thí nghiệm. Mỗi bản cấp phát nhúng fingerprint V2 vào biểu diễn ảnh trang, mỗi lần xác minh chạy bộ giải mã. Mục đích không phải công bố một năng lực mới mà để trả lời một câu hỏi mà benchmark không trả lời được: khi rời khỏi harness nghiên cứu, thuật toán còn làm được gì?</w:t>
+        <w:t xml:space="preserve">Ngày 12/09/2026 nhóm đưa phân hệ thủy vân lên chính hệ thống đang vận hành, thay vì chỉ đo trong phòng thí nghiệm. Mỗi bản cấp phát nhúng thủy vân V2 vào biểu diễn ảnh trang, mỗi lần xác minh chạy bộ giải mã. Mục đích không phải công bố một năng lực mới mà để trả lời một câu hỏi mà benchmark không trả lời được: khi rời khỏi harness nghiên cứu, thuật toán còn làm được gì?</w:t>
       </w:r>
     </w:p>
     <w:p>
@@ -15986,7 +16050,7 @@
         <w:t xml:space="preserve">decode_fingerprint_v3</w:t>
       </w:r>
       <w:r>
-        <w:t xml:space="preserve">, trên các trang được canonical hóa đúng như đường production, với ba loại vật mang và năm điều kiện tấn công, giải mã có mẫu đồng bộ và không có mẫu đồng bộ cho ra trạng thái giống hệt nhau ở cả ba mươi ô. Mẫu đồng bộ không phải mảnh còn thiếu.</w:t>
+        <w:t xml:space="preserve">, trên các trang được đưa về khung chuẩn đúng như đường production, với ba loại vật mang và năm điều kiện tấn công, giải mã có mẫu đồng bộ và không có mẫu đồng bộ cho ra trạng thái giống hệt nhau ở cả ba mươi ô. Mẫu đồng bộ không phải mảnh còn thiếu.</w:t>
       </w:r>
     </w:p>
     <w:bookmarkEnd w:id="60"/>
@@ -16394,7 +16458,7 @@
         <w:t xml:space="preserve">partial_payload_evidence</w:t>
       </w:r>
       <w:r>
-        <w:t xml:space="preserve">, tức đã thu được phiếu tile nhưng chưa đủ quorum.</w:t>
+        <w:t xml:space="preserve">, tức đã thu được phiếu tile nhưng chưa đủ số phiếu tối thiểu.</w:t>
       </w:r>
       <w:r>
         <w:t xml:space="preserve"> </w:t>
@@ -16446,7 +16510,7 @@
         <w:pStyle w:val="BodyText"/>
       </w:pPr>
       <w:r>
-        <w:t xml:space="preserve">Trang văn bản là vật mang gần như tệ nhất có thể cho thiết kế này. Nó gần như toàn trắng, chỉ có những nét chữ tương phản cao và thưa, tức gần như không có kết cấu trung tần để điều chế, mà trung tần lại đúng là nơi payload QIM cư trú. Trang gradient nhiều kết cấu giữ được bằng chứng payload qua cả phép thu nhỏ 0.50, trong khi trang văn bản không cho ra gì ngay cả khi không bị tấn công.</w:t>
+        <w:t xml:space="preserve">Trang văn bản là vật mang gần như tệ nhất có thể cho thiết kế này. Nó gần như toàn trắng, chỉ có những nét chữ tương phản cao và thưa, tức gần như không có kết cấu trung tần để điều chế, mà trung tần lại đúng là nơi payload QIM cư trú. Trang chuyển sắc nhiều kết cấu giữ được bằng chứng payload qua cả phép thu nhỏ 0.50, trong khi trang văn bản không cho ra gì ngay cả khi không bị tấn công.</w:t>
       </w:r>
     </w:p>
     <w:p>
@@ -16454,7 +16518,7 @@
         <w:pStyle w:val="BodyText"/>
       </w:pPr>
       <w:r>
-        <w:t xml:space="preserve">Hệ quả trực tiếp: mọi tài liệu thật mà sản phẩm này cấp phát đều là trang văn bản. Một tỉ lệ độ bền đo trên corpus gồm gradient và hình vector không đại diện cho đầu vào thật của sản phẩm, và không được đọc như một năng lực sản phẩm.</w:t>
+        <w:t xml:space="preserve">Hệ quả trực tiếp: mọi tài liệu thật mà sản phẩm này cấp phát đều là trang văn bản. Một tỉ lệ độ bền đo trên corpus gồm ảnh chuyển sắc và hình vector không đại diện cho đầu vào thật của sản phẩm, và không được đọc như một năng lực sản phẩm.</w:t>
       </w:r>
     </w:p>
     <w:p>
@@ -16504,7 +16568,7 @@
         <w:pStyle w:val="BodyText"/>
       </w:pPr>
       <w:r>
-        <w:t xml:space="preserve">Và tiêu chí nghiệm thu phải đổi: mọi cổng phát hành về sau phải đo trên corpus gồm trang văn bản render từ PDF thật, không phải gradient hay hình vector. Một con số đo trên vật mang không đại diện là một con số không dùng được, dù quy mô benchmark có lớn đến đâu.</w:t>
+        <w:t xml:space="preserve">Và tiêu chí nghiệm thu phải đổi: mọi cổng phát hành về sau phải đo trên corpus gồm trang văn bản render từ PDF thật, không phải ảnh chuyển sắc hay hình vector. Một con số đo trên vật mang không đại diện là một con số không dùng được, dù quy mô benchmark có lớn đến đâu.</w:t>
       </w:r>
     </w:p>
     <w:bookmarkEnd w:id="62"/>
@@ -17038,7 +17102,7 @@
         <w:pStyle w:val="BodyText"/>
       </w:pPr>
       <w:r>
-        <w:t xml:space="preserve">Giả thuyết bị bác bỏ hai lần. Vật mang thay thế kém hơn ở mọi tỉ lệ, và vật mang đang dùng đã khôi phục 99,7 phần trăm số bit ở đúng tỉ lệ 0.625 mà toàn bộ dây chuyền trả về rỗng. Module thử nghiệm đã bị xoá khỏi kho mã: một vật mang đo kém hơn ở mọi điểm không đáng giữ lại.</w:t>
+        <w:t xml:space="preserve">Giả thuyết bị bác bỏ hai lần. Vật mang thay thế kém hơn ở mọi tỉ lệ, và vật mang đang dùng đã khôi phục 99,7 phần trăm số bit ở đúng tỉ lệ 0.625 mà toàn bộ dây chuyền trả về rỗng. Đoạn mã thử nghiệm đã bị xoá khỏi kho mã: một vật mang đo kém hơn ở mọi điểm không đáng giữ lại.</w:t>
       </w:r>
     </w:p>
     <w:p>
@@ -17207,7 +17271,7 @@
         <w:t xml:space="preserve"> </w:t>
       </w:r>
       <w:r>
-        <w:t xml:space="preserve">Ảnh chụp màn hình đặt một trang 1536 x 3072 pixel vào màn hình 1920 x 1080, tức đúng một phép thu nhỏ 0.625 kèm hai dải viền tối. Kích thước 1536 x 3072 là khung chuẩn của bộ khung thực nghiệm (</w:t>
+        <w:t xml:space="preserve">Ảnh chụp màn hình đặt một trang 1536 x 3072 điểm ảnh vào màn hình 1920 x 1080, tức đúng một phép thu nhỏ 0.625 kèm hai dải viền tối. Kích thước 1536 x 3072 là khung chuẩn của bộ khung thực nghiệm (</w:t>
       </w:r>
       <w:r>
         <w:rPr>
@@ -19343,7 +19407,7 @@
         <w:pStyle w:val="FirstParagraph"/>
       </w:pPr>
       <w:r>
-        <w:t xml:space="preserve">Phần vẫn đúng của Mục 4.2.3: yêu cầu đo trên corpus trang văn bản render từ PDF thật thay vì gradient hay hình vector. Đó là một yêu cầu về phương pháp đánh giá, độc lập với việc vật mang nào được chọn, và nó vẫn là điều kiện nghiệm thu cho mọi cổng phát hành về sau.</w:t>
+        <w:t xml:space="preserve">Phần vẫn đúng của Mục 4.2.3: yêu cầu đo trên corpus trang văn bản render từ PDF thật thay vì ảnh chuyển sắc hay hình vector. Đó là một yêu cầu về phương pháp đánh giá, độc lập với việc vật mang nào được chọn, và nó vẫn là điều kiện nghiệm thu cho mọi cổng phát hành về sau.</w:t>
       </w:r>
     </w:p>
     <w:p>
@@ -20722,7 +20786,7 @@
               <w:jc w:val="left"/>
             </w:pPr>
             <w:r>
-              <w:t xml:space="preserve">Lớp duy nhất mà các lever tham số từng là câu chuyện đúng - và cả ba lever đó đã bị bác bỏ bằng đo đạc</w:t>
+              <w:t xml:space="preserve">Lớp duy nhất mà các đòn bẩy tham số từng là câu chuyện đúng, và cả ba đòn bẩy đó đã bị bác bỏ bằng đo đạc</w:t>
             </w:r>
           </w:p>
         </w:tc>
@@ -20812,7 +20876,7 @@
         </w:numPr>
       </w:pPr>
       <w:r>
-        <w:t xml:space="preserve">Screenshot hỏng vì một lý do cơ bản hơn và không liên quan. Đặt trang 1536×3072 vào màn hình 1920×1080 kèm viền letterbox cho hai tỉ lệ 0.703 và 0.625 - không khớp, nên cả</w:t>
+        <w:t xml:space="preserve">Ảnh chụp màn hình hỏng vì một lý do cơ bản hơn và không liên quan. Đặt trang 1536×3072 vào màn hình 1920×1080 kèm viền letterbox cho hai tỉ lệ 0.703 và 0.625 - không khớp, nên cả</w:t>
       </w:r>
       <w:r>
         <w:t xml:space="preserve"> </w:t>
@@ -23837,7 +23901,7 @@
         <w:t xml:space="preserve"> </w:t>
       </w:r>
       <w:r>
-        <w:t xml:space="preserve">(lớp 3): hình học đúng vì ảnh không đổi kích thước, nhưng nén phá huỷ tín hiệu. Đây là giới hạn mà không tầng kiến trúc nào ở trên chạm tới được, và ba lever tham số đã bị bác bỏ bằng đo đạc, nên hướng duy nhất còn lại là tăng dung lượng kênh hoặc giảm payload.</w:t>
+        <w:t xml:space="preserve">(lớp 3): hình học đúng vì ảnh không đổi kích thước, nhưng nén phá huỷ tín hiệu. Đây là giới hạn mà không tầng kiến trúc nào ở trên chạm tới được, và ba đòn bẩy tham số đã bị bác bỏ bằng đo đạc, nên hướng duy nhất còn lại là tăng dung lượng kênh hoặc giảm payload.</w:t>
       </w:r>
     </w:p>
     <w:p>
@@ -24493,7 +24557,7 @@
         <w:pStyle w:val="FirstParagraph"/>
       </w:pPr>
       <w:r>
-        <w:t xml:space="preserve">Báo cáo đã hoàn thành bốn nội dung được giao. Về lý thuyết, nhóm trình bày cơ sở kỹ thuật Digital Watermarking, phân loại theo miền nhúng và theo mục tiêu an ninh, cùng bài toán đánh đổi giữa độ bền, tính vô hình và dung lượng nhúng. Về ứng dụng, nhóm phân tích vai trò của thủy vân bền vững trong truy vết nguồn phát hành, của thủy vân bán dễ vỡ trong định vị can thiệp, và của chữ ký số Ed25519 trên manifest chuẩn tắc RFC 8785 trong bảo vệ thông tin truy vết. Về so sánh, nhóm đặt sáu kỹ thuật toàn vẹn cạnh nhau trên bảy tiêu chí an ninh.</w:t>
+        <w:t xml:space="preserve">Báo cáo đã hoàn thành bốn nội dung được giao. Về lý thuyết, nhóm trình bày cơ sở kỹ thuật thủy vân số, phân loại theo miền nhúng và theo mục tiêu an ninh, cùng bài toán đánh đổi giữa độ bền, tính vô hình và dung lượng nhúng. Về ứng dụng, nhóm phân tích vai trò của thủy vân bền vững trong truy vết nguồn phát hành, của thủy vân bán dễ vỡ trong định vị can thiệp, và của chữ ký số Ed25519 trên manifest chuẩn tắc RFC 8785 trong bảo vệ thông tin truy vết. Về so sánh, nhóm đặt sáu kỹ thuật toàn vẹn cạnh nhau trên bảy tiêu chí an ninh.</w:t>
       </w:r>
     </w:p>
     <w:p>
@@ -24583,7 +24647,7 @@
           <w:b/>
           <w:bCs/>
         </w:rPr>
-        <w:t xml:space="preserve">Sách Chuyên khảo Quốc tế:</w:t>
+        <w:t xml:space="preserve">Sách chuyên khảo quốc tế:</w:t>
       </w:r>
     </w:p>
     <w:p>
@@ -24696,7 +24760,7 @@
           <w:i/>
           <w:iCs/>
         </w:rPr>
-        <w:t xml:space="preserve">Giáo trình Mật mã học &amp; Hệ thống Thông tin An toàn</w:t>
+        <w:t xml:space="preserve">Giáo trình Mật mã học và Hệ thống Thông tin An toàn</w:t>
       </w:r>
       <w:r>
         <w:t xml:space="preserve">. Hà Nội: Nhà xuất bản Thông tin và Truyền thông, 2011.</w:t>
@@ -24715,7 +24779,7 @@
           <w:b/>
           <w:bCs/>
         </w:rPr>
-        <w:t xml:space="preserve">Bài báo Khoa học Tiêu biểu:</w:t>
+        <w:t xml:space="preserve">Bài báo khoa học tiêu biểu:</w:t>
       </w:r>
     </w:p>
     <w:p>
@@ -24836,7 +24900,7 @@
           <w:b/>
           <w:bCs/>
         </w:rPr>
-        <w:t xml:space="preserve">Tiêu chuẩn Kỹ thuật và Giao thức Quốc tế:</w:t>
+        <w:t xml:space="preserve">Tiêu chuẩn kỹ thuật và giao thức quốc tế:</w:t>
       </w:r>
     </w:p>
     <w:p>
@@ -25058,7 +25122,7 @@
           <w:b/>
           <w:bCs/>
         </w:rPr>
-        <w:t xml:space="preserve">Cài đặt Mã nguồn mở dùng để đối chiếu:</w:t>
+        <w:t xml:space="preserve">Cài đặt mã nguồn mở dùng để đối chiếu:</w:t>
       </w:r>
     </w:p>
     <w:p>
@@ -25273,46 +25337,46 @@
               <w:jc w:val="left"/>
             </w:pPr>
             <w:r>
-              <w:t xml:space="preserve">Khẳng định Kỹ thuật / Số liệu</w:t>
-            </w:r>
-          </w:p>
-        </w:tc>
-        <w:tc>
-          <w:tcPr/>
-          <w:p>
-            <w:pPr>
-              <w:pStyle w:val="Compact"/>
-              <w:spacing w:before="40" w:after="40" w:line="240" w:lineRule="auto"/>
-              <w:jc w:val="left"/>
-            </w:pPr>
-            <w:r>
-              <w:t xml:space="preserve">Phân loại Nhãn</w:t>
-            </w:r>
-          </w:p>
-        </w:tc>
-        <w:tc>
-          <w:tcPr/>
-          <w:p>
-            <w:pPr>
-              <w:pStyle w:val="Compact"/>
-              <w:spacing w:before="40" w:after="40" w:line="240" w:lineRule="auto"/>
-              <w:jc w:val="left"/>
-            </w:pPr>
-            <w:r>
-              <w:t xml:space="preserve">Bằng chứng Thực tế / Đường dẫn Mã nguồn</w:t>
-            </w:r>
-          </w:p>
-        </w:tc>
-        <w:tc>
-          <w:tcPr/>
-          <w:p>
-            <w:pPr>
-              <w:pStyle w:val="Compact"/>
-              <w:spacing w:before="40" w:after="40" w:line="240" w:lineRule="auto"/>
-              <w:jc w:val="left"/>
-            </w:pPr>
-            <w:r>
-              <w:t xml:space="preserve">Trạng thái Kiểm chứng</w:t>
+              <w:t xml:space="preserve">Khẳng định kỹ thuật hoặc số liệu</w:t>
+            </w:r>
+          </w:p>
+        </w:tc>
+        <w:tc>
+          <w:tcPr/>
+          <w:p>
+            <w:pPr>
+              <w:pStyle w:val="Compact"/>
+              <w:spacing w:before="40" w:after="40" w:line="240" w:lineRule="auto"/>
+              <w:jc w:val="left"/>
+            </w:pPr>
+            <w:r>
+              <w:t xml:space="preserve">Nhãn phân loại</w:t>
+            </w:r>
+          </w:p>
+        </w:tc>
+        <w:tc>
+          <w:tcPr/>
+          <w:p>
+            <w:pPr>
+              <w:pStyle w:val="Compact"/>
+              <w:spacing w:before="40" w:after="40" w:line="240" w:lineRule="auto"/>
+              <w:jc w:val="left"/>
+            </w:pPr>
+            <w:r>
+              <w:t xml:space="preserve">Bằng chứng thực tế, đường dẫn mã nguồn</w:t>
+            </w:r>
+          </w:p>
+        </w:tc>
+        <w:tc>
+          <w:tcPr/>
+          <w:p>
+            <w:pPr>
+              <w:pStyle w:val="Compact"/>
+              <w:spacing w:before="40" w:after="40" w:line="240" w:lineRule="auto"/>
+              <w:jc w:val="left"/>
+            </w:pPr>
+            <w:r>
+              <w:t xml:space="preserve">Trạng thái kiểm chứng</w:t>
             </w:r>
           </w:p>
         </w:tc>
@@ -25430,7 +25494,7 @@
               <w:jc w:val="left"/>
             </w:pPr>
             <w:r>
-              <w:t xml:space="preserve">Đã kiểm chứng: 10/10 tests pass trong</w:t>
+              <w:t xml:space="preserve">Đã kiểm chứng: 10/10 ca kiểm thử đạt trong</w:t>
             </w:r>
             <w:r>
               <w:t xml:space="preserve"> </w:t>
@@ -25840,7 +25904,7 @@
               <w:jc w:val="left"/>
             </w:pPr>
             <w:r>
-              <w:t xml:space="preserve">Quy mô Benchmark V1: 32.736 hàng thực nghiệm</w:t>
+              <w:t xml:space="preserve">Quy mô benchmark V1: 32.736 hàng thực nghiệm</w:t>
             </w:r>
           </w:p>
         </w:tc>
@@ -26087,7 +26151,7 @@
               <w:jc w:val="left"/>
             </w:pPr>
             <w:r>
-              <w:t xml:space="preserve">Thuật toán Semi-fragile Tamper Localization khối</w:t>
+              <w:t xml:space="preserve">Thuật toán bán dễ vỡ định vị sửa đổi, khối</w:t>
             </w:r>
             <w:r>
               <w:t xml:space="preserve"> </w:t>
@@ -26150,7 +26214,7 @@
               <w:jc w:val="left"/>
             </w:pPr>
             <w:r>
-              <w:t xml:space="preserve">Đã kiểm chứng mã nguồn cài đặt DCT + HMAC-SHA256 + Partner Ring.</w:t>
+              <w:t xml:space="preserve">Đã kiểm chứng mã nguồn cài đặt DCT, HMAC-SHA256 và vòng khối đối tác.</w:t>
             </w:r>
           </w:p>
         </w:tc>
@@ -26165,7 +26229,7 @@
               <w:jc w:val="left"/>
             </w:pPr>
             <w:r>
-              <w:t xml:space="preserve">Quy mô Benchmark Can thiệp 48 hàng, Aggregate IoU = 0.089981</w:t>
+              <w:t xml:space="preserve">Quy mô benchmark can thiệp 48 hàng, IoU tổng hợp bằng 0.089981</w:t>
             </w:r>
           </w:p>
         </w:tc>
@@ -26243,7 +26307,7 @@
               <w:jc w:val="left"/>
             </w:pPr>
             <w:r>
-              <w:t xml:space="preserve">Chuẩn hóa RFC 8785 JCS và ký số Ed25519 trên Manifest</w:t>
+              <w:t xml:space="preserve">Chuẩn hoá RFC 8785 JCS và ký số Ed25519 trên manifest</w:t>
             </w:r>
           </w:p>
         </w:tc>
@@ -26350,7 +26414,7 @@
               <w:jc w:val="left"/>
             </w:pPr>
             <w:r>
-              <w:t xml:space="preserve">Trạng thái UI minh bạch</w:t>
+              <w:t xml:space="preserve">Trạng thái giao diện minh bạch</w:t>
             </w:r>
             <w:r>
               <w:t xml:space="preserve"> </w:t>
@@ -26475,7 +26539,7 @@
               <w:jc w:val="left"/>
             </w:pPr>
             <w:r>
-              <w:t xml:space="preserve">Phân định rạch ròi ba cấp độ A (Payload), B (Kiến trúc), C (Production)</w:t>
+              <w:t xml:space="preserve">Phân định rạch ròi ba cấp độ A (payload), B (kiến trúc), C (hệ thống thật)</w:t>
             </w:r>
           </w:p>
         </w:tc>
@@ -26514,7 +26578,7 @@
               <w:t xml:space="preserve"> </w:t>
             </w:r>
             <w:r>
-              <w:t xml:space="preserve">(Thiết kế Kiến trúc Dự án)</w:t>
+              <w:t xml:space="preserve">(thiết kế kiến trúc dự án)</w:t>
             </w:r>
           </w:p>
         </w:tc>
@@ -26751,7 +26815,7 @@
               <w:jc w:val="left"/>
             </w:pPr>
             <w:r>
-              <w:t xml:space="preserve">Đã kiểm chứng: trang gradient giữ được bằng chứng payload qua thu nhỏ 0.50; trang văn bản không ra gì kể cả khi không tấn công.</w:t>
+              <w:t xml:space="preserve">Đã kiểm chứng: trang chuyển sắc giữ được bằng chứng payload qua thu nhỏ 0.50; trang văn bản không ra gì kể cả khi không tấn công.</w:t>
             </w:r>
           </w:p>
         </w:tc>
@@ -27028,7 +27092,7 @@
               <w:jc w:val="left"/>
             </w:pPr>
             <w:r>
-              <w:t xml:space="preserve">Đã kiểm chứng: 7 tỉ lệ, vật mang thay thế thua ở cả 7; module thử nghiệm đã gỡ khỏi kho sau khi đo.</w:t>
+              <w:t xml:space="preserve">Đã kiểm chứng: 7 tỉ lệ, vật mang thay thế thua ở cả 7; đoạn mã thử nghiệm đã gỡ khỏi kho sau khi đo.</w:t>
             </w:r>
           </w:p>
         </w:tc>

--- a/docs/project/Nhom9_TruyVetToanVenVanBan.docx
+++ b/docs/project/Nhom9_TruyVetToanVenVanBan.docx
@@ -904,7 +904,7 @@
               <w:jc w:val="left"/>
             </w:pPr>
             <w:r>
-              <w:t xml:space="preserve">Application Programming Interface, giao diện lập trình ứng dụng</w:t>
+              <w:t xml:space="preserve">Application Programming Interface. Tập các lệnh mà một chương trình mở ra cho chương trình khác gọi vào.</w:t>
             </w:r>
           </w:p>
         </w:tc>
@@ -936,7 +936,7 @@
               <w:jc w:val="left"/>
             </w:pPr>
             <w:r>
-              <w:t xml:space="preserve">Tệp kết quả do một lần chạy thực nghiệm sinh ra và được lưu lại để kiểm chứng về sau.</w:t>
+              <w:t xml:space="preserve">Tệp kết quả do một lần chạy thực nghiệm sinh ra và được giữ lại để kiểm chứng về sau.</w:t>
             </w:r>
           </w:p>
         </w:tc>
@@ -968,7 +968,7 @@
               <w:jc w:val="left"/>
             </w:pPr>
             <w:r>
-              <w:t xml:space="preserve">Bose-Chaudhuri-Hocquenghem, một họ mã sửa lỗi khối</w:t>
+              <w:t xml:space="preserve">Tên ghép từ ba người tìm ra nó: Bose, Ray-Chaudhuri và Hocquenghem. Một họ mã sửa lỗi cho phép chọn trước số bit sai tối đa mà mã tự sửa được.</w:t>
             </w:r>
           </w:p>
         </w:tc>
@@ -1000,7 +1000,7 @@
               <w:jc w:val="left"/>
             </w:pPr>
             <w:r>
-              <w:t xml:space="preserve">Bộ phép đo chuẩn hoá chạy trên cùng một corpus, để các lần chạy khác nhau so sánh được với nhau.</w:t>
+              <w:t xml:space="preserve">Bộ phép đo chuẩn hóa chạy trên cùng một bộ trang mẫu, để hai lần chạy khác nhau so sánh được với nhau.</w:t>
             </w:r>
           </w:p>
         </w:tc>
@@ -1032,39 +1032,7 @@
               <w:jc w:val="left"/>
             </w:pPr>
             <w:r>
-              <w:t xml:space="preserve">Bit Error Rate, tỉ lệ lỗi bit</w:t>
-            </w:r>
-          </w:p>
-        </w:tc>
-      </w:tr>
-      <w:tr>
-        <w:tc>
-          <w:tcPr/>
-          <w:p>
-            <w:pPr>
-              <w:pStyle w:val="Compact"/>
-              <w:spacing w:before="40" w:after="40" w:line="240" w:lineRule="auto"/>
-              <w:jc w:val="left"/>
-            </w:pPr>
-            <w:r>
-              <w:rPr>
-                <w:b/>
-                <w:bCs/>
-              </w:rPr>
-              <w:t xml:space="preserve">BTL</w:t>
-            </w:r>
-          </w:p>
-        </w:tc>
-        <w:tc>
-          <w:tcPr/>
-          <w:p>
-            <w:pPr>
-              <w:pStyle w:val="Compact"/>
-              <w:spacing w:before="40" w:after="40" w:line="240" w:lineRule="auto"/>
-              <w:jc w:val="left"/>
-            </w:pPr>
-            <w:r>
-              <w:t xml:space="preserve">Bài tập lớn</w:t>
+              <w:t xml:space="preserve">Bit Error Rate. Phần trăm số bit sai trong tổng số bit đọc ra được.</w:t>
             </w:r>
           </w:p>
         </w:tc>
@@ -1096,7 +1064,7 @@
               <w:jc w:val="left"/>
             </w:pPr>
             <w:r>
-              <w:t xml:space="preserve">Khung ảnh chuẩn tắc mà mọi trang tài liệu được đưa về trước khi nhúng</w:t>
+              <w:t xml:space="preserve">Khung ảnh cố định mà mọi trang tài liệu bị kéo về trước khi nhúng, để bên nhúng và bên đọc cùng làm việc trên một kích thước. Trong hệ thống này là 1152 x 2304 điểm ảnh.</w:t>
             </w:r>
           </w:p>
         </w:tc>
@@ -1128,7 +1096,7 @@
               <w:jc w:val="left"/>
             </w:pPr>
             <w:r>
-              <w:t xml:space="preserve">Dãy bước xử lý nối tiếp nhau, đầu ra của bước trước là đầu vào của bước sau. Tài liệu tiếng Việt cũng gọi là quy trình xử lý; bản báo cáo này dùng thống nhất một cách gọi.</w:t>
+              <w:t xml:space="preserve">Dãy bước xử lý nối tiếp nhau, đầu ra của bước trước là đầu vào của bước sau.</w:t>
             </w:r>
           </w:p>
         </w:tc>
@@ -1160,7 +1128,7 @@
               <w:jc w:val="left"/>
             </w:pPr>
             <w:r>
-              <w:t xml:space="preserve">Bộ trang tài liệu mẫu cố định dùng cho mọi phép đo, để các lần chạy so sánh được với nhau</w:t>
+              <w:t xml:space="preserve">Bộ trang tài liệu mẫu cố định dùng cho mọi phép đo. Giữ nguyên bộ này qua các lần chạy thì kết quả hai lần mới so với nhau được.</w:t>
             </w:r>
           </w:p>
         </w:tc>
@@ -1192,7 +1160,39 @@
               <w:jc w:val="left"/>
             </w:pPr>
             <w:r>
-              <w:t xml:space="preserve">Cyclic Redundancy Check, mã kiểm dư vòng</w:t>
+              <w:t xml:space="preserve">Cyclic Redundancy Check. Một con số ngắn tính ra từ dữ liệu rồi gửi kèm theo nó; bên nhận tính lại và so, hai số khác nhau nghĩa là dữ liệu đã sai trên đường truyền. Chỉ bắt được lỗi ngẫu nhiên, không chống được sửa đổi có chủ đích.</w:t>
+            </w:r>
+          </w:p>
+        </w:tc>
+      </w:tr>
+      <w:tr>
+        <w:tc>
+          <w:tcPr/>
+          <w:p>
+            <w:pPr>
+              <w:pStyle w:val="Compact"/>
+              <w:spacing w:before="40" w:after="40" w:line="240" w:lineRule="auto"/>
+              <w:jc w:val="left"/>
+            </w:pPr>
+            <w:r>
+              <w:rPr>
+                <w:b/>
+                <w:bCs/>
+              </w:rPr>
+              <w:t xml:space="preserve">crop, resize</w:t>
+            </w:r>
+          </w:p>
+        </w:tc>
+        <w:tc>
+          <w:tcPr/>
+          <w:p>
+            <w:pPr>
+              <w:pStyle w:val="Compact"/>
+              <w:spacing w:before="40" w:after="40" w:line="240" w:lineRule="auto"/>
+              <w:jc w:val="left"/>
+            </w:pPr>
+            <w:r>
+              <w:t xml:space="preserve">Tên các phép tấn công trong bảng đo, giữ nguyên như trong mã nguồn: crop 0.25 là cắt bỏ 25 phần trăm diện tích tính từ ngoài vào, resize 0.75 là thu nhỏ ảnh còn 75 phần trăm mỗi cạnh.</w:t>
             </w:r>
           </w:p>
         </w:tc>
@@ -1224,7 +1224,7 @@
               <w:jc w:val="left"/>
             </w:pPr>
             <w:r>
-              <w:t xml:space="preserve">Cryptographically Secure Pseudo-Random Number Generator, bộ sinh số giả ngẫu nhiên an toàn mật mã</w:t>
+              <w:t xml:space="preserve">Cryptographically Secure Pseudo-Random Number Generator. Bộ sinh dãy số trông như ngẫu nhiên nhưng dựng lại được từ một khóa; biết một đoạn của dãy vẫn không đoán được đoạn tiếp theo.</w:t>
             </w:r>
           </w:p>
         </w:tc>
@@ -1256,7 +1256,7 @@
               <w:jc w:val="left"/>
             </w:pPr>
             <w:r>
-              <w:t xml:space="preserve">Discrete Cosine Transform, biến đổi cosin rời rạc</w:t>
+              <w:t xml:space="preserve">Discrete Cosine Transform, biến đổi cosin rời rạc. Phép tách một khối ảnh thành các thành phần biến thiên nhanh chậm khác nhau, để có thể sửa riêng từng thành phần. Đây chính là phép mà chuẩn nén JPEG dùng.</w:t>
             </w:r>
           </w:p>
         </w:tc>
@@ -1288,7 +1288,7 @@
               <w:jc w:val="left"/>
             </w:pPr>
             <w:r>
-              <w:t xml:space="preserve">Dots Per Inch, số điểm ảnh trên mỗi inch, dùng để nói độ phân giải khi kết xuất trang</w:t>
+              <w:t xml:space="preserve">Dots Per Inch. Số điểm ảnh trên mỗi inch, dùng để nói độ phân giải khi chuyển một trang tài liệu thành ảnh.</w:t>
             </w:r>
           </w:p>
         </w:tc>
@@ -1320,7 +1320,7 @@
               <w:jc w:val="left"/>
             </w:pPr>
             <w:r>
-              <w:t xml:space="preserve">Discrete Wavelet Transform, biến đổi sóng con rời rạc</w:t>
+              <w:t xml:space="preserve">Discrete Wavelet Transform, biến đổi wavelet rời rạc. Phép tách một ảnh thành một bản thu nhỏ giữ phần thô, cộng với ba phần chi tiết theo chiều ngang, chiều dọc và đường chéo.</w:t>
             </w:r>
           </w:p>
         </w:tc>
@@ -1352,7 +1352,7 @@
               <w:jc w:val="left"/>
             </w:pPr>
             <w:r>
-              <w:t xml:space="preserve">Error-Correcting Code, mã sửa lỗi</w:t>
+              <w:t xml:space="preserve">Error-Correcting Code. Mã thêm một ít dữ liệu dư vào sau thông điệp, đủ để bên nhận tự sửa vài chỗ sai mà không phải hỏi lại bên gửi.</w:t>
             </w:r>
           </w:p>
         </w:tc>
@@ -1384,7 +1384,7 @@
               <w:jc w:val="left"/>
             </w:pPr>
             <w:r>
-              <w:t xml:space="preserve">Cơ chế tự chuyển về trạng thái an toàn khi không đủ căn cứ kết luận: ở đây là từ chối báo vùng sửa đổi thay vì báo bừa. Tài liệu tiếng Việt thường giữ nguyên từ này.</w:t>
+              <w:t xml:space="preserve">Cơ chế tự chuyển về trạng thái an toàn khi không đủ căn cứ kết luận. Ở đây là thà không chỉ ra vùng nào bị sửa, còn hơn khoanh bừa một vùng.</w:t>
             </w:r>
           </w:p>
         </w:tc>
@@ -1416,7 +1416,7 @@
               <w:jc w:val="left"/>
             </w:pPr>
             <w:r>
-              <w:t xml:space="preserve">Một trang tài liệu cụ thể trong corpus, đóng vai trò mẫu thử</w:t>
+              <w:t xml:space="preserve">Một trang tài liệu cụ thể trong bộ trang mẫu, đóng vai trò mẫu thử.</w:t>
             </w:r>
           </w:p>
         </w:tc>
@@ -1448,7 +1448,7 @@
               <w:jc w:val="left"/>
             </w:pPr>
             <w:r>
-              <w:t xml:space="preserve">Bộ khung thực nghiệm: mã và cấu hình dùng để chạy hàng loạt phép đo lặp lại được, tách biệt với mã sản phẩm.</w:t>
+              <w:t xml:space="preserve">Bộ mã và cấu hình dùng riêng cho việc chạy hàng loạt phép đo lặp lại được, nằm tách khỏi mã chạy thật của sản phẩm.</w:t>
             </w:r>
           </w:p>
         </w:tc>
@@ -1480,7 +1480,7 @@
               <w:jc w:val="left"/>
             </w:pPr>
             <w:r>
-              <w:t xml:space="preserve">Hash-based Message Authentication Code</w:t>
+              <w:t xml:space="preserve">Hash-based Message Authentication Code. Mã xác thực tính bằng hàm băm kết hợp một khóa bí mật.</w:t>
             </w:r>
           </w:p>
         </w:tc>
@@ -1512,7 +1512,7 @@
               <w:jc w:val="left"/>
             </w:pPr>
             <w:r>
-              <w:t xml:space="preserve">Intersection over Union, tỉ số giao trên hợp</w:t>
+              <w:t xml:space="preserve">Intersection over Union. Tỉ số giữa phần giao và phần hợp của hai vùng, dùng để chấm xem vùng mà hệ thống khoanh trùng với vùng bị sửa thật đến đâu. Bằng 1 là trùng khít, bằng 0 là không chạm nhau.</w:t>
             </w:r>
           </w:p>
         </w:tc>
@@ -1544,7 +1544,7 @@
               <w:jc w:val="left"/>
             </w:pPr>
             <w:r>
-              <w:t xml:space="preserve">JSON Canonicalization Scheme (RFC 8785)</w:t>
+              <w:t xml:space="preserve">JSON Canonicalization Scheme (RFC 8785). Quy tắc viết một đối tượng JSON theo đúng một dạng duy nhất, để hai máy khác nhau luôn ký lên cùng một chuỗi byte.</w:t>
             </w:r>
           </w:p>
         </w:tc>
@@ -1576,7 +1576,7 @@
               <w:jc w:val="left"/>
             </w:pPr>
             <w:r>
-              <w:t xml:space="preserve">Joint Photographic Experts Group, chuẩn nén ảnh có tổn hao; JPEG-70 nghĩa là nén ở mức chất lượng 70</w:t>
+              <w:t xml:space="preserve">Joint Photographic Experts Group. Chuẩn nén ảnh có tổn hao, tức mỗi lần nén là bỏ bớt một phần chi tiết không lấy lại được, đổi lấy tệp nhỏ hơn. JPEG-70 nghĩa là nén ở mức chất lượng 70 trên thang 100.</w:t>
             </w:r>
           </w:p>
         </w:tc>
@@ -1608,7 +1608,7 @@
               <w:jc w:val="left"/>
             </w:pPr>
             <w:r>
-              <w:t xml:space="preserve">Chuyển một trang tài liệu thành lưới điểm ảnh để thuật toán xử lý tín hiệu làm việc lên đó.</w:t>
+              <w:t xml:space="preserve">Chuyển một trang tài liệu thành lưới điểm ảnh, để các thuật toán xử lý tín hiệu làm việc được trên đó.</w:t>
             </w:r>
           </w:p>
         </w:tc>
@@ -1640,7 +1640,7 @@
               <w:jc w:val="left"/>
             </w:pPr>
             <w:r>
-              <w:t xml:space="preserve">Dải viền trơn mà ảnh chụp màn hình thêm vào hai bên khung ảnh khi tỉ lệ không khớp</w:t>
+              <w:t xml:space="preserve">Dải viền trơn mà màn hình thêm vào hai bên hoặc trên dưới khung ảnh, khi tỉ lệ của ảnh không khớp tỉ lệ của màn hình.</w:t>
             </w:r>
           </w:p>
         </w:tc>
@@ -1704,7 +1704,7 @@
               <w:jc w:val="left"/>
             </w:pPr>
             <w:r>
-              <w:t xml:space="preserve">Message Authentication Code, mã xác thực thông điệp dùng khóa bí mật chung</w:t>
+              <w:t xml:space="preserve">Message Authentication Code. Mã ngắn tính từ thông điệp cộng với một khóa bí mật mà hai bên cùng giữ; ai không có khóa thì không tạo được mã hợp lệ.</w:t>
             </w:r>
           </w:p>
         </w:tc>
@@ -1736,7 +1736,7 @@
               <w:jc w:val="left"/>
             </w:pPr>
             <w:r>
-              <w:t xml:space="preserve">Hồ sơ toàn vẹn: tệp mô tả một lần cấp phát, được ký số để chống sửa đổi</w:t>
+              <w:t xml:space="preserve">Tệp mô tả một lần cấp phát: ai nhận, mã băm của tệp gốc và tệp phát hành, khóa nào đã ký. Chính tệp này được ký số, chứ không phải bản thân tài liệu.</w:t>
             </w:r>
           </w:p>
         </w:tc>
@@ -1768,7 +1768,7 @@
               <w:jc w:val="left"/>
             </w:pPr>
             <w:r>
-              <w:t xml:space="preserve">Mean Opinion Score, điểm đánh giá trung bình do người thật chấm khi đo chất lượng cảm nhận</w:t>
+              <w:t xml:space="preserve">Mean Opinion Score. Điểm trung bình do người thật chấm khi đo chất lượng cảm nhận, đối lại với các chỉ số máy tính ra như PSNR.</w:t>
             </w:r>
           </w:p>
         </w:tc>
@@ -1800,7 +1800,7 @@
               <w:jc w:val="left"/>
             </w:pPr>
             <w:r>
-              <w:t xml:space="preserve">Oriented FAST and Rotated BRIEF</w:t>
+              <w:t xml:space="preserve">Oriented FAST and Rotated BRIEF. Phép tìm các điểm đặc trưng trên ảnh rồi mô tả chúng, dùng để khớp hai ảnh chụp cùng một cảnh.</w:t>
             </w:r>
           </w:p>
         </w:tc>
@@ -1832,7 +1832,7 @@
               <w:jc w:val="left"/>
             </w:pPr>
             <w:r>
-              <w:t xml:space="preserve">Chuỗi bit mang thông tin định danh được nhúng vào ảnh</w:t>
+              <w:t xml:space="preserve">Chuỗi bit mang thông tin định danh được giấu vào trong ảnh.</w:t>
             </w:r>
           </w:p>
         </w:tc>
@@ -1864,7 +1864,7 @@
               <w:jc w:val="left"/>
             </w:pPr>
             <w:r>
-              <w:t xml:space="preserve">Tín hiệu mốc cài sẵn ở các vị trí tần số đã biết, giúp bên giải mã dò lại khung hình gốc của ảnh. Tài liệu viễn thông tiếng Việt giữ nguyên từ này.</w:t>
+              <w:t xml:space="preserve">Tín hiệu mốc cài sẵn ở những vị trí tần số đã biết trước. Bên giải mã dò lại chùm tần số này để đoán xem ảnh đã bị phóng to, thu nhỏ hay xoay bao nhiêu so với lúc nhúng.</w:t>
             </w:r>
           </w:p>
         </w:tc>
@@ -1896,7 +1896,7 @@
               <w:jc w:val="left"/>
             </w:pPr>
             <w:r>
-              <w:t xml:space="preserve">Public Key Infrastructure, hạ tầng khóa công khai</w:t>
+              <w:t xml:space="preserve">Public Key Infrastructure, hạ tầng khóa công khai. Hệ thống cấp và thu hồi chứng thư số, để một bên tin được rằng khóa công khai của bên kia đúng là của họ.</w:t>
             </w:r>
           </w:p>
         </w:tc>
@@ -1928,7 +1928,7 @@
               <w:jc w:val="left"/>
             </w:pPr>
             <w:r>
-              <w:t xml:space="preserve">Vòng sàng lọc chạy trước cổng phát hành, dùng để loại sớm các bộ tham số kém</w:t>
+              <w:t xml:space="preserve">Vòng đo sàng lọc chạy trước cổng phát hành, dùng để loại sớm những bộ tham số kém mà không phải chạy hết bộ đo đầy đủ.</w:t>
             </w:r>
           </w:p>
         </w:tc>
@@ -1960,7 +1960,7 @@
               <w:jc w:val="left"/>
             </w:pPr>
             <w:r>
-              <w:t xml:space="preserve">Môi trường máy chủ đang phục vụ người dùng thật, phân biệt với môi trường thử nghiệm. Giữ nguyên tiếng Anh theo cách gọi phổ biến trong ngành phần mềm.</w:t>
+              <w:t xml:space="preserve">Môi trường máy chủ đang phục vụ người dùng thật, phân biệt với môi trường thử nghiệm.</w:t>
             </w:r>
           </w:p>
         </w:tc>
@@ -1992,7 +1992,7 @@
               <w:jc w:val="left"/>
             </w:pPr>
             <w:r>
-              <w:t xml:space="preserve">Hồ sơ tham số đã khoá của một thế hệ thuật toán: kích thước ô, số lần lặp bit, bước lượng tử và các hằng số kèm theo.</w:t>
+              <w:t xml:space="preserve">Bộ tham số đã chốt của một thế hệ thuật toán: kích thước ô, số lần lặp bit, bước lượng tử và các hằng số kèm theo.</w:t>
             </w:r>
           </w:p>
         </w:tc>
@@ -2024,7 +2024,7 @@
               <w:jc w:val="left"/>
             </w:pPr>
             <w:r>
-              <w:t xml:space="preserve">Peak Signal-to-Noise Ratio, tỉ số tín hiệu trên nhiễu đỉnh</w:t>
+              <w:t xml:space="preserve">Peak Signal-to-Noise Ratio, tỉ số tín hiệu trên nhiễu đỉnh. Đo bằng decibel (dB); số càng lớn thì ảnh sau khi xử lý càng giống ảnh gốc, trên 40 dB thì mắt thường gần như không phân biệt được.</w:t>
             </w:r>
           </w:p>
         </w:tc>
@@ -2056,7 +2056,7 @@
               <w:jc w:val="left"/>
             </w:pPr>
             <w:r>
-              <w:t xml:space="preserve">Quantization Index Modulation, điều chế chỉ số lượng tử</w:t>
+              <w:t xml:space="preserve">Quantization Index Modulation. Cách giấu tin bằng việc làm tròn một hệ số về điểm lưới chẵn hay lẻ, tùy bit cần giấu là 0 hay 1.</w:t>
             </w:r>
           </w:p>
         </w:tc>
@@ -2088,7 +2088,7 @@
               <w:jc w:val="left"/>
             </w:pPr>
             <w:r>
-              <w:t xml:space="preserve">Random Sample Consensus</w:t>
+              <w:t xml:space="preserve">Random Sample Consensus. Phép ước lượng chịu được nhiễu: lấy ngẫu nhiên vài điểm, dựng thử một phép biến đổi, rồi giữ phép nào được nhiều điểm còn lại ủng hộ nhất.</w:t>
             </w:r>
           </w:p>
         </w:tc>
@@ -2152,7 +2152,7 @@
               <w:jc w:val="left"/>
             </w:pPr>
             <w:r>
-              <w:t xml:space="preserve">Role-Based Access Control, kiểm soát truy cập theo vai trò</w:t>
+              <w:t xml:space="preserve">Role-Based Access Control. Cách phân quyền theo vai trò của người dùng thay vì gán quyền cho từng người một.</w:t>
             </w:r>
           </w:p>
         </w:tc>
@@ -2184,7 +2184,7 @@
               <w:jc w:val="left"/>
             </w:pPr>
             <w:r>
-              <w:t xml:space="preserve">Mã sửa lỗi khối trên trường hữu hạn, cho phép khôi phục dữ liệu khi một số ký hiệu bị sai hoặc bị khai là mất.</w:t>
+              <w:t xml:space="preserve">Mã sửa lỗi làm việc theo từng byte chứ không theo từng bit. Nó thêm một số byte dư vào sau dữ liệu, đủ để bên nhận tự sửa vài byte hỏng.</w:t>
             </w:r>
           </w:p>
         </w:tc>
@@ -2216,7 +2216,7 @@
               <w:jc w:val="left"/>
             </w:pPr>
             <w:r>
-              <w:t xml:space="preserve">Resident Set Size, dung lượng bộ nhớ thường trú</w:t>
+              <w:t xml:space="preserve">Resident Set Size. Lượng bộ nhớ thật mà một tiến trình đang chiếm.</w:t>
             </w:r>
           </w:p>
         </w:tc>
@@ -2248,7 +2248,7 @@
               <w:jc w:val="left"/>
             </w:pPr>
             <w:r>
-              <w:t xml:space="preserve">Scale-Invariant Feature Transform, phép trích đặc trưng ảnh bất biến với tỉ lệ</w:t>
+              <w:t xml:space="preserve">Scale-Invariant Feature Transform. Phép tìm điểm đặc trưng trên ảnh mà vẫn nhận ra được sau khi ảnh bị phóng to hay thu nhỏ.</w:t>
             </w:r>
           </w:p>
         </w:tc>
@@ -2280,7 +2280,7 @@
               <w:jc w:val="left"/>
             </w:pPr>
             <w:r>
-              <w:t xml:space="preserve">Structural Similarity Index Measure</w:t>
+              <w:t xml:space="preserve">Structural Similarity Index Measure. Đo mức giống nhau về cấu trúc giữa hai ảnh, theo cách gần với cảm nhận của mắt hơn PSNR. Bằng 1 là hai ảnh trùng khít.</w:t>
             </w:r>
           </w:p>
         </w:tc>
@@ -2312,7 +2312,7 @@
               <w:jc w:val="left"/>
             </w:pPr>
             <w:r>
-              <w:t xml:space="preserve">Single Source of Truth, nguồn chân lý duy nhất</w:t>
+              <w:t xml:space="preserve">Single Source of Truth. Một tài liệu duy nhất giữ bản đúng của mọi con số, các tài liệu khác chép lại từ đó chứ không tự sửa.</w:t>
             </w:r>
           </w:p>
         </w:tc>
@@ -2344,7 +2344,7 @@
               <w:jc w:val="left"/>
             </w:pPr>
             <w:r>
-              <w:t xml:space="preserve">Tên một kiến trúc thủy vân học sâu công bố năm 2019, huấn luyện đồng thời bộ mã hoá và bộ giải mã qua một tầng mô phỏng biến dạng. Giữ nguyên tên riêng.</w:t>
+              <w:t xml:space="preserve">Tên một kiến trúc thủy vân học sâu công bố năm 2019, huấn luyện đồng thời bộ mã hóa và bộ giải mã qua một tầng mô phỏng biến dạng.</w:t>
             </w:r>
           </w:p>
         </w:tc>
@@ -2376,7 +2376,7 @@
               <w:jc w:val="left"/>
             </w:pPr>
             <w:r>
-              <w:t xml:space="preserve">Singular Value Decomposition, phân tích giá trị kỳ dị</w:t>
+              <w:t xml:space="preserve">Singular Value Decomposition, phân tích giá trị kỳ dị. Phép tách một ma trận thành các thành phần xếp theo mức đóng góp, thành phần đầu giữ phần lớn năng lượng.</w:t>
             </w:r>
           </w:p>
         </w:tc>
@@ -2408,7 +2408,7 @@
               <w:jc w:val="left"/>
             </w:pPr>
             <w:r>
-              <w:t xml:space="preserve">Ô ảnh: vùng hình chữ nhật mà thuật toán chia trang ra để nhúng payload</w:t>
+              <w:t xml:space="preserve">Ô ảnh, tức vùng hình chữ nhật mà thuật toán chia trang ra để giấu payload vào từng ô.</w:t>
             </w:r>
           </w:p>
         </w:tc>
@@ -2440,7 +2440,7 @@
               <w:jc w:val="left"/>
             </w:pPr>
             <w:r>
-              <w:t xml:space="preserve">Kỹ thuật rải một bit thông tin ra nhiều hệ số tín hiệu, để mất một phần hệ số vẫn đọc lại được bit đó.</w:t>
+              <w:t xml:space="preserve">Kỹ thuật rải một bit thông tin ra nhiều hệ số tín hiệu, để mất một phần hệ số thì vẫn đọc lại được bit đó.</w:t>
             </w:r>
           </w:p>
         </w:tc>
@@ -2472,7 +2472,7 @@
               <w:jc w:val="left"/>
             </w:pPr>
             <w:r>
-              <w:t xml:space="preserve">Universally Unique Identifier, định danh duy nhất toàn cục, dài 128 bit</w:t>
+              <w:t xml:space="preserve">Universally Unique Identifier. Một định danh 128 bit sinh ngẫu nhiên, đủ dài để hai lần sinh trùng nhau là điều không xảy ra trên thực tế.</w:t>
             </w:r>
           </w:p>
         </w:tc>
@@ -2536,7 +2536,7 @@
               <w:jc w:val="left"/>
             </w:pPr>
             <w:r>
-              <w:t xml:space="preserve">Watermark, thủy vân số</w:t>
+              <w:t xml:space="preserve">Watermark, thủy vân số.</w:t>
             </w:r>
           </w:p>
         </w:tc>
@@ -3146,7 +3146,7 @@
               <w:jc w:val="left"/>
             </w:pPr>
             <w:r>
-              <w:t xml:space="preserve">Tỉ lệ giải mã của thế hệ V1 và V3 trên cùng hợp đồng corpus, cùng định nghĩa cổng</w:t>
+              <w:t xml:space="preserve">Tỉ lệ giải mã của thế hệ V1 và V3 trên cùng một bộ trang mẫu đã khoá, cùng định nghĩa cổng</w:t>
             </w:r>
           </w:p>
         </w:tc>
@@ -3372,7 +3372,7 @@
           <w:b/>
           <w:bCs/>
         </w:rPr>
-        <w:t xml:space="preserve">Tên đề tài BTL:</w:t>
+        <w:t xml:space="preserve">Tên đề tài bài tập lớn:</w:t>
       </w:r>
       <w:r>
         <w:t xml:space="preserve"> </w:t>
@@ -4027,7 +4027,7 @@
         <w:t xml:space="preserve"> </w:t>
       </w:r>
       <w:r>
-        <w:t xml:space="preserve">Hệ số tần số trung bình (middle-frequency band). Nhúng vào tần số thấp dễ gây biến dạng trực quan nhận thấy được; nhúng vào tần số cao thường bị các thuật toán nén lossy (như JPEG) loại bỏ. Do đó, dải trung tần là vùng dung hòa / thỏa hiệp phổ biến (standard engineering trade-off) giữa độ vô hình và độ bền vững trong các thiết kế truyền thống.</w:t>
+        <w:t xml:space="preserve">Hệ số tần số trung bình (middle-frequency band). Nhúng vào tần số thấp dễ gây biến dạng trực quan nhận thấy được; nhúng vào tần số cao thường bị các thuật toán nén có tổn hao như JPEG loại bỏ. Do đó, dải trung tần là vùng dung hòa / thỏa hiệp phổ biến (standard engineering trade-off) giữa độ vô hình và độ bền vững trong các thiết kế truyền thống.</w:t>
       </w:r>
     </w:p>
     <w:bookmarkEnd w:id="17"/>
@@ -4075,7 +4075,7 @@
         <w:t xml:space="preserve"> </w:t>
       </w:r>
       <w:r>
-        <w:t xml:space="preserve">Được thiết kế để sống sót qua một tập hợp xác định các phép biến đổi và tấn công xử lý tín hiệu thông thường (nén lossy, cắt cúp, co giãn, in-scan) trong phạm vi ngưỡng thiết kế, phục vụ truy vết hoặc chứng minh quyền sở hữu.</w:t>
+        <w:t xml:space="preserve">Được thiết kế để sống sót qua một tập hợp xác định các phép biến đổi và tấn công xử lý tín hiệu thông thường (nén có tổn hao, cắt cúp, co giãn, in ra rồi quét lại) trong phạm vi ngưỡng thiết kế, phục vụ truy vết hoặc chứng minh quyền sở hữu.</w:t>
       </w:r>
     </w:p>
     <w:p>
@@ -4823,7 +4823,7 @@
           <w:b/>
           <w:bCs/>
         </w:rPr>
-        <w:t xml:space="preserve">Các trường dữ liệu theo hợp đồng chuẩn hóa:</w:t>
+        <w:t xml:space="preserve">Các trường dữ liệu theo đặc tả đã chuẩn hóa:</w:t>
       </w:r>
     </w:p>
     <w:p>
@@ -5483,7 +5483,7 @@
         </w:numPr>
       </w:pPr>
       <w:r>
-        <w:t xml:space="preserve">Nhúng thêm một tín hiệu đồng bộ gọi là pilot: một chùm cặp tần số sinh từ khoá bí mật, tổng hợp thành một hoa văn trải khắp trang, trung bình bằng không và biên độ rất nhỏ so với nội dung. Khi giải mã, bộ giải mã dò lại chùm tần số này để ước lượng phép biến đổi đồng dạng đưa trang về toạ độ chuẩn, trong giới hạn hợp đồng cho phép: tỉ lệ co không dưới</w:t>
+        <w:t xml:space="preserve">Nhúng thêm một tín hiệu đồng bộ gọi là pilot: một chùm cặp tần số sinh từ khoá bí mật, tổng hợp thành một hoa văn trải khắp trang, trung bình bằng không và biên độ rất nhỏ so với nội dung. Khi giải mã, bộ giải mã dò lại chùm tần số này để ước lượng phép biến đổi đồng dạng đưa trang về toạ độ chuẩn, trong giới hạn mà đặc tả cho phép: tỉ lệ co không dưới</w:t>
       </w:r>
       <w:r>
         <w:t xml:space="preserve"> </w:t>
@@ -6056,7 +6056,7 @@
         <w:t xml:space="preserve"> </w:t>
       </w:r>
       <w:r>
-        <w:t xml:space="preserve">Thuật toán chứng minh tính khả thi của việc nhúng định danh 128-bit với độ trung thực tín hiệu cao trên mảng điểm ảnh, nhưng còn hạn chế trước các biến đổi phi tuyến và nén lossy nặng. Một hướng nghiên cứu tiếp theo có thể xem xét là thủy vân học sâu (deep watermarking), như kiến trúc HiDDeN hoặc StegaStamp, kết hợp mạng nơ-ron tích chập tự mã hóa (Autoencoder) bên cạnh việc tối ưu hóa bước lượng tử hóa thích nghi theo đặc trưng cục bộ.</w:t>
+        <w:t xml:space="preserve">Thuật toán chứng minh tính khả thi của việc nhúng định danh 128-bit với độ trung thực tín hiệu cao trên mảng điểm ảnh, nhưng còn hạn chế trước các biến đổi phi tuyến và nén có tổn hao ở mức mạnh. Một hướng nghiên cứu tiếp theo có thể xem xét là thủy vân học sâu (deep watermarking), như kiến trúc HiDDeN hoặc StegaStamp, kết hợp mạng nơ-ron tích chập tự mã hóa (Autoencoder) bên cạnh việc tối ưu hóa bước lượng tử hóa thích nghi theo đặc trưng cục bộ.</w:t>
       </w:r>
     </w:p>
     <w:bookmarkEnd w:id="26"/>
@@ -8549,7 +8549,7 @@
           <w:b/>
           <w:bCs/>
         </w:rPr>
-        <w:t xml:space="preserve">Kênh rò rỉ có biến đổi (lossy leak channel):</w:t>
+        <w:t xml:space="preserve">Kênh rò rỉ có biến đổi:</w:t>
       </w:r>
       <w:r>
         <w:t xml:space="preserve"> </w:t>
@@ -9151,7 +9151,7 @@
               <w:jc w:val="left"/>
             </w:pPr>
             <w:r>
-              <w:t xml:space="preserve">Truy vết rò rỉ (traitor tracing), bảo vệ bản quyền qua kênh lossy.</w:t>
+              <w:t xml:space="preserve">Truy vết rò rỉ (traitor tracing), bảo vệ bản quyền qua kênh có tổn hao.</w:t>
             </w:r>
           </w:p>
         </w:tc>
@@ -9209,7 +9209,7 @@
               <w:jc w:val="left"/>
             </w:pPr>
             <w:r>
-              <w:t xml:space="preserve">Không chịu được biến đổi nếu yêu cầu exact match: một thay đổi nhỏ được kỳ vọng tạo digest khác.</w:t>
+              <w:t xml:space="preserve">Không chịu được biến đổi nếu yêu cầu exact match: một thay đổi nhỏ được kỳ vọng tạo ra mã băm khác.</w:t>
             </w:r>
           </w:p>
         </w:tc>
@@ -9248,7 +9248,7 @@
               <w:jc w:val="left"/>
             </w:pPr>
             <w:r>
-              <w:t xml:space="preserve">Cao: Thiết kế để sống sót qua nén lossy, crop, resize, in-scan trong ngưỡng.</w:t>
+              <w:t xml:space="preserve">Cao: Thiết kế để sống sót qua nén có tổn hao, cắt cúp, co giãn, in ra rồi quét lại, trong ngưỡng.</w:t>
             </w:r>
           </w:p>
         </w:tc>
@@ -9915,7 +9915,7 @@
         <w:t xml:space="preserve"> </w:t>
       </w:r>
       <w:r>
-        <w:t xml:space="preserve">Bảo vệ văn bản trên biểu diễn số nguyên bản (exact representation). Bất kỳ sự thay đổi byte nào đều khiến chữ ký ban đầu không còn hợp lệ; chữ ký số không tự cung cấp cơ chế so khớp hay phục hồi đối với các bản chuyển đổi analog/lossy (như in-scan, chụp ảnh màn hình).</w:t>
+        <w:t xml:space="preserve">Bảo vệ văn bản trên biểu diễn số nguyên bản (exact representation). Bất kỳ sự thay đổi byte nào đều khiến chữ ký ban đầu không còn hợp lệ; chữ ký số không tự cung cấp cơ chế so khớp hay phục hồi đối với các bản đã qua biến đổi tương tự, như in ra rồi quét lại hoặc chụp ảnh màn hình.</w:t>
       </w:r>
     </w:p>
     <w:p>
@@ -9938,7 +9938,7 @@
         <w:t xml:space="preserve"> </w:t>
       </w:r>
       <w:r>
-        <w:t xml:space="preserve">Tồn tại trên kênh tín hiệu trực quan. Về mặt lý thuyết thiết kế, thủy vân bền vững hướng tới cung cấp cơ chế trích xuất định danh để làm cầu nối đối chiếu ngay cả khi tài liệu đã bị biến đổi qua kênh analog/lossy (cắt xén, in-scan, chụp lại màn hình). Trong thực nghiệm của SplitBind, năng lực này phụ thuộc thế hệ thuật toán. Ở thế hệ V1, giải mã bị phá vỡ hoàn toàn trước JPEG-70 và Resize-0.75 (0/12 cả hai) và chỉ khôi phục một phần dưới Crop-0.25. Ở thế hệ nghiên cứu V3, đo trên đúng cùng corpus và cùng bộ cổng, giải mã đạt 9/12 với JPEG-70, 9/12 với Crop-0.25 và 8/12 với Resize-0.75; đáng chú ý là JPEG-70 và Crop-0.25 không gây mất mát nào so với kênh không bị tấn công (chi tiết phân rã ở Mục 4.2.1). Dù vậy V3 vẫn không đạt cổng phát hành 0.95 và mang phạm vi bằng chứng</w:t>
+        <w:t xml:space="preserve">Tồn tại trên kênh tín hiệu trực quan. Về mặt lý thuyết thiết kế, thủy vân bền vững hướng tới cung cấp cơ chế trích xuất định danh để làm cầu nối đối chiếu ngay cả khi tài liệu đã bị biến đổi qua kênh tương tự: cắt xén, in ra rồi quét lại, chụp lại màn hình. Trong thực nghiệm của SplitBind, năng lực này phụ thuộc thế hệ thuật toán. Ở thế hệ V1, giải mã bị phá vỡ hoàn toàn trước JPEG-70 và Resize-0.75 (0/12 cả hai) và chỉ khôi phục một phần dưới Crop-0.25. Ở thế hệ nghiên cứu V3, đo trên đúng cùng corpus và cùng bộ cổng, giải mã đạt 9/12 với JPEG-70, 9/12 với Crop-0.25 và 8/12 với Resize-0.75; đáng chú ý là JPEG-70 và Crop-0.25 không gây mất mát nào so với kênh không bị tấn công (chi tiết phân rã ở Mục 4.2.1). Dù vậy V3 vẫn không đạt cổng phát hành 0.95 và mang phạm vi bằng chứng</w:t>
       </w:r>
       <w:r>
         <w:t xml:space="preserve"> </w:t>
@@ -12333,7 +12333,7 @@
         <w:t xml:space="preserve"> </w:t>
       </w:r>
       <w:r>
-        <w:t xml:space="preserve">Cả hai thế hệ được đo trên cùng một hợp đồng corpus</w:t>
+        <w:t xml:space="preserve">Cả hai thế hệ được đo trên cùng một bộ trang mẫu khoá theo mã băm</w:t>
       </w:r>
       <w:r>
         <w:t xml:space="preserve"> </w:t>
@@ -18985,7 +18985,7 @@
         <w:t xml:space="preserve">load_v2_profiles</w:t>
       </w:r>
       <w:r>
-        <w:t xml:space="preserve">, tức đọc hợp đồng tham số</w:t>
+        <w:t xml:space="preserve">, tức đọc tệp đặc tả tham số</w:t>
       </w:r>
       <w:r>
         <w:t xml:space="preserve"> </w:t>
@@ -21272,7 +21272,7 @@
         <w:t xml:space="preserve"> </w:t>
       </w:r>
       <w:r>
-        <w:t xml:space="preserve">Sau khi xác định nút thắt là vật mang, nhóm quét toàn bộ lưới 16 ứng viên của hợp đồng tham số V2 trên một trang chữ dày đặt ở đúng khung chuẩn, đo bằng chính bộ giải mã của dịch vụ.</w:t>
+        <w:t xml:space="preserve">Sau khi xác định nút thắt là vật mang, nhóm quét toàn bộ lưới 16 ứng viên trong tệp đặc tả tham số V2 trên một trang chữ dày đặt ở đúng khung chuẩn, đo bằng chính bộ giải mã của dịch vụ.</w:t>
       </w:r>
     </w:p>
     <w:p>
@@ -23415,7 +23415,7 @@
         <w:t xml:space="preserve"> </w:t>
       </w:r>
       <w:r>
-        <w:t xml:space="preserve">Trước thay đổi này, mã chọn hồ sơ bằng cách lấy phần tử đầu của lưới ứng viên rồi mới đối chiếu định danh. Thứ tự của một tệp hợp đồng vì thế quyết định thuật toán nào thực sự chạy trên hệ thống thật, một sự phụ thuộc không được ghi ở đâu cả. Nay mã tra hồ sơ theo định danh, nên hợp đồng có sắp xếp lại thì hành vi vẫn giữ nguyên.</w:t>
+        <w:t xml:space="preserve">Trước thay đổi này, mã chọn hồ sơ bằng cách lấy phần tử đầu của lưới ứng viên rồi mới đối chiếu định danh. Thứ tự của một tệp đặc tả vì thế quyết định thuật toán nào thực sự chạy trên hệ thống thật, một sự phụ thuộc không được ghi ở đâu cả. Nay mã tra hồ sơ theo định danh, nên đặc tả có sắp xếp lại thì hành vi vẫn giữ nguyên.</w:t>
       </w:r>
     </w:p>
     <w:bookmarkEnd w:id="80"/>
@@ -23984,7 +23984,7 @@
         <w:t xml:space="preserve"> </w:t>
       </w:r>
       <w:r>
-        <w:t xml:space="preserve">là thứ tách được hai nguyên nhân; hợp đồng tấn công có sẵn họ</w:t>
+        <w:t xml:space="preserve">là thứ tách được hai nguyên nhân; đặc tả tấn công có sẵn họ</w:t>
       </w:r>
       <w:r>
         <w:t xml:space="preserve"> </w:t>
@@ -23999,7 +23999,7 @@
         <w:t xml:space="preserve"> </w:t>
       </w:r>
       <w:r>
-        <w:t xml:space="preserve">để đo; corpus khoá theo hash làm phép so sánh có kiểm soát. Một dự án ghi chép cẩu thả sẽ không để lại gì để kiểm toán.</w:t>
+        <w:t xml:space="preserve">để đo; bộ trang mẫu khoá theo mã băm làm phép so sánh có kiểm soát. Một dự án ghi chép cẩu thả sẽ không để lại gì để kiểm toán.</w:t>
       </w:r>
     </w:p>
     <w:bookmarkEnd w:id="89"/>
@@ -24343,7 +24343,7 @@
         <w:t xml:space="preserve"> </w:t>
       </w:r>
       <w:r>
-        <w:t xml:space="preserve">Tỉ lệ giải mã của thế hệ V1 và V3 trên cùng hợp đồng corpus, cùng định nghĩa cổng</w:t>
+        <w:t xml:space="preserve">Tỉ lệ giải mã của thế hệ V1 và V3 trên cùng một bộ trang mẫu đã khoá, cùng định nghĩa cổng</w:t>
       </w:r>
     </w:p>
     <w:p>
@@ -25579,7 +25579,7 @@
               <w:jc w:val="left"/>
             </w:pPr>
             <w:r>
-              <w:t xml:space="preserve">Đã kiểm chứng qua hợp đồng thuật toán cố định.</w:t>
+              <w:t xml:space="preserve">Đã kiểm chứng qua đặc tả thuật toán cố định.</w:t>
             </w:r>
           </w:p>
         </w:tc>
@@ -27165,7 +27165,7 @@
               <w:t xml:space="preserve">research/python/src/splitbind_ref/fingerprint_v2_codec.py</w:t>
             </w:r>
             <w:r>
-              <w:t xml:space="preserve">; hợp đồng mã ở</w:t>
+              <w:t xml:space="preserve">; đặc tả mã ở</w:t>
             </w:r>
             <w:r>
               <w:t xml:space="preserve"> </w:t>

--- a/docs/project/Nhom9_TruyVetToanVenVanBan.docx
+++ b/docs/project/Nhom9_TruyVetToanVenVanBan.docx
@@ -24977,14 +24977,6 @@
     <w:p>
       <w:pPr>
         <w:pStyle w:val="FirstParagraph"/>
-      </w:pPr>
-      <w:r>
-        <w:t xml:space="preserve">Danh mục xếp theo khối ngôn ngữ, khối tiếng Việt trước rồi tới khối tiếng Anh. Trong mỗi khối, tài liệu xếp theo thứ tự ABC: tác giả Việt Nam xếp theo tên, tác giả nước ngoài xếp theo họ, tài liệu không có tác giả xếp theo tên cơ quan ban hành. Số thứ tự đánh liên tục từ 1 qua cả hai khối.</w:t>
-      </w:r>
-    </w:p>
-    <w:p>
-      <w:pPr>
-        <w:pStyle w:val="BodyText"/>
       </w:pPr>
       <w:r>
         <w:rPr>

--- a/docs/project/Nhom9_TruyVetToanVenVanBan.docx
+++ b/docs/project/Nhom9_TruyVetToanVenVanBan.docx
@@ -14802,7 +14802,7 @@
         <w:pStyle w:val="FirstParagraph"/>
       </w:pPr>
       <w:r>
-        <w:t xml:space="preserve">Bảng 4.6 cho thấy nén và thu nhỏ là bài toán đã được giải trong công trình công khai. Để xác định vì sao cùng một lớp tấn công lại chặn được SplitBind, nhóm dựng một thí nghiệm đối chứng trên chính trang tài liệu do hệ thống render (tỉ lệ 2.0, kích thước 1190 x 1684 điểm ảnh), dùng một bộ mã hóa thủy vân DWT-DCT-SVD-QIM độc lập [8] thay cho bộ của dự án, payload 64 bit. Mỗi ảnh bị tấn công được giải hai lần: một lần ở đúng kích thước kẻ tấn công để lại, một lần sau khi đã phóng khung ảnh về kích thước nhúng ban đầu.</w:t>
+        <w:t xml:space="preserve">Bảng 4.6 cho thấy nén và thu nhỏ là bài toán đã được giải trong công trình công khai. Để xác định vì sao cùng một lớp tấn công lại chặn được SplitBind, nhóm dựng một thí nghiệm đối chứng trên chính trang tài liệu do hệ thống render (tỉ lệ 2.0, kích thước 1190 x 1684 điểm ảnh), dùng một bộ mã hóa thủy vân DWT-DCT-SVD-QIM độc lập [9] thay cho bộ của dự án, payload 64 bit. Mỗi ảnh bị tấn công được giải hai lần: một lần ở đúng kích thước kẻ tấn công để lại, một lần sau khi đã phóng khung ảnh về kích thước nhúng ban đầu.</w:t>
       </w:r>
     </w:p>
     <w:p>
@@ -15233,7 +15233,7 @@
         <w:t xml:space="preserve"> </w:t>
       </w:r>
       <w:r>
-        <w:t xml:space="preserve">của bộ thủy vân đối chứng [8] là bước lượng tử QIM, cùng loại tham số với bước lượng tử của SplitBind. Ở</w:t>
+        <w:t xml:space="preserve">của bộ thủy vân đối chứng [9] là bước lượng tử QIM, cùng loại tham số với bước lượng tử của SplitBind. Ở</w:t>
       </w:r>
       <w:r>
         <w:t xml:space="preserve"> </w:t>
@@ -15828,7 +15828,7 @@
         </w:numPr>
       </w:pPr>
       <w:r>
-        <w:t xml:space="preserve">Vị thế của SplitBind thuận lợi hơn các thư viện công khai ở đúng điểm này. Một công cụ thủy vân mù buộc phải suy đoán hình học gốc: thư viện [8] dò vét 200 mốc tỉ lệ trong dải 0.5 đến 2.0 bằng tương quan chuẩn hóa, và hàm ước lượng tham số cắt của nó còn đòi hỏi ảnh gốc. SplitBind giữ hồ sơ cấp phát nên có thể render lại trang gốc bất kỳ lúc nào; thứ mà thư viện phải đoán thì hệ thống của nhóm chỉ việc tra ra.</w:t>
+        <w:t xml:space="preserve">Vị thế của SplitBind thuận lợi hơn các thư viện công khai ở đúng điểm này. Một công cụ thủy vân mù buộc phải suy đoán hình học gốc: thư viện [9] dò vét 200 mốc tỉ lệ trong dải 0.5 đến 2.0 bằng tương quan chuẩn hóa, và hàm ước lượng tham số cắt của nó còn đòi hỏi ảnh gốc. SplitBind giữ hồ sơ cấp phát nên có thể render lại trang gốc bất kỳ lúc nào; thứ mà thư viện phải đoán thì hệ thống của nhóm chỉ việc tra ra.</w:t>
       </w:r>
     </w:p>
     <w:p>
@@ -24333,13 +24333,13 @@
         <w:t xml:space="preserve">(đọc mã nguồn) Sau khi xác định được nút thắt là vật mang trang văn bản, nhóm tải về và đọc mã của ba công trình công khai giải đúng lớp bài toán này, thay vì chỉ đọc tóm tắt bài báo.</w:t>
       </w:r>
     </w:p>
-    <w:bookmarkStart w:id="106" w:name="X92779d284c1495dba0be423ff0e0b4f485df40a"/>
+    <w:bookmarkStart w:id="106" w:name="X14a4c9c498124e7e1041b011419f6c3a4e1458c"/>
     <w:p>
       <w:pPr>
         <w:pStyle w:val="Heading4"/>
       </w:pPr>
       <w:r>
-        <w:t xml:space="preserve">4.3.5.1. Công trình 1: thủy vân ảnh trang văn bản chống chụp màn hình [9]</w:t>
+        <w:t xml:space="preserve">4.3.5.1. Công trình 1: thủy vân ảnh trang văn bản chống chụp màn hình [8]</w:t>
       </w:r>
     </w:p>
     <w:p>
@@ -24995,20 +24995,7 @@
         </w:numPr>
       </w:pPr>
       <w:r>
-        <w:t xml:space="preserve">Hoàng Xuân Dậu (2020).</w:t>
-      </w:r>
-      <w:r>
-        <w:t xml:space="preserve"> </w:t>
-      </w:r>
-      <w:r>
-        <w:rPr>
-          <w:i/>
-          <w:iCs/>
-        </w:rPr>
-        <w:t xml:space="preserve">Giáo trình Cơ sở An toàn Thông tin</w:t>
-      </w:r>
-      <w:r>
-        <w:t xml:space="preserve">, Học viện Công nghệ Bưu chính Viễn thông, Hà Nội.</w:t>
+        <w:t xml:space="preserve">Hoàng Xuân Dậu. (2020). Giáo trình Cơ sở An toàn Thông tin. Học viện Công nghệ Bưu chính Viễn thông.</w:t>
       </w:r>
     </w:p>
     <w:p>
@@ -25020,20 +25007,7 @@
         </w:numPr>
       </w:pPr>
       <w:r>
-        <w:t xml:space="preserve">Thái Thanh Tùng (2011).</w:t>
-      </w:r>
-      <w:r>
-        <w:t xml:space="preserve"> </w:t>
-      </w:r>
-      <w:r>
-        <w:rPr>
-          <w:i/>
-          <w:iCs/>
-        </w:rPr>
-        <w:t xml:space="preserve">Giáo trình Mật mã học và Hệ thống Thông tin An toàn</w:t>
-      </w:r>
-      <w:r>
-        <w:t xml:space="preserve">, Nhà xuất bản Thông tin và Truyền thông, Hà Nội.</w:t>
+        <w:t xml:space="preserve">Thái Thanh Tùng. (2011). Giáo trình Mật mã học và Hệ thống Thông tin An toàn. Nhà xuất bản Thông tin và Truyền thông.</w:t>
       </w:r>
     </w:p>
     <w:p>
@@ -25057,20 +25031,7 @@
         </w:numPr>
       </w:pPr>
       <w:r>
-        <w:t xml:space="preserve">Adobe Research.</w:t>
-      </w:r>
-      <w:r>
-        <w:t xml:space="preserve"> </w:t>
-      </w:r>
-      <w:r>
-        <w:rPr>
-          <w:i/>
-          <w:iCs/>
-        </w:rPr>
-        <w:t xml:space="preserve">TrustMark: Universal Watermarking for Arbitrary Resolution Images</w:t>
-      </w:r>
-      <w:r>
-        <w:t xml:space="preserve">, GitHub, truy cập tháng 9 năm 2026, https://github.com/adobe/trustmark</w:t>
+        <w:t xml:space="preserve">Adobe Research. (2026). TrustMark: Universal Watermarking for Arbitrary Resolution Images. GitHub. https://github.com/adobe/trustmark</w:t>
       </w:r>
     </w:p>
     <w:p>
@@ -25082,20 +25043,7 @@
         </w:numPr>
       </w:pPr>
       <w:r>
-        <w:t xml:space="preserve">Chen B., Wornell G. W. (2001).</w:t>
-      </w:r>
-      <w:r>
-        <w:t xml:space="preserve"> </w:t>
-      </w:r>
-      <w:r>
-        <w:rPr>
-          <w:i/>
-          <w:iCs/>
-        </w:rPr>
-        <w:t xml:space="preserve">Quantization index modulation: a class of provably good methods for digital watermarking and information embedding</w:t>
-      </w:r>
-      <w:r>
-        <w:t xml:space="preserve">, IEEE Transactions on Information Theory, 47 (4), 1423-1443.</w:t>
+        <w:t xml:space="preserve">Chen, B., &amp; Wornell, G. W. (2001). Quantization index modulation: a class of provably good methods for digital watermarking and information embedding. IEEE Transactions on Information Theory, 47(4), 1423-1443. https://doi.org/10.1109/18.923725</w:t>
       </w:r>
     </w:p>
     <w:p>
@@ -25107,20 +25055,7 @@
         </w:numPr>
       </w:pPr>
       <w:r>
-        <w:t xml:space="preserve">Cox I. J., Miller M. L., Bloom J. A., Fridrich J., Kalker T. (2007).</w:t>
-      </w:r>
-      <w:r>
-        <w:t xml:space="preserve"> </w:t>
-      </w:r>
-      <w:r>
-        <w:rPr>
-          <w:i/>
-          <w:iCs/>
-        </w:rPr>
-        <w:t xml:space="preserve">Digital Watermarking and Steganography</w:t>
-      </w:r>
-      <w:r>
-        <w:t xml:space="preserve">, Morgan Kaufmann, Burlington.</w:t>
+        <w:t xml:space="preserve">Cox, I. J., Miller, M. L., Bloom, J. A., Fridrich, J., &amp; Kalker, T. (2007). Digital Watermarking and Steganography (2nd ed.). Morgan Kaufmann.</w:t>
       </w:r>
     </w:p>
     <w:p>
@@ -25132,20 +25067,7 @@
         </w:numPr>
       </w:pPr>
       <w:r>
-        <w:t xml:space="preserve">Douglas M., Bailey K., Leeney M., Curran K. (2018).</w:t>
-      </w:r>
-      <w:r>
-        <w:t xml:space="preserve"> </w:t>
-      </w:r>
-      <w:r>
-        <w:rPr>
-          <w:i/>
-          <w:iCs/>
-        </w:rPr>
-        <w:t xml:space="preserve">An overview of steganography techniques applied to the protection of biometric data</w:t>
-      </w:r>
-      <w:r>
-        <w:t xml:space="preserve">, Multimedia Tools and Applications, 77 (13), 17333-17373.</w:t>
+        <w:t xml:space="preserve">Douglas, M., Bailey, K., Leeney, M., &amp; Curran, K. (2018). An overview of steganography techniques applied to the protection of biometric data. Multimedia Tools and Applications, 77(13), 17333-17373. https://doi.org/10.1007/s11042-017-5308-3</w:t>
       </w:r>
     </w:p>
     <w:p>
@@ -25157,20 +25079,7 @@
         </w:numPr>
       </w:pPr>
       <w:r>
-        <w:t xml:space="preserve">Fang H., Zhang W., Zhou H., Cui H., Yu N. (2019).</w:t>
-      </w:r>
-      <w:r>
-        <w:t xml:space="preserve"> </w:t>
-      </w:r>
-      <w:r>
-        <w:rPr>
-          <w:i/>
-          <w:iCs/>
-        </w:rPr>
-        <w:t xml:space="preserve">Screen-shooting resilient watermarking</w:t>
-      </w:r>
-      <w:r>
-        <w:t xml:space="preserve">, IEEE Transactions on Information Forensics and Security, 14 (6), 1403-1418.</w:t>
+        <w:t xml:space="preserve">Fang, H., Zhang, W., Zhou, H., Cui, H., &amp; Yu, N. (2019). Screen-shooting resilient watermarking. IEEE Transactions on Information Forensics and Security, 14(6), 1403-1418. https://doi.org/10.1109/TIFS.2018.2878541</w:t>
       </w:r>
     </w:p>
     <w:p>
@@ -25182,20 +25091,7 @@
         </w:numPr>
       </w:pPr>
       <w:r>
-        <w:t xml:space="preserve">Guo Fei.</w:t>
-      </w:r>
-      <w:r>
-        <w:t xml:space="preserve"> </w:t>
-      </w:r>
-      <w:r>
-        <w:rPr>
-          <w:i/>
-          <w:iCs/>
-        </w:rPr>
-        <w:t xml:space="preserve">blind_watermark: blind and invisible image watermark</w:t>
-      </w:r>
-      <w:r>
-        <w:t xml:space="preserve">, GitHub, truy cập tháng 9 năm 2026, https://github.com/guofei9987/blind_watermark</w:t>
+        <w:t xml:space="preserve">gslxr. (2024). Screen-Shooting-Resilient-Document-Image-Watermarking. GitHub. https://github.com/gslxr/Screen-Shooting-Resilient-Document-Image-Watermarking</w:t>
       </w:r>
     </w:p>
     <w:p>
@@ -25207,20 +25103,7 @@
         </w:numPr>
       </w:pPr>
       <w:r>
-        <w:t xml:space="preserve">gslxr.</w:t>
-      </w:r>
-      <w:r>
-        <w:t xml:space="preserve"> </w:t>
-      </w:r>
-      <w:r>
-        <w:rPr>
-          <w:i/>
-          <w:iCs/>
-        </w:rPr>
-        <w:t xml:space="preserve">Screen-Shooting-Resilient-Document-Image-Watermarking</w:t>
-      </w:r>
-      <w:r>
-        <w:t xml:space="preserve">, GitHub, truy cập tháng 9 năm 2026, https://github.com/gslxr/Screen-Shooting-Resilient-Document-Image-Watermarking</w:t>
+        <w:t xml:space="preserve">Guo Fei. (2025). blind_watermark: blind and invisible image watermark. GitHub. https://github.com/guofei9987/blind_watermark</w:t>
       </w:r>
     </w:p>
     <w:p>
@@ -25232,20 +25115,7 @@
         </w:numPr>
       </w:pPr>
       <w:r>
-        <w:t xml:space="preserve">Hamid N., Yahya A., Ahmad R. B., Al-Qershi O. M. (2012).</w:t>
-      </w:r>
-      <w:r>
-        <w:t xml:space="preserve"> </w:t>
-      </w:r>
-      <w:r>
-        <w:rPr>
-          <w:i/>
-          <w:iCs/>
-        </w:rPr>
-        <w:t xml:space="preserve">Image Steganography Techniques: An Overview</w:t>
-      </w:r>
-      <w:r>
-        <w:t xml:space="preserve">, International Journal of Computer Science and Security, 6 (3), 168-187.</w:t>
+        <w:t xml:space="preserve">Hamid, N., Yahya, A., Ahmad, R. B., &amp; Al-Qershi, O. M. (2012). Image Steganography Techniques: An Overview. International Journal of Computer Science and Security, 6(3), 168-187.</w:t>
       </w:r>
     </w:p>
     <w:p>
@@ -25257,20 +25127,7 @@
         </w:numPr>
       </w:pPr>
       <w:r>
-        <w:t xml:space="preserve">Josefsson S., Liusvaara I. (2017).</w:t>
-      </w:r>
-      <w:r>
-        <w:t xml:space="preserve"> </w:t>
-      </w:r>
-      <w:r>
-        <w:rPr>
-          <w:i/>
-          <w:iCs/>
-        </w:rPr>
-        <w:t xml:space="preserve">Edwards-Curve Digital Signature Algorithm (EdDSA)</w:t>
-      </w:r>
-      <w:r>
-        <w:t xml:space="preserve">, Internet Engineering Task Force, RFC 8032, https://www.rfc-editor.org/rfc/rfc8032</w:t>
+        <w:t xml:space="preserve">Josefsson, S., &amp; Liusvaara, I. (2017). Edwards-Curve Digital Signature Algorithm (EdDSA). In RFC 8032. Internet Engineering Task Force. https://www.rfc-editor.org/rfc/rfc8032</w:t>
       </w:r>
     </w:p>
     <w:p>
@@ -25282,20 +25139,7 @@
         </w:numPr>
       </w:pPr>
       <w:r>
-        <w:t xml:space="preserve">Krawczyk H., Bellare M., Canetti R. (1997).</w:t>
-      </w:r>
-      <w:r>
-        <w:t xml:space="preserve"> </w:t>
-      </w:r>
-      <w:r>
-        <w:rPr>
-          <w:i/>
-          <w:iCs/>
-        </w:rPr>
-        <w:t xml:space="preserve">HMAC: Keyed-Hashing for Message Authentication</w:t>
-      </w:r>
-      <w:r>
-        <w:t xml:space="preserve">, Internet Engineering Task Force, RFC 2104, https://www.rfc-editor.org/rfc/rfc2104</w:t>
+        <w:t xml:space="preserve">Krawczyk, H., Bellare, M., &amp; Canetti, R. (1997). HMAC: Keyed-Hashing for Message Authentication. In RFC 2104. Internet Engineering Task Force. https://www.rfc-editor.org/rfc/rfc2104</w:t>
       </w:r>
     </w:p>
     <w:p>
@@ -25307,20 +25151,7 @@
         </w:numPr>
       </w:pPr>
       <w:r>
-        <w:t xml:space="preserve">National Institute of Standards and Technology (2026).</w:t>
-      </w:r>
-      <w:r>
-        <w:t xml:space="preserve"> </w:t>
-      </w:r>
-      <w:r>
-        <w:rPr>
-          <w:i/>
-          <w:iCs/>
-        </w:rPr>
-        <w:t xml:space="preserve">Implementation Guidance for FIPS 140-3 and the Cryptographic Module Verification Program</w:t>
-      </w:r>
-      <w:r>
-        <w:t xml:space="preserve">, NIST Computer Security Resource Center, truy cập tháng 9 năm 2026, https://csrc.nist.gov/projects/cryptographic-module-validation-program/fips-140-3-ig-announcements</w:t>
+        <w:t xml:space="preserve">National Institute of Standards and Technology. (2008). The Keyed-Hash Message Authentication Code (HMAC). In Federal Information Processing Standards Publication 198-1. National Institute of Standards and Technology. https://doi.org/10.6028/NIST.FIPS.198-1</w:t>
       </w:r>
     </w:p>
     <w:p>
@@ -25332,20 +25163,7 @@
         </w:numPr>
       </w:pPr>
       <w:r>
-        <w:t xml:space="preserve">National Institute of Standards and Technology (2015).</w:t>
-      </w:r>
-      <w:r>
-        <w:t xml:space="preserve"> </w:t>
-      </w:r>
-      <w:r>
-        <w:rPr>
-          <w:i/>
-          <w:iCs/>
-        </w:rPr>
-        <w:t xml:space="preserve">Secure Hash Standard (SHS)</w:t>
-      </w:r>
-      <w:r>
-        <w:t xml:space="preserve">, Federal Information Processing Standards Publication 180-4, Gaithersburg.</w:t>
+        <w:t xml:space="preserve">National Institute of Standards and Technology. (2015). Secure Hash Standard (SHS). In Federal Information Processing Standards Publication 180-4. National Institute of Standards and Technology. https://doi.org/10.6028/NIST.FIPS.180-4</w:t>
       </w:r>
     </w:p>
     <w:p>
@@ -25357,20 +25175,7 @@
         </w:numPr>
       </w:pPr>
       <w:r>
-        <w:t xml:space="preserve">National Institute of Standards and Technology (2008).</w:t>
-      </w:r>
-      <w:r>
-        <w:t xml:space="preserve"> </w:t>
-      </w:r>
-      <w:r>
-        <w:rPr>
-          <w:i/>
-          <w:iCs/>
-        </w:rPr>
-        <w:t xml:space="preserve">The Keyed-Hash Message Authentication Code (HMAC)</w:t>
-      </w:r>
-      <w:r>
-        <w:t xml:space="preserve">, Federal Information Processing Standards Publication 198-1, Gaithersburg.</w:t>
+        <w:t xml:space="preserve">National Institute of Standards and Technology. (2026). Implementation Guidance for FIPS 140-3 and the Cryptographic Module Verification Program. NIST Computer Security Resource Center. https://csrc.nist.gov/projects/cryptographic-module-validation-program/fips-140-3-ig-announcements</w:t>
       </w:r>
     </w:p>
     <w:p>
@@ -25382,20 +25187,7 @@
         </w:numPr>
       </w:pPr>
       <w:r>
-        <w:t xml:space="preserve">Rundgren A., Jordan B., Erdtman S. (2020).</w:t>
-      </w:r>
-      <w:r>
-        <w:t xml:space="preserve"> </w:t>
-      </w:r>
-      <w:r>
-        <w:rPr>
-          <w:i/>
-          <w:iCs/>
-        </w:rPr>
-        <w:t xml:space="preserve">JSON Canonicalization Scheme (JCS)</w:t>
-      </w:r>
-      <w:r>
-        <w:t xml:space="preserve">, Internet Engineering Task Force, RFC 8785, https://www.rfc-editor.org/rfc/rfc8785</w:t>
+        <w:t xml:space="preserve">Rundgren, A., Jordan, B., &amp; Erdtman, S. (2020). JSON Canonicalization Scheme (JCS). In RFC 8785. Internet Engineering Task Force. https://www.rfc-editor.org/rfc/rfc8785</w:t>
       </w:r>
     </w:p>
     <w:p>
@@ -25407,20 +25199,7 @@
         </w:numPr>
       </w:pPr>
       <w:r>
-        <w:t xml:space="preserve">Sander T., Fernandez P., Durmus A., Douze M., Furon T. (2025).</w:t>
-      </w:r>
-      <w:r>
-        <w:t xml:space="preserve"> </w:t>
-      </w:r>
-      <w:r>
-        <w:rPr>
-          <w:i/>
-          <w:iCs/>
-        </w:rPr>
-        <w:t xml:space="preserve">Watermark Anything with Localized Messages</w:t>
-      </w:r>
-      <w:r>
-        <w:t xml:space="preserve">, Meta AI Research, GitHub, truy cập tháng 9 năm 2026, https://github.com/facebookresearch/watermark-anything</w:t>
+        <w:t xml:space="preserve">Sander, T., Fernandez, P., Durmus, A., Douze, M., &amp; Furon, T. (2025). Watermark Anything with Localized Messages. Meta AI Research. https://github.com/facebookresearch/watermark-anything</w:t>
       </w:r>
     </w:p>
     <w:p>
@@ -25432,20 +25211,7 @@
         </w:numPr>
       </w:pPr>
       <w:r>
-        <w:t xml:space="preserve">ShieldMnt.</w:t>
-      </w:r>
-      <w:r>
-        <w:t xml:space="preserve"> </w:t>
-      </w:r>
-      <w:r>
-        <w:rPr>
-          <w:i/>
-          <w:iCs/>
-        </w:rPr>
-        <w:t xml:space="preserve">invisible-watermark: python library for invisible image watermark</w:t>
-      </w:r>
-      <w:r>
-        <w:t xml:space="preserve">, GitHub, truy cập tháng 9 năm 2026, https://github.com/ShieldMnt/invisible-watermark</w:t>
+        <w:t xml:space="preserve">ShieldMnt. (2024). invisible-watermark: python library for invisible image watermark. GitHub. https://github.com/ShieldMnt/invisible-watermark</w:t>
       </w:r>
     </w:p>
     <w:p>
@@ -25457,20 +25223,7 @@
         </w:numPr>
       </w:pPr>
       <w:r>
-        <w:t xml:space="preserve">Stallings W. (2017).</w:t>
-      </w:r>
-      <w:r>
-        <w:t xml:space="preserve"> </w:t>
-      </w:r>
-      <w:r>
-        <w:rPr>
-          <w:i/>
-          <w:iCs/>
-        </w:rPr>
-        <w:t xml:space="preserve">Cryptography and Network Security: Principles and Practice</w:t>
-      </w:r>
-      <w:r>
-        <w:t xml:space="preserve">, 7th ed., Pearson, Boston.</w:t>
+        <w:t xml:space="preserve">Stallings, W. (2017). Cryptography and Network Security: Principles and Practice (7th ed.). Pearson.</w:t>
       </w:r>
     </w:p>
     <w:p>
@@ -25482,20 +25235,7 @@
         </w:numPr>
       </w:pPr>
       <w:r>
-        <w:t xml:space="preserve">Tancik M., Mildenhall B., Ng R. (2020).</w:t>
-      </w:r>
-      <w:r>
-        <w:t xml:space="preserve"> </w:t>
-      </w:r>
-      <w:r>
-        <w:rPr>
-          <w:i/>
-          <w:iCs/>
-        </w:rPr>
-        <w:t xml:space="preserve">StegaStamp: Invisible Hyperlinks in Physical Photographs</w:t>
-      </w:r>
-      <w:r>
-        <w:t xml:space="preserve">, Proceedings of the IEEE/CVF Conference on Computer Vision and Pattern Recognition, Seattle, 2117-2126.</w:t>
+        <w:t xml:space="preserve">Tancik, M., Mildenhall, B., &amp; Ng, R. (2020). StegaStamp: Invisible Hyperlinks in Physical Photographs. Proceedings of the IEEE/CVF Conference on Computer Vision and Pattern Recognition, 2117-2126. https://doi.org/10.1109/CVPR42600.2020.00219</w:t>
       </w:r>
     </w:p>
     <w:p>
@@ -25507,20 +25247,7 @@
         </w:numPr>
       </w:pPr>
       <w:r>
-        <w:t xml:space="preserve">wmbench contributors (2026).</w:t>
-      </w:r>
-      <w:r>
-        <w:t xml:space="preserve"> </w:t>
-      </w:r>
-      <w:r>
-        <w:rPr>
-          <w:i/>
-          <w:iCs/>
-        </w:rPr>
-        <w:t xml:space="preserve">wmbench: image watermarking benchmark</w:t>
-      </w:r>
-      <w:r>
-        <w:t xml:space="preserve">, GitHub, truy cập tháng 9 năm 2026, https://github.com/alexandersolonsky/wmbench</w:t>
+        <w:t xml:space="preserve">wmbench contributors. (2026). wmbench: image watermarking benchmark. GitHub. https://github.com/alexandersolonsky/wmbench</w:t>
       </w:r>
     </w:p>
     <w:p>
@@ -25532,20 +25259,7 @@
         </w:numPr>
       </w:pPr>
       <w:r>
-        <w:t xml:space="preserve">Zhu J., Kaplan R., Johnson A., Fei-Fei L. (2018).</w:t>
-      </w:r>
-      <w:r>
-        <w:t xml:space="preserve"> </w:t>
-      </w:r>
-      <w:r>
-        <w:rPr>
-          <w:i/>
-          <w:iCs/>
-        </w:rPr>
-        <w:t xml:space="preserve">HiDDeN: Hiding Data with Deep Networks</w:t>
-      </w:r>
-      <w:r>
-        <w:t xml:space="preserve">, Proceedings of the European Conference on Computer Vision, Munich, 657-672.</w:t>
+        <w:t xml:space="preserve">Zhu, J., Kaplan, R., Johnson, J., &amp; Fei-Fei, L. (2018). HiDDeN: Hiding Data with Deep Networks. Proceedings of the European Conference on Computer Vision, 657-672. https://doi.org/10.1007/978-3-030-01267-0_40</w:t>
       </w:r>
     </w:p>
     <w:bookmarkEnd w:id="117"/>
@@ -27115,7 +26829,7 @@
               <w:jc w:val="left"/>
             </w:pPr>
             <w:r>
-              <w:t xml:space="preserve">Thí nghiệm đối chứng trên trang render 1190x1684 của chính hệ thống, bộ mã hóa thủy vân [8], payload 64 bit; kết quả ở Bảng 4.7</w:t>
+              <w:t xml:space="preserve">Thí nghiệm đối chứng trên trang render 1190x1684 của chính hệ thống, bộ mã hóa thủy vân [9], payload 64 bit; kết quả ở Bảng 4.7</w:t>
             </w:r>
           </w:p>
         </w:tc>

--- a/docs/project/Nhom9_TruyVetToanVenVanBan.docx
+++ b/docs/project/Nhom9_TruyVetToanVenVanBan.docx
@@ -3974,7 +3974,7 @@
         <w:t xml:space="preserve"> </w:t>
       </w:r>
       <w:r>
-        <w:t xml:space="preserve">(tổng hợp từ [5] và [1])</w:t>
+        <w:t xml:space="preserve">(tổng hợp từ [3] và [9])</w:t>
       </w:r>
     </w:p>
     <w:p>
@@ -9177,7 +9177,7 @@
         <w:t xml:space="preserve"> </w:t>
       </w:r>
       <w:r>
-        <w:t xml:space="preserve">(tổng hợp từ [19], [5], [10] và [6])</w:t>
+        <w:t xml:space="preserve">(tổng hợp từ [18], [3], [8] và [4])</w:t>
       </w:r>
     </w:p>
     <w:bookmarkStart w:id="39" w:name="X731dd5071b32ee17cfdf115e5fb1cc74bfa1fef"/>
@@ -14188,7 +14188,7 @@
         <w:t xml:space="preserve"> </w:t>
       </w:r>
       <w:r>
-        <w:t xml:space="preserve">[21] chấm ba hệ thống Adobe TrustMark [3], Meta PixelSeal và Meta Watermark Anything [17] trên 18 ảnh, dưới 38 phép biến đổi. Điều khiến bộ đo này so sánh được trực tiếp với công trình của nhóm là tiêu chí thành công của nó trùng khít với cổng phát hành mà nhóm tự đặt ra: một lần giải mã chỉ được tính là thành công khi khôi phục chính xác toàn bộ payload, sai một bit cũng bị tính là trượt. Đây không phải độ chính xác theo bit.</w:t>
+        <w:t xml:space="preserve">[21] chấm ba hệ thống Adobe TrustMark [1], Meta PixelSeal và Meta Watermark Anything [16] trên 18 ảnh, dưới 38 phép biến đổi. Điều khiến bộ đo này so sánh được trực tiếp với công trình của nhóm là tiêu chí thành công của nó trùng khít với cổng phát hành mà nhóm tự đặt ra: một lần giải mã chỉ được tính là thành công khi khôi phục chính xác toàn bộ payload, sai một bit cũng bị tính là trượt. Đây không phải độ chính xác theo bit.</w:t>
       </w:r>
     </w:p>
     <w:p>
@@ -14802,7 +14802,7 @@
         <w:pStyle w:val="FirstParagraph"/>
       </w:pPr>
       <w:r>
-        <w:t xml:space="preserve">Bảng 4.6 cho thấy nén và thu nhỏ là bài toán đã được giải trong công trình công khai. Để xác định vì sao cùng một lớp tấn công lại chặn được SplitBind, nhóm dựng một thí nghiệm đối chứng trên chính trang tài liệu do hệ thống render (tỉ lệ 2.0, kích thước 1190 x 1684 điểm ảnh), dùng một bộ mã hóa thủy vân DWT-DCT-SVD-QIM độc lập [9] thay cho bộ của dự án, payload 64 bit. Mỗi ảnh bị tấn công được giải hai lần: một lần ở đúng kích thước kẻ tấn công để lại, một lần sau khi đã phóng khung ảnh về kích thước nhúng ban đầu.</w:t>
+        <w:t xml:space="preserve">Bảng 4.6 cho thấy nén và thu nhỏ là bài toán đã được giải trong công trình công khai. Để xác định vì sao cùng một lớp tấn công lại chặn được SplitBind, nhóm dựng một thí nghiệm đối chứng trên chính trang tài liệu do hệ thống render (tỉ lệ 2.0, kích thước 1190 x 1684 điểm ảnh), dùng một bộ mã hóa thủy vân DWT-DCT-SVD-QIM độc lập [7] thay cho bộ của dự án, payload 64 bit. Mỗi ảnh bị tấn công được giải hai lần: một lần ở đúng kích thước kẻ tấn công để lại, một lần sau khi đã phóng khung ảnh về kích thước nhúng ban đầu.</w:t>
       </w:r>
     </w:p>
     <w:p>
@@ -15233,7 +15233,7 @@
         <w:t xml:space="preserve"> </w:t>
       </w:r>
       <w:r>
-        <w:t xml:space="preserve">của bộ thủy vân đối chứng [9] là bước lượng tử QIM, cùng loại tham số với bước lượng tử của SplitBind. Ở</w:t>
+        <w:t xml:space="preserve">của bộ thủy vân đối chứng [7] là bước lượng tử QIM, cùng loại tham số với bước lượng tử của SplitBind. Ở</w:t>
       </w:r>
       <w:r>
         <w:t xml:space="preserve"> </w:t>
@@ -15828,7 +15828,7 @@
         </w:numPr>
       </w:pPr>
       <w:r>
-        <w:t xml:space="preserve">Vị thế của SplitBind thuận lợi hơn các thư viện công khai ở đúng điểm này. Một công cụ thủy vân mù buộc phải suy đoán hình học gốc: thư viện [9] dò vét 200 mốc tỉ lệ trong dải 0.5 đến 2.0 bằng tương quan chuẩn hóa, và hàm ước lượng tham số cắt của nó còn đòi hỏi ảnh gốc. SplitBind giữ hồ sơ cấp phát nên có thể render lại trang gốc bất kỳ lúc nào; thứ mà thư viện phải đoán thì hệ thống của nhóm chỉ việc tra ra.</w:t>
+        <w:t xml:space="preserve">Vị thế của SplitBind thuận lợi hơn các thư viện công khai ở đúng điểm này. Một công cụ thủy vân mù buộc phải suy đoán hình học gốc: thư viện [7] dò vét 200 mốc tỉ lệ trong dải 0.5 đến 2.0 bằng tương quan chuẩn hóa, và hàm ước lượng tham số cắt của nó còn đòi hỏi ảnh gốc. SplitBind giữ hồ sơ cấp phát nên có thể render lại trang gốc bất kỳ lúc nào; thứ mà thư viện phải đoán thì hệ thống của nhóm chỉ việc tra ra.</w:t>
       </w:r>
     </w:p>
     <w:p>
@@ -24333,13 +24333,13 @@
         <w:t xml:space="preserve">(đọc mã nguồn) Sau khi xác định được nút thắt là vật mang trang văn bản, nhóm tải về và đọc mã của ba công trình công khai giải đúng lớp bài toán này, thay vì chỉ đọc tóm tắt bài báo.</w:t>
       </w:r>
     </w:p>
-    <w:bookmarkStart w:id="106" w:name="X14a4c9c498124e7e1041b011419f6c3a4e1458c"/>
+    <w:bookmarkStart w:id="106" w:name="Xa47f895c248df79044155c4c810a7c17d9643c6"/>
     <w:p>
       <w:pPr>
         <w:pStyle w:val="Heading4"/>
       </w:pPr>
       <w:r>
-        <w:t xml:space="preserve">4.3.5.1. Công trình 1: thủy vân ảnh trang văn bản chống chụp màn hình [8]</w:t>
+        <w:t xml:space="preserve">4.3.5.1. Công trình 1: thủy vân ảnh trang văn bản chống chụp màn hình [6]</w:t>
       </w:r>
     </w:p>
     <w:p>
@@ -24401,13 +24401,13 @@
       </w:r>
     </w:p>
     <w:bookmarkEnd w:id="106"/>
-    <w:bookmarkStart w:id="107" w:name="X424aa753d06926474670a4444d1862497de092d"/>
+    <w:bookmarkStart w:id="107" w:name="X1a453900eb7d265542c5d9b412c169ca67b350f"/>
     <w:p>
       <w:pPr>
         <w:pStyle w:val="Heading4"/>
       </w:pPr>
       <w:r>
-        <w:t xml:space="preserve">4.3.5.2. Công trình 2: thủy vân chống chụp màn hình dùng điểm đặc trưng [7]</w:t>
+        <w:t xml:space="preserve">4.3.5.2. Công trình 2: thủy vân chống chụp màn hình dùng điểm đặc trưng [5]</w:t>
       </w:r>
     </w:p>
     <w:p>
@@ -24464,13 +24464,13 @@
       </w:r>
     </w:p>
     <w:bookmarkEnd w:id="107"/>
-    <w:bookmarkStart w:id="108" w:name="Xcff98d6f2174902b1f757cee8db39f3a1b07b5a"/>
+    <w:bookmarkStart w:id="108" w:name="X4c2dbc25b54111856accc9e384c8858d08d1be9"/>
     <w:p>
       <w:pPr>
         <w:pStyle w:val="Heading4"/>
       </w:pPr>
       <w:r>
-        <w:t xml:space="preserve">4.3.5.3. Công trình 3: thư viện đang được dùng trong sản phẩm thật [18]</w:t>
+        <w:t xml:space="preserve">4.3.5.3. Công trình 3: thư viện đang được dùng trong sản phẩm thật [17]</w:t>
       </w:r>
     </w:p>
     <w:p>
@@ -24979,287 +24979,391 @@
         <w:pStyle w:val="FirstParagraph"/>
       </w:pPr>
       <w:r>
-        <w:rPr>
-          <w:b/>
-          <w:bCs/>
-        </w:rPr>
-        <w:t xml:space="preserve">Tiếng Việt</w:t>
-      </w:r>
-    </w:p>
-    <w:p>
-      <w:pPr>
-        <w:pStyle w:val="Compact"/>
-        <w:numPr>
-          <w:ilvl w:val="0"/>
-          <w:numId w:val="1068"/>
-        </w:numPr>
-      </w:pPr>
-      <w:r>
-        <w:t xml:space="preserve">Hoàng Xuân Dậu. (2020). Giáo trình Cơ sở An toàn Thông tin. Học viện Công nghệ Bưu chính Viễn thông.</w:t>
-      </w:r>
-    </w:p>
-    <w:p>
-      <w:pPr>
-        <w:pStyle w:val="Compact"/>
-        <w:numPr>
-          <w:ilvl w:val="0"/>
-          <w:numId w:val="1068"/>
-        </w:numPr>
-      </w:pPr>
-      <w:r>
-        <w:t xml:space="preserve">Thái Thanh Tùng. (2011). Giáo trình Mật mã học và Hệ thống Thông tin An toàn. Nhà xuất bản Thông tin và Truyền thông.</w:t>
-      </w:r>
-    </w:p>
-    <w:p>
-      <w:pPr>
-        <w:pStyle w:val="FirstParagraph"/>
-      </w:pPr>
-      <w:r>
-        <w:rPr>
-          <w:b/>
-          <w:bCs/>
-        </w:rPr>
-        <w:t xml:space="preserve">Tiếng Anh</w:t>
-      </w:r>
-    </w:p>
-    <w:p>
-      <w:pPr>
-        <w:pStyle w:val="Compact"/>
-        <w:numPr>
-          <w:ilvl w:val="0"/>
-          <w:numId w:val="1069"/>
-        </w:numPr>
-      </w:pPr>
-      <w:r>
-        <w:t xml:space="preserve">Adobe Research. (2026). TrustMark: Universal Watermarking for Arbitrary Resolution Images. GitHub. https://github.com/adobe/trustmark</w:t>
-      </w:r>
-    </w:p>
-    <w:p>
-      <w:pPr>
-        <w:pStyle w:val="Compact"/>
-        <w:numPr>
-          <w:ilvl w:val="0"/>
-          <w:numId w:val="1069"/>
-        </w:numPr>
-      </w:pPr>
-      <w:r>
-        <w:t xml:space="preserve">Chen, B., &amp; Wornell, G. W. (2001). Quantization index modulation: a class of provably good methods for digital watermarking and information embedding. IEEE Transactions on Information Theory, 47(4), 1423-1443. https://doi.org/10.1109/18.923725</w:t>
-      </w:r>
-    </w:p>
-    <w:p>
-      <w:pPr>
-        <w:pStyle w:val="Compact"/>
-        <w:numPr>
-          <w:ilvl w:val="0"/>
-          <w:numId w:val="1069"/>
-        </w:numPr>
-      </w:pPr>
-      <w:r>
-        <w:t xml:space="preserve">Cox, I. J., Miller, M. L., Bloom, J. A., Fridrich, J., &amp; Kalker, T. (2007). Digital Watermarking and Steganography (2nd ed.). Morgan Kaufmann.</w:t>
-      </w:r>
-    </w:p>
-    <w:p>
-      <w:pPr>
-        <w:pStyle w:val="Compact"/>
-        <w:numPr>
-          <w:ilvl w:val="0"/>
-          <w:numId w:val="1069"/>
-        </w:numPr>
-      </w:pPr>
-      <w:r>
-        <w:t xml:space="preserve">Douglas, M., Bailey, K., Leeney, M., &amp; Curran, K. (2018). An overview of steganography techniques applied to the protection of biometric data. Multimedia Tools and Applications, 77(13), 17333-17373. https://doi.org/10.1007/s11042-017-5308-3</w:t>
-      </w:r>
-    </w:p>
-    <w:p>
-      <w:pPr>
-        <w:pStyle w:val="Compact"/>
-        <w:numPr>
-          <w:ilvl w:val="0"/>
-          <w:numId w:val="1069"/>
-        </w:numPr>
-      </w:pPr>
-      <w:r>
-        <w:t xml:space="preserve">Fang, H., Zhang, W., Zhou, H., Cui, H., &amp; Yu, N. (2019). Screen-shooting resilient watermarking. IEEE Transactions on Information Forensics and Security, 14(6), 1403-1418. https://doi.org/10.1109/TIFS.2018.2878541</w:t>
-      </w:r>
-    </w:p>
-    <w:p>
-      <w:pPr>
-        <w:pStyle w:val="Compact"/>
-        <w:numPr>
-          <w:ilvl w:val="0"/>
-          <w:numId w:val="1069"/>
-        </w:numPr>
-      </w:pPr>
-      <w:r>
-        <w:t xml:space="preserve">gslxr. (2024). Screen-Shooting-Resilient-Document-Image-Watermarking. GitHub. https://github.com/gslxr/Screen-Shooting-Resilient-Document-Image-Watermarking</w:t>
-      </w:r>
-    </w:p>
-    <w:p>
-      <w:pPr>
-        <w:pStyle w:val="Compact"/>
-        <w:numPr>
-          <w:ilvl w:val="0"/>
-          <w:numId w:val="1069"/>
-        </w:numPr>
-      </w:pPr>
-      <w:r>
-        <w:t xml:space="preserve">Guo Fei. (2025). blind_watermark: blind and invisible image watermark. GitHub. https://github.com/guofei9987/blind_watermark</w:t>
-      </w:r>
-    </w:p>
-    <w:p>
-      <w:pPr>
-        <w:pStyle w:val="Compact"/>
-        <w:numPr>
-          <w:ilvl w:val="0"/>
-          <w:numId w:val="1069"/>
-        </w:numPr>
-      </w:pPr>
-      <w:r>
-        <w:t xml:space="preserve">Hamid, N., Yahya, A., Ahmad, R. B., &amp; Al-Qershi, O. M. (2012). Image Steganography Techniques: An Overview. International Journal of Computer Science and Security, 6(3), 168-187.</w:t>
-      </w:r>
-    </w:p>
-    <w:p>
-      <w:pPr>
-        <w:pStyle w:val="Compact"/>
-        <w:numPr>
-          <w:ilvl w:val="0"/>
-          <w:numId w:val="1069"/>
-        </w:numPr>
-      </w:pPr>
-      <w:r>
-        <w:t xml:space="preserve">Josefsson, S., &amp; Liusvaara, I. (2017). Edwards-Curve Digital Signature Algorithm (EdDSA). In RFC 8032. Internet Engineering Task Force. https://www.rfc-editor.org/rfc/rfc8032</w:t>
-      </w:r>
-    </w:p>
-    <w:p>
-      <w:pPr>
-        <w:pStyle w:val="Compact"/>
-        <w:numPr>
-          <w:ilvl w:val="0"/>
-          <w:numId w:val="1069"/>
-        </w:numPr>
-      </w:pPr>
-      <w:r>
-        <w:t xml:space="preserve">Krawczyk, H., Bellare, M., &amp; Canetti, R. (1997). HMAC: Keyed-Hashing for Message Authentication. In RFC 2104. Internet Engineering Task Force. https://www.rfc-editor.org/rfc/rfc2104</w:t>
-      </w:r>
-    </w:p>
-    <w:p>
-      <w:pPr>
-        <w:pStyle w:val="Compact"/>
-        <w:numPr>
-          <w:ilvl w:val="0"/>
-          <w:numId w:val="1069"/>
-        </w:numPr>
-      </w:pPr>
-      <w:r>
-        <w:t xml:space="preserve">National Institute of Standards and Technology. (2008). The Keyed-Hash Message Authentication Code (HMAC). In Federal Information Processing Standards Publication 198-1. National Institute of Standards and Technology. https://doi.org/10.6028/NIST.FIPS.198-1</w:t>
-      </w:r>
-    </w:p>
-    <w:p>
-      <w:pPr>
-        <w:pStyle w:val="Compact"/>
-        <w:numPr>
-          <w:ilvl w:val="0"/>
-          <w:numId w:val="1069"/>
-        </w:numPr>
-      </w:pPr>
-      <w:r>
-        <w:t xml:space="preserve">National Institute of Standards and Technology. (2015). Secure Hash Standard (SHS). In Federal Information Processing Standards Publication 180-4. National Institute of Standards and Technology. https://doi.org/10.6028/NIST.FIPS.180-4</w:t>
-      </w:r>
-    </w:p>
-    <w:p>
-      <w:pPr>
-        <w:pStyle w:val="Compact"/>
-        <w:numPr>
-          <w:ilvl w:val="0"/>
-          <w:numId w:val="1069"/>
-        </w:numPr>
-      </w:pPr>
-      <w:r>
-        <w:t xml:space="preserve">National Institute of Standards and Technology. (2026). Implementation Guidance for FIPS 140-3 and the Cryptographic Module Verification Program. NIST Computer Security Resource Center. https://csrc.nist.gov/projects/cryptographic-module-validation-program/fips-140-3-ig-announcements</w:t>
-      </w:r>
-    </w:p>
-    <w:p>
-      <w:pPr>
-        <w:pStyle w:val="Compact"/>
-        <w:numPr>
-          <w:ilvl w:val="0"/>
-          <w:numId w:val="1069"/>
-        </w:numPr>
-      </w:pPr>
-      <w:r>
-        <w:t xml:space="preserve">Rundgren, A., Jordan, B., &amp; Erdtman, S. (2020). JSON Canonicalization Scheme (JCS). In RFC 8785. Internet Engineering Task Force. https://www.rfc-editor.org/rfc/rfc8785</w:t>
-      </w:r>
-    </w:p>
-    <w:p>
-      <w:pPr>
-        <w:pStyle w:val="Compact"/>
-        <w:numPr>
-          <w:ilvl w:val="0"/>
-          <w:numId w:val="1069"/>
-        </w:numPr>
-      </w:pPr>
-      <w:r>
-        <w:t xml:space="preserve">Sander, T., Fernandez, P., Durmus, A., Douze, M., &amp; Furon, T. (2025). Watermark Anything with Localized Messages. Meta AI Research. https://github.com/facebookresearch/watermark-anything</w:t>
-      </w:r>
-    </w:p>
-    <w:p>
-      <w:pPr>
-        <w:pStyle w:val="Compact"/>
-        <w:numPr>
-          <w:ilvl w:val="0"/>
-          <w:numId w:val="1069"/>
-        </w:numPr>
-      </w:pPr>
-      <w:r>
-        <w:t xml:space="preserve">ShieldMnt. (2024). invisible-watermark: python library for invisible image watermark. GitHub. https://github.com/ShieldMnt/invisible-watermark</w:t>
-      </w:r>
-    </w:p>
-    <w:p>
-      <w:pPr>
-        <w:pStyle w:val="Compact"/>
-        <w:numPr>
-          <w:ilvl w:val="0"/>
-          <w:numId w:val="1069"/>
-        </w:numPr>
-      </w:pPr>
-      <w:r>
-        <w:t xml:space="preserve">Stallings, W. (2017). Cryptography and Network Security: Principles and Practice (7th ed.). Pearson.</w:t>
-      </w:r>
-    </w:p>
-    <w:p>
-      <w:pPr>
-        <w:pStyle w:val="Compact"/>
-        <w:numPr>
-          <w:ilvl w:val="0"/>
-          <w:numId w:val="1069"/>
-        </w:numPr>
-      </w:pPr>
-      <w:r>
-        <w:t xml:space="preserve">Tancik, M., Mildenhall, B., &amp; Ng, R. (2020). StegaStamp: Invisible Hyperlinks in Physical Photographs. Proceedings of the IEEE/CVF Conference on Computer Vision and Pattern Recognition, 2117-2126. https://doi.org/10.1109/CVPR42600.2020.00219</w:t>
-      </w:r>
-    </w:p>
-    <w:p>
-      <w:pPr>
-        <w:pStyle w:val="Compact"/>
-        <w:numPr>
-          <w:ilvl w:val="0"/>
-          <w:numId w:val="1069"/>
-        </w:numPr>
-      </w:pPr>
-      <w:r>
-        <w:t xml:space="preserve">wmbench contributors. (2026). wmbench: image watermarking benchmark. GitHub. https://github.com/alexandersolonsky/wmbench</w:t>
-      </w:r>
-    </w:p>
-    <w:p>
-      <w:pPr>
-        <w:pStyle w:val="Compact"/>
-        <w:numPr>
-          <w:ilvl w:val="0"/>
-          <w:numId w:val="1069"/>
-        </w:numPr>
-      </w:pPr>
-      <w:r>
-        <w:t xml:space="preserve">Zhu, J., Kaplan, R., Johnson, J., &amp; Fei-Fei, L. (2018). HiDDeN: Hiding Data with Deep Networks. Proceedings of the European Conference on Computer Vision, 657-672. https://doi.org/10.1007/978-3-030-01267-0_40</w:t>
+        <w:t xml:space="preserve">[1] Adobe Research,</w:t>
+      </w:r>
+      <w:r>
+        <w:t xml:space="preserve"> </w:t>
+      </w:r>
+      <w:r>
+        <w:t xml:space="preserve">“TrustMark: Universal Watermarking for Arbitrary Resolution Images,”</w:t>
+      </w:r>
+      <w:r>
+        <w:t xml:space="preserve"> </w:t>
+      </w:r>
+      <w:r>
+        <w:t xml:space="preserve">2026, GitHub. [Online]. Available: https://github.com/adobe/trustmark</w:t>
+      </w:r>
+    </w:p>
+    <w:p>
+      <w:pPr>
+        <w:pStyle w:val="BodyText"/>
+      </w:pPr>
+      <w:r>
+        <w:t xml:space="preserve">[2] B. Chen and G. W. Wornell,</w:t>
+      </w:r>
+      <w:r>
+        <w:t xml:space="preserve"> </w:t>
+      </w:r>
+      <w:r>
+        <w:t xml:space="preserve">“Quantization index modulation: a class of provably good methods for digital watermarking and information embedding,”</w:t>
+      </w:r>
+      <w:r>
+        <w:t xml:space="preserve"> </w:t>
+      </w:r>
+      <w:r>
+        <w:t xml:space="preserve">IEEE Transactions on Information Theory, vol. 47, no. 4, pp. 1423-1443, 2001, doi: 10.1109/18.923725.</w:t>
+      </w:r>
+    </w:p>
+    <w:p>
+      <w:pPr>
+        <w:pStyle w:val="BodyText"/>
+      </w:pPr>
+      <w:r>
+        <w:t xml:space="preserve">[3] I. J. Cox, M. L. Miller, J. A. Bloom, J. Fridrich, and T. Kalker, Digital Watermarking and Steganography, 2nd ed. Burlington: Morgan Kaufmann, 2007.</w:t>
+      </w:r>
+    </w:p>
+    <w:p>
+      <w:pPr>
+        <w:pStyle w:val="BodyText"/>
+      </w:pPr>
+      <w:r>
+        <w:t xml:space="preserve">[4] M. Douglas, K. Bailey, M. Leeney, and K. Curran,</w:t>
+      </w:r>
+      <w:r>
+        <w:t xml:space="preserve"> </w:t>
+      </w:r>
+      <w:r>
+        <w:t xml:space="preserve">“An overview of steganography techniques applied to the protection of biometric data,”</w:t>
+      </w:r>
+      <w:r>
+        <w:t xml:space="preserve"> </w:t>
+      </w:r>
+      <w:r>
+        <w:t xml:space="preserve">Multimedia Tools and Applications, vol. 77, no. 13, pp. 17333-17373, 2018, doi: 10.1007/s11042-017-5308-3.</w:t>
+      </w:r>
+    </w:p>
+    <w:p>
+      <w:pPr>
+        <w:pStyle w:val="BodyText"/>
+      </w:pPr>
+      <w:r>
+        <w:t xml:space="preserve">[5] H. Fang, W. Zhang, H. Zhou, H. Cui, and N. Yu,</w:t>
+      </w:r>
+      <w:r>
+        <w:t xml:space="preserve"> </w:t>
+      </w:r>
+      <w:r>
+        <w:t xml:space="preserve">“Screen-shooting resilient watermarking,”</w:t>
+      </w:r>
+      <w:r>
+        <w:t xml:space="preserve"> </w:t>
+      </w:r>
+      <w:r>
+        <w:t xml:space="preserve">IEEE Transactions on Information Forensics and Security, vol. 14, no. 6, pp. 1403-1418, 2019, doi: 10.1109/TIFS.2018.2878541.</w:t>
+      </w:r>
+    </w:p>
+    <w:p>
+      <w:pPr>
+        <w:pStyle w:val="BodyText"/>
+      </w:pPr>
+      <w:r>
+        <w:t xml:space="preserve">[6] gslxr,</w:t>
+      </w:r>
+      <w:r>
+        <w:t xml:space="preserve"> </w:t>
+      </w:r>
+      <w:r>
+        <w:t xml:space="preserve">“Screen-Shooting-Resilient-Document-Image-Watermarking,”</w:t>
+      </w:r>
+      <w:r>
+        <w:t xml:space="preserve"> </w:t>
+      </w:r>
+      <w:r>
+        <w:t xml:space="preserve">2024, GitHub. [Online]. Available: https://github.com/gslxr/Screen-Shooting-Resilient-Document-Image-Watermarking</w:t>
+      </w:r>
+    </w:p>
+    <w:p>
+      <w:pPr>
+        <w:pStyle w:val="BodyText"/>
+      </w:pPr>
+      <w:r>
+        <w:t xml:space="preserve">[7] Guo Fei,</w:t>
+      </w:r>
+      <w:r>
+        <w:t xml:space="preserve"> </w:t>
+      </w:r>
+      <w:r>
+        <w:t xml:space="preserve">“blind_watermark: blind and invisible image watermark,”</w:t>
+      </w:r>
+      <w:r>
+        <w:t xml:space="preserve"> </w:t>
+      </w:r>
+      <w:r>
+        <w:t xml:space="preserve">2025, GitHub. [Online]. Available: https://github.com/guofei9987/blind_watermark</w:t>
+      </w:r>
+    </w:p>
+    <w:p>
+      <w:pPr>
+        <w:pStyle w:val="BodyText"/>
+      </w:pPr>
+      <w:r>
+        <w:t xml:space="preserve">[8] N. Hamid, A. Yahya, R. B. Ahmad, and O. M. Al-Qershi,</w:t>
+      </w:r>
+      <w:r>
+        <w:t xml:space="preserve"> </w:t>
+      </w:r>
+      <w:r>
+        <w:t xml:space="preserve">“Image Steganography Techniques: An Overview,”</w:t>
+      </w:r>
+      <w:r>
+        <w:t xml:space="preserve"> </w:t>
+      </w:r>
+      <w:r>
+        <w:t xml:space="preserve">International Journal of Computer Science and Security, vol. 6, no. 3, pp. 168-187, 2012.</w:t>
+      </w:r>
+    </w:p>
+    <w:p>
+      <w:pPr>
+        <w:pStyle w:val="BodyText"/>
+      </w:pPr>
+      <w:r>
+        <w:t xml:space="preserve">[9] Hoàng Xuân Dậu, Giáo trình Cơ sở An toàn Thông tin. Hà Nội: Học viện Công nghệ Bưu chính Viễn thông, 2020.</w:t>
+      </w:r>
+    </w:p>
+    <w:p>
+      <w:pPr>
+        <w:pStyle w:val="BodyText"/>
+      </w:pPr>
+      <w:r>
+        <w:t xml:space="preserve">[10] S. Josefsson and I. Liusvaara,</w:t>
+      </w:r>
+      <w:r>
+        <w:t xml:space="preserve"> </w:t>
+      </w:r>
+      <w:r>
+        <w:t xml:space="preserve">“Edwards-Curve Digital Signature Algorithm (EdDSA), RFC 8032,”</w:t>
+      </w:r>
+      <w:r>
+        <w:t xml:space="preserve"> </w:t>
+      </w:r>
+      <w:r>
+        <w:t xml:space="preserve">Internet Engineering Task Force, 2017. [Online]. Available: https://www.rfc-editor.org/rfc/rfc8032</w:t>
+      </w:r>
+    </w:p>
+    <w:p>
+      <w:pPr>
+        <w:pStyle w:val="BodyText"/>
+      </w:pPr>
+      <w:r>
+        <w:t xml:space="preserve">[11] H. Krawczyk, M. Bellare, and R. Canetti,</w:t>
+      </w:r>
+      <w:r>
+        <w:t xml:space="preserve"> </w:t>
+      </w:r>
+      <w:r>
+        <w:t xml:space="preserve">“HMAC: Keyed-Hashing for Message Authentication, RFC 2104,”</w:t>
+      </w:r>
+      <w:r>
+        <w:t xml:space="preserve"> </w:t>
+      </w:r>
+      <w:r>
+        <w:t xml:space="preserve">Internet Engineering Task Force, 1997. [Online]. Available: https://www.rfc-editor.org/rfc/rfc2104</w:t>
+      </w:r>
+    </w:p>
+    <w:p>
+      <w:pPr>
+        <w:pStyle w:val="BodyText"/>
+      </w:pPr>
+      <w:r>
+        <w:t xml:space="preserve">[12] National Institute of Standards and Technology,</w:t>
+      </w:r>
+      <w:r>
+        <w:t xml:space="preserve"> </w:t>
+      </w:r>
+      <w:r>
+        <w:t xml:space="preserve">“Implementation Guidance for FIPS 140-3 and the Cryptographic Module Verification Program,”</w:t>
+      </w:r>
+      <w:r>
+        <w:t xml:space="preserve"> </w:t>
+      </w:r>
+      <w:r>
+        <w:t xml:space="preserve">NIST Computer Security Resource Center, 2026. [Online]. Available: https://csrc.nist.gov/projects/cryptographic-module-validation-program/fips-140-3-ig-announcements</w:t>
+      </w:r>
+    </w:p>
+    <w:p>
+      <w:pPr>
+        <w:pStyle w:val="BodyText"/>
+      </w:pPr>
+      <w:r>
+        <w:t xml:space="preserve">[13] National Institute of Standards and Technology,</w:t>
+      </w:r>
+      <w:r>
+        <w:t xml:space="preserve"> </w:t>
+      </w:r>
+      <w:r>
+        <w:t xml:space="preserve">“Secure Hash Standard (SHS), FIPS PUB 180-4,”</w:t>
+      </w:r>
+      <w:r>
+        <w:t xml:space="preserve"> </w:t>
+      </w:r>
+      <w:r>
+        <w:t xml:space="preserve">National Institute of Standards and Technology, Gaithersburg, 2015. doi: 10.6028/NIST.FIPS.180-4.</w:t>
+      </w:r>
+    </w:p>
+    <w:p>
+      <w:pPr>
+        <w:pStyle w:val="BodyText"/>
+      </w:pPr>
+      <w:r>
+        <w:t xml:space="preserve">[14] National Institute of Standards and Technology,</w:t>
+      </w:r>
+      <w:r>
+        <w:t xml:space="preserve"> </w:t>
+      </w:r>
+      <w:r>
+        <w:t xml:space="preserve">“The Keyed-Hash Message Authentication Code (HMAC), FIPS PUB 198-1,”</w:t>
+      </w:r>
+      <w:r>
+        <w:t xml:space="preserve"> </w:t>
+      </w:r>
+      <w:r>
+        <w:t xml:space="preserve">National Institute of Standards and Technology, Gaithersburg, 2008. doi: 10.6028/NIST.FIPS.198-1.</w:t>
+      </w:r>
+    </w:p>
+    <w:p>
+      <w:pPr>
+        <w:pStyle w:val="BodyText"/>
+      </w:pPr>
+      <w:r>
+        <w:t xml:space="preserve">[15] A. Rundgren, B. Jordan, and S. Erdtman,</w:t>
+      </w:r>
+      <w:r>
+        <w:t xml:space="preserve"> </w:t>
+      </w:r>
+      <w:r>
+        <w:t xml:space="preserve">“JSON Canonicalization Scheme (JCS), RFC 8785,”</w:t>
+      </w:r>
+      <w:r>
+        <w:t xml:space="preserve"> </w:t>
+      </w:r>
+      <w:r>
+        <w:t xml:space="preserve">Internet Engineering Task Force, 2020. [Online]. Available: https://www.rfc-editor.org/rfc/rfc8785</w:t>
+      </w:r>
+    </w:p>
+    <w:p>
+      <w:pPr>
+        <w:pStyle w:val="BodyText"/>
+      </w:pPr>
+      <w:r>
+        <w:t xml:space="preserve">[16] T. Sander, P. Fernandez, A. Durmus, M. Douze, and T. Furon,</w:t>
+      </w:r>
+      <w:r>
+        <w:t xml:space="preserve"> </w:t>
+      </w:r>
+      <w:r>
+        <w:t xml:space="preserve">“Watermark Anything with Localized Messages,”</w:t>
+      </w:r>
+      <w:r>
+        <w:t xml:space="preserve"> </w:t>
+      </w:r>
+      <w:r>
+        <w:t xml:space="preserve">2025, Meta AI Research. [Online]. Available: https://github.com/facebookresearch/watermark-anything</w:t>
+      </w:r>
+    </w:p>
+    <w:p>
+      <w:pPr>
+        <w:pStyle w:val="BodyText"/>
+      </w:pPr>
+      <w:r>
+        <w:t xml:space="preserve">[17] ShieldMnt,</w:t>
+      </w:r>
+      <w:r>
+        <w:t xml:space="preserve"> </w:t>
+      </w:r>
+      <w:r>
+        <w:t xml:space="preserve">“invisible-watermark: python library for invisible image watermark,”</w:t>
+      </w:r>
+      <w:r>
+        <w:t xml:space="preserve"> </w:t>
+      </w:r>
+      <w:r>
+        <w:t xml:space="preserve">2024, GitHub. [Online]. Available: https://github.com/ShieldMnt/invisible-watermark</w:t>
+      </w:r>
+    </w:p>
+    <w:p>
+      <w:pPr>
+        <w:pStyle w:val="BodyText"/>
+      </w:pPr>
+      <w:r>
+        <w:t xml:space="preserve">[18] W. Stallings, Cryptography and Network Security: Principles and Practice, 7th ed. Boston: Pearson, 2017.</w:t>
+      </w:r>
+    </w:p>
+    <w:p>
+      <w:pPr>
+        <w:pStyle w:val="BodyText"/>
+      </w:pPr>
+      <w:r>
+        <w:t xml:space="preserve">[19] M. Tancik, B. Mildenhall, and R. Ng,</w:t>
+      </w:r>
+      <w:r>
+        <w:t xml:space="preserve"> </w:t>
+      </w:r>
+      <w:r>
+        <w:t xml:space="preserve">“StegaStamp: Invisible Hyperlinks in Physical Photographs,”</w:t>
+      </w:r>
+      <w:r>
+        <w:t xml:space="preserve"> </w:t>
+      </w:r>
+      <w:r>
+        <w:t xml:space="preserve">in Proceedings of the IEEE/CVF Conference on Computer Vision and Pattern Recognition, Seattle, 2020, pp. 2117-2126. doi: 10.1109/CVPR42600.2020.00219.</w:t>
+      </w:r>
+    </w:p>
+    <w:p>
+      <w:pPr>
+        <w:pStyle w:val="BodyText"/>
+      </w:pPr>
+      <w:r>
+        <w:t xml:space="preserve">[20] Thái Thanh Tùng, Giáo trình Mật mã học và Hệ thống Thông tin An toàn. Hà Nội: Nhà xuất bản Thông tin và Truyền thông, 2011.</w:t>
+      </w:r>
+    </w:p>
+    <w:p>
+      <w:pPr>
+        <w:pStyle w:val="BodyText"/>
+      </w:pPr>
+      <w:r>
+        <w:t xml:space="preserve">[21] wmbench contributors,</w:t>
+      </w:r>
+      <w:r>
+        <w:t xml:space="preserve"> </w:t>
+      </w:r>
+      <w:r>
+        <w:t xml:space="preserve">“wmbench: image watermarking benchmark,”</w:t>
+      </w:r>
+      <w:r>
+        <w:t xml:space="preserve"> </w:t>
+      </w:r>
+      <w:r>
+        <w:t xml:space="preserve">2026, GitHub. [Online]. Available: https://github.com/alexandersolonsky/wmbench</w:t>
+      </w:r>
+    </w:p>
+    <w:p>
+      <w:pPr>
+        <w:pStyle w:val="BodyText"/>
+      </w:pPr>
+      <w:r>
+        <w:t xml:space="preserve">[22] J. Zhu, R. Kaplan, J. Johnson, and L. Fei-Fei,</w:t>
+      </w:r>
+      <w:r>
+        <w:t xml:space="preserve"> </w:t>
+      </w:r>
+      <w:r>
+        <w:t xml:space="preserve">“HiDDeN: Hiding Data with Deep Networks,”</w:t>
+      </w:r>
+      <w:r>
+        <w:t xml:space="preserve"> </w:t>
+      </w:r>
+      <w:r>
+        <w:t xml:space="preserve">in Proceedings of the European Conference on Computer Vision, Munich, 2018, pp. 657-672. doi: 10.1007/978-3-030-01267-0_40.</w:t>
       </w:r>
     </w:p>
     <w:bookmarkEnd w:id="117"/>
@@ -26829,7 +26933,7 @@
               <w:jc w:val="left"/>
             </w:pPr>
             <w:r>
-              <w:t xml:space="preserve">Thí nghiệm đối chứng trên trang render 1190x1684 của chính hệ thống, bộ mã hóa thủy vân [9], payload 64 bit; kết quả ở Bảng 4.7</w:t>
+              <w:t xml:space="preserve">Thí nghiệm đối chứng trên trang render 1190x1684 của chính hệ thống, bộ mã hóa thủy vân [7], payload 64 bit; kết quả ở Bảng 4.7</w:t>
             </w:r>
           </w:p>
         </w:tc>
@@ -28730,91 +28834,6 @@
     </w:lvl>
     <w:lvl w:ilvl="8">
       <w:start w:val="1"/>
-      <w:numFmt w:val="decimal"/>
-      <w:lvlText w:val="%9."/>
-      <w:lvlJc w:val="left"/>
-      <w:pPr>
-        <w:ind w:left="6480" w:hanging="360"/>
-      </w:pPr>
-    </w:lvl>
-  </w:abstractNum>
-  <w:abstractNum w:abstractNumId="99413">
-    <w:nsid w:val="00A99413"/>
-    <w:multiLevelType w:val="multilevel"/>
-    <w:lvl w:ilvl="0">
-      <w:start w:val="3"/>
-      <w:numFmt w:val="decimal"/>
-      <w:lvlText w:val="%1."/>
-      <w:lvlJc w:val="left"/>
-      <w:pPr>
-        <w:ind w:left="720" w:hanging="360"/>
-      </w:pPr>
-    </w:lvl>
-    <w:lvl w:ilvl="1">
-      <w:start w:val="3"/>
-      <w:numFmt w:val="decimal"/>
-      <w:lvlText w:val="%2."/>
-      <w:lvlJc w:val="left"/>
-      <w:pPr>
-        <w:ind w:left="1440" w:hanging="360"/>
-      </w:pPr>
-    </w:lvl>
-    <w:lvl w:ilvl="2">
-      <w:start w:val="3"/>
-      <w:numFmt w:val="decimal"/>
-      <w:lvlText w:val="%3."/>
-      <w:lvlJc w:val="left"/>
-      <w:pPr>
-        <w:ind w:left="2160" w:hanging="360"/>
-      </w:pPr>
-    </w:lvl>
-    <w:lvl w:ilvl="3">
-      <w:start w:val="3"/>
-      <w:numFmt w:val="decimal"/>
-      <w:lvlText w:val="%4."/>
-      <w:lvlJc w:val="left"/>
-      <w:pPr>
-        <w:ind w:left="2880" w:hanging="360"/>
-      </w:pPr>
-    </w:lvl>
-    <w:lvl w:ilvl="4">
-      <w:start w:val="3"/>
-      <w:numFmt w:val="decimal"/>
-      <w:lvlText w:val="%5."/>
-      <w:lvlJc w:val="left"/>
-      <w:pPr>
-        <w:ind w:left="3600" w:hanging="360"/>
-      </w:pPr>
-    </w:lvl>
-    <w:lvl w:ilvl="5">
-      <w:start w:val="3"/>
-      <w:numFmt w:val="decimal"/>
-      <w:lvlText w:val="%6."/>
-      <w:lvlJc w:val="left"/>
-      <w:pPr>
-        <w:ind w:left="4320" w:hanging="360"/>
-      </w:pPr>
-    </w:lvl>
-    <w:lvl w:ilvl="6">
-      <w:start w:val="3"/>
-      <w:numFmt w:val="decimal"/>
-      <w:lvlText w:val="%7."/>
-      <w:lvlJc w:val="left"/>
-      <w:pPr>
-        <w:ind w:left="5040" w:hanging="360"/>
-      </w:pPr>
-    </w:lvl>
-    <w:lvl w:ilvl="7">
-      <w:start w:val="3"/>
-      <w:numFmt w:val="decimal"/>
-      <w:lvlText w:val="%8."/>
-      <w:lvlJc w:val="left"/>
-      <w:pPr>
-        <w:ind w:left="5760" w:hanging="360"/>
-      </w:pPr>
-    </w:lvl>
-    <w:lvl w:ilvl="8">
-      <w:start w:val="3"/>
       <w:numFmt w:val="decimal"/>
       <w:lvlText w:val="%9."/>
       <w:lvlJc w:val="left"/>
@@ -29404,66 +29423,6 @@
   </w:num>
   <w:num w:numId="1067">
     <w:abstractNumId w:val="991"/>
-  </w:num>
-  <w:num w:numId="1068">
-    <w:abstractNumId w:val="99411"/>
-    <w:lvlOverride w:ilvl="0">
-      <w:startOverride w:val="1"/>
-    </w:lvlOverride>
-    <w:lvlOverride w:ilvl="1">
-      <w:startOverride w:val="1"/>
-    </w:lvlOverride>
-    <w:lvlOverride w:ilvl="2">
-      <w:startOverride w:val="1"/>
-    </w:lvlOverride>
-    <w:lvlOverride w:ilvl="3">
-      <w:startOverride w:val="1"/>
-    </w:lvlOverride>
-    <w:lvlOverride w:ilvl="4">
-      <w:startOverride w:val="1"/>
-    </w:lvlOverride>
-    <w:lvlOverride w:ilvl="5">
-      <w:startOverride w:val="1"/>
-    </w:lvlOverride>
-    <w:lvlOverride w:ilvl="6">
-      <w:startOverride w:val="1"/>
-    </w:lvlOverride>
-    <w:lvlOverride w:ilvl="7">
-      <w:startOverride w:val="1"/>
-    </w:lvlOverride>
-    <w:lvlOverride w:ilvl="8">
-      <w:startOverride w:val="1"/>
-    </w:lvlOverride>
-  </w:num>
-  <w:num w:numId="1069">
-    <w:abstractNumId w:val="99413"/>
-    <w:lvlOverride w:ilvl="0">
-      <w:startOverride w:val="3"/>
-    </w:lvlOverride>
-    <w:lvlOverride w:ilvl="1">
-      <w:startOverride w:val="3"/>
-    </w:lvlOverride>
-    <w:lvlOverride w:ilvl="2">
-      <w:startOverride w:val="3"/>
-    </w:lvlOverride>
-    <w:lvlOverride w:ilvl="3">
-      <w:startOverride w:val="3"/>
-    </w:lvlOverride>
-    <w:lvlOverride w:ilvl="4">
-      <w:startOverride w:val="3"/>
-    </w:lvlOverride>
-    <w:lvlOverride w:ilvl="5">
-      <w:startOverride w:val="3"/>
-    </w:lvlOverride>
-    <w:lvlOverride w:ilvl="6">
-      <w:startOverride w:val="3"/>
-    </w:lvlOverride>
-    <w:lvlOverride w:ilvl="7">
-      <w:startOverride w:val="3"/>
-    </w:lvlOverride>
-    <w:lvlOverride w:ilvl="8">
-      <w:startOverride w:val="3"/>
-    </w:lvlOverride>
   </w:num>
 </w:numbering>
 </file>

--- a/docs/project/Nhom9_TruyVetToanVenVanBan.docx
+++ b/docs/project/Nhom9_TruyVetToanVenVanBan.docx
@@ -24979,19 +24979,7 @@
         <w:pStyle w:val="FirstParagraph"/>
       </w:pPr>
       <w:r>
-        <w:t xml:space="preserve">[1] Adobe Research,</w:t>
-      </w:r>
-      <w:r>
-        <w:t xml:space="preserve"> </w:t>
-      </w:r>
-      <w:r>
-        <w:t xml:space="preserve">“TrustMark: Universal Watermarking for Arbitrary Resolution Images,”</w:t>
-      </w:r>
-      <w:r>
-        <w:t xml:space="preserve"> </w:t>
-      </w:r>
-      <w:r>
-        <w:t xml:space="preserve">2026, GitHub. [Online]. Available: https://github.com/adobe/trustmark</w:t>
+        <w:t xml:space="preserve">[1] Adobe Research, “TrustMark: Universal Watermarking for Arbitrary Resolution Images,” 2026, GitHub. [Online]. Available: https://github.com/adobe/trustmark</w:t>
       </w:r>
     </w:p>
     <w:p>
@@ -24999,19 +24987,7 @@
         <w:pStyle w:val="BodyText"/>
       </w:pPr>
       <w:r>
-        <w:t xml:space="preserve">[2] B. Chen and G. W. Wornell,</w:t>
-      </w:r>
-      <w:r>
-        <w:t xml:space="preserve"> </w:t>
-      </w:r>
-      <w:r>
-        <w:t xml:space="preserve">“Quantization index modulation: a class of provably good methods for digital watermarking and information embedding,”</w:t>
-      </w:r>
-      <w:r>
-        <w:t xml:space="preserve"> </w:t>
-      </w:r>
-      <w:r>
-        <w:t xml:space="preserve">IEEE Transactions on Information Theory, vol. 47, no. 4, pp. 1423-1443, 2001, doi: 10.1109/18.923725.</w:t>
+        <w:t xml:space="preserve">[2] B. Chen and G. W. Wornell, “Quantization index modulation: a class of provably good methods for digital watermarking and information embedding,” IEEE Transactions on Information Theory, vol. 47, no. 4, pp. 1423-1443, 2001, doi: 10.1109/18.923725.</w:t>
       </w:r>
     </w:p>
     <w:p>
@@ -25027,19 +25003,7 @@
         <w:pStyle w:val="BodyText"/>
       </w:pPr>
       <w:r>
-        <w:t xml:space="preserve">[4] M. Douglas, K. Bailey, M. Leeney, and K. Curran,</w:t>
-      </w:r>
-      <w:r>
-        <w:t xml:space="preserve"> </w:t>
-      </w:r>
-      <w:r>
-        <w:t xml:space="preserve">“An overview of steganography techniques applied to the protection of biometric data,”</w:t>
-      </w:r>
-      <w:r>
-        <w:t xml:space="preserve"> </w:t>
-      </w:r>
-      <w:r>
-        <w:t xml:space="preserve">Multimedia Tools and Applications, vol. 77, no. 13, pp. 17333-17373, 2018, doi: 10.1007/s11042-017-5308-3.</w:t>
+        <w:t xml:space="preserve">[4] M. Douglas, K. Bailey, M. Leeney, and K. Curran, “An overview of steganography techniques applied to the protection of biometric data,” Multimedia Tools and Applications, vol. 77, no. 13, pp. 17333-17373, 2018, doi: 10.1007/s11042-017-5308-3.</w:t>
       </w:r>
     </w:p>
     <w:p>
@@ -25047,19 +25011,7 @@
         <w:pStyle w:val="BodyText"/>
       </w:pPr>
       <w:r>
-        <w:t xml:space="preserve">[5] H. Fang, W. Zhang, H. Zhou, H. Cui, and N. Yu,</w:t>
-      </w:r>
-      <w:r>
-        <w:t xml:space="preserve"> </w:t>
-      </w:r>
-      <w:r>
-        <w:t xml:space="preserve">“Screen-shooting resilient watermarking,”</w:t>
-      </w:r>
-      <w:r>
-        <w:t xml:space="preserve"> </w:t>
-      </w:r>
-      <w:r>
-        <w:t xml:space="preserve">IEEE Transactions on Information Forensics and Security, vol. 14, no. 6, pp. 1403-1418, 2019, doi: 10.1109/TIFS.2018.2878541.</w:t>
+        <w:t xml:space="preserve">[5] H. Fang, W. Zhang, H. Zhou, H. Cui, and N. Yu, “Screen-shooting resilient watermarking,” IEEE Transactions on Information Forensics and Security, vol. 14, no. 6, pp. 1403-1418, 2019, doi: 10.1109/TIFS.2018.2878541.</w:t>
       </w:r>
     </w:p>
     <w:p>
@@ -25067,19 +25019,7 @@
         <w:pStyle w:val="BodyText"/>
       </w:pPr>
       <w:r>
-        <w:t xml:space="preserve">[6] gslxr,</w:t>
-      </w:r>
-      <w:r>
-        <w:t xml:space="preserve"> </w:t>
-      </w:r>
-      <w:r>
-        <w:t xml:space="preserve">“Screen-Shooting-Resilient-Document-Image-Watermarking,”</w:t>
-      </w:r>
-      <w:r>
-        <w:t xml:space="preserve"> </w:t>
-      </w:r>
-      <w:r>
-        <w:t xml:space="preserve">2024, GitHub. [Online]. Available: https://github.com/gslxr/Screen-Shooting-Resilient-Document-Image-Watermarking</w:t>
+        <w:t xml:space="preserve">[6] gslxr, “Screen-Shooting-Resilient-Document-Image-Watermarking,” 2024, GitHub. [Online]. Available: https://github.com/gslxr/Screen-Shooting-Resilient-Document-Image-Watermarking</w:t>
       </w:r>
     </w:p>
     <w:p>
@@ -25087,19 +25027,7 @@
         <w:pStyle w:val="BodyText"/>
       </w:pPr>
       <w:r>
-        <w:t xml:space="preserve">[7] Guo Fei,</w:t>
-      </w:r>
-      <w:r>
-        <w:t xml:space="preserve"> </w:t>
-      </w:r>
-      <w:r>
-        <w:t xml:space="preserve">“blind_watermark: blind and invisible image watermark,”</w:t>
-      </w:r>
-      <w:r>
-        <w:t xml:space="preserve"> </w:t>
-      </w:r>
-      <w:r>
-        <w:t xml:space="preserve">2025, GitHub. [Online]. Available: https://github.com/guofei9987/blind_watermark</w:t>
+        <w:t xml:space="preserve">[7] Guo Fei, “blind_watermark: blind and invisible image watermark,” 2025, GitHub. [Online]. Available: https://github.com/guofei9987/blind_watermark</w:t>
       </w:r>
     </w:p>
     <w:p>
@@ -25107,19 +25035,7 @@
         <w:pStyle w:val="BodyText"/>
       </w:pPr>
       <w:r>
-        <w:t xml:space="preserve">[8] N. Hamid, A. Yahya, R. B. Ahmad, and O. M. Al-Qershi,</w:t>
-      </w:r>
-      <w:r>
-        <w:t xml:space="preserve"> </w:t>
-      </w:r>
-      <w:r>
-        <w:t xml:space="preserve">“Image Steganography Techniques: An Overview,”</w:t>
-      </w:r>
-      <w:r>
-        <w:t xml:space="preserve"> </w:t>
-      </w:r>
-      <w:r>
-        <w:t xml:space="preserve">International Journal of Computer Science and Security, vol. 6, no. 3, pp. 168-187, 2012.</w:t>
+        <w:t xml:space="preserve">[8] N. Hamid, A. Yahya, R. B. Ahmad, and O. M. Al-Qershi, “Image Steganography Techniques: An Overview,” International Journal of Computer Science and Security, vol. 6, no. 3, pp. 168-187, 2012.</w:t>
       </w:r>
     </w:p>
     <w:p>
@@ -25135,19 +25051,7 @@
         <w:pStyle w:val="BodyText"/>
       </w:pPr>
       <w:r>
-        <w:t xml:space="preserve">[10] S. Josefsson and I. Liusvaara,</w:t>
-      </w:r>
-      <w:r>
-        <w:t xml:space="preserve"> </w:t>
-      </w:r>
-      <w:r>
-        <w:t xml:space="preserve">“Edwards-Curve Digital Signature Algorithm (EdDSA), RFC 8032,”</w:t>
-      </w:r>
-      <w:r>
-        <w:t xml:space="preserve"> </w:t>
-      </w:r>
-      <w:r>
-        <w:t xml:space="preserve">Internet Engineering Task Force, 2017. [Online]. Available: https://www.rfc-editor.org/rfc/rfc8032</w:t>
+        <w:t xml:space="preserve">[10] S. Josefsson and I. Liusvaara, “Edwards-Curve Digital Signature Algorithm (EdDSA), RFC 8032,” Internet Engineering Task Force, 2017. [Online]. Available: https://www.rfc-editor.org/rfc/rfc8032</w:t>
       </w:r>
     </w:p>
     <w:p>
@@ -25155,19 +25059,7 @@
         <w:pStyle w:val="BodyText"/>
       </w:pPr>
       <w:r>
-        <w:t xml:space="preserve">[11] H. Krawczyk, M. Bellare, and R. Canetti,</w:t>
-      </w:r>
-      <w:r>
-        <w:t xml:space="preserve"> </w:t>
-      </w:r>
-      <w:r>
-        <w:t xml:space="preserve">“HMAC: Keyed-Hashing for Message Authentication, RFC 2104,”</w:t>
-      </w:r>
-      <w:r>
-        <w:t xml:space="preserve"> </w:t>
-      </w:r>
-      <w:r>
-        <w:t xml:space="preserve">Internet Engineering Task Force, 1997. [Online]. Available: https://www.rfc-editor.org/rfc/rfc2104</w:t>
+        <w:t xml:space="preserve">[11] H. Krawczyk, M. Bellare, and R. Canetti, “HMAC: Keyed-Hashing for Message Authentication, RFC 2104,” Internet Engineering Task Force, 1997. [Online]. Available: https://www.rfc-editor.org/rfc/rfc2104</w:t>
       </w:r>
     </w:p>
     <w:p>
@@ -25175,19 +25067,7 @@
         <w:pStyle w:val="BodyText"/>
       </w:pPr>
       <w:r>
-        <w:t xml:space="preserve">[12] National Institute of Standards and Technology,</w:t>
-      </w:r>
-      <w:r>
-        <w:t xml:space="preserve"> </w:t>
-      </w:r>
-      <w:r>
-        <w:t xml:space="preserve">“Implementation Guidance for FIPS 140-3 and the Cryptographic Module Verification Program,”</w:t>
-      </w:r>
-      <w:r>
-        <w:t xml:space="preserve"> </w:t>
-      </w:r>
-      <w:r>
-        <w:t xml:space="preserve">NIST Computer Security Resource Center, 2026. [Online]. Available: https://csrc.nist.gov/projects/cryptographic-module-validation-program/fips-140-3-ig-announcements</w:t>
+        <w:t xml:space="preserve">[12] National Institute of Standards and Technology, “Implementation Guidance for FIPS 140-3 and the Cryptographic Module Verification Program,” NIST Computer Security Resource Center, 2026. [Online]. Available: https://csrc.nist.gov/projects/cryptographic-module-validation-program/fips-140-3-ig-announcements</w:t>
       </w:r>
     </w:p>
     <w:p>
@@ -25195,19 +25075,7 @@
         <w:pStyle w:val="BodyText"/>
       </w:pPr>
       <w:r>
-        <w:t xml:space="preserve">[13] National Institute of Standards and Technology,</w:t>
-      </w:r>
-      <w:r>
-        <w:t xml:space="preserve"> </w:t>
-      </w:r>
-      <w:r>
-        <w:t xml:space="preserve">“Secure Hash Standard (SHS), FIPS PUB 180-4,”</w:t>
-      </w:r>
-      <w:r>
-        <w:t xml:space="preserve"> </w:t>
-      </w:r>
-      <w:r>
-        <w:t xml:space="preserve">National Institute of Standards and Technology, Gaithersburg, 2015. doi: 10.6028/NIST.FIPS.180-4.</w:t>
+        <w:t xml:space="preserve">[13] National Institute of Standards and Technology, “Secure Hash Standard (SHS), FIPS PUB 180-4,” National Institute of Standards and Technology, Gaithersburg, 2015. doi: 10.6028/NIST.FIPS.180-4.</w:t>
       </w:r>
     </w:p>
     <w:p>
@@ -25215,19 +25083,7 @@
         <w:pStyle w:val="BodyText"/>
       </w:pPr>
       <w:r>
-        <w:t xml:space="preserve">[14] National Institute of Standards and Technology,</w:t>
-      </w:r>
-      <w:r>
-        <w:t xml:space="preserve"> </w:t>
-      </w:r>
-      <w:r>
-        <w:t xml:space="preserve">“The Keyed-Hash Message Authentication Code (HMAC), FIPS PUB 198-1,”</w:t>
-      </w:r>
-      <w:r>
-        <w:t xml:space="preserve"> </w:t>
-      </w:r>
-      <w:r>
-        <w:t xml:space="preserve">National Institute of Standards and Technology, Gaithersburg, 2008. doi: 10.6028/NIST.FIPS.198-1.</w:t>
+        <w:t xml:space="preserve">[14] National Institute of Standards and Technology, “The Keyed-Hash Message Authentication Code (HMAC), FIPS PUB 198-1,” National Institute of Standards and Technology, Gaithersburg, 2008. doi: 10.6028/NIST.FIPS.198-1.</w:t>
       </w:r>
     </w:p>
     <w:p>
@@ -25235,19 +25091,7 @@
         <w:pStyle w:val="BodyText"/>
       </w:pPr>
       <w:r>
-        <w:t xml:space="preserve">[15] A. Rundgren, B. Jordan, and S. Erdtman,</w:t>
-      </w:r>
-      <w:r>
-        <w:t xml:space="preserve"> </w:t>
-      </w:r>
-      <w:r>
-        <w:t xml:space="preserve">“JSON Canonicalization Scheme (JCS), RFC 8785,”</w:t>
-      </w:r>
-      <w:r>
-        <w:t xml:space="preserve"> </w:t>
-      </w:r>
-      <w:r>
-        <w:t xml:space="preserve">Internet Engineering Task Force, 2020. [Online]. Available: https://www.rfc-editor.org/rfc/rfc8785</w:t>
+        <w:t xml:space="preserve">[15] A. Rundgren, B. Jordan, and S. Erdtman, “JSON Canonicalization Scheme (JCS), RFC 8785,” Internet Engineering Task Force, 2020. [Online]. Available: https://www.rfc-editor.org/rfc/rfc8785</w:t>
       </w:r>
     </w:p>
     <w:p>
@@ -25255,19 +25099,7 @@
         <w:pStyle w:val="BodyText"/>
       </w:pPr>
       <w:r>
-        <w:t xml:space="preserve">[16] T. Sander, P. Fernandez, A. Durmus, M. Douze, and T. Furon,</w:t>
-      </w:r>
-      <w:r>
-        <w:t xml:space="preserve"> </w:t>
-      </w:r>
-      <w:r>
-        <w:t xml:space="preserve">“Watermark Anything with Localized Messages,”</w:t>
-      </w:r>
-      <w:r>
-        <w:t xml:space="preserve"> </w:t>
-      </w:r>
-      <w:r>
-        <w:t xml:space="preserve">2025, Meta AI Research. [Online]. Available: https://github.com/facebookresearch/watermark-anything</w:t>
+        <w:t xml:space="preserve">[16] T. Sander, P. Fernandez, A. Durmus, M. Douze, and T. Furon, “Watermark Anything with Localized Messages,” 2025, Meta AI Research. [Online]. Available: https://github.com/facebookresearch/watermark-anything</w:t>
       </w:r>
     </w:p>
     <w:p>
@@ -25275,19 +25107,7 @@
         <w:pStyle w:val="BodyText"/>
       </w:pPr>
       <w:r>
-        <w:t xml:space="preserve">[17] ShieldMnt,</w:t>
-      </w:r>
-      <w:r>
-        <w:t xml:space="preserve"> </w:t>
-      </w:r>
-      <w:r>
-        <w:t xml:space="preserve">“invisible-watermark: python library for invisible image watermark,”</w:t>
-      </w:r>
-      <w:r>
-        <w:t xml:space="preserve"> </w:t>
-      </w:r>
-      <w:r>
-        <w:t xml:space="preserve">2024, GitHub. [Online]. Available: https://github.com/ShieldMnt/invisible-watermark</w:t>
+        <w:t xml:space="preserve">[17] ShieldMnt, “invisible-watermark: python library for invisible image watermark,” 2024, GitHub. [Online]. Available: https://github.com/ShieldMnt/invisible-watermark</w:t>
       </w:r>
     </w:p>
     <w:p>
@@ -25303,19 +25123,7 @@
         <w:pStyle w:val="BodyText"/>
       </w:pPr>
       <w:r>
-        <w:t xml:space="preserve">[19] M. Tancik, B. Mildenhall, and R. Ng,</w:t>
-      </w:r>
-      <w:r>
-        <w:t xml:space="preserve"> </w:t>
-      </w:r>
-      <w:r>
-        <w:t xml:space="preserve">“StegaStamp: Invisible Hyperlinks in Physical Photographs,”</w:t>
-      </w:r>
-      <w:r>
-        <w:t xml:space="preserve"> </w:t>
-      </w:r>
-      <w:r>
-        <w:t xml:space="preserve">in Proceedings of the IEEE/CVF Conference on Computer Vision and Pattern Recognition, Seattle, 2020, pp. 2117-2126. doi: 10.1109/CVPR42600.2020.00219.</w:t>
+        <w:t xml:space="preserve">[19] M. Tancik, B. Mildenhall, and R. Ng, “StegaStamp: Invisible Hyperlinks in Physical Photographs,” in Proceedings of the IEEE/CVF Conference on Computer Vision and Pattern Recognition, Seattle, 2020, pp. 2114-2123. doi: 10.1109/CVPR42600.2020.00219.</w:t>
       </w:r>
     </w:p>
     <w:p>
@@ -25331,19 +25139,7 @@
         <w:pStyle w:val="BodyText"/>
       </w:pPr>
       <w:r>
-        <w:t xml:space="preserve">[21] wmbench contributors,</w:t>
-      </w:r>
-      <w:r>
-        <w:t xml:space="preserve"> </w:t>
-      </w:r>
-      <w:r>
-        <w:t xml:space="preserve">“wmbench: image watermarking benchmark,”</w:t>
-      </w:r>
-      <w:r>
-        <w:t xml:space="preserve"> </w:t>
-      </w:r>
-      <w:r>
-        <w:t xml:space="preserve">2026, GitHub. [Online]. Available: https://github.com/alexandersolonsky/wmbench</w:t>
+        <w:t xml:space="preserve">[21] wmbench contributors, “wmbench: image watermarking benchmark,” 2026, GitHub. [Online]. Available: https://github.com/alexandersolonsky/wmbench</w:t>
       </w:r>
     </w:p>
     <w:p>
@@ -25351,19 +25147,7 @@
         <w:pStyle w:val="BodyText"/>
       </w:pPr>
       <w:r>
-        <w:t xml:space="preserve">[22] J. Zhu, R. Kaplan, J. Johnson, and L. Fei-Fei,</w:t>
-      </w:r>
-      <w:r>
-        <w:t xml:space="preserve"> </w:t>
-      </w:r>
-      <w:r>
-        <w:t xml:space="preserve">“HiDDeN: Hiding Data with Deep Networks,”</w:t>
-      </w:r>
-      <w:r>
-        <w:t xml:space="preserve"> </w:t>
-      </w:r>
-      <w:r>
-        <w:t xml:space="preserve">in Proceedings of the European Conference on Computer Vision, Munich, 2018, pp. 657-672. doi: 10.1007/978-3-030-01267-0_40.</w:t>
+        <w:t xml:space="preserve">[22] J. Zhu, R. Kaplan, J. Johnson, and L. Fei-Fei, “HiDDeN: Hiding Data with Deep Networks,” in Proceedings of the European Conference on Computer Vision, Munich, 2018, pp. 682-697. doi: 10.1007/978-3-030-01267-0_40.</w:t>
       </w:r>
     </w:p>
     <w:bookmarkEnd w:id="117"/>

--- a/docs/project/Nhom9_TruyVetToanVenVanBan.docx
+++ b/docs/project/Nhom9_TruyVetToanVenVanBan.docx
@@ -115,7 +115,7 @@
                     </pic:cNvPicPr>
                   </pic:nvPicPr>
                   <pic:blipFill>
-                    <a:blip r:embed="rId7">
+                    <a:blip r:embed="rId8">
                       <a:extLst>
                         <a:ext uri="{28A0092B-C50C-407E-A947-70E740481C1C}">
                           <a14:useLocalDpi xmlns:a14="http://schemas.microsoft.com/office/drawing/2010/main" val="0"/>
@@ -738,13 +738,13 @@
       <w:pPr>
         <w:pStyle w:val="Heading1"/>
       </w:pPr>
-      <w:bookmarkStart w:id="0" w:name="mục-lục"/>
-      <w:bookmarkStart w:id="1" w:name="_Toc240370140"/>
+      <w:bookmarkStart w:id="0" w:name="_Toc240370140"/>
+      <w:bookmarkStart w:id="1" w:name="mục-lục"/>
       <w:r>
         <w:lastRenderedPageBreak/>
         <w:t>MỤC LỤC</w:t>
       </w:r>
-      <w:bookmarkEnd w:id="1"/>
+      <w:bookmarkEnd w:id="0"/>
     </w:p>
     <w:sdt>
       <w:sdtPr>
@@ -4531,13 +4531,13 @@
       <w:pPr>
         <w:pStyle w:val="Heading1"/>
       </w:pPr>
-      <w:bookmarkStart w:id="2" w:name="danh-mục-từ-viết-tắt-và-thuật-ngữ"/>
-      <w:bookmarkStart w:id="3" w:name="_Toc240370141"/>
-      <w:bookmarkEnd w:id="0"/>
+      <w:bookmarkStart w:id="2" w:name="_Toc240370141"/>
+      <w:bookmarkStart w:id="3" w:name="danh-mục-từ-viết-tắt-và-thuật-ngữ"/>
+      <w:bookmarkEnd w:id="1"/>
       <w:r>
         <w:t>DANH MỤC TỪ VIẾT TẮT VÀ THUẬT NGỮ</w:t>
       </w:r>
-      <w:bookmarkEnd w:id="3"/>
+      <w:bookmarkEnd w:id="2"/>
     </w:p>
     <w:tbl>
       <w:tblPr>
@@ -6383,13 +6383,13 @@
       <w:pPr>
         <w:pStyle w:val="Heading1"/>
       </w:pPr>
-      <w:bookmarkStart w:id="4" w:name="danh-mục-các-bảng"/>
-      <w:bookmarkStart w:id="5" w:name="_Toc240370142"/>
-      <w:bookmarkEnd w:id="2"/>
+      <w:bookmarkStart w:id="4" w:name="_Toc240370142"/>
+      <w:bookmarkStart w:id="5" w:name="danh-mục-các-bảng"/>
+      <w:bookmarkEnd w:id="3"/>
       <w:r>
         <w:t>DANH MỤC CÁC BẢNG</w:t>
       </w:r>
-      <w:bookmarkEnd w:id="5"/>
+      <w:bookmarkEnd w:id="4"/>
     </w:p>
     <w:tbl>
       <w:tblPr>
@@ -7072,13 +7072,13 @@
       <w:pPr>
         <w:pStyle w:val="Heading1"/>
       </w:pPr>
-      <w:bookmarkStart w:id="6" w:name="danh-mục-các-hình"/>
-      <w:bookmarkStart w:id="7" w:name="_Toc240370143"/>
-      <w:bookmarkEnd w:id="4"/>
+      <w:bookmarkStart w:id="6" w:name="_Toc240370143"/>
+      <w:bookmarkStart w:id="7" w:name="danh-mục-các-hình"/>
+      <w:bookmarkEnd w:id="5"/>
       <w:r>
         <w:t>DANH MỤC CÁC HÌNH</w:t>
       </w:r>
-      <w:bookmarkEnd w:id="7"/>
+      <w:bookmarkEnd w:id="6"/>
     </w:p>
     <w:tbl>
       <w:tblPr>
@@ -7374,7 +7374,7 @@
     <w:p>
       <w:pPr>
         <w:sectPr>
-          <w:footerReference w:type="default" r:id="rId8"/>
+          <w:footerReference w:type="default" r:id="rId9"/>
           <w:pgSz w:w="11906" w:h="16838"/>
           <w:pgMar w:top="1984" w:right="1134" w:bottom="1701" w:left="1984" w:header="708" w:footer="708" w:gutter="0"/>
           <w:pgNumType w:fmt="lowerRoman" w:start="1"/>
@@ -7382,7 +7382,7 @@
         </w:sectPr>
       </w:pPr>
       <w:bookmarkStart w:id="8" w:name="lời-mở-đầu"/>
-      <w:bookmarkEnd w:id="6"/>
+      <w:bookmarkEnd w:id="7"/>
     </w:p>
     <w:p>
       <w:pPr>
@@ -7466,22 +7466,19 @@
         <w:t>giới hạn đã nhận diện</w:t>
       </w:r>
       <w:r>
-        <w:t xml:space="preserve"> </w:t>
-      </w:r>
-      <w:r>
-        <w:t>cho ranh giới thất bại đã xác định. Các kết quả âm tính và các giả thuyết đã bị bác bỏ đều được trình bày đầy đủ, vì chúng là một phần của đóng góp khoa học chứ không phải điều cần giấu.</w:t>
+        <w:t xml:space="preserve"> cho ranh giới thất bại đã xác định. Các kết quả âm tính và các giả thuyết đã bị bác bỏ đều được trình bày đầy đủ, vì chúng là một phần của đóng góp khoa học chứ không phải điều cần giấu.</w:t>
       </w:r>
     </w:p>
     <w:p>
       <w:pPr>
         <w:pStyle w:val="Heading3"/>
       </w:pPr>
-      <w:bookmarkStart w:id="10" w:name="thông-tin-đề-tài-chính-thức"/>
-      <w:bookmarkStart w:id="11" w:name="_Toc240370145"/>
+      <w:bookmarkStart w:id="10" w:name="_Toc240370145"/>
+      <w:bookmarkStart w:id="11" w:name="thông-tin-đề-tài-chính-thức"/>
       <w:r>
         <w:t>Thông tin đề tài chính thức</w:t>
       </w:r>
-      <w:bookmarkEnd w:id="11"/>
+      <w:bookmarkEnd w:id="10"/>
     </w:p>
     <w:p>
       <w:pPr>
@@ -7590,13 +7587,13 @@
       <w:pPr>
         <w:pStyle w:val="Heading3"/>
       </w:pPr>
-      <w:bookmarkStart w:id="12" w:name="Xf6b985d06e86b68dd2de5566ba01dd2ddc40424"/>
-      <w:bookmarkStart w:id="13" w:name="_Toc240370146"/>
-      <w:bookmarkEnd w:id="10"/>
+      <w:bookmarkStart w:id="12" w:name="_Toc240370146"/>
+      <w:bookmarkStart w:id="13" w:name="Xf6b985d06e86b68dd2de5566ba01dd2ddc40424"/>
+      <w:bookmarkEnd w:id="11"/>
       <w:r>
         <w:t>Thống nhất ngữ nghĩa: “văn bản” (document) so với “hình ảnh” (image)</w:t>
       </w:r>
-      <w:bookmarkEnd w:id="13"/>
+      <w:bookmarkEnd w:id="12"/>
     </w:p>
     <w:p>
       <w:pPr>
@@ -7649,10 +7646,7 @@
         <w:t>Tài liệu là thứ người dùng đưa vào và nhận về.</w:t>
       </w:r>
       <w:r>
-        <w:t xml:space="preserve"> </w:t>
-      </w:r>
-      <w:r>
-        <w:t>Hệ thống đang chạy nhận ba định dạng ở cả hai chiều cấp phát và xác minh: PDF (</w:t>
+        <w:t xml:space="preserve"> Hệ thống đang chạy nhận ba định dạng ở cả hai chiều cấp phát và xác minh: PDF (</w:t>
       </w:r>
       <w:r>
         <w:rPr>
@@ -7698,10 +7692,7 @@
         <w:t>Ảnh của từng trang mới là thứ thuật toán làm việc trên đó.</w:t>
       </w:r>
       <w:r>
-        <w:t xml:space="preserve"> </w:t>
-      </w:r>
-      <w:r>
-        <w:t>Một tài liệu rò rỉ thường không rò dưới dạng tệp gốc, mà dưới dạng bản in chụp lại, bản quét, ảnh chụp màn hình hoặc ảnh đăng lên mạng xã hội. Để dấu vết còn sống qua những kênh đó, hệ thống kết xuất (render) mỗi trang PDF thành một lưới điểm ảnh hai chiều và chỉ giữ kênh độ sáng (luminance), ở hệ số kết xuất 2.0, tương đương 144 DPI so với mốc 72 DPI mặc định của PDF.</w:t>
+        <w:t xml:space="preserve"> Một tài liệu rò rỉ thường không rò dưới dạng tệp gốc, mà dưới dạng bản in chụp lại, bản quét, ảnh chụp màn hình hoặc ảnh đăng lên mạng xã hội. Để dấu vết còn sống qua những kênh đó, hệ thống kết xuất (render) mỗi trang PDF thành một lưới điểm ảnh hai chiều và chỉ giữ kênh độ sáng (luminance), ở hệ số kết xuất 2.0, tương đương 144 DPI so với mốc 72 DPI mặc định của PDF.</w:t>
       </w:r>
     </w:p>
     <w:p>
@@ -7720,10 +7711,7 @@
         <w:t>Thủy vân số được nhúng vào ảnh trang.</w:t>
       </w:r>
       <w:r>
-        <w:t xml:space="preserve"> </w:t>
-      </w:r>
-      <w:r>
-        <w:t>Cả vết định danh dùng để truy nguồn rò rỉ lẫn thẻ xác thực dùng để phát hiện sửa đổi đều được nhúng thẳng vào lưới điểm ảnh của từng trang. Xử lý xong, các trang ảnh được đóng gói trở lại thành một tệp PDF hoàn chỉnh.</w:t>
+        <w:t xml:space="preserve"> Cả vết định danh dùng để truy nguồn rò rỉ lẫn thẻ xác thực dùng để phát hiện sửa đổi đều được nhúng thẳng vào lưới điểm ảnh của từng trang. Xử lý xong, các trang ảnh được đóng gói trở lại thành một tệp PDF hoàn chỉnh.</w:t>
       </w:r>
     </w:p>
     <w:p>
@@ -7775,26 +7763,26 @@
       <w:pPr>
         <w:pStyle w:val="Heading1"/>
       </w:pPr>
-      <w:bookmarkStart w:id="14" w:name="X73852470e9fc27a6dee2a641dd4c49aad269013"/>
-      <w:bookmarkStart w:id="15" w:name="_Toc240370147"/>
+      <w:bookmarkStart w:id="14" w:name="_Toc240370147"/>
+      <w:bookmarkStart w:id="15" w:name="X73852470e9fc27a6dee2a641dd4c49aad269013"/>
       <w:bookmarkEnd w:id="8"/>
-      <w:bookmarkEnd w:id="12"/>
+      <w:bookmarkEnd w:id="13"/>
       <w:r>
         <w:lastRenderedPageBreak/>
         <w:t>CHƯƠNG 1. CƠ SỞ LÝ THUYẾT KỸ THUẬT THỦY VÂN SỐ</w:t>
       </w:r>
-      <w:bookmarkEnd w:id="15"/>
+      <w:bookmarkEnd w:id="14"/>
     </w:p>
     <w:p>
       <w:pPr>
         <w:pStyle w:val="Heading2"/>
       </w:pPr>
-      <w:bookmarkStart w:id="16" w:name="khái-niệm-và-định-nghĩa-chuẩn-mực"/>
-      <w:bookmarkStart w:id="17" w:name="_Toc240370148"/>
+      <w:bookmarkStart w:id="16" w:name="_Toc240370148"/>
+      <w:bookmarkStart w:id="17" w:name="khái-niệm-và-định-nghĩa-chuẩn-mực"/>
       <w:r>
         <w:t>1.1. Khái niệm và định nghĩa chuẩn mực</w:t>
       </w:r>
-      <w:bookmarkEnd w:id="17"/>
+      <w:bookmarkEnd w:id="16"/>
     </w:p>
     <w:p>
       <w:pPr>
@@ -7808,7 +7796,50 @@
         <w:t>Lý thuyết đã công bố</w:t>
       </w:r>
       <w:r>
-        <w:t xml:space="preserve"> (tổng hợp từ [3] và [9])</w:t>
+        <w:t xml:space="preserve"> (tổng hợp từ </w:t>
+      </w:r>
+      <w:sdt>
+        <w:sdtPr>
+          <w:tag w:val="MENDELEY_CITATION_v3_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"/>
+          <w:id w:val="-1703479237"/>
+          <w:placeholder>
+            <w:docPart w:val="DefaultPlaceholder_-1854013440"/>
+          </w:placeholder>
+        </w:sdtPr>
+        <w:sdtContent>
+          <w:r>
+            <w:rPr>
+              <w:color w:val="000000"/>
+            </w:rPr>
+            <w:t>[1]</w:t>
+          </w:r>
+        </w:sdtContent>
+      </w:sdt>
+      <w:r>
+        <w:t xml:space="preserve"> </w:t>
+      </w:r>
+      <w:r>
+        <w:t xml:space="preserve">và </w:t>
+      </w:r>
+      <w:sdt>
+        <w:sdtPr>
+          <w:tag w:val="MENDELEY_CITATION_v3_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"/>
+          <w:id w:val="185180161"/>
+          <w:placeholder>
+            <w:docPart w:val="DefaultPlaceholder_-1854013440"/>
+          </w:placeholder>
+        </w:sdtPr>
+        <w:sdtContent>
+          <w:r>
+            <w:rPr>
+              <w:color w:val="000000"/>
+            </w:rPr>
+            <w:t>[2]</w:t>
+          </w:r>
+        </w:sdtContent>
+      </w:sdt>
+      <w:r>
+        <w:t>)</w:t>
       </w:r>
     </w:p>
     <w:p>
@@ -7827,10 +7858,7 @@
         <w:t>Thủy vân số (digital watermarking):</w:t>
       </w:r>
       <w:r>
-        <w:t xml:space="preserve"> </w:t>
-      </w:r>
-      <w:r>
-        <w:t>Là kỹ thuật nhúng một lượng thông tin số xác định (gọi là thủy vân hoặc watermark - như định danh bản quyền, mã số cấp phát, nhãn toàn vẹn) trực tiếp vào trong dữ liệu đa phương tiện vật mang (ảnh, tài liệu, âm thanh, video) bằng cách hiệu chỉnh các đặc trưng tín hiệu của vật mang.</w:t>
+        <w:t xml:space="preserve"> Là kỹ thuật nhúng một lượng thông tin số xác định (gọi là thủy vân hoặc watermark - như định danh bản quyền, mã số cấp phát, nhãn toàn vẹn) trực tiếp vào trong dữ liệu đa phương tiện vật mang (ảnh, tài liệu, âm thanh, video) bằng cách hiệu chỉnh các đặc trưng tín hiệu của vật mang.</w:t>
       </w:r>
     </w:p>
     <w:p>
@@ -7849,34 +7877,31 @@
         <w:t>Mục tiêu an ninh:</w:t>
       </w:r>
       <w:r>
-        <w:t xml:space="preserve"> </w:t>
-      </w:r>
-      <w:r>
-        <w:t>Thông tin thủy vân gắn liền chặt chẽ với nội dung vật mang; mức độ bền vững (tồn tại qua các phép xử lý tín hiệu) hoặc mức độ dễ vỡ (bị phá hủy khi có can thiệp) được thiết kế có chủ đích nhằm phục vụ mục tiêu an ninh cụ thể (như truy vết bản quyền hoặc phát hiện sửa đổi).</w:t>
+        <w:t xml:space="preserve"> Thông tin thủy vân gắn liền chặt chẽ với nội dung vật mang; mức độ bền vững (tồn tại qua các phép xử lý tín hiệu) hoặc mức độ dễ vỡ (bị phá hủy khi có can thiệp) được thiết kế có chủ đích nhằm phục vụ mục tiêu an ninh cụ thể (như truy vết bản quyền hoặc phát hiện sửa đổi).</w:t>
       </w:r>
     </w:p>
     <w:p>
       <w:pPr>
         <w:pStyle w:val="Heading2"/>
       </w:pPr>
-      <w:bookmarkStart w:id="18" w:name="phân-loại-kỹ-thuật-thủy-vân-số"/>
-      <w:bookmarkStart w:id="19" w:name="_Toc240370149"/>
-      <w:bookmarkEnd w:id="16"/>
+      <w:bookmarkStart w:id="18" w:name="_Toc240370149"/>
+      <w:bookmarkStart w:id="19" w:name="phân-loại-kỹ-thuật-thủy-vân-số"/>
+      <w:bookmarkEnd w:id="17"/>
       <w:r>
         <w:t>1.2. Phân loại kỹ thuật thủy vân số</w:t>
       </w:r>
-      <w:bookmarkEnd w:id="19"/>
+      <w:bookmarkEnd w:id="18"/>
     </w:p>
     <w:p>
       <w:pPr>
         <w:pStyle w:val="Heading3"/>
       </w:pPr>
-      <w:bookmarkStart w:id="20" w:name="X344359457ba084d15006b2faef4503914a46c44"/>
-      <w:bookmarkStart w:id="21" w:name="_Toc240370150"/>
+      <w:bookmarkStart w:id="20" w:name="_Toc240370150"/>
+      <w:bookmarkStart w:id="21" w:name="X344359457ba084d15006b2faef4503914a46c44"/>
       <w:r>
         <w:t>1.2.1. Phân loại theo miền nhúng (embedding domain)</w:t>
       </w:r>
-      <w:bookmarkEnd w:id="21"/>
+      <w:bookmarkEnd w:id="20"/>
     </w:p>
     <w:p>
       <w:pPr>
@@ -7929,10 +7954,7 @@
         <w:t>Kỹ thuật tiêu biểu:</w:t>
       </w:r>
       <w:r>
-        <w:t xml:space="preserve"> </w:t>
-      </w:r>
-      <w:r>
-        <w:t>LSB (Least Significant Bit - thay thế các bit trọng số thấp nhất), Patchwork, dịch chuyển khối tương quan.</w:t>
+        <w:t xml:space="preserve"> LSB (Least Significant Bit - thay thế các bit trọng số thấp nhất), Patchwork, dịch chuyển khối tương quan.</w:t>
       </w:r>
     </w:p>
     <w:p>
@@ -8041,10 +8063,7 @@
         <w:t>DWT (Discrete Wavelet Transform):</w:t>
       </w:r>
       <w:r>
-        <w:t xml:space="preserve"> </w:t>
-      </w:r>
-      <w:r>
-        <w:t>Biến đổi sóng con rời rạc. Phân rã ảnh theo nhiều mức độ phân giải và định hướng không gian (xấp xỉ LL, chi tiết ngang LH, chi tiết dọc HL, chi tiết chéo HH).</w:t>
+        <w:t xml:space="preserve"> Biến đổi sóng con rời rạc. Phân rã ảnh theo nhiều mức độ phân giải và định hướng không gian (xấp xỉ LL, chi tiết ngang LH, chi tiết dọc HL, chi tiết chéo HH).</w:t>
       </w:r>
     </w:p>
     <w:p>
@@ -8082,23 +8101,20 @@
         <w:t>Vị trí nhúng tối ưu:</w:t>
       </w:r>
       <w:r>
-        <w:t xml:space="preserve"> </w:t>
-      </w:r>
-      <w:r>
-        <w:t>Hệ số tần số trung bình (middle-frequency band). Nhúng vào tần số thấp dễ gây biến dạng trực quan nhận thấy được; nhúng vào tần số cao thường bị các thuật toán nén có tổn hao như JPEG loại bỏ. Do đó, dải trung tần là vùng dung hòa / thỏa hiệp phổ biến (standard engineering trade-off) giữa độ vô hình và độ bền vững trong các thiết kế truyền thống.</w:t>
+        <w:t xml:space="preserve"> Hệ số tần số trung bình (middle-frequency band). Nhúng vào tần số thấp dễ gây biến dạng trực quan nhận thấy được; nhúng vào tần số cao thường bị các thuật toán nén có tổn hao như JPEG loại bỏ. Do đó, dải trung tần là vùng dung hòa / thỏa hiệp phổ biến (standard engineering trade-off) giữa độ vô hình và độ bền vững trong các thiết kế truyền thống.</w:t>
       </w:r>
     </w:p>
     <w:p>
       <w:pPr>
         <w:pStyle w:val="Heading3"/>
       </w:pPr>
-      <w:bookmarkStart w:id="22" w:name="Xdf8795802ccd7c55605228d4c2bb9b0a6052b25"/>
-      <w:bookmarkStart w:id="23" w:name="_Toc240370151"/>
-      <w:bookmarkEnd w:id="20"/>
+      <w:bookmarkStart w:id="22" w:name="_Toc240370151"/>
+      <w:bookmarkStart w:id="23" w:name="Xdf8795802ccd7c55605228d4c2bb9b0a6052b25"/>
+      <w:bookmarkEnd w:id="21"/>
       <w:r>
         <w:t>1.2.2. Phân loại theo mức độ bền vững và mục đích sử dụng</w:t>
       </w:r>
-      <w:bookmarkEnd w:id="23"/>
+      <w:bookmarkEnd w:id="22"/>
     </w:p>
     <w:p>
       <w:pPr>
@@ -8132,10 +8148,7 @@
         <w:t>Mục đích:</w:t>
       </w:r>
       <w:r>
-        <w:t xml:space="preserve"> </w:t>
-      </w:r>
-      <w:r>
-        <w:t>Được thiết kế để sống sót qua một tập hợp xác định các phép biến đổi và tấn công xử lý tín hiệu thông thường (nén có tổn hao, cắt cúp, co giãn, in ra rồi quét lại) trong phạm vi ngưỡng thiết kế, phục vụ truy vết hoặc chứng minh quyền sở hữu.</w:t>
+        <w:t xml:space="preserve"> Được thiết kế để sống sót qua một tập hợp xác định các phép biến đổi và tấn công xử lý tín hiệu thông thường (nén có tổn hao, cắt cúp, co giãn, in ra rồi quét lại) trong phạm vi ngưỡng thiết kế, phục vụ truy vết hoặc chứng minh quyền sở hữu.</w:t>
       </w:r>
     </w:p>
     <w:p>
@@ -8190,10 +8203,7 @@
         <w:t>Mục đích:</w:t>
       </w:r>
       <w:r>
-        <w:t xml:space="preserve"> </w:t>
-      </w:r>
-      <w:r>
-        <w:t>Được thiết kế để rất nhạy cảm với các sửa đổi ngoài phạm vi cho phép; khi dữ liệu vật mang bị tác động làm suy biến đặc trưng nhúng, thủy vân bị phá hủy hoặc giải mã sai lệch để cảnh báo có sự can thiệp.</w:t>
+        <w:t xml:space="preserve"> Được thiết kế để rất nhạy cảm với các sửa đổi ngoài phạm vi cho phép; khi dữ liệu vật mang bị tác động làm suy biến đặc trưng nhúng, thủy vân bị phá hủy hoặc giải mã sai lệch để cảnh báo có sự can thiệp.</w:t>
       </w:r>
     </w:p>
     <w:p>
@@ -8247,10 +8257,7 @@
         <w:t>Mục đích:</w:t>
       </w:r>
       <w:r>
-        <w:t xml:space="preserve"> </w:t>
-      </w:r>
-      <w:r>
-        <w:t>Chấp nhận (sống sót qua) các phép biến đổi bảo toàn nội dung thông thường (nén JPEG nhẹ, chuyển đổi định dạng), nhưng bị phá hủy và cảnh báo khi có sự can thiệp làm thay đổi ngữ nghĩa nội dung (sửa chữ số, xóa đoạn văn, chèn con dấu giả).</w:t>
+        <w:t xml:space="preserve"> Chấp nhận (sống sót qua) các phép biến đổi bảo toàn nội dung thông thường (nén JPEG nhẹ, chuyển đổi định dạng), nhưng bị phá hủy và cảnh báo khi có sự can thiệp làm thay đổi ngữ nghĩa nội dung (sửa chữ số, xóa đoạn văn, chèn con dấu giả).</w:t>
       </w:r>
     </w:p>
     <w:p>
@@ -8276,14 +8283,14 @@
       <w:pPr>
         <w:pStyle w:val="Heading2"/>
       </w:pPr>
-      <w:bookmarkStart w:id="24" w:name="Xe512d1925d137a9b04feca38113dfa82c8b8562"/>
-      <w:bookmarkStart w:id="25" w:name="_Toc240370152"/>
-      <w:bookmarkEnd w:id="18"/>
-      <w:bookmarkEnd w:id="22"/>
+      <w:bookmarkStart w:id="24" w:name="_Toc240370152"/>
+      <w:bookmarkStart w:id="25" w:name="Xe512d1925d137a9b04feca38113dfa82c8b8562"/>
+      <w:bookmarkEnd w:id="19"/>
+      <w:bookmarkEnd w:id="23"/>
       <w:r>
         <w:t>1.3. Tam giác đánh đổi cốt lõi (fundamental trade-off triangle)</w:t>
       </w:r>
-      <w:bookmarkEnd w:id="25"/>
+      <w:bookmarkEnd w:id="24"/>
     </w:p>
     <w:p>
       <w:pPr>
@@ -8391,10 +8398,7 @@
         <w:t>Tính vô hình, hay độ trung thực (imperceptibility, fidelity):</w:t>
       </w:r>
       <w:r>
-        <w:t xml:space="preserve"> </w:t>
-      </w:r>
-      <w:r>
-        <w:t>Mức độ suy giảm chất lượng cảm nhận trực quan của mắt người đối với ảnh sau khi nhúng thủy vân (đo bằng PSNR, SSIM).</w:t>
+        <w:t xml:space="preserve"> Mức độ suy giảm chất lượng cảm nhận trực quan của mắt người đối với ảnh sau khi nhúng thủy vân (đo bằng PSNR, SSIM).</w:t>
       </w:r>
     </w:p>
     <w:p>
@@ -8433,23 +8437,20 @@
         <w:t>Bản chất đánh đổi kỹ thuật:</w:t>
       </w:r>
       <w:r>
-        <w:t xml:space="preserve"> </w:t>
-      </w:r>
-      <w:r>
-        <w:t>Khi tăng cường độ nhúng để tăng độ bền vững, chất lượng ảnh dễ bị suy giảm. Nếu tăng dung lượng nhúng, khoảng cách giữa các trạng thái lượng tử hóa bị thu hẹp, làm giảm khả năng chịu nhiễu. Do đó, kỹ sư an toàn thông tin phải xác định điểm cân bằng phù hợp với mô hình đe dọa cụ thể.</w:t>
+        <w:t xml:space="preserve"> Khi tăng cường độ nhúng để tăng độ bền vững, chất lượng ảnh dễ bị suy giảm. Nếu tăng dung lượng nhúng, khoảng cách giữa các trạng thái lượng tử hóa bị thu hẹp, làm giảm khả năng chịu nhiễu. Do đó, kỹ sư an toàn thông tin phải xác định điểm cân bằng phù hợp với mô hình đe dọa cụ thể.</w:t>
       </w:r>
     </w:p>
     <w:p>
       <w:pPr>
         <w:pStyle w:val="Heading2"/>
       </w:pPr>
-      <w:bookmarkStart w:id="26" w:name="X0749a89c140d67f1fd6e10e019df7faaf4f2896"/>
-      <w:bookmarkStart w:id="27" w:name="_Toc240370153"/>
-      <w:bookmarkEnd w:id="24"/>
+      <w:bookmarkStart w:id="26" w:name="_Toc240370153"/>
+      <w:bookmarkStart w:id="27" w:name="X0749a89c140d67f1fd6e10e019df7faaf4f2896"/>
+      <w:bookmarkEnd w:id="25"/>
       <w:r>
         <w:t>1.4. Kỹ thuật điều chế chỉ số lượng tử hóa (QIM - Quantization Index Modulation)</w:t>
       </w:r>
-      <w:bookmarkEnd w:id="27"/>
+      <w:bookmarkEnd w:id="26"/>
     </w:p>
     <w:p>
       <w:pPr>
@@ -8482,10 +8483,7 @@
         <w:t>Nguyên lý:</w:t>
       </w:r>
       <w:r>
-        <w:t xml:space="preserve"> </w:t>
-      </w:r>
-      <w:r>
-        <w:t>QIM là phương pháp nhúng thông tin có sự tham gia của vật mang (informed embedding). Thay vì cộng tín hiệu giả ngẫu nhiên vào ảnh (như trải phổ), QIM chia miền giá trị của các hệ số biến đổi thành tập hợp các lưới lượng tử hóa rời rạc (Lattices) so le nhau.</w:t>
+        <w:t xml:space="preserve"> QIM là phương pháp nhúng thông tin có sự tham gia của vật mang (informed embedding). Thay vì cộng tín hiệu giả ngẫu nhiên vào ảnh (như trải phổ), QIM chia miền giá trị của các hệ số biến đổi thành tập hợp các lưới lượng tử hóa rời rạc (Lattices) so le nhau.</w:t>
       </w:r>
     </w:p>
     <w:p>
@@ -8723,15 +8721,15 @@
       <w:pPr>
         <w:pStyle w:val="Heading1"/>
       </w:pPr>
-      <w:bookmarkStart w:id="28" w:name="Xd94a0078451e1b9a5730e25f1ec289ca206f45a"/>
-      <w:bookmarkStart w:id="29" w:name="_Toc240370154"/>
-      <w:bookmarkEnd w:id="14"/>
-      <w:bookmarkEnd w:id="26"/>
+      <w:bookmarkStart w:id="28" w:name="_Toc240370154"/>
+      <w:bookmarkStart w:id="29" w:name="Xd94a0078451e1b9a5730e25f1ec289ca206f45a"/>
+      <w:bookmarkEnd w:id="15"/>
+      <w:bookmarkEnd w:id="27"/>
       <w:r>
         <w:lastRenderedPageBreak/>
         <w:t>CHƯƠNG 2. ỨNG DỤNG THỦY VÂN TRONG TRUY VẾT VÀ TOÀN VẸN HÌNH ẢNH</w:t>
       </w:r>
-      <w:bookmarkEnd w:id="29"/>
+      <w:bookmarkEnd w:id="28"/>
     </w:p>
     <w:p>
       <w:pPr>
@@ -8758,33 +8756,30 @@
         <w:t>Bài toán B:</w:t>
       </w:r>
       <w:r>
-        <w:t xml:space="preserve"> </w:t>
-      </w:r>
-      <w:r>
-        <w:t>Ứng dụng thủy vân bán dễ vỡ trong phát hiện và định vị sửa đổi (tamper detection and localization).</w:t>
+        <w:t xml:space="preserve"> Ứng dụng thủy vân bán dễ vỡ trong phát hiện và định vị sửa đổi (tamper detection and localization).</w:t>
       </w:r>
     </w:p>
     <w:p>
       <w:pPr>
         <w:pStyle w:val="Heading2"/>
       </w:pPr>
-      <w:bookmarkStart w:id="30" w:name="X309070127ac9b595d19338b9992d494ea1f4902"/>
-      <w:bookmarkStart w:id="31" w:name="_Toc240370155"/>
+      <w:bookmarkStart w:id="30" w:name="_Toc240370155"/>
+      <w:bookmarkStart w:id="31" w:name="X309070127ac9b595d19338b9992d494ea1f4902"/>
       <w:r>
         <w:t>2.1. Bài toán A: truy vết nguồn phát hành (traitor tracing)</w:t>
       </w:r>
-      <w:bookmarkEnd w:id="31"/>
+      <w:bookmarkEnd w:id="30"/>
     </w:p>
     <w:p>
       <w:pPr>
         <w:pStyle w:val="Heading3"/>
       </w:pPr>
-      <w:bookmarkStart w:id="32" w:name="cấu-trúc-payload-thực-tế-trong-mã-nguồn"/>
-      <w:bookmarkStart w:id="33" w:name="_Toc240370156"/>
+      <w:bookmarkStart w:id="32" w:name="_Toc240370156"/>
+      <w:bookmarkStart w:id="33" w:name="cấu-trúc-payload-thực-tế-trong-mã-nguồn"/>
       <w:r>
         <w:t>2.1.1. Cấu trúc payload thực tế trong mã nguồn</w:t>
       </w:r>
-      <w:bookmarkEnd w:id="33"/>
+      <w:bookmarkEnd w:id="32"/>
     </w:p>
     <w:p>
       <w:pPr>
@@ -9215,10 +9210,7 @@
         </m:r>
       </m:oMath>
       <w:r>
-        <w:t xml:space="preserve"> </w:t>
-      </w:r>
-      <w:r>
-        <w:t>tạo thành một từ mã (codeword) dài 39 byte, cho phép tự sửa tối đa 8 ký hiệu byte bị sai trong quá trình giải mã. Thuật ngữ “ký hiệu kiểm tra” ở đây là phần dư mà bộ mã hoá thêm vào để bên nhận khôi phục được dữ liệu, không phải phép kiểm tra chẵn lẻ một bit.</w:t>
+        <w:t xml:space="preserve"> tạo thành một từ mã (codeword) dài 39 byte, cho phép tự sửa tối đa 8 ký hiệu byte bị sai trong quá trình giải mã. Thuật ngữ “ký hiệu kiểm tra” ở đây là phần dư mà bộ mã hoá thêm vào để bên nhận khôi phục được dữ liệu, không phải phép kiểm tra chẵn lẻ một bit.</w:t>
       </w:r>
     </w:p>
     <w:p>
@@ -9262,13 +9254,13 @@
       <w:pPr>
         <w:pStyle w:val="Heading3"/>
       </w:pPr>
-      <w:bookmarkStart w:id="34" w:name="X1603ecaffd529b8f98fee9a64474d35d4c0fe76"/>
-      <w:bookmarkStart w:id="35" w:name="_Toc240370157"/>
-      <w:bookmarkEnd w:id="32"/>
+      <w:bookmarkStart w:id="34" w:name="_Toc240370157"/>
+      <w:bookmarkStart w:id="35" w:name="X1603ecaffd529b8f98fee9a64474d35d4c0fe76"/>
+      <w:bookmarkEnd w:id="33"/>
       <w:r>
         <w:t>2.1.2. Chuỗi xử lý nhúng và trích xuất thủy vân DWT-DCT-QIM</w:t>
       </w:r>
-      <w:bookmarkEnd w:id="35"/>
+      <w:bookmarkEnd w:id="34"/>
     </w:p>
     <w:p>
       <w:pPr>
@@ -9376,10 +9368,7 @@
         <w:t>LL</w:t>
       </w:r>
       <w:r>
-        <w:t xml:space="preserve"> </w:t>
-      </w:r>
-      <w:r>
-        <w:t>vì nó sống sót tốt hơn qua nén và thu nhỏ, đánh đổi lại là dễ nhìn thấy hơn nên bước lượng tử phải giữ nhỏ.</w:t>
+        <w:t xml:space="preserve"> vì nó sống sót tốt hơn qua nén và thu nhỏ, đánh đổi lại là dễ nhìn thấy hơn nên bước lượng tử phải giữ nhỏ.</w:t>
       </w:r>
     </w:p>
     <w:p>
@@ -9507,10 +9496,7 @@
         <w:t>align_page_v2</w:t>
       </w:r>
       <w:r>
-        <w:t xml:space="preserve"> </w:t>
-      </w:r>
-      <w:r>
-        <w:t xml:space="preserve">còn nhận thêm một mẫu đặc trưng ORB tuỳ chọn, nhưng </w:t>
+        <w:t xml:space="preserve"> còn nhận thêm một mẫu đặc trưng ORB tuỳ chọn, nhưng </w:t>
       </w:r>
       <w:r>
         <w:rPr>
@@ -9526,13 +9512,13 @@
       <w:pPr>
         <w:pStyle w:val="Heading3"/>
       </w:pPr>
-      <w:bookmarkStart w:id="36" w:name="X8f21b7f9b4ca7a89c516ce99c97d095ae0a7c9b"/>
-      <w:bookmarkStart w:id="37" w:name="_Toc240370158"/>
-      <w:bookmarkEnd w:id="34"/>
+      <w:bookmarkStart w:id="36" w:name="_Toc240370158"/>
+      <w:bookmarkStart w:id="37" w:name="X8f21b7f9b4ca7a89c516ce99c97d095ae0a7c9b"/>
+      <w:bookmarkEnd w:id="35"/>
       <w:r>
         <w:t>2.1.3. Số liệu thực nghiệm đo lường thật từ benchmark V1</w:t>
       </w:r>
-      <w:bookmarkEnd w:id="37"/>
+      <w:bookmarkEnd w:id="36"/>
     </w:p>
     <w:p>
       <w:pPr>
@@ -9603,10 +9589,7 @@
         </m:r>
       </m:oMath>
       <w:r>
-        <w:t xml:space="preserve"> </w:t>
-      </w:r>
-      <w:r>
-        <w:t>31 kịch bản tấn công = 32.736 hàng thực nghiệm.</w:t>
+        <w:t xml:space="preserve"> 31 kịch bản tấn công = 32.736 hàng thực nghiệm.</w:t>
       </w:r>
     </w:p>
     <w:p>
@@ -9729,23 +9712,20 @@
         <w:t>Tỷ lệ gán sai nguồn (false attribution rate):</w:t>
       </w:r>
       <w:r>
-        <w:t xml:space="preserve"> </w:t>
-      </w:r>
-      <w:r>
-        <w:t>0.00% (0 / 682 hàng) trên toàn bộ 48 ứng viên. Trong 682 trường hợp benchmark đã xét, không quan sát thấy trường hợp false attribution nào (hệ thống trích xuất chính xác định danh người nhận hoặc báo lỗi kiểm tra CRC-32 / Reed-Solomon và từ chối giải mã, không gán nhầm sang định danh người nhận khác).</w:t>
+        <w:t xml:space="preserve"> 0.00% (0 / 682 hàng) trên toàn bộ 48 ứng viên. Trong 682 trường hợp benchmark đã xét, không quan sát thấy trường hợp false attribution nào (hệ thống trích xuất chính xác định danh người nhận hoặc báo lỗi kiểm tra CRC-32 / Reed-Solomon và từ chối giải mã, không gán nhầm sang định danh người nhận khác).</w:t>
       </w:r>
     </w:p>
     <w:p>
       <w:pPr>
         <w:pStyle w:val="Heading3"/>
       </w:pPr>
-      <w:bookmarkStart w:id="38" w:name="giới-hạn-kỹ-thuật-đã-nhận-diện"/>
-      <w:bookmarkStart w:id="39" w:name="_Toc240370159"/>
-      <w:bookmarkEnd w:id="36"/>
+      <w:bookmarkStart w:id="38" w:name="_Toc240370159"/>
+      <w:bookmarkStart w:id="39" w:name="giới-hạn-kỹ-thuật-đã-nhận-diện"/>
+      <w:bookmarkEnd w:id="37"/>
       <w:r>
         <w:t>2.1.4. Giới hạn kỹ thuật đã nhận diện</w:t>
       </w:r>
-      <w:bookmarkEnd w:id="39"/>
+      <w:bookmarkEnd w:id="38"/>
     </w:p>
     <w:p>
       <w:pPr>
@@ -9775,10 +9755,7 @@
         <w:t>Nén JPEG chất lượng 70 (JPEG-70):</w:t>
       </w:r>
       <w:r>
-        <w:t xml:space="preserve"> </w:t>
-      </w:r>
-      <w:r>
-        <w:t xml:space="preserve">Tỷ lệ giải mã thành công đạt </w:t>
+        <w:t xml:space="preserve"> Tỷ lệ giải mã thành công đạt </w:t>
       </w:r>
       <m:oMath>
         <m:r>
@@ -9986,10 +9963,7 @@
       </w:r>
       <w:r>
         <w:lastRenderedPageBreak/>
-        <w:t>sau khi sửa cùng chẩn đoán đầy đủ nằm ở Mục 4.2.4, phần đo trên dịch vụ ở Mục 4.2.4.5. Giữ nguyên các con số V1 ở đây vì chúng là mốc so sánh của quá trình, không phải mô tả hiện trạng.</w:t>
-      </w:r>
-      <w:r>
-        <w:t xml:space="preserve"> * </w:t>
+        <w:t xml:space="preserve">sau khi sửa cùng chẩn đoán đầy đủ nằm ở Mục 4.2.4, phần đo trên dịch vụ ở Mục 4.2.4.5. Giữ nguyên các con số V1 ở đây vì chúng là mốc so sánh của quá trình, không phải mô tả hiện trạng. * </w:t>
       </w:r>
       <w:r>
         <w:rPr>
@@ -10006,25 +9980,25 @@
       <w:pPr>
         <w:pStyle w:val="Heading2"/>
       </w:pPr>
-      <w:bookmarkStart w:id="40" w:name="X977abff2802fd0052c7bb64c3dd76a7236a21c1"/>
-      <w:bookmarkStart w:id="41" w:name="_Toc240370160"/>
-      <w:bookmarkEnd w:id="30"/>
-      <w:bookmarkEnd w:id="38"/>
+      <w:bookmarkStart w:id="40" w:name="_Toc240370160"/>
+      <w:bookmarkStart w:id="41" w:name="X977abff2802fd0052c7bb64c3dd76a7236a21c1"/>
+      <w:bookmarkEnd w:id="31"/>
+      <w:bookmarkEnd w:id="39"/>
       <w:r>
         <w:t>2.2. Bài toán B: thủy vân bán dễ vỡ phát hiện và định vị sửa đổi (tamper localization)</w:t>
       </w:r>
-      <w:bookmarkEnd w:id="41"/>
+      <w:bookmarkEnd w:id="40"/>
     </w:p>
     <w:p>
       <w:pPr>
         <w:pStyle w:val="Heading3"/>
       </w:pPr>
-      <w:bookmarkStart w:id="42" w:name="kiến-trúc-thuật-toán-bán-dễ-vỡ-phân-tán"/>
-      <w:bookmarkStart w:id="43" w:name="_Toc240370161"/>
+      <w:bookmarkStart w:id="42" w:name="_Toc240370161"/>
+      <w:bookmarkStart w:id="43" w:name="kiến-trúc-thuật-toán-bán-dễ-vỡ-phân-tán"/>
       <w:r>
         <w:t>2.2.1. Kiến trúc thuật toán bán dễ vỡ phân tán</w:t>
       </w:r>
-      <w:bookmarkEnd w:id="43"/>
+      <w:bookmarkEnd w:id="42"/>
     </w:p>
     <w:p>
       <w:pPr>
@@ -10361,10 +10335,7 @@
         <w:t>Lưu ý về biên an toàn mật mã (security margin):</w:t>
       </w:r>
       <w:r>
-        <w:t xml:space="preserve"> </w:t>
-      </w:r>
-      <w:r>
-        <w:t xml:space="preserve">Thẻ HMAC-SHA256 được cắt ngắn xuống 4 byte (32 bit) để phù hợp với dung lượng nhúng giới hạn của từng khối ảnh. Về mặt tiêu chuẩn kỹ thuật, </w:t>
+        <w:t xml:space="preserve"> Thẻ HMAC-SHA256 được cắt ngắn xuống 4 byte (32 bit) để phù hợp với dung lượng nhúng giới hạn của từng khối ảnh. Về mặt tiêu chuẩn kỹ thuật, </w:t>
       </w:r>
       <w:r>
         <w:lastRenderedPageBreak/>
@@ -10379,10 +10350,7 @@
         </m:r>
       </m:oMath>
       <w:r>
-        <w:t xml:space="preserve"> </w:t>
-      </w:r>
-      <w:r>
-        <w:t xml:space="preserve">ngăn chặn kẻ tấn công tính toán có chủ đích thẻ đúng cho nội dung giả mạo tùy ý; tuy nhiên do độ dài thẻ chỉ là 32 bit, vẫn tồn tại xác suất đoán ngẫu nhiên </w:t>
+        <w:t xml:space="preserve"> ngăn chặn kẻ tấn công tính toán có chủ đích thẻ đúng cho nội dung giả mạo tùy ý; tuy nhiên do độ dài thẻ chỉ là 32 bit, vẫn tồn tại xác suất đoán ngẫu nhiên </w:t>
       </w:r>
       <m:oMath>
         <m:r>
@@ -10532,10 +10500,7 @@
         <w:t>Nhúng thẻ:</w:t>
       </w:r>
       <w:r>
-        <w:t xml:space="preserve"> </w:t>
-      </w:r>
-      <w:r>
-        <w:t>Nhúng 3 bản sao của thẻ xác thực vào 3 khối đối tác bằng Parity-QIM (</w:t>
+        <w:t xml:space="preserve"> Nhúng 3 bản sao của thẻ xác thực vào 3 khối đối tác bằng Parity-QIM (</w:t>
       </w:r>
       <m:oMath>
         <m:r>
@@ -10562,13 +10527,13 @@
       <w:pPr>
         <w:pStyle w:val="Heading3"/>
       </w:pPr>
-      <w:bookmarkStart w:id="44" w:name="cơ-chế-xác-minh-và-định-vị"/>
-      <w:bookmarkStart w:id="45" w:name="_Toc240370162"/>
-      <w:bookmarkEnd w:id="42"/>
+      <w:bookmarkStart w:id="44" w:name="_Toc240370162"/>
+      <w:bookmarkStart w:id="45" w:name="cơ-chế-xác-minh-và-định-vị"/>
+      <w:bookmarkEnd w:id="43"/>
       <w:r>
         <w:t>2.2.2. Cơ chế xác minh và định vị</w:t>
       </w:r>
-      <w:bookmarkEnd w:id="45"/>
+      <w:bookmarkEnd w:id="44"/>
     </w:p>
     <w:p>
       <w:pPr>
@@ -10616,13 +10581,13 @@
       <w:pPr>
         <w:pStyle w:val="Heading3"/>
       </w:pPr>
-      <w:bookmarkStart w:id="46" w:name="số-liệu-đo-lường-thực-nghiệm-thật"/>
-      <w:bookmarkStart w:id="47" w:name="_Toc240370163"/>
-      <w:bookmarkEnd w:id="44"/>
+      <w:bookmarkStart w:id="46" w:name="_Toc240370163"/>
+      <w:bookmarkStart w:id="47" w:name="số-liệu-đo-lường-thực-nghiệm-thật"/>
+      <w:bookmarkEnd w:id="45"/>
       <w:r>
         <w:t>2.2.3. Số liệu đo lường thực nghiệm thật</w:t>
       </w:r>
-      <w:bookmarkEnd w:id="47"/>
+      <w:bookmarkEnd w:id="46"/>
     </w:p>
     <w:p>
       <w:pPr>
@@ -10867,25 +10832,7 @@
           <w:rPr>
             <w:rFonts w:ascii="Cambria Math" w:hAnsi="Cambria Math"/>
           </w:rPr>
-          <m:t>0</m:t>
-        </m:r>
-        <m:r>
-          <m:rPr>
-            <m:sty m:val="b"/>
-          </m:rPr>
-          <w:rPr>
-            <w:rFonts w:ascii="Cambria Math" w:hAnsi="Cambria Math"/>
-          </w:rPr>
-          <m:t>.</m:t>
-        </m:r>
-        <m:r>
-          <m:rPr>
-            <m:sty m:val="b"/>
-          </m:rPr>
-          <w:rPr>
-            <w:rFonts w:ascii="Cambria Math" w:hAnsi="Cambria Math"/>
-          </w:rPr>
-          <m:t>187500</m:t>
+          <m:t>0.187500</m:t>
         </m:r>
       </m:oMath>
       <w:r>
@@ -10932,25 +10879,7 @@
           <w:rPr>
             <w:rFonts w:ascii="Cambria Math" w:hAnsi="Cambria Math"/>
           </w:rPr>
-          <m:t>0</m:t>
-        </m:r>
-        <m:r>
-          <m:rPr>
-            <m:sty m:val="b"/>
-          </m:rPr>
-          <w:rPr>
-            <w:rFonts w:ascii="Cambria Math" w:hAnsi="Cambria Math"/>
-          </w:rPr>
-          <m:t>.</m:t>
-        </m:r>
-        <m:r>
-          <m:rPr>
-            <m:sty m:val="b"/>
-          </m:rPr>
-          <w:rPr>
-            <w:rFonts w:ascii="Cambria Math" w:hAnsi="Cambria Math"/>
-          </w:rPr>
-          <m:t>117736</m:t>
+          <m:t>0.117736</m:t>
         </m:r>
       </m:oMath>
       <w:r>
@@ -10997,25 +10926,7 @@
           <w:rPr>
             <w:rFonts w:ascii="Cambria Math" w:hAnsi="Cambria Math"/>
           </w:rPr>
-          <m:t>0</m:t>
-        </m:r>
-        <m:r>
-          <m:rPr>
-            <m:sty m:val="b"/>
-          </m:rPr>
-          <w:rPr>
-            <w:rFonts w:ascii="Cambria Math" w:hAnsi="Cambria Math"/>
-          </w:rPr>
-          <m:t>.</m:t>
-        </m:r>
-        <m:r>
-          <m:rPr>
-            <m:sty m:val="b"/>
-          </m:rPr>
-          <w:rPr>
-            <w:rFonts w:ascii="Cambria Math" w:hAnsi="Cambria Math"/>
-          </w:rPr>
-          <m:t>054687</m:t>
+          <m:t>0.054687</m:t>
         </m:r>
       </m:oMath>
       <w:r>
@@ -11062,25 +10973,7 @@
           <w:rPr>
             <w:rFonts w:ascii="Cambria Math" w:hAnsi="Cambria Math"/>
           </w:rPr>
-          <m:t>0</m:t>
-        </m:r>
-        <m:r>
-          <m:rPr>
-            <m:sty m:val="b"/>
-          </m:rPr>
-          <w:rPr>
-            <w:rFonts w:ascii="Cambria Math" w:hAnsi="Cambria Math"/>
-          </w:rPr>
-          <m:t>.</m:t>
-        </m:r>
-        <m:r>
-          <m:rPr>
-            <m:sty m:val="b"/>
-          </m:rPr>
-          <w:rPr>
-            <w:rFonts w:ascii="Cambria Math" w:hAnsi="Cambria Math"/>
-          </w:rPr>
-          <m:t>000000</m:t>
+          <m:t>0.000000</m:t>
         </m:r>
       </m:oMath>
       <w:r>
@@ -11091,13 +10984,13 @@
       <w:pPr>
         <w:pStyle w:val="Heading3"/>
       </w:pPr>
-      <w:bookmarkStart w:id="48" w:name="Xf9dc94f62311947b9e6b5d307672673c0cae5ce"/>
-      <w:bookmarkStart w:id="49" w:name="_Toc240370164"/>
-      <w:bookmarkEnd w:id="46"/>
+      <w:bookmarkStart w:id="48" w:name="_Toc240370164"/>
+      <w:bookmarkStart w:id="49" w:name="Xf9dc94f62311947b9e6b5d307672673c0cae5ce"/>
+      <w:bookmarkEnd w:id="47"/>
       <w:r>
         <w:t>2.2.4. Giải thích nguyên nhân kỹ thuật và giới hạn thực nghiệm</w:t>
       </w:r>
-      <w:bookmarkEnd w:id="49"/>
+      <w:bookmarkEnd w:id="48"/>
     </w:p>
     <w:p>
       <w:pPr>
@@ -11252,50 +11145,44 @@
         <w:t>Ý nghĩa học thuật:</w:t>
       </w:r>
       <w:r>
-        <w:t xml:space="preserve"> </w:t>
-      </w:r>
-      <w:r>
-        <w:t>Kết quả thực nghiệm phản ánh trung thực năng lực và ranh giới kỹ thuật thực tế của phương pháp bán dễ vỡ phân tán dựa trên khối DCT truyền thống: mô hình minh chứng quy trình phát hiện và định vị can thiệp trên ảnh trang tài liệu, nhưng độ chính xác định vị hình học (IoU) còn rất hạn chế trong điều kiện can thiệp diện tích lớn do bị chi phối bởi cơ chế fail-safe bảo vệ trước nén mạnh. Ranh giới này khẳng định sự cần thiết của các nghiên cứu sâu hơn về phân rã đặc trưng đa tỉ lệ hoặc mạng nơ-ron học sâu tron</w:t>
-      </w:r>
-      <w:r>
-        <w:t>g bài toán bảo vệ tính toàn vẹn hình ảnh.</w:t>
+        <w:t xml:space="preserve"> Kết quả thực nghiệm phản ánh trung thực năng lực và ranh giới kỹ thuật thực tế của phương pháp bán dễ vỡ phân tán dựa trên khối DCT truyền thống: mô hình minh chứng quy trình phát hiện và định vị can thiệp trên ảnh trang tài liệu, nhưng độ chính xác định vị hình học (IoU) còn rất hạn chế trong điều kiện can thiệp diện tích lớn do bị chi phối bởi cơ chế fail-safe bảo vệ trước nén mạnh. Ranh giới này khẳng định sự cần thiết của các nghiên cứu sâu hơn về phân rã đặc trưng đa tỉ lệ hoặc mạng nơ-ron học sâu trong bài toán bảo vệ tính toàn vẹn hình ảnh.</w:t>
       </w:r>
     </w:p>
     <w:p>
       <w:pPr>
         <w:pStyle w:val="Heading1"/>
       </w:pPr>
-      <w:bookmarkStart w:id="50" w:name="X93dc4866f1b906f867f417f7358c62b2eea4247"/>
-      <w:bookmarkStart w:id="51" w:name="_Toc240370165"/>
-      <w:bookmarkEnd w:id="28"/>
-      <w:bookmarkEnd w:id="40"/>
-      <w:bookmarkEnd w:id="48"/>
+      <w:bookmarkStart w:id="50" w:name="_Toc240370165"/>
+      <w:bookmarkStart w:id="51" w:name="X93dc4866f1b906f867f417f7358c62b2eea4247"/>
+      <w:bookmarkEnd w:id="29"/>
+      <w:bookmarkEnd w:id="41"/>
+      <w:bookmarkEnd w:id="49"/>
       <w:r>
         <w:t>CHƯƠNG 3. ỨNG DỤNG CHỮ KÝ SỐ VÀ SO SÁNH CÁC KỸ THUẬT TOÀN VẸN</w:t>
       </w:r>
-      <w:bookmarkEnd w:id="51"/>
+      <w:bookmarkEnd w:id="50"/>
     </w:p>
     <w:p>
       <w:pPr>
         <w:pStyle w:val="Heading2"/>
       </w:pPr>
-      <w:bookmarkStart w:id="52" w:name="X77bb241011ad2959aacc0c18a6152971fec02b5"/>
-      <w:bookmarkStart w:id="53" w:name="_Toc240370166"/>
+      <w:bookmarkStart w:id="52" w:name="_Toc240370166"/>
+      <w:bookmarkStart w:id="53" w:name="X77bb241011ad2959aacc0c18a6152971fec02b5"/>
       <w:r>
         <w:t>3.1. Ứng dụng chữ ký số trong bảo vệ thông tin truy vết</w:t>
       </w:r>
-      <w:bookmarkEnd w:id="53"/>
+      <w:bookmarkEnd w:id="52"/>
     </w:p>
     <w:p>
       <w:pPr>
         <w:pStyle w:val="Heading3"/>
       </w:pPr>
-      <w:bookmarkStart w:id="54" w:name="X93f43f39a15f2b2e9f1ab28406ed334a7faa634"/>
-      <w:bookmarkStart w:id="55" w:name="_Toc240370167"/>
+      <w:bookmarkStart w:id="54" w:name="_Toc240370167"/>
+      <w:bookmarkStart w:id="55" w:name="X93f43f39a15f2b2e9f1ab28406ed334a7faa634"/>
       <w:r>
         <w:t>3.1.1. Phân định ba cấp độ kiến trúc, không được đánh đồng với nhau</w:t>
       </w:r>
-      <w:bookmarkEnd w:id="55"/>
+      <w:bookmarkEnd w:id="54"/>
     </w:p>
     <w:p>
       <w:pPr>
@@ -11381,10 +11268,7 @@
         <w:t>Cấp độ B, lớp liên kết trong kiến trúc:</w:t>
       </w:r>
       <w:r>
-        <w:t xml:space="preserve"> </w:t>
-      </w:r>
-      <w:r>
-        <w:t xml:space="preserve">Về mặt kiến trúc và cơ sở dữ liệu, </w:t>
+        <w:t xml:space="preserve"> Về mặt kiến trúc và cơ sở dữ liệu, </w:t>
       </w:r>
       <w:r>
         <w:rPr>
@@ -11434,10 +11318,7 @@
         <w:t>Cấp độ C, năng lực trên hệ thống thật:</w:t>
       </w:r>
       <w:r>
-        <w:t xml:space="preserve"> </w:t>
-      </w:r>
-      <w:r>
-        <w:t>Trên môi trường vận hành thực tế, hệ thống luôn áp dụng cơ chế xác thực toàn vẹn tệp chính xác bằng SHA-256, kèm chữ ký Ed25519 trên manifest. Từ ngày 12/09/2026, nhóm bật thêm phân hệ thủy vân trên chính hệ thống đang chạy: mỗi bản cấp phát nhúng thủy vân V2 và mỗi lần xác minh đều chạy bộ giải mã.</w:t>
+        <w:t xml:space="preserve"> Trên môi trường vận hành thực tế, hệ thống luôn áp dụng cơ chế xác thực toàn vẹn tệp chính xác bằng SHA-256, kèm chữ ký Ed25519 trên manifest. Từ ngày 12/09/2026, nhóm bật thêm phân hệ thủy vân trên chính hệ thống đang chạy: mỗi bản cấp phát nhúng thủy vân V2 và mỗi lần xác minh đều chạy bộ giải mã.</w:t>
       </w:r>
     </w:p>
     <w:p>
@@ -11470,10 +11351,7 @@
         <w:t>integrity-v0.2.1</w:t>
       </w:r>
       <w:r>
-        <w:t xml:space="preserve"> </w:t>
-      </w:r>
-      <w:r>
-        <w:t>đang chạy nhận cả PDF, PNG và JPEG ở cả hai chiều cấp phát và xác minh. Về truy vết, phép đo cho thấy điều quyết định là nội dung tài liệu chứ không phải phép biến đổi: với ảnh có vùng màu chuyển mượt, hệ thống truy được nguồn qua cả ảnh chụp màn hình thu nhỏ hơn một nửa lẫn nén JPEG chất lượng 70; với trang chữ dày đặc thì không đồng bộ được, kể cả khi tệp chưa bị đụng tới. Chi tiết, bảng số liệu và ranh giới ở Mục 4.2.4.</w:t>
+        <w:t xml:space="preserve"> đang chạy nhận cả PDF, PNG và JPEG ở cả hai chiều cấp phát và xác minh. Về truy vết, phép đo cho thấy điều quyết định là nội dung tài liệu chứ không phải phép biến đổi: với ảnh có vùng màu chuyển mượt, hệ thống truy được nguồn qua cả ảnh chụp màn hình thu nhỏ hơn một nửa lẫn nén JPEG chất lượng 70; với trang chữ dày đặc thì không đồng bộ được, kể cả khi tệp chưa bị đụng tới. Chi tiết, bảng số liệu và ranh giới ở Mục 4.2.4.</w:t>
       </w:r>
     </w:p>
     <w:p>
@@ -11512,10 +11390,7 @@
         <w:t>integrity-v0.2.1</w:t>
       </w:r>
       <w:r>
-        <w:t xml:space="preserve"> </w:t>
-      </w:r>
-      <w:r>
-        <w:t>suy đuôi tệp từ kiểu nội dung của tài liệu nguồn ở cả ba nơi (</w:t>
+        <w:t xml:space="preserve"> suy đuôi tệp từ kiểu nội dung của tài liệu nguồn ở cả ba nơi (</w:t>
       </w:r>
       <w:r>
         <w:rPr>
@@ -11571,13 +11446,13 @@
       <w:pPr>
         <w:pStyle w:val="Heading3"/>
       </w:pPr>
-      <w:bookmarkStart w:id="56" w:name="Xa8597b961700287943beef87fac9e21cd92c65e"/>
-      <w:bookmarkStart w:id="57" w:name="_Toc240370168"/>
-      <w:bookmarkEnd w:id="54"/>
+      <w:bookmarkStart w:id="56" w:name="_Toc240370168"/>
+      <w:bookmarkStart w:id="57" w:name="Xa8597b961700287943beef87fac9e21cd92c65e"/>
+      <w:bookmarkEnd w:id="55"/>
       <w:r>
         <w:t>3.1.2. Kiến trúc hồ sơ toàn vẹn có chữ ký (signed manifest)</w:t>
       </w:r>
-      <w:bookmarkEnd w:id="57"/>
+      <w:bookmarkEnd w:id="56"/>
     </w:p>
     <w:p>
       <w:pPr>
@@ -11686,7 +11561,43 @@
         <w:rPr>
           <w:rStyle w:val="VerbatimChar"/>
         </w:rPr>
-        <w:t>|                    INTERNAL MANIFEST PAYLOAD                  |</w:t>
+        <w:t>|</w:t>
+      </w:r>
+      <w:r>
+        <w:rPr>
+          <w:rStyle w:val="VerbatimChar"/>
+        </w:rPr>
+        <w:t xml:space="preserve">  </w:t>
+      </w:r>
+      <w:r>
+        <w:rPr>
+          <w:rStyle w:val="VerbatimChar"/>
+        </w:rPr>
+        <w:t xml:space="preserve"> </w:t>
+      </w:r>
+      <w:r>
+        <w:rPr>
+          <w:rStyle w:val="VerbatimChar"/>
+        </w:rPr>
+        <w:t>INTERNAL MANIFEST PAYLOAD</w:t>
+      </w:r>
+      <w:r>
+        <w:rPr>
+          <w:rStyle w:val="VerbatimChar"/>
+        </w:rPr>
+        <w:t xml:space="preserve">  </w:t>
+      </w:r>
+      <w:r>
+        <w:rPr>
+          <w:rStyle w:val="VerbatimChar"/>
+        </w:rPr>
+        <w:t xml:space="preserve"> </w:t>
+      </w:r>
+      <w:r>
+        <w:rPr>
+          <w:rStyle w:val="VerbatimChar"/>
+        </w:rPr>
+        <w:t>|</w:t>
       </w:r>
       <w:r>
         <w:br/>
@@ -11695,7 +11606,37 @@
         <w:rPr>
           <w:rStyle w:val="VerbatimChar"/>
         </w:rPr>
-        <w:t>|  schema_version : 1                                           |</w:t>
+        <w:t>|</w:t>
+      </w:r>
+      <w:r>
+        <w:rPr>
+          <w:rStyle w:val="VerbatimChar"/>
+        </w:rPr>
+        <w:t xml:space="preserve"> </w:t>
+      </w:r>
+      <w:r>
+        <w:rPr>
+          <w:rStyle w:val="VerbatimChar"/>
+        </w:rPr>
+        <w:t>schema_version : 1</w:t>
+      </w:r>
+      <w:r>
+        <w:rPr>
+          <w:rStyle w:val="VerbatimChar"/>
+        </w:rPr>
+        <w:t xml:space="preserve">     </w:t>
+      </w:r>
+      <w:r>
+        <w:rPr>
+          <w:rStyle w:val="VerbatimChar"/>
+        </w:rPr>
+        <w:t xml:space="preserve"> </w:t>
+      </w:r>
+      <w:r>
+        <w:rPr>
+          <w:rStyle w:val="VerbatimChar"/>
+        </w:rPr>
+        <w:t>|</w:t>
       </w:r>
       <w:r>
         <w:br/>
@@ -11704,7 +11645,43 @@
         <w:rPr>
           <w:rStyle w:val="VerbatimChar"/>
         </w:rPr>
-        <w:t>|  issuance_id    : de5cf342-...-f8899467bc13   (khóa liên kết) |</w:t>
+        <w:t>|</w:t>
+      </w:r>
+      <w:r>
+        <w:rPr>
+          <w:rStyle w:val="VerbatimChar"/>
+        </w:rPr>
+        <w:t xml:space="preserve"> </w:t>
+      </w:r>
+      <w:r>
+        <w:rPr>
+          <w:rStyle w:val="VerbatimChar"/>
+        </w:rPr>
+        <w:t>issuance_id</w:t>
+      </w:r>
+      <w:r>
+        <w:rPr>
+          <w:rStyle w:val="VerbatimChar"/>
+        </w:rPr>
+        <w:t xml:space="preserve"> </w:t>
+      </w:r>
+      <w:r>
+        <w:rPr>
+          <w:rStyle w:val="VerbatimChar"/>
+        </w:rPr>
+        <w:t>: de5cf342-...-f8899467bc13</w:t>
+      </w:r>
+      <w:r>
+        <w:rPr>
+          <w:rStyle w:val="VerbatimChar"/>
+        </w:rPr>
+        <w:t xml:space="preserve"> </w:t>
+      </w:r>
+      <w:r>
+        <w:rPr>
+          <w:rStyle w:val="VerbatimChar"/>
+        </w:rPr>
+        <w:t>(khóa liên kết) |</w:t>
       </w:r>
       <w:r>
         <w:br/>
@@ -11713,7 +11690,55 @@
         <w:rPr>
           <w:rStyle w:val="VerbatimChar"/>
         </w:rPr>
-        <w:t>|  recipient_id   : 89904907-...-cb4fa783290c   (người nhận)    |</w:t>
+        <w:t>|</w:t>
+      </w:r>
+      <w:r>
+        <w:rPr>
+          <w:rStyle w:val="VerbatimChar"/>
+        </w:rPr>
+        <w:t xml:space="preserve"> </w:t>
+      </w:r>
+      <w:r>
+        <w:rPr>
+          <w:rStyle w:val="VerbatimChar"/>
+        </w:rPr>
+        <w:t>recipient_id</w:t>
+      </w:r>
+      <w:r>
+        <w:rPr>
+          <w:rStyle w:val="VerbatimChar"/>
+        </w:rPr>
+        <w:t xml:space="preserve"> </w:t>
+      </w:r>
+      <w:r>
+        <w:rPr>
+          <w:rStyle w:val="VerbatimChar"/>
+        </w:rPr>
+        <w:t>: 89904907-...-cb4fa783290c</w:t>
+      </w:r>
+      <w:r>
+        <w:rPr>
+          <w:rStyle w:val="VerbatimChar"/>
+        </w:rPr>
+        <w:t xml:space="preserve"> </w:t>
+      </w:r>
+      <w:r>
+        <w:rPr>
+          <w:rStyle w:val="VerbatimChar"/>
+        </w:rPr>
+        <w:t>(người nhận)</w:t>
+      </w:r>
+      <w:r>
+        <w:rPr>
+          <w:rStyle w:val="VerbatimChar"/>
+        </w:rPr>
+        <w:t xml:space="preserve"> </w:t>
+      </w:r>
+      <w:r>
+        <w:rPr>
+          <w:rStyle w:val="VerbatimChar"/>
+        </w:rPr>
+        <w:t>|</w:t>
       </w:r>
       <w:r>
         <w:br/>
@@ -11722,7 +11747,43 @@
         <w:rPr>
           <w:rStyle w:val="VerbatimChar"/>
         </w:rPr>
-        <w:t>|  source_sha256  : mã băm tệp gốc                              |</w:t>
+        <w:t>|</w:t>
+      </w:r>
+      <w:r>
+        <w:rPr>
+          <w:rStyle w:val="VerbatimChar"/>
+        </w:rPr>
+        <w:t xml:space="preserve"> </w:t>
+      </w:r>
+      <w:r>
+        <w:rPr>
+          <w:rStyle w:val="VerbatimChar"/>
+        </w:rPr>
+        <w:t>source_sha256</w:t>
+      </w:r>
+      <w:r>
+        <w:rPr>
+          <w:rStyle w:val="VerbatimChar"/>
+        </w:rPr>
+        <w:t xml:space="preserve"> </w:t>
+      </w:r>
+      <w:r>
+        <w:rPr>
+          <w:rStyle w:val="VerbatimChar"/>
+        </w:rPr>
+        <w:t>: mã băm tệp gốc</w:t>
+      </w:r>
+      <w:r>
+        <w:rPr>
+          <w:rStyle w:val="VerbatimChar"/>
+        </w:rPr>
+        <w:t xml:space="preserve">    </w:t>
+      </w:r>
+      <w:r>
+        <w:rPr>
+          <w:rStyle w:val="VerbatimChar"/>
+        </w:rPr>
+        <w:t>|</w:t>
       </w:r>
       <w:r>
         <w:br/>
@@ -11731,7 +11792,43 @@
         <w:rPr>
           <w:rStyle w:val="VerbatimChar"/>
         </w:rPr>
-        <w:t>|  output_sha256  : mã băm tệp sau khi cấp phát                 |</w:t>
+        <w:t>|</w:t>
+      </w:r>
+      <w:r>
+        <w:rPr>
+          <w:rStyle w:val="VerbatimChar"/>
+        </w:rPr>
+        <w:t xml:space="preserve"> </w:t>
+      </w:r>
+      <w:r>
+        <w:rPr>
+          <w:rStyle w:val="VerbatimChar"/>
+        </w:rPr>
+        <w:t>output_sha256</w:t>
+      </w:r>
+      <w:r>
+        <w:rPr>
+          <w:rStyle w:val="VerbatimChar"/>
+        </w:rPr>
+        <w:t xml:space="preserve"> </w:t>
+      </w:r>
+      <w:r>
+        <w:rPr>
+          <w:rStyle w:val="VerbatimChar"/>
+        </w:rPr>
+        <w:t>: mã băm tệp sau khi cấp phát</w:t>
+      </w:r>
+      <w:r>
+        <w:rPr>
+          <w:rStyle w:val="VerbatimChar"/>
+        </w:rPr>
+        <w:t xml:space="preserve">  </w:t>
+      </w:r>
+      <w:r>
+        <w:rPr>
+          <w:rStyle w:val="VerbatimChar"/>
+        </w:rPr>
+        <w:t xml:space="preserve"> |</w:t>
       </w:r>
       <w:r>
         <w:br/>
@@ -11740,7 +11837,37 @@
         <w:rPr>
           <w:rStyle w:val="VerbatimChar"/>
         </w:rPr>
-        <w:t>|  signing_key_id : key-integrity-20260908-01                   |</w:t>
+        <w:t>|</w:t>
+      </w:r>
+      <w:r>
+        <w:rPr>
+          <w:rStyle w:val="VerbatimChar"/>
+        </w:rPr>
+        <w:t xml:space="preserve"> </w:t>
+      </w:r>
+      <w:r>
+        <w:rPr>
+          <w:rStyle w:val="VerbatimChar"/>
+        </w:rPr>
+        <w:t>signing_key_id : key-integrity-20260908-01</w:t>
+      </w:r>
+      <w:r>
+        <w:rPr>
+          <w:rStyle w:val="VerbatimChar"/>
+        </w:rPr>
+        <w:t xml:space="preserve">  </w:t>
+      </w:r>
+      <w:r>
+        <w:rPr>
+          <w:rStyle w:val="VerbatimChar"/>
+        </w:rPr>
+        <w:t xml:space="preserve"> </w:t>
+      </w:r>
+      <w:r>
+        <w:rPr>
+          <w:rStyle w:val="VerbatimChar"/>
+        </w:rPr>
+        <w:t>|</w:t>
       </w:r>
       <w:r>
         <w:br/>
@@ -11758,7 +11885,13 @@
         <w:rPr>
           <w:rStyle w:val="VerbatimChar"/>
         </w:rPr>
-        <w:t xml:space="preserve">                                       │</w:t>
+        <w:t xml:space="preserve">     </w:t>
+      </w:r>
+      <w:r>
+        <w:rPr>
+          <w:rStyle w:val="VerbatimChar"/>
+        </w:rPr>
+        <w:t>│</w:t>
       </w:r>
       <w:r>
         <w:br/>
@@ -11767,7 +11900,13 @@
         <w:rPr>
           <w:rStyle w:val="VerbatimChar"/>
         </w:rPr>
-        <w:t xml:space="preserve">                                       ▼</w:t>
+        <w:t xml:space="preserve">     </w:t>
+      </w:r>
+      <w:r>
+        <w:rPr>
+          <w:rStyle w:val="VerbatimChar"/>
+        </w:rPr>
+        <w:t>▼</w:t>
       </w:r>
       <w:r>
         <w:br/>
@@ -11776,7 +11915,13 @@
         <w:rPr>
           <w:rStyle w:val="VerbatimChar"/>
         </w:rPr>
-        <w:t xml:space="preserve">                       RFC 8785 JSON Canonicalization (JCS)</w:t>
+        <w:t xml:space="preserve">   </w:t>
+      </w:r>
+      <w:r>
+        <w:rPr>
+          <w:rStyle w:val="VerbatimChar"/>
+        </w:rPr>
+        <w:t>RFC 8785 JSON Canonicalization (JCS)</w:t>
       </w:r>
       <w:r>
         <w:br/>
@@ -11785,7 +11930,13 @@
         <w:rPr>
           <w:rStyle w:val="VerbatimChar"/>
         </w:rPr>
-        <w:t xml:space="preserve">             (Tạo chuỗi nhị phân UTF-8 xác định, bất biến thứ tự key)</w:t>
+        <w:t xml:space="preserve">  </w:t>
+      </w:r>
+      <w:r>
+        <w:rPr>
+          <w:rStyle w:val="VerbatimChar"/>
+        </w:rPr>
+        <w:t>(Tạo chuỗi nhị phân UTF-8 xác định, bất biến thứ tự key)</w:t>
       </w:r>
       <w:r>
         <w:br/>
@@ -11794,7 +11945,13 @@
         <w:rPr>
           <w:rStyle w:val="VerbatimChar"/>
         </w:rPr>
-        <w:t xml:space="preserve">                                       │</w:t>
+        <w:t xml:space="preserve">     </w:t>
+      </w:r>
+      <w:r>
+        <w:rPr>
+          <w:rStyle w:val="VerbatimChar"/>
+        </w:rPr>
+        <w:t>│</w:t>
       </w:r>
       <w:r>
         <w:br/>
@@ -11804,7 +11961,13 @@
           <w:rStyle w:val="VerbatimChar"/>
         </w:rPr>
         <w:lastRenderedPageBreak/>
-        <w:t xml:space="preserve">                                       ▼</w:t>
+        <w:t xml:space="preserve">     </w:t>
+      </w:r>
+      <w:r>
+        <w:rPr>
+          <w:rStyle w:val="VerbatimChar"/>
+        </w:rPr>
+        <w:t>▼</w:t>
       </w:r>
       <w:r>
         <w:br/>
@@ -11813,7 +11976,13 @@
         <w:rPr>
           <w:rStyle w:val="VerbatimChar"/>
         </w:rPr>
-        <w:t xml:space="preserve">                         Ed25519 Private Key Signing</w:t>
+        <w:t xml:space="preserve">   </w:t>
+      </w:r>
+      <w:r>
+        <w:rPr>
+          <w:rStyle w:val="VerbatimChar"/>
+        </w:rPr>
+        <w:t xml:space="preserve"> Ed25519 Private Key Signing</w:t>
       </w:r>
       <w:r>
         <w:br/>
@@ -11822,7 +11991,13 @@
         <w:rPr>
           <w:rStyle w:val="VerbatimChar"/>
         </w:rPr>
-        <w:t xml:space="preserve">                                       │</w:t>
+        <w:t xml:space="preserve">     </w:t>
+      </w:r>
+      <w:r>
+        <w:rPr>
+          <w:rStyle w:val="VerbatimChar"/>
+        </w:rPr>
+        <w:t>│</w:t>
       </w:r>
       <w:r>
         <w:br/>
@@ -11831,7 +12006,13 @@
         <w:rPr>
           <w:rStyle w:val="VerbatimChar"/>
         </w:rPr>
-        <w:t xml:space="preserve">                                       ▼</w:t>
+        <w:t xml:space="preserve">     </w:t>
+      </w:r>
+      <w:r>
+        <w:rPr>
+          <w:rStyle w:val="VerbatimChar"/>
+        </w:rPr>
+        <w:t>▼</w:t>
       </w:r>
       <w:r>
         <w:br/>
@@ -11840,7 +12021,13 @@
         <w:rPr>
           <w:rStyle w:val="VerbatimChar"/>
         </w:rPr>
-        <w:t xml:space="preserve">               {"algorithm": "Ed25519", "signature": "Base64..."}</w:t>
+        <w:t xml:space="preserve">  </w:t>
+      </w:r>
+      <w:r>
+        <w:rPr>
+          <w:rStyle w:val="VerbatimChar"/>
+        </w:rPr>
+        <w:t>{"algorithm": "Ed25519", "signature": "Base64..."}</w:t>
       </w:r>
     </w:p>
     <w:p>
@@ -11859,10 +12046,7 @@
         <w:t>Vai trò của SHA-256:</w:t>
       </w:r>
       <w:r>
-        <w:t xml:space="preserve"> </w:t>
-      </w:r>
-      <w:r>
-        <w:t>Bảo vệ tính toàn vẹn bit thô của tài liệu nguồn và tài liệu phát hành (</w:t>
+        <w:t xml:space="preserve"> Bảo vệ tính toàn vẹn bit thô của tài liệu nguồn và tài liệu phát hành (</w:t>
       </w:r>
       <w:r>
         <w:rPr>
@@ -11899,10 +12083,7 @@
         <w:t>Vai trò của Ed25519:</w:t>
       </w:r>
       <w:r>
-        <w:t xml:space="preserve"> </w:t>
-      </w:r>
-      <w:r>
-        <w:t>Chữ ký số hiệu năng cao trên đường cong Edwards 25519 (RFC 8032). Ký trên biểu diễn chuẩn hóa RFC 8785 để xác thực nguồn gốc cơ quan phát hành và bảo vệ tính toàn vẹn của hồ sơ truy vết. Về mặt mật mã học, chữ ký số cung cấp đặc tính chống chối bỏ kỹ thuật (cryptographic non-repudiation); giá trị chứng cứ pháp lý ràng buộc trong thực tế phụ thuộc vào quy trình định danh chủ thể, quản lý khóa riêng và chính sách chứng thư theo khuôn khổ pháp luật hiện hành.</w:t>
+        <w:t xml:space="preserve"> Chữ ký số hiệu năng cao trên đường cong Edwards 25519 (RFC 8032). Ký trên biểu diễn chuẩn hóa RFC 8785 để xác thực nguồn gốc cơ quan phát hành và bảo vệ tính toàn vẹn của hồ sơ truy vết. Về mặt mật mã học, chữ ký số cung cấp đặc tính chống chối bỏ kỹ thuật (cryptographic non-repudiation); giá trị chứng cứ pháp lý ràng buộc trong thực tế phụ thuộc vào quy trình định danh chủ thể, quản lý khóa riêng và chính sách chứng thư theo khuôn khổ pháp luật hiện hành.</w:t>
       </w:r>
     </w:p>
     <w:p>
@@ -11921,23 +12102,20 @@
         <w:t>Chuẩn hóa RFC 8785 JCS:</w:t>
       </w:r>
       <w:r>
-        <w:t xml:space="preserve"> </w:t>
-      </w:r>
-      <w:r>
-        <w:t>Tạo biểu diễn JSON xác định / chuẩn tắc (canonical representation) độc lập với thư viện tuần tự hóa, bảo đảm đầu vào của hàm băm và chữ ký số luôn ổn định, lặp lại được (deterministic input for hashing and signing).</w:t>
+        <w:t xml:space="preserve"> Tạo biểu diễn JSON xác định / chuẩn tắc (canonical representation) độc lập với thư viện tuần tự hóa, bảo đảm đầu vào của hàm băm và chữ ký số luôn ổn định, lặp lại được (deterministic input for hashing and signing).</w:t>
       </w:r>
     </w:p>
     <w:p>
       <w:pPr>
         <w:pStyle w:val="Heading3"/>
       </w:pPr>
-      <w:bookmarkStart w:id="58" w:name="Xfd66fde48663576034bdac7bc1475bfd74472d4"/>
-      <w:bookmarkStart w:id="59" w:name="_Toc240370169"/>
-      <w:bookmarkEnd w:id="56"/>
+      <w:bookmarkStart w:id="58" w:name="_Toc240370169"/>
+      <w:bookmarkStart w:id="59" w:name="Xfd66fde48663576034bdac7bc1475bfd74472d4"/>
+      <w:bookmarkEnd w:id="57"/>
       <w:r>
         <w:t>3.1.3. Giải quyết “Mâu thuẫn giữa thủy vân số và chữ ký số”</w:t>
       </w:r>
-      <w:bookmarkEnd w:id="59"/>
+      <w:bookmarkEnd w:id="58"/>
     </w:p>
     <w:p>
       <w:pPr>
@@ -12013,10 +12191,7 @@
         <w:t>Không có mâu thuẫn về thứ tự thực thi trong kiến trúc tích hợp đề xuất:</w:t>
       </w:r>
       <w:r>
-        <w:t xml:space="preserve"> </w:t>
-      </w:r>
-      <w:r>
-        <w:t>Quy trình cấp phát nhúng thủy vân vào tài liệu trước, sau đó mới tính toán mã băm SHA-256 trên tài liệu đã mang thủy vân, đóng gói vào manifest và thực hiện ký số Ed25519 trên biểu diễn chuẩn tắc RFC 8785:</w:t>
+        <w:t xml:space="preserve"> Quy trình cấp phát nhúng thủy vân vào tài liệu trước, sau đó mới tính toán mã băm SHA-256 trên tài liệu đã mang thủy vân, đóng gói vào manifest và thực hiện ký số Ed25519 trên biểu diễn chuẩn tắc RFC 8785:</w:t>
       </w:r>
     </w:p>
     <w:p>
@@ -12376,14 +12551,7 @@
           <w:i/>
           <w:iCs/>
         </w:rPr>
-        <w:t xml:space="preserve"> </w:t>
-      </w:r>
-      <w:r>
-        <w:rPr>
-          <w:i/>
-          <w:iCs/>
-        </w:rPr>
-        <w:t>được tính trên chính tệp đã nhúng thủy vân sau khi tệp ấy được tải lên kho lưu trữ (</w:t>
+        <w:t xml:space="preserve"> được tính trên chính tệp đã nhúng thủy vân sau khi tệp ấy được tải lên kho lưu trữ (</w:t>
       </w:r>
       <w:r>
         <w:rPr>
@@ -12455,10 +12623,7 @@
         <w:t xml:space="preserve"> chỉ tồn tại ở tầng nghiên cứu, đã bị chính bản phát hành này thay thế).</w:t>
       </w:r>
       <w:r>
-        <w:t xml:space="preserve"> </w:t>
-      </w:r>
-      <w:r>
-        <w:t>Chữ ký số bảo vệ tính toàn vẹn và chống giả mạo của hồ sơ cấp phát chứa mã băm của văn bản đã mang thủy vân dưới các giả định an toàn mật mã của SHA-256 và Ed25519.</w:t>
+        <w:t xml:space="preserve"> Chữ ký số bảo vệ tính toàn vẹn và chống giả mạo của hồ sơ cấp phát chứa mã băm của văn bản đã mang thủy vân dưới các giả định an toàn mật mã của SHA-256 và Ed25519.</w:t>
       </w:r>
     </w:p>
     <w:p>
@@ -12493,10 +12658,7 @@
         <w:t>Kênh số nguyên bản (exact channel):</w:t>
       </w:r>
       <w:r>
-        <w:t xml:space="preserve"> </w:t>
-      </w:r>
-      <w:r>
-        <w:t>Nếu tài liệu được truyền qua kênh số nguyên bản, hệ thống dùng mã băm SHA-256 và chữ ký số Ed25519 trên manifest để xác minh rằng biểu diễn nhị phân của tệp nhận được khớp hoàn toàn với bản tóm lược (digest) đã ký, dưới các giả định an toàn về tính kháng va chạm của SHA-256 và tính không thể giả mạo của Ed25519.</w:t>
+        <w:t xml:space="preserve"> Nếu tài liệu được truyền qua kênh số nguyên bản, hệ thống dùng mã băm SHA-256 và chữ ký số Ed25519 trên manifest để xác minh rằng biểu diễn nhị phân của tệp nhận được khớp hoàn toàn với bản tóm lược (digest) đã ký, dưới các giả định an toàn về tính kháng va chạm của SHA-256 và tính không thể giả mạo của Ed25519.</w:t>
       </w:r>
     </w:p>
     <w:p>
@@ -12537,10 +12699,7 @@
         <w:t>issuance_id</w:t>
       </w:r>
       <w:r>
-        <w:t>, từ đó làm cầu nối đối chiếu ngược về manifest gốc đã ký số trong cơ sở dữ liệu. Cần phân định rõ giữa mục tiêu thiết kế và năng lực đã đo được. Thế hệ V1 thất bại hoàn toàn trước JPEG-70 và Resize-0.75 (0/12 ở cả hai) và chỉ khôi phục một phần dưới Crop-0.25. Thế hệ V3, đo trên cùng một corpus, đạt 9/12 ở JPEG-70, 8/12 ở Resize-0.75 và 9/12 ở Crop-0.25 (Mục 4.2.1.1). Cả hai mức đều dưới cổng phát hành 0.95 mà nhóm tự đặt, nên phân hệ thủy vân vẫn mang nhãn nghiên cứu dù đã bật trên hệ thống đang chạy (Mục</w:t>
-      </w:r>
-      <w:r>
-        <w:t xml:space="preserve"> 4.2.4). (Bên cạnh thủy vân, các kỹ thuật điều tra số khác như perceptual hashing, đối soát OCR văn bản cũng có thể hỗ trợ nhưng thủy vân nhúng sẵn định danh trực tiếp trong nội dung ảnh).</w:t>
+        <w:t>, từ đó làm cầu nối đối chiếu ngược về manifest gốc đã ký số trong cơ sở dữ liệu. Cần phân định rõ giữa mục tiêu thiết kế và năng lực đã đo được. Thế hệ V1 thất bại hoàn toàn trước JPEG-70 và Resize-0.75 (0/12 ở cả hai) và chỉ khôi phục một phần dưới Crop-0.25. Thế hệ V3, đo trên cùng một corpus, đạt 9/12 ở JPEG-70, 8/12 ở Resize-0.75 và 9/12 ở Crop-0.25 (Mục 4.2.1.1). Cả hai mức đều dưới cổng phát hành 0.95 mà nhóm tự đặt, nên phân hệ thủy vân vẫn mang nhãn nghiên cứu dù đã bật trên hệ thống đang chạy (Mục 4.2.4). (Bên cạnh thủy vân, các kỹ thuật điều tra số khác như perceptual hashing, đối soát OCR văn bản cũng có thể hỗ trợ nhưng thủy vân nhúng sẵn định danh trực tiếp trong nội dung ảnh).</w:t>
       </w:r>
     </w:p>
     <w:p>
@@ -12566,9 +12725,9 @@
       <w:pPr>
         <w:pStyle w:val="Heading3"/>
       </w:pPr>
-      <w:bookmarkStart w:id="60" w:name="X0312fa8f0b5c3bf9d42aa6b97dc89cc58c0c60c"/>
-      <w:bookmarkStart w:id="61" w:name="_Toc240370170"/>
-      <w:bookmarkEnd w:id="58"/>
+      <w:bookmarkStart w:id="60" w:name="_Toc240370170"/>
+      <w:bookmarkStart w:id="61" w:name="X0312fa8f0b5c3bf9d42aa6b97dc89cc58c0c60c"/>
+      <w:bookmarkEnd w:id="59"/>
       <w:r>
         <w:t>3.1.4. Minh bạch ngữ nghĩa trạng thái trên production (</w:t>
       </w:r>
@@ -12581,7 +12740,7 @@
       <w:r>
         <w:t>)</w:t>
       </w:r>
-      <w:bookmarkEnd w:id="61"/>
+      <w:bookmarkEnd w:id="60"/>
     </w:p>
     <w:p>
       <w:pPr>
@@ -12813,31 +12972,25 @@
         <w:t>:</w:t>
       </w:r>
       <w:r>
-        <w:t xml:space="preserve"> </w:t>
-      </w:r>
-      <w:r>
-        <w:t xml:space="preserve">trong một giai đoạn, câu thông báo phạm vi nói thiếu so với việc hệ thống thực sự làm. Giao diện được đóng gói trước khi phân hệ truy vết được bật nên chỉ nhắc tới SHA-256 và chữ ký, trong khi phía sau đã chạy thêm bộ giải mã thủy vân ở mỗi lần xác minh. Bản đang chạy sửa điều đó, và sửa theo hướng không cứng nhắc: câu thông báo phạm vi được chọn ngay lúc hiển thị dựa trên danh sách mã hạn chế mà chính hệ thống trả về, chứ không phải một câu viết cứng trong giao diện. Khi </w:t>
+        <w:t xml:space="preserve"> trong một giai đoạn, câu thông báo phạm vi nói thiếu so với việc hệ thống thực sự làm. Giao diện được đóng gói trước khi phân hệ truy vết được bật nên chỉ nhắc tới SHA-256 và chữ ký, trong khi phía sau đã chạy thêm bộ giải mã thủy vân ở mỗi lần xác minh. Bản đang chạy sửa điều đó, và sửa theo hướng không cứng nhắc: câu thông báo phạm vi được chọn ngay lúc hiển thị dựa trên danh sách mã hạn chế mà chính hệ thống trả về, chứ không phải một câu viết cứng trong giao diện. Khi </w:t>
       </w:r>
       <w:r>
         <w:lastRenderedPageBreak/>
-        <w:t>phân hệ thủy vân bật, giao diện nói</w:t>
-      </w:r>
-      <w:r>
-        <w:t xml:space="preserve"> rõ nó làm hai việc là đối chiếu mã băm và đọc thủy vân; khi tắt, nó trở lại câu cũ. Nhờ vậy giao diện không thể mô tả sai năng lực của hệ thống, kể cả khi cấu hình đổi về sau.</w:t>
+        <w:t>phân hệ thủy vân bật, giao diện nói rõ nó làm hai việc là đối chiếu mã băm và đọc thủy vân; khi tắt, nó trở lại câu cũ. Nhờ vậy giao diện không thể mô tả sai năng lực của hệ thống, kể cả khi cấu hình đổi về sau.</w:t>
       </w:r>
     </w:p>
     <w:p>
       <w:pPr>
         <w:pStyle w:val="Heading2"/>
       </w:pPr>
-      <w:bookmarkStart w:id="62" w:name="X3d625d17d1f0504f98071dc287a38f8831705d6"/>
-      <w:bookmarkStart w:id="63" w:name="_Toc240370171"/>
-      <w:bookmarkEnd w:id="52"/>
-      <w:bookmarkEnd w:id="60"/>
+      <w:bookmarkStart w:id="62" w:name="_Toc240370171"/>
+      <w:bookmarkStart w:id="63" w:name="X3d625d17d1f0504f98071dc287a38f8831705d6"/>
+      <w:bookmarkEnd w:id="53"/>
+      <w:bookmarkEnd w:id="61"/>
       <w:r>
         <w:t>3.2. So sánh với các kỹ thuật xác minh bảo vệ tính toàn vẹn khác</w:t>
       </w:r>
-      <w:bookmarkEnd w:id="63"/>
+      <w:bookmarkEnd w:id="62"/>
     </w:p>
     <w:p>
       <w:pPr>
@@ -12851,19 +13004,108 @@
         <w:t>Lý thuyết đã công bố</w:t>
       </w:r>
       <w:r>
-        <w:t xml:space="preserve"> (tổng hợp từ [18], [3], [8] và [4])</w:t>
+        <w:t xml:space="preserve"> (tổng hợp từ </w:t>
+      </w:r>
+      <w:sdt>
+        <w:sdtPr>
+          <w:tag w:val="MENDELEY_CITATION_v3_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"/>
+          <w:id w:val="425471643"/>
+          <w:placeholder>
+            <w:docPart w:val="DefaultPlaceholder_-1854013440"/>
+          </w:placeholder>
+        </w:sdtPr>
+        <w:sdtContent>
+          <w:r>
+            <w:rPr>
+              <w:color w:val="000000"/>
+            </w:rPr>
+            <w:t>[3]</w:t>
+          </w:r>
+        </w:sdtContent>
+      </w:sdt>
+      <w:r>
+        <w:t>,</w:t>
+      </w:r>
+      <w:r>
+        <w:t xml:space="preserve"> </w:t>
+      </w:r>
+      <w:sdt>
+        <w:sdtPr>
+          <w:tag w:val="MENDELEY_CITATION_v3_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"/>
+          <w:id w:val="-1604641564"/>
+          <w:placeholder>
+            <w:docPart w:val="DefaultPlaceholder_-1854013440"/>
+          </w:placeholder>
+        </w:sdtPr>
+        <w:sdtContent>
+          <w:r>
+            <w:rPr>
+              <w:color w:val="000000"/>
+            </w:rPr>
+            <w:t>[1]</w:t>
+          </w:r>
+        </w:sdtContent>
+      </w:sdt>
+      <w:r>
+        <w:t>,</w:t>
+      </w:r>
+      <w:r>
+        <w:t xml:space="preserve"> </w:t>
+      </w:r>
+      <w:sdt>
+        <w:sdtPr>
+          <w:tag w:val="MENDELEY_CITATION_v3_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"/>
+          <w:id w:val="402492951"/>
+          <w:placeholder>
+            <w:docPart w:val="DefaultPlaceholder_-1854013440"/>
+          </w:placeholder>
+        </w:sdtPr>
+        <w:sdtContent>
+          <w:r>
+            <w:rPr>
+              <w:color w:val="000000"/>
+            </w:rPr>
+            <w:t>[4]</w:t>
+          </w:r>
+        </w:sdtContent>
+      </w:sdt>
+      <w:r>
+        <w:t xml:space="preserve"> </w:t>
+      </w:r>
+      <w:r>
+        <w:t xml:space="preserve">và </w:t>
+      </w:r>
+      <w:sdt>
+        <w:sdtPr>
+          <w:tag w:val="MENDELEY_CITATION_v3_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"/>
+          <w:id w:val="-457031465"/>
+          <w:placeholder>
+            <w:docPart w:val="DefaultPlaceholder_-1854013440"/>
+          </w:placeholder>
+        </w:sdtPr>
+        <w:sdtContent>
+          <w:r>
+            <w:rPr>
+              <w:color w:val="000000"/>
+            </w:rPr>
+            <w:t>[5]</w:t>
+          </w:r>
+        </w:sdtContent>
+      </w:sdt>
+      <w:r>
+        <w:t>)</w:t>
       </w:r>
     </w:p>
     <w:p>
       <w:pPr>
         <w:pStyle w:val="Heading3"/>
       </w:pPr>
-      <w:bookmarkStart w:id="64" w:name="X731dd5071b32ee17cfdf115e5fb1cc74bfa1fef"/>
-      <w:bookmarkStart w:id="65" w:name="_Toc240370172"/>
+      <w:bookmarkStart w:id="64" w:name="_Toc240370172"/>
+      <w:bookmarkStart w:id="65" w:name="X731dd5071b32ee17cfdf115e5fb1cc74bfa1fef"/>
       <w:r>
         <w:t>3.2.1. Ma trận so sánh: bảy tiêu chí trên sáu kỹ thuật</w:t>
       </w:r>
-      <w:bookmarkEnd w:id="65"/>
+      <w:bookmarkEnd w:id="64"/>
     </w:p>
     <w:p>
       <w:pPr>
@@ -13786,14 +14028,14 @@
       <w:pPr>
         <w:pStyle w:val="Heading3"/>
       </w:pPr>
-      <w:bookmarkStart w:id="66" w:name="Xe7db50e2b15f38fb2460a20c566d37b6de66f7f"/>
-      <w:bookmarkStart w:id="67" w:name="_Toc240370173"/>
-      <w:bookmarkEnd w:id="64"/>
+      <w:bookmarkStart w:id="66" w:name="_Toc240370173"/>
+      <w:bookmarkStart w:id="67" w:name="Xe7db50e2b15f38fb2460a20c566d37b6de66f7f"/>
+      <w:bookmarkEnd w:id="65"/>
       <w:r>
         <w:lastRenderedPageBreak/>
         <w:t>3.2.2. Phân tích tương phản chuyên sâu giữa các cặp kỹ thuật</w:t>
       </w:r>
-      <w:bookmarkEnd w:id="67"/>
+      <w:bookmarkEnd w:id="66"/>
     </w:p>
     <w:p>
       <w:pPr>
@@ -13855,10 +14097,7 @@
         <w:t>Giấu tin mật:</w:t>
       </w:r>
       <w:r>
-        <w:t xml:space="preserve"> </w:t>
-      </w:r>
-      <w:r>
-        <w:t>Mục tiêu tối thượng là giấu sự tồn tại của hành vi truyền tin (kẻ nghe lén không được biết có thông điệp ẩn). Các yếu tố dung lượng (capacity), khả năng chống phân tích ẩn mật (steganalysis resistance) và độ bền vững (robustness) là các bài toán đánh đổi phụ thuộc vào mục tiêu thiết kế của từng sơ đồ; nếu kênh truyền bị can thiệp làm mất dữ liệu nhúng, liên lạc bí mật có thể thất bại.</w:t>
+        <w:t xml:space="preserve"> Mục tiêu tối thượng là giấu sự tồn tại của hành vi truyền tin (kẻ nghe lén không được biết có thông điệp ẩn). Các yếu tố dung lượng (capacity), khả năng chống phân tích ẩn mật (steganalysis resistance) và độ bền vững (robustness) là các bài toán đánh đổi phụ thuộc vào mục tiêu thiết kế của từng sơ đồ; nếu kênh truyền bị can thiệp làm mất dữ liệu nhúng, liên lạc bí mật có thể thất bại.</w:t>
       </w:r>
     </w:p>
     <w:p>
@@ -13877,10 +14116,7 @@
         <w:t>Thủy vân số:</w:t>
       </w:r>
       <w:r>
-        <w:t xml:space="preserve"> </w:t>
-      </w:r>
-      <w:r>
-        <w:t>Sự tồn tại của thủy vân có thể được công bố công khai. Mục tiêu tối thượng là gắn chặt thông điệp vào vật mang; thuật toán được thiết kế để gây khó khăn tối đa cho kẻ tấn công khi cố loại bỏ thủy vân mà không làm suy giảm nghiêm trọng giá trị sử dụng của vật mang trong ngưỡng thiết kế xác định. Tuy nhiên, không có thủy vân nào mặc nhiên bất khả xóa trong mọi điều kiện tấn công tùy ý.</w:t>
+        <w:t xml:space="preserve"> Sự tồn tại của thủy vân có thể được công bố công khai. Mục tiêu tối thượng là gắn chặt thông điệp vào vật mang; thuật toán được thiết kế để gây khó khăn tối đa cho kẻ tấn công khi cố loại bỏ thủy vân mà không làm suy giảm nghiêm trọng giá trị sử dụng của vật mang trong ngưỡng thiết kế xác định. Tuy nhiên, không có thủy vân nào mặc nhiên bất khả xóa trong mọi điều kiện tấn công tùy ý.</w:t>
       </w:r>
     </w:p>
     <w:p>
@@ -13909,10 +14145,7 @@
         <w:t>Chữ ký số:</w:t>
       </w:r>
       <w:r>
-        <w:t xml:space="preserve"> </w:t>
-      </w:r>
-      <w:r>
-        <w:t>Bảo vệ văn bản trên biểu diễn số nguyên bản (exact representation). Bất kỳ sự thay đổi byte nào đều khiến chữ ký ban đầu không còn hợp lệ; chữ ký số không tự cung cấp cơ chế so khớp hay phục hồi đối với các bản đã qua biến đổi tương tự, như in ra rồi quét lại hoặc chụp ảnh màn hình.</w:t>
+        <w:t xml:space="preserve"> Bảo vệ văn bản trên biểu diễn số nguyên bản (exact representation). Bất kỳ sự thay đổi byte nào đều khiến chữ ký ban đầu không còn hợp lệ; chữ ký số không tự cung cấp cơ chế so khớp hay phục hồi đối với các bản đã qua biến đổi tương tự, như in ra rồi quét lại hoặc chụp ảnh màn hình.</w:t>
       </w:r>
     </w:p>
     <w:p>
@@ -13931,20 +14164,11 @@
         <w:t>Thủy vân số:</w:t>
       </w:r>
       <w:r>
-        <w:t xml:space="preserve"> </w:t>
-      </w:r>
-      <w:r>
-        <w:t xml:space="preserve">Tồn tại trên kênh tín hiệu trực quan. Về mặt lý thuyết thiết kế, thủy vân bền vững hướng tới cung cấp cơ chế trích xuất định danh để làm cầu nối đối chiếu ngay cả khi tài liệu đã bị biến đổi qua kênh tương tự: cắt xén, in ra rồi quét lại, chụp lại màn hình. Trong thực nghiệm của SplitBind, </w:t>
+        <w:t xml:space="preserve"> Tồn tại trên kênh tín hiệu trực quan. Về mặt lý thuyết thiết kế, thủy vân bền vững hướng tới cung cấp cơ chế trích xuất định danh để làm cầu nối đối chiếu ngay cả khi tài liệu đã bị biến đổi qua kênh tương tự: cắt xén, in ra rồi quét lại, chụp lại màn hình. Trong thực nghiệm của SplitBind, </w:t>
       </w:r>
       <w:r>
         <w:lastRenderedPageBreak/>
-        <w:t>năng lực này phụ thuộc thế hệ thuật toán. Ở thế hệ V1, giải mã bị phá vỡ hoàn toàn trước JPEG-70 và Resize-0.75 (0/12 cả hai) và chỉ khôi phục một phần dưới Crop-0.25. Ở thế hệ nghiên cứu V3, đo trên đúng cùng corpus và c</w:t>
-      </w:r>
-      <w:r>
-        <w:t>ùng bộ cổng, giải mã đạt 9/12 với JPEG-70, 9/12 với Crop-0.25 và 8/12 với Resize-0.75; đáng chú ý là JPEG-70 và Crop-0.25 không gây mất mát nào so với kênh không bị tấn công (chi tiết phân rã ở Mục 4.2.1). Dù vậy V3 vẫn không đạt cổng phát hành 0.95 và mang phạm vi bằng chứng</w:t>
-      </w:r>
-      <w:r>
-        <w:t xml:space="preserve"> </w:t>
+        <w:t xml:space="preserve">năng lực này phụ thuộc thế hệ thuật toán. Ở thế hệ V1, giải mã bị phá vỡ hoàn toàn trước JPEG-70 và Resize-0.75 (0/12 cả hai) và chỉ khôi phục một phần dưới Crop-0.25. Ở thế hệ nghiên cứu V3, đo trên đúng cùng corpus và cùng bộ cổng, giải mã đạt 9/12 với JPEG-70, 9/12 với Crop-0.25 và 8/12 với Resize-0.75; đáng chú ý là JPEG-70 và Crop-0.25 không gây mất mát nào so với kênh không bị tấn công (chi tiết phân rã ở Mục 4.2.1). Dù vậy V3 vẫn không đạt cổng phát hành 0.95 và mang phạm vi bằng chứng </w:t>
       </w:r>
       <w:r>
         <w:rPr>
@@ -13960,38 +14184,38 @@
       <w:pPr>
         <w:pStyle w:val="Heading1"/>
       </w:pPr>
-      <w:bookmarkStart w:id="70" w:name="X9841bc93db205883626cadedc2ca5d988da25b0"/>
-      <w:bookmarkStart w:id="71" w:name="_Toc240370174"/>
-      <w:bookmarkEnd w:id="50"/>
-      <w:bookmarkEnd w:id="62"/>
-      <w:bookmarkEnd w:id="66"/>
+      <w:bookmarkStart w:id="70" w:name="_Toc240370174"/>
+      <w:bookmarkStart w:id="71" w:name="X9841bc93db205883626cadedc2ca5d988da25b0"/>
+      <w:bookmarkEnd w:id="51"/>
+      <w:bookmarkEnd w:id="63"/>
+      <w:bookmarkEnd w:id="67"/>
       <w:bookmarkEnd w:id="69"/>
       <w:r>
         <w:t>CHƯƠNG 4. HỆ THỐNG SPLITBIND: XÂY DỰNG, THỰC NGHIỆM VÀ ĐỀ XUẤT</w:t>
       </w:r>
-      <w:bookmarkEnd w:id="71"/>
+      <w:bookmarkEnd w:id="70"/>
     </w:p>
     <w:p>
       <w:pPr>
         <w:pStyle w:val="Heading2"/>
       </w:pPr>
-      <w:bookmarkStart w:id="72" w:name="kiến-trúc-và-cách-xây-dựng-hệ-thống"/>
-      <w:bookmarkStart w:id="73" w:name="_Toc240370175"/>
+      <w:bookmarkStart w:id="72" w:name="_Toc240370175"/>
+      <w:bookmarkStart w:id="73" w:name="kiến-trúc-và-cách-xây-dựng-hệ-thống"/>
       <w:r>
         <w:t>4.1. Kiến trúc và cách xây dựng hệ thống</w:t>
       </w:r>
-      <w:bookmarkEnd w:id="73"/>
+      <w:bookmarkEnd w:id="72"/>
     </w:p>
     <w:p>
       <w:pPr>
         <w:pStyle w:val="Heading3"/>
       </w:pPr>
-      <w:bookmarkStart w:id="74" w:name="sơ-đồ-kiến-trúc-hệ-thống-splitbind"/>
-      <w:bookmarkStart w:id="75" w:name="_Toc240370176"/>
+      <w:bookmarkStart w:id="74" w:name="_Toc240370176"/>
+      <w:bookmarkStart w:id="75" w:name="sơ-đồ-kiến-trúc-hệ-thống-splitbind"/>
       <w:r>
         <w:t>4.1.1. Sơ đồ kiến trúc hệ thống SplitBind</w:t>
       </w:r>
-      <w:bookmarkEnd w:id="75"/>
+      <w:bookmarkEnd w:id="74"/>
     </w:p>
     <w:p>
       <w:pPr>
@@ -14010,7 +14234,19 @@
         <w:rPr>
           <w:rStyle w:val="VerbatimChar"/>
         </w:rPr>
-        <w:t xml:space="preserve">                            [ CLIENT BROWSER ]</w:t>
+        <w:t xml:space="preserve">   </w:t>
+      </w:r>
+      <w:r>
+        <w:rPr>
+          <w:rStyle w:val="VerbatimChar"/>
+        </w:rPr>
+        <w:t xml:space="preserve"> </w:t>
+      </w:r>
+      <w:r>
+        <w:rPr>
+          <w:rStyle w:val="VerbatimChar"/>
+        </w:rPr>
+        <w:t>[ CLIENT BROWSER ]</w:t>
       </w:r>
       <w:r>
         <w:br/>
@@ -14019,7 +14255,19 @@
         <w:rPr>
           <w:rStyle w:val="VerbatimChar"/>
         </w:rPr>
-        <w:t xml:space="preserve">                                    │</w:t>
+        <w:t xml:space="preserve">    </w:t>
+      </w:r>
+      <w:r>
+        <w:rPr>
+          <w:rStyle w:val="VerbatimChar"/>
+        </w:rPr>
+        <w:t xml:space="preserve"> </w:t>
+      </w:r>
+      <w:r>
+        <w:rPr>
+          <w:rStyle w:val="VerbatimChar"/>
+        </w:rPr>
+        <w:t>│</w:t>
       </w:r>
       <w:r>
         <w:br/>
@@ -14028,7 +14276,13 @@
         <w:rPr>
           <w:rStyle w:val="VerbatimChar"/>
         </w:rPr>
-        <w:t xml:space="preserve">                               HTTPS / TLS</w:t>
+        <w:t xml:space="preserve">    </w:t>
+      </w:r>
+      <w:r>
+        <w:rPr>
+          <w:rStyle w:val="VerbatimChar"/>
+        </w:rPr>
+        <w:t>HTTPS / TLS</w:t>
       </w:r>
       <w:r>
         <w:br/>
@@ -14037,7 +14291,19 @@
         <w:rPr>
           <w:rStyle w:val="VerbatimChar"/>
         </w:rPr>
-        <w:t xml:space="preserve">                                    ▼</w:t>
+        <w:t xml:space="preserve">    </w:t>
+      </w:r>
+      <w:r>
+        <w:rPr>
+          <w:rStyle w:val="VerbatimChar"/>
+        </w:rPr>
+        <w:t xml:space="preserve"> </w:t>
+      </w:r>
+      <w:r>
+        <w:rPr>
+          <w:rStyle w:val="VerbatimChar"/>
+        </w:rPr>
+        <w:t>▼</w:t>
       </w:r>
       <w:r>
         <w:br/>
@@ -14046,7 +14312,13 @@
         <w:rPr>
           <w:rStyle w:val="VerbatimChar"/>
         </w:rPr>
-        <w:t xml:space="preserve">                         [ Caddy Reverse Proxy ]</w:t>
+        <w:t xml:space="preserve">   </w:t>
+      </w:r>
+      <w:r>
+        <w:rPr>
+          <w:rStyle w:val="VerbatimChar"/>
+        </w:rPr>
+        <w:t xml:space="preserve"> [ Caddy Reverse Proxy ]</w:t>
       </w:r>
       <w:r>
         <w:br/>
@@ -14055,7 +14327,19 @@
         <w:rPr>
           <w:rStyle w:val="VerbatimChar"/>
         </w:rPr>
-        <w:t xml:space="preserve">                                    │</w:t>
+        <w:t xml:space="preserve">    </w:t>
+      </w:r>
+      <w:r>
+        <w:rPr>
+          <w:rStyle w:val="VerbatimChar"/>
+        </w:rPr>
+        <w:t xml:space="preserve"> </w:t>
+      </w:r>
+      <w:r>
+        <w:rPr>
+          <w:rStyle w:val="VerbatimChar"/>
+        </w:rPr>
+        <w:t>│</w:t>
       </w:r>
       <w:r>
         <w:br/>
@@ -14064,7 +14348,19 @@
         <w:rPr>
           <w:rStyle w:val="VerbatimChar"/>
         </w:rPr>
-        <w:t xml:space="preserve">                  ┌─────────────────┴─────────────────┐</w:t>
+        <w:t xml:space="preserve">  </w:t>
+      </w:r>
+      <w:r>
+        <w:rPr>
+          <w:rStyle w:val="VerbatimChar"/>
+        </w:rPr>
+        <w:t xml:space="preserve"> </w:t>
+      </w:r>
+      <w:r>
+        <w:rPr>
+          <w:rStyle w:val="VerbatimChar"/>
+        </w:rPr>
+        <w:t>┌─────────────────┴─────────────────┐</w:t>
       </w:r>
       <w:r>
         <w:br/>
@@ -14073,7 +14369,37 @@
         <w:rPr>
           <w:rStyle w:val="VerbatimChar"/>
         </w:rPr>
-        <w:t xml:space="preserve">                  ▼                                   ▼</w:t>
+        <w:t xml:space="preserve">  </w:t>
+      </w:r>
+      <w:r>
+        <w:rPr>
+          <w:rStyle w:val="VerbatimChar"/>
+        </w:rPr>
+        <w:t xml:space="preserve"> </w:t>
+      </w:r>
+      <w:r>
+        <w:rPr>
+          <w:rStyle w:val="VerbatimChar"/>
+        </w:rPr>
+        <w:t>▼</w:t>
+      </w:r>
+      <w:r>
+        <w:rPr>
+          <w:rStyle w:val="VerbatimChar"/>
+        </w:rPr>
+        <w:t xml:space="preserve">    </w:t>
+      </w:r>
+      <w:r>
+        <w:rPr>
+          <w:rStyle w:val="VerbatimChar"/>
+        </w:rPr>
+        <w:t xml:space="preserve"> </w:t>
+      </w:r>
+      <w:r>
+        <w:rPr>
+          <w:rStyle w:val="VerbatimChar"/>
+        </w:rPr>
+        <w:t>▼</w:t>
       </w:r>
       <w:r>
         <w:br/>
@@ -14082,7 +14408,25 @@
         <w:rPr>
           <w:rStyle w:val="VerbatimChar"/>
         </w:rPr>
-        <w:t xml:space="preserve">        [ React Frontend UI ]               [ Django API Backend ]</w:t>
+        <w:t xml:space="preserve"> </w:t>
+      </w:r>
+      <w:r>
+        <w:rPr>
+          <w:rStyle w:val="VerbatimChar"/>
+        </w:rPr>
+        <w:t>[ React Frontend UI ]</w:t>
+      </w:r>
+      <w:r>
+        <w:rPr>
+          <w:rStyle w:val="VerbatimChar"/>
+        </w:rPr>
+        <w:t xml:space="preserve">  </w:t>
+      </w:r>
+      <w:r>
+        <w:rPr>
+          <w:rStyle w:val="VerbatimChar"/>
+        </w:rPr>
+        <w:t>[ Django API Backend ]</w:t>
       </w:r>
       <w:r>
         <w:br/>
@@ -14092,7 +14436,31 @@
           <w:rStyle w:val="VerbatimChar"/>
         </w:rPr>
         <w:lastRenderedPageBreak/>
-        <w:t xml:space="preserve">         (apps/web - Vite)                   (services/api)</w:t>
+        <w:t xml:space="preserve"> </w:t>
+      </w:r>
+      <w:r>
+        <w:rPr>
+          <w:rStyle w:val="VerbatimChar"/>
+        </w:rPr>
+        <w:t xml:space="preserve"> (apps/web - Vite)</w:t>
+      </w:r>
+      <w:r>
+        <w:rPr>
+          <w:rStyle w:val="VerbatimChar"/>
+        </w:rPr>
+        <w:t xml:space="preserve">  </w:t>
+      </w:r>
+      <w:r>
+        <w:rPr>
+          <w:rStyle w:val="VerbatimChar"/>
+        </w:rPr>
+        <w:t xml:space="preserve"> </w:t>
+      </w:r>
+      <w:r>
+        <w:rPr>
+          <w:rStyle w:val="VerbatimChar"/>
+        </w:rPr>
+        <w:t>(services/api)</w:t>
       </w:r>
       <w:r>
         <w:br/>
@@ -14101,7 +14469,37 @@
         <w:rPr>
           <w:rStyle w:val="VerbatimChar"/>
         </w:rPr>
-        <w:t xml:space="preserve">                  │                                   │</w:t>
+        <w:t xml:space="preserve">  </w:t>
+      </w:r>
+      <w:r>
+        <w:rPr>
+          <w:rStyle w:val="VerbatimChar"/>
+        </w:rPr>
+        <w:t xml:space="preserve"> </w:t>
+      </w:r>
+      <w:r>
+        <w:rPr>
+          <w:rStyle w:val="VerbatimChar"/>
+        </w:rPr>
+        <w:t>│</w:t>
+      </w:r>
+      <w:r>
+        <w:rPr>
+          <w:rStyle w:val="VerbatimChar"/>
+        </w:rPr>
+        <w:t xml:space="preserve">    </w:t>
+      </w:r>
+      <w:r>
+        <w:rPr>
+          <w:rStyle w:val="VerbatimChar"/>
+        </w:rPr>
+        <w:t xml:space="preserve"> </w:t>
+      </w:r>
+      <w:r>
+        <w:rPr>
+          <w:rStyle w:val="VerbatimChar"/>
+        </w:rPr>
+        <w:t>│</w:t>
       </w:r>
       <w:r>
         <w:br/>
@@ -14110,7 +14508,37 @@
         <w:rPr>
           <w:rStyle w:val="VerbatimChar"/>
         </w:rPr>
-        <w:t xml:space="preserve">                  │                            Database Queries</w:t>
+        <w:t xml:space="preserve">  </w:t>
+      </w:r>
+      <w:r>
+        <w:rPr>
+          <w:rStyle w:val="VerbatimChar"/>
+        </w:rPr>
+        <w:t xml:space="preserve"> </w:t>
+      </w:r>
+      <w:r>
+        <w:rPr>
+          <w:rStyle w:val="VerbatimChar"/>
+        </w:rPr>
+        <w:t>│</w:t>
+      </w:r>
+      <w:r>
+        <w:rPr>
+          <w:rStyle w:val="VerbatimChar"/>
+        </w:rPr>
+        <w:t xml:space="preserve">   </w:t>
+      </w:r>
+      <w:r>
+        <w:rPr>
+          <w:rStyle w:val="VerbatimChar"/>
+        </w:rPr>
+        <w:t xml:space="preserve"> </w:t>
+      </w:r>
+      <w:r>
+        <w:rPr>
+          <w:rStyle w:val="VerbatimChar"/>
+        </w:rPr>
+        <w:t>Database Queries</w:t>
       </w:r>
       <w:r>
         <w:br/>
@@ -14119,7 +14547,37 @@
         <w:rPr>
           <w:rStyle w:val="VerbatimChar"/>
         </w:rPr>
-        <w:t xml:space="preserve">                  │                                   ▼</w:t>
+        <w:t xml:space="preserve">  </w:t>
+      </w:r>
+      <w:r>
+        <w:rPr>
+          <w:rStyle w:val="VerbatimChar"/>
+        </w:rPr>
+        <w:t xml:space="preserve"> </w:t>
+      </w:r>
+      <w:r>
+        <w:rPr>
+          <w:rStyle w:val="VerbatimChar"/>
+        </w:rPr>
+        <w:t>│</w:t>
+      </w:r>
+      <w:r>
+        <w:rPr>
+          <w:rStyle w:val="VerbatimChar"/>
+        </w:rPr>
+        <w:t xml:space="preserve">    </w:t>
+      </w:r>
+      <w:r>
+        <w:rPr>
+          <w:rStyle w:val="VerbatimChar"/>
+        </w:rPr>
+        <w:t xml:space="preserve"> </w:t>
+      </w:r>
+      <w:r>
+        <w:rPr>
+          <w:rStyle w:val="VerbatimChar"/>
+        </w:rPr>
+        <w:t>▼</w:t>
       </w:r>
       <w:r>
         <w:br/>
@@ -14128,7 +14586,31 @@
         <w:rPr>
           <w:rStyle w:val="VerbatimChar"/>
         </w:rPr>
-        <w:t xml:space="preserve">                  │                        [ Neon PostgreSQL 18 ]</w:t>
+        <w:t xml:space="preserve">  </w:t>
+      </w:r>
+      <w:r>
+        <w:rPr>
+          <w:rStyle w:val="VerbatimChar"/>
+        </w:rPr>
+        <w:t xml:space="preserve"> </w:t>
+      </w:r>
+      <w:r>
+        <w:rPr>
+          <w:rStyle w:val="VerbatimChar"/>
+        </w:rPr>
+        <w:t>│</w:t>
+      </w:r>
+      <w:r>
+        <w:rPr>
+          <w:rStyle w:val="VerbatimChar"/>
+        </w:rPr>
+        <w:t xml:space="preserve">   </w:t>
+      </w:r>
+      <w:r>
+        <w:rPr>
+          <w:rStyle w:val="VerbatimChar"/>
+        </w:rPr>
+        <w:t>[ Neon PostgreSQL 18 ]</w:t>
       </w:r>
       <w:r>
         <w:br/>
@@ -14137,7 +14619,31 @@
         <w:rPr>
           <w:rStyle w:val="VerbatimChar"/>
         </w:rPr>
-        <w:t xml:space="preserve">                  │                         (Metadata &amp; Manifests)</w:t>
+        <w:t xml:space="preserve">  </w:t>
+      </w:r>
+      <w:r>
+        <w:rPr>
+          <w:rStyle w:val="VerbatimChar"/>
+        </w:rPr>
+        <w:t xml:space="preserve"> </w:t>
+      </w:r>
+      <w:r>
+        <w:rPr>
+          <w:rStyle w:val="VerbatimChar"/>
+        </w:rPr>
+        <w:t>│</w:t>
+      </w:r>
+      <w:r>
+        <w:rPr>
+          <w:rStyle w:val="VerbatimChar"/>
+        </w:rPr>
+        <w:t xml:space="preserve">   </w:t>
+      </w:r>
+      <w:r>
+        <w:rPr>
+          <w:rStyle w:val="VerbatimChar"/>
+        </w:rPr>
+        <w:t xml:space="preserve"> (Metadata &amp; Manifests)</w:t>
       </w:r>
       <w:r>
         <w:br/>
@@ -14146,7 +14652,37 @@
         <w:rPr>
           <w:rStyle w:val="VerbatimChar"/>
         </w:rPr>
-        <w:t xml:space="preserve">                  │                                   │</w:t>
+        <w:t xml:space="preserve">  </w:t>
+      </w:r>
+      <w:r>
+        <w:rPr>
+          <w:rStyle w:val="VerbatimChar"/>
+        </w:rPr>
+        <w:t xml:space="preserve"> </w:t>
+      </w:r>
+      <w:r>
+        <w:rPr>
+          <w:rStyle w:val="VerbatimChar"/>
+        </w:rPr>
+        <w:t>│</w:t>
+      </w:r>
+      <w:r>
+        <w:rPr>
+          <w:rStyle w:val="VerbatimChar"/>
+        </w:rPr>
+        <w:t xml:space="preserve">    </w:t>
+      </w:r>
+      <w:r>
+        <w:rPr>
+          <w:rStyle w:val="VerbatimChar"/>
+        </w:rPr>
+        <w:t xml:space="preserve"> </w:t>
+      </w:r>
+      <w:r>
+        <w:rPr>
+          <w:rStyle w:val="VerbatimChar"/>
+        </w:rPr>
+        <w:t>│</w:t>
       </w:r>
       <w:r>
         <w:br/>
@@ -14155,7 +14691,37 @@
         <w:rPr>
           <w:rStyle w:val="VerbatimChar"/>
         </w:rPr>
-        <w:t xml:space="preserve">                  ▼                                   ▼</w:t>
+        <w:t xml:space="preserve">  </w:t>
+      </w:r>
+      <w:r>
+        <w:rPr>
+          <w:rStyle w:val="VerbatimChar"/>
+        </w:rPr>
+        <w:t xml:space="preserve"> </w:t>
+      </w:r>
+      <w:r>
+        <w:rPr>
+          <w:rStyle w:val="VerbatimChar"/>
+        </w:rPr>
+        <w:t>▼</w:t>
+      </w:r>
+      <w:r>
+        <w:rPr>
+          <w:rStyle w:val="VerbatimChar"/>
+        </w:rPr>
+        <w:t xml:space="preserve">    </w:t>
+      </w:r>
+      <w:r>
+        <w:rPr>
+          <w:rStyle w:val="VerbatimChar"/>
+        </w:rPr>
+        <w:t xml:space="preserve"> </w:t>
+      </w:r>
+      <w:r>
+        <w:rPr>
+          <w:rStyle w:val="VerbatimChar"/>
+        </w:rPr>
+        <w:t>▼</w:t>
       </w:r>
       <w:r>
         <w:br/>
@@ -14164,7 +14730,31 @@
         <w:rPr>
           <w:rStyle w:val="VerbatimChar"/>
         </w:rPr>
-        <w:t xml:space="preserve">        Direct Presigned S3           [ Cloudflare R2 Bucket ]</w:t>
+        <w:t xml:space="preserve"> </w:t>
+      </w:r>
+      <w:r>
+        <w:rPr>
+          <w:rStyle w:val="VerbatimChar"/>
+        </w:rPr>
+        <w:t>Direct Presigned S3</w:t>
+      </w:r>
+      <w:r>
+        <w:rPr>
+          <w:rStyle w:val="VerbatimChar"/>
+        </w:rPr>
+        <w:t xml:space="preserve"> </w:t>
+      </w:r>
+      <w:r>
+        <w:rPr>
+          <w:rStyle w:val="VerbatimChar"/>
+        </w:rPr>
+        <w:t xml:space="preserve"> </w:t>
+      </w:r>
+      <w:r>
+        <w:rPr>
+          <w:rStyle w:val="VerbatimChar"/>
+        </w:rPr>
+        <w:t>[ Cloudflare R2 Bucket ]</w:t>
       </w:r>
       <w:r>
         <w:br/>
@@ -14173,7 +14763,19 @@
         <w:rPr>
           <w:rStyle w:val="VerbatimChar"/>
         </w:rPr>
-        <w:t xml:space="preserve">                  └──────────────────────► (PDF / PNG Objects)</w:t>
+        <w:t xml:space="preserve">  </w:t>
+      </w:r>
+      <w:r>
+        <w:rPr>
+          <w:rStyle w:val="VerbatimChar"/>
+        </w:rPr>
+        <w:t xml:space="preserve"> </w:t>
+      </w:r>
+      <w:r>
+        <w:rPr>
+          <w:rStyle w:val="VerbatimChar"/>
+        </w:rPr>
+        <w:t>└──────────────────────► (PDF / PNG Objects)</w:t>
       </w:r>
       <w:r>
         <w:br/>
@@ -14194,7 +14796,13 @@
         <w:rPr>
           <w:rStyle w:val="VerbatimChar"/>
         </w:rPr>
-        <w:t xml:space="preserve">        TẦNG NGHIÊN CỨU và KIỂM THỬ THUẬT TOÁN (RESEARCH)</w:t>
+        <w:t xml:space="preserve"> </w:t>
+      </w:r>
+      <w:r>
+        <w:rPr>
+          <w:rStyle w:val="VerbatimChar"/>
+        </w:rPr>
+        <w:t>TẦNG NGHIÊN CỨU và KIỂM THỬ THUẬT TOÁN (RESEARCH)</w:t>
       </w:r>
       <w:r>
         <w:br/>
@@ -14203,7 +14811,13 @@
         <w:rPr>
           <w:rStyle w:val="VerbatimChar"/>
         </w:rPr>
-        <w:t xml:space="preserve">  [ Python Reference Codec ]</w:t>
+        <w:t xml:space="preserve"> </w:t>
+      </w:r>
+      <w:r>
+        <w:rPr>
+          <w:rStyle w:val="VerbatimChar"/>
+        </w:rPr>
+        <w:t>[ Python Reference Codec ]</w:t>
       </w:r>
       <w:r>
         <w:br/>
@@ -14212,7 +14826,13 @@
         <w:rPr>
           <w:rStyle w:val="VerbatimChar"/>
         </w:rPr>
-        <w:t xml:space="preserve">        ──► [ Synthetic Corpus ] ──► [ Attack Matrix ]</w:t>
+        <w:t xml:space="preserve"> </w:t>
+      </w:r>
+      <w:r>
+        <w:rPr>
+          <w:rStyle w:val="VerbatimChar"/>
+        </w:rPr>
+        <w:t>──► [ Synthetic Corpus ] ──► [ Attack Matrix ]</w:t>
       </w:r>
       <w:r>
         <w:br/>
@@ -14221,7 +14841,31 @@
         <w:rPr>
           <w:rStyle w:val="VerbatimChar"/>
         </w:rPr>
-        <w:t xml:space="preserve">    - DWT-DCT-QIM Fingerprint          - 31 Image Attacks</w:t>
+        <w:t xml:space="preserve"> </w:t>
+      </w:r>
+      <w:r>
+        <w:rPr>
+          <w:rStyle w:val="VerbatimChar"/>
+        </w:rPr>
+        <w:t>- DWT-DCT-QIM Fingerprint</w:t>
+      </w:r>
+      <w:r>
+        <w:rPr>
+          <w:rStyle w:val="VerbatimChar"/>
+        </w:rPr>
+        <w:t xml:space="preserve"> </w:t>
+      </w:r>
+      <w:r>
+        <w:rPr>
+          <w:rStyle w:val="VerbatimChar"/>
+        </w:rPr>
+        <w:t xml:space="preserve"> </w:t>
+      </w:r>
+      <w:r>
+        <w:rPr>
+          <w:rStyle w:val="VerbatimChar"/>
+        </w:rPr>
+        <w:t>- 31 Image Attacks</w:t>
       </w:r>
       <w:r>
         <w:br/>
@@ -14230,20 +14874,38 @@
         <w:rPr>
           <w:rStyle w:val="VerbatimChar"/>
         </w:rPr>
-        <w:t xml:space="preserve">    - Semi-fragile HMAC Tamper         - 4 Tamper Attacks</w:t>
+        <w:t xml:space="preserve"> </w:t>
+      </w:r>
+      <w:r>
+        <w:rPr>
+          <w:rStyle w:val="VerbatimChar"/>
+        </w:rPr>
+        <w:t>- Semi-fragile HMAC Tamper</w:t>
+      </w:r>
+      <w:r>
+        <w:rPr>
+          <w:rStyle w:val="VerbatimChar"/>
+        </w:rPr>
+        <w:t xml:space="preserve"> </w:t>
+      </w:r>
+      <w:r>
+        <w:rPr>
+          <w:rStyle w:val="VerbatimChar"/>
+        </w:rPr>
+        <w:t xml:space="preserve"> - 4 Tamper Attacks</w:t>
       </w:r>
     </w:p>
     <w:p>
       <w:pPr>
         <w:pStyle w:val="Heading3"/>
       </w:pPr>
-      <w:bookmarkStart w:id="76" w:name="hai-quy-trình-nghiệp-vụ-cốt-lõi"/>
-      <w:bookmarkStart w:id="77" w:name="_Toc240370177"/>
-      <w:bookmarkEnd w:id="74"/>
+      <w:bookmarkStart w:id="76" w:name="_Toc240370177"/>
+      <w:bookmarkStart w:id="77" w:name="hai-quy-trình-nghiệp-vụ-cốt-lõi"/>
+      <w:bookmarkEnd w:id="75"/>
       <w:r>
         <w:t>4.1.2. Hai quy trình nghiệp vụ cốt lõi</w:t>
       </w:r>
-      <w:bookmarkEnd w:id="77"/>
+      <w:bookmarkEnd w:id="76"/>
     </w:p>
     <w:p>
       <w:pPr>
@@ -14377,10 +15039,7 @@
         </m:r>
       </m:oMath>
       <w:r>
-        <w:t xml:space="preserve"> </w:t>
-      </w:r>
-      <w:r>
-        <w:t>lưu hồ sơ cấp phát và cấp liên kết tải có thời hạn.</w:t>
+        <w:t xml:space="preserve"> lưu hồ sơ cấp phát và cấp liên kết tải có thời hạn.</w:t>
       </w:r>
     </w:p>
     <w:p>
@@ -14436,173 +15095,6 @@
                 <pic:pic xmlns:pic="http://schemas.openxmlformats.org/drawingml/2006/picture">
                   <pic:nvPicPr>
                     <pic:cNvPr id="48" name="Picture" descr="report-assets/figures/ui-issuance-result.png"/>
-                    <pic:cNvPicPr>
-                      <a:picLocks noChangeAspect="1" noChangeArrowheads="1"/>
-                    </pic:cNvPicPr>
-                  </pic:nvPicPr>
-                  <pic:blipFill>
-                    <a:blip r:embed="rId9"/>
-                    <a:stretch>
-                      <a:fillRect/>
-                    </a:stretch>
-                  </pic:blipFill>
-                  <pic:spPr bwMode="auto">
-                    <a:xfrm>
-                      <a:off x="0" y="0"/>
-                      <a:ext cx="5575300" cy="3075505"/>
-                    </a:xfrm>
-                    <a:prstGeom prst="rect">
-                      <a:avLst/>
-                    </a:prstGeom>
-                    <a:noFill/>
-                    <a:ln w="9525">
-                      <a:noFill/>
-                      <a:headEnd/>
-                      <a:tailEnd/>
-                    </a:ln>
-                  </pic:spPr>
-                </pic:pic>
-              </a:graphicData>
-            </a:graphic>
-          </wp:inline>
-        </w:drawing>
-      </w:r>
-    </w:p>
-    <w:p>
-      <w:pPr>
-        <w:pStyle w:val="BodyText"/>
-        <w:jc w:val="left"/>
-      </w:pPr>
-      <w:r>
-        <w:rPr>
-          <w:b/>
-          <w:bCs/>
-        </w:rPr>
-        <w:t>Hình 4.1:</w:t>
-      </w:r>
-      <w:r>
-        <w:t xml:space="preserve"> </w:t>
-      </w:r>
-      <w:r>
-        <w:t xml:space="preserve">Giao diện cấp phát tài liệu trên hệ thống đang vận hành 2. </w:t>
-      </w:r>
-      <w:r>
-        <w:rPr>
-          <w:b/>
-          <w:bCs/>
-        </w:rPr>
-        <w:t>Quy trình xác minh tính toàn vẹn (verification workflow):</w:t>
-      </w:r>
-      <w:r>
-        <w:t xml:space="preserve"> * Người kiểm tra tải lên tệp nghi vấn, định dạng PDF, PNG hoặc JPEG </w:t>
-      </w:r>
-      <m:oMath>
-        <m:r>
-          <m:rPr>
-            <m:sty m:val="p"/>
-          </m:rPr>
-          <w:rPr>
-            <w:rFonts w:ascii="Cambria Math" w:hAnsi="Cambria Math"/>
-          </w:rPr>
-          <m:t>→</m:t>
-        </m:r>
-      </m:oMath>
-      <w:r>
-        <w:t xml:space="preserve"> hệ thống tính mã băm SHA-256 và tìm bản cấp phát trùng khít từng byte </w:t>
-      </w:r>
-      <m:oMath>
-        <m:r>
-          <m:rPr>
-            <m:sty m:val="p"/>
-          </m:rPr>
-          <w:rPr>
-            <w:rFonts w:ascii="Cambria Math" w:hAnsi="Cambria Math"/>
-          </w:rPr>
-          <m:t>→</m:t>
-        </m:r>
-      </m:oMath>
-      <w:r>
-        <w:t xml:space="preserve"> nếu không trùng, hệ thống bóc dải viền trơn để đưa ảnh về khung chuẩn rồi đọc thủy vân nhằm truy nguồn </w:t>
-      </w:r>
-      <m:oMath>
-        <m:r>
-          <m:rPr>
-            <m:sty m:val="p"/>
-          </m:rPr>
-          <w:rPr>
-            <w:rFonts w:ascii="Cambria Math" w:hAnsi="Cambria Math"/>
-          </w:rPr>
-          <m:t>→</m:t>
-        </m:r>
-      </m:oMath>
-      <w:r>
-        <w:t xml:space="preserve"> xác minh chữ ký số Ed25519 trên manifest tương ứng </w:t>
-      </w:r>
-      <m:oMath>
-        <m:r>
-          <m:rPr>
-            <m:sty m:val="p"/>
-          </m:rPr>
-          <w:rPr>
-            <w:rFonts w:ascii="Cambria Math" w:hAnsi="Cambria Math"/>
-          </w:rPr>
-          <m:t>→</m:t>
-        </m:r>
-      </m:oMath>
-      <w:r>
-        <w:t xml:space="preserve"> trả kết quả. </w:t>
-      </w:r>
-      <w:r>
-        <w:t xml:space="preserve">* Hai câu hỏi được trả lời tách rời: tệp bắt nguồn từ bản cấp phát nào, và tệp có còn nguyên vẹn so với lúc phát hành hay không. Kết quả có thể là </w:t>
-      </w:r>
-      <w:r>
-        <w:rPr>
-          <w:rStyle w:val="VerbatimChar"/>
-        </w:rPr>
-        <w:t>VERIFIED_INTACT</w:t>
-      </w:r>
-      <w:r>
-        <w:t xml:space="preserve"> khi khớp cả mã băm lẫn chữ ký, </w:t>
-      </w:r>
-      <w:r>
-        <w:rPr>
-          <w:rStyle w:val="VerbatimChar"/>
-        </w:rPr>
-        <w:t>SOURCE_IDENTIFIED_MODIFIED</w:t>
-      </w:r>
-      <w:r>
-        <w:t xml:space="preserve"> khi đọc được thủy vân nhưng mã băm đã khác, hoặc </w:t>
-      </w:r>
-      <w:r>
-        <w:rPr>
-          <w:rStyle w:val="VerbatimChar"/>
-        </w:rPr>
-        <w:t>NO_WATERMARK</w:t>
-      </w:r>
-      <w:r>
-        <w:t xml:space="preserve"> khi không tìm được nguồn nào.</w:t>
-      </w:r>
-    </w:p>
-    <w:p>
-      <w:pPr>
-        <w:pStyle w:val="BodyText"/>
-      </w:pPr>
-      <w:r>
-        <w:rPr>
-          <w:noProof/>
-        </w:rPr>
-        <w:lastRenderedPageBreak/>
-        <w:drawing>
-          <wp:inline distT="0" distB="0" distL="0" distR="0" wp14:anchorId="1D2CF711" wp14:editId="610F1686">
-            <wp:extent cx="5575300" cy="3075505"/>
-            <wp:effectExtent l="0" t="0" r="0" b="0"/>
-            <wp:docPr id="50" name="Picture"/>
-            <wp:cNvGraphicFramePr/>
-            <a:graphic xmlns:a="http://schemas.openxmlformats.org/drawingml/2006/main">
-              <a:graphicData uri="http://schemas.openxmlformats.org/drawingml/2006/picture">
-                <pic:pic xmlns:pic="http://schemas.openxmlformats.org/drawingml/2006/picture">
-                  <pic:nvPicPr>
-                    <pic:cNvPr id="51" name="Picture" descr="report-assets/figures/ui-verification-match.png"/>
                     <pic:cNvPicPr>
                       <a:picLocks noChangeAspect="1" noChangeArrowheads="1"/>
                     </pic:cNvPicPr>
@@ -14638,16 +15130,110 @@
     <w:p>
       <w:pPr>
         <w:pStyle w:val="BodyText"/>
+        <w:jc w:val="left"/>
       </w:pPr>
       <w:r>
         <w:rPr>
           <w:b/>
           <w:bCs/>
         </w:rPr>
-        <w:t>Hình 4.2:</w:t>
-      </w:r>
-      <w:r>
-        <w:t xml:space="preserve"> Kết quả xác minh khi tệp khớp bản cấp phát: mã SHA-256 trùng khớp và chữ ký hồ sơ hợp lệ</w:t>
+        <w:t>Hình 4.1:</w:t>
+      </w:r>
+      <w:r>
+        <w:t xml:space="preserve"> Giao diện cấp phát tài liệu trên hệ thống đang vận hành 2. </w:t>
+      </w:r>
+      <w:r>
+        <w:rPr>
+          <w:b/>
+          <w:bCs/>
+        </w:rPr>
+        <w:t>Quy trình xác minh tính toàn vẹn (verification workflow):</w:t>
+      </w:r>
+      <w:r>
+        <w:t xml:space="preserve"> * Người kiểm tra tải lên tệp nghi vấn, định dạng PDF, PNG hoặc JPEG </w:t>
+      </w:r>
+      <m:oMath>
+        <m:r>
+          <m:rPr>
+            <m:sty m:val="p"/>
+          </m:rPr>
+          <w:rPr>
+            <w:rFonts w:ascii="Cambria Math" w:hAnsi="Cambria Math"/>
+          </w:rPr>
+          <m:t>→</m:t>
+        </m:r>
+      </m:oMath>
+      <w:r>
+        <w:t xml:space="preserve"> hệ thống tính mã băm SHA-256 và tìm bản cấp phát trùng khít từng byte </w:t>
+      </w:r>
+      <m:oMath>
+        <m:r>
+          <m:rPr>
+            <m:sty m:val="p"/>
+          </m:rPr>
+          <w:rPr>
+            <w:rFonts w:ascii="Cambria Math" w:hAnsi="Cambria Math"/>
+          </w:rPr>
+          <m:t>→</m:t>
+        </m:r>
+      </m:oMath>
+      <w:r>
+        <w:t xml:space="preserve"> nếu không trùng, hệ thống bóc dải viền trơn để đưa ảnh về khung chuẩn rồi đọc thủy vân nhằm truy nguồn </w:t>
+      </w:r>
+      <m:oMath>
+        <m:r>
+          <m:rPr>
+            <m:sty m:val="p"/>
+          </m:rPr>
+          <w:rPr>
+            <w:rFonts w:ascii="Cambria Math" w:hAnsi="Cambria Math"/>
+          </w:rPr>
+          <m:t>→</m:t>
+        </m:r>
+      </m:oMath>
+      <w:r>
+        <w:t xml:space="preserve"> xác minh chữ ký số Ed25519 trên manifest tương ứng </w:t>
+      </w:r>
+      <m:oMath>
+        <m:r>
+          <m:rPr>
+            <m:sty m:val="p"/>
+          </m:rPr>
+          <w:rPr>
+            <w:rFonts w:ascii="Cambria Math" w:hAnsi="Cambria Math"/>
+          </w:rPr>
+          <m:t>→</m:t>
+        </m:r>
+      </m:oMath>
+      <w:r>
+        <w:t xml:space="preserve"> trả kết quả. * Hai câu hỏi được trả lời tách rời: tệp bắt nguồn từ bản cấp phát nào, và tệp có còn nguyên vẹn so với lúc phát hành hay không. Kết quả có thể là </w:t>
+      </w:r>
+      <w:r>
+        <w:rPr>
+          <w:rStyle w:val="VerbatimChar"/>
+        </w:rPr>
+        <w:t>VERIFIED_INTACT</w:t>
+      </w:r>
+      <w:r>
+        <w:t xml:space="preserve"> khi khớp cả mã băm lẫn chữ ký, </w:t>
+      </w:r>
+      <w:r>
+        <w:rPr>
+          <w:rStyle w:val="VerbatimChar"/>
+        </w:rPr>
+        <w:t>SOURCE_IDENTIFIED_MODIFIED</w:t>
+      </w:r>
+      <w:r>
+        <w:t xml:space="preserve"> khi đọc được thủy vân nhưng mã băm đã khác, hoặc </w:t>
+      </w:r>
+      <w:r>
+        <w:rPr>
+          <w:rStyle w:val="VerbatimChar"/>
+        </w:rPr>
+        <w:t>NO_WATERMARK</w:t>
+      </w:r>
+      <w:r>
+        <w:t xml:space="preserve"> khi không tìm được nguồn nào.</w:t>
       </w:r>
     </w:p>
     <w:p>
@@ -14658,17 +15244,18 @@
         <w:rPr>
           <w:noProof/>
         </w:rPr>
+        <w:lastRenderedPageBreak/>
         <w:drawing>
-          <wp:inline distT="0" distB="0" distL="0" distR="0" wp14:anchorId="1ADFFA3C" wp14:editId="1D8F8453">
+          <wp:inline distT="0" distB="0" distL="0" distR="0" wp14:anchorId="1D2CF711" wp14:editId="610F1686">
             <wp:extent cx="5575300" cy="3075505"/>
             <wp:effectExtent l="0" t="0" r="0" b="0"/>
-            <wp:docPr id="53" name="Picture"/>
+            <wp:docPr id="50" name="Picture"/>
             <wp:cNvGraphicFramePr/>
             <a:graphic xmlns:a="http://schemas.openxmlformats.org/drawingml/2006/main">
               <a:graphicData uri="http://schemas.openxmlformats.org/drawingml/2006/picture">
                 <pic:pic xmlns:pic="http://schemas.openxmlformats.org/drawingml/2006/picture">
                   <pic:nvPicPr>
-                    <pic:cNvPr id="54" name="Picture" descr="report-assets/figures/ui-verification-no-match.png"/>
+                    <pic:cNvPr id="51" name="Picture" descr="report-assets/figures/ui-verification-match.png"/>
                     <pic:cNvPicPr>
                       <a:picLocks noChangeAspect="1" noChangeArrowheads="1"/>
                     </pic:cNvPicPr>
@@ -14710,28 +15297,91 @@
           <w:b/>
           <w:bCs/>
         </w:rPr>
+        <w:t>Hình 4.2:</w:t>
+      </w:r>
+      <w:r>
+        <w:t xml:space="preserve"> Kết quả xác minh khi tệp khớp bản cấp phát: mã SHA-256 trùng khớp và chữ ký hồ sơ hợp lệ</w:t>
+      </w:r>
+    </w:p>
+    <w:p>
+      <w:pPr>
+        <w:pStyle w:val="BodyText"/>
+      </w:pPr>
+      <w:r>
+        <w:rPr>
+          <w:noProof/>
+        </w:rPr>
+        <w:drawing>
+          <wp:inline distT="0" distB="0" distL="0" distR="0" wp14:anchorId="1ADFFA3C" wp14:editId="1D8F8453">
+            <wp:extent cx="5575300" cy="3075505"/>
+            <wp:effectExtent l="0" t="0" r="0" b="0"/>
+            <wp:docPr id="53" name="Picture"/>
+            <wp:cNvGraphicFramePr/>
+            <a:graphic xmlns:a="http://schemas.openxmlformats.org/drawingml/2006/main">
+              <a:graphicData uri="http://schemas.openxmlformats.org/drawingml/2006/picture">
+                <pic:pic xmlns:pic="http://schemas.openxmlformats.org/drawingml/2006/picture">
+                  <pic:nvPicPr>
+                    <pic:cNvPr id="54" name="Picture" descr="report-assets/figures/ui-verification-no-match.png"/>
+                    <pic:cNvPicPr>
+                      <a:picLocks noChangeAspect="1" noChangeArrowheads="1"/>
+                    </pic:cNvPicPr>
+                  </pic:nvPicPr>
+                  <pic:blipFill>
+                    <a:blip r:embed="rId12"/>
+                    <a:stretch>
+                      <a:fillRect/>
+                    </a:stretch>
+                  </pic:blipFill>
+                  <pic:spPr bwMode="auto">
+                    <a:xfrm>
+                      <a:off x="0" y="0"/>
+                      <a:ext cx="5575300" cy="3075505"/>
+                    </a:xfrm>
+                    <a:prstGeom prst="rect">
+                      <a:avLst/>
+                    </a:prstGeom>
+                    <a:noFill/>
+                    <a:ln w="9525">
+                      <a:noFill/>
+                      <a:headEnd/>
+                      <a:tailEnd/>
+                    </a:ln>
+                  </pic:spPr>
+                </pic:pic>
+              </a:graphicData>
+            </a:graphic>
+          </wp:inline>
+        </w:drawing>
+      </w:r>
+    </w:p>
+    <w:p>
+      <w:pPr>
+        <w:pStyle w:val="BodyText"/>
+      </w:pPr>
+      <w:r>
+        <w:rPr>
+          <w:b/>
+          <w:bCs/>
+        </w:rPr>
         <w:t>Hình 4.3:</w:t>
       </w:r>
       <w:r>
-        <w:t xml:space="preserve"> </w:t>
-      </w:r>
-      <w:r>
-        <w:t>Kết quả khi không tìm được bản cấp phát nào trùng mã băm: hệ thống nói rõ đây chưa phải bằng chứng tệp đã bị chỉnh sửa, và không quy kết hành vi cho bất kỳ ai</w:t>
+        <w:t xml:space="preserve"> Kết quả khi không tìm được bản cấp phát nào trùng mã băm: hệ thống nói rõ đây chưa phải bằng chứng tệp đã bị chỉnh sửa, và không quy kết hành vi cho bất kỳ ai</w:t>
       </w:r>
     </w:p>
     <w:p>
       <w:pPr>
         <w:pStyle w:val="Heading2"/>
       </w:pPr>
-      <w:bookmarkStart w:id="78" w:name="kết-quả-thực-nghiệm"/>
-      <w:bookmarkStart w:id="79" w:name="_Toc240370178"/>
-      <w:bookmarkEnd w:id="72"/>
-      <w:bookmarkEnd w:id="76"/>
+      <w:bookmarkStart w:id="78" w:name="_Toc240370178"/>
+      <w:bookmarkStart w:id="79" w:name="kết-quả-thực-nghiệm"/>
+      <w:bookmarkEnd w:id="73"/>
+      <w:bookmarkEnd w:id="77"/>
       <w:r>
         <w:lastRenderedPageBreak/>
         <w:t>4.2. Kết quả thực nghiệm</w:t>
       </w:r>
-      <w:bookmarkEnd w:id="79"/>
+      <w:bookmarkEnd w:id="78"/>
     </w:p>
     <w:p>
       <w:pPr>
@@ -14753,10 +15403,7 @@
         <w:t>Lưu ý phạm vi:</w:t>
       </w:r>
       <w:r>
-        <w:t xml:space="preserve"> </w:t>
-      </w:r>
-      <w:r>
-        <w:t>Bảng 4.1 là số liệu của thế hệ thuật toán V1. Kết quả đo của thế hệ V3 nằm riêng ở Mục 4.2.1 và không thay thế bất kỳ giá trị nào trong Bảng 4.1. Khi trích dẫn độ bền thủy vân, luôn nói rõ đang nói về thế hệ nào.</w:t>
+        <w:t xml:space="preserve"> Bảng 4.1 là số liệu của thế hệ thuật toán V1. Kết quả đo của thế hệ V3 nằm riêng ở Mục 4.2.1 và không thay thế bất kỳ giá trị nào trong Bảng 4.1. Khi trích dẫn độ bền thủy vân, luôn nói rõ đang nói về thế hệ nào.</w:t>
       </w:r>
     </w:p>
     <w:p>
@@ -15794,13 +16441,13 @@
       <w:pPr>
         <w:pStyle w:val="Heading3"/>
       </w:pPr>
-      <w:bookmarkStart w:id="80" w:name="X945e946a6bb16552800ca0d5e17c450b179f4c4"/>
-      <w:bookmarkStart w:id="81" w:name="_Toc240370179"/>
+      <w:bookmarkStart w:id="80" w:name="_Toc240370179"/>
+      <w:bookmarkStart w:id="81" w:name="X945e946a6bb16552800ca0d5e17c450b179f4c4"/>
       <w:r>
         <w:lastRenderedPageBreak/>
         <w:t>4.2.1. Kết quả đo thế hệ V3, bổ sung chứ không thay thế bộ số liệu V1 đã khoá</w:t>
       </w:r>
-      <w:bookmarkEnd w:id="81"/>
+      <w:bookmarkEnd w:id="80"/>
     </w:p>
     <w:p>
       <w:pPr>
@@ -16493,7 +17140,7 @@
                     </pic:cNvPicPr>
                   </pic:nvPicPr>
                   <pic:blipFill>
-                    <a:blip r:embed="rId12"/>
+                    <a:blip r:embed="rId13"/>
                     <a:stretch>
                       <a:fillRect/>
                     </a:stretch>
@@ -16548,10 +17195,7 @@
         <w:t>Phép so sánh này có kiểm soát.</w:t>
       </w:r>
       <w:r>
-        <w:t xml:space="preserve"> </w:t>
-      </w:r>
-      <w:r>
-        <w:t xml:space="preserve">Cả hai thế hệ được đo trên cùng một bộ trang mẫu khoá theo mã băm </w:t>
+        <w:t xml:space="preserve"> Cả hai thế hệ được đo trên cùng một bộ trang mẫu khoá theo mã băm </w:t>
       </w:r>
       <w:r>
         <w:rPr>
@@ -16575,10 +17219,7 @@
         <w:t>Đánh đổi chất lượng.</w:t>
       </w:r>
       <w:r>
-        <w:t xml:space="preserve"> </w:t>
-      </w:r>
-      <w:r>
-        <w:t xml:space="preserve">PSNR tối thiểu giảm từ 69.31 dB xuống 42.47 dB và SSIM tối thiểu từ 0.99992 xuống 0.9554. Cả hai vẫn vượt ngưỡng cổng chất lượng (38 dB PSNR, 0.95 SSIM), nên đánh đổi nằm trong ngân sách thiết kế. Cần nói chính xác: phần giảm chất lượng này phát sinh ở bước V1 → V2 (đổi dải nhúng </w:t>
+        <w:t xml:space="preserve"> PSNR tối thiểu giảm từ 69.31 dB xuống 42.47 dB và SSIM tối thiểu từ 0.99992 xuống 0.9554. Cả hai vẫn vượt ngưỡng cổng chất lượng (38 dB PSNR, 0.95 SSIM), nên đánh đổi nằm trong ngân sách thiết kế. Cần nói chính xác: phần giảm chất lượng này phát sinh ở bước V1 → V2 (đổi dải nhúng </w:t>
       </w:r>
       <w:r>
         <w:rPr>
@@ -17801,14 +18442,14 @@
       <w:pPr>
         <w:pStyle w:val="Heading3"/>
       </w:pPr>
-      <w:bookmarkStart w:id="86" w:name="X9e5117aed0b98f2ae84f72360c6c1c707755942"/>
-      <w:bookmarkStart w:id="87" w:name="_Toc240370180"/>
-      <w:bookmarkEnd w:id="80"/>
+      <w:bookmarkStart w:id="86" w:name="_Toc240370180"/>
+      <w:bookmarkStart w:id="87" w:name="X9e5117aed0b98f2ae84f72360c6c1c707755942"/>
+      <w:bookmarkEnd w:id="81"/>
       <w:bookmarkEnd w:id="85"/>
       <w:r>
         <w:t>4.2.2. Định vị kết quả của nhóm so với các công trình mã nguồn mở</w:t>
       </w:r>
-      <w:bookmarkEnd w:id="87"/>
+      <w:bookmarkEnd w:id="86"/>
     </w:p>
     <w:p>
       <w:pPr>
@@ -17865,8 +18506,74 @@
       <w:r>
         <w:t xml:space="preserve"> </w:t>
       </w:r>
-      <w:r>
-        <w:t xml:space="preserve">[21] chấm ba hệ thống Adobe TrustMark [1], Meta PixelSeal và Meta Watermark Anything [16] trên 18 ảnh, dưới 38 phép biến đổi. Điều khiến bộ đo này so sánh được trực tiếp với công trình của nhóm là tiêu chí thành công của nó trùng </w:t>
+      <w:sdt>
+        <w:sdtPr>
+          <w:tag w:val="MENDELEY_CITATION_v3_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"/>
+          <w:id w:val="1146158083"/>
+          <w:placeholder>
+            <w:docPart w:val="DefaultPlaceholder_-1854013440"/>
+          </w:placeholder>
+        </w:sdtPr>
+        <w:sdtContent>
+          <w:r>
+            <w:rPr>
+              <w:color w:val="000000"/>
+            </w:rPr>
+            <w:t>[6]</w:t>
+          </w:r>
+        </w:sdtContent>
+      </w:sdt>
+      <w:r>
+        <w:t xml:space="preserve"> </w:t>
+      </w:r>
+      <w:r>
+        <w:t xml:space="preserve">chấm ba hệ thống Adobe TrustMark </w:t>
+      </w:r>
+      <w:sdt>
+        <w:sdtPr>
+          <w:tag w:val="MENDELEY_CITATION_v3_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"/>
+          <w:id w:val="807287595"/>
+          <w:placeholder>
+            <w:docPart w:val="DefaultPlaceholder_-1854013440"/>
+          </w:placeholder>
+        </w:sdtPr>
+        <w:sdtContent>
+          <w:r>
+            <w:rPr>
+              <w:color w:val="000000"/>
+            </w:rPr>
+            <w:t>[7]</w:t>
+          </w:r>
+        </w:sdtContent>
+      </w:sdt>
+      <w:r>
+        <w:t>,</w:t>
+      </w:r>
+      <w:r>
+        <w:t xml:space="preserve"> Meta PixelSeal và Meta Watermark Anything </w:t>
+      </w:r>
+      <w:sdt>
+        <w:sdtPr>
+          <w:tag w:val="MENDELEY_CITATION_v3_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"/>
+          <w:id w:val="1267117504"/>
+          <w:placeholder>
+            <w:docPart w:val="DefaultPlaceholder_-1854013440"/>
+          </w:placeholder>
+        </w:sdtPr>
+        <w:sdtContent>
+          <w:r>
+            <w:rPr>
+              <w:color w:val="000000"/>
+            </w:rPr>
+            <w:t>[8]</w:t>
+          </w:r>
+        </w:sdtContent>
+      </w:sdt>
+      <w:r>
+        <w:t xml:space="preserve"> </w:t>
+      </w:r>
+      <w:r>
+        <w:t xml:space="preserve">trên 18 ảnh, dưới 38 phép biến đổi. Điều khiến bộ đo này so sánh được trực tiếp với công trình của nhóm là tiêu chí thành công của nó trùng </w:t>
       </w:r>
       <w:r>
         <w:lastRenderedPageBreak/>
@@ -17885,10 +18592,7 @@
         <w:t>Bảng 4.6:</w:t>
       </w:r>
       <w:r>
-        <w:t xml:space="preserve"> </w:t>
-      </w:r>
-      <w:r>
-        <w:t>Tỉ lệ khôi phục chính xác toàn bộ payload, đối chiếu SplitBind với ba hệ thống mã nguồn mở</w:t>
+        <w:t xml:space="preserve"> Tỉ lệ khôi phục chính xác toàn bộ payload, đối chiếu SplitBind với ba hệ thống mã nguồn mở</w:t>
       </w:r>
     </w:p>
     <w:tbl>
@@ -18501,10 +19205,30 @@
         <w:t>results/results.json</w:t>
       </w:r>
       <w:r>
-        <w:t xml:space="preserve"> </w:t>
-      </w:r>
-      <w:r>
-        <w:t>công bố kèm [21]; nhóm đọc lại tệp này chứ không tự tái lập phép đo. Dòng SplitBind lấy từ Mục 4.2.1 của báo cáo, đo trên bộ ngữ liệu và bộ tấn công riêng của dự án, nên các ô không tương đương tuyệt đối về cường độ tấn công và chỉ nên đọc theo bậc độ lớn.</w:t>
+        <w:t xml:space="preserve"> công bố kèm </w:t>
+      </w:r>
+      <w:sdt>
+        <w:sdtPr>
+          <w:tag w:val="MENDELEY_CITATION_v3_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"/>
+          <w:id w:val="-216355728"/>
+          <w:placeholder>
+            <w:docPart w:val="DefaultPlaceholder_-1854013440"/>
+          </w:placeholder>
+        </w:sdtPr>
+        <w:sdtContent>
+          <w:r>
+            <w:rPr>
+              <w:color w:val="000000"/>
+            </w:rPr>
+            <w:t>[6]</w:t>
+          </w:r>
+        </w:sdtContent>
+      </w:sdt>
+      <w:r>
+        <w:t>;</w:t>
+      </w:r>
+      <w:r>
+        <w:t xml:space="preserve"> nhóm đọc lại tệp này chứ không tự tái lập phép đo. Dòng SplitBind lấy từ Mục 4.2.1 của báo cáo, đo trên bộ ngữ liệu và bộ tấn công riêng của dự án, nên các ô không tương đương tuyệt đối về cường độ tấn công và chỉ nên đọc theo bậc độ lớn.</w:t>
       </w:r>
     </w:p>
     <w:p>
@@ -18526,7 +19250,30 @@
       </w:r>
       <w:r>
         <w:lastRenderedPageBreak/>
-        <w:t>1190 x 1684 điểm ảnh), dùng một bộ mã hóa thủy vân DWT-DCT-SVD-QIM độc lập [7] thay cho bộ của dự án, payload 64 bit. Mỗi ảnh bị tấn công được giải hai lần: một lần ở đúng kích thước kẻ tấn công để lại, một lần sau khi đã phóng khung ảnh về kích thước nhúng ban đầu.</w:t>
+        <w:t xml:space="preserve">1190 x 1684 điểm ảnh), dùng một bộ mã hóa thủy vân DWT-DCT-SVD-QIM độc lập </w:t>
+      </w:r>
+      <w:sdt>
+        <w:sdtPr>
+          <w:tag w:val="MENDELEY_CITATION_v3_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"/>
+          <w:id w:val="-6595755"/>
+          <w:placeholder>
+            <w:docPart w:val="DefaultPlaceholder_-1854013440"/>
+          </w:placeholder>
+        </w:sdtPr>
+        <w:sdtContent>
+          <w:r>
+            <w:rPr>
+              <w:color w:val="000000"/>
+            </w:rPr>
+            <w:t>[9]</w:t>
+          </w:r>
+        </w:sdtContent>
+      </w:sdt>
+      <w:r>
+        <w:t xml:space="preserve"> </w:t>
+      </w:r>
+      <w:r>
+        <w:t>thay cho bộ của dự án, payload 64 bit. Mỗi ảnh bị tấn công được giải hai lần: một lần ở đúng kích thước kẻ tấn công để lại, một lần sau khi đã phóng khung ảnh về kích thước nhúng ban đầu.</w:t>
       </w:r>
     </w:p>
     <w:p>
@@ -18882,10 +19629,7 @@
         <w:pStyle w:val="BodyText"/>
       </w:pPr>
       <w:r>
-        <w:t xml:space="preserve">Kết quả tách bạch hai loại thất bại vốn bị gộp chung dưới nhãn </w:t>
-      </w:r>
-      <w:r>
-        <w:t>“thủy vân không đủ bền”:</w:t>
+        <w:t>Kết quả tách bạch hai loại thất bại vốn bị gộp chung dưới nhãn “thủy vân không đủ bền”:</w:t>
       </w:r>
     </w:p>
     <w:p>
@@ -18923,10 +19667,7 @@
         <w:t>Loại B, vật mang bị phá hủy.</w:t>
       </w:r>
       <w:r>
-        <w:t xml:space="preserve"> </w:t>
-      </w:r>
-      <w:r>
-        <w:t>Nén JPEG cho kết quả không đổi trước và sau khi phục hồi khung, vì ở đây không có gì mất đồng bộ để mà sửa. Đây mới đúng là bài toán của thủy vân.</w:t>
+        <w:t xml:space="preserve"> Nén JPEG cho kết quả không đổi trước và sau khi phục hồi khung, vì ở đây không có gì mất đồng bộ để mà sửa. Đây mới đúng là bài toán của thủy vân.</w:t>
       </w:r>
     </w:p>
     <w:p>
@@ -18962,7 +19703,30 @@
         <w:t>d1</w:t>
       </w:r>
       <w:r>
-        <w:t xml:space="preserve"> của bộ thủy vân đối chứng [7] là bước lượng tử QIM, cùng loại tham số với bước lượng tử của SplitBind. Ở </w:t>
+        <w:t xml:space="preserve"> của bộ thủy vân đối chứng </w:t>
+      </w:r>
+      <w:sdt>
+        <w:sdtPr>
+          <w:tag w:val="MENDELEY_CITATION_v3_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"/>
+          <w:id w:val="-1898202787"/>
+          <w:placeholder>
+            <w:docPart w:val="DefaultPlaceholder_-1854013440"/>
+          </w:placeholder>
+        </w:sdtPr>
+        <w:sdtContent>
+          <w:r>
+            <w:rPr>
+              <w:color w:val="000000"/>
+            </w:rPr>
+            <w:t>[9]</w:t>
+          </w:r>
+        </w:sdtContent>
+      </w:sdt>
+      <w:r>
+        <w:t xml:space="preserve"> </w:t>
+      </w:r>
+      <w:r>
+        <w:t xml:space="preserve">là bước lượng tử QIM, cùng loại tham số với bước lượng tử của SplitBind. Ở </w:t>
       </w:r>
       <w:r>
         <w:rPr>
@@ -18971,10 +19735,7 @@
         <w:t>d1</w:t>
       </w:r>
       <w:r>
-        <w:t xml:space="preserve"> </w:t>
-      </w:r>
-      <w:r>
-        <w:t>bằng 36, trang đã nhúng đo được 41.73 dB PSNR, lệch 0.04 dB so với giá trị 41.69 dB đã khóa của V1 ở Bảng 4.1, nên phép so sánh diễn ra ở cùng mức độ trung thực thị giác.</w:t>
+        <w:t xml:space="preserve"> bằng 36, trang đã nhúng đo được 41.73 dB PSNR, lệch 0.04 dB so với giá trị 41.69 dB đã khóa của V1 ở Bảng 4.1, nên phép so sánh diễn ra ở cùng mức độ trung thực thị giác.</w:t>
       </w:r>
     </w:p>
     <w:p>
@@ -19586,7 +20347,30 @@
         </w:numPr>
       </w:pPr>
       <w:r>
-        <w:t>Vị thế của SplitBind thuận lợi hơn các thư viện công khai ở đúng điểm này. Một công cụ thủy vân mù buộc phải suy đoán hình học gốc: thư viện [7] dò vét 200 mốc tỉ lệ trong dải 0.5 đến 2.0 bằng tương quan chuẩn hóa, và hàm ước lượng tham số cắt của nó còn đòi hỏi ảnh gốc. SplitBind giữ hồ sơ cấp phát nên có thể render lại trang gốc bất kỳ lúc nào; thứ mà thư viện phải đoán thì hệ thống của nhóm chỉ việc tra ra.</w:t>
+        <w:t xml:space="preserve">Vị thế của SplitBind thuận lợi hơn các thư viện công khai ở đúng điểm này. Một công cụ thủy vân mù buộc phải suy đoán hình học gốc: thư viện </w:t>
+      </w:r>
+      <w:sdt>
+        <w:sdtPr>
+          <w:tag w:val="MENDELEY_CITATION_v3_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"/>
+          <w:id w:val="129672607"/>
+          <w:placeholder>
+            <w:docPart w:val="DefaultPlaceholder_-1854013440"/>
+          </w:placeholder>
+        </w:sdtPr>
+        <w:sdtContent>
+          <w:r>
+            <w:rPr>
+              <w:color w:val="000000"/>
+            </w:rPr>
+            <w:t>[9]</w:t>
+          </w:r>
+        </w:sdtContent>
+      </w:sdt>
+      <w:r>
+        <w:t xml:space="preserve"> </w:t>
+      </w:r>
+      <w:r>
+        <w:t>dò vét 200 mốc tỉ lệ trong dải 0.5 đến 2.0 bằng tương quan chuẩn hóa, và hàm ước lượng tham số cắt của nó còn đòi hỏi ảnh gốc. SplitBind giữ hồ sơ cấp phát nên có thể render lại trang gốc bất kỳ lúc nào; thứ mà thư viện phải đoán thì hệ thống của nhóm chỉ việc tra ra.</w:t>
       </w:r>
     </w:p>
     <w:p>
@@ -19647,14 +20431,14 @@
       <w:pPr>
         <w:pStyle w:val="Heading3"/>
       </w:pPr>
-      <w:bookmarkStart w:id="93" w:name="X62980232c1274514aff6c8d65887e138697f9f6"/>
-      <w:bookmarkStart w:id="94" w:name="_Toc240370181"/>
-      <w:bookmarkEnd w:id="86"/>
+      <w:bookmarkStart w:id="93" w:name="_Toc240370181"/>
+      <w:bookmarkStart w:id="94" w:name="X62980232c1274514aff6c8d65887e138697f9f6"/>
+      <w:bookmarkEnd w:id="87"/>
       <w:bookmarkEnd w:id="92"/>
       <w:r>
         <w:t>4.2.3. Bật thủy vân trên hệ thống đang chạy: số đo thực tế và nguyên nhân gốc thứ hai</w:t>
       </w:r>
-      <w:bookmarkEnd w:id="94"/>
+      <w:bookmarkEnd w:id="93"/>
     </w:p>
     <w:p>
       <w:pPr>
@@ -20267,10 +21051,7 @@
         <w:t>sync_template</w:t>
       </w:r>
       <w:r>
-        <w:t xml:space="preserve"> </w:t>
-      </w:r>
-      <w:r>
-        <w:t xml:space="preserve">ngay lúc nhúng rồi truyền thẳng lại cho bộ giải mã, vì trong benchmark hai bước nằm chung một tiến trình. Trên production, cấp phát và xác minh là hai công việc riêng nên bộ giải mã luôn chạy với </w:t>
+        <w:t xml:space="preserve"> ngay lúc nhúng rồi truyền thẳng lại cho bộ giải mã, vì trong benchmark hai bước nằm chung một tiến trình. Trên production, cấp phát và xác minh là hai công việc riêng nên bộ giải mã luôn chạy với </w:t>
       </w:r>
       <w:r>
         <w:rPr>
@@ -20338,10 +21119,7 @@
         <w:t>Bảng 4.10:</w:t>
       </w:r>
       <w:r>
-        <w:t xml:space="preserve"> </w:t>
-      </w:r>
-      <w:r>
-        <w:t>Ảnh hưởng của loại vật mang tới khả năng giải mã, ba vật mang trên năm điều kiện</w:t>
+        <w:t xml:space="preserve"> Ảnh hưởng của loại vật mang tới khả năng giải mã, ba vật mang trên năm điều kiện</w:t>
       </w:r>
     </w:p>
     <w:tbl>
@@ -20856,24 +21634,21 @@
         <w:t>Lưu ý đọc tiếp.</w:t>
       </w:r>
       <w:r>
-        <w:t xml:space="preserve"> </w:t>
-      </w:r>
-      <w:r>
-        <w:t>Chẩn đoán vật mang nêu ở Mục 4.2.3.3 và đề nghị đổi miền nhúng ở Mục 4.2.3.4 đã bị chính nhóm bác bỏ bằng phép đo ngày 13/09/2026. Nguyên nhân thật nằm ở cách bên nhận đếm số ký hiệu bị khai là xoá, không ở vật mang. Đọc Mục 4.2.4 trước khi sử dụng bất kỳ khuyến nghị nào trong mục này.</w:t>
+        <w:t xml:space="preserve"> Chẩn đoán vật mang nêu ở Mục 4.2.3.3 và đề nghị đổi miền nhúng ở Mục 4.2.3.4 đã bị chính nhóm bác bỏ bằng phép đo ngày 13/09/2026. Nguyên nhân thật nằm ở cách bên nhận đếm số ký hiệu bị khai là xoá, không ở vật mang. Đọc Mục 4.2.4 trước khi sử dụng bất kỳ khuyến nghị nào trong mục này.</w:t>
       </w:r>
     </w:p>
     <w:p>
       <w:pPr>
         <w:pStyle w:val="Heading3"/>
       </w:pPr>
-      <w:bookmarkStart w:id="100" w:name="Xaa3cbbd97bf041b76ccecd0af2f6ed2d1419554"/>
-      <w:bookmarkStart w:id="101" w:name="_Toc240370182"/>
-      <w:bookmarkEnd w:id="93"/>
+      <w:bookmarkStart w:id="100" w:name="_Toc240370182"/>
+      <w:bookmarkStart w:id="101" w:name="Xaa3cbbd97bf041b76ccecd0af2f6ed2d1419554"/>
+      <w:bookmarkEnd w:id="94"/>
       <w:bookmarkEnd w:id="99"/>
       <w:r>
         <w:t>4.2.4. Nguyên nhân gốc thứ ba và phần chẩn đoán ở mục 4.2.3 phải sửa lại</w:t>
       </w:r>
-      <w:bookmarkEnd w:id="101"/>
+      <w:bookmarkEnd w:id="100"/>
     </w:p>
     <w:p>
       <w:pPr>
@@ -20937,10 +21712,7 @@
         <w:t>Số liệu đo thực nghiệm</w:t>
       </w:r>
       <w:r>
-        <w:t xml:space="preserve"> </w:t>
-      </w:r>
-      <w:r>
-        <w:t xml:space="preserve">Mục 4.2.3.3 kết luận rằng vật mang là nút thắt, và đề nghị đổi miền nhúng trước tiên. Để kiểm chứng, nhóm cài đặt một vật mang thứ hai mô phỏng đúng cách </w:t>
+        <w:t xml:space="preserve"> Mục 4.2.3.3 kết luận rằng vật mang là nút thắt, và đề nghị đổi miền nhúng trước tiên. Để kiểm chứng, nhóm cài đặt một vật mang thứ hai mô phỏng đúng cách </w:t>
       </w:r>
       <w:r>
         <w:rPr>
@@ -21441,7 +22213,13 @@
         <w:rPr>
           <w:rStyle w:val="VerbatimChar"/>
         </w:rPr>
-        <w:t xml:space="preserve">  t0 ber=0.000 -- er=21 | t1 ber=0.000 -- er=21 | t2 ber=0.000 -- er=24</w:t>
+        <w:t xml:space="preserve"> </w:t>
+      </w:r>
+      <w:r>
+        <w:rPr>
+          <w:rStyle w:val="VerbatimChar"/>
+        </w:rPr>
+        <w:t>t0 ber=0.000 -- er=21 | t1 ber=0.000 -- er=21 | t2 ber=0.000 -- er=24</w:t>
       </w:r>
       <w:r>
         <w:br/>
@@ -21459,7 +22237,37 @@
         <w:rPr>
           <w:rStyle w:val="VerbatimChar"/>
         </w:rPr>
-        <w:t xml:space="preserve">  t0 ber=0.000 OK er=3  | t1 ber=0.000 OK er=5  | t2 ber=0.000 OK er=10</w:t>
+        <w:t xml:space="preserve"> </w:t>
+      </w:r>
+      <w:r>
+        <w:rPr>
+          <w:rStyle w:val="VerbatimChar"/>
+        </w:rPr>
+        <w:t>t0 ber=0.000 OK er=3</w:t>
+      </w:r>
+      <w:r>
+        <w:rPr>
+          <w:rStyle w:val="VerbatimChar"/>
+        </w:rPr>
+        <w:t xml:space="preserve"> </w:t>
+      </w:r>
+      <w:r>
+        <w:rPr>
+          <w:rStyle w:val="VerbatimChar"/>
+        </w:rPr>
+        <w:t>| t1 ber=0.000 OK er=5</w:t>
+      </w:r>
+      <w:r>
+        <w:rPr>
+          <w:rStyle w:val="VerbatimChar"/>
+        </w:rPr>
+        <w:t xml:space="preserve"> </w:t>
+      </w:r>
+      <w:r>
+        <w:rPr>
+          <w:rStyle w:val="VerbatimChar"/>
+        </w:rPr>
+        <w:t>| t2 ber=0.000 OK er=10</w:t>
       </w:r>
     </w:p>
     <w:p>
@@ -21502,10 +22310,7 @@
         <w:t>Bài học tổng quát.</w:t>
       </w:r>
       <w:r>
-        <w:t xml:space="preserve"> </w:t>
-      </w:r>
-      <w:r>
-        <w:t>Một khai báo xoá là một khoản chi trên ngân sách cố định, nên bộ giải mã không bao giờ được khai nhiều hơn mức mã của nó chịu được. Vượt ngân sách thì “tôi không chắc” và “tôi sai” tốn ngang nhau, và lựa chọn trông có vẻ trung thực lại phá huỷ dữ liệu còn khôi phục được. Hễ độ tin cậy được đo ở đơn vị nhỏ hơn đơn vị dùng để khai xoá, phải kiểm hệ số khuếch đại giữa hai đơn vị trước khi tin vào phép đếm.</w:t>
+        <w:t xml:space="preserve"> Một khai báo xoá là một khoản chi trên ngân sách cố định, nên bộ giải mã không bao giờ được khai nhiều hơn mức mã của nó chịu được. Vượt ngân sách thì “tôi không chắc” và “tôi sai” tốn ngang nhau, và lựa chọn trông có vẻ trung thực lại phá huỷ dữ liệu còn khôi phục được. Hễ độ tin cậy được đo ở đơn vị nhỏ hơn đơn vị dùng để khai xoá, phải kiểm hệ số khuếch đại giữa hai đơn vị trước khi tin vào phép đếm.</w:t>
       </w:r>
     </w:p>
     <w:p>
@@ -21531,10 +22336,7 @@
         <w:t>Số liệu đo thực nghiệm</w:t>
       </w:r>
       <w:r>
-        <w:t xml:space="preserve"> </w:t>
-      </w:r>
-      <w:r>
-        <w:t>Ảnh chụp màn hình đặt một trang 1536 x 3072 điểm ảnh vào màn hình 1920 x 1080, tức đúng một phép thu nhỏ 0.625 kèm hai dải viền tối. Kích thước 1536 x 3072 là khung chuẩn của bộ khung thực nghiệm (</w:t>
+        <w:t xml:space="preserve"> Ảnh chụp màn hình đặt một trang 1536 x 3072 điểm ảnh vào màn hình 1920 x 1080, tức đúng một phép thu nhỏ 0.625 kèm hai dải viền tối. Kích thước 1536 x 3072 là khung chuẩn của bộ khung thực nghiệm (</w:t>
       </w:r>
       <w:r>
         <w:rPr>
@@ -21558,10 +22360,7 @@
         <w:t>Bảng 4.12:</w:t>
       </w:r>
       <w:r>
-        <w:t xml:space="preserve"> </w:t>
-      </w:r>
-      <w:r>
-        <w:t>Kết quả giải mã ca ảnh chụp màn hình sau khi sửa ngân sách ký hiệu xoá</w:t>
+        <w:t xml:space="preserve"> Kết quả giải mã ca ảnh chụp màn hình sau khi sửa ngân sách ký hiệu xoá</w:t>
       </w:r>
     </w:p>
     <w:tbl>
@@ -21829,10 +22628,7 @@
         <w:t>Giới hạn đã nhận diện</w:t>
       </w:r>
       <w:r>
-        <w:t xml:space="preserve"> </w:t>
-      </w:r>
-      <w:r>
-        <w:t>Ranh giới còn lại là tổn thất chồng nhau, không phải một phép biến đổi đơn lẻ: ảnh chụp màn hình cộng JPEG q60 thất bại trong khi từng phép một đều sống. Phải phát biểu giới hạn theo đúng dạng đó. Nói “sống được qua ảnh chụp màn hình” và “sống được qua nén JPEG” một cách riêng rẽ là đúng, nhưng vẫn gây hiểu sai về hai phép cộng lại.</w:t>
+        <w:t xml:space="preserve"> Ranh giới còn lại là tổn thất chồng nhau, không phải một phép biến đổi đơn lẻ: ảnh chụp màn hình cộng JPEG q60 thất bại trong khi từng phép một đều sống. Phải phát biểu giới hạn theo đúng dạng đó. Nói “sống được qua ảnh chụp màn hình” và “sống được qua nén JPEG” một cách riêng rẽ là đúng, nhưng vẫn gây hiểu sai về hai phép cộng lại.</w:t>
       </w:r>
     </w:p>
     <w:p>
@@ -21867,10 +22663,7 @@
         <w:t>Giới hạn đã nhận diện</w:t>
       </w:r>
       <w:r>
-        <w:t xml:space="preserve"> </w:t>
-      </w:r>
-      <w:r>
-        <w:t>Ngày 14/09 nhóm phát hiện một lớp thất bại khác hẳn ba nguyên nhân trên, và đáng ghi lại vì nó không xuất hiện trong bất kỳ phép đo thuật toán nào.</w:t>
+        <w:t xml:space="preserve"> Ngày 14/09 nhóm phát hiện một lớp thất bại khác hẳn ba nguyên nhân trên, và đáng ghi lại vì nó không xuất hiện trong bất kỳ phép đo thuật toán nào.</w:t>
       </w:r>
     </w:p>
     <w:p>
@@ -21929,10 +22722,7 @@
         <w:t>Số liệu đo thực nghiệm</w:t>
       </w:r>
       <w:r>
-        <w:t xml:space="preserve"> </w:t>
-      </w:r>
-      <w:r>
-        <w:t>Nhóm hạ ngưỡng xuống một kết quả sau khi xác định ngưỡng hai không phải là chốt an toàn mà nó trông giống. Đo trên 120 ảnh âm tính, gồm 60 ảnh chưa từng đóng dấu và 60 ảnh đóng dấu bằng khoá khác, kết quả là 0 lần quy kết nhầm.</w:t>
+        <w:t xml:space="preserve"> Nhóm hạ ngưỡng xuống một kết quả sau khi xác định ngưỡng hai không phải là chốt an toàn mà nó trông giống. Đo trên 120 ảnh âm tính, gồm 60 ảnh chưa từng đóng dấu và 60 ảnh đóng dấu bằng khoá khác, kết quả là 0 lần quy kết nhầm.</w:t>
       </w:r>
     </w:p>
     <w:p>
@@ -22131,17 +22921,11 @@
         <w:t>Số liệu đo thực nghiệm</w:t>
       </w:r>
       <w:r>
-        <w:t xml:space="preserve"> </w:t>
-      </w:r>
-      <w:r>
-        <w:t xml:space="preserve">Phép kiểm vừa nêu gọi thẳng hàm bên trong container, tức vẫn là một phép đo về thư viện. Để biết đường đi thật của sản phẩm làm được gì, nhóm cấp phát tài liệu trên chính hệ thống đang chạy, tải bản cấp phát về, biến đổi, rồi nộp lại qua đúng biểu mẫu xác minh trên web. Bốn vật mang được dùng để tránh kết luận dựa trên một loại ảnh duy nhất: một ảnh gần như toàn nền phẳng, một trang chữ dày đặc nhiều kết cấu, một trang render từ tệp PDF do hệ thống cấp phát, và một </w:t>
+        <w:t xml:space="preserve"> Phép kiểm vừa nêu gọi thẳng hàm bên trong container, tức vẫn là một phép đo về thư viện. Để biết đường đi thật của sản phẩm làm được gì, nhóm cấp phát tài liệu trên chính hệ thống đang chạy, tải bản cấp phát về, biến đổi, rồi nộp lại qua đúng biểu mẫu xác minh trên web. Bốn vật mang được dùng để tránh kết luận dựa trên một loại ảnh duy nhất: một ảnh gần như toàn nền phẳng, một trang chữ dày đặc nhiều kết cấu, một trang render từ tệp PDF do hệ thống cấp phát, và một </w:t>
       </w:r>
       <w:r>
         <w:lastRenderedPageBreak/>
-        <w:t>ảnh chuyển sắc có kích thước trùng đúng kh</w:t>
-      </w:r>
-      <w:r>
-        <w:t>ung chuẩn. Các phép biến đổi cũng được chọn để tách riêng hai nguyên nhân, một bên là mất đồng bộ hình học và một bên là hỏng vật mang, đúng cách phân loại ở Mục 4.2.2.2.</w:t>
+        <w:t>ảnh chuyển sắc có kích thước trùng đúng khung chuẩn. Các phép biến đổi cũng được chọn để tách riêng hai nguyên nhân, một bên là mất đồng bộ hình học và một bên là hỏng vật mang, đúng cách phân loại ở Mục 4.2.2.2.</w:t>
       </w:r>
     </w:p>
     <w:p>
@@ -22489,10 +23273,7 @@
         <w:pStyle w:val="BodyText"/>
       </w:pPr>
       <w:r>
-        <w:t>Hàng thứ nhất là nội dung của Hình 4.5: mã băm của tệp nộp lên khác hẳn mã băm đã ký, giao diện ghi rõ “hai giá trị khác nhau”</w:t>
-      </w:r>
-      <w:r>
-        <w:t>, vậy mà hệ thống vẫn chỉ đúng bản cấp phát đã sinh ra tệp đó. Kết luận ấy không thể đến từ đối chiếu mã băm, nên nó chứng minh chuỗi cấp phát, nhúng, lưu trữ, giải mã và tra cứu hồ sơ chạy thông suốt trên môi trường thật. Năm hàng sau đó đều âm tính, và nếu dừng ở đây thì kết luận sẽ là hệ thống chỉ truy được bản sao giống hệt từng điểm ảnh.</w:t>
+        <w:t>Hàng thứ nhất là nội dung của Hình 4.5: mã băm của tệp nộp lên khác hẳn mã băm đã ký, giao diện ghi rõ “hai giá trị khác nhau”, vậy mà hệ thống vẫn chỉ đúng bản cấp phát đã sinh ra tệp đó. Kết luận ấy không thể đến từ đối chiếu mã băm, nên nó chứng minh chuỗi cấp phát, nhúng, lưu trữ, giải mã và tra cứu hồ sơ chạy thông suốt trên môi trường thật. Năm hàng sau đó đều âm tính, và nếu dừng ở đây thì kết luận sẽ là hệ thống chỉ truy được bản sao giống hệt từng điểm ảnh.</w:t>
       </w:r>
     </w:p>
     <w:p>
@@ -22520,7 +23301,7 @@
                     </pic:cNvPicPr>
                   </pic:nvPicPr>
                   <pic:blipFill>
-                    <a:blip r:embed="rId13"/>
+                    <a:blip r:embed="rId14"/>
                     <a:stretch>
                       <a:fillRect/>
                     </a:stretch>
@@ -22559,10 +23340,7 @@
         <w:t>Hình 4.5:</w:t>
       </w:r>
       <w:r>
-        <w:t xml:space="preserve"> </w:t>
-      </w:r>
-      <w:r>
-        <w:t>Truy nguồn bằng thủy vân khi mã băm không khớp: tệp là ảnh chụp màn hình đã thu nhỏ còn 0,469 kèm viền đen, mã băm khác hẳn bản đã ký, nhưng hệ thống vẫn chỉ đúng bản cấp phát gốc</w:t>
+        <w:t xml:space="preserve"> Truy nguồn bằng thủy vân khi mã băm không khớp: tệp là ảnh chụp màn hình đã thu nhỏ còn 0,469 kèm viền đen, mã băm khác hẳn bản đã ký, nhưng hệ thống vẫn chỉ đúng bản cấp phát gốc</w:t>
       </w:r>
     </w:p>
     <w:p>
@@ -22778,10 +23556,7 @@
         <w:t>Số liệu đo thực nghiệm</w:t>
       </w:r>
       <w:r>
-        <w:t xml:space="preserve"> </w:t>
-      </w:r>
-      <w:r>
-        <w:t xml:space="preserve">Hai hàng trên khác nhau ở hai biến cùng lúc, là vật mang và kích thước cấp phát, nên chưa quy được nguyên nhân. Nhóm chạy một phép đo giai thừa đầy đủ ngay trên chính hàm </w:t>
+        <w:t xml:space="preserve"> Hai hàng trên khác nhau ở hai biến cùng lúc, là vật mang và kích thước cấp phát, nên chưa quy được nguyên nhân. Nhóm chạy một phép đo giai thừa đầy đủ ngay trên chính hàm </w:t>
       </w:r>
       <w:r>
         <w:rPr>
@@ -23318,10 +24093,7 @@
         <w:t>Giới hạn đã nhận diện</w:t>
       </w:r>
       <w:r>
-        <w:t xml:space="preserve"> </w:t>
-      </w:r>
-      <w:r>
-        <w:t>Phát biểu trung thực nhất về năng lực truy vết của bản đang chạy vì thế là một phát biểu về nội dung tài liệu, không phải về phép tấn công: hệ thống đọc được thủy vân trên ảnh có vùng màu chuyển mượt, và không đồng bộ được trên trang chữ dày đặc. Với một sản phẩm mà đối tượng chính là văn bản, đây là giới hạn nghiêm trọng nhất mà báo cáo này ghi nhận.</w:t>
+        <w:t xml:space="preserve"> Phát biểu trung thực nhất về năng lực truy vết của bản đang chạy vì thế là một phát biểu về nội dung tài liệu, không phải về phép tấn công: hệ thống đọc được thủy vân trên ảnh có vùng màu chuyển mượt, và không đồng bộ được trên trang chữ dày đặc. Với một sản phẩm mà đối tượng chính là văn bản, đây là giới hạn nghiêm trọng nhất mà báo cáo này ghi nhận.</w:t>
       </w:r>
     </w:p>
     <w:p>
@@ -23337,10 +24109,7 @@
         <w:t>Đã hiện thực trong mã nguồn</w:t>
       </w:r>
       <w:r>
-        <w:t xml:space="preserve"> </w:t>
-      </w:r>
-      <w:r>
-        <w:t xml:space="preserve">Vì sao vật mang lại quyết định đến thế thì phải nhìn sang thế hệ thuật toán. Hệ thống đang chạy và con số 9/12 thuộc về hai thế hệ khác nhau. Đường cấp phát và xác minh của dịch vụ gọi </w:t>
+        <w:t xml:space="preserve"> Vì sao vật mang lại quyết định đến thế thì phải nhìn sang thế hệ thuật toán. Hệ thống đang chạy và con số 9/12 thuộc về hai thế hệ khác nhau. Đường cấp phát và xác minh của dịch vụ gọi </w:t>
       </w:r>
       <w:r>
         <w:rPr>
@@ -23435,17 +24204,11 @@
         <w:t>_canonicalize_page</w:t>
       </w:r>
       <w:r>
-        <w:t xml:space="preserve"> </w:t>
-      </w:r>
-      <w:r>
-        <w:t xml:space="preserve">kéo </w:t>
+        <w:t xml:space="preserve"> kéo </w:t>
       </w:r>
       <w:r>
         <w:lastRenderedPageBreak/>
-        <w:t>mọi ảnh về đúng một khung cố định 1152 x 2304 điểm ảnh mà không giữ tỉ lệ khung hình, nên một ảnh ngang 1400 x 900 bị kéo dọc gấp 3,11 lần so với ngang trước khi nhúng, rồi được kéo ngược về kích thước gốc. Nhìn vào đó rất dễ kết luận rằng chính vòng kéo méo này phá tín hiệu. Bảng tách biến ở trên bác bỏ điều đó: cùng một vật mang, cấp phát đúng khung chuẩn hay lệch khung chuẩn đều cho kết quả giống hệt nhau. Vòng kéo méo là một điểm thiết kế đáng xem lại vì nó làm giảm chất lượng ảnh không cần thiết, n</w:t>
-      </w:r>
-      <w:r>
-        <w:t>hưng nó không phải nguyên nhân của các lần truy vết thất bại.</w:t>
+        <w:t>mọi ảnh về đúng một khung cố định 1152 x 2304 điểm ảnh mà không giữ tỉ lệ khung hình, nên một ảnh ngang 1400 x 900 bị kéo dọc gấp 3,11 lần so với ngang trước khi nhúng, rồi được kéo ngược về kích thước gốc. Nhìn vào đó rất dễ kết luận rằng chính vòng kéo méo này phá tín hiệu. Bảng tách biến ở trên bác bỏ điều đó: cùng một vật mang, cấp phát đúng khung chuẩn hay lệch khung chuẩn đều cho kết quả giống hệt nhau. Vòng kéo méo là một điểm thiết kế đáng xem lại vì nó làm giảm chất lượng ảnh không cần thiết, nhưng nó không phải nguyên nhân của các lần truy vết thất bại.</w:t>
       </w:r>
     </w:p>
     <w:p>
@@ -23475,10 +24238,7 @@
         <w:t>Giới hạn đã nhận diện</w:t>
       </w:r>
       <w:r>
-        <w:t xml:space="preserve"> </w:t>
-      </w:r>
-      <w:r>
-        <w:t xml:space="preserve">Vì sao không triển khai thẳng V3 lên hệ thống đang chạy: V3 không vượt qua cổng phát hành 0.95 mà nhóm tự đặt, hồ sơ tham số của nó mang trạng thái </w:t>
+        <w:t xml:space="preserve"> Vì sao không triển khai thẳng V3 lên hệ thống đang chạy: V3 không vượt qua cổng phát hành 0.95 mà nhóm tự đặt, hồ sơ tham số của nó mang trạng thái </w:t>
       </w:r>
       <w:r>
         <w:rPr>
@@ -23502,10 +24262,7 @@
         <w:t>Giới hạn đã nhận diện</w:t>
       </w:r>
       <w:r>
-        <w:t xml:space="preserve"> </w:t>
-      </w:r>
-      <w:r>
-        <w:t>Tổng kết lại, phát biểu đúng về năng lực truy vết của bản đang chạy gồm hai vế và cả hai đều nói về nội dung tài liệu chứ không nói về phép tấn công. Vế khẳng định: với ảnh có vùng màu chuyển mượt, hệ thống truy được nguồn qua cả ảnh chụp màn hình thu nhỏ hơn một nửa lẫn nén JPEG chất lượng 70. Vế phủ định: với trang chữ dày đặc, khâu đồng bộ có khoá không bắt được mẫu pilot, nên không truy được ngay cả khi tệp chưa hề bị đụng tới.</w:t>
+        <w:t xml:space="preserve"> Tổng kết lại, phát biểu đúng về năng lực truy vết của bản đang chạy gồm hai vế và cả hai đều nói về nội dung tài liệu chứ không nói về phép tấn công. Vế khẳng định: với ảnh có vùng màu chuyển mượt, hệ thống truy được nguồn qua cả ảnh chụp màn hình thu nhỏ hơn một nửa lẫn nén JPEG chất lượng 70. Vế phủ định: với trang chữ dày đặc, khâu đồng bộ có khoá không bắt được mẫu pilot, nên không truy được ngay cả khi tệp chưa hề bị đụng tới.</w:t>
       </w:r>
     </w:p>
     <w:p>
@@ -23521,10 +24278,7 @@
         <w:t>Giới hạn đã nhận diện</w:t>
       </w:r>
       <w:r>
-        <w:t xml:space="preserve"> </w:t>
-      </w:r>
-      <w:r>
-        <w:t xml:space="preserve">Một khiếm khuyết giao diện lộ ra ngay ở chính phép thử dương tính này, và nó đáng ghi lại. Khi hệ thống truy được nguồn từ một tệp đã bị biến đổi, trạng thái nội bộ là </w:t>
+        <w:t xml:space="preserve"> Một khiếm khuyết giao diện lộ ra ngay ở chính phép thử dương tính này, và nó đáng ghi lại. Khi hệ thống truy được nguồn từ một tệp đã bị biến đổi, trạng thái nội bộ là </w:t>
       </w:r>
       <w:r>
         <w:rPr>
@@ -23589,10 +24343,7 @@
         <w:t>Giới hạn đã nhận diện</w:t>
       </w:r>
       <w:r>
-        <w:t xml:space="preserve"> </w:t>
-      </w:r>
-      <w:r>
-        <w:t xml:space="preserve">Mọi kết quả truy vết vẫn mang nhãn giới hạn </w:t>
+        <w:t xml:space="preserve"> Mọi kết quả truy vết vẫn mang nhãn giới hạn </w:t>
       </w:r>
       <w:r>
         <w:rPr>
@@ -23687,47 +24438,41 @@
         <w:t>Bài học phương pháp.</w:t>
       </w:r>
       <w:r>
-        <w:t xml:space="preserve"> </w:t>
-      </w:r>
-      <w:r>
-        <w:t>Ba giả thuyết đầu đều nói về kênh truyền, và kênh truyền không hỏng. Phép đo kết thúc cuộc điều tra chỉ thêm đúng một cột: tỉ lệ lỗi bit đặt cạnh số ký hiệu bị khai xoá. So sánh cái đã khôi phục được với cái lẽ ra phải khôi phục được, thay vì chỉ xem việc giải mã thành công hay thất bại, là thứ tách được “dữ liệu không tới nơi” khỏi “dữ liệu tới nơi rồi bị vứt đi”. Nên in cả hai vế của phân biệt đó từ sớm.</w:t>
+        <w:t xml:space="preserve"> Ba giả thuyết đầu đều nói về kênh truyền, và kênh truyền không hỏng. Phép đo kết thúc cuộc điều tra chỉ thêm đúng một cột: tỉ lệ lỗi bit đặt cạnh số ký hiệu bị khai xoá. So sánh cái đã khôi phục được với cái lẽ ra phải khôi phục được, thay vì chỉ xem việc giải mã thành công hay thất bại, là thứ tách được “dữ liệu không tới nơi” khỏi “dữ liệu tới nơi rồi bị vứt đi”. Nên in cả hai vế của phân biệt đó từ sớm.</w:t>
       </w:r>
     </w:p>
     <w:p>
       <w:pPr>
         <w:pStyle w:val="Heading2"/>
       </w:pPr>
-      <w:bookmarkStart w:id="110" w:name="Xd10a6691ac2b0db7535ed8552e88863d8a3547c"/>
-      <w:bookmarkStart w:id="111" w:name="_Toc240370183"/>
-      <w:bookmarkEnd w:id="78"/>
-      <w:bookmarkEnd w:id="100"/>
+      <w:bookmarkStart w:id="110" w:name="_Toc240370183"/>
+      <w:bookmarkStart w:id="111" w:name="Xd10a6691ac2b0db7535ed8552e88863d8a3547c"/>
+      <w:bookmarkEnd w:id="79"/>
+      <w:bookmarkEnd w:id="101"/>
       <w:bookmarkEnd w:id="109"/>
       <w:r>
         <w:t>4.3. Đề xuất kiến trúc V4: chẩn đoán nguyên nhân gốc</w:t>
       </w:r>
-      <w:bookmarkEnd w:id="111"/>
+      <w:bookmarkEnd w:id="110"/>
     </w:p>
     <w:p>
       <w:pPr>
         <w:pStyle w:val="FirstParagraph"/>
       </w:pPr>
       <w:r>
-        <w:t xml:space="preserve">Đề bài yêu cầu “tìm hiểu và đề xuất” </w:t>
-      </w:r>
-      <w:r>
-        <w:t>một hệ thống. Phần này là đóng góp đề xuất của nhóm: một chẩn đoán nguyên nhân gốc dựa trên số đo, một phép kiểm chứng đã thực hiện, và kiến trúc V4 rút ra từ đó.</w:t>
+        <w:t>Đề bài yêu cầu “tìm hiểu và đề xuất” một hệ thống. Phần này là đóng góp đề xuất của nhóm: một chẩn đoán nguyên nhân gốc dựa trên số đo, một phép kiểm chứng đã thực hiện, và kiến trúc V4 rút ra từ đó.</w:t>
       </w:r>
     </w:p>
     <w:p>
       <w:pPr>
         <w:pStyle w:val="Heading3"/>
       </w:pPr>
-      <w:bookmarkStart w:id="112" w:name="X0651d2b7cd31d31794fed8f37ddbb746a11fa57"/>
-      <w:bookmarkStart w:id="113" w:name="_Toc240370184"/>
+      <w:bookmarkStart w:id="112" w:name="_Toc240370184"/>
+      <w:bookmarkStart w:id="113" w:name="X0651d2b7cd31d31794fed8f37ddbb746a11fa57"/>
       <w:r>
         <w:t>4.3.1. Chẩn đoán: nút thắt nằm ở tập giả thuyết hình học, không ở thủy vân</w:t>
       </w:r>
-      <w:bookmarkEnd w:id="113"/>
+      <w:bookmarkEnd w:id="112"/>
     </w:p>
     <w:p>
       <w:pPr>
@@ -23839,13 +24584,13 @@
       <w:pPr>
         <w:pStyle w:val="Heading3"/>
       </w:pPr>
-      <w:bookmarkStart w:id="114" w:name="X8a123a0c5c0d87d3b402adff01804f1a478ef59"/>
-      <w:bookmarkStart w:id="115" w:name="_Toc240370185"/>
-      <w:bookmarkEnd w:id="112"/>
+      <w:bookmarkStart w:id="114" w:name="_Toc240370185"/>
+      <w:bookmarkStart w:id="115" w:name="X8a123a0c5c0d87d3b402adff01804f1a478ef59"/>
+      <w:bookmarkEnd w:id="113"/>
       <w:r>
         <w:t>4.3.2. Bằng chứng: tương quan hoàn hảo giữa “có giả thuyết” và “truy vết được”</w:t>
       </w:r>
-      <w:bookmarkEnd w:id="115"/>
+      <w:bookmarkEnd w:id="114"/>
     </w:p>
     <w:p>
       <w:pPr>
@@ -23876,10 +24621,7 @@
         <w:t>Bảng 4.16:</w:t>
       </w:r>
       <w:r>
-        <w:t xml:space="preserve"> </w:t>
-      </w:r>
-      <w:r>
-        <w:t>Đối chiếu khả năng sinh giả thuyết hình học với tỉ lệ truy vết đo được</w:t>
+        <w:t xml:space="preserve"> Đối chiếu khả năng sinh giả thuyết hình học với tỉ lệ truy vết đo được</w:t>
       </w:r>
     </w:p>
     <w:tbl>
@@ -24622,7 +25364,7 @@
                     </pic:cNvPicPr>
                   </pic:nvPicPr>
                   <pic:blipFill>
-                    <a:blip r:embed="rId14"/>
+                    <a:blip r:embed="rId15"/>
                     <a:stretch>
                       <a:fillRect/>
                     </a:stretch>
@@ -24661,10 +25403,7 @@
         <w:t>Hình 4.6:</w:t>
       </w:r>
       <w:r>
-        <w:t xml:space="preserve"> </w:t>
-      </w:r>
-      <w:r>
-        <w:t>Tỉ lệ truy vết của 13 phép biến đổi đo ngày 11/09/2026, phân theo ba lớp nguyên nhân thất bại. Hàng JPEG 50 về sau được khôi phục nhờ bản sửa ngân sách ký hiệu xoá ở Mục 4.2.4</w:t>
+        <w:t xml:space="preserve"> Tỉ lệ truy vết của 13 phép biến đổi đo ngày 11/09/2026, phân theo ba lớp nguyên nhân thất bại. Hàng JPEG 50 về sau được khôi phục nhờ bản sửa ngân sách ký hiệu xoá ở Mục 4.2.4</w:t>
       </w:r>
     </w:p>
     <w:p>
@@ -24682,10 +25421,7 @@
         <w:t>pure_resize</w:t>
       </w:r>
       <w:r>
-        <w:t xml:space="preserve"> </w:t>
-      </w:r>
-      <w:r>
-        <w:t xml:space="preserve">kích hoạt vì cắt giữa làm hai trục co cùng tỉ lệ - nhưng nó căn sai, kéo vùng đã cắt ra kín khung chuẩn. Khuyết tật không nằm ở việc không sinh ra giả thuyết, mà ở chỗ tập giả thuyết sinh ra không phủ được trường hợp đúng: ứng viên đúng vắng mặt trong khi một ứng viên sai trông hợp lý chiếm chỗ. Đó là lý do các hàng này báo </w:t>
+        <w:t xml:space="preserve"> kích hoạt vì cắt giữa làm hai trục co cùng tỉ lệ - nhưng nó căn sai, kéo vùng đã cắt ra kín khung chuẩn. Khuyết tật không nằm ở việc không sinh ra giả thuyết, mà ở chỗ tập giả thuyết sinh ra không phủ được trường hợp đúng: ứng viên đúng vắng mặt trong khi một ứng viên sai trông hợp lý chiếm chỗ. Đó là lý do các hàng này báo </w:t>
       </w:r>
       <w:r>
         <w:rPr>
@@ -24718,10 +25454,7 @@
         <w:t>Bằng chứng sắc nhất cho luận điểm tối ưu quá mức:</w:t>
       </w:r>
       <w:r>
-        <w:t xml:space="preserve"> </w:t>
-      </w:r>
-      <w:r>
-        <w:t xml:space="preserve">crop 0.25 là phép cắt duy nhất có 0 hàng </w:t>
+        <w:t xml:space="preserve"> crop 0.25 là phép cắt duy nhất có 0 hàng </w:t>
       </w:r>
       <w:r>
         <w:rPr>
@@ -25090,10 +25823,7 @@
         <w:t>crop_fraction = 0.25</w:t>
       </w:r>
       <w:r>
-        <w:t xml:space="preserve"> </w:t>
-      </w:r>
-      <w:r>
-        <w:t>tạo ra - đúng phép cắt duy nhất mà pre-gate đo. Bộ giải mã được cứng hoá để hoàn tác đúng phép tấn công mà nó bị chấm điểm. Đó là lý do một phép cắt nhẹ hơn (10%) lại tệ hơn một phép cắt nặng hơn (25%): vô lý nếu giải thích bằng cường độ tín hiệu, hoàn toàn hợp lý nếu giải thích bằng độ phủ giả thuyết.</w:t>
+        <w:t xml:space="preserve"> tạo ra - đúng phép cắt duy nhất mà pre-gate đo. Bộ giải mã được cứng hoá để hoàn tác đúng phép tấn công mà nó bị chấm điểm. Đó là lý do một phép cắt nhẹ hơn (10%) lại tệ hơn một phép cắt nặng hơn (25%): vô lý nếu giải thích bằng cường độ tín hiệu, hoàn toàn hợp lý nếu giải thích bằng độ phủ giả thuyết.</w:t>
       </w:r>
     </w:p>
     <w:p>
@@ -25127,10 +25857,7 @@
         <w:t>center_crop</w:t>
       </w:r>
       <w:r>
-        <w:t xml:space="preserve"> </w:t>
-      </w:r>
-      <w:r>
-        <w:t xml:space="preserve">đều không kích hoạt. Bộ giải mã báo </w:t>
+        <w:t xml:space="preserve"> đều không kích hoạt. Bộ giải mã báo </w:t>
       </w:r>
       <w:r>
         <w:rPr>
@@ -25146,14 +25873,14 @@
       <w:pPr>
         <w:pStyle w:val="Heading3"/>
       </w:pPr>
-      <w:bookmarkStart w:id="117" w:name="X925063a5d95bd2b2f70d081962403c8bd062d71"/>
-      <w:bookmarkStart w:id="118" w:name="_Toc240370186"/>
-      <w:bookmarkEnd w:id="114"/>
+      <w:bookmarkStart w:id="117" w:name="_Toc240370186"/>
+      <w:bookmarkStart w:id="118" w:name="X925063a5d95bd2b2f70d081962403c8bd062d71"/>
+      <w:bookmarkEnd w:id="115"/>
       <w:bookmarkEnd w:id="116"/>
       <w:r>
         <w:t>4.3.3. Kiểm chứng: bóc viền letterbox khôi phục truy vết ảnh chụp màn hình</w:t>
       </w:r>
-      <w:bookmarkEnd w:id="118"/>
+      <w:bookmarkEnd w:id="117"/>
     </w:p>
     <w:p>
       <w:pPr>
@@ -25378,7 +26105,7 @@
                     </pic:cNvPicPr>
                   </pic:nvPicPr>
                   <pic:blipFill>
-                    <a:blip r:embed="rId15"/>
+                    <a:blip r:embed="rId16"/>
                     <a:stretch>
                       <a:fillRect/>
                     </a:stretch>
@@ -25520,13 +26247,13 @@
       <w:pPr>
         <w:pStyle w:val="Heading3"/>
       </w:pPr>
-      <w:bookmarkStart w:id="119" w:name="X4d538943e8b5d22bccd729b48e1609b31a834d6"/>
-      <w:bookmarkStart w:id="120" w:name="_Toc240370187"/>
-      <w:bookmarkEnd w:id="117"/>
+      <w:bookmarkStart w:id="119" w:name="_Toc240370187"/>
+      <w:bookmarkStart w:id="120" w:name="X4d538943e8b5d22bccd729b48e1609b31a834d6"/>
+      <w:bookmarkEnd w:id="118"/>
       <w:r>
         <w:t>4.3.4. Quét toàn bộ lưới ứng viên: hồ sơ đang chạy là hồ sơ yếu nhất</w:t>
       </w:r>
-      <w:bookmarkEnd w:id="120"/>
+      <w:bookmarkEnd w:id="119"/>
     </w:p>
     <w:p>
       <w:pPr>
@@ -25540,10 +26267,7 @@
         <w:t>Số liệu đo thực nghiệm</w:t>
       </w:r>
       <w:r>
-        <w:t xml:space="preserve"> </w:t>
-      </w:r>
-      <w:r>
-        <w:t>Sau khi xác định nút thắt là vật mang, nhóm quét toàn bộ lưới 16 ứng viên trong tệp đặc tả tham số V2 trên một trang chữ dày đặt ở đúng khung chuẩn, đo bằng chính bộ giải mã của dịch vụ.</w:t>
+        <w:t xml:space="preserve"> Sau khi xác định nút thắt là vật mang, nhóm quét toàn bộ lưới 16 ứng viên trong tệp đặc tả tham số V2 trên một trang chữ dày đặt ở đúng khung chuẩn, đo bằng chính bộ giải mã của dịch vụ.</w:t>
       </w:r>
     </w:p>
     <w:p>
@@ -25566,10 +26290,7 @@
         <w:t>Bảng 4.19:</w:t>
       </w:r>
       <w:r>
-        <w:t xml:space="preserve"> </w:t>
-      </w:r>
-      <w:r>
-        <w:t>Quét tám ứng viên dùng được của thế hệ V2 trên một trang chữ nét dày</w:t>
+        <w:t xml:space="preserve"> Quét tám ứng viên dùng được của thế hệ V2 trên một trang chữ nét dày</w:t>
       </w:r>
     </w:p>
     <w:tbl>
@@ -26674,10 +27395,7 @@
         <w:t>Nâng tiếp không mua thêm gì trên trang này.</w:t>
       </w:r>
       <w:r>
-        <w:t xml:space="preserve"> </w:t>
-      </w:r>
-      <w:r>
-        <w:t>Các mức 48 và 64 cho cùng kết quả chức năng như mức 32 nhưng PSNR tụt xuống 39.16 và 37.04, tức mức 64 đã rơi xuống dưới cổng chất lượng. Đây là một ví dụ sạch của tam giác đánh đổi ở Mục 1.3: sau một điểm nhất định, tăng cường độ chỉ còn trả giá mà không thu được độ bền.</w:t>
+        <w:t xml:space="preserve"> Các mức 48 và 64 cho cùng kết quả chức năng như mức 32 nhưng PSNR tụt xuống 39.16 và 37.04, tức mức 64 đã rơi xuống dưới cổng chất lượng. Đây là một ví dụ sạch của tam giác đánh đổi ở Mục 1.3: sau một điểm nhất định, tăng cường độ chỉ còn trả giá mà không thu được độ bền.</w:t>
       </w:r>
     </w:p>
     <w:p>
@@ -26701,10 +27419,7 @@
         <w:t>Số liệu đo thực nghiệm</w:t>
       </w:r>
       <w:r>
-        <w:t xml:space="preserve"> </w:t>
-      </w:r>
-      <w:r>
-        <w:t>Trang chữ dùng cho Bảng 4.19 được dựng bằng các khối chữ nhật đặc, tỉ lệ điểm tối 23,82 phần trăm. Để kiểm tra kết luận có khái quát được không, nhóm dựng một trang thứ hai bằng phông chữ thật với nét mảnh, tỉ lệ điểm tối 9,24 phần trăm, tức gần với một trang tài liệu thực tế hơn nhiều, rồi quét lại đúng tám ứng viên:</w:t>
+        <w:t xml:space="preserve"> Trang chữ dùng cho Bảng 4.19 được dựng bằng các khối chữ nhật đặc, tỉ lệ điểm tối 23,82 phần trăm. Để kiểm tra kết luận có khái quát được không, nhóm dựng một trang thứ hai bằng phông chữ thật với nét mảnh, tỉ lệ điểm tối 9,24 phần trăm, tức gần với một trang tài liệu thực tế hơn nhiều, rồi quét lại đúng tám ứng viên:</w:t>
       </w:r>
     </w:p>
     <w:p>
@@ -27719,7 +28434,7 @@
                     </pic:cNvPicPr>
                   </pic:nvPicPr>
                   <pic:blipFill>
-                    <a:blip r:embed="rId16"/>
+                    <a:blip r:embed="rId17"/>
                     <a:stretch>
                       <a:fillRect/>
                     </a:stretch>
@@ -27774,10 +28489,7 @@
         <w:t>Giới hạn đã nhận diện</w:t>
       </w:r>
       <w:r>
-        <w:t xml:space="preserve"> </w:t>
-      </w:r>
-      <w:r>
-        <w:t>Bài học phương pháp quan trọng hơn con số: “trang văn bản” không phải một loại vật mang duy nhất. Hai trang cùng gọi là trang chữ, khác nhau ở độ dày nét, cho kết quả trái ngược trên cùng một bộ tham số. Mọi phát biểu về độ bền vì thế phải kèm đặc trưng định lượng của vật mang, ở đây là tỉ lệ điểm tối, chứ không chỉ kèm tên gọi.</w:t>
+        <w:t xml:space="preserve"> Bài học phương pháp quan trọng hơn con số: “trang văn bản” không phải một loại vật mang duy nhất. Hai trang cùng gọi là trang chữ, khác nhau ở độ dày nét, cho kết quả trái ngược trên cùng một bộ tham số. Mọi phát biểu về độ bền vì thế phải kèm đặc trưng định lượng của vật mang, ở đây là tỉ lệ điểm tối, chứ không chỉ kèm tên gọi.</w:t>
       </w:r>
     </w:p>
     <w:p>
@@ -27878,10 +28590,7 @@
         <w:t>Thứ tự thử có ý nghĩa về chi phí.</w:t>
       </w:r>
       <w:r>
-        <w:t xml:space="preserve"> </w:t>
-      </w:r>
-      <w:r>
-        <w:t>Bộ giải mã căn hình học lại cho từng hồ sơ, nên đưa cả hai hồ sơ vào một lần gọi sẽ bắt mọi tệp hiện hành trả giá gấp đôi. Dịch vụ vì thế gọi lần lượt và dừng ngay khi một hồ sơ chạm tới tầng payload.</w:t>
+        <w:t xml:space="preserve"> Bộ giải mã căn hình học lại cho từng hồ sơ, nên đưa cả hai hồ sơ vào một lần gọi sẽ bắt mọi tệp hiện hành trả giá gấp đôi. Dịch vụ vì thế gọi lần lượt và dừng ngay khi một hồ sơ chạm tới tầng payload.</w:t>
       </w:r>
     </w:p>
     <w:p>
@@ -27896,10 +28605,7 @@
         <w:t>Giới hạn đã nhận diện</w:t>
       </w:r>
       <w:r>
-        <w:t xml:space="preserve"> </w:t>
-      </w:r>
-      <w:r>
-        <w:t xml:space="preserve">Trước thay đổi này, mã chọn hồ sơ bằng cách lấy phần tử đầu của lưới ứng viên rồi mới đối chiếu định danh. Thứ tự của một tệp đặc tả vì thế quyết </w:t>
+        <w:t xml:space="preserve"> Trước thay đổi này, mã chọn hồ sơ bằng cách lấy phần tử đầu của lưới ứng viên rồi mới đối chiếu định danh. Thứ tự của một tệp đặc tả vì thế quyết </w:t>
       </w:r>
       <w:r>
         <w:lastRenderedPageBreak/>
@@ -27910,14 +28616,14 @@
       <w:pPr>
         <w:pStyle w:val="Heading3"/>
       </w:pPr>
-      <w:bookmarkStart w:id="123" w:name="Xaa532e4a1fa2fd6b350d447a5422868d3bab935"/>
-      <w:bookmarkStart w:id="124" w:name="_Toc240370188"/>
-      <w:bookmarkEnd w:id="119"/>
+      <w:bookmarkStart w:id="123" w:name="_Toc240370188"/>
+      <w:bookmarkStart w:id="124" w:name="Xaa532e4a1fa2fd6b350d447a5422868d3bab935"/>
+      <w:bookmarkEnd w:id="120"/>
       <w:bookmarkEnd w:id="122"/>
       <w:r>
         <w:t>4.3.5. Đối chiếu ba công trình mã nguồn mở về đúng bài toán trang văn bản</w:t>
       </w:r>
-      <w:bookmarkEnd w:id="124"/>
+      <w:bookmarkEnd w:id="123"/>
     </w:p>
     <w:p>
       <w:pPr>
@@ -27931,10 +28637,7 @@
         <w:t>Số liệu đo thực nghiệm</w:t>
       </w:r>
       <w:r>
-        <w:t xml:space="preserve"> </w:t>
-      </w:r>
-      <w:r>
-        <w:t>(đọc mã nguồn) Sau khi xác định được nút thắt là vật mang trang văn bản, nhóm tải về và đọc mã của ba công trình công khai giải đúng lớp bài toán này, thay vì chỉ đọc tóm tắt bài báo.</w:t>
+        <w:t xml:space="preserve"> (đọc mã nguồn) Sau khi xác định được nút thắt là vật mang trang văn bản, nhóm tải về và đọc mã của ba công trình công khai giải đúng lớp bài toán này, thay vì chỉ đọc tóm tắt bài báo.</w:t>
       </w:r>
     </w:p>
     <w:p>
@@ -27943,8 +28646,22 @@
       </w:pPr>
       <w:bookmarkStart w:id="125" w:name="Xa47f895c248df79044155c4c810a7c17d9643c6"/>
       <w:r>
-        <w:t>4.3.5.1. Công trình 1: thủy vân ảnh trang văn bản chống chụp màn hình [6]</w:t>
-      </w:r>
+        <w:t xml:space="preserve">4.3.5.1. Công trình 1: thủy vân ảnh trang văn bản chống chụp màn hình </w:t>
+      </w:r>
+      <w:sdt>
+        <w:sdtPr>
+          <w:tag w:val="MENDELEY_CITATION_v3_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"/>
+          <w:id w:val="1638837913"/>
+          <w:placeholder>
+            <w:docPart w:val="DefaultPlaceholder_-1854013440"/>
+          </w:placeholder>
+        </w:sdtPr>
+        <w:sdtContent>
+          <w:r>
+            <w:t>[10]</w:t>
+          </w:r>
+        </w:sdtContent>
+      </w:sdt>
     </w:p>
     <w:p>
       <w:pPr>
@@ -28009,8 +28726,22 @@
       <w:bookmarkStart w:id="126" w:name="X1a453900eb7d265542c5d9b412c169ca67b350f"/>
       <w:bookmarkEnd w:id="125"/>
       <w:r>
-        <w:t>4.3.5.2. Công trình 2: thủy vân chống chụp màn hình dùng điểm đặc trưng [5]</w:t>
-      </w:r>
+        <w:t xml:space="preserve">4.3.5.2. Công trình 2: thủy vân chống chụp màn hình dùng điểm đặc trưng </w:t>
+      </w:r>
+      <w:sdt>
+        <w:sdtPr>
+          <w:tag w:val="MENDELEY_CITATION_v3_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"/>
+          <w:id w:val="954444240"/>
+          <w:placeholder>
+            <w:docPart w:val="DefaultPlaceholder_-1854013440"/>
+          </w:placeholder>
+        </w:sdtPr>
+        <w:sdtContent>
+          <w:r>
+            <w:t>[11]</w:t>
+          </w:r>
+        </w:sdtContent>
+      </w:sdt>
     </w:p>
     <w:p>
       <w:pPr>
@@ -28026,13 +28757,7 @@
         <w:jc w:val="left"/>
       </w:pPr>
       <w:r>
-        <w:t>Khác biệt thứ nhất là cách đồng bộ. Thay vì cài một mẫu pilot vào miền tần số rồi dò lại, công trình này chạy SIFT để tìm điểm đặc trưng của chính nội dung ảnh, lọc lấy các điểm cách nhau tối thiểu 64 điểm ảnh và cách mép tối thiểu 32 điểm ảnh, rồi nhúng vào các vùng 64 x 64 lấy điểm đặc trưng làm tâm. Lúc trích, chạy lại SIFT trên ảnh nhận được để tìm lại đúng những vùng ấy. Đồng bộ vì thế bám vào nội dung, và nội dung trang chữ thì rất giàu điểm đặc trưng. Đây đúng là thứ mà đường đang chạy của nhóm thiếu</w:t>
-      </w:r>
-      <w:r>
-        <w:t>: phép đo ở Mục 4.2.4.5 cho thấy trang chữ trượt ngay ở trạng thái</w:t>
-      </w:r>
-      <w:r>
-        <w:t xml:space="preserve"> </w:t>
+        <w:t xml:space="preserve">Khác biệt thứ nhất là cách đồng bộ. Thay vì cài một mẫu pilot vào miền tần số rồi dò lại, công trình này chạy SIFT để tìm điểm đặc trưng của chính nội dung ảnh, lọc lấy các điểm cách nhau tối thiểu 64 điểm ảnh và cách mép tối thiểu 32 điểm ảnh, rồi nhúng vào các vùng 64 x 64 lấy điểm đặc trưng làm tâm. Lúc trích, chạy lại SIFT trên ảnh nhận được để tìm lại đúng những vùng ấy. Đồng bộ vì thế bám vào nội dung, và nội dung trang chữ thì rất giàu điểm đặc trưng. Đây đúng là thứ mà đường đang chạy của nhóm thiếu: phép đo ở Mục 4.2.4.5 cho thấy trang chữ trượt ngay ở trạng thái </w:t>
       </w:r>
       <w:r>
         <w:rPr>
@@ -28076,8 +28801,22 @@
       <w:bookmarkEnd w:id="126"/>
       <w:r>
         <w:lastRenderedPageBreak/>
-        <w:t>4.3.5.3. Công trình 3: thư viện đang được dùng trong sản phẩm thật [17]</w:t>
-      </w:r>
+        <w:t xml:space="preserve">4.3.5.3. Công trình 3: thư viện đang được dùng trong sản phẩm thật </w:t>
+      </w:r>
+      <w:sdt>
+        <w:sdtPr>
+          <w:tag w:val="MENDELEY_CITATION_v3_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"/>
+          <w:id w:val="-437914011"/>
+          <w:placeholder>
+            <w:docPart w:val="DefaultPlaceholder_-1854013440"/>
+          </w:placeholder>
+        </w:sdtPr>
+        <w:sdtContent>
+          <w:r>
+            <w:t>[12]</w:t>
+          </w:r>
+        </w:sdtContent>
+      </w:sdt>
     </w:p>
     <w:p>
       <w:pPr>
@@ -28121,10 +28860,7 @@
         <w:t>Đặt thủy vân theo nội dung, không rải đều.</w:t>
       </w:r>
       <w:r>
-        <w:t xml:space="preserve"> </w:t>
-      </w:r>
-      <w:r>
-        <w:t>Chọn vùng nhúng ở nơi ảnh có kết cấu, bỏ qua vùng nền trắng. Cả hai công trình đầu đều làm điều này, bằng hai cơ chế khác nhau.</w:t>
+        <w:t xml:space="preserve"> Chọn vùng nhúng ở nơi ảnh có kết cấu, bỏ qua vùng nền trắng. Cả hai công trình đầu đều làm điều này, bằng hai cơ chế khác nhau.</w:t>
       </w:r>
     </w:p>
     <w:p>
@@ -28183,10 +28919,7 @@
         <w:t>Xem lại kích thước tải trọng.</w:t>
       </w:r>
       <w:r>
-        <w:t xml:space="preserve"> </w:t>
-      </w:r>
-      <w:r>
-        <w:t>Ba công trình dùng 30, 32 đến 64, và 100 bit. Nhóm đang đòi 128 bit trên vật mang khó nhất. Một hướng khả thi là nhúng một mã ngắn rồi tra ngược ra định danh đầy đủ trong cơ sở dữ liệu, vì hệ thống vốn đã giữ hồ sơ cấp phát.</w:t>
+        <w:t xml:space="preserve"> Ba công trình dùng 30, 32 đến 64, và 100 bit. Nhóm đang đòi 128 bit trên vật mang khó nhất. Một hướng khả thi là nhúng một mã ngắn rồi tra ngược ra định danh đầy đủ trong cơ sở dữ liệu, vì hệ thống vốn đã giữ hồ sơ cấp phát.</w:t>
       </w:r>
     </w:p>
     <w:p>
@@ -28209,14 +28942,14 @@
       <w:pPr>
         <w:pStyle w:val="Heading3"/>
       </w:pPr>
-      <w:bookmarkStart w:id="129" w:name="kiến-trúc-v4-đề-xuất"/>
-      <w:bookmarkStart w:id="130" w:name="_Toc240370189"/>
-      <w:bookmarkEnd w:id="123"/>
+      <w:bookmarkStart w:id="129" w:name="_Toc240370189"/>
+      <w:bookmarkStart w:id="130" w:name="kiến-trúc-v4-đề-xuất"/>
+      <w:bookmarkEnd w:id="124"/>
       <w:bookmarkEnd w:id="128"/>
       <w:r>
         <w:t>4.3.6. Kiến trúc V4 đề xuất</w:t>
       </w:r>
-      <w:bookmarkEnd w:id="130"/>
+      <w:bookmarkEnd w:id="129"/>
     </w:p>
     <w:p>
       <w:pPr>
@@ -28297,23 +29030,20 @@
         <w:pStyle w:val="BodyText"/>
       </w:pPr>
       <w:r>
-        <w:t xml:space="preserve">Tầng 4 - Chọn vật mang theo nội dung (chưa kiểm chứng). </w:t>
-      </w:r>
-      <w:r>
-        <w:t>Chấm điểm tile ứng viên theo kết cấu trước khi chọn, vẫn tất định từ khoá. Giải quyết việc trang nào hỏng bên trong một phép biến đổi mà bộ giải mã đã hoàn tác được - hiệu ứng thứ cấp thật, nhưng không phải nguyên nhân của các thất bại diện rộng.</w:t>
+        <w:t>Tầng 4 - Chọn vật mang theo nội dung (chưa kiểm chứng). Chấm điểm tile ứng viên theo kết cấu trước khi chọn, vẫn tất định từ khoá. Giải quyết việc trang nào hỏng bên trong một phép biến đổi mà bộ giải mã đã hoàn tác được - hiệu ứng thứ cấp thật, nhưng không phải nguyên nhân của các thất bại diện rộng.</w:t>
       </w:r>
     </w:p>
     <w:p>
       <w:pPr>
         <w:pStyle w:val="Heading3"/>
       </w:pPr>
-      <w:bookmarkStart w:id="131" w:name="cái-gì-kiến-trúc-này-không-sửa-được"/>
-      <w:bookmarkStart w:id="132" w:name="_Toc240370190"/>
-      <w:bookmarkEnd w:id="129"/>
+      <w:bookmarkStart w:id="131" w:name="_Toc240370190"/>
+      <w:bookmarkStart w:id="132" w:name="cái-gì-kiến-trúc-này-không-sửa-được"/>
+      <w:bookmarkEnd w:id="130"/>
       <w:r>
         <w:t>4.3.7. Cái gì kiến trúc này không sửa được</w:t>
       </w:r>
-      <w:bookmarkEnd w:id="132"/>
+      <w:bookmarkEnd w:id="131"/>
     </w:p>
     <w:p>
       <w:pPr>
@@ -28375,10 +29105,7 @@
         <w:t>Đính chính ngày 14/09/2026.</w:t>
       </w:r>
       <w:r>
-        <w:t xml:space="preserve"> </w:t>
-      </w:r>
-      <w:r>
-        <w:t>Kết luận vừa nêu đã bị chính nhóm bác bỏ. Tín hiệu không hề bị nén phá huỷ: ở đúng các ca này, từ mã về tới bên nhận với tỉ lệ lỗi bit bằng 0,000 rồi bị chính bên nhận vứt đi vì khai quá ngân sách ký hiệu xoá. Sau khi sửa phép đếm đó, nén JPEG q50 giải mã được (Mục 4.2.4.2 và 4.2.4.3). Giữ nguyên đoạn trên vì nó là chẩn đoán mà nhóm thực sự đã đưa ra ở thời điểm đó, và đường đi từ chẩn đoán sai tới phép đo bác bỏ nó là một phần của kết quả.</w:t>
+        <w:t xml:space="preserve"> Kết luận vừa nêu đã bị chính nhóm bác bỏ. Tín hiệu không hề bị nén phá huỷ: ở đúng các ca này, từ mã về tới bên nhận với tỉ lệ lỗi bit bằng 0,000 rồi bị chính bên nhận vứt đi vì khai quá ngân sách ký hiệu xoá. Sau khi sửa phép đếm đó, nén JPEG q50 giải mã được (Mục 4.2.4.2 và 4.2.4.3). Giữ nguyên đoạn trên vì nó là chẩn đoán mà nhóm thực sự đã đưa ra ở thời điểm đó, và đường đi từ chẩn đoán sai tới phép đo bác bỏ nó là một phần của kết quả.</w:t>
       </w:r>
     </w:p>
     <w:p>
@@ -28390,23 +29117,20 @@
         </w:numPr>
       </w:pPr>
       <w:r>
-        <w:t>Toàn bộ số trong phần này đến từ harness nghiên cứu, không phải pre-gate, và khác pre-gate ở cách dẫn xuất RNG tấn công cùng việc cấp mẫu đồng bộ ORB cho bộ giải mã. Không được trộn với Mục 4.2.1, và không được trình bày như năng lực đã phát hành. Từ 12/09/2026 production có bật chuỗi xử lý nhúng và giải thủy vân. Mục 4.2.3 ghi lại kết quả âm tính ban đầu, còn Mục 4.2.4 ghi lại trạng thái sau khi sửa nguyên nhân gốc; kết luận chắc chắn trả cho người dùng vẫn dựa trên đối chiếu tệp chính xác và chữ ký, còn k</w:t>
-      </w:r>
-      <w:r>
-        <w:t>ết quả truy vết luôn kèm nhãn giới hạn.</w:t>
+        <w:t>Toàn bộ số trong phần này đến từ harness nghiên cứu, không phải pre-gate, và khác pre-gate ở cách dẫn xuất RNG tấn công cùng việc cấp mẫu đồng bộ ORB cho bộ giải mã. Không được trộn với Mục 4.2.1, và không được trình bày như năng lực đã phát hành. Từ 12/09/2026 production có bật chuỗi xử lý nhúng và giải thủy vân. Mục 4.2.3 ghi lại kết quả âm tính ban đầu, còn Mục 4.2.4 ghi lại trạng thái sau khi sửa nguyên nhân gốc; kết luận chắc chắn trả cho người dùng vẫn dựa trên đối chiếu tệp chính xác và chữ ký, còn kết quả truy vết luôn kèm nhãn giới hạn.</w:t>
       </w:r>
     </w:p>
     <w:p>
       <w:pPr>
         <w:pStyle w:val="Heading3"/>
       </w:pPr>
-      <w:bookmarkStart w:id="133" w:name="vì-sao-chẩn-đoán-này-có-được"/>
-      <w:bookmarkStart w:id="134" w:name="_Toc240370191"/>
-      <w:bookmarkEnd w:id="131"/>
+      <w:bookmarkStart w:id="133" w:name="_Toc240370191"/>
+      <w:bookmarkStart w:id="134" w:name="vì-sao-chẩn-đoán-này-có-được"/>
+      <w:bookmarkEnd w:id="132"/>
       <w:r>
         <w:t>4.3.8. Vì sao chẩn đoán này có được</w:t>
       </w:r>
-      <w:bookmarkEnd w:id="134"/>
+      <w:bookmarkEnd w:id="133"/>
     </w:p>
     <w:p>
       <w:pPr>
@@ -28448,26 +29172,23 @@
       <w:pPr>
         <w:pStyle w:val="Heading1"/>
       </w:pPr>
-      <w:bookmarkStart w:id="135" w:name="kết-luận"/>
-      <w:bookmarkStart w:id="136" w:name="_Toc240370192"/>
-      <w:bookmarkEnd w:id="70"/>
-      <w:bookmarkEnd w:id="110"/>
-      <w:bookmarkEnd w:id="133"/>
+      <w:bookmarkStart w:id="135" w:name="_Toc240370192"/>
+      <w:bookmarkStart w:id="136" w:name="kết-luận"/>
+      <w:bookmarkEnd w:id="71"/>
+      <w:bookmarkEnd w:id="111"/>
+      <w:bookmarkEnd w:id="134"/>
       <w:r>
         <w:lastRenderedPageBreak/>
         <w:t>KẾT LUẬN</w:t>
       </w:r>
-      <w:bookmarkEnd w:id="136"/>
+      <w:bookmarkEnd w:id="135"/>
     </w:p>
     <w:p>
       <w:pPr>
         <w:pStyle w:val="FirstParagraph"/>
       </w:pPr>
       <w:r>
-        <w:t xml:space="preserve">Báo cáo đã hoàn thành bốn nội dung được giao. Về lý thuyết, nhóm trình bày cơ sở kỹ thuật thủy vân số, phân loại theo miền nhúng và theo mục tiêu an ninh, cùng bài toán đánh đổi giữa độ bền, tính vô hình và dung lượng nhúng. Về ứng dụng, nhóm phân tích vai trò của thủy vân bền vững trong truy vết nguồn phát hành, của thủy vân bán dễ vỡ trong định vị can thiệp, và của chữ ký số Ed25519 trên manifest chuẩn tắc RFC 8785 trong bảo vệ thông tin truy vết. Về so sánh, nhóm đặt sáu kỹ thuật toàn vẹn cạnh nhau trên </w:t>
-      </w:r>
-      <w:r>
-        <w:t>bảy tiêu chí an ninh.</w:t>
+        <w:t>Báo cáo đã hoàn thành bốn nội dung được giao. Về lý thuyết, nhóm trình bày cơ sở kỹ thuật thủy vân số, phân loại theo miền nhúng và theo mục tiêu an ninh, cùng bài toán đánh đổi giữa độ bền, tính vô hình và dung lượng nhúng. Về ứng dụng, nhóm phân tích vai trò của thủy vân bền vững trong truy vết nguồn phát hành, của thủy vân bán dễ vỡ trong định vị can thiệp, và của chữ ký số Ed25519 trên manifest chuẩn tắc RFC 8785 trong bảo vệ thông tin truy vết. Về so sánh, nhóm đặt sáu kỹ thuật toàn vẹn cạnh nhau trên bảy tiêu chí an ninh.</w:t>
       </w:r>
     </w:p>
     <w:p>
@@ -28483,10 +29204,7 @@
         <w:pStyle w:val="BodyText"/>
       </w:pPr>
       <w:r>
-        <w:t>Đóng góp chính của nhóm không phải một con số độ bền, mà là một chẩn đoán nguyên nhân gốc. Qua ba thế hệ thuật toán, nhóm đã lần lượt kiểm chứng và bác bỏ cả ba hướng tinh chỉnh tham số, mỗi lần bằng một loại bằng chứng khác nhau: một sweep 1408 hàng, một lần đọc mã nguồn, và một thí nghiệm 192 hàng. Kết quả âm tính đó dẫn tới câu hỏi đúng, và câu trả lời là: độ bền của hệ thống không bị giới hạn bởi thủy vân, mà bởi tập giả thuyết hình học của bộ giải mã. Bằng chứng là một tương quan không có ngoại lệ trên</w:t>
-      </w:r>
-      <w:r>
-        <w:t xml:space="preserve"> 286 hàng đo, sau đó được xác nhận bằng một phép thử có tính tiên đoán: bóc viền letterbox đưa tỉ lệ truy vết của ảnh chụp màn hình 1920×1080 từ 0 trên 12 lên 9 trên 12, mà không thay đổi bất kỳ tham số nào của thủy vân. Ở 1366×768 phép bóc viền không khôi phục được hàng nào, và chính sự khác biệt giữa hai độ phân giải là thứ tách bạch được hai lớp thất bại.</w:t>
+        <w:t>Đóng góp chính của nhóm không phải một con số độ bền, mà là một chẩn đoán nguyên nhân gốc. Qua ba thế hệ thuật toán, nhóm đã lần lượt kiểm chứng và bác bỏ cả ba hướng tinh chỉnh tham số, mỗi lần bằng một loại bằng chứng khác nhau: một sweep 1408 hàng, một lần đọc mã nguồn, và một thí nghiệm 192 hàng. Kết quả âm tính đó dẫn tới câu hỏi đúng, và câu trả lời là: độ bền của hệ thống không bị giới hạn bởi thủy vân, mà bởi tập giả thuyết hình học của bộ giải mã. Bằng chứng là một tương quan không có ngoại lệ trên 286 hàng đo, sau đó được xác nhận bằng một phép thử có tính tiên đoán: bóc viền letterbox đưa tỉ lệ truy vết của ảnh chụp màn hình 1920×1080 từ 0 trên 12 lên 9 trên 12, mà không thay đổi bất kỳ tham số nào của thủy vân. Ở 1366×768 phép bóc viền không khôi phục được hàng nào, và chính sự khác biệt giữa hai độ phân giải là thứ tách bạch được hai lớp thất bại.</w:t>
       </w:r>
     </w:p>
     <w:p>
@@ -28522,10 +29240,7 @@
         <w:pStyle w:val="BodyText"/>
       </w:pPr>
       <w:r>
-        <w:t xml:space="preserve">Về các giới hạn đã nhận diện, phân hệ thủy vân đã được bật trên hệ thống vận hành và mọi kết quả truy vết vẫn mang nhãn độ thu hồi chưa đạt cổng phát hành do chính hệ thống gắn. Ranh giới còn lại là tổn thất chồng nhau chứ không phải một phép biến đổi đơn lẻ: ảnh chụp màn hình cộng nén JPEG q60 thất bại trong khi từng phép một đều sống. Cắt ảnh quá nửa và xoay vẫn chưa giải được ở đây lẫn ở mọi công trình mã nguồn mở đã đối chiếu. Định vị can thiệp đạt IoU tổng hợp khoảng 0.09 do cơ chế fail-safe kích hoạt </w:t>
-      </w:r>
-      <w:r>
-        <w:t>trên phần lớn kịch bản có diện tích can thiệp lớn. Và quan trọng nhất: không kết quả nào trong báo cáo chứng minh danh tính người làm rò rỉ, chỉnh sửa hay phát tán tài liệu; thủy vân và chữ ký số cung cấp tín hiệu kỹ thuật phục vụ điều tra, không phải kết luận pháp lý về hành vi của một cá nhân.</w:t>
+        <w:t>Về các giới hạn đã nhận diện, phân hệ thủy vân đã được bật trên hệ thống vận hành và mọi kết quả truy vết vẫn mang nhãn độ thu hồi chưa đạt cổng phát hành do chính hệ thống gắn. Ranh giới còn lại là tổn thất chồng nhau chứ không phải một phép biến đổi đơn lẻ: ảnh chụp màn hình cộng nén JPEG q60 thất bại trong khi từng phép một đều sống. Cắt ảnh quá nửa và xoay vẫn chưa giải được ở đây lẫn ở mọi công trình mã nguồn mở đã đối chiếu. Định vị can thiệp đạt IoU tổng hợp khoảng 0.09 do cơ chế fail-safe kích hoạt trên phần lớn kịch bản có diện tích can thiệp lớn. Và quan trọng nhất: không kết quả nào trong báo cáo chứng minh danh tính người làm rò rỉ, chỉnh sửa hay phát tán tài liệu; thủy vân và chữ ký số cung cấp tín hiệu kỹ thuật phục vụ điều tra, không phải kết luận pháp lý về hành vi của một cá nhân.</w:t>
       </w:r>
     </w:p>
     <w:p>
@@ -28540,14 +29255,14 @@
       <w:pPr>
         <w:pStyle w:val="Heading1"/>
       </w:pPr>
-      <w:bookmarkStart w:id="137" w:name="tài-liệu-tham-khảo"/>
-      <w:bookmarkStart w:id="138" w:name="_Toc240370193"/>
-      <w:bookmarkEnd w:id="135"/>
+      <w:bookmarkStart w:id="137" w:name="_Toc240370193"/>
+      <w:bookmarkStart w:id="138" w:name="tài-liệu-tham-khảo"/>
+      <w:bookmarkEnd w:id="136"/>
       <w:r>
         <w:lastRenderedPageBreak/>
         <w:t>TÀI LIỆU THAM KHẢO</w:t>
       </w:r>
-      <w:bookmarkEnd w:id="138"/>
+      <w:bookmarkEnd w:id="137"/>
     </w:p>
     <w:p>
       <w:pPr>
@@ -28731,13 +29446,13 @@
       <w:pPr>
         <w:pStyle w:val="Heading1"/>
       </w:pPr>
-      <w:bookmarkStart w:id="139" w:name="X8c9d602fdee431516a1a95beedefebdd94fb169"/>
-      <w:bookmarkStart w:id="140" w:name="_Toc240370194"/>
-      <w:bookmarkEnd w:id="137"/>
+      <w:bookmarkStart w:id="139" w:name="_Toc240370194"/>
+      <w:bookmarkStart w:id="140" w:name="X8c9d602fdee431516a1a95beedefebdd94fb169"/>
+      <w:bookmarkEnd w:id="138"/>
       <w:r>
         <w:t>PHỤ LỤC A. MA TRẬN TRUY VẾT KHẲNG ĐỊNH VÀ BẰNG CHỨNG</w:t>
       </w:r>
-      <w:bookmarkEnd w:id="140"/>
+      <w:bookmarkEnd w:id="139"/>
     </w:p>
     <w:p>
       <w:pPr>
@@ -29233,10 +29948,7 @@
               <w:t>orb_template</w:t>
             </w:r>
             <w:r>
-              <w:t xml:space="preserve"> </w:t>
-            </w:r>
-            <w:r>
-              <w:t>tuỳ chọn nhưng đường dịch vụ gọi không truyền. ORB-RANSAC thuộc thế hệ V1 và nhánh nghiên cứu V3. Xem Mục 4.2.3.2.</w:t>
+              <w:t xml:space="preserve"> tuỳ chọn nhưng đường dịch vụ gọi không truyền. ORB-RANSAC thuộc thế hệ V1 và nhánh nghiên cứu V3. Xem Mục 4.2.3.2.</w:t>
             </w:r>
           </w:p>
         </w:tc>
@@ -30273,7 +30985,30 @@
               <w:spacing w:line="240" w:lineRule="auto"/>
             </w:pPr>
             <w:r>
-              <w:t xml:space="preserve">Thí nghiệm đối chứng trên trang render 1190x1684 của chính hệ thống, bộ mã hóa thủy vân [7], </w:t>
+              <w:t xml:space="preserve">Thí nghiệm đối chứng trên trang render 1190x1684 của chính hệ thống, bộ mã hóa thủy vân </w:t>
+            </w:r>
+            <w:sdt>
+              <w:sdtPr>
+                <w:tag w:val="MENDELEY_CITATION_v3_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"/>
+                <w:id w:val="-82386927"/>
+                <w:placeholder>
+                  <w:docPart w:val="DefaultPlaceholder_-1854013440"/>
+                </w:placeholder>
+              </w:sdtPr>
+              <w:sdtContent>
+                <w:r>
+                  <w:rPr>
+                    <w:color w:val="000000"/>
+                  </w:rPr>
+                  <w:t>[9]</w:t>
+                </w:r>
+              </w:sdtContent>
+            </w:sdt>
+            <w:r>
+              <w:t>,</w:t>
+            </w:r>
+            <w:r>
+              <w:t xml:space="preserve"> </w:t>
             </w:r>
             <w:r>
               <w:lastRenderedPageBreak/>
@@ -30423,7 +31158,30 @@
               <w:t>results/results.json</w:t>
             </w:r>
             <w:r>
-              <w:t xml:space="preserve"> công bố kèm [21]; trích ở Bảng 4.6</w:t>
+              <w:t xml:space="preserve"> công bố kèm </w:t>
+            </w:r>
+            <w:sdt>
+              <w:sdtPr>
+                <w:tag w:val="MENDELEY_CITATION_v3_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"/>
+                <w:id w:val="-916555382"/>
+                <w:placeholder>
+                  <w:docPart w:val="DefaultPlaceholder_-1854013440"/>
+                </w:placeholder>
+              </w:sdtPr>
+              <w:sdtContent>
+                <w:r>
+                  <w:rPr>
+                    <w:color w:val="000000"/>
+                  </w:rPr>
+                  <w:t>[6]</w:t>
+                </w:r>
+              </w:sdtContent>
+            </w:sdt>
+            <w:r>
+              <w:t>;</w:t>
+            </w:r>
+            <w:r>
+              <w:t xml:space="preserve"> trích ở Bảng 4.6</w:t>
             </w:r>
           </w:p>
         </w:tc>
@@ -31092,10 +31850,7 @@
               <w:t>SOURCE_IDENTIFIED_MODIFIED</w:t>
             </w:r>
             <w:r>
-              <w:t xml:space="preserve"> </w:t>
-            </w:r>
-            <w:r>
-              <w:t xml:space="preserve">nên trạng thái này rơi vào nhánh mặc định, trong khi </w:t>
+              <w:t xml:space="preserve"> nên trạng thái này rơi vào nhánh mặc định, trong khi </w:t>
             </w:r>
             <w:r>
               <w:rPr>
@@ -31428,10 +32183,7 @@
               <w:t>decoded</w:t>
             </w:r>
             <w:r>
-              <w:t xml:space="preserve"> </w:t>
-            </w:r>
-            <w:r>
-              <w:t xml:space="preserve">cả sáu ô kể cả nén JPEG 70; trang chữ dày </w:t>
+              <w:t xml:space="preserve"> cả sáu ô kể cả nén JPEG 70; trang chữ dày </w:t>
             </w:r>
             <w:r>
               <w:rPr>
@@ -31526,10 +32278,7 @@
               <w:spacing w:line="240" w:lineRule="auto"/>
             </w:pPr>
             <w:r>
-              <w:t xml:space="preserve">Đã kiểm chứng: giao diện ghi “hai giá trị khác nhau” </w:t>
-            </w:r>
-            <w:r>
-              <w:t xml:space="preserve">ở phần đối chiếu mã băm, đồng thời ghi đúng mã hồ sơ cấp phát </w:t>
+              <w:t xml:space="preserve">Đã kiểm chứng: giao diện ghi “hai giá trị khác nhau” ở phần đối chiếu mã băm, đồng thời ghi đúng mã hồ sơ cấp phát </w:t>
             </w:r>
             <w:r>
               <w:rPr>
@@ -31681,11 +32430,11 @@
           </w:p>
         </w:tc>
       </w:tr>
-      <w:bookmarkEnd w:id="139"/>
+      <w:bookmarkEnd w:id="140"/>
     </w:tbl>
     <w:p/>
     <w:sectPr>
-      <w:footerReference w:type="default" r:id="rId17"/>
+      <w:footerReference w:type="default" r:id="rId18"/>
       <w:footnotePr>
         <w:numRestart w:val="eachSect"/>
       </w:footnotePr>
@@ -33981,7 +34730,594 @@
       <w:ind w:left="260"/>
     </w:pPr>
   </w:style>
+  <w:style w:type="character" w:styleId="PlaceholderText">
+    <w:name w:val="Placeholder Text"/>
+    <w:basedOn w:val="DefaultParagraphFont"/>
+    <w:rsid w:val="004B03EE"/>
+    <w:rPr>
+      <w:color w:val="666666"/>
+    </w:rPr>
+  </w:style>
 </w:styles>
+</file>
+
+<file path=word/glossary/document.xml><?xml version="1.0" encoding="utf-8"?>
+<w:glossaryDocument xmlns:wpc="http://schemas.microsoft.com/office/word/2010/wordprocessingCanvas" xmlns:cx="http://schemas.microsoft.com/office/drawing/2014/chartex" xmlns:cx1="http://schemas.microsoft.com/office/drawing/2015/9/8/chartex" xmlns:cx2="http://schemas.microsoft.com/office/drawing/2015/10/21/chartex" xmlns:cx3="http://schemas.microsoft.com/office/drawing/2016/5/9/chartex" xmlns:cx4="http://schemas.microsoft.com/office/drawing/2016/5/10/chartex" xmlns:cx5="http://schemas.microsoft.com/office/drawing/2016/5/11/chartex" xmlns:cx6="http://schemas.microsoft.com/office/drawing/2016/5/12/chartex" xmlns:cx7="http://schemas.microsoft.com/office/drawing/2016/5/13/chartex" xmlns:cx8="http://schemas.microsoft.com/office/drawing/2016/5/14/chartex" xmlns:mc="http://schemas.openxmlformats.org/markup-compatibility/2006" xmlns:aink="http://schemas.microsoft.com/office/drawing/2016/ink" xmlns:am3d="http://schemas.microsoft.com/office/drawing/2017/model3d" xmlns:o="urn:schemas-microsoft-com:office:office" xmlns:oel="http://schemas.microsoft.com/office/2019/extlst" xmlns:r="http://schemas.openxmlformats.org/officeDocument/2006/relationships" xmlns:m="http://schemas.openxmlformats.org/officeDocument/2006/math" xmlns:v="urn:schemas-microsoft-com:vml" xmlns:wp14="http://schemas.microsoft.com/office/word/2010/wordprocessingDrawing" xmlns:wp="http://schemas.openxmlformats.org/drawingml/2006/wordprocessingDrawing" xmlns:w10="urn:schemas-microsoft-com:office:word" xmlns:w="http://schemas.openxmlformats.org/wordprocessingml/2006/main" xmlns:w14="http://schemas.microsoft.com/office/word/2010/wordml" xmlns:w15="http://schemas.microsoft.com/office/word/2012/wordml" xmlns:w16cex="http://schemas.microsoft.com/office/word/2018/wordml/cex" xmlns:w16cid="http://schemas.microsoft.com/office/word/2016/wordml/cid" xmlns:w16="http://schemas.microsoft.com/office/word/2018/wordml" xmlns:w16du="http://schemas.microsoft.com/office/word/2023/wordml/word16du" xmlns:w16sdtdh="http://schemas.microsoft.com/office/word/2020/wordml/sdtdatahash" xmlns:w16sdtfl="http://schemas.microsoft.com/office/word/2024/wordml/sdtformatlock" xmlns:w16se="http://schemas.microsoft.com/office/word/2015/wordml/symex" xmlns:wpg="http://schemas.microsoft.com/office/word/2010/wordprocessingGroup" xmlns:wpi="http://schemas.microsoft.com/office/word/2010/wordprocessingInk" xmlns:wne="http://schemas.microsoft.com/office/word/2006/wordml" xmlns:wps="http://schemas.microsoft.com/office/word/2010/wordprocessingShape" mc:Ignorable="w14 w15 w16se w16cid w16 w16cex w16sdtdh w16sdtfl w16du wp14">
+  <w:docParts>
+    <w:docPart>
+      <w:docPartPr>
+        <w:name w:val="DefaultPlaceholder_-1854013440"/>
+        <w:category>
+          <w:name w:val="General"/>
+          <w:gallery w:val="placeholder"/>
+        </w:category>
+        <w:types>
+          <w:type w:val="bbPlcHdr"/>
+        </w:types>
+        <w:behaviors>
+          <w:behavior w:val="content"/>
+        </w:behaviors>
+        <w:guid w:val="{08346DF0-BE06-48FC-86D9-FD0A5D6DE1F8}"/>
+      </w:docPartPr>
+      <w:docPartBody>
+        <w:p>
+          <w:r>
+            <w:rPr>
+              <w:rStyle w:val="PlaceholderText"/>
+            </w:rPr>
+            <w:t>Click or tap here to enter text.</w:t>
+          </w:r>
+        </w:p>
+      </w:docPartBody>
+    </w:docPart>
+  </w:docParts>
+</w:glossaryDocument>
+</file>
+
+<file path=word/glossary/fontTable.xml><?xml version="1.0" encoding="utf-8"?>
+<w:fonts xmlns:mc="http://schemas.openxmlformats.org/markup-compatibility/2006" xmlns:r="http://schemas.openxmlformats.org/officeDocument/2006/relationships" xmlns:w="http://schemas.openxmlformats.org/wordprocessingml/2006/main" xmlns:w14="http://schemas.microsoft.com/office/word/2010/wordml" xmlns:w15="http://schemas.microsoft.com/office/word/2012/wordml" xmlns:w16cex="http://schemas.microsoft.com/office/word/2018/wordml/cex" xmlns:w16cid="http://schemas.microsoft.com/office/word/2016/wordml/cid" xmlns:w16="http://schemas.microsoft.com/office/word/2018/wordml" xmlns:w16du="http://schemas.microsoft.com/office/word/2023/wordml/word16du" xmlns:w16sdtdh="http://schemas.microsoft.com/office/word/2020/wordml/sdtdatahash" xmlns:w16sdtfl="http://schemas.microsoft.com/office/word/2024/wordml/sdtformatlock" xmlns:w16se="http://schemas.microsoft.com/office/word/2015/wordml/symex" mc:Ignorable="w14 w15 w16se w16cid w16 w16cex w16sdtdh w16sdtfl w16du">
+  <w:font w:name="Symbol">
+    <w:panose1 w:val="05050102010706020507"/>
+    <w:charset w:val="02"/>
+    <w:family w:val="roman"/>
+    <w:pitch w:val="variable"/>
+    <w:sig w:usb0="00000000" w:usb1="10000000" w:usb2="00000000" w:usb3="00000000" w:csb0="80000000" w:csb1="00000000"/>
+  </w:font>
+  <w:font w:name="Times New Roman">
+    <w:panose1 w:val="02020603050405020304"/>
+    <w:charset w:val="00"/>
+    <w:family w:val="roman"/>
+    <w:pitch w:val="variable"/>
+    <w:sig w:usb0="E0002EFF" w:usb1="C000785B" w:usb2="00000009" w:usb3="00000000" w:csb0="000001FF" w:csb1="00000000"/>
+  </w:font>
+  <w:font w:name="Courier New">
+    <w:panose1 w:val="02070309020205020404"/>
+    <w:charset w:val="00"/>
+    <w:family w:val="modern"/>
+    <w:pitch w:val="fixed"/>
+    <w:sig w:usb0="E0002EFF" w:usb1="C0007843" w:usb2="00000009" w:usb3="00000000" w:csb0="000001FF" w:csb1="00000000"/>
+  </w:font>
+  <w:font w:name="Wingdings">
+    <w:panose1 w:val="05000000000000000000"/>
+    <w:charset w:val="02"/>
+    <w:family w:val="auto"/>
+    <w:pitch w:val="variable"/>
+    <w:sig w:usb0="00000000" w:usb1="10000000" w:usb2="00000000" w:usb3="00000000" w:csb0="80000000" w:csb1="00000000"/>
+  </w:font>
+  <w:font w:name="Consolas">
+    <w:panose1 w:val="020B0609020204030204"/>
+    <w:charset w:val="00"/>
+    <w:family w:val="modern"/>
+    <w:pitch w:val="fixed"/>
+    <w:sig w:usb0="E00006FF" w:usb1="0000FCFF" w:usb2="00000001" w:usb3="00000000" w:csb0="0000019F" w:csb1="00000000"/>
+  </w:font>
+  <w:font w:name="Cambria Math">
+    <w:panose1 w:val="02040503050406030204"/>
+    <w:charset w:val="00"/>
+    <w:family w:val="roman"/>
+    <w:pitch w:val="variable"/>
+    <w:sig w:usb0="E00006FF" w:usb1="420024FF" w:usb2="02000000" w:usb3="00000000" w:csb0="0000019F" w:csb1="00000000"/>
+  </w:font>
+  <w:font w:name="Aptos">
+    <w:charset w:val="00"/>
+    <w:family w:val="swiss"/>
+    <w:pitch w:val="variable"/>
+    <w:sig w:usb0="20000287" w:usb1="00000003" w:usb2="00000000" w:usb3="00000000" w:csb0="0000019F" w:csb1="00000000"/>
+  </w:font>
+  <w:font w:name="Aptos Display">
+    <w:charset w:val="00"/>
+    <w:family w:val="swiss"/>
+    <w:pitch w:val="variable"/>
+    <w:sig w:usb0="20000287" w:usb1="00000003" w:usb2="00000000" w:usb3="00000000" w:csb0="0000019F" w:csb1="00000000"/>
+  </w:font>
+</w:fonts>
+</file>
+
+<file path=word/glossary/settings.xml><?xml version="1.0" encoding="utf-8"?>
+<w:settings xmlns:mc="http://schemas.openxmlformats.org/markup-compatibility/2006" xmlns:o="urn:schemas-microsoft-com:office:office" xmlns:r="http://schemas.openxmlformats.org/officeDocument/2006/relationships" xmlns:m="http://schemas.openxmlformats.org/officeDocument/2006/math" xmlns:v="urn:schemas-microsoft-com:vml" xmlns:w10="urn:schemas-microsoft-com:office:word" xmlns:w="http://schemas.openxmlformats.org/wordprocessingml/2006/main" xmlns:w14="http://schemas.microsoft.com/office/word/2010/wordml" xmlns:w15="http://schemas.microsoft.com/office/word/2012/wordml" xmlns:w16cex="http://schemas.microsoft.com/office/word/2018/wordml/cex" xmlns:w16cid="http://schemas.microsoft.com/office/word/2016/wordml/cid" xmlns:w16="http://schemas.microsoft.com/office/word/2018/wordml" xmlns:w16du="http://schemas.microsoft.com/office/word/2023/wordml/word16du" xmlns:w16sdtdh="http://schemas.microsoft.com/office/word/2020/wordml/sdtdatahash" xmlns:w16sdtfl="http://schemas.microsoft.com/office/word/2024/wordml/sdtformatlock" xmlns:w16se="http://schemas.microsoft.com/office/word/2015/wordml/symex" xmlns:sl="http://schemas.openxmlformats.org/schemaLibrary/2006/main" mc:Ignorable="w14 w15 w16se w16cid w16 w16cex w16sdtdh w16sdtfl w16du">
+  <w:view w:val="normal"/>
+  <w:defaultTabStop w:val="720"/>
+  <w:characterSpacingControl w:val="doNotCompress"/>
+  <w:compat>
+    <w:useFELayout/>
+    <w:compatSetting w:name="compatibilityMode" w:uri="http://schemas.microsoft.com/office/word" w:val="15"/>
+    <w:compatSetting w:name="overrideTableStyleFontSizeAndJustification" w:uri="http://schemas.microsoft.com/office/word" w:val="1"/>
+    <w:compatSetting w:name="enableOpenTypeFeatures" w:uri="http://schemas.microsoft.com/office/word" w:val="1"/>
+    <w:compatSetting w:name="doNotFlipMirrorIndents" w:uri="http://schemas.microsoft.com/office/word" w:val="1"/>
+    <w:compatSetting w:name="differentiateMultirowTableHeaders" w:uri="http://schemas.microsoft.com/office/word" w:val="1"/>
+    <w:compatSetting w:name="useWord2013TrackBottomHyphenation" w:uri="http://schemas.microsoft.com/office/word" w:val="0"/>
+  </w:compat>
+  <w:rsids>
+    <w:rsidRoot w:val="001F3D7D"/>
+    <w:rsid w:val="00101E64"/>
+    <w:rsid w:val="001F3D7D"/>
+    <w:rsid w:val="00C24EF1"/>
+  </w:rsids>
+  <m:mathPr>
+    <m:mathFont m:val="Cambria Math"/>
+    <m:brkBin m:val="before"/>
+    <m:brkBinSub m:val="--"/>
+    <m:smallFrac m:val="0"/>
+    <m:dispDef/>
+    <m:lMargin m:val="0"/>
+    <m:rMargin m:val="0"/>
+    <m:defJc m:val="centerGroup"/>
+    <m:wrapIndent m:val="1440"/>
+    <m:intLim m:val="subSup"/>
+    <m:naryLim m:val="undOvr"/>
+  </m:mathPr>
+  <w:themeFontLang w:val="en-US"/>
+  <w:clrSchemeMapping w:bg1="light1" w:t1="dark1" w:bg2="light2" w:t2="dark2" w:accent1="accent1" w:accent2="accent2" w:accent3="accent3" w:accent4="accent4" w:accent5="accent5" w:accent6="accent6" w:hyperlink="hyperlink" w:followedHyperlink="followedHyperlink"/>
+  <w:decimalSymbol w:val="."/>
+  <w:listSeparator w:val=","/>
+  <w15:chartTrackingRefBased/>
+</w:settings>
+</file>
+
+<file path=word/glossary/styles.xml><?xml version="1.0" encoding="utf-8"?>
+<w:styles xmlns:mc="http://schemas.openxmlformats.org/markup-compatibility/2006" xmlns:r="http://schemas.openxmlformats.org/officeDocument/2006/relationships" xmlns:w="http://schemas.openxmlformats.org/wordprocessingml/2006/main" xmlns:w14="http://schemas.microsoft.com/office/word/2010/wordml" xmlns:w15="http://schemas.microsoft.com/office/word/2012/wordml" xmlns:w16cex="http://schemas.microsoft.com/office/word/2018/wordml/cex" xmlns:w16cid="http://schemas.microsoft.com/office/word/2016/wordml/cid" xmlns:w16="http://schemas.microsoft.com/office/word/2018/wordml" xmlns:w16du="http://schemas.microsoft.com/office/word/2023/wordml/word16du" xmlns:w16sdtdh="http://schemas.microsoft.com/office/word/2020/wordml/sdtdatahash" xmlns:w16sdtfl="http://schemas.microsoft.com/office/word/2024/wordml/sdtformatlock" xmlns:w16se="http://schemas.microsoft.com/office/word/2015/wordml/symex" mc:Ignorable="w14 w15 w16se w16cid w16 w16cex w16sdtdh w16sdtfl w16du">
+  <w:docDefaults>
+    <w:rPrDefault>
+      <w:rPr>
+        <w:rFonts w:asciiTheme="minorHAnsi" w:eastAsiaTheme="minorEastAsia" w:hAnsiTheme="minorHAnsi" w:cstheme="minorBidi"/>
+        <w:kern w:val="2"/>
+        <w:sz w:val="24"/>
+        <w:szCs w:val="24"/>
+        <w:lang w:val="en-US" w:eastAsia="en-US" w:bidi="ar-SA"/>
+        <w14:ligatures w14:val="standardContextual"/>
+      </w:rPr>
+    </w:rPrDefault>
+    <w:pPrDefault>
+      <w:pPr>
+        <w:spacing w:after="160" w:line="278" w:lineRule="auto"/>
+      </w:pPr>
+    </w:pPrDefault>
+  </w:docDefaults>
+  <w:latentStyles w:defLockedState="0" w:defUIPriority="99" w:defSemiHidden="0" w:defUnhideWhenUsed="0" w:defQFormat="0" w:count="376">
+    <w:lsdException w:name="Normal" w:uiPriority="0" w:qFormat="1"/>
+    <w:lsdException w:name="heading 1" w:uiPriority="9" w:qFormat="1"/>
+    <w:lsdException w:name="heading 2" w:semiHidden="1" w:uiPriority="9" w:unhideWhenUsed="1" w:qFormat="1"/>
+    <w:lsdException w:name="heading 3" w:semiHidden="1" w:uiPriority="9" w:unhideWhenUsed="1" w:qFormat="1"/>
+    <w:lsdException w:name="heading 4" w:semiHidden="1" w:uiPriority="9" w:unhideWhenUsed="1" w:qFormat="1"/>
+    <w:lsdException w:name="heading 5" w:semiHidden="1" w:uiPriority="9" w:unhideWhenUsed="1" w:qFormat="1"/>
+    <w:lsdException w:name="heading 6" w:semiHidden="1" w:uiPriority="9" w:unhideWhenUsed="1" w:qFormat="1"/>
+    <w:lsdException w:name="heading 7" w:semiHidden="1" w:uiPriority="9" w:unhideWhenUsed="1" w:qFormat="1"/>
+    <w:lsdException w:name="heading 8" w:semiHidden="1" w:uiPriority="9" w:unhideWhenUsed="1" w:qFormat="1"/>
+    <w:lsdException w:name="heading 9" w:semiHidden="1" w:uiPriority="9" w:unhideWhenUsed="1" w:qFormat="1"/>
+    <w:lsdException w:name="index 1" w:semiHidden="1" w:unhideWhenUsed="1"/>
+    <w:lsdException w:name="index 2" w:semiHidden="1" w:unhideWhenUsed="1"/>
+    <w:lsdException w:name="index 3" w:semiHidden="1" w:unhideWhenUsed="1"/>
+    <w:lsdException w:name="index 4" w:semiHidden="1" w:unhideWhenUsed="1"/>
+    <w:lsdException w:name="index 5" w:semiHidden="1" w:unhideWhenUsed="1"/>
+    <w:lsdException w:name="index 6" w:semiHidden="1" w:unhideWhenUsed="1"/>
+    <w:lsdException w:name="index 7" w:semiHidden="1" w:unhideWhenUsed="1"/>
+    <w:lsdException w:name="index 8" w:semiHidden="1" w:unhideWhenUsed="1"/>
+    <w:lsdException w:name="index 9" w:semiHidden="1" w:unhideWhenUsed="1"/>
+    <w:lsdException w:name="toc 1" w:semiHidden="1" w:uiPriority="39" w:unhideWhenUsed="1"/>
+    <w:lsdException w:name="toc 2" w:semiHidden="1" w:uiPriority="39" w:unhideWhenUsed="1"/>
+    <w:lsdException w:name="toc 3" w:semiHidden="1" w:uiPriority="39" w:unhideWhenUsed="1"/>
+    <w:lsdException w:name="toc 4" w:semiHidden="1" w:uiPriority="39" w:unhideWhenUsed="1"/>
+    <w:lsdException w:name="toc 5" w:semiHidden="1" w:uiPriority="39" w:unhideWhenUsed="1"/>
+    <w:lsdException w:name="toc 6" w:semiHidden="1" w:uiPriority="39" w:unhideWhenUsed="1"/>
+    <w:lsdException w:name="toc 7" w:semiHidden="1" w:uiPriority="39" w:unhideWhenUsed="1"/>
+    <w:lsdException w:name="toc 8" w:semiHidden="1" w:uiPriority="39" w:unhideWhenUsed="1"/>
+    <w:lsdException w:name="toc 9" w:semiHidden="1" w:uiPriority="39" w:unhideWhenUsed="1"/>
+    <w:lsdException w:name="Normal Indent" w:semiHidden="1" w:unhideWhenUsed="1"/>
+    <w:lsdException w:name="footnote text" w:semiHidden="1" w:unhideWhenUsed="1"/>
+    <w:lsdException w:name="annotation text" w:semiHidden="1" w:unhideWhenUsed="1"/>
+    <w:lsdException w:name="header" w:semiHidden="1" w:unhideWhenUsed="1"/>
+    <w:lsdException w:name="footer" w:semiHidden="1" w:unhideWhenUsed="1"/>
+    <w:lsdException w:name="index heading" w:semiHidden="1" w:unhideWhenUsed="1"/>
+    <w:lsdException w:name="caption" w:semiHidden="1" w:uiPriority="35" w:unhideWhenUsed="1" w:qFormat="1"/>
+    <w:lsdException w:name="table of figures" w:semiHidden="1" w:unhideWhenUsed="1"/>
+    <w:lsdException w:name="envelope address" w:semiHidden="1" w:unhideWhenUsed="1"/>
+    <w:lsdException w:name="envelope return" w:semiHidden="1" w:unhideWhenUsed="1"/>
+    <w:lsdException w:name="footnote reference" w:semiHidden="1" w:unhideWhenUsed="1"/>
+    <w:lsdException w:name="annotation reference" w:semiHidden="1" w:unhideWhenUsed="1"/>
+    <w:lsdException w:name="line number" w:semiHidden="1" w:unhideWhenUsed="1"/>
+    <w:lsdException w:name="page number" w:semiHidden="1" w:unhideWhenUsed="1"/>
+    <w:lsdException w:name="endnote reference" w:semiHidden="1" w:unhideWhenUsed="1"/>
+    <w:lsdException w:name="endnote text" w:semiHidden="1" w:unhideWhenUsed="1"/>
+    <w:lsdException w:name="table of authorities" w:semiHidden="1" w:unhideWhenUsed="1"/>
+    <w:lsdException w:name="macro" w:semiHidden="1" w:unhideWhenUsed="1"/>
+    <w:lsdException w:name="toa heading" w:semiHidden="1" w:unhideWhenUsed="1"/>
+    <w:lsdException w:name="List" w:semiHidden="1" w:unhideWhenUsed="1"/>
+    <w:lsdException w:name="List Bullet" w:semiHidden="1" w:unhideWhenUsed="1"/>
+    <w:lsdException w:name="List Number" w:semiHidden="1" w:unhideWhenUsed="1"/>
+    <w:lsdException w:name="List 2" w:semiHidden="1" w:unhideWhenUsed="1"/>
+    <w:lsdException w:name="List 3" w:semiHidden="1" w:unhideWhenUsed="1"/>
+    <w:lsdException w:name="List 4" w:semiHidden="1" w:unhideWhenUsed="1"/>
+    <w:lsdException w:name="List 5" w:semiHidden="1" w:unhideWhenUsed="1"/>
+    <w:lsdException w:name="List Bullet 2" w:semiHidden="1" w:unhideWhenUsed="1"/>
+    <w:lsdException w:name="List Bullet 3" w:semiHidden="1" w:unhideWhenUsed="1"/>
+    <w:lsdException w:name="List Bullet 4" w:semiHidden="1" w:unhideWhenUsed="1"/>
+    <w:lsdException w:name="List Bullet 5" w:semiHidden="1" w:unhideWhenUsed="1"/>
+    <w:lsdException w:name="List Number 2" w:semiHidden="1" w:unhideWhenUsed="1"/>
+    <w:lsdException w:name="List Number 3" w:semiHidden="1" w:unhideWhenUsed="1"/>
+    <w:lsdException w:name="List Number 4" w:semiHidden="1" w:unhideWhenUsed="1"/>
+    <w:lsdException w:name="List Number 5" w:semiHidden="1" w:unhideWhenUsed="1"/>
+    <w:lsdException w:name="Title" w:uiPriority="10" w:qFormat="1"/>
+    <w:lsdException w:name="Closing" w:semiHidden="1" w:unhideWhenUsed="1"/>
+    <w:lsdException w:name="Signature" w:semiHidden="1" w:unhideWhenUsed="1"/>
+    <w:lsdException w:name="Default Paragraph Font" w:semiHidden="1" w:uiPriority="1" w:unhideWhenUsed="1"/>
+    <w:lsdException w:name="Body Text" w:semiHidden="1" w:unhideWhenUsed="1"/>
+    <w:lsdException w:name="Body Text Indent" w:semiHidden="1" w:unhideWhenUsed="1"/>
+    <w:lsdException w:name="List Continue" w:semiHidden="1" w:unhideWhenUsed="1"/>
+    <w:lsdException w:name="List Continue 2" w:semiHidden="1" w:unhideWhenUsed="1"/>
+    <w:lsdException w:name="List Continue 3" w:semiHidden="1" w:unhideWhenUsed="1"/>
+    <w:lsdException w:name="List Continue 4" w:semiHidden="1" w:unhideWhenUsed="1"/>
+    <w:lsdException w:name="List Continue 5" w:semiHidden="1" w:unhideWhenUsed="1"/>
+    <w:lsdException w:name="Message Header" w:semiHidden="1" w:unhideWhenUsed="1"/>
+    <w:lsdException w:name="Subtitle" w:uiPriority="11" w:qFormat="1"/>
+    <w:lsdException w:name="Salutation" w:semiHidden="1" w:unhideWhenUsed="1"/>
+    <w:lsdException w:name="Date" w:semiHidden="1" w:unhideWhenUsed="1"/>
+    <w:lsdException w:name="Body Text First Indent" w:semiHidden="1" w:unhideWhenUsed="1"/>
+    <w:lsdException w:name="Body Text First Indent 2" w:semiHidden="1" w:unhideWhenUsed="1"/>
+    <w:lsdException w:name="Note Heading" w:semiHidden="1" w:unhideWhenUsed="1"/>
+    <w:lsdException w:name="Body Text 2" w:semiHidden="1" w:unhideWhenUsed="1"/>
+    <w:lsdException w:name="Body Text 3" w:semiHidden="1" w:unhideWhenUsed="1"/>
+    <w:lsdException w:name="Body Text Indent 2" w:semiHidden="1" w:unhideWhenUsed="1"/>
+    <w:lsdException w:name="Body Text Indent 3" w:semiHidden="1" w:unhideWhenUsed="1"/>
+    <w:lsdException w:name="Block Text" w:semiHidden="1" w:unhideWhenUsed="1"/>
+    <w:lsdException w:name="Hyperlink" w:semiHidden="1" w:unhideWhenUsed="1"/>
+    <w:lsdException w:name="FollowedHyperlink" w:semiHidden="1" w:unhideWhenUsed="1"/>
+    <w:lsdException w:name="Strong" w:uiPriority="22" w:qFormat="1"/>
+    <w:lsdException w:name="Emphasis" w:uiPriority="20" w:qFormat="1"/>
+    <w:lsdException w:name="Document Map" w:semiHidden="1" w:unhideWhenUsed="1"/>
+    <w:lsdException w:name="Plain Text" w:semiHidden="1" w:unhideWhenUsed="1"/>
+    <w:lsdException w:name="E-mail Signature" w:semiHidden="1" w:unhideWhenUsed="1"/>
+    <w:lsdException w:name="HTML Top of Form" w:semiHidden="1" w:unhideWhenUsed="1"/>
+    <w:lsdException w:name="HTML Bottom of Form" w:semiHidden="1" w:unhideWhenUsed="1"/>
+    <w:lsdException w:name="Normal (Web)" w:semiHidden="1" w:unhideWhenUsed="1"/>
+    <w:lsdException w:name="HTML Acronym" w:semiHidden="1" w:unhideWhenUsed="1"/>
+    <w:lsdException w:name="HTML Address" w:semiHidden="1" w:unhideWhenUsed="1"/>
+    <w:lsdException w:name="HTML Cite" w:semiHidden="1" w:unhideWhenUsed="1"/>
+    <w:lsdException w:name="HTML Code" w:semiHidden="1" w:unhideWhenUsed="1"/>
+    <w:lsdException w:name="HTML Definition" w:semiHidden="1" w:unhideWhenUsed="1"/>
+    <w:lsdException w:name="HTML Keyboard" w:semiHidden="1" w:unhideWhenUsed="1"/>
+    <w:lsdException w:name="HTML Preformatted" w:semiHidden="1" w:unhideWhenUsed="1"/>
+    <w:lsdException w:name="HTML Sample" w:semiHidden="1" w:unhideWhenUsed="1"/>
+    <w:lsdException w:name="HTML Typewriter" w:semiHidden="1" w:unhideWhenUsed="1"/>
+    <w:lsdException w:name="HTML Variable" w:semiHidden="1" w:unhideWhenUsed="1"/>
+    <w:lsdException w:name="Normal Table" w:semiHidden="1" w:unhideWhenUsed="1"/>
+    <w:lsdException w:name="annotation subject" w:semiHidden="1" w:unhideWhenUsed="1"/>
+    <w:lsdException w:name="No List" w:semiHidden="1" w:unhideWhenUsed="1"/>
+    <w:lsdException w:name="Outline List 1" w:semiHidden="1" w:unhideWhenUsed="1"/>
+    <w:lsdException w:name="Outline List 2" w:semiHidden="1" w:unhideWhenUsed="1"/>
+    <w:lsdException w:name="Outline List 3" w:semiHidden="1" w:unhideWhenUsed="1"/>
+    <w:lsdException w:name="Table Simple 1" w:semiHidden="1" w:unhideWhenUsed="1"/>
+    <w:lsdException w:name="Table Simple 2" w:semiHidden="1" w:unhideWhenUsed="1"/>
+    <w:lsdException w:name="Table Simple 3" w:semiHidden="1" w:unhideWhenUsed="1"/>
+    <w:lsdException w:name="Table Classic 1" w:semiHidden="1" w:unhideWhenUsed="1"/>
+    <w:lsdException w:name="Table Classic 2" w:semiHidden="1" w:unhideWhenUsed="1"/>
+    <w:lsdException w:name="Table Classic 3" w:semiHidden="1" w:unhideWhenUsed="1"/>
+    <w:lsdException w:name="Table Classic 4" w:semiHidden="1" w:unhideWhenUsed="1"/>
+    <w:lsdException w:name="Table Colorful 1" w:semiHidden="1" w:unhideWhenUsed="1"/>
+    <w:lsdException w:name="Table Colorful 2" w:semiHidden="1" w:unhideWhenUsed="1"/>
+    <w:lsdException w:name="Table Colorful 3" w:semiHidden="1" w:unhideWhenUsed="1"/>
+    <w:lsdException w:name="Table Columns 1" w:semiHidden="1" w:unhideWhenUsed="1"/>
+    <w:lsdException w:name="Table Columns 2" w:semiHidden="1" w:unhideWhenUsed="1"/>
+    <w:lsdException w:name="Table Columns 3" w:semiHidden="1" w:unhideWhenUsed="1"/>
+    <w:lsdException w:name="Table Columns 4" w:semiHidden="1" w:unhideWhenUsed="1"/>
+    <w:lsdException w:name="Table Columns 5" w:semiHidden="1" w:unhideWhenUsed="1"/>
+    <w:lsdException w:name="Table Grid 1" w:semiHidden="1" w:unhideWhenUsed="1"/>
+    <w:lsdException w:name="Table Grid 2" w:semiHidden="1" w:unhideWhenUsed="1"/>
+    <w:lsdException w:name="Table Grid 3" w:semiHidden="1" w:unhideWhenUsed="1"/>
+    <w:lsdException w:name="Table Grid 4" w:semiHidden="1" w:unhideWhenUsed="1"/>
+    <w:lsdException w:name="Table Grid 5" w:semiHidden="1" w:unhideWhenUsed="1"/>
+    <w:lsdException w:name="Table Grid 6" w:semiHidden="1" w:unhideWhenUsed="1"/>
+    <w:lsdException w:name="Table Grid 7" w:semiHidden="1" w:unhideWhenUsed="1"/>
+    <w:lsdException w:name="Table Grid 8" w:semiHidden="1" w:unhideWhenUsed="1"/>
+    <w:lsdException w:name="Table List 1" w:semiHidden="1" w:unhideWhenUsed="1"/>
+    <w:lsdException w:name="Table List 2" w:semiHidden="1" w:unhideWhenUsed="1"/>
+    <w:lsdException w:name="Table List 3" w:semiHidden="1" w:unhideWhenUsed="1"/>
+    <w:lsdException w:name="Table List 4" w:semiHidden="1" w:unhideWhenUsed="1"/>
+    <w:lsdException w:name="Table List 5" w:semiHidden="1" w:unhideWhenUsed="1"/>
+    <w:lsdException w:name="Table List 6" w:semiHidden="1" w:unhideWhenUsed="1"/>
+    <w:lsdException w:name="Table List 7" w:semiHidden="1" w:unhideWhenUsed="1"/>
+    <w:lsdException w:name="Table List 8" w:semiHidden="1" w:unhideWhenUsed="1"/>
+    <w:lsdException w:name="Table 3D effects 1" w:semiHidden="1" w:unhideWhenUsed="1"/>
+    <w:lsdException w:name="Table 3D effects 2" w:semiHidden="1" w:unhideWhenUsed="1"/>
+    <w:lsdException w:name="Table 3D effects 3" w:semiHidden="1" w:unhideWhenUsed="1"/>
+    <w:lsdException w:name="Table Contemporary" w:semiHidden="1" w:unhideWhenUsed="1"/>
+    <w:lsdException w:name="Table Elegant" w:semiHidden="1" w:unhideWhenUsed="1"/>
+    <w:lsdException w:name="Table Professional" w:semiHidden="1" w:unhideWhenUsed="1"/>
+    <w:lsdException w:name="Table Subtle 1" w:semiHidden="1" w:unhideWhenUsed="1"/>
+    <w:lsdException w:name="Table Subtle 2" w:semiHidden="1" w:unhideWhenUsed="1"/>
+    <w:lsdException w:name="Table Web 1" w:semiHidden="1" w:unhideWhenUsed="1"/>
+    <w:lsdException w:name="Table Web 2" w:semiHidden="1" w:unhideWhenUsed="1"/>
+    <w:lsdException w:name="Table Web 3" w:semiHidden="1" w:unhideWhenUsed="1"/>
+    <w:lsdException w:name="Balloon Text" w:semiHidden="1" w:unhideWhenUsed="1"/>
+    <w:lsdException w:name="Table Grid" w:uiPriority="39"/>
+    <w:lsdException w:name="Table Theme" w:semiHidden="1" w:unhideWhenUsed="1"/>
+    <w:lsdException w:name="Placeholder Text" w:semiHidden="1" w:uiPriority="0"/>
+    <w:lsdException w:name="No Spacing" w:uiPriority="1" w:qFormat="1"/>
+    <w:lsdException w:name="Light Shading" w:uiPriority="60"/>
+    <w:lsdException w:name="Light List" w:uiPriority="61"/>
+    <w:lsdException w:name="Light Grid" w:uiPriority="62"/>
+    <w:lsdException w:name="Medium Shading 1" w:uiPriority="63"/>
+    <w:lsdException w:name="Medium Shading 2" w:uiPriority="64"/>
+    <w:lsdException w:name="Medium List 1" w:uiPriority="65"/>
+    <w:lsdException w:name="Medium List 2" w:uiPriority="66"/>
+    <w:lsdException w:name="Medium Grid 1" w:uiPriority="67"/>
+    <w:lsdException w:name="Medium Grid 2" w:uiPriority="68"/>
+    <w:lsdException w:name="Medium Grid 3" w:uiPriority="69"/>
+    <w:lsdException w:name="Dark List" w:uiPriority="70"/>
+    <w:lsdException w:name="Colorful Shading" w:uiPriority="71"/>
+    <w:lsdException w:name="Colorful List" w:uiPriority="72"/>
+    <w:lsdException w:name="Colorful Grid" w:uiPriority="73"/>
+    <w:lsdException w:name="Light Shading Accent 1" w:uiPriority="60"/>
+    <w:lsdException w:name="Light List Accent 1" w:uiPriority="61"/>
+    <w:lsdException w:name="Light Grid Accent 1" w:uiPriority="62"/>
+    <w:lsdException w:name="Medium Shading 1 Accent 1" w:uiPriority="63"/>
+    <w:lsdException w:name="Medium Shading 2 Accent 1" w:uiPriority="64"/>
+    <w:lsdException w:name="Medium List 1 Accent 1" w:uiPriority="65"/>
+    <w:lsdException w:name="Revision" w:semiHidden="1"/>
+    <w:lsdException w:name="List Paragraph" w:uiPriority="34" w:qFormat="1"/>
+    <w:lsdException w:name="Quote" w:uiPriority="29" w:qFormat="1"/>
+    <w:lsdException w:name="Intense Quote" w:uiPriority="30" w:qFormat="1"/>
+    <w:lsdException w:name="Medium List 2 Accent 1" w:uiPriority="66"/>
+    <w:lsdException w:name="Medium Grid 1 Accent 1" w:uiPriority="67"/>
+    <w:lsdException w:name="Medium Grid 2 Accent 1" w:uiPriority="68"/>
+    <w:lsdException w:name="Medium Grid 3 Accent 1" w:uiPriority="69"/>
+    <w:lsdException w:name="Dark List Accent 1" w:uiPriority="70"/>
+    <w:lsdException w:name="Colorful Shading Accent 1" w:uiPriority="71"/>
+    <w:lsdException w:name="Colorful List Accent 1" w:uiPriority="72"/>
+    <w:lsdException w:name="Colorful Grid Accent 1" w:uiPriority="73"/>
+    <w:lsdException w:name="Light Shading Accent 2" w:uiPriority="60"/>
+    <w:lsdException w:name="Light List Accent 2" w:uiPriority="61"/>
+    <w:lsdException w:name="Light Grid Accent 2" w:uiPriority="62"/>
+    <w:lsdException w:name="Medium Shading 1 Accent 2" w:uiPriority="63"/>
+    <w:lsdException w:name="Medium Shading 2 Accent 2" w:uiPriority="64"/>
+    <w:lsdException w:name="Medium List 1 Accent 2" w:uiPriority="65"/>
+    <w:lsdException w:name="Medium List 2 Accent 2" w:uiPriority="66"/>
+    <w:lsdException w:name="Medium Grid 1 Accent 2" w:uiPriority="67"/>
+    <w:lsdException w:name="Medium Grid 2 Accent 2" w:uiPriority="68"/>
+    <w:lsdException w:name="Medium Grid 3 Accent 2" w:uiPriority="69"/>
+    <w:lsdException w:name="Dark List Accent 2" w:uiPriority="70"/>
+    <w:lsdException w:name="Colorful Shading Accent 2" w:uiPriority="71"/>
+    <w:lsdException w:name="Colorful List Accent 2" w:uiPriority="72"/>
+    <w:lsdException w:name="Colorful Grid Accent 2" w:uiPriority="73"/>
+    <w:lsdException w:name="Light Shading Accent 3" w:uiPriority="60"/>
+    <w:lsdException w:name="Light List Accent 3" w:uiPriority="61"/>
+    <w:lsdException w:name="Light Grid Accent 3" w:uiPriority="62"/>
+    <w:lsdException w:name="Medium Shading 1 Accent 3" w:uiPriority="63"/>
+    <w:lsdException w:name="Medium Shading 2 Accent 3" w:uiPriority="64"/>
+    <w:lsdException w:name="Medium List 1 Accent 3" w:uiPriority="65"/>
+    <w:lsdException w:name="Medium List 2 Accent 3" w:uiPriority="66"/>
+    <w:lsdException w:name="Medium Grid 1 Accent 3" w:uiPriority="67"/>
+    <w:lsdException w:name="Medium Grid 2 Accent 3" w:uiPriority="68"/>
+    <w:lsdException w:name="Medium Grid 3 Accent 3" w:uiPriority="69"/>
+    <w:lsdException w:name="Dark List Accent 3" w:uiPriority="70"/>
+    <w:lsdException w:name="Colorful Shading Accent 3" w:uiPriority="71"/>
+    <w:lsdException w:name="Colorful List Accent 3" w:uiPriority="72"/>
+    <w:lsdException w:name="Colorful Grid Accent 3" w:uiPriority="73"/>
+    <w:lsdException w:name="Light Shading Accent 4" w:uiPriority="60"/>
+    <w:lsdException w:name="Light List Accent 4" w:uiPriority="61"/>
+    <w:lsdException w:name="Light Grid Accent 4" w:uiPriority="62"/>
+    <w:lsdException w:name="Medium Shading 1 Accent 4" w:uiPriority="63"/>
+    <w:lsdException w:name="Medium Shading 2 Accent 4" w:uiPriority="64"/>
+    <w:lsdException w:name="Medium List 1 Accent 4" w:uiPriority="65"/>
+    <w:lsdException w:name="Medium List 2 Accent 4" w:uiPriority="66"/>
+    <w:lsdException w:name="Medium Grid 1 Accent 4" w:uiPriority="67"/>
+    <w:lsdException w:name="Medium Grid 2 Accent 4" w:uiPriority="68"/>
+    <w:lsdException w:name="Medium Grid 3 Accent 4" w:uiPriority="69"/>
+    <w:lsdException w:name="Dark List Accent 4" w:uiPriority="70"/>
+    <w:lsdException w:name="Colorful Shading Accent 4" w:uiPriority="71"/>
+    <w:lsdException w:name="Colorful List Accent 4" w:uiPriority="72"/>
+    <w:lsdException w:name="Colorful Grid Accent 4" w:uiPriority="73"/>
+    <w:lsdException w:name="Light Shading Accent 5" w:uiPriority="60"/>
+    <w:lsdException w:name="Light List Accent 5" w:uiPriority="61"/>
+    <w:lsdException w:name="Light Grid Accent 5" w:uiPriority="62"/>
+    <w:lsdException w:name="Medium Shading 1 Accent 5" w:uiPriority="63"/>
+    <w:lsdException w:name="Medium Shading 2 Accent 5" w:uiPriority="64"/>
+    <w:lsdException w:name="Medium List 1 Accent 5" w:uiPriority="65"/>
+    <w:lsdException w:name="Medium List 2 Accent 5" w:uiPriority="66"/>
+    <w:lsdException w:name="Medium Grid 1 Accent 5" w:uiPriority="67"/>
+    <w:lsdException w:name="Medium Grid 2 Accent 5" w:uiPriority="68"/>
+    <w:lsdException w:name="Medium Grid 3 Accent 5" w:uiPriority="69"/>
+    <w:lsdException w:name="Dark List Accent 5" w:uiPriority="70"/>
+    <w:lsdException w:name="Colorful Shading Accent 5" w:uiPriority="71"/>
+    <w:lsdException w:name="Colorful List Accent 5" w:uiPriority="72"/>
+    <w:lsdException w:name="Colorful Grid Accent 5" w:uiPriority="73"/>
+    <w:lsdException w:name="Light Shading Accent 6" w:uiPriority="60"/>
+    <w:lsdException w:name="Light List Accent 6" w:uiPriority="61"/>
+    <w:lsdException w:name="Light Grid Accent 6" w:uiPriority="62"/>
+    <w:lsdException w:name="Medium Shading 1 Accent 6" w:uiPriority="63"/>
+    <w:lsdException w:name="Medium Shading 2 Accent 6" w:uiPriority="64"/>
+    <w:lsdException w:name="Medium List 1 Accent 6" w:uiPriority="65"/>
+    <w:lsdException w:name="Medium List 2 Accent 6" w:uiPriority="66"/>
+    <w:lsdException w:name="Medium Grid 1 Accent 6" w:uiPriority="67"/>
+    <w:lsdException w:name="Medium Grid 2 Accent 6" w:uiPriority="68"/>
+    <w:lsdException w:name="Medium Grid 3 Accent 6" w:uiPriority="69"/>
+    <w:lsdException w:name="Dark List Accent 6" w:uiPriority="70"/>
+    <w:lsdException w:name="Colorful Shading Accent 6" w:uiPriority="71"/>
+    <w:lsdException w:name="Colorful List Accent 6" w:uiPriority="72"/>
+    <w:lsdException w:name="Colorful Grid Accent 6" w:uiPriority="73"/>
+    <w:lsdException w:name="Subtle Emphasis" w:uiPriority="19" w:qFormat="1"/>
+    <w:lsdException w:name="Intense Emphasis" w:uiPriority="21" w:qFormat="1"/>
+    <w:lsdException w:name="Subtle Reference" w:uiPriority="31" w:qFormat="1"/>
+    <w:lsdException w:name="Intense Reference" w:uiPriority="32" w:qFormat="1"/>
+    <w:lsdException w:name="Book Title" w:uiPriority="33" w:qFormat="1"/>
+    <w:lsdException w:name="Bibliography" w:semiHidden="1" w:uiPriority="37" w:unhideWhenUsed="1"/>
+    <w:lsdException w:name="TOC Heading" w:semiHidden="1" w:uiPriority="39" w:unhideWhenUsed="1" w:qFormat="1"/>
+    <w:lsdException w:name="Plain Table 1" w:uiPriority="41"/>
+    <w:lsdException w:name="Plain Table 2" w:uiPriority="42"/>
+    <w:lsdException w:name="Plain Table 3" w:uiPriority="43"/>
+    <w:lsdException w:name="Plain Table 4" w:uiPriority="44"/>
+    <w:lsdException w:name="Plain Table 5" w:uiPriority="45"/>
+    <w:lsdException w:name="Grid Table Light" w:uiPriority="40"/>
+    <w:lsdException w:name="Grid Table 1 Light" w:uiPriority="46"/>
+    <w:lsdException w:name="Grid Table 2" w:uiPriority="47"/>
+    <w:lsdException w:name="Grid Table 3" w:uiPriority="48"/>
+    <w:lsdException w:name="Grid Table 4" w:uiPriority="49"/>
+    <w:lsdException w:name="Grid Table 5 Dark" w:uiPriority="50"/>
+    <w:lsdException w:name="Grid Table 6 Colorful" w:uiPriority="51"/>
+    <w:lsdException w:name="Grid Table 7 Colorful" w:uiPriority="52"/>
+    <w:lsdException w:name="Grid Table 1 Light Accent 1" w:uiPriority="46"/>
+    <w:lsdException w:name="Grid Table 2 Accent 1" w:uiPriority="47"/>
+    <w:lsdException w:name="Grid Table 3 Accent 1" w:uiPriority="48"/>
+    <w:lsdException w:name="Grid Table 4 Accent 1" w:uiPriority="49"/>
+    <w:lsdException w:name="Grid Table 5 Dark Accent 1" w:uiPriority="50"/>
+    <w:lsdException w:name="Grid Table 6 Colorful Accent 1" w:uiPriority="51"/>
+    <w:lsdException w:name="Grid Table 7 Colorful Accent 1" w:uiPriority="52"/>
+    <w:lsdException w:name="Grid Table 1 Light Accent 2" w:uiPriority="46"/>
+    <w:lsdException w:name="Grid Table 2 Accent 2" w:uiPriority="47"/>
+    <w:lsdException w:name="Grid Table 3 Accent 2" w:uiPriority="48"/>
+    <w:lsdException w:name="Grid Table 4 Accent 2" w:uiPriority="49"/>
+    <w:lsdException w:name="Grid Table 5 Dark Accent 2" w:uiPriority="50"/>
+    <w:lsdException w:name="Grid Table 6 Colorful Accent 2" w:uiPriority="51"/>
+    <w:lsdException w:name="Grid Table 7 Colorful Accent 2" w:uiPriority="52"/>
+    <w:lsdException w:name="Grid Table 1 Light Accent 3" w:uiPriority="46"/>
+    <w:lsdException w:name="Grid Table 2 Accent 3" w:uiPriority="47"/>
+    <w:lsdException w:name="Grid Table 3 Accent 3" w:uiPriority="48"/>
+    <w:lsdException w:name="Grid Table 4 Accent 3" w:uiPriority="49"/>
+    <w:lsdException w:name="Grid Table 5 Dark Accent 3" w:uiPriority="50"/>
+    <w:lsdException w:name="Grid Table 6 Colorful Accent 3" w:uiPriority="51"/>
+    <w:lsdException w:name="Grid Table 7 Colorful Accent 3" w:uiPriority="52"/>
+    <w:lsdException w:name="Grid Table 1 Light Accent 4" w:uiPriority="46"/>
+    <w:lsdException w:name="Grid Table 2 Accent 4" w:uiPriority="47"/>
+    <w:lsdException w:name="Grid Table 3 Accent 4" w:uiPriority="48"/>
+    <w:lsdException w:name="Grid Table 4 Accent 4" w:uiPriority="49"/>
+    <w:lsdException w:name="Grid Table 5 Dark Accent 4" w:uiPriority="50"/>
+    <w:lsdException w:name="Grid Table 6 Colorful Accent 4" w:uiPriority="51"/>
+    <w:lsdException w:name="Grid Table 7 Colorful Accent 4" w:uiPriority="52"/>
+    <w:lsdException w:name="Grid Table 1 Light Accent 5" w:uiPriority="46"/>
+    <w:lsdException w:name="Grid Table 2 Accent 5" w:uiPriority="47"/>
+    <w:lsdException w:name="Grid Table 3 Accent 5" w:uiPriority="48"/>
+    <w:lsdException w:name="Grid Table 4 Accent 5" w:uiPriority="49"/>
+    <w:lsdException w:name="Grid Table 5 Dark Accent 5" w:uiPriority="50"/>
+    <w:lsdException w:name="Grid Table 6 Colorful Accent 5" w:uiPriority="51"/>
+    <w:lsdException w:name="Grid Table 7 Colorful Accent 5" w:uiPriority="52"/>
+    <w:lsdException w:name="Grid Table 1 Light Accent 6" w:uiPriority="46"/>
+    <w:lsdException w:name="Grid Table 2 Accent 6" w:uiPriority="47"/>
+    <w:lsdException w:name="Grid Table 3 Accent 6" w:uiPriority="48"/>
+    <w:lsdException w:name="Grid Table 4 Accent 6" w:uiPriority="49"/>
+    <w:lsdException w:name="Grid Table 5 Dark Accent 6" w:uiPriority="50"/>
+    <w:lsdException w:name="Grid Table 6 Colorful Accent 6" w:uiPriority="51"/>
+    <w:lsdException w:name="Grid Table 7 Colorful Accent 6" w:uiPriority="52"/>
+    <w:lsdException w:name="List Table 1 Light" w:uiPriority="46"/>
+    <w:lsdException w:name="List Table 2" w:uiPriority="47"/>
+    <w:lsdException w:name="List Table 3" w:uiPriority="48"/>
+    <w:lsdException w:name="List Table 4" w:uiPriority="49"/>
+    <w:lsdException w:name="List Table 5 Dark" w:uiPriority="50"/>
+    <w:lsdException w:name="List Table 6 Colorful" w:uiPriority="51"/>
+    <w:lsdException w:name="List Table 7 Colorful" w:uiPriority="52"/>
+    <w:lsdException w:name="List Table 1 Light Accent 1" w:uiPriority="46"/>
+    <w:lsdException w:name="List Table 2 Accent 1" w:uiPriority="47"/>
+    <w:lsdException w:name="List Table 3 Accent 1" w:uiPriority="48"/>
+    <w:lsdException w:name="List Table 4 Accent 1" w:uiPriority="49"/>
+    <w:lsdException w:name="List Table 5 Dark Accent 1" w:uiPriority="50"/>
+    <w:lsdException w:name="List Table 6 Colorful Accent 1" w:uiPriority="51"/>
+    <w:lsdException w:name="List Table 7 Colorful Accent 1" w:uiPriority="52"/>
+    <w:lsdException w:name="List Table 1 Light Accent 2" w:uiPriority="46"/>
+    <w:lsdException w:name="List Table 2 Accent 2" w:uiPriority="47"/>
+    <w:lsdException w:name="List Table 3 Accent 2" w:uiPriority="48"/>
+    <w:lsdException w:name="List Table 4 Accent 2" w:uiPriority="49"/>
+    <w:lsdException w:name="List Table 5 Dark Accent 2" w:uiPriority="50"/>
+    <w:lsdException w:name="List Table 6 Colorful Accent 2" w:uiPriority="51"/>
+    <w:lsdException w:name="List Table 7 Colorful Accent 2" w:uiPriority="52"/>
+    <w:lsdException w:name="List Table 1 Light Accent 3" w:uiPriority="46"/>
+    <w:lsdException w:name="List Table 2 Accent 3" w:uiPriority="47"/>
+    <w:lsdException w:name="List Table 3 Accent 3" w:uiPriority="48"/>
+    <w:lsdException w:name="List Table 4 Accent 3" w:uiPriority="49"/>
+    <w:lsdException w:name="List Table 5 Dark Accent 3" w:uiPriority="50"/>
+    <w:lsdException w:name="List Table 6 Colorful Accent 3" w:uiPriority="51"/>
+    <w:lsdException w:name="List Table 7 Colorful Accent 3" w:uiPriority="52"/>
+    <w:lsdException w:name="List Table 1 Light Accent 4" w:uiPriority="46"/>
+    <w:lsdException w:name="List Table 2 Accent 4" w:uiPriority="47"/>
+    <w:lsdException w:name="List Table 3 Accent 4" w:uiPriority="48"/>
+    <w:lsdException w:name="List Table 4 Accent 4" w:uiPriority="49"/>
+    <w:lsdException w:name="List Table 5 Dark Accent 4" w:uiPriority="50"/>
+    <w:lsdException w:name="List Table 6 Colorful Accent 4" w:uiPriority="51"/>
+    <w:lsdException w:name="List Table 7 Colorful Accent 4" w:uiPriority="52"/>
+    <w:lsdException w:name="List Table 1 Light Accent 5" w:uiPriority="46"/>
+    <w:lsdException w:name="List Table 2 Accent 5" w:uiPriority="47"/>
+    <w:lsdException w:name="List Table 3 Accent 5" w:uiPriority="48"/>
+    <w:lsdException w:name="List Table 4 Accent 5" w:uiPriority="49"/>
+    <w:lsdException w:name="List Table 5 Dark Accent 5" w:uiPriority="50"/>
+    <w:lsdException w:name="List Table 6 Colorful Accent 5" w:uiPriority="51"/>
+    <w:lsdException w:name="List Table 7 Colorful Accent 5" w:uiPriority="52"/>
+    <w:lsdException w:name="List Table 1 Light Accent 6" w:uiPriority="46"/>
+    <w:lsdException w:name="List Table 2 Accent 6" w:uiPriority="47"/>
+    <w:lsdException w:name="List Table 3 Accent 6" w:uiPriority="48"/>
+    <w:lsdException w:name="List Table 4 Accent 6" w:uiPriority="49"/>
+    <w:lsdException w:name="List Table 5 Dark Accent 6" w:uiPriority="50"/>
+    <w:lsdException w:name="List Table 6 Colorful Accent 6" w:uiPriority="51"/>
+    <w:lsdException w:name="List Table 7 Colorful Accent 6" w:uiPriority="52"/>
+    <w:lsdException w:name="Mention" w:semiHidden="1" w:unhideWhenUsed="1"/>
+    <w:lsdException w:name="Smart Hyperlink" w:semiHidden="1" w:unhideWhenUsed="1"/>
+    <w:lsdException w:name="Hashtag" w:semiHidden="1" w:unhideWhenUsed="1"/>
+    <w:lsdException w:name="Unresolved Mention" w:semiHidden="1" w:unhideWhenUsed="1"/>
+    <w:lsdException w:name="Smart Link" w:semiHidden="1" w:unhideWhenUsed="1"/>
+  </w:latentStyles>
+  <w:style w:type="paragraph" w:default="1" w:styleId="Normal">
+    <w:name w:val="Normal"/>
+    <w:qFormat/>
+  </w:style>
+  <w:style w:type="character" w:default="1" w:styleId="DefaultParagraphFont">
+    <w:name w:val="Default Paragraph Font"/>
+    <w:uiPriority w:val="1"/>
+    <w:semiHidden/>
+    <w:unhideWhenUsed/>
+  </w:style>
+  <w:style w:type="table" w:default="1" w:styleId="TableNormal">
+    <w:name w:val="Normal Table"/>
+    <w:uiPriority w:val="99"/>
+    <w:semiHidden/>
+    <w:unhideWhenUsed/>
+    <w:tblPr>
+      <w:tblInd w:w="0" w:type="dxa"/>
+      <w:tblCellMar>
+        <w:top w:w="0" w:type="dxa"/>
+        <w:left w:w="108" w:type="dxa"/>
+        <w:bottom w:w="0" w:type="dxa"/>
+        <w:right w:w="108" w:type="dxa"/>
+      </w:tblCellMar>
+    </w:tblPr>
+  </w:style>
+  <w:style w:type="numbering" w:default="1" w:styleId="NoList">
+    <w:name w:val="No List"/>
+    <w:uiPriority w:val="99"/>
+    <w:semiHidden/>
+    <w:unhideWhenUsed/>
+  </w:style>
+  <w:style w:type="character" w:styleId="PlaceholderText">
+    <w:name w:val="Placeholder Text"/>
+    <w:basedOn w:val="DefaultParagraphFont"/>
+    <w:rsid w:val="001F3D7D"/>
+    <w:rPr>
+      <w:color w:val="666666"/>
+    </w:rPr>
+  </w:style>
+</w:styles>
+</file>
+
+<file path=word/glossary/webSettings.xml><?xml version="1.0" encoding="utf-8"?>
+<w:webSettings xmlns:mc="http://schemas.openxmlformats.org/markup-compatibility/2006" xmlns:r="http://schemas.openxmlformats.org/officeDocument/2006/relationships" xmlns:w="http://schemas.openxmlformats.org/wordprocessingml/2006/main" xmlns:w14="http://schemas.microsoft.com/office/word/2010/wordml" xmlns:w15="http://schemas.microsoft.com/office/word/2012/wordml" xmlns:w16cex="http://schemas.microsoft.com/office/word/2018/wordml/cex" xmlns:w16cid="http://schemas.microsoft.com/office/word/2016/wordml/cid" xmlns:w16="http://schemas.microsoft.com/office/word/2018/wordml" xmlns:w16du="http://schemas.microsoft.com/office/word/2023/wordml/word16du" xmlns:w16sdtdh="http://schemas.microsoft.com/office/word/2020/wordml/sdtdatahash" xmlns:w16sdtfl="http://schemas.microsoft.com/office/word/2024/wordml/sdtformatlock" xmlns:w16se="http://schemas.microsoft.com/office/word/2015/wordml/symex" mc:Ignorable="w14 w15 w16se w16cid w16 w16cex w16sdtdh w16sdtfl w16du">
+  <w:optimizeForBrowser/>
+  <w:allowPNG/>
+</w:webSettings>
 </file>
 
 <file path=word/theme/theme1.xml><?xml version="1.0" encoding="utf-8"?>
@@ -34277,4 +35613,41 @@
     </a:ext>
   </a:extLst>
 </a:theme>
+</file>
+
+<file path=word/webextensions/taskpanes.xml><?xml version="1.0" encoding="utf-8"?>
+<wetp:taskpanes xmlns:wetp="http://schemas.microsoft.com/office/webextensions/taskpanes/2010/11">
+  <wetp:taskpane dockstate="right" visibility="0" width="350" row="0">
+    <wetp:webextensionref xmlns:r="http://schemas.openxmlformats.org/officeDocument/2006/relationships" r:id="rId1"/>
+  </wetp:taskpane>
+</wetp:taskpanes>
+</file>
+
+<file path=word/webextensions/webextension1.xml><?xml version="1.0" encoding="utf-8"?>
+<we:webextension xmlns:we="http://schemas.microsoft.com/office/webextensions/webextension/2010/11" id="{F09C7472-9B4A-4D74-96F1-33B9B5BA8266}">
+  <we:reference id="wa104382081" version="1.55.1.0" store="en-US" storeType="OMEX"/>
+  <we:alternateReferences>
+    <we:reference id="wa104382081" version="1.55.1.0" store="wa104382081" storeType="OMEX"/>
+  </we:alternateReferences>
+  <we:properties>
+    <we:property name="MENDELEY_BIBLIOGRAPHY_IS_DIRTY" value="true"/>
+    <we:property name="MENDELEY_BIBLIOGRAPHY_LAST_MODIFIED" value="1789453680208"/>
+    <we:property name="MENDELEY_CITATIONS" value="[{&quot;citationID&quot;:&quot;MENDELEY_CITATION_5eb07e95-3047-426e-8775-91ce826872d7&quot;,&quot;properties&quot;:{&quot;noteIndex&quot;:0},&quot;isEdited&quot;:false,&quot;manualOverride&quot;:{&quot;isManuallyOverridden&quot;:false,&quot;citeprocText&quot;:&quot;[1]&quot;,&quot;manualOverrideText&quot;:&quot;&quot;},&quot;citationTag&quot;:&quot;MENDELEY_CITATION_v3_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&quot;,&quot;citationItems&quot;:[{&quot;id&quot;:&quot;294dfdf4-c0cd-3237-9ca0-fa7e37df1a19&quot;,&quot;itemData&quot;:{&quot;type&quot;:&quot;book&quot;,&quot;id&quot;:&quot;294dfdf4-c0cd-3237-9ca0-fa7e37df1a19&quot;,&quot;title&quot;:&quot;Digital Watermarking and Steganography&quot;,&quot;author&quot;:[{&quot;family&quot;:&quot;Cox&quot;,&quot;given&quot;:&quot;Ingemar J&quot;,&quot;parse-names&quot;:false,&quot;dropping-particle&quot;:&quot;&quot;,&quot;non-dropping-particle&quot;:&quot;&quot;},{&quot;family&quot;:&quot;Miller&quot;,&quot;given&quot;:&quot;Matthew L&quot;,&quot;parse-names&quot;:false,&quot;dropping-particle&quot;:&quot;&quot;,&quot;non-dropping-particle&quot;:&quot;&quot;},{&quot;family&quot;:&quot;Bloom&quot;,&quot;given&quot;:&quot;Jeffrey A&quot;,&quot;parse-names&quot;:false,&quot;dropping-particle&quot;:&quot;&quot;,&quot;non-dropping-particle&quot;:&quot;&quot;},{&quot;family&quot;:&quot;Fridrich&quot;,&quot;given&quot;:&quot;Jessica&quot;,&quot;parse-names&quot;:false,&quot;dropping-particle&quot;:&quot;&quot;,&quot;non-dropping-particle&quot;:&quot;&quot;},{&quot;family&quot;:&quot;Kalker&quot;,&quot;given&quot;:&quot;Ton&quot;,&quot;parse-names&quot;:false,&quot;dropping-particle&quot;:&quot;&quot;,&quot;non-dropping-particle&quot;:&quot;&quot;}],&quot;issued&quot;:{&quot;date-parts&quot;:[[2007]]},&quot;publisher-place&quot;:&quot;Burlington&quot;,&quot;language&quot;:&quot;en&quot;,&quot;edition&quot;:&quot;2&quot;,&quot;publisher&quot;:&quot;Morgan Kaufmann&quot;,&quot;container-title-short&quot;:&quot;&quot;},&quot;isTemporary&quot;:false,&quot;suppress-author&quot;:false,&quot;composite&quot;:false,&quot;author-only&quot;:false}]},{&quot;citationID&quot;:&quot;MENDELEY_CITATION_62dd3644-635e-43ab-845b-2935118ee677&quot;,&quot;properties&quot;:{&quot;noteIndex&quot;:0},&quot;isEdited&quot;:false,&quot;manualOverride&quot;:{&quot;isManuallyOverridden&quot;:false,&quot;citeprocText&quot;:&quot;[2]&quot;,&quot;manualOverrideText&quot;:&quot;&quot;},&quot;citationTag&quot;:&quot;MENDELEY_CITATION_v3_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&quot;,&quot;citationItems&quot;:[{&quot;id&quot;:&quot;922976b0-f51f-387c-a571-e8aab84cd72a&quot;,&quot;itemData&quot;:{&quot;type&quot;:&quot;book&quot;,&quot;id&quot;:&quot;922976b0-f51f-387c-a571-e8aab84cd72a&quot;,&quot;title&quot;:&quot;Giáo trình Cơ sở An toàn Thông tin&quot;,&quot;author&quot;:[{&quot;family&quot;:&quot;Hoàng Xuân Dậu&quot;,&quot;given&quot;:&quot;&quot;,&quot;parse-names&quot;:false,&quot;dropping-particle&quot;:&quot;&quot;,&quot;non-dropping-particle&quot;:&quot;&quot;}],&quot;issued&quot;:{&quot;date-parts&quot;:[[2020]]},&quot;publisher-place&quot;:&quot;Hà Nội&quot;,&quot;language&quot;:&quot;vi&quot;,&quot;publisher&quot;:&quot;Học viện Công nghệ Bưu chính Viễn thông&quot;,&quot;container-title-short&quot;:&quot;&quot;},&quot;isTemporary&quot;:false,&quot;suppress-author&quot;:false,&quot;composite&quot;:false,&quot;author-only&quot;:false}]},{&quot;citationID&quot;:&quot;MENDELEY_CITATION_e482f74f-8ef8-4da6-949a-9949bd2f3fcc&quot;,&quot;properties&quot;:{&quot;noteIndex&quot;:0},&quot;isEdited&quot;:false,&quot;manualOverride&quot;:{&quot;isManuallyOverridden&quot;:false,&quot;citeprocText&quot;:&quot;[3]&quot;,&quot;manualOverrideText&quot;:&quot;&quot;},&quot;citationTag&quot;:&quot;MENDELEY_CITATION_v3_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&quot;,&quot;citationItems&quot;:[{&quot;id&quot;:&quot;2c89b2a8-aeb5-34f1-840f-bafbff8aaf47&quot;,&quot;itemData&quot;:{&quot;type&quot;:&quot;book&quot;,&quot;id&quot;:&quot;2c89b2a8-aeb5-34f1-840f-bafbff8aaf47&quot;,&quot;title&quot;:&quot;Cryptography and Network Security: Principles and Practice&quot;,&quot;author&quot;:[{&quot;family&quot;:&quot;Stallings&quot;,&quot;given&quot;:&quot;William&quot;,&quot;parse-names&quot;:false,&quot;dropping-particle&quot;:&quot;&quot;,&quot;non-dropping-particle&quot;:&quot;&quot;}],&quot;issued&quot;:{&quot;date-parts&quot;:[[2017]]},&quot;publisher-place&quot;:&quot;Boston&quot;,&quot;language&quot;:&quot;en&quot;,&quot;edition&quot;:&quot;7&quot;,&quot;publisher&quot;:&quot;Pearson&quot;,&quot;container-title-short&quot;:&quot;&quot;},&quot;isTemporary&quot;:false,&quot;suppress-author&quot;:false,&quot;composite&quot;:false,&quot;author-only&quot;:false}]},{&quot;citationID&quot;:&quot;MENDELEY_CITATION_7e33c668-1bd8-4adc-931c-77d199e80410&quot;,&quot;properties&quot;:{&quot;noteIndex&quot;:0},&quot;isEdited&quot;:false,&quot;manualOverride&quot;:{&quot;isManuallyOverridden&quot;:false,&quot;citeprocText&quot;:&quot;[1]&quot;,&quot;manualOverrideText&quot;:&quot;&quot;},&quot;citationTag&quot;:&quot;MENDELEY_CITATION_v3_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&quot;,&quot;citationItems&quot;:[{&quot;id&quot;:&quot;294dfdf4-c0cd-3237-9ca0-fa7e37df1a19&quot;,&quot;itemData&quot;:{&quot;type&quot;:&quot;book&quot;,&quot;id&quot;:&quot;294dfdf4-c0cd-3237-9ca0-fa7e37df1a19&quot;,&quot;title&quot;:&quot;Digital Watermarking and Steganography&quot;,&quot;author&quot;:[{&quot;family&quot;:&quot;Cox&quot;,&quot;given&quot;:&quot;Ingemar J&quot;,&quot;parse-names&quot;:false,&quot;dropping-particle&quot;:&quot;&quot;,&quot;non-dropping-particle&quot;:&quot;&quot;},{&quot;family&quot;:&quot;Miller&quot;,&quot;given&quot;:&quot;Matthew L&quot;,&quot;parse-names&quot;:false,&quot;dropping-particle&quot;:&quot;&quot;,&quot;non-dropping-particle&quot;:&quot;&quot;},{&quot;family&quot;:&quot;Bloom&quot;,&quot;given&quot;:&quot;Jeffrey A&quot;,&quot;parse-names&quot;:false,&quot;dropping-particle&quot;:&quot;&quot;,&quot;non-dropping-particle&quot;:&quot;&quot;},{&quot;family&quot;:&quot;Fridrich&quot;,&quot;given&quot;:&quot;Jessica&quot;,&quot;parse-names&quot;:false,&quot;dropping-particle&quot;:&quot;&quot;,&quot;non-dropping-particle&quot;:&quot;&quot;},{&quot;family&quot;:&quot;Kalker&quot;,&quot;given&quot;:&quot;Ton&quot;,&quot;parse-names&quot;:false,&quot;dropping-particle&quot;:&quot;&quot;,&quot;non-dropping-particle&quot;:&quot;&quot;}],&quot;issued&quot;:{&quot;date-parts&quot;:[[2007]]},&quot;publisher-place&quot;:&quot;Burlington&quot;,&quot;language&quot;:&quot;en&quot;,&quot;edition&quot;:&quot;2&quot;,&quot;publisher&quot;:&quot;Morgan Kaufmann&quot;,&quot;container-title-short&quot;:&quot;&quot;},&quot;isTemporary&quot;:false,&quot;suppress-author&quot;:false,&quot;composite&quot;:false,&quot;author-only&quot;:false}]},{&quot;citationID&quot;:&quot;MENDELEY_CITATION_cd31db8c-eda7-4389-95b0-5f1a7051b6e6&quot;,&quot;properties&quot;:{&quot;noteIndex&quot;:0},&quot;isEdited&quot;:false,&quot;manualOverride&quot;:{&quot;isManuallyOverridden&quot;:false,&quot;citeprocText&quot;:&quot;[4]&quot;,&quot;manualOverrideText&quot;:&quot;&quot;},&quot;citationTag&quot;:&quot;MENDELEY_CITATION_v3_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&quot;,&quot;citationItems&quot;:[{&quot;id&quot;:&quot;4e85f1b3-471c-381e-8da1-057ddb9ebe95&quot;,&quot;itemData&quot;:{&quot;type&quot;:&quot;article-journal&quot;,&quot;id&quot;:&quot;4e85f1b3-471c-381e-8da1-057ddb9ebe95&quot;,&quot;title&quot;:&quot;Image Steganography Techniques: An Overview&quot;,&quot;author&quot;:[{&quot;family&quot;:&quot;Hamid&quot;,&quot;given&quot;:&quot;Nagham&quot;,&quot;parse-names&quot;:false,&quot;dropping-particle&quot;:&quot;&quot;,&quot;non-dropping-particle&quot;:&quot;&quot;},{&quot;family&quot;:&quot;Yahya&quot;,&quot;given&quot;:&quot;Abid&quot;,&quot;parse-names&quot;:false,&quot;dropping-particle&quot;:&quot;&quot;,&quot;non-dropping-particle&quot;:&quot;&quot;},{&quot;family&quot;:&quot;Ahmad&quot;,&quot;given&quot;:&quot;R Badlishah&quot;,&quot;parse-names&quot;:false,&quot;dropping-particle&quot;:&quot;&quot;,&quot;non-dropping-particle&quot;:&quot;&quot;},{&quot;family&quot;:&quot;Al-Qershi&quot;,&quot;given&quot;:&quot;Osamah M&quot;,&quot;parse-names&quot;:false,&quot;dropping-particle&quot;:&quot;&quot;,&quot;non-dropping-particle&quot;:&quot;&quot;}],&quot;container-title&quot;:&quot;International Journal of Computer Science and Security&quot;,&quot;issued&quot;:{&quot;date-parts&quot;:[[2012]]},&quot;page&quot;:&quot;168-187&quot;,&quot;language&quot;:&quot;en&quot;,&quot;issue&quot;:&quot;3&quot;,&quot;volume&quot;:&quot;6&quot;,&quot;container-title-short&quot;:&quot;&quot;},&quot;isTemporary&quot;:false,&quot;suppress-author&quot;:false,&quot;composite&quot;:false,&quot;author-only&quot;:false}]},{&quot;citationID&quot;:&quot;MENDELEY_CITATION_60d90cba-9f76-4564-875d-a3175cc98434&quot;,&quot;properties&quot;:{&quot;noteIndex&quot;:0},&quot;isEdited&quot;:false,&quot;manualOverride&quot;:{&quot;isManuallyOverridden&quot;:false,&quot;citeprocText&quot;:&quot;[5]&quot;,&quot;manualOverrideText&quot;:&quot;&quot;},&quot;citationTag&quot;:&quot;MENDELEY_CITATION_v3_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&quot;,&quot;citationItems&quot;:[{&quot;id&quot;:&quot;a769938a-cc3b-3483-9cbb-6dbf35d0ae05&quot;,&quot;itemData&quot;:{&quot;type&quot;:&quot;article-journal&quot;,&quot;id&quot;:&quot;a769938a-cc3b-3483-9cbb-6dbf35d0ae05&quot;,&quot;title&quot;:&quot;An overview of steganography techniques applied to the protection of biometric data&quot;,&quot;author&quot;:[{&quot;family&quot;:&quot;Douglas&quot;,&quot;given&quot;:&quot;Mandy&quot;,&quot;parse-names&quot;:false,&quot;dropping-particle&quot;:&quot;&quot;,&quot;non-dropping-particle&quot;:&quot;&quot;},{&quot;family&quot;:&quot;Bailey&quot;,&quot;given&quot;:&quot;Karen&quot;,&quot;parse-names&quot;:false,&quot;dropping-particle&quot;:&quot;&quot;,&quot;non-dropping-particle&quot;:&quot;&quot;},{&quot;family&quot;:&quot;Leeney&quot;,&quot;given&quot;:&quot;Mark&quot;,&quot;parse-names&quot;:false,&quot;dropping-particle&quot;:&quot;&quot;,&quot;non-dropping-particle&quot;:&quot;&quot;},{&quot;family&quot;:&quot;Curran&quot;,&quot;given&quot;:&quot;Kevin&quot;,&quot;parse-names&quot;:false,&quot;dropping-particle&quot;:&quot;&quot;,&quot;non-dropping-particle&quot;:&quot;&quot;}],&quot;container-title&quot;:&quot;Multimedia Tools and Applications&quot;,&quot;container-title-short&quot;:&quot;Multimed. Tools Appl.&quot;,&quot;DOI&quot;:&quot;10.1007/s11042-017-5308-3&quot;,&quot;issued&quot;:{&quot;date-parts&quot;:[[2018]]},&quot;page&quot;:&quot;17333-17373&quot;,&quot;language&quot;:&quot;en&quot;,&quot;issue&quot;:&quot;13&quot;,&quot;volume&quot;:&quot;77&quot;},&quot;isTemporary&quot;:false,&quot;suppress-author&quot;:false,&quot;composite&quot;:false,&quot;author-only&quot;:false}]},{&quot;citationID&quot;:&quot;MENDELEY_CITATION_e85272e5-f412-4954-9fc4-2ebf8c86668d&quot;,&quot;properties&quot;:{&quot;noteIndex&quot;:0},&quot;isEdited&quot;:false,&quot;manualOverride&quot;:{&quot;isManuallyOverridden&quot;:false,&quot;citeprocText&quot;:&quot;[6]&quot;,&quot;manualOverrideText&quot;:&quot;&quot;},&quot;citationTag&quot;:&quot;MENDELEY_CITATION_v3_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&quot;,&quot;citationItems&quot;:[{&quot;id&quot;:&quot;873f3fbf-2370-3c67-af39-f81d75bdc7f9&quot;,&quot;itemData&quot;:{&quot;type&quot;:&quot;article&quot;,&quot;id&quot;:&quot;873f3fbf-2370-3c67-af39-f81d75bdc7f9&quot;,&quot;title&quot;:&quot;wmbench: image watermarking benchmark&quot;,&quot;author&quot;:[{&quot;family&quot;:&quot;wmbench contributors&quot;,&quot;given&quot;:&quot;&quot;,&quot;parse-names&quot;:false,&quot;dropping-particle&quot;:&quot;&quot;,&quot;non-dropping-particle&quot;:&quot;&quot;}],&quot;URL&quot;:&quot;https://github.com/alexandersolonsky/wmbench&quot;,&quot;issued&quot;:{&quot;date-parts&quot;:[[2026]]},&quot;language&quot;:&quot;en&quot;,&quot;publisher&quot;:&quot;GitHub&quot;,&quot;container-title-short&quot;:&quot;&quot;},&quot;isTemporary&quot;:false,&quot;suppress-author&quot;:false,&quot;composite&quot;:false,&quot;author-only&quot;:false}]},{&quot;citationID&quot;:&quot;MENDELEY_CITATION_b9991ea2-e07a-455c-9938-8f6a658640a6&quot;,&quot;properties&quot;:{&quot;noteIndex&quot;:0},&quot;isEdited&quot;:false,&quot;manualOverride&quot;:{&quot;isManuallyOverridden&quot;:false,&quot;citeprocText&quot;:&quot;[7]&quot;,&quot;manualOverrideText&quot;:&quot;&quot;},&quot;citationTag&quot;:&quot;MENDELEY_CITATION_v3_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&quot;,&quot;citationItems&quot;:[{&quot;id&quot;:&quot;e093bbd2-c3cf-31d8-a3a6-627f57db7d63&quot;,&quot;itemData&quot;:{&quot;type&quot;:&quot;article&quot;,&quot;id&quot;:&quot;e093bbd2-c3cf-31d8-a3a6-627f57db7d63&quot;,&quot;title&quot;:&quot;TrustMark: Universal Watermarking for Arbitrary Resolution Images&quot;,&quot;author&quot;:[{&quot;family&quot;:&quot;Adobe Research&quot;,&quot;given&quot;:&quot;&quot;,&quot;parse-names&quot;:false,&quot;dropping-particle&quot;:&quot;&quot;,&quot;non-dropping-particle&quot;:&quot;&quot;}],&quot;URL&quot;:&quot;https://github.com/adobe/trustmark&quot;,&quot;issued&quot;:{&quot;date-parts&quot;:[[2026]]},&quot;language&quot;:&quot;en&quot;,&quot;publisher&quot;:&quot;GitHub&quot;,&quot;container-title-short&quot;:&quot;&quot;},&quot;isTemporary&quot;:false,&quot;suppress-author&quot;:false,&quot;composite&quot;:false,&quot;author-only&quot;:false}]},{&quot;citationID&quot;:&quot;MENDELEY_CITATION_bb9b00c2-7f23-4487-a25e-e688949357df&quot;,&quot;properties&quot;:{&quot;noteIndex&quot;:0},&quot;isEdited&quot;:false,&quot;manualOverride&quot;:{&quot;isManuallyOverridden&quot;:false,&quot;citeprocText&quot;:&quot;[8]&quot;,&quot;manualOverrideText&quot;:&quot;&quot;},&quot;citationTag&quot;:&quot;MENDELEY_CITATION_v3_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&quot;,&quot;citationItems&quot;:[{&quot;id&quot;:&quot;c166265a-81d0-36ed-9fc4-27ce957fc0da&quot;,&quot;itemData&quot;:{&quot;type&quot;:&quot;article&quot;,&quot;id&quot;:&quot;c166265a-81d0-36ed-9fc4-27ce957fc0da&quot;,&quot;title&quot;:&quot;Watermark Anything with Localized Messages&quot;,&quot;author&quot;:[{&quot;family&quot;:&quot;Sander&quot;,&quot;given&quot;:&quot;Tom&quot;,&quot;parse-names&quot;:false,&quot;dropping-particle&quot;:&quot;&quot;,&quot;non-dropping-particle&quot;:&quot;&quot;},{&quot;family&quot;:&quot;Fernandez&quot;,&quot;given&quot;:&quot;Pierre&quot;,&quot;parse-names&quot;:false,&quot;dropping-particle&quot;:&quot;&quot;,&quot;non-dropping-particle&quot;:&quot;&quot;},{&quot;family&quot;:&quot;Durmus&quot;,&quot;given&quot;:&quot;Alain&quot;,&quot;parse-names&quot;:false,&quot;dropping-particle&quot;:&quot;&quot;,&quot;non-dropping-particle&quot;:&quot;&quot;},{&quot;family&quot;:&quot;Douze&quot;,&quot;given&quot;:&quot;Matthijs&quot;,&quot;parse-names&quot;:false,&quot;dropping-particle&quot;:&quot;&quot;,&quot;non-dropping-particle&quot;:&quot;&quot;},{&quot;family&quot;:&quot;Furon&quot;,&quot;given&quot;:&quot;Teddy&quot;,&quot;parse-names&quot;:false,&quot;dropping-particle&quot;:&quot;&quot;,&quot;non-dropping-particle&quot;:&quot;&quot;}],&quot;URL&quot;:&quot;https://github.com/facebookresearch/watermark-anything&quot;,&quot;issued&quot;:{&quot;date-parts&quot;:[[2025]]},&quot;language&quot;:&quot;en&quot;,&quot;publisher&quot;:&quot;Meta AI Research&quot;,&quot;container-title-short&quot;:&quot;&quot;},&quot;isTemporary&quot;:false,&quot;suppress-author&quot;:false,&quot;composite&quot;:false,&quot;author-only&quot;:false}]},{&quot;citationID&quot;:&quot;MENDELEY_CITATION_a0432d76-f6aa-4192-9639-44b7ff844d0c&quot;,&quot;properties&quot;:{&quot;noteIndex&quot;:0},&quot;isEdited&quot;:false,&quot;manualOverride&quot;:{&quot;isManuallyOverridden&quot;:false,&quot;citeprocText&quot;:&quot;[6]&quot;,&quot;manualOverrideText&quot;:&quot;&quot;},&quot;citationTag&quot;:&quot;MENDELEY_CITATION_v3_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&quot;,&quot;citationItems&quot;:[{&quot;id&quot;:&quot;873f3fbf-2370-3c67-af39-f81d75bdc7f9&quot;,&quot;itemData&quot;:{&quot;type&quot;:&quot;article&quot;,&quot;id&quot;:&quot;873f3fbf-2370-3c67-af39-f81d75bdc7f9&quot;,&quot;title&quot;:&quot;wmbench: image watermarking benchmark&quot;,&quot;author&quot;:[{&quot;family&quot;:&quot;wmbench contributors&quot;,&quot;given&quot;:&quot;&quot;,&quot;parse-names&quot;:false,&quot;dropping-particle&quot;:&quot;&quot;,&quot;non-dropping-particle&quot;:&quot;&quot;}],&quot;URL&quot;:&quot;https://github.com/alexandersolonsky/wmbench&quot;,&quot;issued&quot;:{&quot;date-parts&quot;:[[2026]]},&quot;language&quot;:&quot;en&quot;,&quot;publisher&quot;:&quot;GitHub&quot;,&quot;container-title-short&quot;:&quot;&quot;},&quot;isTemporary&quot;:false,&quot;suppress-author&quot;:false,&quot;composite&quot;:false,&quot;author-only&quot;:false}]},{&quot;citationID&quot;:&quot;MENDELEY_CITATION_0b6ce9cf-57cb-437b-acdb-e9690ff1488f&quot;,&quot;properties&quot;:{&quot;noteIndex&quot;:0},&quot;isEdited&quot;:false,&quot;manualOverride&quot;:{&quot;isManuallyOverridden&quot;:false,&quot;citeprocText&quot;:&quot;[9]&quot;,&quot;manualOverrideText&quot;:&quot;&quot;},&quot;citationTag&quot;:&quot;MENDELEY_CITATION_v3_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&quot;,&quot;citationItems&quot;:[{&quot;id&quot;:&quot;30f3db65-f1e0-3547-a850-0309ca77212e&quot;,&quot;itemData&quot;:{&quot;type&quot;:&quot;article&quot;,&quot;id&quot;:&quot;30f3db65-f1e0-3547-a850-0309ca77212e&quot;,&quot;title&quot;:&quot;blind_watermark: blind and invisible image watermark&quot;,&quot;author&quot;:[{&quot;family&quot;:&quot;Guo Fei&quot;,&quot;given&quot;:&quot;&quot;,&quot;parse-names&quot;:false,&quot;dropping-particle&quot;:&quot;&quot;,&quot;non-dropping-particle&quot;:&quot;&quot;}],&quot;URL&quot;:&quot;https://github.com/guofei9987/blind_watermark&quot;,&quot;issued&quot;:{&quot;date-parts&quot;:[[2025]]},&quot;language&quot;:&quot;en&quot;,&quot;publisher&quot;:&quot;GitHub&quot;,&quot;container-title-short&quot;:&quot;&quot;},&quot;isTemporary&quot;:false,&quot;suppress-author&quot;:false,&quot;composite&quot;:false,&quot;author-only&quot;:false}]},{&quot;citationID&quot;:&quot;MENDELEY_CITATION_39733519-d913-49ab-bf18-6b89d147838f&quot;,&quot;properties&quot;:{&quot;noteIndex&quot;:0},&quot;isEdited&quot;:false,&quot;manualOverride&quot;:{&quot;isManuallyOverridden&quot;:false,&quot;citeprocText&quot;:&quot;[9]&quot;,&quot;manualOverrideText&quot;:&quot;&quot;},&quot;citationTag&quot;:&quot;MENDELEY_CITATION_v3_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&quot;,&quot;citationItems&quot;:[{&quot;id&quot;:&quot;30f3db65-f1e0-3547-a850-0309ca77212e&quot;,&quot;itemData&quot;:{&quot;type&quot;:&quot;article&quot;,&quot;id&quot;:&quot;30f3db65-f1e0-3547-a850-0309ca77212e&quot;,&quot;title&quot;:&quot;blind_watermark: blind and invisible image watermark&quot;,&quot;author&quot;:[{&quot;family&quot;:&quot;Guo Fei&quot;,&quot;given&quot;:&quot;&quot;,&quot;parse-names&quot;:false,&quot;dropping-particle&quot;:&quot;&quot;,&quot;non-dropping-particle&quot;:&quot;&quot;}],&quot;URL&quot;:&quot;https://github.com/guofei9987/blind_watermark&quot;,&quot;issued&quot;:{&quot;date-parts&quot;:[[2025]]},&quot;language&quot;:&quot;en&quot;,&quot;publisher&quot;:&quot;GitHub&quot;,&quot;container-title-short&quot;:&quot;&quot;},&quot;isTemporary&quot;:false,&quot;suppress-author&quot;:false,&quot;composite&quot;:false,&quot;author-only&quot;:false}]},{&quot;citationID&quot;:&quot;MENDELEY_CITATION_043d774a-7053-4dd1-96ba-2fbfa540c020&quot;,&quot;properties&quot;:{&quot;noteIndex&quot;:0},&quot;isEdited&quot;:false,&quot;manualOverride&quot;:{&quot;isManuallyOverridden&quot;:false,&quot;citeprocText&quot;:&quot;[9]&quot;,&quot;manualOverrideText&quot;:&quot;&quot;},&quot;citationTag&quot;:&quot;MENDELEY_CITATION_v3_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&quot;,&quot;citationItems&quot;:[{&quot;id&quot;:&quot;30f3db65-f1e0-3547-a850-0309ca77212e&quot;,&quot;itemData&quot;:{&quot;type&quot;:&quot;article&quot;,&quot;id&quot;:&quot;30f3db65-f1e0-3547-a850-0309ca77212e&quot;,&quot;title&quot;:&quot;blind_watermark: blind and invisible image watermark&quot;,&quot;author&quot;:[{&quot;family&quot;:&quot;Guo Fei&quot;,&quot;given&quot;:&quot;&quot;,&quot;parse-names&quot;:false,&quot;dropping-particle&quot;:&quot;&quot;,&quot;non-dropping-particle&quot;:&quot;&quot;}],&quot;URL&quot;:&quot;https://github.com/guofei9987/blind_watermark&quot;,&quot;issued&quot;:{&quot;date-parts&quot;:[[2025]]},&quot;language&quot;:&quot;en&quot;,&quot;publisher&quot;:&quot;GitHub&quot;,&quot;container-title-short&quot;:&quot;&quot;},&quot;isTemporary&quot;:false,&quot;suppress-author&quot;:false,&quot;composite&quot;:false,&quot;author-only&quot;:false}]},{&quot;citationID&quot;:&quot;MENDELEY_CITATION_ee378cba-17c5-4730-9d12-d215c85ab2ae&quot;,&quot;properties&quot;:{&quot;noteIndex&quot;:0},&quot;isEdited&quot;:false,&quot;manualOverride&quot;:{&quot;isManuallyOverridden&quot;:false,&quot;citeprocText&quot;:&quot;[10]&quot;,&quot;manualOverrideText&quot;:&quot;&quot;},&quot;citationTag&quot;:&quot;MENDELEY_CITATION_v3_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&quot;,&quot;citationItems&quot;:[{&quot;id&quot;:&quot;aa355de9-58fc-3184-b1ee-994847e37269&quot;,&quot;itemData&quot;:{&quot;type&quot;:&quot;article&quot;,&quot;id&quot;:&quot;aa355de9-58fc-3184-b1ee-994847e37269&quot;,&quot;title&quot;:&quot;Screen-Shooting-Resilient-Document-Image-Watermarking&quot;,&quot;author&quot;:[{&quot;family&quot;:&quot;gslxr&quot;,&quot;given&quot;:&quot;&quot;,&quot;parse-names&quot;:false,&quot;dropping-particle&quot;:&quot;&quot;,&quot;non-dropping-particle&quot;:&quot;&quot;}],&quot;URL&quot;:&quot;https://github.com/gslxr/Screen-Shooting-Resilient-Document-Image-Watermarking&quot;,&quot;issued&quot;:{&quot;date-parts&quot;:[[2024]]},&quot;language&quot;:&quot;en&quot;,&quot;publisher&quot;:&quot;GitHub&quot;,&quot;container-title-short&quot;:&quot;&quot;},&quot;isTemporary&quot;:false,&quot;suppress-author&quot;:false,&quot;composite&quot;:false,&quot;author-only&quot;:false}]},{&quot;citationID&quot;:&quot;MENDELEY_CITATION_fce4d0ca-e339-477c-882e-0cb15c99b2a7&quot;,&quot;properties&quot;:{&quot;noteIndex&quot;:0},&quot;isEdited&quot;:false,&quot;manualOverride&quot;:{&quot;isManuallyOverridden&quot;:false,&quot;citeprocText&quot;:&quot;[11]&quot;,&quot;manualOverrideText&quot;:&quot;&quot;},&quot;citationTag&quot;:&quot;MENDELEY_CITATION_v3_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&quot;,&quot;citationItems&quot;:[{&quot;id&quot;:&quot;cb51eba7-8a4b-3ef9-95eb-baca01fbfa22&quot;,&quot;itemData&quot;:{&quot;type&quot;:&quot;article-journal&quot;,&quot;id&quot;:&quot;cb51eba7-8a4b-3ef9-95eb-baca01fbfa22&quot;,&quot;title&quot;:&quot;Screen-shooting resilient watermarking&quot;,&quot;author&quot;:[{&quot;family&quot;:&quot;Fang&quot;,&quot;given&quot;:&quot;Han&quot;,&quot;parse-names&quot;:false,&quot;dropping-particle&quot;:&quot;&quot;,&quot;non-dropping-particle&quot;:&quot;&quot;},{&quot;family&quot;:&quot;Zhang&quot;,&quot;given&quot;:&quot;Weiming&quot;,&quot;parse-names&quot;:false,&quot;dropping-particle&quot;:&quot;&quot;,&quot;non-dropping-particle&quot;:&quot;&quot;},{&quot;family&quot;:&quot;Zhou&quot;,&quot;given&quot;:&quot;Hang&quot;,&quot;parse-names&quot;:false,&quot;dropping-particle&quot;:&quot;&quot;,&quot;non-dropping-particle&quot;:&quot;&quot;},{&quot;family&quot;:&quot;Cui&quot;,&quot;given&quot;:&quot;Hao&quot;,&quot;parse-names&quot;:false,&quot;dropping-particle&quot;:&quot;&quot;,&quot;non-dropping-particle&quot;:&quot;&quot;},{&quot;family&quot;:&quot;Yu&quot;,&quot;given&quot;:&quot;Nenghai&quot;,&quot;parse-names&quot;:false,&quot;dropping-particle&quot;:&quot;&quot;,&quot;non-dropping-particle&quot;:&quot;&quot;}],&quot;container-title&quot;:&quot;IEEE Transactions on Information Forensics and Security&quot;,&quot;DOI&quot;:&quot;10.1109/TIFS.2018.2878541&quot;,&quot;issued&quot;:{&quot;date-parts&quot;:[[2019]]},&quot;page&quot;:&quot;1403-1418&quot;,&quot;language&quot;:&quot;en&quot;,&quot;issue&quot;:&quot;6&quot;,&quot;volume&quot;:&quot;14&quot;,&quot;container-title-short&quot;:&quot;&quot;},&quot;isTemporary&quot;:false,&quot;suppress-author&quot;:false,&quot;composite&quot;:false,&quot;author-only&quot;:false}]},{&quot;citationID&quot;:&quot;MENDELEY_CITATION_ac6d344b-b4e5-4e36-974d-54918accafb1&quot;,&quot;properties&quot;:{&quot;noteIndex&quot;:0},&quot;isEdited&quot;:false,&quot;manualOverride&quot;:{&quot;isManuallyOverridden&quot;:false,&quot;citeprocText&quot;:&quot;[12]&quot;,&quot;manualOverrideText&quot;:&quot;&quot;},&quot;citationTag&quot;:&quot;MENDELEY_CITATION_v3_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&quot;,&quot;citationItems&quot;:[{&quot;id&quot;:&quot;5b2133e5-ae10-359b-93d5-685dd4d2d77d&quot;,&quot;itemData&quot;:{&quot;type&quot;:&quot;article&quot;,&quot;id&quot;:&quot;5b2133e5-ae10-359b-93d5-685dd4d2d77d&quot;,&quot;title&quot;:&quot;invisible-watermark: python library for invisible image watermark&quot;,&quot;author&quot;:[{&quot;family&quot;:&quot;ShieldMnt&quot;,&quot;given&quot;:&quot;&quot;,&quot;parse-names&quot;:false,&quot;dropping-particle&quot;:&quot;&quot;,&quot;non-dropping-particle&quot;:&quot;&quot;}],&quot;URL&quot;:&quot;https://github.com/ShieldMnt/invisible-watermark&quot;,&quot;issued&quot;:{&quot;date-parts&quot;:[[2024]]},&quot;language&quot;:&quot;en&quot;,&quot;publisher&quot;:&quot;GitHub&quot;,&quot;container-title-short&quot;:&quot;&quot;},&quot;isTemporary&quot;:false,&quot;suppress-author&quot;:false,&quot;composite&quot;:false,&quot;author-only&quot;:false}]},{&quot;citationID&quot;:&quot;MENDELEY_CITATION_80c47e8c-a008-4654-8edf-c76ec3844241&quot;,&quot;properties&quot;:{&quot;noteIndex&quot;:0},&quot;isEdited&quot;:false,&quot;manualOverride&quot;:{&quot;isManuallyOverridden&quot;:false,&quot;citeprocText&quot;:&quot;[9]&quot;,&quot;manualOverrideText&quot;:&quot;&quot;},&quot;citationTag&quot;:&quot;MENDELEY_CITATION_v3_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&quot;,&quot;citationItems&quot;:[{&quot;id&quot;:&quot;30f3db65-f1e0-3547-a850-0309ca77212e&quot;,&quot;itemData&quot;:{&quot;type&quot;:&quot;article&quot;,&quot;id&quot;:&quot;30f3db65-f1e0-3547-a850-0309ca77212e&quot;,&quot;title&quot;:&quot;blind_watermark: blind and invisible image watermark&quot;,&quot;author&quot;:[{&quot;family&quot;:&quot;Guo Fei&quot;,&quot;given&quot;:&quot;&quot;,&quot;parse-names&quot;:false,&quot;dropping-particle&quot;:&quot;&quot;,&quot;non-dropping-particle&quot;:&quot;&quot;}],&quot;URL&quot;:&quot;https://github.com/guofei9987/blind_watermark&quot;,&quot;issued&quot;:{&quot;date-parts&quot;:[[2025]]},&quot;language&quot;:&quot;en&quot;,&quot;publisher&quot;:&quot;GitHub&quot;,&quot;container-title-short&quot;:&quot;&quot;},&quot;isTemporary&quot;:false,&quot;suppress-author&quot;:false,&quot;composite&quot;:false,&quot;author-only&quot;:false}]},{&quot;citationID&quot;:&quot;MENDELEY_CITATION_31c20283-c8dd-46ca-918c-3d846816f550&quot;,&quot;properties&quot;:{&quot;noteIndex&quot;:0},&quot;isEdited&quot;:false,&quot;manualOverride&quot;:{&quot;isManuallyOverridden&quot;:false,&quot;citeprocText&quot;:&quot;[6]&quot;,&quot;manualOverrideText&quot;:&quot;&quot;},&quot;citationTag&quot;:&quot;MENDELEY_CITATION_v3_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&quot;,&quot;citationItems&quot;:[{&quot;id&quot;:&quot;873f3fbf-2370-3c67-af39-f81d75bdc7f9&quot;,&quot;itemData&quot;:{&quot;type&quot;:&quot;article&quot;,&quot;id&quot;:&quot;873f3fbf-2370-3c67-af39-f81d75bdc7f9&quot;,&quot;title&quot;:&quot;wmbench: image watermarking benchmark&quot;,&quot;author&quot;:[{&quot;family&quot;:&quot;wmbench contributors&quot;,&quot;given&quot;:&quot;&quot;,&quot;parse-names&quot;:false,&quot;dropping-particle&quot;:&quot;&quot;,&quot;non-dropping-particle&quot;:&quot;&quot;}],&quot;URL&quot;:&quot;https://github.com/alexandersolonsky/wmbench&quot;,&quot;issued&quot;:{&quot;date-parts&quot;:[[2026]]},&quot;language&quot;:&quot;en&quot;,&quot;publisher&quot;:&quot;GitHub&quot;,&quot;container-title-short&quot;:&quot;&quot;},&quot;isTemporary&quot;:false,&quot;suppress-author&quot;:false,&quot;composite&quot;:false,&quot;author-only&quot;:false}]}]"/>
+    <we:property name="MENDELEY_CITATIONS_STYLE" value="{&quot;id&quot;:&quot;http://www.zotero.org/styles/ieee&quot;,&quot;title&quot;:&quot;IEEE Reference Guide version 11.29.2023&quot;,&quot;format&quot;:&quot;numeric&quot;,&quot;defaultLocale&quot;:null,&quot;isLocaleCodeValid&quot;:true}"/>
+  </we:properties>
+  <we:bindings/>
+  <we:snapshot xmlns:r="http://schemas.openxmlformats.org/officeDocument/2006/relationships"/>
+</we:webextension>
+</file>
+
+<file path=customXml/item1.xml><?xml version="1.0" encoding="utf-8"?>
+<b:Sources xmlns:b="http://schemas.openxmlformats.org/officeDocument/2006/bibliography" xmlns="http://schemas.openxmlformats.org/officeDocument/2006/bibliography" SelectedStyle="\APASixthEditionOfficeOnline.xsl" StyleName="APA" Version="6"/>
+</file>
+
+<file path=customXml/itemProps1.xml><?xml version="1.0" encoding="utf-8"?>
+<ds:datastoreItem xmlns:ds="http://schemas.openxmlformats.org/officeDocument/2006/customXml" ds:itemID="{4CE821F0-518C-4D7C-A3CD-31932095F9C7}">
+  <ds:schemaRefs>
+    <ds:schemaRef ds:uri="http://schemas.openxmlformats.org/officeDocument/2006/bibliography"/>
+  </ds:schemaRefs>
+</ds:datastoreItem>
 </file>
--- a/docs/project/Nhom9_TruyVetToanVenVanBan.docx
+++ b/docs/project/Nhom9_TruyVetToanVenVanBan.docx
@@ -8464,8 +8464,25 @@
         <w:t>Lý thuyết đã công bố</w:t>
       </w:r>
       <w:r>
-        <w:t xml:space="preserve"> (Chen &amp; Wornell, IEEE Transactions on Information Theory, 2001)</w:t>
-      </w:r>
+        <w:t xml:space="preserve"> </w:t>
+      </w:r>
+      <w:sdt>
+        <w:sdtPr>
+          <w:tag w:val="MENDELEY_CITATION_v3_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"/>
+          <w:id w:val="1005628158"/>
+          <w:placeholder>
+            <w:docPart w:val="DefaultPlaceholder_-1854013440"/>
+          </w:placeholder>
+        </w:sdtPr>
+        <w:sdtContent>
+          <w:r>
+            <w:rPr>
+              <w:color w:val="000000"/>
+            </w:rPr>
+            <w:t>[3]</w:t>
+          </w:r>
+        </w:sdtContent>
+      </w:sdt>
     </w:p>
     <w:p>
       <w:pPr>
@@ -8726,7 +8743,6 @@
       <w:bookmarkEnd w:id="15"/>
       <w:bookmarkEnd w:id="27"/>
       <w:r>
-        <w:lastRenderedPageBreak/>
         <w:t>CHƯƠNG 2. ỨNG DỤNG THỦY VÂN TRONG TRUY VẾT VÀ TOÀN VẸN HÌNH ẢNH</w:t>
       </w:r>
       <w:bookmarkEnd w:id="28"/>
@@ -8746,7 +8762,11 @@
         <w:t>Bài toán A:</w:t>
       </w:r>
       <w:r>
-        <w:t xml:space="preserve"> Ứng dụng thủy vân bền vững trong truy vết nguồn phát hành (traitor tracing). 2. </w:t>
+        <w:t xml:space="preserve"> Ứng dụng thủy vân bền vững trong truy </w:t>
+      </w:r>
+      <w:r>
+        <w:lastRenderedPageBreak/>
+        <w:t xml:space="preserve">vết nguồn phát hành (traitor tracing). 2. </w:t>
       </w:r>
       <w:r>
         <w:rPr>
@@ -9092,13 +9112,54 @@
           <w:ilvl w:val="0"/>
           <w:numId w:val="18"/>
         </w:numPr>
-      </w:pPr>
-      <w:r>
         <w:rPr>
           <w:b/>
           <w:bCs/>
         </w:rPr>
-        <w:t>Lưu ý học thuật về phân định vai trò an ninh giữa các thành phần:</w:t>
+      </w:pPr>
+      <w:r>
+        <w:rPr>
+          <w:b/>
+          <w:bCs/>
+        </w:rPr>
+        <w:t>Lưu ý học thuật về phân định vai trò an ninh giữa các thành phần</w:t>
+      </w:r>
+      <w:r>
+        <w:rPr>
+          <w:b/>
+          <w:bCs/>
+        </w:rPr>
+        <w:t xml:space="preserve"> </w:t>
+      </w:r>
+      <w:sdt>
+        <w:sdtPr>
+          <w:rPr>
+            <w:b/>
+            <w:bCs/>
+          </w:rPr>
+          <w:tag w:val="MENDELEY_CITATION_v3_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"/>
+          <w:id w:val="1737199929"/>
+          <w:placeholder>
+            <w:docPart w:val="DefaultPlaceholder_-1854013440"/>
+          </w:placeholder>
+        </w:sdtPr>
+        <w:sdtContent>
+          <w:r>
+            <w:rPr>
+              <w:b/>
+              <w:bCs/>
+              <w:color w:val="000000"/>
+            </w:rPr>
+            <w:t>[4]</w:t>
+          </w:r>
+        </w:sdtContent>
+      </w:sdt>
+      <w:r>
+        <w:rPr>
+          <w:b/>
+          <w:bCs/>
+        </w:rPr>
+        <w:t>:</w:t>
       </w:r>
     </w:p>
     <w:p>
@@ -9116,11 +9177,7 @@
         <w:t>CRC-32</w:t>
       </w:r>
       <w:r>
-        <w:t xml:space="preserve">: Chỉ đóng vai trò phát hiện lỗi ngẫu nhiên trong kênh truyền và giải mã tín hiệu (transmission error detection), giúp bộ giải mã phát </w:t>
-      </w:r>
-      <w:r>
-        <w:lastRenderedPageBreak/>
-        <w:t>hiện các trường hợp sai lệch bit; CRC-32 không dùng khóa và hoàn toàn không cung cấp tính toàn vẹn mật mã hay khả năng chống giả mạo.</w:t>
+        <w:t>: Chỉ đóng vai trò phát hiện lỗi ngẫu nhiên trong kênh truyền và giải mã tín hiệu (transmission error detection), giúp bộ giải mã phát hiện các trường hợp sai lệch bit; CRC-32 không dùng khóa và hoàn toàn không cung cấp tính toàn vẹn mật mã hay khả năng chống giả mạo.</w:t>
       </w:r>
     </w:p>
     <w:p>
@@ -9135,10 +9192,34 @@
         <w:rPr>
           <w:rStyle w:val="VerbatimChar"/>
         </w:rPr>
+        <w:lastRenderedPageBreak/>
         <w:t>HMAC</w:t>
       </w:r>
       <w:r>
-        <w:t>: Cung cấp cơ chế xác thực nguồn gốc và toàn vẹn có khóa (keyed authentication, integrity) cho các thẻ xác thực trong thuật toán bán dễ vỡ.</w:t>
+        <w:t>: Cung cấp cơ chế xác thực nguồn gốc và toàn vẹn có khóa (keyed authentication, integrity) cho các thẻ xác thực trong thuật toán bán dễ vỡ</w:t>
+      </w:r>
+      <w:r>
+        <w:t xml:space="preserve"> </w:t>
+      </w:r>
+      <w:sdt>
+        <w:sdtPr>
+          <w:tag w:val="MENDELEY_CITATION_v3_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"/>
+          <w:id w:val="-1780938993"/>
+          <w:placeholder>
+            <w:docPart w:val="DefaultPlaceholder_-1854013440"/>
+          </w:placeholder>
+        </w:sdtPr>
+        <w:sdtContent>
+          <w:r>
+            <w:rPr>
+              <w:color w:val="000000"/>
+            </w:rPr>
+            <w:t>[5]</w:t>
+          </w:r>
+        </w:sdtContent>
+      </w:sdt>
+      <w:r>
+        <w:t>.</w:t>
       </w:r>
     </w:p>
     <w:p>
@@ -9355,11 +9436,7 @@
         <w:t>HH</w:t>
       </w:r>
       <w:r>
-        <w:t xml:space="preserve">. </w:t>
-      </w:r>
-      <w:r>
-        <w:lastRenderedPageBreak/>
-        <w:t xml:space="preserve">Chọn </w:t>
+        <w:t xml:space="preserve">. Chọn </w:t>
       </w:r>
       <w:r>
         <w:rPr>
@@ -9427,6 +9504,7 @@
         </w:numPr>
       </w:pPr>
       <w:r>
+        <w:lastRenderedPageBreak/>
         <w:t>Mã hóa payload cùng mã sửa lỗi Reed-Solomon (khả năng tự sửa lỗi bit) và nhúng vào hệ số DCT bằng Parity-QIM.</w:t>
       </w:r>
     </w:p>
@@ -9708,11 +9786,14 @@
           <w:b/>
           <w:bCs/>
         </w:rPr>
+        <w:t>Tỷ lệ gán sai nguồn (false attribution rate):</w:t>
+      </w:r>
+      <w:r>
+        <w:t xml:space="preserve"> 0.00% (0 / 682 hàng) trên toàn bộ 48 ứng viên. Trong 682 trường hợp benchmark đã xét, không quan sát thấy trường hợp false attribution nào (hệ thống trích xuất chính xác định </w:t>
+      </w:r>
+      <w:r>
         <w:lastRenderedPageBreak/>
-        <w:t>Tỷ lệ gán sai nguồn (false attribution rate):</w:t>
-      </w:r>
-      <w:r>
-        <w:t xml:space="preserve"> 0.00% (0 / 682 hàng) trên toàn bộ 48 ứng viên. Trong 682 trường hợp benchmark đã xét, không quan sát thấy trường hợp false attribution nào (hệ thống trích xuất chính xác định danh người nhận hoặc báo lỗi kiểm tra CRC-32 / Reed-Solomon và từ chối giải mã, không gán nhầm sang định danh người nhận khác).</w:t>
+        <w:t>danh người nhận hoặc báo lỗi kiểm tra CRC-32 / Reed-Solomon và từ chối giải mã, không gán nhầm sang định danh người nhận khác).</w:t>
       </w:r>
     </w:p>
     <w:p>
@@ -9959,11 +10040,7 @@
         <w:pStyle w:val="FirstParagraph"/>
       </w:pPr>
       <w:r>
-        <w:t xml:space="preserve">Ba ranh giới trên là số đo của thế hệ V1 và đã thay đổi. Một nguyên nhân khiến JPEG-70 và Resize-0.75 thất bại nằm ở cách bên nhận đếm số ký hiệu bị khai là xoá, chứ không ở vật mang; sau khi sửa phép đếm đó, cả hai ca này giải mã được trên bộ khung nghiên cứu, và ca ảnh chụp màn hình cũng vậy. Cần nói rõ phạm vi: đó là số đo của bộ khung nghiên cứu, còn trên đường đi thật của dịch vụ thì vật mang mới là yếu tố quyết định, và với trang chữ nét mảnh thì nén JPEG-70 vẫn chưa truy được. Số đo </w:t>
-      </w:r>
-      <w:r>
-        <w:lastRenderedPageBreak/>
-        <w:t xml:space="preserve">sau khi sửa cùng chẩn đoán đầy đủ nằm ở Mục 4.2.4, phần đo trên dịch vụ ở Mục 4.2.4.5. Giữ nguyên các con số V1 ở đây vì chúng là mốc so sánh của quá trình, không phải mô tả hiện trạng. * </w:t>
+        <w:t xml:space="preserve">Ba ranh giới trên là số đo của thế hệ V1 và đã thay đổi. Một nguyên nhân khiến JPEG-70 và Resize-0.75 thất bại nằm ở cách bên nhận đếm số ký hiệu bị khai là xoá, chứ không ở vật mang; sau khi sửa phép đếm đó, cả hai ca này giải mã được trên bộ khung nghiên cứu, và ca ảnh chụp màn hình cũng vậy. Cần nói rõ phạm vi: đó là số đo của bộ khung nghiên cứu, còn trên đường đi thật của dịch vụ thì vật mang mới là yếu tố quyết định, và với trang chữ nét mảnh thì nén JPEG-70 vẫn chưa truy được. Số đo sau khi sửa cùng chẩn đoán đầy đủ nằm ở Mục 4.2.4, phần đo trên dịch vụ ở Mục 4.2.4.5. Giữ nguyên các con số V1 ở đây vì chúng là mốc so sánh của quá trình, không phải mô tả hiện trạng. * </w:t>
       </w:r>
       <w:r>
         <w:rPr>
@@ -9973,7 +10050,63 @@
         <w:t>Kết luận học thuật:</w:t>
       </w:r>
       <w:r>
-        <w:t xml:space="preserve"> Thuật toán chứng minh tính khả thi của việc nhúng định danh 128-bit với độ trung thực tín hiệu cao trên mảng điểm ảnh, nhưng còn hạn chế trước các biến đổi phi tuyến và nén có tổn hao ở mức mạnh. Một hướng nghiên cứu tiếp theo có thể xem xét là thủy vân học sâu (deep watermarking), như kiến trúc HiDDeN hoặc StegaStamp, kết hợp mạng nơ-ron tích chập tự mã hóa (Autoencoder) bên cạnh việc tối ưu hóa bước lượng tử hóa thích nghi theo đặc trưng cục bộ.</w:t>
+        <w:t xml:space="preserve"> Thuật toán chứng minh tính khả thi của </w:t>
+      </w:r>
+      <w:r>
+        <w:lastRenderedPageBreak/>
+        <w:t>việc nhúng định danh 128-bit với độ trung thực tín hiệu cao trên mảng điểm ảnh, nhưng còn hạn chế trước các biến đổi phi tuyến và nén có tổn hao ở mức mạnh. Một hướng nghiên cứu tiếp theo có thể xem xét là thủy vân học sâu (deep watermarking), như kiến trúc HiDDeN</w:t>
+      </w:r>
+      <w:r>
+        <w:t xml:space="preserve"> </w:t>
+      </w:r>
+      <w:sdt>
+        <w:sdtPr>
+          <w:tag w:val="MENDELEY_CITATION_v3_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"/>
+          <w:id w:val="1012722233"/>
+          <w:placeholder>
+            <w:docPart w:val="DefaultPlaceholder_-1854013440"/>
+          </w:placeholder>
+        </w:sdtPr>
+        <w:sdtContent>
+          <w:r>
+            <w:rPr>
+              <w:color w:val="000000"/>
+            </w:rPr>
+            <w:t>[6]</w:t>
+          </w:r>
+        </w:sdtContent>
+      </w:sdt>
+      <w:r>
+        <w:t xml:space="preserve"> hoặc</w:t>
+      </w:r>
+      <w:r>
+        <w:t xml:space="preserve"> StegaStamp</w:t>
+      </w:r>
+      <w:r>
+        <w:t xml:space="preserve"> </w:t>
+      </w:r>
+      <w:sdt>
+        <w:sdtPr>
+          <w:tag w:val="MENDELEY_CITATION_v3_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"/>
+          <w:id w:val="624808428"/>
+          <w:placeholder>
+            <w:docPart w:val="DefaultPlaceholder_-1854013440"/>
+          </w:placeholder>
+        </w:sdtPr>
+        <w:sdtContent>
+          <w:r>
+            <w:rPr>
+              <w:color w:val="000000"/>
+            </w:rPr>
+            <w:t>[7]</w:t>
+          </w:r>
+        </w:sdtContent>
+      </w:sdt>
+      <w:r>
+        <w:t>,</w:t>
+      </w:r>
+      <w:r>
+        <w:t xml:space="preserve"> kết hợp mạng nơ-ron tích chập tự mã hóa (Autoencoder) bên cạnh việc tối ưu hóa bước lượng tử hóa thích nghi theo đặc trưng cục bộ.</w:t>
       </w:r>
     </w:p>
     <w:p>
@@ -10335,11 +10468,63 @@
         <w:t>Lưu ý về biên an toàn mật mã (security margin):</w:t>
       </w:r>
       <w:r>
-        <w:t xml:space="preserve"> Thẻ HMAC-SHA256 được cắt ngắn xuống 4 byte (32 bit) để phù hợp với dung lượng nhúng giới hạn của từng khối ảnh. Về mặt tiêu chuẩn kỹ thuật, </w:t>
+        <w:t xml:space="preserve"> Thẻ HMAC-SHA256 được cắt ngắn xuống 4 byte (32 bit) để phù hợp với dung lượng nhúng giới hạn của từng khối ảnh. Về mặt tiêu chuẩn kỹ thuật, RFC 2104 khuyến nghị thẻ xác thực rút gọn không nên dưới 80 bit</w:t>
+      </w:r>
+      <w:r>
+        <w:t xml:space="preserve"> </w:t>
+      </w:r>
+      <w:sdt>
+        <w:sdtPr>
+          <w:tag w:val="MENDELEY_CITATION_v3_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"/>
+          <w:id w:val="-134954915"/>
+          <w:placeholder>
+            <w:docPart w:val="DefaultPlaceholder_-1854013440"/>
+          </w:placeholder>
+        </w:sdtPr>
+        <w:sdtContent>
+          <w:r>
+            <w:rPr>
+              <w:color w:val="000000"/>
+            </w:rPr>
+            <w:t>[8]</w:t>
+          </w:r>
+        </w:sdtContent>
+      </w:sdt>
+      <w:r>
+        <w:t>;</w:t>
+      </w:r>
+      <w:r>
+        <w:t xml:space="preserve"> hướng dẫn NIST cho phép cắt ngắn trong các môi trường tài nguyên hạn chế nhưng lưu ý độ dài dưới 64 bit không được khuyến </w:t>
       </w:r>
       <w:r>
         <w:lastRenderedPageBreak/>
-        <w:t xml:space="preserve">RFC 2104 khuyến nghị thẻ xác thực rút gọn không nên dưới 80 bit; hướng dẫn NIST cho phép cắt ngắn trong các môi trường tài nguyên hạn chế nhưng lưu ý độ dài dưới 64 bit không được khuyến khích rộng rãi cho ứng dụng an ninh cao. Trong prototype nghiên cứu của SplitBind, việc giữ bí mật khóa </w:t>
+        <w:t>khích rộng rãi cho ứng dụng an ninh cao</w:t>
+      </w:r>
+      <w:r>
+        <w:t xml:space="preserve"> </w:t>
+      </w:r>
+      <w:sdt>
+        <w:sdtPr>
+          <w:tag w:val="MENDELEY_CITATION_v3_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"/>
+          <w:id w:val="-129550511"/>
+          <w:placeholder>
+            <w:docPart w:val="DefaultPlaceholder_-1854013440"/>
+          </w:placeholder>
+        </w:sdtPr>
+        <w:sdtContent>
+          <w:r>
+            <w:rPr>
+              <w:color w:val="000000"/>
+            </w:rPr>
+            <w:t>[9]</w:t>
+          </w:r>
+        </w:sdtContent>
+      </w:sdt>
+      <w:r>
+        <w:t xml:space="preserve">. </w:t>
+      </w:r>
+      <w:r>
+        <w:t xml:space="preserve">Trong prototype nghiên cứu của SplitBind, việc giữ bí mật khóa </w:t>
       </w:r>
       <m:oMath>
         <m:r>
@@ -10660,7 +10845,6 @@
           <w:b/>
           <w:bCs/>
         </w:rPr>
-        <w:lastRenderedPageBreak/>
         <w:t>Bốn loại tấn công can thiệp được đánh giá:</w:t>
       </w:r>
     </w:p>
@@ -10694,6 +10878,7 @@
         <w:rPr>
           <w:rStyle w:val="VerbatimChar"/>
         </w:rPr>
+        <w:lastRenderedPageBreak/>
         <w:t>cover_region</w:t>
       </w:r>
       <w:r>
@@ -11104,7 +11289,6 @@
         </w:numPr>
       </w:pPr>
       <w:r>
-        <w:lastRenderedPageBreak/>
         <w:t>Khi cơ chế này kích hoạt, hệ thống chủ động xóa danh sách vùng nghi vấn (</w:t>
       </w:r>
       <w:r>
@@ -11126,6 +11310,7 @@
         </w:numPr>
       </w:pPr>
       <w:r>
+        <w:lastRenderedPageBreak/>
         <w:t>Trong thực nghiệm, do các phép tấn công can thiệp chiếm diện tích đáng kể, 38 trên tổng số 48 hàng thử nghiệm đã kích hoạt cơ chế hạn chế này, làm giảm mạnh giá trị IoU trung bình toàn bộ tập mẫu.</w:t>
       </w:r>
     </w:p>
@@ -11286,11 +11471,7 @@
         <w:t>primary key</w:t>
       </w:r>
       <w:r>
-        <w:t xml:space="preserve">) liên kết trực tiếp tới bản ghi cấp </w:t>
-      </w:r>
-      <w:r>
-        <w:lastRenderedPageBreak/>
-        <w:t>phát (</w:t>
+        <w:t>) liên kết trực tiếp tới bản ghi cấp phát (</w:t>
       </w:r>
       <w:r>
         <w:rPr>
@@ -11315,6 +11496,7 @@
           <w:b/>
           <w:bCs/>
         </w:rPr>
+        <w:lastRenderedPageBreak/>
         <w:t>Cấp độ C, năng lực trên hệ thống thật:</w:t>
       </w:r>
       <w:r>
@@ -11414,11 +11596,14 @@
         <w:rPr>
           <w:rStyle w:val="VerbatimChar"/>
         </w:rPr>
+        <w:t>services/api/splitbind/documents/views.py: L200-L203</w:t>
+      </w:r>
+      <w:r>
+        <w:t xml:space="preserve">). Việc truy vết chưa bao giờ bị ảnh hưởng, vì bên nhận nhận dạng định dạng </w:t>
+      </w:r>
+      <w:r>
         <w:lastRenderedPageBreak/>
-        <w:t>services/api/splitbind/documents/views.py: L200-L203</w:t>
-      </w:r>
-      <w:r>
-        <w:t>). Việc truy vết chưa bao giờ bị ảnh hưởng, vì bên nhận nhận dạng định dạng bằng chuỗi byte mở đầu tệp chứ không bằng phần mở rộng (</w:t>
+        <w:t>bằng chuỗi byte mở đầu tệp chứ không bằng phần mở rộng (</w:t>
       </w:r>
       <w:r>
         <w:rPr>
@@ -11960,52 +12145,52 @@
         <w:rPr>
           <w:rStyle w:val="VerbatimChar"/>
         </w:rPr>
+        <w:t xml:space="preserve">     </w:t>
+      </w:r>
+      <w:r>
+        <w:rPr>
+          <w:rStyle w:val="VerbatimChar"/>
+        </w:rPr>
+        <w:t>▼</w:t>
+      </w:r>
+      <w:r>
+        <w:br/>
+      </w:r>
+      <w:r>
+        <w:rPr>
+          <w:rStyle w:val="VerbatimChar"/>
+        </w:rPr>
+        <w:t xml:space="preserve">   </w:t>
+      </w:r>
+      <w:r>
+        <w:rPr>
+          <w:rStyle w:val="VerbatimChar"/>
+        </w:rPr>
+        <w:t xml:space="preserve"> Ed25519 Private Key Signing</w:t>
+      </w:r>
+      <w:r>
+        <w:br/>
+      </w:r>
+      <w:r>
+        <w:rPr>
+          <w:rStyle w:val="VerbatimChar"/>
+        </w:rPr>
+        <w:t xml:space="preserve">     </w:t>
+      </w:r>
+      <w:r>
+        <w:rPr>
+          <w:rStyle w:val="VerbatimChar"/>
+        </w:rPr>
+        <w:t>│</w:t>
+      </w:r>
+      <w:r>
+        <w:br/>
+      </w:r>
+      <w:r>
+        <w:rPr>
+          <w:rStyle w:val="VerbatimChar"/>
+        </w:rPr>
         <w:lastRenderedPageBreak/>
-        <w:t xml:space="preserve">     </w:t>
-      </w:r>
-      <w:r>
-        <w:rPr>
-          <w:rStyle w:val="VerbatimChar"/>
-        </w:rPr>
-        <w:t>▼</w:t>
-      </w:r>
-      <w:r>
-        <w:br/>
-      </w:r>
-      <w:r>
-        <w:rPr>
-          <w:rStyle w:val="VerbatimChar"/>
-        </w:rPr>
-        <w:t xml:space="preserve">   </w:t>
-      </w:r>
-      <w:r>
-        <w:rPr>
-          <w:rStyle w:val="VerbatimChar"/>
-        </w:rPr>
-        <w:t xml:space="preserve"> Ed25519 Private Key Signing</w:t>
-      </w:r>
-      <w:r>
-        <w:br/>
-      </w:r>
-      <w:r>
-        <w:rPr>
-          <w:rStyle w:val="VerbatimChar"/>
-        </w:rPr>
-        <w:t xml:space="preserve">     </w:t>
-      </w:r>
-      <w:r>
-        <w:rPr>
-          <w:rStyle w:val="VerbatimChar"/>
-        </w:rPr>
-        <w:t>│</w:t>
-      </w:r>
-      <w:r>
-        <w:br/>
-      </w:r>
-      <w:r>
-        <w:rPr>
-          <w:rStyle w:val="VerbatimChar"/>
-        </w:rPr>
         <w:t xml:space="preserve">     </w:t>
       </w:r>
       <w:r>
@@ -12064,7 +12249,33 @@
         <w:t>output_sha256</w:t>
       </w:r>
       <w:r>
-        <w:t>). Dưới các giả định an toàn mật mã của SHA-256 (hiệu ứng thác lũ và tính kháng va chạm), bất kỳ sự thay đổi bit nào trên tệp PDF đều được kỳ vọng về mặt thống kê sẽ tạo ra bản tóm lược (digest) khác biệt hoàn toàn.</w:t>
+        <w:t>)</w:t>
+      </w:r>
+      <w:r>
+        <w:t xml:space="preserve"> </w:t>
+      </w:r>
+      <w:sdt>
+        <w:sdtPr>
+          <w:tag w:val="MENDELEY_CITATION_v3_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"/>
+          <w:id w:val="1570762893"/>
+          <w:placeholder>
+            <w:docPart w:val="DefaultPlaceholder_-1854013440"/>
+          </w:placeholder>
+        </w:sdtPr>
+        <w:sdtContent>
+          <w:r>
+            <w:rPr>
+              <w:color w:val="000000"/>
+            </w:rPr>
+            <w:t>[10]</w:t>
+          </w:r>
+        </w:sdtContent>
+      </w:sdt>
+      <w:r>
+        <w:t xml:space="preserve">. </w:t>
+      </w:r>
+      <w:r>
+        <w:t>Dưới các giả định an toàn mật mã của SHA-256 (hiệu ứng thác lũ và tính kháng va chạm), bất kỳ sự thay đổi bit nào trên tệp PDF đều được kỳ vọng về mặt thống kê sẽ tạo ra bản tóm lược (digest) khác biệt hoàn toàn.</w:t>
       </w:r>
     </w:p>
     <w:p>
@@ -12083,7 +12294,33 @@
         <w:t>Vai trò của Ed25519:</w:t>
       </w:r>
       <w:r>
-        <w:t xml:space="preserve"> Chữ ký số hiệu năng cao trên đường cong Edwards 25519 (RFC 8032). Ký trên biểu diễn chuẩn hóa RFC 8785 để xác thực nguồn gốc cơ quan phát hành và bảo vệ tính toàn vẹn của hồ sơ truy vết. Về mặt mật mã học, chữ ký số cung cấp đặc tính chống chối bỏ kỹ thuật (cryptographic non-repudiation); giá trị chứng cứ pháp lý ràng buộc trong thực tế phụ thuộc vào quy trình định danh chủ thể, quản lý khóa riêng và chính sách chứng thư theo khuôn khổ pháp luật hiện hành.</w:t>
+        <w:t xml:space="preserve"> Chữ ký số hiệu năng cao trên đường cong Edwards 25519 (RFC 8032)</w:t>
+      </w:r>
+      <w:r>
+        <w:t xml:space="preserve"> </w:t>
+      </w:r>
+      <w:sdt>
+        <w:sdtPr>
+          <w:tag w:val="MENDELEY_CITATION_v3_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"/>
+          <w:id w:val="629443298"/>
+          <w:placeholder>
+            <w:docPart w:val="DefaultPlaceholder_-1854013440"/>
+          </w:placeholder>
+        </w:sdtPr>
+        <w:sdtContent>
+          <w:r>
+            <w:rPr>
+              <w:color w:val="000000"/>
+            </w:rPr>
+            <w:t>[11]</w:t>
+          </w:r>
+        </w:sdtContent>
+      </w:sdt>
+      <w:r>
+        <w:t xml:space="preserve">. </w:t>
+      </w:r>
+      <w:r>
+        <w:t>Ký trên biểu diễn chuẩn hóa RFC 8785 để xác thực nguồn gốc cơ quan phát hành và bảo vệ tính toàn vẹn của hồ sơ truy vết. Về mặt mật mã học, chữ ký số cung cấp đặc tính chống chối bỏ kỹ thuật (cryptographic non-repudiation); giá trị chứng cứ pháp lý ràng buộc trong thực tế phụ thuộc vào quy trình định danh chủ thể, quản lý khóa riêng và chính sách chứng thư theo khuôn khổ pháp luật hiện hành.</w:t>
       </w:r>
     </w:p>
     <w:p>
@@ -12102,7 +12339,30 @@
         <w:t>Chuẩn hóa RFC 8785 JCS:</w:t>
       </w:r>
       <w:r>
-        <w:t xml:space="preserve"> Tạo biểu diễn JSON xác định / chuẩn tắc (canonical representation) độc lập với thư viện tuần tự hóa, bảo đảm đầu vào của hàm băm và chữ ký số luôn ổn định, lặp lại được (deterministic input for hashing and signing).</w:t>
+        <w:t xml:space="preserve"> Tạo biểu diễn JSON xác định / chuẩn tắc (canonical representation) độc lập với thư viện tuần tự hóa, bảo đảm đầu vào của hàm băm và chữ ký số luôn ổn định, lặp lại được (deterministic input for hashing and signing)</w:t>
+      </w:r>
+      <w:r>
+        <w:t xml:space="preserve"> </w:t>
+      </w:r>
+      <w:sdt>
+        <w:sdtPr>
+          <w:tag w:val="MENDELEY_CITATION_v3_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"/>
+          <w:id w:val="-1779482534"/>
+          <w:placeholder>
+            <w:docPart w:val="DefaultPlaceholder_-1854013440"/>
+          </w:placeholder>
+        </w:sdtPr>
+        <w:sdtContent>
+          <w:r>
+            <w:rPr>
+              <w:color w:val="000000"/>
+            </w:rPr>
+            <w:t>[12]</w:t>
+          </w:r>
+        </w:sdtContent>
+      </w:sdt>
+      <w:r>
+        <w:t>.</w:t>
       </w:r>
     </w:p>
     <w:p>
@@ -12187,11 +12447,14 @@
           <w:b/>
           <w:bCs/>
         </w:rPr>
+        <w:t>Không có mâu thuẫn về thứ tự thực thi trong kiến trúc tích hợp đề xuất:</w:t>
+      </w:r>
+      <w:r>
+        <w:t xml:space="preserve"> Quy trình cấp phát nhúng thủy vân vào tài liệu trước, sau đó mới tính toán mã băm SHA-256 trên tài liệu đã mang thủy vân, đóng </w:t>
+      </w:r>
+      <w:r>
         <w:lastRenderedPageBreak/>
-        <w:t>Không có mâu thuẫn về thứ tự thực thi trong kiến trúc tích hợp đề xuất:</w:t>
-      </w:r>
-      <w:r>
-        <w:t xml:space="preserve"> Quy trình cấp phát nhúng thủy vân vào tài liệu trước, sau đó mới tính toán mã băm SHA-256 trên tài liệu đã mang thủy vân, đóng gói vào manifest và thực hiện ký số Ed25519 trên biểu diễn chuẩn tắc RFC 8785:</w:t>
+        <w:t>gói vào manifest và thực hiện ký số Ed25519 trên biểu diễn chuẩn tắc RFC 8785:</w:t>
       </w:r>
     </w:p>
     <w:p>
@@ -12677,20 +12940,20 @@
         <w:t>Kênh rò rỉ có biến đổi:</w:t>
       </w:r>
       <w:r>
-        <w:t xml:space="preserve"> Nếu tài liệu bị in ra giấy, chụp màn hình, hoặc nén gửi qua mạng xã hội, tệp bị biến đổi các byte </w:t>
+        <w:t xml:space="preserve"> Nếu tài liệu bị in ra giấy, chụp màn hình, hoặc nén gửi qua mạng xã hội, tệp bị biến đổi các byte nhị phân thô nên mã băm của tệp nghi vấn sẽ không còn khớp với </w:t>
+      </w:r>
+      <w:r>
+        <w:rPr>
+          <w:rStyle w:val="VerbatimChar"/>
+        </w:rPr>
+        <w:t>output_sha256</w:t>
+      </w:r>
+      <w:r>
+        <w:t xml:space="preserve"> ghi trong manifest. Bản thân chữ ký Ed25519 trên manifest gốc vẫn hoàn toàn hợp lệ (chứng minh </w:t>
       </w:r>
       <w:r>
         <w:lastRenderedPageBreak/>
-        <w:t xml:space="preserve">nhị phân thô nên mã băm của tệp nghi vấn sẽ không còn khớp với </w:t>
-      </w:r>
-      <w:r>
-        <w:rPr>
-          <w:rStyle w:val="VerbatimChar"/>
-        </w:rPr>
-        <w:t>output_sha256</w:t>
-      </w:r>
-      <w:r>
-        <w:t xml:space="preserve"> ghi trong manifest. Bản thân chữ ký Ed25519 trên manifest gốc vẫn hoàn toàn hợp lệ (chứng minh manifest không bị giả mạo), nhưng giá trị hash trong đó xác nhận tệp nghi vấn không phải là tệp nguyên bản phát hành. Về mặt lý thuyết thiết kế, thủy vân số bền vững được kỳ vọng đóng vai trò là cơ chế chủ động (proactive) sống sót qua biến đổi tín hiệu để trích xuất lại </w:t>
+        <w:t xml:space="preserve">manifest không bị giả mạo), nhưng giá trị hash trong đó xác nhận tệp nghi vấn không phải là tệp nguyên bản phát hành. Về mặt lý thuyết thiết kế, thủy vân số bền vững được kỳ vọng đóng vai trò là cơ chế chủ động (proactive) sống sót qua biến đổi tín hiệu để trích xuất lại </w:t>
       </w:r>
       <w:r>
         <w:rPr>
@@ -12790,7 +13053,6 @@
         </w:numPr>
       </w:pPr>
       <w:r>
-        <w:lastRenderedPageBreak/>
         <w:t xml:space="preserve">Khi phân hệ thủy vân đang bật, như trên hệ thống hiện chạy, mã hạn chế là </w:t>
       </w:r>
       <w:r>
@@ -12812,6 +13074,7 @@
         </w:numPr>
       </w:pPr>
       <w:r>
+        <w:lastRenderedPageBreak/>
         <w:t xml:space="preserve">Khi phân hệ thủy vân tắt, mã hạn chế là </w:t>
       </w:r>
       <w:r>
@@ -12972,11 +13235,7 @@
         <w:t>:</w:t>
       </w:r>
       <w:r>
-        <w:t xml:space="preserve"> trong một giai đoạn, câu thông báo phạm vi nói thiếu so với việc hệ thống thực sự làm. Giao diện được đóng gói trước khi phân hệ truy vết được bật nên chỉ nhắc tới SHA-256 và chữ ký, trong khi phía sau đã chạy thêm bộ giải mã thủy vân ở mỗi lần xác minh. Bản đang chạy sửa điều đó, và sửa theo hướng không cứng nhắc: câu thông báo phạm vi được chọn ngay lúc hiển thị dựa trên danh sách mã hạn chế mà chính hệ thống trả về, chứ không phải một câu viết cứng trong giao diện. Khi </w:t>
-      </w:r>
-      <w:r>
-        <w:lastRenderedPageBreak/>
-        <w:t>phân hệ thủy vân bật, giao diện nói rõ nó làm hai việc là đối chiếu mã băm và đọc thủy vân; khi tắt, nó trở lại câu cũ. Nhờ vậy giao diện không thể mô tả sai năng lực của hệ thống, kể cả khi cấu hình đổi về sau.</w:t>
+        <w:t xml:space="preserve"> trong một giai đoạn, câu thông báo phạm vi nói thiếu so với việc hệ thống thực sự làm. Giao diện được đóng gói trước khi phân hệ truy vết được bật nên chỉ nhắc tới SHA-256 và chữ ký, trong khi phía sau đã chạy thêm bộ giải mã thủy vân ở mỗi lần xác minh. Bản đang chạy sửa điều đó, và sửa theo hướng không cứng nhắc: câu thông báo phạm vi được chọn ngay lúc hiển thị dựa trên danh sách mã hạn chế mà chính hệ thống trả về, chứ không phải một câu viết cứng trong giao diện. Khi phân hệ thủy vân bật, giao diện nói rõ nó làm hai việc là đối chiếu mã băm và đọc thủy vân; khi tắt, nó trở lại câu cũ. Nhờ vậy giao diện không thể mô tả sai năng lực của hệ thống, kể cả khi cấu hình đổi về sau.</w:t>
       </w:r>
     </w:p>
     <w:p>
@@ -12988,6 +13247,7 @@
       <w:bookmarkEnd w:id="53"/>
       <w:bookmarkEnd w:id="61"/>
       <w:r>
+        <w:lastRenderedPageBreak/>
         <w:t>3.2. So sánh với các kỹ thuật xác minh bảo vệ tính toàn vẹn khác</w:t>
       </w:r>
       <w:bookmarkEnd w:id="62"/>
@@ -13008,7 +13268,7 @@
       </w:r>
       <w:sdt>
         <w:sdtPr>
-          <w:tag w:val="MENDELEY_CITATION_v3_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"/>
+          <w:tag w:val="MENDELEY_CITATION_v3_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"/>
           <w:id w:val="425471643"/>
           <w:placeholder>
             <w:docPart w:val="DefaultPlaceholder_-1854013440"/>
@@ -13019,7 +13279,7 @@
             <w:rPr>
               <w:color w:val="000000"/>
             </w:rPr>
-            <w:t>[3]</w:t>
+            <w:t>[13]</w:t>
           </w:r>
         </w:sdtContent>
       </w:sdt>
@@ -13054,7 +13314,7 @@
       </w:r>
       <w:sdt>
         <w:sdtPr>
-          <w:tag w:val="MENDELEY_CITATION_v3_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"/>
+          <w:tag w:val="MENDELEY_CITATION_v3_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"/>
           <w:id w:val="402492951"/>
           <w:placeholder>
             <w:docPart w:val="DefaultPlaceholder_-1854013440"/>
@@ -13065,7 +13325,7 @@
             <w:rPr>
               <w:color w:val="000000"/>
             </w:rPr>
-            <w:t>[4]</w:t>
+            <w:t>[14]</w:t>
           </w:r>
         </w:sdtContent>
       </w:sdt>
@@ -13077,7 +13337,7 @@
       </w:r>
       <w:sdt>
         <w:sdtPr>
-          <w:tag w:val="MENDELEY_CITATION_v3_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"/>
+          <w:tag w:val="MENDELEY_CITATION_v3_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"/>
           <w:id w:val="-457031465"/>
           <w:placeholder>
             <w:docPart w:val="DefaultPlaceholder_-1854013440"/>
@@ -13088,7 +13348,7 @@
             <w:rPr>
               <w:color w:val="000000"/>
             </w:rPr>
-            <w:t>[5]</w:t>
+            <w:t>[15]</w:t>
           </w:r>
         </w:sdtContent>
       </w:sdt>
@@ -13389,11 +13649,7 @@
               <w:spacing w:line="240" w:lineRule="auto"/>
             </w:pPr>
             <w:r>
-              <w:t xml:space="preserve">Không chịu được biến đổi thông điệp: tag cũ sẽ không còn xác minh cho thông điệp mới dưới giả định an </w:t>
-            </w:r>
-            <w:r>
-              <w:lastRenderedPageBreak/>
-              <w:t>toàn của MAC.</w:t>
+              <w:t>Không chịu được biến đổi thông điệp: tag cũ sẽ không còn xác minh cho thông điệp mới dưới giả định an toàn của MAC.</w:t>
             </w:r>
           </w:p>
         </w:tc>
@@ -13407,7 +13663,6 @@
               <w:spacing w:line="240" w:lineRule="auto"/>
             </w:pPr>
             <w:r>
-              <w:lastRenderedPageBreak/>
               <w:t>Không: Phép xác minh tệp thất bại khi có bất kỳ biến đổi byte nào (digest không khớp).</w:t>
             </w:r>
           </w:p>
@@ -13470,7 +13725,15 @@
                 <w:b/>
                 <w:bCs/>
               </w:rPr>
-              <w:t>3. Khả năng định vị vùng sửa</w:t>
+              <w:t xml:space="preserve">3. Khả năng </w:t>
+            </w:r>
+            <w:r>
+              <w:rPr>
+                <w:b/>
+                <w:bCs/>
+              </w:rPr>
+              <w:lastRenderedPageBreak/>
+              <w:t>định vị vùng sửa</w:t>
             </w:r>
           </w:p>
         </w:tc>
@@ -13484,7 +13747,12 @@
               <w:spacing w:line="240" w:lineRule="auto"/>
             </w:pPr>
             <w:r>
-              <w:t>Không hỗ trợ (chỉ biết mã băm không khớp).</w:t>
+              <w:lastRenderedPageBreak/>
+              <w:t xml:space="preserve">Không hỗ trợ (chỉ biết mã </w:t>
+            </w:r>
+            <w:r>
+              <w:lastRenderedPageBreak/>
+              <w:t>băm không khớp).</w:t>
             </w:r>
           </w:p>
         </w:tc>
@@ -13498,7 +13766,12 @@
               <w:spacing w:line="240" w:lineRule="auto"/>
             </w:pPr>
             <w:r>
-              <w:t>Không hỗ trợ (chỉ biết thẻ MAC không hợp lệ).</w:t>
+              <w:lastRenderedPageBreak/>
+              <w:t xml:space="preserve">Không hỗ trợ (chỉ biết thẻ </w:t>
+            </w:r>
+            <w:r>
+              <w:lastRenderedPageBreak/>
+              <w:t>MAC không hợp lệ).</w:t>
             </w:r>
           </w:p>
         </w:tc>
@@ -13512,7 +13785,12 @@
               <w:spacing w:line="240" w:lineRule="auto"/>
             </w:pPr>
             <w:r>
-              <w:t>Không hỗ trợ (chỉ biết chữ ký không hợp lệ).</w:t>
+              <w:lastRenderedPageBreak/>
+              <w:t xml:space="preserve">Không hỗ trợ (chỉ biết chữ </w:t>
+            </w:r>
+            <w:r>
+              <w:lastRenderedPageBreak/>
+              <w:t>ký không hợp lệ).</w:t>
             </w:r>
           </w:p>
         </w:tc>
@@ -13526,7 +13804,12 @@
               <w:spacing w:line="240" w:lineRule="auto"/>
             </w:pPr>
             <w:r>
-              <w:t>Không hỗ trợ (chỉ giải mã định danh nhúng).</w:t>
+              <w:lastRenderedPageBreak/>
+              <w:t xml:space="preserve">Không hỗ trợ (chỉ giải mã </w:t>
+            </w:r>
+            <w:r>
+              <w:lastRenderedPageBreak/>
+              <w:t>định danh nhúng).</w:t>
             </w:r>
           </w:p>
         </w:tc>
@@ -13540,7 +13823,12 @@
               <w:spacing w:line="240" w:lineRule="auto"/>
             </w:pPr>
             <w:r>
-              <w:t>Có hỗ trợ: Xuất tọa độ vùng nghi vấn.</w:t>
+              <w:lastRenderedPageBreak/>
+              <w:t xml:space="preserve">Có hỗ trợ: Xuất tọa độ </w:t>
+            </w:r>
+            <w:r>
+              <w:lastRenderedPageBreak/>
+              <w:t>vùng nghi vấn.</w:t>
             </w:r>
           </w:p>
         </w:tc>
@@ -13554,6 +13842,7 @@
               <w:spacing w:line="240" w:lineRule="auto"/>
             </w:pPr>
             <w:r>
+              <w:lastRenderedPageBreak/>
               <w:t>Không hỗ trợ.</w:t>
             </w:r>
           </w:p>
@@ -13706,11 +13995,7 @@
               <w:spacing w:line="240" w:lineRule="auto"/>
             </w:pPr>
             <w:r>
-              <w:t xml:space="preserve">Cố định theo hàm băm nền (HMAC-SHA256: 32 B, có </w:t>
-            </w:r>
-            <w:r>
-              <w:lastRenderedPageBreak/>
-              <w:t>thể cắt ngắn thẻ).</w:t>
+              <w:t>Cố định theo hàm băm nền (HMAC-SHA256: 32 B, có thể cắt ngắn thẻ).</w:t>
             </w:r>
           </w:p>
         </w:tc>
@@ -13724,12 +14009,7 @@
               <w:spacing w:line="240" w:lineRule="auto"/>
             </w:pPr>
             <w:r>
-              <w:lastRenderedPageBreak/>
-              <w:t>Cố định theo thuật toán (Ed25519: 64 B; RSA-</w:t>
-            </w:r>
-            <w:r>
-              <w:lastRenderedPageBreak/>
-              <w:t>2048: 256 B).</w:t>
+              <w:t>Cố định theo thuật toán (Ed25519: 64 B; RSA-2048: 256 B).</w:t>
             </w:r>
           </w:p>
         </w:tc>
@@ -13743,12 +14023,7 @@
               <w:spacing w:line="240" w:lineRule="auto"/>
             </w:pPr>
             <w:r>
-              <w:lastRenderedPageBreak/>
-              <w:t>Rất nhỏ (vài byte đến vài chục byte; SplitBind</w:t>
-            </w:r>
-            <w:r>
-              <w:lastRenderedPageBreak/>
-              <w:t>: 23 bytes).</w:t>
+              <w:t>Rất nhỏ (vài byte đến vài chục byte; SplitBind: 23 bytes).</w:t>
             </w:r>
           </w:p>
         </w:tc>
@@ -13762,7 +14037,6 @@
               <w:spacing w:line="240" w:lineRule="auto"/>
             </w:pPr>
             <w:r>
-              <w:lastRenderedPageBreak/>
               <w:t xml:space="preserve">Nhỏ đến trung bình (thẻ xác thực theo khối </w:t>
             </w:r>
             <m:oMath>
@@ -13770,7 +14044,6 @@
                 <w:rPr>
                   <w:rFonts w:ascii="Cambria Math" w:hAnsi="Cambria Math"/>
                 </w:rPr>
-                <w:lastRenderedPageBreak/>
                 <m:t>128</m:t>
               </m:r>
               <m:r>
@@ -13804,12 +14077,11 @@
               <w:spacing w:line="240" w:lineRule="auto"/>
             </w:pPr>
             <w:r>
+              <w:t xml:space="preserve">Linh hoạt theo thiết kế (tối ưu hóa đánh đổi giữa dung lượng và khả năng chống phân tích ẩn mật / </w:t>
+            </w:r>
+            <w:r>
               <w:lastRenderedPageBreak/>
-              <w:t xml:space="preserve">Linh hoạt theo thiết kế (tối ưu hóa đánh đổi giữa dung </w:t>
-            </w:r>
-            <w:r>
-              <w:lastRenderedPageBreak/>
-              <w:t>lượng và khả năng chống phân tích ẩn mật / steganalysis).</w:t>
+              <w:t>steganalysis).</w:t>
             </w:r>
           </w:p>
         </w:tc>
@@ -14032,7 +14304,6 @@
       <w:bookmarkStart w:id="67" w:name="Xe7db50e2b15f38fb2460a20c566d37b6de66f7f"/>
       <w:bookmarkEnd w:id="65"/>
       <w:r>
-        <w:lastRenderedPageBreak/>
         <w:t>3.2.2. Phân tích tương phản chuyên sâu giữa các cặp kỹ thuật</w:t>
       </w:r>
       <w:bookmarkEnd w:id="66"/>
@@ -14094,6 +14365,7 @@
           <w:i/>
           <w:iCs/>
         </w:rPr>
+        <w:lastRenderedPageBreak/>
         <w:t>Giấu tin mật:</w:t>
       </w:r>
       <w:r>
@@ -14164,11 +14436,11 @@
         <w:t>Thủy vân số:</w:t>
       </w:r>
       <w:r>
-        <w:t xml:space="preserve"> Tồn tại trên kênh tín hiệu trực quan. Về mặt lý thuyết thiết kế, thủy vân bền vững hướng tới cung cấp cơ chế trích xuất định danh để làm cầu nối đối chiếu ngay cả khi tài liệu đã bị biến đổi qua kênh tương tự: cắt xén, in ra rồi quét lại, chụp lại màn hình. Trong thực nghiệm của SplitBind, </w:t>
+        <w:t xml:space="preserve"> Tồn tại trên kênh tín hiệu trực quan. Về mặt lý thuyết thiết kế, thủy vân bền vững hướng tới cung cấp cơ chế trích xuất định danh để làm cầu nối đối chiếu ngay cả khi tài liệu đã bị biến đổi qua kênh tương tự: cắt xén, in ra rồi quét lại, chụp lại màn hình. Trong thực nghiệm của SplitBind, năng lực này phụ thuộc thế hệ thuật toán. Ở thế hệ V1, giải mã bị phá vỡ hoàn toàn trước JPEG-70 và Resize-0.75 (0/12 cả hai) và chỉ khôi phục một phần dưới Crop-0.25. Ở thế hệ nghiên cứu V3, đo trên đúng cùng corpus và cùng bộ cổng, giải mã đạt 9/12 với JPEG-70, 9/12 với Crop-0.25 và 8/12 với Resize-0.75; đáng chú ý là JPEG-70 và Crop-0.25 không gây mất mát nào so với kênh không bị tấn công (chi tiết phân rã ở Mục 4.2.1). Dù vậy V3 vẫn </w:t>
       </w:r>
       <w:r>
         <w:lastRenderedPageBreak/>
-        <w:t xml:space="preserve">năng lực này phụ thuộc thế hệ thuật toán. Ở thế hệ V1, giải mã bị phá vỡ hoàn toàn trước JPEG-70 và Resize-0.75 (0/12 cả hai) và chỉ khôi phục một phần dưới Crop-0.25. Ở thế hệ nghiên cứu V3, đo trên đúng cùng corpus và cùng bộ cổng, giải mã đạt 9/12 với JPEG-70, 9/12 với Crop-0.25 và 8/12 với Resize-0.75; đáng chú ý là JPEG-70 và Crop-0.25 không gây mất mát nào so với kênh không bị tấn công (chi tiết phân rã ở Mục 4.2.1). Dù vậy V3 vẫn không đạt cổng phát hành 0.95 và mang phạm vi bằng chứng </w:t>
+        <w:t xml:space="preserve">không đạt cổng phát hành 0.95 và mang phạm vi bằng chứng </w:t>
       </w:r>
       <w:r>
         <w:rPr>
@@ -14435,262 +14707,262 @@
         <w:rPr>
           <w:rStyle w:val="VerbatimChar"/>
         </w:rPr>
+        <w:t xml:space="preserve"> </w:t>
+      </w:r>
+      <w:r>
+        <w:rPr>
+          <w:rStyle w:val="VerbatimChar"/>
+        </w:rPr>
+        <w:t xml:space="preserve"> (apps/web - Vite)</w:t>
+      </w:r>
+      <w:r>
+        <w:rPr>
+          <w:rStyle w:val="VerbatimChar"/>
+        </w:rPr>
+        <w:t xml:space="preserve">  </w:t>
+      </w:r>
+      <w:r>
+        <w:rPr>
+          <w:rStyle w:val="VerbatimChar"/>
+        </w:rPr>
+        <w:t xml:space="preserve"> </w:t>
+      </w:r>
+      <w:r>
+        <w:rPr>
+          <w:rStyle w:val="VerbatimChar"/>
+        </w:rPr>
+        <w:t>(services/api)</w:t>
+      </w:r>
+      <w:r>
+        <w:br/>
+      </w:r>
+      <w:r>
+        <w:rPr>
+          <w:rStyle w:val="VerbatimChar"/>
+        </w:rPr>
+        <w:t xml:space="preserve">  </w:t>
+      </w:r>
+      <w:r>
+        <w:rPr>
+          <w:rStyle w:val="VerbatimChar"/>
+        </w:rPr>
+        <w:t xml:space="preserve"> </w:t>
+      </w:r>
+      <w:r>
+        <w:rPr>
+          <w:rStyle w:val="VerbatimChar"/>
+        </w:rPr>
+        <w:t>│</w:t>
+      </w:r>
+      <w:r>
+        <w:rPr>
+          <w:rStyle w:val="VerbatimChar"/>
+        </w:rPr>
+        <w:t xml:space="preserve">    </w:t>
+      </w:r>
+      <w:r>
+        <w:rPr>
+          <w:rStyle w:val="VerbatimChar"/>
+        </w:rPr>
+        <w:t xml:space="preserve"> </w:t>
+      </w:r>
+      <w:r>
+        <w:rPr>
+          <w:rStyle w:val="VerbatimChar"/>
+        </w:rPr>
+        <w:t>│</w:t>
+      </w:r>
+      <w:r>
+        <w:br/>
+      </w:r>
+      <w:r>
+        <w:rPr>
+          <w:rStyle w:val="VerbatimChar"/>
+        </w:rPr>
+        <w:t xml:space="preserve">  </w:t>
+      </w:r>
+      <w:r>
+        <w:rPr>
+          <w:rStyle w:val="VerbatimChar"/>
+        </w:rPr>
+        <w:t xml:space="preserve"> </w:t>
+      </w:r>
+      <w:r>
+        <w:rPr>
+          <w:rStyle w:val="VerbatimChar"/>
+        </w:rPr>
+        <w:t>│</w:t>
+      </w:r>
+      <w:r>
+        <w:rPr>
+          <w:rStyle w:val="VerbatimChar"/>
+        </w:rPr>
+        <w:t xml:space="preserve">   </w:t>
+      </w:r>
+      <w:r>
+        <w:rPr>
+          <w:rStyle w:val="VerbatimChar"/>
+        </w:rPr>
+        <w:t xml:space="preserve"> </w:t>
+      </w:r>
+      <w:r>
+        <w:rPr>
+          <w:rStyle w:val="VerbatimChar"/>
+        </w:rPr>
+        <w:t>Database Queries</w:t>
+      </w:r>
+      <w:r>
+        <w:br/>
+      </w:r>
+      <w:r>
+        <w:rPr>
+          <w:rStyle w:val="VerbatimChar"/>
+        </w:rPr>
+        <w:t xml:space="preserve">  </w:t>
+      </w:r>
+      <w:r>
+        <w:rPr>
+          <w:rStyle w:val="VerbatimChar"/>
+        </w:rPr>
+        <w:t xml:space="preserve"> </w:t>
+      </w:r>
+      <w:r>
+        <w:rPr>
+          <w:rStyle w:val="VerbatimChar"/>
+        </w:rPr>
+        <w:t>│</w:t>
+      </w:r>
+      <w:r>
+        <w:rPr>
+          <w:rStyle w:val="VerbatimChar"/>
+        </w:rPr>
+        <w:t xml:space="preserve">    </w:t>
+      </w:r>
+      <w:r>
+        <w:rPr>
+          <w:rStyle w:val="VerbatimChar"/>
+        </w:rPr>
+        <w:t xml:space="preserve"> </w:t>
+      </w:r>
+      <w:r>
+        <w:rPr>
+          <w:rStyle w:val="VerbatimChar"/>
+        </w:rPr>
+        <w:t>▼</w:t>
+      </w:r>
+      <w:r>
+        <w:br/>
+      </w:r>
+      <w:r>
+        <w:rPr>
+          <w:rStyle w:val="VerbatimChar"/>
+        </w:rPr>
+        <w:t xml:space="preserve">  </w:t>
+      </w:r>
+      <w:r>
+        <w:rPr>
+          <w:rStyle w:val="VerbatimChar"/>
+        </w:rPr>
+        <w:t xml:space="preserve"> </w:t>
+      </w:r>
+      <w:r>
+        <w:rPr>
+          <w:rStyle w:val="VerbatimChar"/>
+        </w:rPr>
+        <w:t>│</w:t>
+      </w:r>
+      <w:r>
+        <w:rPr>
+          <w:rStyle w:val="VerbatimChar"/>
+        </w:rPr>
+        <w:t xml:space="preserve">   </w:t>
+      </w:r>
+      <w:r>
+        <w:rPr>
+          <w:rStyle w:val="VerbatimChar"/>
+        </w:rPr>
+        <w:t>[ Neon PostgreSQL 18 ]</w:t>
+      </w:r>
+      <w:r>
+        <w:br/>
+      </w:r>
+      <w:r>
+        <w:rPr>
+          <w:rStyle w:val="VerbatimChar"/>
+        </w:rPr>
+        <w:t xml:space="preserve">  </w:t>
+      </w:r>
+      <w:r>
+        <w:rPr>
+          <w:rStyle w:val="VerbatimChar"/>
+        </w:rPr>
+        <w:t xml:space="preserve"> </w:t>
+      </w:r>
+      <w:r>
+        <w:rPr>
+          <w:rStyle w:val="VerbatimChar"/>
+        </w:rPr>
+        <w:t>│</w:t>
+      </w:r>
+      <w:r>
+        <w:rPr>
+          <w:rStyle w:val="VerbatimChar"/>
+        </w:rPr>
+        <w:t xml:space="preserve">   </w:t>
+      </w:r>
+      <w:r>
+        <w:rPr>
+          <w:rStyle w:val="VerbatimChar"/>
+        </w:rPr>
+        <w:t xml:space="preserve"> (Metadata &amp; Manifests)</w:t>
+      </w:r>
+      <w:r>
+        <w:br/>
+      </w:r>
+      <w:r>
+        <w:rPr>
+          <w:rStyle w:val="VerbatimChar"/>
+        </w:rPr>
+        <w:t xml:space="preserve">  </w:t>
+      </w:r>
+      <w:r>
+        <w:rPr>
+          <w:rStyle w:val="VerbatimChar"/>
+        </w:rPr>
+        <w:t xml:space="preserve"> </w:t>
+      </w:r>
+      <w:r>
+        <w:rPr>
+          <w:rStyle w:val="VerbatimChar"/>
+        </w:rPr>
+        <w:t>│</w:t>
+      </w:r>
+      <w:r>
+        <w:rPr>
+          <w:rStyle w:val="VerbatimChar"/>
+        </w:rPr>
+        <w:t xml:space="preserve">    </w:t>
+      </w:r>
+      <w:r>
+        <w:rPr>
+          <w:rStyle w:val="VerbatimChar"/>
+        </w:rPr>
+        <w:t xml:space="preserve"> </w:t>
+      </w:r>
+      <w:r>
+        <w:rPr>
+          <w:rStyle w:val="VerbatimChar"/>
+        </w:rPr>
+        <w:t>│</w:t>
+      </w:r>
+      <w:r>
+        <w:br/>
+      </w:r>
+      <w:r>
+        <w:rPr>
+          <w:rStyle w:val="VerbatimChar"/>
+        </w:rPr>
         <w:lastRenderedPageBreak/>
-        <w:t xml:space="preserve"> </w:t>
-      </w:r>
-      <w:r>
-        <w:rPr>
-          <w:rStyle w:val="VerbatimChar"/>
-        </w:rPr>
-        <w:t xml:space="preserve"> (apps/web - Vite)</w:t>
-      </w:r>
-      <w:r>
-        <w:rPr>
-          <w:rStyle w:val="VerbatimChar"/>
-        </w:rPr>
-        <w:t xml:space="preserve">  </w:t>
-      </w:r>
-      <w:r>
-        <w:rPr>
-          <w:rStyle w:val="VerbatimChar"/>
-        </w:rPr>
-        <w:t xml:space="preserve"> </w:t>
-      </w:r>
-      <w:r>
-        <w:rPr>
-          <w:rStyle w:val="VerbatimChar"/>
-        </w:rPr>
-        <w:t>(services/api)</w:t>
-      </w:r>
-      <w:r>
-        <w:br/>
-      </w:r>
-      <w:r>
-        <w:rPr>
-          <w:rStyle w:val="VerbatimChar"/>
-        </w:rPr>
-        <w:t xml:space="preserve">  </w:t>
-      </w:r>
-      <w:r>
-        <w:rPr>
-          <w:rStyle w:val="VerbatimChar"/>
-        </w:rPr>
-        <w:t xml:space="preserve"> </w:t>
-      </w:r>
-      <w:r>
-        <w:rPr>
-          <w:rStyle w:val="VerbatimChar"/>
-        </w:rPr>
-        <w:t>│</w:t>
-      </w:r>
-      <w:r>
-        <w:rPr>
-          <w:rStyle w:val="VerbatimChar"/>
-        </w:rPr>
-        <w:t xml:space="preserve">    </w:t>
-      </w:r>
-      <w:r>
-        <w:rPr>
-          <w:rStyle w:val="VerbatimChar"/>
-        </w:rPr>
-        <w:t xml:space="preserve"> </w:t>
-      </w:r>
-      <w:r>
-        <w:rPr>
-          <w:rStyle w:val="VerbatimChar"/>
-        </w:rPr>
-        <w:t>│</w:t>
-      </w:r>
-      <w:r>
-        <w:br/>
-      </w:r>
-      <w:r>
-        <w:rPr>
-          <w:rStyle w:val="VerbatimChar"/>
-        </w:rPr>
-        <w:t xml:space="preserve">  </w:t>
-      </w:r>
-      <w:r>
-        <w:rPr>
-          <w:rStyle w:val="VerbatimChar"/>
-        </w:rPr>
-        <w:t xml:space="preserve"> </w:t>
-      </w:r>
-      <w:r>
-        <w:rPr>
-          <w:rStyle w:val="VerbatimChar"/>
-        </w:rPr>
-        <w:t>│</w:t>
-      </w:r>
-      <w:r>
-        <w:rPr>
-          <w:rStyle w:val="VerbatimChar"/>
-        </w:rPr>
-        <w:t xml:space="preserve">   </w:t>
-      </w:r>
-      <w:r>
-        <w:rPr>
-          <w:rStyle w:val="VerbatimChar"/>
-        </w:rPr>
-        <w:t xml:space="preserve"> </w:t>
-      </w:r>
-      <w:r>
-        <w:rPr>
-          <w:rStyle w:val="VerbatimChar"/>
-        </w:rPr>
-        <w:t>Database Queries</w:t>
-      </w:r>
-      <w:r>
-        <w:br/>
-      </w:r>
-      <w:r>
-        <w:rPr>
-          <w:rStyle w:val="VerbatimChar"/>
-        </w:rPr>
-        <w:t xml:space="preserve">  </w:t>
-      </w:r>
-      <w:r>
-        <w:rPr>
-          <w:rStyle w:val="VerbatimChar"/>
-        </w:rPr>
-        <w:t xml:space="preserve"> </w:t>
-      </w:r>
-      <w:r>
-        <w:rPr>
-          <w:rStyle w:val="VerbatimChar"/>
-        </w:rPr>
-        <w:t>│</w:t>
-      </w:r>
-      <w:r>
-        <w:rPr>
-          <w:rStyle w:val="VerbatimChar"/>
-        </w:rPr>
-        <w:t xml:space="preserve">    </w:t>
-      </w:r>
-      <w:r>
-        <w:rPr>
-          <w:rStyle w:val="VerbatimChar"/>
-        </w:rPr>
-        <w:t xml:space="preserve"> </w:t>
-      </w:r>
-      <w:r>
-        <w:rPr>
-          <w:rStyle w:val="VerbatimChar"/>
-        </w:rPr>
-        <w:t>▼</w:t>
-      </w:r>
-      <w:r>
-        <w:br/>
-      </w:r>
-      <w:r>
-        <w:rPr>
-          <w:rStyle w:val="VerbatimChar"/>
-        </w:rPr>
-        <w:t xml:space="preserve">  </w:t>
-      </w:r>
-      <w:r>
-        <w:rPr>
-          <w:rStyle w:val="VerbatimChar"/>
-        </w:rPr>
-        <w:t xml:space="preserve"> </w:t>
-      </w:r>
-      <w:r>
-        <w:rPr>
-          <w:rStyle w:val="VerbatimChar"/>
-        </w:rPr>
-        <w:t>│</w:t>
-      </w:r>
-      <w:r>
-        <w:rPr>
-          <w:rStyle w:val="VerbatimChar"/>
-        </w:rPr>
-        <w:t xml:space="preserve">   </w:t>
-      </w:r>
-      <w:r>
-        <w:rPr>
-          <w:rStyle w:val="VerbatimChar"/>
-        </w:rPr>
-        <w:t>[ Neon PostgreSQL 18 ]</w:t>
-      </w:r>
-      <w:r>
-        <w:br/>
-      </w:r>
-      <w:r>
-        <w:rPr>
-          <w:rStyle w:val="VerbatimChar"/>
-        </w:rPr>
-        <w:t xml:space="preserve">  </w:t>
-      </w:r>
-      <w:r>
-        <w:rPr>
-          <w:rStyle w:val="VerbatimChar"/>
-        </w:rPr>
-        <w:t xml:space="preserve"> </w:t>
-      </w:r>
-      <w:r>
-        <w:rPr>
-          <w:rStyle w:val="VerbatimChar"/>
-        </w:rPr>
-        <w:t>│</w:t>
-      </w:r>
-      <w:r>
-        <w:rPr>
-          <w:rStyle w:val="VerbatimChar"/>
-        </w:rPr>
-        <w:t xml:space="preserve">   </w:t>
-      </w:r>
-      <w:r>
-        <w:rPr>
-          <w:rStyle w:val="VerbatimChar"/>
-        </w:rPr>
-        <w:t xml:space="preserve"> (Metadata &amp; Manifests)</w:t>
-      </w:r>
-      <w:r>
-        <w:br/>
-      </w:r>
-      <w:r>
-        <w:rPr>
-          <w:rStyle w:val="VerbatimChar"/>
-        </w:rPr>
-        <w:t xml:space="preserve">  </w:t>
-      </w:r>
-      <w:r>
-        <w:rPr>
-          <w:rStyle w:val="VerbatimChar"/>
-        </w:rPr>
-        <w:t xml:space="preserve"> </w:t>
-      </w:r>
-      <w:r>
-        <w:rPr>
-          <w:rStyle w:val="VerbatimChar"/>
-        </w:rPr>
-        <w:t>│</w:t>
-      </w:r>
-      <w:r>
-        <w:rPr>
-          <w:rStyle w:val="VerbatimChar"/>
-        </w:rPr>
-        <w:t xml:space="preserve">    </w:t>
-      </w:r>
-      <w:r>
-        <w:rPr>
-          <w:rStyle w:val="VerbatimChar"/>
-        </w:rPr>
-        <w:t xml:space="preserve"> </w:t>
-      </w:r>
-      <w:r>
-        <w:rPr>
-          <w:rStyle w:val="VerbatimChar"/>
-        </w:rPr>
-        <w:t>│</w:t>
-      </w:r>
-      <w:r>
-        <w:br/>
-      </w:r>
-      <w:r>
-        <w:rPr>
-          <w:rStyle w:val="VerbatimChar"/>
-        </w:rPr>
         <w:t xml:space="preserve">  </w:t>
       </w:r>
       <w:r>
@@ -15063,27 +15335,27 @@
         </w:numPr>
       </w:pPr>
       <w:r>
+        <w:t xml:space="preserve">Khi cấu hình tắt phân hệ thủy vân, hệ thống chuyển sang in một nhãn cấp phát nhìn thấy được lên mỗi trang, dạng </w:t>
+      </w:r>
+      <w:r>
+        <w:rPr>
+          <w:rStyle w:val="VerbatimChar"/>
+        </w:rPr>
+        <w:t>SB1-</w:t>
+      </w:r>
+      <w:r>
+        <w:t xml:space="preserve"> ghép với 20 ký tự đầu của mã cấp phát mã hoá base32 thay cho thủy vân ẩn. Đây là đường dự phòng, không phải cấu hình đang chạy trên môi trường production.</w:t>
+      </w:r>
+    </w:p>
+    <w:p>
+      <w:pPr>
+        <w:pStyle w:val="FirstParagraph"/>
+      </w:pPr>
+      <w:r>
+        <w:rPr>
+          <w:noProof/>
+        </w:rPr>
         <w:lastRenderedPageBreak/>
-        <w:t xml:space="preserve">Khi cấu hình tắt phân hệ thủy vân, hệ thống chuyển sang in một nhãn cấp phát nhìn thấy được lên mỗi trang, dạng </w:t>
-      </w:r>
-      <w:r>
-        <w:rPr>
-          <w:rStyle w:val="VerbatimChar"/>
-        </w:rPr>
-        <w:t>SB1-</w:t>
-      </w:r>
-      <w:r>
-        <w:t xml:space="preserve"> ghép với 20 ký tự đầu của mã cấp phát mã hoá base32 thay cho thủy vân ẩn. Đây là đường dự phòng, không phải cấu hình đang chạy trên môi trường production.</w:t>
-      </w:r>
-    </w:p>
-    <w:p>
-      <w:pPr>
-        <w:pStyle w:val="FirstParagraph"/>
-      </w:pPr>
-      <w:r>
-        <w:rPr>
-          <w:noProof/>
-        </w:rPr>
         <w:drawing>
           <wp:inline distT="0" distB="0" distL="0" distR="0" wp14:anchorId="087EA717" wp14:editId="7DDCDD91">
             <wp:extent cx="5575300" cy="3075505"/>
@@ -18508,7 +18780,7 @@
       </w:r>
       <w:sdt>
         <w:sdtPr>
-          <w:tag w:val="MENDELEY_CITATION_v3_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"/>
+          <w:tag w:val="MENDELEY_CITATION_v3_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"/>
           <w:id w:val="1146158083"/>
           <w:placeholder>
             <w:docPart w:val="DefaultPlaceholder_-1854013440"/>
@@ -18519,7 +18791,7 @@
             <w:rPr>
               <w:color w:val="000000"/>
             </w:rPr>
-            <w:t>[6]</w:t>
+            <w:t>[16]</w:t>
           </w:r>
         </w:sdtContent>
       </w:sdt>
@@ -18531,7 +18803,7 @@
       </w:r>
       <w:sdt>
         <w:sdtPr>
-          <w:tag w:val="MENDELEY_CITATION_v3_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"/>
+          <w:tag w:val="MENDELEY_CITATION_v3_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"/>
           <w:id w:val="807287595"/>
           <w:placeholder>
             <w:docPart w:val="DefaultPlaceholder_-1854013440"/>
@@ -18542,7 +18814,7 @@
             <w:rPr>
               <w:color w:val="000000"/>
             </w:rPr>
-            <w:t>[7]</w:t>
+            <w:t>[17]</w:t>
           </w:r>
         </w:sdtContent>
       </w:sdt>
@@ -18554,7 +18826,7 @@
       </w:r>
       <w:sdt>
         <w:sdtPr>
-          <w:tag w:val="MENDELEY_CITATION_v3_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"/>
+          <w:tag w:val="MENDELEY_CITATION_v3_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"/>
           <w:id w:val="1267117504"/>
           <w:placeholder>
             <w:docPart w:val="DefaultPlaceholder_-1854013440"/>
@@ -18565,7 +18837,7 @@
             <w:rPr>
               <w:color w:val="000000"/>
             </w:rPr>
-            <w:t>[8]</w:t>
+            <w:t>[18]</w:t>
           </w:r>
         </w:sdtContent>
       </w:sdt>
@@ -18573,11 +18845,11 @@
         <w:t xml:space="preserve"> </w:t>
       </w:r>
       <w:r>
-        <w:t xml:space="preserve">trên 18 ảnh, dưới 38 phép biến đổi. Điều khiến bộ đo này so sánh được trực tiếp với công trình của nhóm là tiêu chí thành công của nó trùng </w:t>
+        <w:t xml:space="preserve">trên 18 ảnh, dưới 38 phép biến đổi. Điều khiến bộ đo này so sánh được trực tiếp với công trình của nhóm là tiêu chí thành công của nó </w:t>
       </w:r>
       <w:r>
         <w:lastRenderedPageBreak/>
-        <w:t>khít với cổng phát hành mà nhóm tự đặt ra: một lần giải mã chỉ được tính là thành công khi khôi phục chính xác toàn bộ payload, sai một bit cũng bị tính là trượt. Đây không phải độ chính xác theo bit.</w:t>
+        <w:t>trùng khít với cổng phát hành mà nhóm tự đặt ra: một lần giải mã chỉ được tính là thành công khi khôi phục chính xác toàn bộ payload, sai một bit cũng bị tính là trượt. Đây không phải độ chính xác theo bit.</w:t>
       </w:r>
     </w:p>
     <w:p>
@@ -19209,7 +19481,7 @@
       </w:r>
       <w:sdt>
         <w:sdtPr>
-          <w:tag w:val="MENDELEY_CITATION_v3_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"/>
+          <w:tag w:val="MENDELEY_CITATION_v3_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"/>
           <w:id w:val="-216355728"/>
           <w:placeholder>
             <w:docPart w:val="DefaultPlaceholder_-1854013440"/>
@@ -19220,7 +19492,7 @@
             <w:rPr>
               <w:color w:val="000000"/>
             </w:rPr>
-            <w:t>[6]</w:t>
+            <w:t>[16]</w:t>
           </w:r>
         </w:sdtContent>
       </w:sdt>
@@ -19254,7 +19526,7 @@
       </w:r>
       <w:sdt>
         <w:sdtPr>
-          <w:tag w:val="MENDELEY_CITATION_v3_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"/>
+          <w:tag w:val="MENDELEY_CITATION_v3_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"/>
           <w:id w:val="-6595755"/>
           <w:placeholder>
             <w:docPart w:val="DefaultPlaceholder_-1854013440"/>
@@ -19265,7 +19537,7 @@
             <w:rPr>
               <w:color w:val="000000"/>
             </w:rPr>
-            <w:t>[9]</w:t>
+            <w:t>[19]</w:t>
           </w:r>
         </w:sdtContent>
       </w:sdt>
@@ -19707,7 +19979,7 @@
       </w:r>
       <w:sdt>
         <w:sdtPr>
-          <w:tag w:val="MENDELEY_CITATION_v3_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"/>
+          <w:tag w:val="MENDELEY_CITATION_v3_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"/>
           <w:id w:val="-1898202787"/>
           <w:placeholder>
             <w:docPart w:val="DefaultPlaceholder_-1854013440"/>
@@ -19718,7 +19990,7 @@
             <w:rPr>
               <w:color w:val="000000"/>
             </w:rPr>
-            <w:t>[9]</w:t>
+            <w:t>[19]</w:t>
           </w:r>
         </w:sdtContent>
       </w:sdt>
@@ -20351,7 +20623,7 @@
       </w:r>
       <w:sdt>
         <w:sdtPr>
-          <w:tag w:val="MENDELEY_CITATION_v3_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"/>
+          <w:tag w:val="MENDELEY_CITATION_v3_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"/>
           <w:id w:val="129672607"/>
           <w:placeholder>
             <w:docPart w:val="DefaultPlaceholder_-1854013440"/>
@@ -20362,7 +20634,7 @@
             <w:rPr>
               <w:color w:val="000000"/>
             </w:rPr>
-            <w:t>[9]</w:t>
+            <w:t>[19]</w:t>
           </w:r>
         </w:sdtContent>
       </w:sdt>
@@ -28650,7 +28922,7 @@
       </w:r>
       <w:sdt>
         <w:sdtPr>
-          <w:tag w:val="MENDELEY_CITATION_v3_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"/>
+          <w:tag w:val="MENDELEY_CITATION_v3_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"/>
           <w:id w:val="1638837913"/>
           <w:placeholder>
             <w:docPart w:val="DefaultPlaceholder_-1854013440"/>
@@ -28658,7 +28930,7 @@
         </w:sdtPr>
         <w:sdtContent>
           <w:r>
-            <w:t>[10]</w:t>
+            <w:t>[20]</w:t>
           </w:r>
         </w:sdtContent>
       </w:sdt>
@@ -28730,7 +29002,7 @@
       </w:r>
       <w:sdt>
         <w:sdtPr>
-          <w:tag w:val="MENDELEY_CITATION_v3_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"/>
+          <w:tag w:val="MENDELEY_CITATION_v3_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"/>
           <w:id w:val="954444240"/>
           <w:placeholder>
             <w:docPart w:val="DefaultPlaceholder_-1854013440"/>
@@ -28738,7 +29010,7 @@
         </w:sdtPr>
         <w:sdtContent>
           <w:r>
-            <w:t>[11]</w:t>
+            <w:t>[21]</w:t>
           </w:r>
         </w:sdtContent>
       </w:sdt>
@@ -28805,7 +29077,7 @@
       </w:r>
       <w:sdt>
         <w:sdtPr>
-          <w:tag w:val="MENDELEY_CITATION_v3_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"/>
+          <w:tag w:val="MENDELEY_CITATION_v3_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"/>
           <w:id w:val="-437914011"/>
           <w:placeholder>
             <w:docPart w:val="DefaultPlaceholder_-1854013440"/>
@@ -28813,7 +29085,7 @@
         </w:sdtPr>
         <w:sdtContent>
           <w:r>
-            <w:t>[12]</w:t>
+            <w:t>[22]</w:t>
           </w:r>
         </w:sdtContent>
       </w:sdt>
@@ -30989,7 +31261,7 @@
             </w:r>
             <w:sdt>
               <w:sdtPr>
-                <w:tag w:val="MENDELEY_CITATION_v3_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"/>
+                <w:tag w:val="MENDELEY_CITATION_v3_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"/>
                 <w:id w:val="-82386927"/>
                 <w:placeholder>
                   <w:docPart w:val="DefaultPlaceholder_-1854013440"/>
@@ -31000,7 +31272,7 @@
                   <w:rPr>
                     <w:color w:val="000000"/>
                   </w:rPr>
-                  <w:t>[9]</w:t>
+                  <w:t>[19]</w:t>
                 </w:r>
               </w:sdtContent>
             </w:sdt>
@@ -31162,7 +31434,7 @@
             </w:r>
             <w:sdt>
               <w:sdtPr>
-                <w:tag w:val="MENDELEY_CITATION_v3_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"/>
+                <w:tag w:val="MENDELEY_CITATION_v3_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"/>
                 <w:id w:val="-916555382"/>
                 <w:placeholder>
                   <w:docPart w:val="DefaultPlaceholder_-1854013440"/>
@@ -31173,7 +31445,7 @@
                   <w:rPr>
                     <w:color w:val="000000"/>
                   </w:rPr>
-                  <w:t>[6]</w:t>
+                  <w:t>[16]</w:t>
                 </w:r>
               </w:sdtContent>
             </w:sdt>
@@ -34849,9 +35121,9 @@
   </w:compat>
   <w:rsids>
     <w:rsidRoot w:val="001F3D7D"/>
-    <w:rsid w:val="00101E64"/>
     <w:rsid w:val="001F3D7D"/>
     <w:rsid w:val="00C24EF1"/>
+    <w:rsid w:val="00C311DC"/>
   </w:rsids>
   <m:mathPr>
     <m:mathFont m:val="Cambria Math"/>
@@ -35632,7 +35904,7 @@
   <we:properties>
     <we:property name="MENDELEY_BIBLIOGRAPHY_IS_DIRTY" value="true"/>
     <we:property name="MENDELEY_BIBLIOGRAPHY_LAST_MODIFIED" value="1789453680208"/>
-    <we:property name="MENDELEY_CITATIONS" value="[{&quot;citationID&quot;:&quot;MENDELEY_CITATION_5eb07e95-3047-426e-8775-91ce826872d7&quot;,&quot;properties&quot;:{&quot;noteIndex&quot;:0},&quot;isEdited&quot;:false,&quot;manualOverride&quot;:{&quot;isManuallyOverridden&quot;:false,&quot;citeprocText&quot;:&quot;[1]&quot;,&quot;manualOverrideText&quot;:&quot;&quot;},&quot;citationTag&quot;:&quot;MENDELEY_CITATION_v3_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&quot;,&quot;citationItems&quot;:[{&quot;id&quot;:&quot;294dfdf4-c0cd-3237-9ca0-fa7e37df1a19&quot;,&quot;itemData&quot;:{&quot;type&quot;:&quot;book&quot;,&quot;id&quot;:&quot;294dfdf4-c0cd-3237-9ca0-fa7e37df1a19&quot;,&quot;title&quot;:&quot;Digital Watermarking and Steganography&quot;,&quot;author&quot;:[{&quot;family&quot;:&quot;Cox&quot;,&quot;given&quot;:&quot;Ingemar J&quot;,&quot;parse-names&quot;:false,&quot;dropping-particle&quot;:&quot;&quot;,&quot;non-dropping-particle&quot;:&quot;&quot;},{&quot;family&quot;:&quot;Miller&quot;,&quot;given&quot;:&quot;Matthew L&quot;,&quot;parse-names&quot;:false,&quot;dropping-particle&quot;:&quot;&quot;,&quot;non-dropping-particle&quot;:&quot;&quot;},{&quot;family&quot;:&quot;Bloom&quot;,&quot;given&quot;:&quot;Jeffrey A&quot;,&quot;parse-names&quot;:false,&quot;dropping-particle&quot;:&quot;&quot;,&quot;non-dropping-particle&quot;:&quot;&quot;},{&quot;family&quot;:&quot;Fridrich&quot;,&quot;given&quot;:&quot;Jessica&quot;,&quot;parse-names&quot;:false,&quot;dropping-particle&quot;:&quot;&quot;,&quot;non-dropping-particle&quot;:&quot;&quot;},{&quot;family&quot;:&quot;Kalker&quot;,&quot;given&quot;:&quot;Ton&quot;,&quot;parse-names&quot;:false,&quot;dropping-particle&quot;:&quot;&quot;,&quot;non-dropping-particle&quot;:&quot;&quot;}],&quot;issued&quot;:{&quot;date-parts&quot;:[[2007]]},&quot;publisher-place&quot;:&quot;Burlington&quot;,&quot;language&quot;:&quot;en&quot;,&quot;edition&quot;:&quot;2&quot;,&quot;publisher&quot;:&quot;Morgan Kaufmann&quot;,&quot;container-title-short&quot;:&quot;&quot;},&quot;isTemporary&quot;:false,&quot;suppress-author&quot;:false,&quot;composite&quot;:false,&quot;author-only&quot;:false}]},{&quot;citationID&quot;:&quot;MENDELEY_CITATION_62dd3644-635e-43ab-845b-2935118ee677&quot;,&quot;properties&quot;:{&quot;noteIndex&quot;:0},&quot;isEdited&quot;:false,&quot;manualOverride&quot;:{&quot;isManuallyOverridden&quot;:false,&quot;citeprocText&quot;:&quot;[2]&quot;,&quot;manualOverrideText&quot;:&quot;&quot;},&quot;citationTag&quot;:&quot;MENDELEY_CITATION_v3_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&quot;,&quot;citationItems&quot;:[{&quot;id&quot;:&quot;922976b0-f51f-387c-a571-e8aab84cd72a&quot;,&quot;itemData&quot;:{&quot;type&quot;:&quot;book&quot;,&quot;id&quot;:&quot;922976b0-f51f-387c-a571-e8aab84cd72a&quot;,&quot;title&quot;:&quot;Giáo trình Cơ sở An toàn Thông tin&quot;,&quot;author&quot;:[{&quot;family&quot;:&quot;Hoàng Xuân Dậu&quot;,&quot;given&quot;:&quot;&quot;,&quot;parse-names&quot;:false,&quot;dropping-particle&quot;:&quot;&quot;,&quot;non-dropping-particle&quot;:&quot;&quot;}],&quot;issued&quot;:{&quot;date-parts&quot;:[[2020]]},&quot;publisher-place&quot;:&quot;Hà Nội&quot;,&quot;language&quot;:&quot;vi&quot;,&quot;publisher&quot;:&quot;Học viện Công nghệ Bưu chính Viễn thông&quot;,&quot;container-title-short&quot;:&quot;&quot;},&quot;isTemporary&quot;:false,&quot;suppress-author&quot;:false,&quot;composite&quot;:false,&quot;author-only&quot;:false}]},{&quot;citationID&quot;:&quot;MENDELEY_CITATION_e482f74f-8ef8-4da6-949a-9949bd2f3fcc&quot;,&quot;properties&quot;:{&quot;noteIndex&quot;:0},&quot;isEdited&quot;:false,&quot;manualOverride&quot;:{&quot;isManuallyOverridden&quot;:false,&quot;citeprocText&quot;:&quot;[3]&quot;,&quot;manualOverrideText&quot;:&quot;&quot;},&quot;citationTag&quot;:&quot;MENDELEY_CITATION_v3_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&quot;,&quot;citationItems&quot;:[{&quot;id&quot;:&quot;2c89b2a8-aeb5-34f1-840f-bafbff8aaf47&quot;,&quot;itemData&quot;:{&quot;type&quot;:&quot;book&quot;,&quot;id&quot;:&quot;2c89b2a8-aeb5-34f1-840f-bafbff8aaf47&quot;,&quot;title&quot;:&quot;Cryptography and Network Security: Principles and Practice&quot;,&quot;author&quot;:[{&quot;family&quot;:&quot;Stallings&quot;,&quot;given&quot;:&quot;William&quot;,&quot;parse-names&quot;:false,&quot;dropping-particle&quot;:&quot;&quot;,&quot;non-dropping-particle&quot;:&quot;&quot;}],&quot;issued&quot;:{&quot;date-parts&quot;:[[2017]]},&quot;publisher-place&quot;:&quot;Boston&quot;,&quot;language&quot;:&quot;en&quot;,&quot;edition&quot;:&quot;7&quot;,&quot;publisher&quot;:&quot;Pearson&quot;,&quot;container-title-short&quot;:&quot;&quot;},&quot;isTemporary&quot;:false,&quot;suppress-author&quot;:false,&quot;composite&quot;:false,&quot;author-only&quot;:false}]},{&quot;citationID&quot;:&quot;MENDELEY_CITATION_7e33c668-1bd8-4adc-931c-77d199e80410&quot;,&quot;properties&quot;:{&quot;noteIndex&quot;:0},&quot;isEdited&quot;:false,&quot;manualOverride&quot;:{&quot;isManuallyOverridden&quot;:false,&quot;citeprocText&quot;:&quot;[1]&quot;,&quot;manualOverrideText&quot;:&quot;&quot;},&quot;citationTag&quot;:&quot;MENDELEY_CITATION_v3_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&quot;,&quot;citationItems&quot;:[{&quot;id&quot;:&quot;294dfdf4-c0cd-3237-9ca0-fa7e37df1a19&quot;,&quot;itemData&quot;:{&quot;type&quot;:&quot;book&quot;,&quot;id&quot;:&quot;294dfdf4-c0cd-3237-9ca0-fa7e37df1a19&quot;,&quot;title&quot;:&quot;Digital Watermarking and Steganography&quot;,&quot;author&quot;:[{&quot;family&quot;:&quot;Cox&quot;,&quot;given&quot;:&quot;Ingemar J&quot;,&quot;parse-names&quot;:false,&quot;dropping-particle&quot;:&quot;&quot;,&quot;non-dropping-particle&quot;:&quot;&quot;},{&quot;family&quot;:&quot;Miller&quot;,&quot;given&quot;:&quot;Matthew L&quot;,&quot;parse-names&quot;:false,&quot;dropping-particle&quot;:&quot;&quot;,&quot;non-dropping-particle&quot;:&quot;&quot;},{&quot;family&quot;:&quot;Bloom&quot;,&quot;given&quot;:&quot;Jeffrey A&quot;,&quot;parse-names&quot;:false,&quot;dropping-particle&quot;:&quot;&quot;,&quot;non-dropping-particle&quot;:&quot;&quot;},{&quot;family&quot;:&quot;Fridrich&quot;,&quot;given&quot;:&quot;Jessica&quot;,&quot;parse-names&quot;:false,&quot;dropping-particle&quot;:&quot;&quot;,&quot;non-dropping-particle&quot;:&quot;&quot;},{&quot;family&quot;:&quot;Kalker&quot;,&quot;given&quot;:&quot;Ton&quot;,&quot;parse-names&quot;:false,&quot;dropping-particle&quot;:&quot;&quot;,&quot;non-dropping-particle&quot;:&quot;&quot;}],&quot;issued&quot;:{&quot;date-parts&quot;:[[2007]]},&quot;publisher-place&quot;:&quot;Burlington&quot;,&quot;language&quot;:&quot;en&quot;,&quot;edition&quot;:&quot;2&quot;,&quot;publisher&quot;:&quot;Morgan Kaufmann&quot;,&quot;container-title-short&quot;:&quot;&quot;},&quot;isTemporary&quot;:false,&quot;suppress-author&quot;:false,&quot;composite&quot;:false,&quot;author-only&quot;:false}]},{&quot;citationID&quot;:&quot;MENDELEY_CITATION_cd31db8c-eda7-4389-95b0-5f1a7051b6e6&quot;,&quot;properties&quot;:{&quot;noteIndex&quot;:0},&quot;isEdited&quot;:false,&quot;manualOverride&quot;:{&quot;isManuallyOverridden&quot;:false,&quot;citeprocText&quot;:&quot;[4]&quot;,&quot;manualOverrideText&quot;:&quot;&quot;},&quot;citationTag&quot;:&quot;MENDELEY_CITATION_v3_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&quot;,&quot;citationItems&quot;:[{&quot;id&quot;:&quot;4e85f1b3-471c-381e-8da1-057ddb9ebe95&quot;,&quot;itemData&quot;:{&quot;type&quot;:&quot;article-journal&quot;,&quot;id&quot;:&quot;4e85f1b3-471c-381e-8da1-057ddb9ebe95&quot;,&quot;title&quot;:&quot;Image Steganography Techniques: An Overview&quot;,&quot;author&quot;:[{&quot;family&quot;:&quot;Hamid&quot;,&quot;given&quot;:&quot;Nagham&quot;,&quot;parse-names&quot;:false,&quot;dropping-particle&quot;:&quot;&quot;,&quot;non-dropping-particle&quot;:&quot;&quot;},{&quot;family&quot;:&quot;Yahya&quot;,&quot;given&quot;:&quot;Abid&quot;,&quot;parse-names&quot;:false,&quot;dropping-particle&quot;:&quot;&quot;,&quot;non-dropping-particle&quot;:&quot;&quot;},{&quot;family&quot;:&quot;Ahmad&quot;,&quot;given&quot;:&quot;R Badlishah&quot;,&quot;parse-names&quot;:false,&quot;dropping-particle&quot;:&quot;&quot;,&quot;non-dropping-particle&quot;:&quot;&quot;},{&quot;family&quot;:&quot;Al-Qershi&quot;,&quot;given&quot;:&quot;Osamah M&quot;,&quot;parse-names&quot;:false,&quot;dropping-particle&quot;:&quot;&quot;,&quot;non-dropping-particle&quot;:&quot;&quot;}],&quot;container-title&quot;:&quot;International Journal of Computer Science and Security&quot;,&quot;issued&quot;:{&quot;date-parts&quot;:[[2012]]},&quot;page&quot;:&quot;168-187&quot;,&quot;language&quot;:&quot;en&quot;,&quot;issue&quot;:&quot;3&quot;,&quot;volume&quot;:&quot;6&quot;,&quot;container-title-short&quot;:&quot;&quot;},&quot;isTemporary&quot;:false,&quot;suppress-author&quot;:false,&quot;composite&quot;:false,&quot;author-only&quot;:false}]},{&quot;citationID&quot;:&quot;MENDELEY_CITATION_60d90cba-9f76-4564-875d-a3175cc98434&quot;,&quot;properties&quot;:{&quot;noteIndex&quot;:0},&quot;isEdited&quot;:false,&quot;manualOverride&quot;:{&quot;isManuallyOverridden&quot;:false,&quot;citeprocText&quot;:&quot;[5]&quot;,&quot;manualOverrideText&quot;:&quot;&quot;},&quot;citationTag&quot;:&quot;MENDELEY_CITATION_v3_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&quot;,&quot;citationItems&quot;:[{&quot;id&quot;:&quot;a769938a-cc3b-3483-9cbb-6dbf35d0ae05&quot;,&quot;itemData&quot;:{&quot;type&quot;:&quot;article-journal&quot;,&quot;id&quot;:&quot;a769938a-cc3b-3483-9cbb-6dbf35d0ae05&quot;,&quot;title&quot;:&quot;An overview of steganography techniques applied to the protection of biometric data&quot;,&quot;author&quot;:[{&quot;family&quot;:&quot;Douglas&quot;,&quot;given&quot;:&quot;Mandy&quot;,&quot;parse-names&quot;:false,&quot;dropping-particle&quot;:&quot;&quot;,&quot;non-dropping-particle&quot;:&quot;&quot;},{&quot;family&quot;:&quot;Bailey&quot;,&quot;given&quot;:&quot;Karen&quot;,&quot;parse-names&quot;:false,&quot;dropping-particle&quot;:&quot;&quot;,&quot;non-dropping-particle&quot;:&quot;&quot;},{&quot;family&quot;:&quot;Leeney&quot;,&quot;given&quot;:&quot;Mark&quot;,&quot;parse-names&quot;:false,&quot;dropping-particle&quot;:&quot;&quot;,&quot;non-dropping-particle&quot;:&quot;&quot;},{&quot;family&quot;:&quot;Curran&quot;,&quot;given&quot;:&quot;Kevin&quot;,&quot;parse-names&quot;:false,&quot;dropping-particle&quot;:&quot;&quot;,&quot;non-dropping-particle&quot;:&quot;&quot;}],&quot;container-title&quot;:&quot;Multimedia Tools and Applications&quot;,&quot;container-title-short&quot;:&quot;Multimed. Tools Appl.&quot;,&quot;DOI&quot;:&quot;10.1007/s11042-017-5308-3&quot;,&quot;issued&quot;:{&quot;date-parts&quot;:[[2018]]},&quot;page&quot;:&quot;17333-17373&quot;,&quot;language&quot;:&quot;en&quot;,&quot;issue&quot;:&quot;13&quot;,&quot;volume&quot;:&quot;77&quot;},&quot;isTemporary&quot;:false,&quot;suppress-author&quot;:false,&quot;composite&quot;:false,&quot;author-only&quot;:false}]},{&quot;citationID&quot;:&quot;MENDELEY_CITATION_e85272e5-f412-4954-9fc4-2ebf8c86668d&quot;,&quot;properties&quot;:{&quot;noteIndex&quot;:0},&quot;isEdited&quot;:false,&quot;manualOverride&quot;:{&quot;isManuallyOverridden&quot;:false,&quot;citeprocText&quot;:&quot;[6]&quot;,&quot;manualOverrideText&quot;:&quot;&quot;},&quot;citationTag&quot;:&quot;MENDELEY_CITATION_v3_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&quot;,&quot;citationItems&quot;:[{&quot;id&quot;:&quot;873f3fbf-2370-3c67-af39-f81d75bdc7f9&quot;,&quot;itemData&quot;:{&quot;type&quot;:&quot;article&quot;,&quot;id&quot;:&quot;873f3fbf-2370-3c67-af39-f81d75bdc7f9&quot;,&quot;title&quot;:&quot;wmbench: image watermarking benchmark&quot;,&quot;author&quot;:[{&quot;family&quot;:&quot;wmbench contributors&quot;,&quot;given&quot;:&quot;&quot;,&quot;parse-names&quot;:false,&quot;dropping-particle&quot;:&quot;&quot;,&quot;non-dropping-particle&quot;:&quot;&quot;}],&quot;URL&quot;:&quot;https://github.com/alexandersolonsky/wmbench&quot;,&quot;issued&quot;:{&quot;date-parts&quot;:[[2026]]},&quot;language&quot;:&quot;en&quot;,&quot;publisher&quot;:&quot;GitHub&quot;,&quot;container-title-short&quot;:&quot;&quot;},&quot;isTemporary&quot;:false,&quot;suppress-author&quot;:false,&quot;composite&quot;:false,&quot;author-only&quot;:false}]},{&quot;citationID&quot;:&quot;MENDELEY_CITATION_b9991ea2-e07a-455c-9938-8f6a658640a6&quot;,&quot;properties&quot;:{&quot;noteIndex&quot;:0},&quot;isEdited&quot;:false,&quot;manualOverride&quot;:{&quot;isManuallyOverridden&quot;:false,&quot;citeprocText&quot;:&quot;[7]&quot;,&quot;manualOverrideText&quot;:&quot;&quot;},&quot;citationTag&quot;:&quot;MENDELEY_CITATION_v3_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&quot;,&quot;citationItems&quot;:[{&quot;id&quot;:&quot;e093bbd2-c3cf-31d8-a3a6-627f57db7d63&quot;,&quot;itemData&quot;:{&quot;type&quot;:&quot;article&quot;,&quot;id&quot;:&quot;e093bbd2-c3cf-31d8-a3a6-627f57db7d63&quot;,&quot;title&quot;:&quot;TrustMark: Universal Watermarking for Arbitrary Resolution Images&quot;,&quot;author&quot;:[{&quot;family&quot;:&quot;Adobe Research&quot;,&quot;given&quot;:&quot;&quot;,&quot;parse-names&quot;:false,&quot;dropping-particle&quot;:&quot;&quot;,&quot;non-dropping-particle&quot;:&quot;&quot;}],&quot;URL&quot;:&quot;https://github.com/adobe/trustmark&quot;,&quot;issued&quot;:{&quot;date-parts&quot;:[[2026]]},&quot;language&quot;:&quot;en&quot;,&quot;publisher&quot;:&quot;GitHub&quot;,&quot;container-title-short&quot;:&quot;&quot;},&quot;isTemporary&quot;:false,&quot;suppress-author&quot;:false,&quot;composite&quot;:false,&quot;author-only&quot;:false}]},{&quot;citationID&quot;:&quot;MENDELEY_CITATION_bb9b00c2-7f23-4487-a25e-e688949357df&quot;,&quot;properties&quot;:{&quot;noteIndex&quot;:0},&quot;isEdited&quot;:false,&quot;manualOverride&quot;:{&quot;isManuallyOverridden&quot;:false,&quot;citeprocText&quot;:&quot;[8]&quot;,&quot;manualOverrideText&quot;:&quot;&quot;},&quot;citationTag&quot;:&quot;MENDELEY_CITATION_v3_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&quot;,&quot;citationItems&quot;:[{&quot;id&quot;:&quot;c166265a-81d0-36ed-9fc4-27ce957fc0da&quot;,&quot;itemData&quot;:{&quot;type&quot;:&quot;article&quot;,&quot;id&quot;:&quot;c166265a-81d0-36ed-9fc4-27ce957fc0da&quot;,&quot;title&quot;:&quot;Watermark Anything with Localized Messages&quot;,&quot;author&quot;:[{&quot;family&quot;:&quot;Sander&quot;,&quot;given&quot;:&quot;Tom&quot;,&quot;parse-names&quot;:false,&quot;dropping-particle&quot;:&quot;&quot;,&quot;non-dropping-particle&quot;:&quot;&quot;},{&quot;family&quot;:&quot;Fernandez&quot;,&quot;given&quot;:&quot;Pierre&quot;,&quot;parse-names&quot;:false,&quot;dropping-particle&quot;:&quot;&quot;,&quot;non-dropping-particle&quot;:&quot;&quot;},{&quot;family&quot;:&quot;Durmus&quot;,&quot;given&quot;:&quot;Alain&quot;,&quot;parse-names&quot;:false,&quot;dropping-particle&quot;:&quot;&quot;,&quot;non-dropping-particle&quot;:&quot;&quot;},{&quot;family&quot;:&quot;Douze&quot;,&quot;given&quot;:&quot;Matthijs&quot;,&quot;parse-names&quot;:false,&quot;dropping-particle&quot;:&quot;&quot;,&quot;non-dropping-particle&quot;:&quot;&quot;},{&quot;family&quot;:&quot;Furon&quot;,&quot;given&quot;:&quot;Teddy&quot;,&quot;parse-names&quot;:false,&quot;dropping-particle&quot;:&quot;&quot;,&quot;non-dropping-particle&quot;:&quot;&quot;}],&quot;URL&quot;:&quot;https://github.com/facebookresearch/watermark-anything&quot;,&quot;issued&quot;:{&quot;date-parts&quot;:[[2025]]},&quot;language&quot;:&quot;en&quot;,&quot;publisher&quot;:&quot;Meta AI Research&quot;,&quot;container-title-short&quot;:&quot;&quot;},&quot;isTemporary&quot;:false,&quot;suppress-author&quot;:false,&quot;composite&quot;:false,&quot;author-only&quot;:false}]},{&quot;citationID&quot;:&quot;MENDELEY_CITATION_a0432d76-f6aa-4192-9639-44b7ff844d0c&quot;,&quot;properties&quot;:{&quot;noteIndex&quot;:0},&quot;isEdited&quot;:false,&quot;manualOverride&quot;:{&quot;isManuallyOverridden&quot;:false,&quot;citeprocText&quot;:&quot;[6]&quot;,&quot;manualOverrideText&quot;:&quot;&quot;},&quot;citationTag&quot;:&quot;MENDELEY_CITATION_v3_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&quot;,&quot;citationItems&quot;:[{&quot;id&quot;:&quot;873f3fbf-2370-3c67-af39-f81d75bdc7f9&quot;,&quot;itemData&quot;:{&quot;type&quot;:&quot;article&quot;,&quot;id&quot;:&quot;873f3fbf-2370-3c67-af39-f81d75bdc7f9&quot;,&quot;title&quot;:&quot;wmbench: image watermarking benchmark&quot;,&quot;author&quot;:[{&quot;family&quot;:&quot;wmbench contributors&quot;,&quot;given&quot;:&quot;&quot;,&quot;parse-names&quot;:false,&quot;dropping-particle&quot;:&quot;&quot;,&quot;non-dropping-particle&quot;:&quot;&quot;}],&quot;URL&quot;:&quot;https://github.com/alexandersolonsky/wmbench&quot;,&quot;issued&quot;:{&quot;date-parts&quot;:[[2026]]},&quot;language&quot;:&quot;en&quot;,&quot;publisher&quot;:&quot;GitHub&quot;,&quot;container-title-short&quot;:&quot;&quot;},&quot;isTemporary&quot;:false,&quot;suppress-author&quot;:false,&quot;composite&quot;:false,&quot;author-only&quot;:false}]},{&quot;citationID&quot;:&quot;MENDELEY_CITATION_0b6ce9cf-57cb-437b-acdb-e9690ff1488f&quot;,&quot;properties&quot;:{&quot;noteIndex&quot;:0},&quot;isEdited&quot;:false,&quot;manualOverride&quot;:{&quot;isManuallyOverridden&quot;:false,&quot;citeprocText&quot;:&quot;[9]&quot;,&quot;manualOverrideText&quot;:&quot;&quot;},&quot;citationTag&quot;:&quot;MENDELEY_CITATION_v3_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&quot;,&quot;citationItems&quot;:[{&quot;id&quot;:&quot;30f3db65-f1e0-3547-a850-0309ca77212e&quot;,&quot;itemData&quot;:{&quot;type&quot;:&quot;article&quot;,&quot;id&quot;:&quot;30f3db65-f1e0-3547-a850-0309ca77212e&quot;,&quot;title&quot;:&quot;blind_watermark: blind and invisible image watermark&quot;,&quot;author&quot;:[{&quot;family&quot;:&quot;Guo Fei&quot;,&quot;given&quot;:&quot;&quot;,&quot;parse-names&quot;:false,&quot;dropping-particle&quot;:&quot;&quot;,&quot;non-dropping-particle&quot;:&quot;&quot;}],&quot;URL&quot;:&quot;https://github.com/guofei9987/blind_watermark&quot;,&quot;issued&quot;:{&quot;date-parts&quot;:[[2025]]},&quot;language&quot;:&quot;en&quot;,&quot;publisher&quot;:&quot;GitHub&quot;,&quot;container-title-short&quot;:&quot;&quot;},&quot;isTemporary&quot;:false,&quot;suppress-author&quot;:false,&quot;composite&quot;:false,&quot;author-only&quot;:false}]},{&quot;citationID&quot;:&quot;MENDELEY_CITATION_39733519-d913-49ab-bf18-6b89d147838f&quot;,&quot;properties&quot;:{&quot;noteIndex&quot;:0},&quot;isEdited&quot;:false,&quot;manualOverride&quot;:{&quot;isManuallyOverridden&quot;:false,&quot;citeprocText&quot;:&quot;[9]&quot;,&quot;manualOverrideText&quot;:&quot;&quot;},&quot;citationTag&quot;:&quot;MENDELEY_CITATION_v3_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&quot;,&quot;citationItems&quot;:[{&quot;id&quot;:&quot;30f3db65-f1e0-3547-a850-0309ca77212e&quot;,&quot;itemData&quot;:{&quot;type&quot;:&quot;article&quot;,&quot;id&quot;:&quot;30f3db65-f1e0-3547-a850-0309ca77212e&quot;,&quot;title&quot;:&quot;blind_watermark: blind and invisible image watermark&quot;,&quot;author&quot;:[{&quot;family&quot;:&quot;Guo Fei&quot;,&quot;given&quot;:&quot;&quot;,&quot;parse-names&quot;:false,&quot;dropping-particle&quot;:&quot;&quot;,&quot;non-dropping-particle&quot;:&quot;&quot;}],&quot;URL&quot;:&quot;https://github.com/guofei9987/blind_watermark&quot;,&quot;issued&quot;:{&quot;date-parts&quot;:[[2025]]},&quot;language&quot;:&quot;en&quot;,&quot;publisher&quot;:&quot;GitHub&quot;,&quot;container-title-short&quot;:&quot;&quot;},&quot;isTemporary&quot;:false,&quot;suppress-author&quot;:false,&quot;composite&quot;:false,&quot;author-only&quot;:false}]},{&quot;citationID&quot;:&quot;MENDELEY_CITATION_043d774a-7053-4dd1-96ba-2fbfa540c020&quot;,&quot;properties&quot;:{&quot;noteIndex&quot;:0},&quot;isEdited&quot;:false,&quot;manualOverride&quot;:{&quot;isManuallyOverridden&quot;:false,&quot;citeprocText&quot;:&quot;[9]&quot;,&quot;manualOverrideText&quot;:&quot;&quot;},&quot;citationTag&quot;:&quot;MENDELEY_CITATION_v3_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&quot;,&quot;citationItems&quot;:[{&quot;id&quot;:&quot;30f3db65-f1e0-3547-a850-0309ca77212e&quot;,&quot;itemData&quot;:{&quot;type&quot;:&quot;article&quot;,&quot;id&quot;:&quot;30f3db65-f1e0-3547-a850-0309ca77212e&quot;,&quot;title&quot;:&quot;blind_watermark: blind and invisible image watermark&quot;,&quot;author&quot;:[{&quot;family&quot;:&quot;Guo Fei&quot;,&quot;given&quot;:&quot;&quot;,&quot;parse-names&quot;:false,&quot;dropping-particle&quot;:&quot;&quot;,&quot;non-dropping-particle&quot;:&quot;&quot;}],&quot;URL&quot;:&quot;https://github.com/guofei9987/blind_watermark&quot;,&quot;issued&quot;:{&quot;date-parts&quot;:[[2025]]},&quot;language&quot;:&quot;en&quot;,&quot;publisher&quot;:&quot;GitHub&quot;,&quot;container-title-short&quot;:&quot;&quot;},&quot;isTemporary&quot;:false,&quot;suppress-author&quot;:false,&quot;composite&quot;:false,&quot;author-only&quot;:false}]},{&quot;citationID&quot;:&quot;MENDELEY_CITATION_ee378cba-17c5-4730-9d12-d215c85ab2ae&quot;,&quot;properties&quot;:{&quot;noteIndex&quot;:0},&quot;isEdited&quot;:false,&quot;manualOverride&quot;:{&quot;isManuallyOverridden&quot;:false,&quot;citeprocText&quot;:&quot;[10]&quot;,&quot;manualOverrideText&quot;:&quot;&quot;},&quot;citationTag&quot;:&quot;MENDELEY_CITATION_v3_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&quot;,&quot;citationItems&quot;:[{&quot;id&quot;:&quot;aa355de9-58fc-3184-b1ee-994847e37269&quot;,&quot;itemData&quot;:{&quot;type&quot;:&quot;article&quot;,&quot;id&quot;:&quot;aa355de9-58fc-3184-b1ee-994847e37269&quot;,&quot;title&quot;:&quot;Screen-Shooting-Resilient-Document-Image-Watermarking&quot;,&quot;author&quot;:[{&quot;family&quot;:&quot;gslxr&quot;,&quot;given&quot;:&quot;&quot;,&quot;parse-names&quot;:false,&quot;dropping-particle&quot;:&quot;&quot;,&quot;non-dropping-particle&quot;:&quot;&quot;}],&quot;URL&quot;:&quot;https://github.com/gslxr/Screen-Shooting-Resilient-Document-Image-Watermarking&quot;,&quot;issued&quot;:{&quot;date-parts&quot;:[[2024]]},&quot;language&quot;:&quot;en&quot;,&quot;publisher&quot;:&quot;GitHub&quot;,&quot;container-title-short&quot;:&quot;&quot;},&quot;isTemporary&quot;:false,&quot;suppress-author&quot;:false,&quot;composite&quot;:false,&quot;author-only&quot;:false}]},{&quot;citationID&quot;:&quot;MENDELEY_CITATION_fce4d0ca-e339-477c-882e-0cb15c99b2a7&quot;,&quot;properties&quot;:{&quot;noteIndex&quot;:0},&quot;isEdited&quot;:false,&quot;manualOverride&quot;:{&quot;isManuallyOverridden&quot;:false,&quot;citeprocText&quot;:&quot;[11]&quot;,&quot;manualOverrideText&quot;:&quot;&quot;},&quot;citationTag&quot;:&quot;MENDELEY_CITATION_v3_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&quot;,&quot;citationItems&quot;:[{&quot;id&quot;:&quot;cb51eba7-8a4b-3ef9-95eb-baca01fbfa22&quot;,&quot;itemData&quot;:{&quot;type&quot;:&quot;article-journal&quot;,&quot;id&quot;:&quot;cb51eba7-8a4b-3ef9-95eb-baca01fbfa22&quot;,&quot;title&quot;:&quot;Screen-shooting resilient watermarking&quot;,&quot;author&quot;:[{&quot;family&quot;:&quot;Fang&quot;,&quot;given&quot;:&quot;Han&quot;,&quot;parse-names&quot;:false,&quot;dropping-particle&quot;:&quot;&quot;,&quot;non-dropping-particle&quot;:&quot;&quot;},{&quot;family&quot;:&quot;Zhang&quot;,&quot;given&quot;:&quot;Weiming&quot;,&quot;parse-names&quot;:false,&quot;dropping-particle&quot;:&quot;&quot;,&quot;non-dropping-particle&quot;:&quot;&quot;},{&quot;family&quot;:&quot;Zhou&quot;,&quot;given&quot;:&quot;Hang&quot;,&quot;parse-names&quot;:false,&quot;dropping-particle&quot;:&quot;&quot;,&quot;non-dropping-particle&quot;:&quot;&quot;},{&quot;family&quot;:&quot;Cui&quot;,&quot;given&quot;:&quot;Hao&quot;,&quot;parse-names&quot;:false,&quot;dropping-particle&quot;:&quot;&quot;,&quot;non-dropping-particle&quot;:&quot;&quot;},{&quot;family&quot;:&quot;Yu&quot;,&quot;given&quot;:&quot;Nenghai&quot;,&quot;parse-names&quot;:false,&quot;dropping-particle&quot;:&quot;&quot;,&quot;non-dropping-particle&quot;:&quot;&quot;}],&quot;container-title&quot;:&quot;IEEE Transactions on Information Forensics and Security&quot;,&quot;DOI&quot;:&quot;10.1109/TIFS.2018.2878541&quot;,&quot;issued&quot;:{&quot;date-parts&quot;:[[2019]]},&quot;page&quot;:&quot;1403-1418&quot;,&quot;language&quot;:&quot;en&quot;,&quot;issue&quot;:&quot;6&quot;,&quot;volume&quot;:&quot;14&quot;,&quot;container-title-short&quot;:&quot;&quot;},&quot;isTemporary&quot;:false,&quot;suppress-author&quot;:false,&quot;composite&quot;:false,&quot;author-only&quot;:false}]},{&quot;citationID&quot;:&quot;MENDELEY_CITATION_ac6d344b-b4e5-4e36-974d-54918accafb1&quot;,&quot;properties&quot;:{&quot;noteIndex&quot;:0},&quot;isEdited&quot;:false,&quot;manualOverride&quot;:{&quot;isManuallyOverridden&quot;:false,&quot;citeprocText&quot;:&quot;[12]&quot;,&quot;manualOverrideText&quot;:&quot;&quot;},&quot;citationTag&quot;:&quot;MENDELEY_CITATION_v3_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&quot;,&quot;citationItems&quot;:[{&quot;id&quot;:&quot;5b2133e5-ae10-359b-93d5-685dd4d2d77d&quot;,&quot;itemData&quot;:{&quot;type&quot;:&quot;article&quot;,&quot;id&quot;:&quot;5b2133e5-ae10-359b-93d5-685dd4d2d77d&quot;,&quot;title&quot;:&quot;invisible-watermark: python library for invisible image watermark&quot;,&quot;author&quot;:[{&quot;family&quot;:&quot;ShieldMnt&quot;,&quot;given&quot;:&quot;&quot;,&quot;parse-names&quot;:false,&quot;dropping-particle&quot;:&quot;&quot;,&quot;non-dropping-particle&quot;:&quot;&quot;}],&quot;URL&quot;:&quot;https://github.com/ShieldMnt/invisible-watermark&quot;,&quot;issued&quot;:{&quot;date-parts&quot;:[[2024]]},&quot;language&quot;:&quot;en&quot;,&quot;publisher&quot;:&quot;GitHub&quot;,&quot;container-title-short&quot;:&quot;&quot;},&quot;isTemporary&quot;:false,&quot;suppress-author&quot;:false,&quot;composite&quot;:false,&quot;author-only&quot;:false}]},{&quot;citationID&quot;:&quot;MENDELEY_CITATION_80c47e8c-a008-4654-8edf-c76ec3844241&quot;,&quot;properties&quot;:{&quot;noteIndex&quot;:0},&quot;isEdited&quot;:false,&quot;manualOverride&quot;:{&quot;isManuallyOverridden&quot;:false,&quot;citeprocText&quot;:&quot;[9]&quot;,&quot;manualOverrideText&quot;:&quot;&quot;},&quot;citationTag&quot;:&quot;MENDELEY_CITATION_v3_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&quot;,&quot;citationItems&quot;:[{&quot;id&quot;:&quot;30f3db65-f1e0-3547-a850-0309ca77212e&quot;,&quot;itemData&quot;:{&quot;type&quot;:&quot;article&quot;,&quot;id&quot;:&quot;30f3db65-f1e0-3547-a850-0309ca77212e&quot;,&quot;title&quot;:&quot;blind_watermark: blind and invisible image watermark&quot;,&quot;author&quot;:[{&quot;family&quot;:&quot;Guo Fei&quot;,&quot;given&quot;:&quot;&quot;,&quot;parse-names&quot;:false,&quot;dropping-particle&quot;:&quot;&quot;,&quot;non-dropping-particle&quot;:&quot;&quot;}],&quot;URL&quot;:&quot;https://github.com/guofei9987/blind_watermark&quot;,&quot;issued&quot;:{&quot;date-parts&quot;:[[2025]]},&quot;language&quot;:&quot;en&quot;,&quot;publisher&quot;:&quot;GitHub&quot;,&quot;container-title-short&quot;:&quot;&quot;},&quot;isTemporary&quot;:false,&quot;suppress-author&quot;:false,&quot;composite&quot;:false,&quot;author-only&quot;:false}]},{&quot;citationID&quot;:&quot;MENDELEY_CITATION_31c20283-c8dd-46ca-918c-3d846816f550&quot;,&quot;properties&quot;:{&quot;noteIndex&quot;:0},&quot;isEdited&quot;:false,&quot;manualOverride&quot;:{&quot;isManuallyOverridden&quot;:false,&quot;citeprocText&quot;:&quot;[6]&quot;,&quot;manualOverrideText&quot;:&quot;&quot;},&quot;citationTag&quot;:&quot;MENDELEY_CITATION_v3_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&quot;,&quot;citationItems&quot;:[{&quot;id&quot;:&quot;873f3fbf-2370-3c67-af39-f81d75bdc7f9&quot;,&quot;itemData&quot;:{&quot;type&quot;:&quot;article&quot;,&quot;id&quot;:&quot;873f3fbf-2370-3c67-af39-f81d75bdc7f9&quot;,&quot;title&quot;:&quot;wmbench: image watermarking benchmark&quot;,&quot;author&quot;:[{&quot;family&quot;:&quot;wmbench contributors&quot;,&quot;given&quot;:&quot;&quot;,&quot;parse-names&quot;:false,&quot;dropping-particle&quot;:&quot;&quot;,&quot;non-dropping-particle&quot;:&quot;&quot;}],&quot;URL&quot;:&quot;https://github.com/alexandersolonsky/wmbench&quot;,&quot;issued&quot;:{&quot;date-parts&quot;:[[2026]]},&quot;language&quot;:&quot;en&quot;,&quot;publisher&quot;:&quot;GitHub&quot;,&quot;container-title-short&quot;:&quot;&quot;},&quot;isTemporary&quot;:false,&quot;suppress-author&quot;:false,&quot;composite&quot;:false,&quot;author-only&quot;:false}]}]"/>
+    <we:property name="MENDELEY_CITATIONS" value="[{&quot;citationID&quot;:&quot;MENDELEY_CITATION_5eb07e95-3047-426e-8775-91ce826872d7&quot;,&quot;properties&quot;:{&quot;noteIndex&quot;:0},&quot;isEdited&quot;:false,&quot;manualOverride&quot;:{&quot;isManuallyOverridden&quot;:false,&quot;citeprocText&quot;:&quot;[1]&quot;,&quot;manualOverrideText&quot;:&quot;&quot;},&quot;citationTag&quot;:&quot;MENDELEY_CITATION_v3_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&quot;,&quot;citationItems&quot;:[{&quot;id&quot;:&quot;294dfdf4-c0cd-3237-9ca0-fa7e37df1a19&quot;,&quot;itemData&quot;:{&quot;type&quot;:&quot;book&quot;,&quot;id&quot;:&quot;294dfdf4-c0cd-3237-9ca0-fa7e37df1a19&quot;,&quot;title&quot;:&quot;Digital Watermarking and Steganography&quot;,&quot;author&quot;:[{&quot;family&quot;:&quot;Cox&quot;,&quot;given&quot;:&quot;Ingemar J&quot;,&quot;parse-names&quot;:false,&quot;dropping-particle&quot;:&quot;&quot;,&quot;non-dropping-particle&quot;:&quot;&quot;},{&quot;family&quot;:&quot;Miller&quot;,&quot;given&quot;:&quot;Matthew L&quot;,&quot;parse-names&quot;:false,&quot;dropping-particle&quot;:&quot;&quot;,&quot;non-dropping-particle&quot;:&quot;&quot;},{&quot;family&quot;:&quot;Bloom&quot;,&quot;given&quot;:&quot;Jeffrey A&quot;,&quot;parse-names&quot;:false,&quot;dropping-particle&quot;:&quot;&quot;,&quot;non-dropping-particle&quot;:&quot;&quot;},{&quot;family&quot;:&quot;Fridrich&quot;,&quot;given&quot;:&quot;Jessica&quot;,&quot;parse-names&quot;:false,&quot;dropping-particle&quot;:&quot;&quot;,&quot;non-dropping-particle&quot;:&quot;&quot;},{&quot;family&quot;:&quot;Kalker&quot;,&quot;given&quot;:&quot;Ton&quot;,&quot;parse-names&quot;:false,&quot;dropping-particle&quot;:&quot;&quot;,&quot;non-dropping-particle&quot;:&quot;&quot;}],&quot;issued&quot;:{&quot;date-parts&quot;:[[2007]]},&quot;publisher-place&quot;:&quot;Burlington&quot;,&quot;language&quot;:&quot;en&quot;,&quot;edition&quot;:&quot;2&quot;,&quot;publisher&quot;:&quot;Morgan Kaufmann&quot;,&quot;container-title-short&quot;:&quot;&quot;},&quot;isTemporary&quot;:false,&quot;suppress-author&quot;:false,&quot;composite&quot;:false,&quot;author-only&quot;:false}]},{&quot;citationID&quot;:&quot;MENDELEY_CITATION_62dd3644-635e-43ab-845b-2935118ee677&quot;,&quot;properties&quot;:{&quot;noteIndex&quot;:0},&quot;isEdited&quot;:false,&quot;manualOverride&quot;:{&quot;isManuallyOverridden&quot;:false,&quot;citeprocText&quot;:&quot;[2]&quot;,&quot;manualOverrideText&quot;:&quot;&quot;},&quot;citationTag&quot;:&quot;MENDELEY_CITATION_v3_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&quot;,&quot;citationItems&quot;:[{&quot;id&quot;:&quot;922976b0-f51f-387c-a571-e8aab84cd72a&quot;,&quot;itemData&quot;:{&quot;type&quot;:&quot;book&quot;,&quot;id&quot;:&quot;922976b0-f51f-387c-a571-e8aab84cd72a&quot;,&quot;title&quot;:&quot;Giáo trình Cơ sở An toàn Thông tin&quot;,&quot;author&quot;:[{&quot;family&quot;:&quot;Hoàng Xuân Dậu&quot;,&quot;given&quot;:&quot;&quot;,&quot;parse-names&quot;:false,&quot;dropping-particle&quot;:&quot;&quot;,&quot;non-dropping-particle&quot;:&quot;&quot;}],&quot;issued&quot;:{&quot;date-parts&quot;:[[2020]]},&quot;publisher-place&quot;:&quot;Hà Nội&quot;,&quot;language&quot;:&quot;vi&quot;,&quot;publisher&quot;:&quot;Học viện Công nghệ Bưu chính Viễn thông&quot;,&quot;container-title-short&quot;:&quot;&quot;},&quot;isTemporary&quot;:false,&quot;suppress-author&quot;:false,&quot;composite&quot;:false,&quot;author-only&quot;:false}]},{&quot;citationID&quot;:&quot;MENDELEY_CITATION_8cd43b92-32a1-4690-a505-795236767652&quot;,&quot;properties&quot;:{&quot;noteIndex&quot;:0},&quot;isEdited&quot;:false,&quot;manualOverride&quot;:{&quot;isManuallyOverridden&quot;:false,&quot;citeprocText&quot;:&quot;[3]&quot;,&quot;manualOverrideText&quot;:&quot;&quot;},&quot;citationTag&quot;:&quot;MENDELEY_CITATION_v3_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&quot;,&quot;citationItems&quot;:[{&quot;id&quot;:&quot;4f868c29-ff2c-35e7-94ef-583be40b1e87&quot;,&quot;itemData&quot;:{&quot;type&quot;:&quot;article-journal&quot;,&quot;id&quot;:&quot;4f868c29-ff2c-35e7-94ef-583be40b1e87&quot;,&quot;title&quot;:&quot;Quantization index modulation: a class of provably good methods for digital watermarking and information embedding&quot;,&quot;author&quot;:[{&quot;family&quot;:&quot;Chen&quot;,&quot;given&quot;:&quot;Brian&quot;,&quot;parse-names&quot;:false,&quot;dropping-particle&quot;:&quot;&quot;,&quot;non-dropping-particle&quot;:&quot;&quot;},{&quot;family&quot;:&quot;Wornell&quot;,&quot;given&quot;:&quot;Gregory W&quot;,&quot;parse-names&quot;:false,&quot;dropping-particle&quot;:&quot;&quot;,&quot;non-dropping-particle&quot;:&quot;&quot;}],&quot;container-title&quot;:&quot;IEEE Transactions on Information Theory&quot;,&quot;container-title-short&quot;:&quot;IEEE Trans. Inf. Theory&quot;,&quot;DOI&quot;:&quot;10.1109/18.923725&quot;,&quot;issued&quot;:{&quot;date-parts&quot;:[[2001]]},&quot;page&quot;:&quot;1423-1443&quot;,&quot;language&quot;:&quot;en&quot;,&quot;issue&quot;:&quot;4&quot;,&quot;volume&quot;:&quot;47&quot;},&quot;isTemporary&quot;:false,&quot;suppress-author&quot;:false,&quot;composite&quot;:false,&quot;author-only&quot;:false}]},{&quot;citationID&quot;:&quot;MENDELEY_CITATION_c7a063c8-aa07-40d9-a104-83f5cad77bbe&quot;,&quot;properties&quot;:{&quot;noteIndex&quot;:0},&quot;isEdited&quot;:false,&quot;manualOverride&quot;:{&quot;isManuallyOverridden&quot;:false,&quot;citeprocText&quot;:&quot;[4]&quot;,&quot;manualOverrideText&quot;:&quot;&quot;},&quot;citationTag&quot;:&quot;MENDELEY_CITATION_v3_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&quot;,&quot;citationItems&quot;:[{&quot;id&quot;:&quot;acf11bac-5fec-34a3-b4e3-d38bfa8b246f&quot;,&quot;itemData&quot;:{&quot;type&quot;:&quot;book&quot;,&quot;id&quot;:&quot;acf11bac-5fec-34a3-b4e3-d38bfa8b246f&quot;,&quot;title&quot;:&quot;Giáo trình Mật mã học và Hệ thống Thông tin An toàn&quot;,&quot;author&quot;:[{&quot;family&quot;:&quot;Thái Thanh Tùng&quot;,&quot;given&quot;:&quot;&quot;,&quot;parse-names&quot;:false,&quot;dropping-particle&quot;:&quot;&quot;,&quot;non-dropping-particle&quot;:&quot;&quot;}],&quot;issued&quot;:{&quot;date-parts&quot;:[[2011]]},&quot;publisher-place&quot;:&quot;Hà Nội&quot;,&quot;language&quot;:&quot;vi&quot;,&quot;publisher&quot;:&quot;Nhà xuất bản Thông tin và Truyền thông&quot;,&quot;container-title-short&quot;:&quot;&quot;},&quot;isTemporary&quot;:false,&quot;suppress-author&quot;:false,&quot;composite&quot;:false,&quot;author-only&quot;:false}]},{&quot;citationID&quot;:&quot;MENDELEY_CITATION_ec89d61c-a2e7-42e3-a1fd-d9fbe28d450e&quot;,&quot;properties&quot;:{&quot;noteIndex&quot;:0},&quot;isEdited&quot;:false,&quot;manualOverride&quot;:{&quot;isManuallyOverridden&quot;:false,&quot;citeprocText&quot;:&quot;[5]&quot;,&quot;manualOverrideText&quot;:&quot;&quot;},&quot;citationTag&quot;:&quot;MENDELEY_CITATION_v3_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&quot;,&quot;citationItems&quot;:[{&quot;id&quot;:&quot;ccdcbff0-2fb2-3398-a1ca-4dd142d11eb0&quot;,&quot;itemData&quot;:{&quot;type&quot;:&quot;report&quot;,&quot;id&quot;:&quot;ccdcbff0-2fb2-3398-a1ca-4dd142d11eb0&quot;,&quot;title&quot;:&quot;The Keyed-Hash Message Authentication Code (HMAC), FIPS PUB 198-1&quot;,&quot;author&quot;:[{&quot;family&quot;:&quot;National Institute of Standards and Technology&quot;,&quot;given&quot;:&quot;&quot;,&quot;parse-names&quot;:false,&quot;dropping-particle&quot;:&quot;&quot;,&quot;non-dropping-particle&quot;:&quot;&quot;}],&quot;container-title&quot;:&quot;Federal Information Processing Standards Publication 198-1&quot;,&quot;DOI&quot;:&quot;10.6028/NIST.FIPS.198-1&quot;,&quot;issued&quot;:{&quot;date-parts&quot;:[[2008]]},&quot;publisher-place&quot;:&quot;Gaithersburg&quot;,&quot;language&quot;:&quot;en&quot;,&quot;publisher&quot;:&quot;National Institute of Standards and Technology&quot;,&quot;container-title-short&quot;:&quot;&quot;},&quot;isTemporary&quot;:false,&quot;suppress-author&quot;:false,&quot;composite&quot;:false,&quot;author-only&quot;:false}]},{&quot;citationID&quot;:&quot;MENDELEY_CITATION_afa14d02-442a-4442-9895-2c516970e993&quot;,&quot;properties&quot;:{&quot;noteIndex&quot;:0},&quot;isEdited&quot;:false,&quot;manualOverride&quot;:{&quot;isManuallyOverridden&quot;:false,&quot;citeprocText&quot;:&quot;[6]&quot;,&quot;manualOverrideText&quot;:&quot;&quot;},&quot;citationTag&quot;:&quot;MENDELEY_CITATION_v3_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&quot;,&quot;citationItems&quot;:[{&quot;id&quot;:&quot;c80d4153-fe82-3c71-8aeb-27d5ad5360a8&quot;,&quot;itemData&quot;:{&quot;type&quot;:&quot;paper-conference&quot;,&quot;id&quot;:&quot;c80d4153-fe82-3c71-8aeb-27d5ad5360a8&quot;,&quot;title&quot;:&quot;HiDDeN: Hiding Data with Deep Networks&quot;,&quot;author&quot;:[{&quot;family&quot;:&quot;Zhu&quot;,&quot;given&quot;:&quot;Jiren&quot;,&quot;parse-names&quot;:false,&quot;dropping-particle&quot;:&quot;&quot;,&quot;non-dropping-particle&quot;:&quot;&quot;},{&quot;family&quot;:&quot;Kaplan&quot;,&quot;given&quot;:&quot;Russell&quot;,&quot;parse-names&quot;:false,&quot;dropping-particle&quot;:&quot;&quot;,&quot;non-dropping-particle&quot;:&quot;&quot;},{&quot;family&quot;:&quot;Johnson&quot;,&quot;given&quot;:&quot;Justin&quot;,&quot;parse-names&quot;:false,&quot;dropping-particle&quot;:&quot;&quot;,&quot;non-dropping-particle&quot;:&quot;&quot;},{&quot;family&quot;:&quot;Fei-Fei&quot;,&quot;given&quot;:&quot;Li&quot;,&quot;parse-names&quot;:false,&quot;dropping-particle&quot;:&quot;&quot;,&quot;non-dropping-particle&quot;:&quot;&quot;}],&quot;container-title&quot;:&quot;Proceedings of the European Conference on Computer Vision&quot;,&quot;DOI&quot;:&quot;10.1007/978-3-030-01267-0_40&quot;,&quot;issued&quot;:{&quot;date-parts&quot;:[[2018]]},&quot;publisher-place&quot;:&quot;Munich&quot;,&quot;page&quot;:&quot;682-697&quot;,&quot;language&quot;:&quot;en&quot;,&quot;container-title-short&quot;:&quot;&quot;},&quot;isTemporary&quot;:false,&quot;suppress-author&quot;:false,&quot;composite&quot;:false,&quot;author-only&quot;:false}]},{&quot;citationID&quot;:&quot;MENDELEY_CITATION_9789b8aa-8ce5-4292-ace6-30af86efd645&quot;,&quot;properties&quot;:{&quot;noteIndex&quot;:0},&quot;isEdited&quot;:false,&quot;manualOverride&quot;:{&quot;isManuallyOverridden&quot;:false,&quot;citeprocText&quot;:&quot;[7]&quot;,&quot;manualOverrideText&quot;:&quot;&quot;},&quot;citationTag&quot;:&quot;MENDELEY_CITATION_v3_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&quot;,&quot;citationItems&quot;:[{&quot;id&quot;:&quot;4effade4-380c-3d9d-8d56-248b96964861&quot;,&quot;itemData&quot;:{&quot;type&quot;:&quot;paper-conference&quot;,&quot;id&quot;:&quot;4effade4-380c-3d9d-8d56-248b96964861&quot;,&quot;title&quot;:&quot;StegaStamp: Invisible Hyperlinks in Physical Photographs&quot;,&quot;author&quot;:[{&quot;family&quot;:&quot;Tancik&quot;,&quot;given&quot;:&quot;Matthew&quot;,&quot;parse-names&quot;:false,&quot;dropping-particle&quot;:&quot;&quot;,&quot;non-dropping-particle&quot;:&quot;&quot;},{&quot;family&quot;:&quot;Mildenhall&quot;,&quot;given&quot;:&quot;Ben&quot;,&quot;parse-names&quot;:false,&quot;dropping-particle&quot;:&quot;&quot;,&quot;non-dropping-particle&quot;:&quot;&quot;},{&quot;family&quot;:&quot;Ng&quot;,&quot;given&quot;:&quot;Ren&quot;,&quot;parse-names&quot;:false,&quot;dropping-particle&quot;:&quot;&quot;,&quot;non-dropping-particle&quot;:&quot;&quot;}],&quot;container-title&quot;:&quot;Proceedings of the IEEE/CVF Conference on Computer Vision and Pattern Recognition&quot;,&quot;DOI&quot;:&quot;10.1109/CVPR42600.2020.00219&quot;,&quot;issued&quot;:{&quot;date-parts&quot;:[[2020]]},&quot;publisher-place&quot;:&quot;Seattle&quot;,&quot;page&quot;:&quot;2114-2123&quot;,&quot;language&quot;:&quot;en&quot;,&quot;container-title-short&quot;:&quot;&quot;},&quot;isTemporary&quot;:false,&quot;suppress-author&quot;:false,&quot;composite&quot;:false,&quot;author-only&quot;:false}]},{&quot;citationID&quot;:&quot;MENDELEY_CITATION_447bdc70-b85a-4d94-b7e7-f567da18ae3f&quot;,&quot;properties&quot;:{&quot;noteIndex&quot;:0},&quot;isEdited&quot;:false,&quot;manualOverride&quot;:{&quot;isManuallyOverridden&quot;:false,&quot;citeprocText&quot;:&quot;[8]&quot;,&quot;manualOverrideText&quot;:&quot;&quot;},&quot;citationTag&quot;:&quot;MENDELEY_CITATION_v3_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&quot;,&quot;citationItems&quot;:[{&quot;id&quot;:&quot;33d4b502-bc61-3ff1-9602-7ad3834e3c37&quot;,&quot;itemData&quot;:{&quot;type&quot;:&quot;report&quot;,&quot;id&quot;:&quot;33d4b502-bc61-3ff1-9602-7ad3834e3c37&quot;,&quot;title&quot;:&quot;HMAC: Keyed-Hashing for Message Authentication, RFC 2104&quot;,&quot;author&quot;:[{&quot;family&quot;:&quot;Krawczyk&quot;,&quot;given&quot;:&quot;Hugo&quot;,&quot;parse-names&quot;:false,&quot;dropping-particle&quot;:&quot;&quot;,&quot;non-dropping-particle&quot;:&quot;&quot;},{&quot;family&quot;:&quot;Bellare&quot;,&quot;given&quot;:&quot;Mihir&quot;,&quot;parse-names&quot;:false,&quot;dropping-particle&quot;:&quot;&quot;,&quot;non-dropping-particle&quot;:&quot;&quot;},{&quot;family&quot;:&quot;Canetti&quot;,&quot;given&quot;:&quot;Ran&quot;,&quot;parse-names&quot;:false,&quot;dropping-particle&quot;:&quot;&quot;,&quot;non-dropping-particle&quot;:&quot;&quot;}],&quot;container-title&quot;:&quot;RFC 2104&quot;,&quot;URL&quot;:&quot;https://www.rfc-editor.org/rfc/rfc2104&quot;,&quot;issued&quot;:{&quot;date-parts&quot;:[[1997]]},&quot;language&quot;:&quot;en&quot;,&quot;publisher&quot;:&quot;Internet Engineering Task Force&quot;,&quot;container-title-short&quot;:&quot;&quot;},&quot;isTemporary&quot;:false,&quot;suppress-author&quot;:false,&quot;composite&quot;:false,&quot;author-only&quot;:false}]},{&quot;citationID&quot;:&quot;MENDELEY_CITATION_9016843e-eb1d-45be-bf85-466c6c398648&quot;,&quot;properties&quot;:{&quot;noteIndex&quot;:0},&quot;isEdited&quot;:false,&quot;manualOverride&quot;:{&quot;isManuallyOverridden&quot;:false,&quot;citeprocText&quot;:&quot;[9]&quot;,&quot;manualOverrideText&quot;:&quot;&quot;},&quot;citationTag&quot;:&quot;MENDELEY_CITATION_v3_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&quot;,&quot;citationItems&quot;:[{&quot;id&quot;:&quot;a50bfe76-5d58-3add-9049-d573a27f4a8a&quot;,&quot;itemData&quot;:{&quot;type&quot;:&quot;report&quot;,&quot;id&quot;:&quot;a50bfe76-5d58-3add-9049-d573a27f4a8a&quot;,&quot;title&quot;:&quot;Implementation Guidance for FIPS 140-3 and the Cryptographic Module Verification Program&quot;,&quot;author&quot;:[{&quot;family&quot;:&quot;National Institute of Standards and Technology&quot;,&quot;given&quot;:&quot;&quot;,&quot;parse-names&quot;:false,&quot;dropping-particle&quot;:&quot;&quot;,&quot;non-dropping-particle&quot;:&quot;&quot;}],&quot;URL&quot;:&quot;https://csrc.nist.gov/projects/cryptographic-module-validation-program/fips-140-3-ig-announcements&quot;,&quot;issued&quot;:{&quot;date-parts&quot;:[[2026]]},&quot;language&quot;:&quot;en&quot;,&quot;publisher&quot;:&quot;NIST Computer Security Resource Center&quot;,&quot;container-title-short&quot;:&quot;&quot;},&quot;isTemporary&quot;:false,&quot;suppress-author&quot;:false,&quot;composite&quot;:false,&quot;author-only&quot;:false}]},{&quot;citationID&quot;:&quot;MENDELEY_CITATION_e734feb1-075a-4b39-be7a-895dea8e0d51&quot;,&quot;properties&quot;:{&quot;noteIndex&quot;:0},&quot;isEdited&quot;:false,&quot;manualOverride&quot;:{&quot;isManuallyOverridden&quot;:false,&quot;citeprocText&quot;:&quot;[10]&quot;,&quot;manualOverrideText&quot;:&quot;&quot;},&quot;citationTag&quot;:&quot;MENDELEY_CITATION_v3_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&quot;,&quot;citationItems&quot;:[{&quot;id&quot;:&quot;857f447e-fa99-3b72-a554-024726609fed&quot;,&quot;itemData&quot;:{&quot;type&quot;:&quot;report&quot;,&quot;id&quot;:&quot;857f447e-fa99-3b72-a554-024726609fed&quot;,&quot;title&quot;:&quot;Secure Hash Standard (SHS), FIPS PUB 180-4&quot;,&quot;author&quot;:[{&quot;family&quot;:&quot;National Institute of Standards and Technology&quot;,&quot;given&quot;:&quot;&quot;,&quot;parse-names&quot;:false,&quot;dropping-particle&quot;:&quot;&quot;,&quot;non-dropping-particle&quot;:&quot;&quot;}],&quot;container-title&quot;:&quot;Federal Information Processing Standards Publication 180-4&quot;,&quot;DOI&quot;:&quot;10.6028/NIST.FIPS.180-4&quot;,&quot;issued&quot;:{&quot;date-parts&quot;:[[2015]]},&quot;publisher-place&quot;:&quot;Gaithersburg&quot;,&quot;language&quot;:&quot;en&quot;,&quot;publisher&quot;:&quot;National Institute of Standards and Technology&quot;,&quot;container-title-short&quot;:&quot;&quot;},&quot;isTemporary&quot;:false,&quot;suppress-author&quot;:false,&quot;composite&quot;:false,&quot;author-only&quot;:false}]},{&quot;citationID&quot;:&quot;MENDELEY_CITATION_4a295454-6d6c-41cf-9d2d-4b0a4ac3c27a&quot;,&quot;properties&quot;:{&quot;noteIndex&quot;:0},&quot;isEdited&quot;:false,&quot;manualOverride&quot;:{&quot;isManuallyOverridden&quot;:false,&quot;citeprocText&quot;:&quot;[11]&quot;,&quot;manualOverrideText&quot;:&quot;&quot;},&quot;citationTag&quot;:&quot;MENDELEY_CITATION_v3_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&quot;,&quot;citationItems&quot;:[{&quot;id&quot;:&quot;4fdd4fb1-f197-3e1e-92f3-099fca54e317&quot;,&quot;itemData&quot;:{&quot;type&quot;:&quot;report&quot;,&quot;id&quot;:&quot;4fdd4fb1-f197-3e1e-92f3-099fca54e317&quot;,&quot;title&quot;:&quot;Edwards-Curve Digital Signature Algorithm (EdDSA), RFC 8032&quot;,&quot;author&quot;:[{&quot;family&quot;:&quot;Josefsson&quot;,&quot;given&quot;:&quot;Simon&quot;,&quot;parse-names&quot;:false,&quot;dropping-particle&quot;:&quot;&quot;,&quot;non-dropping-particle&quot;:&quot;&quot;},{&quot;family&quot;:&quot;Liusvaara&quot;,&quot;given&quot;:&quot;Ilari&quot;,&quot;parse-names&quot;:false,&quot;dropping-particle&quot;:&quot;&quot;,&quot;non-dropping-particle&quot;:&quot;&quot;}],&quot;container-title&quot;:&quot;RFC 8032&quot;,&quot;URL&quot;:&quot;https://www.rfc-editor.org/rfc/rfc8032&quot;,&quot;issued&quot;:{&quot;date-parts&quot;:[[2017]]},&quot;language&quot;:&quot;en&quot;,&quot;publisher&quot;:&quot;Internet Engineering Task Force&quot;,&quot;container-title-short&quot;:&quot;&quot;},&quot;isTemporary&quot;:false,&quot;suppress-author&quot;:false,&quot;composite&quot;:false,&quot;author-only&quot;:false}]},{&quot;citationID&quot;:&quot;MENDELEY_CITATION_a5c106e8-aaf1-4d48-9f06-f7f602def46b&quot;,&quot;properties&quot;:{&quot;noteIndex&quot;:0},&quot;isEdited&quot;:false,&quot;manualOverride&quot;:{&quot;isManuallyOverridden&quot;:false,&quot;citeprocText&quot;:&quot;[12]&quot;,&quot;manualOverrideText&quot;:&quot;&quot;},&quot;citationTag&quot;:&quot;MENDELEY_CITATION_v3_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&quot;,&quot;citationItems&quot;:[{&quot;id&quot;:&quot;7a6137c4-65c3-30ba-a8f8-5285a40be139&quot;,&quot;itemData&quot;:{&quot;type&quot;:&quot;report&quot;,&quot;id&quot;:&quot;7a6137c4-65c3-30ba-a8f8-5285a40be139&quot;,&quot;title&quot;:&quot;JSON Canonicalization Scheme (JCS), RFC 8785&quot;,&quot;author&quot;:[{&quot;family&quot;:&quot;Rundgren&quot;,&quot;given&quot;:&quot;Anders&quot;,&quot;parse-names&quot;:false,&quot;dropping-particle&quot;:&quot;&quot;,&quot;non-dropping-particle&quot;:&quot;&quot;},{&quot;family&quot;:&quot;Jordan&quot;,&quot;given&quot;:&quot;Bret&quot;,&quot;parse-names&quot;:false,&quot;dropping-particle&quot;:&quot;&quot;,&quot;non-dropping-particle&quot;:&quot;&quot;},{&quot;family&quot;:&quot;Erdtman&quot;,&quot;given&quot;:&quot;Samuel&quot;,&quot;parse-names&quot;:false,&quot;dropping-particle&quot;:&quot;&quot;,&quot;non-dropping-particle&quot;:&quot;&quot;}],&quot;container-title&quot;:&quot;RFC 8785&quot;,&quot;URL&quot;:&quot;https://www.rfc-editor.org/rfc/rfc8785&quot;,&quot;issued&quot;:{&quot;date-parts&quot;:[[2020]]},&quot;language&quot;:&quot;en&quot;,&quot;publisher&quot;:&quot;Internet Engineering Task Force&quot;,&quot;container-title-short&quot;:&quot;&quot;},&quot;isTemporary&quot;:false,&quot;suppress-author&quot;:false,&quot;composite&quot;:false,&quot;author-only&quot;:false}]},{&quot;citationID&quot;:&quot;MENDELEY_CITATION_e482f74f-8ef8-4da6-949a-9949bd2f3fcc&quot;,&quot;properties&quot;:{&quot;noteIndex&quot;:0},&quot;isEdited&quot;:false,&quot;manualOverride&quot;:{&quot;isManuallyOverridden&quot;:false,&quot;citeprocText&quot;:&quot;[13]&quot;,&quot;manualOverrideText&quot;:&quot;&quot;},&quot;citationTag&quot;:&quot;MENDELEY_CITATION_v3_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&quot;,&quot;citationItems&quot;:[{&quot;id&quot;:&quot;2c89b2a8-aeb5-34f1-840f-bafbff8aaf47&quot;,&quot;itemData&quot;:{&quot;type&quot;:&quot;book&quot;,&quot;id&quot;:&quot;2c89b2a8-aeb5-34f1-840f-bafbff8aaf47&quot;,&quot;title&quot;:&quot;Cryptography and Network Security: Principles and Practice&quot;,&quot;author&quot;:[{&quot;family&quot;:&quot;Stallings&quot;,&quot;given&quot;:&quot;William&quot;,&quot;parse-names&quot;:false,&quot;dropping-particle&quot;:&quot;&quot;,&quot;non-dropping-particle&quot;:&quot;&quot;}],&quot;issued&quot;:{&quot;date-parts&quot;:[[2017]]},&quot;publisher-place&quot;:&quot;Boston&quot;,&quot;language&quot;:&quot;en&quot;,&quot;edition&quot;:&quot;7&quot;,&quot;publisher&quot;:&quot;Pearson&quot;,&quot;container-title-short&quot;:&quot;&quot;},&quot;isTemporary&quot;:false,&quot;suppress-author&quot;:false,&quot;composite&quot;:false,&quot;author-only&quot;:false}]},{&quot;citationID&quot;:&quot;MENDELEY_CITATION_7e33c668-1bd8-4adc-931c-77d199e80410&quot;,&quot;properties&quot;:{&quot;noteIndex&quot;:0},&quot;isEdited&quot;:false,&quot;manualOverride&quot;:{&quot;isManuallyOverridden&quot;:false,&quot;citeprocText&quot;:&quot;[1]&quot;,&quot;manualOverrideText&quot;:&quot;&quot;},&quot;citationTag&quot;:&quot;MENDELEY_CITATION_v3_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&quot;,&quot;citationItems&quot;:[{&quot;id&quot;:&quot;294dfdf4-c0cd-3237-9ca0-fa7e37df1a19&quot;,&quot;itemData&quot;:{&quot;type&quot;:&quot;book&quot;,&quot;id&quot;:&quot;294dfdf4-c0cd-3237-9ca0-fa7e37df1a19&quot;,&quot;title&quot;:&quot;Digital Watermarking and Steganography&quot;,&quot;author&quot;:[{&quot;family&quot;:&quot;Cox&quot;,&quot;given&quot;:&quot;Ingemar J&quot;,&quot;parse-names&quot;:false,&quot;dropping-particle&quot;:&quot;&quot;,&quot;non-dropping-particle&quot;:&quot;&quot;},{&quot;family&quot;:&quot;Miller&quot;,&quot;given&quot;:&quot;Matthew L&quot;,&quot;parse-names&quot;:false,&quot;dropping-particle&quot;:&quot;&quot;,&quot;non-dropping-particle&quot;:&quot;&quot;},{&quot;family&quot;:&quot;Bloom&quot;,&quot;given&quot;:&quot;Jeffrey A&quot;,&quot;parse-names&quot;:false,&quot;dropping-particle&quot;:&quot;&quot;,&quot;non-dropping-particle&quot;:&quot;&quot;},{&quot;family&quot;:&quot;Fridrich&quot;,&quot;given&quot;:&quot;Jessica&quot;,&quot;parse-names&quot;:false,&quot;dropping-particle&quot;:&quot;&quot;,&quot;non-dropping-particle&quot;:&quot;&quot;},{&quot;family&quot;:&quot;Kalker&quot;,&quot;given&quot;:&quot;Ton&quot;,&quot;parse-names&quot;:false,&quot;dropping-particle&quot;:&quot;&quot;,&quot;non-dropping-particle&quot;:&quot;&quot;}],&quot;issued&quot;:{&quot;date-parts&quot;:[[2007]]},&quot;publisher-place&quot;:&quot;Burlington&quot;,&quot;language&quot;:&quot;en&quot;,&quot;edition&quot;:&quot;2&quot;,&quot;publisher&quot;:&quot;Morgan Kaufmann&quot;,&quot;container-title-short&quot;:&quot;&quot;},&quot;isTemporary&quot;:false,&quot;suppress-author&quot;:false,&quot;composite&quot;:false,&quot;author-only&quot;:false}]},{&quot;citationID&quot;:&quot;MENDELEY_CITATION_cd31db8c-eda7-4389-95b0-5f1a7051b6e6&quot;,&quot;properties&quot;:{&quot;noteIndex&quot;:0},&quot;isEdited&quot;:false,&quot;manualOverride&quot;:{&quot;isManuallyOverridden&quot;:false,&quot;citeprocText&quot;:&quot;[14]&quot;,&quot;manualOverrideText&quot;:&quot;&quot;},&quot;citationTag&quot;:&quot;MENDELEY_CITATION_v3_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&quot;,&quot;citationItems&quot;:[{&quot;id&quot;:&quot;4e85f1b3-471c-381e-8da1-057ddb9ebe95&quot;,&quot;itemData&quot;:{&quot;type&quot;:&quot;article-journal&quot;,&quot;id&quot;:&quot;4e85f1b3-471c-381e-8da1-057ddb9ebe95&quot;,&quot;title&quot;:&quot;Image Steganography Techniques: An Overview&quot;,&quot;author&quot;:[{&quot;family&quot;:&quot;Hamid&quot;,&quot;given&quot;:&quot;Nagham&quot;,&quot;parse-names&quot;:false,&quot;dropping-particle&quot;:&quot;&quot;,&quot;non-dropping-particle&quot;:&quot;&quot;},{&quot;family&quot;:&quot;Yahya&quot;,&quot;given&quot;:&quot;Abid&quot;,&quot;parse-names&quot;:false,&quot;dropping-particle&quot;:&quot;&quot;,&quot;non-dropping-particle&quot;:&quot;&quot;},{&quot;family&quot;:&quot;Ahmad&quot;,&quot;given&quot;:&quot;R Badlishah&quot;,&quot;parse-names&quot;:false,&quot;dropping-particle&quot;:&quot;&quot;,&quot;non-dropping-particle&quot;:&quot;&quot;},{&quot;family&quot;:&quot;Al-Qershi&quot;,&quot;given&quot;:&quot;Osamah M&quot;,&quot;parse-names&quot;:false,&quot;dropping-particle&quot;:&quot;&quot;,&quot;non-dropping-particle&quot;:&quot;&quot;}],&quot;container-title&quot;:&quot;International Journal of Computer Science and Security&quot;,&quot;issued&quot;:{&quot;date-parts&quot;:[[2012]]},&quot;page&quot;:&quot;168-187&quot;,&quot;language&quot;:&quot;en&quot;,&quot;issue&quot;:&quot;3&quot;,&quot;volume&quot;:&quot;6&quot;,&quot;container-title-short&quot;:&quot;&quot;},&quot;isTemporary&quot;:false,&quot;suppress-author&quot;:false,&quot;composite&quot;:false,&quot;author-only&quot;:false}]},{&quot;citationID&quot;:&quot;MENDELEY_CITATION_60d90cba-9f76-4564-875d-a3175cc98434&quot;,&quot;properties&quot;:{&quot;noteIndex&quot;:0},&quot;isEdited&quot;:false,&quot;manualOverride&quot;:{&quot;isManuallyOverridden&quot;:false,&quot;citeprocText&quot;:&quot;[15]&quot;,&quot;manualOverrideText&quot;:&quot;&quot;},&quot;citationTag&quot;:&quot;MENDELEY_CITATION_v3_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&quot;,&quot;citationItems&quot;:[{&quot;id&quot;:&quot;a769938a-cc3b-3483-9cbb-6dbf35d0ae05&quot;,&quot;itemData&quot;:{&quot;type&quot;:&quot;article-journal&quot;,&quot;id&quot;:&quot;a769938a-cc3b-3483-9cbb-6dbf35d0ae05&quot;,&quot;title&quot;:&quot;An overview of steganography techniques applied to the protection of biometric data&quot;,&quot;author&quot;:[{&quot;family&quot;:&quot;Douglas&quot;,&quot;given&quot;:&quot;Mandy&quot;,&quot;parse-names&quot;:false,&quot;dropping-particle&quot;:&quot;&quot;,&quot;non-dropping-particle&quot;:&quot;&quot;},{&quot;family&quot;:&quot;Bailey&quot;,&quot;given&quot;:&quot;Karen&quot;,&quot;parse-names&quot;:false,&quot;dropping-particle&quot;:&quot;&quot;,&quot;non-dropping-particle&quot;:&quot;&quot;},{&quot;family&quot;:&quot;Leeney&quot;,&quot;given&quot;:&quot;Mark&quot;,&quot;parse-names&quot;:false,&quot;dropping-particle&quot;:&quot;&quot;,&quot;non-dropping-particle&quot;:&quot;&quot;},{&quot;family&quot;:&quot;Curran&quot;,&quot;given&quot;:&quot;Kevin&quot;,&quot;parse-names&quot;:false,&quot;dropping-particle&quot;:&quot;&quot;,&quot;non-dropping-particle&quot;:&quot;&quot;}],&quot;container-title&quot;:&quot;Multimedia Tools and Applications&quot;,&quot;container-title-short&quot;:&quot;Multimed. Tools Appl.&quot;,&quot;DOI&quot;:&quot;10.1007/s11042-017-5308-3&quot;,&quot;issued&quot;:{&quot;date-parts&quot;:[[2018]]},&quot;page&quot;:&quot;17333-17373&quot;,&quot;language&quot;:&quot;en&quot;,&quot;issue&quot;:&quot;13&quot;,&quot;volume&quot;:&quot;77&quot;},&quot;isTemporary&quot;:false,&quot;suppress-author&quot;:false,&quot;composite&quot;:false,&quot;author-only&quot;:false}]},{&quot;citationID&quot;:&quot;MENDELEY_CITATION_e85272e5-f412-4954-9fc4-2ebf8c86668d&quot;,&quot;properties&quot;:{&quot;noteIndex&quot;:0},&quot;isEdited&quot;:false,&quot;manualOverride&quot;:{&quot;isManuallyOverridden&quot;:false,&quot;citeprocText&quot;:&quot;[16]&quot;,&quot;manualOverrideText&quot;:&quot;&quot;},&quot;citationTag&quot;:&quot;MENDELEY_CITATION_v3_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&quot;,&quot;citationItems&quot;:[{&quot;id&quot;:&quot;873f3fbf-2370-3c67-af39-f81d75bdc7f9&quot;,&quot;itemData&quot;:{&quot;type&quot;:&quot;article&quot;,&quot;id&quot;:&quot;873f3fbf-2370-3c67-af39-f81d75bdc7f9&quot;,&quot;title&quot;:&quot;wmbench: image watermarking benchmark&quot;,&quot;author&quot;:[{&quot;family&quot;:&quot;wmbench contributors&quot;,&quot;given&quot;:&quot;&quot;,&quot;parse-names&quot;:false,&quot;dropping-particle&quot;:&quot;&quot;,&quot;non-dropping-particle&quot;:&quot;&quot;}],&quot;URL&quot;:&quot;https://github.com/alexandersolonsky/wmbench&quot;,&quot;issued&quot;:{&quot;date-parts&quot;:[[2026]]},&quot;language&quot;:&quot;en&quot;,&quot;publisher&quot;:&quot;GitHub&quot;,&quot;container-title-short&quot;:&quot;&quot;},&quot;isTemporary&quot;:false,&quot;suppress-author&quot;:false,&quot;composite&quot;:false,&quot;author-only&quot;:false}]},{&quot;citationID&quot;:&quot;MENDELEY_CITATION_b9991ea2-e07a-455c-9938-8f6a658640a6&quot;,&quot;properties&quot;:{&quot;noteIndex&quot;:0},&quot;isEdited&quot;:false,&quot;manualOverride&quot;:{&quot;isManuallyOverridden&quot;:false,&quot;citeprocText&quot;:&quot;[17]&quot;,&quot;manualOverrideText&quot;:&quot;&quot;},&quot;citationTag&quot;:&quot;MENDELEY_CITATION_v3_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&quot;,&quot;citationItems&quot;:[{&quot;id&quot;:&quot;e093bbd2-c3cf-31d8-a3a6-627f57db7d63&quot;,&quot;itemData&quot;:{&quot;type&quot;:&quot;article&quot;,&quot;id&quot;:&quot;e093bbd2-c3cf-31d8-a3a6-627f57db7d63&quot;,&quot;title&quot;:&quot;TrustMark: Universal Watermarking for Arbitrary Resolution Images&quot;,&quot;author&quot;:[{&quot;family&quot;:&quot;Adobe Research&quot;,&quot;given&quot;:&quot;&quot;,&quot;parse-names&quot;:false,&quot;dropping-particle&quot;:&quot;&quot;,&quot;non-dropping-particle&quot;:&quot;&quot;}],&quot;URL&quot;:&quot;https://github.com/adobe/trustmark&quot;,&quot;issued&quot;:{&quot;date-parts&quot;:[[2026]]},&quot;language&quot;:&quot;en&quot;,&quot;publisher&quot;:&quot;GitHub&quot;,&quot;container-title-short&quot;:&quot;&quot;},&quot;isTemporary&quot;:false,&quot;suppress-author&quot;:false,&quot;composite&quot;:false,&quot;author-only&quot;:false}]},{&quot;citationID&quot;:&quot;MENDELEY_CITATION_bb9b00c2-7f23-4487-a25e-e688949357df&quot;,&quot;properties&quot;:{&quot;noteIndex&quot;:0},&quot;isEdited&quot;:false,&quot;manualOverride&quot;:{&quot;isManuallyOverridden&quot;:false,&quot;citeprocText&quot;:&quot;[18]&quot;,&quot;manualOverrideText&quot;:&quot;&quot;},&quot;citationTag&quot;:&quot;MENDELEY_CITATION_v3_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&quot;,&quot;citationItems&quot;:[{&quot;id&quot;:&quot;c166265a-81d0-36ed-9fc4-27ce957fc0da&quot;,&quot;itemData&quot;:{&quot;type&quot;:&quot;article&quot;,&quot;id&quot;:&quot;c166265a-81d0-36ed-9fc4-27ce957fc0da&quot;,&quot;title&quot;:&quot;Watermark Anything with Localized Messages&quot;,&quot;author&quot;:[{&quot;family&quot;:&quot;Sander&quot;,&quot;given&quot;:&quot;Tom&quot;,&quot;parse-names&quot;:false,&quot;dropping-particle&quot;:&quot;&quot;,&quot;non-dropping-particle&quot;:&quot;&quot;},{&quot;family&quot;:&quot;Fernandez&quot;,&quot;given&quot;:&quot;Pierre&quot;,&quot;parse-names&quot;:false,&quot;dropping-particle&quot;:&quot;&quot;,&quot;non-dropping-particle&quot;:&quot;&quot;},{&quot;family&quot;:&quot;Durmus&quot;,&quot;given&quot;:&quot;Alain&quot;,&quot;parse-names&quot;:false,&quot;dropping-particle&quot;:&quot;&quot;,&quot;non-dropping-particle&quot;:&quot;&quot;},{&quot;family&quot;:&quot;Douze&quot;,&quot;given&quot;:&quot;Matthijs&quot;,&quot;parse-names&quot;:false,&quot;dropping-particle&quot;:&quot;&quot;,&quot;non-dropping-particle&quot;:&quot;&quot;},{&quot;family&quot;:&quot;Furon&quot;,&quot;given&quot;:&quot;Teddy&quot;,&quot;parse-names&quot;:false,&quot;dropping-particle&quot;:&quot;&quot;,&quot;non-dropping-particle&quot;:&quot;&quot;}],&quot;URL&quot;:&quot;https://github.com/facebookresearch/watermark-anything&quot;,&quot;issued&quot;:{&quot;date-parts&quot;:[[2025]]},&quot;language&quot;:&quot;en&quot;,&quot;publisher&quot;:&quot;Meta AI Research&quot;,&quot;container-title-short&quot;:&quot;&quot;},&quot;isTemporary&quot;:false,&quot;suppress-author&quot;:false,&quot;composite&quot;:false,&quot;author-only&quot;:false}]},{&quot;citationID&quot;:&quot;MENDELEY_CITATION_a0432d76-f6aa-4192-9639-44b7ff844d0c&quot;,&quot;properties&quot;:{&quot;noteIndex&quot;:0},&quot;isEdited&quot;:false,&quot;manualOverride&quot;:{&quot;isManuallyOverridden&quot;:false,&quot;citeprocText&quot;:&quot;[16]&quot;,&quot;manualOverrideText&quot;:&quot;&quot;},&quot;citationTag&quot;:&quot;MENDELEY_CITATION_v3_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&quot;,&quot;citationItems&quot;:[{&quot;id&quot;:&quot;873f3fbf-2370-3c67-af39-f81d75bdc7f9&quot;,&quot;itemData&quot;:{&quot;type&quot;:&quot;article&quot;,&quot;id&quot;:&quot;873f3fbf-2370-3c67-af39-f81d75bdc7f9&quot;,&quot;title&quot;:&quot;wmbench: image watermarking benchmark&quot;,&quot;author&quot;:[{&quot;family&quot;:&quot;wmbench contributors&quot;,&quot;given&quot;:&quot;&quot;,&quot;parse-names&quot;:false,&quot;dropping-particle&quot;:&quot;&quot;,&quot;non-dropping-particle&quot;:&quot;&quot;}],&quot;URL&quot;:&quot;https://github.com/alexandersolonsky/wmbench&quot;,&quot;issued&quot;:{&quot;date-parts&quot;:[[2026]]},&quot;language&quot;:&quot;en&quot;,&quot;publisher&quot;:&quot;GitHub&quot;,&quot;container-title-short&quot;:&quot;&quot;},&quot;isTemporary&quot;:false,&quot;suppress-author&quot;:false,&quot;composite&quot;:false,&quot;author-only&quot;:false}]},{&quot;citationID&quot;:&quot;MENDELEY_CITATION_0b6ce9cf-57cb-437b-acdb-e9690ff1488f&quot;,&quot;properties&quot;:{&quot;noteIndex&quot;:0},&quot;isEdited&quot;:false,&quot;manualOverride&quot;:{&quot;isManuallyOverridden&quot;:false,&quot;citeprocText&quot;:&quot;[19]&quot;,&quot;manualOverrideText&quot;:&quot;&quot;},&quot;citationTag&quot;:&quot;MENDELEY_CITATION_v3_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&quot;,&quot;citationItems&quot;:[{&quot;id&quot;:&quot;30f3db65-f1e0-3547-a850-0309ca77212e&quot;,&quot;itemData&quot;:{&quot;type&quot;:&quot;article&quot;,&quot;id&quot;:&quot;30f3db65-f1e0-3547-a850-0309ca77212e&quot;,&quot;title&quot;:&quot;blind_watermark: blind and invisible image watermark&quot;,&quot;author&quot;:[{&quot;family&quot;:&quot;Guo Fei&quot;,&quot;given&quot;:&quot;&quot;,&quot;parse-names&quot;:false,&quot;dropping-particle&quot;:&quot;&quot;,&quot;non-dropping-particle&quot;:&quot;&quot;}],&quot;URL&quot;:&quot;https://github.com/guofei9987/blind_watermark&quot;,&quot;issued&quot;:{&quot;date-parts&quot;:[[2025]]},&quot;language&quot;:&quot;en&quot;,&quot;publisher&quot;:&quot;GitHub&quot;,&quot;container-title-short&quot;:&quot;&quot;},&quot;isTemporary&quot;:false,&quot;suppress-author&quot;:false,&quot;composite&quot;:false,&quot;author-only&quot;:false}]},{&quot;citationID&quot;:&quot;MENDELEY_CITATION_39733519-d913-49ab-bf18-6b89d147838f&quot;,&quot;properties&quot;:{&quot;noteIndex&quot;:0},&quot;isEdited&quot;:false,&quot;manualOverride&quot;:{&quot;isManuallyOverridden&quot;:false,&quot;citeprocText&quot;:&quot;[19]&quot;,&quot;manualOverrideText&quot;:&quot;&quot;},&quot;citationTag&quot;:&quot;MENDELEY_CITATION_v3_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&quot;,&quot;citationItems&quot;:[{&quot;id&quot;:&quot;30f3db65-f1e0-3547-a850-0309ca77212e&quot;,&quot;itemData&quot;:{&quot;type&quot;:&quot;article&quot;,&quot;id&quot;:&quot;30f3db65-f1e0-3547-a850-0309ca77212e&quot;,&quot;title&quot;:&quot;blind_watermark: blind and invisible image watermark&quot;,&quot;author&quot;:[{&quot;family&quot;:&quot;Guo Fei&quot;,&quot;given&quot;:&quot;&quot;,&quot;parse-names&quot;:false,&quot;dropping-particle&quot;:&quot;&quot;,&quot;non-dropping-particle&quot;:&quot;&quot;}],&quot;URL&quot;:&quot;https://github.com/guofei9987/blind_watermark&quot;,&quot;issued&quot;:{&quot;date-parts&quot;:[[2025]]},&quot;language&quot;:&quot;en&quot;,&quot;publisher&quot;:&quot;GitHub&quot;,&quot;container-title-short&quot;:&quot;&quot;},&quot;isTemporary&quot;:false,&quot;suppress-author&quot;:false,&quot;composite&quot;:false,&quot;author-only&quot;:false}]},{&quot;citationID&quot;:&quot;MENDELEY_CITATION_043d774a-7053-4dd1-96ba-2fbfa540c020&quot;,&quot;properties&quot;:{&quot;noteIndex&quot;:0},&quot;isEdited&quot;:false,&quot;manualOverride&quot;:{&quot;isManuallyOverridden&quot;:false,&quot;citeprocText&quot;:&quot;[19]&quot;,&quot;manualOverrideText&quot;:&quot;&quot;},&quot;citationTag&quot;:&quot;MENDELEY_CITATION_v3_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&quot;,&quot;citationItems&quot;:[{&quot;id&quot;:&quot;30f3db65-f1e0-3547-a850-0309ca77212e&quot;,&quot;itemData&quot;:{&quot;type&quot;:&quot;article&quot;,&quot;id&quot;:&quot;30f3db65-f1e0-3547-a850-0309ca77212e&quot;,&quot;title&quot;:&quot;blind_watermark: blind and invisible image watermark&quot;,&quot;author&quot;:[{&quot;family&quot;:&quot;Guo Fei&quot;,&quot;given&quot;:&quot;&quot;,&quot;parse-names&quot;:false,&quot;dropping-particle&quot;:&quot;&quot;,&quot;non-dropping-particle&quot;:&quot;&quot;}],&quot;URL&quot;:&quot;https://github.com/guofei9987/blind_watermark&quot;,&quot;issued&quot;:{&quot;date-parts&quot;:[[2025]]},&quot;language&quot;:&quot;en&quot;,&quot;publisher&quot;:&quot;GitHub&quot;,&quot;container-title-short&quot;:&quot;&quot;},&quot;isTemporary&quot;:false,&quot;suppress-author&quot;:false,&quot;composite&quot;:false,&quot;author-only&quot;:false}]},{&quot;citationID&quot;:&quot;MENDELEY_CITATION_ee378cba-17c5-4730-9d12-d215c85ab2ae&quot;,&quot;properties&quot;:{&quot;noteIndex&quot;:0},&quot;isEdited&quot;:false,&quot;manualOverride&quot;:{&quot;isManuallyOverridden&quot;:false,&quot;citeprocText&quot;:&quot;[20]&quot;,&quot;manualOverrideText&quot;:&quot;&quot;},&quot;citationTag&quot;:&quot;MENDELEY_CITATION_v3_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&quot;,&quot;citationItems&quot;:[{&quot;id&quot;:&quot;aa355de9-58fc-3184-b1ee-994847e37269&quot;,&quot;itemData&quot;:{&quot;type&quot;:&quot;article&quot;,&quot;id&quot;:&quot;aa355de9-58fc-3184-b1ee-994847e37269&quot;,&quot;title&quot;:&quot;Screen-Shooting-Resilient-Document-Image-Watermarking&quot;,&quot;author&quot;:[{&quot;family&quot;:&quot;gslxr&quot;,&quot;given&quot;:&quot;&quot;,&quot;parse-names&quot;:false,&quot;dropping-particle&quot;:&quot;&quot;,&quot;non-dropping-particle&quot;:&quot;&quot;}],&quot;URL&quot;:&quot;https://github.com/gslxr/Screen-Shooting-Resilient-Document-Image-Watermarking&quot;,&quot;issued&quot;:{&quot;date-parts&quot;:[[2024]]},&quot;language&quot;:&quot;en&quot;,&quot;publisher&quot;:&quot;GitHub&quot;,&quot;container-title-short&quot;:&quot;&quot;},&quot;isTemporary&quot;:false,&quot;suppress-author&quot;:false,&quot;composite&quot;:false,&quot;author-only&quot;:false}]},{&quot;citationID&quot;:&quot;MENDELEY_CITATION_fce4d0ca-e339-477c-882e-0cb15c99b2a7&quot;,&quot;properties&quot;:{&quot;noteIndex&quot;:0},&quot;isEdited&quot;:false,&quot;manualOverride&quot;:{&quot;isManuallyOverridden&quot;:false,&quot;citeprocText&quot;:&quot;[21]&quot;,&quot;manualOverrideText&quot;:&quot;&quot;},&quot;citationTag&quot;:&quot;MENDELEY_CITATION_v3_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&quot;,&quot;citationItems&quot;:[{&quot;id&quot;:&quot;cb51eba7-8a4b-3ef9-95eb-baca01fbfa22&quot;,&quot;itemData&quot;:{&quot;type&quot;:&quot;article-journal&quot;,&quot;id&quot;:&quot;cb51eba7-8a4b-3ef9-95eb-baca01fbfa22&quot;,&quot;title&quot;:&quot;Screen-shooting resilient watermarking&quot;,&quot;author&quot;:[{&quot;family&quot;:&quot;Fang&quot;,&quot;given&quot;:&quot;Han&quot;,&quot;parse-names&quot;:false,&quot;dropping-particle&quot;:&quot;&quot;,&quot;non-dropping-particle&quot;:&quot;&quot;},{&quot;family&quot;:&quot;Zhang&quot;,&quot;given&quot;:&quot;Weiming&quot;,&quot;parse-names&quot;:false,&quot;dropping-particle&quot;:&quot;&quot;,&quot;non-dropping-particle&quot;:&quot;&quot;},{&quot;family&quot;:&quot;Zhou&quot;,&quot;given&quot;:&quot;Hang&quot;,&quot;parse-names&quot;:false,&quot;dropping-particle&quot;:&quot;&quot;,&quot;non-dropping-particle&quot;:&quot;&quot;},{&quot;family&quot;:&quot;Cui&quot;,&quot;given&quot;:&quot;Hao&quot;,&quot;parse-names&quot;:false,&quot;dropping-particle&quot;:&quot;&quot;,&quot;non-dropping-particle&quot;:&quot;&quot;},{&quot;family&quot;:&quot;Yu&quot;,&quot;given&quot;:&quot;Nenghai&quot;,&quot;parse-names&quot;:false,&quot;dropping-particle&quot;:&quot;&quot;,&quot;non-dropping-particle&quot;:&quot;&quot;}],&quot;container-title&quot;:&quot;IEEE Transactions on Information Forensics and Security&quot;,&quot;DOI&quot;:&quot;10.1109/TIFS.2018.2878541&quot;,&quot;issued&quot;:{&quot;date-parts&quot;:[[2019]]},&quot;page&quot;:&quot;1403-1418&quot;,&quot;language&quot;:&quot;en&quot;,&quot;issue&quot;:&quot;6&quot;,&quot;volume&quot;:&quot;14&quot;,&quot;container-title-short&quot;:&quot;&quot;},&quot;isTemporary&quot;:false,&quot;suppress-author&quot;:false,&quot;composite&quot;:false,&quot;author-only&quot;:false}]},{&quot;citationID&quot;:&quot;MENDELEY_CITATION_ac6d344b-b4e5-4e36-974d-54918accafb1&quot;,&quot;properties&quot;:{&quot;noteIndex&quot;:0},&quot;isEdited&quot;:false,&quot;manualOverride&quot;:{&quot;isManuallyOverridden&quot;:false,&quot;citeprocText&quot;:&quot;[22]&quot;,&quot;manualOverrideText&quot;:&quot;&quot;},&quot;citationTag&quot;:&quot;MENDELEY_CITATION_v3_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&quot;,&quot;citationItems&quot;:[{&quot;id&quot;:&quot;5b2133e5-ae10-359b-93d5-685dd4d2d77d&quot;,&quot;itemData&quot;:{&quot;type&quot;:&quot;article&quot;,&quot;id&quot;:&quot;5b2133e5-ae10-359b-93d5-685dd4d2d77d&quot;,&quot;title&quot;:&quot;invisible-watermark: python library for invisible image watermark&quot;,&quot;author&quot;:[{&quot;family&quot;:&quot;ShieldMnt&quot;,&quot;given&quot;:&quot;&quot;,&quot;parse-names&quot;:false,&quot;dropping-particle&quot;:&quot;&quot;,&quot;non-dropping-particle&quot;:&quot;&quot;}],&quot;URL&quot;:&quot;https://github.com/ShieldMnt/invisible-watermark&quot;,&quot;issued&quot;:{&quot;date-parts&quot;:[[2024]]},&quot;language&quot;:&quot;en&quot;,&quot;publisher&quot;:&quot;GitHub&quot;,&quot;container-title-short&quot;:&quot;&quot;},&quot;isTemporary&quot;:false,&quot;suppress-author&quot;:false,&quot;composite&quot;:false,&quot;author-only&quot;:false}]},{&quot;citationID&quot;:&quot;MENDELEY_CITATION_80c47e8c-a008-4654-8edf-c76ec3844241&quot;,&quot;properties&quot;:{&quot;noteIndex&quot;:0},&quot;isEdited&quot;:false,&quot;manualOverride&quot;:{&quot;isManuallyOverridden&quot;:false,&quot;citeprocText&quot;:&quot;[19]&quot;,&quot;manualOverrideText&quot;:&quot;&quot;},&quot;citationTag&quot;:&quot;MENDELEY_CITATION_v3_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&quot;,&quot;citationItems&quot;:[{&quot;id&quot;:&quot;30f3db65-f1e0-3547-a850-0309ca77212e&quot;,&quot;itemData&quot;:{&quot;type&quot;:&quot;article&quot;,&quot;id&quot;:&quot;30f3db65-f1e0-3547-a850-0309ca77212e&quot;,&quot;title&quot;:&quot;blind_watermark: blind and invisible image watermark&quot;,&quot;author&quot;:[{&quot;family&quot;:&quot;Guo Fei&quot;,&quot;given&quot;:&quot;&quot;,&quot;parse-names&quot;:false,&quot;dropping-particle&quot;:&quot;&quot;,&quot;non-dropping-particle&quot;:&quot;&quot;}],&quot;URL&quot;:&quot;https://github.com/guofei9987/blind_watermark&quot;,&quot;issued&quot;:{&quot;date-parts&quot;:[[2025]]},&quot;language&quot;:&quot;en&quot;,&quot;publisher&quot;:&quot;GitHub&quot;,&quot;container-title-short&quot;:&quot;&quot;},&quot;isTemporary&quot;:false,&quot;suppress-author&quot;:false,&quot;composite&quot;:false,&quot;author-only&quot;:false}]},{&quot;citationID&quot;:&quot;MENDELEY_CITATION_31c20283-c8dd-46ca-918c-3d846816f550&quot;,&quot;properties&quot;:{&quot;noteIndex&quot;:0},&quot;isEdited&quot;:false,&quot;manualOverride&quot;:{&quot;isManuallyOverridden&quot;:false,&quot;citeprocText&quot;:&quot;[16]&quot;,&quot;manualOverrideText&quot;:&quot;&quot;},&quot;citationTag&quot;:&quot;MENDELEY_CITATION_v3_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&quot;,&quot;citationItems&quot;:[{&quot;id&quot;:&quot;873f3fbf-2370-3c67-af39-f81d75bdc7f9&quot;,&quot;itemData&quot;:{&quot;type&quot;:&quot;article&quot;,&quot;id&quot;:&quot;873f3fbf-2370-3c67-af39-f81d75bdc7f9&quot;,&quot;title&quot;:&quot;wmbench: image watermarking benchmark&quot;,&quot;author&quot;:[{&quot;family&quot;:&quot;wmbench contributors&quot;,&quot;given&quot;:&quot;&quot;,&quot;parse-names&quot;:false,&quot;dropping-particle&quot;:&quot;&quot;,&quot;non-dropping-particle&quot;:&quot;&quot;}],&quot;URL&quot;:&quot;https://github.com/alexandersolonsky/wmbench&quot;,&quot;issued&quot;:{&quot;date-parts&quot;:[[2026]]},&quot;language&quot;:&quot;en&quot;,&quot;publisher&quot;:&quot;GitHub&quot;,&quot;container-title-short&quot;:&quot;&quot;},&quot;isTemporary&quot;:false,&quot;suppress-author&quot;:false,&quot;composite&quot;:false,&quot;author-only&quot;:false}]}]"/>
     <we:property name="MENDELEY_CITATIONS_STYLE" value="{&quot;id&quot;:&quot;http://www.zotero.org/styles/ieee&quot;,&quot;title&quot;:&quot;IEEE Reference Guide version 11.29.2023&quot;,&quot;format&quot;:&quot;numeric&quot;,&quot;defaultLocale&quot;:null,&quot;isLocaleCodeValid&quot;:true}"/>
   </we:properties>
   <we:bindings/>

--- a/docs/project/Nhom9_TruyVetToanVenVanBan.docx
+++ b/docs/project/Nhom9_TruyVetToanVenVanBan.docx
@@ -29536,184 +29536,786 @@
       </w:r>
       <w:bookmarkEnd w:id="137"/>
     </w:p>
-    <w:p>
-      <w:pPr>
-        <w:pStyle w:val="FirstParagraph"/>
-      </w:pPr>
-      <w:r>
-        <w:t>[1] Adobe Research, “TrustMark: Universal Watermarking for Arbitrary Resolution Images,” 2026, GitHub. [Online]. Available: https://github.com/adobe/trustmark</w:t>
-      </w:r>
-    </w:p>
-    <w:p>
-      <w:pPr>
-        <w:pStyle w:val="BodyText"/>
-      </w:pPr>
-      <w:r>
-        <w:t>[2] B. Chen and G. W. Wornell, “Quantization index modulation: a class of provably good methods for digital watermarking and information embedding,” IEEE Transactions on Information Theory, vol. 47, no. 4, pp. 1423-1443, 2001, doi: 10.1109/18.923725.</w:t>
-      </w:r>
-    </w:p>
-    <w:p>
-      <w:pPr>
-        <w:pStyle w:val="BodyText"/>
-      </w:pPr>
-      <w:r>
-        <w:t>[3] I. J. Cox, M. L. Miller, J. A. Bloom, J. Fridrich, and T. Kalker, Digital Watermarking and Steganography, 2nd ed. Burlington: Morgan Kaufmann, 2007.</w:t>
-      </w:r>
-    </w:p>
-    <w:p>
-      <w:pPr>
-        <w:pStyle w:val="BodyText"/>
-      </w:pPr>
-      <w:r>
-        <w:t>[4] M. Douglas, K. Bailey, M. Leeney, and K. Curran, “An overview of steganography techniques applied to the protection of biometric data,” Multimedia Tools and Applications, vol. 77, no. 13, pp. 17333-17373, 2018, doi: 10.1007/s11042-017-5308-3.</w:t>
-      </w:r>
-    </w:p>
-    <w:p>
-      <w:pPr>
-        <w:pStyle w:val="BodyText"/>
-      </w:pPr>
-      <w:r>
-        <w:t>[5] H. Fang, W. Zhang, H. Zhou, H. Cui, and N. Yu, “Screen-shooting resilient watermarking,” IEEE Transactions on Information Forensics and Security, vol. 14, no. 6, pp. 1403-1418, 2019, doi: 10.1109/TIFS.2018.2878541.</w:t>
-      </w:r>
-    </w:p>
-    <w:p>
-      <w:pPr>
-        <w:pStyle w:val="BodyText"/>
-      </w:pPr>
-      <w:r>
-        <w:t>[6] gslxr, “Screen-Shooting-Resilient-Document-Image-Watermarking,” 2024, GitHub. [Online]. Available: https://github.com/gslxr/Screen-Shooting-Resilient-Document-Image-Watermarking</w:t>
-      </w:r>
-    </w:p>
-    <w:p>
-      <w:pPr>
-        <w:pStyle w:val="BodyText"/>
-      </w:pPr>
-      <w:r>
-        <w:t>[7] Guo Fei, “blind_watermark: blind and invisible image watermark,” 2025, GitHub. [Online]. Available: https://github.com/guofei9987/blind_watermark</w:t>
-      </w:r>
-    </w:p>
-    <w:p>
-      <w:pPr>
-        <w:pStyle w:val="BodyText"/>
-      </w:pPr>
-      <w:r>
-        <w:t>[8] N. Hamid, A. Yahya, R. B. Ahmad, and O. M. Al-Qershi, “Image Steganography Techniques: An Overview,” International Journal of Computer Science and Security, vol. 6, no. 3, pp. 168-187, 2012.</w:t>
-      </w:r>
-    </w:p>
-    <w:p>
-      <w:pPr>
-        <w:pStyle w:val="BodyText"/>
-      </w:pPr>
-      <w:r>
-        <w:t>[9] Hoàng Xuân Dậu, Giáo trình Cơ sở An toàn Thông tin. Hà Nội: Học viện Công nghệ Bưu chính Viễn thông, 2020.</w:t>
-      </w:r>
-    </w:p>
-    <w:p>
-      <w:pPr>
-        <w:pStyle w:val="BodyText"/>
-      </w:pPr>
-      <w:r>
-        <w:lastRenderedPageBreak/>
-        <w:t>[10] S. Josefsson and I. Liusvaara, “Edwards-Curve Digital Signature Algorithm (EdDSA), RFC 8032,” Internet Engineering Task Force, 2017. [Online]. Available: https://www.rfc-editor.org/rfc/rfc8032</w:t>
-      </w:r>
-    </w:p>
-    <w:p>
-      <w:pPr>
-        <w:pStyle w:val="BodyText"/>
-      </w:pPr>
-      <w:r>
-        <w:t>[11] H. Krawczyk, M. Bellare, and R. Canetti, “HMAC: Keyed-Hashing for Message Authentication, RFC 2104,” Internet Engineering Task Force, 1997. [Online]. Available: https://www.rfc-editor.org/rfc/rfc2104</w:t>
-      </w:r>
-    </w:p>
-    <w:p>
-      <w:pPr>
-        <w:pStyle w:val="BodyText"/>
-      </w:pPr>
-      <w:r>
-        <w:t>[12] National Institute of Standards and Technology, “Implementation Guidance for FIPS 140-3 and the Cryptographic Module Verification Program,” NIST Computer Security Resource Center, 2026. [Online]. Available: https://csrc.nist.gov/projects/cryptographic-module-validation-program/fips-140-3-ig-announcements</w:t>
-      </w:r>
-    </w:p>
-    <w:p>
-      <w:pPr>
-        <w:pStyle w:val="BodyText"/>
-      </w:pPr>
-      <w:r>
-        <w:t>[13] National Institute of Standards and Technology, “Secure Hash Standard (SHS), FIPS PUB 180-4,” National Institute of Standards and Technology, Gaithersburg, 2015. doi: 10.6028/NIST.FIPS.180-4.</w:t>
-      </w:r>
-    </w:p>
-    <w:p>
-      <w:pPr>
-        <w:pStyle w:val="BodyText"/>
-      </w:pPr>
-      <w:r>
-        <w:t>[14] National Institute of Standards and Technology, “The Keyed-Hash Message Authentication Code (HMAC), FIPS PUB 198-1,” National Institute of Standards and Technology, Gaithersburg, 2008. doi: 10.6028/NIST.FIPS.198-1.</w:t>
-      </w:r>
-    </w:p>
-    <w:p>
-      <w:pPr>
-        <w:pStyle w:val="BodyText"/>
-      </w:pPr>
-      <w:r>
-        <w:t>[15] A. Rundgren, B. Jordan, and S. Erdtman, “JSON Canonicalization Scheme (JCS), RFC 8785,” Internet Engineering Task Force, 2020. [Online]. Available: https://www.rfc-editor.org/rfc/rfc8785</w:t>
-      </w:r>
-    </w:p>
-    <w:p>
-      <w:pPr>
-        <w:pStyle w:val="BodyText"/>
-      </w:pPr>
-      <w:r>
-        <w:t>[16] T. Sander, P. Fernandez, A. Durmus, M. Douze, and T. Furon, “Watermark Anything with Localized Messages,” 2025, Meta AI Research. [Online]. Available: https://github.com/facebookresearch/watermark-anything</w:t>
-      </w:r>
-    </w:p>
-    <w:p>
-      <w:pPr>
-        <w:pStyle w:val="BodyText"/>
-      </w:pPr>
-      <w:r>
-        <w:t>[17] ShieldMnt, “invisible-watermark: python library for invisible image watermark,” 2024, GitHub. [Online]. Available: https://github.com/ShieldMnt/invisible-watermark</w:t>
-      </w:r>
-    </w:p>
-    <w:p>
-      <w:pPr>
-        <w:pStyle w:val="BodyText"/>
-      </w:pPr>
-      <w:r>
-        <w:lastRenderedPageBreak/>
-        <w:t>[18] W. Stallings, Cryptography and Network Security: Principles and Practice, 7th ed. Boston: Pearson, 2017.</w:t>
-      </w:r>
-    </w:p>
-    <w:p>
-      <w:pPr>
-        <w:pStyle w:val="BodyText"/>
-      </w:pPr>
-      <w:r>
-        <w:t>[19] M. Tancik, B. Mildenhall, and R. Ng, “StegaStamp: Invisible Hyperlinks in Physical Photographs,” in Proceedings of the IEEE/CVF Conference on Computer Vision and Pattern Recognition, Seattle, 2020, pp. 2114-2123. doi: 10.1109/CVPR42600.2020.00219.</w:t>
-      </w:r>
-    </w:p>
-    <w:p>
-      <w:pPr>
-        <w:pStyle w:val="BodyText"/>
-      </w:pPr>
-      <w:r>
-        <w:t>[20] Thái Thanh Tùng, Giáo trình Mật mã học và Hệ thống Thông tin An toàn. Hà Nội: Nhà xuất bản Thông tin và Truyền thông, 2011.</w:t>
-      </w:r>
-    </w:p>
-    <w:p>
-      <w:pPr>
-        <w:pStyle w:val="BodyText"/>
-      </w:pPr>
-      <w:r>
-        <w:t>[21] wmbench contributors, “wmbench: image watermarking benchmark,” 2026, GitHub. [Online]. Available: https://github.com/alexandersolonsky/wmbench</w:t>
-      </w:r>
-    </w:p>
-    <w:p>
-      <w:pPr>
-        <w:pStyle w:val="BodyText"/>
-      </w:pPr>
-      <w:r>
-        <w:t>[22] J. Zhu, R. Kaplan, J. Johnson, and L. Fei-Fei, “HiDDeN: Hiding Data with Deep Networks,” in Proceedings of the European Conference on Computer Vision, Munich, 2018, pp. 682-697. doi: 10.1007/978-3-030-01267-0_40.</w:t>
-      </w:r>
-    </w:p>
+    <w:sdt>
+      <w:sdtPr>
+        <w:rPr>
+          <w:color w:val="000000"/>
+        </w:rPr>
+        <w:tag w:val="MENDELEY_BIBLIOGRAPHY"/>
+        <w:id w:val="1281605922"/>
+        <w:placeholder>
+          <w:docPart w:val="DefaultPlaceholder_-1854013440"/>
+        </w:placeholder>
+      </w:sdtPr>
+      <w:sdtContent>
+        <w:p>
+          <w:pPr>
+            <w:autoSpaceDE w:val="0"/>
+            <w:autoSpaceDN w:val="0"/>
+            <w:ind w:hanging="640"/>
+            <w:divId w:val="2095856562"/>
+            <w:rPr>
+              <w:color w:val="000000"/>
+              <w:szCs w:val="24"/>
+            </w:rPr>
+          </w:pPr>
+          <w:r>
+            <w:rPr>
+              <w:color w:val="000000"/>
+            </w:rPr>
+            <w:t>[1]</w:t>
+          </w:r>
+          <w:r>
+            <w:rPr>
+              <w:color w:val="000000"/>
+            </w:rPr>
+            <w:tab/>
+            <w:t xml:space="preserve">I. J. Cox, M. L. Miller, J. A. Bloom, J. Fridrich, and T. Kalker, </w:t>
+          </w:r>
+          <w:r>
+            <w:rPr>
+              <w:i/>
+              <w:iCs/>
+              <w:color w:val="000000"/>
+            </w:rPr>
+            <w:t>Digital Watermarking and Steganography</w:t>
+          </w:r>
+          <w:r>
+            <w:rPr>
+              <w:color w:val="000000"/>
+            </w:rPr>
+            <w:t>, 2nd ed. Burlington: Morgan Kaufmann, 2007.</w:t>
+          </w:r>
+        </w:p>
+        <w:p>
+          <w:pPr>
+            <w:autoSpaceDE w:val="0"/>
+            <w:autoSpaceDN w:val="0"/>
+            <w:ind w:hanging="640"/>
+            <w:divId w:val="1933009888"/>
+            <w:rPr>
+              <w:color w:val="000000"/>
+            </w:rPr>
+          </w:pPr>
+          <w:r>
+            <w:rPr>
+              <w:color w:val="000000"/>
+            </w:rPr>
+            <w:t>[2]</w:t>
+          </w:r>
+          <w:r>
+            <w:rPr>
+              <w:color w:val="000000"/>
+            </w:rPr>
+            <w:tab/>
+            <w:t xml:space="preserve">Hoàng Xuân Dậu, </w:t>
+          </w:r>
+          <w:r>
+            <w:rPr>
+              <w:i/>
+              <w:iCs/>
+              <w:color w:val="000000"/>
+            </w:rPr>
+            <w:t>Giáo trình Cơ sở An toàn Thông tin</w:t>
+          </w:r>
+          <w:r>
+            <w:rPr>
+              <w:color w:val="000000"/>
+            </w:rPr>
+            <w:t>. Hà Nội: Học viện Công nghệ Bưu chính Viễn thông, 2020.</w:t>
+          </w:r>
+        </w:p>
+        <w:p>
+          <w:pPr>
+            <w:autoSpaceDE w:val="0"/>
+            <w:autoSpaceDN w:val="0"/>
+            <w:ind w:hanging="640"/>
+            <w:divId w:val="464004928"/>
+            <w:rPr>
+              <w:color w:val="000000"/>
+            </w:rPr>
+          </w:pPr>
+          <w:r>
+            <w:rPr>
+              <w:color w:val="000000"/>
+            </w:rPr>
+            <w:t>[3]</w:t>
+          </w:r>
+          <w:r>
+            <w:rPr>
+              <w:color w:val="000000"/>
+            </w:rPr>
+            <w:tab/>
+            <w:t xml:space="preserve">B. Chen and G. W. Wornell, “Quantization index modulation: a class of provably good methods for digital watermarking and information embedding,” </w:t>
+          </w:r>
+          <w:r>
+            <w:rPr>
+              <w:i/>
+              <w:iCs/>
+              <w:color w:val="000000"/>
+            </w:rPr>
+            <w:t>IEEE Trans. Inf. Theory</w:t>
+          </w:r>
+          <w:r>
+            <w:rPr>
+              <w:color w:val="000000"/>
+            </w:rPr>
+            <w:t>, vol. 47, no. 4, pp. 1423–1443, 2001, doi: 10.1109/18.923725.</w:t>
+          </w:r>
+        </w:p>
+        <w:p>
+          <w:pPr>
+            <w:autoSpaceDE w:val="0"/>
+            <w:autoSpaceDN w:val="0"/>
+            <w:ind w:hanging="640"/>
+            <w:divId w:val="267351945"/>
+            <w:rPr>
+              <w:color w:val="000000"/>
+            </w:rPr>
+          </w:pPr>
+          <w:r>
+            <w:rPr>
+              <w:color w:val="000000"/>
+            </w:rPr>
+            <w:t>[4]</w:t>
+          </w:r>
+          <w:r>
+            <w:rPr>
+              <w:color w:val="000000"/>
+            </w:rPr>
+            <w:tab/>
+            <w:t xml:space="preserve">Thái Thanh Tùng, </w:t>
+          </w:r>
+          <w:r>
+            <w:rPr>
+              <w:i/>
+              <w:iCs/>
+              <w:color w:val="000000"/>
+            </w:rPr>
+            <w:t>Giáo trình Mật mã học và Hệ thống Thông tin An toàn</w:t>
+          </w:r>
+          <w:r>
+            <w:rPr>
+              <w:color w:val="000000"/>
+            </w:rPr>
+            <w:t>. Hà Nội: Nhà xuất bản Thông tin và Truyền thông, 2011.</w:t>
+          </w:r>
+        </w:p>
+        <w:p>
+          <w:pPr>
+            <w:autoSpaceDE w:val="0"/>
+            <w:autoSpaceDN w:val="0"/>
+            <w:ind w:hanging="640"/>
+            <w:divId w:val="1085497394"/>
+            <w:rPr>
+              <w:color w:val="000000"/>
+            </w:rPr>
+          </w:pPr>
+          <w:r>
+            <w:rPr>
+              <w:color w:val="000000"/>
+            </w:rPr>
+            <w:t>[5]</w:t>
+          </w:r>
+          <w:r>
+            <w:rPr>
+              <w:color w:val="000000"/>
+            </w:rPr>
+            <w:tab/>
+            <w:t>National Institute of Standards and Technology, “The Keyed-Hash Message Authentication Code (HMAC), FIPS PUB 198-1,” National Institute of Standards and Technology, Gaithersburg, 2008. doi: 10.6028/NIST.FIPS.198-1.</w:t>
+          </w:r>
+        </w:p>
+        <w:p>
+          <w:pPr>
+            <w:autoSpaceDE w:val="0"/>
+            <w:autoSpaceDN w:val="0"/>
+            <w:ind w:hanging="640"/>
+            <w:divId w:val="1195074869"/>
+            <w:rPr>
+              <w:color w:val="000000"/>
+            </w:rPr>
+          </w:pPr>
+          <w:r>
+            <w:rPr>
+              <w:color w:val="000000"/>
+            </w:rPr>
+            <w:t>[6]</w:t>
+          </w:r>
+          <w:r>
+            <w:rPr>
+              <w:color w:val="000000"/>
+            </w:rPr>
+            <w:tab/>
+            <w:t xml:space="preserve">J. Zhu, R. Kaplan, J. Johnson, and L. Fei-Fei, “HiDDeN: Hiding Data with Deep Networks,” in </w:t>
+          </w:r>
+          <w:r>
+            <w:rPr>
+              <w:i/>
+              <w:iCs/>
+              <w:color w:val="000000"/>
+            </w:rPr>
+            <w:t>Proceedings of the European Conference on Computer Vision</w:t>
+          </w:r>
+          <w:r>
+            <w:rPr>
+              <w:color w:val="000000"/>
+            </w:rPr>
+            <w:t>, Munich, 2018, pp. 682–697. doi: 10.1007/978-3-030-01267-0_40.</w:t>
+          </w:r>
+        </w:p>
+        <w:p>
+          <w:pPr>
+            <w:autoSpaceDE w:val="0"/>
+            <w:autoSpaceDN w:val="0"/>
+            <w:ind w:hanging="640"/>
+            <w:divId w:val="607548574"/>
+            <w:rPr>
+              <w:color w:val="000000"/>
+            </w:rPr>
+          </w:pPr>
+          <w:r>
+            <w:rPr>
+              <w:color w:val="000000"/>
+            </w:rPr>
+            <w:t>[7]</w:t>
+          </w:r>
+          <w:r>
+            <w:rPr>
+              <w:color w:val="000000"/>
+            </w:rPr>
+            <w:tab/>
+            <w:t xml:space="preserve">M. Tancik, B. Mildenhall, and R. Ng, “StegaStamp: Invisible Hyperlinks in Physical Photographs,” in </w:t>
+          </w:r>
+          <w:r>
+            <w:rPr>
+              <w:i/>
+              <w:iCs/>
+              <w:color w:val="000000"/>
+            </w:rPr>
+            <w:t>Proceedings of the IEEE/CVF Conference on Computer Vision and Pattern Recognition</w:t>
+          </w:r>
+          <w:r>
+            <w:rPr>
+              <w:color w:val="000000"/>
+            </w:rPr>
+            <w:t>, Seattle, 2020, pp. 2114–2123. doi: 10.1109/CVPR42600.2020.00219.</w:t>
+          </w:r>
+        </w:p>
+        <w:p>
+          <w:pPr>
+            <w:autoSpaceDE w:val="0"/>
+            <w:autoSpaceDN w:val="0"/>
+            <w:ind w:hanging="640"/>
+            <w:divId w:val="619454719"/>
+            <w:rPr>
+              <w:color w:val="000000"/>
+            </w:rPr>
+          </w:pPr>
+          <w:r>
+            <w:rPr>
+              <w:color w:val="000000"/>
+            </w:rPr>
+            <w:t>[8]</w:t>
+          </w:r>
+          <w:r>
+            <w:rPr>
+              <w:color w:val="000000"/>
+            </w:rPr>
+            <w:tab/>
+            <w:t>H. Krawczyk, M. Bellare, and R. Canetti, “HMAC: Keyed-Hashing for Message Authentication, RFC 2104,” Internet Engineering Task Force, 1997. [Online]. Available: https://www.rfc-editor.org/rfc/rfc2104</w:t>
+          </w:r>
+        </w:p>
+        <w:p>
+          <w:pPr>
+            <w:autoSpaceDE w:val="0"/>
+            <w:autoSpaceDN w:val="0"/>
+            <w:ind w:hanging="640"/>
+            <w:divId w:val="2077435001"/>
+            <w:rPr>
+              <w:color w:val="000000"/>
+            </w:rPr>
+          </w:pPr>
+          <w:r>
+            <w:rPr>
+              <w:color w:val="000000"/>
+            </w:rPr>
+            <w:lastRenderedPageBreak/>
+            <w:t>[9]</w:t>
+          </w:r>
+          <w:r>
+            <w:rPr>
+              <w:color w:val="000000"/>
+            </w:rPr>
+            <w:tab/>
+            <w:t>National Institute of Standards and Technology, “Implementation Guidance for FIPS 140-3 and the Cryptographic Module Verification Program,” NIST Computer Security Resource Center, 2026. [Online]. Available: https://csrc.nist.gov/projects/cryptographic-module-validation-program/fips-140-3-ig-announcements</w:t>
+          </w:r>
+        </w:p>
+        <w:p>
+          <w:pPr>
+            <w:autoSpaceDE w:val="0"/>
+            <w:autoSpaceDN w:val="0"/>
+            <w:ind w:hanging="640"/>
+            <w:divId w:val="168761899"/>
+            <w:rPr>
+              <w:color w:val="000000"/>
+            </w:rPr>
+          </w:pPr>
+          <w:r>
+            <w:rPr>
+              <w:color w:val="000000"/>
+            </w:rPr>
+            <w:t>[10]</w:t>
+          </w:r>
+          <w:r>
+            <w:rPr>
+              <w:color w:val="000000"/>
+            </w:rPr>
+            <w:tab/>
+            <w:t>National Institute of Standards and Technology, “Secure Hash Standard (SHS), FIPS PUB 180-4,” National Institute of Standards and Technology, Gaithersburg, 2015. doi: 10.6028/NIST.FIPS.180-4.</w:t>
+          </w:r>
+        </w:p>
+        <w:p>
+          <w:pPr>
+            <w:autoSpaceDE w:val="0"/>
+            <w:autoSpaceDN w:val="0"/>
+            <w:ind w:hanging="640"/>
+            <w:divId w:val="42825985"/>
+            <w:rPr>
+              <w:color w:val="000000"/>
+            </w:rPr>
+          </w:pPr>
+          <w:r>
+            <w:rPr>
+              <w:color w:val="000000"/>
+            </w:rPr>
+            <w:t>[11]</w:t>
+          </w:r>
+          <w:r>
+            <w:rPr>
+              <w:color w:val="000000"/>
+            </w:rPr>
+            <w:tab/>
+            <w:t>S. Josefsson and I. Liusvaara, “Edwards-Curve Digital Signature Algorithm (EdDSA), RFC 8032,” Internet Engineering Task Force, 2017. [Online]. Available: https://www.rfc-editor.org/rfc/rfc8032</w:t>
+          </w:r>
+        </w:p>
+        <w:p>
+          <w:pPr>
+            <w:autoSpaceDE w:val="0"/>
+            <w:autoSpaceDN w:val="0"/>
+            <w:ind w:hanging="640"/>
+            <w:divId w:val="1065491471"/>
+            <w:rPr>
+              <w:color w:val="000000"/>
+            </w:rPr>
+          </w:pPr>
+          <w:r>
+            <w:rPr>
+              <w:color w:val="000000"/>
+            </w:rPr>
+            <w:t>[12]</w:t>
+          </w:r>
+          <w:r>
+            <w:rPr>
+              <w:color w:val="000000"/>
+            </w:rPr>
+            <w:tab/>
+            <w:t>A. Rundgren, B. Jordan, and S. Erdtman, “JSON Canonicalization Scheme (JCS), RFC 8785,” Internet Engineering Task Force, 2020. [Online]. Available: https://www.rfc-editor.org/rfc/rfc8785</w:t>
+          </w:r>
+        </w:p>
+        <w:p>
+          <w:pPr>
+            <w:autoSpaceDE w:val="0"/>
+            <w:autoSpaceDN w:val="0"/>
+            <w:ind w:hanging="640"/>
+            <w:divId w:val="1256675222"/>
+            <w:rPr>
+              <w:color w:val="000000"/>
+            </w:rPr>
+          </w:pPr>
+          <w:r>
+            <w:rPr>
+              <w:color w:val="000000"/>
+            </w:rPr>
+            <w:t>[13]</w:t>
+          </w:r>
+          <w:r>
+            <w:rPr>
+              <w:color w:val="000000"/>
+            </w:rPr>
+            <w:tab/>
+            <w:t xml:space="preserve">W. Stallings, </w:t>
+          </w:r>
+          <w:r>
+            <w:rPr>
+              <w:i/>
+              <w:iCs/>
+              <w:color w:val="000000"/>
+            </w:rPr>
+            <w:t>Cryptography and Network Security: Principles and Practice</w:t>
+          </w:r>
+          <w:r>
+            <w:rPr>
+              <w:color w:val="000000"/>
+            </w:rPr>
+            <w:t>, 7th ed. Boston: Pearson, 2017.</w:t>
+          </w:r>
+        </w:p>
+        <w:p>
+          <w:pPr>
+            <w:autoSpaceDE w:val="0"/>
+            <w:autoSpaceDN w:val="0"/>
+            <w:ind w:hanging="640"/>
+            <w:divId w:val="1263033116"/>
+            <w:rPr>
+              <w:color w:val="000000"/>
+            </w:rPr>
+          </w:pPr>
+          <w:r>
+            <w:rPr>
+              <w:color w:val="000000"/>
+            </w:rPr>
+            <w:t>[14]</w:t>
+          </w:r>
+          <w:r>
+            <w:rPr>
+              <w:color w:val="000000"/>
+            </w:rPr>
+            <w:tab/>
+            <w:t xml:space="preserve">N. Hamid, A. Yahya, R. B. Ahmad, and O. M. Al-Qershi, “Image Steganography Techniques: An Overview,” </w:t>
+          </w:r>
+          <w:r>
+            <w:rPr>
+              <w:i/>
+              <w:iCs/>
+              <w:color w:val="000000"/>
+            </w:rPr>
+            <w:t>International Journal of Computer Science and Security</w:t>
+          </w:r>
+          <w:r>
+            <w:rPr>
+              <w:color w:val="000000"/>
+            </w:rPr>
+            <w:t>, vol. 6, no. 3, pp. 168–187, 2012.</w:t>
+          </w:r>
+        </w:p>
+        <w:p>
+          <w:pPr>
+            <w:autoSpaceDE w:val="0"/>
+            <w:autoSpaceDN w:val="0"/>
+            <w:ind w:hanging="640"/>
+            <w:divId w:val="1123697141"/>
+            <w:rPr>
+              <w:color w:val="000000"/>
+            </w:rPr>
+          </w:pPr>
+          <w:r>
+            <w:rPr>
+              <w:color w:val="000000"/>
+            </w:rPr>
+            <w:t>[15]</w:t>
+          </w:r>
+          <w:r>
+            <w:rPr>
+              <w:color w:val="000000"/>
+            </w:rPr>
+            <w:tab/>
+            <w:t xml:space="preserve">M. Douglas, K. Bailey, M. Leeney, and K. Curran, “An overview of steganography techniques applied to the protection of biometric data,” </w:t>
+          </w:r>
+          <w:r>
+            <w:rPr>
+              <w:i/>
+              <w:iCs/>
+              <w:color w:val="000000"/>
+            </w:rPr>
+            <w:t>Multimed. Tools Appl.</w:t>
+          </w:r>
+          <w:r>
+            <w:rPr>
+              <w:color w:val="000000"/>
+            </w:rPr>
+            <w:t>, vol. 77, no. 13, pp. 17333–17373, 2018, doi: 10.1007/s11042-017-5308-3.</w:t>
+          </w:r>
+        </w:p>
+        <w:p>
+          <w:pPr>
+            <w:autoSpaceDE w:val="0"/>
+            <w:autoSpaceDN w:val="0"/>
+            <w:ind w:hanging="640"/>
+            <w:divId w:val="307899508"/>
+            <w:rPr>
+              <w:color w:val="000000"/>
+            </w:rPr>
+          </w:pPr>
+          <w:r>
+            <w:rPr>
+              <w:color w:val="000000"/>
+            </w:rPr>
+            <w:t>[16]</w:t>
+          </w:r>
+          <w:r>
+            <w:rPr>
+              <w:color w:val="000000"/>
+            </w:rPr>
+            <w:tab/>
+            <w:t xml:space="preserve">wmbench contributors, “wmbench: image watermarking benchmark,” 2026, </w:t>
+          </w:r>
+          <w:r>
+            <w:rPr>
+              <w:i/>
+              <w:iCs/>
+              <w:color w:val="000000"/>
+            </w:rPr>
+            <w:t>GitHub</w:t>
+          </w:r>
+          <w:r>
+            <w:rPr>
+              <w:color w:val="000000"/>
+            </w:rPr>
+            <w:t>. [Online]. Available: https://github.com/alexandersolonsky/wmbench</w:t>
+          </w:r>
+        </w:p>
+        <w:p>
+          <w:pPr>
+            <w:autoSpaceDE w:val="0"/>
+            <w:autoSpaceDN w:val="0"/>
+            <w:ind w:hanging="640"/>
+            <w:divId w:val="898784236"/>
+            <w:rPr>
+              <w:color w:val="000000"/>
+            </w:rPr>
+          </w:pPr>
+          <w:r>
+            <w:rPr>
+              <w:color w:val="000000"/>
+            </w:rPr>
+            <w:lastRenderedPageBreak/>
+            <w:t>[17]</w:t>
+          </w:r>
+          <w:r>
+            <w:rPr>
+              <w:color w:val="000000"/>
+            </w:rPr>
+            <w:tab/>
+            <w:t xml:space="preserve">Adobe Research, “TrustMark: Universal Watermarking for Arbitrary Resolution Images,” 2026, </w:t>
+          </w:r>
+          <w:r>
+            <w:rPr>
+              <w:i/>
+              <w:iCs/>
+              <w:color w:val="000000"/>
+            </w:rPr>
+            <w:t>GitHub</w:t>
+          </w:r>
+          <w:r>
+            <w:rPr>
+              <w:color w:val="000000"/>
+            </w:rPr>
+            <w:t>. [Online]. Available: https://github.com/adobe/trustmark</w:t>
+          </w:r>
+        </w:p>
+        <w:p>
+          <w:pPr>
+            <w:autoSpaceDE w:val="0"/>
+            <w:autoSpaceDN w:val="0"/>
+            <w:ind w:hanging="640"/>
+            <w:divId w:val="639307677"/>
+            <w:rPr>
+              <w:color w:val="000000"/>
+            </w:rPr>
+          </w:pPr>
+          <w:r>
+            <w:rPr>
+              <w:color w:val="000000"/>
+            </w:rPr>
+            <w:t>[18]</w:t>
+          </w:r>
+          <w:r>
+            <w:rPr>
+              <w:color w:val="000000"/>
+            </w:rPr>
+            <w:tab/>
+            <w:t xml:space="preserve">T. Sander, P. Fernandez, A. Durmus, M. Douze, and T. Furon, “Watermark Anything with Localized Messages,” 2025, </w:t>
+          </w:r>
+          <w:r>
+            <w:rPr>
+              <w:i/>
+              <w:iCs/>
+              <w:color w:val="000000"/>
+            </w:rPr>
+            <w:t>Meta AI Research</w:t>
+          </w:r>
+          <w:r>
+            <w:rPr>
+              <w:color w:val="000000"/>
+            </w:rPr>
+            <w:t>. [Online]. Available: https://github.com/facebookresearch/watermark-anything</w:t>
+          </w:r>
+        </w:p>
+        <w:p>
+          <w:pPr>
+            <w:autoSpaceDE w:val="0"/>
+            <w:autoSpaceDN w:val="0"/>
+            <w:ind w:hanging="640"/>
+            <w:divId w:val="1260065829"/>
+            <w:rPr>
+              <w:color w:val="000000"/>
+            </w:rPr>
+          </w:pPr>
+          <w:r>
+            <w:rPr>
+              <w:color w:val="000000"/>
+            </w:rPr>
+            <w:t>[19]</w:t>
+          </w:r>
+          <w:r>
+            <w:rPr>
+              <w:color w:val="000000"/>
+            </w:rPr>
+            <w:tab/>
+            <w:t xml:space="preserve">Guo Fei, “blind_watermark: blind and invisible image watermark,” 2025, </w:t>
+          </w:r>
+          <w:r>
+            <w:rPr>
+              <w:i/>
+              <w:iCs/>
+              <w:color w:val="000000"/>
+            </w:rPr>
+            <w:t>GitHub</w:t>
+          </w:r>
+          <w:r>
+            <w:rPr>
+              <w:color w:val="000000"/>
+            </w:rPr>
+            <w:t>. [Online]. Available: https://github.com/guofei9987/blind_watermark</w:t>
+          </w:r>
+        </w:p>
+        <w:p>
+          <w:pPr>
+            <w:autoSpaceDE w:val="0"/>
+            <w:autoSpaceDN w:val="0"/>
+            <w:ind w:hanging="640"/>
+            <w:divId w:val="1729067254"/>
+            <w:rPr>
+              <w:color w:val="000000"/>
+            </w:rPr>
+          </w:pPr>
+          <w:r>
+            <w:rPr>
+              <w:color w:val="000000"/>
+            </w:rPr>
+            <w:t>[20]</w:t>
+          </w:r>
+          <w:r>
+            <w:rPr>
+              <w:color w:val="000000"/>
+            </w:rPr>
+            <w:tab/>
+            <w:t xml:space="preserve">gslxr, “Screen-Shooting-Resilient-Document-Image-Watermarking,” 2024, </w:t>
+          </w:r>
+          <w:r>
+            <w:rPr>
+              <w:i/>
+              <w:iCs/>
+              <w:color w:val="000000"/>
+            </w:rPr>
+            <w:t>GitHub</w:t>
+          </w:r>
+          <w:r>
+            <w:rPr>
+              <w:color w:val="000000"/>
+            </w:rPr>
+            <w:t>. [Online]. Available: https://github.com/gslxr/Screen-Shooting-Resilient-Document-Image-Watermarking</w:t>
+          </w:r>
+        </w:p>
+        <w:p>
+          <w:pPr>
+            <w:autoSpaceDE w:val="0"/>
+            <w:autoSpaceDN w:val="0"/>
+            <w:ind w:hanging="640"/>
+            <w:divId w:val="2097095090"/>
+            <w:rPr>
+              <w:color w:val="000000"/>
+            </w:rPr>
+          </w:pPr>
+          <w:r>
+            <w:rPr>
+              <w:color w:val="000000"/>
+            </w:rPr>
+            <w:t>[21]</w:t>
+          </w:r>
+          <w:r>
+            <w:rPr>
+              <w:color w:val="000000"/>
+            </w:rPr>
+            <w:tab/>
+            <w:t xml:space="preserve">H. Fang, W. Zhang, H. Zhou, H. Cui, and N. Yu, “Screen-shooting resilient watermarking,” </w:t>
+          </w:r>
+          <w:r>
+            <w:rPr>
+              <w:i/>
+              <w:iCs/>
+              <w:color w:val="000000"/>
+            </w:rPr>
+            <w:t>IEEE Transactions on Information Forensics and Security</w:t>
+          </w:r>
+          <w:r>
+            <w:rPr>
+              <w:color w:val="000000"/>
+            </w:rPr>
+            <w:t>, vol. 14, no. 6, pp. 1403–1418, 2019, doi: 10.1109/TIFS.2018.2878541.</w:t>
+          </w:r>
+        </w:p>
+        <w:p>
+          <w:pPr>
+            <w:autoSpaceDE w:val="0"/>
+            <w:autoSpaceDN w:val="0"/>
+            <w:ind w:hanging="640"/>
+            <w:divId w:val="490295725"/>
+            <w:rPr>
+              <w:color w:val="000000"/>
+            </w:rPr>
+          </w:pPr>
+          <w:r>
+            <w:rPr>
+              <w:color w:val="000000"/>
+            </w:rPr>
+            <w:t>[22]</w:t>
+          </w:r>
+          <w:r>
+            <w:rPr>
+              <w:color w:val="000000"/>
+            </w:rPr>
+            <w:tab/>
+            <w:t xml:space="preserve">ShieldMnt, “invisible-watermark: python library for invisible image watermark,” 2024, </w:t>
+          </w:r>
+          <w:r>
+            <w:rPr>
+              <w:i/>
+              <w:iCs/>
+              <w:color w:val="000000"/>
+            </w:rPr>
+            <w:t>GitHub</w:t>
+          </w:r>
+          <w:r>
+            <w:rPr>
+              <w:color w:val="000000"/>
+            </w:rPr>
+            <w:t>. [Online]. Available: https://github.com/ShieldMnt/invisible-watermark</w:t>
+          </w:r>
+        </w:p>
+        <w:p>
+          <w:pPr>
+            <w:pStyle w:val="BodyText"/>
+          </w:pPr>
+          <w:r>
+            <w:rPr>
+              <w:color w:val="000000"/>
+            </w:rPr>
+            <w:t> </w:t>
+          </w:r>
+        </w:p>
+      </w:sdtContent>
+    </w:sdt>
     <w:p>
       <w:pPr>
         <w:pStyle w:val="Heading1"/>
@@ -29835,6 +30437,7 @@
               <w:rPr>
                 <w:rStyle w:val="VerbatimChar"/>
               </w:rPr>
+              <w:lastRenderedPageBreak/>
               <w:t>version</w:t>
             </w:r>
             <w:r>
@@ -29874,6 +30477,7 @@
                 <w:i/>
                 <w:iCs/>
               </w:rPr>
+              <w:lastRenderedPageBreak/>
               <w:t>Đã hiện thực trong mã nguồn</w:t>
             </w:r>
           </w:p>
@@ -29900,6 +30504,7 @@
               <w:rPr>
                 <w:rStyle w:val="VerbatimChar"/>
               </w:rPr>
+              <w:lastRenderedPageBreak/>
               <w:t>research/python/src/splitbind_ref/payload.py: L18-L33</w:t>
             </w:r>
           </w:p>
@@ -29914,6 +30519,7 @@
               <w:spacing w:line="240" w:lineRule="auto"/>
             </w:pPr>
             <w:r>
+              <w:lastRenderedPageBreak/>
               <w:t xml:space="preserve">Đã kiểm chứng: 10/10 ca kiểm thử đạt trong </w:t>
             </w:r>
             <w:r>
@@ -29983,14 +30589,7 @@
               <w:rPr>
                 <w:rStyle w:val="VerbatimChar"/>
               </w:rPr>
-              <w:t>research/python/</w:t>
-            </w:r>
-            <w:r>
-              <w:rPr>
-                <w:rStyle w:val="VerbatimChar"/>
-              </w:rPr>
-              <w:lastRenderedPageBreak/>
-              <w:t>src/splitbind_ref/payload.py</w:t>
+              <w:t>research/python/src/splitbind_ref/payload.py</w:t>
             </w:r>
           </w:p>
         </w:tc>
@@ -30004,7 +30603,6 @@
               <w:spacing w:line="240" w:lineRule="auto"/>
             </w:pPr>
             <w:r>
-              <w:lastRenderedPageBreak/>
               <w:t>Đã kiểm chứng qua đặc tả thuật toán cố định.</w:t>
             </w:r>
           </w:p>
@@ -30285,7 +30883,11 @@
               <w:spacing w:line="240" w:lineRule="auto"/>
             </w:pPr>
             <w:r>
-              <w:t>Đã kiểm chứng: Đo lường khách quan trên trang PDF render 144 DPI.</w:t>
+              <w:t xml:space="preserve">Đã kiểm chứng: Đo lường khách quan trên trang </w:t>
+            </w:r>
+            <w:r>
+              <w:lastRenderedPageBreak/>
+              <w:t>PDF render 144 DPI.</w:t>
             </w:r>
           </w:p>
         </w:tc>
@@ -30301,6 +30903,7 @@
               <w:spacing w:line="240" w:lineRule="auto"/>
             </w:pPr>
             <w:r>
+              <w:lastRenderedPageBreak/>
               <w:t>Quy mô benchmark V1: 32.736 hàng thực nghiệm</w:t>
             </w:r>
           </w:p>
@@ -30348,11 +30951,7 @@
               <w:t>reports/fingerprint-baseline-v1/results.jsonl</w:t>
             </w:r>
             <w:r>
-              <w:t xml:space="preserve"> </w:t>
-            </w:r>
-            <w:r>
-              <w:lastRenderedPageBreak/>
-              <w:t xml:space="preserve">(Mã băm SHA-256: </w:t>
+              <w:t xml:space="preserve"> (Mã băm SHA-256: </w:t>
             </w:r>
             <w:r>
               <w:rPr>
@@ -30375,7 +30974,6 @@
               <w:spacing w:line="240" w:lineRule="auto"/>
             </w:pPr>
             <w:r>
-              <w:lastRenderedPageBreak/>
               <w:t xml:space="preserve">Đã kiểm chứng: 22 trang </w:t>
             </w:r>
             <m:oMath>
@@ -30810,7 +31408,11 @@
               <w:spacing w:line="240" w:lineRule="auto"/>
             </w:pPr>
             <w:r>
-              <w:t>Trạng thái giao diện minh bạch “Chưa tìm thấy bản cấp phát khớp”</w:t>
+              <w:t xml:space="preserve">Trạng thái giao diện minh bạch “Chưa tìm thấy </w:t>
+            </w:r>
+            <w:r>
+              <w:lastRenderedPageBreak/>
+              <w:t>bản cấp phát khớp”</w:t>
             </w:r>
           </w:p>
         </w:tc>
@@ -30828,10 +31430,15 @@
                 <w:i/>
                 <w:iCs/>
               </w:rPr>
+              <w:lastRenderedPageBreak/>
               <w:t>Đang vận hành trên hệ thống thật</w:t>
             </w:r>
             <w:r>
-              <w:t xml:space="preserve"> và </w:t>
+              <w:t xml:space="preserve"> </w:t>
+            </w:r>
+            <w:r>
+              <w:lastRenderedPageBreak/>
+              <w:t xml:space="preserve">và </w:t>
             </w:r>
             <w:r>
               <w:rPr>
@@ -30855,6 +31462,7 @@
               <w:rPr>
                 <w:rStyle w:val="VerbatimChar"/>
               </w:rPr>
+              <w:lastRenderedPageBreak/>
               <w:t>STATUS_COPY</w:t>
             </w:r>
             <w:r>
@@ -30873,6 +31481,7 @@
               <w:rPr>
                 <w:rStyle w:val="VerbatimChar"/>
               </w:rPr>
+              <w:lastRenderedPageBreak/>
               <w:t>apps/web/src/features/evidence/copy.ts</w:t>
             </w:r>
             <w:r>
@@ -30896,7 +31505,12 @@
               <w:spacing w:line="240" w:lineRule="auto"/>
             </w:pPr>
             <w:r>
-              <w:t>Đã kiểm chứng logic hiển thị trạng thái và thông báo phạm vi trên giao diện web production.</w:t>
+              <w:lastRenderedPageBreak/>
+              <w:t xml:space="preserve">Đã kiểm chứng logic hiển thị trạng thái và thông báo </w:t>
+            </w:r>
+            <w:r>
+              <w:lastRenderedPageBreak/>
+              <w:t>phạm vi trên giao diện web production.</w:t>
             </w:r>
           </w:p>
         </w:tc>
@@ -30912,11 +31526,8 @@
               <w:spacing w:line="240" w:lineRule="auto"/>
             </w:pPr>
             <w:r>
-              <w:t xml:space="preserve">Phân định rạch ròi ba cấp độ A (payload), B (kiến </w:t>
-            </w:r>
-            <w:r>
               <w:lastRenderedPageBreak/>
-              <w:t>trúc), C (hệ thống thật)</w:t>
+              <w:t>Phân định rạch ròi ba cấp độ A (payload), B (kiến trúc), C (hệ thống thật)</w:t>
             </w:r>
           </w:p>
         </w:tc>
@@ -30934,7 +31545,6 @@
                 <w:i/>
                 <w:iCs/>
               </w:rPr>
-              <w:lastRenderedPageBreak/>
               <w:t>Đã hiện thực trong mã nguồn</w:t>
             </w:r>
             <w:r>
@@ -30945,18 +31555,94 @@
                 <w:i/>
                 <w:iCs/>
               </w:rPr>
-              <w:t xml:space="preserve">Đang vận hành </w:t>
-            </w:r>
+              <w:t>Đang vận hành trên hệ thống thật</w:t>
+            </w:r>
+            <w:r>
+              <w:t xml:space="preserve"> (thiết kế kiến trúc dự án)</w:t>
+            </w:r>
+          </w:p>
+        </w:tc>
+        <w:tc>
+          <w:tcPr>
+            <w:tcW w:w="1980" w:type="dxa"/>
+          </w:tcPr>
+          <w:p>
+            <w:pPr>
+              <w:pStyle w:val="Compact"/>
+              <w:spacing w:line="240" w:lineRule="auto"/>
+            </w:pPr>
+            <w:r>
+              <w:rPr>
+                <w:rStyle w:val="VerbatimChar"/>
+              </w:rPr>
+              <w:t>docs/superpowers/specs/2026-08-13-splitbind-production-design.md: Section 1-3</w:t>
+            </w:r>
+            <w:r>
+              <w:t xml:space="preserve">, </w:t>
+            </w:r>
+            <w:r>
+              <w:rPr>
+                <w:rStyle w:val="VerbatimChar"/>
+              </w:rPr>
+              <w:t>docs/decisions/001-azure-production-architecture.md</w:t>
+            </w:r>
+          </w:p>
+        </w:tc>
+        <w:tc>
+          <w:tcPr>
+            <w:tcW w:w="1980" w:type="dxa"/>
+          </w:tcPr>
+          <w:p>
+            <w:pPr>
+              <w:pStyle w:val="Compact"/>
+              <w:spacing w:line="240" w:lineRule="auto"/>
+            </w:pPr>
+            <w:r>
+              <w:t>Đã kiểm chứng thống nhất trong hồ sơ đặc tả thiết kế kiến trúc SplitBind.</w:t>
+            </w:r>
+          </w:p>
+        </w:tc>
+      </w:tr>
+      <w:tr>
+        <w:tc>
+          <w:tcPr>
+            <w:tcW w:w="1980" w:type="dxa"/>
+          </w:tcPr>
+          <w:p>
+            <w:pPr>
+              <w:pStyle w:val="Compact"/>
+              <w:spacing w:line="240" w:lineRule="auto"/>
+            </w:pPr>
+            <w:r>
+              <w:t>Thủy vân đã bật trên production từ 12/09/2026; trong năm phép thử ngày hôm đó, không bản biến đổi nào được truy vết</w:t>
+            </w:r>
+          </w:p>
+        </w:tc>
+        <w:tc>
+          <w:tcPr>
+            <w:tcW w:w="1980" w:type="dxa"/>
+          </w:tcPr>
+          <w:p>
+            <w:pPr>
+              <w:pStyle w:val="Compact"/>
+              <w:spacing w:line="240" w:lineRule="auto"/>
+            </w:pPr>
             <w:r>
               <w:rPr>
                 <w:i/>
                 <w:iCs/>
               </w:rPr>
-              <w:lastRenderedPageBreak/>
-              <w:t>trên hệ thống thật</w:t>
-            </w:r>
-            <w:r>
-              <w:t xml:space="preserve"> (thiết kế kiến trúc dự án)</w:t>
+              <w:t>Đang vận hành trên hệ thống thật</w:t>
+            </w:r>
+            <w:r>
+              <w:t xml:space="preserve"> và </w:t>
+            </w:r>
+            <w:r>
+              <w:rPr>
+                <w:i/>
+                <w:iCs/>
+              </w:rPr>
+              <w:t>Giới hạn đã nhận diện</w:t>
             </w:r>
           </w:p>
         </w:tc>
@@ -30970,27 +31656,7 @@
               <w:spacing w:line="240" w:lineRule="auto"/>
             </w:pPr>
             <w:r>
-              <w:rPr>
-                <w:rStyle w:val="VerbatimChar"/>
-              </w:rPr>
-              <w:lastRenderedPageBreak/>
-              <w:t>docs/superpowers/specs/2026-08-13-splitbind-</w:t>
-            </w:r>
-            <w:r>
-              <w:rPr>
-                <w:rStyle w:val="VerbatimChar"/>
-              </w:rPr>
-              <w:lastRenderedPageBreak/>
-              <w:t>production-design.md: Section 1-3</w:t>
-            </w:r>
-            <w:r>
-              <w:t xml:space="preserve">, </w:t>
-            </w:r>
-            <w:r>
-              <w:rPr>
-                <w:rStyle w:val="VerbatimChar"/>
-              </w:rPr>
-              <w:t>docs/decisions/001-azure-production-architecture.md</w:t>
+              <w:t>Đo qua giao diện công khai; số liệu ở Bảng 4.9</w:t>
             </w:r>
           </w:p>
         </w:tc>
@@ -31004,12 +31670,7 @@
               <w:spacing w:line="240" w:lineRule="auto"/>
             </w:pPr>
             <w:r>
-              <w:lastRenderedPageBreak/>
-              <w:t xml:space="preserve">Đã kiểm chứng thống nhất trong hồ sơ đặc tả thiết </w:t>
-            </w:r>
-            <w:r>
-              <w:lastRenderedPageBreak/>
-              <w:t>kế kiến trúc SplitBind.</w:t>
+              <w:t>Đã kiểm chứng: 1 trong 5 giải được, và đó là bản nguyên vẹn mà mã băm đã trả lời xong. Đây là số liệu của ngày 12/09, đã bị Mục 4.2.4 thay thế sau khi sửa nguyên nhân gốc thứ ba.</w:t>
             </w:r>
           </w:p>
         </w:tc>
@@ -31025,8 +31686,7 @@
               <w:spacing w:line="240" w:lineRule="auto"/>
             </w:pPr>
             <w:r>
-              <w:lastRenderedPageBreak/>
-              <w:t>Thủy vân đã bật trên production từ 12/09/2026; trong năm phép thử ngày hôm đó, không bản biến đổi nào được truy vết</w:t>
+              <w:t>Mẫu đồng bộ ORB không phải mảnh còn thiếu của bộ giải mã</w:t>
             </w:r>
           </w:p>
         </w:tc>
@@ -31044,17 +31704,72 @@
                 <w:i/>
                 <w:iCs/>
               </w:rPr>
-              <w:t>Đang vận hành trên hệ thống thật</w:t>
-            </w:r>
-            <w:r>
-              <w:t xml:space="preserve"> và </w:t>
-            </w:r>
+              <w:t>Giới hạn đã nhận diện</w:t>
+            </w:r>
+            <w:r>
+              <w:t xml:space="preserve"> (giả thuyết bị bác bỏ)</w:t>
+            </w:r>
+          </w:p>
+        </w:tc>
+        <w:tc>
+          <w:tcPr>
+            <w:tcW w:w="1980" w:type="dxa"/>
+          </w:tcPr>
+          <w:p>
+            <w:pPr>
+              <w:pStyle w:val="Compact"/>
+              <w:spacing w:line="240" w:lineRule="auto"/>
+            </w:pPr>
+            <w:r>
+              <w:t>3 vật mang nhân 5 điều kiện, giải hai lần mỗi ô; Mục 4.2.3</w:t>
+            </w:r>
+          </w:p>
+        </w:tc>
+        <w:tc>
+          <w:tcPr>
+            <w:tcW w:w="1980" w:type="dxa"/>
+          </w:tcPr>
+          <w:p>
+            <w:pPr>
+              <w:pStyle w:val="Compact"/>
+              <w:spacing w:line="240" w:lineRule="auto"/>
+            </w:pPr>
+            <w:r>
+              <w:t>Đã kiểm chứng: 30/30 ô cho trạng thái giống hệt nhau khi có và không có mẫu đồng bộ.</w:t>
+            </w:r>
+          </w:p>
+        </w:tc>
+      </w:tr>
+      <w:tr>
+        <w:tc>
+          <w:tcPr>
+            <w:tcW w:w="1980" w:type="dxa"/>
+          </w:tcPr>
+          <w:p>
+            <w:pPr>
+              <w:pStyle w:val="Compact"/>
+              <w:spacing w:line="240" w:lineRule="auto"/>
+            </w:pPr>
+            <w:r>
+              <w:t>Trang văn bản là vật mang gần như tệ nhất cho thiết kế QIM trung tần</w:t>
+            </w:r>
+          </w:p>
+        </w:tc>
+        <w:tc>
+          <w:tcPr>
+            <w:tcW w:w="1980" w:type="dxa"/>
+          </w:tcPr>
+          <w:p>
+            <w:pPr>
+              <w:pStyle w:val="Compact"/>
+              <w:spacing w:line="240" w:lineRule="auto"/>
+            </w:pPr>
             <w:r>
               <w:rPr>
                 <w:i/>
                 <w:iCs/>
               </w:rPr>
-              <w:t>Giới hạn đã nhận diện</w:t>
+              <w:t>Số liệu đo thực nghiệm</w:t>
             </w:r>
           </w:p>
         </w:tc>
@@ -31068,7 +31783,7 @@
               <w:spacing w:line="240" w:lineRule="auto"/>
             </w:pPr>
             <w:r>
-              <w:t>Đo qua giao diện công khai; số liệu ở Bảng 4.9</w:t>
+              <w:t>Bảng 4.10</w:t>
             </w:r>
           </w:p>
         </w:tc>
@@ -31082,7 +31797,11 @@
               <w:spacing w:line="240" w:lineRule="auto"/>
             </w:pPr>
             <w:r>
-              <w:t>Đã kiểm chứng: 1 trong 5 giải được, và đó là bản nguyên vẹn mà mã băm đã trả lời xong. Đây là số liệu của ngày 12/09, đã bị Mục 4.2.4 thay thế sau khi sửa nguyên nhân gốc thứ ba.</w:t>
+              <w:t xml:space="preserve">Đã kiểm chứng: trang chuyển sắc giữ được bằng chứng payload qua thu nhỏ 0.50; trang văn bản không ra gì kể cả </w:t>
+            </w:r>
+            <w:r>
+              <w:lastRenderedPageBreak/>
+              <w:t>khi không tấn công.</w:t>
             </w:r>
           </w:p>
         </w:tc>
@@ -31098,133 +31817,7 @@
               <w:spacing w:line="240" w:lineRule="auto"/>
             </w:pPr>
             <w:r>
-              <w:t>Mẫu đồng bộ ORB không phải mảnh còn thiếu của bộ giải mã</w:t>
-            </w:r>
-          </w:p>
-        </w:tc>
-        <w:tc>
-          <w:tcPr>
-            <w:tcW w:w="1980" w:type="dxa"/>
-          </w:tcPr>
-          <w:p>
-            <w:pPr>
-              <w:pStyle w:val="Compact"/>
-              <w:spacing w:line="240" w:lineRule="auto"/>
-            </w:pPr>
-            <w:r>
-              <w:rPr>
-                <w:i/>
-                <w:iCs/>
-              </w:rPr>
-              <w:t>Giới hạn đã nhận diện</w:t>
-            </w:r>
-            <w:r>
-              <w:t xml:space="preserve"> (giả thuyết bị bác bỏ)</w:t>
-            </w:r>
-          </w:p>
-        </w:tc>
-        <w:tc>
-          <w:tcPr>
-            <w:tcW w:w="1980" w:type="dxa"/>
-          </w:tcPr>
-          <w:p>
-            <w:pPr>
-              <w:pStyle w:val="Compact"/>
-              <w:spacing w:line="240" w:lineRule="auto"/>
-            </w:pPr>
-            <w:r>
-              <w:t>3 vật mang nhân 5 điều kiện, giải hai lần mỗi ô; Mục 4.2.3</w:t>
-            </w:r>
-          </w:p>
-        </w:tc>
-        <w:tc>
-          <w:tcPr>
-            <w:tcW w:w="1980" w:type="dxa"/>
-          </w:tcPr>
-          <w:p>
-            <w:pPr>
-              <w:pStyle w:val="Compact"/>
-              <w:spacing w:line="240" w:lineRule="auto"/>
-            </w:pPr>
-            <w:r>
-              <w:t>Đã kiểm chứng: 30/30 ô cho trạng thái giống hệt nhau khi có và không có mẫu đồng bộ.</w:t>
-            </w:r>
-          </w:p>
-        </w:tc>
-      </w:tr>
-      <w:tr>
-        <w:tc>
-          <w:tcPr>
-            <w:tcW w:w="1980" w:type="dxa"/>
-          </w:tcPr>
-          <w:p>
-            <w:pPr>
-              <w:pStyle w:val="Compact"/>
-              <w:spacing w:line="240" w:lineRule="auto"/>
-            </w:pPr>
-            <w:r>
-              <w:t>Trang văn bản là vật mang gần như tệ nhất cho thiết kế QIM trung tần</w:t>
-            </w:r>
-          </w:p>
-        </w:tc>
-        <w:tc>
-          <w:tcPr>
-            <w:tcW w:w="1980" w:type="dxa"/>
-          </w:tcPr>
-          <w:p>
-            <w:pPr>
-              <w:pStyle w:val="Compact"/>
-              <w:spacing w:line="240" w:lineRule="auto"/>
-            </w:pPr>
-            <w:r>
-              <w:rPr>
-                <w:i/>
-                <w:iCs/>
-              </w:rPr>
-              <w:t>Số liệu đo thực nghiệm</w:t>
-            </w:r>
-          </w:p>
-        </w:tc>
-        <w:tc>
-          <w:tcPr>
-            <w:tcW w:w="1980" w:type="dxa"/>
-          </w:tcPr>
-          <w:p>
-            <w:pPr>
-              <w:pStyle w:val="Compact"/>
-              <w:spacing w:line="240" w:lineRule="auto"/>
-            </w:pPr>
-            <w:r>
-              <w:t>Bảng 4.10</w:t>
-            </w:r>
-          </w:p>
-        </w:tc>
-        <w:tc>
-          <w:tcPr>
-            <w:tcW w:w="1980" w:type="dxa"/>
-          </w:tcPr>
-          <w:p>
-            <w:pPr>
-              <w:pStyle w:val="Compact"/>
-              <w:spacing w:line="240" w:lineRule="auto"/>
-            </w:pPr>
-            <w:r>
-              <w:t>Đã kiểm chứng: trang chuyển sắc giữ được bằng chứng payload qua thu nhỏ 0.50; trang văn bản không ra gì kể cả khi không tấn công.</w:t>
-            </w:r>
-          </w:p>
-        </w:tc>
-      </w:tr>
-      <w:tr>
-        <w:tc>
-          <w:tcPr>
-            <w:tcW w:w="1980" w:type="dxa"/>
-          </w:tcPr>
-          <w:p>
-            <w:pPr>
-              <w:pStyle w:val="Compact"/>
-              <w:spacing w:line="240" w:lineRule="auto"/>
-            </w:pPr>
-            <w:r>
+              <w:lastRenderedPageBreak/>
               <w:t>Chuẩn hóa khung ảnh khôi phục nguyên vẹn payload sau thu nhỏ 0.75x, 0.50x và 0.35x</w:t>
             </w:r>
           </w:p>
@@ -31280,11 +31873,7 @@
               <w:t>,</w:t>
             </w:r>
             <w:r>
-              <w:t xml:space="preserve"> </w:t>
-            </w:r>
-            <w:r>
-              <w:lastRenderedPageBreak/>
-              <w:t>payload 64 bit; kết quả ở Bảng 4.7</w:t>
+              <w:t xml:space="preserve"> payload 64 bit; kết quả ở Bảng 4.7</w:t>
             </w:r>
           </w:p>
         </w:tc>
@@ -31298,7 +31887,6 @@
               <w:spacing w:line="240" w:lineRule="auto"/>
             </w:pPr>
             <w:r>
-              <w:lastRenderedPageBreak/>
               <w:t>Đã kiểm chứng: 0.453, 0.422 và 0.438 khi giải trực tiếp; 1.000 sau khi phục hồi khung.</w:t>
             </w:r>
           </w:p>
@@ -31608,7 +32196,14 @@
               <w:rPr>
                 <w:rStyle w:val="VerbatimChar"/>
               </w:rPr>
-              <w:t>contracts/algorithm/payload-profile.v1.json</w:t>
+              <w:t>contracts/algori</w:t>
+            </w:r>
+            <w:r>
+              <w:rPr>
+                <w:rStyle w:val="VerbatimChar"/>
+              </w:rPr>
+              <w:lastRenderedPageBreak/>
+              <w:t>thm/payload-profile.v1.json</w:t>
             </w:r>
           </w:p>
         </w:tc>
@@ -31622,6 +32217,7 @@
               <w:spacing w:line="240" w:lineRule="auto"/>
             </w:pPr>
             <w:r>
+              <w:lastRenderedPageBreak/>
               <w:t>Đã kiểm chứng: tỉ lệ lỗi bit 0,000 đi kèm 21-24 ký hiệu bị khai xoá, vượt ngưỡng 16 mà mã chịu được.</w:t>
             </w:r>
           </w:p>
@@ -31695,11 +32291,7 @@
               <w:t>services/api/splitbind/demo/verification.py</w:t>
             </w:r>
             <w:r>
-              <w:t xml:space="preserve"> </w:t>
-            </w:r>
-            <w:r>
-              <w:lastRenderedPageBreak/>
-              <w:t>(</w:t>
+              <w:t xml:space="preserve"> (</w:t>
             </w:r>
             <w:r>
               <w:rPr>
@@ -31722,7 +32314,6 @@
               <w:spacing w:line="240" w:lineRule="auto"/>
             </w:pPr>
             <w:r>
-              <w:lastRenderedPageBreak/>
               <w:t xml:space="preserve">Đã kiểm chứng bằng </w:t>
             </w:r>
             <w:r>
@@ -31732,11 +32323,7 @@
               <w:t>services/api/tests/demo/test_screenshot_frame_restore.py</w:t>
             </w:r>
             <w:r>
-              <w:t xml:space="preserve">: ảnh chụp màn hình có </w:t>
-            </w:r>
-            <w:r>
-              <w:lastRenderedPageBreak/>
-              <w:t xml:space="preserve">viền chuyển từ </w:t>
+              <w:t xml:space="preserve">: ảnh chụp màn hình có viền chuyển từ </w:t>
             </w:r>
             <w:r>
               <w:rPr>
@@ -31761,7 +32348,6 @@
               <w:spacing w:line="240" w:lineRule="auto"/>
             </w:pPr>
             <w:r>
-              <w:lastRenderedPageBreak/>
               <w:t>Ngưỡng hai kết quả khớp nhau khiến một tấm ảnh không bao giờ được quy kết</w:t>
             </w:r>
           </w:p>
@@ -31939,7 +32525,11 @@
               <w:spacing w:line="240" w:lineRule="auto"/>
             </w:pPr>
             <w:r>
-              <w:t>Trên hệ thống thật, ảnh chụp màn hình thu nhỏ còn 0.469 kèm viền đen vẫn truy được nguồn, nếu bản cấp phát đúng khung chuẩn</w:t>
+              <w:t xml:space="preserve">Trên hệ thống thật, ảnh chụp màn hình thu nhỏ còn 0.469 kèm viền đen vẫn truy </w:t>
+            </w:r>
+            <w:r>
+              <w:lastRenderedPageBreak/>
+              <w:t>được nguồn, nếu bản cấp phát đúng khung chuẩn</w:t>
             </w:r>
           </w:p>
         </w:tc>
@@ -31957,6 +32547,7 @@
                 <w:i/>
                 <w:iCs/>
               </w:rPr>
+              <w:lastRenderedPageBreak/>
               <w:t>Số liệu đo thực nghiệm</w:t>
             </w:r>
             <w:r>
@@ -31981,7 +32572,11 @@
               <w:spacing w:line="240" w:lineRule="auto"/>
             </w:pPr>
             <w:r>
-              <w:t xml:space="preserve">Phép so sánh có kiểm soát ngày 14/09/2026 qua đúng giao diện web; ảnh chụp màn hình ở </w:t>
+              <w:t xml:space="preserve">Phép so sánh có kiểm soát ngày 14/09/2026 qua đúng giao diện web; ảnh chụp </w:t>
+            </w:r>
+            <w:r>
+              <w:lastRenderedPageBreak/>
+              <w:t xml:space="preserve">màn hình ở </w:t>
             </w:r>
             <w:r>
               <w:rPr>
@@ -32004,7 +32599,12 @@
               <w:spacing w:line="240" w:lineRule="auto"/>
             </w:pPr>
             <w:r>
-              <w:t>Đã kiểm chứng: cùng cách dựng ảnh chụp màn hình, bản cấp phát lệch khung chuẩn thì trượt còn bản đúng khung chuẩn thì chỉ đúng mã hồ sơ, dù tệp bị thu nhỏ mạnh hơn.</w:t>
+              <w:lastRenderedPageBreak/>
+              <w:t xml:space="preserve">Đã kiểm chứng: cùng cách dựng ảnh chụp màn hình, bản cấp phát lệch khung chuẩn </w:t>
+            </w:r>
+            <w:r>
+              <w:lastRenderedPageBreak/>
+              <w:t>thì trượt còn bản đúng khung chuẩn thì chỉ đúng mã hồ sơ, dù tệp bị thu nhỏ mạnh hơn.</w:t>
             </w:r>
           </w:p>
         </w:tc>
@@ -32020,11 +32620,8 @@
               <w:spacing w:line="240" w:lineRule="auto"/>
             </w:pPr>
             <w:r>
-              <w:t xml:space="preserve">Giao diện hiện “Chưa đủ bằng </w:t>
-            </w:r>
-            <w:r>
               <w:lastRenderedPageBreak/>
-              <w:t>chứng xác minh” ngay cả khi hệ thống đã truy đúng nguồn</w:t>
+              <w:t>Giao diện hiện “Chưa đủ bằng chứng xác minh” ngay cả khi hệ thống đã truy đúng nguồn</w:t>
             </w:r>
           </w:p>
         </w:tc>
@@ -32042,7 +32639,6 @@
                 <w:i/>
                 <w:iCs/>
               </w:rPr>
-              <w:lastRenderedPageBreak/>
               <w:t>Đã hiện thực trong mã nguồn</w:t>
             </w:r>
             <w:r>
@@ -32053,7 +32649,6 @@
                 <w:i/>
                 <w:iCs/>
               </w:rPr>
-              <w:lastRenderedPageBreak/>
               <w:t>Giới hạn đã nhận diện</w:t>
             </w:r>
           </w:p>
@@ -32071,7 +32666,6 @@
               <w:rPr>
                 <w:rStyle w:val="VerbatimChar"/>
               </w:rPr>
-              <w:lastRenderedPageBreak/>
               <w:t>integrityVerdict</w:t>
             </w:r>
             <w:r>
@@ -32081,7 +32675,6 @@
               <w:rPr>
                 <w:rStyle w:val="VerbatimChar"/>
               </w:rPr>
-              <w:lastRenderedPageBreak/>
               <w:t>apps/web/src/features/evidence/copy.ts</w:t>
             </w:r>
             <w:r>
@@ -32108,12 +32701,7 @@
               <w:spacing w:line="240" w:lineRule="auto"/>
             </w:pPr>
             <w:r>
-              <w:lastRenderedPageBreak/>
-              <w:t xml:space="preserve">Đã kiểm chứng: hàm không có </w:t>
-            </w:r>
-            <w:r>
-              <w:lastRenderedPageBreak/>
-              <w:t xml:space="preserve">nhánh cho </w:t>
+              <w:t xml:space="preserve">Đã kiểm chứng: hàm không có nhánh cho </w:t>
             </w:r>
             <w:r>
               <w:rPr>
@@ -32147,7 +32735,6 @@
               <w:spacing w:line="240" w:lineRule="auto"/>
             </w:pPr>
             <w:r>
-              <w:lastRenderedPageBreak/>
               <w:t>Hồ sơ tham số mà hệ thống đang chạy ghim là hồ sơ yếu nhất trong lưới ứng viên</w:t>
             </w:r>
           </w:p>
@@ -32351,7 +32938,11 @@
               <w:spacing w:line="240" w:lineRule="auto"/>
             </w:pPr>
             <w:r>
-              <w:t>Tám ứng viên dùng ô 512 điểm ảnh; khung 1152 x 2304 chỉ chứa 8 ô không chồng lấn mà hồ sơ đòi 18</w:t>
+              <w:t xml:space="preserve">Tám ứng viên dùng ô 512 điểm ảnh; khung 1152 x 2304 chỉ chứa 8 ô </w:t>
+            </w:r>
+            <w:r>
+              <w:lastRenderedPageBreak/>
+              <w:t>không chồng lấn mà hồ sơ đòi 18</w:t>
             </w:r>
           </w:p>
         </w:tc>
@@ -32365,7 +32956,12 @@
               <w:spacing w:line="240" w:lineRule="auto"/>
             </w:pPr>
             <w:r>
-              <w:t>Đã kiểm chứng: khâu nhúng báo lỗi ngay, nên các ứng viên này chưa bao giờ chạy được.</w:t>
+              <w:lastRenderedPageBreak/>
+              <w:t xml:space="preserve">Đã kiểm chứng: khâu nhúng báo lỗi ngay, nên các ứng viên này chưa </w:t>
+            </w:r>
+            <w:r>
+              <w:lastRenderedPageBreak/>
+              <w:t>bao giờ chạy được.</w:t>
             </w:r>
           </w:p>
         </w:tc>
@@ -32381,6 +32977,7 @@
               <w:spacing w:line="240" w:lineRule="auto"/>
             </w:pPr>
             <w:r>
+              <w:lastRenderedPageBreak/>
               <w:t>Vật mang quyết định truy vết được hay không, phép tấn công và kích thước cấp phát thì không</w:t>
             </w:r>
           </w:p>
@@ -32464,11 +33061,7 @@
               <w:t>insufficient_sync_evidence</w:t>
             </w:r>
             <w:r>
-              <w:t xml:space="preserve"> cả sáu </w:t>
-            </w:r>
-            <w:r>
-              <w:lastRenderedPageBreak/>
-              <w:t>ô kể cả khi không tấn công.</w:t>
+              <w:t xml:space="preserve"> cả sáu ô kể cả khi không tấn công.</w:t>
             </w:r>
           </w:p>
         </w:tc>
@@ -32484,7 +33077,6 @@
               <w:spacing w:line="240" w:lineRule="auto"/>
             </w:pPr>
             <w:r>
-              <w:lastRenderedPageBreak/>
               <w:t>Trên hệ thống thật, một tệp có mã băm không khớp vẫn được truy đúng bản cấp phát nhờ thủy vân</w:t>
             </w:r>
           </w:p>
@@ -35010,6 +35602,21 @@
       <w:color w:val="666666"/>
     </w:rPr>
   </w:style>
+  <w:style w:type="paragraph" w:customStyle="1" w:styleId="msonormal0">
+    <w:name w:val="msonormal"/>
+    <w:basedOn w:val="Normal"/>
+    <w:rsid w:val="00135499"/>
+    <w:pPr>
+      <w:spacing w:before="100" w:beforeAutospacing="1" w:after="100" w:afterAutospacing="1" w:line="240" w:lineRule="auto"/>
+      <w:jc w:val="left"/>
+    </w:pPr>
+    <w:rPr>
+      <w:rFonts w:eastAsiaTheme="minorEastAsia"/>
+      <w:sz w:val="24"/>
+      <w:szCs w:val="24"/>
+      <w:lang w:val="en-US" w:eastAsia="en-US"/>
+    </w:rPr>
+  </w:style>
 </w:styles>
 </file>
 
@@ -35122,8 +35729,8 @@
   <w:rsids>
     <w:rsidRoot w:val="001F3D7D"/>
     <w:rsid w:val="001F3D7D"/>
+    <w:rsid w:val="00AF6049"/>
     <w:rsid w:val="00C24EF1"/>
-    <w:rsid w:val="00C311DC"/>
   </w:rsids>
   <m:mathPr>
     <m:mathFont m:val="Cambria Math"/>

--- a/docs/project/Nhom9_TruyVetToanVenVanBan.docx
+++ b/docs/project/Nhom9_TruyVetToanVenVanBan.docx
@@ -738,13 +738,13 @@
       <w:pPr>
         <w:pStyle w:val="Heading1"/>
       </w:pPr>
-      <w:bookmarkStart w:id="0" w:name="_Toc240370140"/>
-      <w:bookmarkStart w:id="1" w:name="mục-lục"/>
+      <w:bookmarkStart w:id="0" w:name="mục-lục"/>
+      <w:bookmarkStart w:id="1" w:name="_Toc240373025"/>
       <w:r>
         <w:lastRenderedPageBreak/>
         <w:t>MỤC LỤC</w:t>
       </w:r>
-      <w:bookmarkEnd w:id="0"/>
+      <w:bookmarkEnd w:id="1"/>
     </w:p>
     <w:sdt>
       <w:sdtPr>
@@ -763,7 +763,13 @@
               <w:tab w:val="right" w:leader="dot" w:pos="8778"/>
             </w:tabs>
             <w:rPr>
+              <w:rFonts w:asciiTheme="minorHAnsi" w:eastAsiaTheme="minorEastAsia" w:hAnsiTheme="minorHAnsi" w:cstheme="minorBidi"/>
               <w:noProof/>
+              <w:kern w:val="2"/>
+              <w:sz w:val="24"/>
+              <w:szCs w:val="24"/>
+              <w:lang w:val="en-US" w:eastAsia="en-US"/>
+              <w14:ligatures w14:val="standardContextual"/>
             </w:rPr>
           </w:pPr>
           <w:r>
@@ -775,7 +781,7 @@
           <w:r>
             <w:fldChar w:fldCharType="separate"/>
           </w:r>
-          <w:hyperlink w:anchor="_Toc240370140" w:history="1">
+          <w:hyperlink w:anchor="_Toc240373025" w:history="1">
             <w:r>
               <w:rPr>
                 <w:rStyle w:val="Hyperlink"/>
@@ -802,7 +808,7 @@
                 <w:noProof/>
                 <w:webHidden/>
               </w:rPr>
-              <w:instrText xml:space="preserve"> PAGEREF _Toc240370140 \h </w:instrText>
+              <w:instrText xml:space="preserve"> PAGEREF _Toc240373025 \h </w:instrText>
             </w:r>
             <w:r>
               <w:rPr>
@@ -840,10 +846,16 @@
               <w:tab w:val="right" w:leader="dot" w:pos="8778"/>
             </w:tabs>
             <w:rPr>
+              <w:rFonts w:asciiTheme="minorHAnsi" w:eastAsiaTheme="minorEastAsia" w:hAnsiTheme="minorHAnsi" w:cstheme="minorBidi"/>
               <w:noProof/>
+              <w:kern w:val="2"/>
+              <w:sz w:val="24"/>
+              <w:szCs w:val="24"/>
+              <w:lang w:val="en-US" w:eastAsia="en-US"/>
+              <w14:ligatures w14:val="standardContextual"/>
             </w:rPr>
           </w:pPr>
-          <w:hyperlink w:anchor="_Toc240370141" w:history="1">
+          <w:hyperlink w:anchor="_Toc240373026" w:history="1">
             <w:r>
               <w:rPr>
                 <w:rStyle w:val="Hyperlink"/>
@@ -870,7 +882,7 @@
                 <w:noProof/>
                 <w:webHidden/>
               </w:rPr>
-              <w:instrText xml:space="preserve"> PAGEREF _Toc240370141 \h </w:instrText>
+              <w:instrText xml:space="preserve"> PAGEREF _Toc240373026 \h </w:instrText>
             </w:r>
             <w:r>
               <w:rPr>
@@ -908,10 +920,16 @@
               <w:tab w:val="right" w:leader="dot" w:pos="8778"/>
             </w:tabs>
             <w:rPr>
+              <w:rFonts w:asciiTheme="minorHAnsi" w:eastAsiaTheme="minorEastAsia" w:hAnsiTheme="minorHAnsi" w:cstheme="minorBidi"/>
               <w:noProof/>
+              <w:kern w:val="2"/>
+              <w:sz w:val="24"/>
+              <w:szCs w:val="24"/>
+              <w:lang w:val="en-US" w:eastAsia="en-US"/>
+              <w14:ligatures w14:val="standardContextual"/>
             </w:rPr>
           </w:pPr>
-          <w:hyperlink w:anchor="_Toc240370142" w:history="1">
+          <w:hyperlink w:anchor="_Toc240373027" w:history="1">
             <w:r>
               <w:rPr>
                 <w:rStyle w:val="Hyperlink"/>
@@ -938,7 +956,7 @@
                 <w:noProof/>
                 <w:webHidden/>
               </w:rPr>
-              <w:instrText xml:space="preserve"> PAGEREF _Toc240370142 \h </w:instrText>
+              <w:instrText xml:space="preserve"> PAGEREF _Toc240373027 \h </w:instrText>
             </w:r>
             <w:r>
               <w:rPr>
@@ -976,10 +994,16 @@
               <w:tab w:val="right" w:leader="dot" w:pos="8778"/>
             </w:tabs>
             <w:rPr>
+              <w:rFonts w:asciiTheme="minorHAnsi" w:eastAsiaTheme="minorEastAsia" w:hAnsiTheme="minorHAnsi" w:cstheme="minorBidi"/>
               <w:noProof/>
+              <w:kern w:val="2"/>
+              <w:sz w:val="24"/>
+              <w:szCs w:val="24"/>
+              <w:lang w:val="en-US" w:eastAsia="en-US"/>
+              <w14:ligatures w14:val="standardContextual"/>
             </w:rPr>
           </w:pPr>
-          <w:hyperlink w:anchor="_Toc240370143" w:history="1">
+          <w:hyperlink w:anchor="_Toc240373028" w:history="1">
             <w:r>
               <w:rPr>
                 <w:rStyle w:val="Hyperlink"/>
@@ -1006,7 +1030,7 @@
                 <w:noProof/>
                 <w:webHidden/>
               </w:rPr>
-              <w:instrText xml:space="preserve"> PAGEREF _Toc240370143 \h </w:instrText>
+              <w:instrText xml:space="preserve"> PAGEREF _Toc240373028 \h </w:instrText>
             </w:r>
             <w:r>
               <w:rPr>
@@ -1044,10 +1068,16 @@
               <w:tab w:val="right" w:leader="dot" w:pos="8778"/>
             </w:tabs>
             <w:rPr>
+              <w:rFonts w:asciiTheme="minorHAnsi" w:eastAsiaTheme="minorEastAsia" w:hAnsiTheme="minorHAnsi" w:cstheme="minorBidi"/>
               <w:noProof/>
+              <w:kern w:val="2"/>
+              <w:sz w:val="24"/>
+              <w:szCs w:val="24"/>
+              <w:lang w:val="en-US" w:eastAsia="en-US"/>
+              <w14:ligatures w14:val="standardContextual"/>
             </w:rPr>
           </w:pPr>
-          <w:hyperlink w:anchor="_Toc240370144" w:history="1">
+          <w:hyperlink w:anchor="_Toc240373029" w:history="1">
             <w:r>
               <w:rPr>
                 <w:rStyle w:val="Hyperlink"/>
@@ -1074,7 +1104,7 @@
                 <w:noProof/>
                 <w:webHidden/>
               </w:rPr>
-              <w:instrText xml:space="preserve"> PAGEREF _Toc240370144 \h </w:instrText>
+              <w:instrText xml:space="preserve"> PAGEREF _Toc240373029 \h </w:instrText>
             </w:r>
             <w:r>
               <w:rPr>
@@ -1112,10 +1142,16 @@
               <w:tab w:val="right" w:leader="dot" w:pos="8778"/>
             </w:tabs>
             <w:rPr>
+              <w:rFonts w:asciiTheme="minorHAnsi" w:eastAsiaTheme="minorEastAsia" w:hAnsiTheme="minorHAnsi" w:cstheme="minorBidi"/>
               <w:noProof/>
+              <w:kern w:val="2"/>
+              <w:sz w:val="24"/>
+              <w:szCs w:val="24"/>
+              <w:lang w:val="en-US" w:eastAsia="en-US"/>
+              <w14:ligatures w14:val="standardContextual"/>
             </w:rPr>
           </w:pPr>
-          <w:hyperlink w:anchor="_Toc240370145" w:history="1">
+          <w:hyperlink w:anchor="_Toc240373030" w:history="1">
             <w:r>
               <w:rPr>
                 <w:rStyle w:val="Hyperlink"/>
@@ -1142,7 +1178,7 @@
                 <w:noProof/>
                 <w:webHidden/>
               </w:rPr>
-              <w:instrText xml:space="preserve"> PAGEREF _Toc240370145 \h </w:instrText>
+              <w:instrText xml:space="preserve"> PAGEREF _Toc240373030 \h </w:instrText>
             </w:r>
             <w:r>
               <w:rPr>
@@ -1180,10 +1216,16 @@
               <w:tab w:val="right" w:leader="dot" w:pos="8778"/>
             </w:tabs>
             <w:rPr>
+              <w:rFonts w:asciiTheme="minorHAnsi" w:eastAsiaTheme="minorEastAsia" w:hAnsiTheme="minorHAnsi" w:cstheme="minorBidi"/>
               <w:noProof/>
+              <w:kern w:val="2"/>
+              <w:sz w:val="24"/>
+              <w:szCs w:val="24"/>
+              <w:lang w:val="en-US" w:eastAsia="en-US"/>
+              <w14:ligatures w14:val="standardContextual"/>
             </w:rPr>
           </w:pPr>
-          <w:hyperlink w:anchor="_Toc240370146" w:history="1">
+          <w:hyperlink w:anchor="_Toc240373031" w:history="1">
             <w:r>
               <w:rPr>
                 <w:rStyle w:val="Hyperlink"/>
@@ -1210,7 +1252,7 @@
                 <w:noProof/>
                 <w:webHidden/>
               </w:rPr>
-              <w:instrText xml:space="preserve"> PAGEREF _Toc240370146 \h </w:instrText>
+              <w:instrText xml:space="preserve"> PAGEREF _Toc240373031 \h </w:instrText>
             </w:r>
             <w:r>
               <w:rPr>
@@ -1248,10 +1290,16 @@
               <w:tab w:val="right" w:leader="dot" w:pos="8778"/>
             </w:tabs>
             <w:rPr>
+              <w:rFonts w:asciiTheme="minorHAnsi" w:eastAsiaTheme="minorEastAsia" w:hAnsiTheme="minorHAnsi" w:cstheme="minorBidi"/>
               <w:noProof/>
+              <w:kern w:val="2"/>
+              <w:sz w:val="24"/>
+              <w:szCs w:val="24"/>
+              <w:lang w:val="en-US" w:eastAsia="en-US"/>
+              <w14:ligatures w14:val="standardContextual"/>
             </w:rPr>
           </w:pPr>
-          <w:hyperlink w:anchor="_Toc240370147" w:history="1">
+          <w:hyperlink w:anchor="_Toc240373032" w:history="1">
             <w:r>
               <w:rPr>
                 <w:rStyle w:val="Hyperlink"/>
@@ -1278,7 +1326,7 @@
                 <w:noProof/>
                 <w:webHidden/>
               </w:rPr>
-              <w:instrText xml:space="preserve"> PAGEREF _Toc240370147 \h </w:instrText>
+              <w:instrText xml:space="preserve"> PAGEREF _Toc240373032 \h </w:instrText>
             </w:r>
             <w:r>
               <w:rPr>
@@ -1316,10 +1364,16 @@
               <w:tab w:val="right" w:leader="dot" w:pos="8778"/>
             </w:tabs>
             <w:rPr>
+              <w:rFonts w:asciiTheme="minorHAnsi" w:eastAsiaTheme="minorEastAsia" w:hAnsiTheme="minorHAnsi" w:cstheme="minorBidi"/>
               <w:noProof/>
+              <w:kern w:val="2"/>
+              <w:sz w:val="24"/>
+              <w:szCs w:val="24"/>
+              <w:lang w:val="en-US" w:eastAsia="en-US"/>
+              <w14:ligatures w14:val="standardContextual"/>
             </w:rPr>
           </w:pPr>
-          <w:hyperlink w:anchor="_Toc240370148" w:history="1">
+          <w:hyperlink w:anchor="_Toc240373033" w:history="1">
             <w:r>
               <w:rPr>
                 <w:rStyle w:val="Hyperlink"/>
@@ -1346,7 +1400,7 @@
                 <w:noProof/>
                 <w:webHidden/>
               </w:rPr>
-              <w:instrText xml:space="preserve"> PAGEREF _Toc240370148 \h </w:instrText>
+              <w:instrText xml:space="preserve"> PAGEREF _Toc240373033 \h </w:instrText>
             </w:r>
             <w:r>
               <w:rPr>
@@ -1384,10 +1438,16 @@
               <w:tab w:val="right" w:leader="dot" w:pos="8778"/>
             </w:tabs>
             <w:rPr>
+              <w:rFonts w:asciiTheme="minorHAnsi" w:eastAsiaTheme="minorEastAsia" w:hAnsiTheme="minorHAnsi" w:cstheme="minorBidi"/>
               <w:noProof/>
+              <w:kern w:val="2"/>
+              <w:sz w:val="24"/>
+              <w:szCs w:val="24"/>
+              <w:lang w:val="en-US" w:eastAsia="en-US"/>
+              <w14:ligatures w14:val="standardContextual"/>
             </w:rPr>
           </w:pPr>
-          <w:hyperlink w:anchor="_Toc240370149" w:history="1">
+          <w:hyperlink w:anchor="_Toc240373034" w:history="1">
             <w:r>
               <w:rPr>
                 <w:rStyle w:val="Hyperlink"/>
@@ -1414,7 +1474,7 @@
                 <w:noProof/>
                 <w:webHidden/>
               </w:rPr>
-              <w:instrText xml:space="preserve"> PAGEREF _Toc240370149 \h </w:instrText>
+              <w:instrText xml:space="preserve"> PAGEREF _Toc240373034 \h </w:instrText>
             </w:r>
             <w:r>
               <w:rPr>
@@ -1452,10 +1512,16 @@
               <w:tab w:val="right" w:leader="dot" w:pos="8778"/>
             </w:tabs>
             <w:rPr>
+              <w:rFonts w:asciiTheme="minorHAnsi" w:eastAsiaTheme="minorEastAsia" w:hAnsiTheme="minorHAnsi" w:cstheme="minorBidi"/>
               <w:noProof/>
+              <w:kern w:val="2"/>
+              <w:sz w:val="24"/>
+              <w:szCs w:val="24"/>
+              <w:lang w:val="en-US" w:eastAsia="en-US"/>
+              <w14:ligatures w14:val="standardContextual"/>
             </w:rPr>
           </w:pPr>
-          <w:hyperlink w:anchor="_Toc240370150" w:history="1">
+          <w:hyperlink w:anchor="_Toc240373035" w:history="1">
             <w:r>
               <w:rPr>
                 <w:rStyle w:val="Hyperlink"/>
@@ -1482,7 +1548,7 @@
                 <w:noProof/>
                 <w:webHidden/>
               </w:rPr>
-              <w:instrText xml:space="preserve"> PAGEREF _Toc240370150 \h </w:instrText>
+              <w:instrText xml:space="preserve"> PAGEREF _Toc240373035 \h </w:instrText>
             </w:r>
             <w:r>
               <w:rPr>
@@ -1520,10 +1586,16 @@
               <w:tab w:val="right" w:leader="dot" w:pos="8778"/>
             </w:tabs>
             <w:rPr>
+              <w:rFonts w:asciiTheme="minorHAnsi" w:eastAsiaTheme="minorEastAsia" w:hAnsiTheme="minorHAnsi" w:cstheme="minorBidi"/>
               <w:noProof/>
+              <w:kern w:val="2"/>
+              <w:sz w:val="24"/>
+              <w:szCs w:val="24"/>
+              <w:lang w:val="en-US" w:eastAsia="en-US"/>
+              <w14:ligatures w14:val="standardContextual"/>
             </w:rPr>
           </w:pPr>
-          <w:hyperlink w:anchor="_Toc240370151" w:history="1">
+          <w:hyperlink w:anchor="_Toc240373036" w:history="1">
             <w:r>
               <w:rPr>
                 <w:rStyle w:val="Hyperlink"/>
@@ -1550,7 +1622,7 @@
                 <w:noProof/>
                 <w:webHidden/>
               </w:rPr>
-              <w:instrText xml:space="preserve"> PAGEREF _Toc240370151 \h </w:instrText>
+              <w:instrText xml:space="preserve"> PAGEREF _Toc240373036 \h </w:instrText>
             </w:r>
             <w:r>
               <w:rPr>
@@ -1588,10 +1660,16 @@
               <w:tab w:val="right" w:leader="dot" w:pos="8778"/>
             </w:tabs>
             <w:rPr>
+              <w:rFonts w:asciiTheme="minorHAnsi" w:eastAsiaTheme="minorEastAsia" w:hAnsiTheme="minorHAnsi" w:cstheme="minorBidi"/>
               <w:noProof/>
+              <w:kern w:val="2"/>
+              <w:sz w:val="24"/>
+              <w:szCs w:val="24"/>
+              <w:lang w:val="en-US" w:eastAsia="en-US"/>
+              <w14:ligatures w14:val="standardContextual"/>
             </w:rPr>
           </w:pPr>
-          <w:hyperlink w:anchor="_Toc240370152" w:history="1">
+          <w:hyperlink w:anchor="_Toc240373037" w:history="1">
             <w:r>
               <w:rPr>
                 <w:rStyle w:val="Hyperlink"/>
@@ -1618,7 +1696,7 @@
                 <w:noProof/>
                 <w:webHidden/>
               </w:rPr>
-              <w:instrText xml:space="preserve"> PAGEREF _Toc240370152 \h </w:instrText>
+              <w:instrText xml:space="preserve"> PAGEREF _Toc240373037 \h </w:instrText>
             </w:r>
             <w:r>
               <w:rPr>
@@ -1656,10 +1734,16 @@
               <w:tab w:val="right" w:leader="dot" w:pos="8778"/>
             </w:tabs>
             <w:rPr>
+              <w:rFonts w:asciiTheme="minorHAnsi" w:eastAsiaTheme="minorEastAsia" w:hAnsiTheme="minorHAnsi" w:cstheme="minorBidi"/>
               <w:noProof/>
+              <w:kern w:val="2"/>
+              <w:sz w:val="24"/>
+              <w:szCs w:val="24"/>
+              <w:lang w:val="en-US" w:eastAsia="en-US"/>
+              <w14:ligatures w14:val="standardContextual"/>
             </w:rPr>
           </w:pPr>
-          <w:hyperlink w:anchor="_Toc240370153" w:history="1">
+          <w:hyperlink w:anchor="_Toc240373038" w:history="1">
             <w:r>
               <w:rPr>
                 <w:rStyle w:val="Hyperlink"/>
@@ -1686,7 +1770,7 @@
                 <w:noProof/>
                 <w:webHidden/>
               </w:rPr>
-              <w:instrText xml:space="preserve"> PAGEREF _Toc240370153 \h </w:instrText>
+              <w:instrText xml:space="preserve"> PAGEREF _Toc240373038 \h </w:instrText>
             </w:r>
             <w:r>
               <w:rPr>
@@ -1724,10 +1808,16 @@
               <w:tab w:val="right" w:leader="dot" w:pos="8778"/>
             </w:tabs>
             <w:rPr>
+              <w:rFonts w:asciiTheme="minorHAnsi" w:eastAsiaTheme="minorEastAsia" w:hAnsiTheme="minorHAnsi" w:cstheme="minorBidi"/>
               <w:noProof/>
+              <w:kern w:val="2"/>
+              <w:sz w:val="24"/>
+              <w:szCs w:val="24"/>
+              <w:lang w:val="en-US" w:eastAsia="en-US"/>
+              <w14:ligatures w14:val="standardContextual"/>
             </w:rPr>
           </w:pPr>
-          <w:hyperlink w:anchor="_Toc240370154" w:history="1">
+          <w:hyperlink w:anchor="_Toc240373039" w:history="1">
             <w:r>
               <w:rPr>
                 <w:rStyle w:val="Hyperlink"/>
@@ -1754,7 +1844,7 @@
                 <w:noProof/>
                 <w:webHidden/>
               </w:rPr>
-              <w:instrText xml:space="preserve"> PAGEREF _Toc240370154 \h </w:instrText>
+              <w:instrText xml:space="preserve"> PAGEREF _Toc240373039 \h </w:instrText>
             </w:r>
             <w:r>
               <w:rPr>
@@ -1774,7 +1864,7 @@
                 <w:noProof/>
                 <w:webHidden/>
               </w:rPr>
-              <w:t>7</w:t>
+              <w:t>6</w:t>
             </w:r>
             <w:r>
               <w:rPr>
@@ -1792,10 +1882,16 @@
               <w:tab w:val="right" w:leader="dot" w:pos="8778"/>
             </w:tabs>
             <w:rPr>
+              <w:rFonts w:asciiTheme="minorHAnsi" w:eastAsiaTheme="minorEastAsia" w:hAnsiTheme="minorHAnsi" w:cstheme="minorBidi"/>
               <w:noProof/>
+              <w:kern w:val="2"/>
+              <w:sz w:val="24"/>
+              <w:szCs w:val="24"/>
+              <w:lang w:val="en-US" w:eastAsia="en-US"/>
+              <w14:ligatures w14:val="standardContextual"/>
             </w:rPr>
           </w:pPr>
-          <w:hyperlink w:anchor="_Toc240370155" w:history="1">
+          <w:hyperlink w:anchor="_Toc240373040" w:history="1">
             <w:r>
               <w:rPr>
                 <w:rStyle w:val="Hyperlink"/>
@@ -1822,7 +1918,7 @@
                 <w:noProof/>
                 <w:webHidden/>
               </w:rPr>
-              <w:instrText xml:space="preserve"> PAGEREF _Toc240370155 \h </w:instrText>
+              <w:instrText xml:space="preserve"> PAGEREF _Toc240373040 \h </w:instrText>
             </w:r>
             <w:r>
               <w:rPr>
@@ -1860,10 +1956,16 @@
               <w:tab w:val="right" w:leader="dot" w:pos="8778"/>
             </w:tabs>
             <w:rPr>
+              <w:rFonts w:asciiTheme="minorHAnsi" w:eastAsiaTheme="minorEastAsia" w:hAnsiTheme="minorHAnsi" w:cstheme="minorBidi"/>
               <w:noProof/>
+              <w:kern w:val="2"/>
+              <w:sz w:val="24"/>
+              <w:szCs w:val="24"/>
+              <w:lang w:val="en-US" w:eastAsia="en-US"/>
+              <w14:ligatures w14:val="standardContextual"/>
             </w:rPr>
           </w:pPr>
-          <w:hyperlink w:anchor="_Toc240370156" w:history="1">
+          <w:hyperlink w:anchor="_Toc240373041" w:history="1">
             <w:r>
               <w:rPr>
                 <w:rStyle w:val="Hyperlink"/>
@@ -1890,7 +1992,7 @@
                 <w:noProof/>
                 <w:webHidden/>
               </w:rPr>
-              <w:instrText xml:space="preserve"> PAGEREF _Toc240370156 \h </w:instrText>
+              <w:instrText xml:space="preserve"> PAGEREF _Toc240373041 \h </w:instrText>
             </w:r>
             <w:r>
               <w:rPr>
@@ -1928,10 +2030,16 @@
               <w:tab w:val="right" w:leader="dot" w:pos="8778"/>
             </w:tabs>
             <w:rPr>
+              <w:rFonts w:asciiTheme="minorHAnsi" w:eastAsiaTheme="minorEastAsia" w:hAnsiTheme="minorHAnsi" w:cstheme="minorBidi"/>
               <w:noProof/>
+              <w:kern w:val="2"/>
+              <w:sz w:val="24"/>
+              <w:szCs w:val="24"/>
+              <w:lang w:val="en-US" w:eastAsia="en-US"/>
+              <w14:ligatures w14:val="standardContextual"/>
             </w:rPr>
           </w:pPr>
-          <w:hyperlink w:anchor="_Toc240370157" w:history="1">
+          <w:hyperlink w:anchor="_Toc240373042" w:history="1">
             <w:r>
               <w:rPr>
                 <w:rStyle w:val="Hyperlink"/>
@@ -1958,7 +2066,7 @@
                 <w:noProof/>
                 <w:webHidden/>
               </w:rPr>
-              <w:instrText xml:space="preserve"> PAGEREF _Toc240370157 \h </w:instrText>
+              <w:instrText xml:space="preserve"> PAGEREF _Toc240373042 \h </w:instrText>
             </w:r>
             <w:r>
               <w:rPr>
@@ -1996,10 +2104,16 @@
               <w:tab w:val="right" w:leader="dot" w:pos="8778"/>
             </w:tabs>
             <w:rPr>
+              <w:rFonts w:asciiTheme="minorHAnsi" w:eastAsiaTheme="minorEastAsia" w:hAnsiTheme="minorHAnsi" w:cstheme="minorBidi"/>
               <w:noProof/>
+              <w:kern w:val="2"/>
+              <w:sz w:val="24"/>
+              <w:szCs w:val="24"/>
+              <w:lang w:val="en-US" w:eastAsia="en-US"/>
+              <w14:ligatures w14:val="standardContextual"/>
             </w:rPr>
           </w:pPr>
-          <w:hyperlink w:anchor="_Toc240370158" w:history="1">
+          <w:hyperlink w:anchor="_Toc240373043" w:history="1">
             <w:r>
               <w:rPr>
                 <w:rStyle w:val="Hyperlink"/>
@@ -2026,7 +2140,7 @@
                 <w:noProof/>
                 <w:webHidden/>
               </w:rPr>
-              <w:instrText xml:space="preserve"> PAGEREF _Toc240370158 \h </w:instrText>
+              <w:instrText xml:space="preserve"> PAGEREF _Toc240373043 \h </w:instrText>
             </w:r>
             <w:r>
               <w:rPr>
@@ -2064,10 +2178,16 @@
               <w:tab w:val="right" w:leader="dot" w:pos="8778"/>
             </w:tabs>
             <w:rPr>
+              <w:rFonts w:asciiTheme="minorHAnsi" w:eastAsiaTheme="minorEastAsia" w:hAnsiTheme="minorHAnsi" w:cstheme="minorBidi"/>
               <w:noProof/>
+              <w:kern w:val="2"/>
+              <w:sz w:val="24"/>
+              <w:szCs w:val="24"/>
+              <w:lang w:val="en-US" w:eastAsia="en-US"/>
+              <w14:ligatures w14:val="standardContextual"/>
             </w:rPr>
           </w:pPr>
-          <w:hyperlink w:anchor="_Toc240370159" w:history="1">
+          <w:hyperlink w:anchor="_Toc240373044" w:history="1">
             <w:r>
               <w:rPr>
                 <w:rStyle w:val="Hyperlink"/>
@@ -2094,7 +2214,7 @@
                 <w:noProof/>
                 <w:webHidden/>
               </w:rPr>
-              <w:instrText xml:space="preserve"> PAGEREF _Toc240370159 \h </w:instrText>
+              <w:instrText xml:space="preserve"> PAGEREF _Toc240373044 \h </w:instrText>
             </w:r>
             <w:r>
               <w:rPr>
@@ -2132,10 +2252,16 @@
               <w:tab w:val="right" w:leader="dot" w:pos="8778"/>
             </w:tabs>
             <w:rPr>
+              <w:rFonts w:asciiTheme="minorHAnsi" w:eastAsiaTheme="minorEastAsia" w:hAnsiTheme="minorHAnsi" w:cstheme="minorBidi"/>
               <w:noProof/>
+              <w:kern w:val="2"/>
+              <w:sz w:val="24"/>
+              <w:szCs w:val="24"/>
+              <w:lang w:val="en-US" w:eastAsia="en-US"/>
+              <w14:ligatures w14:val="standardContextual"/>
             </w:rPr>
           </w:pPr>
-          <w:hyperlink w:anchor="_Toc240370160" w:history="1">
+          <w:hyperlink w:anchor="_Toc240373045" w:history="1">
             <w:r>
               <w:rPr>
                 <w:rStyle w:val="Hyperlink"/>
@@ -2162,7 +2288,7 @@
                 <w:noProof/>
                 <w:webHidden/>
               </w:rPr>
-              <w:instrText xml:space="preserve"> PAGEREF _Toc240370160 \h </w:instrText>
+              <w:instrText xml:space="preserve"> PAGEREF _Toc240373045 \h </w:instrText>
             </w:r>
             <w:r>
               <w:rPr>
@@ -2200,10 +2326,16 @@
               <w:tab w:val="right" w:leader="dot" w:pos="8778"/>
             </w:tabs>
             <w:rPr>
+              <w:rFonts w:asciiTheme="minorHAnsi" w:eastAsiaTheme="minorEastAsia" w:hAnsiTheme="minorHAnsi" w:cstheme="minorBidi"/>
               <w:noProof/>
+              <w:kern w:val="2"/>
+              <w:sz w:val="24"/>
+              <w:szCs w:val="24"/>
+              <w:lang w:val="en-US" w:eastAsia="en-US"/>
+              <w14:ligatures w14:val="standardContextual"/>
             </w:rPr>
           </w:pPr>
-          <w:hyperlink w:anchor="_Toc240370161" w:history="1">
+          <w:hyperlink w:anchor="_Toc240373046" w:history="1">
             <w:r>
               <w:rPr>
                 <w:rStyle w:val="Hyperlink"/>
@@ -2230,7 +2362,7 @@
                 <w:noProof/>
                 <w:webHidden/>
               </w:rPr>
-              <w:instrText xml:space="preserve"> PAGEREF _Toc240370161 \h </w:instrText>
+              <w:instrText xml:space="preserve"> PAGEREF _Toc240373046 \h </w:instrText>
             </w:r>
             <w:r>
               <w:rPr>
@@ -2268,10 +2400,16 @@
               <w:tab w:val="right" w:leader="dot" w:pos="8778"/>
             </w:tabs>
             <w:rPr>
+              <w:rFonts w:asciiTheme="minorHAnsi" w:eastAsiaTheme="minorEastAsia" w:hAnsiTheme="minorHAnsi" w:cstheme="minorBidi"/>
               <w:noProof/>
+              <w:kern w:val="2"/>
+              <w:sz w:val="24"/>
+              <w:szCs w:val="24"/>
+              <w:lang w:val="en-US" w:eastAsia="en-US"/>
+              <w14:ligatures w14:val="standardContextual"/>
             </w:rPr>
           </w:pPr>
-          <w:hyperlink w:anchor="_Toc240370162" w:history="1">
+          <w:hyperlink w:anchor="_Toc240373047" w:history="1">
             <w:r>
               <w:rPr>
                 <w:rStyle w:val="Hyperlink"/>
@@ -2298,7 +2436,7 @@
                 <w:noProof/>
                 <w:webHidden/>
               </w:rPr>
-              <w:instrText xml:space="preserve"> PAGEREF _Toc240370162 \h </w:instrText>
+              <w:instrText xml:space="preserve"> PAGEREF _Toc240373047 \h </w:instrText>
             </w:r>
             <w:r>
               <w:rPr>
@@ -2336,10 +2474,16 @@
               <w:tab w:val="right" w:leader="dot" w:pos="8778"/>
             </w:tabs>
             <w:rPr>
+              <w:rFonts w:asciiTheme="minorHAnsi" w:eastAsiaTheme="minorEastAsia" w:hAnsiTheme="minorHAnsi" w:cstheme="minorBidi"/>
               <w:noProof/>
+              <w:kern w:val="2"/>
+              <w:sz w:val="24"/>
+              <w:szCs w:val="24"/>
+              <w:lang w:val="en-US" w:eastAsia="en-US"/>
+              <w14:ligatures w14:val="standardContextual"/>
             </w:rPr>
           </w:pPr>
-          <w:hyperlink w:anchor="_Toc240370163" w:history="1">
+          <w:hyperlink w:anchor="_Toc240373048" w:history="1">
             <w:r>
               <w:rPr>
                 <w:rStyle w:val="Hyperlink"/>
@@ -2366,7 +2510,7 @@
                 <w:noProof/>
                 <w:webHidden/>
               </w:rPr>
-              <w:instrText xml:space="preserve"> PAGEREF _Toc240370163 \h </w:instrText>
+              <w:instrText xml:space="preserve"> PAGEREF _Toc240373048 \h </w:instrText>
             </w:r>
             <w:r>
               <w:rPr>
@@ -2404,10 +2548,16 @@
               <w:tab w:val="right" w:leader="dot" w:pos="8778"/>
             </w:tabs>
             <w:rPr>
+              <w:rFonts w:asciiTheme="minorHAnsi" w:eastAsiaTheme="minorEastAsia" w:hAnsiTheme="minorHAnsi" w:cstheme="minorBidi"/>
               <w:noProof/>
+              <w:kern w:val="2"/>
+              <w:sz w:val="24"/>
+              <w:szCs w:val="24"/>
+              <w:lang w:val="en-US" w:eastAsia="en-US"/>
+              <w14:ligatures w14:val="standardContextual"/>
             </w:rPr>
           </w:pPr>
-          <w:hyperlink w:anchor="_Toc240370164" w:history="1">
+          <w:hyperlink w:anchor="_Toc240373049" w:history="1">
             <w:r>
               <w:rPr>
                 <w:rStyle w:val="Hyperlink"/>
@@ -2434,7 +2584,7 @@
                 <w:noProof/>
                 <w:webHidden/>
               </w:rPr>
-              <w:instrText xml:space="preserve"> PAGEREF _Toc240370164 \h </w:instrText>
+              <w:instrText xml:space="preserve"> PAGEREF _Toc240373049 \h </w:instrText>
             </w:r>
             <w:r>
               <w:rPr>
@@ -2472,10 +2622,16 @@
               <w:tab w:val="right" w:leader="dot" w:pos="8778"/>
             </w:tabs>
             <w:rPr>
+              <w:rFonts w:asciiTheme="minorHAnsi" w:eastAsiaTheme="minorEastAsia" w:hAnsiTheme="minorHAnsi" w:cstheme="minorBidi"/>
               <w:noProof/>
+              <w:kern w:val="2"/>
+              <w:sz w:val="24"/>
+              <w:szCs w:val="24"/>
+              <w:lang w:val="en-US" w:eastAsia="en-US"/>
+              <w14:ligatures w14:val="standardContextual"/>
             </w:rPr>
           </w:pPr>
-          <w:hyperlink w:anchor="_Toc240370165" w:history="1">
+          <w:hyperlink w:anchor="_Toc240373050" w:history="1">
             <w:r>
               <w:rPr>
                 <w:rStyle w:val="Hyperlink"/>
@@ -2502,7 +2658,7 @@
                 <w:noProof/>
                 <w:webHidden/>
               </w:rPr>
-              <w:instrText xml:space="preserve"> PAGEREF _Toc240370165 \h </w:instrText>
+              <w:instrText xml:space="preserve"> PAGEREF _Toc240373050 \h </w:instrText>
             </w:r>
             <w:r>
               <w:rPr>
@@ -2540,10 +2696,16 @@
               <w:tab w:val="right" w:leader="dot" w:pos="8778"/>
             </w:tabs>
             <w:rPr>
+              <w:rFonts w:asciiTheme="minorHAnsi" w:eastAsiaTheme="minorEastAsia" w:hAnsiTheme="minorHAnsi" w:cstheme="minorBidi"/>
               <w:noProof/>
+              <w:kern w:val="2"/>
+              <w:sz w:val="24"/>
+              <w:szCs w:val="24"/>
+              <w:lang w:val="en-US" w:eastAsia="en-US"/>
+              <w14:ligatures w14:val="standardContextual"/>
             </w:rPr>
           </w:pPr>
-          <w:hyperlink w:anchor="_Toc240370166" w:history="1">
+          <w:hyperlink w:anchor="_Toc240373051" w:history="1">
             <w:r>
               <w:rPr>
                 <w:rStyle w:val="Hyperlink"/>
@@ -2570,7 +2732,7 @@
                 <w:noProof/>
                 <w:webHidden/>
               </w:rPr>
-              <w:instrText xml:space="preserve"> PAGEREF _Toc240370166 \h </w:instrText>
+              <w:instrText xml:space="preserve"> PAGEREF _Toc240373051 \h </w:instrText>
             </w:r>
             <w:r>
               <w:rPr>
@@ -2608,10 +2770,16 @@
               <w:tab w:val="right" w:leader="dot" w:pos="8778"/>
             </w:tabs>
             <w:rPr>
+              <w:rFonts w:asciiTheme="minorHAnsi" w:eastAsiaTheme="minorEastAsia" w:hAnsiTheme="minorHAnsi" w:cstheme="minorBidi"/>
               <w:noProof/>
+              <w:kern w:val="2"/>
+              <w:sz w:val="24"/>
+              <w:szCs w:val="24"/>
+              <w:lang w:val="en-US" w:eastAsia="en-US"/>
+              <w14:ligatures w14:val="standardContextual"/>
             </w:rPr>
           </w:pPr>
-          <w:hyperlink w:anchor="_Toc240370167" w:history="1">
+          <w:hyperlink w:anchor="_Toc240373052" w:history="1">
             <w:r>
               <w:rPr>
                 <w:rStyle w:val="Hyperlink"/>
@@ -2638,7 +2806,7 @@
                 <w:noProof/>
                 <w:webHidden/>
               </w:rPr>
-              <w:instrText xml:space="preserve"> PAGEREF _Toc240370167 \h </w:instrText>
+              <w:instrText xml:space="preserve"> PAGEREF _Toc240373052 \h </w:instrText>
             </w:r>
             <w:r>
               <w:rPr>
@@ -2676,10 +2844,16 @@
               <w:tab w:val="right" w:leader="dot" w:pos="8778"/>
             </w:tabs>
             <w:rPr>
+              <w:rFonts w:asciiTheme="minorHAnsi" w:eastAsiaTheme="minorEastAsia" w:hAnsiTheme="minorHAnsi" w:cstheme="minorBidi"/>
               <w:noProof/>
+              <w:kern w:val="2"/>
+              <w:sz w:val="24"/>
+              <w:szCs w:val="24"/>
+              <w:lang w:val="en-US" w:eastAsia="en-US"/>
+              <w14:ligatures w14:val="standardContextual"/>
             </w:rPr>
           </w:pPr>
-          <w:hyperlink w:anchor="_Toc240370168" w:history="1">
+          <w:hyperlink w:anchor="_Toc240373053" w:history="1">
             <w:r>
               <w:rPr>
                 <w:rStyle w:val="Hyperlink"/>
@@ -2706,7 +2880,7 @@
                 <w:noProof/>
                 <w:webHidden/>
               </w:rPr>
-              <w:instrText xml:space="preserve"> PAGEREF _Toc240370168 \h </w:instrText>
+              <w:instrText xml:space="preserve"> PAGEREF _Toc240373053 \h </w:instrText>
             </w:r>
             <w:r>
               <w:rPr>
@@ -2744,10 +2918,16 @@
               <w:tab w:val="right" w:leader="dot" w:pos="8778"/>
             </w:tabs>
             <w:rPr>
+              <w:rFonts w:asciiTheme="minorHAnsi" w:eastAsiaTheme="minorEastAsia" w:hAnsiTheme="minorHAnsi" w:cstheme="minorBidi"/>
               <w:noProof/>
+              <w:kern w:val="2"/>
+              <w:sz w:val="24"/>
+              <w:szCs w:val="24"/>
+              <w:lang w:val="en-US" w:eastAsia="en-US"/>
+              <w14:ligatures w14:val="standardContextual"/>
             </w:rPr>
           </w:pPr>
-          <w:hyperlink w:anchor="_Toc240370169" w:history="1">
+          <w:hyperlink w:anchor="_Toc240373054" w:history="1">
             <w:r>
               <w:rPr>
                 <w:rStyle w:val="Hyperlink"/>
@@ -2774,7 +2954,7 @@
                 <w:noProof/>
                 <w:webHidden/>
               </w:rPr>
-              <w:instrText xml:space="preserve"> PAGEREF _Toc240370169 \h </w:instrText>
+              <w:instrText xml:space="preserve"> PAGEREF _Toc240373054 \h </w:instrText>
             </w:r>
             <w:r>
               <w:rPr>
@@ -2812,10 +2992,16 @@
               <w:tab w:val="right" w:leader="dot" w:pos="8778"/>
             </w:tabs>
             <w:rPr>
+              <w:rFonts w:asciiTheme="minorHAnsi" w:eastAsiaTheme="minorEastAsia" w:hAnsiTheme="minorHAnsi" w:cstheme="minorBidi"/>
               <w:noProof/>
+              <w:kern w:val="2"/>
+              <w:sz w:val="24"/>
+              <w:szCs w:val="24"/>
+              <w:lang w:val="en-US" w:eastAsia="en-US"/>
+              <w14:ligatures w14:val="standardContextual"/>
             </w:rPr>
           </w:pPr>
-          <w:hyperlink w:anchor="_Toc240370170" w:history="1">
+          <w:hyperlink w:anchor="_Toc240373055" w:history="1">
             <w:r>
               <w:rPr>
                 <w:rStyle w:val="Hyperlink"/>
@@ -2857,7 +3043,7 @@
                 <w:noProof/>
                 <w:webHidden/>
               </w:rPr>
-              <w:instrText xml:space="preserve"> PAGEREF _Toc240370170 \h </w:instrText>
+              <w:instrText xml:space="preserve"> PAGEREF _Toc240373055 \h </w:instrText>
             </w:r>
             <w:r>
               <w:rPr>
@@ -2895,10 +3081,16 @@
               <w:tab w:val="right" w:leader="dot" w:pos="8778"/>
             </w:tabs>
             <w:rPr>
+              <w:rFonts w:asciiTheme="minorHAnsi" w:eastAsiaTheme="minorEastAsia" w:hAnsiTheme="minorHAnsi" w:cstheme="minorBidi"/>
               <w:noProof/>
+              <w:kern w:val="2"/>
+              <w:sz w:val="24"/>
+              <w:szCs w:val="24"/>
+              <w:lang w:val="en-US" w:eastAsia="en-US"/>
+              <w14:ligatures w14:val="standardContextual"/>
             </w:rPr>
           </w:pPr>
-          <w:hyperlink w:anchor="_Toc240370171" w:history="1">
+          <w:hyperlink w:anchor="_Toc240373056" w:history="1">
             <w:r>
               <w:rPr>
                 <w:rStyle w:val="Hyperlink"/>
@@ -2925,7 +3117,7 @@
                 <w:noProof/>
                 <w:webHidden/>
               </w:rPr>
-              <w:instrText xml:space="preserve"> PAGEREF _Toc240370171 \h </w:instrText>
+              <w:instrText xml:space="preserve"> PAGEREF _Toc240373056 \h </w:instrText>
             </w:r>
             <w:r>
               <w:rPr>
@@ -2963,10 +3155,16 @@
               <w:tab w:val="right" w:leader="dot" w:pos="8778"/>
             </w:tabs>
             <w:rPr>
+              <w:rFonts w:asciiTheme="minorHAnsi" w:eastAsiaTheme="minorEastAsia" w:hAnsiTheme="minorHAnsi" w:cstheme="minorBidi"/>
               <w:noProof/>
+              <w:kern w:val="2"/>
+              <w:sz w:val="24"/>
+              <w:szCs w:val="24"/>
+              <w:lang w:val="en-US" w:eastAsia="en-US"/>
+              <w14:ligatures w14:val="standardContextual"/>
             </w:rPr>
           </w:pPr>
-          <w:hyperlink w:anchor="_Toc240370172" w:history="1">
+          <w:hyperlink w:anchor="_Toc240373057" w:history="1">
             <w:r>
               <w:rPr>
                 <w:rStyle w:val="Hyperlink"/>
@@ -2993,7 +3191,7 @@
                 <w:noProof/>
                 <w:webHidden/>
               </w:rPr>
-              <w:instrText xml:space="preserve"> PAGEREF _Toc240370172 \h </w:instrText>
+              <w:instrText xml:space="preserve"> PAGEREF _Toc240373057 \h </w:instrText>
             </w:r>
             <w:r>
               <w:rPr>
@@ -3031,10 +3229,16 @@
               <w:tab w:val="right" w:leader="dot" w:pos="8778"/>
             </w:tabs>
             <w:rPr>
+              <w:rFonts w:asciiTheme="minorHAnsi" w:eastAsiaTheme="minorEastAsia" w:hAnsiTheme="minorHAnsi" w:cstheme="minorBidi"/>
               <w:noProof/>
+              <w:kern w:val="2"/>
+              <w:sz w:val="24"/>
+              <w:szCs w:val="24"/>
+              <w:lang w:val="en-US" w:eastAsia="en-US"/>
+              <w14:ligatures w14:val="standardContextual"/>
             </w:rPr>
           </w:pPr>
-          <w:hyperlink w:anchor="_Toc240370173" w:history="1">
+          <w:hyperlink w:anchor="_Toc240373058" w:history="1">
             <w:r>
               <w:rPr>
                 <w:rStyle w:val="Hyperlink"/>
@@ -3061,7 +3265,7 @@
                 <w:noProof/>
                 <w:webHidden/>
               </w:rPr>
-              <w:instrText xml:space="preserve"> PAGEREF _Toc240370173 \h </w:instrText>
+              <w:instrText xml:space="preserve"> PAGEREF _Toc240373058 \h </w:instrText>
             </w:r>
             <w:r>
               <w:rPr>
@@ -3081,7 +3285,7 @@
                 <w:noProof/>
                 <w:webHidden/>
               </w:rPr>
-              <w:t>24</w:t>
+              <w:t>23</w:t>
             </w:r>
             <w:r>
               <w:rPr>
@@ -3099,10 +3303,16 @@
               <w:tab w:val="right" w:leader="dot" w:pos="8778"/>
             </w:tabs>
             <w:rPr>
+              <w:rFonts w:asciiTheme="minorHAnsi" w:eastAsiaTheme="minorEastAsia" w:hAnsiTheme="minorHAnsi" w:cstheme="minorBidi"/>
               <w:noProof/>
+              <w:kern w:val="2"/>
+              <w:sz w:val="24"/>
+              <w:szCs w:val="24"/>
+              <w:lang w:val="en-US" w:eastAsia="en-US"/>
+              <w14:ligatures w14:val="standardContextual"/>
             </w:rPr>
           </w:pPr>
-          <w:hyperlink w:anchor="_Toc240370174" w:history="1">
+          <w:hyperlink w:anchor="_Toc240373059" w:history="1">
             <w:r>
               <w:rPr>
                 <w:rStyle w:val="Hyperlink"/>
@@ -3129,7 +3339,7 @@
                 <w:noProof/>
                 <w:webHidden/>
               </w:rPr>
-              <w:instrText xml:space="preserve"> PAGEREF _Toc240370174 \h </w:instrText>
+              <w:instrText xml:space="preserve"> PAGEREF _Toc240373059 \h </w:instrText>
             </w:r>
             <w:r>
               <w:rPr>
@@ -3167,10 +3377,16 @@
               <w:tab w:val="right" w:leader="dot" w:pos="8778"/>
             </w:tabs>
             <w:rPr>
+              <w:rFonts w:asciiTheme="minorHAnsi" w:eastAsiaTheme="minorEastAsia" w:hAnsiTheme="minorHAnsi" w:cstheme="minorBidi"/>
               <w:noProof/>
+              <w:kern w:val="2"/>
+              <w:sz w:val="24"/>
+              <w:szCs w:val="24"/>
+              <w:lang w:val="en-US" w:eastAsia="en-US"/>
+              <w14:ligatures w14:val="standardContextual"/>
             </w:rPr>
           </w:pPr>
-          <w:hyperlink w:anchor="_Toc240370175" w:history="1">
+          <w:hyperlink w:anchor="_Toc240373060" w:history="1">
             <w:r>
               <w:rPr>
                 <w:rStyle w:val="Hyperlink"/>
@@ -3197,7 +3413,7 @@
                 <w:noProof/>
                 <w:webHidden/>
               </w:rPr>
-              <w:instrText xml:space="preserve"> PAGEREF _Toc240370175 \h </w:instrText>
+              <w:instrText xml:space="preserve"> PAGEREF _Toc240373060 \h </w:instrText>
             </w:r>
             <w:r>
               <w:rPr>
@@ -3235,10 +3451,16 @@
               <w:tab w:val="right" w:leader="dot" w:pos="8778"/>
             </w:tabs>
             <w:rPr>
+              <w:rFonts w:asciiTheme="minorHAnsi" w:eastAsiaTheme="minorEastAsia" w:hAnsiTheme="minorHAnsi" w:cstheme="minorBidi"/>
               <w:noProof/>
+              <w:kern w:val="2"/>
+              <w:sz w:val="24"/>
+              <w:szCs w:val="24"/>
+              <w:lang w:val="en-US" w:eastAsia="en-US"/>
+              <w14:ligatures w14:val="standardContextual"/>
             </w:rPr>
           </w:pPr>
-          <w:hyperlink w:anchor="_Toc240370176" w:history="1">
+          <w:hyperlink w:anchor="_Toc240373061" w:history="1">
             <w:r>
               <w:rPr>
                 <w:rStyle w:val="Hyperlink"/>
@@ -3265,7 +3487,7 @@
                 <w:noProof/>
                 <w:webHidden/>
               </w:rPr>
-              <w:instrText xml:space="preserve"> PAGEREF _Toc240370176 \h </w:instrText>
+              <w:instrText xml:space="preserve"> PAGEREF _Toc240373061 \h </w:instrText>
             </w:r>
             <w:r>
               <w:rPr>
@@ -3303,10 +3525,16 @@
               <w:tab w:val="right" w:leader="dot" w:pos="8778"/>
             </w:tabs>
             <w:rPr>
+              <w:rFonts w:asciiTheme="minorHAnsi" w:eastAsiaTheme="minorEastAsia" w:hAnsiTheme="minorHAnsi" w:cstheme="minorBidi"/>
               <w:noProof/>
+              <w:kern w:val="2"/>
+              <w:sz w:val="24"/>
+              <w:szCs w:val="24"/>
+              <w:lang w:val="en-US" w:eastAsia="en-US"/>
+              <w14:ligatures w14:val="standardContextual"/>
             </w:rPr>
           </w:pPr>
-          <w:hyperlink w:anchor="_Toc240370177" w:history="1">
+          <w:hyperlink w:anchor="_Toc240373062" w:history="1">
             <w:r>
               <w:rPr>
                 <w:rStyle w:val="Hyperlink"/>
@@ -3333,7 +3561,7 @@
                 <w:noProof/>
                 <w:webHidden/>
               </w:rPr>
-              <w:instrText xml:space="preserve"> PAGEREF _Toc240370177 \h </w:instrText>
+              <w:instrText xml:space="preserve"> PAGEREF _Toc240373062 \h </w:instrText>
             </w:r>
             <w:r>
               <w:rPr>
@@ -3371,10 +3599,16 @@
               <w:tab w:val="right" w:leader="dot" w:pos="8778"/>
             </w:tabs>
             <w:rPr>
+              <w:rFonts w:asciiTheme="minorHAnsi" w:eastAsiaTheme="minorEastAsia" w:hAnsiTheme="minorHAnsi" w:cstheme="minorBidi"/>
               <w:noProof/>
+              <w:kern w:val="2"/>
+              <w:sz w:val="24"/>
+              <w:szCs w:val="24"/>
+              <w:lang w:val="en-US" w:eastAsia="en-US"/>
+              <w14:ligatures w14:val="standardContextual"/>
             </w:rPr>
           </w:pPr>
-          <w:hyperlink w:anchor="_Toc240370178" w:history="1">
+          <w:hyperlink w:anchor="_Toc240373063" w:history="1">
             <w:r>
               <w:rPr>
                 <w:rStyle w:val="Hyperlink"/>
@@ -3401,7 +3635,7 @@
                 <w:noProof/>
                 <w:webHidden/>
               </w:rPr>
-              <w:instrText xml:space="preserve"> PAGEREF _Toc240370178 \h </w:instrText>
+              <w:instrText xml:space="preserve"> PAGEREF _Toc240373063 \h </w:instrText>
             </w:r>
             <w:r>
               <w:rPr>
@@ -3439,10 +3673,16 @@
               <w:tab w:val="right" w:leader="dot" w:pos="8778"/>
             </w:tabs>
             <w:rPr>
+              <w:rFonts w:asciiTheme="minorHAnsi" w:eastAsiaTheme="minorEastAsia" w:hAnsiTheme="minorHAnsi" w:cstheme="minorBidi"/>
               <w:noProof/>
+              <w:kern w:val="2"/>
+              <w:sz w:val="24"/>
+              <w:szCs w:val="24"/>
+              <w:lang w:val="en-US" w:eastAsia="en-US"/>
+              <w14:ligatures w14:val="standardContextual"/>
             </w:rPr>
           </w:pPr>
-          <w:hyperlink w:anchor="_Toc240370179" w:history="1">
+          <w:hyperlink w:anchor="_Toc240373064" w:history="1">
             <w:r>
               <w:rPr>
                 <w:rStyle w:val="Hyperlink"/>
@@ -3469,7 +3709,7 @@
                 <w:noProof/>
                 <w:webHidden/>
               </w:rPr>
-              <w:instrText xml:space="preserve"> PAGEREF _Toc240370179 \h </w:instrText>
+              <w:instrText xml:space="preserve"> PAGEREF _Toc240373064 \h </w:instrText>
             </w:r>
             <w:r>
               <w:rPr>
@@ -3507,10 +3747,16 @@
               <w:tab w:val="right" w:leader="dot" w:pos="8778"/>
             </w:tabs>
             <w:rPr>
+              <w:rFonts w:asciiTheme="minorHAnsi" w:eastAsiaTheme="minorEastAsia" w:hAnsiTheme="minorHAnsi" w:cstheme="minorBidi"/>
               <w:noProof/>
+              <w:kern w:val="2"/>
+              <w:sz w:val="24"/>
+              <w:szCs w:val="24"/>
+              <w:lang w:val="en-US" w:eastAsia="en-US"/>
+              <w14:ligatures w14:val="standardContextual"/>
             </w:rPr>
           </w:pPr>
-          <w:hyperlink w:anchor="_Toc240370180" w:history="1">
+          <w:hyperlink w:anchor="_Toc240373065" w:history="1">
             <w:r>
               <w:rPr>
                 <w:rStyle w:val="Hyperlink"/>
@@ -3537,7 +3783,7 @@
                 <w:noProof/>
                 <w:webHidden/>
               </w:rPr>
-              <w:instrText xml:space="preserve"> PAGEREF _Toc240370180 \h </w:instrText>
+              <w:instrText xml:space="preserve"> PAGEREF _Toc240373065 \h </w:instrText>
             </w:r>
             <w:r>
               <w:rPr>
@@ -3575,10 +3821,16 @@
               <w:tab w:val="right" w:leader="dot" w:pos="8778"/>
             </w:tabs>
             <w:rPr>
+              <w:rFonts w:asciiTheme="minorHAnsi" w:eastAsiaTheme="minorEastAsia" w:hAnsiTheme="minorHAnsi" w:cstheme="minorBidi"/>
               <w:noProof/>
+              <w:kern w:val="2"/>
+              <w:sz w:val="24"/>
+              <w:szCs w:val="24"/>
+              <w:lang w:val="en-US" w:eastAsia="en-US"/>
+              <w14:ligatures w14:val="standardContextual"/>
             </w:rPr>
           </w:pPr>
-          <w:hyperlink w:anchor="_Toc240370181" w:history="1">
+          <w:hyperlink w:anchor="_Toc240373066" w:history="1">
             <w:r>
               <w:rPr>
                 <w:rStyle w:val="Hyperlink"/>
@@ -3605,7 +3857,7 @@
                 <w:noProof/>
                 <w:webHidden/>
               </w:rPr>
-              <w:instrText xml:space="preserve"> PAGEREF _Toc240370181 \h </w:instrText>
+              <w:instrText xml:space="preserve"> PAGEREF _Toc240373066 \h </w:instrText>
             </w:r>
             <w:r>
               <w:rPr>
@@ -3643,10 +3895,16 @@
               <w:tab w:val="right" w:leader="dot" w:pos="8778"/>
             </w:tabs>
             <w:rPr>
+              <w:rFonts w:asciiTheme="minorHAnsi" w:eastAsiaTheme="minorEastAsia" w:hAnsiTheme="minorHAnsi" w:cstheme="minorBidi"/>
               <w:noProof/>
+              <w:kern w:val="2"/>
+              <w:sz w:val="24"/>
+              <w:szCs w:val="24"/>
+              <w:lang w:val="en-US" w:eastAsia="en-US"/>
+              <w14:ligatures w14:val="standardContextual"/>
             </w:rPr>
           </w:pPr>
-          <w:hyperlink w:anchor="_Toc240370182" w:history="1">
+          <w:hyperlink w:anchor="_Toc240373067" w:history="1">
             <w:r>
               <w:rPr>
                 <w:rStyle w:val="Hyperlink"/>
@@ -3673,7 +3931,7 @@
                 <w:noProof/>
                 <w:webHidden/>
               </w:rPr>
-              <w:instrText xml:space="preserve"> PAGEREF _Toc240370182 \h </w:instrText>
+              <w:instrText xml:space="preserve"> PAGEREF _Toc240373067 \h </w:instrText>
             </w:r>
             <w:r>
               <w:rPr>
@@ -3711,10 +3969,16 @@
               <w:tab w:val="right" w:leader="dot" w:pos="8778"/>
             </w:tabs>
             <w:rPr>
+              <w:rFonts w:asciiTheme="minorHAnsi" w:eastAsiaTheme="minorEastAsia" w:hAnsiTheme="minorHAnsi" w:cstheme="minorBidi"/>
               <w:noProof/>
+              <w:kern w:val="2"/>
+              <w:sz w:val="24"/>
+              <w:szCs w:val="24"/>
+              <w:lang w:val="en-US" w:eastAsia="en-US"/>
+              <w14:ligatures w14:val="standardContextual"/>
             </w:rPr>
           </w:pPr>
-          <w:hyperlink w:anchor="_Toc240370183" w:history="1">
+          <w:hyperlink w:anchor="_Toc240373068" w:history="1">
             <w:r>
               <w:rPr>
                 <w:rStyle w:val="Hyperlink"/>
@@ -3741,7 +4005,7 @@
                 <w:noProof/>
                 <w:webHidden/>
               </w:rPr>
-              <w:instrText xml:space="preserve"> PAGEREF _Toc240370183 \h </w:instrText>
+              <w:instrText xml:space="preserve"> PAGEREF _Toc240373068 \h </w:instrText>
             </w:r>
             <w:r>
               <w:rPr>
@@ -3779,10 +4043,16 @@
               <w:tab w:val="right" w:leader="dot" w:pos="8778"/>
             </w:tabs>
             <w:rPr>
+              <w:rFonts w:asciiTheme="minorHAnsi" w:eastAsiaTheme="minorEastAsia" w:hAnsiTheme="minorHAnsi" w:cstheme="minorBidi"/>
               <w:noProof/>
+              <w:kern w:val="2"/>
+              <w:sz w:val="24"/>
+              <w:szCs w:val="24"/>
+              <w:lang w:val="en-US" w:eastAsia="en-US"/>
+              <w14:ligatures w14:val="standardContextual"/>
             </w:rPr>
           </w:pPr>
-          <w:hyperlink w:anchor="_Toc240370184" w:history="1">
+          <w:hyperlink w:anchor="_Toc240373069" w:history="1">
             <w:r>
               <w:rPr>
                 <w:rStyle w:val="Hyperlink"/>
@@ -3809,7 +4079,7 @@
                 <w:noProof/>
                 <w:webHidden/>
               </w:rPr>
-              <w:instrText xml:space="preserve"> PAGEREF _Toc240370184 \h </w:instrText>
+              <w:instrText xml:space="preserve"> PAGEREF _Toc240373069 \h </w:instrText>
             </w:r>
             <w:r>
               <w:rPr>
@@ -3847,10 +4117,16 @@
               <w:tab w:val="right" w:leader="dot" w:pos="8778"/>
             </w:tabs>
             <w:rPr>
+              <w:rFonts w:asciiTheme="minorHAnsi" w:eastAsiaTheme="minorEastAsia" w:hAnsiTheme="minorHAnsi" w:cstheme="minorBidi"/>
               <w:noProof/>
+              <w:kern w:val="2"/>
+              <w:sz w:val="24"/>
+              <w:szCs w:val="24"/>
+              <w:lang w:val="en-US" w:eastAsia="en-US"/>
+              <w14:ligatures w14:val="standardContextual"/>
             </w:rPr>
           </w:pPr>
-          <w:hyperlink w:anchor="_Toc240370185" w:history="1">
+          <w:hyperlink w:anchor="_Toc240373070" w:history="1">
             <w:r>
               <w:rPr>
                 <w:rStyle w:val="Hyperlink"/>
@@ -3877,7 +4153,7 @@
                 <w:noProof/>
                 <w:webHidden/>
               </w:rPr>
-              <w:instrText xml:space="preserve"> PAGEREF _Toc240370185 \h </w:instrText>
+              <w:instrText xml:space="preserve"> PAGEREF _Toc240373070 \h </w:instrText>
             </w:r>
             <w:r>
               <w:rPr>
@@ -3915,10 +4191,16 @@
               <w:tab w:val="right" w:leader="dot" w:pos="8778"/>
             </w:tabs>
             <w:rPr>
+              <w:rFonts w:asciiTheme="minorHAnsi" w:eastAsiaTheme="minorEastAsia" w:hAnsiTheme="minorHAnsi" w:cstheme="minorBidi"/>
               <w:noProof/>
+              <w:kern w:val="2"/>
+              <w:sz w:val="24"/>
+              <w:szCs w:val="24"/>
+              <w:lang w:val="en-US" w:eastAsia="en-US"/>
+              <w14:ligatures w14:val="standardContextual"/>
             </w:rPr>
           </w:pPr>
-          <w:hyperlink w:anchor="_Toc240370186" w:history="1">
+          <w:hyperlink w:anchor="_Toc240373071" w:history="1">
             <w:r>
               <w:rPr>
                 <w:rStyle w:val="Hyperlink"/>
@@ -3945,7 +4227,7 @@
                 <w:noProof/>
                 <w:webHidden/>
               </w:rPr>
-              <w:instrText xml:space="preserve"> PAGEREF _Toc240370186 \h </w:instrText>
+              <w:instrText xml:space="preserve"> PAGEREF _Toc240373071 \h </w:instrText>
             </w:r>
             <w:r>
               <w:rPr>
@@ -3983,10 +4265,16 @@
               <w:tab w:val="right" w:leader="dot" w:pos="8778"/>
             </w:tabs>
             <w:rPr>
+              <w:rFonts w:asciiTheme="minorHAnsi" w:eastAsiaTheme="minorEastAsia" w:hAnsiTheme="minorHAnsi" w:cstheme="minorBidi"/>
               <w:noProof/>
+              <w:kern w:val="2"/>
+              <w:sz w:val="24"/>
+              <w:szCs w:val="24"/>
+              <w:lang w:val="en-US" w:eastAsia="en-US"/>
+              <w14:ligatures w14:val="standardContextual"/>
             </w:rPr>
           </w:pPr>
-          <w:hyperlink w:anchor="_Toc240370187" w:history="1">
+          <w:hyperlink w:anchor="_Toc240373072" w:history="1">
             <w:r>
               <w:rPr>
                 <w:rStyle w:val="Hyperlink"/>
@@ -4013,7 +4301,7 @@
                 <w:noProof/>
                 <w:webHidden/>
               </w:rPr>
-              <w:instrText xml:space="preserve"> PAGEREF _Toc240370187 \h </w:instrText>
+              <w:instrText xml:space="preserve"> PAGEREF _Toc240373072 \h </w:instrText>
             </w:r>
             <w:r>
               <w:rPr>
@@ -4051,10 +4339,16 @@
               <w:tab w:val="right" w:leader="dot" w:pos="8778"/>
             </w:tabs>
             <w:rPr>
+              <w:rFonts w:asciiTheme="minorHAnsi" w:eastAsiaTheme="minorEastAsia" w:hAnsiTheme="minorHAnsi" w:cstheme="minorBidi"/>
               <w:noProof/>
+              <w:kern w:val="2"/>
+              <w:sz w:val="24"/>
+              <w:szCs w:val="24"/>
+              <w:lang w:val="en-US" w:eastAsia="en-US"/>
+              <w14:ligatures w14:val="standardContextual"/>
             </w:rPr>
           </w:pPr>
-          <w:hyperlink w:anchor="_Toc240370188" w:history="1">
+          <w:hyperlink w:anchor="_Toc240373073" w:history="1">
             <w:r>
               <w:rPr>
                 <w:rStyle w:val="Hyperlink"/>
@@ -4081,7 +4375,7 @@
                 <w:noProof/>
                 <w:webHidden/>
               </w:rPr>
-              <w:instrText xml:space="preserve"> PAGEREF _Toc240370188 \h </w:instrText>
+              <w:instrText xml:space="preserve"> PAGEREF _Toc240373073 \h </w:instrText>
             </w:r>
             <w:r>
               <w:rPr>
@@ -4119,10 +4413,16 @@
               <w:tab w:val="right" w:leader="dot" w:pos="8778"/>
             </w:tabs>
             <w:rPr>
+              <w:rFonts w:asciiTheme="minorHAnsi" w:eastAsiaTheme="minorEastAsia" w:hAnsiTheme="minorHAnsi" w:cstheme="minorBidi"/>
               <w:noProof/>
+              <w:kern w:val="2"/>
+              <w:sz w:val="24"/>
+              <w:szCs w:val="24"/>
+              <w:lang w:val="en-US" w:eastAsia="en-US"/>
+              <w14:ligatures w14:val="standardContextual"/>
             </w:rPr>
           </w:pPr>
-          <w:hyperlink w:anchor="_Toc240370189" w:history="1">
+          <w:hyperlink w:anchor="_Toc240373074" w:history="1">
             <w:r>
               <w:rPr>
                 <w:rStyle w:val="Hyperlink"/>
@@ -4149,7 +4449,7 @@
                 <w:noProof/>
                 <w:webHidden/>
               </w:rPr>
-              <w:instrText xml:space="preserve"> PAGEREF _Toc240370189 \h </w:instrText>
+              <w:instrText xml:space="preserve"> PAGEREF _Toc240373074 \h </w:instrText>
             </w:r>
             <w:r>
               <w:rPr>
@@ -4187,10 +4487,16 @@
               <w:tab w:val="right" w:leader="dot" w:pos="8778"/>
             </w:tabs>
             <w:rPr>
+              <w:rFonts w:asciiTheme="minorHAnsi" w:eastAsiaTheme="minorEastAsia" w:hAnsiTheme="minorHAnsi" w:cstheme="minorBidi"/>
               <w:noProof/>
+              <w:kern w:val="2"/>
+              <w:sz w:val="24"/>
+              <w:szCs w:val="24"/>
+              <w:lang w:val="en-US" w:eastAsia="en-US"/>
+              <w14:ligatures w14:val="standardContextual"/>
             </w:rPr>
           </w:pPr>
-          <w:hyperlink w:anchor="_Toc240370190" w:history="1">
+          <w:hyperlink w:anchor="_Toc240373075" w:history="1">
             <w:r>
               <w:rPr>
                 <w:rStyle w:val="Hyperlink"/>
@@ -4217,7 +4523,7 @@
                 <w:noProof/>
                 <w:webHidden/>
               </w:rPr>
-              <w:instrText xml:space="preserve"> PAGEREF _Toc240370190 \h </w:instrText>
+              <w:instrText xml:space="preserve"> PAGEREF _Toc240373075 \h </w:instrText>
             </w:r>
             <w:r>
               <w:rPr>
@@ -4255,10 +4561,16 @@
               <w:tab w:val="right" w:leader="dot" w:pos="8778"/>
             </w:tabs>
             <w:rPr>
+              <w:rFonts w:asciiTheme="minorHAnsi" w:eastAsiaTheme="minorEastAsia" w:hAnsiTheme="minorHAnsi" w:cstheme="minorBidi"/>
               <w:noProof/>
+              <w:kern w:val="2"/>
+              <w:sz w:val="24"/>
+              <w:szCs w:val="24"/>
+              <w:lang w:val="en-US" w:eastAsia="en-US"/>
+              <w14:ligatures w14:val="standardContextual"/>
             </w:rPr>
           </w:pPr>
-          <w:hyperlink w:anchor="_Toc240370191" w:history="1">
+          <w:hyperlink w:anchor="_Toc240373076" w:history="1">
             <w:r>
               <w:rPr>
                 <w:rStyle w:val="Hyperlink"/>
@@ -4285,7 +4597,7 @@
                 <w:noProof/>
                 <w:webHidden/>
               </w:rPr>
-              <w:instrText xml:space="preserve"> PAGEREF _Toc240370191 \h </w:instrText>
+              <w:instrText xml:space="preserve"> PAGEREF _Toc240373076 \h </w:instrText>
             </w:r>
             <w:r>
               <w:rPr>
@@ -4323,10 +4635,16 @@
               <w:tab w:val="right" w:leader="dot" w:pos="8778"/>
             </w:tabs>
             <w:rPr>
+              <w:rFonts w:asciiTheme="minorHAnsi" w:eastAsiaTheme="minorEastAsia" w:hAnsiTheme="minorHAnsi" w:cstheme="minorBidi"/>
               <w:noProof/>
+              <w:kern w:val="2"/>
+              <w:sz w:val="24"/>
+              <w:szCs w:val="24"/>
+              <w:lang w:val="en-US" w:eastAsia="en-US"/>
+              <w14:ligatures w14:val="standardContextual"/>
             </w:rPr>
           </w:pPr>
-          <w:hyperlink w:anchor="_Toc240370192" w:history="1">
+          <w:hyperlink w:anchor="_Toc240373077" w:history="1">
             <w:r>
               <w:rPr>
                 <w:rStyle w:val="Hyperlink"/>
@@ -4353,7 +4671,7 @@
                 <w:noProof/>
                 <w:webHidden/>
               </w:rPr>
-              <w:instrText xml:space="preserve"> PAGEREF _Toc240370192 \h </w:instrText>
+              <w:instrText xml:space="preserve"> PAGEREF _Toc240373077 \h </w:instrText>
             </w:r>
             <w:r>
               <w:rPr>
@@ -4391,10 +4709,16 @@
               <w:tab w:val="right" w:leader="dot" w:pos="8778"/>
             </w:tabs>
             <w:rPr>
+              <w:rFonts w:asciiTheme="minorHAnsi" w:eastAsiaTheme="minorEastAsia" w:hAnsiTheme="minorHAnsi" w:cstheme="minorBidi"/>
               <w:noProof/>
+              <w:kern w:val="2"/>
+              <w:sz w:val="24"/>
+              <w:szCs w:val="24"/>
+              <w:lang w:val="en-US" w:eastAsia="en-US"/>
+              <w14:ligatures w14:val="standardContextual"/>
             </w:rPr>
           </w:pPr>
-          <w:hyperlink w:anchor="_Toc240370193" w:history="1">
+          <w:hyperlink w:anchor="_Toc240373078" w:history="1">
             <w:r>
               <w:rPr>
                 <w:rStyle w:val="Hyperlink"/>
@@ -4421,7 +4745,7 @@
                 <w:noProof/>
                 <w:webHidden/>
               </w:rPr>
-              <w:instrText xml:space="preserve"> PAGEREF _Toc240370193 \h </w:instrText>
+              <w:instrText xml:space="preserve"> PAGEREF _Toc240373078 \h </w:instrText>
             </w:r>
             <w:r>
               <w:rPr>
@@ -4459,10 +4783,16 @@
               <w:tab w:val="right" w:leader="dot" w:pos="8778"/>
             </w:tabs>
             <w:rPr>
+              <w:rFonts w:asciiTheme="minorHAnsi" w:eastAsiaTheme="minorEastAsia" w:hAnsiTheme="minorHAnsi" w:cstheme="minorBidi"/>
               <w:noProof/>
+              <w:kern w:val="2"/>
+              <w:sz w:val="24"/>
+              <w:szCs w:val="24"/>
+              <w:lang w:val="en-US" w:eastAsia="en-US"/>
+              <w14:ligatures w14:val="standardContextual"/>
             </w:rPr>
           </w:pPr>
-          <w:hyperlink w:anchor="_Toc240370194" w:history="1">
+          <w:hyperlink w:anchor="_Toc240373079" w:history="1">
             <w:r>
               <w:rPr>
                 <w:rStyle w:val="Hyperlink"/>
@@ -4489,7 +4819,7 @@
                 <w:noProof/>
                 <w:webHidden/>
               </w:rPr>
-              <w:instrText xml:space="preserve"> PAGEREF _Toc240370194 \h </w:instrText>
+              <w:instrText xml:space="preserve"> PAGEREF _Toc240373079 \h </w:instrText>
             </w:r>
             <w:r>
               <w:rPr>
@@ -4531,13 +4861,13 @@
       <w:pPr>
         <w:pStyle w:val="Heading1"/>
       </w:pPr>
-      <w:bookmarkStart w:id="2" w:name="_Toc240370141"/>
-      <w:bookmarkStart w:id="3" w:name="danh-mục-từ-viết-tắt-và-thuật-ngữ"/>
-      <w:bookmarkEnd w:id="1"/>
+      <w:bookmarkStart w:id="2" w:name="danh-mục-từ-viết-tắt-và-thuật-ngữ"/>
+      <w:bookmarkStart w:id="3" w:name="_Toc240373026"/>
+      <w:bookmarkEnd w:id="0"/>
       <w:r>
         <w:t>DANH MỤC TỪ VIẾT TẮT VÀ THUẬT NGỮ</w:t>
       </w:r>
-      <w:bookmarkEnd w:id="2"/>
+      <w:bookmarkEnd w:id="3"/>
     </w:p>
     <w:tbl>
       <w:tblPr>
@@ -6383,13 +6713,13 @@
       <w:pPr>
         <w:pStyle w:val="Heading1"/>
       </w:pPr>
-      <w:bookmarkStart w:id="4" w:name="_Toc240370142"/>
-      <w:bookmarkStart w:id="5" w:name="danh-mục-các-bảng"/>
-      <w:bookmarkEnd w:id="3"/>
+      <w:bookmarkStart w:id="4" w:name="danh-mục-các-bảng"/>
+      <w:bookmarkStart w:id="5" w:name="_Toc240373027"/>
+      <w:bookmarkEnd w:id="2"/>
       <w:r>
         <w:t>DANH MỤC CÁC BẢNG</w:t>
       </w:r>
-      <w:bookmarkEnd w:id="4"/>
+      <w:bookmarkEnd w:id="5"/>
     </w:p>
     <w:tbl>
       <w:tblPr>
@@ -7072,13 +7402,13 @@
       <w:pPr>
         <w:pStyle w:val="Heading1"/>
       </w:pPr>
-      <w:bookmarkStart w:id="6" w:name="_Toc240370143"/>
-      <w:bookmarkStart w:id="7" w:name="danh-mục-các-hình"/>
-      <w:bookmarkEnd w:id="5"/>
+      <w:bookmarkStart w:id="6" w:name="danh-mục-các-hình"/>
+      <w:bookmarkStart w:id="7" w:name="_Toc240373028"/>
+      <w:bookmarkEnd w:id="4"/>
       <w:r>
         <w:t>DANH MỤC CÁC HÌNH</w:t>
       </w:r>
-      <w:bookmarkEnd w:id="6"/>
+      <w:bookmarkEnd w:id="7"/>
     </w:p>
     <w:tbl>
       <w:tblPr>
@@ -7382,13 +7712,13 @@
         </w:sectPr>
       </w:pPr>
       <w:bookmarkStart w:id="8" w:name="lời-mở-đầu"/>
-      <w:bookmarkEnd w:id="7"/>
+      <w:bookmarkEnd w:id="6"/>
     </w:p>
     <w:p>
       <w:pPr>
         <w:pStyle w:val="Heading1"/>
       </w:pPr>
-      <w:bookmarkStart w:id="9" w:name="_Toc240370144"/>
+      <w:bookmarkStart w:id="9" w:name="_Toc240373029"/>
       <w:r>
         <w:lastRenderedPageBreak/>
         <w:t>LỜI MỞ ĐẦU</w:t>
@@ -7473,12 +7803,12 @@
       <w:pPr>
         <w:pStyle w:val="Heading3"/>
       </w:pPr>
-      <w:bookmarkStart w:id="10" w:name="_Toc240370145"/>
-      <w:bookmarkStart w:id="11" w:name="thông-tin-đề-tài-chính-thức"/>
+      <w:bookmarkStart w:id="10" w:name="thông-tin-đề-tài-chính-thức"/>
+      <w:bookmarkStart w:id="11" w:name="_Toc240373030"/>
       <w:r>
         <w:t>Thông tin đề tài chính thức</w:t>
       </w:r>
-      <w:bookmarkEnd w:id="10"/>
+      <w:bookmarkEnd w:id="11"/>
     </w:p>
     <w:p>
       <w:pPr>
@@ -7587,13 +7917,13 @@
       <w:pPr>
         <w:pStyle w:val="Heading3"/>
       </w:pPr>
-      <w:bookmarkStart w:id="12" w:name="_Toc240370146"/>
-      <w:bookmarkStart w:id="13" w:name="Xf6b985d06e86b68dd2de5566ba01dd2ddc40424"/>
-      <w:bookmarkEnd w:id="11"/>
+      <w:bookmarkStart w:id="12" w:name="Xf6b985d06e86b68dd2de5566ba01dd2ddc40424"/>
+      <w:bookmarkStart w:id="13" w:name="_Toc240373031"/>
+      <w:bookmarkEnd w:id="10"/>
       <w:r>
         <w:t>Thống nhất ngữ nghĩa: “văn bản” (document) so với “hình ảnh” (image)</w:t>
       </w:r>
-      <w:bookmarkEnd w:id="12"/>
+      <w:bookmarkEnd w:id="13"/>
     </w:p>
     <w:p>
       <w:pPr>
@@ -7763,26 +8093,26 @@
       <w:pPr>
         <w:pStyle w:val="Heading1"/>
       </w:pPr>
-      <w:bookmarkStart w:id="14" w:name="_Toc240370147"/>
-      <w:bookmarkStart w:id="15" w:name="X73852470e9fc27a6dee2a641dd4c49aad269013"/>
+      <w:bookmarkStart w:id="14" w:name="X73852470e9fc27a6dee2a641dd4c49aad269013"/>
+      <w:bookmarkStart w:id="15" w:name="_Toc240373032"/>
       <w:bookmarkEnd w:id="8"/>
-      <w:bookmarkEnd w:id="13"/>
+      <w:bookmarkEnd w:id="12"/>
       <w:r>
         <w:lastRenderedPageBreak/>
         <w:t>CHƯƠNG 1. CƠ SỞ LÝ THUYẾT KỸ THUẬT THỦY VÂN SỐ</w:t>
       </w:r>
-      <w:bookmarkEnd w:id="14"/>
+      <w:bookmarkEnd w:id="15"/>
     </w:p>
     <w:p>
       <w:pPr>
         <w:pStyle w:val="Heading2"/>
       </w:pPr>
-      <w:bookmarkStart w:id="16" w:name="_Toc240370148"/>
-      <w:bookmarkStart w:id="17" w:name="khái-niệm-và-định-nghĩa-chuẩn-mực"/>
+      <w:bookmarkStart w:id="16" w:name="khái-niệm-và-định-nghĩa-chuẩn-mực"/>
+      <w:bookmarkStart w:id="17" w:name="_Toc240373033"/>
       <w:r>
         <w:t>1.1. Khái niệm và định nghĩa chuẩn mực</w:t>
       </w:r>
-      <w:bookmarkEnd w:id="16"/>
+      <w:bookmarkEnd w:id="17"/>
     </w:p>
     <w:p>
       <w:pPr>
@@ -7884,24 +8214,24 @@
       <w:pPr>
         <w:pStyle w:val="Heading2"/>
       </w:pPr>
-      <w:bookmarkStart w:id="18" w:name="_Toc240370149"/>
-      <w:bookmarkStart w:id="19" w:name="phân-loại-kỹ-thuật-thủy-vân-số"/>
-      <w:bookmarkEnd w:id="17"/>
+      <w:bookmarkStart w:id="18" w:name="phân-loại-kỹ-thuật-thủy-vân-số"/>
+      <w:bookmarkStart w:id="19" w:name="_Toc240373034"/>
+      <w:bookmarkEnd w:id="16"/>
       <w:r>
         <w:t>1.2. Phân loại kỹ thuật thủy vân số</w:t>
       </w:r>
-      <w:bookmarkEnd w:id="18"/>
+      <w:bookmarkEnd w:id="19"/>
     </w:p>
     <w:p>
       <w:pPr>
         <w:pStyle w:val="Heading3"/>
       </w:pPr>
-      <w:bookmarkStart w:id="20" w:name="_Toc240370150"/>
-      <w:bookmarkStart w:id="21" w:name="X344359457ba084d15006b2faef4503914a46c44"/>
+      <w:bookmarkStart w:id="20" w:name="X344359457ba084d15006b2faef4503914a46c44"/>
+      <w:bookmarkStart w:id="21" w:name="_Toc240373035"/>
       <w:r>
         <w:t>1.2.1. Phân loại theo miền nhúng (embedding domain)</w:t>
       </w:r>
-      <w:bookmarkEnd w:id="20"/>
+      <w:bookmarkEnd w:id="21"/>
     </w:p>
     <w:p>
       <w:pPr>
@@ -8108,13 +8438,13 @@
       <w:pPr>
         <w:pStyle w:val="Heading3"/>
       </w:pPr>
-      <w:bookmarkStart w:id="22" w:name="_Toc240370151"/>
-      <w:bookmarkStart w:id="23" w:name="Xdf8795802ccd7c55605228d4c2bb9b0a6052b25"/>
-      <w:bookmarkEnd w:id="21"/>
+      <w:bookmarkStart w:id="22" w:name="Xdf8795802ccd7c55605228d4c2bb9b0a6052b25"/>
+      <w:bookmarkStart w:id="23" w:name="_Toc240373036"/>
+      <w:bookmarkEnd w:id="20"/>
       <w:r>
         <w:t>1.2.2. Phân loại theo mức độ bền vững và mục đích sử dụng</w:t>
       </w:r>
-      <w:bookmarkEnd w:id="22"/>
+      <w:bookmarkEnd w:id="23"/>
     </w:p>
     <w:p>
       <w:pPr>
@@ -8283,14 +8613,14 @@
       <w:pPr>
         <w:pStyle w:val="Heading2"/>
       </w:pPr>
-      <w:bookmarkStart w:id="24" w:name="_Toc240370152"/>
-      <w:bookmarkStart w:id="25" w:name="Xe512d1925d137a9b04feca38113dfa82c8b8562"/>
-      <w:bookmarkEnd w:id="19"/>
-      <w:bookmarkEnd w:id="23"/>
+      <w:bookmarkStart w:id="24" w:name="Xe512d1925d137a9b04feca38113dfa82c8b8562"/>
+      <w:bookmarkStart w:id="25" w:name="_Toc240373037"/>
+      <w:bookmarkEnd w:id="18"/>
+      <w:bookmarkEnd w:id="22"/>
       <w:r>
         <w:t>1.3. Tam giác đánh đổi cốt lõi (fundamental trade-off triangle)</w:t>
       </w:r>
-      <w:bookmarkEnd w:id="24"/>
+      <w:bookmarkEnd w:id="25"/>
     </w:p>
     <w:p>
       <w:pPr>
@@ -8444,13 +8774,13 @@
       <w:pPr>
         <w:pStyle w:val="Heading2"/>
       </w:pPr>
-      <w:bookmarkStart w:id="26" w:name="_Toc240370153"/>
-      <w:bookmarkStart w:id="27" w:name="X0749a89c140d67f1fd6e10e019df7faaf4f2896"/>
-      <w:bookmarkEnd w:id="25"/>
+      <w:bookmarkStart w:id="26" w:name="X0749a89c140d67f1fd6e10e019df7faaf4f2896"/>
+      <w:bookmarkStart w:id="27" w:name="_Toc240373038"/>
+      <w:bookmarkEnd w:id="24"/>
       <w:r>
         <w:t>1.4. Kỹ thuật điều chế chỉ số lượng tử hóa (QIM - Quantization Index Modulation)</w:t>
       </w:r>
-      <w:bookmarkEnd w:id="26"/>
+      <w:bookmarkEnd w:id="27"/>
     </w:p>
     <w:p>
       <w:pPr>
@@ -8738,14 +9068,14 @@
       <w:pPr>
         <w:pStyle w:val="Heading1"/>
       </w:pPr>
-      <w:bookmarkStart w:id="28" w:name="_Toc240370154"/>
-      <w:bookmarkStart w:id="29" w:name="Xd94a0078451e1b9a5730e25f1ec289ca206f45a"/>
-      <w:bookmarkEnd w:id="15"/>
-      <w:bookmarkEnd w:id="27"/>
+      <w:bookmarkStart w:id="28" w:name="Xd94a0078451e1b9a5730e25f1ec289ca206f45a"/>
+      <w:bookmarkStart w:id="29" w:name="_Toc240373039"/>
+      <w:bookmarkEnd w:id="14"/>
+      <w:bookmarkEnd w:id="26"/>
       <w:r>
         <w:t>CHƯƠNG 2. ỨNG DỤNG THỦY VÂN TRONG TRUY VẾT VÀ TOÀN VẸN HÌNH ẢNH</w:t>
       </w:r>
-      <w:bookmarkEnd w:id="28"/>
+      <w:bookmarkEnd w:id="29"/>
     </w:p>
     <w:p>
       <w:pPr>
@@ -8783,23 +9113,23 @@
       <w:pPr>
         <w:pStyle w:val="Heading2"/>
       </w:pPr>
-      <w:bookmarkStart w:id="30" w:name="_Toc240370155"/>
-      <w:bookmarkStart w:id="31" w:name="X309070127ac9b595d19338b9992d494ea1f4902"/>
+      <w:bookmarkStart w:id="30" w:name="X309070127ac9b595d19338b9992d494ea1f4902"/>
+      <w:bookmarkStart w:id="31" w:name="_Toc240373040"/>
       <w:r>
         <w:t>2.1. Bài toán A: truy vết nguồn phát hành (traitor tracing)</w:t>
       </w:r>
-      <w:bookmarkEnd w:id="30"/>
+      <w:bookmarkEnd w:id="31"/>
     </w:p>
     <w:p>
       <w:pPr>
         <w:pStyle w:val="Heading3"/>
       </w:pPr>
-      <w:bookmarkStart w:id="32" w:name="_Toc240370156"/>
-      <w:bookmarkStart w:id="33" w:name="cấu-trúc-payload-thực-tế-trong-mã-nguồn"/>
+      <w:bookmarkStart w:id="32" w:name="cấu-trúc-payload-thực-tế-trong-mã-nguồn"/>
+      <w:bookmarkStart w:id="33" w:name="_Toc240373041"/>
       <w:r>
         <w:t>2.1.1. Cấu trúc payload thực tế trong mã nguồn</w:t>
       </w:r>
-      <w:bookmarkEnd w:id="32"/>
+      <w:bookmarkEnd w:id="33"/>
     </w:p>
     <w:p>
       <w:pPr>
@@ -9335,13 +9665,13 @@
       <w:pPr>
         <w:pStyle w:val="Heading3"/>
       </w:pPr>
-      <w:bookmarkStart w:id="34" w:name="_Toc240370157"/>
-      <w:bookmarkStart w:id="35" w:name="X1603ecaffd529b8f98fee9a64474d35d4c0fe76"/>
-      <w:bookmarkEnd w:id="33"/>
+      <w:bookmarkStart w:id="34" w:name="X1603ecaffd529b8f98fee9a64474d35d4c0fe76"/>
+      <w:bookmarkStart w:id="35" w:name="_Toc240373042"/>
+      <w:bookmarkEnd w:id="32"/>
       <w:r>
         <w:t>2.1.2. Chuỗi xử lý nhúng và trích xuất thủy vân DWT-DCT-QIM</w:t>
       </w:r>
-      <w:bookmarkEnd w:id="34"/>
+      <w:bookmarkEnd w:id="35"/>
     </w:p>
     <w:p>
       <w:pPr>
@@ -9590,13 +9920,13 @@
       <w:pPr>
         <w:pStyle w:val="Heading3"/>
       </w:pPr>
-      <w:bookmarkStart w:id="36" w:name="_Toc240370158"/>
-      <w:bookmarkStart w:id="37" w:name="X8f21b7f9b4ca7a89c516ce99c97d095ae0a7c9b"/>
-      <w:bookmarkEnd w:id="35"/>
+      <w:bookmarkStart w:id="36" w:name="X8f21b7f9b4ca7a89c516ce99c97d095ae0a7c9b"/>
+      <w:bookmarkStart w:id="37" w:name="_Toc240373043"/>
+      <w:bookmarkEnd w:id="34"/>
       <w:r>
         <w:t>2.1.3. Số liệu thực nghiệm đo lường thật từ benchmark V1</w:t>
       </w:r>
-      <w:bookmarkEnd w:id="36"/>
+      <w:bookmarkEnd w:id="37"/>
     </w:p>
     <w:p>
       <w:pPr>
@@ -9800,13 +10130,13 @@
       <w:pPr>
         <w:pStyle w:val="Heading3"/>
       </w:pPr>
-      <w:bookmarkStart w:id="38" w:name="_Toc240370159"/>
-      <w:bookmarkStart w:id="39" w:name="giới-hạn-kỹ-thuật-đã-nhận-diện"/>
-      <w:bookmarkEnd w:id="37"/>
+      <w:bookmarkStart w:id="38" w:name="giới-hạn-kỹ-thuật-đã-nhận-diện"/>
+      <w:bookmarkStart w:id="39" w:name="_Toc240373044"/>
+      <w:bookmarkEnd w:id="36"/>
       <w:r>
         <w:t>2.1.4. Giới hạn kỹ thuật đã nhận diện</w:t>
       </w:r>
-      <w:bookmarkEnd w:id="38"/>
+      <w:bookmarkEnd w:id="39"/>
     </w:p>
     <w:p>
       <w:pPr>
@@ -10113,25 +10443,25 @@
       <w:pPr>
         <w:pStyle w:val="Heading2"/>
       </w:pPr>
-      <w:bookmarkStart w:id="40" w:name="_Toc240370160"/>
-      <w:bookmarkStart w:id="41" w:name="X977abff2802fd0052c7bb64c3dd76a7236a21c1"/>
-      <w:bookmarkEnd w:id="31"/>
-      <w:bookmarkEnd w:id="39"/>
+      <w:bookmarkStart w:id="40" w:name="X977abff2802fd0052c7bb64c3dd76a7236a21c1"/>
+      <w:bookmarkStart w:id="41" w:name="_Toc240373045"/>
+      <w:bookmarkEnd w:id="30"/>
+      <w:bookmarkEnd w:id="38"/>
       <w:r>
         <w:t>2.2. Bài toán B: thủy vân bán dễ vỡ phát hiện và định vị sửa đổi (tamper localization)</w:t>
       </w:r>
-      <w:bookmarkEnd w:id="40"/>
+      <w:bookmarkEnd w:id="41"/>
     </w:p>
     <w:p>
       <w:pPr>
         <w:pStyle w:val="Heading3"/>
       </w:pPr>
-      <w:bookmarkStart w:id="42" w:name="_Toc240370161"/>
-      <w:bookmarkStart w:id="43" w:name="kiến-trúc-thuật-toán-bán-dễ-vỡ-phân-tán"/>
+      <w:bookmarkStart w:id="42" w:name="kiến-trúc-thuật-toán-bán-dễ-vỡ-phân-tán"/>
+      <w:bookmarkStart w:id="43" w:name="_Toc240373046"/>
       <w:r>
         <w:t>2.2.1. Kiến trúc thuật toán bán dễ vỡ phân tán</w:t>
       </w:r>
-      <w:bookmarkEnd w:id="42"/>
+      <w:bookmarkEnd w:id="43"/>
     </w:p>
     <w:p>
       <w:pPr>
@@ -10712,13 +11042,13 @@
       <w:pPr>
         <w:pStyle w:val="Heading3"/>
       </w:pPr>
-      <w:bookmarkStart w:id="44" w:name="_Toc240370162"/>
-      <w:bookmarkStart w:id="45" w:name="cơ-chế-xác-minh-và-định-vị"/>
-      <w:bookmarkEnd w:id="43"/>
+      <w:bookmarkStart w:id="44" w:name="cơ-chế-xác-minh-và-định-vị"/>
+      <w:bookmarkStart w:id="45" w:name="_Toc240373047"/>
+      <w:bookmarkEnd w:id="42"/>
       <w:r>
         <w:t>2.2.2. Cơ chế xác minh và định vị</w:t>
       </w:r>
-      <w:bookmarkEnd w:id="44"/>
+      <w:bookmarkEnd w:id="45"/>
     </w:p>
     <w:p>
       <w:pPr>
@@ -10766,13 +11096,13 @@
       <w:pPr>
         <w:pStyle w:val="Heading3"/>
       </w:pPr>
-      <w:bookmarkStart w:id="46" w:name="_Toc240370163"/>
-      <w:bookmarkStart w:id="47" w:name="số-liệu-đo-lường-thực-nghiệm-thật"/>
-      <w:bookmarkEnd w:id="45"/>
+      <w:bookmarkStart w:id="46" w:name="số-liệu-đo-lường-thực-nghiệm-thật"/>
+      <w:bookmarkStart w:id="47" w:name="_Toc240373048"/>
+      <w:bookmarkEnd w:id="44"/>
       <w:r>
         <w:t>2.2.3. Số liệu đo lường thực nghiệm thật</w:t>
       </w:r>
-      <w:bookmarkEnd w:id="46"/>
+      <w:bookmarkEnd w:id="47"/>
     </w:p>
     <w:p>
       <w:pPr>
@@ -11169,13 +11499,13 @@
       <w:pPr>
         <w:pStyle w:val="Heading3"/>
       </w:pPr>
-      <w:bookmarkStart w:id="48" w:name="_Toc240370164"/>
-      <w:bookmarkStart w:id="49" w:name="Xf9dc94f62311947b9e6b5d307672673c0cae5ce"/>
-      <w:bookmarkEnd w:id="47"/>
+      <w:bookmarkStart w:id="48" w:name="Xf9dc94f62311947b9e6b5d307672673c0cae5ce"/>
+      <w:bookmarkStart w:id="49" w:name="_Toc240373049"/>
+      <w:bookmarkEnd w:id="46"/>
       <w:r>
         <w:t>2.2.4. Giải thích nguyên nhân kỹ thuật và giới hạn thực nghiệm</w:t>
       </w:r>
-      <w:bookmarkEnd w:id="48"/>
+      <w:bookmarkEnd w:id="49"/>
     </w:p>
     <w:p>
       <w:pPr>
@@ -11337,37 +11667,37 @@
       <w:pPr>
         <w:pStyle w:val="Heading1"/>
       </w:pPr>
-      <w:bookmarkStart w:id="50" w:name="_Toc240370165"/>
-      <w:bookmarkStart w:id="51" w:name="X93dc4866f1b906f867f417f7358c62b2eea4247"/>
-      <w:bookmarkEnd w:id="29"/>
-      <w:bookmarkEnd w:id="41"/>
-      <w:bookmarkEnd w:id="49"/>
+      <w:bookmarkStart w:id="50" w:name="X93dc4866f1b906f867f417f7358c62b2eea4247"/>
+      <w:bookmarkStart w:id="51" w:name="_Toc240373050"/>
+      <w:bookmarkEnd w:id="28"/>
+      <w:bookmarkEnd w:id="40"/>
+      <w:bookmarkEnd w:id="48"/>
       <w:r>
         <w:t>CHƯƠNG 3. ỨNG DỤNG CHỮ KÝ SỐ VÀ SO SÁNH CÁC KỸ THUẬT TOÀN VẸN</w:t>
       </w:r>
-      <w:bookmarkEnd w:id="50"/>
+      <w:bookmarkEnd w:id="51"/>
     </w:p>
     <w:p>
       <w:pPr>
         <w:pStyle w:val="Heading2"/>
       </w:pPr>
-      <w:bookmarkStart w:id="52" w:name="_Toc240370166"/>
-      <w:bookmarkStart w:id="53" w:name="X77bb241011ad2959aacc0c18a6152971fec02b5"/>
+      <w:bookmarkStart w:id="52" w:name="X77bb241011ad2959aacc0c18a6152971fec02b5"/>
+      <w:bookmarkStart w:id="53" w:name="_Toc240373051"/>
       <w:r>
         <w:t>3.1. Ứng dụng chữ ký số trong bảo vệ thông tin truy vết</w:t>
       </w:r>
-      <w:bookmarkEnd w:id="52"/>
+      <w:bookmarkEnd w:id="53"/>
     </w:p>
     <w:p>
       <w:pPr>
         <w:pStyle w:val="Heading3"/>
       </w:pPr>
-      <w:bookmarkStart w:id="54" w:name="_Toc240370167"/>
-      <w:bookmarkStart w:id="55" w:name="X93f43f39a15f2b2e9f1ab28406ed334a7faa634"/>
+      <w:bookmarkStart w:id="54" w:name="X93f43f39a15f2b2e9f1ab28406ed334a7faa634"/>
+      <w:bookmarkStart w:id="55" w:name="_Toc240373052"/>
       <w:r>
         <w:t>3.1.1. Phân định ba cấp độ kiến trúc, không được đánh đồng với nhau</w:t>
       </w:r>
-      <w:bookmarkEnd w:id="54"/>
+      <w:bookmarkEnd w:id="55"/>
     </w:p>
     <w:p>
       <w:pPr>
@@ -11631,13 +11961,13 @@
       <w:pPr>
         <w:pStyle w:val="Heading3"/>
       </w:pPr>
-      <w:bookmarkStart w:id="56" w:name="_Toc240370168"/>
-      <w:bookmarkStart w:id="57" w:name="Xa8597b961700287943beef87fac9e21cd92c65e"/>
-      <w:bookmarkEnd w:id="55"/>
+      <w:bookmarkStart w:id="56" w:name="Xa8597b961700287943beef87fac9e21cd92c65e"/>
+      <w:bookmarkStart w:id="57" w:name="_Toc240373053"/>
+      <w:bookmarkEnd w:id="54"/>
       <w:r>
         <w:t>3.1.2. Kiến trúc hồ sơ toàn vẹn có chữ ký (signed manifest)</w:t>
       </w:r>
-      <w:bookmarkEnd w:id="56"/>
+      <w:bookmarkEnd w:id="57"/>
     </w:p>
     <w:p>
       <w:pPr>
@@ -12369,13 +12699,13 @@
       <w:pPr>
         <w:pStyle w:val="Heading3"/>
       </w:pPr>
-      <w:bookmarkStart w:id="58" w:name="_Toc240370169"/>
-      <w:bookmarkStart w:id="59" w:name="Xfd66fde48663576034bdac7bc1475bfd74472d4"/>
-      <w:bookmarkEnd w:id="57"/>
+      <w:bookmarkStart w:id="58" w:name="Xfd66fde48663576034bdac7bc1475bfd74472d4"/>
+      <w:bookmarkStart w:id="59" w:name="_Toc240373054"/>
+      <w:bookmarkEnd w:id="56"/>
       <w:r>
         <w:t>3.1.3. Giải quyết “Mâu thuẫn giữa thủy vân số và chữ ký số”</w:t>
       </w:r>
-      <w:bookmarkEnd w:id="58"/>
+      <w:bookmarkEnd w:id="59"/>
     </w:p>
     <w:p>
       <w:pPr>
@@ -12988,9 +13318,9 @@
       <w:pPr>
         <w:pStyle w:val="Heading3"/>
       </w:pPr>
-      <w:bookmarkStart w:id="60" w:name="_Toc240370170"/>
-      <w:bookmarkStart w:id="61" w:name="X0312fa8f0b5c3bf9d42aa6b97dc89cc58c0c60c"/>
-      <w:bookmarkEnd w:id="59"/>
+      <w:bookmarkStart w:id="60" w:name="X0312fa8f0b5c3bf9d42aa6b97dc89cc58c0c60c"/>
+      <w:bookmarkStart w:id="61" w:name="_Toc240373055"/>
+      <w:bookmarkEnd w:id="58"/>
       <w:r>
         <w:t>3.1.4. Minh bạch ngữ nghĩa trạng thái trên production (</w:t>
       </w:r>
@@ -13003,7 +13333,7 @@
       <w:r>
         <w:t>)</w:t>
       </w:r>
-      <w:bookmarkEnd w:id="60"/>
+      <w:bookmarkEnd w:id="61"/>
     </w:p>
     <w:p>
       <w:pPr>
@@ -13242,15 +13572,15 @@
       <w:pPr>
         <w:pStyle w:val="Heading2"/>
       </w:pPr>
-      <w:bookmarkStart w:id="62" w:name="_Toc240370171"/>
-      <w:bookmarkStart w:id="63" w:name="X3d625d17d1f0504f98071dc287a38f8831705d6"/>
-      <w:bookmarkEnd w:id="53"/>
-      <w:bookmarkEnd w:id="61"/>
+      <w:bookmarkStart w:id="62" w:name="X3d625d17d1f0504f98071dc287a38f8831705d6"/>
+      <w:bookmarkStart w:id="63" w:name="_Toc240373056"/>
+      <w:bookmarkEnd w:id="52"/>
+      <w:bookmarkEnd w:id="60"/>
       <w:r>
         <w:lastRenderedPageBreak/>
         <w:t>3.2. So sánh với các kỹ thuật xác minh bảo vệ tính toàn vẹn khác</w:t>
       </w:r>
-      <w:bookmarkEnd w:id="62"/>
+      <w:bookmarkEnd w:id="63"/>
     </w:p>
     <w:p>
       <w:pPr>
@@ -13360,12 +13690,12 @@
       <w:pPr>
         <w:pStyle w:val="Heading3"/>
       </w:pPr>
-      <w:bookmarkStart w:id="64" w:name="_Toc240370172"/>
-      <w:bookmarkStart w:id="65" w:name="X731dd5071b32ee17cfdf115e5fb1cc74bfa1fef"/>
+      <w:bookmarkStart w:id="64" w:name="X731dd5071b32ee17cfdf115e5fb1cc74bfa1fef"/>
+      <w:bookmarkStart w:id="65" w:name="_Toc240373057"/>
       <w:r>
         <w:t>3.2.1. Ma trận so sánh: bảy tiêu chí trên sáu kỹ thuật</w:t>
       </w:r>
-      <w:bookmarkEnd w:id="64"/>
+      <w:bookmarkEnd w:id="65"/>
     </w:p>
     <w:p>
       <w:pPr>
@@ -14300,13 +14630,13 @@
       <w:pPr>
         <w:pStyle w:val="Heading3"/>
       </w:pPr>
-      <w:bookmarkStart w:id="66" w:name="_Toc240370173"/>
-      <w:bookmarkStart w:id="67" w:name="Xe7db50e2b15f38fb2460a20c566d37b6de66f7f"/>
-      <w:bookmarkEnd w:id="65"/>
+      <w:bookmarkStart w:id="66" w:name="Xe7db50e2b15f38fb2460a20c566d37b6de66f7f"/>
+      <w:bookmarkStart w:id="67" w:name="_Toc240373058"/>
+      <w:bookmarkEnd w:id="64"/>
       <w:r>
         <w:t>3.2.2. Phân tích tương phản chuyên sâu giữa các cặp kỹ thuật</w:t>
       </w:r>
-      <w:bookmarkEnd w:id="66"/>
+      <w:bookmarkEnd w:id="67"/>
     </w:p>
     <w:p>
       <w:pPr>
@@ -14456,38 +14786,38 @@
       <w:pPr>
         <w:pStyle w:val="Heading1"/>
       </w:pPr>
-      <w:bookmarkStart w:id="70" w:name="_Toc240370174"/>
-      <w:bookmarkStart w:id="71" w:name="X9841bc93db205883626cadedc2ca5d988da25b0"/>
-      <w:bookmarkEnd w:id="51"/>
-      <w:bookmarkEnd w:id="63"/>
-      <w:bookmarkEnd w:id="67"/>
+      <w:bookmarkStart w:id="70" w:name="X9841bc93db205883626cadedc2ca5d988da25b0"/>
+      <w:bookmarkStart w:id="71" w:name="_Toc240373059"/>
+      <w:bookmarkEnd w:id="50"/>
+      <w:bookmarkEnd w:id="62"/>
+      <w:bookmarkEnd w:id="66"/>
       <w:bookmarkEnd w:id="69"/>
       <w:r>
         <w:t>CHƯƠNG 4. HỆ THỐNG SPLITBIND: XÂY DỰNG, THỰC NGHIỆM VÀ ĐỀ XUẤT</w:t>
       </w:r>
-      <w:bookmarkEnd w:id="70"/>
+      <w:bookmarkEnd w:id="71"/>
     </w:p>
     <w:p>
       <w:pPr>
         <w:pStyle w:val="Heading2"/>
       </w:pPr>
-      <w:bookmarkStart w:id="72" w:name="_Toc240370175"/>
-      <w:bookmarkStart w:id="73" w:name="kiến-trúc-và-cách-xây-dựng-hệ-thống"/>
+      <w:bookmarkStart w:id="72" w:name="kiến-trúc-và-cách-xây-dựng-hệ-thống"/>
+      <w:bookmarkStart w:id="73" w:name="_Toc240373060"/>
       <w:r>
         <w:t>4.1. Kiến trúc và cách xây dựng hệ thống</w:t>
       </w:r>
-      <w:bookmarkEnd w:id="72"/>
+      <w:bookmarkEnd w:id="73"/>
     </w:p>
     <w:p>
       <w:pPr>
         <w:pStyle w:val="Heading3"/>
       </w:pPr>
-      <w:bookmarkStart w:id="74" w:name="_Toc240370176"/>
-      <w:bookmarkStart w:id="75" w:name="sơ-đồ-kiến-trúc-hệ-thống-splitbind"/>
+      <w:bookmarkStart w:id="74" w:name="sơ-đồ-kiến-trúc-hệ-thống-splitbind"/>
+      <w:bookmarkStart w:id="75" w:name="_Toc240373061"/>
       <w:r>
         <w:t>4.1.1. Sơ đồ kiến trúc hệ thống SplitBind</w:t>
       </w:r>
-      <w:bookmarkEnd w:id="74"/>
+      <w:bookmarkEnd w:id="75"/>
     </w:p>
     <w:p>
       <w:pPr>
@@ -15171,13 +15501,13 @@
       <w:pPr>
         <w:pStyle w:val="Heading3"/>
       </w:pPr>
-      <w:bookmarkStart w:id="76" w:name="_Toc240370177"/>
-      <w:bookmarkStart w:id="77" w:name="hai-quy-trình-nghiệp-vụ-cốt-lõi"/>
-      <w:bookmarkEnd w:id="75"/>
+      <w:bookmarkStart w:id="76" w:name="hai-quy-trình-nghiệp-vụ-cốt-lõi"/>
+      <w:bookmarkStart w:id="77" w:name="_Toc240373062"/>
+      <w:bookmarkEnd w:id="74"/>
       <w:r>
         <w:t>4.1.2. Hai quy trình nghiệp vụ cốt lõi</w:t>
       </w:r>
-      <w:bookmarkEnd w:id="76"/>
+      <w:bookmarkEnd w:id="77"/>
     </w:p>
     <w:p>
       <w:pPr>
@@ -15645,15 +15975,15 @@
       <w:pPr>
         <w:pStyle w:val="Heading2"/>
       </w:pPr>
-      <w:bookmarkStart w:id="78" w:name="_Toc240370178"/>
-      <w:bookmarkStart w:id="79" w:name="kết-quả-thực-nghiệm"/>
-      <w:bookmarkEnd w:id="73"/>
-      <w:bookmarkEnd w:id="77"/>
+      <w:bookmarkStart w:id="78" w:name="kết-quả-thực-nghiệm"/>
+      <w:bookmarkStart w:id="79" w:name="_Toc240373063"/>
+      <w:bookmarkEnd w:id="72"/>
+      <w:bookmarkEnd w:id="76"/>
       <w:r>
         <w:lastRenderedPageBreak/>
         <w:t>4.2. Kết quả thực nghiệm</w:t>
       </w:r>
-      <w:bookmarkEnd w:id="78"/>
+      <w:bookmarkEnd w:id="79"/>
     </w:p>
     <w:p>
       <w:pPr>
@@ -16713,13 +17043,13 @@
       <w:pPr>
         <w:pStyle w:val="Heading3"/>
       </w:pPr>
-      <w:bookmarkStart w:id="80" w:name="_Toc240370179"/>
-      <w:bookmarkStart w:id="81" w:name="X945e946a6bb16552800ca0d5e17c450b179f4c4"/>
+      <w:bookmarkStart w:id="80" w:name="X945e946a6bb16552800ca0d5e17c450b179f4c4"/>
+      <w:bookmarkStart w:id="81" w:name="_Toc240373064"/>
       <w:r>
         <w:lastRenderedPageBreak/>
         <w:t>4.2.1. Kết quả đo thế hệ V3, bổ sung chứ không thay thế bộ số liệu V1 đã khoá</w:t>
       </w:r>
-      <w:bookmarkEnd w:id="80"/>
+      <w:bookmarkEnd w:id="81"/>
     </w:p>
     <w:p>
       <w:pPr>
@@ -18714,14 +19044,14 @@
       <w:pPr>
         <w:pStyle w:val="Heading3"/>
       </w:pPr>
-      <w:bookmarkStart w:id="86" w:name="_Toc240370180"/>
-      <w:bookmarkStart w:id="87" w:name="X9e5117aed0b98f2ae84f72360c6c1c707755942"/>
-      <w:bookmarkEnd w:id="81"/>
+      <w:bookmarkStart w:id="86" w:name="X9e5117aed0b98f2ae84f72360c6c1c707755942"/>
+      <w:bookmarkStart w:id="87" w:name="_Toc240373065"/>
+      <w:bookmarkEnd w:id="80"/>
       <w:bookmarkEnd w:id="85"/>
       <w:r>
         <w:t>4.2.2. Định vị kết quả của nhóm so với các công trình mã nguồn mở</w:t>
       </w:r>
-      <w:bookmarkEnd w:id="86"/>
+      <w:bookmarkEnd w:id="87"/>
     </w:p>
     <w:p>
       <w:pPr>
@@ -20703,14 +21033,14 @@
       <w:pPr>
         <w:pStyle w:val="Heading3"/>
       </w:pPr>
-      <w:bookmarkStart w:id="93" w:name="_Toc240370181"/>
-      <w:bookmarkStart w:id="94" w:name="X62980232c1274514aff6c8d65887e138697f9f6"/>
-      <w:bookmarkEnd w:id="87"/>
+      <w:bookmarkStart w:id="93" w:name="X62980232c1274514aff6c8d65887e138697f9f6"/>
+      <w:bookmarkStart w:id="94" w:name="_Toc240373066"/>
+      <w:bookmarkEnd w:id="86"/>
       <w:bookmarkEnd w:id="92"/>
       <w:r>
         <w:t>4.2.3. Bật thủy vân trên hệ thống đang chạy: số đo thực tế và nguyên nhân gốc thứ hai</w:t>
       </w:r>
-      <w:bookmarkEnd w:id="93"/>
+      <w:bookmarkEnd w:id="94"/>
     </w:p>
     <w:p>
       <w:pPr>
@@ -21913,14 +22243,14 @@
       <w:pPr>
         <w:pStyle w:val="Heading3"/>
       </w:pPr>
-      <w:bookmarkStart w:id="100" w:name="_Toc240370182"/>
-      <w:bookmarkStart w:id="101" w:name="Xaa3cbbd97bf041b76ccecd0af2f6ed2d1419554"/>
-      <w:bookmarkEnd w:id="94"/>
+      <w:bookmarkStart w:id="100" w:name="Xaa3cbbd97bf041b76ccecd0af2f6ed2d1419554"/>
+      <w:bookmarkStart w:id="101" w:name="_Toc240373067"/>
+      <w:bookmarkEnd w:id="93"/>
       <w:bookmarkEnd w:id="99"/>
       <w:r>
         <w:t>4.2.4. Nguyên nhân gốc thứ ba và phần chẩn đoán ở mục 4.2.3 phải sửa lại</w:t>
       </w:r>
-      <w:bookmarkEnd w:id="100"/>
+      <w:bookmarkEnd w:id="101"/>
     </w:p>
     <w:p>
       <w:pPr>
@@ -24717,15 +25047,15 @@
       <w:pPr>
         <w:pStyle w:val="Heading2"/>
       </w:pPr>
-      <w:bookmarkStart w:id="110" w:name="_Toc240370183"/>
-      <w:bookmarkStart w:id="111" w:name="Xd10a6691ac2b0db7535ed8552e88863d8a3547c"/>
-      <w:bookmarkEnd w:id="79"/>
-      <w:bookmarkEnd w:id="101"/>
+      <w:bookmarkStart w:id="110" w:name="Xd10a6691ac2b0db7535ed8552e88863d8a3547c"/>
+      <w:bookmarkStart w:id="111" w:name="_Toc240373068"/>
+      <w:bookmarkEnd w:id="78"/>
+      <w:bookmarkEnd w:id="100"/>
       <w:bookmarkEnd w:id="109"/>
       <w:r>
         <w:t>4.3. Đề xuất kiến trúc V4: chẩn đoán nguyên nhân gốc</w:t>
       </w:r>
-      <w:bookmarkEnd w:id="110"/>
+      <w:bookmarkEnd w:id="111"/>
     </w:p>
     <w:p>
       <w:pPr>
@@ -24739,12 +25069,12 @@
       <w:pPr>
         <w:pStyle w:val="Heading3"/>
       </w:pPr>
-      <w:bookmarkStart w:id="112" w:name="_Toc240370184"/>
-      <w:bookmarkStart w:id="113" w:name="X0651d2b7cd31d31794fed8f37ddbb746a11fa57"/>
+      <w:bookmarkStart w:id="112" w:name="X0651d2b7cd31d31794fed8f37ddbb746a11fa57"/>
+      <w:bookmarkStart w:id="113" w:name="_Toc240373069"/>
       <w:r>
         <w:t>4.3.1. Chẩn đoán: nút thắt nằm ở tập giả thuyết hình học, không ở thủy vân</w:t>
       </w:r>
-      <w:bookmarkEnd w:id="112"/>
+      <w:bookmarkEnd w:id="113"/>
     </w:p>
     <w:p>
       <w:pPr>
@@ -24856,13 +25186,13 @@
       <w:pPr>
         <w:pStyle w:val="Heading3"/>
       </w:pPr>
-      <w:bookmarkStart w:id="114" w:name="_Toc240370185"/>
-      <w:bookmarkStart w:id="115" w:name="X8a123a0c5c0d87d3b402adff01804f1a478ef59"/>
-      <w:bookmarkEnd w:id="113"/>
+      <w:bookmarkStart w:id="114" w:name="X8a123a0c5c0d87d3b402adff01804f1a478ef59"/>
+      <w:bookmarkStart w:id="115" w:name="_Toc240373070"/>
+      <w:bookmarkEnd w:id="112"/>
       <w:r>
         <w:t>4.3.2. Bằng chứng: tương quan hoàn hảo giữa “có giả thuyết” và “truy vết được”</w:t>
       </w:r>
-      <w:bookmarkEnd w:id="114"/>
+      <w:bookmarkEnd w:id="115"/>
     </w:p>
     <w:p>
       <w:pPr>
@@ -26145,14 +26475,14 @@
       <w:pPr>
         <w:pStyle w:val="Heading3"/>
       </w:pPr>
-      <w:bookmarkStart w:id="117" w:name="_Toc240370186"/>
-      <w:bookmarkStart w:id="118" w:name="X925063a5d95bd2b2f70d081962403c8bd062d71"/>
-      <w:bookmarkEnd w:id="115"/>
+      <w:bookmarkStart w:id="117" w:name="X925063a5d95bd2b2f70d081962403c8bd062d71"/>
+      <w:bookmarkStart w:id="118" w:name="_Toc240373071"/>
+      <w:bookmarkEnd w:id="114"/>
       <w:bookmarkEnd w:id="116"/>
       <w:r>
         <w:t>4.3.3. Kiểm chứng: bóc viền letterbox khôi phục truy vết ảnh chụp màn hình</w:t>
       </w:r>
-      <w:bookmarkEnd w:id="117"/>
+      <w:bookmarkEnd w:id="118"/>
     </w:p>
     <w:p>
       <w:pPr>
@@ -26519,13 +26849,13 @@
       <w:pPr>
         <w:pStyle w:val="Heading3"/>
       </w:pPr>
-      <w:bookmarkStart w:id="119" w:name="_Toc240370187"/>
-      <w:bookmarkStart w:id="120" w:name="X4d538943e8b5d22bccd729b48e1609b31a834d6"/>
-      <w:bookmarkEnd w:id="118"/>
+      <w:bookmarkStart w:id="119" w:name="X4d538943e8b5d22bccd729b48e1609b31a834d6"/>
+      <w:bookmarkStart w:id="120" w:name="_Toc240373072"/>
+      <w:bookmarkEnd w:id="117"/>
       <w:r>
         <w:t>4.3.4. Quét toàn bộ lưới ứng viên: hồ sơ đang chạy là hồ sơ yếu nhất</w:t>
       </w:r>
-      <w:bookmarkEnd w:id="119"/>
+      <w:bookmarkEnd w:id="120"/>
     </w:p>
     <w:p>
       <w:pPr>
@@ -28888,14 +29218,14 @@
       <w:pPr>
         <w:pStyle w:val="Heading3"/>
       </w:pPr>
-      <w:bookmarkStart w:id="123" w:name="_Toc240370188"/>
-      <w:bookmarkStart w:id="124" w:name="Xaa532e4a1fa2fd6b350d447a5422868d3bab935"/>
-      <w:bookmarkEnd w:id="120"/>
+      <w:bookmarkStart w:id="123" w:name="Xaa532e4a1fa2fd6b350d447a5422868d3bab935"/>
+      <w:bookmarkStart w:id="124" w:name="_Toc240373073"/>
+      <w:bookmarkEnd w:id="119"/>
       <w:bookmarkEnd w:id="122"/>
       <w:r>
         <w:t>4.3.5. Đối chiếu ba công trình mã nguồn mở về đúng bài toán trang văn bản</w:t>
       </w:r>
-      <w:bookmarkEnd w:id="123"/>
+      <w:bookmarkEnd w:id="124"/>
     </w:p>
     <w:p>
       <w:pPr>
@@ -29214,14 +29544,14 @@
       <w:pPr>
         <w:pStyle w:val="Heading3"/>
       </w:pPr>
-      <w:bookmarkStart w:id="129" w:name="_Toc240370189"/>
-      <w:bookmarkStart w:id="130" w:name="kiến-trúc-v4-đề-xuất"/>
-      <w:bookmarkEnd w:id="124"/>
+      <w:bookmarkStart w:id="129" w:name="kiến-trúc-v4-đề-xuất"/>
+      <w:bookmarkStart w:id="130" w:name="_Toc240373074"/>
+      <w:bookmarkEnd w:id="123"/>
       <w:bookmarkEnd w:id="128"/>
       <w:r>
         <w:t>4.3.6. Kiến trúc V4 đề xuất</w:t>
       </w:r>
-      <w:bookmarkEnd w:id="129"/>
+      <w:bookmarkEnd w:id="130"/>
     </w:p>
     <w:p>
       <w:pPr>
@@ -29309,13 +29639,13 @@
       <w:pPr>
         <w:pStyle w:val="Heading3"/>
       </w:pPr>
-      <w:bookmarkStart w:id="131" w:name="_Toc240370190"/>
-      <w:bookmarkStart w:id="132" w:name="cái-gì-kiến-trúc-này-không-sửa-được"/>
-      <w:bookmarkEnd w:id="130"/>
+      <w:bookmarkStart w:id="131" w:name="cái-gì-kiến-trúc-này-không-sửa-được"/>
+      <w:bookmarkStart w:id="132" w:name="_Toc240373075"/>
+      <w:bookmarkEnd w:id="129"/>
       <w:r>
         <w:t>4.3.7. Cái gì kiến trúc này không sửa được</w:t>
       </w:r>
-      <w:bookmarkEnd w:id="131"/>
+      <w:bookmarkEnd w:id="132"/>
     </w:p>
     <w:p>
       <w:pPr>
@@ -29396,13 +29726,13 @@
       <w:pPr>
         <w:pStyle w:val="Heading3"/>
       </w:pPr>
-      <w:bookmarkStart w:id="133" w:name="_Toc240370191"/>
-      <w:bookmarkStart w:id="134" w:name="vì-sao-chẩn-đoán-này-có-được"/>
-      <w:bookmarkEnd w:id="132"/>
+      <w:bookmarkStart w:id="133" w:name="vì-sao-chẩn-đoán-này-có-được"/>
+      <w:bookmarkStart w:id="134" w:name="_Toc240373076"/>
+      <w:bookmarkEnd w:id="131"/>
       <w:r>
         <w:t>4.3.8. Vì sao chẩn đoán này có được</w:t>
       </w:r>
-      <w:bookmarkEnd w:id="133"/>
+      <w:bookmarkEnd w:id="134"/>
     </w:p>
     <w:p>
       <w:pPr>
@@ -29444,16 +29774,16 @@
       <w:pPr>
         <w:pStyle w:val="Heading1"/>
       </w:pPr>
-      <w:bookmarkStart w:id="135" w:name="_Toc240370192"/>
-      <w:bookmarkStart w:id="136" w:name="kết-luận"/>
-      <w:bookmarkEnd w:id="71"/>
-      <w:bookmarkEnd w:id="111"/>
-      <w:bookmarkEnd w:id="134"/>
+      <w:bookmarkStart w:id="135" w:name="kết-luận"/>
+      <w:bookmarkStart w:id="136" w:name="_Toc240373077"/>
+      <w:bookmarkEnd w:id="70"/>
+      <w:bookmarkEnd w:id="110"/>
+      <w:bookmarkEnd w:id="133"/>
       <w:r>
         <w:lastRenderedPageBreak/>
         <w:t>KẾT LUẬN</w:t>
       </w:r>
-      <w:bookmarkEnd w:id="135"/>
+      <w:bookmarkEnd w:id="136"/>
     </w:p>
     <w:p>
       <w:pPr>
@@ -29527,14 +29857,14 @@
       <w:pPr>
         <w:pStyle w:val="Heading1"/>
       </w:pPr>
-      <w:bookmarkStart w:id="137" w:name="_Toc240370193"/>
-      <w:bookmarkStart w:id="138" w:name="tài-liệu-tham-khảo"/>
-      <w:bookmarkEnd w:id="136"/>
+      <w:bookmarkStart w:id="137" w:name="tài-liệu-tham-khảo"/>
+      <w:bookmarkStart w:id="138" w:name="_Toc240373078"/>
+      <w:bookmarkEnd w:id="135"/>
       <w:r>
         <w:lastRenderedPageBreak/>
         <w:t>TÀI LIỆU THAM KHẢO</w:t>
       </w:r>
-      <w:bookmarkEnd w:id="137"/>
+      <w:bookmarkEnd w:id="138"/>
     </w:p>
     <w:sdt>
       <w:sdtPr>
@@ -30320,13 +30650,13 @@
       <w:pPr>
         <w:pStyle w:val="Heading1"/>
       </w:pPr>
-      <w:bookmarkStart w:id="139" w:name="_Toc240370194"/>
-      <w:bookmarkStart w:id="140" w:name="X8c9d602fdee431516a1a95beedefebdd94fb169"/>
-      <w:bookmarkEnd w:id="138"/>
+      <w:bookmarkStart w:id="139" w:name="X8c9d602fdee431516a1a95beedefebdd94fb169"/>
+      <w:bookmarkStart w:id="140" w:name="_Toc240373079"/>
+      <w:bookmarkEnd w:id="137"/>
       <w:r>
         <w:t>PHỤ LỤC A. MA TRẬN TRUY VẾT KHẲNG ĐỊNH VÀ BẰNG CHỨNG</w:t>
       </w:r>
-      <w:bookmarkEnd w:id="139"/>
+      <w:bookmarkEnd w:id="140"/>
     </w:p>
     <w:p>
       <w:pPr>
@@ -33294,7 +33624,7 @@
           </w:p>
         </w:tc>
       </w:tr>
-      <w:bookmarkEnd w:id="140"/>
+      <w:bookmarkEnd w:id="139"/>
     </w:tbl>
     <w:p/>
     <w:sectPr>
@@ -35729,8 +36059,8 @@
   <w:rsids>
     <w:rsidRoot w:val="001F3D7D"/>
     <w:rsid w:val="001F3D7D"/>
-    <w:rsid w:val="00AF6049"/>
     <w:rsid w:val="00C24EF1"/>
+    <w:rsid w:val="00F67E63"/>
   </w:rsids>
   <m:mathPr>
     <m:mathFont m:val="Cambria Math"/>

--- a/docs/project/Nhom9_TruyVetToanVenVanBan.docx
+++ b/docs/project/Nhom9_TruyVetToanVenVanBan.docx
@@ -739,7 +739,7 @@
         <w:pStyle w:val="Heading1"/>
       </w:pPr>
       <w:bookmarkStart w:id="0" w:name="mục-lục"/>
-      <w:bookmarkStart w:id="1" w:name="_Toc240373025"/>
+      <w:bookmarkStart w:id="1" w:name="_Toc240374835"/>
       <w:r>
         <w:lastRenderedPageBreak/>
         <w:t>MỤC LỤC</w:t>
@@ -781,7 +781,7 @@
           <w:r>
             <w:fldChar w:fldCharType="separate"/>
           </w:r>
-          <w:hyperlink w:anchor="_Toc240373025" w:history="1">
+          <w:hyperlink w:anchor="_Toc240374835" w:history="1">
             <w:r>
               <w:rPr>
                 <w:rStyle w:val="Hyperlink"/>
@@ -808,7 +808,7 @@
                 <w:noProof/>
                 <w:webHidden/>
               </w:rPr>
-              <w:instrText xml:space="preserve"> PAGEREF _Toc240373025 \h </w:instrText>
+              <w:instrText xml:space="preserve"> PAGEREF _Toc240374835 \h </w:instrText>
             </w:r>
             <w:r>
               <w:rPr>
@@ -855,7 +855,7 @@
               <w14:ligatures w14:val="standardContextual"/>
             </w:rPr>
           </w:pPr>
-          <w:hyperlink w:anchor="_Toc240373026" w:history="1">
+          <w:hyperlink w:anchor="_Toc240374836" w:history="1">
             <w:r>
               <w:rPr>
                 <w:rStyle w:val="Hyperlink"/>
@@ -882,7 +882,7 @@
                 <w:noProof/>
                 <w:webHidden/>
               </w:rPr>
-              <w:instrText xml:space="preserve"> PAGEREF _Toc240373026 \h </w:instrText>
+              <w:instrText xml:space="preserve"> PAGEREF _Toc240374836 \h </w:instrText>
             </w:r>
             <w:r>
               <w:rPr>
@@ -929,7 +929,7 @@
               <w14:ligatures w14:val="standardContextual"/>
             </w:rPr>
           </w:pPr>
-          <w:hyperlink w:anchor="_Toc240373027" w:history="1">
+          <w:hyperlink w:anchor="_Toc240374837" w:history="1">
             <w:r>
               <w:rPr>
                 <w:rStyle w:val="Hyperlink"/>
@@ -956,7 +956,7 @@
                 <w:noProof/>
                 <w:webHidden/>
               </w:rPr>
-              <w:instrText xml:space="preserve"> PAGEREF _Toc240373027 \h </w:instrText>
+              <w:instrText xml:space="preserve"> PAGEREF _Toc240374837 \h </w:instrText>
             </w:r>
             <w:r>
               <w:rPr>
@@ -1003,7 +1003,7 @@
               <w14:ligatures w14:val="standardContextual"/>
             </w:rPr>
           </w:pPr>
-          <w:hyperlink w:anchor="_Toc240373028" w:history="1">
+          <w:hyperlink w:anchor="_Toc240374838" w:history="1">
             <w:r>
               <w:rPr>
                 <w:rStyle w:val="Hyperlink"/>
@@ -1030,7 +1030,7 @@
                 <w:noProof/>
                 <w:webHidden/>
               </w:rPr>
-              <w:instrText xml:space="preserve"> PAGEREF _Toc240373028 \h </w:instrText>
+              <w:instrText xml:space="preserve"> PAGEREF _Toc240374838 \h </w:instrText>
             </w:r>
             <w:r>
               <w:rPr>
@@ -1077,7 +1077,7 @@
               <w14:ligatures w14:val="standardContextual"/>
             </w:rPr>
           </w:pPr>
-          <w:hyperlink w:anchor="_Toc240373029" w:history="1">
+          <w:hyperlink w:anchor="_Toc240374839" w:history="1">
             <w:r>
               <w:rPr>
                 <w:rStyle w:val="Hyperlink"/>
@@ -1104,7 +1104,7 @@
                 <w:noProof/>
                 <w:webHidden/>
               </w:rPr>
-              <w:instrText xml:space="preserve"> PAGEREF _Toc240373029 \h </w:instrText>
+              <w:instrText xml:space="preserve"> PAGEREF _Toc240374839 \h </w:instrText>
             </w:r>
             <w:r>
               <w:rPr>
@@ -1151,7 +1151,7 @@
               <w14:ligatures w14:val="standardContextual"/>
             </w:rPr>
           </w:pPr>
-          <w:hyperlink w:anchor="_Toc240373030" w:history="1">
+          <w:hyperlink w:anchor="_Toc240374840" w:history="1">
             <w:r>
               <w:rPr>
                 <w:rStyle w:val="Hyperlink"/>
@@ -1178,7 +1178,7 @@
                 <w:noProof/>
                 <w:webHidden/>
               </w:rPr>
-              <w:instrText xml:space="preserve"> PAGEREF _Toc240373030 \h </w:instrText>
+              <w:instrText xml:space="preserve"> PAGEREF _Toc240374840 \h </w:instrText>
             </w:r>
             <w:r>
               <w:rPr>
@@ -1225,7 +1225,7 @@
               <w14:ligatures w14:val="standardContextual"/>
             </w:rPr>
           </w:pPr>
-          <w:hyperlink w:anchor="_Toc240373031" w:history="1">
+          <w:hyperlink w:anchor="_Toc240374841" w:history="1">
             <w:r>
               <w:rPr>
                 <w:rStyle w:val="Hyperlink"/>
@@ -1252,7 +1252,7 @@
                 <w:noProof/>
                 <w:webHidden/>
               </w:rPr>
-              <w:instrText xml:space="preserve"> PAGEREF _Toc240373031 \h </w:instrText>
+              <w:instrText xml:space="preserve"> PAGEREF _Toc240374841 \h </w:instrText>
             </w:r>
             <w:r>
               <w:rPr>
@@ -1299,7 +1299,7 @@
               <w14:ligatures w14:val="standardContextual"/>
             </w:rPr>
           </w:pPr>
-          <w:hyperlink w:anchor="_Toc240373032" w:history="1">
+          <w:hyperlink w:anchor="_Toc240374842" w:history="1">
             <w:r>
               <w:rPr>
                 <w:rStyle w:val="Hyperlink"/>
@@ -1326,7 +1326,7 @@
                 <w:noProof/>
                 <w:webHidden/>
               </w:rPr>
-              <w:instrText xml:space="preserve"> PAGEREF _Toc240373032 \h </w:instrText>
+              <w:instrText xml:space="preserve"> PAGEREF _Toc240374842 \h </w:instrText>
             </w:r>
             <w:r>
               <w:rPr>
@@ -1373,7 +1373,7 @@
               <w14:ligatures w14:val="standardContextual"/>
             </w:rPr>
           </w:pPr>
-          <w:hyperlink w:anchor="_Toc240373033" w:history="1">
+          <w:hyperlink w:anchor="_Toc240374843" w:history="1">
             <w:r>
               <w:rPr>
                 <w:rStyle w:val="Hyperlink"/>
@@ -1400,7 +1400,7 @@
                 <w:noProof/>
                 <w:webHidden/>
               </w:rPr>
-              <w:instrText xml:space="preserve"> PAGEREF _Toc240373033 \h </w:instrText>
+              <w:instrText xml:space="preserve"> PAGEREF _Toc240374843 \h </w:instrText>
             </w:r>
             <w:r>
               <w:rPr>
@@ -1447,7 +1447,7 @@
               <w14:ligatures w14:val="standardContextual"/>
             </w:rPr>
           </w:pPr>
-          <w:hyperlink w:anchor="_Toc240373034" w:history="1">
+          <w:hyperlink w:anchor="_Toc240374844" w:history="1">
             <w:r>
               <w:rPr>
                 <w:rStyle w:val="Hyperlink"/>
@@ -1474,7 +1474,7 @@
                 <w:noProof/>
                 <w:webHidden/>
               </w:rPr>
-              <w:instrText xml:space="preserve"> PAGEREF _Toc240373034 \h </w:instrText>
+              <w:instrText xml:space="preserve"> PAGEREF _Toc240374844 \h </w:instrText>
             </w:r>
             <w:r>
               <w:rPr>
@@ -1521,7 +1521,7 @@
               <w14:ligatures w14:val="standardContextual"/>
             </w:rPr>
           </w:pPr>
-          <w:hyperlink w:anchor="_Toc240373035" w:history="1">
+          <w:hyperlink w:anchor="_Toc240374845" w:history="1">
             <w:r>
               <w:rPr>
                 <w:rStyle w:val="Hyperlink"/>
@@ -1548,7 +1548,7 @@
                 <w:noProof/>
                 <w:webHidden/>
               </w:rPr>
-              <w:instrText xml:space="preserve"> PAGEREF _Toc240373035 \h </w:instrText>
+              <w:instrText xml:space="preserve"> PAGEREF _Toc240374845 \h </w:instrText>
             </w:r>
             <w:r>
               <w:rPr>
@@ -1595,7 +1595,7 @@
               <w14:ligatures w14:val="standardContextual"/>
             </w:rPr>
           </w:pPr>
-          <w:hyperlink w:anchor="_Toc240373036" w:history="1">
+          <w:hyperlink w:anchor="_Toc240374846" w:history="1">
             <w:r>
               <w:rPr>
                 <w:rStyle w:val="Hyperlink"/>
@@ -1622,7 +1622,7 @@
                 <w:noProof/>
                 <w:webHidden/>
               </w:rPr>
-              <w:instrText xml:space="preserve"> PAGEREF _Toc240373036 \h </w:instrText>
+              <w:instrText xml:space="preserve"> PAGEREF _Toc240374846 \h </w:instrText>
             </w:r>
             <w:r>
               <w:rPr>
@@ -1669,7 +1669,7 @@
               <w14:ligatures w14:val="standardContextual"/>
             </w:rPr>
           </w:pPr>
-          <w:hyperlink w:anchor="_Toc240373037" w:history="1">
+          <w:hyperlink w:anchor="_Toc240374847" w:history="1">
             <w:r>
               <w:rPr>
                 <w:rStyle w:val="Hyperlink"/>
@@ -1696,7 +1696,7 @@
                 <w:noProof/>
                 <w:webHidden/>
               </w:rPr>
-              <w:instrText xml:space="preserve"> PAGEREF _Toc240373037 \h </w:instrText>
+              <w:instrText xml:space="preserve"> PAGEREF _Toc240374847 \h </w:instrText>
             </w:r>
             <w:r>
               <w:rPr>
@@ -1743,7 +1743,7 @@
               <w14:ligatures w14:val="standardContextual"/>
             </w:rPr>
           </w:pPr>
-          <w:hyperlink w:anchor="_Toc240373038" w:history="1">
+          <w:hyperlink w:anchor="_Toc240374848" w:history="1">
             <w:r>
               <w:rPr>
                 <w:rStyle w:val="Hyperlink"/>
@@ -1770,7 +1770,7 @@
                 <w:noProof/>
                 <w:webHidden/>
               </w:rPr>
-              <w:instrText xml:space="preserve"> PAGEREF _Toc240373038 \h </w:instrText>
+              <w:instrText xml:space="preserve"> PAGEREF _Toc240374848 \h </w:instrText>
             </w:r>
             <w:r>
               <w:rPr>
@@ -1817,7 +1817,7 @@
               <w14:ligatures w14:val="standardContextual"/>
             </w:rPr>
           </w:pPr>
-          <w:hyperlink w:anchor="_Toc240373039" w:history="1">
+          <w:hyperlink w:anchor="_Toc240374849" w:history="1">
             <w:r>
               <w:rPr>
                 <w:rStyle w:val="Hyperlink"/>
@@ -1844,7 +1844,7 @@
                 <w:noProof/>
                 <w:webHidden/>
               </w:rPr>
-              <w:instrText xml:space="preserve"> PAGEREF _Toc240373039 \h </w:instrText>
+              <w:instrText xml:space="preserve"> PAGEREF _Toc240374849 \h </w:instrText>
             </w:r>
             <w:r>
               <w:rPr>
@@ -1891,7 +1891,7 @@
               <w14:ligatures w14:val="standardContextual"/>
             </w:rPr>
           </w:pPr>
-          <w:hyperlink w:anchor="_Toc240373040" w:history="1">
+          <w:hyperlink w:anchor="_Toc240374850" w:history="1">
             <w:r>
               <w:rPr>
                 <w:rStyle w:val="Hyperlink"/>
@@ -1918,7 +1918,7 @@
                 <w:noProof/>
                 <w:webHidden/>
               </w:rPr>
-              <w:instrText xml:space="preserve"> PAGEREF _Toc240373040 \h </w:instrText>
+              <w:instrText xml:space="preserve"> PAGEREF _Toc240374850 \h </w:instrText>
             </w:r>
             <w:r>
               <w:rPr>
@@ -1965,7 +1965,7 @@
               <w14:ligatures w14:val="standardContextual"/>
             </w:rPr>
           </w:pPr>
-          <w:hyperlink w:anchor="_Toc240373041" w:history="1">
+          <w:hyperlink w:anchor="_Toc240374851" w:history="1">
             <w:r>
               <w:rPr>
                 <w:rStyle w:val="Hyperlink"/>
@@ -1992,7 +1992,7 @@
                 <w:noProof/>
                 <w:webHidden/>
               </w:rPr>
-              <w:instrText xml:space="preserve"> PAGEREF _Toc240373041 \h </w:instrText>
+              <w:instrText xml:space="preserve"> PAGEREF _Toc240374851 \h </w:instrText>
             </w:r>
             <w:r>
               <w:rPr>
@@ -2039,7 +2039,7 @@
               <w14:ligatures w14:val="standardContextual"/>
             </w:rPr>
           </w:pPr>
-          <w:hyperlink w:anchor="_Toc240373042" w:history="1">
+          <w:hyperlink w:anchor="_Toc240374852" w:history="1">
             <w:r>
               <w:rPr>
                 <w:rStyle w:val="Hyperlink"/>
@@ -2066,7 +2066,7 @@
                 <w:noProof/>
                 <w:webHidden/>
               </w:rPr>
-              <w:instrText xml:space="preserve"> PAGEREF _Toc240373042 \h </w:instrText>
+              <w:instrText xml:space="preserve"> PAGEREF _Toc240374852 \h </w:instrText>
             </w:r>
             <w:r>
               <w:rPr>
@@ -2113,7 +2113,7 @@
               <w14:ligatures w14:val="standardContextual"/>
             </w:rPr>
           </w:pPr>
-          <w:hyperlink w:anchor="_Toc240373043" w:history="1">
+          <w:hyperlink w:anchor="_Toc240374853" w:history="1">
             <w:r>
               <w:rPr>
                 <w:rStyle w:val="Hyperlink"/>
@@ -2140,7 +2140,7 @@
                 <w:noProof/>
                 <w:webHidden/>
               </w:rPr>
-              <w:instrText xml:space="preserve"> PAGEREF _Toc240373043 \h </w:instrText>
+              <w:instrText xml:space="preserve"> PAGEREF _Toc240374853 \h </w:instrText>
             </w:r>
             <w:r>
               <w:rPr>
@@ -2187,7 +2187,7 @@
               <w14:ligatures w14:val="standardContextual"/>
             </w:rPr>
           </w:pPr>
-          <w:hyperlink w:anchor="_Toc240373044" w:history="1">
+          <w:hyperlink w:anchor="_Toc240374854" w:history="1">
             <w:r>
               <w:rPr>
                 <w:rStyle w:val="Hyperlink"/>
@@ -2214,7 +2214,7 @@
                 <w:noProof/>
                 <w:webHidden/>
               </w:rPr>
-              <w:instrText xml:space="preserve"> PAGEREF _Toc240373044 \h </w:instrText>
+              <w:instrText xml:space="preserve"> PAGEREF _Toc240374854 \h </w:instrText>
             </w:r>
             <w:r>
               <w:rPr>
@@ -2261,7 +2261,7 @@
               <w14:ligatures w14:val="standardContextual"/>
             </w:rPr>
           </w:pPr>
-          <w:hyperlink w:anchor="_Toc240373045" w:history="1">
+          <w:hyperlink w:anchor="_Toc240374855" w:history="1">
             <w:r>
               <w:rPr>
                 <w:rStyle w:val="Hyperlink"/>
@@ -2288,7 +2288,7 @@
                 <w:noProof/>
                 <w:webHidden/>
               </w:rPr>
-              <w:instrText xml:space="preserve"> PAGEREF _Toc240373045 \h </w:instrText>
+              <w:instrText xml:space="preserve"> PAGEREF _Toc240374855 \h </w:instrText>
             </w:r>
             <w:r>
               <w:rPr>
@@ -2335,7 +2335,7 @@
               <w14:ligatures w14:val="standardContextual"/>
             </w:rPr>
           </w:pPr>
-          <w:hyperlink w:anchor="_Toc240373046" w:history="1">
+          <w:hyperlink w:anchor="_Toc240374856" w:history="1">
             <w:r>
               <w:rPr>
                 <w:rStyle w:val="Hyperlink"/>
@@ -2362,7 +2362,7 @@
                 <w:noProof/>
                 <w:webHidden/>
               </w:rPr>
-              <w:instrText xml:space="preserve"> PAGEREF _Toc240373046 \h </w:instrText>
+              <w:instrText xml:space="preserve"> PAGEREF _Toc240374856 \h </w:instrText>
             </w:r>
             <w:r>
               <w:rPr>
@@ -2409,7 +2409,7 @@
               <w14:ligatures w14:val="standardContextual"/>
             </w:rPr>
           </w:pPr>
-          <w:hyperlink w:anchor="_Toc240373047" w:history="1">
+          <w:hyperlink w:anchor="_Toc240374857" w:history="1">
             <w:r>
               <w:rPr>
                 <w:rStyle w:val="Hyperlink"/>
@@ -2436,7 +2436,7 @@
                 <w:noProof/>
                 <w:webHidden/>
               </w:rPr>
-              <w:instrText xml:space="preserve"> PAGEREF _Toc240373047 \h </w:instrText>
+              <w:instrText xml:space="preserve"> PAGEREF _Toc240374857 \h </w:instrText>
             </w:r>
             <w:r>
               <w:rPr>
@@ -2483,7 +2483,7 @@
               <w14:ligatures w14:val="standardContextual"/>
             </w:rPr>
           </w:pPr>
-          <w:hyperlink w:anchor="_Toc240373048" w:history="1">
+          <w:hyperlink w:anchor="_Toc240374858" w:history="1">
             <w:r>
               <w:rPr>
                 <w:rStyle w:val="Hyperlink"/>
@@ -2510,7 +2510,7 @@
                 <w:noProof/>
                 <w:webHidden/>
               </w:rPr>
-              <w:instrText xml:space="preserve"> PAGEREF _Toc240373048 \h </w:instrText>
+              <w:instrText xml:space="preserve"> PAGEREF _Toc240374858 \h </w:instrText>
             </w:r>
             <w:r>
               <w:rPr>
@@ -2557,7 +2557,7 @@
               <w14:ligatures w14:val="standardContextual"/>
             </w:rPr>
           </w:pPr>
-          <w:hyperlink w:anchor="_Toc240373049" w:history="1">
+          <w:hyperlink w:anchor="_Toc240374859" w:history="1">
             <w:r>
               <w:rPr>
                 <w:rStyle w:val="Hyperlink"/>
@@ -2584,7 +2584,7 @@
                 <w:noProof/>
                 <w:webHidden/>
               </w:rPr>
-              <w:instrText xml:space="preserve"> PAGEREF _Toc240373049 \h </w:instrText>
+              <w:instrText xml:space="preserve"> PAGEREF _Toc240374859 \h </w:instrText>
             </w:r>
             <w:r>
               <w:rPr>
@@ -2631,7 +2631,7 @@
               <w14:ligatures w14:val="standardContextual"/>
             </w:rPr>
           </w:pPr>
-          <w:hyperlink w:anchor="_Toc240373050" w:history="1">
+          <w:hyperlink w:anchor="_Toc240374860" w:history="1">
             <w:r>
               <w:rPr>
                 <w:rStyle w:val="Hyperlink"/>
@@ -2658,7 +2658,7 @@
                 <w:noProof/>
                 <w:webHidden/>
               </w:rPr>
-              <w:instrText xml:space="preserve"> PAGEREF _Toc240373050 \h </w:instrText>
+              <w:instrText xml:space="preserve"> PAGEREF _Toc240374860 \h </w:instrText>
             </w:r>
             <w:r>
               <w:rPr>
@@ -2705,7 +2705,7 @@
               <w14:ligatures w14:val="standardContextual"/>
             </w:rPr>
           </w:pPr>
-          <w:hyperlink w:anchor="_Toc240373051" w:history="1">
+          <w:hyperlink w:anchor="_Toc240374861" w:history="1">
             <w:r>
               <w:rPr>
                 <w:rStyle w:val="Hyperlink"/>
@@ -2732,7 +2732,7 @@
                 <w:noProof/>
                 <w:webHidden/>
               </w:rPr>
-              <w:instrText xml:space="preserve"> PAGEREF _Toc240373051 \h </w:instrText>
+              <w:instrText xml:space="preserve"> PAGEREF _Toc240374861 \h </w:instrText>
             </w:r>
             <w:r>
               <w:rPr>
@@ -2779,7 +2779,7 @@
               <w14:ligatures w14:val="standardContextual"/>
             </w:rPr>
           </w:pPr>
-          <w:hyperlink w:anchor="_Toc240373052" w:history="1">
+          <w:hyperlink w:anchor="_Toc240374862" w:history="1">
             <w:r>
               <w:rPr>
                 <w:rStyle w:val="Hyperlink"/>
@@ -2806,7 +2806,7 @@
                 <w:noProof/>
                 <w:webHidden/>
               </w:rPr>
-              <w:instrText xml:space="preserve"> PAGEREF _Toc240373052 \h </w:instrText>
+              <w:instrText xml:space="preserve"> PAGEREF _Toc240374862 \h </w:instrText>
             </w:r>
             <w:r>
               <w:rPr>
@@ -2853,7 +2853,7 @@
               <w14:ligatures w14:val="standardContextual"/>
             </w:rPr>
           </w:pPr>
-          <w:hyperlink w:anchor="_Toc240373053" w:history="1">
+          <w:hyperlink w:anchor="_Toc240374863" w:history="1">
             <w:r>
               <w:rPr>
                 <w:rStyle w:val="Hyperlink"/>
@@ -2880,7 +2880,7 @@
                 <w:noProof/>
                 <w:webHidden/>
               </w:rPr>
-              <w:instrText xml:space="preserve"> PAGEREF _Toc240373053 \h </w:instrText>
+              <w:instrText xml:space="preserve"> PAGEREF _Toc240374863 \h </w:instrText>
             </w:r>
             <w:r>
               <w:rPr>
@@ -2927,7 +2927,7 @@
               <w14:ligatures w14:val="standardContextual"/>
             </w:rPr>
           </w:pPr>
-          <w:hyperlink w:anchor="_Toc240373054" w:history="1">
+          <w:hyperlink w:anchor="_Toc240374864" w:history="1">
             <w:r>
               <w:rPr>
                 <w:rStyle w:val="Hyperlink"/>
@@ -2954,7 +2954,7 @@
                 <w:noProof/>
                 <w:webHidden/>
               </w:rPr>
-              <w:instrText xml:space="preserve"> PAGEREF _Toc240373054 \h </w:instrText>
+              <w:instrText xml:space="preserve"> PAGEREF _Toc240374864 \h </w:instrText>
             </w:r>
             <w:r>
               <w:rPr>
@@ -2974,7 +2974,7 @@
                 <w:noProof/>
                 <w:webHidden/>
               </w:rPr>
-              <w:t>17</w:t>
+              <w:t>18</w:t>
             </w:r>
             <w:r>
               <w:rPr>
@@ -3001,7 +3001,7 @@
               <w14:ligatures w14:val="standardContextual"/>
             </w:rPr>
           </w:pPr>
-          <w:hyperlink w:anchor="_Toc240373055" w:history="1">
+          <w:hyperlink w:anchor="_Toc240374865" w:history="1">
             <w:r>
               <w:rPr>
                 <w:rStyle w:val="Hyperlink"/>
@@ -3043,7 +3043,7 @@
                 <w:noProof/>
                 <w:webHidden/>
               </w:rPr>
-              <w:instrText xml:space="preserve"> PAGEREF _Toc240373055 \h </w:instrText>
+              <w:instrText xml:space="preserve"> PAGEREF _Toc240374865 \h </w:instrText>
             </w:r>
             <w:r>
               <w:rPr>
@@ -3063,7 +3063,7 @@
                 <w:noProof/>
                 <w:webHidden/>
               </w:rPr>
-              <w:t>19</w:t>
+              <w:t>20</w:t>
             </w:r>
             <w:r>
               <w:rPr>
@@ -3090,7 +3090,7 @@
               <w14:ligatures w14:val="standardContextual"/>
             </w:rPr>
           </w:pPr>
-          <w:hyperlink w:anchor="_Toc240373056" w:history="1">
+          <w:hyperlink w:anchor="_Toc240374866" w:history="1">
             <w:r>
               <w:rPr>
                 <w:rStyle w:val="Hyperlink"/>
@@ -3117,7 +3117,7 @@
                 <w:noProof/>
                 <w:webHidden/>
               </w:rPr>
-              <w:instrText xml:space="preserve"> PAGEREF _Toc240373056 \h </w:instrText>
+              <w:instrText xml:space="preserve"> PAGEREF _Toc240374866 \h </w:instrText>
             </w:r>
             <w:r>
               <w:rPr>
@@ -3164,7 +3164,7 @@
               <w14:ligatures w14:val="standardContextual"/>
             </w:rPr>
           </w:pPr>
-          <w:hyperlink w:anchor="_Toc240373057" w:history="1">
+          <w:hyperlink w:anchor="_Toc240374867" w:history="1">
             <w:r>
               <w:rPr>
                 <w:rStyle w:val="Hyperlink"/>
@@ -3191,7 +3191,7 @@
                 <w:noProof/>
                 <w:webHidden/>
               </w:rPr>
-              <w:instrText xml:space="preserve"> PAGEREF _Toc240373057 \h </w:instrText>
+              <w:instrText xml:space="preserve"> PAGEREF _Toc240374867 \h </w:instrText>
             </w:r>
             <w:r>
               <w:rPr>
@@ -3238,7 +3238,7 @@
               <w14:ligatures w14:val="standardContextual"/>
             </w:rPr>
           </w:pPr>
-          <w:hyperlink w:anchor="_Toc240373058" w:history="1">
+          <w:hyperlink w:anchor="_Toc240374868" w:history="1">
             <w:r>
               <w:rPr>
                 <w:rStyle w:val="Hyperlink"/>
@@ -3265,7 +3265,7 @@
                 <w:noProof/>
                 <w:webHidden/>
               </w:rPr>
-              <w:instrText xml:space="preserve"> PAGEREF _Toc240373058 \h </w:instrText>
+              <w:instrText xml:space="preserve"> PAGEREF _Toc240374868 \h </w:instrText>
             </w:r>
             <w:r>
               <w:rPr>
@@ -3285,7 +3285,7 @@
                 <w:noProof/>
                 <w:webHidden/>
               </w:rPr>
-              <w:t>23</w:t>
+              <w:t>24</w:t>
             </w:r>
             <w:r>
               <w:rPr>
@@ -3312,7 +3312,7 @@
               <w14:ligatures w14:val="standardContextual"/>
             </w:rPr>
           </w:pPr>
-          <w:hyperlink w:anchor="_Toc240373059" w:history="1">
+          <w:hyperlink w:anchor="_Toc240374869" w:history="1">
             <w:r>
               <w:rPr>
                 <w:rStyle w:val="Hyperlink"/>
@@ -3339,7 +3339,7 @@
                 <w:noProof/>
                 <w:webHidden/>
               </w:rPr>
-              <w:instrText xml:space="preserve"> PAGEREF _Toc240373059 \h </w:instrText>
+              <w:instrText xml:space="preserve"> PAGEREF _Toc240374869 \h </w:instrText>
             </w:r>
             <w:r>
               <w:rPr>
@@ -3359,7 +3359,7 @@
                 <w:noProof/>
                 <w:webHidden/>
               </w:rPr>
-              <w:t>25</w:t>
+              <w:t>26</w:t>
             </w:r>
             <w:r>
               <w:rPr>
@@ -3386,7 +3386,7 @@
               <w14:ligatures w14:val="standardContextual"/>
             </w:rPr>
           </w:pPr>
-          <w:hyperlink w:anchor="_Toc240373060" w:history="1">
+          <w:hyperlink w:anchor="_Toc240374870" w:history="1">
             <w:r>
               <w:rPr>
                 <w:rStyle w:val="Hyperlink"/>
@@ -3413,7 +3413,7 @@
                 <w:noProof/>
                 <w:webHidden/>
               </w:rPr>
-              <w:instrText xml:space="preserve"> PAGEREF _Toc240373060 \h </w:instrText>
+              <w:instrText xml:space="preserve"> PAGEREF _Toc240374870 \h </w:instrText>
             </w:r>
             <w:r>
               <w:rPr>
@@ -3433,7 +3433,7 @@
                 <w:noProof/>
                 <w:webHidden/>
               </w:rPr>
-              <w:t>25</w:t>
+              <w:t>26</w:t>
             </w:r>
             <w:r>
               <w:rPr>
@@ -3460,7 +3460,7 @@
               <w14:ligatures w14:val="standardContextual"/>
             </w:rPr>
           </w:pPr>
-          <w:hyperlink w:anchor="_Toc240373061" w:history="1">
+          <w:hyperlink w:anchor="_Toc240374871" w:history="1">
             <w:r>
               <w:rPr>
                 <w:rStyle w:val="Hyperlink"/>
@@ -3487,7 +3487,7 @@
                 <w:noProof/>
                 <w:webHidden/>
               </w:rPr>
-              <w:instrText xml:space="preserve"> PAGEREF _Toc240373061 \h </w:instrText>
+              <w:instrText xml:space="preserve"> PAGEREF _Toc240374871 \h </w:instrText>
             </w:r>
             <w:r>
               <w:rPr>
@@ -3507,7 +3507,7 @@
                 <w:noProof/>
                 <w:webHidden/>
               </w:rPr>
-              <w:t>25</w:t>
+              <w:t>26</w:t>
             </w:r>
             <w:r>
               <w:rPr>
@@ -3534,7 +3534,7 @@
               <w14:ligatures w14:val="standardContextual"/>
             </w:rPr>
           </w:pPr>
-          <w:hyperlink w:anchor="_Toc240373062" w:history="1">
+          <w:hyperlink w:anchor="_Toc240374872" w:history="1">
             <w:r>
               <w:rPr>
                 <w:rStyle w:val="Hyperlink"/>
@@ -3561,7 +3561,7 @@
                 <w:noProof/>
                 <w:webHidden/>
               </w:rPr>
-              <w:instrText xml:space="preserve"> PAGEREF _Toc240373062 \h </w:instrText>
+              <w:instrText xml:space="preserve"> PAGEREF _Toc240374872 \h </w:instrText>
             </w:r>
             <w:r>
               <w:rPr>
@@ -3608,7 +3608,7 @@
               <w14:ligatures w14:val="standardContextual"/>
             </w:rPr>
           </w:pPr>
-          <w:hyperlink w:anchor="_Toc240373063" w:history="1">
+          <w:hyperlink w:anchor="_Toc240374873" w:history="1">
             <w:r>
               <w:rPr>
                 <w:rStyle w:val="Hyperlink"/>
@@ -3635,7 +3635,7 @@
                 <w:noProof/>
                 <w:webHidden/>
               </w:rPr>
-              <w:instrText xml:space="preserve"> PAGEREF _Toc240373063 \h </w:instrText>
+              <w:instrText xml:space="preserve"> PAGEREF _Toc240374873 \h </w:instrText>
             </w:r>
             <w:r>
               <w:rPr>
@@ -3682,7 +3682,7 @@
               <w14:ligatures w14:val="standardContextual"/>
             </w:rPr>
           </w:pPr>
-          <w:hyperlink w:anchor="_Toc240373064" w:history="1">
+          <w:hyperlink w:anchor="_Toc240374874" w:history="1">
             <w:r>
               <w:rPr>
                 <w:rStyle w:val="Hyperlink"/>
@@ -3709,7 +3709,7 @@
                 <w:noProof/>
                 <w:webHidden/>
               </w:rPr>
-              <w:instrText xml:space="preserve"> PAGEREF _Toc240373064 \h </w:instrText>
+              <w:instrText xml:space="preserve"> PAGEREF _Toc240374874 \h </w:instrText>
             </w:r>
             <w:r>
               <w:rPr>
@@ -3756,7 +3756,7 @@
               <w14:ligatures w14:val="standardContextual"/>
             </w:rPr>
           </w:pPr>
-          <w:hyperlink w:anchor="_Toc240373065" w:history="1">
+          <w:hyperlink w:anchor="_Toc240374875" w:history="1">
             <w:r>
               <w:rPr>
                 <w:rStyle w:val="Hyperlink"/>
@@ -3783,7 +3783,7 @@
                 <w:noProof/>
                 <w:webHidden/>
               </w:rPr>
-              <w:instrText xml:space="preserve"> PAGEREF _Toc240373065 \h </w:instrText>
+              <w:instrText xml:space="preserve"> PAGEREF _Toc240374875 \h </w:instrText>
             </w:r>
             <w:r>
               <w:rPr>
@@ -3803,7 +3803,7 @@
                 <w:noProof/>
                 <w:webHidden/>
               </w:rPr>
-              <w:t>36</w:t>
+              <w:t>37</w:t>
             </w:r>
             <w:r>
               <w:rPr>
@@ -3830,7 +3830,7 @@
               <w14:ligatures w14:val="standardContextual"/>
             </w:rPr>
           </w:pPr>
-          <w:hyperlink w:anchor="_Toc240373066" w:history="1">
+          <w:hyperlink w:anchor="_Toc240374876" w:history="1">
             <w:r>
               <w:rPr>
                 <w:rStyle w:val="Hyperlink"/>
@@ -3857,7 +3857,7 @@
                 <w:noProof/>
                 <w:webHidden/>
               </w:rPr>
-              <w:instrText xml:space="preserve"> PAGEREF _Toc240373066 \h </w:instrText>
+              <w:instrText xml:space="preserve"> PAGEREF _Toc240374876 \h </w:instrText>
             </w:r>
             <w:r>
               <w:rPr>
@@ -3904,7 +3904,7 @@
               <w14:ligatures w14:val="standardContextual"/>
             </w:rPr>
           </w:pPr>
-          <w:hyperlink w:anchor="_Toc240373067" w:history="1">
+          <w:hyperlink w:anchor="_Toc240374877" w:history="1">
             <w:r>
               <w:rPr>
                 <w:rStyle w:val="Hyperlink"/>
@@ -3931,7 +3931,7 @@
                 <w:noProof/>
                 <w:webHidden/>
               </w:rPr>
-              <w:instrText xml:space="preserve"> PAGEREF _Toc240373067 \h </w:instrText>
+              <w:instrText xml:space="preserve"> PAGEREF _Toc240374877 \h </w:instrText>
             </w:r>
             <w:r>
               <w:rPr>
@@ -3978,7 +3978,7 @@
               <w14:ligatures w14:val="standardContextual"/>
             </w:rPr>
           </w:pPr>
-          <w:hyperlink w:anchor="_Toc240373068" w:history="1">
+          <w:hyperlink w:anchor="_Toc240374878" w:history="1">
             <w:r>
               <w:rPr>
                 <w:rStyle w:val="Hyperlink"/>
@@ -4005,7 +4005,7 @@
                 <w:noProof/>
                 <w:webHidden/>
               </w:rPr>
-              <w:instrText xml:space="preserve"> PAGEREF _Toc240373068 \h </w:instrText>
+              <w:instrText xml:space="preserve"> PAGEREF _Toc240374878 \h </w:instrText>
             </w:r>
             <w:r>
               <w:rPr>
@@ -4052,7 +4052,7 @@
               <w14:ligatures w14:val="standardContextual"/>
             </w:rPr>
           </w:pPr>
-          <w:hyperlink w:anchor="_Toc240373069" w:history="1">
+          <w:hyperlink w:anchor="_Toc240374879" w:history="1">
             <w:r>
               <w:rPr>
                 <w:rStyle w:val="Hyperlink"/>
@@ -4079,7 +4079,7 @@
                 <w:noProof/>
                 <w:webHidden/>
               </w:rPr>
-              <w:instrText xml:space="preserve"> PAGEREF _Toc240373069 \h </w:instrText>
+              <w:instrText xml:space="preserve"> PAGEREF _Toc240374879 \h </w:instrText>
             </w:r>
             <w:r>
               <w:rPr>
@@ -4126,7 +4126,7 @@
               <w14:ligatures w14:val="standardContextual"/>
             </w:rPr>
           </w:pPr>
-          <w:hyperlink w:anchor="_Toc240373070" w:history="1">
+          <w:hyperlink w:anchor="_Toc240374880" w:history="1">
             <w:r>
               <w:rPr>
                 <w:rStyle w:val="Hyperlink"/>
@@ -4153,7 +4153,7 @@
                 <w:noProof/>
                 <w:webHidden/>
               </w:rPr>
-              <w:instrText xml:space="preserve"> PAGEREF _Toc240373070 \h </w:instrText>
+              <w:instrText xml:space="preserve"> PAGEREF _Toc240374880 \h </w:instrText>
             </w:r>
             <w:r>
               <w:rPr>
@@ -4173,7 +4173,7 @@
                 <w:noProof/>
                 <w:webHidden/>
               </w:rPr>
-              <w:t>57</w:t>
+              <w:t>58</w:t>
             </w:r>
             <w:r>
               <w:rPr>
@@ -4200,7 +4200,7 @@
               <w14:ligatures w14:val="standardContextual"/>
             </w:rPr>
           </w:pPr>
-          <w:hyperlink w:anchor="_Toc240373071" w:history="1">
+          <w:hyperlink w:anchor="_Toc240374881" w:history="1">
             <w:r>
               <w:rPr>
                 <w:rStyle w:val="Hyperlink"/>
@@ -4227,7 +4227,7 @@
                 <w:noProof/>
                 <w:webHidden/>
               </w:rPr>
-              <w:instrText xml:space="preserve"> PAGEREF _Toc240373071 \h </w:instrText>
+              <w:instrText xml:space="preserve"> PAGEREF _Toc240374881 \h </w:instrText>
             </w:r>
             <w:r>
               <w:rPr>
@@ -4274,7 +4274,7 @@
               <w14:ligatures w14:val="standardContextual"/>
             </w:rPr>
           </w:pPr>
-          <w:hyperlink w:anchor="_Toc240373072" w:history="1">
+          <w:hyperlink w:anchor="_Toc240374882" w:history="1">
             <w:r>
               <w:rPr>
                 <w:rStyle w:val="Hyperlink"/>
@@ -4301,7 +4301,7 @@
                 <w:noProof/>
                 <w:webHidden/>
               </w:rPr>
-              <w:instrText xml:space="preserve"> PAGEREF _Toc240373072 \h </w:instrText>
+              <w:instrText xml:space="preserve"> PAGEREF _Toc240374882 \h </w:instrText>
             </w:r>
             <w:r>
               <w:rPr>
@@ -4348,7 +4348,7 @@
               <w14:ligatures w14:val="standardContextual"/>
             </w:rPr>
           </w:pPr>
-          <w:hyperlink w:anchor="_Toc240373073" w:history="1">
+          <w:hyperlink w:anchor="_Toc240374883" w:history="1">
             <w:r>
               <w:rPr>
                 <w:rStyle w:val="Hyperlink"/>
@@ -4375,7 +4375,7 @@
                 <w:noProof/>
                 <w:webHidden/>
               </w:rPr>
-              <w:instrText xml:space="preserve"> PAGEREF _Toc240373073 \h </w:instrText>
+              <w:instrText xml:space="preserve"> PAGEREF _Toc240374883 \h </w:instrText>
             </w:r>
             <w:r>
               <w:rPr>
@@ -4422,7 +4422,7 @@
               <w14:ligatures w14:val="standardContextual"/>
             </w:rPr>
           </w:pPr>
-          <w:hyperlink w:anchor="_Toc240373074" w:history="1">
+          <w:hyperlink w:anchor="_Toc240374884" w:history="1">
             <w:r>
               <w:rPr>
                 <w:rStyle w:val="Hyperlink"/>
@@ -4449,7 +4449,7 @@
                 <w:noProof/>
                 <w:webHidden/>
               </w:rPr>
-              <w:instrText xml:space="preserve"> PAGEREF _Toc240373074 \h </w:instrText>
+              <w:instrText xml:space="preserve"> PAGEREF _Toc240374884 \h </w:instrText>
             </w:r>
             <w:r>
               <w:rPr>
@@ -4496,7 +4496,7 @@
               <w14:ligatures w14:val="standardContextual"/>
             </w:rPr>
           </w:pPr>
-          <w:hyperlink w:anchor="_Toc240373075" w:history="1">
+          <w:hyperlink w:anchor="_Toc240374885" w:history="1">
             <w:r>
               <w:rPr>
                 <w:rStyle w:val="Hyperlink"/>
@@ -4523,7 +4523,7 @@
                 <w:noProof/>
                 <w:webHidden/>
               </w:rPr>
-              <w:instrText xml:space="preserve"> PAGEREF _Toc240373075 \h </w:instrText>
+              <w:instrText xml:space="preserve"> PAGEREF _Toc240374885 \h </w:instrText>
             </w:r>
             <w:r>
               <w:rPr>
@@ -4570,7 +4570,7 @@
               <w14:ligatures w14:val="standardContextual"/>
             </w:rPr>
           </w:pPr>
-          <w:hyperlink w:anchor="_Toc240373076" w:history="1">
+          <w:hyperlink w:anchor="_Toc240374886" w:history="1">
             <w:r>
               <w:rPr>
                 <w:rStyle w:val="Hyperlink"/>
@@ -4597,7 +4597,7 @@
                 <w:noProof/>
                 <w:webHidden/>
               </w:rPr>
-              <w:instrText xml:space="preserve"> PAGEREF _Toc240373076 \h </w:instrText>
+              <w:instrText xml:space="preserve"> PAGEREF _Toc240374886 \h </w:instrText>
             </w:r>
             <w:r>
               <w:rPr>
@@ -4644,7 +4644,7 @@
               <w14:ligatures w14:val="standardContextual"/>
             </w:rPr>
           </w:pPr>
-          <w:hyperlink w:anchor="_Toc240373077" w:history="1">
+          <w:hyperlink w:anchor="_Toc240374887" w:history="1">
             <w:r>
               <w:rPr>
                 <w:rStyle w:val="Hyperlink"/>
@@ -4671,7 +4671,7 @@
                 <w:noProof/>
                 <w:webHidden/>
               </w:rPr>
-              <w:instrText xml:space="preserve"> PAGEREF _Toc240373077 \h </w:instrText>
+              <w:instrText xml:space="preserve"> PAGEREF _Toc240374887 \h </w:instrText>
             </w:r>
             <w:r>
               <w:rPr>
@@ -4718,7 +4718,7 @@
               <w14:ligatures w14:val="standardContextual"/>
             </w:rPr>
           </w:pPr>
-          <w:hyperlink w:anchor="_Toc240373078" w:history="1">
+          <w:hyperlink w:anchor="_Toc240374888" w:history="1">
             <w:r>
               <w:rPr>
                 <w:rStyle w:val="Hyperlink"/>
@@ -4745,7 +4745,7 @@
                 <w:noProof/>
                 <w:webHidden/>
               </w:rPr>
-              <w:instrText xml:space="preserve"> PAGEREF _Toc240373078 \h </w:instrText>
+              <w:instrText xml:space="preserve"> PAGEREF _Toc240374888 \h </w:instrText>
             </w:r>
             <w:r>
               <w:rPr>
@@ -4792,7 +4792,7 @@
               <w14:ligatures w14:val="standardContextual"/>
             </w:rPr>
           </w:pPr>
-          <w:hyperlink w:anchor="_Toc240373079" w:history="1">
+          <w:hyperlink w:anchor="_Toc240374889" w:history="1">
             <w:r>
               <w:rPr>
                 <w:rStyle w:val="Hyperlink"/>
@@ -4819,7 +4819,7 @@
                 <w:noProof/>
                 <w:webHidden/>
               </w:rPr>
-              <w:instrText xml:space="preserve"> PAGEREF _Toc240373079 \h </w:instrText>
+              <w:instrText xml:space="preserve"> PAGEREF _Toc240374889 \h </w:instrText>
             </w:r>
             <w:r>
               <w:rPr>
@@ -4862,7 +4862,7 @@
         <w:pStyle w:val="Heading1"/>
       </w:pPr>
       <w:bookmarkStart w:id="2" w:name="danh-mục-từ-viết-tắt-và-thuật-ngữ"/>
-      <w:bookmarkStart w:id="3" w:name="_Toc240373026"/>
+      <w:bookmarkStart w:id="3" w:name="_Toc240374836"/>
       <w:bookmarkEnd w:id="0"/>
       <w:r>
         <w:t>DANH MỤC TỪ VIẾT TẮT VÀ THUẬT NGỮ</w:t>
@@ -6714,7 +6714,7 @@
         <w:pStyle w:val="Heading1"/>
       </w:pPr>
       <w:bookmarkStart w:id="4" w:name="danh-mục-các-bảng"/>
-      <w:bookmarkStart w:id="5" w:name="_Toc240373027"/>
+      <w:bookmarkStart w:id="5" w:name="_Toc240374837"/>
       <w:bookmarkEnd w:id="2"/>
       <w:r>
         <w:t>DANH MỤC CÁC BẢNG</w:t>
@@ -7403,7 +7403,7 @@
         <w:pStyle w:val="Heading1"/>
       </w:pPr>
       <w:bookmarkStart w:id="6" w:name="danh-mục-các-hình"/>
-      <w:bookmarkStart w:id="7" w:name="_Toc240373028"/>
+      <w:bookmarkStart w:id="7" w:name="_Toc240374838"/>
       <w:bookmarkEnd w:id="4"/>
       <w:r>
         <w:t>DANH MỤC CÁC HÌNH</w:t>
@@ -7428,7 +7428,7 @@
         </w:trPr>
         <w:tc>
           <w:tcPr>
-            <w:tcW w:w="3960" w:type="dxa"/>
+            <w:tcW w:w="4386" w:type="dxa"/>
           </w:tcPr>
           <w:p>
             <w:pPr>
@@ -7442,7 +7442,7 @@
         </w:tc>
         <w:tc>
           <w:tcPr>
-            <w:tcW w:w="3960" w:type="dxa"/>
+            <w:tcW w:w="4386" w:type="dxa"/>
           </w:tcPr>
           <w:p>
             <w:pPr>
@@ -7458,29 +7458,27 @@
       <w:tr>
         <w:tc>
           <w:tcPr>
-            <w:tcW w:w="3960" w:type="dxa"/>
-          </w:tcPr>
-          <w:p>
-            <w:pPr>
-              <w:pStyle w:val="Compact"/>
-              <w:spacing w:line="240" w:lineRule="auto"/>
-            </w:pPr>
-            <w:r>
-              <w:t>Hình 4.1</w:t>
-            </w:r>
-          </w:p>
-        </w:tc>
-        <w:tc>
-          <w:tcPr>
-            <w:tcW w:w="3960" w:type="dxa"/>
-          </w:tcPr>
-          <w:p>
-            <w:pPr>
-              <w:pStyle w:val="Compact"/>
-              <w:spacing w:line="240" w:lineRule="auto"/>
-            </w:pPr>
-            <w:r>
-              <w:t>Giao diện cấp phát tài liệu trên hệ thống đang vận hành</w:t>
+            <w:tcW w:w="4386" w:type="dxa"/>
+          </w:tcPr>
+          <w:p>
+            <w:pPr>
+              <w:pStyle w:val="Compact"/>
+            </w:pPr>
+            <w:r>
+              <w:t>Hình 3.1</w:t>
+            </w:r>
+          </w:p>
+        </w:tc>
+        <w:tc>
+          <w:tcPr>
+            <w:tcW w:w="4386" w:type="dxa"/>
+          </w:tcPr>
+          <w:p>
+            <w:pPr>
+              <w:pStyle w:val="Compact"/>
+            </w:pPr>
+            <w:r>
+              <w:t>Cấu trúc manifest nội bộ và chuỗi ký số trên biểu diễn chuẩn tắc</w:t>
             </w:r>
           </w:p>
         </w:tc>
@@ -7488,29 +7486,27 @@
       <w:tr>
         <w:tc>
           <w:tcPr>
-            <w:tcW w:w="3960" w:type="dxa"/>
-          </w:tcPr>
-          <w:p>
-            <w:pPr>
-              <w:pStyle w:val="Compact"/>
-              <w:spacing w:line="240" w:lineRule="auto"/>
-            </w:pPr>
-            <w:r>
-              <w:t>Hình 4.2</w:t>
-            </w:r>
-          </w:p>
-        </w:tc>
-        <w:tc>
-          <w:tcPr>
-            <w:tcW w:w="3960" w:type="dxa"/>
-          </w:tcPr>
-          <w:p>
-            <w:pPr>
-              <w:pStyle w:val="Compact"/>
-              <w:spacing w:line="240" w:lineRule="auto"/>
-            </w:pPr>
-            <w:r>
-              <w:t>Kết quả xác minh khi tệp khớp bản cấp phát: mã SHA-256 trùng khớp và chữ ký hồ sơ hợp lệ</w:t>
+            <w:tcW w:w="4386" w:type="dxa"/>
+          </w:tcPr>
+          <w:p>
+            <w:pPr>
+              <w:pStyle w:val="Compact"/>
+            </w:pPr>
+            <w:r>
+              <w:t>Hình 4.1</w:t>
+            </w:r>
+          </w:p>
+        </w:tc>
+        <w:tc>
+          <w:tcPr>
+            <w:tcW w:w="4386" w:type="dxa"/>
+          </w:tcPr>
+          <w:p>
+            <w:pPr>
+              <w:pStyle w:val="Compact"/>
+            </w:pPr>
+            <w:r>
+              <w:t>Kiến trúc hệ thống SplitBind, tầng sản phẩm và tầng nghiên cứu</w:t>
             </w:r>
           </w:p>
         </w:tc>
@@ -7518,29 +7514,29 @@
       <w:tr>
         <w:tc>
           <w:tcPr>
-            <w:tcW w:w="3960" w:type="dxa"/>
-          </w:tcPr>
-          <w:p>
-            <w:pPr>
-              <w:pStyle w:val="Compact"/>
-              <w:spacing w:line="240" w:lineRule="auto"/>
-            </w:pPr>
-            <w:r>
-              <w:t>Hình 4.3</w:t>
-            </w:r>
-          </w:p>
-        </w:tc>
-        <w:tc>
-          <w:tcPr>
-            <w:tcW w:w="3960" w:type="dxa"/>
-          </w:tcPr>
-          <w:p>
-            <w:pPr>
-              <w:pStyle w:val="Compact"/>
-              <w:spacing w:line="240" w:lineRule="auto"/>
-            </w:pPr>
-            <w:r>
-              <w:t>Kết quả khi không tìm được bản cấp phát nào trùng mã băm: hệ thống nói rõ đây chưa phải bằng chứng tệp đã bị chỉnh sửa, và không quy kết hành vi cho bất kỳ ai</w:t>
+            <w:tcW w:w="4386" w:type="dxa"/>
+          </w:tcPr>
+          <w:p>
+            <w:pPr>
+              <w:pStyle w:val="Compact"/>
+              <w:spacing w:line="240" w:lineRule="auto"/>
+            </w:pPr>
+            <w:r>
+              <w:t>Hình 4.2</w:t>
+            </w:r>
+          </w:p>
+        </w:tc>
+        <w:tc>
+          <w:tcPr>
+            <w:tcW w:w="4386" w:type="dxa"/>
+          </w:tcPr>
+          <w:p>
+            <w:pPr>
+              <w:pStyle w:val="Compact"/>
+              <w:spacing w:line="240" w:lineRule="auto"/>
+            </w:pPr>
+            <w:r>
+              <w:t>Giao diện cấp phát tài liệu trên hệ thống đang vận hành</w:t>
             </w:r>
           </w:p>
         </w:tc>
@@ -7548,29 +7544,29 @@
       <w:tr>
         <w:tc>
           <w:tcPr>
-            <w:tcW w:w="3960" w:type="dxa"/>
-          </w:tcPr>
-          <w:p>
-            <w:pPr>
-              <w:pStyle w:val="Compact"/>
-              <w:spacing w:line="240" w:lineRule="auto"/>
-            </w:pPr>
-            <w:r>
-              <w:t>Hình 4.4</w:t>
-            </w:r>
-          </w:p>
-        </w:tc>
-        <w:tc>
-          <w:tcPr>
-            <w:tcW w:w="3960" w:type="dxa"/>
-          </w:tcPr>
-          <w:p>
-            <w:pPr>
-              <w:pStyle w:val="Compact"/>
-              <w:spacing w:line="240" w:lineRule="auto"/>
-            </w:pPr>
-            <w:r>
-              <w:t>Tỉ lệ giải mã của thế hệ V1 và V3 trên cùng một bộ trang mẫu đã khoá, cùng định nghĩa cổng</w:t>
+            <w:tcW w:w="4386" w:type="dxa"/>
+          </w:tcPr>
+          <w:p>
+            <w:pPr>
+              <w:pStyle w:val="Compact"/>
+              <w:spacing w:line="240" w:lineRule="auto"/>
+            </w:pPr>
+            <w:r>
+              <w:t>Hình 4.3</w:t>
+            </w:r>
+          </w:p>
+        </w:tc>
+        <w:tc>
+          <w:tcPr>
+            <w:tcW w:w="4386" w:type="dxa"/>
+          </w:tcPr>
+          <w:p>
+            <w:pPr>
+              <w:pStyle w:val="Compact"/>
+              <w:spacing w:line="240" w:lineRule="auto"/>
+            </w:pPr>
+            <w:r>
+              <w:t>Kết quả xác minh khi tệp khớp bản cấp phát: mã SHA-256 trùng khớp và chữ ký hồ sơ hợp lệ</w:t>
             </w:r>
           </w:p>
         </w:tc>
@@ -7578,33 +7574,33 @@
       <w:tr>
         <w:tc>
           <w:tcPr>
-            <w:tcW w:w="3960" w:type="dxa"/>
-          </w:tcPr>
-          <w:p>
-            <w:pPr>
-              <w:pStyle w:val="Compact"/>
-              <w:spacing w:line="240" w:lineRule="auto"/>
-            </w:pPr>
-            <w:r>
-              <w:t>Hình 4.5</w:t>
-            </w:r>
-          </w:p>
-        </w:tc>
-        <w:tc>
-          <w:tcPr>
-            <w:tcW w:w="3960" w:type="dxa"/>
-          </w:tcPr>
-          <w:p>
-            <w:pPr>
-              <w:pStyle w:val="Compact"/>
-              <w:spacing w:line="240" w:lineRule="auto"/>
-            </w:pPr>
-            <w:r>
-              <w:t xml:space="preserve">Truy nguồn bằng thủy vân khi mã băm không khớp: tệp là ảnh chụp màn hình </w:t>
+            <w:tcW w:w="4386" w:type="dxa"/>
+          </w:tcPr>
+          <w:p>
+            <w:pPr>
+              <w:pStyle w:val="Compact"/>
+              <w:spacing w:line="240" w:lineRule="auto"/>
+            </w:pPr>
+            <w:r>
+              <w:t>Hình 4.4</w:t>
+            </w:r>
+          </w:p>
+        </w:tc>
+        <w:tc>
+          <w:tcPr>
+            <w:tcW w:w="4386" w:type="dxa"/>
+          </w:tcPr>
+          <w:p>
+            <w:pPr>
+              <w:pStyle w:val="Compact"/>
+              <w:spacing w:line="240" w:lineRule="auto"/>
+            </w:pPr>
+            <w:r>
+              <w:t xml:space="preserve">Kết quả khi không tìm được bản cấp phát nào trùng mã băm: hệ thống nói rõ đây chưa phải bằng chứng tệp đã bị </w:t>
             </w:r>
             <w:r>
               <w:lastRenderedPageBreak/>
-              <w:t>đã thu nhỏ còn 0,469 kèm viền đen, mã băm khác hẳn bản đã ký, nhưng hệ thống vẫn chỉ đúng bản cấp phát gốc</w:t>
+              <w:t>chỉnh sửa, và không quy kết hành vi cho bất kỳ ai</w:t>
             </w:r>
           </w:p>
         </w:tc>
@@ -7612,7 +7608,7 @@
       <w:tr>
         <w:tc>
           <w:tcPr>
-            <w:tcW w:w="3960" w:type="dxa"/>
+            <w:tcW w:w="4386" w:type="dxa"/>
           </w:tcPr>
           <w:p>
             <w:pPr>
@@ -7621,21 +7617,21 @@
             </w:pPr>
             <w:r>
               <w:lastRenderedPageBreak/>
-              <w:t>Hình 4.6</w:t>
-            </w:r>
-          </w:p>
-        </w:tc>
-        <w:tc>
-          <w:tcPr>
-            <w:tcW w:w="3960" w:type="dxa"/>
-          </w:tcPr>
-          <w:p>
-            <w:pPr>
-              <w:pStyle w:val="Compact"/>
-              <w:spacing w:line="240" w:lineRule="auto"/>
-            </w:pPr>
-            <w:r>
-              <w:t>Tỉ lệ truy vết của 13 phép biến đổi đo ngày 11/09/2026, phân theo ba lớp nguyên nhân thất bại. Hàng JPEG 50 về sau được khôi phục nhờ bản sửa ngân sách ký hiệu xoá ở Mục 4.2.4</w:t>
+              <w:t>Hình 4.5</w:t>
+            </w:r>
+          </w:p>
+        </w:tc>
+        <w:tc>
+          <w:tcPr>
+            <w:tcW w:w="4386" w:type="dxa"/>
+          </w:tcPr>
+          <w:p>
+            <w:pPr>
+              <w:pStyle w:val="Compact"/>
+              <w:spacing w:line="240" w:lineRule="auto"/>
+            </w:pPr>
+            <w:r>
+              <w:t>Tỉ lệ giải mã của thế hệ V1 và V3 trên cùng một bộ trang mẫu đã khoá, cùng định nghĩa cổng</w:t>
             </w:r>
           </w:p>
         </w:tc>
@@ -7643,29 +7639,29 @@
       <w:tr>
         <w:tc>
           <w:tcPr>
-            <w:tcW w:w="3960" w:type="dxa"/>
-          </w:tcPr>
-          <w:p>
-            <w:pPr>
-              <w:pStyle w:val="Compact"/>
-              <w:spacing w:line="240" w:lineRule="auto"/>
-            </w:pPr>
-            <w:r>
-              <w:t>Hình 4.7</w:t>
-            </w:r>
-          </w:p>
-        </w:tc>
-        <w:tc>
-          <w:tcPr>
-            <w:tcW w:w="3960" w:type="dxa"/>
-          </w:tcPr>
-          <w:p>
-            <w:pPr>
-              <w:pStyle w:val="Compact"/>
-              <w:spacing w:line="240" w:lineRule="auto"/>
-            </w:pPr>
-            <w:r>
-              <w:t>Hiệu quả của bước bóc viền letterbox trước khi giải mã, đo trên 12 trang dương tính</w:t>
+            <w:tcW w:w="4386" w:type="dxa"/>
+          </w:tcPr>
+          <w:p>
+            <w:pPr>
+              <w:pStyle w:val="Compact"/>
+              <w:spacing w:line="240" w:lineRule="auto"/>
+            </w:pPr>
+            <w:r>
+              <w:t>Hình 4.6</w:t>
+            </w:r>
+          </w:p>
+        </w:tc>
+        <w:tc>
+          <w:tcPr>
+            <w:tcW w:w="4386" w:type="dxa"/>
+          </w:tcPr>
+          <w:p>
+            <w:pPr>
+              <w:pStyle w:val="Compact"/>
+              <w:spacing w:line="240" w:lineRule="auto"/>
+            </w:pPr>
+            <w:r>
+              <w:t>Truy nguồn bằng thủy vân khi mã băm không khớp: tệp là ảnh chụp màn hình đã thu nhỏ còn 0,469 kèm viền đen, mã băm khác hẳn bản đã ký, nhưng hệ thống vẫn chỉ đúng bản cấp phát gốc</w:t>
             </w:r>
           </w:p>
         </w:tc>
@@ -7673,7 +7669,37 @@
       <w:tr>
         <w:tc>
           <w:tcPr>
-            <w:tcW w:w="3960" w:type="dxa"/>
+            <w:tcW w:w="4386" w:type="dxa"/>
+          </w:tcPr>
+          <w:p>
+            <w:pPr>
+              <w:pStyle w:val="Compact"/>
+              <w:spacing w:line="240" w:lineRule="auto"/>
+            </w:pPr>
+            <w:r>
+              <w:t>Hình 4.7</w:t>
+            </w:r>
+          </w:p>
+        </w:tc>
+        <w:tc>
+          <w:tcPr>
+            <w:tcW w:w="4386" w:type="dxa"/>
+          </w:tcPr>
+          <w:p>
+            <w:pPr>
+              <w:pStyle w:val="Compact"/>
+              <w:spacing w:line="240" w:lineRule="auto"/>
+            </w:pPr>
+            <w:r>
+              <w:t>Tỉ lệ truy vết của 13 phép biến đổi đo ngày 11/09/2026, phân theo ba lớp nguyên nhân thất bại. Hàng JPEG 50 về sau được khôi phục nhờ bản sửa ngân sách ký hiệu xoá ở Mục 4.2.4</w:t>
+            </w:r>
+          </w:p>
+        </w:tc>
+      </w:tr>
+      <w:tr>
+        <w:tc>
+          <w:tcPr>
+            <w:tcW w:w="4386" w:type="dxa"/>
           </w:tcPr>
           <w:p>
             <w:pPr>
@@ -7687,7 +7713,37 @@
         </w:tc>
         <w:tc>
           <w:tcPr>
-            <w:tcW w:w="3960" w:type="dxa"/>
+            <w:tcW w:w="4386" w:type="dxa"/>
+          </w:tcPr>
+          <w:p>
+            <w:pPr>
+              <w:pStyle w:val="Compact"/>
+              <w:spacing w:line="240" w:lineRule="auto"/>
+            </w:pPr>
+            <w:r>
+              <w:t>Hiệu quả của bước bóc viền letterbox trước khi giải mã, đo trên 12 trang dương tính</w:t>
+            </w:r>
+          </w:p>
+        </w:tc>
+      </w:tr>
+      <w:tr>
+        <w:tc>
+          <w:tcPr>
+            <w:tcW w:w="4386" w:type="dxa"/>
+          </w:tcPr>
+          <w:p>
+            <w:pPr>
+              <w:pStyle w:val="Compact"/>
+              <w:spacing w:line="240" w:lineRule="auto"/>
+            </w:pPr>
+            <w:r>
+              <w:t>Hình 4.9</w:t>
+            </w:r>
+          </w:p>
+        </w:tc>
+        <w:tc>
+          <w:tcPr>
+            <w:tcW w:w="4386" w:type="dxa"/>
           </w:tcPr>
           <w:p>
             <w:pPr>
@@ -7718,7 +7774,7 @@
       <w:pPr>
         <w:pStyle w:val="Heading1"/>
       </w:pPr>
-      <w:bookmarkStart w:id="9" w:name="_Toc240373029"/>
+      <w:bookmarkStart w:id="9" w:name="_Toc240374839"/>
       <w:r>
         <w:lastRenderedPageBreak/>
         <w:t>LỜI MỞ ĐẦU</w:t>
@@ -7804,7 +7860,7 @@
         <w:pStyle w:val="Heading3"/>
       </w:pPr>
       <w:bookmarkStart w:id="10" w:name="thông-tin-đề-tài-chính-thức"/>
-      <w:bookmarkStart w:id="11" w:name="_Toc240373030"/>
+      <w:bookmarkStart w:id="11" w:name="_Toc240374840"/>
       <w:r>
         <w:t>Thông tin đề tài chính thức</w:t>
       </w:r>
@@ -7918,7 +7974,7 @@
         <w:pStyle w:val="Heading3"/>
       </w:pPr>
       <w:bookmarkStart w:id="12" w:name="Xf6b985d06e86b68dd2de5566ba01dd2ddc40424"/>
-      <w:bookmarkStart w:id="13" w:name="_Toc240373031"/>
+      <w:bookmarkStart w:id="13" w:name="_Toc240374841"/>
       <w:bookmarkEnd w:id="10"/>
       <w:r>
         <w:t>Thống nhất ngữ nghĩa: “văn bản” (document) so với “hình ảnh” (image)</w:t>
@@ -8094,7 +8150,7 @@
         <w:pStyle w:val="Heading1"/>
       </w:pPr>
       <w:bookmarkStart w:id="14" w:name="X73852470e9fc27a6dee2a641dd4c49aad269013"/>
-      <w:bookmarkStart w:id="15" w:name="_Toc240373032"/>
+      <w:bookmarkStart w:id="15" w:name="_Toc240374842"/>
       <w:bookmarkEnd w:id="8"/>
       <w:bookmarkEnd w:id="12"/>
       <w:r>
@@ -8108,7 +8164,7 @@
         <w:pStyle w:val="Heading2"/>
       </w:pPr>
       <w:bookmarkStart w:id="16" w:name="khái-niệm-và-định-nghĩa-chuẩn-mực"/>
-      <w:bookmarkStart w:id="17" w:name="_Toc240373033"/>
+      <w:bookmarkStart w:id="17" w:name="_Toc240374843"/>
       <w:r>
         <w:t>1.1. Khái niệm và định nghĩa chuẩn mực</w:t>
       </w:r>
@@ -8215,7 +8271,7 @@
         <w:pStyle w:val="Heading2"/>
       </w:pPr>
       <w:bookmarkStart w:id="18" w:name="phân-loại-kỹ-thuật-thủy-vân-số"/>
-      <w:bookmarkStart w:id="19" w:name="_Toc240373034"/>
+      <w:bookmarkStart w:id="19" w:name="_Toc240374844"/>
       <w:bookmarkEnd w:id="16"/>
       <w:r>
         <w:t>1.2. Phân loại kỹ thuật thủy vân số</w:t>
@@ -8227,7 +8283,7 @@
         <w:pStyle w:val="Heading3"/>
       </w:pPr>
       <w:bookmarkStart w:id="20" w:name="X344359457ba084d15006b2faef4503914a46c44"/>
-      <w:bookmarkStart w:id="21" w:name="_Toc240373035"/>
+      <w:bookmarkStart w:id="21" w:name="_Toc240374845"/>
       <w:r>
         <w:t>1.2.1. Phân loại theo miền nhúng (embedding domain)</w:t>
       </w:r>
@@ -8439,7 +8495,7 @@
         <w:pStyle w:val="Heading3"/>
       </w:pPr>
       <w:bookmarkStart w:id="22" w:name="Xdf8795802ccd7c55605228d4c2bb9b0a6052b25"/>
-      <w:bookmarkStart w:id="23" w:name="_Toc240373036"/>
+      <w:bookmarkStart w:id="23" w:name="_Toc240374846"/>
       <w:bookmarkEnd w:id="20"/>
       <w:r>
         <w:t>1.2.2. Phân loại theo mức độ bền vững và mục đích sử dụng</w:t>
@@ -8614,7 +8670,7 @@
         <w:pStyle w:val="Heading2"/>
       </w:pPr>
       <w:bookmarkStart w:id="24" w:name="Xe512d1925d137a9b04feca38113dfa82c8b8562"/>
-      <w:bookmarkStart w:id="25" w:name="_Toc240373037"/>
+      <w:bookmarkStart w:id="25" w:name="_Toc240374847"/>
       <w:bookmarkEnd w:id="18"/>
       <w:bookmarkEnd w:id="22"/>
       <w:r>
@@ -8775,7 +8831,7 @@
         <w:pStyle w:val="Heading2"/>
       </w:pPr>
       <w:bookmarkStart w:id="26" w:name="X0749a89c140d67f1fd6e10e019df7faaf4f2896"/>
-      <w:bookmarkStart w:id="27" w:name="_Toc240373038"/>
+      <w:bookmarkStart w:id="27" w:name="_Toc240374848"/>
       <w:bookmarkEnd w:id="24"/>
       <w:r>
         <w:t>1.4. Kỹ thuật điều chế chỉ số lượng tử hóa (QIM - Quantization Index Modulation)</w:t>
@@ -9069,7 +9125,7 @@
         <w:pStyle w:val="Heading1"/>
       </w:pPr>
       <w:bookmarkStart w:id="28" w:name="Xd94a0078451e1b9a5730e25f1ec289ca206f45a"/>
-      <w:bookmarkStart w:id="29" w:name="_Toc240373039"/>
+      <w:bookmarkStart w:id="29" w:name="_Toc240374849"/>
       <w:bookmarkEnd w:id="14"/>
       <w:bookmarkEnd w:id="26"/>
       <w:r>
@@ -9114,7 +9170,7 @@
         <w:pStyle w:val="Heading2"/>
       </w:pPr>
       <w:bookmarkStart w:id="30" w:name="X309070127ac9b595d19338b9992d494ea1f4902"/>
-      <w:bookmarkStart w:id="31" w:name="_Toc240373040"/>
+      <w:bookmarkStart w:id="31" w:name="_Toc240374850"/>
       <w:r>
         <w:t>2.1. Bài toán A: truy vết nguồn phát hành (traitor tracing)</w:t>
       </w:r>
@@ -9125,7 +9181,7 @@
         <w:pStyle w:val="Heading3"/>
       </w:pPr>
       <w:bookmarkStart w:id="32" w:name="cấu-trúc-payload-thực-tế-trong-mã-nguồn"/>
-      <w:bookmarkStart w:id="33" w:name="_Toc240373041"/>
+      <w:bookmarkStart w:id="33" w:name="_Toc240374851"/>
       <w:r>
         <w:t>2.1.1. Cấu trúc payload thực tế trong mã nguồn</w:t>
       </w:r>
@@ -9666,7 +9722,7 @@
         <w:pStyle w:val="Heading3"/>
       </w:pPr>
       <w:bookmarkStart w:id="34" w:name="X1603ecaffd529b8f98fee9a64474d35d4c0fe76"/>
-      <w:bookmarkStart w:id="35" w:name="_Toc240373042"/>
+      <w:bookmarkStart w:id="35" w:name="_Toc240374852"/>
       <w:bookmarkEnd w:id="32"/>
       <w:r>
         <w:t>2.1.2. Chuỗi xử lý nhúng và trích xuất thủy vân DWT-DCT-QIM</w:t>
@@ -9921,7 +9977,7 @@
         <w:pStyle w:val="Heading3"/>
       </w:pPr>
       <w:bookmarkStart w:id="36" w:name="X8f21b7f9b4ca7a89c516ce99c97d095ae0a7c9b"/>
-      <w:bookmarkStart w:id="37" w:name="_Toc240373043"/>
+      <w:bookmarkStart w:id="37" w:name="_Toc240374853"/>
       <w:bookmarkEnd w:id="34"/>
       <w:r>
         <w:t>2.1.3. Số liệu thực nghiệm đo lường thật từ benchmark V1</w:t>
@@ -10131,7 +10187,7 @@
         <w:pStyle w:val="Heading3"/>
       </w:pPr>
       <w:bookmarkStart w:id="38" w:name="giới-hạn-kỹ-thuật-đã-nhận-diện"/>
-      <w:bookmarkStart w:id="39" w:name="_Toc240373044"/>
+      <w:bookmarkStart w:id="39" w:name="_Toc240374854"/>
       <w:bookmarkEnd w:id="36"/>
       <w:r>
         <w:t>2.1.4. Giới hạn kỹ thuật đã nhận diện</w:t>
@@ -10444,7 +10500,7 @@
         <w:pStyle w:val="Heading2"/>
       </w:pPr>
       <w:bookmarkStart w:id="40" w:name="X977abff2802fd0052c7bb64c3dd76a7236a21c1"/>
-      <w:bookmarkStart w:id="41" w:name="_Toc240373045"/>
+      <w:bookmarkStart w:id="41" w:name="_Toc240374855"/>
       <w:bookmarkEnd w:id="30"/>
       <w:bookmarkEnd w:id="38"/>
       <w:r>
@@ -10457,7 +10513,7 @@
         <w:pStyle w:val="Heading3"/>
       </w:pPr>
       <w:bookmarkStart w:id="42" w:name="kiến-trúc-thuật-toán-bán-dễ-vỡ-phân-tán"/>
-      <w:bookmarkStart w:id="43" w:name="_Toc240373046"/>
+      <w:bookmarkStart w:id="43" w:name="_Toc240374856"/>
       <w:r>
         <w:t>2.2.1. Kiến trúc thuật toán bán dễ vỡ phân tán</w:t>
       </w:r>
@@ -11043,7 +11099,7 @@
         <w:pStyle w:val="Heading3"/>
       </w:pPr>
       <w:bookmarkStart w:id="44" w:name="cơ-chế-xác-minh-và-định-vị"/>
-      <w:bookmarkStart w:id="45" w:name="_Toc240373047"/>
+      <w:bookmarkStart w:id="45" w:name="_Toc240374857"/>
       <w:bookmarkEnd w:id="42"/>
       <w:r>
         <w:t>2.2.2. Cơ chế xác minh và định vị</w:t>
@@ -11097,7 +11153,7 @@
         <w:pStyle w:val="Heading3"/>
       </w:pPr>
       <w:bookmarkStart w:id="46" w:name="số-liệu-đo-lường-thực-nghiệm-thật"/>
-      <w:bookmarkStart w:id="47" w:name="_Toc240373048"/>
+      <w:bookmarkStart w:id="47" w:name="_Toc240374858"/>
       <w:bookmarkEnd w:id="44"/>
       <w:r>
         <w:t>2.2.3. Số liệu đo lường thực nghiệm thật</w:t>
@@ -11500,7 +11556,7 @@
         <w:pStyle w:val="Heading3"/>
       </w:pPr>
       <w:bookmarkStart w:id="48" w:name="Xf9dc94f62311947b9e6b5d307672673c0cae5ce"/>
-      <w:bookmarkStart w:id="49" w:name="_Toc240373049"/>
+      <w:bookmarkStart w:id="49" w:name="_Toc240374859"/>
       <w:bookmarkEnd w:id="46"/>
       <w:r>
         <w:t>2.2.4. Giải thích nguyên nhân kỹ thuật và giới hạn thực nghiệm</w:t>
@@ -11668,7 +11724,7 @@
         <w:pStyle w:val="Heading1"/>
       </w:pPr>
       <w:bookmarkStart w:id="50" w:name="X93dc4866f1b906f867f417f7358c62b2eea4247"/>
-      <w:bookmarkStart w:id="51" w:name="_Toc240373050"/>
+      <w:bookmarkStart w:id="51" w:name="_Toc240374860"/>
       <w:bookmarkEnd w:id="28"/>
       <w:bookmarkEnd w:id="40"/>
       <w:bookmarkEnd w:id="48"/>
@@ -11682,7 +11738,7 @@
         <w:pStyle w:val="Heading2"/>
       </w:pPr>
       <w:bookmarkStart w:id="52" w:name="X77bb241011ad2959aacc0c18a6152971fec02b5"/>
-      <w:bookmarkStart w:id="53" w:name="_Toc240373051"/>
+      <w:bookmarkStart w:id="53" w:name="_Toc240374861"/>
       <w:r>
         <w:t>3.1. Ứng dụng chữ ký số trong bảo vệ thông tin truy vết</w:t>
       </w:r>
@@ -11693,7 +11749,7 @@
         <w:pStyle w:val="Heading3"/>
       </w:pPr>
       <w:bookmarkStart w:id="54" w:name="X93f43f39a15f2b2e9f1ab28406ed334a7faa634"/>
-      <w:bookmarkStart w:id="55" w:name="_Toc240373052"/>
+      <w:bookmarkStart w:id="55" w:name="_Toc240374862"/>
       <w:r>
         <w:t>3.1.1. Phân định ba cấp độ kiến trúc, không được đánh đồng với nhau</w:t>
       </w:r>
@@ -11962,7 +12018,7 @@
         <w:pStyle w:val="Heading3"/>
       </w:pPr>
       <w:bookmarkStart w:id="56" w:name="Xa8597b961700287943beef87fac9e21cd92c65e"/>
-      <w:bookmarkStart w:id="57" w:name="_Toc240373053"/>
+      <w:bookmarkStart w:id="57" w:name="_Toc240374863"/>
       <w:bookmarkEnd w:id="54"/>
       <w:r>
         <w:t>3.1.2. Kiến trúc hồ sơ toàn vẹn có chữ ký (signed manifest)</w:t>
@@ -12055,494 +12111,83 @@
         <w:t>signing_key_id</w:t>
       </w:r>
       <w:r>
-        <w:t>…), được chuẩn tắc hóa qua RFC 8785 và ký bằng Ed25519:</w:t>
-      </w:r>
-    </w:p>
-    <w:p>
-      <w:pPr>
-        <w:pStyle w:val="SourceCode"/>
-        <w:jc w:val="left"/>
-      </w:pPr>
-      <w:r>
+        <w:t xml:space="preserve">…), được chuẩn tắc hóa qua RFC 8785 </w:t>
+      </w:r>
+      <w:r>
+        <w:t>và ký bằng Ed25519. Hình 3.1 trình bày cấu trúc hồ sơ này và ba bước biến nó thành chữ ký.</w:t>
+      </w:r>
+    </w:p>
+    <w:p>
+      <w:pPr>
+        <w:pStyle w:val="BodyText"/>
+        <w:jc w:val="center"/>
         <w:rPr>
           <w:rStyle w:val="VerbatimChar"/>
         </w:rPr>
-        <w:t>+---------------------------------------------------------------+</w:t>
-      </w:r>
-      <w:r>
-        <w:br/>
-      </w:r>
-      <w:r>
+      </w:pPr>
+      <w:r>
+        <w:rPr>
+          <w:rFonts w:ascii="Consolas" w:hAnsi="Consolas"/>
+          <w:noProof/>
+          <w:sz w:val="22"/>
+        </w:rPr>
+        <w:lastRenderedPageBreak/>
+        <w:drawing>
+          <wp:inline distT="0" distB="0" distL="0" distR="0" wp14:anchorId="72A97FD6" wp14:editId="2554159D">
+            <wp:extent cx="5334000" cy="4140904"/>
+            <wp:effectExtent l="0" t="0" r="0" b="0"/>
+            <wp:docPr id="417703764" name="Picture 1"/>
+            <wp:cNvGraphicFramePr>
+              <a:graphicFrameLocks xmlns:a="http://schemas.openxmlformats.org/drawingml/2006/main" noChangeAspect="1"/>
+            </wp:cNvGraphicFramePr>
+            <a:graphic xmlns:a="http://schemas.openxmlformats.org/drawingml/2006/main">
+              <a:graphicData uri="http://schemas.openxmlformats.org/drawingml/2006/picture">
+                <pic:pic xmlns:pic="http://schemas.openxmlformats.org/drawingml/2006/picture">
+                  <pic:nvPicPr>
+                    <pic:cNvPr id="417703764" name=""/>
+                    <pic:cNvPicPr/>
+                  </pic:nvPicPr>
+                  <pic:blipFill>
+                    <a:blip r:embed="rId10" cstate="print">
+                      <a:extLst>
+                        <a:ext uri="{28A0092B-C50C-407E-A947-70E740481C1C}">
+                          <a14:useLocalDpi xmlns:a14="http://schemas.microsoft.com/office/drawing/2010/main" val="0"/>
+                        </a:ext>
+                      </a:extLst>
+                    </a:blip>
+                    <a:stretch>
+                      <a:fillRect/>
+                    </a:stretch>
+                  </pic:blipFill>
+                  <pic:spPr>
+                    <a:xfrm>
+                      <a:off x="0" y="0"/>
+                      <a:ext cx="5334000" cy="4140904"/>
+                    </a:xfrm>
+                    <a:prstGeom prst="rect">
+                      <a:avLst/>
+                    </a:prstGeom>
+                  </pic:spPr>
+                </pic:pic>
+              </a:graphicData>
+            </a:graphic>
+          </wp:inline>
+        </w:drawing>
+      </w:r>
+    </w:p>
+    <w:p>
+      <w:pPr>
+        <w:pStyle w:val="BodyText"/>
+        <w:jc w:val="center"/>
         <w:rPr>
           <w:rStyle w:val="VerbatimChar"/>
         </w:rPr>
-        <w:t>|</w:t>
-      </w:r>
+      </w:pPr>
       <w:r>
         <w:rPr>
           <w:rStyle w:val="VerbatimChar"/>
         </w:rPr>
-        <w:t xml:space="preserve">  </w:t>
-      </w:r>
-      <w:r>
-        <w:rPr>
-          <w:rStyle w:val="VerbatimChar"/>
-        </w:rPr>
-        <w:t xml:space="preserve"> </w:t>
-      </w:r>
-      <w:r>
-        <w:rPr>
-          <w:rStyle w:val="VerbatimChar"/>
-        </w:rPr>
-        <w:t>INTERNAL MANIFEST PAYLOAD</w:t>
-      </w:r>
-      <w:r>
-        <w:rPr>
-          <w:rStyle w:val="VerbatimChar"/>
-        </w:rPr>
-        <w:t xml:space="preserve">  </w:t>
-      </w:r>
-      <w:r>
-        <w:rPr>
-          <w:rStyle w:val="VerbatimChar"/>
-        </w:rPr>
-        <w:t xml:space="preserve"> </w:t>
-      </w:r>
-      <w:r>
-        <w:rPr>
-          <w:rStyle w:val="VerbatimChar"/>
-        </w:rPr>
-        <w:t>|</w:t>
-      </w:r>
-      <w:r>
-        <w:br/>
-      </w:r>
-      <w:r>
-        <w:rPr>
-          <w:rStyle w:val="VerbatimChar"/>
-        </w:rPr>
-        <w:t>|</w:t>
-      </w:r>
-      <w:r>
-        <w:rPr>
-          <w:rStyle w:val="VerbatimChar"/>
-        </w:rPr>
-        <w:t xml:space="preserve"> </w:t>
-      </w:r>
-      <w:r>
-        <w:rPr>
-          <w:rStyle w:val="VerbatimChar"/>
-        </w:rPr>
-        <w:t>schema_version : 1</w:t>
-      </w:r>
-      <w:r>
-        <w:rPr>
-          <w:rStyle w:val="VerbatimChar"/>
-        </w:rPr>
-        <w:t xml:space="preserve">     </w:t>
-      </w:r>
-      <w:r>
-        <w:rPr>
-          <w:rStyle w:val="VerbatimChar"/>
-        </w:rPr>
-        <w:t xml:space="preserve"> </w:t>
-      </w:r>
-      <w:r>
-        <w:rPr>
-          <w:rStyle w:val="VerbatimChar"/>
-        </w:rPr>
-        <w:t>|</w:t>
-      </w:r>
-      <w:r>
-        <w:br/>
-      </w:r>
-      <w:r>
-        <w:rPr>
-          <w:rStyle w:val="VerbatimChar"/>
-        </w:rPr>
-        <w:t>|</w:t>
-      </w:r>
-      <w:r>
-        <w:rPr>
-          <w:rStyle w:val="VerbatimChar"/>
-        </w:rPr>
-        <w:t xml:space="preserve"> </w:t>
-      </w:r>
-      <w:r>
-        <w:rPr>
-          <w:rStyle w:val="VerbatimChar"/>
-        </w:rPr>
-        <w:t>issuance_id</w:t>
-      </w:r>
-      <w:r>
-        <w:rPr>
-          <w:rStyle w:val="VerbatimChar"/>
-        </w:rPr>
-        <w:t xml:space="preserve"> </w:t>
-      </w:r>
-      <w:r>
-        <w:rPr>
-          <w:rStyle w:val="VerbatimChar"/>
-        </w:rPr>
-        <w:t>: de5cf342-...-f8899467bc13</w:t>
-      </w:r>
-      <w:r>
-        <w:rPr>
-          <w:rStyle w:val="VerbatimChar"/>
-        </w:rPr>
-        <w:t xml:space="preserve"> </w:t>
-      </w:r>
-      <w:r>
-        <w:rPr>
-          <w:rStyle w:val="VerbatimChar"/>
-        </w:rPr>
-        <w:t>(khóa liên kết) |</w:t>
-      </w:r>
-      <w:r>
-        <w:br/>
-      </w:r>
-      <w:r>
-        <w:rPr>
-          <w:rStyle w:val="VerbatimChar"/>
-        </w:rPr>
-        <w:t>|</w:t>
-      </w:r>
-      <w:r>
-        <w:rPr>
-          <w:rStyle w:val="VerbatimChar"/>
-        </w:rPr>
-        <w:t xml:space="preserve"> </w:t>
-      </w:r>
-      <w:r>
-        <w:rPr>
-          <w:rStyle w:val="VerbatimChar"/>
-        </w:rPr>
-        <w:t>recipient_id</w:t>
-      </w:r>
-      <w:r>
-        <w:rPr>
-          <w:rStyle w:val="VerbatimChar"/>
-        </w:rPr>
-        <w:t xml:space="preserve"> </w:t>
-      </w:r>
-      <w:r>
-        <w:rPr>
-          <w:rStyle w:val="VerbatimChar"/>
-        </w:rPr>
-        <w:t>: 89904907-...-cb4fa783290c</w:t>
-      </w:r>
-      <w:r>
-        <w:rPr>
-          <w:rStyle w:val="VerbatimChar"/>
-        </w:rPr>
-        <w:t xml:space="preserve"> </w:t>
-      </w:r>
-      <w:r>
-        <w:rPr>
-          <w:rStyle w:val="VerbatimChar"/>
-        </w:rPr>
-        <w:t>(người nhận)</w:t>
-      </w:r>
-      <w:r>
-        <w:rPr>
-          <w:rStyle w:val="VerbatimChar"/>
-        </w:rPr>
-        <w:t xml:space="preserve"> </w:t>
-      </w:r>
-      <w:r>
-        <w:rPr>
-          <w:rStyle w:val="VerbatimChar"/>
-        </w:rPr>
-        <w:t>|</w:t>
-      </w:r>
-      <w:r>
-        <w:br/>
-      </w:r>
-      <w:r>
-        <w:rPr>
-          <w:rStyle w:val="VerbatimChar"/>
-        </w:rPr>
-        <w:t>|</w:t>
-      </w:r>
-      <w:r>
-        <w:rPr>
-          <w:rStyle w:val="VerbatimChar"/>
-        </w:rPr>
-        <w:t xml:space="preserve"> </w:t>
-      </w:r>
-      <w:r>
-        <w:rPr>
-          <w:rStyle w:val="VerbatimChar"/>
-        </w:rPr>
-        <w:t>source_sha256</w:t>
-      </w:r>
-      <w:r>
-        <w:rPr>
-          <w:rStyle w:val="VerbatimChar"/>
-        </w:rPr>
-        <w:t xml:space="preserve"> </w:t>
-      </w:r>
-      <w:r>
-        <w:rPr>
-          <w:rStyle w:val="VerbatimChar"/>
-        </w:rPr>
-        <w:t>: mã băm tệp gốc</w:t>
-      </w:r>
-      <w:r>
-        <w:rPr>
-          <w:rStyle w:val="VerbatimChar"/>
-        </w:rPr>
-        <w:t xml:space="preserve">    </w:t>
-      </w:r>
-      <w:r>
-        <w:rPr>
-          <w:rStyle w:val="VerbatimChar"/>
-        </w:rPr>
-        <w:t>|</w:t>
-      </w:r>
-      <w:r>
-        <w:br/>
-      </w:r>
-      <w:r>
-        <w:rPr>
-          <w:rStyle w:val="VerbatimChar"/>
-        </w:rPr>
-        <w:t>|</w:t>
-      </w:r>
-      <w:r>
-        <w:rPr>
-          <w:rStyle w:val="VerbatimChar"/>
-        </w:rPr>
-        <w:t xml:space="preserve"> </w:t>
-      </w:r>
-      <w:r>
-        <w:rPr>
-          <w:rStyle w:val="VerbatimChar"/>
-        </w:rPr>
-        <w:t>output_sha256</w:t>
-      </w:r>
-      <w:r>
-        <w:rPr>
-          <w:rStyle w:val="VerbatimChar"/>
-        </w:rPr>
-        <w:t xml:space="preserve"> </w:t>
-      </w:r>
-      <w:r>
-        <w:rPr>
-          <w:rStyle w:val="VerbatimChar"/>
-        </w:rPr>
-        <w:t>: mã băm tệp sau khi cấp phát</w:t>
-      </w:r>
-      <w:r>
-        <w:rPr>
-          <w:rStyle w:val="VerbatimChar"/>
-        </w:rPr>
-        <w:t xml:space="preserve">  </w:t>
-      </w:r>
-      <w:r>
-        <w:rPr>
-          <w:rStyle w:val="VerbatimChar"/>
-        </w:rPr>
-        <w:t xml:space="preserve"> |</w:t>
-      </w:r>
-      <w:r>
-        <w:br/>
-      </w:r>
-      <w:r>
-        <w:rPr>
-          <w:rStyle w:val="VerbatimChar"/>
-        </w:rPr>
-        <w:t>|</w:t>
-      </w:r>
-      <w:r>
-        <w:rPr>
-          <w:rStyle w:val="VerbatimChar"/>
-        </w:rPr>
-        <w:t xml:space="preserve"> </w:t>
-      </w:r>
-      <w:r>
-        <w:rPr>
-          <w:rStyle w:val="VerbatimChar"/>
-        </w:rPr>
-        <w:t>signing_key_id : key-integrity-20260908-01</w:t>
-      </w:r>
-      <w:r>
-        <w:rPr>
-          <w:rStyle w:val="VerbatimChar"/>
-        </w:rPr>
-        <w:t xml:space="preserve">  </w:t>
-      </w:r>
-      <w:r>
-        <w:rPr>
-          <w:rStyle w:val="VerbatimChar"/>
-        </w:rPr>
-        <w:t xml:space="preserve"> </w:t>
-      </w:r>
-      <w:r>
-        <w:rPr>
-          <w:rStyle w:val="VerbatimChar"/>
-        </w:rPr>
-        <w:t>|</w:t>
-      </w:r>
-      <w:r>
-        <w:br/>
-      </w:r>
-      <w:r>
-        <w:rPr>
-          <w:rStyle w:val="VerbatimChar"/>
-        </w:rPr>
-        <w:t>+---------------------------------------------------------------+</w:t>
-      </w:r>
-      <w:r>
-        <w:br/>
-      </w:r>
-      <w:r>
-        <w:rPr>
-          <w:rStyle w:val="VerbatimChar"/>
-        </w:rPr>
-        <w:t xml:space="preserve">     </w:t>
-      </w:r>
-      <w:r>
-        <w:rPr>
-          <w:rStyle w:val="VerbatimChar"/>
-        </w:rPr>
-        <w:t>│</w:t>
-      </w:r>
-      <w:r>
-        <w:br/>
-      </w:r>
-      <w:r>
-        <w:rPr>
-          <w:rStyle w:val="VerbatimChar"/>
-        </w:rPr>
-        <w:t xml:space="preserve">     </w:t>
-      </w:r>
-      <w:r>
-        <w:rPr>
-          <w:rStyle w:val="VerbatimChar"/>
-        </w:rPr>
-        <w:t>▼</w:t>
-      </w:r>
-      <w:r>
-        <w:br/>
-      </w:r>
-      <w:r>
-        <w:rPr>
-          <w:rStyle w:val="VerbatimChar"/>
-        </w:rPr>
-        <w:t xml:space="preserve">   </w:t>
-      </w:r>
-      <w:r>
-        <w:rPr>
-          <w:rStyle w:val="VerbatimChar"/>
-        </w:rPr>
-        <w:t>RFC 8785 JSON Canonicalization (JCS)</w:t>
-      </w:r>
-      <w:r>
-        <w:br/>
-      </w:r>
-      <w:r>
-        <w:rPr>
-          <w:rStyle w:val="VerbatimChar"/>
-        </w:rPr>
-        <w:t xml:space="preserve">  </w:t>
-      </w:r>
-      <w:r>
-        <w:rPr>
-          <w:rStyle w:val="VerbatimChar"/>
-        </w:rPr>
-        <w:t>(Tạo chuỗi nhị phân UTF-8 xác định, bất biến thứ tự key)</w:t>
-      </w:r>
-      <w:r>
-        <w:br/>
-      </w:r>
-      <w:r>
-        <w:rPr>
-          <w:rStyle w:val="VerbatimChar"/>
-        </w:rPr>
-        <w:t xml:space="preserve">     </w:t>
-      </w:r>
-      <w:r>
-        <w:rPr>
-          <w:rStyle w:val="VerbatimChar"/>
-        </w:rPr>
-        <w:t>│</w:t>
-      </w:r>
-      <w:r>
-        <w:br/>
-      </w:r>
-      <w:r>
-        <w:rPr>
-          <w:rStyle w:val="VerbatimChar"/>
-        </w:rPr>
-        <w:t xml:space="preserve">     </w:t>
-      </w:r>
-      <w:r>
-        <w:rPr>
-          <w:rStyle w:val="VerbatimChar"/>
-        </w:rPr>
-        <w:t>▼</w:t>
-      </w:r>
-      <w:r>
-        <w:br/>
-      </w:r>
-      <w:r>
-        <w:rPr>
-          <w:rStyle w:val="VerbatimChar"/>
-        </w:rPr>
-        <w:t xml:space="preserve">   </w:t>
-      </w:r>
-      <w:r>
-        <w:rPr>
-          <w:rStyle w:val="VerbatimChar"/>
-        </w:rPr>
-        <w:t xml:space="preserve"> Ed25519 Private Key Signing</w:t>
-      </w:r>
-      <w:r>
-        <w:br/>
-      </w:r>
-      <w:r>
-        <w:rPr>
-          <w:rStyle w:val="VerbatimChar"/>
-        </w:rPr>
-        <w:t xml:space="preserve">     </w:t>
-      </w:r>
-      <w:r>
-        <w:rPr>
-          <w:rStyle w:val="VerbatimChar"/>
-        </w:rPr>
-        <w:t>│</w:t>
-      </w:r>
-      <w:r>
-        <w:br/>
-      </w:r>
-      <w:r>
-        <w:rPr>
-          <w:rStyle w:val="VerbatimChar"/>
-        </w:rPr>
-        <w:lastRenderedPageBreak/>
-        <w:t xml:space="preserve">     </w:t>
-      </w:r>
-      <w:r>
-        <w:rPr>
-          <w:rStyle w:val="VerbatimChar"/>
-        </w:rPr>
-        <w:t>▼</w:t>
-      </w:r>
-      <w:r>
-        <w:br/>
-      </w:r>
-      <w:r>
-        <w:rPr>
-          <w:rStyle w:val="VerbatimChar"/>
-        </w:rPr>
-        <w:t xml:space="preserve">  </w:t>
-      </w:r>
-      <w:r>
-        <w:rPr>
-          <w:rStyle w:val="VerbatimChar"/>
-        </w:rPr>
-        <w:t>{"algorithm": "Ed25519", "signature": "Base64..."}</w:t>
+        <w:t>Hình 3.1: Cấu trúc manifest nội bộ và chuỗi ký số trên biểu diễn chuẩn tắc</w:t>
       </w:r>
     </w:p>
     <w:p>
@@ -12666,6 +12311,7 @@
           <w:b/>
           <w:bCs/>
         </w:rPr>
+        <w:lastRenderedPageBreak/>
         <w:t>Chuẩn hóa RFC 8785 JCS:</w:t>
       </w:r>
       <w:r>
@@ -12700,7 +12346,7 @@
         <w:pStyle w:val="Heading3"/>
       </w:pPr>
       <w:bookmarkStart w:id="58" w:name="Xfd66fde48663576034bdac7bc1475bfd74472d4"/>
-      <w:bookmarkStart w:id="59" w:name="_Toc240373054"/>
+      <w:bookmarkStart w:id="59" w:name="_Toc240374864"/>
       <w:bookmarkEnd w:id="56"/>
       <w:r>
         <w:t>3.1.3. Giải quyết “Mâu thuẫn giữa thủy vân số và chữ ký số”</w:t>
@@ -12780,11 +12426,7 @@
         <w:t>Không có mâu thuẫn về thứ tự thực thi trong kiến trúc tích hợp đề xuất:</w:t>
       </w:r>
       <w:r>
-        <w:t xml:space="preserve"> Quy trình cấp phát nhúng thủy vân vào tài liệu trước, sau đó mới tính toán mã băm SHA-256 trên tài liệu đã mang thủy vân, đóng </w:t>
-      </w:r>
-      <w:r>
-        <w:lastRenderedPageBreak/>
-        <w:t>gói vào manifest và thực hiện ký số Ed25519 trên biểu diễn chuẩn tắc RFC 8785:</w:t>
+        <w:t xml:space="preserve"> Quy trình cấp phát nhúng thủy vân vào tài liệu trước, sau đó mới tính toán mã băm SHA-256 trên tài liệu đã mang thủy vân, đóng gói vào manifest và thực hiện ký số Ed25519 trên biểu diễn chuẩn tắc RFC 8785:</w:t>
       </w:r>
     </w:p>
     <w:p>
@@ -13216,7 +12858,11 @@
         <w:t xml:space="preserve"> chỉ tồn tại ở tầng nghiên cứu, đã bị chính bản phát hành này thay thế).</w:t>
       </w:r>
       <w:r>
-        <w:t xml:space="preserve"> Chữ ký số bảo vệ tính toàn vẹn và chống giả mạo của hồ sơ cấp phát chứa mã băm của văn bản đã mang thủy vân dưới các giả định an toàn mật mã của SHA-256 và Ed25519.</w:t>
+        <w:t xml:space="preserve"> Chữ ký số bảo vệ tính toàn vẹn và chống giả mạo </w:t>
+      </w:r>
+      <w:r>
+        <w:lastRenderedPageBreak/>
+        <w:t>của hồ sơ cấp phát chứa mã băm của văn bản đã mang thủy vân dưới các giả định an toàn mật mã của SHA-256 và Ed25519.</w:t>
       </w:r>
     </w:p>
     <w:p>
@@ -13279,20 +12925,20 @@
         <w:t>output_sha256</w:t>
       </w:r>
       <w:r>
-        <w:t xml:space="preserve"> ghi trong manifest. Bản thân chữ ký Ed25519 trên manifest gốc vẫn hoàn toàn hợp lệ (chứng minh </w:t>
+        <w:t xml:space="preserve"> ghi trong manifest. Bản thân chữ ký Ed25519 trên manifest gốc vẫn hoàn toàn hợp lệ (chứng minh manifest không bị giả mạo), nhưng giá trị hash trong đó xác nhận tệp nghi vấn không phải là tệp nguyên bản phát hành. Về mặt lý thuyết thiết kế, thủy vân số bền vững được kỳ vọng đóng vai trò là cơ chế chủ động (proactive) sống sót qua biến đổi tín hiệu để trích xuất lại </w:t>
+      </w:r>
+      <w:r>
+        <w:rPr>
+          <w:rStyle w:val="VerbatimChar"/>
+        </w:rPr>
+        <w:t>issuance_id</w:t>
+      </w:r>
+      <w:r>
+        <w:t xml:space="preserve">, từ đó làm cầu nối đối chiếu ngược về manifest gốc đã ký số trong cơ sở dữ liệu. Cần phân định rõ giữa mục tiêu thiết kế và năng lực đã đo được. Thế hệ V1 thất bại hoàn toàn trước JPEG-70 và Resize-0.75 (0/12 ở cả hai) và chỉ khôi phục một phần dưới Crop-0.25. Thế hệ V3, đo trên cùng một corpus, đạt 9/12 ở JPEG-70, 8/12 ở Resize-0.75 và 9/12 ở Crop-0.25 (Mục 4.2.1.1). Cả hai mức đều dưới cổng phát hành 0.95 mà nhóm tự đặt, nên phân hệ thủy vân vẫn mang nhãn nghiên cứu dù đã bật trên hệ thống đang chạy (Mục 4.2.4). (Bên cạnh thủy vân, các kỹ thuật điều tra số khác như perceptual hashing, đối soát OCR văn bản cũng </w:t>
       </w:r>
       <w:r>
         <w:lastRenderedPageBreak/>
-        <w:t xml:space="preserve">manifest không bị giả mạo), nhưng giá trị hash trong đó xác nhận tệp nghi vấn không phải là tệp nguyên bản phát hành. Về mặt lý thuyết thiết kế, thủy vân số bền vững được kỳ vọng đóng vai trò là cơ chế chủ động (proactive) sống sót qua biến đổi tín hiệu để trích xuất lại </w:t>
-      </w:r>
-      <w:r>
-        <w:rPr>
-          <w:rStyle w:val="VerbatimChar"/>
-        </w:rPr>
-        <w:t>issuance_id</w:t>
-      </w:r>
-      <w:r>
-        <w:t>, từ đó làm cầu nối đối chiếu ngược về manifest gốc đã ký số trong cơ sở dữ liệu. Cần phân định rõ giữa mục tiêu thiết kế và năng lực đã đo được. Thế hệ V1 thất bại hoàn toàn trước JPEG-70 và Resize-0.75 (0/12 ở cả hai) và chỉ khôi phục một phần dưới Crop-0.25. Thế hệ V3, đo trên cùng một corpus, đạt 9/12 ở JPEG-70, 8/12 ở Resize-0.75 và 9/12 ở Crop-0.25 (Mục 4.2.1.1). Cả hai mức đều dưới cổng phát hành 0.95 mà nhóm tự đặt, nên phân hệ thủy vân vẫn mang nhãn nghiên cứu dù đã bật trên hệ thống đang chạy (Mục 4.2.4). (Bên cạnh thủy vân, các kỹ thuật điều tra số khác như perceptual hashing, đối soát OCR văn bản cũng có thể hỗ trợ nhưng thủy vân nhúng sẵn định danh trực tiếp trong nội dung ảnh).</w:t>
+        <w:t>có thể hỗ trợ nhưng thủy vân nhúng sẵn định danh trực tiếp trong nội dung ảnh).</w:t>
       </w:r>
     </w:p>
     <w:p>
@@ -13319,7 +12965,7 @@
         <w:pStyle w:val="Heading3"/>
       </w:pPr>
       <w:bookmarkStart w:id="60" w:name="X0312fa8f0b5c3bf9d42aa6b97dc89cc58c0c60c"/>
-      <w:bookmarkStart w:id="61" w:name="_Toc240373055"/>
+      <w:bookmarkStart w:id="61" w:name="_Toc240374865"/>
       <w:bookmarkEnd w:id="58"/>
       <w:r>
         <w:t>3.1.4. Minh bạch ngữ nghĩa trạng thái trên production (</w:t>
@@ -13404,7 +13050,6 @@
         </w:numPr>
       </w:pPr>
       <w:r>
-        <w:lastRenderedPageBreak/>
         <w:t xml:space="preserve">Khi phân hệ thủy vân tắt, mã hạn chế là </w:t>
       </w:r>
       <w:r>
@@ -13531,6 +13176,7 @@
         </w:numPr>
       </w:pPr>
       <w:r>
+        <w:lastRenderedPageBreak/>
         <w:t>Nguyên tắc đằng sau cách diễn đạt này là không kết luận quá điều đã đo được: mã băm không khớp chỉ nói lên rằng không tìm thấy bản cấp phát trùng khít từng byte, nó không phải bằng chứng tệp đã bị sửa.</w:t>
       </w:r>
     </w:p>
@@ -13573,11 +13219,10 @@
         <w:pStyle w:val="Heading2"/>
       </w:pPr>
       <w:bookmarkStart w:id="62" w:name="X3d625d17d1f0504f98071dc287a38f8831705d6"/>
-      <w:bookmarkStart w:id="63" w:name="_Toc240373056"/>
+      <w:bookmarkStart w:id="63" w:name="_Toc240374866"/>
       <w:bookmarkEnd w:id="52"/>
       <w:bookmarkEnd w:id="60"/>
       <w:r>
-        <w:lastRenderedPageBreak/>
         <w:t>3.2. So sánh với các kỹ thuật xác minh bảo vệ tính toàn vẹn khác</w:t>
       </w:r>
       <w:bookmarkEnd w:id="63"/>
@@ -13691,7 +13336,7 @@
         <w:pStyle w:val="Heading3"/>
       </w:pPr>
       <w:bookmarkStart w:id="64" w:name="X731dd5071b32ee17cfdf115e5fb1cc74bfa1fef"/>
-      <w:bookmarkStart w:id="65" w:name="_Toc240373057"/>
+      <w:bookmarkStart w:id="65" w:name="_Toc240374867"/>
       <w:r>
         <w:t>3.2.1. Ma trận so sánh: bảy tiêu chí trên sáu kỹ thuật</w:t>
       </w:r>
@@ -13875,7 +13520,11 @@
               <w:spacing w:line="240" w:lineRule="auto"/>
             </w:pPr>
             <w:r>
-              <w:t>Xác thực nguồn gốc và tính toàn vẹn thông điệp giữa các bên chia sẻ khóa.</w:t>
+              <w:t xml:space="preserve">Xác thực nguồn gốc và tính toàn vẹn thông điệp giữa các bên </w:t>
+            </w:r>
+            <w:r>
+              <w:lastRenderedPageBreak/>
+              <w:t>chia sẻ khóa.</w:t>
             </w:r>
           </w:p>
         </w:tc>
@@ -13889,6 +13538,7 @@
               <w:spacing w:line="240" w:lineRule="auto"/>
             </w:pPr>
             <w:r>
+              <w:lastRenderedPageBreak/>
               <w:t>Xác thực nguồn gốc phát hành, toàn vẹn bit, chống chối bỏ.</w:t>
             </w:r>
           </w:p>
@@ -13903,7 +13553,11 @@
               <w:spacing w:line="240" w:lineRule="auto"/>
             </w:pPr>
             <w:r>
-              <w:t>Truy vết rò rỉ (traitor tracing), bảo vệ bản quyền qua kênh có tổn hao.</w:t>
+              <w:t xml:space="preserve">Truy vết rò rỉ (traitor tracing), bảo vệ bản quyền qua kênh </w:t>
+            </w:r>
+            <w:r>
+              <w:lastRenderedPageBreak/>
+              <w:t>có tổn hao.</w:t>
             </w:r>
           </w:p>
         </w:tc>
@@ -13917,6 +13571,7 @@
               <w:spacing w:line="240" w:lineRule="auto"/>
             </w:pPr>
             <w:r>
+              <w:lastRenderedPageBreak/>
               <w:t>Phát hiện can thiệp và định vị vùng bị sửa đổi nội dung trên ảnh.</w:t>
             </w:r>
           </w:p>
@@ -14055,15 +13710,129 @@
                 <w:b/>
                 <w:bCs/>
               </w:rPr>
-              <w:t xml:space="preserve">3. Khả năng </w:t>
-            </w:r>
+              <w:t>3. Khả năng định vị vùng sửa</w:t>
+            </w:r>
+          </w:p>
+        </w:tc>
+        <w:tc>
+          <w:tcPr>
+            <w:tcW w:w="1131" w:type="dxa"/>
+          </w:tcPr>
+          <w:p>
+            <w:pPr>
+              <w:pStyle w:val="Compact"/>
+              <w:spacing w:line="240" w:lineRule="auto"/>
+            </w:pPr>
+            <w:r>
+              <w:t>Không hỗ trợ (chỉ biết mã băm không khớp).</w:t>
+            </w:r>
+          </w:p>
+        </w:tc>
+        <w:tc>
+          <w:tcPr>
+            <w:tcW w:w="1131" w:type="dxa"/>
+          </w:tcPr>
+          <w:p>
+            <w:pPr>
+              <w:pStyle w:val="Compact"/>
+              <w:spacing w:line="240" w:lineRule="auto"/>
+            </w:pPr>
+            <w:r>
+              <w:t>Không hỗ trợ (chỉ biết thẻ MAC không hợp lệ).</w:t>
+            </w:r>
+          </w:p>
+        </w:tc>
+        <w:tc>
+          <w:tcPr>
+            <w:tcW w:w="1131" w:type="dxa"/>
+          </w:tcPr>
+          <w:p>
+            <w:pPr>
+              <w:pStyle w:val="Compact"/>
+              <w:spacing w:line="240" w:lineRule="auto"/>
+            </w:pPr>
+            <w:r>
+              <w:t>Không hỗ trợ (chỉ biết chữ ký không hợp lệ).</w:t>
+            </w:r>
+          </w:p>
+        </w:tc>
+        <w:tc>
+          <w:tcPr>
+            <w:tcW w:w="1131" w:type="dxa"/>
+          </w:tcPr>
+          <w:p>
+            <w:pPr>
+              <w:pStyle w:val="Compact"/>
+              <w:spacing w:line="240" w:lineRule="auto"/>
+            </w:pPr>
+            <w:r>
+              <w:t>Không hỗ trợ (chỉ giải mã định danh nhúng).</w:t>
+            </w:r>
+          </w:p>
+        </w:tc>
+        <w:tc>
+          <w:tcPr>
+            <w:tcW w:w="1131" w:type="dxa"/>
+          </w:tcPr>
+          <w:p>
+            <w:pPr>
+              <w:pStyle w:val="Compact"/>
+              <w:spacing w:line="240" w:lineRule="auto"/>
+            </w:pPr>
+            <w:r>
+              <w:t>Có hỗ trợ: Xuất tọa độ vùng nghi vấn.</w:t>
+            </w:r>
+          </w:p>
+        </w:tc>
+        <w:tc>
+          <w:tcPr>
+            <w:tcW w:w="1131" w:type="dxa"/>
+          </w:tcPr>
+          <w:p>
+            <w:pPr>
+              <w:pStyle w:val="Compact"/>
+              <w:spacing w:line="240" w:lineRule="auto"/>
+            </w:pPr>
+            <w:r>
+              <w:t>Không hỗ trợ.</w:t>
+            </w:r>
+          </w:p>
+        </w:tc>
+      </w:tr>
+      <w:tr>
+        <w:tc>
+          <w:tcPr>
+            <w:tcW w:w="1131" w:type="dxa"/>
+          </w:tcPr>
+          <w:p>
+            <w:pPr>
+              <w:pStyle w:val="Compact"/>
+              <w:spacing w:line="240" w:lineRule="auto"/>
+            </w:pPr>
             <w:r>
               <w:rPr>
                 <w:b/>
                 <w:bCs/>
               </w:rPr>
+              <w:t>4. Tính nhạy cảm từng bit</w:t>
+            </w:r>
+          </w:p>
+        </w:tc>
+        <w:tc>
+          <w:tcPr>
+            <w:tcW w:w="1131" w:type="dxa"/>
+          </w:tcPr>
+          <w:p>
+            <w:pPr>
+              <w:pStyle w:val="Compact"/>
+              <w:spacing w:line="240" w:lineRule="auto"/>
+            </w:pPr>
+            <w:r>
+              <w:t xml:space="preserve">Rất nhạy với thay đổi bit, có hiệu ứng thác lũ (avalanche effect): bất kỳ thay đổi nhỏ nào đều được kỳ vọng </w:t>
+            </w:r>
+            <w:r>
               <w:lastRenderedPageBreak/>
-              <w:t>định vị vùng sửa</w:t>
+              <w:t>về mặt thống kê sẽ tạo ra bản tóm lược (digest) khác biệt hoàn toàn.</w:t>
             </w:r>
           </w:p>
         </w:tc>
@@ -14078,11 +13847,11 @@
             </w:pPr>
             <w:r>
               <w:lastRenderedPageBreak/>
-              <w:t xml:space="preserve">Không hỗ trợ (chỉ biết mã </w:t>
+              <w:t xml:space="preserve">Thay đổi thông điệp làm thẻ MAC hợp lệ cũ không còn xác minh được, dưới các giả định an toàn của hàm </w:t>
             </w:r>
             <w:r>
               <w:lastRenderedPageBreak/>
-              <w:t>băm không khớp).</w:t>
+              <w:t>băm và HMAC.</w:t>
             </w:r>
           </w:p>
         </w:tc>
@@ -14097,144 +13866,6 @@
             </w:pPr>
             <w:r>
               <w:lastRenderedPageBreak/>
-              <w:t xml:space="preserve">Không hỗ trợ (chỉ biết thẻ </w:t>
-            </w:r>
-            <w:r>
-              <w:lastRenderedPageBreak/>
-              <w:t>MAC không hợp lệ).</w:t>
-            </w:r>
-          </w:p>
-        </w:tc>
-        <w:tc>
-          <w:tcPr>
-            <w:tcW w:w="1131" w:type="dxa"/>
-          </w:tcPr>
-          <w:p>
-            <w:pPr>
-              <w:pStyle w:val="Compact"/>
-              <w:spacing w:line="240" w:lineRule="auto"/>
-            </w:pPr>
-            <w:r>
-              <w:lastRenderedPageBreak/>
-              <w:t xml:space="preserve">Không hỗ trợ (chỉ biết chữ </w:t>
-            </w:r>
-            <w:r>
-              <w:lastRenderedPageBreak/>
-              <w:t>ký không hợp lệ).</w:t>
-            </w:r>
-          </w:p>
-        </w:tc>
-        <w:tc>
-          <w:tcPr>
-            <w:tcW w:w="1131" w:type="dxa"/>
-          </w:tcPr>
-          <w:p>
-            <w:pPr>
-              <w:pStyle w:val="Compact"/>
-              <w:spacing w:line="240" w:lineRule="auto"/>
-            </w:pPr>
-            <w:r>
-              <w:lastRenderedPageBreak/>
-              <w:t xml:space="preserve">Không hỗ trợ (chỉ giải mã </w:t>
-            </w:r>
-            <w:r>
-              <w:lastRenderedPageBreak/>
-              <w:t>định danh nhúng).</w:t>
-            </w:r>
-          </w:p>
-        </w:tc>
-        <w:tc>
-          <w:tcPr>
-            <w:tcW w:w="1131" w:type="dxa"/>
-          </w:tcPr>
-          <w:p>
-            <w:pPr>
-              <w:pStyle w:val="Compact"/>
-              <w:spacing w:line="240" w:lineRule="auto"/>
-            </w:pPr>
-            <w:r>
-              <w:lastRenderedPageBreak/>
-              <w:t xml:space="preserve">Có hỗ trợ: Xuất tọa độ </w:t>
-            </w:r>
-            <w:r>
-              <w:lastRenderedPageBreak/>
-              <w:t>vùng nghi vấn.</w:t>
-            </w:r>
-          </w:p>
-        </w:tc>
-        <w:tc>
-          <w:tcPr>
-            <w:tcW w:w="1131" w:type="dxa"/>
-          </w:tcPr>
-          <w:p>
-            <w:pPr>
-              <w:pStyle w:val="Compact"/>
-              <w:spacing w:line="240" w:lineRule="auto"/>
-            </w:pPr>
-            <w:r>
-              <w:lastRenderedPageBreak/>
-              <w:t>Không hỗ trợ.</w:t>
-            </w:r>
-          </w:p>
-        </w:tc>
-      </w:tr>
-      <w:tr>
-        <w:tc>
-          <w:tcPr>
-            <w:tcW w:w="1131" w:type="dxa"/>
-          </w:tcPr>
-          <w:p>
-            <w:pPr>
-              <w:pStyle w:val="Compact"/>
-              <w:spacing w:line="240" w:lineRule="auto"/>
-            </w:pPr>
-            <w:r>
-              <w:rPr>
-                <w:b/>
-                <w:bCs/>
-              </w:rPr>
-              <w:t>4. Tính nhạy cảm từng bit</w:t>
-            </w:r>
-          </w:p>
-        </w:tc>
-        <w:tc>
-          <w:tcPr>
-            <w:tcW w:w="1131" w:type="dxa"/>
-          </w:tcPr>
-          <w:p>
-            <w:pPr>
-              <w:pStyle w:val="Compact"/>
-              <w:spacing w:line="240" w:lineRule="auto"/>
-            </w:pPr>
-            <w:r>
-              <w:t>Rất nhạy với thay đổi bit, có hiệu ứng thác lũ (avalanche effect): bất kỳ thay đổi nhỏ nào đều được kỳ vọng về mặt thống kê sẽ tạo ra bản tóm lược (digest) khác biệt hoàn toàn.</w:t>
-            </w:r>
-          </w:p>
-        </w:tc>
-        <w:tc>
-          <w:tcPr>
-            <w:tcW w:w="1131" w:type="dxa"/>
-          </w:tcPr>
-          <w:p>
-            <w:pPr>
-              <w:pStyle w:val="Compact"/>
-              <w:spacing w:line="240" w:lineRule="auto"/>
-            </w:pPr>
-            <w:r>
-              <w:t>Thay đổi thông điệp làm thẻ MAC hợp lệ cũ không còn xác minh được, dưới các giả định an toàn của hàm băm và HMAC.</w:t>
-            </w:r>
-          </w:p>
-        </w:tc>
-        <w:tc>
-          <w:tcPr>
-            <w:tcW w:w="1131" w:type="dxa"/>
-          </w:tcPr>
-          <w:p>
-            <w:pPr>
-              <w:pStyle w:val="Compact"/>
-              <w:spacing w:line="240" w:lineRule="auto"/>
-            </w:pPr>
-            <w:r>
               <w:t>Thay đổi biểu diễn được ký làm phép xác minh chữ ký số thất bại, dưới các giả định an toàn của thuật toán ký.</w:t>
             </w:r>
           </w:p>
@@ -14407,11 +14038,7 @@
               <w:spacing w:line="240" w:lineRule="auto"/>
             </w:pPr>
             <w:r>
-              <w:t xml:space="preserve">Linh hoạt theo thiết kế (tối ưu hóa đánh đổi giữa dung lượng và khả năng chống phân tích ẩn mật / </w:t>
-            </w:r>
-            <w:r>
-              <w:lastRenderedPageBreak/>
-              <w:t>steganalysis).</w:t>
+              <w:t>Linh hoạt theo thiết kế (tối ưu hóa đánh đổi giữa dung lượng và khả năng chống phân tích ẩn mật / steganalysis).</w:t>
             </w:r>
           </w:p>
         </w:tc>
@@ -14431,7 +14058,6 @@
                 <w:b/>
                 <w:bCs/>
               </w:rPr>
-              <w:lastRenderedPageBreak/>
               <w:t>6. Yêu cầu quản lý khóa</w:t>
             </w:r>
           </w:p>
@@ -14536,7 +14162,15 @@
                 <w:b/>
                 <w:bCs/>
               </w:rPr>
-              <w:t>7. Giá trị pháp lý / chống chối bỏ</w:t>
+              <w:t xml:space="preserve">7. Giá trị pháp lý / </w:t>
+            </w:r>
+            <w:r>
+              <w:rPr>
+                <w:b/>
+                <w:bCs/>
+              </w:rPr>
+              <w:lastRenderedPageBreak/>
+              <w:t>chống chối bỏ</w:t>
             </w:r>
           </w:p>
         </w:tc>
@@ -14550,7 +14184,12 @@
               <w:spacing w:line="240" w:lineRule="auto"/>
             </w:pPr>
             <w:r>
-              <w:t>Không có tính chứng thực nguồn gốc hay chống chối bỏ.</w:t>
+              <w:lastRenderedPageBreak/>
+              <w:t xml:space="preserve">Không có tính </w:t>
+            </w:r>
+            <w:r>
+              <w:lastRenderedPageBreak/>
+              <w:t>chứng thực nguồn gốc hay chống chối bỏ.</w:t>
             </w:r>
           </w:p>
         </w:tc>
@@ -14564,7 +14203,12 @@
               <w:spacing w:line="240" w:lineRule="auto"/>
             </w:pPr>
             <w:r>
-              <w:t>Không có tính chống chối bỏ (bên nhận có cùng khóa có thể tự tạo MAC).</w:t>
+              <w:lastRenderedPageBreak/>
+              <w:t xml:space="preserve">Không có tính </w:t>
+            </w:r>
+            <w:r>
+              <w:lastRenderedPageBreak/>
+              <w:t>chống chối bỏ (bên nhận có cùng khóa có thể tự tạo MAC).</w:t>
             </w:r>
           </w:p>
         </w:tc>
@@ -14578,7 +14222,12 @@
               <w:spacing w:line="240" w:lineRule="auto"/>
             </w:pPr>
             <w:r>
-              <w:t>Cung cấp tính chống chối bỏ mật mã học; giá trị pháp lý phụ thuộc quản lý khóa và luật sở tại.</w:t>
+              <w:lastRenderedPageBreak/>
+              <w:t xml:space="preserve">Cung cấp tính </w:t>
+            </w:r>
+            <w:r>
+              <w:lastRenderedPageBreak/>
+              <w:t>chống chối bỏ mật mã học; giá trị pháp lý phụ thuộc quản lý khóa và luật sở tại.</w:t>
             </w:r>
           </w:p>
         </w:tc>
@@ -14592,7 +14241,12 @@
               <w:spacing w:line="240" w:lineRule="auto"/>
             </w:pPr>
             <w:r>
-              <w:t>Bằng chứng kỹ thuật hỗ trợ điều tra số nội bộ; cần bằng chứng bổ trợ.</w:t>
+              <w:lastRenderedPageBreak/>
+              <w:t xml:space="preserve">Bằng chứng kỹ </w:t>
+            </w:r>
+            <w:r>
+              <w:lastRenderedPageBreak/>
+              <w:t>thuật hỗ trợ điều tra số nội bộ; cần bằng chứng bổ trợ.</w:t>
             </w:r>
           </w:p>
         </w:tc>
@@ -14606,7 +14260,12 @@
               <w:spacing w:line="240" w:lineRule="auto"/>
             </w:pPr>
             <w:r>
-              <w:t>Bằng chứng kỹ thuật định vị vùng sửa đổi phục vụ giám định số.</w:t>
+              <w:lastRenderedPageBreak/>
+              <w:t xml:space="preserve">Bằng chứng kỹ </w:t>
+            </w:r>
+            <w:r>
+              <w:lastRenderedPageBreak/>
+              <w:t>thuật định vị vùng sửa đổi phục vụ giám định số.</w:t>
             </w:r>
           </w:p>
         </w:tc>
@@ -14620,7 +14279,12 @@
               <w:spacing w:line="240" w:lineRule="auto"/>
             </w:pPr>
             <w:r>
-              <w:t>Không có giá trị chứng cứ pháp lý công khai.</w:t>
+              <w:lastRenderedPageBreak/>
+              <w:t xml:space="preserve">Không có giá trị </w:t>
+            </w:r>
+            <w:r>
+              <w:lastRenderedPageBreak/>
+              <w:t>chứng cứ pháp lý công khai.</w:t>
             </w:r>
           </w:p>
         </w:tc>
@@ -14631,9 +14295,10 @@
         <w:pStyle w:val="Heading3"/>
       </w:pPr>
       <w:bookmarkStart w:id="66" w:name="Xe7db50e2b15f38fb2460a20c566d37b6de66f7f"/>
-      <w:bookmarkStart w:id="67" w:name="_Toc240373058"/>
+      <w:bookmarkStart w:id="67" w:name="_Toc240374868"/>
       <w:bookmarkEnd w:id="64"/>
       <w:r>
+        <w:lastRender